--- a/data/outputs/v2/General_Science/SS1.7_Microorganisms/General_Science_Microorganisms_CBE_LessonSequence.docx
+++ b/data/outputs/v2/General_Science/SS1.7_Microorganisms/General_Science_Microorganisms_CBE_LessonSequence.docx
@@ -3166,40 +3166,24 @@
             <w:pPr>
               <w:spacing w:after="20" w:before="0"/>
             </w:pPr>
-            <w:hyperlink w:history="1" r:id="rId94pi4ccnty6ljz0ckfzlo">
-              <w:r>
-                <w:rPr>
-                  <w:rFonts w:ascii="Arial" w:cs="Arial" w:eastAsia="Arial" w:hAnsi="Arial"/>
-                  <w:color w:val="2E75B6"/>
-                  <w:sz w:val="16"/>
-                  <w:szCs w:val="16"/>
-                  <w:u w:val="single" w:color="2E75B6"/>
-                </w:rPr>
-                <w:t xml:space="preserve">Populations, communities, and ecosystems</w:t>
-              </w:r>
-            </w:hyperlink>
+            <w:r>
+              <w:rPr>
+                <w:rFonts w:ascii="Arial" w:cs="Arial" w:eastAsia="Arial" w:hAnsi="Arial"/>
+                <w:i/>
+                <w:iCs/>
+                <w:color w:val="595959"/>
+                <w:sz w:val="16"/>
+                <w:szCs w:val="16"/>
+              </w:rPr>
+              <w:t xml:space="preserve">No closely matching video in the ARES library for this activity.</w:t>
+            </w:r>
           </w:p>
           <w:p>
             <w:pPr>
               <w:spacing w:after="10" w:before="0"/>
               <w:ind w:left="120"/>
             </w:pPr>
-            <w:r>
-              <w:rPr>
-                <w:rFonts w:ascii="Arial" w:cs="Arial" w:eastAsia="Arial" w:hAnsi="Arial"/>
-                <w:color w:val="595959"/>
-                <w:sz w:val="14"/>
-                <w:szCs w:val="14"/>
-              </w:rPr>
-              <w:t xml:space="preserve">Source: Khan Academy (English - US curriculum)</w:t>
-            </w:r>
-          </w:p>
-          <w:p>
-            <w:pPr>
-              <w:spacing w:after="10" w:before="0"/>
-              <w:ind w:left="120"/>
-            </w:pPr>
-            <w:hyperlink w:history="1" r:id="rId4hdrqjgp0l6x4xu4jactd">
+            <w:hyperlink w:history="1" r:id="rIdxbnfuschuh2nw_sp8lfab">
               <w:r>
                 <w:rPr>
                   <w:rFonts w:ascii="Arial" w:cs="Arial" w:eastAsia="Arial" w:hAnsi="Arial"/>
@@ -3208,9 +3192,24 @@
                   <w:szCs w:val="14"/>
                   <w:u w:val="single" w:color="595959"/>
                 </w:rPr>
-                <w:t xml:space="preserve">🔍 Search ARES for similar videos</w:t>
+                <w:t xml:space="preserve">🔍 Search ARES for videos</w:t>
               </w:r>
             </w:hyperlink>
+          </w:p>
+          <w:p>
+            <w:pPr>
+              <w:spacing w:after="10" w:before="0"/>
+              <w:ind w:left="120"/>
+            </w:pPr>
+            <w:r>
+              <w:rPr>
+                <w:rFonts w:ascii="Arial" w:cs="Arial" w:eastAsia="Arial" w:hAnsi="Arial"/>
+                <w:color w:val="595959"/>
+                <w:sz w:val="14"/>
+                <w:szCs w:val="14"/>
+              </w:rPr>
+              <w:t xml:space="preserve">Search terms: microorganisms food spoilage ugali</w:t>
+            </w:r>
           </w:p>
           <w:p>
             <w:pPr>
@@ -3237,47 +3236,31 @@
                 <w:sz w:val="16"/>
                 <w:szCs w:val="16"/>
               </w:rPr>
-              <w:t xml:space="preserve">📖 HTML:</w:t>
+              <w:t xml:space="preserve">📖 READING:</w:t>
             </w:r>
           </w:p>
           <w:p>
             <w:pPr>
               <w:spacing w:after="20" w:before="0"/>
             </w:pPr>
-            <w:hyperlink w:history="1" r:id="rId834igy2ilroccelwuvfvm">
-              <w:r>
-                <w:rPr>
-                  <w:rFonts w:ascii="Arial" w:cs="Arial" w:eastAsia="Arial" w:hAnsi="Arial"/>
-                  <w:color w:val="2E75B6"/>
-                  <w:sz w:val="16"/>
-                  <w:szCs w:val="16"/>
-                  <w:u w:val="single" w:color="2E75B6"/>
-                </w:rPr>
-                <w:t xml:space="preserve">The FDA and Food Safety (PLIX)</w:t>
-              </w:r>
-            </w:hyperlink>
+            <w:r>
+              <w:rPr>
+                <w:rFonts w:ascii="Arial" w:cs="Arial" w:eastAsia="Arial" w:hAnsi="Arial"/>
+                <w:i/>
+                <w:iCs/>
+                <w:color w:val="595959"/>
+                <w:sz w:val="16"/>
+                <w:szCs w:val="16"/>
+              </w:rPr>
+              <w:t xml:space="preserve">No closely matching reading in the ARES library for this activity.</w:t>
+            </w:r>
           </w:p>
           <w:p>
             <w:pPr>
               <w:spacing w:after="10" w:before="0"/>
               <w:ind w:left="120"/>
             </w:pPr>
-            <w:r>
-              <w:rPr>
-                <w:rFonts w:ascii="Arial" w:cs="Arial" w:eastAsia="Arial" w:hAnsi="Arial"/>
-                <w:color w:val="595959"/>
-                <w:sz w:val="14"/>
-                <w:szCs w:val="14"/>
-              </w:rPr>
-              <w:t xml:space="preserve">Source: CK-12</w:t>
-            </w:r>
-          </w:p>
-          <w:p>
-            <w:pPr>
-              <w:spacing w:after="10" w:before="0"/>
-              <w:ind w:left="120"/>
-            </w:pPr>
-            <w:hyperlink w:history="1" r:id="rId1q1kmb4g63tyt6asq1_ix">
+            <w:hyperlink w:history="1" r:id="rIdsejkdporu8_xot4jgunvm">
               <w:r>
                 <w:rPr>
                   <w:rFonts w:ascii="Arial" w:cs="Arial" w:eastAsia="Arial" w:hAnsi="Arial"/>
@@ -3286,9 +3269,24 @@
                   <w:szCs w:val="14"/>
                   <w:u w:val="single" w:color="595959"/>
                 </w:rPr>
-                <w:t xml:space="preserve">🔍 Search ARES for similar readings</w:t>
+                <w:t xml:space="preserve">🔍 Search ARES for readings</w:t>
               </w:r>
             </w:hyperlink>
+          </w:p>
+          <w:p>
+            <w:pPr>
+              <w:spacing w:after="10" w:before="0"/>
+              <w:ind w:left="120"/>
+            </w:pPr>
+            <w:r>
+              <w:rPr>
+                <w:rFonts w:ascii="Arial" w:cs="Arial" w:eastAsia="Arial" w:hAnsi="Arial"/>
+                <w:color w:val="595959"/>
+                <w:sz w:val="14"/>
+                <w:szCs w:val="14"/>
+              </w:rPr>
+              <w:t xml:space="preserve">Search terms: microorganisms food spoilage ugali</w:t>
+            </w:r>
           </w:p>
         </w:tc>
         <w:tc>
@@ -3472,40 +3470,24 @@
             <w:pPr>
               <w:spacing w:after="20" w:before="0"/>
             </w:pPr>
-            <w:hyperlink w:history="1" r:id="rIdwvv1qzokxpqxpcc7vk2gu">
-              <w:r>
-                <w:rPr>
-                  <w:rFonts w:ascii="Arial" w:cs="Arial" w:eastAsia="Arial" w:hAnsi="Arial"/>
-                  <w:color w:val="2E75B6"/>
-                  <w:sz w:val="16"/>
-                  <w:szCs w:val="16"/>
-                  <w:u w:val="single" w:color="2E75B6"/>
-                </w:rPr>
-                <w:t xml:space="preserve">Populations, communities, and ecosystems</w:t>
-              </w:r>
-            </w:hyperlink>
+            <w:r>
+              <w:rPr>
+                <w:rFonts w:ascii="Arial" w:cs="Arial" w:eastAsia="Arial" w:hAnsi="Arial"/>
+                <w:i/>
+                <w:iCs/>
+                <w:color w:val="595959"/>
+                <w:sz w:val="16"/>
+                <w:szCs w:val="16"/>
+              </w:rPr>
+              <w:t xml:space="preserve">No closely matching video in the ARES library for this activity.</w:t>
+            </w:r>
           </w:p>
           <w:p>
             <w:pPr>
               <w:spacing w:after="10" w:before="0"/>
               <w:ind w:left="120"/>
             </w:pPr>
-            <w:r>
-              <w:rPr>
-                <w:rFonts w:ascii="Arial" w:cs="Arial" w:eastAsia="Arial" w:hAnsi="Arial"/>
-                <w:color w:val="595959"/>
-                <w:sz w:val="14"/>
-                <w:szCs w:val="14"/>
-              </w:rPr>
-              <w:t xml:space="preserve">Source: Khan Academy (English - US curriculum)</w:t>
-            </w:r>
-          </w:p>
-          <w:p>
-            <w:pPr>
-              <w:spacing w:after="10" w:before="0"/>
-              <w:ind w:left="120"/>
-            </w:pPr>
-            <w:hyperlink w:history="1" r:id="rIdclzytctn87smvq_tom91o">
+            <w:hyperlink w:history="1" r:id="rIdiduhkzw4-vqhes-autdei">
               <w:r>
                 <w:rPr>
                   <w:rFonts w:ascii="Arial" w:cs="Arial" w:eastAsia="Arial" w:hAnsi="Arial"/>
@@ -3514,9 +3496,24 @@
                   <w:szCs w:val="14"/>
                   <w:u w:val="single" w:color="595959"/>
                 </w:rPr>
-                <w:t xml:space="preserve">🔍 Search ARES for similar videos</w:t>
+                <w:t xml:space="preserve">🔍 Search ARES for videos</w:t>
               </w:r>
             </w:hyperlink>
+          </w:p>
+          <w:p>
+            <w:pPr>
+              <w:spacing w:after="10" w:before="0"/>
+              <w:ind w:left="120"/>
+            </w:pPr>
+            <w:r>
+              <w:rPr>
+                <w:rFonts w:ascii="Arial" w:cs="Arial" w:eastAsia="Arial" w:hAnsi="Arial"/>
+                <w:color w:val="595959"/>
+                <w:sz w:val="14"/>
+                <w:szCs w:val="14"/>
+              </w:rPr>
+              <w:t xml:space="preserve">Search terms: microorganisms food spoilage ugali</w:t>
+            </w:r>
           </w:p>
           <w:p>
             <w:pPr>
@@ -3543,47 +3540,31 @@
                 <w:sz w:val="16"/>
                 <w:szCs w:val="16"/>
               </w:rPr>
-              <w:t xml:space="preserve">📖 HTML:</w:t>
+              <w:t xml:space="preserve">📖 READING:</w:t>
             </w:r>
           </w:p>
           <w:p>
             <w:pPr>
               <w:spacing w:after="20" w:before="0"/>
             </w:pPr>
-            <w:hyperlink w:history="1" r:id="rIdcfqlzmfsrsoftyb32y35j">
-              <w:r>
-                <w:rPr>
-                  <w:rFonts w:ascii="Arial" w:cs="Arial" w:eastAsia="Arial" w:hAnsi="Arial"/>
-                  <w:color w:val="2E75B6"/>
-                  <w:sz w:val="16"/>
-                  <w:szCs w:val="16"/>
-                  <w:u w:val="single" w:color="2E75B6"/>
-                </w:rPr>
-                <w:t xml:space="preserve">The FDA and Food Safety (PLIX)</w:t>
-              </w:r>
-            </w:hyperlink>
+            <w:r>
+              <w:rPr>
+                <w:rFonts w:ascii="Arial" w:cs="Arial" w:eastAsia="Arial" w:hAnsi="Arial"/>
+                <w:i/>
+                <w:iCs/>
+                <w:color w:val="595959"/>
+                <w:sz w:val="16"/>
+                <w:szCs w:val="16"/>
+              </w:rPr>
+              <w:t xml:space="preserve">No closely matching reading in the ARES library for this activity.</w:t>
+            </w:r>
           </w:p>
           <w:p>
             <w:pPr>
               <w:spacing w:after="10" w:before="0"/>
               <w:ind w:left="120"/>
             </w:pPr>
-            <w:r>
-              <w:rPr>
-                <w:rFonts w:ascii="Arial" w:cs="Arial" w:eastAsia="Arial" w:hAnsi="Arial"/>
-                <w:color w:val="595959"/>
-                <w:sz w:val="14"/>
-                <w:szCs w:val="14"/>
-              </w:rPr>
-              <w:t xml:space="preserve">Source: CK-12</w:t>
-            </w:r>
-          </w:p>
-          <w:p>
-            <w:pPr>
-              <w:spacing w:after="10" w:before="0"/>
-              <w:ind w:left="120"/>
-            </w:pPr>
-            <w:hyperlink w:history="1" r:id="rId09_ju6td7mwbtkuxbf7lb">
+            <w:hyperlink w:history="1" r:id="rId_g-elgvvyuo5_-hpcv4ej">
               <w:r>
                 <w:rPr>
                   <w:rFonts w:ascii="Arial" w:cs="Arial" w:eastAsia="Arial" w:hAnsi="Arial"/>
@@ -3592,9 +3573,24 @@
                   <w:szCs w:val="14"/>
                   <w:u w:val="single" w:color="595959"/>
                 </w:rPr>
-                <w:t xml:space="preserve">🔍 Search ARES for similar readings</w:t>
+                <w:t xml:space="preserve">🔍 Search ARES for readings</w:t>
               </w:r>
             </w:hyperlink>
+          </w:p>
+          <w:p>
+            <w:pPr>
+              <w:spacing w:after="10" w:before="0"/>
+              <w:ind w:left="120"/>
+            </w:pPr>
+            <w:r>
+              <w:rPr>
+                <w:rFonts w:ascii="Arial" w:cs="Arial" w:eastAsia="Arial" w:hAnsi="Arial"/>
+                <w:color w:val="595959"/>
+                <w:sz w:val="14"/>
+                <w:szCs w:val="14"/>
+              </w:rPr>
+              <w:t xml:space="preserve">Search terms: microorganisms food spoilage ugali</w:t>
+            </w:r>
           </w:p>
         </w:tc>
         <w:tc>
@@ -3778,40 +3774,24 @@
             <w:pPr>
               <w:spacing w:after="20" w:before="0"/>
             </w:pPr>
-            <w:hyperlink w:history="1" r:id="rIdpj8v9plf78f5vmbhgkzum">
-              <w:r>
-                <w:rPr>
-                  <w:rFonts w:ascii="Arial" w:cs="Arial" w:eastAsia="Arial" w:hAnsi="Arial"/>
-                  <w:color w:val="2E75B6"/>
-                  <w:sz w:val="16"/>
-                  <w:szCs w:val="16"/>
-                  <w:u w:val="single" w:color="2E75B6"/>
-                </w:rPr>
-                <w:t xml:space="preserve">Populations, communities, and ecosystems</w:t>
-              </w:r>
-            </w:hyperlink>
+            <w:r>
+              <w:rPr>
+                <w:rFonts w:ascii="Arial" w:cs="Arial" w:eastAsia="Arial" w:hAnsi="Arial"/>
+                <w:i/>
+                <w:iCs/>
+                <w:color w:val="595959"/>
+                <w:sz w:val="16"/>
+                <w:szCs w:val="16"/>
+              </w:rPr>
+              <w:t xml:space="preserve">No closely matching video in the ARES library for this activity.</w:t>
+            </w:r>
           </w:p>
           <w:p>
             <w:pPr>
               <w:spacing w:after="10" w:before="0"/>
               <w:ind w:left="120"/>
             </w:pPr>
-            <w:r>
-              <w:rPr>
-                <w:rFonts w:ascii="Arial" w:cs="Arial" w:eastAsia="Arial" w:hAnsi="Arial"/>
-                <w:color w:val="595959"/>
-                <w:sz w:val="14"/>
-                <w:szCs w:val="14"/>
-              </w:rPr>
-              <w:t xml:space="preserve">Source: Khan Academy (English - US curriculum)</w:t>
-            </w:r>
-          </w:p>
-          <w:p>
-            <w:pPr>
-              <w:spacing w:after="10" w:before="0"/>
-              <w:ind w:left="120"/>
-            </w:pPr>
-            <w:hyperlink w:history="1" r:id="rIdbpyycb4tnhrobk93uhopl">
+            <w:hyperlink w:history="1" r:id="rIduz2z7snlzplgicf2kl7q2">
               <w:r>
                 <w:rPr>
                   <w:rFonts w:ascii="Arial" w:cs="Arial" w:eastAsia="Arial" w:hAnsi="Arial"/>
@@ -3820,9 +3800,24 @@
                   <w:szCs w:val="14"/>
                   <w:u w:val="single" w:color="595959"/>
                 </w:rPr>
-                <w:t xml:space="preserve">🔍 Search ARES for similar videos</w:t>
+                <w:t xml:space="preserve">🔍 Search ARES for videos</w:t>
               </w:r>
             </w:hyperlink>
+          </w:p>
+          <w:p>
+            <w:pPr>
+              <w:spacing w:after="10" w:before="0"/>
+              <w:ind w:left="120"/>
+            </w:pPr>
+            <w:r>
+              <w:rPr>
+                <w:rFonts w:ascii="Arial" w:cs="Arial" w:eastAsia="Arial" w:hAnsi="Arial"/>
+                <w:color w:val="595959"/>
+                <w:sz w:val="14"/>
+                <w:szCs w:val="14"/>
+              </w:rPr>
+              <w:t xml:space="preserve">Search terms: microorganisms food spoilage ugali</w:t>
+            </w:r>
           </w:p>
           <w:p>
             <w:pPr>
@@ -3849,47 +3844,31 @@
                 <w:sz w:val="16"/>
                 <w:szCs w:val="16"/>
               </w:rPr>
-              <w:t xml:space="preserve">📖 HTML:</w:t>
+              <w:t xml:space="preserve">📖 READING:</w:t>
             </w:r>
           </w:p>
           <w:p>
             <w:pPr>
               <w:spacing w:after="20" w:before="0"/>
             </w:pPr>
-            <w:hyperlink w:history="1" r:id="rId2i6jgi1p8zcgdnouhbyqd">
-              <w:r>
-                <w:rPr>
-                  <w:rFonts w:ascii="Arial" w:cs="Arial" w:eastAsia="Arial" w:hAnsi="Arial"/>
-                  <w:color w:val="2E75B6"/>
-                  <w:sz w:val="16"/>
-                  <w:szCs w:val="16"/>
-                  <w:u w:val="single" w:color="2E75B6"/>
-                </w:rPr>
-                <w:t xml:space="preserve">The FDA and Food Safety (PLIX)</w:t>
-              </w:r>
-            </w:hyperlink>
+            <w:r>
+              <w:rPr>
+                <w:rFonts w:ascii="Arial" w:cs="Arial" w:eastAsia="Arial" w:hAnsi="Arial"/>
+                <w:i/>
+                <w:iCs/>
+                <w:color w:val="595959"/>
+                <w:sz w:val="16"/>
+                <w:szCs w:val="16"/>
+              </w:rPr>
+              <w:t xml:space="preserve">No closely matching reading in the ARES library for this activity.</w:t>
+            </w:r>
           </w:p>
           <w:p>
             <w:pPr>
               <w:spacing w:after="10" w:before="0"/>
               <w:ind w:left="120"/>
             </w:pPr>
-            <w:r>
-              <w:rPr>
-                <w:rFonts w:ascii="Arial" w:cs="Arial" w:eastAsia="Arial" w:hAnsi="Arial"/>
-                <w:color w:val="595959"/>
-                <w:sz w:val="14"/>
-                <w:szCs w:val="14"/>
-              </w:rPr>
-              <w:t xml:space="preserve">Source: CK-12</w:t>
-            </w:r>
-          </w:p>
-          <w:p>
-            <w:pPr>
-              <w:spacing w:after="10" w:before="0"/>
-              <w:ind w:left="120"/>
-            </w:pPr>
-            <w:hyperlink w:history="1" r:id="rIdbx0yfk9uqhv51kvsxs0es">
+            <w:hyperlink w:history="1" r:id="rIdxhvx2gbie-1zuv1gxenqc">
               <w:r>
                 <w:rPr>
                   <w:rFonts w:ascii="Arial" w:cs="Arial" w:eastAsia="Arial" w:hAnsi="Arial"/>
@@ -3898,9 +3877,24 @@
                   <w:szCs w:val="14"/>
                   <w:u w:val="single" w:color="595959"/>
                 </w:rPr>
-                <w:t xml:space="preserve">🔍 Search ARES for similar readings</w:t>
+                <w:t xml:space="preserve">🔍 Search ARES for readings</w:t>
               </w:r>
             </w:hyperlink>
+          </w:p>
+          <w:p>
+            <w:pPr>
+              <w:spacing w:after="10" w:before="0"/>
+              <w:ind w:left="120"/>
+            </w:pPr>
+            <w:r>
+              <w:rPr>
+                <w:rFonts w:ascii="Arial" w:cs="Arial" w:eastAsia="Arial" w:hAnsi="Arial"/>
+                <w:color w:val="595959"/>
+                <w:sz w:val="14"/>
+                <w:szCs w:val="14"/>
+              </w:rPr>
+              <w:t xml:space="preserve">Search terms: microorganisms food spoilage ugali</w:t>
+            </w:r>
           </w:p>
         </w:tc>
         <w:tc>
@@ -4084,40 +4078,24 @@
             <w:pPr>
               <w:spacing w:after="20" w:before="0"/>
             </w:pPr>
-            <w:hyperlink w:history="1" r:id="rIdv23s3daufsfakvepkx5f0">
-              <w:r>
-                <w:rPr>
-                  <w:rFonts w:ascii="Arial" w:cs="Arial" w:eastAsia="Arial" w:hAnsi="Arial"/>
-                  <w:color w:val="2E75B6"/>
-                  <w:sz w:val="16"/>
-                  <w:szCs w:val="16"/>
-                  <w:u w:val="single" w:color="2E75B6"/>
-                </w:rPr>
-                <w:t xml:space="preserve">Populations, communities, and ecosystems</w:t>
-              </w:r>
-            </w:hyperlink>
+            <w:r>
+              <w:rPr>
+                <w:rFonts w:ascii="Arial" w:cs="Arial" w:eastAsia="Arial" w:hAnsi="Arial"/>
+                <w:i/>
+                <w:iCs/>
+                <w:color w:val="595959"/>
+                <w:sz w:val="16"/>
+                <w:szCs w:val="16"/>
+              </w:rPr>
+              <w:t xml:space="preserve">No closely matching video in the ARES library for this activity.</w:t>
+            </w:r>
           </w:p>
           <w:p>
             <w:pPr>
               <w:spacing w:after="10" w:before="0"/>
               <w:ind w:left="120"/>
             </w:pPr>
-            <w:r>
-              <w:rPr>
-                <w:rFonts w:ascii="Arial" w:cs="Arial" w:eastAsia="Arial" w:hAnsi="Arial"/>
-                <w:color w:val="595959"/>
-                <w:sz w:val="14"/>
-                <w:szCs w:val="14"/>
-              </w:rPr>
-              <w:t xml:space="preserve">Source: Khan Academy (English - US curriculum)</w:t>
-            </w:r>
-          </w:p>
-          <w:p>
-            <w:pPr>
-              <w:spacing w:after="10" w:before="0"/>
-              <w:ind w:left="120"/>
-            </w:pPr>
-            <w:hyperlink w:history="1" r:id="rIdxt-gncexop_ap3ugpwnig">
+            <w:hyperlink w:history="1" r:id="rIdcsggofxhr7_wzxn3zbmkz">
               <w:r>
                 <w:rPr>
                   <w:rFonts w:ascii="Arial" w:cs="Arial" w:eastAsia="Arial" w:hAnsi="Arial"/>
@@ -4126,9 +4104,24 @@
                   <w:szCs w:val="14"/>
                   <w:u w:val="single" w:color="595959"/>
                 </w:rPr>
-                <w:t xml:space="preserve">🔍 Search ARES for similar videos</w:t>
+                <w:t xml:space="preserve">🔍 Search ARES for videos</w:t>
               </w:r>
             </w:hyperlink>
+          </w:p>
+          <w:p>
+            <w:pPr>
+              <w:spacing w:after="10" w:before="0"/>
+              <w:ind w:left="120"/>
+            </w:pPr>
+            <w:r>
+              <w:rPr>
+                <w:rFonts w:ascii="Arial" w:cs="Arial" w:eastAsia="Arial" w:hAnsi="Arial"/>
+                <w:color w:val="595959"/>
+                <w:sz w:val="14"/>
+                <w:szCs w:val="14"/>
+              </w:rPr>
+              <w:t xml:space="preserve">Search terms: microorganisms food spoilage ugali</w:t>
+            </w:r>
           </w:p>
           <w:p>
             <w:pPr>
@@ -4155,47 +4148,31 @@
                 <w:sz w:val="16"/>
                 <w:szCs w:val="16"/>
               </w:rPr>
-              <w:t xml:space="preserve">📖 HTML:</w:t>
+              <w:t xml:space="preserve">📖 READING:</w:t>
             </w:r>
           </w:p>
           <w:p>
             <w:pPr>
               <w:spacing w:after="20" w:before="0"/>
             </w:pPr>
-            <w:hyperlink w:history="1" r:id="rIdd93cztttuz9x2ukv3rtmi">
-              <w:r>
-                <w:rPr>
-                  <w:rFonts w:ascii="Arial" w:cs="Arial" w:eastAsia="Arial" w:hAnsi="Arial"/>
-                  <w:color w:val="2E75B6"/>
-                  <w:sz w:val="16"/>
-                  <w:szCs w:val="16"/>
-                  <w:u w:val="single" w:color="2E75B6"/>
-                </w:rPr>
-                <w:t xml:space="preserve">The FDA and Food Safety (PLIX)</w:t>
-              </w:r>
-            </w:hyperlink>
+            <w:r>
+              <w:rPr>
+                <w:rFonts w:ascii="Arial" w:cs="Arial" w:eastAsia="Arial" w:hAnsi="Arial"/>
+                <w:i/>
+                <w:iCs/>
+                <w:color w:val="595959"/>
+                <w:sz w:val="16"/>
+                <w:szCs w:val="16"/>
+              </w:rPr>
+              <w:t xml:space="preserve">No closely matching reading in the ARES library for this activity.</w:t>
+            </w:r>
           </w:p>
           <w:p>
             <w:pPr>
               <w:spacing w:after="10" w:before="0"/>
               <w:ind w:left="120"/>
             </w:pPr>
-            <w:r>
-              <w:rPr>
-                <w:rFonts w:ascii="Arial" w:cs="Arial" w:eastAsia="Arial" w:hAnsi="Arial"/>
-                <w:color w:val="595959"/>
-                <w:sz w:val="14"/>
-                <w:szCs w:val="14"/>
-              </w:rPr>
-              <w:t xml:space="preserve">Source: CK-12</w:t>
-            </w:r>
-          </w:p>
-          <w:p>
-            <w:pPr>
-              <w:spacing w:after="10" w:before="0"/>
-              <w:ind w:left="120"/>
-            </w:pPr>
-            <w:hyperlink w:history="1" r:id="rIdmpcrmfd0fb9jditivabk3">
+            <w:hyperlink w:history="1" r:id="rIdpaeeo7vpwi3rbjlc25v1j">
               <w:r>
                 <w:rPr>
                   <w:rFonts w:ascii="Arial" w:cs="Arial" w:eastAsia="Arial" w:hAnsi="Arial"/>
@@ -4204,9 +4181,24 @@
                   <w:szCs w:val="14"/>
                   <w:u w:val="single" w:color="595959"/>
                 </w:rPr>
-                <w:t xml:space="preserve">🔍 Search ARES for similar readings</w:t>
+                <w:t xml:space="preserve">🔍 Search ARES for readings</w:t>
               </w:r>
             </w:hyperlink>
+          </w:p>
+          <w:p>
+            <w:pPr>
+              <w:spacing w:after="10" w:before="0"/>
+              <w:ind w:left="120"/>
+            </w:pPr>
+            <w:r>
+              <w:rPr>
+                <w:rFonts w:ascii="Arial" w:cs="Arial" w:eastAsia="Arial" w:hAnsi="Arial"/>
+                <w:color w:val="595959"/>
+                <w:sz w:val="14"/>
+                <w:szCs w:val="14"/>
+              </w:rPr>
+              <w:t xml:space="preserve">Search terms: microorganisms food spoilage ugali</w:t>
+            </w:r>
           </w:p>
         </w:tc>
         <w:tc>
@@ -4390,40 +4382,24 @@
             <w:pPr>
               <w:spacing w:after="20" w:before="0"/>
             </w:pPr>
-            <w:hyperlink w:history="1" r:id="rIdgx_ct1untya_y1hp-a5uz">
-              <w:r>
-                <w:rPr>
-                  <w:rFonts w:ascii="Arial" w:cs="Arial" w:eastAsia="Arial" w:hAnsi="Arial"/>
-                  <w:color w:val="2E75B6"/>
-                  <w:sz w:val="16"/>
-                  <w:szCs w:val="16"/>
-                  <w:u w:val="single" w:color="2E75B6"/>
-                </w:rPr>
-                <w:t xml:space="preserve">Populations, communities, and ecosystems</w:t>
-              </w:r>
-            </w:hyperlink>
+            <w:r>
+              <w:rPr>
+                <w:rFonts w:ascii="Arial" w:cs="Arial" w:eastAsia="Arial" w:hAnsi="Arial"/>
+                <w:i/>
+                <w:iCs/>
+                <w:color w:val="595959"/>
+                <w:sz w:val="16"/>
+                <w:szCs w:val="16"/>
+              </w:rPr>
+              <w:t xml:space="preserve">No closely matching video in the ARES library for this activity.</w:t>
+            </w:r>
           </w:p>
           <w:p>
             <w:pPr>
               <w:spacing w:after="10" w:before="0"/>
               <w:ind w:left="120"/>
             </w:pPr>
-            <w:r>
-              <w:rPr>
-                <w:rFonts w:ascii="Arial" w:cs="Arial" w:eastAsia="Arial" w:hAnsi="Arial"/>
-                <w:color w:val="595959"/>
-                <w:sz w:val="14"/>
-                <w:szCs w:val="14"/>
-              </w:rPr>
-              <w:t xml:space="preserve">Source: Khan Academy (English - US curriculum)</w:t>
-            </w:r>
-          </w:p>
-          <w:p>
-            <w:pPr>
-              <w:spacing w:after="10" w:before="0"/>
-              <w:ind w:left="120"/>
-            </w:pPr>
-            <w:hyperlink w:history="1" r:id="rIduc_vz-wsq44vqoe1lahso">
+            <w:hyperlink w:history="1" r:id="rIdmufbnon8v7-lwzp2hdlt1">
               <w:r>
                 <w:rPr>
                   <w:rFonts w:ascii="Arial" w:cs="Arial" w:eastAsia="Arial" w:hAnsi="Arial"/>
@@ -4432,9 +4408,24 @@
                   <w:szCs w:val="14"/>
                   <w:u w:val="single" w:color="595959"/>
                 </w:rPr>
-                <w:t xml:space="preserve">🔍 Search ARES for similar videos</w:t>
+                <w:t xml:space="preserve">🔍 Search ARES for videos</w:t>
               </w:r>
             </w:hyperlink>
+          </w:p>
+          <w:p>
+            <w:pPr>
+              <w:spacing w:after="10" w:before="0"/>
+              <w:ind w:left="120"/>
+            </w:pPr>
+            <w:r>
+              <w:rPr>
+                <w:rFonts w:ascii="Arial" w:cs="Arial" w:eastAsia="Arial" w:hAnsi="Arial"/>
+                <w:color w:val="595959"/>
+                <w:sz w:val="14"/>
+                <w:szCs w:val="14"/>
+              </w:rPr>
+              <w:t xml:space="preserve">Search terms: microorganisms food spoilage ugali</w:t>
+            </w:r>
           </w:p>
           <w:p>
             <w:pPr>
@@ -4461,47 +4452,31 @@
                 <w:sz w:val="16"/>
                 <w:szCs w:val="16"/>
               </w:rPr>
-              <w:t xml:space="preserve">📖 HTML:</w:t>
+              <w:t xml:space="preserve">📖 READING:</w:t>
             </w:r>
           </w:p>
           <w:p>
             <w:pPr>
               <w:spacing w:after="20" w:before="0"/>
             </w:pPr>
-            <w:hyperlink w:history="1" r:id="rIdxij-mokgrlk0heykwcmtj">
-              <w:r>
-                <w:rPr>
-                  <w:rFonts w:ascii="Arial" w:cs="Arial" w:eastAsia="Arial" w:hAnsi="Arial"/>
-                  <w:color w:val="2E75B6"/>
-                  <w:sz w:val="16"/>
-                  <w:szCs w:val="16"/>
-                  <w:u w:val="single" w:color="2E75B6"/>
-                </w:rPr>
-                <w:t xml:space="preserve">The FDA and Food Safety (PLIX)</w:t>
-              </w:r>
-            </w:hyperlink>
+            <w:r>
+              <w:rPr>
+                <w:rFonts w:ascii="Arial" w:cs="Arial" w:eastAsia="Arial" w:hAnsi="Arial"/>
+                <w:i/>
+                <w:iCs/>
+                <w:color w:val="595959"/>
+                <w:sz w:val="16"/>
+                <w:szCs w:val="16"/>
+              </w:rPr>
+              <w:t xml:space="preserve">No closely matching reading in the ARES library for this activity.</w:t>
+            </w:r>
           </w:p>
           <w:p>
             <w:pPr>
               <w:spacing w:after="10" w:before="0"/>
               <w:ind w:left="120"/>
             </w:pPr>
-            <w:r>
-              <w:rPr>
-                <w:rFonts w:ascii="Arial" w:cs="Arial" w:eastAsia="Arial" w:hAnsi="Arial"/>
-                <w:color w:val="595959"/>
-                <w:sz w:val="14"/>
-                <w:szCs w:val="14"/>
-              </w:rPr>
-              <w:t xml:space="preserve">Source: CK-12</w:t>
-            </w:r>
-          </w:p>
-          <w:p>
-            <w:pPr>
-              <w:spacing w:after="10" w:before="0"/>
-              <w:ind w:left="120"/>
-            </w:pPr>
-            <w:hyperlink w:history="1" r:id="rId0ky1eaqfqcghvy3quorqq">
+            <w:hyperlink w:history="1" r:id="rIdyfeykttds8uidyljtjuub">
               <w:r>
                 <w:rPr>
                   <w:rFonts w:ascii="Arial" w:cs="Arial" w:eastAsia="Arial" w:hAnsi="Arial"/>
@@ -4510,9 +4485,24 @@
                   <w:szCs w:val="14"/>
                   <w:u w:val="single" w:color="595959"/>
                 </w:rPr>
-                <w:t xml:space="preserve">🔍 Search ARES for similar readings</w:t>
+                <w:t xml:space="preserve">🔍 Search ARES for readings</w:t>
               </w:r>
             </w:hyperlink>
+          </w:p>
+          <w:p>
+            <w:pPr>
+              <w:spacing w:after="10" w:before="0"/>
+              <w:ind w:left="120"/>
+            </w:pPr>
+            <w:r>
+              <w:rPr>
+                <w:rFonts w:ascii="Arial" w:cs="Arial" w:eastAsia="Arial" w:hAnsi="Arial"/>
+                <w:color w:val="595959"/>
+                <w:sz w:val="14"/>
+                <w:szCs w:val="14"/>
+              </w:rPr>
+              <w:t xml:space="preserve">Search terms: microorganisms food spoilage ugali</w:t>
+            </w:r>
           </w:p>
         </w:tc>
         <w:tc>
@@ -5988,7 +5978,7 @@
             <w:pPr>
               <w:spacing w:after="20" w:before="0"/>
             </w:pPr>
-            <w:hyperlink w:history="1" r:id="rIdboa45vmbykviq6uhsjytv">
+            <w:hyperlink w:history="1" r:id="rId-vh2fhd07nbf0uyoxu9r1">
               <w:r>
                 <w:rPr>
                   <w:rFonts w:ascii="Arial" w:cs="Arial" w:eastAsia="Arial" w:hAnsi="Arial"/>
@@ -5997,7 +5987,7 @@
                   <w:szCs w:val="16"/>
                   <w:u w:val="single" w:color="2E75B6"/>
                 </w:rPr>
-                <w:t xml:space="preserve">Populations, communities, and ecosystems</w:t>
+                <w:t xml:space="preserve">Scale of cells</w:t>
               </w:r>
             </w:hyperlink>
           </w:p>
@@ -6021,7 +6011,7 @@
               <w:spacing w:after="10" w:before="0"/>
               <w:ind w:left="120"/>
             </w:pPr>
-            <w:hyperlink w:history="1" r:id="rId90hrkz7-7facvduener9s">
+            <w:hyperlink w:history="1" r:id="rIdxoo-hhcxzbebeuhtb-1a2">
               <w:r>
                 <w:rPr>
                   <w:rFonts w:ascii="Arial" w:cs="Arial" w:eastAsia="Arial" w:hAnsi="Arial"/>
@@ -6066,7 +6056,7 @@
             <w:pPr>
               <w:spacing w:after="20" w:before="0"/>
             </w:pPr>
-            <w:hyperlink w:history="1" r:id="rIdax1na28cqiuumy6mse2y5">
+            <w:hyperlink w:history="1" r:id="rIdvfy8xg3wxsvfiem85-avv">
               <w:r>
                 <w:rPr>
                   <w:rFonts w:ascii="Arial" w:cs="Arial" w:eastAsia="Arial" w:hAnsi="Arial"/>
@@ -6075,7 +6065,7 @@
                   <w:szCs w:val="16"/>
                   <w:u w:val="single" w:color="2E75B6"/>
                 </w:rPr>
-                <w:t xml:space="preserve">Fungi (Flexbook)</w:t>
+                <w:t xml:space="preserve">Fungi Classification (Flexbook)</w:t>
               </w:r>
             </w:hyperlink>
           </w:p>
@@ -6099,7 +6089,7 @@
               <w:spacing w:after="10" w:before="0"/>
               <w:ind w:left="120"/>
             </w:pPr>
-            <w:hyperlink w:history="1" r:id="rIdcw5lz3et8drw-h1jlee1d">
+            <w:hyperlink w:history="1" r:id="rIdvelbnowg6xy3w3tqp4okj">
               <w:r>
                 <w:rPr>
                   <w:rFonts w:ascii="Arial" w:cs="Arial" w:eastAsia="Arial" w:hAnsi="Arial"/>
@@ -6294,7 +6284,7 @@
             <w:pPr>
               <w:spacing w:after="20" w:before="0"/>
             </w:pPr>
-            <w:hyperlink w:history="1" r:id="rIdntyfpijhcgobrcrqh5xy6">
+            <w:hyperlink w:history="1" r:id="rIdmvtkvncuir0ztrepx_96-">
               <w:r>
                 <w:rPr>
                   <w:rFonts w:ascii="Arial" w:cs="Arial" w:eastAsia="Arial" w:hAnsi="Arial"/>
@@ -6303,7 +6293,7 @@
                   <w:szCs w:val="16"/>
                   <w:u w:val="single" w:color="2E75B6"/>
                 </w:rPr>
-                <w:t xml:space="preserve">Populations, communities, and ecosystems</w:t>
+                <w:t xml:space="preserve">Scale of cells</w:t>
               </w:r>
             </w:hyperlink>
           </w:p>
@@ -6327,7 +6317,7 @@
               <w:spacing w:after="10" w:before="0"/>
               <w:ind w:left="120"/>
             </w:pPr>
-            <w:hyperlink w:history="1" r:id="rIdhgn78hotidricovuh8-dx">
+            <w:hyperlink w:history="1" r:id="rIdb8zzmgqb6wsju3fj9csgf">
               <w:r>
                 <w:rPr>
                   <w:rFonts w:ascii="Arial" w:cs="Arial" w:eastAsia="Arial" w:hAnsi="Arial"/>
@@ -6365,14 +6355,14 @@
                 <w:sz w:val="16"/>
                 <w:szCs w:val="16"/>
               </w:rPr>
-              <w:t xml:space="preserve">📖 HTML:</w:t>
+              <w:t xml:space="preserve">📖 EXERCISE:</w:t>
             </w:r>
           </w:p>
           <w:p>
             <w:pPr>
               <w:spacing w:after="20" w:before="0"/>
             </w:pPr>
-            <w:hyperlink w:history="1" r:id="rIdju5bx_n32v-46jtpgp5xx">
+            <w:hyperlink w:history="1" r:id="rIdvr97vx8zfuwuptspmhgaj">
               <w:r>
                 <w:rPr>
                   <w:rFonts w:ascii="Arial" w:cs="Arial" w:eastAsia="Arial" w:hAnsi="Arial"/>
@@ -6381,7 +6371,7 @@
                   <w:szCs w:val="16"/>
                   <w:u w:val="single" w:color="2E75B6"/>
                 </w:rPr>
-                <w:t xml:space="preserve">Fungi (Flexbook)</w:t>
+                <w:t xml:space="preserve">Fungi Classification Practice</w:t>
               </w:r>
             </w:hyperlink>
           </w:p>
@@ -6405,7 +6395,7 @@
               <w:spacing w:after="10" w:before="0"/>
               <w:ind w:left="120"/>
             </w:pPr>
-            <w:hyperlink w:history="1" r:id="rIdfvqyo_oequilhibjmunlp">
+            <w:hyperlink w:history="1" r:id="rIdbmeijsw21cm085nwxduo_">
               <w:r>
                 <w:rPr>
                   <w:rFonts w:ascii="Arial" w:cs="Arial" w:eastAsia="Arial" w:hAnsi="Arial"/>
@@ -6600,7 +6590,7 @@
             <w:pPr>
               <w:spacing w:after="20" w:before="0"/>
             </w:pPr>
-            <w:hyperlink w:history="1" r:id="rIdjeodmczuvumpkr51kfz_l">
+            <w:hyperlink w:history="1" r:id="rIdkcvx54msxuyd4fgg3ifyg">
               <w:r>
                 <w:rPr>
                   <w:rFonts w:ascii="Arial" w:cs="Arial" w:eastAsia="Arial" w:hAnsi="Arial"/>
@@ -6609,7 +6599,7 @@
                   <w:szCs w:val="16"/>
                   <w:u w:val="single" w:color="2E75B6"/>
                 </w:rPr>
-                <w:t xml:space="preserve">Populations, communities, and ecosystems</w:t>
+                <w:t xml:space="preserve">Scale of cells</w:t>
               </w:r>
             </w:hyperlink>
           </w:p>
@@ -6633,7 +6623,7 @@
               <w:spacing w:after="10" w:before="0"/>
               <w:ind w:left="120"/>
             </w:pPr>
-            <w:hyperlink w:history="1" r:id="rIdfoaiwqx2fesfg-ozojfa_">
+            <w:hyperlink w:history="1" r:id="rIds3i-jck6j-suku4kggdq2">
               <w:r>
                 <w:rPr>
                   <w:rFonts w:ascii="Arial" w:cs="Arial" w:eastAsia="Arial" w:hAnsi="Arial"/>
@@ -6678,7 +6668,7 @@
             <w:pPr>
               <w:spacing w:after="20" w:before="0"/>
             </w:pPr>
-            <w:hyperlink w:history="1" r:id="rIdumcqgpqrdnxgwj3qc0ltx">
+            <w:hyperlink w:history="1" r:id="rIdazgbhc3z3wo1gcpdpmiab">
               <w:r>
                 <w:rPr>
                   <w:rFonts w:ascii="Arial" w:cs="Arial" w:eastAsia="Arial" w:hAnsi="Arial"/>
@@ -6687,7 +6677,7 @@
                   <w:szCs w:val="16"/>
                   <w:u w:val="single" w:color="2E75B6"/>
                 </w:rPr>
-                <w:t xml:space="preserve">Fungi (Flexbook)</w:t>
+                <w:t xml:space="preserve">Fungi Classification (Flexbook)</w:t>
               </w:r>
             </w:hyperlink>
           </w:p>
@@ -6711,7 +6701,7 @@
               <w:spacing w:after="10" w:before="0"/>
               <w:ind w:left="120"/>
             </w:pPr>
-            <w:hyperlink w:history="1" r:id="rIddip-jf3knorznnclpclh6">
+            <w:hyperlink w:history="1" r:id="rIdso3owfgc6b5lc7puxhqjy">
               <w:r>
                 <w:rPr>
                   <w:rFonts w:ascii="Arial" w:cs="Arial" w:eastAsia="Arial" w:hAnsi="Arial"/>
@@ -6906,7 +6896,7 @@
             <w:pPr>
               <w:spacing w:after="20" w:before="0"/>
             </w:pPr>
-            <w:hyperlink w:history="1" r:id="rIdvd_iraobernyzptmq3os4">
+            <w:hyperlink w:history="1" r:id="rIdlvoars4mpjxpsml92aq40">
               <w:r>
                 <w:rPr>
                   <w:rFonts w:ascii="Arial" w:cs="Arial" w:eastAsia="Arial" w:hAnsi="Arial"/>
@@ -6915,7 +6905,7 @@
                   <w:szCs w:val="16"/>
                   <w:u w:val="single" w:color="2E75B6"/>
                 </w:rPr>
-                <w:t xml:space="preserve">Populations, communities, and ecosystems</w:t>
+                <w:t xml:space="preserve">Scale of cells</w:t>
               </w:r>
             </w:hyperlink>
           </w:p>
@@ -6939,7 +6929,7 @@
               <w:spacing w:after="10" w:before="0"/>
               <w:ind w:left="120"/>
             </w:pPr>
-            <w:hyperlink w:history="1" r:id="rIdgibgad7rltekqvaftwjp7">
+            <w:hyperlink w:history="1" r:id="rIdbwrkjgxszx6d4ntd-x8k5">
               <w:r>
                 <w:rPr>
                   <w:rFonts w:ascii="Arial" w:cs="Arial" w:eastAsia="Arial" w:hAnsi="Arial"/>
@@ -6984,7 +6974,7 @@
             <w:pPr>
               <w:spacing w:after="20" w:before="0"/>
             </w:pPr>
-            <w:hyperlink w:history="1" r:id="rIdc250lqeggodwsohmjrmuv">
+            <w:hyperlink w:history="1" r:id="rIdyujlyhogvlccaotzfrdyr">
               <w:r>
                 <w:rPr>
                   <w:rFonts w:ascii="Arial" w:cs="Arial" w:eastAsia="Arial" w:hAnsi="Arial"/>
@@ -6993,7 +6983,7 @@
                   <w:szCs w:val="16"/>
                   <w:u w:val="single" w:color="2E75B6"/>
                 </w:rPr>
-                <w:t xml:space="preserve">Fungi (Flexbook)</w:t>
+                <w:t xml:space="preserve">Fungi Classification (Flexbook)</w:t>
               </w:r>
             </w:hyperlink>
           </w:p>
@@ -7017,7 +7007,7 @@
               <w:spacing w:after="10" w:before="0"/>
               <w:ind w:left="120"/>
             </w:pPr>
-            <w:hyperlink w:history="1" r:id="rIdldu-tlqd3iyj_nb5x6jfr">
+            <w:hyperlink w:history="1" r:id="rIdibr3mgto_-avtipfbr90x">
               <w:r>
                 <w:rPr>
                   <w:rFonts w:ascii="Arial" w:cs="Arial" w:eastAsia="Arial" w:hAnsi="Arial"/>
@@ -7212,7 +7202,7 @@
             <w:pPr>
               <w:spacing w:after="20" w:before="0"/>
             </w:pPr>
-            <w:hyperlink w:history="1" r:id="rIdylzuxdzd6ybryavq-ttk9">
+            <w:hyperlink w:history="1" r:id="rIdvpvf0odbtds7gxeg7nhyx">
               <w:r>
                 <w:rPr>
                   <w:rFonts w:ascii="Arial" w:cs="Arial" w:eastAsia="Arial" w:hAnsi="Arial"/>
@@ -7221,7 +7211,7 @@
                   <w:szCs w:val="16"/>
                   <w:u w:val="single" w:color="2E75B6"/>
                 </w:rPr>
-                <w:t xml:space="preserve">Populations, communities, and ecosystems</w:t>
+                <w:t xml:space="preserve">Scale of cells</w:t>
               </w:r>
             </w:hyperlink>
           </w:p>
@@ -7245,7 +7235,7 @@
               <w:spacing w:after="10" w:before="0"/>
               <w:ind w:left="120"/>
             </w:pPr>
-            <w:hyperlink w:history="1" r:id="rIdnnlfisdtvs86ocv3axedz">
+            <w:hyperlink w:history="1" r:id="rIdjjkt_oijc96zpiurcg0jr">
               <w:r>
                 <w:rPr>
                   <w:rFonts w:ascii="Arial" w:cs="Arial" w:eastAsia="Arial" w:hAnsi="Arial"/>
@@ -7290,7 +7280,7 @@
             <w:pPr>
               <w:spacing w:after="20" w:before="0"/>
             </w:pPr>
-            <w:hyperlink w:history="1" r:id="rIdkx9nys5pyxzxn4sbzbu62">
+            <w:hyperlink w:history="1" r:id="rIdwe-lo4gmejix8egz1mwrn">
               <w:r>
                 <w:rPr>
                   <w:rFonts w:ascii="Arial" w:cs="Arial" w:eastAsia="Arial" w:hAnsi="Arial"/>
@@ -7299,7 +7289,7 @@
                   <w:szCs w:val="16"/>
                   <w:u w:val="single" w:color="2E75B6"/>
                 </w:rPr>
-                <w:t xml:space="preserve">Fungi (Flexbook)</w:t>
+                <w:t xml:space="preserve">Fungi Classification (Flexbook)</w:t>
               </w:r>
             </w:hyperlink>
           </w:p>
@@ -7323,7 +7313,7 @@
               <w:spacing w:after="10" w:before="0"/>
               <w:ind w:left="120"/>
             </w:pPr>
-            <w:hyperlink w:history="1" r:id="rIdn0pvmjnhvrskc4avsm5j_">
+            <w:hyperlink w:history="1" r:id="rIdr4vyaeckseewe9jmr5moq">
               <w:r>
                 <w:rPr>
                   <w:rFonts w:ascii="Arial" w:cs="Arial" w:eastAsia="Arial" w:hAnsi="Arial"/>
@@ -8810,7 +8800,7 @@
             <w:pPr>
               <w:spacing w:after="20" w:before="0"/>
             </w:pPr>
-            <w:hyperlink w:history="1" r:id="rIda1vebiwut4ngmwphf6zjt">
+            <w:hyperlink w:history="1" r:id="rId_ufvgrcmquzbceyjb-anc">
               <w:r>
                 <w:rPr>
                   <w:rFonts w:ascii="Arial" w:cs="Arial" w:eastAsia="Arial" w:hAnsi="Arial"/>
@@ -8819,7 +8809,7 @@
                   <w:szCs w:val="16"/>
                   <w:u w:val="single" w:color="2E75B6"/>
                 </w:rPr>
-                <w:t xml:space="preserve">Populations, communities, and ecosystems</w:t>
+                <w:t xml:space="preserve">Wave transmission</w:t>
               </w:r>
             </w:hyperlink>
           </w:p>
@@ -8843,7 +8833,7 @@
               <w:spacing w:after="10" w:before="0"/>
               <w:ind w:left="120"/>
             </w:pPr>
-            <w:hyperlink w:history="1" r:id="rIdm4mf8flmybzvmhyggo5rm">
+            <w:hyperlink w:history="1" r:id="rIdvx8huhqo4_pqootzxrd0o">
               <w:r>
                 <w:rPr>
                   <w:rFonts w:ascii="Arial" w:cs="Arial" w:eastAsia="Arial" w:hAnsi="Arial"/>
@@ -8881,14 +8871,14 @@
                 <w:sz w:val="16"/>
                 <w:szCs w:val="16"/>
               </w:rPr>
-              <w:t xml:space="preserve">📖 HTML:</w:t>
+              <w:t xml:space="preserve">📖 H5P:</w:t>
             </w:r>
           </w:p>
           <w:p>
             <w:pPr>
               <w:spacing w:after="20" w:before="0"/>
             </w:pPr>
-            <w:hyperlink w:history="1" r:id="rIdm6rzcudk7rmj65lhu_dfi">
+            <w:hyperlink w:history="1" r:id="rIdmizve22p3b1tebe_h7bpz">
               <w:r>
                 <w:rPr>
                   <w:rFonts w:ascii="Arial" w:cs="Arial" w:eastAsia="Arial" w:hAnsi="Arial"/>
@@ -8897,7 +8887,7 @@
                   <w:szCs w:val="16"/>
                   <w:u w:val="single" w:color="2E75B6"/>
                 </w:rPr>
-                <w:t xml:space="preserve">Graphs of Linear Models of Direct Variation (Flexbook)</w:t>
+                <w:t xml:space="preserve">A Feast on Saturn</w:t>
               </w:r>
             </w:hyperlink>
           </w:p>
@@ -8913,7 +8903,7 @@
                 <w:sz w:val="14"/>
                 <w:szCs w:val="14"/>
               </w:rPr>
-              <w:t xml:space="preserve">Source: CK-12</w:t>
+              <w:t xml:space="preserve">Source: Global Digital Library - Book Catalog</w:t>
             </w:r>
           </w:p>
           <w:p>
@@ -8921,7 +8911,7 @@
               <w:spacing w:after="10" w:before="0"/>
               <w:ind w:left="120"/>
             </w:pPr>
-            <w:hyperlink w:history="1" r:id="rIdvhgeaij78n472l65milj5">
+            <w:hyperlink w:history="1" r:id="rIdbv5rfh37w5msjbzp6omfn">
               <w:r>
                 <w:rPr>
                   <w:rFonts w:ascii="Arial" w:cs="Arial" w:eastAsia="Arial" w:hAnsi="Arial"/>
@@ -9116,7 +9106,7 @@
             <w:pPr>
               <w:spacing w:after="20" w:before="0"/>
             </w:pPr>
-            <w:hyperlink w:history="1" r:id="rIdh8fooqxadntwz-3o8ujdt">
+            <w:hyperlink w:history="1" r:id="rIdafkbgxiqjz1bv3bsub52g">
               <w:r>
                 <w:rPr>
                   <w:rFonts w:ascii="Arial" w:cs="Arial" w:eastAsia="Arial" w:hAnsi="Arial"/>
@@ -9125,7 +9115,7 @@
                   <w:szCs w:val="16"/>
                   <w:u w:val="single" w:color="2E75B6"/>
                 </w:rPr>
-                <w:t xml:space="preserve">Populations, communities, and ecosystems</w:t>
+                <w:t xml:space="preserve">Wave transmission</w:t>
               </w:r>
             </w:hyperlink>
           </w:p>
@@ -9149,7 +9139,7 @@
               <w:spacing w:after="10" w:before="0"/>
               <w:ind w:left="120"/>
             </w:pPr>
-            <w:hyperlink w:history="1" r:id="rIdwit1gryv9efkr5l_g_q5p">
+            <w:hyperlink w:history="1" r:id="rIdvtwo0tlszl30hnov-_ovl">
               <w:r>
                 <w:rPr>
                   <w:rFonts w:ascii="Arial" w:cs="Arial" w:eastAsia="Arial" w:hAnsi="Arial"/>
@@ -9187,14 +9177,14 @@
                 <w:sz w:val="16"/>
                 <w:szCs w:val="16"/>
               </w:rPr>
-              <w:t xml:space="preserve">📖 HTML:</w:t>
+              <w:t xml:space="preserve">📖 H5P:</w:t>
             </w:r>
           </w:p>
           <w:p>
             <w:pPr>
               <w:spacing w:after="20" w:before="0"/>
             </w:pPr>
-            <w:hyperlink w:history="1" r:id="rIdyihfq_g80_tfysorygbjf">
+            <w:hyperlink w:history="1" r:id="rIdfm16xk2rl8y44hme4-ugx">
               <w:r>
                 <w:rPr>
                   <w:rFonts w:ascii="Arial" w:cs="Arial" w:eastAsia="Arial" w:hAnsi="Arial"/>
@@ -9203,7 +9193,7 @@
                   <w:szCs w:val="16"/>
                   <w:u w:val="single" w:color="2E75B6"/>
                 </w:rPr>
-                <w:t xml:space="preserve">Graphs of Linear Models of Direct Variation (Flexbook)</w:t>
+                <w:t xml:space="preserve">A Feast on Saturn</w:t>
               </w:r>
             </w:hyperlink>
           </w:p>
@@ -9219,7 +9209,7 @@
                 <w:sz w:val="14"/>
                 <w:szCs w:val="14"/>
               </w:rPr>
-              <w:t xml:space="preserve">Source: CK-12</w:t>
+              <w:t xml:space="preserve">Source: Global Digital Library - Book Catalog</w:t>
             </w:r>
           </w:p>
           <w:p>
@@ -9227,7 +9217,7 @@
               <w:spacing w:after="10" w:before="0"/>
               <w:ind w:left="120"/>
             </w:pPr>
-            <w:hyperlink w:history="1" r:id="rIdj5hnzirydek48pana5bu0">
+            <w:hyperlink w:history="1" r:id="rIdxspak8wy-6gw30ol1yzkh">
               <w:r>
                 <w:rPr>
                   <w:rFonts w:ascii="Arial" w:cs="Arial" w:eastAsia="Arial" w:hAnsi="Arial"/>
@@ -9422,7 +9412,7 @@
             <w:pPr>
               <w:spacing w:after="20" w:before="0"/>
             </w:pPr>
-            <w:hyperlink w:history="1" r:id="rIdt2jbqu_prvo9xcdatu16k">
+            <w:hyperlink w:history="1" r:id="rId_krovdqbhy_xujjkucc6i">
               <w:r>
                 <w:rPr>
                   <w:rFonts w:ascii="Arial" w:cs="Arial" w:eastAsia="Arial" w:hAnsi="Arial"/>
@@ -9431,7 +9421,7 @@
                   <w:szCs w:val="16"/>
                   <w:u w:val="single" w:color="2E75B6"/>
                 </w:rPr>
-                <w:t xml:space="preserve">Populations, communities, and ecosystems</w:t>
+                <w:t xml:space="preserve">Wave transmission</w:t>
               </w:r>
             </w:hyperlink>
           </w:p>
@@ -9455,7 +9445,7 @@
               <w:spacing w:after="10" w:before="0"/>
               <w:ind w:left="120"/>
             </w:pPr>
-            <w:hyperlink w:history="1" r:id="rId0zbl4kreg_htr4m7xlqta">
+            <w:hyperlink w:history="1" r:id="rIdbyfymhgcblb94yklz0i0w">
               <w:r>
                 <w:rPr>
                   <w:rFonts w:ascii="Arial" w:cs="Arial" w:eastAsia="Arial" w:hAnsi="Arial"/>
@@ -9493,14 +9483,14 @@
                 <w:sz w:val="16"/>
                 <w:szCs w:val="16"/>
               </w:rPr>
-              <w:t xml:space="preserve">📖 HTML:</w:t>
+              <w:t xml:space="preserve">📖 H5P:</w:t>
             </w:r>
           </w:p>
           <w:p>
             <w:pPr>
               <w:spacing w:after="20" w:before="0"/>
             </w:pPr>
-            <w:hyperlink w:history="1" r:id="rIdnhoeoito0hxhdflqxte_j">
+            <w:hyperlink w:history="1" r:id="rId0sapvv1q1tnlustpyionv">
               <w:r>
                 <w:rPr>
                   <w:rFonts w:ascii="Arial" w:cs="Arial" w:eastAsia="Arial" w:hAnsi="Arial"/>
@@ -9509,7 +9499,7 @@
                   <w:szCs w:val="16"/>
                   <w:u w:val="single" w:color="2E75B6"/>
                 </w:rPr>
-                <w:t xml:space="preserve">Graphs of Linear Models of Direct Variation (Flexbook)</w:t>
+                <w:t xml:space="preserve">A Feast on Saturn</w:t>
               </w:r>
             </w:hyperlink>
           </w:p>
@@ -9525,7 +9515,7 @@
                 <w:sz w:val="14"/>
                 <w:szCs w:val="14"/>
               </w:rPr>
-              <w:t xml:space="preserve">Source: CK-12</w:t>
+              <w:t xml:space="preserve">Source: Global Digital Library - Book Catalog</w:t>
             </w:r>
           </w:p>
           <w:p>
@@ -9533,7 +9523,7 @@
               <w:spacing w:after="10" w:before="0"/>
               <w:ind w:left="120"/>
             </w:pPr>
-            <w:hyperlink w:history="1" r:id="rIda0ojn-rzkqcitemv2ggba">
+            <w:hyperlink w:history="1" r:id="rIdlinlgvuj0dmz_tyic9uun">
               <w:r>
                 <w:rPr>
                   <w:rFonts w:ascii="Arial" w:cs="Arial" w:eastAsia="Arial" w:hAnsi="Arial"/>
@@ -9728,7 +9718,7 @@
             <w:pPr>
               <w:spacing w:after="20" w:before="0"/>
             </w:pPr>
-            <w:hyperlink w:history="1" r:id="rIdnb6h_hhotox8flggw7kq-">
+            <w:hyperlink w:history="1" r:id="rIddhzxgaqtkowgnxa16r5bi">
               <w:r>
                 <w:rPr>
                   <w:rFonts w:ascii="Arial" w:cs="Arial" w:eastAsia="Arial" w:hAnsi="Arial"/>
@@ -9737,7 +9727,7 @@
                   <w:szCs w:val="16"/>
                   <w:u w:val="single" w:color="2E75B6"/>
                 </w:rPr>
-                <w:t xml:space="preserve">Populations, communities, and ecosystems</w:t>
+                <w:t xml:space="preserve">Wave transmission</w:t>
               </w:r>
             </w:hyperlink>
           </w:p>
@@ -9761,7 +9751,7 @@
               <w:spacing w:after="10" w:before="0"/>
               <w:ind w:left="120"/>
             </w:pPr>
-            <w:hyperlink w:history="1" r:id="rIdhlazqg2uzwme1u6klm-ke">
+            <w:hyperlink w:history="1" r:id="rIdd3o5j89mogoehq2amgqbc">
               <w:r>
                 <w:rPr>
                   <w:rFonts w:ascii="Arial" w:cs="Arial" w:eastAsia="Arial" w:hAnsi="Arial"/>
@@ -9799,14 +9789,14 @@
                 <w:sz w:val="16"/>
                 <w:szCs w:val="16"/>
               </w:rPr>
-              <w:t xml:space="preserve">📖 HTML:</w:t>
+              <w:t xml:space="preserve">📖 H5P:</w:t>
             </w:r>
           </w:p>
           <w:p>
             <w:pPr>
               <w:spacing w:after="20" w:before="0"/>
             </w:pPr>
-            <w:hyperlink w:history="1" r:id="rIdgqpijckblbc2ya0disysr">
+            <w:hyperlink w:history="1" r:id="rIdlhq3idg-tlxl3w_tbq51p">
               <w:r>
                 <w:rPr>
                   <w:rFonts w:ascii="Arial" w:cs="Arial" w:eastAsia="Arial" w:hAnsi="Arial"/>
@@ -9815,7 +9805,7 @@
                   <w:szCs w:val="16"/>
                   <w:u w:val="single" w:color="2E75B6"/>
                 </w:rPr>
-                <w:t xml:space="preserve">Graphs of Linear Models of Direct Variation (Flexbook)</w:t>
+                <w:t xml:space="preserve">A Feast on Saturn</w:t>
               </w:r>
             </w:hyperlink>
           </w:p>
@@ -9831,7 +9821,7 @@
                 <w:sz w:val="14"/>
                 <w:szCs w:val="14"/>
               </w:rPr>
-              <w:t xml:space="preserve">Source: CK-12</w:t>
+              <w:t xml:space="preserve">Source: Global Digital Library - Book Catalog</w:t>
             </w:r>
           </w:p>
           <w:p>
@@ -9839,7 +9829,7 @@
               <w:spacing w:after="10" w:before="0"/>
               <w:ind w:left="120"/>
             </w:pPr>
-            <w:hyperlink w:history="1" r:id="rIdxchoindhw8bqlxm1d26hv">
+            <w:hyperlink w:history="1" r:id="rIdjv8tmc7t6hiuoms48_isu">
               <w:r>
                 <w:rPr>
                   <w:rFonts w:ascii="Arial" w:cs="Arial" w:eastAsia="Arial" w:hAnsi="Arial"/>
@@ -10034,7 +10024,7 @@
             <w:pPr>
               <w:spacing w:after="20" w:before="0"/>
             </w:pPr>
-            <w:hyperlink w:history="1" r:id="rIdr96pkrows4c1gdkv-9jiq">
+            <w:hyperlink w:history="1" r:id="rIdnu6tp8idduab1krlvxzg-">
               <w:r>
                 <w:rPr>
                   <w:rFonts w:ascii="Arial" w:cs="Arial" w:eastAsia="Arial" w:hAnsi="Arial"/>
@@ -10043,7 +10033,7 @@
                   <w:szCs w:val="16"/>
                   <w:u w:val="single" w:color="2E75B6"/>
                 </w:rPr>
-                <w:t xml:space="preserve">Populations, communities, and ecosystems</w:t>
+                <w:t xml:space="preserve">Wave transmission</w:t>
               </w:r>
             </w:hyperlink>
           </w:p>
@@ -10067,7 +10057,7 @@
               <w:spacing w:after="10" w:before="0"/>
               <w:ind w:left="120"/>
             </w:pPr>
-            <w:hyperlink w:history="1" r:id="rIdfyouz1rbzfd1panj1asdq">
+            <w:hyperlink w:history="1" r:id="rIdy-w4s5ko3no-ys_kkrr6s">
               <w:r>
                 <w:rPr>
                   <w:rFonts w:ascii="Arial" w:cs="Arial" w:eastAsia="Arial" w:hAnsi="Arial"/>
@@ -10105,14 +10095,14 @@
                 <w:sz w:val="16"/>
                 <w:szCs w:val="16"/>
               </w:rPr>
-              <w:t xml:space="preserve">📖 HTML:</w:t>
+              <w:t xml:space="preserve">📖 H5P:</w:t>
             </w:r>
           </w:p>
           <w:p>
             <w:pPr>
               <w:spacing w:after="20" w:before="0"/>
             </w:pPr>
-            <w:hyperlink w:history="1" r:id="rIdc4yzsaco9scbrqy0kqfq_">
+            <w:hyperlink w:history="1" r:id="rIdyvandtqctbtx5naodeydu">
               <w:r>
                 <w:rPr>
                   <w:rFonts w:ascii="Arial" w:cs="Arial" w:eastAsia="Arial" w:hAnsi="Arial"/>
@@ -10121,7 +10111,7 @@
                   <w:szCs w:val="16"/>
                   <w:u w:val="single" w:color="2E75B6"/>
                 </w:rPr>
-                <w:t xml:space="preserve">Graphs of Linear Models of Direct Variation (Flexbook)</w:t>
+                <w:t xml:space="preserve">A Feast on Saturn</w:t>
               </w:r>
             </w:hyperlink>
           </w:p>
@@ -10137,7 +10127,7 @@
                 <w:sz w:val="14"/>
                 <w:szCs w:val="14"/>
               </w:rPr>
-              <w:t xml:space="preserve">Source: CK-12</w:t>
+              <w:t xml:space="preserve">Source: Global Digital Library - Book Catalog</w:t>
             </w:r>
           </w:p>
           <w:p>
@@ -10145,7 +10135,7 @@
               <w:spacing w:after="10" w:before="0"/>
               <w:ind w:left="120"/>
             </w:pPr>
-            <w:hyperlink w:history="1" r:id="rIdlvdgju9qajgwje3ipvqvf">
+            <w:hyperlink w:history="1" r:id="rIdsdeqbxjzyz8fti3sz_ipc">
               <w:r>
                 <w:rPr>
                   <w:rFonts w:ascii="Arial" w:cs="Arial" w:eastAsia="Arial" w:hAnsi="Arial"/>
@@ -11632,40 +11622,24 @@
             <w:pPr>
               <w:spacing w:after="20" w:before="0"/>
             </w:pPr>
-            <w:hyperlink w:history="1" r:id="rId_hctdtxu5enb4qs3kfom0">
-              <w:r>
-                <w:rPr>
-                  <w:rFonts w:ascii="Arial" w:cs="Arial" w:eastAsia="Arial" w:hAnsi="Arial"/>
-                  <w:color w:val="2E75B6"/>
-                  <w:sz w:val="16"/>
-                  <w:szCs w:val="16"/>
-                  <w:u w:val="single" w:color="2E75B6"/>
-                </w:rPr>
-                <w:t xml:space="preserve">Populations, communities, and ecosystems</w:t>
-              </w:r>
-            </w:hyperlink>
+            <w:r>
+              <w:rPr>
+                <w:rFonts w:ascii="Arial" w:cs="Arial" w:eastAsia="Arial" w:hAnsi="Arial"/>
+                <w:i/>
+                <w:iCs/>
+                <w:color w:val="595959"/>
+                <w:sz w:val="16"/>
+                <w:szCs w:val="16"/>
+              </w:rPr>
+              <w:t xml:space="preserve">No closely matching video in the ARES library for this activity.</w:t>
+            </w:r>
           </w:p>
           <w:p>
             <w:pPr>
               <w:spacing w:after="10" w:before="0"/>
               <w:ind w:left="120"/>
             </w:pPr>
-            <w:r>
-              <w:rPr>
-                <w:rFonts w:ascii="Arial" w:cs="Arial" w:eastAsia="Arial" w:hAnsi="Arial"/>
-                <w:color w:val="595959"/>
-                <w:sz w:val="14"/>
-                <w:szCs w:val="14"/>
-              </w:rPr>
-              <w:t xml:space="preserve">Source: Khan Academy (English - US curriculum)</w:t>
-            </w:r>
-          </w:p>
-          <w:p>
-            <w:pPr>
-              <w:spacing w:after="10" w:before="0"/>
-              <w:ind w:left="120"/>
-            </w:pPr>
-            <w:hyperlink w:history="1" r:id="rIdvvwujpcbfn8mzg97lwf49">
+            <w:hyperlink w:history="1" r:id="rIdq3l2pgqp3qieb3_rg6f1n">
               <w:r>
                 <w:rPr>
                   <w:rFonts w:ascii="Arial" w:cs="Arial" w:eastAsia="Arial" w:hAnsi="Arial"/>
@@ -11674,9 +11648,24 @@
                   <w:szCs w:val="14"/>
                   <w:u w:val="single" w:color="595959"/>
                 </w:rPr>
-                <w:t xml:space="preserve">🔍 Search ARES for similar videos</w:t>
+                <w:t xml:space="preserve">🔍 Search ARES for videos</w:t>
               </w:r>
             </w:hyperlink>
+          </w:p>
+          <w:p>
+            <w:pPr>
+              <w:spacing w:after="10" w:before="0"/>
+              <w:ind w:left="120"/>
+            </w:pPr>
+            <w:r>
+              <w:rPr>
+                <w:rFonts w:ascii="Arial" w:cs="Arial" w:eastAsia="Arial" w:hAnsi="Arial"/>
+                <w:color w:val="595959"/>
+                <w:sz w:val="14"/>
+                <w:szCs w:val="14"/>
+              </w:rPr>
+              <w:t xml:space="preserve">Search terms: microorganisms fungal infections ringworm</w:t>
+            </w:r>
           </w:p>
           <w:p>
             <w:pPr>
@@ -11703,47 +11692,31 @@
                 <w:sz w:val="16"/>
                 <w:szCs w:val="16"/>
               </w:rPr>
-              <w:t xml:space="preserve">📖 HTML:</w:t>
+              <w:t xml:space="preserve">📖 READING:</w:t>
             </w:r>
           </w:p>
           <w:p>
             <w:pPr>
               <w:spacing w:after="20" w:before="0"/>
             </w:pPr>
-            <w:hyperlink w:history="1" r:id="rIdmnm8lrx8rqek7us7rl2n2">
-              <w:r>
-                <w:rPr>
-                  <w:rFonts w:ascii="Arial" w:cs="Arial" w:eastAsia="Arial" w:hAnsi="Arial"/>
-                  <w:color w:val="2E75B6"/>
-                  <w:sz w:val="16"/>
-                  <w:szCs w:val="16"/>
-                  <w:u w:val="single" w:color="2E75B6"/>
-                </w:rPr>
-                <w:t xml:space="preserve">Sexually Transmitted Infections (Flexbook)</w:t>
-              </w:r>
-            </w:hyperlink>
+            <w:r>
+              <w:rPr>
+                <w:rFonts w:ascii="Arial" w:cs="Arial" w:eastAsia="Arial" w:hAnsi="Arial"/>
+                <w:i/>
+                <w:iCs/>
+                <w:color w:val="595959"/>
+                <w:sz w:val="16"/>
+                <w:szCs w:val="16"/>
+              </w:rPr>
+              <w:t xml:space="preserve">No closely matching reading in the ARES library for this activity.</w:t>
+            </w:r>
           </w:p>
           <w:p>
             <w:pPr>
               <w:spacing w:after="10" w:before="0"/>
               <w:ind w:left="120"/>
             </w:pPr>
-            <w:r>
-              <w:rPr>
-                <w:rFonts w:ascii="Arial" w:cs="Arial" w:eastAsia="Arial" w:hAnsi="Arial"/>
-                <w:color w:val="595959"/>
-                <w:sz w:val="14"/>
-                <w:szCs w:val="14"/>
-              </w:rPr>
-              <w:t xml:space="preserve">Source: CK-12</w:t>
-            </w:r>
-          </w:p>
-          <w:p>
-            <w:pPr>
-              <w:spacing w:after="10" w:before="0"/>
-              <w:ind w:left="120"/>
-            </w:pPr>
-            <w:hyperlink w:history="1" r:id="rIdxypl091n0vgleytwui8vr">
+            <w:hyperlink w:history="1" r:id="rIdpnctp3mjqtmdgkgn2rz8t">
               <w:r>
                 <w:rPr>
                   <w:rFonts w:ascii="Arial" w:cs="Arial" w:eastAsia="Arial" w:hAnsi="Arial"/>
@@ -11752,9 +11725,24 @@
                   <w:szCs w:val="14"/>
                   <w:u w:val="single" w:color="595959"/>
                 </w:rPr>
-                <w:t xml:space="preserve">🔍 Search ARES for similar readings</w:t>
+                <w:t xml:space="preserve">🔍 Search ARES for readings</w:t>
               </w:r>
             </w:hyperlink>
+          </w:p>
+          <w:p>
+            <w:pPr>
+              <w:spacing w:after="10" w:before="0"/>
+              <w:ind w:left="120"/>
+            </w:pPr>
+            <w:r>
+              <w:rPr>
+                <w:rFonts w:ascii="Arial" w:cs="Arial" w:eastAsia="Arial" w:hAnsi="Arial"/>
+                <w:color w:val="595959"/>
+                <w:sz w:val="14"/>
+                <w:szCs w:val="14"/>
+              </w:rPr>
+              <w:t xml:space="preserve">Search terms: microorganisms fungal infections ringworm</w:t>
+            </w:r>
           </w:p>
         </w:tc>
         <w:tc>
@@ -11938,40 +11926,24 @@
             <w:pPr>
               <w:spacing w:after="20" w:before="0"/>
             </w:pPr>
-            <w:hyperlink w:history="1" r:id="rIdag-bbmciqv4m-caxqbbqt">
-              <w:r>
-                <w:rPr>
-                  <w:rFonts w:ascii="Arial" w:cs="Arial" w:eastAsia="Arial" w:hAnsi="Arial"/>
-                  <w:color w:val="2E75B6"/>
-                  <w:sz w:val="16"/>
-                  <w:szCs w:val="16"/>
-                  <w:u w:val="single" w:color="2E75B6"/>
-                </w:rPr>
-                <w:t xml:space="preserve">Populations, communities, and ecosystems</w:t>
-              </w:r>
-            </w:hyperlink>
+            <w:r>
+              <w:rPr>
+                <w:rFonts w:ascii="Arial" w:cs="Arial" w:eastAsia="Arial" w:hAnsi="Arial"/>
+                <w:i/>
+                <w:iCs/>
+                <w:color w:val="595959"/>
+                <w:sz w:val="16"/>
+                <w:szCs w:val="16"/>
+              </w:rPr>
+              <w:t xml:space="preserve">No closely matching video in the ARES library for this activity.</w:t>
+            </w:r>
           </w:p>
           <w:p>
             <w:pPr>
               <w:spacing w:after="10" w:before="0"/>
               <w:ind w:left="120"/>
             </w:pPr>
-            <w:r>
-              <w:rPr>
-                <w:rFonts w:ascii="Arial" w:cs="Arial" w:eastAsia="Arial" w:hAnsi="Arial"/>
-                <w:color w:val="595959"/>
-                <w:sz w:val="14"/>
-                <w:szCs w:val="14"/>
-              </w:rPr>
-              <w:t xml:space="preserve">Source: Khan Academy (English - US curriculum)</w:t>
-            </w:r>
-          </w:p>
-          <w:p>
-            <w:pPr>
-              <w:spacing w:after="10" w:before="0"/>
-              <w:ind w:left="120"/>
-            </w:pPr>
-            <w:hyperlink w:history="1" r:id="rId-79k9qxsm3rouupz-rj8h">
+            <w:hyperlink w:history="1" r:id="rIdekdch0rveqatxtmux1zuo">
               <w:r>
                 <w:rPr>
                   <w:rFonts w:ascii="Arial" w:cs="Arial" w:eastAsia="Arial" w:hAnsi="Arial"/>
@@ -11980,9 +11952,24 @@
                   <w:szCs w:val="14"/>
                   <w:u w:val="single" w:color="595959"/>
                 </w:rPr>
-                <w:t xml:space="preserve">🔍 Search ARES for similar videos</w:t>
+                <w:t xml:space="preserve">🔍 Search ARES for videos</w:t>
               </w:r>
             </w:hyperlink>
+          </w:p>
+          <w:p>
+            <w:pPr>
+              <w:spacing w:after="10" w:before="0"/>
+              <w:ind w:left="120"/>
+            </w:pPr>
+            <w:r>
+              <w:rPr>
+                <w:rFonts w:ascii="Arial" w:cs="Arial" w:eastAsia="Arial" w:hAnsi="Arial"/>
+                <w:color w:val="595959"/>
+                <w:sz w:val="14"/>
+                <w:szCs w:val="14"/>
+              </w:rPr>
+              <w:t xml:space="preserve">Search terms: microorganisms fungal infections ringworm</w:t>
+            </w:r>
           </w:p>
           <w:p>
             <w:pPr>
@@ -12009,47 +11996,31 @@
                 <w:sz w:val="16"/>
                 <w:szCs w:val="16"/>
               </w:rPr>
-              <w:t xml:space="preserve">📖 HTML:</w:t>
+              <w:t xml:space="preserve">📖 READING:</w:t>
             </w:r>
           </w:p>
           <w:p>
             <w:pPr>
               <w:spacing w:after="20" w:before="0"/>
             </w:pPr>
-            <w:hyperlink w:history="1" r:id="rIdqxhlljjlpcstoh2nnl-ze">
-              <w:r>
-                <w:rPr>
-                  <w:rFonts w:ascii="Arial" w:cs="Arial" w:eastAsia="Arial" w:hAnsi="Arial"/>
-                  <w:color w:val="2E75B6"/>
-                  <w:sz w:val="16"/>
-                  <w:szCs w:val="16"/>
-                  <w:u w:val="single" w:color="2E75B6"/>
-                </w:rPr>
-                <w:t xml:space="preserve">Sexually Transmitted Infections (Flexbook)</w:t>
-              </w:r>
-            </w:hyperlink>
+            <w:r>
+              <w:rPr>
+                <w:rFonts w:ascii="Arial" w:cs="Arial" w:eastAsia="Arial" w:hAnsi="Arial"/>
+                <w:i/>
+                <w:iCs/>
+                <w:color w:val="595959"/>
+                <w:sz w:val="16"/>
+                <w:szCs w:val="16"/>
+              </w:rPr>
+              <w:t xml:space="preserve">No closely matching reading in the ARES library for this activity.</w:t>
+            </w:r>
           </w:p>
           <w:p>
             <w:pPr>
               <w:spacing w:after="10" w:before="0"/>
               <w:ind w:left="120"/>
             </w:pPr>
-            <w:r>
-              <w:rPr>
-                <w:rFonts w:ascii="Arial" w:cs="Arial" w:eastAsia="Arial" w:hAnsi="Arial"/>
-                <w:color w:val="595959"/>
-                <w:sz w:val="14"/>
-                <w:szCs w:val="14"/>
-              </w:rPr>
-              <w:t xml:space="preserve">Source: CK-12</w:t>
-            </w:r>
-          </w:p>
-          <w:p>
-            <w:pPr>
-              <w:spacing w:after="10" w:before="0"/>
-              <w:ind w:left="120"/>
-            </w:pPr>
-            <w:hyperlink w:history="1" r:id="rIdjmzfekn_j6k20tnryxk_0">
+            <w:hyperlink w:history="1" r:id="rIdm-v3iyssc_lbuv_rttjgb">
               <w:r>
                 <w:rPr>
                   <w:rFonts w:ascii="Arial" w:cs="Arial" w:eastAsia="Arial" w:hAnsi="Arial"/>
@@ -12058,9 +12029,24 @@
                   <w:szCs w:val="14"/>
                   <w:u w:val="single" w:color="595959"/>
                 </w:rPr>
-                <w:t xml:space="preserve">🔍 Search ARES for similar readings</w:t>
+                <w:t xml:space="preserve">🔍 Search ARES for readings</w:t>
               </w:r>
             </w:hyperlink>
+          </w:p>
+          <w:p>
+            <w:pPr>
+              <w:spacing w:after="10" w:before="0"/>
+              <w:ind w:left="120"/>
+            </w:pPr>
+            <w:r>
+              <w:rPr>
+                <w:rFonts w:ascii="Arial" w:cs="Arial" w:eastAsia="Arial" w:hAnsi="Arial"/>
+                <w:color w:val="595959"/>
+                <w:sz w:val="14"/>
+                <w:szCs w:val="14"/>
+              </w:rPr>
+              <w:t xml:space="preserve">Search terms: microorganisms fungal infections ringworm</w:t>
+            </w:r>
           </w:p>
         </w:tc>
         <w:tc>
@@ -12399,40 +12385,24 @@
             <w:pPr>
               <w:spacing w:after="20" w:before="0"/>
             </w:pPr>
-            <w:hyperlink w:history="1" r:id="rIdg_-gbjs-rwg993jj9blfu">
-              <w:r>
-                <w:rPr>
-                  <w:rFonts w:ascii="Arial" w:cs="Arial" w:eastAsia="Arial" w:hAnsi="Arial"/>
-                  <w:color w:val="2E75B6"/>
-                  <w:sz w:val="16"/>
-                  <w:szCs w:val="16"/>
-                  <w:u w:val="single" w:color="2E75B6"/>
-                </w:rPr>
-                <w:t xml:space="preserve">Populations, communities, and ecosystems</w:t>
-              </w:r>
-            </w:hyperlink>
+            <w:r>
+              <w:rPr>
+                <w:rFonts w:ascii="Arial" w:cs="Arial" w:eastAsia="Arial" w:hAnsi="Arial"/>
+                <w:i/>
+                <w:iCs/>
+                <w:color w:val="595959"/>
+                <w:sz w:val="16"/>
+                <w:szCs w:val="16"/>
+              </w:rPr>
+              <w:t xml:space="preserve">No closely matching video in the ARES library for this activity.</w:t>
+            </w:r>
           </w:p>
           <w:p>
             <w:pPr>
               <w:spacing w:after="10" w:before="0"/>
               <w:ind w:left="120"/>
             </w:pPr>
-            <w:r>
-              <w:rPr>
-                <w:rFonts w:ascii="Arial" w:cs="Arial" w:eastAsia="Arial" w:hAnsi="Arial"/>
-                <w:color w:val="595959"/>
-                <w:sz w:val="14"/>
-                <w:szCs w:val="14"/>
-              </w:rPr>
-              <w:t xml:space="preserve">Source: Khan Academy (English - US curriculum)</w:t>
-            </w:r>
-          </w:p>
-          <w:p>
-            <w:pPr>
-              <w:spacing w:after="10" w:before="0"/>
-              <w:ind w:left="120"/>
-            </w:pPr>
-            <w:hyperlink w:history="1" r:id="rIdzgngyf2ptwwolvxxft32o">
+            <w:hyperlink w:history="1" r:id="rId4kard_kxrh0zz9zhs1drx">
               <w:r>
                 <w:rPr>
                   <w:rFonts w:ascii="Arial" w:cs="Arial" w:eastAsia="Arial" w:hAnsi="Arial"/>
@@ -12441,9 +12411,24 @@
                   <w:szCs w:val="14"/>
                   <w:u w:val="single" w:color="595959"/>
                 </w:rPr>
-                <w:t xml:space="preserve">🔍 Search ARES for similar videos</w:t>
+                <w:t xml:space="preserve">🔍 Search ARES for videos</w:t>
               </w:r>
             </w:hyperlink>
+          </w:p>
+          <w:p>
+            <w:pPr>
+              <w:spacing w:after="10" w:before="0"/>
+              <w:ind w:left="120"/>
+            </w:pPr>
+            <w:r>
+              <w:rPr>
+                <w:rFonts w:ascii="Arial" w:cs="Arial" w:eastAsia="Arial" w:hAnsi="Arial"/>
+                <w:color w:val="595959"/>
+                <w:sz w:val="14"/>
+                <w:szCs w:val="14"/>
+              </w:rPr>
+              <w:t xml:space="preserve">Search terms: microorganisms fungal infections ringworm</w:t>
+            </w:r>
           </w:p>
           <w:p>
             <w:pPr>
@@ -12470,47 +12455,31 @@
                 <w:sz w:val="16"/>
                 <w:szCs w:val="16"/>
               </w:rPr>
-              <w:t xml:space="preserve">📖 HTML:</w:t>
+              <w:t xml:space="preserve">📖 READING:</w:t>
             </w:r>
           </w:p>
           <w:p>
             <w:pPr>
               <w:spacing w:after="20" w:before="0"/>
             </w:pPr>
-            <w:hyperlink w:history="1" r:id="rIdzd3xrkscj1gridrxh_k9s">
-              <w:r>
-                <w:rPr>
-                  <w:rFonts w:ascii="Arial" w:cs="Arial" w:eastAsia="Arial" w:hAnsi="Arial"/>
-                  <w:color w:val="2E75B6"/>
-                  <w:sz w:val="16"/>
-                  <w:szCs w:val="16"/>
-                  <w:u w:val="single" w:color="2E75B6"/>
-                </w:rPr>
-                <w:t xml:space="preserve">Sexually Transmitted Infections (Flexbook)</w:t>
-              </w:r>
-            </w:hyperlink>
+            <w:r>
+              <w:rPr>
+                <w:rFonts w:ascii="Arial" w:cs="Arial" w:eastAsia="Arial" w:hAnsi="Arial"/>
+                <w:i/>
+                <w:iCs/>
+                <w:color w:val="595959"/>
+                <w:sz w:val="16"/>
+                <w:szCs w:val="16"/>
+              </w:rPr>
+              <w:t xml:space="preserve">No closely matching reading in the ARES library for this activity.</w:t>
+            </w:r>
           </w:p>
           <w:p>
             <w:pPr>
               <w:spacing w:after="10" w:before="0"/>
               <w:ind w:left="120"/>
             </w:pPr>
-            <w:r>
-              <w:rPr>
-                <w:rFonts w:ascii="Arial" w:cs="Arial" w:eastAsia="Arial" w:hAnsi="Arial"/>
-                <w:color w:val="595959"/>
-                <w:sz w:val="14"/>
-                <w:szCs w:val="14"/>
-              </w:rPr>
-              <w:t xml:space="preserve">Source: CK-12</w:t>
-            </w:r>
-          </w:p>
-          <w:p>
-            <w:pPr>
-              <w:spacing w:after="10" w:before="0"/>
-              <w:ind w:left="120"/>
-            </w:pPr>
-            <w:hyperlink w:history="1" r:id="rId-6vlahylpqrucz6ulhgtx">
+            <w:hyperlink w:history="1" r:id="rIdhgiuuwpldkjx_wi0jvnf7">
               <w:r>
                 <w:rPr>
                   <w:rFonts w:ascii="Arial" w:cs="Arial" w:eastAsia="Arial" w:hAnsi="Arial"/>
@@ -12519,9 +12488,24 @@
                   <w:szCs w:val="14"/>
                   <w:u w:val="single" w:color="595959"/>
                 </w:rPr>
-                <w:t xml:space="preserve">🔍 Search ARES for similar readings</w:t>
+                <w:t xml:space="preserve">🔍 Search ARES for readings</w:t>
               </w:r>
             </w:hyperlink>
+          </w:p>
+          <w:p>
+            <w:pPr>
+              <w:spacing w:after="10" w:before="0"/>
+              <w:ind w:left="120"/>
+            </w:pPr>
+            <w:r>
+              <w:rPr>
+                <w:rFonts w:ascii="Arial" w:cs="Arial" w:eastAsia="Arial" w:hAnsi="Arial"/>
+                <w:color w:val="595959"/>
+                <w:sz w:val="14"/>
+                <w:szCs w:val="14"/>
+              </w:rPr>
+              <w:t xml:space="preserve">Search terms: microorganisms fungal infections ringworm</w:t>
+            </w:r>
           </w:p>
         </w:tc>
         <w:tc>
@@ -12705,40 +12689,24 @@
             <w:pPr>
               <w:spacing w:after="20" w:before="0"/>
             </w:pPr>
-            <w:hyperlink w:history="1" r:id="rIdsyjqojqw4irqaoozc3dif">
-              <w:r>
-                <w:rPr>
-                  <w:rFonts w:ascii="Arial" w:cs="Arial" w:eastAsia="Arial" w:hAnsi="Arial"/>
-                  <w:color w:val="2E75B6"/>
-                  <w:sz w:val="16"/>
-                  <w:szCs w:val="16"/>
-                  <w:u w:val="single" w:color="2E75B6"/>
-                </w:rPr>
-                <w:t xml:space="preserve">Populations, communities, and ecosystems</w:t>
-              </w:r>
-            </w:hyperlink>
+            <w:r>
+              <w:rPr>
+                <w:rFonts w:ascii="Arial" w:cs="Arial" w:eastAsia="Arial" w:hAnsi="Arial"/>
+                <w:i/>
+                <w:iCs/>
+                <w:color w:val="595959"/>
+                <w:sz w:val="16"/>
+                <w:szCs w:val="16"/>
+              </w:rPr>
+              <w:t xml:space="preserve">No closely matching video in the ARES library for this activity.</w:t>
+            </w:r>
           </w:p>
           <w:p>
             <w:pPr>
               <w:spacing w:after="10" w:before="0"/>
               <w:ind w:left="120"/>
             </w:pPr>
-            <w:r>
-              <w:rPr>
-                <w:rFonts w:ascii="Arial" w:cs="Arial" w:eastAsia="Arial" w:hAnsi="Arial"/>
-                <w:color w:val="595959"/>
-                <w:sz w:val="14"/>
-                <w:szCs w:val="14"/>
-              </w:rPr>
-              <w:t xml:space="preserve">Source: Khan Academy (English - US curriculum)</w:t>
-            </w:r>
-          </w:p>
-          <w:p>
-            <w:pPr>
-              <w:spacing w:after="10" w:before="0"/>
-              <w:ind w:left="120"/>
-            </w:pPr>
-            <w:hyperlink w:history="1" r:id="rIdtjnp8msh17wflvvx0dy40">
+            <w:hyperlink w:history="1" r:id="rIdliuevtgx1felkjxyq14hr">
               <w:r>
                 <w:rPr>
                   <w:rFonts w:ascii="Arial" w:cs="Arial" w:eastAsia="Arial" w:hAnsi="Arial"/>
@@ -12747,9 +12715,24 @@
                   <w:szCs w:val="14"/>
                   <w:u w:val="single" w:color="595959"/>
                 </w:rPr>
-                <w:t xml:space="preserve">🔍 Search ARES for similar videos</w:t>
+                <w:t xml:space="preserve">🔍 Search ARES for videos</w:t>
               </w:r>
             </w:hyperlink>
+          </w:p>
+          <w:p>
+            <w:pPr>
+              <w:spacing w:after="10" w:before="0"/>
+              <w:ind w:left="120"/>
+            </w:pPr>
+            <w:r>
+              <w:rPr>
+                <w:rFonts w:ascii="Arial" w:cs="Arial" w:eastAsia="Arial" w:hAnsi="Arial"/>
+                <w:color w:val="595959"/>
+                <w:sz w:val="14"/>
+                <w:szCs w:val="14"/>
+              </w:rPr>
+              <w:t xml:space="preserve">Search terms: microorganisms fungal infections ringworm</w:t>
+            </w:r>
           </w:p>
           <w:p>
             <w:pPr>
@@ -12776,47 +12759,31 @@
                 <w:sz w:val="16"/>
                 <w:szCs w:val="16"/>
               </w:rPr>
-              <w:t xml:space="preserve">📖 HTML:</w:t>
+              <w:t xml:space="preserve">📖 READING:</w:t>
             </w:r>
           </w:p>
           <w:p>
             <w:pPr>
               <w:spacing w:after="20" w:before="0"/>
             </w:pPr>
-            <w:hyperlink w:history="1" r:id="rIdpjczdkyqlg_97aoisjba5">
-              <w:r>
-                <w:rPr>
-                  <w:rFonts w:ascii="Arial" w:cs="Arial" w:eastAsia="Arial" w:hAnsi="Arial"/>
-                  <w:color w:val="2E75B6"/>
-                  <w:sz w:val="16"/>
-                  <w:szCs w:val="16"/>
-                  <w:u w:val="single" w:color="2E75B6"/>
-                </w:rPr>
-                <w:t xml:space="preserve">Sexually Transmitted Infections (Flexbook)</w:t>
-              </w:r>
-            </w:hyperlink>
+            <w:r>
+              <w:rPr>
+                <w:rFonts w:ascii="Arial" w:cs="Arial" w:eastAsia="Arial" w:hAnsi="Arial"/>
+                <w:i/>
+                <w:iCs/>
+                <w:color w:val="595959"/>
+                <w:sz w:val="16"/>
+                <w:szCs w:val="16"/>
+              </w:rPr>
+              <w:t xml:space="preserve">No closely matching reading in the ARES library for this activity.</w:t>
+            </w:r>
           </w:p>
           <w:p>
             <w:pPr>
               <w:spacing w:after="10" w:before="0"/>
               <w:ind w:left="120"/>
             </w:pPr>
-            <w:r>
-              <w:rPr>
-                <w:rFonts w:ascii="Arial" w:cs="Arial" w:eastAsia="Arial" w:hAnsi="Arial"/>
-                <w:color w:val="595959"/>
-                <w:sz w:val="14"/>
-                <w:szCs w:val="14"/>
-              </w:rPr>
-              <w:t xml:space="preserve">Source: CK-12</w:t>
-            </w:r>
-          </w:p>
-          <w:p>
-            <w:pPr>
-              <w:spacing w:after="10" w:before="0"/>
-              <w:ind w:left="120"/>
-            </w:pPr>
-            <w:hyperlink w:history="1" r:id="rIdokp77vnmqivdrv405wyyj">
+            <w:hyperlink w:history="1" r:id="rIdyx4ce8_je1_cqu3zmzco-">
               <w:r>
                 <w:rPr>
                   <w:rFonts w:ascii="Arial" w:cs="Arial" w:eastAsia="Arial" w:hAnsi="Arial"/>
@@ -12825,9 +12792,24 @@
                   <w:szCs w:val="14"/>
                   <w:u w:val="single" w:color="595959"/>
                 </w:rPr>
-                <w:t xml:space="preserve">🔍 Search ARES for similar readings</w:t>
+                <w:t xml:space="preserve">🔍 Search ARES for readings</w:t>
               </w:r>
             </w:hyperlink>
+          </w:p>
+          <w:p>
+            <w:pPr>
+              <w:spacing w:after="10" w:before="0"/>
+              <w:ind w:left="120"/>
+            </w:pPr>
+            <w:r>
+              <w:rPr>
+                <w:rFonts w:ascii="Arial" w:cs="Arial" w:eastAsia="Arial" w:hAnsi="Arial"/>
+                <w:color w:val="595959"/>
+                <w:sz w:val="14"/>
+                <w:szCs w:val="14"/>
+              </w:rPr>
+              <w:t xml:space="preserve">Search terms: microorganisms fungal infections ringworm</w:t>
+            </w:r>
           </w:p>
         </w:tc>
         <w:tc>
@@ -13011,40 +12993,24 @@
             <w:pPr>
               <w:spacing w:after="20" w:before="0"/>
             </w:pPr>
-            <w:hyperlink w:history="1" r:id="rId--b2k64v1rse5v0hanvt6">
-              <w:r>
-                <w:rPr>
-                  <w:rFonts w:ascii="Arial" w:cs="Arial" w:eastAsia="Arial" w:hAnsi="Arial"/>
-                  <w:color w:val="2E75B6"/>
-                  <w:sz w:val="16"/>
-                  <w:szCs w:val="16"/>
-                  <w:u w:val="single" w:color="2E75B6"/>
-                </w:rPr>
-                <w:t xml:space="preserve">Populations, communities, and ecosystems</w:t>
-              </w:r>
-            </w:hyperlink>
+            <w:r>
+              <w:rPr>
+                <w:rFonts w:ascii="Arial" w:cs="Arial" w:eastAsia="Arial" w:hAnsi="Arial"/>
+                <w:i/>
+                <w:iCs/>
+                <w:color w:val="595959"/>
+                <w:sz w:val="16"/>
+                <w:szCs w:val="16"/>
+              </w:rPr>
+              <w:t xml:space="preserve">No closely matching video in the ARES library for this activity.</w:t>
+            </w:r>
           </w:p>
           <w:p>
             <w:pPr>
               <w:spacing w:after="10" w:before="0"/>
               <w:ind w:left="120"/>
             </w:pPr>
-            <w:r>
-              <w:rPr>
-                <w:rFonts w:ascii="Arial" w:cs="Arial" w:eastAsia="Arial" w:hAnsi="Arial"/>
-                <w:color w:val="595959"/>
-                <w:sz w:val="14"/>
-                <w:szCs w:val="14"/>
-              </w:rPr>
-              <w:t xml:space="preserve">Source: Khan Academy (English - US curriculum)</w:t>
-            </w:r>
-          </w:p>
-          <w:p>
-            <w:pPr>
-              <w:spacing w:after="10" w:before="0"/>
-              <w:ind w:left="120"/>
-            </w:pPr>
-            <w:hyperlink w:history="1" r:id="rId7l5-w2nbzmaltzsp_m3in">
+            <w:hyperlink w:history="1" r:id="rIdcw62dnkngi6fvonq1v1sh">
               <w:r>
                 <w:rPr>
                   <w:rFonts w:ascii="Arial" w:cs="Arial" w:eastAsia="Arial" w:hAnsi="Arial"/>
@@ -13053,9 +13019,24 @@
                   <w:szCs w:val="14"/>
                   <w:u w:val="single" w:color="595959"/>
                 </w:rPr>
-                <w:t xml:space="preserve">🔍 Search ARES for similar videos</w:t>
+                <w:t xml:space="preserve">🔍 Search ARES for videos</w:t>
               </w:r>
             </w:hyperlink>
+          </w:p>
+          <w:p>
+            <w:pPr>
+              <w:spacing w:after="10" w:before="0"/>
+              <w:ind w:left="120"/>
+            </w:pPr>
+            <w:r>
+              <w:rPr>
+                <w:rFonts w:ascii="Arial" w:cs="Arial" w:eastAsia="Arial" w:hAnsi="Arial"/>
+                <w:color w:val="595959"/>
+                <w:sz w:val="14"/>
+                <w:szCs w:val="14"/>
+              </w:rPr>
+              <w:t xml:space="preserve">Search terms: microorganisms fungal infections ringworm</w:t>
+            </w:r>
           </w:p>
           <w:p>
             <w:pPr>
@@ -13082,47 +13063,31 @@
                 <w:sz w:val="16"/>
                 <w:szCs w:val="16"/>
               </w:rPr>
-              <w:t xml:space="preserve">📖 HTML:</w:t>
+              <w:t xml:space="preserve">📖 READING:</w:t>
             </w:r>
           </w:p>
           <w:p>
             <w:pPr>
               <w:spacing w:after="20" w:before="0"/>
             </w:pPr>
-            <w:hyperlink w:history="1" r:id="rIdvdqwl6wis0yz06eapwwlr">
-              <w:r>
-                <w:rPr>
-                  <w:rFonts w:ascii="Arial" w:cs="Arial" w:eastAsia="Arial" w:hAnsi="Arial"/>
-                  <w:color w:val="2E75B6"/>
-                  <w:sz w:val="16"/>
-                  <w:szCs w:val="16"/>
-                  <w:u w:val="single" w:color="2E75B6"/>
-                </w:rPr>
-                <w:t xml:space="preserve">Sexually Transmitted Infections (Flexbook)</w:t>
-              </w:r>
-            </w:hyperlink>
+            <w:r>
+              <w:rPr>
+                <w:rFonts w:ascii="Arial" w:cs="Arial" w:eastAsia="Arial" w:hAnsi="Arial"/>
+                <w:i/>
+                <w:iCs/>
+                <w:color w:val="595959"/>
+                <w:sz w:val="16"/>
+                <w:szCs w:val="16"/>
+              </w:rPr>
+              <w:t xml:space="preserve">No closely matching reading in the ARES library for this activity.</w:t>
+            </w:r>
           </w:p>
           <w:p>
             <w:pPr>
               <w:spacing w:after="10" w:before="0"/>
               <w:ind w:left="120"/>
             </w:pPr>
-            <w:r>
-              <w:rPr>
-                <w:rFonts w:ascii="Arial" w:cs="Arial" w:eastAsia="Arial" w:hAnsi="Arial"/>
-                <w:color w:val="595959"/>
-                <w:sz w:val="14"/>
-                <w:szCs w:val="14"/>
-              </w:rPr>
-              <w:t xml:space="preserve">Source: CK-12</w:t>
-            </w:r>
-          </w:p>
-          <w:p>
-            <w:pPr>
-              <w:spacing w:after="10" w:before="0"/>
-              <w:ind w:left="120"/>
-            </w:pPr>
-            <w:hyperlink w:history="1" r:id="rIdilren5g02adysbysjav9e">
+            <w:hyperlink w:history="1" r:id="rId9lxu_9hvqjhwgorzlqdcv">
               <w:r>
                 <w:rPr>
                   <w:rFonts w:ascii="Arial" w:cs="Arial" w:eastAsia="Arial" w:hAnsi="Arial"/>
@@ -13131,9 +13096,24 @@
                   <w:szCs w:val="14"/>
                   <w:u w:val="single" w:color="595959"/>
                 </w:rPr>
-                <w:t xml:space="preserve">🔍 Search ARES for similar readings</w:t>
+                <w:t xml:space="preserve">🔍 Search ARES for readings</w:t>
               </w:r>
             </w:hyperlink>
+          </w:p>
+          <w:p>
+            <w:pPr>
+              <w:spacing w:after="10" w:before="0"/>
+              <w:ind w:left="120"/>
+            </w:pPr>
+            <w:r>
+              <w:rPr>
+                <w:rFonts w:ascii="Arial" w:cs="Arial" w:eastAsia="Arial" w:hAnsi="Arial"/>
+                <w:color w:val="595959"/>
+                <w:sz w:val="14"/>
+                <w:szCs w:val="14"/>
+              </w:rPr>
+              <w:t xml:space="preserve">Search terms: microorganisms fungal infections ringworm</w:t>
+            </w:r>
           </w:p>
         </w:tc>
         <w:tc>
@@ -14609,7 +14589,7 @@
             <w:pPr>
               <w:spacing w:after="20" w:before="0"/>
             </w:pPr>
-            <w:hyperlink w:history="1" r:id="rIdo29xuz69osmtvvcsv0jib">
+            <w:hyperlink w:history="1" r:id="rIdsndpeda0nk6ibhw9j0zqh">
               <w:r>
                 <w:rPr>
                   <w:rFonts w:ascii="Arial" w:cs="Arial" w:eastAsia="Arial" w:hAnsi="Arial"/>
@@ -14618,7 +14598,7 @@
                   <w:szCs w:val="16"/>
                   <w:u w:val="single" w:color="2E75B6"/>
                 </w:rPr>
-                <w:t xml:space="preserve">Populations, communities, and ecosystems</w:t>
+                <w:t xml:space="preserve">Epidemic intelligence service officer: What I do and how much I make</w:t>
               </w:r>
             </w:hyperlink>
           </w:p>
@@ -14642,7 +14622,7 @@
               <w:spacing w:after="10" w:before="0"/>
               <w:ind w:left="120"/>
             </w:pPr>
-            <w:hyperlink w:history="1" r:id="rIdiwm5hx7p7abm7vnrw_mff">
+            <w:hyperlink w:history="1" r:id="rIdkwgkysxso9gis26d3gdim">
               <w:r>
                 <w:rPr>
                   <w:rFonts w:ascii="Arial" w:cs="Arial" w:eastAsia="Arial" w:hAnsi="Arial"/>
@@ -14680,14 +14660,14 @@
                 <w:sz w:val="16"/>
                 <w:szCs w:val="16"/>
               </w:rPr>
-              <w:t xml:space="preserve">📖 HTML:</w:t>
+              <w:t xml:space="preserve">📖 EXERCISE:</w:t>
             </w:r>
           </w:p>
           <w:p>
             <w:pPr>
               <w:spacing w:after="20" w:before="0"/>
             </w:pPr>
-            <w:hyperlink w:history="1" r:id="rIdzfllgwe1-zvkhdxkvqlag">
+            <w:hyperlink w:history="1" r:id="rIdv8dohyhtakii7oyd2ifil">
               <w:r>
                 <w:rPr>
                   <w:rFonts w:ascii="Arial" w:cs="Arial" w:eastAsia="Arial" w:hAnsi="Arial"/>
@@ -14696,7 +14676,7 @@
                   <w:szCs w:val="16"/>
                   <w:u w:val="single" w:color="2E75B6"/>
                 </w:rPr>
-                <w:t xml:space="preserve">Control of Insects (Flexbook)</w:t>
+                <w:t xml:space="preserve">Preventions and Treatments for Bacterial Diseases Practice</w:t>
               </w:r>
             </w:hyperlink>
           </w:p>
@@ -14720,7 +14700,7 @@
               <w:spacing w:after="10" w:before="0"/>
               <w:ind w:left="120"/>
             </w:pPr>
-            <w:hyperlink w:history="1" r:id="rIdt6m2dule-yonductmekid">
+            <w:hyperlink w:history="1" r:id="rIdxm8vzbbxk2nfipycjqc3t">
               <w:r>
                 <w:rPr>
                   <w:rFonts w:ascii="Arial" w:cs="Arial" w:eastAsia="Arial" w:hAnsi="Arial"/>
@@ -14915,7 +14895,7 @@
             <w:pPr>
               <w:spacing w:after="20" w:before="0"/>
             </w:pPr>
-            <w:hyperlink w:history="1" r:id="rIdds6uj48lv2dh233oz7qvn">
+            <w:hyperlink w:history="1" r:id="rIdjac0j934hsmu9vxp0xse1">
               <w:r>
                 <w:rPr>
                   <w:rFonts w:ascii="Arial" w:cs="Arial" w:eastAsia="Arial" w:hAnsi="Arial"/>
@@ -14924,7 +14904,7 @@
                   <w:szCs w:val="16"/>
                   <w:u w:val="single" w:color="2E75B6"/>
                 </w:rPr>
-                <w:t xml:space="preserve">Populations, communities, and ecosystems</w:t>
+                <w:t xml:space="preserve">Epidemic intelligence service officer: How I got my job and where I'm going</w:t>
               </w:r>
             </w:hyperlink>
           </w:p>
@@ -14948,7 +14928,7 @@
               <w:spacing w:after="10" w:before="0"/>
               <w:ind w:left="120"/>
             </w:pPr>
-            <w:hyperlink w:history="1" r:id="rIdxl5s6jorpzqn8fd793m2z">
+            <w:hyperlink w:history="1" r:id="rIdanc9yurrnh9br1lynsobz">
               <w:r>
                 <w:rPr>
                   <w:rFonts w:ascii="Arial" w:cs="Arial" w:eastAsia="Arial" w:hAnsi="Arial"/>
@@ -14993,7 +14973,7 @@
             <w:pPr>
               <w:spacing w:after="20" w:before="0"/>
             </w:pPr>
-            <w:hyperlink w:history="1" r:id="rIdcv7jmb4mypobomffaehpm">
+            <w:hyperlink w:history="1" r:id="rId4dnhxk7uuf2uttkjo5ngb">
               <w:r>
                 <w:rPr>
                   <w:rFonts w:ascii="Arial" w:cs="Arial" w:eastAsia="Arial" w:hAnsi="Arial"/>
@@ -15002,7 +14982,7 @@
                   <w:szCs w:val="16"/>
                   <w:u w:val="single" w:color="2E75B6"/>
                 </w:rPr>
-                <w:t xml:space="preserve">Control of Insects (Flexbook)</w:t>
+                <w:t xml:space="preserve">Preventions and Treatments for Bacterial Diseases - Advanced (Flexbook)</w:t>
               </w:r>
             </w:hyperlink>
           </w:p>
@@ -15026,7 +15006,7 @@
               <w:spacing w:after="10" w:before="0"/>
               <w:ind w:left="120"/>
             </w:pPr>
-            <w:hyperlink w:history="1" r:id="rIdtjpmjxpysf2s3cajz9ode">
+            <w:hyperlink w:history="1" r:id="rIddpoipb0mbwxcjocbup5vg">
               <w:r>
                 <w:rPr>
                   <w:rFonts w:ascii="Arial" w:cs="Arial" w:eastAsia="Arial" w:hAnsi="Arial"/>
@@ -15221,7 +15201,7 @@
             <w:pPr>
               <w:spacing w:after="20" w:before="0"/>
             </w:pPr>
-            <w:hyperlink w:history="1" r:id="rIdyu-eh_j0k9uxvyfz74yyv">
+            <w:hyperlink w:history="1" r:id="rIdxbggdv_dmtitdk17eotrq">
               <w:r>
                 <w:rPr>
                   <w:rFonts w:ascii="Arial" w:cs="Arial" w:eastAsia="Arial" w:hAnsi="Arial"/>
@@ -15230,7 +15210,7 @@
                   <w:szCs w:val="16"/>
                   <w:u w:val="single" w:color="2E75B6"/>
                 </w:rPr>
-                <w:t xml:space="preserve">Populations, communities, and ecosystems</w:t>
+                <w:t xml:space="preserve">HR management and program analyst: What I do and how much I make</w:t>
               </w:r>
             </w:hyperlink>
           </w:p>
@@ -15254,7 +15234,7 @@
               <w:spacing w:after="10" w:before="0"/>
               <w:ind w:left="120"/>
             </w:pPr>
-            <w:hyperlink w:history="1" r:id="rIdwwvsyj0_slwbcqmjndiio">
+            <w:hyperlink w:history="1" r:id="rIdzpj-b8y7xnyvsrqi_8dzu">
               <w:r>
                 <w:rPr>
                   <w:rFonts w:ascii="Arial" w:cs="Arial" w:eastAsia="Arial" w:hAnsi="Arial"/>
@@ -15292,14 +15272,14 @@
                 <w:sz w:val="16"/>
                 <w:szCs w:val="16"/>
               </w:rPr>
-              <w:t xml:space="preserve">📖 HTML:</w:t>
+              <w:t xml:space="preserve">📖 PDF:</w:t>
             </w:r>
           </w:p>
           <w:p>
             <w:pPr>
               <w:spacing w:after="20" w:before="0"/>
             </w:pPr>
-            <w:hyperlink w:history="1" r:id="rIdypnqmvr5ijrcqgq33vjtw">
+            <w:hyperlink w:history="1" r:id="rIdgo-phkeyqxuydphqvvdv0">
               <w:r>
                 <w:rPr>
                   <w:rFonts w:ascii="Arial" w:cs="Arial" w:eastAsia="Arial" w:hAnsi="Arial"/>
@@ -15308,7 +15288,7 @@
                   <w:szCs w:val="16"/>
                   <w:u w:val="single" w:color="2E75B6"/>
                 </w:rPr>
-                <w:t xml:space="preserve">Control of Insects (Flexbook)</w:t>
+                <w:t xml:space="preserve">Kno 100226 Food Poisoning And Prevention</w:t>
               </w:r>
             </w:hyperlink>
           </w:p>
@@ -15324,7 +15304,7 @@
                 <w:sz w:val="14"/>
                 <w:szCs w:val="14"/>
               </w:rPr>
-              <w:t xml:space="preserve">Source: CK-12</w:t>
+              <w:t xml:space="preserve">Source: practical_action</w:t>
             </w:r>
           </w:p>
           <w:p>
@@ -15332,7 +15312,7 @@
               <w:spacing w:after="10" w:before="0"/>
               <w:ind w:left="120"/>
             </w:pPr>
-            <w:hyperlink w:history="1" r:id="rIdenygqzduaicjjoft5oiqq">
+            <w:hyperlink w:history="1" r:id="rId_vgd-v1qfgfwd40rul4hf">
               <w:r>
                 <w:rPr>
                   <w:rFonts w:ascii="Arial" w:cs="Arial" w:eastAsia="Arial" w:hAnsi="Arial"/>
@@ -15527,7 +15507,7 @@
             <w:pPr>
               <w:spacing w:after="20" w:before="0"/>
             </w:pPr>
-            <w:hyperlink w:history="1" r:id="rIdxzfyybak4sqgj2e0defcz">
+            <w:hyperlink w:history="1" r:id="rIdqefymwsjk7hqb5fe-_ahd">
               <w:r>
                 <w:rPr>
                   <w:rFonts w:ascii="Arial" w:cs="Arial" w:eastAsia="Arial" w:hAnsi="Arial"/>
@@ -15536,7 +15516,7 @@
                   <w:szCs w:val="16"/>
                   <w:u w:val="single" w:color="2E75B6"/>
                 </w:rPr>
-                <w:t xml:space="preserve">Populations, communities, and ecosystems</w:t>
+                <w:t xml:space="preserve">HR management and program analyst: How I got my job and where I'm going</w:t>
               </w:r>
             </w:hyperlink>
           </w:p>
@@ -15560,7 +15540,7 @@
               <w:spacing w:after="10" w:before="0"/>
               <w:ind w:left="120"/>
             </w:pPr>
-            <w:hyperlink w:history="1" r:id="rIdij1_fcuhcql4e9akafmv-">
+            <w:hyperlink w:history="1" r:id="rId8ihlstge5e9kgwwvyrzx9">
               <w:r>
                 <w:rPr>
                   <w:rFonts w:ascii="Arial" w:cs="Arial" w:eastAsia="Arial" w:hAnsi="Arial"/>
@@ -15598,14 +15578,14 @@
                 <w:sz w:val="16"/>
                 <w:szCs w:val="16"/>
               </w:rPr>
-              <w:t xml:space="preserve">📖 HTML:</w:t>
+              <w:t xml:space="preserve">📖 EXERCISE:</w:t>
             </w:r>
           </w:p>
           <w:p>
             <w:pPr>
               <w:spacing w:after="20" w:before="0"/>
             </w:pPr>
-            <w:hyperlink w:history="1" r:id="rId3ii7vuxwpwsqvaea_zas8">
+            <w:hyperlink w:history="1" r:id="rIdcqp7e9igbkrah20qgfx80">
               <w:r>
                 <w:rPr>
                   <w:rFonts w:ascii="Arial" w:cs="Arial" w:eastAsia="Arial" w:hAnsi="Arial"/>
@@ -15614,7 +15594,7 @@
                   <w:szCs w:val="16"/>
                   <w:u w:val="single" w:color="2E75B6"/>
                 </w:rPr>
-                <w:t xml:space="preserve">Control of Insects (Flexbook)</w:t>
+                <w:t xml:space="preserve">Preventions and Treatments for Bacterial Diseases Practice</w:t>
               </w:r>
             </w:hyperlink>
           </w:p>
@@ -15638,7 +15618,7 @@
               <w:spacing w:after="10" w:before="0"/>
               <w:ind w:left="120"/>
             </w:pPr>
-            <w:hyperlink w:history="1" r:id="rIdojb8ychh7302tukkparmk">
+            <w:hyperlink w:history="1" r:id="rIda03ghcwknc4nxqwlykrym">
               <w:r>
                 <w:rPr>
                   <w:rFonts w:ascii="Arial" w:cs="Arial" w:eastAsia="Arial" w:hAnsi="Arial"/>
@@ -15833,7 +15813,7 @@
             <w:pPr>
               <w:spacing w:after="20" w:before="0"/>
             </w:pPr>
-            <w:hyperlink w:history="1" r:id="rId1zbh5rvwjm5brz0vkrgcd">
+            <w:hyperlink w:history="1" r:id="rIdxasebu5fbed0odaycmn0h">
               <w:r>
                 <w:rPr>
                   <w:rFonts w:ascii="Arial" w:cs="Arial" w:eastAsia="Arial" w:hAnsi="Arial"/>
@@ -15842,7 +15822,7 @@
                   <w:szCs w:val="16"/>
                   <w:u w:val="single" w:color="2E75B6"/>
                 </w:rPr>
-                <w:t xml:space="preserve">Populations, communities, and ecosystems</w:t>
+                <w:t xml:space="preserve">Epidemic intelligence service officer: What I do and how much I make</w:t>
               </w:r>
             </w:hyperlink>
           </w:p>
@@ -15866,7 +15846,7 @@
               <w:spacing w:after="10" w:before="0"/>
               <w:ind w:left="120"/>
             </w:pPr>
-            <w:hyperlink w:history="1" r:id="rIdt_2fn16caa-eyqposfidi">
+            <w:hyperlink w:history="1" r:id="rIdy_gsas-ltkgv90vjwmpna">
               <w:r>
                 <w:rPr>
                   <w:rFonts w:ascii="Arial" w:cs="Arial" w:eastAsia="Arial" w:hAnsi="Arial"/>
@@ -15904,14 +15884,14 @@
                 <w:sz w:val="16"/>
                 <w:szCs w:val="16"/>
               </w:rPr>
-              <w:t xml:space="preserve">📖 HTML:</w:t>
+              <w:t xml:space="preserve">📖 EXERCISE:</w:t>
             </w:r>
           </w:p>
           <w:p>
             <w:pPr>
               <w:spacing w:after="20" w:before="0"/>
             </w:pPr>
-            <w:hyperlink w:history="1" r:id="rId4ft6tzumtx7yvez5baqef">
+            <w:hyperlink w:history="1" r:id="rIdl96ckcjmlcx_cngvjn0g1">
               <w:r>
                 <w:rPr>
                   <w:rFonts w:ascii="Arial" w:cs="Arial" w:eastAsia="Arial" w:hAnsi="Arial"/>
@@ -15920,7 +15900,7 @@
                   <w:szCs w:val="16"/>
                   <w:u w:val="single" w:color="2E75B6"/>
                 </w:rPr>
-                <w:t xml:space="preserve">Control of Insects (Flexbook)</w:t>
+                <w:t xml:space="preserve">Preventions and Treatments for Bacterial Diseases Practice</w:t>
               </w:r>
             </w:hyperlink>
           </w:p>
@@ -15944,7 +15924,7 @@
               <w:spacing w:after="10" w:before="0"/>
               <w:ind w:left="120"/>
             </w:pPr>
-            <w:hyperlink w:history="1" r:id="rIdixugwcmscgu3txvdcjya-">
+            <w:hyperlink w:history="1" r:id="rIdpyfchxv3osajfmjpaew1v">
               <w:r>
                 <w:rPr>
                   <w:rFonts w:ascii="Arial" w:cs="Arial" w:eastAsia="Arial" w:hAnsi="Arial"/>
@@ -17526,7 +17506,7 @@
             <w:pPr>
               <w:spacing w:after="20" w:before="0"/>
             </w:pPr>
-            <w:hyperlink w:history="1" r:id="rIdfb3zvtzlraetxuyc-ohaz">
+            <w:hyperlink w:history="1" r:id="rId9add-ymaghodfc5kocvyi">
               <w:r>
                 <w:rPr>
                   <w:rFonts w:ascii="Arial" w:cs="Arial" w:eastAsia="Arial" w:hAnsi="Arial"/>
@@ -17535,7 +17515,7 @@
                   <w:szCs w:val="16"/>
                   <w:u w:val="single" w:color="2E75B6"/>
                 </w:rPr>
-                <w:t xml:space="preserve">Populations, communities, and ecosystems</w:t>
+                <w:t xml:space="preserve">Lactic acid fermentation</w:t>
               </w:r>
             </w:hyperlink>
           </w:p>
@@ -17559,7 +17539,7 @@
               <w:spacing w:after="10" w:before="0"/>
               <w:ind w:left="120"/>
             </w:pPr>
-            <w:hyperlink w:history="1" r:id="rIdwow0hxbz38vi4h9ns3sfk">
+            <w:hyperlink w:history="1" r:id="rIdfmepbz4jl-2_sqakjqpka">
               <w:r>
                 <w:rPr>
                   <w:rFonts w:ascii="Arial" w:cs="Arial" w:eastAsia="Arial" w:hAnsi="Arial"/>
@@ -17597,14 +17577,241 @@
                 <w:sz w:val="16"/>
                 <w:szCs w:val="16"/>
               </w:rPr>
-              <w:t xml:space="preserve">📖 HTML:</w:t>
+              <w:t xml:space="preserve">📖 READING:</w:t>
             </w:r>
           </w:p>
           <w:p>
             <w:pPr>
               <w:spacing w:after="20" w:before="0"/>
             </w:pPr>
-            <w:hyperlink w:history="1" r:id="rIdcof1dpc2idpeqspiilwm8">
+            <w:r>
+              <w:rPr>
+                <w:rFonts w:ascii="Arial" w:cs="Arial" w:eastAsia="Arial" w:hAnsi="Arial"/>
+                <w:i/>
+                <w:iCs/>
+                <w:color w:val="595959"/>
+                <w:sz w:val="16"/>
+                <w:szCs w:val="16"/>
+              </w:rPr>
+              <w:t xml:space="preserve">No closely matching reading in the ARES library for this activity.</w:t>
+            </w:r>
+          </w:p>
+          <w:p>
+            <w:pPr>
+              <w:spacing w:after="10" w:before="0"/>
+              <w:ind w:left="120"/>
+            </w:pPr>
+            <w:hyperlink w:history="1" r:id="rIdvm5zlsg4dlisgszi0kaxo">
+              <w:r>
+                <w:rPr>
+                  <w:rFonts w:ascii="Arial" w:cs="Arial" w:eastAsia="Arial" w:hAnsi="Arial"/>
+                  <w:color w:val="595959"/>
+                  <w:sz w:val="14"/>
+                  <w:szCs w:val="14"/>
+                  <w:u w:val="single" w:color="595959"/>
+                </w:rPr>
+                <w:t xml:space="preserve">🔍 Search ARES for readings</w:t>
+              </w:r>
+            </w:hyperlink>
+          </w:p>
+          <w:p>
+            <w:pPr>
+              <w:spacing w:after="10" w:before="0"/>
+              <w:ind w:left="120"/>
+            </w:pPr>
+            <w:r>
+              <w:rPr>
+                <w:rFonts w:ascii="Arial" w:cs="Arial" w:eastAsia="Arial" w:hAnsi="Arial"/>
+                <w:color w:val="595959"/>
+                <w:sz w:val="14"/>
+                <w:szCs w:val="14"/>
+              </w:rPr>
+              <w:t xml:space="preserve">Search terms: microorganisms economic importance fermentation</w:t>
+            </w:r>
+          </w:p>
+        </w:tc>
+        <w:tc>
+          <w:tcPr>
+            <w:tcW w:type="dxa" w:w="3040"/>
+            <w:shd w:fill="FFFFFF" w:color="auto" w:val="clear"/>
+            <w:tcMar>
+              <w:top w:type="dxa" w:w="60"/>
+              <w:left w:type="dxa" w:w="120"/>
+              <w:bottom w:type="dxa" w:w="60"/>
+              <w:right w:type="dxa" w:w="120"/>
+            </w:tcMar>
+            <w:vAlign w:val="top"/>
+          </w:tcPr>
+          <w:p>
+            <w:pPr>
+              <w:spacing w:after="40" w:before="0"/>
+              <w:jc w:val="left"/>
+            </w:pPr>
+            <w:r>
+              <w:rPr>
+                <w:rFonts w:ascii="Arial" w:cs="Arial" w:eastAsia="Arial" w:hAnsi="Arial"/>
+                <w:b w:val="false"/>
+                <w:bCs w:val="false"/>
+                <w:i w:val="false"/>
+                <w:iCs w:val="false"/>
+                <w:color w:val="000000"/>
+                <w:sz w:val="18"/>
+                <w:szCs w:val="18"/>
+              </w:rPr>
+              <w:t xml:space="preserve">Learners are shown the same projected photograph of the spoiled ugali and chapati from Lesson 1 — white, green, and black fuzzy patches visible on both foods. Teacher then projects a second image alongside it: a vibrant Kisumu market stall displaying sealed cups of commercial yoghurt, a tray of freshly baked mandazi, and a bag of Unga maize flour with a 'fortified' label. Learners are given 2 minutes of silent individual writing time to respond to the prompt written on the board: 'The organisms responsible for the fuzzy patches on the ugali belong to the same broad group as organisms used to make yoghurt, mandazi, and to fertilise Kenyan farmland. Do you believe this statement is true or false? Write three reasons for your position.' After writing, learners share predictions with a shoulder partner for 2 minutes. Selected pairs share with the class.</w:t>
+            </w:r>
+          </w:p>
+        </w:tc>
+        <w:tc>
+          <w:tcPr>
+            <w:tcW w:type="dxa" w:w="3040"/>
+            <w:shd w:fill="F2F2F2" w:color="auto" w:val="clear"/>
+            <w:tcMar>
+              <w:top w:type="dxa" w:w="60"/>
+              <w:left w:type="dxa" w:w="120"/>
+              <w:bottom w:type="dxa" w:w="60"/>
+              <w:right w:type="dxa" w:w="120"/>
+            </w:tcMar>
+            <w:vAlign w:val="top"/>
+          </w:tcPr>
+          <w:p>
+            <w:pPr>
+              <w:spacing w:after="40" w:before="0"/>
+              <w:jc w:val="left"/>
+            </w:pPr>
+            <w:r>
+              <w:rPr>
+                <w:rFonts w:ascii="Arial" w:cs="Arial" w:eastAsia="Arial" w:hAnsi="Arial"/>
+                <w:b w:val="false"/>
+                <w:bCs w:val="false"/>
+                <w:i w:val="false"/>
+                <w:iCs w:val="false"/>
+                <w:color w:val="000000"/>
+                <w:sz w:val="18"/>
+                <w:szCs w:val="18"/>
+              </w:rPr>
+              <w:t xml:space="preserve">Display both images side-by-side on the projector and say: 'Look carefully at both images. On the left — the spoiled ugali and chapati from our Kisumu family. On the right — products made with the help of microorganisms sold right here in Kenyan markets. I want you to think silently for 2 minutes and write your answer to this question on your jotter.' [Point to the board prompt.] After 2 minutes, say: 'Turn to your shoulder partner and share what you wrote. You have 90 seconds.' [Set a visible timer.] After partner share, cold-call 3 pairs: 'Pair at the front-left window — what did you predict and why?' [WAIT 10 seconds after each response before probing.] After 3 pairs, say: 'Interesting — we have some who say true and some who say false. By the end of today's lesson, you will have enough evidence to settle this question permanently and update our Driving Question Board.'</w:t>
+            </w:r>
+          </w:p>
+        </w:tc>
+        <w:tc>
+          <w:tcPr>
+            <w:tcW w:type="dxa" w:w="3040"/>
+            <w:shd w:fill="FFFFFF" w:color="auto" w:val="clear"/>
+            <w:tcMar>
+              <w:top w:type="dxa" w:w="60"/>
+              <w:left w:type="dxa" w:w="120"/>
+              <w:bottom w:type="dxa" w:w="60"/>
+              <w:right w:type="dxa" w:w="120"/>
+            </w:tcMar>
+            <w:vAlign w:val="top"/>
+          </w:tcPr>
+          <w:p>
+            <w:pPr>
+              <w:spacing w:after="40" w:before="0"/>
+              <w:jc w:val="left"/>
+            </w:pPr>
+            <w:r>
+              <w:rPr>
+                <w:rFonts w:ascii="Arial" w:cs="Arial" w:eastAsia="Arial" w:hAnsi="Arial"/>
+                <w:b w:val="false"/>
+                <w:bCs w:val="false"/>
+                <w:i w:val="false"/>
+                <w:iCs w:val="false"/>
+                <w:color w:val="000000"/>
+                <w:sz w:val="18"/>
+                <w:szCs w:val="18"/>
+              </w:rPr>
+              <w:t xml:space="preserve">Prediction with justification (Predict–Justify): By requiring three written reasons before discussion, this strategy activates prior knowledge from Lessons 1–5, surfaces misconceptions (e.g., 'beneficial organisms cannot be related to harmful ones'), and creates cognitive dissonance that motivates the evidence-gathering phases that follow. The side-by-side image juxtaposition anchors the economic lens directly to the phenomenon.</w:t>
+            </w:r>
+          </w:p>
+        </w:tc>
+        <w:tc>
+          <w:tcPr>
+            <w:tcW w:type="dxa" w:w="3040"/>
+            <w:shd w:fill="F2F2F2" w:color="auto" w:val="clear"/>
+            <w:tcMar>
+              <w:top w:type="dxa" w:w="60"/>
+              <w:left w:type="dxa" w:w="120"/>
+              <w:bottom w:type="dxa" w:w="60"/>
+              <w:right w:type="dxa" w:w="120"/>
+            </w:tcMar>
+            <w:vAlign w:val="top"/>
+          </w:tcPr>
+          <w:p>
+            <w:pPr>
+              <w:spacing w:after="40" w:before="0"/>
+              <w:jc w:val="left"/>
+            </w:pPr>
+            <w:r>
+              <w:rPr>
+                <w:rFonts w:ascii="Arial" w:cs="Arial" w:eastAsia="Arial" w:hAnsi="Arial"/>
+                <w:b w:val="false"/>
+                <w:bCs w:val="false"/>
+                <w:i w:val="false"/>
+                <w:iCs w:val="false"/>
+                <w:color w:val="000000"/>
+                <w:sz w:val="18"/>
+                <w:szCs w:val="18"/>
+              </w:rPr>
+              <w:t xml:space="preserve">Teacher circulates during silent writing and reads over shoulders, noting: (1) whether learners reference specific microorganism names from previous lessons (fungi, bacteria); (2) whether any learners spontaneously mention fermentation or decomposition (indicating prior knowledge); (3) whether misconceptions about spontaneous generation resurface. Teacher mentally flags 2–3 learners with strong predictions and 2–3 with misconceptions for targeted cold-calling in later phases.</w:t>
+            </w:r>
+          </w:p>
+        </w:tc>
+      </w:tr>
+      <w:tr>
+        <w:tc>
+          <w:tcPr>
+            <w:tcW w:type="dxa" w:w="1520"/>
+            <w:shd w:fill="D9EEF1" w:color="auto" w:val="clear"/>
+            <w:tcMar>
+              <w:top w:type="dxa" w:w="60"/>
+              <w:left w:type="dxa" w:w="120"/>
+              <w:bottom w:type="dxa" w:w="60"/>
+              <w:right w:type="dxa" w:w="120"/>
+            </w:tcMar>
+            <w:vAlign w:val="top"/>
+          </w:tcPr>
+          <w:p>
+            <w:pPr>
+              <w:spacing w:after="40" w:before="0"/>
+              <w:jc w:val="left"/>
+            </w:pPr>
+            <w:r>
+              <w:rPr>
+                <w:rFonts w:ascii="Arial" w:cs="Arial" w:eastAsia="Arial" w:hAnsi="Arial"/>
+                <w:b/>
+                <w:bCs/>
+                <w:i w:val="false"/>
+                <w:iCs w:val="false"/>
+                <w:color w:val="000000"/>
+                <w:sz w:val="18"/>
+                <w:szCs w:val="18"/>
+              </w:rPr>
+              <w:t xml:space="preserve">Observe Phase</w:t>
+            </w:r>
+          </w:p>
+          <w:p>
+            <w:pPr>
+              <w:spacing w:after="20" w:before="0"/>
+            </w:pPr>
+            <w:r>
+              <w:rPr>
+                <w:rFonts w:ascii="Arial" w:cs="Arial" w:eastAsia="Arial" w:hAnsi="Arial"/>
+                <w:b/>
+                <w:bCs/>
+                <w:color w:val="1F3864"/>
+                <w:sz w:val="16"/>
+                <w:szCs w:val="16"/>
+              </w:rPr>
+              <w:t xml:space="preserve">📹 VIDEO:</w:t>
+            </w:r>
+          </w:p>
+          <w:p>
+            <w:pPr>
+              <w:spacing w:after="20" w:before="0"/>
+            </w:pPr>
+            <w:hyperlink w:history="1" r:id="rIdwet7-xkj5z6uqokm67mxe">
               <w:r>
                 <w:rPr>
                   <w:rFonts w:ascii="Arial" w:cs="Arial" w:eastAsia="Arial" w:hAnsi="Arial"/>
@@ -17613,7 +17820,7 @@
                   <w:szCs w:val="16"/>
                   <w:u w:val="single" w:color="2E75B6"/>
                 </w:rPr>
-                <w:t xml:space="preserve">Importance of the Oceans (Flexbook)</w:t>
+                <w:t xml:space="preserve">Alcohol or ethanol fermentation</w:t>
               </w:r>
             </w:hyperlink>
           </w:p>
@@ -17629,7 +17836,7 @@
                 <w:sz w:val="14"/>
                 <w:szCs w:val="14"/>
               </w:rPr>
-              <w:t xml:space="preserve">Source: CK-12</w:t>
+              <w:t xml:space="preserve">Source: Khan Academy (English - US curriculum)</w:t>
             </w:r>
           </w:p>
           <w:p>
@@ -17637,235 +17844,7 @@
               <w:spacing w:after="10" w:before="0"/>
               <w:ind w:left="120"/>
             </w:pPr>
-            <w:hyperlink w:history="1" r:id="rIdlrls64ha51o6boo4fhduu">
-              <w:r>
-                <w:rPr>
-                  <w:rFonts w:ascii="Arial" w:cs="Arial" w:eastAsia="Arial" w:hAnsi="Arial"/>
-                  <w:color w:val="595959"/>
-                  <w:sz w:val="14"/>
-                  <w:szCs w:val="14"/>
-                  <w:u w:val="single" w:color="595959"/>
-                </w:rPr>
-                <w:t xml:space="preserve">🔍 Search ARES for similar readings</w:t>
-              </w:r>
-            </w:hyperlink>
-          </w:p>
-        </w:tc>
-        <w:tc>
-          <w:tcPr>
-            <w:tcW w:type="dxa" w:w="3040"/>
-            <w:shd w:fill="FFFFFF" w:color="auto" w:val="clear"/>
-            <w:tcMar>
-              <w:top w:type="dxa" w:w="60"/>
-              <w:left w:type="dxa" w:w="120"/>
-              <w:bottom w:type="dxa" w:w="60"/>
-              <w:right w:type="dxa" w:w="120"/>
-            </w:tcMar>
-            <w:vAlign w:val="top"/>
-          </w:tcPr>
-          <w:p>
-            <w:pPr>
-              <w:spacing w:after="40" w:before="0"/>
-              <w:jc w:val="left"/>
-            </w:pPr>
-            <w:r>
-              <w:rPr>
-                <w:rFonts w:ascii="Arial" w:cs="Arial" w:eastAsia="Arial" w:hAnsi="Arial"/>
-                <w:b w:val="false"/>
-                <w:bCs w:val="false"/>
-                <w:i w:val="false"/>
-                <w:iCs w:val="false"/>
-                <w:color w:val="000000"/>
-                <w:sz w:val="18"/>
-                <w:szCs w:val="18"/>
-              </w:rPr>
-              <w:t xml:space="preserve">Learners are shown the same projected photograph of the spoiled ugali and chapati from Lesson 1 — white, green, and black fuzzy patches visible on both foods. Teacher then projects a second image alongside it: a vibrant Kisumu market stall displaying sealed cups of commercial yoghurt, a tray of freshly baked mandazi, and a bag of Unga maize flour with a 'fortified' label. Learners are given 2 minutes of silent individual writing time to respond to the prompt written on the board: 'The organisms responsible for the fuzzy patches on the ugali belong to the same broad group as organisms used to make yoghurt, mandazi, and to fertilise Kenyan farmland. Do you believe this statement is true or false? Write three reasons for your position.' After writing, learners share predictions with a shoulder partner for 2 minutes. Selected pairs share with the class.</w:t>
-            </w:r>
-          </w:p>
-        </w:tc>
-        <w:tc>
-          <w:tcPr>
-            <w:tcW w:type="dxa" w:w="3040"/>
-            <w:shd w:fill="F2F2F2" w:color="auto" w:val="clear"/>
-            <w:tcMar>
-              <w:top w:type="dxa" w:w="60"/>
-              <w:left w:type="dxa" w:w="120"/>
-              <w:bottom w:type="dxa" w:w="60"/>
-              <w:right w:type="dxa" w:w="120"/>
-            </w:tcMar>
-            <w:vAlign w:val="top"/>
-          </w:tcPr>
-          <w:p>
-            <w:pPr>
-              <w:spacing w:after="40" w:before="0"/>
-              <w:jc w:val="left"/>
-            </w:pPr>
-            <w:r>
-              <w:rPr>
-                <w:rFonts w:ascii="Arial" w:cs="Arial" w:eastAsia="Arial" w:hAnsi="Arial"/>
-                <w:b w:val="false"/>
-                <w:bCs w:val="false"/>
-                <w:i w:val="false"/>
-                <w:iCs w:val="false"/>
-                <w:color w:val="000000"/>
-                <w:sz w:val="18"/>
-                <w:szCs w:val="18"/>
-              </w:rPr>
-              <w:t xml:space="preserve">Display both images side-by-side on the projector and say: 'Look carefully at both images. On the left — the spoiled ugali and chapati from our Kisumu family. On the right — products made with the help of microorganisms sold right here in Kenyan markets. I want you to think silently for 2 minutes and write your answer to this question on your jotter.' [Point to the board prompt.] After 2 minutes, say: 'Turn to your shoulder partner and share what you wrote. You have 90 seconds.' [Set a visible timer.] After partner share, cold-call 3 pairs: 'Pair at the front-left window — what did you predict and why?' [WAIT 10 seconds after each response before probing.] After 3 pairs, say: 'Interesting — we have some who say true and some who say false. By the end of today's lesson, you will have enough evidence to settle this question permanently and update our Driving Question Board.'</w:t>
-            </w:r>
-          </w:p>
-        </w:tc>
-        <w:tc>
-          <w:tcPr>
-            <w:tcW w:type="dxa" w:w="3040"/>
-            <w:shd w:fill="FFFFFF" w:color="auto" w:val="clear"/>
-            <w:tcMar>
-              <w:top w:type="dxa" w:w="60"/>
-              <w:left w:type="dxa" w:w="120"/>
-              <w:bottom w:type="dxa" w:w="60"/>
-              <w:right w:type="dxa" w:w="120"/>
-            </w:tcMar>
-            <w:vAlign w:val="top"/>
-          </w:tcPr>
-          <w:p>
-            <w:pPr>
-              <w:spacing w:after="40" w:before="0"/>
-              <w:jc w:val="left"/>
-            </w:pPr>
-            <w:r>
-              <w:rPr>
-                <w:rFonts w:ascii="Arial" w:cs="Arial" w:eastAsia="Arial" w:hAnsi="Arial"/>
-                <w:b w:val="false"/>
-                <w:bCs w:val="false"/>
-                <w:i w:val="false"/>
-                <w:iCs w:val="false"/>
-                <w:color w:val="000000"/>
-                <w:sz w:val="18"/>
-                <w:szCs w:val="18"/>
-              </w:rPr>
-              <w:t xml:space="preserve">Prediction with justification (Predict–Justify): By requiring three written reasons before discussion, this strategy activates prior knowledge from Lessons 1–5, surfaces misconceptions (e.g., 'beneficial organisms cannot be related to harmful ones'), and creates cognitive dissonance that motivates the evidence-gathering phases that follow. The side-by-side image juxtaposition anchors the economic lens directly to the phenomenon.</w:t>
-            </w:r>
-          </w:p>
-        </w:tc>
-        <w:tc>
-          <w:tcPr>
-            <w:tcW w:type="dxa" w:w="3040"/>
-            <w:shd w:fill="F2F2F2" w:color="auto" w:val="clear"/>
-            <w:tcMar>
-              <w:top w:type="dxa" w:w="60"/>
-              <w:left w:type="dxa" w:w="120"/>
-              <w:bottom w:type="dxa" w:w="60"/>
-              <w:right w:type="dxa" w:w="120"/>
-            </w:tcMar>
-            <w:vAlign w:val="top"/>
-          </w:tcPr>
-          <w:p>
-            <w:pPr>
-              <w:spacing w:after="40" w:before="0"/>
-              <w:jc w:val="left"/>
-            </w:pPr>
-            <w:r>
-              <w:rPr>
-                <w:rFonts w:ascii="Arial" w:cs="Arial" w:eastAsia="Arial" w:hAnsi="Arial"/>
-                <w:b w:val="false"/>
-                <w:bCs w:val="false"/>
-                <w:i w:val="false"/>
-                <w:iCs w:val="false"/>
-                <w:color w:val="000000"/>
-                <w:sz w:val="18"/>
-                <w:szCs w:val="18"/>
-              </w:rPr>
-              <w:t xml:space="preserve">Teacher circulates during silent writing and reads over shoulders, noting: (1) whether learners reference specific microorganism names from previous lessons (fungi, bacteria); (2) whether any learners spontaneously mention fermentation or decomposition (indicating prior knowledge); (3) whether misconceptions about spontaneous generation resurface. Teacher mentally flags 2–3 learners with strong predictions and 2–3 with misconceptions for targeted cold-calling in later phases.</w:t>
-            </w:r>
-          </w:p>
-        </w:tc>
-      </w:tr>
-      <w:tr>
-        <w:tc>
-          <w:tcPr>
-            <w:tcW w:type="dxa" w:w="1520"/>
-            <w:shd w:fill="D9EEF1" w:color="auto" w:val="clear"/>
-            <w:tcMar>
-              <w:top w:type="dxa" w:w="60"/>
-              <w:left w:type="dxa" w:w="120"/>
-              <w:bottom w:type="dxa" w:w="60"/>
-              <w:right w:type="dxa" w:w="120"/>
-            </w:tcMar>
-            <w:vAlign w:val="top"/>
-          </w:tcPr>
-          <w:p>
-            <w:pPr>
-              <w:spacing w:after="40" w:before="0"/>
-              <w:jc w:val="left"/>
-            </w:pPr>
-            <w:r>
-              <w:rPr>
-                <w:rFonts w:ascii="Arial" w:cs="Arial" w:eastAsia="Arial" w:hAnsi="Arial"/>
-                <w:b/>
-                <w:bCs/>
-                <w:i w:val="false"/>
-                <w:iCs w:val="false"/>
-                <w:color w:val="000000"/>
-                <w:sz w:val="18"/>
-                <w:szCs w:val="18"/>
-              </w:rPr>
-              <w:t xml:space="preserve">Observe Phase</w:t>
-            </w:r>
-          </w:p>
-          <w:p>
-            <w:pPr>
-              <w:spacing w:after="20" w:before="0"/>
-            </w:pPr>
-            <w:r>
-              <w:rPr>
-                <w:rFonts w:ascii="Arial" w:cs="Arial" w:eastAsia="Arial" w:hAnsi="Arial"/>
-                <w:b/>
-                <w:bCs/>
-                <w:color w:val="1F3864"/>
-                <w:sz w:val="16"/>
-                <w:szCs w:val="16"/>
-              </w:rPr>
-              <w:t xml:space="preserve">📹 VIDEO:</w:t>
-            </w:r>
-          </w:p>
-          <w:p>
-            <w:pPr>
-              <w:spacing w:after="20" w:before="0"/>
-            </w:pPr>
-            <w:hyperlink w:history="1" r:id="rId3xgite6yz9dgkt5cxxwzg">
-              <w:r>
-                <w:rPr>
-                  <w:rFonts w:ascii="Arial" w:cs="Arial" w:eastAsia="Arial" w:hAnsi="Arial"/>
-                  <w:color w:val="2E75B6"/>
-                  <w:sz w:val="16"/>
-                  <w:szCs w:val="16"/>
-                  <w:u w:val="single" w:color="2E75B6"/>
-                </w:rPr>
-                <w:t xml:space="preserve">Populations, communities, and ecosystems</w:t>
-              </w:r>
-            </w:hyperlink>
-          </w:p>
-          <w:p>
-            <w:pPr>
-              <w:spacing w:after="10" w:before="0"/>
-              <w:ind w:left="120"/>
-            </w:pPr>
-            <w:r>
-              <w:rPr>
-                <w:rFonts w:ascii="Arial" w:cs="Arial" w:eastAsia="Arial" w:hAnsi="Arial"/>
-                <w:color w:val="595959"/>
-                <w:sz w:val="14"/>
-                <w:szCs w:val="14"/>
-              </w:rPr>
-              <w:t xml:space="preserve">Source: Khan Academy (English - US curriculum)</w:t>
-            </w:r>
-          </w:p>
-          <w:p>
-            <w:pPr>
-              <w:spacing w:after="10" w:before="0"/>
-              <w:ind w:left="120"/>
-            </w:pPr>
-            <w:hyperlink w:history="1" r:id="rIdsg0boaipe_mjj11mw5wjp">
+            <w:hyperlink w:history="1" r:id="rIdfuvowqae-gg8ct_n0svh-">
               <w:r>
                 <w:rPr>
                   <w:rFonts w:ascii="Arial" w:cs="Arial" w:eastAsia="Arial" w:hAnsi="Arial"/>
@@ -17903,14 +17882,241 @@
                 <w:sz w:val="16"/>
                 <w:szCs w:val="16"/>
               </w:rPr>
-              <w:t xml:space="preserve">📖 HTML:</w:t>
+              <w:t xml:space="preserve">📖 READING:</w:t>
             </w:r>
           </w:p>
           <w:p>
             <w:pPr>
               <w:spacing w:after="20" w:before="0"/>
             </w:pPr>
-            <w:hyperlink w:history="1" r:id="rId8ywfw2szk3puv_mszjj2r">
+            <w:r>
+              <w:rPr>
+                <w:rFonts w:ascii="Arial" w:cs="Arial" w:eastAsia="Arial" w:hAnsi="Arial"/>
+                <w:i/>
+                <w:iCs/>
+                <w:color w:val="595959"/>
+                <w:sz w:val="16"/>
+                <w:szCs w:val="16"/>
+              </w:rPr>
+              <w:t xml:space="preserve">No closely matching reading in the ARES library for this activity.</w:t>
+            </w:r>
+          </w:p>
+          <w:p>
+            <w:pPr>
+              <w:spacing w:after="10" w:before="0"/>
+              <w:ind w:left="120"/>
+            </w:pPr>
+            <w:hyperlink w:history="1" r:id="rIdk9dbqklrg-vsulth-rkdx">
+              <w:r>
+                <w:rPr>
+                  <w:rFonts w:ascii="Arial" w:cs="Arial" w:eastAsia="Arial" w:hAnsi="Arial"/>
+                  <w:color w:val="595959"/>
+                  <w:sz w:val="14"/>
+                  <w:szCs w:val="14"/>
+                  <w:u w:val="single" w:color="595959"/>
+                </w:rPr>
+                <w:t xml:space="preserve">🔍 Search ARES for readings</w:t>
+              </w:r>
+            </w:hyperlink>
+          </w:p>
+          <w:p>
+            <w:pPr>
+              <w:spacing w:after="10" w:before="0"/>
+              <w:ind w:left="120"/>
+            </w:pPr>
+            <w:r>
+              <w:rPr>
+                <w:rFonts w:ascii="Arial" w:cs="Arial" w:eastAsia="Arial" w:hAnsi="Arial"/>
+                <w:color w:val="595959"/>
+                <w:sz w:val="14"/>
+                <w:szCs w:val="14"/>
+              </w:rPr>
+              <w:t xml:space="preserve">Search terms: microorganisms economic importance fermentation</w:t>
+            </w:r>
+          </w:p>
+        </w:tc>
+        <w:tc>
+          <w:tcPr>
+            <w:tcW w:type="dxa" w:w="3040"/>
+            <w:shd w:fill="FFFFFF" w:color="auto" w:val="clear"/>
+            <w:tcMar>
+              <w:top w:type="dxa" w:w="60"/>
+              <w:left w:type="dxa" w:w="120"/>
+              <w:bottom w:type="dxa" w:w="60"/>
+              <w:right w:type="dxa" w:w="120"/>
+            </w:tcMar>
+            <w:vAlign w:val="top"/>
+          </w:tcPr>
+          <w:p>
+            <w:pPr>
+              <w:spacing w:after="40" w:before="0"/>
+              <w:jc w:val="left"/>
+            </w:pPr>
+            <w:r>
+              <w:rPr>
+                <w:rFonts w:ascii="Arial" w:cs="Arial" w:eastAsia="Arial" w:hAnsi="Arial"/>
+                <w:b w:val="false"/>
+                <w:bCs w:val="false"/>
+                <w:i w:val="false"/>
+                <w:iCs w:val="false"/>
+                <w:color w:val="000000"/>
+                <w:sz w:val="18"/>
+                <w:szCs w:val="18"/>
+              </w:rPr>
+              <w:t xml:space="preserve">Learners are divided into 6 expert groups of approximately 5–6 learners each. Each group receives a laminated A3 Resource Card describing one specific economic role of microorganisms, written in accessible English with Kenyan contexts. The six topics are: (A) Fermentation — Lactobacillus in yoghurt and fermented uji; (B) Leavening — Saccharomyces cerevisiae in bread and mandazi; (C) Nitrogen Fixation — Rhizobium in bean and maize farms in the Rift Valley; (D) Antibiotic Production — Penicillium mould and the discovery of penicillin; (E) Biogas Generation — methane-producing bacteria and biogas digesters used by Kenyan rural households; (F) Decomposition and Soil Fertility — bacteria and fungi breaking down dead organic matter to return nutrients to Kenyan farm soil. Each group also receives a sticky-note pack and a section of the classroom Benefit–Harm wall chart (a large sheet of paper divided into two columns). Groups spend 15 minutes reading their resource card together, discussing it, and writing key facts on sticky notes to post on the wall chart. In the final 15 minutes, groups rotate in a Gallery Walk — each group visits every other group's wall-chart section, reads the sticky notes, and adds a 'question' sticky note (a different colour) if they have a query about that section.</w:t>
+            </w:r>
+          </w:p>
+        </w:tc>
+        <w:tc>
+          <w:tcPr>
+            <w:tcW w:type="dxa" w:w="3040"/>
+            <w:shd w:fill="F2F2F2" w:color="auto" w:val="clear"/>
+            <w:tcMar>
+              <w:top w:type="dxa" w:w="60"/>
+              <w:left w:type="dxa" w:w="120"/>
+              <w:bottom w:type="dxa" w:w="60"/>
+              <w:right w:type="dxa" w:w="120"/>
+            </w:tcMar>
+            <w:vAlign w:val="top"/>
+          </w:tcPr>
+          <w:p>
+            <w:pPr>
+              <w:spacing w:after="40" w:before="0"/>
+              <w:jc w:val="left"/>
+            </w:pPr>
+            <w:r>
+              <w:rPr>
+                <w:rFonts w:ascii="Arial" w:cs="Arial" w:eastAsia="Arial" w:hAnsi="Arial"/>
+                <w:b w:val="false"/>
+                <w:bCs w:val="false"/>
+                <w:i w:val="false"/>
+                <w:iCs w:val="false"/>
+                <w:color w:val="000000"/>
+                <w:sz w:val="18"/>
+                <w:szCs w:val="18"/>
+              </w:rPr>
+              <w:t xml:space="preserve">Before distributing cards, say: 'Each group is now an expert team. Your job is to read your card carefully, understand the economic role described, and post evidence on our Benefit–Harm wall chart. You will then teach the rest of the class what you found.' Distribute cards and say: 'You have 15 minutes. Every member of your group must be able to explain the key idea — not just the best reader.' [Set a 15-minute visible timer.] Circulate to each group during reading, crouching to eye level and asking: 'What is the name of the microorganism on your card?' [WAIT 10 seconds.] 'Where in Kenya would you see this happening?' [WAIT 12 seconds.] For Group C (nitrogen fixation), prompt if needed: 'Think about bean farming in Kakamega or the Rift Valley — what happens to the soil after beans are grown?' After 15 minutes, announce the Gallery Walk: 'Now you will spend 2 minutes at each other group's section. Read their sticky notes. If something surprises you or you have a question, write it on a red sticky note and add it to their section.' [Rotate groups every 2 minutes using a timer.] After the Gallery Walk, cold-call one learner from each group to read ONE surprising thing they learned from another group's section. [WAIT 10 seconds per response.]</w:t>
+            </w:r>
+          </w:p>
+        </w:tc>
+        <w:tc>
+          <w:tcPr>
+            <w:tcW w:type="dxa" w:w="3040"/>
+            <w:shd w:fill="FFFFFF" w:color="auto" w:val="clear"/>
+            <w:tcMar>
+              <w:top w:type="dxa" w:w="60"/>
+              <w:left w:type="dxa" w:w="120"/>
+              <w:bottom w:type="dxa" w:w="60"/>
+              <w:right w:type="dxa" w:w="120"/>
+            </w:tcMar>
+            <w:vAlign w:val="top"/>
+          </w:tcPr>
+          <w:p>
+            <w:pPr>
+              <w:spacing w:after="40" w:before="0"/>
+              <w:jc w:val="left"/>
+            </w:pPr>
+            <w:r>
+              <w:rPr>
+                <w:rFonts w:ascii="Arial" w:cs="Arial" w:eastAsia="Arial" w:hAnsi="Arial"/>
+                <w:b w:val="false"/>
+                <w:bCs w:val="false"/>
+                <w:i w:val="false"/>
+                <w:iCs w:val="false"/>
+                <w:color w:val="000000"/>
+                <w:sz w:val="18"/>
+                <w:szCs w:val="18"/>
+              </w:rPr>
+              <w:t xml:space="preserve">Jigsaw with Gallery Walk: The jigsaw structure ensures every learner develops deep familiarity with one economic role before encountering the others, distributing cognitive load across the class. The Gallery Walk then re-exposes all learners to all six roles through peer-generated notes rather than teacher transmission, building a shared evidentiary base. The question sticky notes (red) make visible the class's remaining uncertainties — these will feed directly into the DQB update in Phase 4.</w:t>
+            </w:r>
+          </w:p>
+        </w:tc>
+        <w:tc>
+          <w:tcPr>
+            <w:tcW w:type="dxa" w:w="3040"/>
+            <w:shd w:fill="F2F2F2" w:color="auto" w:val="clear"/>
+            <w:tcMar>
+              <w:top w:type="dxa" w:w="60"/>
+              <w:left w:type="dxa" w:w="120"/>
+              <w:bottom w:type="dxa" w:w="60"/>
+              <w:right w:type="dxa" w:w="120"/>
+            </w:tcMar>
+            <w:vAlign w:val="top"/>
+          </w:tcPr>
+          <w:p>
+            <w:pPr>
+              <w:spacing w:after="40" w:before="0"/>
+              <w:jc w:val="left"/>
+            </w:pPr>
+            <w:r>
+              <w:rPr>
+                <w:rFonts w:ascii="Arial" w:cs="Arial" w:eastAsia="Arial" w:hAnsi="Arial"/>
+                <w:b w:val="false"/>
+                <w:bCs w:val="false"/>
+                <w:i w:val="false"/>
+                <w:iCs w:val="false"/>
+                <w:color w:val="000000"/>
+                <w:sz w:val="18"/>
+                <w:szCs w:val="18"/>
+              </w:rPr>
+              <w:t xml:space="preserve">Observable indicators during group work: (1) All group members can name the microorganism and at least one Kenyan context without referring to the card — teacher checks this by asking random non-readers in each group. (2) Sticky notes on the wall chart are specific (e.g., 'Lactobacillus converts milk sugars to lactic acid, making yoghurt') rather than vague ('bacteria are useful'). (3) During Gallery Walk, red question sticky notes are substantive (e.g., 'How does Rhizobium actually put nitrogen into the soil?') rather than off-topic. Teacher collects and reads all red sticky notes after the Gallery Walk and uses them to prioritise content in Phase 3.</w:t>
+            </w:r>
+          </w:p>
+        </w:tc>
+      </w:tr>
+      <w:tr>
+        <w:tc>
+          <w:tcPr>
+            <w:tcW w:type="dxa" w:w="1520"/>
+            <w:shd w:fill="E2EFDA" w:color="auto" w:val="clear"/>
+            <w:tcMar>
+              <w:top w:type="dxa" w:w="60"/>
+              <w:left w:type="dxa" w:w="120"/>
+              <w:bottom w:type="dxa" w:w="60"/>
+              <w:right w:type="dxa" w:w="120"/>
+            </w:tcMar>
+            <w:vAlign w:val="top"/>
+          </w:tcPr>
+          <w:p>
+            <w:pPr>
+              <w:spacing w:after="40" w:before="0"/>
+              <w:jc w:val="left"/>
+            </w:pPr>
+            <w:r>
+              <w:rPr>
+                <w:rFonts w:ascii="Arial" w:cs="Arial" w:eastAsia="Arial" w:hAnsi="Arial"/>
+                <w:b/>
+                <w:bCs/>
+                <w:i w:val="false"/>
+                <w:iCs w:val="false"/>
+                <w:color w:val="000000"/>
+                <w:sz w:val="18"/>
+                <w:szCs w:val="18"/>
+              </w:rPr>
+              <w:t xml:space="preserve">Explain Phase</w:t>
+            </w:r>
+          </w:p>
+          <w:p>
+            <w:pPr>
+              <w:spacing w:after="20" w:before="0"/>
+            </w:pPr>
+            <w:r>
+              <w:rPr>
+                <w:rFonts w:ascii="Arial" w:cs="Arial" w:eastAsia="Arial" w:hAnsi="Arial"/>
+                <w:b/>
+                <w:bCs/>
+                <w:color w:val="1F3864"/>
+                <w:sz w:val="16"/>
+                <w:szCs w:val="16"/>
+              </w:rPr>
+              <w:t xml:space="preserve">📹 VIDEO:</w:t>
+            </w:r>
+          </w:p>
+          <w:p>
+            <w:pPr>
+              <w:spacing w:after="20" w:before="0"/>
+            </w:pPr>
+            <w:hyperlink w:history="1" r:id="rIdiqtmyhfwgns_rbofmfzyt">
               <w:r>
                 <w:rPr>
                   <w:rFonts w:ascii="Arial" w:cs="Arial" w:eastAsia="Arial" w:hAnsi="Arial"/>
@@ -17919,7 +18125,7 @@
                   <w:szCs w:val="16"/>
                   <w:u w:val="single" w:color="2E75B6"/>
                 </w:rPr>
-                <w:t xml:space="preserve">Importance of the Oceans (Flexbook)</w:t>
+                <w:t xml:space="preserve">Economic models</w:t>
               </w:r>
             </w:hyperlink>
           </w:p>
@@ -17935,7 +18141,7 @@
                 <w:sz w:val="14"/>
                 <w:szCs w:val="14"/>
               </w:rPr>
-              <w:t xml:space="preserve">Source: CK-12</w:t>
+              <w:t xml:space="preserve">Source: Khan Academy (English - US curriculum)</w:t>
             </w:r>
           </w:p>
           <w:p>
@@ -17943,235 +18149,7 @@
               <w:spacing w:after="10" w:before="0"/>
               <w:ind w:left="120"/>
             </w:pPr>
-            <w:hyperlink w:history="1" r:id="rId-zrrn8pzxbhvuule-u0gt">
-              <w:r>
-                <w:rPr>
-                  <w:rFonts w:ascii="Arial" w:cs="Arial" w:eastAsia="Arial" w:hAnsi="Arial"/>
-                  <w:color w:val="595959"/>
-                  <w:sz w:val="14"/>
-                  <w:szCs w:val="14"/>
-                  <w:u w:val="single" w:color="595959"/>
-                </w:rPr>
-                <w:t xml:space="preserve">🔍 Search ARES for similar readings</w:t>
-              </w:r>
-            </w:hyperlink>
-          </w:p>
-        </w:tc>
-        <w:tc>
-          <w:tcPr>
-            <w:tcW w:type="dxa" w:w="3040"/>
-            <w:shd w:fill="FFFFFF" w:color="auto" w:val="clear"/>
-            <w:tcMar>
-              <w:top w:type="dxa" w:w="60"/>
-              <w:left w:type="dxa" w:w="120"/>
-              <w:bottom w:type="dxa" w:w="60"/>
-              <w:right w:type="dxa" w:w="120"/>
-            </w:tcMar>
-            <w:vAlign w:val="top"/>
-          </w:tcPr>
-          <w:p>
-            <w:pPr>
-              <w:spacing w:after="40" w:before="0"/>
-              <w:jc w:val="left"/>
-            </w:pPr>
-            <w:r>
-              <w:rPr>
-                <w:rFonts w:ascii="Arial" w:cs="Arial" w:eastAsia="Arial" w:hAnsi="Arial"/>
-                <w:b w:val="false"/>
-                <w:bCs w:val="false"/>
-                <w:i w:val="false"/>
-                <w:iCs w:val="false"/>
-                <w:color w:val="000000"/>
-                <w:sz w:val="18"/>
-                <w:szCs w:val="18"/>
-              </w:rPr>
-              <w:t xml:space="preserve">Learners are divided into 6 expert groups of approximately 5–6 learners each. Each group receives a laminated A3 Resource Card describing one specific economic role of microorganisms, written in accessible English with Kenyan contexts. The six topics are: (A) Fermentation — Lactobacillus in yoghurt and fermented uji; (B) Leavening — Saccharomyces cerevisiae in bread and mandazi; (C) Nitrogen Fixation — Rhizobium in bean and maize farms in the Rift Valley; (D) Antibiotic Production — Penicillium mould and the discovery of penicillin; (E) Biogas Generation — methane-producing bacteria and biogas digesters used by Kenyan rural households; (F) Decomposition and Soil Fertility — bacteria and fungi breaking down dead organic matter to return nutrients to Kenyan farm soil. Each group also receives a sticky-note pack and a section of the classroom Benefit–Harm wall chart (a large sheet of paper divided into two columns). Groups spend 15 minutes reading their resource card together, discussing it, and writing key facts on sticky notes to post on the wall chart. In the final 15 minutes, groups rotate in a Gallery Walk — each group visits every other group's wall-chart section, reads the sticky notes, and adds a 'question' sticky note (a different colour) if they have a query about that section.</w:t>
-            </w:r>
-          </w:p>
-        </w:tc>
-        <w:tc>
-          <w:tcPr>
-            <w:tcW w:type="dxa" w:w="3040"/>
-            <w:shd w:fill="F2F2F2" w:color="auto" w:val="clear"/>
-            <w:tcMar>
-              <w:top w:type="dxa" w:w="60"/>
-              <w:left w:type="dxa" w:w="120"/>
-              <w:bottom w:type="dxa" w:w="60"/>
-              <w:right w:type="dxa" w:w="120"/>
-            </w:tcMar>
-            <w:vAlign w:val="top"/>
-          </w:tcPr>
-          <w:p>
-            <w:pPr>
-              <w:spacing w:after="40" w:before="0"/>
-              <w:jc w:val="left"/>
-            </w:pPr>
-            <w:r>
-              <w:rPr>
-                <w:rFonts w:ascii="Arial" w:cs="Arial" w:eastAsia="Arial" w:hAnsi="Arial"/>
-                <w:b w:val="false"/>
-                <w:bCs w:val="false"/>
-                <w:i w:val="false"/>
-                <w:iCs w:val="false"/>
-                <w:color w:val="000000"/>
-                <w:sz w:val="18"/>
-                <w:szCs w:val="18"/>
-              </w:rPr>
-              <w:t xml:space="preserve">Before distributing cards, say: 'Each group is now an expert team. Your job is to read your card carefully, understand the economic role described, and post evidence on our Benefit–Harm wall chart. You will then teach the rest of the class what you found.' Distribute cards and say: 'You have 15 minutes. Every member of your group must be able to explain the key idea — not just the best reader.' [Set a 15-minute visible timer.] Circulate to each group during reading, crouching to eye level and asking: 'What is the name of the microorganism on your card?' [WAIT 10 seconds.] 'Where in Kenya would you see this happening?' [WAIT 12 seconds.] For Group C (nitrogen fixation), prompt if needed: 'Think about bean farming in Kakamega or the Rift Valley — what happens to the soil after beans are grown?' After 15 minutes, announce the Gallery Walk: 'Now you will spend 2 minutes at each other group's section. Read their sticky notes. If something surprises you or you have a question, write it on a red sticky note and add it to their section.' [Rotate groups every 2 minutes using a timer.] After the Gallery Walk, cold-call one learner from each group to read ONE surprising thing they learned from another group's section. [WAIT 10 seconds per response.]</w:t>
-            </w:r>
-          </w:p>
-        </w:tc>
-        <w:tc>
-          <w:tcPr>
-            <w:tcW w:type="dxa" w:w="3040"/>
-            <w:shd w:fill="FFFFFF" w:color="auto" w:val="clear"/>
-            <w:tcMar>
-              <w:top w:type="dxa" w:w="60"/>
-              <w:left w:type="dxa" w:w="120"/>
-              <w:bottom w:type="dxa" w:w="60"/>
-              <w:right w:type="dxa" w:w="120"/>
-            </w:tcMar>
-            <w:vAlign w:val="top"/>
-          </w:tcPr>
-          <w:p>
-            <w:pPr>
-              <w:spacing w:after="40" w:before="0"/>
-              <w:jc w:val="left"/>
-            </w:pPr>
-            <w:r>
-              <w:rPr>
-                <w:rFonts w:ascii="Arial" w:cs="Arial" w:eastAsia="Arial" w:hAnsi="Arial"/>
-                <w:b w:val="false"/>
-                <w:bCs w:val="false"/>
-                <w:i w:val="false"/>
-                <w:iCs w:val="false"/>
-                <w:color w:val="000000"/>
-                <w:sz w:val="18"/>
-                <w:szCs w:val="18"/>
-              </w:rPr>
-              <w:t xml:space="preserve">Jigsaw with Gallery Walk: The jigsaw structure ensures every learner develops deep familiarity with one economic role before encountering the others, distributing cognitive load across the class. The Gallery Walk then re-exposes all learners to all six roles through peer-generated notes rather than teacher transmission, building a shared evidentiary base. The question sticky notes (red) make visible the class's remaining uncertainties — these will feed directly into the DQB update in Phase 4.</w:t>
-            </w:r>
-          </w:p>
-        </w:tc>
-        <w:tc>
-          <w:tcPr>
-            <w:tcW w:type="dxa" w:w="3040"/>
-            <w:shd w:fill="F2F2F2" w:color="auto" w:val="clear"/>
-            <w:tcMar>
-              <w:top w:type="dxa" w:w="60"/>
-              <w:left w:type="dxa" w:w="120"/>
-              <w:bottom w:type="dxa" w:w="60"/>
-              <w:right w:type="dxa" w:w="120"/>
-            </w:tcMar>
-            <w:vAlign w:val="top"/>
-          </w:tcPr>
-          <w:p>
-            <w:pPr>
-              <w:spacing w:after="40" w:before="0"/>
-              <w:jc w:val="left"/>
-            </w:pPr>
-            <w:r>
-              <w:rPr>
-                <w:rFonts w:ascii="Arial" w:cs="Arial" w:eastAsia="Arial" w:hAnsi="Arial"/>
-                <w:b w:val="false"/>
-                <w:bCs w:val="false"/>
-                <w:i w:val="false"/>
-                <w:iCs w:val="false"/>
-                <w:color w:val="000000"/>
-                <w:sz w:val="18"/>
-                <w:szCs w:val="18"/>
-              </w:rPr>
-              <w:t xml:space="preserve">Observable indicators during group work: (1) All group members can name the microorganism and at least one Kenyan context without referring to the card — teacher checks this by asking random non-readers in each group. (2) Sticky notes on the wall chart are specific (e.g., 'Lactobacillus converts milk sugars to lactic acid, making yoghurt') rather than vague ('bacteria are useful'). (3) During Gallery Walk, red question sticky notes are substantive (e.g., 'How does Rhizobium actually put nitrogen into the soil?') rather than off-topic. Teacher collects and reads all red sticky notes after the Gallery Walk and uses them to prioritise content in Phase 3.</w:t>
-            </w:r>
-          </w:p>
-        </w:tc>
-      </w:tr>
-      <w:tr>
-        <w:tc>
-          <w:tcPr>
-            <w:tcW w:type="dxa" w:w="1520"/>
-            <w:shd w:fill="E2EFDA" w:color="auto" w:val="clear"/>
-            <w:tcMar>
-              <w:top w:type="dxa" w:w="60"/>
-              <w:left w:type="dxa" w:w="120"/>
-              <w:bottom w:type="dxa" w:w="60"/>
-              <w:right w:type="dxa" w:w="120"/>
-            </w:tcMar>
-            <w:vAlign w:val="top"/>
-          </w:tcPr>
-          <w:p>
-            <w:pPr>
-              <w:spacing w:after="40" w:before="0"/>
-              <w:jc w:val="left"/>
-            </w:pPr>
-            <w:r>
-              <w:rPr>
-                <w:rFonts w:ascii="Arial" w:cs="Arial" w:eastAsia="Arial" w:hAnsi="Arial"/>
-                <w:b/>
-                <w:bCs/>
-                <w:i w:val="false"/>
-                <w:iCs w:val="false"/>
-                <w:color w:val="000000"/>
-                <w:sz w:val="18"/>
-                <w:szCs w:val="18"/>
-              </w:rPr>
-              <w:t xml:space="preserve">Explain Phase</w:t>
-            </w:r>
-          </w:p>
-          <w:p>
-            <w:pPr>
-              <w:spacing w:after="20" w:before="0"/>
-            </w:pPr>
-            <w:r>
-              <w:rPr>
-                <w:rFonts w:ascii="Arial" w:cs="Arial" w:eastAsia="Arial" w:hAnsi="Arial"/>
-                <w:b/>
-                <w:bCs/>
-                <w:color w:val="1F3864"/>
-                <w:sz w:val="16"/>
-                <w:szCs w:val="16"/>
-              </w:rPr>
-              <w:t xml:space="preserve">📹 VIDEO:</w:t>
-            </w:r>
-          </w:p>
-          <w:p>
-            <w:pPr>
-              <w:spacing w:after="20" w:before="0"/>
-            </w:pPr>
-            <w:hyperlink w:history="1" r:id="rIdxc3oli4ell7mshc4ielpu">
-              <w:r>
-                <w:rPr>
-                  <w:rFonts w:ascii="Arial" w:cs="Arial" w:eastAsia="Arial" w:hAnsi="Arial"/>
-                  <w:color w:val="2E75B6"/>
-                  <w:sz w:val="16"/>
-                  <w:szCs w:val="16"/>
-                  <w:u w:val="single" w:color="2E75B6"/>
-                </w:rPr>
-                <w:t xml:space="preserve">Populations, communities, and ecosystems</w:t>
-              </w:r>
-            </w:hyperlink>
-          </w:p>
-          <w:p>
-            <w:pPr>
-              <w:spacing w:after="10" w:before="0"/>
-              <w:ind w:left="120"/>
-            </w:pPr>
-            <w:r>
-              <w:rPr>
-                <w:rFonts w:ascii="Arial" w:cs="Arial" w:eastAsia="Arial" w:hAnsi="Arial"/>
-                <w:color w:val="595959"/>
-                <w:sz w:val="14"/>
-                <w:szCs w:val="14"/>
-              </w:rPr>
-              <w:t xml:space="preserve">Source: Khan Academy (English - US curriculum)</w:t>
-            </w:r>
-          </w:p>
-          <w:p>
-            <w:pPr>
-              <w:spacing w:after="10" w:before="0"/>
-              <w:ind w:left="120"/>
-            </w:pPr>
-            <w:hyperlink w:history="1" r:id="rIdjy71yjvlhcmingudaxptw">
+            <w:hyperlink w:history="1" r:id="rIdsn68fnevxasj5gwimnnrh">
               <w:r>
                 <w:rPr>
                   <w:rFonts w:ascii="Arial" w:cs="Arial" w:eastAsia="Arial" w:hAnsi="Arial"/>
@@ -18209,14 +18187,241 @@
                 <w:sz w:val="16"/>
                 <w:szCs w:val="16"/>
               </w:rPr>
-              <w:t xml:space="preserve">📖 HTML:</w:t>
+              <w:t xml:space="preserve">📖 READING:</w:t>
             </w:r>
           </w:p>
           <w:p>
             <w:pPr>
               <w:spacing w:after="20" w:before="0"/>
             </w:pPr>
-            <w:hyperlink w:history="1" r:id="rId8ztsznsezq3isb4eja8dk">
+            <w:r>
+              <w:rPr>
+                <w:rFonts w:ascii="Arial" w:cs="Arial" w:eastAsia="Arial" w:hAnsi="Arial"/>
+                <w:i/>
+                <w:iCs/>
+                <w:color w:val="595959"/>
+                <w:sz w:val="16"/>
+                <w:szCs w:val="16"/>
+              </w:rPr>
+              <w:t xml:space="preserve">No closely matching reading in the ARES library for this activity.</w:t>
+            </w:r>
+          </w:p>
+          <w:p>
+            <w:pPr>
+              <w:spacing w:after="10" w:before="0"/>
+              <w:ind w:left="120"/>
+            </w:pPr>
+            <w:hyperlink w:history="1" r:id="rIda2o6xndmrs9rlg3jjxez1">
+              <w:r>
+                <w:rPr>
+                  <w:rFonts w:ascii="Arial" w:cs="Arial" w:eastAsia="Arial" w:hAnsi="Arial"/>
+                  <w:color w:val="595959"/>
+                  <w:sz w:val="14"/>
+                  <w:szCs w:val="14"/>
+                  <w:u w:val="single" w:color="595959"/>
+                </w:rPr>
+                <w:t xml:space="preserve">🔍 Search ARES for readings</w:t>
+              </w:r>
+            </w:hyperlink>
+          </w:p>
+          <w:p>
+            <w:pPr>
+              <w:spacing w:after="10" w:before="0"/>
+              <w:ind w:left="120"/>
+            </w:pPr>
+            <w:r>
+              <w:rPr>
+                <w:rFonts w:ascii="Arial" w:cs="Arial" w:eastAsia="Arial" w:hAnsi="Arial"/>
+                <w:color w:val="595959"/>
+                <w:sz w:val="14"/>
+                <w:szCs w:val="14"/>
+              </w:rPr>
+              <w:t xml:space="preserve">Search terms: microorganisms economic importance fermentation</w:t>
+            </w:r>
+          </w:p>
+        </w:tc>
+        <w:tc>
+          <w:tcPr>
+            <w:tcW w:type="dxa" w:w="3040"/>
+            <w:shd w:fill="FFFFFF" w:color="auto" w:val="clear"/>
+            <w:tcMar>
+              <w:top w:type="dxa" w:w="60"/>
+              <w:left w:type="dxa" w:w="120"/>
+              <w:bottom w:type="dxa" w:w="60"/>
+              <w:right w:type="dxa" w:w="120"/>
+            </w:tcMar>
+            <w:vAlign w:val="top"/>
+          </w:tcPr>
+          <w:p>
+            <w:pPr>
+              <w:spacing w:after="40" w:before="0"/>
+              <w:jc w:val="left"/>
+            </w:pPr>
+            <w:r>
+              <w:rPr>
+                <w:rFonts w:ascii="Arial" w:cs="Arial" w:eastAsia="Arial" w:hAnsi="Arial"/>
+                <w:b w:val="false"/>
+                <w:bCs w:val="false"/>
+                <w:i w:val="false"/>
+                <w:iCs w:val="false"/>
+                <w:color w:val="000000"/>
+                <w:sz w:val="18"/>
+                <w:szCs w:val="18"/>
+              </w:rPr>
+              <w:t xml:space="preserve">Teacher leads a whole-class structured discussion to synthesise the evidence from the Gallery Walk, explicitly connecting each economic role back to the anchoring phenomenon. Teacher projects a blank Dual-Nature Concept Organiser (a T-chart with columns 'Beneficial Economic Role' and 'Harmful Economic Role') on the board and builds it live with learner contributions. After completing the Beneficial column from the six expert groups, teacher introduces the Harmful column: learners are guided through two harmful economic roles — (1) food spoilage and post-harvest losses (linking directly to the Kisumu ugali/chapati phenomenon, and extending to market vendors losing income from spoiled githeri and sukuma wiki); and (2) crop diseases such as maize rust caused by fungal pathogens and coffee berry disease affecting Kenyan highland farms in Kericho and Nyeri. Learners copy the completed organiser into their science notebooks. The class then engages in a Socratic discussion: 'Is the mould on the ugali in our photograph economically harmful? Could it ever be economically beneficial? What would need to change?' Learners write a 3-sentence 'Explain It to a Market Vendor' paragraph in their notebooks — imagining they are explaining to a Kisumu market vendor why the same organisms that spoil her mandazi are related to those that make her yoghurt sell.</w:t>
+            </w:r>
+          </w:p>
+        </w:tc>
+        <w:tc>
+          <w:tcPr>
+            <w:tcW w:type="dxa" w:w="3040"/>
+            <w:shd w:fill="F2F2F2" w:color="auto" w:val="clear"/>
+            <w:tcMar>
+              <w:top w:type="dxa" w:w="60"/>
+              <w:left w:type="dxa" w:w="120"/>
+              <w:bottom w:type="dxa" w:w="60"/>
+              <w:right w:type="dxa" w:w="120"/>
+            </w:tcMar>
+            <w:vAlign w:val="top"/>
+          </w:tcPr>
+          <w:p>
+            <w:pPr>
+              <w:spacing w:after="40" w:before="0"/>
+              <w:jc w:val="left"/>
+            </w:pPr>
+            <w:r>
+              <w:rPr>
+                <w:rFonts w:ascii="Arial" w:cs="Arial" w:eastAsia="Arial" w:hAnsi="Arial"/>
+                <w:b w:val="false"/>
+                <w:bCs w:val="false"/>
+                <w:i w:val="false"/>
+                <w:iCs w:val="false"/>
+                <w:color w:val="000000"/>
+                <w:sz w:val="18"/>
+                <w:szCs w:val="18"/>
+              </w:rPr>
+              <w:t xml:space="preserve">Open Phase 3 by saying: 'Let us now bring all the evidence together and answer the big question — are microorganisms economically good, bad, or both?' Draw the T-chart live on the board. Point to the wall chart and say: 'I will call on each expert group to give me their ONE most important economic benefit. Listen carefully because you will need this for your notebook.' Cold-call one spokesperson from each of the six groups in sequence. [WAIT 12 seconds after each before writing on the board.] After the Beneficial column is complete, say: 'Now let us look at the Harmful side — and here is where we return to the Kisumu family.' Project the spoiled ugali image again. Ask: 'Based on what we know about fungi and bacteria, what economic damage is the mould on this ugali causing — not just to this family, but to vendors across Kisumu market?' [WAIT 15 seconds. Cold-call 2 learners.] Then say: 'In Kenya, post-harvest food losses cost farmers and vendors billions of shillings annually. This is the same biology we are studying.' Introduce crop diseases: 'Has anyone seen rusty-orange patches on maize stalks in a shamba near your home? That is a fungal crop disease — same kingdom as the mould on our ugali.' After completing the organiser, say: 'Now, in your notebooks, write 3 sentences explaining the dual nature of microorganisms to a Kisumu mandazi vendor. Use the names of at least two microorganisms.' [Allow 5 minutes of silent writing.] Cold-call 3 learners to read their sentences. [WAIT 10 seconds before selecting next reader.]</w:t>
+            </w:r>
+          </w:p>
+        </w:tc>
+        <w:tc>
+          <w:tcPr>
+            <w:tcW w:type="dxa" w:w="3040"/>
+            <w:shd w:fill="FFFFFF" w:color="auto" w:val="clear"/>
+            <w:tcMar>
+              <w:top w:type="dxa" w:w="60"/>
+              <w:left w:type="dxa" w:w="120"/>
+              <w:bottom w:type="dxa" w:w="60"/>
+              <w:right w:type="dxa" w:w="120"/>
+            </w:tcMar>
+            <w:vAlign w:val="top"/>
+          </w:tcPr>
+          <w:p>
+            <w:pPr>
+              <w:spacing w:after="40" w:before="0"/>
+              <w:jc w:val="left"/>
+            </w:pPr>
+            <w:r>
+              <w:rPr>
+                <w:rFonts w:ascii="Arial" w:cs="Arial" w:eastAsia="Arial" w:hAnsi="Arial"/>
+                <w:b w:val="false"/>
+                <w:bCs w:val="false"/>
+                <w:i w:val="false"/>
+                <w:iCs w:val="false"/>
+                <w:color w:val="000000"/>
+                <w:sz w:val="18"/>
+                <w:szCs w:val="18"/>
+              </w:rPr>
+              <w:t xml:space="preserve">Live Concept Organiser Construction (Co-constructed T-chart): By building the organiser in real time with learner contributions rather than revealing a completed version, this strategy makes thinking visible, allows the teacher to correct misconceptions immediately, and gives learners ownership of the knowledge structure. The 'Explain It to a Market Vendor' paragraph is a disciplinary literacy move — translating scientific knowledge into a real-world communication task grounded in the Kenyan economic context of the phenomenon.</w:t>
+            </w:r>
+          </w:p>
+        </w:tc>
+        <w:tc>
+          <w:tcPr>
+            <w:tcW w:type="dxa" w:w="3040"/>
+            <w:shd w:fill="F2F2F2" w:color="auto" w:val="clear"/>
+            <w:tcMar>
+              <w:top w:type="dxa" w:w="60"/>
+              <w:left w:type="dxa" w:w="120"/>
+              <w:bottom w:type="dxa" w:w="60"/>
+              <w:right w:type="dxa" w:w="120"/>
+            </w:tcMar>
+            <w:vAlign w:val="top"/>
+          </w:tcPr>
+          <w:p>
+            <w:pPr>
+              <w:spacing w:after="40" w:before="0"/>
+              <w:jc w:val="left"/>
+            </w:pPr>
+            <w:r>
+              <w:rPr>
+                <w:rFonts w:ascii="Arial" w:cs="Arial" w:eastAsia="Arial" w:hAnsi="Arial"/>
+                <w:b w:val="false"/>
+                <w:bCs w:val="false"/>
+                <w:i w:val="false"/>
+                <w:iCs w:val="false"/>
+                <w:color w:val="000000"/>
+                <w:sz w:val="18"/>
+                <w:szCs w:val="18"/>
+              </w:rPr>
+              <w:t xml:space="preserve">Teacher checks notebooks of at least 6 learners during the 5-minute writing time, specifically looking for: (1) correct use of at least two microorganism names (e.g., Lactobacillus, Saccharomyces, Penicillium, Rhizobium); (2) accurate distinction between beneficial and harmful roles; (3) a direct connection to the phenomenon (ugali/chapati spoilage or food vendor losses). Learners who cannot name two microorganisms are identified for additional support. The three cold-called readings provide whole-class formative data — teacher notes whether the class can articulate the dual-nature concept clearly.</w:t>
+            </w:r>
+          </w:p>
+        </w:tc>
+      </w:tr>
+      <w:tr>
+        <w:tc>
+          <w:tcPr>
+            <w:tcW w:type="dxa" w:w="1520"/>
+            <w:shd w:fill="FCE4D6" w:color="auto" w:val="clear"/>
+            <w:tcMar>
+              <w:top w:type="dxa" w:w="60"/>
+              <w:left w:type="dxa" w:w="120"/>
+              <w:bottom w:type="dxa" w:w="60"/>
+              <w:right w:type="dxa" w:w="120"/>
+            </w:tcMar>
+            <w:vAlign w:val="top"/>
+          </w:tcPr>
+          <w:p>
+            <w:pPr>
+              <w:spacing w:after="40" w:before="0"/>
+              <w:jc w:val="left"/>
+            </w:pPr>
+            <w:r>
+              <w:rPr>
+                <w:rFonts w:ascii="Arial" w:cs="Arial" w:eastAsia="Arial" w:hAnsi="Arial"/>
+                <w:b/>
+                <w:bCs/>
+                <w:i w:val="false"/>
+                <w:iCs w:val="false"/>
+                <w:color w:val="000000"/>
+                <w:sz w:val="18"/>
+                <w:szCs w:val="18"/>
+              </w:rPr>
+              <w:t xml:space="preserve">Driving Question Board (DQB) Creation</w:t>
+            </w:r>
+          </w:p>
+          <w:p>
+            <w:pPr>
+              <w:spacing w:after="20" w:before="0"/>
+            </w:pPr>
+            <w:r>
+              <w:rPr>
+                <w:rFonts w:ascii="Arial" w:cs="Arial" w:eastAsia="Arial" w:hAnsi="Arial"/>
+                <w:b/>
+                <w:bCs/>
+                <w:color w:val="1F3864"/>
+                <w:sz w:val="16"/>
+                <w:szCs w:val="16"/>
+              </w:rPr>
+              <w:t xml:space="preserve">📹 VIDEO:</w:t>
+            </w:r>
+          </w:p>
+          <w:p>
+            <w:pPr>
+              <w:spacing w:after="20" w:before="0"/>
+            </w:pPr>
+            <w:hyperlink w:history="1" r:id="rIdgjgxt4pzzz5bgp4g8aofr">
               <w:r>
                 <w:rPr>
                   <w:rFonts w:ascii="Arial" w:cs="Arial" w:eastAsia="Arial" w:hAnsi="Arial"/>
@@ -18225,7 +18430,7 @@
                   <w:szCs w:val="16"/>
                   <w:u w:val="single" w:color="2E75B6"/>
                 </w:rPr>
-                <w:t xml:space="preserve">Importance of the Oceans (Flexbook)</w:t>
+                <w:t xml:space="preserve">Lactic acid fermentation</w:t>
               </w:r>
             </w:hyperlink>
           </w:p>
@@ -18241,7 +18446,7 @@
                 <w:sz w:val="14"/>
                 <w:szCs w:val="14"/>
               </w:rPr>
-              <w:t xml:space="preserve">Source: CK-12</w:t>
+              <w:t xml:space="preserve">Source: Khan Academy (English - US curriculum)</w:t>
             </w:r>
           </w:p>
           <w:p>
@@ -18249,235 +18454,7 @@
               <w:spacing w:after="10" w:before="0"/>
               <w:ind w:left="120"/>
             </w:pPr>
-            <w:hyperlink w:history="1" r:id="rIdphdzdalsfskfj05sjtyjt">
-              <w:r>
-                <w:rPr>
-                  <w:rFonts w:ascii="Arial" w:cs="Arial" w:eastAsia="Arial" w:hAnsi="Arial"/>
-                  <w:color w:val="595959"/>
-                  <w:sz w:val="14"/>
-                  <w:szCs w:val="14"/>
-                  <w:u w:val="single" w:color="595959"/>
-                </w:rPr>
-                <w:t xml:space="preserve">🔍 Search ARES for similar readings</w:t>
-              </w:r>
-            </w:hyperlink>
-          </w:p>
-        </w:tc>
-        <w:tc>
-          <w:tcPr>
-            <w:tcW w:type="dxa" w:w="3040"/>
-            <w:shd w:fill="FFFFFF" w:color="auto" w:val="clear"/>
-            <w:tcMar>
-              <w:top w:type="dxa" w:w="60"/>
-              <w:left w:type="dxa" w:w="120"/>
-              <w:bottom w:type="dxa" w:w="60"/>
-              <w:right w:type="dxa" w:w="120"/>
-            </w:tcMar>
-            <w:vAlign w:val="top"/>
-          </w:tcPr>
-          <w:p>
-            <w:pPr>
-              <w:spacing w:after="40" w:before="0"/>
-              <w:jc w:val="left"/>
-            </w:pPr>
-            <w:r>
-              <w:rPr>
-                <w:rFonts w:ascii="Arial" w:cs="Arial" w:eastAsia="Arial" w:hAnsi="Arial"/>
-                <w:b w:val="false"/>
-                <w:bCs w:val="false"/>
-                <w:i w:val="false"/>
-                <w:iCs w:val="false"/>
-                <w:color w:val="000000"/>
-                <w:sz w:val="18"/>
-                <w:szCs w:val="18"/>
-              </w:rPr>
-              <w:t xml:space="preserve">Teacher leads a whole-class structured discussion to synthesise the evidence from the Gallery Walk, explicitly connecting each economic role back to the anchoring phenomenon. Teacher projects a blank Dual-Nature Concept Organiser (a T-chart with columns 'Beneficial Economic Role' and 'Harmful Economic Role') on the board and builds it live with learner contributions. After completing the Beneficial column from the six expert groups, teacher introduces the Harmful column: learners are guided through two harmful economic roles — (1) food spoilage and post-harvest losses (linking directly to the Kisumu ugali/chapati phenomenon, and extending to market vendors losing income from spoiled githeri and sukuma wiki); and (2) crop diseases such as maize rust caused by fungal pathogens and coffee berry disease affecting Kenyan highland farms in Kericho and Nyeri. Learners copy the completed organiser into their science notebooks. The class then engages in a Socratic discussion: 'Is the mould on the ugali in our photograph economically harmful? Could it ever be economically beneficial? What would need to change?' Learners write a 3-sentence 'Explain It to a Market Vendor' paragraph in their notebooks — imagining they are explaining to a Kisumu market vendor why the same organisms that spoil her mandazi are related to those that make her yoghurt sell.</w:t>
-            </w:r>
-          </w:p>
-        </w:tc>
-        <w:tc>
-          <w:tcPr>
-            <w:tcW w:type="dxa" w:w="3040"/>
-            <w:shd w:fill="F2F2F2" w:color="auto" w:val="clear"/>
-            <w:tcMar>
-              <w:top w:type="dxa" w:w="60"/>
-              <w:left w:type="dxa" w:w="120"/>
-              <w:bottom w:type="dxa" w:w="60"/>
-              <w:right w:type="dxa" w:w="120"/>
-            </w:tcMar>
-            <w:vAlign w:val="top"/>
-          </w:tcPr>
-          <w:p>
-            <w:pPr>
-              <w:spacing w:after="40" w:before="0"/>
-              <w:jc w:val="left"/>
-            </w:pPr>
-            <w:r>
-              <w:rPr>
-                <w:rFonts w:ascii="Arial" w:cs="Arial" w:eastAsia="Arial" w:hAnsi="Arial"/>
-                <w:b w:val="false"/>
-                <w:bCs w:val="false"/>
-                <w:i w:val="false"/>
-                <w:iCs w:val="false"/>
-                <w:color w:val="000000"/>
-                <w:sz w:val="18"/>
-                <w:szCs w:val="18"/>
-              </w:rPr>
-              <w:t xml:space="preserve">Open Phase 3 by saying: 'Let us now bring all the evidence together and answer the big question — are microorganisms economically good, bad, or both?' Draw the T-chart live on the board. Point to the wall chart and say: 'I will call on each expert group to give me their ONE most important economic benefit. Listen carefully because you will need this for your notebook.' Cold-call one spokesperson from each of the six groups in sequence. [WAIT 12 seconds after each before writing on the board.] After the Beneficial column is complete, say: 'Now let us look at the Harmful side — and here is where we return to the Kisumu family.' Project the spoiled ugali image again. Ask: 'Based on what we know about fungi and bacteria, what economic damage is the mould on this ugali causing — not just to this family, but to vendors across Kisumu market?' [WAIT 15 seconds. Cold-call 2 learners.] Then say: 'In Kenya, post-harvest food losses cost farmers and vendors billions of shillings annually. This is the same biology we are studying.' Introduce crop diseases: 'Has anyone seen rusty-orange patches on maize stalks in a shamba near your home? That is a fungal crop disease — same kingdom as the mould on our ugali.' After completing the organiser, say: 'Now, in your notebooks, write 3 sentences explaining the dual nature of microorganisms to a Kisumu mandazi vendor. Use the names of at least two microorganisms.' [Allow 5 minutes of silent writing.] Cold-call 3 learners to read their sentences. [WAIT 10 seconds before selecting next reader.]</w:t>
-            </w:r>
-          </w:p>
-        </w:tc>
-        <w:tc>
-          <w:tcPr>
-            <w:tcW w:type="dxa" w:w="3040"/>
-            <w:shd w:fill="FFFFFF" w:color="auto" w:val="clear"/>
-            <w:tcMar>
-              <w:top w:type="dxa" w:w="60"/>
-              <w:left w:type="dxa" w:w="120"/>
-              <w:bottom w:type="dxa" w:w="60"/>
-              <w:right w:type="dxa" w:w="120"/>
-            </w:tcMar>
-            <w:vAlign w:val="top"/>
-          </w:tcPr>
-          <w:p>
-            <w:pPr>
-              <w:spacing w:after="40" w:before="0"/>
-              <w:jc w:val="left"/>
-            </w:pPr>
-            <w:r>
-              <w:rPr>
-                <w:rFonts w:ascii="Arial" w:cs="Arial" w:eastAsia="Arial" w:hAnsi="Arial"/>
-                <w:b w:val="false"/>
-                <w:bCs w:val="false"/>
-                <w:i w:val="false"/>
-                <w:iCs w:val="false"/>
-                <w:color w:val="000000"/>
-                <w:sz w:val="18"/>
-                <w:szCs w:val="18"/>
-              </w:rPr>
-              <w:t xml:space="preserve">Live Concept Organiser Construction (Co-constructed T-chart): By building the organiser in real time with learner contributions rather than revealing a completed version, this strategy makes thinking visible, allows the teacher to correct misconceptions immediately, and gives learners ownership of the knowledge structure. The 'Explain It to a Market Vendor' paragraph is a disciplinary literacy move — translating scientific knowledge into a real-world communication task grounded in the Kenyan economic context of the phenomenon.</w:t>
-            </w:r>
-          </w:p>
-        </w:tc>
-        <w:tc>
-          <w:tcPr>
-            <w:tcW w:type="dxa" w:w="3040"/>
-            <w:shd w:fill="F2F2F2" w:color="auto" w:val="clear"/>
-            <w:tcMar>
-              <w:top w:type="dxa" w:w="60"/>
-              <w:left w:type="dxa" w:w="120"/>
-              <w:bottom w:type="dxa" w:w="60"/>
-              <w:right w:type="dxa" w:w="120"/>
-            </w:tcMar>
-            <w:vAlign w:val="top"/>
-          </w:tcPr>
-          <w:p>
-            <w:pPr>
-              <w:spacing w:after="40" w:before="0"/>
-              <w:jc w:val="left"/>
-            </w:pPr>
-            <w:r>
-              <w:rPr>
-                <w:rFonts w:ascii="Arial" w:cs="Arial" w:eastAsia="Arial" w:hAnsi="Arial"/>
-                <w:b w:val="false"/>
-                <w:bCs w:val="false"/>
-                <w:i w:val="false"/>
-                <w:iCs w:val="false"/>
-                <w:color w:val="000000"/>
-                <w:sz w:val="18"/>
-                <w:szCs w:val="18"/>
-              </w:rPr>
-              <w:t xml:space="preserve">Teacher checks notebooks of at least 6 learners during the 5-minute writing time, specifically looking for: (1) correct use of at least two microorganism names (e.g., Lactobacillus, Saccharomyces, Penicillium, Rhizobium); (2) accurate distinction between beneficial and harmful roles; (3) a direct connection to the phenomenon (ugali/chapati spoilage or food vendor losses). Learners who cannot name two microorganisms are identified for additional support. The three cold-called readings provide whole-class formative data — teacher notes whether the class can articulate the dual-nature concept clearly.</w:t>
-            </w:r>
-          </w:p>
-        </w:tc>
-      </w:tr>
-      <w:tr>
-        <w:tc>
-          <w:tcPr>
-            <w:tcW w:type="dxa" w:w="1520"/>
-            <w:shd w:fill="FCE4D6" w:color="auto" w:val="clear"/>
-            <w:tcMar>
-              <w:top w:type="dxa" w:w="60"/>
-              <w:left w:type="dxa" w:w="120"/>
-              <w:bottom w:type="dxa" w:w="60"/>
-              <w:right w:type="dxa" w:w="120"/>
-            </w:tcMar>
-            <w:vAlign w:val="top"/>
-          </w:tcPr>
-          <w:p>
-            <w:pPr>
-              <w:spacing w:after="40" w:before="0"/>
-              <w:jc w:val="left"/>
-            </w:pPr>
-            <w:r>
-              <w:rPr>
-                <w:rFonts w:ascii="Arial" w:cs="Arial" w:eastAsia="Arial" w:hAnsi="Arial"/>
-                <w:b/>
-                <w:bCs/>
-                <w:i w:val="false"/>
-                <w:iCs w:val="false"/>
-                <w:color w:val="000000"/>
-                <w:sz w:val="18"/>
-                <w:szCs w:val="18"/>
-              </w:rPr>
-              <w:t xml:space="preserve">Driving Question Board (DQB) Creation</w:t>
-            </w:r>
-          </w:p>
-          <w:p>
-            <w:pPr>
-              <w:spacing w:after="20" w:before="0"/>
-            </w:pPr>
-            <w:r>
-              <w:rPr>
-                <w:rFonts w:ascii="Arial" w:cs="Arial" w:eastAsia="Arial" w:hAnsi="Arial"/>
-                <w:b/>
-                <w:bCs/>
-                <w:color w:val="1F3864"/>
-                <w:sz w:val="16"/>
-                <w:szCs w:val="16"/>
-              </w:rPr>
-              <w:t xml:space="preserve">📹 VIDEO:</w:t>
-            </w:r>
-          </w:p>
-          <w:p>
-            <w:pPr>
-              <w:spacing w:after="20" w:before="0"/>
-            </w:pPr>
-            <w:hyperlink w:history="1" r:id="rIdljwvgunkipee7hjyueha9">
-              <w:r>
-                <w:rPr>
-                  <w:rFonts w:ascii="Arial" w:cs="Arial" w:eastAsia="Arial" w:hAnsi="Arial"/>
-                  <w:color w:val="2E75B6"/>
-                  <w:sz w:val="16"/>
-                  <w:szCs w:val="16"/>
-                  <w:u w:val="single" w:color="2E75B6"/>
-                </w:rPr>
-                <w:t xml:space="preserve">Populations, communities, and ecosystems</w:t>
-              </w:r>
-            </w:hyperlink>
-          </w:p>
-          <w:p>
-            <w:pPr>
-              <w:spacing w:after="10" w:before="0"/>
-              <w:ind w:left="120"/>
-            </w:pPr>
-            <w:r>
-              <w:rPr>
-                <w:rFonts w:ascii="Arial" w:cs="Arial" w:eastAsia="Arial" w:hAnsi="Arial"/>
-                <w:color w:val="595959"/>
-                <w:sz w:val="14"/>
-                <w:szCs w:val="14"/>
-              </w:rPr>
-              <w:t xml:space="preserve">Source: Khan Academy (English - US curriculum)</w:t>
-            </w:r>
-          </w:p>
-          <w:p>
-            <w:pPr>
-              <w:spacing w:after="10" w:before="0"/>
-              <w:ind w:left="120"/>
-            </w:pPr>
-            <w:hyperlink w:history="1" r:id="rIdjc4mhbmyykecakw3ptcyh">
+            <w:hyperlink w:history="1" r:id="rIdja8o4po6f6z0wh3dn7pt_">
               <w:r>
                 <w:rPr>
                   <w:rFonts w:ascii="Arial" w:cs="Arial" w:eastAsia="Arial" w:hAnsi="Arial"/>
@@ -18515,14 +18492,241 @@
                 <w:sz w:val="16"/>
                 <w:szCs w:val="16"/>
               </w:rPr>
-              <w:t xml:space="preserve">📖 HTML:</w:t>
+              <w:t xml:space="preserve">📖 READING:</w:t>
             </w:r>
           </w:p>
           <w:p>
             <w:pPr>
               <w:spacing w:after="20" w:before="0"/>
             </w:pPr>
-            <w:hyperlink w:history="1" r:id="rIdk0nfiqnddg_qdyzc0azty">
+            <w:r>
+              <w:rPr>
+                <w:rFonts w:ascii="Arial" w:cs="Arial" w:eastAsia="Arial" w:hAnsi="Arial"/>
+                <w:i/>
+                <w:iCs/>
+                <w:color w:val="595959"/>
+                <w:sz w:val="16"/>
+                <w:szCs w:val="16"/>
+              </w:rPr>
+              <w:t xml:space="preserve">No closely matching reading in the ARES library for this activity.</w:t>
+            </w:r>
+          </w:p>
+          <w:p>
+            <w:pPr>
+              <w:spacing w:after="10" w:before="0"/>
+              <w:ind w:left="120"/>
+            </w:pPr>
+            <w:hyperlink w:history="1" r:id="rId-zfugli-toj1fcizfv_av">
+              <w:r>
+                <w:rPr>
+                  <w:rFonts w:ascii="Arial" w:cs="Arial" w:eastAsia="Arial" w:hAnsi="Arial"/>
+                  <w:color w:val="595959"/>
+                  <w:sz w:val="14"/>
+                  <w:szCs w:val="14"/>
+                  <w:u w:val="single" w:color="595959"/>
+                </w:rPr>
+                <w:t xml:space="preserve">🔍 Search ARES for readings</w:t>
+              </w:r>
+            </w:hyperlink>
+          </w:p>
+          <w:p>
+            <w:pPr>
+              <w:spacing w:after="10" w:before="0"/>
+              <w:ind w:left="120"/>
+            </w:pPr>
+            <w:r>
+              <w:rPr>
+                <w:rFonts w:ascii="Arial" w:cs="Arial" w:eastAsia="Arial" w:hAnsi="Arial"/>
+                <w:color w:val="595959"/>
+                <w:sz w:val="14"/>
+                <w:szCs w:val="14"/>
+              </w:rPr>
+              <w:t xml:space="preserve">Search terms: microorganisms economic importance fermentation</w:t>
+            </w:r>
+          </w:p>
+        </w:tc>
+        <w:tc>
+          <w:tcPr>
+            <w:tcW w:type="dxa" w:w="3040"/>
+            <w:shd w:fill="FFFFFF" w:color="auto" w:val="clear"/>
+            <w:tcMar>
+              <w:top w:type="dxa" w:w="60"/>
+              <w:left w:type="dxa" w:w="120"/>
+              <w:bottom w:type="dxa" w:w="60"/>
+              <w:right w:type="dxa" w:w="120"/>
+            </w:tcMar>
+            <w:vAlign w:val="top"/>
+          </w:tcPr>
+          <w:p>
+            <w:pPr>
+              <w:spacing w:after="40" w:before="0"/>
+              <w:jc w:val="left"/>
+            </w:pPr>
+            <w:r>
+              <w:rPr>
+                <w:rFonts w:ascii="Arial" w:cs="Arial" w:eastAsia="Arial" w:hAnsi="Arial"/>
+                <w:b w:val="false"/>
+                <w:bCs w:val="false"/>
+                <w:i w:val="false"/>
+                <w:iCs w:val="false"/>
+                <w:color w:val="000000"/>
+                <w:sz w:val="18"/>
+                <w:szCs w:val="18"/>
+              </w:rPr>
+              <w:t xml:space="preserve">Learners return to the class Driving Question Board — a large display maintained since Lesson 1 that tracks the class's growing understanding of the phenomenon. Each learner receives two sticky notes: one green ('I now know…') and one orange ('I still wonder…'). Learners silently write one statement on each sticky note in response to the driving question: 'Why did the ugali and chapati grow fuzzy patches overnight — and how can understanding the invisible organisms responsible help us protect our health and our food in Kenya?' Learners post their sticky notes on the DQB. Teacher reads a selection aloud and facilitates a 4-minute discussion to identify what the class now collectively understands and what questions remain open for Lessons 7 and 8.</w:t>
+            </w:r>
+          </w:p>
+        </w:tc>
+        <w:tc>
+          <w:tcPr>
+            <w:tcW w:type="dxa" w:w="3040"/>
+            <w:shd w:fill="F2F2F2" w:color="auto" w:val="clear"/>
+            <w:tcMar>
+              <w:top w:type="dxa" w:w="60"/>
+              <w:left w:type="dxa" w:w="120"/>
+              <w:bottom w:type="dxa" w:w="60"/>
+              <w:right w:type="dxa" w:w="120"/>
+            </w:tcMar>
+            <w:vAlign w:val="top"/>
+          </w:tcPr>
+          <w:p>
+            <w:pPr>
+              <w:spacing w:after="40" w:before="0"/>
+              <w:jc w:val="left"/>
+            </w:pPr>
+            <w:r>
+              <w:rPr>
+                <w:rFonts w:ascii="Arial" w:cs="Arial" w:eastAsia="Arial" w:hAnsi="Arial"/>
+                <w:b w:val="false"/>
+                <w:bCs w:val="false"/>
+                <w:i w:val="false"/>
+                <w:iCs w:val="false"/>
+                <w:color w:val="000000"/>
+                <w:sz w:val="18"/>
+                <w:szCs w:val="18"/>
+              </w:rPr>
+              <w:t xml:space="preserve">Say: 'It is time to update our Driving Question Board. Think back to where we started in Lesson 1 — we were puzzled by fuzzy patches on ugali. Look at how much evidence we have gathered.' [Gesture to the full DQB.] 'Take your two sticky notes. On the GREEN one, write one thing you now KNOW that helps answer our driving question. Be specific — use a microorganism name or an economic role we discussed today. On the ORANGE one, write one thing you still WONDER about.' [Allow 3 minutes of silent writing. Set a timer.] 'Now come up and post them in the correct column.' [Give learners 1 minute to post.] Read 3 green notes aloud, pausing after each: 'This learner writes — [read note]. Does the class agree this answers part of our driving question? Thumbs up or thumbs sideways.' Then read 2 orange notes: 'This is a question we will address in Lesson 7 — prevention and control — and Lesson 8 — our final model.' Circle orange notes that relate to prevention/control and write 'L7' next to them, and those relating to model-building write 'L8'.</w:t>
+            </w:r>
+          </w:p>
+        </w:tc>
+        <w:tc>
+          <w:tcPr>
+            <w:tcW w:type="dxa" w:w="3040"/>
+            <w:shd w:fill="FFFFFF" w:color="auto" w:val="clear"/>
+            <w:tcMar>
+              <w:top w:type="dxa" w:w="60"/>
+              <w:left w:type="dxa" w:w="120"/>
+              <w:bottom w:type="dxa" w:w="60"/>
+              <w:right w:type="dxa" w:w="120"/>
+            </w:tcMar>
+            <w:vAlign w:val="top"/>
+          </w:tcPr>
+          <w:p>
+            <w:pPr>
+              <w:spacing w:after="40" w:before="0"/>
+              <w:jc w:val="left"/>
+            </w:pPr>
+            <w:r>
+              <w:rPr>
+                <w:rFonts w:ascii="Arial" w:cs="Arial" w:eastAsia="Arial" w:hAnsi="Arial"/>
+                <w:b w:val="false"/>
+                <w:bCs w:val="false"/>
+                <w:i w:val="false"/>
+                <w:iCs w:val="false"/>
+                <w:color w:val="000000"/>
+                <w:sz w:val="18"/>
+                <w:szCs w:val="18"/>
+              </w:rPr>
+              <w:t xml:space="preserve">Driving Question Board Update (Metacognitive Anchoring): The DQB is a long-term sensemaking artefact that externalises the class's epistemic progress. By requiring learners to distinguish what they know from what they wonder, this strategy builds metacognitive awareness and maintains the driving question as the coherent thread across all 8 lessons. The teacher's act of labelling orange notes with 'L7' or 'L8' signals to learners that their questions are legitimate and will be answered, sustaining intellectual engagement.</w:t>
+            </w:r>
+          </w:p>
+        </w:tc>
+        <w:tc>
+          <w:tcPr>
+            <w:tcW w:type="dxa" w:w="3040"/>
+            <w:shd w:fill="F2F2F2" w:color="auto" w:val="clear"/>
+            <w:tcMar>
+              <w:top w:type="dxa" w:w="60"/>
+              <w:left w:type="dxa" w:w="120"/>
+              <w:bottom w:type="dxa" w:w="60"/>
+              <w:right w:type="dxa" w:w="120"/>
+            </w:tcMar>
+            <w:vAlign w:val="top"/>
+          </w:tcPr>
+          <w:p>
+            <w:pPr>
+              <w:spacing w:after="40" w:before="0"/>
+              <w:jc w:val="left"/>
+            </w:pPr>
+            <w:r>
+              <w:rPr>
+                <w:rFonts w:ascii="Arial" w:cs="Arial" w:eastAsia="Arial" w:hAnsi="Arial"/>
+                <w:b w:val="false"/>
+                <w:bCs w:val="false"/>
+                <w:i w:val="false"/>
+                <w:iCs w:val="false"/>
+                <w:color w:val="000000"/>
+                <w:sz w:val="18"/>
+                <w:szCs w:val="18"/>
+              </w:rPr>
+              <w:t xml:space="preserve">Teacher photographs the DQB after sticky notes are posted for later analysis. Observable indicators: (1) Green notes should reference specific microorganism names, economic roles, or the phenomenon — vague notes ('microorganisms are useful') indicate insufficient depth and those learners should be targeted in Lesson 7. (2) Orange notes reveal remaining misconceptions (e.g., 'Can you eat the mould on ugali if it is the same as the mould that makes penicillin?') — teacher notes these for explicit address in upcoming lessons. (3) The ratio of green to orange notes gives a class-level snapshot of conceptual progress at the lesson midpoint of the unit.</w:t>
+            </w:r>
+          </w:p>
+        </w:tc>
+      </w:tr>
+      <w:tr>
+        <w:tc>
+          <w:tcPr>
+            <w:tcW w:type="dxa" w:w="1520"/>
+            <w:shd w:fill="D5E8F0" w:color="auto" w:val="clear"/>
+            <w:tcMar>
+              <w:top w:type="dxa" w:w="60"/>
+              <w:left w:type="dxa" w:w="120"/>
+              <w:bottom w:type="dxa" w:w="60"/>
+              <w:right w:type="dxa" w:w="120"/>
+            </w:tcMar>
+            <w:vAlign w:val="top"/>
+          </w:tcPr>
+          <w:p>
+            <w:pPr>
+              <w:spacing w:after="40" w:before="0"/>
+              <w:jc w:val="left"/>
+            </w:pPr>
+            <w:r>
+              <w:rPr>
+                <w:rFonts w:ascii="Arial" w:cs="Arial" w:eastAsia="Arial" w:hAnsi="Arial"/>
+                <w:b/>
+                <w:bCs/>
+                <w:i w:val="false"/>
+                <w:iCs w:val="false"/>
+                <w:color w:val="000000"/>
+                <w:sz w:val="18"/>
+                <w:szCs w:val="18"/>
+              </w:rPr>
+              <w:t xml:space="preserve">Model Building Phase</w:t>
+            </w:r>
+          </w:p>
+          <w:p>
+            <w:pPr>
+              <w:spacing w:after="20" w:before="0"/>
+            </w:pPr>
+            <w:r>
+              <w:rPr>
+                <w:rFonts w:ascii="Arial" w:cs="Arial" w:eastAsia="Arial" w:hAnsi="Arial"/>
+                <w:b/>
+                <w:bCs/>
+                <w:color w:val="1F3864"/>
+                <w:sz w:val="16"/>
+                <w:szCs w:val="16"/>
+              </w:rPr>
+              <w:t xml:space="preserve">📹 VIDEO:</w:t>
+            </w:r>
+          </w:p>
+          <w:p>
+            <w:pPr>
+              <w:spacing w:after="20" w:before="0"/>
+            </w:pPr>
+            <w:hyperlink w:history="1" r:id="rIdx3yra7xjposf7fgjksnuz">
               <w:r>
                 <w:rPr>
                   <w:rFonts w:ascii="Arial" w:cs="Arial" w:eastAsia="Arial" w:hAnsi="Arial"/>
@@ -18531,7 +18735,7 @@
                   <w:szCs w:val="16"/>
                   <w:u w:val="single" w:color="2E75B6"/>
                 </w:rPr>
-                <w:t xml:space="preserve">Importance of the Oceans (Flexbook)</w:t>
+                <w:t xml:space="preserve">Lactic acid fermentation</w:t>
               </w:r>
             </w:hyperlink>
           </w:p>
@@ -18547,7 +18751,7 @@
                 <w:sz w:val="14"/>
                 <w:szCs w:val="14"/>
               </w:rPr>
-              <w:t xml:space="preserve">Source: CK-12</w:t>
+              <w:t xml:space="preserve">Source: Khan Academy (English - US curriculum)</w:t>
             </w:r>
           </w:p>
           <w:p>
@@ -18555,235 +18759,7 @@
               <w:spacing w:after="10" w:before="0"/>
               <w:ind w:left="120"/>
             </w:pPr>
-            <w:hyperlink w:history="1" r:id="rId0rcijisdac3i4jsfea2hl">
-              <w:r>
-                <w:rPr>
-                  <w:rFonts w:ascii="Arial" w:cs="Arial" w:eastAsia="Arial" w:hAnsi="Arial"/>
-                  <w:color w:val="595959"/>
-                  <w:sz w:val="14"/>
-                  <w:szCs w:val="14"/>
-                  <w:u w:val="single" w:color="595959"/>
-                </w:rPr>
-                <w:t xml:space="preserve">🔍 Search ARES for similar readings</w:t>
-              </w:r>
-            </w:hyperlink>
-          </w:p>
-        </w:tc>
-        <w:tc>
-          <w:tcPr>
-            <w:tcW w:type="dxa" w:w="3040"/>
-            <w:shd w:fill="FFFFFF" w:color="auto" w:val="clear"/>
-            <w:tcMar>
-              <w:top w:type="dxa" w:w="60"/>
-              <w:left w:type="dxa" w:w="120"/>
-              <w:bottom w:type="dxa" w:w="60"/>
-              <w:right w:type="dxa" w:w="120"/>
-            </w:tcMar>
-            <w:vAlign w:val="top"/>
-          </w:tcPr>
-          <w:p>
-            <w:pPr>
-              <w:spacing w:after="40" w:before="0"/>
-              <w:jc w:val="left"/>
-            </w:pPr>
-            <w:r>
-              <w:rPr>
-                <w:rFonts w:ascii="Arial" w:cs="Arial" w:eastAsia="Arial" w:hAnsi="Arial"/>
-                <w:b w:val="false"/>
-                <w:bCs w:val="false"/>
-                <w:i w:val="false"/>
-                <w:iCs w:val="false"/>
-                <w:color w:val="000000"/>
-                <w:sz w:val="18"/>
-                <w:szCs w:val="18"/>
-              </w:rPr>
-              <w:t xml:space="preserve">Learners return to the class Driving Question Board — a large display maintained since Lesson 1 that tracks the class's growing understanding of the phenomenon. Each learner receives two sticky notes: one green ('I now know…') and one orange ('I still wonder…'). Learners silently write one statement on each sticky note in response to the driving question: 'Why did the ugali and chapati grow fuzzy patches overnight — and how can understanding the invisible organisms responsible help us protect our health and our food in Kenya?' Learners post their sticky notes on the DQB. Teacher reads a selection aloud and facilitates a 4-minute discussion to identify what the class now collectively understands and what questions remain open for Lessons 7 and 8.</w:t>
-            </w:r>
-          </w:p>
-        </w:tc>
-        <w:tc>
-          <w:tcPr>
-            <w:tcW w:type="dxa" w:w="3040"/>
-            <w:shd w:fill="F2F2F2" w:color="auto" w:val="clear"/>
-            <w:tcMar>
-              <w:top w:type="dxa" w:w="60"/>
-              <w:left w:type="dxa" w:w="120"/>
-              <w:bottom w:type="dxa" w:w="60"/>
-              <w:right w:type="dxa" w:w="120"/>
-            </w:tcMar>
-            <w:vAlign w:val="top"/>
-          </w:tcPr>
-          <w:p>
-            <w:pPr>
-              <w:spacing w:after="40" w:before="0"/>
-              <w:jc w:val="left"/>
-            </w:pPr>
-            <w:r>
-              <w:rPr>
-                <w:rFonts w:ascii="Arial" w:cs="Arial" w:eastAsia="Arial" w:hAnsi="Arial"/>
-                <w:b w:val="false"/>
-                <w:bCs w:val="false"/>
-                <w:i w:val="false"/>
-                <w:iCs w:val="false"/>
-                <w:color w:val="000000"/>
-                <w:sz w:val="18"/>
-                <w:szCs w:val="18"/>
-              </w:rPr>
-              <w:t xml:space="preserve">Say: 'It is time to update our Driving Question Board. Think back to where we started in Lesson 1 — we were puzzled by fuzzy patches on ugali. Look at how much evidence we have gathered.' [Gesture to the full DQB.] 'Take your two sticky notes. On the GREEN one, write one thing you now KNOW that helps answer our driving question. Be specific — use a microorganism name or an economic role we discussed today. On the ORANGE one, write one thing you still WONDER about.' [Allow 3 minutes of silent writing. Set a timer.] 'Now come up and post them in the correct column.' [Give learners 1 minute to post.] Read 3 green notes aloud, pausing after each: 'This learner writes — [read note]. Does the class agree this answers part of our driving question? Thumbs up or thumbs sideways.' Then read 2 orange notes: 'This is a question we will address in Lesson 7 — prevention and control — and Lesson 8 — our final model.' Circle orange notes that relate to prevention/control and write 'L7' next to them, and those relating to model-building write 'L8'.</w:t>
-            </w:r>
-          </w:p>
-        </w:tc>
-        <w:tc>
-          <w:tcPr>
-            <w:tcW w:type="dxa" w:w="3040"/>
-            <w:shd w:fill="FFFFFF" w:color="auto" w:val="clear"/>
-            <w:tcMar>
-              <w:top w:type="dxa" w:w="60"/>
-              <w:left w:type="dxa" w:w="120"/>
-              <w:bottom w:type="dxa" w:w="60"/>
-              <w:right w:type="dxa" w:w="120"/>
-            </w:tcMar>
-            <w:vAlign w:val="top"/>
-          </w:tcPr>
-          <w:p>
-            <w:pPr>
-              <w:spacing w:after="40" w:before="0"/>
-              <w:jc w:val="left"/>
-            </w:pPr>
-            <w:r>
-              <w:rPr>
-                <w:rFonts w:ascii="Arial" w:cs="Arial" w:eastAsia="Arial" w:hAnsi="Arial"/>
-                <w:b w:val="false"/>
-                <w:bCs w:val="false"/>
-                <w:i w:val="false"/>
-                <w:iCs w:val="false"/>
-                <w:color w:val="000000"/>
-                <w:sz w:val="18"/>
-                <w:szCs w:val="18"/>
-              </w:rPr>
-              <w:t xml:space="preserve">Driving Question Board Update (Metacognitive Anchoring): The DQB is a long-term sensemaking artefact that externalises the class's epistemic progress. By requiring learners to distinguish what they know from what they wonder, this strategy builds metacognitive awareness and maintains the driving question as the coherent thread across all 8 lessons. The teacher's act of labelling orange notes with 'L7' or 'L8' signals to learners that their questions are legitimate and will be answered, sustaining intellectual engagement.</w:t>
-            </w:r>
-          </w:p>
-        </w:tc>
-        <w:tc>
-          <w:tcPr>
-            <w:tcW w:type="dxa" w:w="3040"/>
-            <w:shd w:fill="F2F2F2" w:color="auto" w:val="clear"/>
-            <w:tcMar>
-              <w:top w:type="dxa" w:w="60"/>
-              <w:left w:type="dxa" w:w="120"/>
-              <w:bottom w:type="dxa" w:w="60"/>
-              <w:right w:type="dxa" w:w="120"/>
-            </w:tcMar>
-            <w:vAlign w:val="top"/>
-          </w:tcPr>
-          <w:p>
-            <w:pPr>
-              <w:spacing w:after="40" w:before="0"/>
-              <w:jc w:val="left"/>
-            </w:pPr>
-            <w:r>
-              <w:rPr>
-                <w:rFonts w:ascii="Arial" w:cs="Arial" w:eastAsia="Arial" w:hAnsi="Arial"/>
-                <w:b w:val="false"/>
-                <w:bCs w:val="false"/>
-                <w:i w:val="false"/>
-                <w:iCs w:val="false"/>
-                <w:color w:val="000000"/>
-                <w:sz w:val="18"/>
-                <w:szCs w:val="18"/>
-              </w:rPr>
-              <w:t xml:space="preserve">Teacher photographs the DQB after sticky notes are posted for later analysis. Observable indicators: (1) Green notes should reference specific microorganism names, economic roles, or the phenomenon — vague notes ('microorganisms are useful') indicate insufficient depth and those learners should be targeted in Lesson 7. (2) Orange notes reveal remaining misconceptions (e.g., 'Can you eat the mould on ugali if it is the same as the mould that makes penicillin?') — teacher notes these for explicit address in upcoming lessons. (3) The ratio of green to orange notes gives a class-level snapshot of conceptual progress at the lesson midpoint of the unit.</w:t>
-            </w:r>
-          </w:p>
-        </w:tc>
-      </w:tr>
-      <w:tr>
-        <w:tc>
-          <w:tcPr>
-            <w:tcW w:type="dxa" w:w="1520"/>
-            <w:shd w:fill="D5E8F0" w:color="auto" w:val="clear"/>
-            <w:tcMar>
-              <w:top w:type="dxa" w:w="60"/>
-              <w:left w:type="dxa" w:w="120"/>
-              <w:bottom w:type="dxa" w:w="60"/>
-              <w:right w:type="dxa" w:w="120"/>
-            </w:tcMar>
-            <w:vAlign w:val="top"/>
-          </w:tcPr>
-          <w:p>
-            <w:pPr>
-              <w:spacing w:after="40" w:before="0"/>
-              <w:jc w:val="left"/>
-            </w:pPr>
-            <w:r>
-              <w:rPr>
-                <w:rFonts w:ascii="Arial" w:cs="Arial" w:eastAsia="Arial" w:hAnsi="Arial"/>
-                <w:b/>
-                <w:bCs/>
-                <w:i w:val="false"/>
-                <w:iCs w:val="false"/>
-                <w:color w:val="000000"/>
-                <w:sz w:val="18"/>
-                <w:szCs w:val="18"/>
-              </w:rPr>
-              <w:t xml:space="preserve">Model Building Phase</w:t>
-            </w:r>
-          </w:p>
-          <w:p>
-            <w:pPr>
-              <w:spacing w:after="20" w:before="0"/>
-            </w:pPr>
-            <w:r>
-              <w:rPr>
-                <w:rFonts w:ascii="Arial" w:cs="Arial" w:eastAsia="Arial" w:hAnsi="Arial"/>
-                <w:b/>
-                <w:bCs/>
-                <w:color w:val="1F3864"/>
-                <w:sz w:val="16"/>
-                <w:szCs w:val="16"/>
-              </w:rPr>
-              <w:t xml:space="preserve">📹 VIDEO:</w:t>
-            </w:r>
-          </w:p>
-          <w:p>
-            <w:pPr>
-              <w:spacing w:after="20" w:before="0"/>
-            </w:pPr>
-            <w:hyperlink w:history="1" r:id="rIdn_av7maawdph_9oteiqam">
-              <w:r>
-                <w:rPr>
-                  <w:rFonts w:ascii="Arial" w:cs="Arial" w:eastAsia="Arial" w:hAnsi="Arial"/>
-                  <w:color w:val="2E75B6"/>
-                  <w:sz w:val="16"/>
-                  <w:szCs w:val="16"/>
-                  <w:u w:val="single" w:color="2E75B6"/>
-                </w:rPr>
-                <w:t xml:space="preserve">Populations, communities, and ecosystems</w:t>
-              </w:r>
-            </w:hyperlink>
-          </w:p>
-          <w:p>
-            <w:pPr>
-              <w:spacing w:after="10" w:before="0"/>
-              <w:ind w:left="120"/>
-            </w:pPr>
-            <w:r>
-              <w:rPr>
-                <w:rFonts w:ascii="Arial" w:cs="Arial" w:eastAsia="Arial" w:hAnsi="Arial"/>
-                <w:color w:val="595959"/>
-                <w:sz w:val="14"/>
-                <w:szCs w:val="14"/>
-              </w:rPr>
-              <w:t xml:space="preserve">Source: Khan Academy (English - US curriculum)</w:t>
-            </w:r>
-          </w:p>
-          <w:p>
-            <w:pPr>
-              <w:spacing w:after="10" w:before="0"/>
-              <w:ind w:left="120"/>
-            </w:pPr>
-            <w:hyperlink w:history="1" r:id="rIducnub4z4gef0wxl1ubap-">
+            <w:hyperlink w:history="1" r:id="rIdff2if9obfa7oivq-vyxg5">
               <w:r>
                 <w:rPr>
                   <w:rFonts w:ascii="Arial" w:cs="Arial" w:eastAsia="Arial" w:hAnsi="Arial"/>
@@ -18821,47 +18797,31 @@
                 <w:sz w:val="16"/>
                 <w:szCs w:val="16"/>
               </w:rPr>
-              <w:t xml:space="preserve">📖 HTML:</w:t>
+              <w:t xml:space="preserve">📖 READING:</w:t>
             </w:r>
           </w:p>
           <w:p>
             <w:pPr>
               <w:spacing w:after="20" w:before="0"/>
             </w:pPr>
-            <w:hyperlink w:history="1" r:id="rIdisiyv0izrpofxpq9iebpa">
-              <w:r>
-                <w:rPr>
-                  <w:rFonts w:ascii="Arial" w:cs="Arial" w:eastAsia="Arial" w:hAnsi="Arial"/>
-                  <w:color w:val="2E75B6"/>
-                  <w:sz w:val="16"/>
-                  <w:szCs w:val="16"/>
-                  <w:u w:val="single" w:color="2E75B6"/>
-                </w:rPr>
-                <w:t xml:space="preserve">Importance of the Oceans (Flexbook)</w:t>
-              </w:r>
-            </w:hyperlink>
+            <w:r>
+              <w:rPr>
+                <w:rFonts w:ascii="Arial" w:cs="Arial" w:eastAsia="Arial" w:hAnsi="Arial"/>
+                <w:i/>
+                <w:iCs/>
+                <w:color w:val="595959"/>
+                <w:sz w:val="16"/>
+                <w:szCs w:val="16"/>
+              </w:rPr>
+              <w:t xml:space="preserve">No closely matching reading in the ARES library for this activity.</w:t>
+            </w:r>
           </w:p>
           <w:p>
             <w:pPr>
               <w:spacing w:after="10" w:before="0"/>
               <w:ind w:left="120"/>
             </w:pPr>
-            <w:r>
-              <w:rPr>
-                <w:rFonts w:ascii="Arial" w:cs="Arial" w:eastAsia="Arial" w:hAnsi="Arial"/>
-                <w:color w:val="595959"/>
-                <w:sz w:val="14"/>
-                <w:szCs w:val="14"/>
-              </w:rPr>
-              <w:t xml:space="preserve">Source: CK-12</w:t>
-            </w:r>
-          </w:p>
-          <w:p>
-            <w:pPr>
-              <w:spacing w:after="10" w:before="0"/>
-              <w:ind w:left="120"/>
-            </w:pPr>
-            <w:hyperlink w:history="1" r:id="rIddcy3dzlmsayefweqi_dvi">
+            <w:hyperlink w:history="1" r:id="rIdhnxqwztfiuepngrzt3fjd">
               <w:r>
                 <w:rPr>
                   <w:rFonts w:ascii="Arial" w:cs="Arial" w:eastAsia="Arial" w:hAnsi="Arial"/>
@@ -18870,9 +18830,24 @@
                   <w:szCs w:val="14"/>
                   <w:u w:val="single" w:color="595959"/>
                 </w:rPr>
-                <w:t xml:space="preserve">🔍 Search ARES for similar readings</w:t>
+                <w:t xml:space="preserve">🔍 Search ARES for readings</w:t>
               </w:r>
             </w:hyperlink>
+          </w:p>
+          <w:p>
+            <w:pPr>
+              <w:spacing w:after="10" w:before="0"/>
+              <w:ind w:left="120"/>
+            </w:pPr>
+            <w:r>
+              <w:rPr>
+                <w:rFonts w:ascii="Arial" w:cs="Arial" w:eastAsia="Arial" w:hAnsi="Arial"/>
+                <w:color w:val="595959"/>
+                <w:sz w:val="14"/>
+                <w:szCs w:val="14"/>
+              </w:rPr>
+              <w:t xml:space="preserve">Search terms: microorganisms economic importance fermentation</w:t>
+            </w:r>
           </w:p>
         </w:tc>
         <w:tc>
@@ -20443,7 +20418,7 @@
             <w:pPr>
               <w:spacing w:after="20" w:before="0"/>
             </w:pPr>
-            <w:hyperlink w:history="1" r:id="rIdiogljjeenwdhzvcuex5sq">
+            <w:hyperlink w:history="1" r:id="rIdierzazviu5sxxsebcndey">
               <w:r>
                 <w:rPr>
                   <w:rFonts w:ascii="Arial" w:cs="Arial" w:eastAsia="Arial" w:hAnsi="Arial"/>
@@ -20452,7 +20427,7 @@
                   <w:szCs w:val="16"/>
                   <w:u w:val="single" w:color="2E75B6"/>
                 </w:rPr>
-                <w:t xml:space="preserve">Enzymes</w:t>
+                <w:t xml:space="preserve">Photosynthesis in organisms</w:t>
               </w:r>
             </w:hyperlink>
           </w:p>
@@ -20476,7 +20451,7 @@
               <w:spacing w:after="10" w:before="0"/>
               <w:ind w:left="120"/>
             </w:pPr>
-            <w:hyperlink w:history="1" r:id="rIde9l9opcaj3j7iwubsatnd">
+            <w:hyperlink w:history="1" r:id="rIdjp8bcjucxpfbf5fj9fcj4">
               <w:r>
                 <w:rPr>
                   <w:rFonts w:ascii="Arial" w:cs="Arial" w:eastAsia="Arial" w:hAnsi="Arial"/>
@@ -20514,14 +20489,241 @@
                 <w:sz w:val="16"/>
                 <w:szCs w:val="16"/>
               </w:rPr>
-              <w:t xml:space="preserve">📖 HTML:</w:t>
+              <w:t xml:space="preserve">📖 READING:</w:t>
             </w:r>
           </w:p>
           <w:p>
             <w:pPr>
               <w:spacing w:after="20" w:before="0"/>
             </w:pPr>
-            <w:hyperlink w:history="1" r:id="rIdde40y_j3rmbdsfctphbcc">
+            <w:r>
+              <w:rPr>
+                <w:rFonts w:ascii="Arial" w:cs="Arial" w:eastAsia="Arial" w:hAnsi="Arial"/>
+                <w:i/>
+                <w:iCs/>
+                <w:color w:val="595959"/>
+                <w:sz w:val="16"/>
+                <w:szCs w:val="16"/>
+              </w:rPr>
+              <w:t xml:space="preserve">No closely matching reading in the ARES library for this activity.</w:t>
+            </w:r>
+          </w:p>
+          <w:p>
+            <w:pPr>
+              <w:spacing w:after="10" w:before="0"/>
+              <w:ind w:left="120"/>
+            </w:pPr>
+            <w:hyperlink w:history="1" r:id="rIdbygdrqogddnlx1i5hdhrb">
+              <w:r>
+                <w:rPr>
+                  <w:rFonts w:ascii="Arial" w:cs="Arial" w:eastAsia="Arial" w:hAnsi="Arial"/>
+                  <w:color w:val="595959"/>
+                  <w:sz w:val="14"/>
+                  <w:szCs w:val="14"/>
+                  <w:u w:val="single" w:color="595959"/>
+                </w:rPr>
+                <w:t xml:space="preserve">🔍 Search ARES for readings</w:t>
+              </w:r>
+            </w:hyperlink>
+          </w:p>
+          <w:p>
+            <w:pPr>
+              <w:spacing w:after="10" w:before="0"/>
+              <w:ind w:left="120"/>
+            </w:pPr>
+            <w:r>
+              <w:rPr>
+                <w:rFonts w:ascii="Arial" w:cs="Arial" w:eastAsia="Arial" w:hAnsi="Arial"/>
+                <w:color w:val="595959"/>
+                <w:sz w:val="14"/>
+                <w:szCs w:val="14"/>
+              </w:rPr>
+              <w:t xml:space="preserve">Search terms: microorganisms mould growth food</w:t>
+            </w:r>
+          </w:p>
+        </w:tc>
+        <w:tc>
+          <w:tcPr>
+            <w:tcW w:type="dxa" w:w="3040"/>
+            <w:shd w:fill="FFFFFF" w:color="auto" w:val="clear"/>
+            <w:tcMar>
+              <w:top w:type="dxa" w:w="60"/>
+              <w:left w:type="dxa" w:w="120"/>
+              <w:bottom w:type="dxa" w:w="60"/>
+              <w:right w:type="dxa" w:w="120"/>
+            </w:tcMar>
+            <w:vAlign w:val="top"/>
+          </w:tcPr>
+          <w:p>
+            <w:pPr>
+              <w:spacing w:after="40" w:before="0"/>
+              <w:jc w:val="left"/>
+            </w:pPr>
+            <w:r>
+              <w:rPr>
+                <w:rFonts w:ascii="Arial" w:cs="Arial" w:eastAsia="Arial" w:hAnsi="Arial"/>
+                <w:b w:val="false"/>
+                <w:bCs w:val="false"/>
+                <w:i w:val="false"/>
+                <w:iCs w:val="false"/>
+                <w:color w:val="000000"/>
+                <w:sz w:val="18"/>
+                <w:szCs w:val="18"/>
+              </w:rPr>
+              <w:t xml:space="preserve">Students are reminded of the anchoring phenomenon by viewing the photograph of the spoiled ugali and chapati on the board. The teacher briefly recaps what students established in Lesson 6 — that fungi cause food spoilage and represent economic loss. The teacher then presents the investigation question written on the board: Which conditions cause mould to grow fastest on ugali, bread and a dry maize biscuit? Students examine a labelled diagram on the board showing eight sample containers set up across four conditions: Container A — ugali, uncovered, moist, warm; Container B — ugali, covered, moist, cool; Container C — bread, uncovered, moist, warm; Container D — bread, covered, dry, cool; Container E — dry maize biscuit, uncovered, warm; Container F — dry maize biscuit, covered, cool; plus two teacher pre-incubated versions of A and C labelled Pre-A and Pre-C for immediate observation. In their notebooks students write their predictions for each container using the sentence frame: I predict Container ___ will show the most mould because ___. They also identify the independent variable (the condition being changed), the dependent variable (amount and type of mould growth) and state two controlled variables (same amount of food, same room, same time period). Pairs share predictions with a neighbouring pair before sharing with the class. Teacher records a class prediction tally on the board noting how many students predict warm and uncovered will produce the most growth.</w:t>
+            </w:r>
+          </w:p>
+        </w:tc>
+        <w:tc>
+          <w:tcPr>
+            <w:tcW w:type="dxa" w:w="3040"/>
+            <w:shd w:fill="F2F2F2" w:color="auto" w:val="clear"/>
+            <w:tcMar>
+              <w:top w:type="dxa" w:w="60"/>
+              <w:left w:type="dxa" w:w="120"/>
+              <w:bottom w:type="dxa" w:w="60"/>
+              <w:right w:type="dxa" w:w="120"/>
+            </w:tcMar>
+            <w:vAlign w:val="top"/>
+          </w:tcPr>
+          <w:p>
+            <w:pPr>
+              <w:spacing w:after="40" w:before="0"/>
+              <w:jc w:val="left"/>
+            </w:pPr>
+            <w:r>
+              <w:rPr>
+                <w:rFonts w:ascii="Arial" w:cs="Arial" w:eastAsia="Arial" w:hAnsi="Arial"/>
+                <w:b w:val="false"/>
+                <w:bCs w:val="false"/>
+                <w:i w:val="false"/>
+                <w:iCs w:val="false"/>
+                <w:color w:val="000000"/>
+                <w:sz w:val="18"/>
+                <w:szCs w:val="18"/>
+              </w:rPr>
+              <w:t xml:space="preserve">Teacher displays the phenomenon photograph and says: Cast your mind back to Kisumu — uncovered ugali, overnight, white green and black patches. Today we stop wondering and start testing. Our investigation asks: what exactly does a mould need to grow? Before we look at any results, I want your prediction. Use the sentence frame in your notebook. You have two minutes — go. [WAIT TIME: 2 minutes silent individual writing.] Teacher circulates, noting predictions. After 2 minutes: Now share your prediction with your partner. Justify it — do not just say warm, say WHY warm. [WAIT TIME: 1 minute pair talk.] Teacher cold-calls three pairs and records tallies on the board. Teacher then asks: What is the one thing we are changing between Container A and Container B? [WAIT TIME: 10 seconds.] After student response: Good. That one thing we deliberately change is called the independent variable. What are we measuring or observing to see if our change made a difference? [WAIT TIME: 10 seconds.] Teacher confirms dependent variable. Teacher then asks: If we want our test to be fair, what must stay the same across all containers? [WAIT TIME: 15 seconds, take two responses.] Teacher writes the three variable types on the board and says: This is what makes our investigation scientific rather than just guessing — it is the same logic scientists at KEMRI use when they test how bacteria respond to different conditions.</w:t>
+            </w:r>
+          </w:p>
+        </w:tc>
+        <w:tc>
+          <w:tcPr>
+            <w:tcW w:type="dxa" w:w="3040"/>
+            <w:shd w:fill="FFFFFF" w:color="auto" w:val="clear"/>
+            <w:tcMar>
+              <w:top w:type="dxa" w:w="60"/>
+              <w:left w:type="dxa" w:w="120"/>
+              <w:bottom w:type="dxa" w:w="60"/>
+              <w:right w:type="dxa" w:w="120"/>
+            </w:tcMar>
+            <w:vAlign w:val="top"/>
+          </w:tcPr>
+          <w:p>
+            <w:pPr>
+              <w:spacing w:after="40" w:before="0"/>
+              <w:jc w:val="left"/>
+            </w:pPr>
+            <w:r>
+              <w:rPr>
+                <w:rFonts w:ascii="Arial" w:cs="Arial" w:eastAsia="Arial" w:hAnsi="Arial"/>
+                <w:b w:val="false"/>
+                <w:bCs w:val="false"/>
+                <w:i w:val="false"/>
+                <w:iCs w:val="false"/>
+                <w:color w:val="000000"/>
+                <w:sz w:val="18"/>
+                <w:szCs w:val="18"/>
+              </w:rPr>
+              <w:t xml:space="preserve">Prediction with justification using sentence frames activates prior knowledge from Lessons 2, 3 and 5 about mould structure, spore transmission and conditions for growth. The variable identification routine bridges from conceptual understanding to procedural scientific thinking and ensures students approach the observation phase with a testable framework rather than passive watching.</w:t>
+            </w:r>
+          </w:p>
+        </w:tc>
+        <w:tc>
+          <w:tcPr>
+            <w:tcW w:type="dxa" w:w="3040"/>
+            <w:shd w:fill="F2F2F2" w:color="auto" w:val="clear"/>
+            <w:tcMar>
+              <w:top w:type="dxa" w:w="60"/>
+              <w:left w:type="dxa" w:w="120"/>
+              <w:bottom w:type="dxa" w:w="60"/>
+              <w:right w:type="dxa" w:w="120"/>
+            </w:tcMar>
+            <w:vAlign w:val="top"/>
+          </w:tcPr>
+          <w:p>
+            <w:pPr>
+              <w:spacing w:after="40" w:before="0"/>
+              <w:jc w:val="left"/>
+            </w:pPr>
+            <w:r>
+              <w:rPr>
+                <w:rFonts w:ascii="Arial" w:cs="Arial" w:eastAsia="Arial" w:hAnsi="Arial"/>
+                <w:b w:val="false"/>
+                <w:bCs w:val="false"/>
+                <w:i w:val="false"/>
+                <w:iCs w:val="false"/>
+                <w:color w:val="000000"/>
+                <w:sz w:val="18"/>
+                <w:szCs w:val="18"/>
+              </w:rPr>
+              <w:t xml:space="preserve">Teacher scans written predictions for scientific reasoning — does the student link warmth and moisture to microbial metabolic needs rather than simply guessing? Teacher listens during pair talk for use of vocabulary from prior lessons (spores, hyphae, moisture, warmth). Misconception to watch for: students may predict that covered containers prevent all growth because they confuse sealing with sterilisation — note this for discussion in the Explain phase.</w:t>
+            </w:r>
+          </w:p>
+        </w:tc>
+      </w:tr>
+      <w:tr>
+        <w:tc>
+          <w:tcPr>
+            <w:tcW w:type="dxa" w:w="1520"/>
+            <w:shd w:fill="D9EEF1" w:color="auto" w:val="clear"/>
+            <w:tcMar>
+              <w:top w:type="dxa" w:w="60"/>
+              <w:left w:type="dxa" w:w="120"/>
+              <w:bottom w:type="dxa" w:w="60"/>
+              <w:right w:type="dxa" w:w="120"/>
+            </w:tcMar>
+            <w:vAlign w:val="top"/>
+          </w:tcPr>
+          <w:p>
+            <w:pPr>
+              <w:spacing w:after="40" w:before="0"/>
+              <w:jc w:val="left"/>
+            </w:pPr>
+            <w:r>
+              <w:rPr>
+                <w:rFonts w:ascii="Arial" w:cs="Arial" w:eastAsia="Arial" w:hAnsi="Arial"/>
+                <w:b/>
+                <w:bCs/>
+                <w:i w:val="false"/>
+                <w:iCs w:val="false"/>
+                <w:color w:val="000000"/>
+                <w:sz w:val="18"/>
+                <w:szCs w:val="18"/>
+              </w:rPr>
+              <w:t xml:space="preserve">Observe Phase</w:t>
+            </w:r>
+          </w:p>
+          <w:p>
+            <w:pPr>
+              <w:spacing w:after="20" w:before="0"/>
+            </w:pPr>
+            <w:r>
+              <w:rPr>
+                <w:rFonts w:ascii="Arial" w:cs="Arial" w:eastAsia="Arial" w:hAnsi="Arial"/>
+                <w:b/>
+                <w:bCs/>
+                <w:color w:val="1F3864"/>
+                <w:sz w:val="16"/>
+                <w:szCs w:val="16"/>
+              </w:rPr>
+              <w:t xml:space="preserve">📹 VIDEO:</w:t>
+            </w:r>
+          </w:p>
+          <w:p>
+            <w:pPr>
+              <w:spacing w:after="20" w:before="0"/>
+            </w:pPr>
+            <w:hyperlink w:history="1" r:id="rIddfj_fdlhhvgsow4m8lj6c">
               <w:r>
                 <w:rPr>
                   <w:rFonts w:ascii="Arial" w:cs="Arial" w:eastAsia="Arial" w:hAnsi="Arial"/>
@@ -20530,7 +20732,7 @@
                   <w:szCs w:val="16"/>
                   <w:u w:val="single" w:color="2E75B6"/>
                 </w:rPr>
-                <w:t xml:space="preserve">Exponential Growth and Decay (Flexbook)</w:t>
+                <w:t xml:space="preserve">Conservation: portrait miniatures</w:t>
               </w:r>
             </w:hyperlink>
           </w:p>
@@ -20546,7 +20748,7 @@
                 <w:sz w:val="14"/>
                 <w:szCs w:val="14"/>
               </w:rPr>
-              <w:t xml:space="preserve">Source: CK-12</w:t>
+              <w:t xml:space="preserve">Source: Khan Academy (English - US curriculum)</w:t>
             </w:r>
           </w:p>
           <w:p>
@@ -20554,235 +20756,7 @@
               <w:spacing w:after="10" w:before="0"/>
               <w:ind w:left="120"/>
             </w:pPr>
-            <w:hyperlink w:history="1" r:id="rId5kmndlgs8vcrhg5i8gafd">
-              <w:r>
-                <w:rPr>
-                  <w:rFonts w:ascii="Arial" w:cs="Arial" w:eastAsia="Arial" w:hAnsi="Arial"/>
-                  <w:color w:val="595959"/>
-                  <w:sz w:val="14"/>
-                  <w:szCs w:val="14"/>
-                  <w:u w:val="single" w:color="595959"/>
-                </w:rPr>
-                <w:t xml:space="preserve">🔍 Search ARES for similar readings</w:t>
-              </w:r>
-            </w:hyperlink>
-          </w:p>
-        </w:tc>
-        <w:tc>
-          <w:tcPr>
-            <w:tcW w:type="dxa" w:w="3040"/>
-            <w:shd w:fill="FFFFFF" w:color="auto" w:val="clear"/>
-            <w:tcMar>
-              <w:top w:type="dxa" w:w="60"/>
-              <w:left w:type="dxa" w:w="120"/>
-              <w:bottom w:type="dxa" w:w="60"/>
-              <w:right w:type="dxa" w:w="120"/>
-            </w:tcMar>
-            <w:vAlign w:val="top"/>
-          </w:tcPr>
-          <w:p>
-            <w:pPr>
-              <w:spacing w:after="40" w:before="0"/>
-              <w:jc w:val="left"/>
-            </w:pPr>
-            <w:r>
-              <w:rPr>
-                <w:rFonts w:ascii="Arial" w:cs="Arial" w:eastAsia="Arial" w:hAnsi="Arial"/>
-                <w:b w:val="false"/>
-                <w:bCs w:val="false"/>
-                <w:i w:val="false"/>
-                <w:iCs w:val="false"/>
-                <w:color w:val="000000"/>
-                <w:sz w:val="18"/>
-                <w:szCs w:val="18"/>
-              </w:rPr>
-              <w:t xml:space="preserve">Students are reminded of the anchoring phenomenon by viewing the photograph of the spoiled ugali and chapati on the board. The teacher briefly recaps what students established in Lesson 6 — that fungi cause food spoilage and represent economic loss. The teacher then presents the investigation question written on the board: Which conditions cause mould to grow fastest on ugali, bread and a dry maize biscuit? Students examine a labelled diagram on the board showing eight sample containers set up across four conditions: Container A — ugali, uncovered, moist, warm; Container B — ugali, covered, moist, cool; Container C — bread, uncovered, moist, warm; Container D — bread, covered, dry, cool; Container E — dry maize biscuit, uncovered, warm; Container F — dry maize biscuit, covered, cool; plus two teacher pre-incubated versions of A and C labelled Pre-A and Pre-C for immediate observation. In their notebooks students write their predictions for each container using the sentence frame: I predict Container ___ will show the most mould because ___. They also identify the independent variable (the condition being changed), the dependent variable (amount and type of mould growth) and state two controlled variables (same amount of food, same room, same time period). Pairs share predictions with a neighbouring pair before sharing with the class. Teacher records a class prediction tally on the board noting how many students predict warm and uncovered will produce the most growth.</w:t>
-            </w:r>
-          </w:p>
-        </w:tc>
-        <w:tc>
-          <w:tcPr>
-            <w:tcW w:type="dxa" w:w="3040"/>
-            <w:shd w:fill="F2F2F2" w:color="auto" w:val="clear"/>
-            <w:tcMar>
-              <w:top w:type="dxa" w:w="60"/>
-              <w:left w:type="dxa" w:w="120"/>
-              <w:bottom w:type="dxa" w:w="60"/>
-              <w:right w:type="dxa" w:w="120"/>
-            </w:tcMar>
-            <w:vAlign w:val="top"/>
-          </w:tcPr>
-          <w:p>
-            <w:pPr>
-              <w:spacing w:after="40" w:before="0"/>
-              <w:jc w:val="left"/>
-            </w:pPr>
-            <w:r>
-              <w:rPr>
-                <w:rFonts w:ascii="Arial" w:cs="Arial" w:eastAsia="Arial" w:hAnsi="Arial"/>
-                <w:b w:val="false"/>
-                <w:bCs w:val="false"/>
-                <w:i w:val="false"/>
-                <w:iCs w:val="false"/>
-                <w:color w:val="000000"/>
-                <w:sz w:val="18"/>
-                <w:szCs w:val="18"/>
-              </w:rPr>
-              <w:t xml:space="preserve">Teacher displays the phenomenon photograph and says: Cast your mind back to Kisumu — uncovered ugali, overnight, white green and black patches. Today we stop wondering and start testing. Our investigation asks: what exactly does a mould need to grow? Before we look at any results, I want your prediction. Use the sentence frame in your notebook. You have two minutes — go. [WAIT TIME: 2 minutes silent individual writing.] Teacher circulates, noting predictions. After 2 minutes: Now share your prediction with your partner. Justify it — do not just say warm, say WHY warm. [WAIT TIME: 1 minute pair talk.] Teacher cold-calls three pairs and records tallies on the board. Teacher then asks: What is the one thing we are changing between Container A and Container B? [WAIT TIME: 10 seconds.] After student response: Good. That one thing we deliberately change is called the independent variable. What are we measuring or observing to see if our change made a difference? [WAIT TIME: 10 seconds.] Teacher confirms dependent variable. Teacher then asks: If we want our test to be fair, what must stay the same across all containers? [WAIT TIME: 15 seconds, take two responses.] Teacher writes the three variable types on the board and says: This is what makes our investigation scientific rather than just guessing — it is the same logic scientists at KEMRI use when they test how bacteria respond to different conditions.</w:t>
-            </w:r>
-          </w:p>
-        </w:tc>
-        <w:tc>
-          <w:tcPr>
-            <w:tcW w:type="dxa" w:w="3040"/>
-            <w:shd w:fill="FFFFFF" w:color="auto" w:val="clear"/>
-            <w:tcMar>
-              <w:top w:type="dxa" w:w="60"/>
-              <w:left w:type="dxa" w:w="120"/>
-              <w:bottom w:type="dxa" w:w="60"/>
-              <w:right w:type="dxa" w:w="120"/>
-            </w:tcMar>
-            <w:vAlign w:val="top"/>
-          </w:tcPr>
-          <w:p>
-            <w:pPr>
-              <w:spacing w:after="40" w:before="0"/>
-              <w:jc w:val="left"/>
-            </w:pPr>
-            <w:r>
-              <w:rPr>
-                <w:rFonts w:ascii="Arial" w:cs="Arial" w:eastAsia="Arial" w:hAnsi="Arial"/>
-                <w:b w:val="false"/>
-                <w:bCs w:val="false"/>
-                <w:i w:val="false"/>
-                <w:iCs w:val="false"/>
-                <w:color w:val="000000"/>
-                <w:sz w:val="18"/>
-                <w:szCs w:val="18"/>
-              </w:rPr>
-              <w:t xml:space="preserve">Prediction with justification using sentence frames activates prior knowledge from Lessons 2, 3 and 5 about mould structure, spore transmission and conditions for growth. The variable identification routine bridges from conceptual understanding to procedural scientific thinking and ensures students approach the observation phase with a testable framework rather than passive watching.</w:t>
-            </w:r>
-          </w:p>
-        </w:tc>
-        <w:tc>
-          <w:tcPr>
-            <w:tcW w:type="dxa" w:w="3040"/>
-            <w:shd w:fill="F2F2F2" w:color="auto" w:val="clear"/>
-            <w:tcMar>
-              <w:top w:type="dxa" w:w="60"/>
-              <w:left w:type="dxa" w:w="120"/>
-              <w:bottom w:type="dxa" w:w="60"/>
-              <w:right w:type="dxa" w:w="120"/>
-            </w:tcMar>
-            <w:vAlign w:val="top"/>
-          </w:tcPr>
-          <w:p>
-            <w:pPr>
-              <w:spacing w:after="40" w:before="0"/>
-              <w:jc w:val="left"/>
-            </w:pPr>
-            <w:r>
-              <w:rPr>
-                <w:rFonts w:ascii="Arial" w:cs="Arial" w:eastAsia="Arial" w:hAnsi="Arial"/>
-                <w:b w:val="false"/>
-                <w:bCs w:val="false"/>
-                <w:i w:val="false"/>
-                <w:iCs w:val="false"/>
-                <w:color w:val="000000"/>
-                <w:sz w:val="18"/>
-                <w:szCs w:val="18"/>
-              </w:rPr>
-              <w:t xml:space="preserve">Teacher scans written predictions for scientific reasoning — does the student link warmth and moisture to microbial metabolic needs rather than simply guessing? Teacher listens during pair talk for use of vocabulary from prior lessons (spores, hyphae, moisture, warmth). Misconception to watch for: students may predict that covered containers prevent all growth because they confuse sealing with sterilisation — note this for discussion in the Explain phase.</w:t>
-            </w:r>
-          </w:p>
-        </w:tc>
-      </w:tr>
-      <w:tr>
-        <w:tc>
-          <w:tcPr>
-            <w:tcW w:type="dxa" w:w="1520"/>
-            <w:shd w:fill="D9EEF1" w:color="auto" w:val="clear"/>
-            <w:tcMar>
-              <w:top w:type="dxa" w:w="60"/>
-              <w:left w:type="dxa" w:w="120"/>
-              <w:bottom w:type="dxa" w:w="60"/>
-              <w:right w:type="dxa" w:w="120"/>
-            </w:tcMar>
-            <w:vAlign w:val="top"/>
-          </w:tcPr>
-          <w:p>
-            <w:pPr>
-              <w:spacing w:after="40" w:before="0"/>
-              <w:jc w:val="left"/>
-            </w:pPr>
-            <w:r>
-              <w:rPr>
-                <w:rFonts w:ascii="Arial" w:cs="Arial" w:eastAsia="Arial" w:hAnsi="Arial"/>
-                <w:b/>
-                <w:bCs/>
-                <w:i w:val="false"/>
-                <w:iCs w:val="false"/>
-                <w:color w:val="000000"/>
-                <w:sz w:val="18"/>
-                <w:szCs w:val="18"/>
-              </w:rPr>
-              <w:t xml:space="preserve">Observe Phase</w:t>
-            </w:r>
-          </w:p>
-          <w:p>
-            <w:pPr>
-              <w:spacing w:after="20" w:before="0"/>
-            </w:pPr>
-            <w:r>
-              <w:rPr>
-                <w:rFonts w:ascii="Arial" w:cs="Arial" w:eastAsia="Arial" w:hAnsi="Arial"/>
-                <w:b/>
-                <w:bCs/>
-                <w:color w:val="1F3864"/>
-                <w:sz w:val="16"/>
-                <w:szCs w:val="16"/>
-              </w:rPr>
-              <w:t xml:space="preserve">📹 VIDEO:</w:t>
-            </w:r>
-          </w:p>
-          <w:p>
-            <w:pPr>
-              <w:spacing w:after="20" w:before="0"/>
-            </w:pPr>
-            <w:hyperlink w:history="1" r:id="rIdnyyr79tgyx28rvvqqk0fk">
-              <w:r>
-                <w:rPr>
-                  <w:rFonts w:ascii="Arial" w:cs="Arial" w:eastAsia="Arial" w:hAnsi="Arial"/>
-                  <w:color w:val="2E75B6"/>
-                  <w:sz w:val="16"/>
-                  <w:szCs w:val="16"/>
-                  <w:u w:val="single" w:color="2E75B6"/>
-                </w:rPr>
-                <w:t xml:space="preserve">Enzymes</w:t>
-              </w:r>
-            </w:hyperlink>
-          </w:p>
-          <w:p>
-            <w:pPr>
-              <w:spacing w:after="10" w:before="0"/>
-              <w:ind w:left="120"/>
-            </w:pPr>
-            <w:r>
-              <w:rPr>
-                <w:rFonts w:ascii="Arial" w:cs="Arial" w:eastAsia="Arial" w:hAnsi="Arial"/>
-                <w:color w:val="595959"/>
-                <w:sz w:val="14"/>
-                <w:szCs w:val="14"/>
-              </w:rPr>
-              <w:t xml:space="preserve">Source: Khan Academy (English - US curriculum)</w:t>
-            </w:r>
-          </w:p>
-          <w:p>
-            <w:pPr>
-              <w:spacing w:after="10" w:before="0"/>
-              <w:ind w:left="120"/>
-            </w:pPr>
-            <w:hyperlink w:history="1" r:id="rIduunk1eyfowckyv7myep9q">
+            <w:hyperlink w:history="1" r:id="rIdxqowiftrnt_3hwo97vsgt">
               <w:r>
                 <w:rPr>
                   <w:rFonts w:ascii="Arial" w:cs="Arial" w:eastAsia="Arial" w:hAnsi="Arial"/>
@@ -20820,14 +20794,241 @@
                 <w:sz w:val="16"/>
                 <w:szCs w:val="16"/>
               </w:rPr>
-              <w:t xml:space="preserve">📖 HTML:</w:t>
+              <w:t xml:space="preserve">📖 READING:</w:t>
             </w:r>
           </w:p>
           <w:p>
             <w:pPr>
               <w:spacing w:after="20" w:before="0"/>
             </w:pPr>
-            <w:hyperlink w:history="1" r:id="rIdhg64jqa22svm53ycizbtb">
+            <w:r>
+              <w:rPr>
+                <w:rFonts w:ascii="Arial" w:cs="Arial" w:eastAsia="Arial" w:hAnsi="Arial"/>
+                <w:i/>
+                <w:iCs/>
+                <w:color w:val="595959"/>
+                <w:sz w:val="16"/>
+                <w:szCs w:val="16"/>
+              </w:rPr>
+              <w:t xml:space="preserve">No closely matching reading in the ARES library for this activity.</w:t>
+            </w:r>
+          </w:p>
+          <w:p>
+            <w:pPr>
+              <w:spacing w:after="10" w:before="0"/>
+              <w:ind w:left="120"/>
+            </w:pPr>
+            <w:hyperlink w:history="1" r:id="rId04c15rvqgluwpg0eqy1_d">
+              <w:r>
+                <w:rPr>
+                  <w:rFonts w:ascii="Arial" w:cs="Arial" w:eastAsia="Arial" w:hAnsi="Arial"/>
+                  <w:color w:val="595959"/>
+                  <w:sz w:val="14"/>
+                  <w:szCs w:val="14"/>
+                  <w:u w:val="single" w:color="595959"/>
+                </w:rPr>
+                <w:t xml:space="preserve">🔍 Search ARES for readings</w:t>
+              </w:r>
+            </w:hyperlink>
+          </w:p>
+          <w:p>
+            <w:pPr>
+              <w:spacing w:after="10" w:before="0"/>
+              <w:ind w:left="120"/>
+            </w:pPr>
+            <w:r>
+              <w:rPr>
+                <w:rFonts w:ascii="Arial" w:cs="Arial" w:eastAsia="Arial" w:hAnsi="Arial"/>
+                <w:color w:val="595959"/>
+                <w:sz w:val="14"/>
+                <w:szCs w:val="14"/>
+              </w:rPr>
+              <w:t xml:space="preserve">Search terms: microorganisms mould growth food</w:t>
+            </w:r>
+          </w:p>
+        </w:tc>
+        <w:tc>
+          <w:tcPr>
+            <w:tcW w:type="dxa" w:w="3040"/>
+            <w:shd w:fill="FFFFFF" w:color="auto" w:val="clear"/>
+            <w:tcMar>
+              <w:top w:type="dxa" w:w="60"/>
+              <w:left w:type="dxa" w:w="120"/>
+              <w:bottom w:type="dxa" w:w="60"/>
+              <w:right w:type="dxa" w:w="120"/>
+            </w:tcMar>
+            <w:vAlign w:val="top"/>
+          </w:tcPr>
+          <w:p>
+            <w:pPr>
+              <w:spacing w:after="40" w:before="0"/>
+              <w:jc w:val="left"/>
+            </w:pPr>
+            <w:r>
+              <w:rPr>
+                <w:rFonts w:ascii="Arial" w:cs="Arial" w:eastAsia="Arial" w:hAnsi="Arial"/>
+                <w:b w:val="false"/>
+                <w:bCs w:val="false"/>
+                <w:i w:val="false"/>
+                <w:iCs w:val="false"/>
+                <w:color w:val="000000"/>
+                <w:sz w:val="18"/>
+                <w:szCs w:val="18"/>
+              </w:rPr>
+              <w:t xml:space="preserve">Students move into groups of four (six groups maximum). Each group receives: (1) a set of freshly prepared labelled sample containers set up at the start of the day or the previous day by the teacher showing conditions A through F, and (2) two sealed transparent pre-incubated containers Pre-A and Pre-C prepared 2 to 3 days earlier showing visible mould growth on warm uncovered moist ugali and warm uncovered moist bread respectively. Groups also receive a printed or teacher-drawn Observation Data Table with columns for Container Label, Food Type, Conditions, Colour of Growth, Texture Description (fuzzy or slimy or none), Estimated Coverage (none, small patches covering less than 25 percent, medium covering 25 to 75 percent, large covering more than 75 percent), and Smell Description (neutral or sour or no smell). Students spend 8 minutes observing all containers systematically. They use their phones or a class camera to photograph the pre-incubated samples. Students do NOT open any container — all observation is through the transparent walls or sealed clear bags. They complete the data table row by row, describing exactly what they see rather than what they expect. Groups then spend 3 minutes comparing their observations across containers, asking: which condition produced the most visible growth and which produced the least?</w:t>
+            </w:r>
+          </w:p>
+        </w:tc>
+        <w:tc>
+          <w:tcPr>
+            <w:tcW w:type="dxa" w:w="3040"/>
+            <w:shd w:fill="F2F2F2" w:color="auto" w:val="clear"/>
+            <w:tcMar>
+              <w:top w:type="dxa" w:w="60"/>
+              <w:left w:type="dxa" w:w="120"/>
+              <w:bottom w:type="dxa" w:w="60"/>
+              <w:right w:type="dxa" w:w="120"/>
+            </w:tcMar>
+            <w:vAlign w:val="top"/>
+          </w:tcPr>
+          <w:p>
+            <w:pPr>
+              <w:spacing w:after="40" w:before="0"/>
+              <w:jc w:val="left"/>
+            </w:pPr>
+            <w:r>
+              <w:rPr>
+                <w:rFonts w:ascii="Arial" w:cs="Arial" w:eastAsia="Arial" w:hAnsi="Arial"/>
+                <w:b w:val="false"/>
+                <w:bCs w:val="false"/>
+                <w:i w:val="false"/>
+                <w:iCs w:val="false"/>
+                <w:color w:val="000000"/>
+                <w:sz w:val="18"/>
+                <w:szCs w:val="18"/>
+              </w:rPr>
+              <w:t xml:space="preserve">Teacher distributes materials and says: You are now scientists making observations — not guessing, not remembering, looking. Fill in your data table row by row for every container. Do not skip a row even if you see nothing — nothing is data. [WAIT TIME: 8 minutes supervised group observation. Teacher circulates continuously.] While circulating, teacher prompts with: What colour exactly — is it one colour or several? Where does the growth appear first — edge, centre, surface? Does the dry maize biscuit container look different from the ugali container? What does that tell you? Teacher pauses the class halfway and says: Hands up — who can already see a difference between Container A and Container B? [Quick show of hands.] Keep that observation in mind — we will explain it in a moment. After 8 minutes teacher says: Now take 3 minutes — compare across your rows. Which single condition seems to make the biggest difference? Discuss in your group and be ready to give one sentence answer. [WAIT TIME: 3 minutes group discussion.] Teacher listens and notes which groups are identifying moisture versus warmth as the key variable — this is a productive disagreement to surface in the Explain phase.</w:t>
+            </w:r>
+          </w:p>
+        </w:tc>
+        <w:tc>
+          <w:tcPr>
+            <w:tcW w:type="dxa" w:w="3040"/>
+            <w:shd w:fill="FFFFFF" w:color="auto" w:val="clear"/>
+            <w:tcMar>
+              <w:top w:type="dxa" w:w="60"/>
+              <w:left w:type="dxa" w:w="120"/>
+              <w:bottom w:type="dxa" w:w="60"/>
+              <w:right w:type="dxa" w:w="120"/>
+            </w:tcMar>
+            <w:vAlign w:val="top"/>
+          </w:tcPr>
+          <w:p>
+            <w:pPr>
+              <w:spacing w:after="40" w:before="0"/>
+              <w:jc w:val="left"/>
+            </w:pPr>
+            <w:r>
+              <w:rPr>
+                <w:rFonts w:ascii="Arial" w:cs="Arial" w:eastAsia="Arial" w:hAnsi="Arial"/>
+                <w:b w:val="false"/>
+                <w:bCs w:val="false"/>
+                <w:i w:val="false"/>
+                <w:iCs w:val="false"/>
+                <w:color w:val="000000"/>
+                <w:sz w:val="18"/>
+                <w:szCs w:val="18"/>
+              </w:rPr>
+              <w:t xml:space="preserve">Systematic structured observation with a pre-formatted data table prevents superficial looking and trains students to distinguish qualitative from semi-quantitative data. Photographing visible mould connects the classroom investigation directly to the phenomenon photographs seen in Lesson 1, making the abstract concept of microbial growth visually and concretely real. The deliberate inclusion of a no-growth result (dry maize biscuit, cool, covered) teaches students that absence of growth is scientifically meaningful data.</w:t>
+            </w:r>
+          </w:p>
+        </w:tc>
+        <w:tc>
+          <w:tcPr>
+            <w:tcW w:type="dxa" w:w="3040"/>
+            <w:shd w:fill="F2F2F2" w:color="auto" w:val="clear"/>
+            <w:tcMar>
+              <w:top w:type="dxa" w:w="60"/>
+              <w:left w:type="dxa" w:w="120"/>
+              <w:bottom w:type="dxa" w:w="60"/>
+              <w:right w:type="dxa" w:w="120"/>
+            </w:tcMar>
+            <w:vAlign w:val="top"/>
+          </w:tcPr>
+          <w:p>
+            <w:pPr>
+              <w:spacing w:after="40" w:before="0"/>
+              <w:jc w:val="left"/>
+            </w:pPr>
+            <w:r>
+              <w:rPr>
+                <w:rFonts w:ascii="Arial" w:cs="Arial" w:eastAsia="Arial" w:hAnsi="Arial"/>
+                <w:b w:val="false"/>
+                <w:bCs w:val="false"/>
+                <w:i w:val="false"/>
+                <w:iCs w:val="false"/>
+                <w:color w:val="000000"/>
+                <w:sz w:val="18"/>
+                <w:szCs w:val="18"/>
+              </w:rPr>
+              <w:t xml:space="preserve">Teacher checks that all rows in the data table are completed — blank rows indicate a student skipping inconvenient null results. Teacher listens for precision in descriptive language: fuzzy versus slimy, white versus green versus black. These colour distinctions map back to Lesson 2 where students classified mould types. Listen for whether students spontaneously connect the pre-incubated mould colours to the phenomenon photograph — this indicates deep conceptual linking.</w:t>
+            </w:r>
+          </w:p>
+        </w:tc>
+      </w:tr>
+      <w:tr>
+        <w:tc>
+          <w:tcPr>
+            <w:tcW w:type="dxa" w:w="1520"/>
+            <w:shd w:fill="E2EFDA" w:color="auto" w:val="clear"/>
+            <w:tcMar>
+              <w:top w:type="dxa" w:w="60"/>
+              <w:left w:type="dxa" w:w="120"/>
+              <w:bottom w:type="dxa" w:w="60"/>
+              <w:right w:type="dxa" w:w="120"/>
+            </w:tcMar>
+            <w:vAlign w:val="top"/>
+          </w:tcPr>
+          <w:p>
+            <w:pPr>
+              <w:spacing w:after="40" w:before="0"/>
+              <w:jc w:val="left"/>
+            </w:pPr>
+            <w:r>
+              <w:rPr>
+                <w:rFonts w:ascii="Arial" w:cs="Arial" w:eastAsia="Arial" w:hAnsi="Arial"/>
+                <w:b/>
+                <w:bCs/>
+                <w:i w:val="false"/>
+                <w:iCs w:val="false"/>
+                <w:color w:val="000000"/>
+                <w:sz w:val="18"/>
+                <w:szCs w:val="18"/>
+              </w:rPr>
+              <w:t xml:space="preserve">Explain Phase</w:t>
+            </w:r>
+          </w:p>
+          <w:p>
+            <w:pPr>
+              <w:spacing w:after="20" w:before="0"/>
+            </w:pPr>
+            <w:r>
+              <w:rPr>
+                <w:rFonts w:ascii="Arial" w:cs="Arial" w:eastAsia="Arial" w:hAnsi="Arial"/>
+                <w:b/>
+                <w:bCs/>
+                <w:color w:val="1F3864"/>
+                <w:sz w:val="16"/>
+                <w:szCs w:val="16"/>
+              </w:rPr>
+              <w:t xml:space="preserve">📹 VIDEO:</w:t>
+            </w:r>
+          </w:p>
+          <w:p>
+            <w:pPr>
+              <w:spacing w:after="20" w:before="0"/>
+            </w:pPr>
+            <w:hyperlink w:history="1" r:id="rIdvvw-q7l-fdlgnfbjhqx7g">
               <w:r>
                 <w:rPr>
                   <w:rFonts w:ascii="Arial" w:cs="Arial" w:eastAsia="Arial" w:hAnsi="Arial"/>
@@ -20836,7 +21037,7 @@
                   <w:szCs w:val="16"/>
                   <w:u w:val="single" w:color="2E75B6"/>
                 </w:rPr>
-                <w:t xml:space="preserve">Exponential Growth and Decay (Flexbook)</w:t>
+                <w:t xml:space="preserve">Worked example: solutions to 2-variable equations</w:t>
               </w:r>
             </w:hyperlink>
           </w:p>
@@ -20852,7 +21053,7 @@
                 <w:sz w:val="14"/>
                 <w:szCs w:val="14"/>
               </w:rPr>
-              <w:t xml:space="preserve">Source: CK-12</w:t>
+              <w:t xml:space="preserve">Source: Khan Academy (English - US curriculum)</w:t>
             </w:r>
           </w:p>
           <w:p>
@@ -20860,235 +21061,7 @@
               <w:spacing w:after="10" w:before="0"/>
               <w:ind w:left="120"/>
             </w:pPr>
-            <w:hyperlink w:history="1" r:id="rIdudawvhr0fkx8mq5_5pcie">
-              <w:r>
-                <w:rPr>
-                  <w:rFonts w:ascii="Arial" w:cs="Arial" w:eastAsia="Arial" w:hAnsi="Arial"/>
-                  <w:color w:val="595959"/>
-                  <w:sz w:val="14"/>
-                  <w:szCs w:val="14"/>
-                  <w:u w:val="single" w:color="595959"/>
-                </w:rPr>
-                <w:t xml:space="preserve">🔍 Search ARES for similar readings</w:t>
-              </w:r>
-            </w:hyperlink>
-          </w:p>
-        </w:tc>
-        <w:tc>
-          <w:tcPr>
-            <w:tcW w:type="dxa" w:w="3040"/>
-            <w:shd w:fill="FFFFFF" w:color="auto" w:val="clear"/>
-            <w:tcMar>
-              <w:top w:type="dxa" w:w="60"/>
-              <w:left w:type="dxa" w:w="120"/>
-              <w:bottom w:type="dxa" w:w="60"/>
-              <w:right w:type="dxa" w:w="120"/>
-            </w:tcMar>
-            <w:vAlign w:val="top"/>
-          </w:tcPr>
-          <w:p>
-            <w:pPr>
-              <w:spacing w:after="40" w:before="0"/>
-              <w:jc w:val="left"/>
-            </w:pPr>
-            <w:r>
-              <w:rPr>
-                <w:rFonts w:ascii="Arial" w:cs="Arial" w:eastAsia="Arial" w:hAnsi="Arial"/>
-                <w:b w:val="false"/>
-                <w:bCs w:val="false"/>
-                <w:i w:val="false"/>
-                <w:iCs w:val="false"/>
-                <w:color w:val="000000"/>
-                <w:sz w:val="18"/>
-                <w:szCs w:val="18"/>
-              </w:rPr>
-              <w:t xml:space="preserve">Students move into groups of four (six groups maximum). Each group receives: (1) a set of freshly prepared labelled sample containers set up at the start of the day or the previous day by the teacher showing conditions A through F, and (2) two sealed transparent pre-incubated containers Pre-A and Pre-C prepared 2 to 3 days earlier showing visible mould growth on warm uncovered moist ugali and warm uncovered moist bread respectively. Groups also receive a printed or teacher-drawn Observation Data Table with columns for Container Label, Food Type, Conditions, Colour of Growth, Texture Description (fuzzy or slimy or none), Estimated Coverage (none, small patches covering less than 25 percent, medium covering 25 to 75 percent, large covering more than 75 percent), and Smell Description (neutral or sour or no smell). Students spend 8 minutes observing all containers systematically. They use their phones or a class camera to photograph the pre-incubated samples. Students do NOT open any container — all observation is through the transparent walls or sealed clear bags. They complete the data table row by row, describing exactly what they see rather than what they expect. Groups then spend 3 minutes comparing their observations across containers, asking: which condition produced the most visible growth and which produced the least?</w:t>
-            </w:r>
-          </w:p>
-        </w:tc>
-        <w:tc>
-          <w:tcPr>
-            <w:tcW w:type="dxa" w:w="3040"/>
-            <w:shd w:fill="F2F2F2" w:color="auto" w:val="clear"/>
-            <w:tcMar>
-              <w:top w:type="dxa" w:w="60"/>
-              <w:left w:type="dxa" w:w="120"/>
-              <w:bottom w:type="dxa" w:w="60"/>
-              <w:right w:type="dxa" w:w="120"/>
-            </w:tcMar>
-            <w:vAlign w:val="top"/>
-          </w:tcPr>
-          <w:p>
-            <w:pPr>
-              <w:spacing w:after="40" w:before="0"/>
-              <w:jc w:val="left"/>
-            </w:pPr>
-            <w:r>
-              <w:rPr>
-                <w:rFonts w:ascii="Arial" w:cs="Arial" w:eastAsia="Arial" w:hAnsi="Arial"/>
-                <w:b w:val="false"/>
-                <w:bCs w:val="false"/>
-                <w:i w:val="false"/>
-                <w:iCs w:val="false"/>
-                <w:color w:val="000000"/>
-                <w:sz w:val="18"/>
-                <w:szCs w:val="18"/>
-              </w:rPr>
-              <w:t xml:space="preserve">Teacher distributes materials and says: You are now scientists making observations — not guessing, not remembering, looking. Fill in your data table row by row for every container. Do not skip a row even if you see nothing — nothing is data. [WAIT TIME: 8 minutes supervised group observation. Teacher circulates continuously.] While circulating, teacher prompts with: What colour exactly — is it one colour or several? Where does the growth appear first — edge, centre, surface? Does the dry maize biscuit container look different from the ugali container? What does that tell you? Teacher pauses the class halfway and says: Hands up — who can already see a difference between Container A and Container B? [Quick show of hands.] Keep that observation in mind — we will explain it in a moment. After 8 minutes teacher says: Now take 3 minutes — compare across your rows. Which single condition seems to make the biggest difference? Discuss in your group and be ready to give one sentence answer. [WAIT TIME: 3 minutes group discussion.] Teacher listens and notes which groups are identifying moisture versus warmth as the key variable — this is a productive disagreement to surface in the Explain phase.</w:t>
-            </w:r>
-          </w:p>
-        </w:tc>
-        <w:tc>
-          <w:tcPr>
-            <w:tcW w:type="dxa" w:w="3040"/>
-            <w:shd w:fill="FFFFFF" w:color="auto" w:val="clear"/>
-            <w:tcMar>
-              <w:top w:type="dxa" w:w="60"/>
-              <w:left w:type="dxa" w:w="120"/>
-              <w:bottom w:type="dxa" w:w="60"/>
-              <w:right w:type="dxa" w:w="120"/>
-            </w:tcMar>
-            <w:vAlign w:val="top"/>
-          </w:tcPr>
-          <w:p>
-            <w:pPr>
-              <w:spacing w:after="40" w:before="0"/>
-              <w:jc w:val="left"/>
-            </w:pPr>
-            <w:r>
-              <w:rPr>
-                <w:rFonts w:ascii="Arial" w:cs="Arial" w:eastAsia="Arial" w:hAnsi="Arial"/>
-                <w:b w:val="false"/>
-                <w:bCs w:val="false"/>
-                <w:i w:val="false"/>
-                <w:iCs w:val="false"/>
-                <w:color w:val="000000"/>
-                <w:sz w:val="18"/>
-                <w:szCs w:val="18"/>
-              </w:rPr>
-              <w:t xml:space="preserve">Systematic structured observation with a pre-formatted data table prevents superficial looking and trains students to distinguish qualitative from semi-quantitative data. Photographing visible mould connects the classroom investigation directly to the phenomenon photographs seen in Lesson 1, making the abstract concept of microbial growth visually and concretely real. The deliberate inclusion of a no-growth result (dry maize biscuit, cool, covered) teaches students that absence of growth is scientifically meaningful data.</w:t>
-            </w:r>
-          </w:p>
-        </w:tc>
-        <w:tc>
-          <w:tcPr>
-            <w:tcW w:type="dxa" w:w="3040"/>
-            <w:shd w:fill="F2F2F2" w:color="auto" w:val="clear"/>
-            <w:tcMar>
-              <w:top w:type="dxa" w:w="60"/>
-              <w:left w:type="dxa" w:w="120"/>
-              <w:bottom w:type="dxa" w:w="60"/>
-              <w:right w:type="dxa" w:w="120"/>
-            </w:tcMar>
-            <w:vAlign w:val="top"/>
-          </w:tcPr>
-          <w:p>
-            <w:pPr>
-              <w:spacing w:after="40" w:before="0"/>
-              <w:jc w:val="left"/>
-            </w:pPr>
-            <w:r>
-              <w:rPr>
-                <w:rFonts w:ascii="Arial" w:cs="Arial" w:eastAsia="Arial" w:hAnsi="Arial"/>
-                <w:b w:val="false"/>
-                <w:bCs w:val="false"/>
-                <w:i w:val="false"/>
-                <w:iCs w:val="false"/>
-                <w:color w:val="000000"/>
-                <w:sz w:val="18"/>
-                <w:szCs w:val="18"/>
-              </w:rPr>
-              <w:t xml:space="preserve">Teacher checks that all rows in the data table are completed — blank rows indicate a student skipping inconvenient null results. Teacher listens for precision in descriptive language: fuzzy versus slimy, white versus green versus black. These colour distinctions map back to Lesson 2 where students classified mould types. Listen for whether students spontaneously connect the pre-incubated mould colours to the phenomenon photograph — this indicates deep conceptual linking.</w:t>
-            </w:r>
-          </w:p>
-        </w:tc>
-      </w:tr>
-      <w:tr>
-        <w:tc>
-          <w:tcPr>
-            <w:tcW w:type="dxa" w:w="1520"/>
-            <w:shd w:fill="E2EFDA" w:color="auto" w:val="clear"/>
-            <w:tcMar>
-              <w:top w:type="dxa" w:w="60"/>
-              <w:left w:type="dxa" w:w="120"/>
-              <w:bottom w:type="dxa" w:w="60"/>
-              <w:right w:type="dxa" w:w="120"/>
-            </w:tcMar>
-            <w:vAlign w:val="top"/>
-          </w:tcPr>
-          <w:p>
-            <w:pPr>
-              <w:spacing w:after="40" w:before="0"/>
-              <w:jc w:val="left"/>
-            </w:pPr>
-            <w:r>
-              <w:rPr>
-                <w:rFonts w:ascii="Arial" w:cs="Arial" w:eastAsia="Arial" w:hAnsi="Arial"/>
-                <w:b/>
-                <w:bCs/>
-                <w:i w:val="false"/>
-                <w:iCs w:val="false"/>
-                <w:color w:val="000000"/>
-                <w:sz w:val="18"/>
-                <w:szCs w:val="18"/>
-              </w:rPr>
-              <w:t xml:space="preserve">Explain Phase</w:t>
-            </w:r>
-          </w:p>
-          <w:p>
-            <w:pPr>
-              <w:spacing w:after="20" w:before="0"/>
-            </w:pPr>
-            <w:r>
-              <w:rPr>
-                <w:rFonts w:ascii="Arial" w:cs="Arial" w:eastAsia="Arial" w:hAnsi="Arial"/>
-                <w:b/>
-                <w:bCs/>
-                <w:color w:val="1F3864"/>
-                <w:sz w:val="16"/>
-                <w:szCs w:val="16"/>
-              </w:rPr>
-              <w:t xml:space="preserve">📹 VIDEO:</w:t>
-            </w:r>
-          </w:p>
-          <w:p>
-            <w:pPr>
-              <w:spacing w:after="20" w:before="0"/>
-            </w:pPr>
-            <w:hyperlink w:history="1" r:id="rIdex1cunhgeb51e4ogaqhjh">
-              <w:r>
-                <w:rPr>
-                  <w:rFonts w:ascii="Arial" w:cs="Arial" w:eastAsia="Arial" w:hAnsi="Arial"/>
-                  <w:color w:val="2E75B6"/>
-                  <w:sz w:val="16"/>
-                  <w:szCs w:val="16"/>
-                  <w:u w:val="single" w:color="2E75B6"/>
-                </w:rPr>
-                <w:t xml:space="preserve">Enzymes</w:t>
-              </w:r>
-            </w:hyperlink>
-          </w:p>
-          <w:p>
-            <w:pPr>
-              <w:spacing w:after="10" w:before="0"/>
-              <w:ind w:left="120"/>
-            </w:pPr>
-            <w:r>
-              <w:rPr>
-                <w:rFonts w:ascii="Arial" w:cs="Arial" w:eastAsia="Arial" w:hAnsi="Arial"/>
-                <w:color w:val="595959"/>
-                <w:sz w:val="14"/>
-                <w:szCs w:val="14"/>
-              </w:rPr>
-              <w:t xml:space="preserve">Source: Khan Academy (English - US curriculum)</w:t>
-            </w:r>
-          </w:p>
-          <w:p>
-            <w:pPr>
-              <w:spacing w:after="10" w:before="0"/>
-              <w:ind w:left="120"/>
-            </w:pPr>
-            <w:hyperlink w:history="1" r:id="rIdysp84w70kflokkaqdjmmf">
+            <w:hyperlink w:history="1" r:id="rIdstxpakbwuwjm1q5lpaqmk">
               <w:r>
                 <w:rPr>
                   <w:rFonts w:ascii="Arial" w:cs="Arial" w:eastAsia="Arial" w:hAnsi="Arial"/>
@@ -21126,14 +21099,241 @@
                 <w:sz w:val="16"/>
                 <w:szCs w:val="16"/>
               </w:rPr>
-              <w:t xml:space="preserve">📖 HTML:</w:t>
+              <w:t xml:space="preserve">📖 READING:</w:t>
             </w:r>
           </w:p>
           <w:p>
             <w:pPr>
               <w:spacing w:after="20" w:before="0"/>
             </w:pPr>
-            <w:hyperlink w:history="1" r:id="rIdlsq6ivwdcuv7zy5mhxdjg">
+            <w:r>
+              <w:rPr>
+                <w:rFonts w:ascii="Arial" w:cs="Arial" w:eastAsia="Arial" w:hAnsi="Arial"/>
+                <w:i/>
+                <w:iCs/>
+                <w:color w:val="595959"/>
+                <w:sz w:val="16"/>
+                <w:szCs w:val="16"/>
+              </w:rPr>
+              <w:t xml:space="preserve">No closely matching reading in the ARES library for this activity.</w:t>
+            </w:r>
+          </w:p>
+          <w:p>
+            <w:pPr>
+              <w:spacing w:after="10" w:before="0"/>
+              <w:ind w:left="120"/>
+            </w:pPr>
+            <w:hyperlink w:history="1" r:id="rId930o90it7zgqc1g_clqgg">
+              <w:r>
+                <w:rPr>
+                  <w:rFonts w:ascii="Arial" w:cs="Arial" w:eastAsia="Arial" w:hAnsi="Arial"/>
+                  <w:color w:val="595959"/>
+                  <w:sz w:val="14"/>
+                  <w:szCs w:val="14"/>
+                  <w:u w:val="single" w:color="595959"/>
+                </w:rPr>
+                <w:t xml:space="preserve">🔍 Search ARES for readings</w:t>
+              </w:r>
+            </w:hyperlink>
+          </w:p>
+          <w:p>
+            <w:pPr>
+              <w:spacing w:after="10" w:before="0"/>
+              <w:ind w:left="120"/>
+            </w:pPr>
+            <w:r>
+              <w:rPr>
+                <w:rFonts w:ascii="Arial" w:cs="Arial" w:eastAsia="Arial" w:hAnsi="Arial"/>
+                <w:color w:val="595959"/>
+                <w:sz w:val="14"/>
+                <w:szCs w:val="14"/>
+              </w:rPr>
+              <w:t xml:space="preserve">Search terms: microorganisms mould growth food</w:t>
+            </w:r>
+          </w:p>
+        </w:tc>
+        <w:tc>
+          <w:tcPr>
+            <w:tcW w:type="dxa" w:w="3040"/>
+            <w:shd w:fill="FFFFFF" w:color="auto" w:val="clear"/>
+            <w:tcMar>
+              <w:top w:type="dxa" w:w="60"/>
+              <w:left w:type="dxa" w:w="120"/>
+              <w:bottom w:type="dxa" w:w="60"/>
+              <w:right w:type="dxa" w:w="120"/>
+            </w:tcMar>
+            <w:vAlign w:val="top"/>
+          </w:tcPr>
+          <w:p>
+            <w:pPr>
+              <w:spacing w:after="40" w:before="0"/>
+              <w:jc w:val="left"/>
+            </w:pPr>
+            <w:r>
+              <w:rPr>
+                <w:rFonts w:ascii="Arial" w:cs="Arial" w:eastAsia="Arial" w:hAnsi="Arial"/>
+                <w:b w:val="false"/>
+                <w:bCs w:val="false"/>
+                <w:i w:val="false"/>
+                <w:iCs w:val="false"/>
+                <w:color w:val="000000"/>
+                <w:sz w:val="18"/>
+                <w:szCs w:val="18"/>
+              </w:rPr>
+              <w:t xml:space="preserve">Groups share one key observation each in a whole-class gallery-style share-out. Teacher organises responses on the board into a class summary table matching the individual data tables. Once the class table is complete, the teacher guides students through a three-step analysis. Step 1 — Pattern identification: Students compare the moist warm uncovered containers (Pre-A, Pre-C) with the dry cool covered containers and articulate the pattern in one sentence. Step 2 — Cause and effect reasoning: Teacher poses the question: Why does moisture help mould grow? Students draw on their knowledge from Lesson 2 that fungal hyphae absorb nutrients from the substrate through enzymatic digestion, which requires water as a solvent. Step 3 — Phenomenon connection: Teacher displays the phenomenon photograph again and asks students to annotate their data tables with a brief note connecting each condition to the Kisumu ugali scenario. Students write a conclusion paragraph in their notebooks using the frame: The investigation showed that mould grows best when ___. This is because ___. This explains why the ugali and chapati in Kisumu spoiled overnight because ___. A household can prevent this by ___. Finally, the teacher introduces the concept of water activity (without using the technical jargon) by explaining that moulds need free water in the food — this is why dry biscuits resist mould longer than soft ugali, and why salting or drying meat is a traditional Kenyan preservation technique that reduces available water.</w:t>
+            </w:r>
+          </w:p>
+        </w:tc>
+        <w:tc>
+          <w:tcPr>
+            <w:tcW w:type="dxa" w:w="3040"/>
+            <w:shd w:fill="F2F2F2" w:color="auto" w:val="clear"/>
+            <w:tcMar>
+              <w:top w:type="dxa" w:w="60"/>
+              <w:left w:type="dxa" w:w="120"/>
+              <w:bottom w:type="dxa" w:w="60"/>
+              <w:right w:type="dxa" w:w="120"/>
+            </w:tcMar>
+            <w:vAlign w:val="top"/>
+          </w:tcPr>
+          <w:p>
+            <w:pPr>
+              <w:spacing w:after="40" w:before="0"/>
+              <w:jc w:val="left"/>
+            </w:pPr>
+            <w:r>
+              <w:rPr>
+                <w:rFonts w:ascii="Arial" w:cs="Arial" w:eastAsia="Arial" w:hAnsi="Arial"/>
+                <w:b w:val="false"/>
+                <w:bCs w:val="false"/>
+                <w:i w:val="false"/>
+                <w:iCs w:val="false"/>
+                <w:color w:val="000000"/>
+                <w:sz w:val="18"/>
+                <w:szCs w:val="18"/>
+              </w:rPr>
+              <w:t xml:space="preserve">Teacher begins the share-out by saying: Each group give me one observation — the most surprising thing you noticed. No repeats — if another group already said it, tell me something different. [WAIT TIME: allow each group 20 seconds to prepare, then cold-call.] Teacher builds the class table on the board. When the table is complete, teacher says: Look at this table as a whole. In ten seconds, I want you to tell your partner the single biggest pattern you see. Ten seconds — go. [WAIT TIME: 10 seconds.] Teacher takes three responses, then asks: Why does warmth speed up mould growth? Think about what we said in Lesson 2 about how fungi feed. [WAIT TIME: 20 seconds — this is a higher-order link.] After student response, teacher confirms: Exactly — enzymes work faster at warmer temperatures, and the hyphae absorb digested nutrients faster. Now — the big reconnection. [Teacher displays phenomenon photograph.] Was the ugali in Kisumu warm? Was it moist? Was it covered? [WAIT TIME: 10 seconds after each question.] That is your explanation. Write your conclusion paragraph now — 4 minutes silent writing. [WAIT TIME: 4 minutes.] Teacher then says: One more idea. Think about salted dried fish — omena — or dried maize. Why do those last longer without a fridge? [WAIT TIME: 15 seconds.] Teacher introduces the water availability principle simply: Less water available in the food means moulds cannot grow. Drying and salting are ancient Kenyan preservation techniques that our ancestors understood through experience — today you understand the science behind them.</w:t>
+            </w:r>
+          </w:p>
+        </w:tc>
+        <w:tc>
+          <w:tcPr>
+            <w:tcW w:type="dxa" w:w="3040"/>
+            <w:shd w:fill="FFFFFF" w:color="auto" w:val="clear"/>
+            <w:tcMar>
+              <w:top w:type="dxa" w:w="60"/>
+              <w:left w:type="dxa" w:w="120"/>
+              <w:bottom w:type="dxa" w:w="60"/>
+              <w:right w:type="dxa" w:w="120"/>
+            </w:tcMar>
+            <w:vAlign w:val="top"/>
+          </w:tcPr>
+          <w:p>
+            <w:pPr>
+              <w:spacing w:after="40" w:before="0"/>
+              <w:jc w:val="left"/>
+            </w:pPr>
+            <w:r>
+              <w:rPr>
+                <w:rFonts w:ascii="Arial" w:cs="Arial" w:eastAsia="Arial" w:hAnsi="Arial"/>
+                <w:b w:val="false"/>
+                <w:bCs w:val="false"/>
+                <w:i w:val="false"/>
+                <w:iCs w:val="false"/>
+                <w:color w:val="000000"/>
+                <w:sz w:val="18"/>
+                <w:szCs w:val="18"/>
+              </w:rPr>
+              <w:t xml:space="preserve">The three-step analysis (pattern, cause-and-effect, phenomenon connection) scaffolds students from descriptive observation to mechanistic explanation, mirroring authentic scientific reasoning. The conclusion paragraph frame ensures every student produces a written evidence-based explanation rather than only participating verbally. Connecting the finding to omena and dried maize grounds the abstract variable of water activity in a Kenyan cultural and economic context students encounter daily.</w:t>
+            </w:r>
+          </w:p>
+        </w:tc>
+        <w:tc>
+          <w:tcPr>
+            <w:tcW w:type="dxa" w:w="3040"/>
+            <w:shd w:fill="F2F2F2" w:color="auto" w:val="clear"/>
+            <w:tcMar>
+              <w:top w:type="dxa" w:w="60"/>
+              <w:left w:type="dxa" w:w="120"/>
+              <w:bottom w:type="dxa" w:w="60"/>
+              <w:right w:type="dxa" w:w="120"/>
+            </w:tcMar>
+            <w:vAlign w:val="top"/>
+          </w:tcPr>
+          <w:p>
+            <w:pPr>
+              <w:spacing w:after="40" w:before="0"/>
+              <w:jc w:val="left"/>
+            </w:pPr>
+            <w:r>
+              <w:rPr>
+                <w:rFonts w:ascii="Arial" w:cs="Arial" w:eastAsia="Arial" w:hAnsi="Arial"/>
+                <w:b w:val="false"/>
+                <w:bCs w:val="false"/>
+                <w:i w:val="false"/>
+                <w:iCs w:val="false"/>
+                <w:color w:val="000000"/>
+                <w:sz w:val="18"/>
+                <w:szCs w:val="18"/>
+              </w:rPr>
+              <w:t xml:space="preserve">Teacher collects or photographs conclusion paragraphs. The key quality indicator is whether the student connects ALL three elements: experimental condition, biological mechanism and phenomenon explanation. A strong paragraph reads: Mould grows best when conditions are warm, moist and uncovered because fungi need water for enzyme activity and warmth speeds up their metabolism, and spores from the air land and germinate faster. This explains the Kisumu ugali because it was left uncovered and moist in a warm kitchen overnight. A family can prevent this by covering food, refrigerating it or drying it. Students who only describe what they observed without explanation need additional scaffolding in Lesson 8.</w:t>
+            </w:r>
+          </w:p>
+        </w:tc>
+      </w:tr>
+      <w:tr>
+        <w:tc>
+          <w:tcPr>
+            <w:tcW w:type="dxa" w:w="1520"/>
+            <w:shd w:fill="FCE4D6" w:color="auto" w:val="clear"/>
+            <w:tcMar>
+              <w:top w:type="dxa" w:w="60"/>
+              <w:left w:type="dxa" w:w="120"/>
+              <w:bottom w:type="dxa" w:w="60"/>
+              <w:right w:type="dxa" w:w="120"/>
+            </w:tcMar>
+            <w:vAlign w:val="top"/>
+          </w:tcPr>
+          <w:p>
+            <w:pPr>
+              <w:spacing w:after="40" w:before="0"/>
+              <w:jc w:val="left"/>
+            </w:pPr>
+            <w:r>
+              <w:rPr>
+                <w:rFonts w:ascii="Arial" w:cs="Arial" w:eastAsia="Arial" w:hAnsi="Arial"/>
+                <w:b/>
+                <w:bCs/>
+                <w:i w:val="false"/>
+                <w:iCs w:val="false"/>
+                <w:color w:val="000000"/>
+                <w:sz w:val="18"/>
+                <w:szCs w:val="18"/>
+              </w:rPr>
+              <w:t xml:space="preserve">Driving Question Board (DQB) Creation</w:t>
+            </w:r>
+          </w:p>
+          <w:p>
+            <w:pPr>
+              <w:spacing w:after="20" w:before="0"/>
+            </w:pPr>
+            <w:r>
+              <w:rPr>
+                <w:rFonts w:ascii="Arial" w:cs="Arial" w:eastAsia="Arial" w:hAnsi="Arial"/>
+                <w:b/>
+                <w:bCs/>
+                <w:color w:val="1F3864"/>
+                <w:sz w:val="16"/>
+                <w:szCs w:val="16"/>
+              </w:rPr>
+              <w:t xml:space="preserve">📹 VIDEO:</w:t>
+            </w:r>
+          </w:p>
+          <w:p>
+            <w:pPr>
+              <w:spacing w:after="20" w:before="0"/>
+            </w:pPr>
+            <w:hyperlink w:history="1" r:id="rIdz2ec31q81fxndjim70nh6">
               <w:r>
                 <w:rPr>
                   <w:rFonts w:ascii="Arial" w:cs="Arial" w:eastAsia="Arial" w:hAnsi="Arial"/>
@@ -21142,7 +21342,7 @@
                   <w:szCs w:val="16"/>
                   <w:u w:val="single" w:color="2E75B6"/>
                 </w:rPr>
-                <w:t xml:space="preserve">Exponential Growth and Decay (Flexbook)</w:t>
+                <w:t xml:space="preserve">Photosynthesis in organisms</w:t>
               </w:r>
             </w:hyperlink>
           </w:p>
@@ -21158,7 +21358,7 @@
                 <w:sz w:val="14"/>
                 <w:szCs w:val="14"/>
               </w:rPr>
-              <w:t xml:space="preserve">Source: CK-12</w:t>
+              <w:t xml:space="preserve">Source: Khan Academy (English - US curriculum)</w:t>
             </w:r>
           </w:p>
           <w:p>
@@ -21166,235 +21366,7 @@
               <w:spacing w:after="10" w:before="0"/>
               <w:ind w:left="120"/>
             </w:pPr>
-            <w:hyperlink w:history="1" r:id="rIdqesch7zy7ls9sudauvhnq">
-              <w:r>
-                <w:rPr>
-                  <w:rFonts w:ascii="Arial" w:cs="Arial" w:eastAsia="Arial" w:hAnsi="Arial"/>
-                  <w:color w:val="595959"/>
-                  <w:sz w:val="14"/>
-                  <w:szCs w:val="14"/>
-                  <w:u w:val="single" w:color="595959"/>
-                </w:rPr>
-                <w:t xml:space="preserve">🔍 Search ARES for similar readings</w:t>
-              </w:r>
-            </w:hyperlink>
-          </w:p>
-        </w:tc>
-        <w:tc>
-          <w:tcPr>
-            <w:tcW w:type="dxa" w:w="3040"/>
-            <w:shd w:fill="FFFFFF" w:color="auto" w:val="clear"/>
-            <w:tcMar>
-              <w:top w:type="dxa" w:w="60"/>
-              <w:left w:type="dxa" w:w="120"/>
-              <w:bottom w:type="dxa" w:w="60"/>
-              <w:right w:type="dxa" w:w="120"/>
-            </w:tcMar>
-            <w:vAlign w:val="top"/>
-          </w:tcPr>
-          <w:p>
-            <w:pPr>
-              <w:spacing w:after="40" w:before="0"/>
-              <w:jc w:val="left"/>
-            </w:pPr>
-            <w:r>
-              <w:rPr>
-                <w:rFonts w:ascii="Arial" w:cs="Arial" w:eastAsia="Arial" w:hAnsi="Arial"/>
-                <w:b w:val="false"/>
-                <w:bCs w:val="false"/>
-                <w:i w:val="false"/>
-                <w:iCs w:val="false"/>
-                <w:color w:val="000000"/>
-                <w:sz w:val="18"/>
-                <w:szCs w:val="18"/>
-              </w:rPr>
-              <w:t xml:space="preserve">Groups share one key observation each in a whole-class gallery-style share-out. Teacher organises responses on the board into a class summary table matching the individual data tables. Once the class table is complete, the teacher guides students through a three-step analysis. Step 1 — Pattern identification: Students compare the moist warm uncovered containers (Pre-A, Pre-C) with the dry cool covered containers and articulate the pattern in one sentence. Step 2 — Cause and effect reasoning: Teacher poses the question: Why does moisture help mould grow? Students draw on their knowledge from Lesson 2 that fungal hyphae absorb nutrients from the substrate through enzymatic digestion, which requires water as a solvent. Step 3 — Phenomenon connection: Teacher displays the phenomenon photograph again and asks students to annotate their data tables with a brief note connecting each condition to the Kisumu ugali scenario. Students write a conclusion paragraph in their notebooks using the frame: The investigation showed that mould grows best when ___. This is because ___. This explains why the ugali and chapati in Kisumu spoiled overnight because ___. A household can prevent this by ___. Finally, the teacher introduces the concept of water activity (without using the technical jargon) by explaining that moulds need free water in the food — this is why dry biscuits resist mould longer than soft ugali, and why salting or drying meat is a traditional Kenyan preservation technique that reduces available water.</w:t>
-            </w:r>
-          </w:p>
-        </w:tc>
-        <w:tc>
-          <w:tcPr>
-            <w:tcW w:type="dxa" w:w="3040"/>
-            <w:shd w:fill="F2F2F2" w:color="auto" w:val="clear"/>
-            <w:tcMar>
-              <w:top w:type="dxa" w:w="60"/>
-              <w:left w:type="dxa" w:w="120"/>
-              <w:bottom w:type="dxa" w:w="60"/>
-              <w:right w:type="dxa" w:w="120"/>
-            </w:tcMar>
-            <w:vAlign w:val="top"/>
-          </w:tcPr>
-          <w:p>
-            <w:pPr>
-              <w:spacing w:after="40" w:before="0"/>
-              <w:jc w:val="left"/>
-            </w:pPr>
-            <w:r>
-              <w:rPr>
-                <w:rFonts w:ascii="Arial" w:cs="Arial" w:eastAsia="Arial" w:hAnsi="Arial"/>
-                <w:b w:val="false"/>
-                <w:bCs w:val="false"/>
-                <w:i w:val="false"/>
-                <w:iCs w:val="false"/>
-                <w:color w:val="000000"/>
-                <w:sz w:val="18"/>
-                <w:szCs w:val="18"/>
-              </w:rPr>
-              <w:t xml:space="preserve">Teacher begins the share-out by saying: Each group give me one observation — the most surprising thing you noticed. No repeats — if another group already said it, tell me something different. [WAIT TIME: allow each group 20 seconds to prepare, then cold-call.] Teacher builds the class table on the board. When the table is complete, teacher says: Look at this table as a whole. In ten seconds, I want you to tell your partner the single biggest pattern you see. Ten seconds — go. [WAIT TIME: 10 seconds.] Teacher takes three responses, then asks: Why does warmth speed up mould growth? Think about what we said in Lesson 2 about how fungi feed. [WAIT TIME: 20 seconds — this is a higher-order link.] After student response, teacher confirms: Exactly — enzymes work faster at warmer temperatures, and the hyphae absorb digested nutrients faster. Now — the big reconnection. [Teacher displays phenomenon photograph.] Was the ugali in Kisumu warm? Was it moist? Was it covered? [WAIT TIME: 10 seconds after each question.] That is your explanation. Write your conclusion paragraph now — 4 minutes silent writing. [WAIT TIME: 4 minutes.] Teacher then says: One more idea. Think about salted dried fish — omena — or dried maize. Why do those last longer without a fridge? [WAIT TIME: 15 seconds.] Teacher introduces the water availability principle simply: Less water available in the food means moulds cannot grow. Drying and salting are ancient Kenyan preservation techniques that our ancestors understood through experience — today you understand the science behind them.</w:t>
-            </w:r>
-          </w:p>
-        </w:tc>
-        <w:tc>
-          <w:tcPr>
-            <w:tcW w:type="dxa" w:w="3040"/>
-            <w:shd w:fill="FFFFFF" w:color="auto" w:val="clear"/>
-            <w:tcMar>
-              <w:top w:type="dxa" w:w="60"/>
-              <w:left w:type="dxa" w:w="120"/>
-              <w:bottom w:type="dxa" w:w="60"/>
-              <w:right w:type="dxa" w:w="120"/>
-            </w:tcMar>
-            <w:vAlign w:val="top"/>
-          </w:tcPr>
-          <w:p>
-            <w:pPr>
-              <w:spacing w:after="40" w:before="0"/>
-              <w:jc w:val="left"/>
-            </w:pPr>
-            <w:r>
-              <w:rPr>
-                <w:rFonts w:ascii="Arial" w:cs="Arial" w:eastAsia="Arial" w:hAnsi="Arial"/>
-                <w:b w:val="false"/>
-                <w:bCs w:val="false"/>
-                <w:i w:val="false"/>
-                <w:iCs w:val="false"/>
-                <w:color w:val="000000"/>
-                <w:sz w:val="18"/>
-                <w:szCs w:val="18"/>
-              </w:rPr>
-              <w:t xml:space="preserve">The three-step analysis (pattern, cause-and-effect, phenomenon connection) scaffolds students from descriptive observation to mechanistic explanation, mirroring authentic scientific reasoning. The conclusion paragraph frame ensures every student produces a written evidence-based explanation rather than only participating verbally. Connecting the finding to omena and dried maize grounds the abstract variable of water activity in a Kenyan cultural and economic context students encounter daily.</w:t>
-            </w:r>
-          </w:p>
-        </w:tc>
-        <w:tc>
-          <w:tcPr>
-            <w:tcW w:type="dxa" w:w="3040"/>
-            <w:shd w:fill="F2F2F2" w:color="auto" w:val="clear"/>
-            <w:tcMar>
-              <w:top w:type="dxa" w:w="60"/>
-              <w:left w:type="dxa" w:w="120"/>
-              <w:bottom w:type="dxa" w:w="60"/>
-              <w:right w:type="dxa" w:w="120"/>
-            </w:tcMar>
-            <w:vAlign w:val="top"/>
-          </w:tcPr>
-          <w:p>
-            <w:pPr>
-              <w:spacing w:after="40" w:before="0"/>
-              <w:jc w:val="left"/>
-            </w:pPr>
-            <w:r>
-              <w:rPr>
-                <w:rFonts w:ascii="Arial" w:cs="Arial" w:eastAsia="Arial" w:hAnsi="Arial"/>
-                <w:b w:val="false"/>
-                <w:bCs w:val="false"/>
-                <w:i w:val="false"/>
-                <w:iCs w:val="false"/>
-                <w:color w:val="000000"/>
-                <w:sz w:val="18"/>
-                <w:szCs w:val="18"/>
-              </w:rPr>
-              <w:t xml:space="preserve">Teacher collects or photographs conclusion paragraphs. The key quality indicator is whether the student connects ALL three elements: experimental condition, biological mechanism and phenomenon explanation. A strong paragraph reads: Mould grows best when conditions are warm, moist and uncovered because fungi need water for enzyme activity and warmth speeds up their metabolism, and spores from the air land and germinate faster. This explains the Kisumu ugali because it was left uncovered and moist in a warm kitchen overnight. A family can prevent this by covering food, refrigerating it or drying it. Students who only describe what they observed without explanation need additional scaffolding in Lesson 8.</w:t>
-            </w:r>
-          </w:p>
-        </w:tc>
-      </w:tr>
-      <w:tr>
-        <w:tc>
-          <w:tcPr>
-            <w:tcW w:type="dxa" w:w="1520"/>
-            <w:shd w:fill="FCE4D6" w:color="auto" w:val="clear"/>
-            <w:tcMar>
-              <w:top w:type="dxa" w:w="60"/>
-              <w:left w:type="dxa" w:w="120"/>
-              <w:bottom w:type="dxa" w:w="60"/>
-              <w:right w:type="dxa" w:w="120"/>
-            </w:tcMar>
-            <w:vAlign w:val="top"/>
-          </w:tcPr>
-          <w:p>
-            <w:pPr>
-              <w:spacing w:after="40" w:before="0"/>
-              <w:jc w:val="left"/>
-            </w:pPr>
-            <w:r>
-              <w:rPr>
-                <w:rFonts w:ascii="Arial" w:cs="Arial" w:eastAsia="Arial" w:hAnsi="Arial"/>
-                <w:b/>
-                <w:bCs/>
-                <w:i w:val="false"/>
-                <w:iCs w:val="false"/>
-                <w:color w:val="000000"/>
-                <w:sz w:val="18"/>
-                <w:szCs w:val="18"/>
-              </w:rPr>
-              <w:t xml:space="preserve">Driving Question Board (DQB) Creation</w:t>
-            </w:r>
-          </w:p>
-          <w:p>
-            <w:pPr>
-              <w:spacing w:after="20" w:before="0"/>
-            </w:pPr>
-            <w:r>
-              <w:rPr>
-                <w:rFonts w:ascii="Arial" w:cs="Arial" w:eastAsia="Arial" w:hAnsi="Arial"/>
-                <w:b/>
-                <w:bCs/>
-                <w:color w:val="1F3864"/>
-                <w:sz w:val="16"/>
-                <w:szCs w:val="16"/>
-              </w:rPr>
-              <w:t xml:space="preserve">📹 VIDEO:</w:t>
-            </w:r>
-          </w:p>
-          <w:p>
-            <w:pPr>
-              <w:spacing w:after="20" w:before="0"/>
-            </w:pPr>
-            <w:hyperlink w:history="1" r:id="rIdp_ddej3mcn4-bwzl1a84k">
-              <w:r>
-                <w:rPr>
-                  <w:rFonts w:ascii="Arial" w:cs="Arial" w:eastAsia="Arial" w:hAnsi="Arial"/>
-                  <w:color w:val="2E75B6"/>
-                  <w:sz w:val="16"/>
-                  <w:szCs w:val="16"/>
-                  <w:u w:val="single" w:color="2E75B6"/>
-                </w:rPr>
-                <w:t xml:space="preserve">Enzymes</w:t>
-              </w:r>
-            </w:hyperlink>
-          </w:p>
-          <w:p>
-            <w:pPr>
-              <w:spacing w:after="10" w:before="0"/>
-              <w:ind w:left="120"/>
-            </w:pPr>
-            <w:r>
-              <w:rPr>
-                <w:rFonts w:ascii="Arial" w:cs="Arial" w:eastAsia="Arial" w:hAnsi="Arial"/>
-                <w:color w:val="595959"/>
-                <w:sz w:val="14"/>
-                <w:szCs w:val="14"/>
-              </w:rPr>
-              <w:t xml:space="preserve">Source: Khan Academy (English - US curriculum)</w:t>
-            </w:r>
-          </w:p>
-          <w:p>
-            <w:pPr>
-              <w:spacing w:after="10" w:before="0"/>
-              <w:ind w:left="120"/>
-            </w:pPr>
-            <w:hyperlink w:history="1" r:id="rIdyra9b-z67io4wyowwawkq">
+            <w:hyperlink w:history="1" r:id="rIdqoi4ymlf3l65lut8uf8z7">
               <w:r>
                 <w:rPr>
                   <w:rFonts w:ascii="Arial" w:cs="Arial" w:eastAsia="Arial" w:hAnsi="Arial"/>
@@ -21432,14 +21404,241 @@
                 <w:sz w:val="16"/>
                 <w:szCs w:val="16"/>
               </w:rPr>
-              <w:t xml:space="preserve">📖 HTML:</w:t>
+              <w:t xml:space="preserve">📖 READING:</w:t>
             </w:r>
           </w:p>
           <w:p>
             <w:pPr>
               <w:spacing w:after="20" w:before="0"/>
             </w:pPr>
-            <w:hyperlink w:history="1" r:id="rId3geouelrv8wpl-gdgemzv">
+            <w:r>
+              <w:rPr>
+                <w:rFonts w:ascii="Arial" w:cs="Arial" w:eastAsia="Arial" w:hAnsi="Arial"/>
+                <w:i/>
+                <w:iCs/>
+                <w:color w:val="595959"/>
+                <w:sz w:val="16"/>
+                <w:szCs w:val="16"/>
+              </w:rPr>
+              <w:t xml:space="preserve">No closely matching reading in the ARES library for this activity.</w:t>
+            </w:r>
+          </w:p>
+          <w:p>
+            <w:pPr>
+              <w:spacing w:after="10" w:before="0"/>
+              <w:ind w:left="120"/>
+            </w:pPr>
+            <w:hyperlink w:history="1" r:id="rIdlhjxjqgtzahf5kt8fzn8s">
+              <w:r>
+                <w:rPr>
+                  <w:rFonts w:ascii="Arial" w:cs="Arial" w:eastAsia="Arial" w:hAnsi="Arial"/>
+                  <w:color w:val="595959"/>
+                  <w:sz w:val="14"/>
+                  <w:szCs w:val="14"/>
+                  <w:u w:val="single" w:color="595959"/>
+                </w:rPr>
+                <w:t xml:space="preserve">🔍 Search ARES for readings</w:t>
+              </w:r>
+            </w:hyperlink>
+          </w:p>
+          <w:p>
+            <w:pPr>
+              <w:spacing w:after="10" w:before="0"/>
+              <w:ind w:left="120"/>
+            </w:pPr>
+            <w:r>
+              <w:rPr>
+                <w:rFonts w:ascii="Arial" w:cs="Arial" w:eastAsia="Arial" w:hAnsi="Arial"/>
+                <w:color w:val="595959"/>
+                <w:sz w:val="14"/>
+                <w:szCs w:val="14"/>
+              </w:rPr>
+              <w:t xml:space="preserve">Search terms: microorganisms mould growth food</w:t>
+            </w:r>
+          </w:p>
+        </w:tc>
+        <w:tc>
+          <w:tcPr>
+            <w:tcW w:type="dxa" w:w="3040"/>
+            <w:shd w:fill="FFFFFF" w:color="auto" w:val="clear"/>
+            <w:tcMar>
+              <w:top w:type="dxa" w:w="60"/>
+              <w:left w:type="dxa" w:w="120"/>
+              <w:bottom w:type="dxa" w:w="60"/>
+              <w:right w:type="dxa" w:w="120"/>
+            </w:tcMar>
+            <w:vAlign w:val="top"/>
+          </w:tcPr>
+          <w:p>
+            <w:pPr>
+              <w:spacing w:after="40" w:before="0"/>
+              <w:jc w:val="left"/>
+            </w:pPr>
+            <w:r>
+              <w:rPr>
+                <w:rFonts w:ascii="Arial" w:cs="Arial" w:eastAsia="Arial" w:hAnsi="Arial"/>
+                <w:b w:val="false"/>
+                <w:bCs w:val="false"/>
+                <w:i w:val="false"/>
+                <w:iCs w:val="false"/>
+                <w:color w:val="000000"/>
+                <w:sz w:val="18"/>
+                <w:szCs w:val="18"/>
+              </w:rPr>
+              <w:t xml:space="preserve">In the final 6 minutes of the lesson, students return to the class Driving Question Board which has been building since Lesson 1. Each group receives two sticky notes (or writes directly on the DQB section reserved for Lesson 7). On the first sticky note they write one piece of new evidence their investigation added to answering the driving question: We now know that ___. On the second sticky note they write one new sub-question their investigation raised: We still wonder ___. Possible new evidence notes include: mould grows fastest on warm moist uncovered food; dry substrates resist mould better; covering food slows but may not completely stop mould growth. Possible new sub-questions include: Does refrigeration stop mould completely or just slow it down? Can the same mould that grows on ugali make a person sick? Why are some moulds green and others black — are they different species? The teacher reads several notes aloud and places them on the DQB, explicitly marking which original Lesson 1 predictions have now been confirmed, which have been revised and which remain open. Teacher highlights the progression: in Lesson 1 students predicted the patches came from the air — Lesson 3 confirmed airborne spore transmission — and now Lesson 7 shows what conditions allowed those spores to germinate and grow. The driving question banner is visible and teacher points to it: Why did the ugali and chapati grow fuzzy patches overnight? You now have experimental evidence for the overnight part — warm, moist, uncovered, perfect conditions.</w:t>
+            </w:r>
+          </w:p>
+        </w:tc>
+        <w:tc>
+          <w:tcPr>
+            <w:tcW w:type="dxa" w:w="3040"/>
+            <w:shd w:fill="F2F2F2" w:color="auto" w:val="clear"/>
+            <w:tcMar>
+              <w:top w:type="dxa" w:w="60"/>
+              <w:left w:type="dxa" w:w="120"/>
+              <w:bottom w:type="dxa" w:w="60"/>
+              <w:right w:type="dxa" w:w="120"/>
+            </w:tcMar>
+            <w:vAlign w:val="top"/>
+          </w:tcPr>
+          <w:p>
+            <w:pPr>
+              <w:spacing w:after="40" w:before="0"/>
+              <w:jc w:val="left"/>
+            </w:pPr>
+            <w:r>
+              <w:rPr>
+                <w:rFonts w:ascii="Arial" w:cs="Arial" w:eastAsia="Arial" w:hAnsi="Arial"/>
+                <w:b w:val="false"/>
+                <w:bCs w:val="false"/>
+                <w:i w:val="false"/>
+                <w:iCs w:val="false"/>
+                <w:color w:val="000000"/>
+                <w:sz w:val="18"/>
+                <w:szCs w:val="18"/>
+              </w:rPr>
+              <w:t xml:space="preserve">Teacher distributes sticky notes and says: You have two minutes — two sticky notes per group. First note: one piece of evidence you generated today that helps answer our driving question. Start it with the words We now know. Second note: one question your investigation opened up. Start it with We still wonder. Go. [WAIT TIME: 2 minutes group writing.] Teacher collects notes and reads three or four aloud, placing them on the DQB. Teacher then says: Look at Lesson 1 — what did we predict back then? [Points to original predictions.] Which of those can we now confirm with evidence from our own investigation today? [WAIT TIME: 15 seconds — take two volunteers.] Teacher draws a checkmark next to confirmed predictions and a revision arrow next to those that need updating. Teacher closes the DQB segment by saying: Next lesson we will revise our models and use everything from all seven lessons to answer our driving question completely. Today you made it much easier by generating your own data. Well done.</w:t>
+            </w:r>
+          </w:p>
+        </w:tc>
+        <w:tc>
+          <w:tcPr>
+            <w:tcW w:type="dxa" w:w="3040"/>
+            <w:shd w:fill="FFFFFF" w:color="auto" w:val="clear"/>
+            <w:tcMar>
+              <w:top w:type="dxa" w:w="60"/>
+              <w:left w:type="dxa" w:w="120"/>
+              <w:bottom w:type="dxa" w:w="60"/>
+              <w:right w:type="dxa" w:w="120"/>
+            </w:tcMar>
+            <w:vAlign w:val="top"/>
+          </w:tcPr>
+          <w:p>
+            <w:pPr>
+              <w:spacing w:after="40" w:before="0"/>
+              <w:jc w:val="left"/>
+            </w:pPr>
+            <w:r>
+              <w:rPr>
+                <w:rFonts w:ascii="Arial" w:cs="Arial" w:eastAsia="Arial" w:hAnsi="Arial"/>
+                <w:b w:val="false"/>
+                <w:bCs w:val="false"/>
+                <w:i w:val="false"/>
+                <w:iCs w:val="false"/>
+                <w:color w:val="000000"/>
+                <w:sz w:val="18"/>
+                <w:szCs w:val="18"/>
+              </w:rPr>
+              <w:t xml:space="preserve">The sticky-note DQB update ritual maintains the coherence of the eight-lesson storyline by visually marking epistemic progress — students see that their own experimental data has moved the class from wondering to knowing. The distinction between confirmed predictions and revised ones models scientific self-correction and intellectual honesty. Surfacing remaining open questions sustains curiosity and motivates genuine engagement with Lesson 8.</w:t>
+            </w:r>
+          </w:p>
+        </w:tc>
+        <w:tc>
+          <w:tcPr>
+            <w:tcW w:type="dxa" w:w="3040"/>
+            <w:shd w:fill="F2F2F2" w:color="auto" w:val="clear"/>
+            <w:tcMar>
+              <w:top w:type="dxa" w:w="60"/>
+              <w:left w:type="dxa" w:w="120"/>
+              <w:bottom w:type="dxa" w:w="60"/>
+              <w:right w:type="dxa" w:w="120"/>
+            </w:tcMar>
+            <w:vAlign w:val="top"/>
+          </w:tcPr>
+          <w:p>
+            <w:pPr>
+              <w:spacing w:after="40" w:before="0"/>
+              <w:jc w:val="left"/>
+            </w:pPr>
+            <w:r>
+              <w:rPr>
+                <w:rFonts w:ascii="Arial" w:cs="Arial" w:eastAsia="Arial" w:hAnsi="Arial"/>
+                <w:b w:val="false"/>
+                <w:bCs w:val="false"/>
+                <w:i w:val="false"/>
+                <w:iCs w:val="false"/>
+                <w:color w:val="000000"/>
+                <w:sz w:val="18"/>
+                <w:szCs w:val="18"/>
+              </w:rPr>
+              <w:t xml:space="preserve">Teacher reads all sticky notes before the next lesson to identify conceptual gaps. High-quality We now know notes will reference specific variables and link to mechanisms. Low-quality notes will be vague (mould needs food). We still wonder notes that show transfer thinking — such as wondering whether refrigeration fully stops growth or whether mould toxins remain after the mould is removed — indicate higher-order readiness for the Lesson 8 model building task.</w:t>
+            </w:r>
+          </w:p>
+        </w:tc>
+      </w:tr>
+      <w:tr>
+        <w:tc>
+          <w:tcPr>
+            <w:tcW w:type="dxa" w:w="1520"/>
+            <w:shd w:fill="D5E8F0" w:color="auto" w:val="clear"/>
+            <w:tcMar>
+              <w:top w:type="dxa" w:w="60"/>
+              <w:left w:type="dxa" w:w="120"/>
+              <w:bottom w:type="dxa" w:w="60"/>
+              <w:right w:type="dxa" w:w="120"/>
+            </w:tcMar>
+            <w:vAlign w:val="top"/>
+          </w:tcPr>
+          <w:p>
+            <w:pPr>
+              <w:spacing w:after="40" w:before="0"/>
+              <w:jc w:val="left"/>
+            </w:pPr>
+            <w:r>
+              <w:rPr>
+                <w:rFonts w:ascii="Arial" w:cs="Arial" w:eastAsia="Arial" w:hAnsi="Arial"/>
+                <w:b/>
+                <w:bCs/>
+                <w:i w:val="false"/>
+                <w:iCs w:val="false"/>
+                <w:color w:val="000000"/>
+                <w:sz w:val="18"/>
+                <w:szCs w:val="18"/>
+              </w:rPr>
+              <w:t xml:space="preserve">Model Building Phase</w:t>
+            </w:r>
+          </w:p>
+          <w:p>
+            <w:pPr>
+              <w:spacing w:after="20" w:before="0"/>
+            </w:pPr>
+            <w:r>
+              <w:rPr>
+                <w:rFonts w:ascii="Arial" w:cs="Arial" w:eastAsia="Arial" w:hAnsi="Arial"/>
+                <w:b/>
+                <w:bCs/>
+                <w:color w:val="1F3864"/>
+                <w:sz w:val="16"/>
+                <w:szCs w:val="16"/>
+              </w:rPr>
+              <w:t xml:space="preserve">📹 VIDEO:</w:t>
+            </w:r>
+          </w:p>
+          <w:p>
+            <w:pPr>
+              <w:spacing w:after="20" w:before="0"/>
+            </w:pPr>
+            <w:hyperlink w:history="1" r:id="rIdih8c3umclchl6gh-dv6gc">
               <w:r>
                 <w:rPr>
                   <w:rFonts w:ascii="Arial" w:cs="Arial" w:eastAsia="Arial" w:hAnsi="Arial"/>
@@ -21448,7 +21647,7 @@
                   <w:szCs w:val="16"/>
                   <w:u w:val="single" w:color="2E75B6"/>
                 </w:rPr>
-                <w:t xml:space="preserve">Exponential Growth and Decay (Flexbook)</w:t>
+                <w:t xml:space="preserve">Photosynthesis in organisms</w:t>
               </w:r>
             </w:hyperlink>
           </w:p>
@@ -21464,7 +21663,7 @@
                 <w:sz w:val="14"/>
                 <w:szCs w:val="14"/>
               </w:rPr>
-              <w:t xml:space="preserve">Source: CK-12</w:t>
+              <w:t xml:space="preserve">Source: Khan Academy (English - US curriculum)</w:t>
             </w:r>
           </w:p>
           <w:p>
@@ -21472,235 +21671,7 @@
               <w:spacing w:after="10" w:before="0"/>
               <w:ind w:left="120"/>
             </w:pPr>
-            <w:hyperlink w:history="1" r:id="rIdv1clfnnoefjfyshcuz-bh">
-              <w:r>
-                <w:rPr>
-                  <w:rFonts w:ascii="Arial" w:cs="Arial" w:eastAsia="Arial" w:hAnsi="Arial"/>
-                  <w:color w:val="595959"/>
-                  <w:sz w:val="14"/>
-                  <w:szCs w:val="14"/>
-                  <w:u w:val="single" w:color="595959"/>
-                </w:rPr>
-                <w:t xml:space="preserve">🔍 Search ARES for similar readings</w:t>
-              </w:r>
-            </w:hyperlink>
-          </w:p>
-        </w:tc>
-        <w:tc>
-          <w:tcPr>
-            <w:tcW w:type="dxa" w:w="3040"/>
-            <w:shd w:fill="FFFFFF" w:color="auto" w:val="clear"/>
-            <w:tcMar>
-              <w:top w:type="dxa" w:w="60"/>
-              <w:left w:type="dxa" w:w="120"/>
-              <w:bottom w:type="dxa" w:w="60"/>
-              <w:right w:type="dxa" w:w="120"/>
-            </w:tcMar>
-            <w:vAlign w:val="top"/>
-          </w:tcPr>
-          <w:p>
-            <w:pPr>
-              <w:spacing w:after="40" w:before="0"/>
-              <w:jc w:val="left"/>
-            </w:pPr>
-            <w:r>
-              <w:rPr>
-                <w:rFonts w:ascii="Arial" w:cs="Arial" w:eastAsia="Arial" w:hAnsi="Arial"/>
-                <w:b w:val="false"/>
-                <w:bCs w:val="false"/>
-                <w:i w:val="false"/>
-                <w:iCs w:val="false"/>
-                <w:color w:val="000000"/>
-                <w:sz w:val="18"/>
-                <w:szCs w:val="18"/>
-              </w:rPr>
-              <w:t xml:space="preserve">In the final 6 minutes of the lesson, students return to the class Driving Question Board which has been building since Lesson 1. Each group receives two sticky notes (or writes directly on the DQB section reserved for Lesson 7). On the first sticky note they write one piece of new evidence their investigation added to answering the driving question: We now know that ___. On the second sticky note they write one new sub-question their investigation raised: We still wonder ___. Possible new evidence notes include: mould grows fastest on warm moist uncovered food; dry substrates resist mould better; covering food slows but may not completely stop mould growth. Possible new sub-questions include: Does refrigeration stop mould completely or just slow it down? Can the same mould that grows on ugali make a person sick? Why are some moulds green and others black — are they different species? The teacher reads several notes aloud and places them on the DQB, explicitly marking which original Lesson 1 predictions have now been confirmed, which have been revised and which remain open. Teacher highlights the progression: in Lesson 1 students predicted the patches came from the air — Lesson 3 confirmed airborne spore transmission — and now Lesson 7 shows what conditions allowed those spores to germinate and grow. The driving question banner is visible and teacher points to it: Why did the ugali and chapati grow fuzzy patches overnight? You now have experimental evidence for the overnight part — warm, moist, uncovered, perfect conditions.</w:t>
-            </w:r>
-          </w:p>
-        </w:tc>
-        <w:tc>
-          <w:tcPr>
-            <w:tcW w:type="dxa" w:w="3040"/>
-            <w:shd w:fill="F2F2F2" w:color="auto" w:val="clear"/>
-            <w:tcMar>
-              <w:top w:type="dxa" w:w="60"/>
-              <w:left w:type="dxa" w:w="120"/>
-              <w:bottom w:type="dxa" w:w="60"/>
-              <w:right w:type="dxa" w:w="120"/>
-            </w:tcMar>
-            <w:vAlign w:val="top"/>
-          </w:tcPr>
-          <w:p>
-            <w:pPr>
-              <w:spacing w:after="40" w:before="0"/>
-              <w:jc w:val="left"/>
-            </w:pPr>
-            <w:r>
-              <w:rPr>
-                <w:rFonts w:ascii="Arial" w:cs="Arial" w:eastAsia="Arial" w:hAnsi="Arial"/>
-                <w:b w:val="false"/>
-                <w:bCs w:val="false"/>
-                <w:i w:val="false"/>
-                <w:iCs w:val="false"/>
-                <w:color w:val="000000"/>
-                <w:sz w:val="18"/>
-                <w:szCs w:val="18"/>
-              </w:rPr>
-              <w:t xml:space="preserve">Teacher distributes sticky notes and says: You have two minutes — two sticky notes per group. First note: one piece of evidence you generated today that helps answer our driving question. Start it with the words We now know. Second note: one question your investigation opened up. Start it with We still wonder. Go. [WAIT TIME: 2 minutes group writing.] Teacher collects notes and reads three or four aloud, placing them on the DQB. Teacher then says: Look at Lesson 1 — what did we predict back then? [Points to original predictions.] Which of those can we now confirm with evidence from our own investigation today? [WAIT TIME: 15 seconds — take two volunteers.] Teacher draws a checkmark next to confirmed predictions and a revision arrow next to those that need updating. Teacher closes the DQB segment by saying: Next lesson we will revise our models and use everything from all seven lessons to answer our driving question completely. Today you made it much easier by generating your own data. Well done.</w:t>
-            </w:r>
-          </w:p>
-        </w:tc>
-        <w:tc>
-          <w:tcPr>
-            <w:tcW w:type="dxa" w:w="3040"/>
-            <w:shd w:fill="FFFFFF" w:color="auto" w:val="clear"/>
-            <w:tcMar>
-              <w:top w:type="dxa" w:w="60"/>
-              <w:left w:type="dxa" w:w="120"/>
-              <w:bottom w:type="dxa" w:w="60"/>
-              <w:right w:type="dxa" w:w="120"/>
-            </w:tcMar>
-            <w:vAlign w:val="top"/>
-          </w:tcPr>
-          <w:p>
-            <w:pPr>
-              <w:spacing w:after="40" w:before="0"/>
-              <w:jc w:val="left"/>
-            </w:pPr>
-            <w:r>
-              <w:rPr>
-                <w:rFonts w:ascii="Arial" w:cs="Arial" w:eastAsia="Arial" w:hAnsi="Arial"/>
-                <w:b w:val="false"/>
-                <w:bCs w:val="false"/>
-                <w:i w:val="false"/>
-                <w:iCs w:val="false"/>
-                <w:color w:val="000000"/>
-                <w:sz w:val="18"/>
-                <w:szCs w:val="18"/>
-              </w:rPr>
-              <w:t xml:space="preserve">The sticky-note DQB update ritual maintains the coherence of the eight-lesson storyline by visually marking epistemic progress — students see that their own experimental data has moved the class from wondering to knowing. The distinction between confirmed predictions and revised ones models scientific self-correction and intellectual honesty. Surfacing remaining open questions sustains curiosity and motivates genuine engagement with Lesson 8.</w:t>
-            </w:r>
-          </w:p>
-        </w:tc>
-        <w:tc>
-          <w:tcPr>
-            <w:tcW w:type="dxa" w:w="3040"/>
-            <w:shd w:fill="F2F2F2" w:color="auto" w:val="clear"/>
-            <w:tcMar>
-              <w:top w:type="dxa" w:w="60"/>
-              <w:left w:type="dxa" w:w="120"/>
-              <w:bottom w:type="dxa" w:w="60"/>
-              <w:right w:type="dxa" w:w="120"/>
-            </w:tcMar>
-            <w:vAlign w:val="top"/>
-          </w:tcPr>
-          <w:p>
-            <w:pPr>
-              <w:spacing w:after="40" w:before="0"/>
-              <w:jc w:val="left"/>
-            </w:pPr>
-            <w:r>
-              <w:rPr>
-                <w:rFonts w:ascii="Arial" w:cs="Arial" w:eastAsia="Arial" w:hAnsi="Arial"/>
-                <w:b w:val="false"/>
-                <w:bCs w:val="false"/>
-                <w:i w:val="false"/>
-                <w:iCs w:val="false"/>
-                <w:color w:val="000000"/>
-                <w:sz w:val="18"/>
-                <w:szCs w:val="18"/>
-              </w:rPr>
-              <w:t xml:space="preserve">Teacher reads all sticky notes before the next lesson to identify conceptual gaps. High-quality We now know notes will reference specific variables and link to mechanisms. Low-quality notes will be vague (mould needs food). We still wonder notes that show transfer thinking — such as wondering whether refrigeration fully stops growth or whether mould toxins remain after the mould is removed — indicate higher-order readiness for the Lesson 8 model building task.</w:t>
-            </w:r>
-          </w:p>
-        </w:tc>
-      </w:tr>
-      <w:tr>
-        <w:tc>
-          <w:tcPr>
-            <w:tcW w:type="dxa" w:w="1520"/>
-            <w:shd w:fill="D5E8F0" w:color="auto" w:val="clear"/>
-            <w:tcMar>
-              <w:top w:type="dxa" w:w="60"/>
-              <w:left w:type="dxa" w:w="120"/>
-              <w:bottom w:type="dxa" w:w="60"/>
-              <w:right w:type="dxa" w:w="120"/>
-            </w:tcMar>
-            <w:vAlign w:val="top"/>
-          </w:tcPr>
-          <w:p>
-            <w:pPr>
-              <w:spacing w:after="40" w:before="0"/>
-              <w:jc w:val="left"/>
-            </w:pPr>
-            <w:r>
-              <w:rPr>
-                <w:rFonts w:ascii="Arial" w:cs="Arial" w:eastAsia="Arial" w:hAnsi="Arial"/>
-                <w:b/>
-                <w:bCs/>
-                <w:i w:val="false"/>
-                <w:iCs w:val="false"/>
-                <w:color w:val="000000"/>
-                <w:sz w:val="18"/>
-                <w:szCs w:val="18"/>
-              </w:rPr>
-              <w:t xml:space="preserve">Model Building Phase</w:t>
-            </w:r>
-          </w:p>
-          <w:p>
-            <w:pPr>
-              <w:spacing w:after="20" w:before="0"/>
-            </w:pPr>
-            <w:r>
-              <w:rPr>
-                <w:rFonts w:ascii="Arial" w:cs="Arial" w:eastAsia="Arial" w:hAnsi="Arial"/>
-                <w:b/>
-                <w:bCs/>
-                <w:color w:val="1F3864"/>
-                <w:sz w:val="16"/>
-                <w:szCs w:val="16"/>
-              </w:rPr>
-              <w:t xml:space="preserve">📹 VIDEO:</w:t>
-            </w:r>
-          </w:p>
-          <w:p>
-            <w:pPr>
-              <w:spacing w:after="20" w:before="0"/>
-            </w:pPr>
-            <w:hyperlink w:history="1" r:id="rIdqvusqmwrpmk07ly631qr0">
-              <w:r>
-                <w:rPr>
-                  <w:rFonts w:ascii="Arial" w:cs="Arial" w:eastAsia="Arial" w:hAnsi="Arial"/>
-                  <w:color w:val="2E75B6"/>
-                  <w:sz w:val="16"/>
-                  <w:szCs w:val="16"/>
-                  <w:u w:val="single" w:color="2E75B6"/>
-                </w:rPr>
-                <w:t xml:space="preserve">Enzymes</w:t>
-              </w:r>
-            </w:hyperlink>
-          </w:p>
-          <w:p>
-            <w:pPr>
-              <w:spacing w:after="10" w:before="0"/>
-              <w:ind w:left="120"/>
-            </w:pPr>
-            <w:r>
-              <w:rPr>
-                <w:rFonts w:ascii="Arial" w:cs="Arial" w:eastAsia="Arial" w:hAnsi="Arial"/>
-                <w:color w:val="595959"/>
-                <w:sz w:val="14"/>
-                <w:szCs w:val="14"/>
-              </w:rPr>
-              <w:t xml:space="preserve">Source: Khan Academy (English - US curriculum)</w:t>
-            </w:r>
-          </w:p>
-          <w:p>
-            <w:pPr>
-              <w:spacing w:after="10" w:before="0"/>
-              <w:ind w:left="120"/>
-            </w:pPr>
-            <w:hyperlink w:history="1" r:id="rIdurp7k8_cjmbtuzbfuuxhi">
+            <w:hyperlink w:history="1" r:id="rIdgiybv1t2dxetll-5nho2n">
               <w:r>
                 <w:rPr>
                   <w:rFonts w:ascii="Arial" w:cs="Arial" w:eastAsia="Arial" w:hAnsi="Arial"/>
@@ -21738,47 +21709,31 @@
                 <w:sz w:val="16"/>
                 <w:szCs w:val="16"/>
               </w:rPr>
-              <w:t xml:space="preserve">📖 HTML:</w:t>
+              <w:t xml:space="preserve">📖 READING:</w:t>
             </w:r>
           </w:p>
           <w:p>
             <w:pPr>
               <w:spacing w:after="20" w:before="0"/>
             </w:pPr>
-            <w:hyperlink w:history="1" r:id="rIdvkmy0fdpoup4jiecjwip3">
-              <w:r>
-                <w:rPr>
-                  <w:rFonts w:ascii="Arial" w:cs="Arial" w:eastAsia="Arial" w:hAnsi="Arial"/>
-                  <w:color w:val="2E75B6"/>
-                  <w:sz w:val="16"/>
-                  <w:szCs w:val="16"/>
-                  <w:u w:val="single" w:color="2E75B6"/>
-                </w:rPr>
-                <w:t xml:space="preserve">Exponential Growth and Decay (Flexbook)</w:t>
-              </w:r>
-            </w:hyperlink>
+            <w:r>
+              <w:rPr>
+                <w:rFonts w:ascii="Arial" w:cs="Arial" w:eastAsia="Arial" w:hAnsi="Arial"/>
+                <w:i/>
+                <w:iCs/>
+                <w:color w:val="595959"/>
+                <w:sz w:val="16"/>
+                <w:szCs w:val="16"/>
+              </w:rPr>
+              <w:t xml:space="preserve">No closely matching reading in the ARES library for this activity.</w:t>
+            </w:r>
           </w:p>
           <w:p>
             <w:pPr>
               <w:spacing w:after="10" w:before="0"/>
               <w:ind w:left="120"/>
             </w:pPr>
-            <w:r>
-              <w:rPr>
-                <w:rFonts w:ascii="Arial" w:cs="Arial" w:eastAsia="Arial" w:hAnsi="Arial"/>
-                <w:color w:val="595959"/>
-                <w:sz w:val="14"/>
-                <w:szCs w:val="14"/>
-              </w:rPr>
-              <w:t xml:space="preserve">Source: CK-12</w:t>
-            </w:r>
-          </w:p>
-          <w:p>
-            <w:pPr>
-              <w:spacing w:after="10" w:before="0"/>
-              <w:ind w:left="120"/>
-            </w:pPr>
-            <w:hyperlink w:history="1" r:id="rIds7hpfdrvfudfite3j7sxf">
+            <w:hyperlink w:history="1" r:id="rIdszkbknrqh8sihathqt1tr">
               <w:r>
                 <w:rPr>
                   <w:rFonts w:ascii="Arial" w:cs="Arial" w:eastAsia="Arial" w:hAnsi="Arial"/>
@@ -21787,9 +21742,24 @@
                   <w:szCs w:val="14"/>
                   <w:u w:val="single" w:color="595959"/>
                 </w:rPr>
-                <w:t xml:space="preserve">🔍 Search ARES for similar readings</w:t>
+                <w:t xml:space="preserve">🔍 Search ARES for readings</w:t>
               </w:r>
             </w:hyperlink>
+          </w:p>
+          <w:p>
+            <w:pPr>
+              <w:spacing w:after="10" w:before="0"/>
+              <w:ind w:left="120"/>
+            </w:pPr>
+            <w:r>
+              <w:rPr>
+                <w:rFonts w:ascii="Arial" w:cs="Arial" w:eastAsia="Arial" w:hAnsi="Arial"/>
+                <w:color w:val="595959"/>
+                <w:sz w:val="14"/>
+                <w:szCs w:val="14"/>
+              </w:rPr>
+              <w:t xml:space="preserve">Search terms: microorganisms mould growth food</w:t>
+            </w:r>
           </w:p>
         </w:tc>
         <w:tc>
@@ -23265,7 +23235,7 @@
             <w:pPr>
               <w:spacing w:after="20" w:before="0"/>
             </w:pPr>
-            <w:hyperlink w:history="1" r:id="rId2lm8orck9_rxwzoj_fsav">
+            <w:hyperlink w:history="1" r:id="rIdbadkmhakunzhlazpamct0">
               <w:r>
                 <w:rPr>
                   <w:rFonts w:ascii="Arial" w:cs="Arial" w:eastAsia="Arial" w:hAnsi="Arial"/>
@@ -23274,7 +23244,7 @@
                   <w:szCs w:val="16"/>
                   <w:u w:val="single" w:color="2E75B6"/>
                 </w:rPr>
-                <w:t xml:space="preserve">Populations, communities, and ecosystems</w:t>
+                <w:t xml:space="preserve">Combating MRSA with echinacea</w:t>
               </w:r>
             </w:hyperlink>
           </w:p>
@@ -23298,7 +23268,7 @@
               <w:spacing w:after="10" w:before="0"/>
               <w:ind w:left="120"/>
             </w:pPr>
-            <w:hyperlink w:history="1" r:id="rId0k-3wqsrk9zz88wbmqe_j">
+            <w:hyperlink w:history="1" r:id="rIdybz2jogvx_gs-iql5vzdy">
               <w:r>
                 <w:rPr>
                   <w:rFonts w:ascii="Arial" w:cs="Arial" w:eastAsia="Arial" w:hAnsi="Arial"/>
@@ -23343,7 +23313,7 @@
             <w:pPr>
               <w:spacing w:after="20" w:before="0"/>
             </w:pPr>
-            <w:hyperlink w:history="1" r:id="rIdl_qg8z4ehi6jnvn9ymqhc">
+            <w:hyperlink w:history="1" r:id="rIdlnz4-0oygfxzha4cenkle">
               <w:r>
                 <w:rPr>
                   <w:rFonts w:ascii="Arial" w:cs="Arial" w:eastAsia="Arial" w:hAnsi="Arial"/>
@@ -23376,7 +23346,7 @@
               <w:spacing w:after="10" w:before="0"/>
               <w:ind w:left="120"/>
             </w:pPr>
-            <w:hyperlink w:history="1" r:id="rIduwnbyfkctlpze2hu3_ask">
+            <w:hyperlink w:history="1" r:id="rIdvnpkvcg5c0ix4juxmuhzd">
               <w:r>
                 <w:rPr>
                   <w:rFonts w:ascii="Arial" w:cs="Arial" w:eastAsia="Arial" w:hAnsi="Arial"/>
@@ -23571,7 +23541,7 @@
             <w:pPr>
               <w:spacing w:after="20" w:before="0"/>
             </w:pPr>
-            <w:hyperlink w:history="1" r:id="rIduhjma7webwlcqy2p9b-ar">
+            <w:hyperlink w:history="1" r:id="rIdcdckjwdc78s9kxdzbi3vw">
               <w:r>
                 <w:rPr>
                   <w:rFonts w:ascii="Arial" w:cs="Arial" w:eastAsia="Arial" w:hAnsi="Arial"/>
@@ -23580,7 +23550,7 @@
                   <w:szCs w:val="16"/>
                   <w:u w:val="single" w:color="2E75B6"/>
                 </w:rPr>
-                <w:t xml:space="preserve">Populations, communities, and ecosystems</w:t>
+                <w:t xml:space="preserve">Combating MRSA with echinacea</w:t>
               </w:r>
             </w:hyperlink>
           </w:p>
@@ -23604,7 +23574,7 @@
               <w:spacing w:after="10" w:before="0"/>
               <w:ind w:left="120"/>
             </w:pPr>
-            <w:hyperlink w:history="1" r:id="rIdqhavpwq6xsqwtgmjnud6g">
+            <w:hyperlink w:history="1" r:id="rIdygfb10vkdyamecxk5yaph">
               <w:r>
                 <w:rPr>
                   <w:rFonts w:ascii="Arial" w:cs="Arial" w:eastAsia="Arial" w:hAnsi="Arial"/>
@@ -23642,14 +23612,14 @@
                 <w:sz w:val="16"/>
                 <w:szCs w:val="16"/>
               </w:rPr>
-              <w:t xml:space="preserve">📖 HTML:</w:t>
+              <w:t xml:space="preserve">📖 EXERCISE:</w:t>
             </w:r>
           </w:p>
           <w:p>
             <w:pPr>
               <w:spacing w:after="20" w:before="0"/>
             </w:pPr>
-            <w:hyperlink w:history="1" r:id="rIdb7o5y9mxzm7n_lf6sewa-">
+            <w:hyperlink w:history="1" r:id="rIdtjyrl9pbxwwsdzcdmxjzu">
               <w:r>
                 <w:rPr>
                   <w:rFonts w:ascii="Arial" w:cs="Arial" w:eastAsia="Arial" w:hAnsi="Arial"/>
@@ -23658,7 +23628,7 @@
                   <w:szCs w:val="16"/>
                   <w:u w:val="single" w:color="2E75B6"/>
                 </w:rPr>
-                <w:t xml:space="preserve">Fungi (Flexbook)</w:t>
+                <w:t xml:space="preserve">Fungi Practice</w:t>
               </w:r>
             </w:hyperlink>
           </w:p>
@@ -23682,7 +23652,7 @@
               <w:spacing w:after="10" w:before="0"/>
               <w:ind w:left="120"/>
             </w:pPr>
-            <w:hyperlink w:history="1" r:id="rIdysw_abzve39ne1anu7bqu">
+            <w:hyperlink w:history="1" r:id="rIdhcsgjsufvqrwc-ndg403k">
               <w:r>
                 <w:rPr>
                   <w:rFonts w:ascii="Arial" w:cs="Arial" w:eastAsia="Arial" w:hAnsi="Arial"/>
@@ -23877,7 +23847,7 @@
             <w:pPr>
               <w:spacing w:after="20" w:before="0"/>
             </w:pPr>
-            <w:hyperlink w:history="1" r:id="rIdnlonz3uuhk_wm4sqytre-">
+            <w:hyperlink w:history="1" r:id="rIdj-7c8owxkpqaqiwzfwk6u">
               <w:r>
                 <w:rPr>
                   <w:rFonts w:ascii="Arial" w:cs="Arial" w:eastAsia="Arial" w:hAnsi="Arial"/>
@@ -23886,7 +23856,7 @@
                   <w:szCs w:val="16"/>
                   <w:u w:val="single" w:color="2E75B6"/>
                 </w:rPr>
-                <w:t xml:space="preserve">Populations, communities, and ecosystems</w:t>
+                <w:t xml:space="preserve">Combating MRSA with echinacea</w:t>
               </w:r>
             </w:hyperlink>
           </w:p>
@@ -23910,7 +23880,7 @@
               <w:spacing w:after="10" w:before="0"/>
               <w:ind w:left="120"/>
             </w:pPr>
-            <w:hyperlink w:history="1" r:id="rId1ownlmaqezf1_coepqcgc">
+            <w:hyperlink w:history="1" r:id="rIdsvmeqb4btbbq6uxvecwi7">
               <w:r>
                 <w:rPr>
                   <w:rFonts w:ascii="Arial" w:cs="Arial" w:eastAsia="Arial" w:hAnsi="Arial"/>
@@ -23955,7 +23925,7 @@
             <w:pPr>
               <w:spacing w:after="20" w:before="0"/>
             </w:pPr>
-            <w:hyperlink w:history="1" r:id="rIdpuxvwxilicupfnuudp8rc">
+            <w:hyperlink w:history="1" r:id="rId25kkabbens4ik5qmlobiq">
               <w:r>
                 <w:rPr>
                   <w:rFonts w:ascii="Arial" w:cs="Arial" w:eastAsia="Arial" w:hAnsi="Arial"/>
@@ -23964,7 +23934,7 @@
                   <w:szCs w:val="16"/>
                   <w:u w:val="single" w:color="2E75B6"/>
                 </w:rPr>
-                <w:t xml:space="preserve">Fungi (Flexbook)</w:t>
+                <w:t xml:space="preserve">How Fungi Eat (Flexbook)</w:t>
               </w:r>
             </w:hyperlink>
           </w:p>
@@ -23988,7 +23958,7 @@
               <w:spacing w:after="10" w:before="0"/>
               <w:ind w:left="120"/>
             </w:pPr>
-            <w:hyperlink w:history="1" r:id="rIdecewntpoa4kz6j22gelmx">
+            <w:hyperlink w:history="1" r:id="rIdotfrl6gcqorvm0dt4ogwe">
               <w:r>
                 <w:rPr>
                   <w:rFonts w:ascii="Arial" w:cs="Arial" w:eastAsia="Arial" w:hAnsi="Arial"/>
@@ -24183,7 +24153,7 @@
             <w:pPr>
               <w:spacing w:after="20" w:before="0"/>
             </w:pPr>
-            <w:hyperlink w:history="1" r:id="rId16okuu8lt0db0gyiyw4rd">
+            <w:hyperlink w:history="1" r:id="rIdzunzctduo0e0hgqr1o0np">
               <w:r>
                 <w:rPr>
                   <w:rFonts w:ascii="Arial" w:cs="Arial" w:eastAsia="Arial" w:hAnsi="Arial"/>
@@ -24192,7 +24162,7 @@
                   <w:szCs w:val="16"/>
                   <w:u w:val="single" w:color="2E75B6"/>
                 </w:rPr>
-                <w:t xml:space="preserve">Populations, communities, and ecosystems</w:t>
+                <w:t xml:space="preserve">Combating MRSA with echinacea</w:t>
               </w:r>
             </w:hyperlink>
           </w:p>
@@ -24216,7 +24186,7 @@
               <w:spacing w:after="10" w:before="0"/>
               <w:ind w:left="120"/>
             </w:pPr>
-            <w:hyperlink w:history="1" r:id="rIdfhx4udmtcd-ibam5fqxya">
+            <w:hyperlink w:history="1" r:id="rIdndxvtco31qwo7gq38brgi">
               <w:r>
                 <w:rPr>
                   <w:rFonts w:ascii="Arial" w:cs="Arial" w:eastAsia="Arial" w:hAnsi="Arial"/>
@@ -24254,14 +24224,14 @@
                 <w:sz w:val="16"/>
                 <w:szCs w:val="16"/>
               </w:rPr>
-              <w:t xml:space="preserve">📖 HTML:</w:t>
+              <w:t xml:space="preserve">📖 EXERCISE:</w:t>
             </w:r>
           </w:p>
           <w:p>
             <w:pPr>
               <w:spacing w:after="20" w:before="0"/>
             </w:pPr>
-            <w:hyperlink w:history="1" r:id="rIdbmowwov25epjcbia47l5a">
+            <w:hyperlink w:history="1" r:id="rIdbrawrk0t4tzlyctksubsg">
               <w:r>
                 <w:rPr>
                   <w:rFonts w:ascii="Arial" w:cs="Arial" w:eastAsia="Arial" w:hAnsi="Arial"/>
@@ -24270,7 +24240,7 @@
                   <w:szCs w:val="16"/>
                   <w:u w:val="single" w:color="2E75B6"/>
                 </w:rPr>
-                <w:t xml:space="preserve">Fungi (Flexbook)</w:t>
+                <w:t xml:space="preserve">Fungi Structure Practice</w:t>
               </w:r>
             </w:hyperlink>
           </w:p>
@@ -24294,7 +24264,7 @@
               <w:spacing w:after="10" w:before="0"/>
               <w:ind w:left="120"/>
             </w:pPr>
-            <w:hyperlink w:history="1" r:id="rIdagdqvuzqbnouymhq4iyz4">
+            <w:hyperlink w:history="1" r:id="rId5dgjz4ijqasnmr_k9eddo">
               <w:r>
                 <w:rPr>
                   <w:rFonts w:ascii="Arial" w:cs="Arial" w:eastAsia="Arial" w:hAnsi="Arial"/>
@@ -24489,7 +24459,7 @@
             <w:pPr>
               <w:spacing w:after="20" w:before="0"/>
             </w:pPr>
-            <w:hyperlink w:history="1" r:id="rIdkxtnpfkqgiahv-mmt3n-h">
+            <w:hyperlink w:history="1" r:id="rId2lfhgqw3mj_l0pl1fjzxh">
               <w:r>
                 <w:rPr>
                   <w:rFonts w:ascii="Arial" w:cs="Arial" w:eastAsia="Arial" w:hAnsi="Arial"/>
@@ -24498,7 +24468,7 @@
                   <w:szCs w:val="16"/>
                   <w:u w:val="single" w:color="2E75B6"/>
                 </w:rPr>
-                <w:t xml:space="preserve">Populations, communities, and ecosystems</w:t>
+                <w:t xml:space="preserve">Combating MRSA with echinacea</w:t>
               </w:r>
             </w:hyperlink>
           </w:p>
@@ -24522,7 +24492,7 @@
               <w:spacing w:after="10" w:before="0"/>
               <w:ind w:left="120"/>
             </w:pPr>
-            <w:hyperlink w:history="1" r:id="rId4juubo_vum2ywjjzpfmri">
+            <w:hyperlink w:history="1" r:id="rIdgpofp9wczicwmdtmeq9m4">
               <w:r>
                 <w:rPr>
                   <w:rFonts w:ascii="Arial" w:cs="Arial" w:eastAsia="Arial" w:hAnsi="Arial"/>
@@ -24567,7 +24537,7 @@
             <w:pPr>
               <w:spacing w:after="20" w:before="0"/>
             </w:pPr>
-            <w:hyperlink w:history="1" r:id="rIdenbpadidipp_zf3itd7n1">
+            <w:hyperlink w:history="1" r:id="rIdizrbsysz9kwunkb1p3dns">
               <w:r>
                 <w:rPr>
                   <w:rFonts w:ascii="Arial" w:cs="Arial" w:eastAsia="Arial" w:hAnsi="Arial"/>
@@ -24576,7 +24546,7 @@
                   <w:szCs w:val="16"/>
                   <w:u w:val="single" w:color="2E75B6"/>
                 </w:rPr>
-                <w:t xml:space="preserve">Fungi (Flexbook)</w:t>
+                <w:t xml:space="preserve">Fungi Reproduction (Flexbook)</w:t>
               </w:r>
             </w:hyperlink>
           </w:p>
@@ -24600,7 +24570,7 @@
               <w:spacing w:after="10" w:before="0"/>
               <w:ind w:left="120"/>
             </w:pPr>
-            <w:hyperlink w:history="1" r:id="rIdqqdiaizmv8gewlqia6imz">
+            <w:hyperlink w:history="1" r:id="rId2c1vsw-qwfftea9o8cvx6">
               <w:r>
                 <w:rPr>
                   <w:rFonts w:ascii="Arial" w:cs="Arial" w:eastAsia="Arial" w:hAnsi="Arial"/>

--- a/data/outputs/v2/General_Science/SS1.7_Microorganisms/General_Science_Microorganisms_CBE_LessonSequence.docx
+++ b/data/outputs/v2/General_Science/SS1.7_Microorganisms/General_Science_Microorganisms_CBE_LessonSequence.docx
@@ -3183,7 +3183,7 @@
               <w:spacing w:after="10" w:before="0"/>
               <w:ind w:left="120"/>
             </w:pPr>
-            <w:hyperlink w:history="1" r:id="rIdxbnfuschuh2nw_sp8lfab">
+            <w:hyperlink w:history="1" r:id="rIdzfln8pa80imveqszcmxfg">
               <w:r>
                 <w:rPr>
                   <w:rFonts w:ascii="Arial" w:cs="Arial" w:eastAsia="Arial" w:hAnsi="Arial"/>
@@ -3260,7 +3260,7 @@
               <w:spacing w:after="10" w:before="0"/>
               <w:ind w:left="120"/>
             </w:pPr>
-            <w:hyperlink w:history="1" r:id="rIdsejkdporu8_xot4jgunvm">
+            <w:hyperlink w:history="1" r:id="rIddpozgqzhl8dyvskg3gtht">
               <w:r>
                 <w:rPr>
                   <w:rFonts w:ascii="Arial" w:cs="Arial" w:eastAsia="Arial" w:hAnsi="Arial"/>
@@ -3487,7 +3487,7 @@
               <w:spacing w:after="10" w:before="0"/>
               <w:ind w:left="120"/>
             </w:pPr>
-            <w:hyperlink w:history="1" r:id="rIdiduhkzw4-vqhes-autdei">
+            <w:hyperlink w:history="1" r:id="rId8gfztircwu2c8ozudkn8h">
               <w:r>
                 <w:rPr>
                   <w:rFonts w:ascii="Arial" w:cs="Arial" w:eastAsia="Arial" w:hAnsi="Arial"/>
@@ -3564,7 +3564,7 @@
               <w:spacing w:after="10" w:before="0"/>
               <w:ind w:left="120"/>
             </w:pPr>
-            <w:hyperlink w:history="1" r:id="rId_g-elgvvyuo5_-hpcv4ej">
+            <w:hyperlink w:history="1" r:id="rIdo10miqavuh0sf1cbg4uzm">
               <w:r>
                 <w:rPr>
                   <w:rFonts w:ascii="Arial" w:cs="Arial" w:eastAsia="Arial" w:hAnsi="Arial"/>
@@ -3791,7 +3791,7 @@
               <w:spacing w:after="10" w:before="0"/>
               <w:ind w:left="120"/>
             </w:pPr>
-            <w:hyperlink w:history="1" r:id="rIduz2z7snlzplgicf2kl7q2">
+            <w:hyperlink w:history="1" r:id="rId0j19pk2rg02xb_fyxwn5z">
               <w:r>
                 <w:rPr>
                   <w:rFonts w:ascii="Arial" w:cs="Arial" w:eastAsia="Arial" w:hAnsi="Arial"/>
@@ -3868,7 +3868,7 @@
               <w:spacing w:after="10" w:before="0"/>
               <w:ind w:left="120"/>
             </w:pPr>
-            <w:hyperlink w:history="1" r:id="rIdxhvx2gbie-1zuv1gxenqc">
+            <w:hyperlink w:history="1" r:id="rIdicho0bqryiwabj9r3p4ru">
               <w:r>
                 <w:rPr>
                   <w:rFonts w:ascii="Arial" w:cs="Arial" w:eastAsia="Arial" w:hAnsi="Arial"/>
@@ -4095,7 +4095,7 @@
               <w:spacing w:after="10" w:before="0"/>
               <w:ind w:left="120"/>
             </w:pPr>
-            <w:hyperlink w:history="1" r:id="rIdcsggofxhr7_wzxn3zbmkz">
+            <w:hyperlink w:history="1" r:id="rIdpzp_gm9n-te67w39llt0t">
               <w:r>
                 <w:rPr>
                   <w:rFonts w:ascii="Arial" w:cs="Arial" w:eastAsia="Arial" w:hAnsi="Arial"/>
@@ -4172,7 +4172,7 @@
               <w:spacing w:after="10" w:before="0"/>
               <w:ind w:left="120"/>
             </w:pPr>
-            <w:hyperlink w:history="1" r:id="rIdpaeeo7vpwi3rbjlc25v1j">
+            <w:hyperlink w:history="1" r:id="rIdxx2rcr9te6rngbcovxq-e">
               <w:r>
                 <w:rPr>
                   <w:rFonts w:ascii="Arial" w:cs="Arial" w:eastAsia="Arial" w:hAnsi="Arial"/>
@@ -4399,7 +4399,7 @@
               <w:spacing w:after="10" w:before="0"/>
               <w:ind w:left="120"/>
             </w:pPr>
-            <w:hyperlink w:history="1" r:id="rIdmufbnon8v7-lwzp2hdlt1">
+            <w:hyperlink w:history="1" r:id="rIdi_q_vrdl3sgn3urqsip3v">
               <w:r>
                 <w:rPr>
                   <w:rFonts w:ascii="Arial" w:cs="Arial" w:eastAsia="Arial" w:hAnsi="Arial"/>
@@ -4476,7 +4476,7 @@
               <w:spacing w:after="10" w:before="0"/>
               <w:ind w:left="120"/>
             </w:pPr>
-            <w:hyperlink w:history="1" r:id="rIdyfeykttds8uidyljtjuub">
+            <w:hyperlink w:history="1" r:id="rIdynqsxkkbu6xeyvhk1yp7e">
               <w:r>
                 <w:rPr>
                   <w:rFonts w:ascii="Arial" w:cs="Arial" w:eastAsia="Arial" w:hAnsi="Arial"/>
@@ -5978,7 +5978,7 @@
             <w:pPr>
               <w:spacing w:after="20" w:before="0"/>
             </w:pPr>
-            <w:hyperlink w:history="1" r:id="rId-vh2fhd07nbf0uyoxu9r1">
+            <w:hyperlink w:history="1" r:id="rIdfcrrcapnmv-q0kobft3ip">
               <w:r>
                 <w:rPr>
                   <w:rFonts w:ascii="Arial" w:cs="Arial" w:eastAsia="Arial" w:hAnsi="Arial"/>
@@ -6011,7 +6011,7 @@
               <w:spacing w:after="10" w:before="0"/>
               <w:ind w:left="120"/>
             </w:pPr>
-            <w:hyperlink w:history="1" r:id="rIdxoo-hhcxzbebeuhtb-1a2">
+            <w:hyperlink w:history="1" r:id="rIdexjlvohbf6v1orqjul0ok">
               <w:r>
                 <w:rPr>
                   <w:rFonts w:ascii="Arial" w:cs="Arial" w:eastAsia="Arial" w:hAnsi="Arial"/>
@@ -6056,7 +6056,7 @@
             <w:pPr>
               <w:spacing w:after="20" w:before="0"/>
             </w:pPr>
-            <w:hyperlink w:history="1" r:id="rIdvfy8xg3wxsvfiem85-avv">
+            <w:hyperlink w:history="1" r:id="rIdjqewd2ysgquls4qzim0zf">
               <w:r>
                 <w:rPr>
                   <w:rFonts w:ascii="Arial" w:cs="Arial" w:eastAsia="Arial" w:hAnsi="Arial"/>
@@ -6089,7 +6089,7 @@
               <w:spacing w:after="10" w:before="0"/>
               <w:ind w:left="120"/>
             </w:pPr>
-            <w:hyperlink w:history="1" r:id="rIdvelbnowg6xy3w3tqp4okj">
+            <w:hyperlink w:history="1" r:id="rIdrlshanjgghjkfncuairzw">
               <w:r>
                 <w:rPr>
                   <w:rFonts w:ascii="Arial" w:cs="Arial" w:eastAsia="Arial" w:hAnsi="Arial"/>
@@ -6284,7 +6284,7 @@
             <w:pPr>
               <w:spacing w:after="20" w:before="0"/>
             </w:pPr>
-            <w:hyperlink w:history="1" r:id="rIdmvtkvncuir0ztrepx_96-">
+            <w:hyperlink w:history="1" r:id="rIdnp41oc2ynufbqtkwot7bx">
               <w:r>
                 <w:rPr>
                   <w:rFonts w:ascii="Arial" w:cs="Arial" w:eastAsia="Arial" w:hAnsi="Arial"/>
@@ -6317,7 +6317,7 @@
               <w:spacing w:after="10" w:before="0"/>
               <w:ind w:left="120"/>
             </w:pPr>
-            <w:hyperlink w:history="1" r:id="rIdb8zzmgqb6wsju3fj9csgf">
+            <w:hyperlink w:history="1" r:id="rIdhbyxcuxyk14akmlnqvoap">
               <w:r>
                 <w:rPr>
                   <w:rFonts w:ascii="Arial" w:cs="Arial" w:eastAsia="Arial" w:hAnsi="Arial"/>
@@ -6362,7 +6362,7 @@
             <w:pPr>
               <w:spacing w:after="20" w:before="0"/>
             </w:pPr>
-            <w:hyperlink w:history="1" r:id="rIdvr97vx8zfuwuptspmhgaj">
+            <w:hyperlink w:history="1" r:id="rIdsxffpo_bsg8p6tsmyjix-">
               <w:r>
                 <w:rPr>
                   <w:rFonts w:ascii="Arial" w:cs="Arial" w:eastAsia="Arial" w:hAnsi="Arial"/>
@@ -6395,7 +6395,7 @@
               <w:spacing w:after="10" w:before="0"/>
               <w:ind w:left="120"/>
             </w:pPr>
-            <w:hyperlink w:history="1" r:id="rIdbmeijsw21cm085nwxduo_">
+            <w:hyperlink w:history="1" r:id="rIdutpjygn2sksfgoni_ag5t">
               <w:r>
                 <w:rPr>
                   <w:rFonts w:ascii="Arial" w:cs="Arial" w:eastAsia="Arial" w:hAnsi="Arial"/>
@@ -6590,7 +6590,7 @@
             <w:pPr>
               <w:spacing w:after="20" w:before="0"/>
             </w:pPr>
-            <w:hyperlink w:history="1" r:id="rIdkcvx54msxuyd4fgg3ifyg">
+            <w:hyperlink w:history="1" r:id="rIdbbsjoczqhhadrjpxole19">
               <w:r>
                 <w:rPr>
                   <w:rFonts w:ascii="Arial" w:cs="Arial" w:eastAsia="Arial" w:hAnsi="Arial"/>
@@ -6623,7 +6623,7 @@
               <w:spacing w:after="10" w:before="0"/>
               <w:ind w:left="120"/>
             </w:pPr>
-            <w:hyperlink w:history="1" r:id="rIds3i-jck6j-suku4kggdq2">
+            <w:hyperlink w:history="1" r:id="rIdnnn8exo7ftl14vk1l5je6">
               <w:r>
                 <w:rPr>
                   <w:rFonts w:ascii="Arial" w:cs="Arial" w:eastAsia="Arial" w:hAnsi="Arial"/>
@@ -6668,7 +6668,7 @@
             <w:pPr>
               <w:spacing w:after="20" w:before="0"/>
             </w:pPr>
-            <w:hyperlink w:history="1" r:id="rIdazgbhc3z3wo1gcpdpmiab">
+            <w:hyperlink w:history="1" r:id="rIduqm9sloc7g37s5dcvfuml">
               <w:r>
                 <w:rPr>
                   <w:rFonts w:ascii="Arial" w:cs="Arial" w:eastAsia="Arial" w:hAnsi="Arial"/>
@@ -6701,7 +6701,7 @@
               <w:spacing w:after="10" w:before="0"/>
               <w:ind w:left="120"/>
             </w:pPr>
-            <w:hyperlink w:history="1" r:id="rIdso3owfgc6b5lc7puxhqjy">
+            <w:hyperlink w:history="1" r:id="rIdwc2qmw1kfvgn8isrkudua">
               <w:r>
                 <w:rPr>
                   <w:rFonts w:ascii="Arial" w:cs="Arial" w:eastAsia="Arial" w:hAnsi="Arial"/>
@@ -6896,7 +6896,7 @@
             <w:pPr>
               <w:spacing w:after="20" w:before="0"/>
             </w:pPr>
-            <w:hyperlink w:history="1" r:id="rIdlvoars4mpjxpsml92aq40">
+            <w:hyperlink w:history="1" r:id="rIdy_yfvjkvif40u_fqrdjex">
               <w:r>
                 <w:rPr>
                   <w:rFonts w:ascii="Arial" w:cs="Arial" w:eastAsia="Arial" w:hAnsi="Arial"/>
@@ -6929,7 +6929,7 @@
               <w:spacing w:after="10" w:before="0"/>
               <w:ind w:left="120"/>
             </w:pPr>
-            <w:hyperlink w:history="1" r:id="rIdbwrkjgxszx6d4ntd-x8k5">
+            <w:hyperlink w:history="1" r:id="rId7ogarkqydekthvdq3pwag">
               <w:r>
                 <w:rPr>
                   <w:rFonts w:ascii="Arial" w:cs="Arial" w:eastAsia="Arial" w:hAnsi="Arial"/>
@@ -6974,7 +6974,7 @@
             <w:pPr>
               <w:spacing w:after="20" w:before="0"/>
             </w:pPr>
-            <w:hyperlink w:history="1" r:id="rIdyujlyhogvlccaotzfrdyr">
+            <w:hyperlink w:history="1" r:id="rIdqtci5bnvs3vtyja9vhkpr">
               <w:r>
                 <w:rPr>
                   <w:rFonts w:ascii="Arial" w:cs="Arial" w:eastAsia="Arial" w:hAnsi="Arial"/>
@@ -7007,7 +7007,7 @@
               <w:spacing w:after="10" w:before="0"/>
               <w:ind w:left="120"/>
             </w:pPr>
-            <w:hyperlink w:history="1" r:id="rIdibr3mgto_-avtipfbr90x">
+            <w:hyperlink w:history="1" r:id="rIdf-w0h69hattmiy__vhjz-">
               <w:r>
                 <w:rPr>
                   <w:rFonts w:ascii="Arial" w:cs="Arial" w:eastAsia="Arial" w:hAnsi="Arial"/>
@@ -7202,7 +7202,7 @@
             <w:pPr>
               <w:spacing w:after="20" w:before="0"/>
             </w:pPr>
-            <w:hyperlink w:history="1" r:id="rIdvpvf0odbtds7gxeg7nhyx">
+            <w:hyperlink w:history="1" r:id="rIdshcgacf9od_enyusyv-_s">
               <w:r>
                 <w:rPr>
                   <w:rFonts w:ascii="Arial" w:cs="Arial" w:eastAsia="Arial" w:hAnsi="Arial"/>
@@ -7235,7 +7235,7 @@
               <w:spacing w:after="10" w:before="0"/>
               <w:ind w:left="120"/>
             </w:pPr>
-            <w:hyperlink w:history="1" r:id="rIdjjkt_oijc96zpiurcg0jr">
+            <w:hyperlink w:history="1" r:id="rIdwx_sm19g0xeptvh1gk9ea">
               <w:r>
                 <w:rPr>
                   <w:rFonts w:ascii="Arial" w:cs="Arial" w:eastAsia="Arial" w:hAnsi="Arial"/>
@@ -7280,7 +7280,7 @@
             <w:pPr>
               <w:spacing w:after="20" w:before="0"/>
             </w:pPr>
-            <w:hyperlink w:history="1" r:id="rIdwe-lo4gmejix8egz1mwrn">
+            <w:hyperlink w:history="1" r:id="rIdsl_ibwi515ijvjvyzfu1_">
               <w:r>
                 <w:rPr>
                   <w:rFonts w:ascii="Arial" w:cs="Arial" w:eastAsia="Arial" w:hAnsi="Arial"/>
@@ -7313,7 +7313,7 @@
               <w:spacing w:after="10" w:before="0"/>
               <w:ind w:left="120"/>
             </w:pPr>
-            <w:hyperlink w:history="1" r:id="rIdr4vyaeckseewe9jmr5moq">
+            <w:hyperlink w:history="1" r:id="rIdmbmtfumy1-iquuglkp3b7">
               <w:r>
                 <w:rPr>
                   <w:rFonts w:ascii="Arial" w:cs="Arial" w:eastAsia="Arial" w:hAnsi="Arial"/>
@@ -8800,7 +8800,7 @@
             <w:pPr>
               <w:spacing w:after="20" w:before="0"/>
             </w:pPr>
-            <w:hyperlink w:history="1" r:id="rId_ufvgrcmquzbceyjb-anc">
+            <w:hyperlink w:history="1" r:id="rIdf9c3zcq9txmpctcu0a-u4">
               <w:r>
                 <w:rPr>
                   <w:rFonts w:ascii="Arial" w:cs="Arial" w:eastAsia="Arial" w:hAnsi="Arial"/>
@@ -8833,7 +8833,7 @@
               <w:spacing w:after="10" w:before="0"/>
               <w:ind w:left="120"/>
             </w:pPr>
-            <w:hyperlink w:history="1" r:id="rIdvx8huhqo4_pqootzxrd0o">
+            <w:hyperlink w:history="1" r:id="rIdewu2a50iezapxrisjwr3x">
               <w:r>
                 <w:rPr>
                   <w:rFonts w:ascii="Arial" w:cs="Arial" w:eastAsia="Arial" w:hAnsi="Arial"/>
@@ -8878,7 +8878,7 @@
             <w:pPr>
               <w:spacing w:after="20" w:before="0"/>
             </w:pPr>
-            <w:hyperlink w:history="1" r:id="rIdmizve22p3b1tebe_h7bpz">
+            <w:hyperlink w:history="1" r:id="rIdrippm1ddengtjvugdbtww">
               <w:r>
                 <w:rPr>
                   <w:rFonts w:ascii="Arial" w:cs="Arial" w:eastAsia="Arial" w:hAnsi="Arial"/>
@@ -8911,7 +8911,7 @@
               <w:spacing w:after="10" w:before="0"/>
               <w:ind w:left="120"/>
             </w:pPr>
-            <w:hyperlink w:history="1" r:id="rIdbv5rfh37w5msjbzp6omfn">
+            <w:hyperlink w:history="1" r:id="rIdafw5xqtemfes9bqjysgs6">
               <w:r>
                 <w:rPr>
                   <w:rFonts w:ascii="Arial" w:cs="Arial" w:eastAsia="Arial" w:hAnsi="Arial"/>
@@ -9106,7 +9106,7 @@
             <w:pPr>
               <w:spacing w:after="20" w:before="0"/>
             </w:pPr>
-            <w:hyperlink w:history="1" r:id="rIdafkbgxiqjz1bv3bsub52g">
+            <w:hyperlink w:history="1" r:id="rIds_soab7o8sao-a3kncgz4">
               <w:r>
                 <w:rPr>
                   <w:rFonts w:ascii="Arial" w:cs="Arial" w:eastAsia="Arial" w:hAnsi="Arial"/>
@@ -9139,7 +9139,7 @@
               <w:spacing w:after="10" w:before="0"/>
               <w:ind w:left="120"/>
             </w:pPr>
-            <w:hyperlink w:history="1" r:id="rIdvtwo0tlszl30hnov-_ovl">
+            <w:hyperlink w:history="1" r:id="rId81vxrz4qltd4n00p2fmqt">
               <w:r>
                 <w:rPr>
                   <w:rFonts w:ascii="Arial" w:cs="Arial" w:eastAsia="Arial" w:hAnsi="Arial"/>
@@ -9177,6 +9177,312 @@
                 <w:sz w:val="16"/>
                 <w:szCs w:val="16"/>
               </w:rPr>
+              <w:t xml:space="preserve">📖 EXERCISE:</w:t>
+            </w:r>
+          </w:p>
+          <w:p>
+            <w:pPr>
+              <w:spacing w:after="20" w:before="0"/>
+            </w:pPr>
+            <w:hyperlink w:history="1" r:id="rIdo07avqedwnotilv_donhw">
+              <w:r>
+                <w:rPr>
+                  <w:rFonts w:ascii="Arial" w:cs="Arial" w:eastAsia="Arial" w:hAnsi="Arial"/>
+                  <w:color w:val="2E75B6"/>
+                  <w:sz w:val="16"/>
+                  <w:szCs w:val="16"/>
+                  <w:u w:val="single" w:color="2E75B6"/>
+                </w:rPr>
+                <w:t xml:space="preserve">Understand: transmission and refraction</w:t>
+              </w:r>
+            </w:hyperlink>
+          </w:p>
+          <w:p>
+            <w:pPr>
+              <w:spacing w:after="10" w:before="0"/>
+              <w:ind w:left="120"/>
+            </w:pPr>
+            <w:r>
+              <w:rPr>
+                <w:rFonts w:ascii="Arial" w:cs="Arial" w:eastAsia="Arial" w:hAnsi="Arial"/>
+                <w:color w:val="595959"/>
+                <w:sz w:val="14"/>
+                <w:szCs w:val="14"/>
+              </w:rPr>
+              <w:t xml:space="preserve">Source: Khan Academy (English - US curriculum)</w:t>
+            </w:r>
+          </w:p>
+          <w:p>
+            <w:pPr>
+              <w:spacing w:after="10" w:before="0"/>
+              <w:ind w:left="120"/>
+            </w:pPr>
+            <w:hyperlink w:history="1" r:id="rId8ocevbbmbg3zmq_lccb7d">
+              <w:r>
+                <w:rPr>
+                  <w:rFonts w:ascii="Arial" w:cs="Arial" w:eastAsia="Arial" w:hAnsi="Arial"/>
+                  <w:color w:val="595959"/>
+                  <w:sz w:val="14"/>
+                  <w:szCs w:val="14"/>
+                  <w:u w:val="single" w:color="595959"/>
+                </w:rPr>
+                <w:t xml:space="preserve">🔍 Search ARES for similar readings</w:t>
+              </w:r>
+            </w:hyperlink>
+          </w:p>
+        </w:tc>
+        <w:tc>
+          <w:tcPr>
+            <w:tcW w:type="dxa" w:w="3040"/>
+            <w:shd w:fill="FFFFFF" w:color="auto" w:val="clear"/>
+            <w:tcMar>
+              <w:top w:type="dxa" w:w="60"/>
+              <w:left w:type="dxa" w:w="120"/>
+              <w:bottom w:type="dxa" w:w="60"/>
+              <w:right w:type="dxa" w:w="120"/>
+            </w:tcMar>
+            <w:vAlign w:val="top"/>
+          </w:tcPr>
+          <w:p>
+            <w:pPr>
+              <w:spacing w:after="40" w:before="0"/>
+              <w:jc w:val="left"/>
+            </w:pPr>
+            <w:r>
+              <w:rPr>
+                <w:rFonts w:ascii="Arial" w:cs="Arial" w:eastAsia="Arial" w:hAnsi="Arial"/>
+                <w:b w:val="false"/>
+                <w:bCs w:val="false"/>
+                <w:i w:val="false"/>
+                <w:iCs w:val="false"/>
+                <w:color w:val="000000"/>
+                <w:sz w:val="18"/>
+                <w:szCs w:val="18"/>
+              </w:rPr>
+              <w:t xml:space="preserve">The class is divided into five Expert Groups of approximately 5–6 learners each. Each group receives an Assignment Card naming their transmission route and a Resource Pack (printed ARES resource cards, or access to a digital ARES offline module on that route). The five routes are: Group A — Airborne Transmission; Group B — Direct Contact Transmission; Group C — Respiratory Droplet Transmission; Group D — Contaminated Water and Food Transmission; Group E — Vector Transmission. Each group has 18 minutes to: (1) read/watch their resource material, (2) complete a structured Research Recording Sheet with four fields — Definition, Kenyan Example of a disease spread this way, How this route could or could NOT explain the Kisumu ugali phenomenon, One prevention method. Groups then prepare a 3-minute spoken presentation on a single A3 sheet or mini-whiteboard to share during the Gallery Walk. Each group member must be assigned a speaking role.</w:t>
+            </w:r>
+          </w:p>
+        </w:tc>
+        <w:tc>
+          <w:tcPr>
+            <w:tcW w:type="dxa" w:w="3040"/>
+            <w:shd w:fill="F2F2F2" w:color="auto" w:val="clear"/>
+            <w:tcMar>
+              <w:top w:type="dxa" w:w="60"/>
+              <w:left w:type="dxa" w:w="120"/>
+              <w:bottom w:type="dxa" w:w="60"/>
+              <w:right w:type="dxa" w:w="120"/>
+            </w:tcMar>
+            <w:vAlign w:val="top"/>
+          </w:tcPr>
+          <w:p>
+            <w:pPr>
+              <w:spacing w:after="40" w:before="0"/>
+              <w:jc w:val="left"/>
+            </w:pPr>
+            <w:r>
+              <w:rPr>
+                <w:rFonts w:ascii="Arial" w:cs="Arial" w:eastAsia="Arial" w:hAnsi="Arial"/>
+                <w:b w:val="false"/>
+                <w:bCs w:val="false"/>
+                <w:i w:val="false"/>
+                <w:iCs w:val="false"/>
+                <w:color w:val="000000"/>
+                <w:sz w:val="18"/>
+                <w:szCs w:val="18"/>
+              </w:rPr>
+              <w:t xml:space="preserve">Distribute Assignment Cards and Resource Packs. Say: 'Each group is now an expert on one way microorganisms travel. You have 18 minutes to research your route, fill in your Recording Sheet, and prepare a 3-minute presentation. Every person in your group must have a speaking part — decide your roles now.' [Start timer — 18 minutes.] Circulate in a structured pattern: visit each group at least twice. At each visit, ask one targeted question: Group A (Airborne): 'Can you name a specific particle that travels by air — what is it called in fungi?' Group B (Direct Contact): 'Give me a Kenyan example — think about shared utensils at a nyama choma stand.' Group C (Droplets): 'What is the difference between a droplet and an airborne particle? Size matters.' Group D (Food/Water): 'Think about water from an uncovered well near Lake Victoria — what might be in it?' Group E (Vectors): 'Name a vector common in the Rift Valley region.' [At 15 minutes, give a 3-minute warning.] Then transition to Gallery Walk: 'Post your A3 sheet on the wall. Groups will rotate every 3 minutes. One person from each group stays at their poster as a docent to answer questions. The rest of the class rotates. Take notes on your Recording Sheet for every route — you will need this for the next phase.' [Run 5 rotations × 3 minutes = 15 minutes. Ring bell or clap signal at each rotation.]</w:t>
+            </w:r>
+          </w:p>
+        </w:tc>
+        <w:tc>
+          <w:tcPr>
+            <w:tcW w:type="dxa" w:w="3040"/>
+            <w:shd w:fill="FFFFFF" w:color="auto" w:val="clear"/>
+            <w:tcMar>
+              <w:top w:type="dxa" w:w="60"/>
+              <w:left w:type="dxa" w:w="120"/>
+              <w:bottom w:type="dxa" w:w="60"/>
+              <w:right w:type="dxa" w:w="120"/>
+            </w:tcMar>
+            <w:vAlign w:val="top"/>
+          </w:tcPr>
+          <w:p>
+            <w:pPr>
+              <w:spacing w:after="40" w:before="0"/>
+              <w:jc w:val="left"/>
+            </w:pPr>
+            <w:r>
+              <w:rPr>
+                <w:rFonts w:ascii="Arial" w:cs="Arial" w:eastAsia="Arial" w:hAnsi="Arial"/>
+                <w:b w:val="false"/>
+                <w:bCs w:val="false"/>
+                <w:i w:val="false"/>
+                <w:iCs w:val="false"/>
+                <w:color w:val="000000"/>
+                <w:sz w:val="18"/>
+                <w:szCs w:val="18"/>
+              </w:rPr>
+              <w:t xml:space="preserve">Strategy: Jigsaw Expert Research + Gallery Walk. The Jigsaw structure ensures every learner becomes a genuine expert in one domain, creating authentic purpose for the presentation. The Gallery Walk distributes the cognitive load of learning all five routes across the group rather than through direct instruction alone. Connecting each route back to the Kisumu phenomenon on the Recording Sheet prevents the research from becoming abstract — every fact must be tested against the specific evidence from the anchoring phenomenon.</w:t>
+            </w:r>
+          </w:p>
+        </w:tc>
+        <w:tc>
+          <w:tcPr>
+            <w:tcW w:type="dxa" w:w="3040"/>
+            <w:shd w:fill="F2F2F2" w:color="auto" w:val="clear"/>
+            <w:tcMar>
+              <w:top w:type="dxa" w:w="60"/>
+              <w:left w:type="dxa" w:w="120"/>
+              <w:bottom w:type="dxa" w:w="60"/>
+              <w:right w:type="dxa" w:w="120"/>
+            </w:tcMar>
+            <w:vAlign w:val="top"/>
+          </w:tcPr>
+          <w:p>
+            <w:pPr>
+              <w:spacing w:after="40" w:before="0"/>
+              <w:jc w:val="left"/>
+            </w:pPr>
+            <w:r>
+              <w:rPr>
+                <w:rFonts w:ascii="Arial" w:cs="Arial" w:eastAsia="Arial" w:hAnsi="Arial"/>
+                <w:b w:val="false"/>
+                <w:bCs w:val="false"/>
+                <w:i w:val="false"/>
+                <w:iCs w:val="false"/>
+                <w:color w:val="000000"/>
+                <w:sz w:val="18"/>
+                <w:szCs w:val="18"/>
+              </w:rPr>
+              <w:t xml:space="preserve">During circulation, teacher checks Recording Sheets for the 'Could this explain the ugali phenomenon?' field. Observable indicator: learner can articulate at least one reason why their route could OR could not explain the phenomenon with a logical justification (e.g., 'Direct contact could not explain it because no one touched the ugali overnight'). Teacher notes any group that conflates airborne with droplet transmission — this is a key misconception to address in Phase 3. Post Gallery Walk: teacher quickly scans 3–4 notebooks for notes from all five stations — if a learner has blank sections, pair them with a note-comparing partner before Phase 3 begins.</w:t>
+            </w:r>
+          </w:p>
+        </w:tc>
+      </w:tr>
+      <w:tr>
+        <w:tc>
+          <w:tcPr>
+            <w:tcW w:type="dxa" w:w="1520"/>
+            <w:shd w:fill="E2EFDA" w:color="auto" w:val="clear"/>
+            <w:tcMar>
+              <w:top w:type="dxa" w:w="60"/>
+              <w:left w:type="dxa" w:w="120"/>
+              <w:bottom w:type="dxa" w:w="60"/>
+              <w:right w:type="dxa" w:w="120"/>
+            </w:tcMar>
+            <w:vAlign w:val="top"/>
+          </w:tcPr>
+          <w:p>
+            <w:pPr>
+              <w:spacing w:after="40" w:before="0"/>
+              <w:jc w:val="left"/>
+            </w:pPr>
+            <w:r>
+              <w:rPr>
+                <w:rFonts w:ascii="Arial" w:cs="Arial" w:eastAsia="Arial" w:hAnsi="Arial"/>
+                <w:b/>
+                <w:bCs/>
+                <w:i w:val="false"/>
+                <w:iCs w:val="false"/>
+                <w:color w:val="000000"/>
+                <w:sz w:val="18"/>
+                <w:szCs w:val="18"/>
+              </w:rPr>
+              <w:t xml:space="preserve">Explain Phase</w:t>
+            </w:r>
+          </w:p>
+          <w:p>
+            <w:pPr>
+              <w:spacing w:after="20" w:before="0"/>
+            </w:pPr>
+            <w:r>
+              <w:rPr>
+                <w:rFonts w:ascii="Arial" w:cs="Arial" w:eastAsia="Arial" w:hAnsi="Arial"/>
+                <w:b/>
+                <w:bCs/>
+                <w:color w:val="1F3864"/>
+                <w:sz w:val="16"/>
+                <w:szCs w:val="16"/>
+              </w:rPr>
+              <w:t xml:space="preserve">📹 VIDEO:</w:t>
+            </w:r>
+          </w:p>
+          <w:p>
+            <w:pPr>
+              <w:spacing w:after="20" w:before="0"/>
+            </w:pPr>
+            <w:hyperlink w:history="1" r:id="rIdahtg9whmje6umbaclzhe5">
+              <w:r>
+                <w:rPr>
+                  <w:rFonts w:ascii="Arial" w:cs="Arial" w:eastAsia="Arial" w:hAnsi="Arial"/>
+                  <w:color w:val="2E75B6"/>
+                  <w:sz w:val="16"/>
+                  <w:szCs w:val="16"/>
+                  <w:u w:val="single" w:color="2E75B6"/>
+                </w:rPr>
+                <w:t xml:space="preserve">Wave transmission</w:t>
+              </w:r>
+            </w:hyperlink>
+          </w:p>
+          <w:p>
+            <w:pPr>
+              <w:spacing w:after="10" w:before="0"/>
+              <w:ind w:left="120"/>
+            </w:pPr>
+            <w:r>
+              <w:rPr>
+                <w:rFonts w:ascii="Arial" w:cs="Arial" w:eastAsia="Arial" w:hAnsi="Arial"/>
+                <w:color w:val="595959"/>
+                <w:sz w:val="14"/>
+                <w:szCs w:val="14"/>
+              </w:rPr>
+              <w:t xml:space="preserve">Source: Khan Academy (English - US curriculum)</w:t>
+            </w:r>
+          </w:p>
+          <w:p>
+            <w:pPr>
+              <w:spacing w:after="10" w:before="0"/>
+              <w:ind w:left="120"/>
+            </w:pPr>
+            <w:hyperlink w:history="1" r:id="rIdnev5h_y3tpfn7uvjrmpne">
+              <w:r>
+                <w:rPr>
+                  <w:rFonts w:ascii="Arial" w:cs="Arial" w:eastAsia="Arial" w:hAnsi="Arial"/>
+                  <w:color w:val="595959"/>
+                  <w:sz w:val="14"/>
+                  <w:szCs w:val="14"/>
+                  <w:u w:val="single" w:color="595959"/>
+                </w:rPr>
+                <w:t xml:space="preserve">🔍 Search ARES for similar videos</w:t>
+              </w:r>
+            </w:hyperlink>
+          </w:p>
+          <w:p>
+            <w:pPr>
+              <w:spacing w:after="40" w:before="0"/>
+            </w:pPr>
+            <w:r>
+              <w:rPr>
+                <w:sz w:val="14"/>
+                <w:szCs w:val="14"/>
+              </w:rPr>
+              <w:t xml:space="preserve"/>
+            </w:r>
+          </w:p>
+          <w:p>
+            <w:pPr>
+              <w:spacing w:after="20" w:before="0"/>
+            </w:pPr>
+            <w:r>
+              <w:rPr>
+                <w:rFonts w:ascii="Arial" w:cs="Arial" w:eastAsia="Arial" w:hAnsi="Arial"/>
+                <w:b/>
+                <w:bCs/>
+                <w:color w:val="1F3864"/>
+                <w:sz w:val="16"/>
+                <w:szCs w:val="16"/>
+              </w:rPr>
               <w:t xml:space="preserve">📖 H5P:</w:t>
             </w:r>
           </w:p>
@@ -9184,7 +9490,7 @@
             <w:pPr>
               <w:spacing w:after="20" w:before="0"/>
             </w:pPr>
-            <w:hyperlink w:history="1" r:id="rIdfm16xk2rl8y44hme4-ugx">
+            <w:hyperlink w:history="1" r:id="rIdwjuu8jhoq9swixajoojwq">
               <w:r>
                 <w:rPr>
                   <w:rFonts w:ascii="Arial" w:cs="Arial" w:eastAsia="Arial" w:hAnsi="Arial"/>
@@ -9217,7 +9523,7 @@
               <w:spacing w:after="10" w:before="0"/>
               <w:ind w:left="120"/>
             </w:pPr>
-            <w:hyperlink w:history="1" r:id="rIdxspak8wy-6gw30ol1yzkh">
+            <w:hyperlink w:history="1" r:id="rId_m6ezr7hx6dx-ib8lyecw">
               <w:r>
                 <w:rPr>
                   <w:rFonts w:ascii="Arial" w:cs="Arial" w:eastAsia="Arial" w:hAnsi="Arial"/>
@@ -9259,7 +9565,7 @@
                 <w:sz w:val="18"/>
                 <w:szCs w:val="18"/>
               </w:rPr>
-              <w:t xml:space="preserve">The class is divided into five Expert Groups of approximately 5–6 learners each. Each group receives an Assignment Card naming their transmission route and a Resource Pack (printed ARES resource cards, or access to a digital ARES offline module on that route). The five routes are: Group A — Airborne Transmission; Group B — Direct Contact Transmission; Group C — Respiratory Droplet Transmission; Group D — Contaminated Water and Food Transmission; Group E — Vector Transmission. Each group has 18 minutes to: (1) read/watch their resource material, (2) complete a structured Research Recording Sheet with four fields — Definition, Kenyan Example of a disease spread this way, How this route could or could NOT explain the Kisumu ugali phenomenon, One prevention method. Groups then prepare a 3-minute spoken presentation on a single A3 sheet or mini-whiteboard to share during the Gallery Walk. Each group member must be assigned a speaking role.</w:t>
+              <w:t xml:space="preserve">All learners return to their seats. The teacher projects a blank Cause-and-Effect Chain graphic organiser (5 boxes connected by arrows) on the board. Working first individually (4 minutes), then in table groups of mixed expertise (4 minutes), learners complete the chain to answer: 'Starting from a mould fungus somewhere in the environment, trace the exact path that led to the fuzzy patches on the ugali in the Kisumu kitchen.' The chain must include: (1) Source — where the spores originated; (2) Transmission mechanism — which mode and why airborne fits; (3) Environmental conditions — why overnight on an uncovered sufuria; (4) Colonisation — what the spores did when they landed; (5) Visible outcome — white, green, black fuzzy patches plus sour smell. Groups share their chains; class builds a consensus chain on the board. Teacher then poses two challenge questions for cold-call response.</w:t>
             </w:r>
           </w:p>
         </w:tc>
@@ -9291,7 +9597,7 @@
                 <w:sz w:val="18"/>
                 <w:szCs w:val="18"/>
               </w:rPr>
-              <w:t xml:space="preserve">Distribute Assignment Cards and Resource Packs. Say: 'Each group is now an expert on one way microorganisms travel. You have 18 minutes to research your route, fill in your Recording Sheet, and prepare a 3-minute presentation. Every person in your group must have a speaking part — decide your roles now.' [Start timer — 18 minutes.] Circulate in a structured pattern: visit each group at least twice. At each visit, ask one targeted question: Group A (Airborne): 'Can you name a specific particle that travels by air — what is it called in fungi?' Group B (Direct Contact): 'Give me a Kenyan example — think about shared utensils at a nyama choma stand.' Group C (Droplets): 'What is the difference between a droplet and an airborne particle? Size matters.' Group D (Food/Water): 'Think about water from an uncovered well near Lake Victoria — what might be in it?' Group E (Vectors): 'Name a vector common in the Rift Valley region.' [At 15 minutes, give a 3-minute warning.] Then transition to Gallery Walk: 'Post your A3 sheet on the wall. Groups will rotate every 3 minutes. One person from each group stays at their poster as a docent to answer questions. The rest of the class rotates. Take notes on your Recording Sheet for every route — you will need this for the next phase.' [Run 5 rotations × 3 minutes = 15 minutes. Ring bell or clap signal at each rotation.]</w:t>
+              <w:t xml:space="preserve">Project the blank Cause-and-Effect Chain. Say: 'You have just become experts on five transmission routes. Now use that evidence to solve our original puzzle. Individually, fill in the five boxes of this chain to trace exactly how the mould got from the environment onto the ugali. You have 4 minutes — silent, individual.' [WAIT — 4 minutes. Do not circulate during individual think time.] 'Now compare your chain with your table group. Agree on one best chain. 3 minutes.' [WAIT — 3 minutes.] Cold-call Group A (Airborne experts) first: 'Walk us through your chain.' After they present, ask the class: 'Do we agree that airborne transmission is the best explanation here? Hands up if you agree — now hands up if you disagree or want to add something.' [WAIT 10 seconds after each hand-raise prompt.] Cold-call one dissenting voice if any. Then pose Challenge Question 1: 'If the chapati had been covered with a clean kanga cloth, would the mould still have appeared? Explain using transmission mode vocabulary.' [WAIT 15 seconds — full silence.] Cold-call 2 learners. Challenge Question 2: 'Could vector transmission also have played a role here, even though no insects were visible? Defend your answer.' [WAIT 15 seconds.] Cold-call 2 different learners. Consolidate on the board: draw the agreed consensus chain. Say: 'Airborne transmission — specifically the movement of fungal spores through the air — is the mechanism that best fits our evidence. Spores are microscopic, they are produced in enormous numbers by fungi, they are light enough to remain suspended in air currents, and they land on nutrient-rich surfaces like ugali and germinate rapidly in warm, humid kitchen conditions typical of a Kisumu home overnight.'</w:t>
             </w:r>
           </w:p>
         </w:tc>
@@ -9323,7 +9629,7 @@
                 <w:sz w:val="18"/>
                 <w:szCs w:val="18"/>
               </w:rPr>
-              <w:t xml:space="preserve">Strategy: Jigsaw Expert Research + Gallery Walk. The Jigsaw structure ensures every learner becomes a genuine expert in one domain, creating authentic purpose for the presentation. The Gallery Walk distributes the cognitive load of learning all five routes across the group rather than through direct instruction alone. Connecting each route back to the Kisumu phenomenon on the Recording Sheet prevents the research from becoming abstract — every fact must be tested against the specific evidence from the anchoring phenomenon.</w:t>
+              <w:t xml:space="preserve">Strategy: Cause-and-Effect Chain with Phenomenon Anchoring. The graphic organiser forces learners to sequence mechanistic reasoning (not just list facts) and to connect abstract transmission concepts to the specific, visible evidence from the phenomenon. The two challenge questions use 'controlled variable' thinking (covering the food; vectors) to deepen causal understanding and prevent surface-level pattern matching. This mirrors NGSS Science and Engineering Practice 6: Constructing Explanations.</w:t>
             </w:r>
           </w:p>
         </w:tc>
@@ -9355,7 +9661,7 @@
                 <w:sz w:val="18"/>
                 <w:szCs w:val="18"/>
               </w:rPr>
-              <w:t xml:space="preserve">During circulation, teacher checks Recording Sheets for the 'Could this explain the ugali phenomenon?' field. Observable indicator: learner can articulate at least one reason why their route could OR could not explain the phenomenon with a logical justification (e.g., 'Direct contact could not explain it because no one touched the ugali overnight'). Teacher notes any group that conflates airborne with droplet transmission — this is a key misconception to address in Phase 3. Post Gallery Walk: teacher quickly scans 3–4 notebooks for notes from all five stations — if a learner has blank sections, pair them with a note-comparing partner before Phase 3 begins.</w:t>
+              <w:t xml:space="preserve">Teacher collects or photographs 4–5 completed individual chains before group comparison. Observable indicator of meeting expectations: all five boxes completed with scientifically accurate content AND box 2 correctly identifies airborne transmission as the primary mechanism with a justification referencing spore size/air currents. Indicator of exceeding expectations: learner spontaneously notes that multiple routes (e.g., airborne + contaminated surface from a previous handling) could interact. Misconception to flag: any chain that lists 'dirty air' as a cause without specifying spores — teacher addresses this immediately: 'What specific structure of the fungus travels in the air? We met this in Lesson 1.'</w:t>
             </w:r>
           </w:p>
         </w:tc>
@@ -9364,32 +9670,32 @@
         <w:tc>
           <w:tcPr>
             <w:tcW w:type="dxa" w:w="1520"/>
-            <w:shd w:fill="E2EFDA" w:color="auto" w:val="clear"/>
-            <w:tcMar>
-              <w:top w:type="dxa" w:w="60"/>
-              <w:left w:type="dxa" w:w="120"/>
-              <w:bottom w:type="dxa" w:w="60"/>
-              <w:right w:type="dxa" w:w="120"/>
-            </w:tcMar>
-            <w:vAlign w:val="top"/>
-          </w:tcPr>
-          <w:p>
-            <w:pPr>
-              <w:spacing w:after="40" w:before="0"/>
-              <w:jc w:val="left"/>
-            </w:pPr>
-            <w:r>
-              <w:rPr>
-                <w:rFonts w:ascii="Arial" w:cs="Arial" w:eastAsia="Arial" w:hAnsi="Arial"/>
-                <w:b/>
-                <w:bCs/>
-                <w:i w:val="false"/>
-                <w:iCs w:val="false"/>
-                <w:color w:val="000000"/>
-                <w:sz w:val="18"/>
-                <w:szCs w:val="18"/>
-              </w:rPr>
-              <w:t xml:space="preserve">Explain Phase</w:t>
+            <w:shd w:fill="FCE4D6" w:color="auto" w:val="clear"/>
+            <w:tcMar>
+              <w:top w:type="dxa" w:w="60"/>
+              <w:left w:type="dxa" w:w="120"/>
+              <w:bottom w:type="dxa" w:w="60"/>
+              <w:right w:type="dxa" w:w="120"/>
+            </w:tcMar>
+            <w:vAlign w:val="top"/>
+          </w:tcPr>
+          <w:p>
+            <w:pPr>
+              <w:spacing w:after="40" w:before="0"/>
+              <w:jc w:val="left"/>
+            </w:pPr>
+            <w:r>
+              <w:rPr>
+                <w:rFonts w:ascii="Arial" w:cs="Arial" w:eastAsia="Arial" w:hAnsi="Arial"/>
+                <w:b/>
+                <w:bCs/>
+                <w:i w:val="false"/>
+                <w:iCs w:val="false"/>
+                <w:color w:val="000000"/>
+                <w:sz w:val="18"/>
+                <w:szCs w:val="18"/>
+              </w:rPr>
+              <w:t xml:space="preserve">Driving Question Board (DQB) Creation</w:t>
             </w:r>
           </w:p>
           <w:p>
@@ -9412,7 +9718,7 @@
             <w:pPr>
               <w:spacing w:after="20" w:before="0"/>
             </w:pPr>
-            <w:hyperlink w:history="1" r:id="rId_krovdqbhy_xujjkucc6i">
+            <w:hyperlink w:history="1" r:id="rIdpeli7rarvyomvnwhmzler">
               <w:r>
                 <w:rPr>
                   <w:rFonts w:ascii="Arial" w:cs="Arial" w:eastAsia="Arial" w:hAnsi="Arial"/>
@@ -9445,7 +9751,7 @@
               <w:spacing w:after="10" w:before="0"/>
               <w:ind w:left="120"/>
             </w:pPr>
-            <w:hyperlink w:history="1" r:id="rIdbyfymhgcblb94yklz0i0w">
+            <w:hyperlink w:history="1" r:id="rIdhutkpjos5v791527pp5ux">
               <w:r>
                 <w:rPr>
                   <w:rFonts w:ascii="Arial" w:cs="Arial" w:eastAsia="Arial" w:hAnsi="Arial"/>
@@ -9490,7 +9796,7 @@
             <w:pPr>
               <w:spacing w:after="20" w:before="0"/>
             </w:pPr>
-            <w:hyperlink w:history="1" r:id="rId0sapvv1q1tnlustpyionv">
+            <w:hyperlink w:history="1" r:id="rIdgvamcmqltgj9hq3i4kwex">
               <w:r>
                 <w:rPr>
                   <w:rFonts w:ascii="Arial" w:cs="Arial" w:eastAsia="Arial" w:hAnsi="Arial"/>
@@ -9523,7 +9829,7 @@
               <w:spacing w:after="10" w:before="0"/>
               <w:ind w:left="120"/>
             </w:pPr>
-            <w:hyperlink w:history="1" r:id="rIdlinlgvuj0dmz_tyic9uun">
+            <w:hyperlink w:history="1" r:id="rIdtzraeu8dd28dbnbcqe_-e">
               <w:r>
                 <w:rPr>
                   <w:rFonts w:ascii="Arial" w:cs="Arial" w:eastAsia="Arial" w:hAnsi="Arial"/>
@@ -9565,7 +9871,7 @@
                 <w:sz w:val="18"/>
                 <w:szCs w:val="18"/>
               </w:rPr>
-              <w:t xml:space="preserve">All learners return to their seats. The teacher projects a blank Cause-and-Effect Chain graphic organiser (5 boxes connected by arrows) on the board. Working first individually (4 minutes), then in table groups of mixed expertise (4 minutes), learners complete the chain to answer: 'Starting from a mould fungus somewhere in the environment, trace the exact path that led to the fuzzy patches on the ugali in the Kisumu kitchen.' The chain must include: (1) Source — where the spores originated; (2) Transmission mechanism — which mode and why airborne fits; (3) Environmental conditions — why overnight on an uncovered sufuria; (4) Colonisation — what the spores did when they landed; (5) Visible outcome — white, green, black fuzzy patches plus sour smell. Groups share their chains; class builds a consensus chain on the board. Teacher then poses two challenge questions for cold-call response.</w:t>
+              <w:t xml:space="preserve">Each learner writes two DQB contributions on separate sticky notes or index cards: (1) an EVIDENCE card (green) — one fact about transmission they are now confident about based on today's research; (2) a NEW QUESTION card (orange) — one new question today's lesson has raised that is not yet answered. Learners post their cards on the class DQB in the appropriate columns: 'What we now know' and 'What we still wonder'. The class then does a 3-minute silent gallery read of all new cards. Teacher highlights two or three 'still wonder' cards aloud and tells students which upcoming lesson will address them.</w:t>
             </w:r>
           </w:p>
         </w:tc>
@@ -9597,7 +9903,7 @@
                 <w:sz w:val="18"/>
                 <w:szCs w:val="18"/>
               </w:rPr>
-              <w:t xml:space="preserve">Project the blank Cause-and-Effect Chain. Say: 'You have just become experts on five transmission routes. Now use that evidence to solve our original puzzle. Individually, fill in the five boxes of this chain to trace exactly how the mould got from the environment onto the ugali. You have 4 minutes — silent, individual.' [WAIT — 4 minutes. Do not circulate during individual think time.] 'Now compare your chain with your table group. Agree on one best chain. 3 minutes.' [WAIT — 3 minutes.] Cold-call Group A (Airborne experts) first: 'Walk us through your chain.' After they present, ask the class: 'Do we agree that airborne transmission is the best explanation here? Hands up if you agree — now hands up if you disagree or want to add something.' [WAIT 10 seconds after each hand-raise prompt.] Cold-call one dissenting voice if any. Then pose Challenge Question 1: 'If the chapati had been covered with a clean kanga cloth, would the mould still have appeared? Explain using transmission mode vocabulary.' [WAIT 15 seconds — full silence.] Cold-call 2 learners. Challenge Question 2: 'Could vector transmission also have played a role here, even though no insects were visible? Defend your answer.' [WAIT 15 seconds.] Cold-call 2 different learners. Consolidate on the board: draw the agreed consensus chain. Say: 'Airborne transmission — specifically the movement of fungal spores through the air — is the mechanism that best fits our evidence. Spores are microscopic, they are produced in enormous numbers by fungi, they are light enough to remain suspended in air currents, and they land on nutrient-rich surfaces like ugali and germinate rapidly in warm, humid kitchen conditions typical of a Kisumu home overnight.'</w:t>
+              <w:t xml:space="preserve">Distribute green and orange cards. Say: 'Before we close, you are going to update our Driving Question Board. On the GREEN card, write one specific piece of evidence from today that helps answer our driving question about the ugali. Use the words: transmission, spore, airborne, or another transmission vocabulary word. On the ORANGE card, write one question you now have that today's lesson did NOT answer — think about what you still need to know to fully explain the phenomenon.' [WAIT — 3 minutes writing time.] 'Post your cards now.' [Allow 1 minute for posting.] 'Stand and do a 3-minute silent read of what your classmates have posted — look for a green card that surprises you and an orange card that matches your own question.' [WAIT — 3 minutes.] Teacher reads aloud 2 green cards: 'I want to highlight these two evidence cards — they show strong use of today's vocabulary.' Read 2 orange cards: 'These two questions — about how we stop transmission and about what infections these microorganisms cause — will be answered in Lessons 4 and 5. Keep them in mind.'</w:t>
             </w:r>
           </w:p>
         </w:tc>
@@ -9629,7 +9935,7 @@
                 <w:sz w:val="18"/>
                 <w:szCs w:val="18"/>
               </w:rPr>
-              <w:t xml:space="preserve">Strategy: Cause-and-Effect Chain with Phenomenon Anchoring. The graphic organiser forces learners to sequence mechanistic reasoning (not just list facts) and to connect abstract transmission concepts to the specific, visible evidence from the phenomenon. The two challenge questions use 'controlled variable' thinking (covering the food; vectors) to deepen causal understanding and prevent surface-level pattern matching. This mirrors NGSS Science and Engineering Practice 6: Constructing Explanations.</w:t>
+              <w:t xml:space="preserve">Strategy: Driving Question Board as a Living Knowledge Wall. The DQB functions as a visible, cumulative model of the class's growing understanding. Separating 'what we know' from 'what we still wonder' develops metacognitive awareness — learners must distinguish established evidence from open inquiry, a key scientific habit of mind aligned with NGSS Science and Engineering Practice 1 (Asking Questions) and Practice 8 (Obtaining, Evaluating, and Communicating Information).</w:t>
             </w:r>
           </w:p>
         </w:tc>
@@ -9661,7 +9967,7 @@
                 <w:sz w:val="18"/>
                 <w:szCs w:val="18"/>
               </w:rPr>
-              <w:t xml:space="preserve">Teacher collects or photographs 4–5 completed individual chains before group comparison. Observable indicator of meeting expectations: all five boxes completed with scientifically accurate content AND box 2 correctly identifies airborne transmission as the primary mechanism with a justification referencing spore size/air currents. Indicator of exceeding expectations: learner spontaneously notes that multiple routes (e.g., airborne + contaminated surface from a previous handling) could interact. Misconception to flag: any chain that lists 'dirty air' as a cause without specifying spores — teacher addresses this immediately: 'What specific structure of the fungus travels in the air? We met this in Lesson 1.'</w:t>
+              <w:t xml:space="preserve">Teacher scans all green cards during the posting phase. Observable indicator: green card contains a specific claim (e.g., 'Airborne transmission means fungal spores float in the air and land on food') rather than a vague statement ('microorganisms spread'). Teacher collects all green and orange cards at the end of the lesson for review — cards with vague language are individually followed up in Lesson 4's opening.</w:t>
             </w:r>
           </w:p>
         </w:tc>
@@ -9670,32 +9976,32 @@
         <w:tc>
           <w:tcPr>
             <w:tcW w:type="dxa" w:w="1520"/>
-            <w:shd w:fill="FCE4D6" w:color="auto" w:val="clear"/>
-            <w:tcMar>
-              <w:top w:type="dxa" w:w="60"/>
-              <w:left w:type="dxa" w:w="120"/>
-              <w:bottom w:type="dxa" w:w="60"/>
-              <w:right w:type="dxa" w:w="120"/>
-            </w:tcMar>
-            <w:vAlign w:val="top"/>
-          </w:tcPr>
-          <w:p>
-            <w:pPr>
-              <w:spacing w:after="40" w:before="0"/>
-              <w:jc w:val="left"/>
-            </w:pPr>
-            <w:r>
-              <w:rPr>
-                <w:rFonts w:ascii="Arial" w:cs="Arial" w:eastAsia="Arial" w:hAnsi="Arial"/>
-                <w:b/>
-                <w:bCs/>
-                <w:i w:val="false"/>
-                <w:iCs w:val="false"/>
-                <w:color w:val="000000"/>
-                <w:sz w:val="18"/>
-                <w:szCs w:val="18"/>
-              </w:rPr>
-              <w:t xml:space="preserve">Driving Question Board (DQB) Creation</w:t>
+            <w:shd w:fill="D5E8F0" w:color="auto" w:val="clear"/>
+            <w:tcMar>
+              <w:top w:type="dxa" w:w="60"/>
+              <w:left w:type="dxa" w:w="120"/>
+              <w:bottom w:type="dxa" w:w="60"/>
+              <w:right w:type="dxa" w:w="120"/>
+            </w:tcMar>
+            <w:vAlign w:val="top"/>
+          </w:tcPr>
+          <w:p>
+            <w:pPr>
+              <w:spacing w:after="40" w:before="0"/>
+              <w:jc w:val="left"/>
+            </w:pPr>
+            <w:r>
+              <w:rPr>
+                <w:rFonts w:ascii="Arial" w:cs="Arial" w:eastAsia="Arial" w:hAnsi="Arial"/>
+                <w:b/>
+                <w:bCs/>
+                <w:i w:val="false"/>
+                <w:iCs w:val="false"/>
+                <w:color w:val="000000"/>
+                <w:sz w:val="18"/>
+                <w:szCs w:val="18"/>
+              </w:rPr>
+              <w:t xml:space="preserve">Model Building Phase</w:t>
             </w:r>
           </w:p>
           <w:p>
@@ -9718,7 +10024,7 @@
             <w:pPr>
               <w:spacing w:after="20" w:before="0"/>
             </w:pPr>
-            <w:hyperlink w:history="1" r:id="rIddhzxgaqtkowgnxa16r5bi">
+            <w:hyperlink w:history="1" r:id="rIds6gqba-adcgpr3gkxx20n">
               <w:r>
                 <w:rPr>
                   <w:rFonts w:ascii="Arial" w:cs="Arial" w:eastAsia="Arial" w:hAnsi="Arial"/>
@@ -9751,7 +10057,7 @@
               <w:spacing w:after="10" w:before="0"/>
               <w:ind w:left="120"/>
             </w:pPr>
-            <w:hyperlink w:history="1" r:id="rIdd3o5j89mogoehq2amgqbc">
+            <w:hyperlink w:history="1" r:id="rId6ojac9l5qou8mibbucutx">
               <w:r>
                 <w:rPr>
                   <w:rFonts w:ascii="Arial" w:cs="Arial" w:eastAsia="Arial" w:hAnsi="Arial"/>
@@ -9796,7 +10102,7 @@
             <w:pPr>
               <w:spacing w:after="20" w:before="0"/>
             </w:pPr>
-            <w:hyperlink w:history="1" r:id="rIdlhq3idg-tlxl3w_tbq51p">
+            <w:hyperlink w:history="1" r:id="rIdbcuqxatx5deg0ghxqoo7r">
               <w:r>
                 <w:rPr>
                   <w:rFonts w:ascii="Arial" w:cs="Arial" w:eastAsia="Arial" w:hAnsi="Arial"/>
@@ -9829,313 +10135,7 @@
               <w:spacing w:after="10" w:before="0"/>
               <w:ind w:left="120"/>
             </w:pPr>
-            <w:hyperlink w:history="1" r:id="rIdjv8tmc7t6hiuoms48_isu">
-              <w:r>
-                <w:rPr>
-                  <w:rFonts w:ascii="Arial" w:cs="Arial" w:eastAsia="Arial" w:hAnsi="Arial"/>
-                  <w:color w:val="595959"/>
-                  <w:sz w:val="14"/>
-                  <w:szCs w:val="14"/>
-                  <w:u w:val="single" w:color="595959"/>
-                </w:rPr>
-                <w:t xml:space="preserve">🔍 Search ARES for similar readings</w:t>
-              </w:r>
-            </w:hyperlink>
-          </w:p>
-        </w:tc>
-        <w:tc>
-          <w:tcPr>
-            <w:tcW w:type="dxa" w:w="3040"/>
-            <w:shd w:fill="FFFFFF" w:color="auto" w:val="clear"/>
-            <w:tcMar>
-              <w:top w:type="dxa" w:w="60"/>
-              <w:left w:type="dxa" w:w="120"/>
-              <w:bottom w:type="dxa" w:w="60"/>
-              <w:right w:type="dxa" w:w="120"/>
-            </w:tcMar>
-            <w:vAlign w:val="top"/>
-          </w:tcPr>
-          <w:p>
-            <w:pPr>
-              <w:spacing w:after="40" w:before="0"/>
-              <w:jc w:val="left"/>
-            </w:pPr>
-            <w:r>
-              <w:rPr>
-                <w:rFonts w:ascii="Arial" w:cs="Arial" w:eastAsia="Arial" w:hAnsi="Arial"/>
-                <w:b w:val="false"/>
-                <w:bCs w:val="false"/>
-                <w:i w:val="false"/>
-                <w:iCs w:val="false"/>
-                <w:color w:val="000000"/>
-                <w:sz w:val="18"/>
-                <w:szCs w:val="18"/>
-              </w:rPr>
-              <w:t xml:space="preserve">Each learner writes two DQB contributions on separate sticky notes or index cards: (1) an EVIDENCE card (green) — one fact about transmission they are now confident about based on today's research; (2) a NEW QUESTION card (orange) — one new question today's lesson has raised that is not yet answered. Learners post their cards on the class DQB in the appropriate columns: 'What we now know' and 'What we still wonder'. The class then does a 3-minute silent gallery read of all new cards. Teacher highlights two or three 'still wonder' cards aloud and tells students which upcoming lesson will address them.</w:t>
-            </w:r>
-          </w:p>
-        </w:tc>
-        <w:tc>
-          <w:tcPr>
-            <w:tcW w:type="dxa" w:w="3040"/>
-            <w:shd w:fill="F2F2F2" w:color="auto" w:val="clear"/>
-            <w:tcMar>
-              <w:top w:type="dxa" w:w="60"/>
-              <w:left w:type="dxa" w:w="120"/>
-              <w:bottom w:type="dxa" w:w="60"/>
-              <w:right w:type="dxa" w:w="120"/>
-            </w:tcMar>
-            <w:vAlign w:val="top"/>
-          </w:tcPr>
-          <w:p>
-            <w:pPr>
-              <w:spacing w:after="40" w:before="0"/>
-              <w:jc w:val="left"/>
-            </w:pPr>
-            <w:r>
-              <w:rPr>
-                <w:rFonts w:ascii="Arial" w:cs="Arial" w:eastAsia="Arial" w:hAnsi="Arial"/>
-                <w:b w:val="false"/>
-                <w:bCs w:val="false"/>
-                <w:i w:val="false"/>
-                <w:iCs w:val="false"/>
-                <w:color w:val="000000"/>
-                <w:sz w:val="18"/>
-                <w:szCs w:val="18"/>
-              </w:rPr>
-              <w:t xml:space="preserve">Distribute green and orange cards. Say: 'Before we close, you are going to update our Driving Question Board. On the GREEN card, write one specific piece of evidence from today that helps answer our driving question about the ugali. Use the words: transmission, spore, airborne, or another transmission vocabulary word. On the ORANGE card, write one question you now have that today's lesson did NOT answer — think about what you still need to know to fully explain the phenomenon.' [WAIT — 3 minutes writing time.] 'Post your cards now.' [Allow 1 minute for posting.] 'Stand and do a 3-minute silent read of what your classmates have posted — look for a green card that surprises you and an orange card that matches your own question.' [WAIT — 3 minutes.] Teacher reads aloud 2 green cards: 'I want to highlight these two evidence cards — they show strong use of today's vocabulary.' Read 2 orange cards: 'These two questions — about how we stop transmission and about what infections these microorganisms cause — will be answered in Lessons 4 and 5. Keep them in mind.'</w:t>
-            </w:r>
-          </w:p>
-        </w:tc>
-        <w:tc>
-          <w:tcPr>
-            <w:tcW w:type="dxa" w:w="3040"/>
-            <w:shd w:fill="FFFFFF" w:color="auto" w:val="clear"/>
-            <w:tcMar>
-              <w:top w:type="dxa" w:w="60"/>
-              <w:left w:type="dxa" w:w="120"/>
-              <w:bottom w:type="dxa" w:w="60"/>
-              <w:right w:type="dxa" w:w="120"/>
-            </w:tcMar>
-            <w:vAlign w:val="top"/>
-          </w:tcPr>
-          <w:p>
-            <w:pPr>
-              <w:spacing w:after="40" w:before="0"/>
-              <w:jc w:val="left"/>
-            </w:pPr>
-            <w:r>
-              <w:rPr>
-                <w:rFonts w:ascii="Arial" w:cs="Arial" w:eastAsia="Arial" w:hAnsi="Arial"/>
-                <w:b w:val="false"/>
-                <w:bCs w:val="false"/>
-                <w:i w:val="false"/>
-                <w:iCs w:val="false"/>
-                <w:color w:val="000000"/>
-                <w:sz w:val="18"/>
-                <w:szCs w:val="18"/>
-              </w:rPr>
-              <w:t xml:space="preserve">Strategy: Driving Question Board as a Living Knowledge Wall. The DQB functions as a visible, cumulative model of the class's growing understanding. Separating 'what we know' from 'what we still wonder' develops metacognitive awareness — learners must distinguish established evidence from open inquiry, a key scientific habit of mind aligned with NGSS Science and Engineering Practice 1 (Asking Questions) and Practice 8 (Obtaining, Evaluating, and Communicating Information).</w:t>
-            </w:r>
-          </w:p>
-        </w:tc>
-        <w:tc>
-          <w:tcPr>
-            <w:tcW w:type="dxa" w:w="3040"/>
-            <w:shd w:fill="F2F2F2" w:color="auto" w:val="clear"/>
-            <w:tcMar>
-              <w:top w:type="dxa" w:w="60"/>
-              <w:left w:type="dxa" w:w="120"/>
-              <w:bottom w:type="dxa" w:w="60"/>
-              <w:right w:type="dxa" w:w="120"/>
-            </w:tcMar>
-            <w:vAlign w:val="top"/>
-          </w:tcPr>
-          <w:p>
-            <w:pPr>
-              <w:spacing w:after="40" w:before="0"/>
-              <w:jc w:val="left"/>
-            </w:pPr>
-            <w:r>
-              <w:rPr>
-                <w:rFonts w:ascii="Arial" w:cs="Arial" w:eastAsia="Arial" w:hAnsi="Arial"/>
-                <w:b w:val="false"/>
-                <w:bCs w:val="false"/>
-                <w:i w:val="false"/>
-                <w:iCs w:val="false"/>
-                <w:color w:val="000000"/>
-                <w:sz w:val="18"/>
-                <w:szCs w:val="18"/>
-              </w:rPr>
-              <w:t xml:space="preserve">Teacher scans all green cards during the posting phase. Observable indicator: green card contains a specific claim (e.g., 'Airborne transmission means fungal spores float in the air and land on food') rather than a vague statement ('microorganisms spread'). Teacher collects all green and orange cards at the end of the lesson for review — cards with vague language are individually followed up in Lesson 4's opening.</w:t>
-            </w:r>
-          </w:p>
-        </w:tc>
-      </w:tr>
-      <w:tr>
-        <w:tc>
-          <w:tcPr>
-            <w:tcW w:type="dxa" w:w="1520"/>
-            <w:shd w:fill="D5E8F0" w:color="auto" w:val="clear"/>
-            <w:tcMar>
-              <w:top w:type="dxa" w:w="60"/>
-              <w:left w:type="dxa" w:w="120"/>
-              <w:bottom w:type="dxa" w:w="60"/>
-              <w:right w:type="dxa" w:w="120"/>
-            </w:tcMar>
-            <w:vAlign w:val="top"/>
-          </w:tcPr>
-          <w:p>
-            <w:pPr>
-              <w:spacing w:after="40" w:before="0"/>
-              <w:jc w:val="left"/>
-            </w:pPr>
-            <w:r>
-              <w:rPr>
-                <w:rFonts w:ascii="Arial" w:cs="Arial" w:eastAsia="Arial" w:hAnsi="Arial"/>
-                <w:b/>
-                <w:bCs/>
-                <w:i w:val="false"/>
-                <w:iCs w:val="false"/>
-                <w:color w:val="000000"/>
-                <w:sz w:val="18"/>
-                <w:szCs w:val="18"/>
-              </w:rPr>
-              <w:t xml:space="preserve">Model Building Phase</w:t>
-            </w:r>
-          </w:p>
-          <w:p>
-            <w:pPr>
-              <w:spacing w:after="20" w:before="0"/>
-            </w:pPr>
-            <w:r>
-              <w:rPr>
-                <w:rFonts w:ascii="Arial" w:cs="Arial" w:eastAsia="Arial" w:hAnsi="Arial"/>
-                <w:b/>
-                <w:bCs/>
-                <w:color w:val="1F3864"/>
-                <w:sz w:val="16"/>
-                <w:szCs w:val="16"/>
-              </w:rPr>
-              <w:t xml:space="preserve">📹 VIDEO:</w:t>
-            </w:r>
-          </w:p>
-          <w:p>
-            <w:pPr>
-              <w:spacing w:after="20" w:before="0"/>
-            </w:pPr>
-            <w:hyperlink w:history="1" r:id="rIdnu6tp8idduab1krlvxzg-">
-              <w:r>
-                <w:rPr>
-                  <w:rFonts w:ascii="Arial" w:cs="Arial" w:eastAsia="Arial" w:hAnsi="Arial"/>
-                  <w:color w:val="2E75B6"/>
-                  <w:sz w:val="16"/>
-                  <w:szCs w:val="16"/>
-                  <w:u w:val="single" w:color="2E75B6"/>
-                </w:rPr>
-                <w:t xml:space="preserve">Wave transmission</w:t>
-              </w:r>
-            </w:hyperlink>
-          </w:p>
-          <w:p>
-            <w:pPr>
-              <w:spacing w:after="10" w:before="0"/>
-              <w:ind w:left="120"/>
-            </w:pPr>
-            <w:r>
-              <w:rPr>
-                <w:rFonts w:ascii="Arial" w:cs="Arial" w:eastAsia="Arial" w:hAnsi="Arial"/>
-                <w:color w:val="595959"/>
-                <w:sz w:val="14"/>
-                <w:szCs w:val="14"/>
-              </w:rPr>
-              <w:t xml:space="preserve">Source: Khan Academy (English - US curriculum)</w:t>
-            </w:r>
-          </w:p>
-          <w:p>
-            <w:pPr>
-              <w:spacing w:after="10" w:before="0"/>
-              <w:ind w:left="120"/>
-            </w:pPr>
-            <w:hyperlink w:history="1" r:id="rIdy-w4s5ko3no-ys_kkrr6s">
-              <w:r>
-                <w:rPr>
-                  <w:rFonts w:ascii="Arial" w:cs="Arial" w:eastAsia="Arial" w:hAnsi="Arial"/>
-                  <w:color w:val="595959"/>
-                  <w:sz w:val="14"/>
-                  <w:szCs w:val="14"/>
-                  <w:u w:val="single" w:color="595959"/>
-                </w:rPr>
-                <w:t xml:space="preserve">🔍 Search ARES for similar videos</w:t>
-              </w:r>
-            </w:hyperlink>
-          </w:p>
-          <w:p>
-            <w:pPr>
-              <w:spacing w:after="40" w:before="0"/>
-            </w:pPr>
-            <w:r>
-              <w:rPr>
-                <w:sz w:val="14"/>
-                <w:szCs w:val="14"/>
-              </w:rPr>
-              <w:t xml:space="preserve"/>
-            </w:r>
-          </w:p>
-          <w:p>
-            <w:pPr>
-              <w:spacing w:after="20" w:before="0"/>
-            </w:pPr>
-            <w:r>
-              <w:rPr>
-                <w:rFonts w:ascii="Arial" w:cs="Arial" w:eastAsia="Arial" w:hAnsi="Arial"/>
-                <w:b/>
-                <w:bCs/>
-                <w:color w:val="1F3864"/>
-                <w:sz w:val="16"/>
-                <w:szCs w:val="16"/>
-              </w:rPr>
-              <w:t xml:space="preserve">📖 H5P:</w:t>
-            </w:r>
-          </w:p>
-          <w:p>
-            <w:pPr>
-              <w:spacing w:after="20" w:before="0"/>
-            </w:pPr>
-            <w:hyperlink w:history="1" r:id="rIdyvandtqctbtx5naodeydu">
-              <w:r>
-                <w:rPr>
-                  <w:rFonts w:ascii="Arial" w:cs="Arial" w:eastAsia="Arial" w:hAnsi="Arial"/>
-                  <w:color w:val="2E75B6"/>
-                  <w:sz w:val="16"/>
-                  <w:szCs w:val="16"/>
-                  <w:u w:val="single" w:color="2E75B6"/>
-                </w:rPr>
-                <w:t xml:space="preserve">A Feast on Saturn</w:t>
-              </w:r>
-            </w:hyperlink>
-          </w:p>
-          <w:p>
-            <w:pPr>
-              <w:spacing w:after="10" w:before="0"/>
-              <w:ind w:left="120"/>
-            </w:pPr>
-            <w:r>
-              <w:rPr>
-                <w:rFonts w:ascii="Arial" w:cs="Arial" w:eastAsia="Arial" w:hAnsi="Arial"/>
-                <w:color w:val="595959"/>
-                <w:sz w:val="14"/>
-                <w:szCs w:val="14"/>
-              </w:rPr>
-              <w:t xml:space="preserve">Source: Global Digital Library - Book Catalog</w:t>
-            </w:r>
-          </w:p>
-          <w:p>
-            <w:pPr>
-              <w:spacing w:after="10" w:before="0"/>
-              <w:ind w:left="120"/>
-            </w:pPr>
-            <w:hyperlink w:history="1" r:id="rIdsdeqbxjzyz8fti3sz_ipc">
+            <w:hyperlink w:history="1" r:id="rIdwubdgolglq2aa_jhy3d1l">
               <w:r>
                 <w:rPr>
                   <w:rFonts w:ascii="Arial" w:cs="Arial" w:eastAsia="Arial" w:hAnsi="Arial"/>
@@ -11639,7 +11639,7 @@
               <w:spacing w:after="10" w:before="0"/>
               <w:ind w:left="120"/>
             </w:pPr>
-            <w:hyperlink w:history="1" r:id="rIdq3l2pgqp3qieb3_rg6f1n">
+            <w:hyperlink w:history="1" r:id="rId6ngr0wk_az2vlpsvcpjcu">
               <w:r>
                 <w:rPr>
                   <w:rFonts w:ascii="Arial" w:cs="Arial" w:eastAsia="Arial" w:hAnsi="Arial"/>
@@ -11716,7 +11716,7 @@
               <w:spacing w:after="10" w:before="0"/>
               <w:ind w:left="120"/>
             </w:pPr>
-            <w:hyperlink w:history="1" r:id="rIdpnctp3mjqtmdgkgn2rz8t">
+            <w:hyperlink w:history="1" r:id="rIdt2popoe_-agvd1kkztd17">
               <w:r>
                 <w:rPr>
                   <w:rFonts w:ascii="Arial" w:cs="Arial" w:eastAsia="Arial" w:hAnsi="Arial"/>
@@ -11943,7 +11943,7 @@
               <w:spacing w:after="10" w:before="0"/>
               <w:ind w:left="120"/>
             </w:pPr>
-            <w:hyperlink w:history="1" r:id="rIdekdch0rveqatxtmux1zuo">
+            <w:hyperlink w:history="1" r:id="rId9qzw30jeeh9til7lfynvm">
               <w:r>
                 <w:rPr>
                   <w:rFonts w:ascii="Arial" w:cs="Arial" w:eastAsia="Arial" w:hAnsi="Arial"/>
@@ -12020,7 +12020,7 @@
               <w:spacing w:after="10" w:before="0"/>
               <w:ind w:left="120"/>
             </w:pPr>
-            <w:hyperlink w:history="1" r:id="rIdm-v3iyssc_lbuv_rttjgb">
+            <w:hyperlink w:history="1" r:id="rId5eir08quznixvnapcfcoc">
               <w:r>
                 <w:rPr>
                   <w:rFonts w:ascii="Arial" w:cs="Arial" w:eastAsia="Arial" w:hAnsi="Arial"/>
@@ -12402,7 +12402,7 @@
               <w:spacing w:after="10" w:before="0"/>
               <w:ind w:left="120"/>
             </w:pPr>
-            <w:hyperlink w:history="1" r:id="rId4kard_kxrh0zz9zhs1drx">
+            <w:hyperlink w:history="1" r:id="rIdgfov7_1l4mvetbj5lzf-6">
               <w:r>
                 <w:rPr>
                   <w:rFonts w:ascii="Arial" w:cs="Arial" w:eastAsia="Arial" w:hAnsi="Arial"/>
@@ -12479,7 +12479,7 @@
               <w:spacing w:after="10" w:before="0"/>
               <w:ind w:left="120"/>
             </w:pPr>
-            <w:hyperlink w:history="1" r:id="rIdhgiuuwpldkjx_wi0jvnf7">
+            <w:hyperlink w:history="1" r:id="rIdnfvrcxtorxjllnws03pjy">
               <w:r>
                 <w:rPr>
                   <w:rFonts w:ascii="Arial" w:cs="Arial" w:eastAsia="Arial" w:hAnsi="Arial"/>
@@ -12706,7 +12706,7 @@
               <w:spacing w:after="10" w:before="0"/>
               <w:ind w:left="120"/>
             </w:pPr>
-            <w:hyperlink w:history="1" r:id="rIdliuevtgx1felkjxyq14hr">
+            <w:hyperlink w:history="1" r:id="rIdmh1qeozkqclrcyftgi-i0">
               <w:r>
                 <w:rPr>
                   <w:rFonts w:ascii="Arial" w:cs="Arial" w:eastAsia="Arial" w:hAnsi="Arial"/>
@@ -12783,7 +12783,7 @@
               <w:spacing w:after="10" w:before="0"/>
               <w:ind w:left="120"/>
             </w:pPr>
-            <w:hyperlink w:history="1" r:id="rIdyx4ce8_je1_cqu3zmzco-">
+            <w:hyperlink w:history="1" r:id="rIdblo-vofieugyj0yu83xi1">
               <w:r>
                 <w:rPr>
                   <w:rFonts w:ascii="Arial" w:cs="Arial" w:eastAsia="Arial" w:hAnsi="Arial"/>
@@ -13010,7 +13010,7 @@
               <w:spacing w:after="10" w:before="0"/>
               <w:ind w:left="120"/>
             </w:pPr>
-            <w:hyperlink w:history="1" r:id="rIdcw62dnkngi6fvonq1v1sh">
+            <w:hyperlink w:history="1" r:id="rIdhu0wcigm9m6s2bxip-cn5">
               <w:r>
                 <w:rPr>
                   <w:rFonts w:ascii="Arial" w:cs="Arial" w:eastAsia="Arial" w:hAnsi="Arial"/>
@@ -13087,7 +13087,7 @@
               <w:spacing w:after="10" w:before="0"/>
               <w:ind w:left="120"/>
             </w:pPr>
-            <w:hyperlink w:history="1" r:id="rId9lxu_9hvqjhwgorzlqdcv">
+            <w:hyperlink w:history="1" r:id="rId1hbczm2vh_rv2z94nj3jm">
               <w:r>
                 <w:rPr>
                   <w:rFonts w:ascii="Arial" w:cs="Arial" w:eastAsia="Arial" w:hAnsi="Arial"/>
@@ -14589,7 +14589,7 @@
             <w:pPr>
               <w:spacing w:after="20" w:before="0"/>
             </w:pPr>
-            <w:hyperlink w:history="1" r:id="rIdsndpeda0nk6ibhw9j0zqh">
+            <w:hyperlink w:history="1" r:id="rIdsfs9mckovtg64v8jzisae">
               <w:r>
                 <w:rPr>
                   <w:rFonts w:ascii="Arial" w:cs="Arial" w:eastAsia="Arial" w:hAnsi="Arial"/>
@@ -14622,7 +14622,7 @@
               <w:spacing w:after="10" w:before="0"/>
               <w:ind w:left="120"/>
             </w:pPr>
-            <w:hyperlink w:history="1" r:id="rIdkwgkysxso9gis26d3gdim">
+            <w:hyperlink w:history="1" r:id="rIdwk__0hk8p_aplq5warxtw">
               <w:r>
                 <w:rPr>
                   <w:rFonts w:ascii="Arial" w:cs="Arial" w:eastAsia="Arial" w:hAnsi="Arial"/>
@@ -14667,7 +14667,7 @@
             <w:pPr>
               <w:spacing w:after="20" w:before="0"/>
             </w:pPr>
-            <w:hyperlink w:history="1" r:id="rIdv8dohyhtakii7oyd2ifil">
+            <w:hyperlink w:history="1" r:id="rId0-14dsszk6luxo4guzj6t">
               <w:r>
                 <w:rPr>
                   <w:rFonts w:ascii="Arial" w:cs="Arial" w:eastAsia="Arial" w:hAnsi="Arial"/>
@@ -14700,7 +14700,7 @@
               <w:spacing w:after="10" w:before="0"/>
               <w:ind w:left="120"/>
             </w:pPr>
-            <w:hyperlink w:history="1" r:id="rIdxm8vzbbxk2nfipycjqc3t">
+            <w:hyperlink w:history="1" r:id="rId0qw31gfonagv6ctkszzia">
               <w:r>
                 <w:rPr>
                   <w:rFonts w:ascii="Arial" w:cs="Arial" w:eastAsia="Arial" w:hAnsi="Arial"/>
@@ -14895,7 +14895,7 @@
             <w:pPr>
               <w:spacing w:after="20" w:before="0"/>
             </w:pPr>
-            <w:hyperlink w:history="1" r:id="rIdjac0j934hsmu9vxp0xse1">
+            <w:hyperlink w:history="1" r:id="rIdudlet9uiy02y0rekuscvj">
               <w:r>
                 <w:rPr>
                   <w:rFonts w:ascii="Arial" w:cs="Arial" w:eastAsia="Arial" w:hAnsi="Arial"/>
@@ -14928,7 +14928,7 @@
               <w:spacing w:after="10" w:before="0"/>
               <w:ind w:left="120"/>
             </w:pPr>
-            <w:hyperlink w:history="1" r:id="rIdanc9yurrnh9br1lynsobz">
+            <w:hyperlink w:history="1" r:id="rIdvgsh2xtbjvmbm3knhy18x">
               <w:r>
                 <w:rPr>
                   <w:rFonts w:ascii="Arial" w:cs="Arial" w:eastAsia="Arial" w:hAnsi="Arial"/>
@@ -14973,7 +14973,7 @@
             <w:pPr>
               <w:spacing w:after="20" w:before="0"/>
             </w:pPr>
-            <w:hyperlink w:history="1" r:id="rId4dnhxk7uuf2uttkjo5ngb">
+            <w:hyperlink w:history="1" r:id="rIdytvhcrzbf7mqywgdmzvwy">
               <w:r>
                 <w:rPr>
                   <w:rFonts w:ascii="Arial" w:cs="Arial" w:eastAsia="Arial" w:hAnsi="Arial"/>
@@ -15006,7 +15006,7 @@
               <w:spacing w:after="10" w:before="0"/>
               <w:ind w:left="120"/>
             </w:pPr>
-            <w:hyperlink w:history="1" r:id="rIddpoipb0mbwxcjocbup5vg">
+            <w:hyperlink w:history="1" r:id="rIdzkd8nklgsogeygocd9zyp">
               <w:r>
                 <w:rPr>
                   <w:rFonts w:ascii="Arial" w:cs="Arial" w:eastAsia="Arial" w:hAnsi="Arial"/>
@@ -15201,7 +15201,7 @@
             <w:pPr>
               <w:spacing w:after="20" w:before="0"/>
             </w:pPr>
-            <w:hyperlink w:history="1" r:id="rIdxbggdv_dmtitdk17eotrq">
+            <w:hyperlink w:history="1" r:id="rIdvwlkcnlwuao-klgnmg3nf">
               <w:r>
                 <w:rPr>
                   <w:rFonts w:ascii="Arial" w:cs="Arial" w:eastAsia="Arial" w:hAnsi="Arial"/>
@@ -15234,7 +15234,7 @@
               <w:spacing w:after="10" w:before="0"/>
               <w:ind w:left="120"/>
             </w:pPr>
-            <w:hyperlink w:history="1" r:id="rIdzpj-b8y7xnyvsrqi_8dzu">
+            <w:hyperlink w:history="1" r:id="rIdq3ewwlvszp_0lnv1kmdym">
               <w:r>
                 <w:rPr>
                   <w:rFonts w:ascii="Arial" w:cs="Arial" w:eastAsia="Arial" w:hAnsi="Arial"/>
@@ -15279,7 +15279,7 @@
             <w:pPr>
               <w:spacing w:after="20" w:before="0"/>
             </w:pPr>
-            <w:hyperlink w:history="1" r:id="rIdgo-phkeyqxuydphqvvdv0">
+            <w:hyperlink w:history="1" r:id="rIdsgthhfum8cl7zbnug1uum">
               <w:r>
                 <w:rPr>
                   <w:rFonts w:ascii="Arial" w:cs="Arial" w:eastAsia="Arial" w:hAnsi="Arial"/>
@@ -15312,7 +15312,7 @@
               <w:spacing w:after="10" w:before="0"/>
               <w:ind w:left="120"/>
             </w:pPr>
-            <w:hyperlink w:history="1" r:id="rId_vgd-v1qfgfwd40rul4hf">
+            <w:hyperlink w:history="1" r:id="rId-agycdmlegfygvjrvvw1p">
               <w:r>
                 <w:rPr>
                   <w:rFonts w:ascii="Arial" w:cs="Arial" w:eastAsia="Arial" w:hAnsi="Arial"/>
@@ -15507,7 +15507,7 @@
             <w:pPr>
               <w:spacing w:after="20" w:before="0"/>
             </w:pPr>
-            <w:hyperlink w:history="1" r:id="rIdqefymwsjk7hqb5fe-_ahd">
+            <w:hyperlink w:history="1" r:id="rIdmkphmrax_1iieaivihtko">
               <w:r>
                 <w:rPr>
                   <w:rFonts w:ascii="Arial" w:cs="Arial" w:eastAsia="Arial" w:hAnsi="Arial"/>
@@ -15540,7 +15540,7 @@
               <w:spacing w:after="10" w:before="0"/>
               <w:ind w:left="120"/>
             </w:pPr>
-            <w:hyperlink w:history="1" r:id="rId8ihlstge5e9kgwwvyrzx9">
+            <w:hyperlink w:history="1" r:id="rIdydbafrfvy6mqwljn5bugc">
               <w:r>
                 <w:rPr>
                   <w:rFonts w:ascii="Arial" w:cs="Arial" w:eastAsia="Arial" w:hAnsi="Arial"/>
@@ -15585,7 +15585,7 @@
             <w:pPr>
               <w:spacing w:after="20" w:before="0"/>
             </w:pPr>
-            <w:hyperlink w:history="1" r:id="rIdcqp7e9igbkrah20qgfx80">
+            <w:hyperlink w:history="1" r:id="rIdndhdclq8vvgcw9fy29obu">
               <w:r>
                 <w:rPr>
                   <w:rFonts w:ascii="Arial" w:cs="Arial" w:eastAsia="Arial" w:hAnsi="Arial"/>
@@ -15618,7 +15618,7 @@
               <w:spacing w:after="10" w:before="0"/>
               <w:ind w:left="120"/>
             </w:pPr>
-            <w:hyperlink w:history="1" r:id="rIda03ghcwknc4nxqwlykrym">
+            <w:hyperlink w:history="1" r:id="rIdpcxlv4eerxrf7ll-shmcb">
               <w:r>
                 <w:rPr>
                   <w:rFonts w:ascii="Arial" w:cs="Arial" w:eastAsia="Arial" w:hAnsi="Arial"/>
@@ -15813,7 +15813,7 @@
             <w:pPr>
               <w:spacing w:after="20" w:before="0"/>
             </w:pPr>
-            <w:hyperlink w:history="1" r:id="rIdxasebu5fbed0odaycmn0h">
+            <w:hyperlink w:history="1" r:id="rIdtcemrsddhnvfxu8jzui1p">
               <w:r>
                 <w:rPr>
                   <w:rFonts w:ascii="Arial" w:cs="Arial" w:eastAsia="Arial" w:hAnsi="Arial"/>
@@ -15846,7 +15846,7 @@
               <w:spacing w:after="10" w:before="0"/>
               <w:ind w:left="120"/>
             </w:pPr>
-            <w:hyperlink w:history="1" r:id="rIdy_gsas-ltkgv90vjwmpna">
+            <w:hyperlink w:history="1" r:id="rIdzd1fxwznejmvkkegm_t7k">
               <w:r>
                 <w:rPr>
                   <w:rFonts w:ascii="Arial" w:cs="Arial" w:eastAsia="Arial" w:hAnsi="Arial"/>
@@ -15891,7 +15891,7 @@
             <w:pPr>
               <w:spacing w:after="20" w:before="0"/>
             </w:pPr>
-            <w:hyperlink w:history="1" r:id="rIdl96ckcjmlcx_cngvjn0g1">
+            <w:hyperlink w:history="1" r:id="rIdwlpkydtu9aaiqu1oczvhj">
               <w:r>
                 <w:rPr>
                   <w:rFonts w:ascii="Arial" w:cs="Arial" w:eastAsia="Arial" w:hAnsi="Arial"/>
@@ -15924,7 +15924,7 @@
               <w:spacing w:after="10" w:before="0"/>
               <w:ind w:left="120"/>
             </w:pPr>
-            <w:hyperlink w:history="1" r:id="rIdpyfchxv3osajfmjpaew1v">
+            <w:hyperlink w:history="1" r:id="rIdnmj5ed2fo8ifdeqzy33nj">
               <w:r>
                 <w:rPr>
                   <w:rFonts w:ascii="Arial" w:cs="Arial" w:eastAsia="Arial" w:hAnsi="Arial"/>
@@ -17506,7 +17506,7 @@
             <w:pPr>
               <w:spacing w:after="20" w:before="0"/>
             </w:pPr>
-            <w:hyperlink w:history="1" r:id="rId9add-ymaghodfc5kocvyi">
+            <w:hyperlink w:history="1" r:id="rIdaugrvoovdn6zr98axuien">
               <w:r>
                 <w:rPr>
                   <w:rFonts w:ascii="Arial" w:cs="Arial" w:eastAsia="Arial" w:hAnsi="Arial"/>
@@ -17539,7 +17539,7 @@
               <w:spacing w:after="10" w:before="0"/>
               <w:ind w:left="120"/>
             </w:pPr>
-            <w:hyperlink w:history="1" r:id="rIdfmepbz4jl-2_sqakjqpka">
+            <w:hyperlink w:history="1" r:id="rIdksxcqzjdymjx-iiy5s2k7">
               <w:r>
                 <w:rPr>
                   <w:rFonts w:ascii="Arial" w:cs="Arial" w:eastAsia="Arial" w:hAnsi="Arial"/>
@@ -17601,7 +17601,7 @@
               <w:spacing w:after="10" w:before="0"/>
               <w:ind w:left="120"/>
             </w:pPr>
-            <w:hyperlink w:history="1" r:id="rIdvm5zlsg4dlisgszi0kaxo">
+            <w:hyperlink w:history="1" r:id="rId-pxchjddqzwfc4jqrffbx">
               <w:r>
                 <w:rPr>
                   <w:rFonts w:ascii="Arial" w:cs="Arial" w:eastAsia="Arial" w:hAnsi="Arial"/>
@@ -17811,7 +17811,7 @@
             <w:pPr>
               <w:spacing w:after="20" w:before="0"/>
             </w:pPr>
-            <w:hyperlink w:history="1" r:id="rIdwet7-xkj5z6uqokm67mxe">
+            <w:hyperlink w:history="1" r:id="rIdynijcwwwuxpmynx9uljf0">
               <w:r>
                 <w:rPr>
                   <w:rFonts w:ascii="Arial" w:cs="Arial" w:eastAsia="Arial" w:hAnsi="Arial"/>
@@ -17844,7 +17844,7 @@
               <w:spacing w:after="10" w:before="0"/>
               <w:ind w:left="120"/>
             </w:pPr>
-            <w:hyperlink w:history="1" r:id="rIdfuvowqae-gg8ct_n0svh-">
+            <w:hyperlink w:history="1" r:id="rIdefufbh36ir8p8mnhparjk">
               <w:r>
                 <w:rPr>
                   <w:rFonts w:ascii="Arial" w:cs="Arial" w:eastAsia="Arial" w:hAnsi="Arial"/>
@@ -17906,7 +17906,7 @@
               <w:spacing w:after="10" w:before="0"/>
               <w:ind w:left="120"/>
             </w:pPr>
-            <w:hyperlink w:history="1" r:id="rIdk9dbqklrg-vsulth-rkdx">
+            <w:hyperlink w:history="1" r:id="rIdxc9_g9auxwovzcbhbm4ke">
               <w:r>
                 <w:rPr>
                   <w:rFonts w:ascii="Arial" w:cs="Arial" w:eastAsia="Arial" w:hAnsi="Arial"/>
@@ -18116,7 +18116,7 @@
             <w:pPr>
               <w:spacing w:after="20" w:before="0"/>
             </w:pPr>
-            <w:hyperlink w:history="1" r:id="rIdiqtmyhfwgns_rbofmfzyt">
+            <w:hyperlink w:history="1" r:id="rIdv9bqy636enzg4gvwvqvea">
               <w:r>
                 <w:rPr>
                   <w:rFonts w:ascii="Arial" w:cs="Arial" w:eastAsia="Arial" w:hAnsi="Arial"/>
@@ -18149,7 +18149,7 @@
               <w:spacing w:after="10" w:before="0"/>
               <w:ind w:left="120"/>
             </w:pPr>
-            <w:hyperlink w:history="1" r:id="rIdsn68fnevxasj5gwimnnrh">
+            <w:hyperlink w:history="1" r:id="rId_mkacqplkc7qdc81kan3e">
               <w:r>
                 <w:rPr>
                   <w:rFonts w:ascii="Arial" w:cs="Arial" w:eastAsia="Arial" w:hAnsi="Arial"/>
@@ -18211,7 +18211,7 @@
               <w:spacing w:after="10" w:before="0"/>
               <w:ind w:left="120"/>
             </w:pPr>
-            <w:hyperlink w:history="1" r:id="rIda2o6xndmrs9rlg3jjxez1">
+            <w:hyperlink w:history="1" r:id="rId0mnjbopute1lvvtnxq0cy">
               <w:r>
                 <w:rPr>
                   <w:rFonts w:ascii="Arial" w:cs="Arial" w:eastAsia="Arial" w:hAnsi="Arial"/>
@@ -18421,7 +18421,7 @@
             <w:pPr>
               <w:spacing w:after="20" w:before="0"/>
             </w:pPr>
-            <w:hyperlink w:history="1" r:id="rIdgjgxt4pzzz5bgp4g8aofr">
+            <w:hyperlink w:history="1" r:id="rIdxdzn8aqlrdvdc3vl3m3bc">
               <w:r>
                 <w:rPr>
                   <w:rFonts w:ascii="Arial" w:cs="Arial" w:eastAsia="Arial" w:hAnsi="Arial"/>
@@ -18454,7 +18454,7 @@
               <w:spacing w:after="10" w:before="0"/>
               <w:ind w:left="120"/>
             </w:pPr>
-            <w:hyperlink w:history="1" r:id="rIdja8o4po6f6z0wh3dn7pt_">
+            <w:hyperlink w:history="1" r:id="rIde9fvdmlrtw9htw0xvblih">
               <w:r>
                 <w:rPr>
                   <w:rFonts w:ascii="Arial" w:cs="Arial" w:eastAsia="Arial" w:hAnsi="Arial"/>
@@ -18516,7 +18516,7 @@
               <w:spacing w:after="10" w:before="0"/>
               <w:ind w:left="120"/>
             </w:pPr>
-            <w:hyperlink w:history="1" r:id="rId-zfugli-toj1fcizfv_av">
+            <w:hyperlink w:history="1" r:id="rId9tfvmlur4ddpusvbennme">
               <w:r>
                 <w:rPr>
                   <w:rFonts w:ascii="Arial" w:cs="Arial" w:eastAsia="Arial" w:hAnsi="Arial"/>
@@ -18726,7 +18726,7 @@
             <w:pPr>
               <w:spacing w:after="20" w:before="0"/>
             </w:pPr>
-            <w:hyperlink w:history="1" r:id="rIdx3yra7xjposf7fgjksnuz">
+            <w:hyperlink w:history="1" r:id="rIdn5o24tawfsq_xtybhzs1d">
               <w:r>
                 <w:rPr>
                   <w:rFonts w:ascii="Arial" w:cs="Arial" w:eastAsia="Arial" w:hAnsi="Arial"/>
@@ -18759,7 +18759,7 @@
               <w:spacing w:after="10" w:before="0"/>
               <w:ind w:left="120"/>
             </w:pPr>
-            <w:hyperlink w:history="1" r:id="rIdff2if9obfa7oivq-vyxg5">
+            <w:hyperlink w:history="1" r:id="rIdbrbih1fctkjwndnda7dzn">
               <w:r>
                 <w:rPr>
                   <w:rFonts w:ascii="Arial" w:cs="Arial" w:eastAsia="Arial" w:hAnsi="Arial"/>
@@ -18821,7 +18821,7 @@
               <w:spacing w:after="10" w:before="0"/>
               <w:ind w:left="120"/>
             </w:pPr>
-            <w:hyperlink w:history="1" r:id="rIdhnxqwztfiuepngrzt3fjd">
+            <w:hyperlink w:history="1" r:id="rIddktymi2-wu7ub2ay-zk-6">
               <w:r>
                 <w:rPr>
                   <w:rFonts w:ascii="Arial" w:cs="Arial" w:eastAsia="Arial" w:hAnsi="Arial"/>
@@ -20418,7 +20418,7 @@
             <w:pPr>
               <w:spacing w:after="20" w:before="0"/>
             </w:pPr>
-            <w:hyperlink w:history="1" r:id="rIdierzazviu5sxxsebcndey">
+            <w:hyperlink w:history="1" r:id="rIdeqdyl06xdo6arxctarq2l">
               <w:r>
                 <w:rPr>
                   <w:rFonts w:ascii="Arial" w:cs="Arial" w:eastAsia="Arial" w:hAnsi="Arial"/>
@@ -20451,7 +20451,7 @@
               <w:spacing w:after="10" w:before="0"/>
               <w:ind w:left="120"/>
             </w:pPr>
-            <w:hyperlink w:history="1" r:id="rIdjp8bcjucxpfbf5fj9fcj4">
+            <w:hyperlink w:history="1" r:id="rIdpbedrov0o-kgkoy9p2jmw">
               <w:r>
                 <w:rPr>
                   <w:rFonts w:ascii="Arial" w:cs="Arial" w:eastAsia="Arial" w:hAnsi="Arial"/>
@@ -20513,7 +20513,7 @@
               <w:spacing w:after="10" w:before="0"/>
               <w:ind w:left="120"/>
             </w:pPr>
-            <w:hyperlink w:history="1" r:id="rIdbygdrqogddnlx1i5hdhrb">
+            <w:hyperlink w:history="1" r:id="rId1pwbeezklufivaow8e5i9">
               <w:r>
                 <w:rPr>
                   <w:rFonts w:ascii="Arial" w:cs="Arial" w:eastAsia="Arial" w:hAnsi="Arial"/>
@@ -20723,7 +20723,7 @@
             <w:pPr>
               <w:spacing w:after="20" w:before="0"/>
             </w:pPr>
-            <w:hyperlink w:history="1" r:id="rIddfj_fdlhhvgsow4m8lj6c">
+            <w:hyperlink w:history="1" r:id="rIdt8sz5ronnycd9aw9otyc6">
               <w:r>
                 <w:rPr>
                   <w:rFonts w:ascii="Arial" w:cs="Arial" w:eastAsia="Arial" w:hAnsi="Arial"/>
@@ -20756,7 +20756,7 @@
               <w:spacing w:after="10" w:before="0"/>
               <w:ind w:left="120"/>
             </w:pPr>
-            <w:hyperlink w:history="1" r:id="rIdxqowiftrnt_3hwo97vsgt">
+            <w:hyperlink w:history="1" r:id="rIdwxmma3ayoge87-dzdjmp0">
               <w:r>
                 <w:rPr>
                   <w:rFonts w:ascii="Arial" w:cs="Arial" w:eastAsia="Arial" w:hAnsi="Arial"/>
@@ -20818,7 +20818,7 @@
               <w:spacing w:after="10" w:before="0"/>
               <w:ind w:left="120"/>
             </w:pPr>
-            <w:hyperlink w:history="1" r:id="rId04c15rvqgluwpg0eqy1_d">
+            <w:hyperlink w:history="1" r:id="rIdytjq3dikdsi7mrp8p5gbt">
               <w:r>
                 <w:rPr>
                   <w:rFonts w:ascii="Arial" w:cs="Arial" w:eastAsia="Arial" w:hAnsi="Arial"/>
@@ -21028,7 +21028,312 @@
             <w:pPr>
               <w:spacing w:after="20" w:before="0"/>
             </w:pPr>
-            <w:hyperlink w:history="1" r:id="rIdvvw-q7l-fdlgnfbjhqx7g">
+            <w:hyperlink w:history="1" r:id="rIddutzagfsdngk6fbfcyiuw">
+              <w:r>
+                <w:rPr>
+                  <w:rFonts w:ascii="Arial" w:cs="Arial" w:eastAsia="Arial" w:hAnsi="Arial"/>
+                  <w:color w:val="2E75B6"/>
+                  <w:sz w:val="16"/>
+                  <w:szCs w:val="16"/>
+                  <w:u w:val="single" w:color="2E75B6"/>
+                </w:rPr>
+                <w:t xml:space="preserve">Dividing both sides of an equation</w:t>
+              </w:r>
+            </w:hyperlink>
+          </w:p>
+          <w:p>
+            <w:pPr>
+              <w:spacing w:after="10" w:before="0"/>
+              <w:ind w:left="120"/>
+            </w:pPr>
+            <w:r>
+              <w:rPr>
+                <w:rFonts w:ascii="Arial" w:cs="Arial" w:eastAsia="Arial" w:hAnsi="Arial"/>
+                <w:color w:val="595959"/>
+                <w:sz w:val="14"/>
+                <w:szCs w:val="14"/>
+              </w:rPr>
+              <w:t xml:space="preserve">Source: Khan Academy (English - US curriculum)</w:t>
+            </w:r>
+          </w:p>
+          <w:p>
+            <w:pPr>
+              <w:spacing w:after="10" w:before="0"/>
+              <w:ind w:left="120"/>
+            </w:pPr>
+            <w:hyperlink w:history="1" r:id="rIdjmoeg2l4bxiqcj7w--y51">
+              <w:r>
+                <w:rPr>
+                  <w:rFonts w:ascii="Arial" w:cs="Arial" w:eastAsia="Arial" w:hAnsi="Arial"/>
+                  <w:color w:val="595959"/>
+                  <w:sz w:val="14"/>
+                  <w:szCs w:val="14"/>
+                  <w:u w:val="single" w:color="595959"/>
+                </w:rPr>
+                <w:t xml:space="preserve">🔍 Search ARES for similar videos</w:t>
+              </w:r>
+            </w:hyperlink>
+          </w:p>
+          <w:p>
+            <w:pPr>
+              <w:spacing w:after="40" w:before="0"/>
+            </w:pPr>
+            <w:r>
+              <w:rPr>
+                <w:sz w:val="14"/>
+                <w:szCs w:val="14"/>
+              </w:rPr>
+              <w:t xml:space="preserve"/>
+            </w:r>
+          </w:p>
+          <w:p>
+            <w:pPr>
+              <w:spacing w:after="20" w:before="0"/>
+            </w:pPr>
+            <w:r>
+              <w:rPr>
+                <w:rFonts w:ascii="Arial" w:cs="Arial" w:eastAsia="Arial" w:hAnsi="Arial"/>
+                <w:b/>
+                <w:bCs/>
+                <w:color w:val="1F3864"/>
+                <w:sz w:val="16"/>
+                <w:szCs w:val="16"/>
+              </w:rPr>
+              <w:t xml:space="preserve">📖 READING:</w:t>
+            </w:r>
+          </w:p>
+          <w:p>
+            <w:pPr>
+              <w:spacing w:after="20" w:before="0"/>
+            </w:pPr>
+            <w:r>
+              <w:rPr>
+                <w:rFonts w:ascii="Arial" w:cs="Arial" w:eastAsia="Arial" w:hAnsi="Arial"/>
+                <w:i/>
+                <w:iCs/>
+                <w:color w:val="595959"/>
+                <w:sz w:val="16"/>
+                <w:szCs w:val="16"/>
+              </w:rPr>
+              <w:t xml:space="preserve">No closely matching reading in the ARES library for this activity.</w:t>
+            </w:r>
+          </w:p>
+          <w:p>
+            <w:pPr>
+              <w:spacing w:after="10" w:before="0"/>
+              <w:ind w:left="120"/>
+            </w:pPr>
+            <w:hyperlink w:history="1" r:id="rIdeu8dmxnvw8umz7fmzepsl">
+              <w:r>
+                <w:rPr>
+                  <w:rFonts w:ascii="Arial" w:cs="Arial" w:eastAsia="Arial" w:hAnsi="Arial"/>
+                  <w:color w:val="595959"/>
+                  <w:sz w:val="14"/>
+                  <w:szCs w:val="14"/>
+                  <w:u w:val="single" w:color="595959"/>
+                </w:rPr>
+                <w:t xml:space="preserve">🔍 Search ARES for readings</w:t>
+              </w:r>
+            </w:hyperlink>
+          </w:p>
+          <w:p>
+            <w:pPr>
+              <w:spacing w:after="10" w:before="0"/>
+              <w:ind w:left="120"/>
+            </w:pPr>
+            <w:r>
+              <w:rPr>
+                <w:rFonts w:ascii="Arial" w:cs="Arial" w:eastAsia="Arial" w:hAnsi="Arial"/>
+                <w:color w:val="595959"/>
+                <w:sz w:val="14"/>
+                <w:szCs w:val="14"/>
+              </w:rPr>
+              <w:t xml:space="preserve">Search terms: microorganisms mould growth food</w:t>
+            </w:r>
+          </w:p>
+        </w:tc>
+        <w:tc>
+          <w:tcPr>
+            <w:tcW w:type="dxa" w:w="3040"/>
+            <w:shd w:fill="FFFFFF" w:color="auto" w:val="clear"/>
+            <w:tcMar>
+              <w:top w:type="dxa" w:w="60"/>
+              <w:left w:type="dxa" w:w="120"/>
+              <w:bottom w:type="dxa" w:w="60"/>
+              <w:right w:type="dxa" w:w="120"/>
+            </w:tcMar>
+            <w:vAlign w:val="top"/>
+          </w:tcPr>
+          <w:p>
+            <w:pPr>
+              <w:spacing w:after="40" w:before="0"/>
+              <w:jc w:val="left"/>
+            </w:pPr>
+            <w:r>
+              <w:rPr>
+                <w:rFonts w:ascii="Arial" w:cs="Arial" w:eastAsia="Arial" w:hAnsi="Arial"/>
+                <w:b w:val="false"/>
+                <w:bCs w:val="false"/>
+                <w:i w:val="false"/>
+                <w:iCs w:val="false"/>
+                <w:color w:val="000000"/>
+                <w:sz w:val="18"/>
+                <w:szCs w:val="18"/>
+              </w:rPr>
+              <w:t xml:space="preserve">Groups share one key observation each in a whole-class gallery-style share-out. Teacher organises responses on the board into a class summary table matching the individual data tables. Once the class table is complete, the teacher guides students through a three-step analysis. Step 1 — Pattern identification: Students compare the moist warm uncovered containers (Pre-A, Pre-C) with the dry cool covered containers and articulate the pattern in one sentence. Step 2 — Cause and effect reasoning: Teacher poses the question: Why does moisture help mould grow? Students draw on their knowledge from Lesson 2 that fungal hyphae absorb nutrients from the substrate through enzymatic digestion, which requires water as a solvent. Step 3 — Phenomenon connection: Teacher displays the phenomenon photograph again and asks students to annotate their data tables with a brief note connecting each condition to the Kisumu ugali scenario. Students write a conclusion paragraph in their notebooks using the frame: The investigation showed that mould grows best when ___. This is because ___. This explains why the ugali and chapati in Kisumu spoiled overnight because ___. A household can prevent this by ___. Finally, the teacher introduces the concept of water activity (without using the technical jargon) by explaining that moulds need free water in the food — this is why dry biscuits resist mould longer than soft ugali, and why salting or drying meat is a traditional Kenyan preservation technique that reduces available water.</w:t>
+            </w:r>
+          </w:p>
+        </w:tc>
+        <w:tc>
+          <w:tcPr>
+            <w:tcW w:type="dxa" w:w="3040"/>
+            <w:shd w:fill="F2F2F2" w:color="auto" w:val="clear"/>
+            <w:tcMar>
+              <w:top w:type="dxa" w:w="60"/>
+              <w:left w:type="dxa" w:w="120"/>
+              <w:bottom w:type="dxa" w:w="60"/>
+              <w:right w:type="dxa" w:w="120"/>
+            </w:tcMar>
+            <w:vAlign w:val="top"/>
+          </w:tcPr>
+          <w:p>
+            <w:pPr>
+              <w:spacing w:after="40" w:before="0"/>
+              <w:jc w:val="left"/>
+            </w:pPr>
+            <w:r>
+              <w:rPr>
+                <w:rFonts w:ascii="Arial" w:cs="Arial" w:eastAsia="Arial" w:hAnsi="Arial"/>
+                <w:b w:val="false"/>
+                <w:bCs w:val="false"/>
+                <w:i w:val="false"/>
+                <w:iCs w:val="false"/>
+                <w:color w:val="000000"/>
+                <w:sz w:val="18"/>
+                <w:szCs w:val="18"/>
+              </w:rPr>
+              <w:t xml:space="preserve">Teacher begins the share-out by saying: Each group give me one observation — the most surprising thing you noticed. No repeats — if another group already said it, tell me something different. [WAIT TIME: allow each group 20 seconds to prepare, then cold-call.] Teacher builds the class table on the board. When the table is complete, teacher says: Look at this table as a whole. In ten seconds, I want you to tell your partner the single biggest pattern you see. Ten seconds — go. [WAIT TIME: 10 seconds.] Teacher takes three responses, then asks: Why does warmth speed up mould growth? Think about what we said in Lesson 2 about how fungi feed. [WAIT TIME: 20 seconds — this is a higher-order link.] After student response, teacher confirms: Exactly — enzymes work faster at warmer temperatures, and the hyphae absorb digested nutrients faster. Now — the big reconnection. [Teacher displays phenomenon photograph.] Was the ugali in Kisumu warm? Was it moist? Was it covered? [WAIT TIME: 10 seconds after each question.] That is your explanation. Write your conclusion paragraph now — 4 minutes silent writing. [WAIT TIME: 4 minutes.] Teacher then says: One more idea. Think about salted dried fish — omena — or dried maize. Why do those last longer without a fridge? [WAIT TIME: 15 seconds.] Teacher introduces the water availability principle simply: Less water available in the food means moulds cannot grow. Drying and salting are ancient Kenyan preservation techniques that our ancestors understood through experience — today you understand the science behind them.</w:t>
+            </w:r>
+          </w:p>
+        </w:tc>
+        <w:tc>
+          <w:tcPr>
+            <w:tcW w:type="dxa" w:w="3040"/>
+            <w:shd w:fill="FFFFFF" w:color="auto" w:val="clear"/>
+            <w:tcMar>
+              <w:top w:type="dxa" w:w="60"/>
+              <w:left w:type="dxa" w:w="120"/>
+              <w:bottom w:type="dxa" w:w="60"/>
+              <w:right w:type="dxa" w:w="120"/>
+            </w:tcMar>
+            <w:vAlign w:val="top"/>
+          </w:tcPr>
+          <w:p>
+            <w:pPr>
+              <w:spacing w:after="40" w:before="0"/>
+              <w:jc w:val="left"/>
+            </w:pPr>
+            <w:r>
+              <w:rPr>
+                <w:rFonts w:ascii="Arial" w:cs="Arial" w:eastAsia="Arial" w:hAnsi="Arial"/>
+                <w:b w:val="false"/>
+                <w:bCs w:val="false"/>
+                <w:i w:val="false"/>
+                <w:iCs w:val="false"/>
+                <w:color w:val="000000"/>
+                <w:sz w:val="18"/>
+                <w:szCs w:val="18"/>
+              </w:rPr>
+              <w:t xml:space="preserve">The three-step analysis (pattern, cause-and-effect, phenomenon connection) scaffolds students from descriptive observation to mechanistic explanation, mirroring authentic scientific reasoning. The conclusion paragraph frame ensures every student produces a written evidence-based explanation rather than only participating verbally. Connecting the finding to omena and dried maize grounds the abstract variable of water activity in a Kenyan cultural and economic context students encounter daily.</w:t>
+            </w:r>
+          </w:p>
+        </w:tc>
+        <w:tc>
+          <w:tcPr>
+            <w:tcW w:type="dxa" w:w="3040"/>
+            <w:shd w:fill="F2F2F2" w:color="auto" w:val="clear"/>
+            <w:tcMar>
+              <w:top w:type="dxa" w:w="60"/>
+              <w:left w:type="dxa" w:w="120"/>
+              <w:bottom w:type="dxa" w:w="60"/>
+              <w:right w:type="dxa" w:w="120"/>
+            </w:tcMar>
+            <w:vAlign w:val="top"/>
+          </w:tcPr>
+          <w:p>
+            <w:pPr>
+              <w:spacing w:after="40" w:before="0"/>
+              <w:jc w:val="left"/>
+            </w:pPr>
+            <w:r>
+              <w:rPr>
+                <w:rFonts w:ascii="Arial" w:cs="Arial" w:eastAsia="Arial" w:hAnsi="Arial"/>
+                <w:b w:val="false"/>
+                <w:bCs w:val="false"/>
+                <w:i w:val="false"/>
+                <w:iCs w:val="false"/>
+                <w:color w:val="000000"/>
+                <w:sz w:val="18"/>
+                <w:szCs w:val="18"/>
+              </w:rPr>
+              <w:t xml:space="preserve">Teacher collects or photographs conclusion paragraphs. The key quality indicator is whether the student connects ALL three elements: experimental condition, biological mechanism and phenomenon explanation. A strong paragraph reads: Mould grows best when conditions are warm, moist and uncovered because fungi need water for enzyme activity and warmth speeds up their metabolism, and spores from the air land and germinate faster. This explains the Kisumu ugali because it was left uncovered and moist in a warm kitchen overnight. A family can prevent this by covering food, refrigerating it or drying it. Students who only describe what they observed without explanation need additional scaffolding in Lesson 8.</w:t>
+            </w:r>
+          </w:p>
+        </w:tc>
+      </w:tr>
+      <w:tr>
+        <w:tc>
+          <w:tcPr>
+            <w:tcW w:type="dxa" w:w="1520"/>
+            <w:shd w:fill="FCE4D6" w:color="auto" w:val="clear"/>
+            <w:tcMar>
+              <w:top w:type="dxa" w:w="60"/>
+              <w:left w:type="dxa" w:w="120"/>
+              <w:bottom w:type="dxa" w:w="60"/>
+              <w:right w:type="dxa" w:w="120"/>
+            </w:tcMar>
+            <w:vAlign w:val="top"/>
+          </w:tcPr>
+          <w:p>
+            <w:pPr>
+              <w:spacing w:after="40" w:before="0"/>
+              <w:jc w:val="left"/>
+            </w:pPr>
+            <w:r>
+              <w:rPr>
+                <w:rFonts w:ascii="Arial" w:cs="Arial" w:eastAsia="Arial" w:hAnsi="Arial"/>
+                <w:b/>
+                <w:bCs/>
+                <w:i w:val="false"/>
+                <w:iCs w:val="false"/>
+                <w:color w:val="000000"/>
+                <w:sz w:val="18"/>
+                <w:szCs w:val="18"/>
+              </w:rPr>
+              <w:t xml:space="preserve">Driving Question Board (DQB) Creation</w:t>
+            </w:r>
+          </w:p>
+          <w:p>
+            <w:pPr>
+              <w:spacing w:after="20" w:before="0"/>
+            </w:pPr>
+            <w:r>
+              <w:rPr>
+                <w:rFonts w:ascii="Arial" w:cs="Arial" w:eastAsia="Arial" w:hAnsi="Arial"/>
+                <w:b/>
+                <w:bCs/>
+                <w:color w:val="1F3864"/>
+                <w:sz w:val="16"/>
+                <w:szCs w:val="16"/>
+              </w:rPr>
+              <w:t xml:space="preserve">📹 VIDEO:</w:t>
+            </w:r>
+          </w:p>
+          <w:p>
+            <w:pPr>
+              <w:spacing w:after="20" w:before="0"/>
+            </w:pPr>
+            <w:hyperlink w:history="1" r:id="rIdr9k0metvtpnmhyrcb1cas">
               <w:r>
                 <w:rPr>
                   <w:rFonts w:ascii="Arial" w:cs="Arial" w:eastAsia="Arial" w:hAnsi="Arial"/>
@@ -21061,7 +21366,7 @@
               <w:spacing w:after="10" w:before="0"/>
               <w:ind w:left="120"/>
             </w:pPr>
-            <w:hyperlink w:history="1" r:id="rIdstxpakbwuwjm1q5lpaqmk">
+            <w:hyperlink w:history="1" r:id="rIdz2nq4xlzh7poz1vvig4tc">
               <w:r>
                 <w:rPr>
                   <w:rFonts w:ascii="Arial" w:cs="Arial" w:eastAsia="Arial" w:hAnsi="Arial"/>
@@ -21123,7 +21428,7 @@
               <w:spacing w:after="10" w:before="0"/>
               <w:ind w:left="120"/>
             </w:pPr>
-            <w:hyperlink w:history="1" r:id="rId930o90it7zgqc1g_clqgg">
+            <w:hyperlink w:history="1" r:id="rIdukc8vkyro_a6k-aiugn9u">
               <w:r>
                 <w:rPr>
                   <w:rFonts w:ascii="Arial" w:cs="Arial" w:eastAsia="Arial" w:hAnsi="Arial"/>
@@ -21180,7 +21485,7 @@
                 <w:sz w:val="18"/>
                 <w:szCs w:val="18"/>
               </w:rPr>
-              <w:t xml:space="preserve">Groups share one key observation each in a whole-class gallery-style share-out. Teacher organises responses on the board into a class summary table matching the individual data tables. Once the class table is complete, the teacher guides students through a three-step analysis. Step 1 — Pattern identification: Students compare the moist warm uncovered containers (Pre-A, Pre-C) with the dry cool covered containers and articulate the pattern in one sentence. Step 2 — Cause and effect reasoning: Teacher poses the question: Why does moisture help mould grow? Students draw on their knowledge from Lesson 2 that fungal hyphae absorb nutrients from the substrate through enzymatic digestion, which requires water as a solvent. Step 3 — Phenomenon connection: Teacher displays the phenomenon photograph again and asks students to annotate their data tables with a brief note connecting each condition to the Kisumu ugali scenario. Students write a conclusion paragraph in their notebooks using the frame: The investigation showed that mould grows best when ___. This is because ___. This explains why the ugali and chapati in Kisumu spoiled overnight because ___. A household can prevent this by ___. Finally, the teacher introduces the concept of water activity (without using the technical jargon) by explaining that moulds need free water in the food — this is why dry biscuits resist mould longer than soft ugali, and why salting or drying meat is a traditional Kenyan preservation technique that reduces available water.</w:t>
+              <w:t xml:space="preserve">In the final 6 minutes of the lesson, students return to the class Driving Question Board which has been building since Lesson 1. Each group receives two sticky notes (or writes directly on the DQB section reserved for Lesson 7). On the first sticky note they write one piece of new evidence their investigation added to answering the driving question: We now know that ___. On the second sticky note they write one new sub-question their investigation raised: We still wonder ___. Possible new evidence notes include: mould grows fastest on warm moist uncovered food; dry substrates resist mould better; covering food slows but may not completely stop mould growth. Possible new sub-questions include: Does refrigeration stop mould completely or just slow it down? Can the same mould that grows on ugali make a person sick? Why are some moulds green and others black — are they different species? The teacher reads several notes aloud and places them on the DQB, explicitly marking which original Lesson 1 predictions have now been confirmed, which have been revised and which remain open. Teacher highlights the progression: in Lesson 1 students predicted the patches came from the air — Lesson 3 confirmed airborne spore transmission — and now Lesson 7 shows what conditions allowed those spores to germinate and grow. The driving question banner is visible and teacher points to it: Why did the ugali and chapati grow fuzzy patches overnight? You now have experimental evidence for the overnight part — warm, moist, uncovered, perfect conditions.</w:t>
             </w:r>
           </w:p>
         </w:tc>
@@ -21212,7 +21517,7 @@
                 <w:sz w:val="18"/>
                 <w:szCs w:val="18"/>
               </w:rPr>
-              <w:t xml:space="preserve">Teacher begins the share-out by saying: Each group give me one observation — the most surprising thing you noticed. No repeats — if another group already said it, tell me something different. [WAIT TIME: allow each group 20 seconds to prepare, then cold-call.] Teacher builds the class table on the board. When the table is complete, teacher says: Look at this table as a whole. In ten seconds, I want you to tell your partner the single biggest pattern you see. Ten seconds — go. [WAIT TIME: 10 seconds.] Teacher takes three responses, then asks: Why does warmth speed up mould growth? Think about what we said in Lesson 2 about how fungi feed. [WAIT TIME: 20 seconds — this is a higher-order link.] After student response, teacher confirms: Exactly — enzymes work faster at warmer temperatures, and the hyphae absorb digested nutrients faster. Now — the big reconnection. [Teacher displays phenomenon photograph.] Was the ugali in Kisumu warm? Was it moist? Was it covered? [WAIT TIME: 10 seconds after each question.] That is your explanation. Write your conclusion paragraph now — 4 minutes silent writing. [WAIT TIME: 4 minutes.] Teacher then says: One more idea. Think about salted dried fish — omena — or dried maize. Why do those last longer without a fridge? [WAIT TIME: 15 seconds.] Teacher introduces the water availability principle simply: Less water available in the food means moulds cannot grow. Drying and salting are ancient Kenyan preservation techniques that our ancestors understood through experience — today you understand the science behind them.</w:t>
+              <w:t xml:space="preserve">Teacher distributes sticky notes and says: You have two minutes — two sticky notes per group. First note: one piece of evidence you generated today that helps answer our driving question. Start it with the words We now know. Second note: one question your investigation opened up. Start it with We still wonder. Go. [WAIT TIME: 2 minutes group writing.] Teacher collects notes and reads three or four aloud, placing them on the DQB. Teacher then says: Look at Lesson 1 — what did we predict back then? [Points to original predictions.] Which of those can we now confirm with evidence from our own investigation today? [WAIT TIME: 15 seconds — take two volunteers.] Teacher draws a checkmark next to confirmed predictions and a revision arrow next to those that need updating. Teacher closes the DQB segment by saying: Next lesson we will revise our models and use everything from all seven lessons to answer our driving question completely. Today you made it much easier by generating your own data. Well done.</w:t>
             </w:r>
           </w:p>
         </w:tc>
@@ -21244,7 +21549,7 @@
                 <w:sz w:val="18"/>
                 <w:szCs w:val="18"/>
               </w:rPr>
-              <w:t xml:space="preserve">The three-step analysis (pattern, cause-and-effect, phenomenon connection) scaffolds students from descriptive observation to mechanistic explanation, mirroring authentic scientific reasoning. The conclusion paragraph frame ensures every student produces a written evidence-based explanation rather than only participating verbally. Connecting the finding to omena and dried maize grounds the abstract variable of water activity in a Kenyan cultural and economic context students encounter daily.</w:t>
+              <w:t xml:space="preserve">The sticky-note DQB update ritual maintains the coherence of the eight-lesson storyline by visually marking epistemic progress — students see that their own experimental data has moved the class from wondering to knowing. The distinction between confirmed predictions and revised ones models scientific self-correction and intellectual honesty. Surfacing remaining open questions sustains curiosity and motivates genuine engagement with Lesson 8.</w:t>
             </w:r>
           </w:p>
         </w:tc>
@@ -21276,7 +21581,7 @@
                 <w:sz w:val="18"/>
                 <w:szCs w:val="18"/>
               </w:rPr>
-              <w:t xml:space="preserve">Teacher collects or photographs conclusion paragraphs. The key quality indicator is whether the student connects ALL three elements: experimental condition, biological mechanism and phenomenon explanation. A strong paragraph reads: Mould grows best when conditions are warm, moist and uncovered because fungi need water for enzyme activity and warmth speeds up their metabolism, and spores from the air land and germinate faster. This explains the Kisumu ugali because it was left uncovered and moist in a warm kitchen overnight. A family can prevent this by covering food, refrigerating it or drying it. Students who only describe what they observed without explanation need additional scaffolding in Lesson 8.</w:t>
+              <w:t xml:space="preserve">Teacher reads all sticky notes before the next lesson to identify conceptual gaps. High-quality We now know notes will reference specific variables and link to mechanisms. Low-quality notes will be vague (mould needs food). We still wonder notes that show transfer thinking — such as wondering whether refrigeration fully stops growth or whether mould toxins remain after the mould is removed — indicate higher-order readiness for the Lesson 8 model building task.</w:t>
             </w:r>
           </w:p>
         </w:tc>
@@ -21285,32 +21590,32 @@
         <w:tc>
           <w:tcPr>
             <w:tcW w:type="dxa" w:w="1520"/>
-            <w:shd w:fill="FCE4D6" w:color="auto" w:val="clear"/>
-            <w:tcMar>
-              <w:top w:type="dxa" w:w="60"/>
-              <w:left w:type="dxa" w:w="120"/>
-              <w:bottom w:type="dxa" w:w="60"/>
-              <w:right w:type="dxa" w:w="120"/>
-            </w:tcMar>
-            <w:vAlign w:val="top"/>
-          </w:tcPr>
-          <w:p>
-            <w:pPr>
-              <w:spacing w:after="40" w:before="0"/>
-              <w:jc w:val="left"/>
-            </w:pPr>
-            <w:r>
-              <w:rPr>
-                <w:rFonts w:ascii="Arial" w:cs="Arial" w:eastAsia="Arial" w:hAnsi="Arial"/>
-                <w:b/>
-                <w:bCs/>
-                <w:i w:val="false"/>
-                <w:iCs w:val="false"/>
-                <w:color w:val="000000"/>
-                <w:sz w:val="18"/>
-                <w:szCs w:val="18"/>
-              </w:rPr>
-              <w:t xml:space="preserve">Driving Question Board (DQB) Creation</w:t>
+            <w:shd w:fill="D5E8F0" w:color="auto" w:val="clear"/>
+            <w:tcMar>
+              <w:top w:type="dxa" w:w="60"/>
+              <w:left w:type="dxa" w:w="120"/>
+              <w:bottom w:type="dxa" w:w="60"/>
+              <w:right w:type="dxa" w:w="120"/>
+            </w:tcMar>
+            <w:vAlign w:val="top"/>
+          </w:tcPr>
+          <w:p>
+            <w:pPr>
+              <w:spacing w:after="40" w:before="0"/>
+              <w:jc w:val="left"/>
+            </w:pPr>
+            <w:r>
+              <w:rPr>
+                <w:rFonts w:ascii="Arial" w:cs="Arial" w:eastAsia="Arial" w:hAnsi="Arial"/>
+                <w:b/>
+                <w:bCs/>
+                <w:i w:val="false"/>
+                <w:iCs w:val="false"/>
+                <w:color w:val="000000"/>
+                <w:sz w:val="18"/>
+                <w:szCs w:val="18"/>
+              </w:rPr>
+              <w:t xml:space="preserve">Model Building Phase</w:t>
             </w:r>
           </w:p>
           <w:p>
@@ -21333,7 +21638,7 @@
             <w:pPr>
               <w:spacing w:after="20" w:before="0"/>
             </w:pPr>
-            <w:hyperlink w:history="1" r:id="rIdz2ec31q81fxndjim70nh6">
+            <w:hyperlink w:history="1" r:id="rIdsrpynksd9usnxccqhbu4n">
               <w:r>
                 <w:rPr>
                   <w:rFonts w:ascii="Arial" w:cs="Arial" w:eastAsia="Arial" w:hAnsi="Arial"/>
@@ -21342,7 +21647,7 @@
                   <w:szCs w:val="16"/>
                   <w:u w:val="single" w:color="2E75B6"/>
                 </w:rPr>
-                <w:t xml:space="preserve">Photosynthesis in organisms</w:t>
+                <w:t xml:space="preserve">Intro to combining like terms</w:t>
               </w:r>
             </w:hyperlink>
           </w:p>
@@ -21366,7 +21671,7 @@
               <w:spacing w:after="10" w:before="0"/>
               <w:ind w:left="120"/>
             </w:pPr>
-            <w:hyperlink w:history="1" r:id="rIdqoi4ymlf3l65lut8uf8z7">
+            <w:hyperlink w:history="1" r:id="rIdkjkl2_1higtcsdtyi2cps">
               <w:r>
                 <w:rPr>
                   <w:rFonts w:ascii="Arial" w:cs="Arial" w:eastAsia="Arial" w:hAnsi="Arial"/>
@@ -21428,312 +21733,7 @@
               <w:spacing w:after="10" w:before="0"/>
               <w:ind w:left="120"/>
             </w:pPr>
-            <w:hyperlink w:history="1" r:id="rIdlhjxjqgtzahf5kt8fzn8s">
-              <w:r>
-                <w:rPr>
-                  <w:rFonts w:ascii="Arial" w:cs="Arial" w:eastAsia="Arial" w:hAnsi="Arial"/>
-                  <w:color w:val="595959"/>
-                  <w:sz w:val="14"/>
-                  <w:szCs w:val="14"/>
-                  <w:u w:val="single" w:color="595959"/>
-                </w:rPr>
-                <w:t xml:space="preserve">🔍 Search ARES for readings</w:t>
-              </w:r>
-            </w:hyperlink>
-          </w:p>
-          <w:p>
-            <w:pPr>
-              <w:spacing w:after="10" w:before="0"/>
-              <w:ind w:left="120"/>
-            </w:pPr>
-            <w:r>
-              <w:rPr>
-                <w:rFonts w:ascii="Arial" w:cs="Arial" w:eastAsia="Arial" w:hAnsi="Arial"/>
-                <w:color w:val="595959"/>
-                <w:sz w:val="14"/>
-                <w:szCs w:val="14"/>
-              </w:rPr>
-              <w:t xml:space="preserve">Search terms: microorganisms mould growth food</w:t>
-            </w:r>
-          </w:p>
-        </w:tc>
-        <w:tc>
-          <w:tcPr>
-            <w:tcW w:type="dxa" w:w="3040"/>
-            <w:shd w:fill="FFFFFF" w:color="auto" w:val="clear"/>
-            <w:tcMar>
-              <w:top w:type="dxa" w:w="60"/>
-              <w:left w:type="dxa" w:w="120"/>
-              <w:bottom w:type="dxa" w:w="60"/>
-              <w:right w:type="dxa" w:w="120"/>
-            </w:tcMar>
-            <w:vAlign w:val="top"/>
-          </w:tcPr>
-          <w:p>
-            <w:pPr>
-              <w:spacing w:after="40" w:before="0"/>
-              <w:jc w:val="left"/>
-            </w:pPr>
-            <w:r>
-              <w:rPr>
-                <w:rFonts w:ascii="Arial" w:cs="Arial" w:eastAsia="Arial" w:hAnsi="Arial"/>
-                <w:b w:val="false"/>
-                <w:bCs w:val="false"/>
-                <w:i w:val="false"/>
-                <w:iCs w:val="false"/>
-                <w:color w:val="000000"/>
-                <w:sz w:val="18"/>
-                <w:szCs w:val="18"/>
-              </w:rPr>
-              <w:t xml:space="preserve">In the final 6 minutes of the lesson, students return to the class Driving Question Board which has been building since Lesson 1. Each group receives two sticky notes (or writes directly on the DQB section reserved for Lesson 7). On the first sticky note they write one piece of new evidence their investigation added to answering the driving question: We now know that ___. On the second sticky note they write one new sub-question their investigation raised: We still wonder ___. Possible new evidence notes include: mould grows fastest on warm moist uncovered food; dry substrates resist mould better; covering food slows but may not completely stop mould growth. Possible new sub-questions include: Does refrigeration stop mould completely or just slow it down? Can the same mould that grows on ugali make a person sick? Why are some moulds green and others black — are they different species? The teacher reads several notes aloud and places them on the DQB, explicitly marking which original Lesson 1 predictions have now been confirmed, which have been revised and which remain open. Teacher highlights the progression: in Lesson 1 students predicted the patches came from the air — Lesson 3 confirmed airborne spore transmission — and now Lesson 7 shows what conditions allowed those spores to germinate and grow. The driving question banner is visible and teacher points to it: Why did the ugali and chapati grow fuzzy patches overnight? You now have experimental evidence for the overnight part — warm, moist, uncovered, perfect conditions.</w:t>
-            </w:r>
-          </w:p>
-        </w:tc>
-        <w:tc>
-          <w:tcPr>
-            <w:tcW w:type="dxa" w:w="3040"/>
-            <w:shd w:fill="F2F2F2" w:color="auto" w:val="clear"/>
-            <w:tcMar>
-              <w:top w:type="dxa" w:w="60"/>
-              <w:left w:type="dxa" w:w="120"/>
-              <w:bottom w:type="dxa" w:w="60"/>
-              <w:right w:type="dxa" w:w="120"/>
-            </w:tcMar>
-            <w:vAlign w:val="top"/>
-          </w:tcPr>
-          <w:p>
-            <w:pPr>
-              <w:spacing w:after="40" w:before="0"/>
-              <w:jc w:val="left"/>
-            </w:pPr>
-            <w:r>
-              <w:rPr>
-                <w:rFonts w:ascii="Arial" w:cs="Arial" w:eastAsia="Arial" w:hAnsi="Arial"/>
-                <w:b w:val="false"/>
-                <w:bCs w:val="false"/>
-                <w:i w:val="false"/>
-                <w:iCs w:val="false"/>
-                <w:color w:val="000000"/>
-                <w:sz w:val="18"/>
-                <w:szCs w:val="18"/>
-              </w:rPr>
-              <w:t xml:space="preserve">Teacher distributes sticky notes and says: You have two minutes — two sticky notes per group. First note: one piece of evidence you generated today that helps answer our driving question. Start it with the words We now know. Second note: one question your investigation opened up. Start it with We still wonder. Go. [WAIT TIME: 2 minutes group writing.] Teacher collects notes and reads three or four aloud, placing them on the DQB. Teacher then says: Look at Lesson 1 — what did we predict back then? [Points to original predictions.] Which of those can we now confirm with evidence from our own investigation today? [WAIT TIME: 15 seconds — take two volunteers.] Teacher draws a checkmark next to confirmed predictions and a revision arrow next to those that need updating. Teacher closes the DQB segment by saying: Next lesson we will revise our models and use everything from all seven lessons to answer our driving question completely. Today you made it much easier by generating your own data. Well done.</w:t>
-            </w:r>
-          </w:p>
-        </w:tc>
-        <w:tc>
-          <w:tcPr>
-            <w:tcW w:type="dxa" w:w="3040"/>
-            <w:shd w:fill="FFFFFF" w:color="auto" w:val="clear"/>
-            <w:tcMar>
-              <w:top w:type="dxa" w:w="60"/>
-              <w:left w:type="dxa" w:w="120"/>
-              <w:bottom w:type="dxa" w:w="60"/>
-              <w:right w:type="dxa" w:w="120"/>
-            </w:tcMar>
-            <w:vAlign w:val="top"/>
-          </w:tcPr>
-          <w:p>
-            <w:pPr>
-              <w:spacing w:after="40" w:before="0"/>
-              <w:jc w:val="left"/>
-            </w:pPr>
-            <w:r>
-              <w:rPr>
-                <w:rFonts w:ascii="Arial" w:cs="Arial" w:eastAsia="Arial" w:hAnsi="Arial"/>
-                <w:b w:val="false"/>
-                <w:bCs w:val="false"/>
-                <w:i w:val="false"/>
-                <w:iCs w:val="false"/>
-                <w:color w:val="000000"/>
-                <w:sz w:val="18"/>
-                <w:szCs w:val="18"/>
-              </w:rPr>
-              <w:t xml:space="preserve">The sticky-note DQB update ritual maintains the coherence of the eight-lesson storyline by visually marking epistemic progress — students see that their own experimental data has moved the class from wondering to knowing. The distinction between confirmed predictions and revised ones models scientific self-correction and intellectual honesty. Surfacing remaining open questions sustains curiosity and motivates genuine engagement with Lesson 8.</w:t>
-            </w:r>
-          </w:p>
-        </w:tc>
-        <w:tc>
-          <w:tcPr>
-            <w:tcW w:type="dxa" w:w="3040"/>
-            <w:shd w:fill="F2F2F2" w:color="auto" w:val="clear"/>
-            <w:tcMar>
-              <w:top w:type="dxa" w:w="60"/>
-              <w:left w:type="dxa" w:w="120"/>
-              <w:bottom w:type="dxa" w:w="60"/>
-              <w:right w:type="dxa" w:w="120"/>
-            </w:tcMar>
-            <w:vAlign w:val="top"/>
-          </w:tcPr>
-          <w:p>
-            <w:pPr>
-              <w:spacing w:after="40" w:before="0"/>
-              <w:jc w:val="left"/>
-            </w:pPr>
-            <w:r>
-              <w:rPr>
-                <w:rFonts w:ascii="Arial" w:cs="Arial" w:eastAsia="Arial" w:hAnsi="Arial"/>
-                <w:b w:val="false"/>
-                <w:bCs w:val="false"/>
-                <w:i w:val="false"/>
-                <w:iCs w:val="false"/>
-                <w:color w:val="000000"/>
-                <w:sz w:val="18"/>
-                <w:szCs w:val="18"/>
-              </w:rPr>
-              <w:t xml:space="preserve">Teacher reads all sticky notes before the next lesson to identify conceptual gaps. High-quality We now know notes will reference specific variables and link to mechanisms. Low-quality notes will be vague (mould needs food). We still wonder notes that show transfer thinking — such as wondering whether refrigeration fully stops growth or whether mould toxins remain after the mould is removed — indicate higher-order readiness for the Lesson 8 model building task.</w:t>
-            </w:r>
-          </w:p>
-        </w:tc>
-      </w:tr>
-      <w:tr>
-        <w:tc>
-          <w:tcPr>
-            <w:tcW w:type="dxa" w:w="1520"/>
-            <w:shd w:fill="D5E8F0" w:color="auto" w:val="clear"/>
-            <w:tcMar>
-              <w:top w:type="dxa" w:w="60"/>
-              <w:left w:type="dxa" w:w="120"/>
-              <w:bottom w:type="dxa" w:w="60"/>
-              <w:right w:type="dxa" w:w="120"/>
-            </w:tcMar>
-            <w:vAlign w:val="top"/>
-          </w:tcPr>
-          <w:p>
-            <w:pPr>
-              <w:spacing w:after="40" w:before="0"/>
-              <w:jc w:val="left"/>
-            </w:pPr>
-            <w:r>
-              <w:rPr>
-                <w:rFonts w:ascii="Arial" w:cs="Arial" w:eastAsia="Arial" w:hAnsi="Arial"/>
-                <w:b/>
-                <w:bCs/>
-                <w:i w:val="false"/>
-                <w:iCs w:val="false"/>
-                <w:color w:val="000000"/>
-                <w:sz w:val="18"/>
-                <w:szCs w:val="18"/>
-              </w:rPr>
-              <w:t xml:space="preserve">Model Building Phase</w:t>
-            </w:r>
-          </w:p>
-          <w:p>
-            <w:pPr>
-              <w:spacing w:after="20" w:before="0"/>
-            </w:pPr>
-            <w:r>
-              <w:rPr>
-                <w:rFonts w:ascii="Arial" w:cs="Arial" w:eastAsia="Arial" w:hAnsi="Arial"/>
-                <w:b/>
-                <w:bCs/>
-                <w:color w:val="1F3864"/>
-                <w:sz w:val="16"/>
-                <w:szCs w:val="16"/>
-              </w:rPr>
-              <w:t xml:space="preserve">📹 VIDEO:</w:t>
-            </w:r>
-          </w:p>
-          <w:p>
-            <w:pPr>
-              <w:spacing w:after="20" w:before="0"/>
-            </w:pPr>
-            <w:hyperlink w:history="1" r:id="rIdih8c3umclchl6gh-dv6gc">
-              <w:r>
-                <w:rPr>
-                  <w:rFonts w:ascii="Arial" w:cs="Arial" w:eastAsia="Arial" w:hAnsi="Arial"/>
-                  <w:color w:val="2E75B6"/>
-                  <w:sz w:val="16"/>
-                  <w:szCs w:val="16"/>
-                  <w:u w:val="single" w:color="2E75B6"/>
-                </w:rPr>
-                <w:t xml:space="preserve">Photosynthesis in organisms</w:t>
-              </w:r>
-            </w:hyperlink>
-          </w:p>
-          <w:p>
-            <w:pPr>
-              <w:spacing w:after="10" w:before="0"/>
-              <w:ind w:left="120"/>
-            </w:pPr>
-            <w:r>
-              <w:rPr>
-                <w:rFonts w:ascii="Arial" w:cs="Arial" w:eastAsia="Arial" w:hAnsi="Arial"/>
-                <w:color w:val="595959"/>
-                <w:sz w:val="14"/>
-                <w:szCs w:val="14"/>
-              </w:rPr>
-              <w:t xml:space="preserve">Source: Khan Academy (English - US curriculum)</w:t>
-            </w:r>
-          </w:p>
-          <w:p>
-            <w:pPr>
-              <w:spacing w:after="10" w:before="0"/>
-              <w:ind w:left="120"/>
-            </w:pPr>
-            <w:hyperlink w:history="1" r:id="rIdgiybv1t2dxetll-5nho2n">
-              <w:r>
-                <w:rPr>
-                  <w:rFonts w:ascii="Arial" w:cs="Arial" w:eastAsia="Arial" w:hAnsi="Arial"/>
-                  <w:color w:val="595959"/>
-                  <w:sz w:val="14"/>
-                  <w:szCs w:val="14"/>
-                  <w:u w:val="single" w:color="595959"/>
-                </w:rPr>
-                <w:t xml:space="preserve">🔍 Search ARES for similar videos</w:t>
-              </w:r>
-            </w:hyperlink>
-          </w:p>
-          <w:p>
-            <w:pPr>
-              <w:spacing w:after="40" w:before="0"/>
-            </w:pPr>
-            <w:r>
-              <w:rPr>
-                <w:sz w:val="14"/>
-                <w:szCs w:val="14"/>
-              </w:rPr>
-              <w:t xml:space="preserve"/>
-            </w:r>
-          </w:p>
-          <w:p>
-            <w:pPr>
-              <w:spacing w:after="20" w:before="0"/>
-            </w:pPr>
-            <w:r>
-              <w:rPr>
-                <w:rFonts w:ascii="Arial" w:cs="Arial" w:eastAsia="Arial" w:hAnsi="Arial"/>
-                <w:b/>
-                <w:bCs/>
-                <w:color w:val="1F3864"/>
-                <w:sz w:val="16"/>
-                <w:szCs w:val="16"/>
-              </w:rPr>
-              <w:t xml:space="preserve">📖 READING:</w:t>
-            </w:r>
-          </w:p>
-          <w:p>
-            <w:pPr>
-              <w:spacing w:after="20" w:before="0"/>
-            </w:pPr>
-            <w:r>
-              <w:rPr>
-                <w:rFonts w:ascii="Arial" w:cs="Arial" w:eastAsia="Arial" w:hAnsi="Arial"/>
-                <w:i/>
-                <w:iCs/>
-                <w:color w:val="595959"/>
-                <w:sz w:val="16"/>
-                <w:szCs w:val="16"/>
-              </w:rPr>
-              <w:t xml:space="preserve">No closely matching reading in the ARES library for this activity.</w:t>
-            </w:r>
-          </w:p>
-          <w:p>
-            <w:pPr>
-              <w:spacing w:after="10" w:before="0"/>
-              <w:ind w:left="120"/>
-            </w:pPr>
-            <w:hyperlink w:history="1" r:id="rIdszkbknrqh8sihathqt1tr">
+            <w:hyperlink w:history="1" r:id="rIdqbagcjutwf5bdw2z-2bez">
               <w:r>
                 <w:rPr>
                   <w:rFonts w:ascii="Arial" w:cs="Arial" w:eastAsia="Arial" w:hAnsi="Arial"/>
@@ -23235,7 +23235,7 @@
             <w:pPr>
               <w:spacing w:after="20" w:before="0"/>
             </w:pPr>
-            <w:hyperlink w:history="1" r:id="rIdbadkmhakunzhlazpamct0">
+            <w:hyperlink w:history="1" r:id="rIdw3siflbnsrsp3i45qqacx">
               <w:r>
                 <w:rPr>
                   <w:rFonts w:ascii="Arial" w:cs="Arial" w:eastAsia="Arial" w:hAnsi="Arial"/>
@@ -23268,7 +23268,7 @@
               <w:spacing w:after="10" w:before="0"/>
               <w:ind w:left="120"/>
             </w:pPr>
-            <w:hyperlink w:history="1" r:id="rIdybz2jogvx_gs-iql5vzdy">
+            <w:hyperlink w:history="1" r:id="rIdwtfew3rowcitrkko4p5a0">
               <w:r>
                 <w:rPr>
                   <w:rFonts w:ascii="Arial" w:cs="Arial" w:eastAsia="Arial" w:hAnsi="Arial"/>
@@ -23313,7 +23313,7 @@
             <w:pPr>
               <w:spacing w:after="20" w:before="0"/>
             </w:pPr>
-            <w:hyperlink w:history="1" r:id="rIdlnz4-0oygfxzha4cenkle">
+            <w:hyperlink w:history="1" r:id="rIdeouj_k-lcwi9srkbasjgd">
               <w:r>
                 <w:rPr>
                   <w:rFonts w:ascii="Arial" w:cs="Arial" w:eastAsia="Arial" w:hAnsi="Arial"/>
@@ -23346,7 +23346,7 @@
               <w:spacing w:after="10" w:before="0"/>
               <w:ind w:left="120"/>
             </w:pPr>
-            <w:hyperlink w:history="1" r:id="rIdvnpkvcg5c0ix4juxmuhzd">
+            <w:hyperlink w:history="1" r:id="rIdwod9jqwhujdbuyslnejbs">
               <w:r>
                 <w:rPr>
                   <w:rFonts w:ascii="Arial" w:cs="Arial" w:eastAsia="Arial" w:hAnsi="Arial"/>
@@ -23541,7 +23541,7 @@
             <w:pPr>
               <w:spacing w:after="20" w:before="0"/>
             </w:pPr>
-            <w:hyperlink w:history="1" r:id="rIdcdckjwdc78s9kxdzbi3vw">
+            <w:hyperlink w:history="1" r:id="rIdw2tzuvqpqzpiihpwxh9x9">
               <w:r>
                 <w:rPr>
                   <w:rFonts w:ascii="Arial" w:cs="Arial" w:eastAsia="Arial" w:hAnsi="Arial"/>
@@ -23574,7 +23574,7 @@
               <w:spacing w:after="10" w:before="0"/>
               <w:ind w:left="120"/>
             </w:pPr>
-            <w:hyperlink w:history="1" r:id="rIdygfb10vkdyamecxk5yaph">
+            <w:hyperlink w:history="1" r:id="rId-rq2uhqtxgbiih0guaph-">
               <w:r>
                 <w:rPr>
                   <w:rFonts w:ascii="Arial" w:cs="Arial" w:eastAsia="Arial" w:hAnsi="Arial"/>
@@ -23619,7 +23619,7 @@
             <w:pPr>
               <w:spacing w:after="20" w:before="0"/>
             </w:pPr>
-            <w:hyperlink w:history="1" r:id="rIdtjyrl9pbxwwsdzcdmxjzu">
+            <w:hyperlink w:history="1" r:id="rId6wxw6iaqvjuaocmfiy6ny">
               <w:r>
                 <w:rPr>
                   <w:rFonts w:ascii="Arial" w:cs="Arial" w:eastAsia="Arial" w:hAnsi="Arial"/>
@@ -23652,7 +23652,7 @@
               <w:spacing w:after="10" w:before="0"/>
               <w:ind w:left="120"/>
             </w:pPr>
-            <w:hyperlink w:history="1" r:id="rIdhcsgjsufvqrwc-ndg403k">
+            <w:hyperlink w:history="1" r:id="rId7cjz3_vc5ts_vhk2dnbnh">
               <w:r>
                 <w:rPr>
                   <w:rFonts w:ascii="Arial" w:cs="Arial" w:eastAsia="Arial" w:hAnsi="Arial"/>
@@ -23847,7 +23847,7 @@
             <w:pPr>
               <w:spacing w:after="20" w:before="0"/>
             </w:pPr>
-            <w:hyperlink w:history="1" r:id="rIdj-7c8owxkpqaqiwzfwk6u">
+            <w:hyperlink w:history="1" r:id="rIdb2bfuyk4st-_oysykdsyz">
               <w:r>
                 <w:rPr>
                   <w:rFonts w:ascii="Arial" w:cs="Arial" w:eastAsia="Arial" w:hAnsi="Arial"/>
@@ -23880,7 +23880,7 @@
               <w:spacing w:after="10" w:before="0"/>
               <w:ind w:left="120"/>
             </w:pPr>
-            <w:hyperlink w:history="1" r:id="rIdsvmeqb4btbbq6uxvecwi7">
+            <w:hyperlink w:history="1" r:id="rIdkwyccl2ij9db8cb9sqfh0">
               <w:r>
                 <w:rPr>
                   <w:rFonts w:ascii="Arial" w:cs="Arial" w:eastAsia="Arial" w:hAnsi="Arial"/>
@@ -23925,7 +23925,7 @@
             <w:pPr>
               <w:spacing w:after="20" w:before="0"/>
             </w:pPr>
-            <w:hyperlink w:history="1" r:id="rId25kkabbens4ik5qmlobiq">
+            <w:hyperlink w:history="1" r:id="rIdb4avqja3ndcjwrzgz1ygv">
               <w:r>
                 <w:rPr>
                   <w:rFonts w:ascii="Arial" w:cs="Arial" w:eastAsia="Arial" w:hAnsi="Arial"/>
@@ -23958,7 +23958,7 @@
               <w:spacing w:after="10" w:before="0"/>
               <w:ind w:left="120"/>
             </w:pPr>
-            <w:hyperlink w:history="1" r:id="rIdotfrl6gcqorvm0dt4ogwe">
+            <w:hyperlink w:history="1" r:id="rIdchrsavzxnaqdyh2q3eph_">
               <w:r>
                 <w:rPr>
                   <w:rFonts w:ascii="Arial" w:cs="Arial" w:eastAsia="Arial" w:hAnsi="Arial"/>
@@ -24153,7 +24153,7 @@
             <w:pPr>
               <w:spacing w:after="20" w:before="0"/>
             </w:pPr>
-            <w:hyperlink w:history="1" r:id="rIdzunzctduo0e0hgqr1o0np">
+            <w:hyperlink w:history="1" r:id="rIdmkeiubg8bhmcgggmwkqpk">
               <w:r>
                 <w:rPr>
                   <w:rFonts w:ascii="Arial" w:cs="Arial" w:eastAsia="Arial" w:hAnsi="Arial"/>
@@ -24186,7 +24186,7 @@
               <w:spacing w:after="10" w:before="0"/>
               <w:ind w:left="120"/>
             </w:pPr>
-            <w:hyperlink w:history="1" r:id="rIdndxvtco31qwo7gq38brgi">
+            <w:hyperlink w:history="1" r:id="rIdyvcz-tugvs9ucvm9keghn">
               <w:r>
                 <w:rPr>
                   <w:rFonts w:ascii="Arial" w:cs="Arial" w:eastAsia="Arial" w:hAnsi="Arial"/>
@@ -24231,7 +24231,7 @@
             <w:pPr>
               <w:spacing w:after="20" w:before="0"/>
             </w:pPr>
-            <w:hyperlink w:history="1" r:id="rIdbrawrk0t4tzlyctksubsg">
+            <w:hyperlink w:history="1" r:id="rIdoeeuyegr6rf4yy3iaqcbg">
               <w:r>
                 <w:rPr>
                   <w:rFonts w:ascii="Arial" w:cs="Arial" w:eastAsia="Arial" w:hAnsi="Arial"/>
@@ -24264,7 +24264,7 @@
               <w:spacing w:after="10" w:before="0"/>
               <w:ind w:left="120"/>
             </w:pPr>
-            <w:hyperlink w:history="1" r:id="rId5dgjz4ijqasnmr_k9eddo">
+            <w:hyperlink w:history="1" r:id="rIdqptjbs5xzplwemk3xrpq1">
               <w:r>
                 <w:rPr>
                   <w:rFonts w:ascii="Arial" w:cs="Arial" w:eastAsia="Arial" w:hAnsi="Arial"/>
@@ -24459,7 +24459,7 @@
             <w:pPr>
               <w:spacing w:after="20" w:before="0"/>
             </w:pPr>
-            <w:hyperlink w:history="1" r:id="rId2lfhgqw3mj_l0pl1fjzxh">
+            <w:hyperlink w:history="1" r:id="rIdowxx6kfdgvy5wcybxy4bz">
               <w:r>
                 <w:rPr>
                   <w:rFonts w:ascii="Arial" w:cs="Arial" w:eastAsia="Arial" w:hAnsi="Arial"/>
@@ -24492,7 +24492,7 @@
               <w:spacing w:after="10" w:before="0"/>
               <w:ind w:left="120"/>
             </w:pPr>
-            <w:hyperlink w:history="1" r:id="rIdgpofp9wczicwmdtmeq9m4">
+            <w:hyperlink w:history="1" r:id="rIdw2gq_tq6xj59pl6ziesns">
               <w:r>
                 <w:rPr>
                   <w:rFonts w:ascii="Arial" w:cs="Arial" w:eastAsia="Arial" w:hAnsi="Arial"/>
@@ -24537,7 +24537,7 @@
             <w:pPr>
               <w:spacing w:after="20" w:before="0"/>
             </w:pPr>
-            <w:hyperlink w:history="1" r:id="rIdizrbsysz9kwunkb1p3dns">
+            <w:hyperlink w:history="1" r:id="rIdsyijvepkri_ox48x8vuv-">
               <w:r>
                 <w:rPr>
                   <w:rFonts w:ascii="Arial" w:cs="Arial" w:eastAsia="Arial" w:hAnsi="Arial"/>
@@ -24570,7 +24570,7 @@
               <w:spacing w:after="10" w:before="0"/>
               <w:ind w:left="120"/>
             </w:pPr>
-            <w:hyperlink w:history="1" r:id="rId2c1vsw-qwfftea9o8cvx6">
+            <w:hyperlink w:history="1" r:id="rIdtyfk4qjjgfhbhaabp5hws">
               <w:r>
                 <w:rPr>
                   <w:rFonts w:ascii="Arial" w:cs="Arial" w:eastAsia="Arial" w:hAnsi="Arial"/>

--- a/data/outputs/v2/General_Science/SS1.7_Microorganisms/General_Science_Microorganisms_CBE_LessonSequence.docx
+++ b/data/outputs/v2/General_Science/SS1.7_Microorganisms/General_Science_Microorganisms_CBE_LessonSequence.docx
@@ -42,6 +42,177 @@
     </w:p>
     <w:p>
       <w:pPr>
+        <w:spacing w:after="80" w:before="120"/>
+      </w:pPr>
+      <w:r>
+        <w:rPr>
+          <w:rFonts w:ascii="Arial" w:cs="Arial" w:eastAsia="Arial" w:hAnsi="Arial"/>
+          <w:b/>
+          <w:bCs/>
+          <w:color w:val="1F3864"/>
+          <w:sz w:val="20"/>
+          <w:szCs w:val="20"/>
+        </w:rPr>
+        <w:t xml:space="preserve">ATTRIBUTION AND LICENSING</w:t>
+      </w:r>
+    </w:p>
+    <w:p>
+      <w:pPr>
+        <w:spacing w:after="60" w:before="0"/>
+      </w:pPr>
+      <w:r>
+        <w:rPr>
+          <w:rFonts w:ascii="Arial" w:cs="Arial" w:eastAsia="Arial" w:hAnsi="Arial"/>
+          <w:b/>
+          <w:bCs/>
+          <w:sz w:val="17"/>
+          <w:szCs w:val="17"/>
+        </w:rPr>
+        <w:t xml:space="preserve">Curriculum Alignment: </w:t>
+      </w:r>
+      <w:r>
+        <w:rPr>
+          <w:rFonts w:ascii="Arial" w:cs="Arial" w:eastAsia="Arial" w:hAnsi="Arial"/>
+          <w:sz w:val="17"/>
+          <w:szCs w:val="17"/>
+        </w:rPr>
+        <w:t xml:space="preserve">Structured in pedagogical alignment with the competence-based curriculum format and learning outcomes established by the Kenya Institute of Curriculum Development (KICD). This material is independently developed and is not officially endorsed or published by KICD.</w:t>
+      </w:r>
+    </w:p>
+    <w:p>
+      <w:pPr>
+        <w:spacing w:after="60" w:before="0"/>
+      </w:pPr>
+      <w:r>
+        <w:rPr>
+          <w:rFonts w:ascii="Arial" w:cs="Arial" w:eastAsia="Arial" w:hAnsi="Arial"/>
+          <w:b/>
+          <w:bCs/>
+          <w:sz w:val="17"/>
+          <w:szCs w:val="17"/>
+        </w:rPr>
+        <w:t xml:space="preserve">Content &amp; Pedagogy: </w:t>
+      </w:r>
+      <w:r>
+        <w:rPr>
+          <w:rFonts w:ascii="Arial" w:cs="Arial" w:eastAsia="Arial" w:hAnsi="Arial"/>
+          <w:sz w:val="17"/>
+          <w:szCs w:val="17"/>
+        </w:rPr>
+        <w:t xml:space="preserve">Developed and adapted by the educator team at SeaVuria (registered 501(c)(3) in the United States and registered NGO in Kenya, No. 872-850A-BF11), who designed the pedagogical framework, lesson templates and exemplar lessons on which this material is based.</w:t>
+      </w:r>
+    </w:p>
+    <w:p>
+      <w:pPr>
+        <w:spacing w:after="60" w:before="0"/>
+      </w:pPr>
+      <w:r>
+        <w:rPr>
+          <w:rFonts w:ascii="Arial" w:cs="Arial" w:eastAsia="Arial" w:hAnsi="Arial"/>
+          <w:b/>
+          <w:bCs/>
+          <w:sz w:val="17"/>
+          <w:szCs w:val="17"/>
+        </w:rPr>
+        <w:t xml:space="preserve">Production &amp; Layout: </w:t>
+      </w:r>
+      <w:r>
+        <w:rPr>
+          <w:rFonts w:ascii="Arial" w:cs="Arial" w:eastAsia="Arial" w:hAnsi="Arial"/>
+          <w:sz w:val="17"/>
+          <w:szCs w:val="17"/>
+        </w:rPr>
+        <w:t xml:space="preserve">Educational design and curriculum sequencing by SeaVuria. Technical layout, structural formatting, and digital optimization/implementation executed in partnership with ARES Education (registered 501(c)(3) in the United States and Canada (as Afretech Aid) and registered NGO in Kenya), with lesson drafting and compilation assisted by AI (Claude, Anthropic).</w:t>
+      </w:r>
+    </w:p>
+    <w:p>
+      <w:pPr>
+        <w:pBdr>
+          <w:bottom w:val="single" w:color="1F3864" w:sz="6" w:space="6"/>
+        </w:pBdr>
+        <w:spacing w:after="60" w:before="0"/>
+      </w:pPr>
+      <w:r>
+        <w:rPr>
+          <w:rFonts w:ascii="Arial" w:cs="Arial" w:eastAsia="Arial" w:hAnsi="Arial"/>
+          <w:b/>
+          <w:bCs/>
+          <w:sz w:val="17"/>
+          <w:szCs w:val="17"/>
+        </w:rPr>
+        <w:t xml:space="preserve">Licensing &amp; Copyright: </w:t>
+      </w:r>
+      <w:r>
+        <w:rPr>
+          <w:rFonts w:ascii="Arial" w:cs="Arial" w:eastAsia="Arial" w:hAnsi="Arial"/>
+          <w:sz w:val="17"/>
+          <w:szCs w:val="17"/>
+        </w:rPr>
+        <w:t xml:space="preserve">© 2026 SeaVuria and ARES. This work is licensed under a </w:t>
+      </w:r>
+      <w:hyperlink w:history="1" r:id="rIdbthwovqtd3wfxur64qidv">
+        <w:r>
+          <w:rPr>
+            <w:rFonts w:ascii="Arial" w:cs="Arial" w:eastAsia="Arial" w:hAnsi="Arial"/>
+            <w:color w:val="1F6B75"/>
+            <w:sz w:val="17"/>
+            <w:szCs w:val="17"/>
+            <w:u w:val="single" w:color="1F6B75"/>
+          </w:rPr>
+          <w:t xml:space="preserve">Creative Commons Attribution-NonCommercial 4.0 International License</w:t>
+        </w:r>
+      </w:hyperlink>
+      <w:r>
+        <w:rPr>
+          <w:rFonts w:ascii="Arial" w:cs="Arial" w:eastAsia="Arial" w:hAnsi="Arial"/>
+          <w:sz w:val="17"/>
+          <w:szCs w:val="17"/>
+        </w:rPr>
+        <w:t xml:space="preserve"> (</w:t>
+      </w:r>
+      <w:hyperlink w:history="1" r:id="rIduewszfhojqlkdb6mjqwvs">
+        <w:r>
+          <w:rPr>
+            <w:rFonts w:ascii="Arial" w:cs="Arial" w:eastAsia="Arial" w:hAnsi="Arial"/>
+            <w:color w:val="1F6B75"/>
+            <w:sz w:val="17"/>
+            <w:szCs w:val="17"/>
+            <w:u w:val="single" w:color="1F6B75"/>
+          </w:rPr>
+          <w:t xml:space="preserve">CC BY-NC 4.0</w:t>
+        </w:r>
+      </w:hyperlink>
+      <w:r>
+        <w:rPr>
+          <w:rFonts w:ascii="Arial" w:cs="Arial" w:eastAsia="Arial" w:hAnsi="Arial"/>
+          <w:sz w:val="17"/>
+          <w:szCs w:val="17"/>
+        </w:rPr>
+        <w:t xml:space="preserve">). To view a copy of this license, visit </w:t>
+      </w:r>
+      <w:hyperlink w:history="1" r:id="rIdp3djvr3nti4pa1qxtp0bn">
+        <w:r>
+          <w:rPr>
+            <w:rFonts w:ascii="Arial" w:cs="Arial" w:eastAsia="Arial" w:hAnsi="Arial"/>
+            <w:color w:val="1F6B75"/>
+            <w:sz w:val="17"/>
+            <w:szCs w:val="17"/>
+            <w:u w:val="single" w:color="1F6B75"/>
+          </w:rPr>
+          <w:t xml:space="preserve">https://creativecommons.org/licenses/by-nc/4.0/</w:t>
+        </w:r>
+      </w:hyperlink>
+      <w:r>
+        <w:rPr>
+          <w:rFonts w:ascii="Arial" w:cs="Arial" w:eastAsia="Arial" w:hAnsi="Arial"/>
+          <w:sz w:val="17"/>
+          <w:szCs w:val="17"/>
+        </w:rPr>
+        <w:t xml:space="preserve">. You are free to copy, redistribute, and adapt this material in any medium or format, provided appropriate credit is given and the material is not used for commercial purposes. KICD learning outcomes and curriculum designations reproduced here for alignment purposes remain the property of KICD and are not covered by this license. Linked external resources (e.g. CK-12, Khan Academy, PhET) are subject to their own licenses.</w:t>
+      </w:r>
+    </w:p>
+    <w:p>
+      <w:pPr>
         <w:spacing w:after="120"/>
       </w:pPr>
       <w:r>
@@ -3183,7 +3354,7 @@
               <w:spacing w:after="10" w:before="0"/>
               <w:ind w:left="120"/>
             </w:pPr>
-            <w:hyperlink w:history="1" r:id="rIdzfln8pa80imveqszcmxfg">
+            <w:hyperlink w:history="1" r:id="rId-nwpfo5d31q5obky6tovp">
               <w:r>
                 <w:rPr>
                   <w:rFonts w:ascii="Arial" w:cs="Arial" w:eastAsia="Arial" w:hAnsi="Arial"/>
@@ -3260,7 +3431,7 @@
               <w:spacing w:after="10" w:before="0"/>
               <w:ind w:left="120"/>
             </w:pPr>
-            <w:hyperlink w:history="1" r:id="rIddpozgqzhl8dyvskg3gtht">
+            <w:hyperlink w:history="1" r:id="rIdnpmh1j6gpzz1lqkazduph">
               <w:r>
                 <w:rPr>
                   <w:rFonts w:ascii="Arial" w:cs="Arial" w:eastAsia="Arial" w:hAnsi="Arial"/>
@@ -3487,7 +3658,7 @@
               <w:spacing w:after="10" w:before="0"/>
               <w:ind w:left="120"/>
             </w:pPr>
-            <w:hyperlink w:history="1" r:id="rId8gfztircwu2c8ozudkn8h">
+            <w:hyperlink w:history="1" r:id="rId-dev2kfx3nzeg1a-prfvr">
               <w:r>
                 <w:rPr>
                   <w:rFonts w:ascii="Arial" w:cs="Arial" w:eastAsia="Arial" w:hAnsi="Arial"/>
@@ -3564,7 +3735,7 @@
               <w:spacing w:after="10" w:before="0"/>
               <w:ind w:left="120"/>
             </w:pPr>
-            <w:hyperlink w:history="1" r:id="rIdo10miqavuh0sf1cbg4uzm">
+            <w:hyperlink w:history="1" r:id="rIdejmsyzkdtvj8ipauspqba">
               <w:r>
                 <w:rPr>
                   <w:rFonts w:ascii="Arial" w:cs="Arial" w:eastAsia="Arial" w:hAnsi="Arial"/>
@@ -3791,7 +3962,7 @@
               <w:spacing w:after="10" w:before="0"/>
               <w:ind w:left="120"/>
             </w:pPr>
-            <w:hyperlink w:history="1" r:id="rId0j19pk2rg02xb_fyxwn5z">
+            <w:hyperlink w:history="1" r:id="rIdo9h-kkpnlfabasb85jztq">
               <w:r>
                 <w:rPr>
                   <w:rFonts w:ascii="Arial" w:cs="Arial" w:eastAsia="Arial" w:hAnsi="Arial"/>
@@ -3868,7 +4039,7 @@
               <w:spacing w:after="10" w:before="0"/>
               <w:ind w:left="120"/>
             </w:pPr>
-            <w:hyperlink w:history="1" r:id="rIdicho0bqryiwabj9r3p4ru">
+            <w:hyperlink w:history="1" r:id="rIdbiu-u8thqwruypgf_lvol">
               <w:r>
                 <w:rPr>
                   <w:rFonts w:ascii="Arial" w:cs="Arial" w:eastAsia="Arial" w:hAnsi="Arial"/>
@@ -4095,7 +4266,7 @@
               <w:spacing w:after="10" w:before="0"/>
               <w:ind w:left="120"/>
             </w:pPr>
-            <w:hyperlink w:history="1" r:id="rIdpzp_gm9n-te67w39llt0t">
+            <w:hyperlink w:history="1" r:id="rIdsq2nek7tcywm6mppwtdcv">
               <w:r>
                 <w:rPr>
                   <w:rFonts w:ascii="Arial" w:cs="Arial" w:eastAsia="Arial" w:hAnsi="Arial"/>
@@ -4172,7 +4343,7 @@
               <w:spacing w:after="10" w:before="0"/>
               <w:ind w:left="120"/>
             </w:pPr>
-            <w:hyperlink w:history="1" r:id="rIdxx2rcr9te6rngbcovxq-e">
+            <w:hyperlink w:history="1" r:id="rIdvufhafilmjwchxbs2dkiw">
               <w:r>
                 <w:rPr>
                   <w:rFonts w:ascii="Arial" w:cs="Arial" w:eastAsia="Arial" w:hAnsi="Arial"/>
@@ -4399,7 +4570,7 @@
               <w:spacing w:after="10" w:before="0"/>
               <w:ind w:left="120"/>
             </w:pPr>
-            <w:hyperlink w:history="1" r:id="rIdi_q_vrdl3sgn3urqsip3v">
+            <w:hyperlink w:history="1" r:id="rId9bqntev2nlk50ugeo3usj">
               <w:r>
                 <w:rPr>
                   <w:rFonts w:ascii="Arial" w:cs="Arial" w:eastAsia="Arial" w:hAnsi="Arial"/>
@@ -4476,7 +4647,7 @@
               <w:spacing w:after="10" w:before="0"/>
               <w:ind w:left="120"/>
             </w:pPr>
-            <w:hyperlink w:history="1" r:id="rIdynqsxkkbu6xeyvhk1yp7e">
+            <w:hyperlink w:history="1" r:id="rIduih3n68jq4nq9hkhbunup">
               <w:r>
                 <w:rPr>
                   <w:rFonts w:ascii="Arial" w:cs="Arial" w:eastAsia="Arial" w:hAnsi="Arial"/>
@@ -4987,6 +5158,65 @@
         </w:tc>
       </w:tr>
     </w:tbl>
+    <w:p>
+      <w:pPr>
+        <w:pBdr>
+          <w:top w:val="single" w:color="BBBBBB" w:sz="4" w:space="4"/>
+        </w:pBdr>
+        <w:spacing w:after="0" w:before="160"/>
+      </w:pPr>
+      <w:r>
+        <w:rPr>
+          <w:rFonts w:ascii="Arial" w:cs="Arial" w:eastAsia="Arial" w:hAnsi="Arial"/>
+          <w:color w:val="666666"/>
+          <w:sz w:val="14"/>
+          <w:szCs w:val="14"/>
+        </w:rPr>
+        <w:t xml:space="preserve">© 2026 SeaVuria and ARES. Aligned with KICD objectives. Developed by SeaVuria; technical implementation by ARES (with AI assistance from Claude). Licensed under </w:t>
+      </w:r>
+      <w:hyperlink w:history="1" r:id="rIdteqplttqtqywa9hbn1z8z">
+        <w:r>
+          <w:rPr>
+            <w:rFonts w:ascii="Arial" w:cs="Arial" w:eastAsia="Arial" w:hAnsi="Arial"/>
+            <w:color w:val="1F6B75"/>
+            <w:sz w:val="14"/>
+            <w:szCs w:val="14"/>
+            <w:u w:val="single" w:color="1F6B75"/>
+          </w:rPr>
+          <w:t xml:space="preserve">CC BY-NC 4.0</w:t>
+        </w:r>
+      </w:hyperlink>
+      <w:r>
+        <w:rPr>
+          <w:rFonts w:ascii="Arial" w:cs="Arial" w:eastAsia="Arial" w:hAnsi="Arial"/>
+          <w:color w:val="666666"/>
+          <w:sz w:val="14"/>
+          <w:szCs w:val="14"/>
+        </w:rPr>
+        <w:t xml:space="preserve"> (</w:t>
+      </w:r>
+      <w:hyperlink w:history="1" r:id="rIdmr6k2qhxwcxz-2d1rjcex">
+        <w:r>
+          <w:rPr>
+            <w:rFonts w:ascii="Arial" w:cs="Arial" w:eastAsia="Arial" w:hAnsi="Arial"/>
+            <w:color w:val="1F6B75"/>
+            <w:sz w:val="14"/>
+            <w:szCs w:val="14"/>
+            <w:u w:val="single" w:color="1F6B75"/>
+          </w:rPr>
+          <w:t xml:space="preserve">https://creativecommons.org/licenses/by-nc/4.0/</w:t>
+        </w:r>
+      </w:hyperlink>
+      <w:r>
+        <w:rPr>
+          <w:rFonts w:ascii="Arial" w:cs="Arial" w:eastAsia="Arial" w:hAnsi="Arial"/>
+          <w:color w:val="666666"/>
+          <w:sz w:val="14"/>
+          <w:szCs w:val="14"/>
+        </w:rPr>
+        <w:t xml:space="preserve">).</w:t>
+      </w:r>
+    </w:p>
     <w:p>
       <w:r>
         <w:br w:type="page"/>
@@ -5978,7 +6208,7 @@
             <w:pPr>
               <w:spacing w:after="20" w:before="0"/>
             </w:pPr>
-            <w:hyperlink w:history="1" r:id="rIdfcrrcapnmv-q0kobft3ip">
+            <w:hyperlink w:history="1" r:id="rIdp1vta1xiixxg2igir1ecq">
               <w:r>
                 <w:rPr>
                   <w:rFonts w:ascii="Arial" w:cs="Arial" w:eastAsia="Arial" w:hAnsi="Arial"/>
@@ -6011,7 +6241,7 @@
               <w:spacing w:after="10" w:before="0"/>
               <w:ind w:left="120"/>
             </w:pPr>
-            <w:hyperlink w:history="1" r:id="rIdexjlvohbf6v1orqjul0ok">
+            <w:hyperlink w:history="1" r:id="rIdox-uop0qdaxrqpt_vad3e">
               <w:r>
                 <w:rPr>
                   <w:rFonts w:ascii="Arial" w:cs="Arial" w:eastAsia="Arial" w:hAnsi="Arial"/>
@@ -6056,7 +6286,7 @@
             <w:pPr>
               <w:spacing w:after="20" w:before="0"/>
             </w:pPr>
-            <w:hyperlink w:history="1" r:id="rIdjqewd2ysgquls4qzim0zf">
+            <w:hyperlink w:history="1" r:id="rIdiqrzk5l6efe26rbf7kvrc">
               <w:r>
                 <w:rPr>
                   <w:rFonts w:ascii="Arial" w:cs="Arial" w:eastAsia="Arial" w:hAnsi="Arial"/>
@@ -6089,7 +6319,7 @@
               <w:spacing w:after="10" w:before="0"/>
               <w:ind w:left="120"/>
             </w:pPr>
-            <w:hyperlink w:history="1" r:id="rIdrlshanjgghjkfncuairzw">
+            <w:hyperlink w:history="1" r:id="rIdpp4hqp5ltvcossc975kji">
               <w:r>
                 <w:rPr>
                   <w:rFonts w:ascii="Arial" w:cs="Arial" w:eastAsia="Arial" w:hAnsi="Arial"/>
@@ -6284,7 +6514,7 @@
             <w:pPr>
               <w:spacing w:after="20" w:before="0"/>
             </w:pPr>
-            <w:hyperlink w:history="1" r:id="rIdnp41oc2ynufbqtkwot7bx">
+            <w:hyperlink w:history="1" r:id="rIdz86asolywl-jclevydf04">
               <w:r>
                 <w:rPr>
                   <w:rFonts w:ascii="Arial" w:cs="Arial" w:eastAsia="Arial" w:hAnsi="Arial"/>
@@ -6317,7 +6547,7 @@
               <w:spacing w:after="10" w:before="0"/>
               <w:ind w:left="120"/>
             </w:pPr>
-            <w:hyperlink w:history="1" r:id="rIdhbyxcuxyk14akmlnqvoap">
+            <w:hyperlink w:history="1" r:id="rIdzfncrr0_k6ujj2oohatau">
               <w:r>
                 <w:rPr>
                   <w:rFonts w:ascii="Arial" w:cs="Arial" w:eastAsia="Arial" w:hAnsi="Arial"/>
@@ -6362,7 +6592,7 @@
             <w:pPr>
               <w:spacing w:after="20" w:before="0"/>
             </w:pPr>
-            <w:hyperlink w:history="1" r:id="rIdsxffpo_bsg8p6tsmyjix-">
+            <w:hyperlink w:history="1" r:id="rIdpab-cldkmau1c1jok2jww">
               <w:r>
                 <w:rPr>
                   <w:rFonts w:ascii="Arial" w:cs="Arial" w:eastAsia="Arial" w:hAnsi="Arial"/>
@@ -6395,7 +6625,7 @@
               <w:spacing w:after="10" w:before="0"/>
               <w:ind w:left="120"/>
             </w:pPr>
-            <w:hyperlink w:history="1" r:id="rIdutpjygn2sksfgoni_ag5t">
+            <w:hyperlink w:history="1" r:id="rIdozeonp9zmjgu1ealdpatk">
               <w:r>
                 <w:rPr>
                   <w:rFonts w:ascii="Arial" w:cs="Arial" w:eastAsia="Arial" w:hAnsi="Arial"/>
@@ -6590,7 +6820,7 @@
             <w:pPr>
               <w:spacing w:after="20" w:before="0"/>
             </w:pPr>
-            <w:hyperlink w:history="1" r:id="rIdbbsjoczqhhadrjpxole19">
+            <w:hyperlink w:history="1" r:id="rIdileookhle10ockcuuafkk">
               <w:r>
                 <w:rPr>
                   <w:rFonts w:ascii="Arial" w:cs="Arial" w:eastAsia="Arial" w:hAnsi="Arial"/>
@@ -6623,7 +6853,7 @@
               <w:spacing w:after="10" w:before="0"/>
               <w:ind w:left="120"/>
             </w:pPr>
-            <w:hyperlink w:history="1" r:id="rIdnnn8exo7ftl14vk1l5je6">
+            <w:hyperlink w:history="1" r:id="rId7i8hxzghtwkrer8nsva-p">
               <w:r>
                 <w:rPr>
                   <w:rFonts w:ascii="Arial" w:cs="Arial" w:eastAsia="Arial" w:hAnsi="Arial"/>
@@ -6668,7 +6898,7 @@
             <w:pPr>
               <w:spacing w:after="20" w:before="0"/>
             </w:pPr>
-            <w:hyperlink w:history="1" r:id="rIduqm9sloc7g37s5dcvfuml">
+            <w:hyperlink w:history="1" r:id="rId5q9dexck0vgojx-dowow5">
               <w:r>
                 <w:rPr>
                   <w:rFonts w:ascii="Arial" w:cs="Arial" w:eastAsia="Arial" w:hAnsi="Arial"/>
@@ -6701,7 +6931,7 @@
               <w:spacing w:after="10" w:before="0"/>
               <w:ind w:left="120"/>
             </w:pPr>
-            <w:hyperlink w:history="1" r:id="rIdwc2qmw1kfvgn8isrkudua">
+            <w:hyperlink w:history="1" r:id="rIdg5nx3h3mxx6pblhucihpp">
               <w:r>
                 <w:rPr>
                   <w:rFonts w:ascii="Arial" w:cs="Arial" w:eastAsia="Arial" w:hAnsi="Arial"/>
@@ -6896,7 +7126,7 @@
             <w:pPr>
               <w:spacing w:after="20" w:before="0"/>
             </w:pPr>
-            <w:hyperlink w:history="1" r:id="rIdy_yfvjkvif40u_fqrdjex">
+            <w:hyperlink w:history="1" r:id="rIdtabbhwbaoilcsgxitcx0n">
               <w:r>
                 <w:rPr>
                   <w:rFonts w:ascii="Arial" w:cs="Arial" w:eastAsia="Arial" w:hAnsi="Arial"/>
@@ -6929,7 +7159,7 @@
               <w:spacing w:after="10" w:before="0"/>
               <w:ind w:left="120"/>
             </w:pPr>
-            <w:hyperlink w:history="1" r:id="rId7ogarkqydekthvdq3pwag">
+            <w:hyperlink w:history="1" r:id="rIdeowpbcfeurrvhzxrurw0y">
               <w:r>
                 <w:rPr>
                   <w:rFonts w:ascii="Arial" w:cs="Arial" w:eastAsia="Arial" w:hAnsi="Arial"/>
@@ -6974,7 +7204,7 @@
             <w:pPr>
               <w:spacing w:after="20" w:before="0"/>
             </w:pPr>
-            <w:hyperlink w:history="1" r:id="rIdqtci5bnvs3vtyja9vhkpr">
+            <w:hyperlink w:history="1" r:id="rIdwezhv60p3wsbxnqoqf0bv">
               <w:r>
                 <w:rPr>
                   <w:rFonts w:ascii="Arial" w:cs="Arial" w:eastAsia="Arial" w:hAnsi="Arial"/>
@@ -7007,7 +7237,7 @@
               <w:spacing w:after="10" w:before="0"/>
               <w:ind w:left="120"/>
             </w:pPr>
-            <w:hyperlink w:history="1" r:id="rIdf-w0h69hattmiy__vhjz-">
+            <w:hyperlink w:history="1" r:id="rIdktf_htoxkznndh85gjrns">
               <w:r>
                 <w:rPr>
                   <w:rFonts w:ascii="Arial" w:cs="Arial" w:eastAsia="Arial" w:hAnsi="Arial"/>
@@ -7202,7 +7432,7 @@
             <w:pPr>
               <w:spacing w:after="20" w:before="0"/>
             </w:pPr>
-            <w:hyperlink w:history="1" r:id="rIdshcgacf9od_enyusyv-_s">
+            <w:hyperlink w:history="1" r:id="rIdlgdyw477eyjhkhtct4lob">
               <w:r>
                 <w:rPr>
                   <w:rFonts w:ascii="Arial" w:cs="Arial" w:eastAsia="Arial" w:hAnsi="Arial"/>
@@ -7235,7 +7465,7 @@
               <w:spacing w:after="10" w:before="0"/>
               <w:ind w:left="120"/>
             </w:pPr>
-            <w:hyperlink w:history="1" r:id="rIdwx_sm19g0xeptvh1gk9ea">
+            <w:hyperlink w:history="1" r:id="rIdbj4mf_zmsgpxfbxajdp2s">
               <w:r>
                 <w:rPr>
                   <w:rFonts w:ascii="Arial" w:cs="Arial" w:eastAsia="Arial" w:hAnsi="Arial"/>
@@ -7280,7 +7510,7 @@
             <w:pPr>
               <w:spacing w:after="20" w:before="0"/>
             </w:pPr>
-            <w:hyperlink w:history="1" r:id="rIdsl_ibwi515ijvjvyzfu1_">
+            <w:hyperlink w:history="1" r:id="rIdsfzqszf3f5xpuohwciptr">
               <w:r>
                 <w:rPr>
                   <w:rFonts w:ascii="Arial" w:cs="Arial" w:eastAsia="Arial" w:hAnsi="Arial"/>
@@ -7313,7 +7543,7 @@
               <w:spacing w:after="10" w:before="0"/>
               <w:ind w:left="120"/>
             </w:pPr>
-            <w:hyperlink w:history="1" r:id="rIdmbmtfumy1-iquuglkp3b7">
+            <w:hyperlink w:history="1" r:id="rIdyzc7iu29klxgpnbioonyg">
               <w:r>
                 <w:rPr>
                   <w:rFonts w:ascii="Arial" w:cs="Arial" w:eastAsia="Arial" w:hAnsi="Arial"/>
@@ -7809,6 +8039,65 @@
         </w:tc>
       </w:tr>
     </w:tbl>
+    <w:p>
+      <w:pPr>
+        <w:pBdr>
+          <w:top w:val="single" w:color="BBBBBB" w:sz="4" w:space="4"/>
+        </w:pBdr>
+        <w:spacing w:after="0" w:before="160"/>
+      </w:pPr>
+      <w:r>
+        <w:rPr>
+          <w:rFonts w:ascii="Arial" w:cs="Arial" w:eastAsia="Arial" w:hAnsi="Arial"/>
+          <w:color w:val="666666"/>
+          <w:sz w:val="14"/>
+          <w:szCs w:val="14"/>
+        </w:rPr>
+        <w:t xml:space="preserve">© 2026 SeaVuria and ARES. Aligned with KICD objectives. Developed by SeaVuria; technical implementation by ARES (with AI assistance from Claude). Licensed under </w:t>
+      </w:r>
+      <w:hyperlink w:history="1" r:id="rIdwowxbncmm5l_tveo_meii">
+        <w:r>
+          <w:rPr>
+            <w:rFonts w:ascii="Arial" w:cs="Arial" w:eastAsia="Arial" w:hAnsi="Arial"/>
+            <w:color w:val="1F6B75"/>
+            <w:sz w:val="14"/>
+            <w:szCs w:val="14"/>
+            <w:u w:val="single" w:color="1F6B75"/>
+          </w:rPr>
+          <w:t xml:space="preserve">CC BY-NC 4.0</w:t>
+        </w:r>
+      </w:hyperlink>
+      <w:r>
+        <w:rPr>
+          <w:rFonts w:ascii="Arial" w:cs="Arial" w:eastAsia="Arial" w:hAnsi="Arial"/>
+          <w:color w:val="666666"/>
+          <w:sz w:val="14"/>
+          <w:szCs w:val="14"/>
+        </w:rPr>
+        <w:t xml:space="preserve"> (</w:t>
+      </w:r>
+      <w:hyperlink w:history="1" r:id="rId_vef85zghbsypbomrbzvt">
+        <w:r>
+          <w:rPr>
+            <w:rFonts w:ascii="Arial" w:cs="Arial" w:eastAsia="Arial" w:hAnsi="Arial"/>
+            <w:color w:val="1F6B75"/>
+            <w:sz w:val="14"/>
+            <w:szCs w:val="14"/>
+            <w:u w:val="single" w:color="1F6B75"/>
+          </w:rPr>
+          <w:t xml:space="preserve">https://creativecommons.org/licenses/by-nc/4.0/</w:t>
+        </w:r>
+      </w:hyperlink>
+      <w:r>
+        <w:rPr>
+          <w:rFonts w:ascii="Arial" w:cs="Arial" w:eastAsia="Arial" w:hAnsi="Arial"/>
+          <w:color w:val="666666"/>
+          <w:sz w:val="14"/>
+          <w:szCs w:val="14"/>
+        </w:rPr>
+        <w:t xml:space="preserve">).</w:t>
+      </w:r>
+    </w:p>
     <w:p>
       <w:r>
         <w:br w:type="page"/>
@@ -8800,7 +9089,7 @@
             <w:pPr>
               <w:spacing w:after="20" w:before="0"/>
             </w:pPr>
-            <w:hyperlink w:history="1" r:id="rIdf9c3zcq9txmpctcu0a-u4">
+            <w:hyperlink w:history="1" r:id="rIdizt5uczgarq4w4mvfutbt">
               <w:r>
                 <w:rPr>
                   <w:rFonts w:ascii="Arial" w:cs="Arial" w:eastAsia="Arial" w:hAnsi="Arial"/>
@@ -8833,7 +9122,7 @@
               <w:spacing w:after="10" w:before="0"/>
               <w:ind w:left="120"/>
             </w:pPr>
-            <w:hyperlink w:history="1" r:id="rIdewu2a50iezapxrisjwr3x">
+            <w:hyperlink w:history="1" r:id="rIdrbvv6soak1zva6wfocfxz">
               <w:r>
                 <w:rPr>
                   <w:rFonts w:ascii="Arial" w:cs="Arial" w:eastAsia="Arial" w:hAnsi="Arial"/>
@@ -8878,7 +9167,7 @@
             <w:pPr>
               <w:spacing w:after="20" w:before="0"/>
             </w:pPr>
-            <w:hyperlink w:history="1" r:id="rIdrippm1ddengtjvugdbtww">
+            <w:hyperlink w:history="1" r:id="rIdvvk_j_jficzel-chh7ri9">
               <w:r>
                 <w:rPr>
                   <w:rFonts w:ascii="Arial" w:cs="Arial" w:eastAsia="Arial" w:hAnsi="Arial"/>
@@ -8911,7 +9200,7 @@
               <w:spacing w:after="10" w:before="0"/>
               <w:ind w:left="120"/>
             </w:pPr>
-            <w:hyperlink w:history="1" r:id="rIdafw5xqtemfes9bqjysgs6">
+            <w:hyperlink w:history="1" r:id="rIde6nt2bikrg8bwzktczo5n">
               <w:r>
                 <w:rPr>
                   <w:rFonts w:ascii="Arial" w:cs="Arial" w:eastAsia="Arial" w:hAnsi="Arial"/>
@@ -9106,7 +9395,7 @@
             <w:pPr>
               <w:spacing w:after="20" w:before="0"/>
             </w:pPr>
-            <w:hyperlink w:history="1" r:id="rIds_soab7o8sao-a3kncgz4">
+            <w:hyperlink w:history="1" r:id="rIdyoqvpjyo2ildeigoxcoox">
               <w:r>
                 <w:rPr>
                   <w:rFonts w:ascii="Arial" w:cs="Arial" w:eastAsia="Arial" w:hAnsi="Arial"/>
@@ -9139,7 +9428,7 @@
               <w:spacing w:after="10" w:before="0"/>
               <w:ind w:left="120"/>
             </w:pPr>
-            <w:hyperlink w:history="1" r:id="rId81vxrz4qltd4n00p2fmqt">
+            <w:hyperlink w:history="1" r:id="rIdnwqox9nnmactp0yrzjsxj">
               <w:r>
                 <w:rPr>
                   <w:rFonts w:ascii="Arial" w:cs="Arial" w:eastAsia="Arial" w:hAnsi="Arial"/>
@@ -9184,7 +9473,7 @@
             <w:pPr>
               <w:spacing w:after="20" w:before="0"/>
             </w:pPr>
-            <w:hyperlink w:history="1" r:id="rIdo07avqedwnotilv_donhw">
+            <w:hyperlink w:history="1" r:id="rIdyk92u5xlq_mxiq27-3zrl">
               <w:r>
                 <w:rPr>
                   <w:rFonts w:ascii="Arial" w:cs="Arial" w:eastAsia="Arial" w:hAnsi="Arial"/>
@@ -9217,7 +9506,7 @@
               <w:spacing w:after="10" w:before="0"/>
               <w:ind w:left="120"/>
             </w:pPr>
-            <w:hyperlink w:history="1" r:id="rId8ocevbbmbg3zmq_lccb7d">
+            <w:hyperlink w:history="1" r:id="rIdqhohybtvzhizo5tow5igm">
               <w:r>
                 <w:rPr>
                   <w:rFonts w:ascii="Arial" w:cs="Arial" w:eastAsia="Arial" w:hAnsi="Arial"/>
@@ -9412,7 +9701,7 @@
             <w:pPr>
               <w:spacing w:after="20" w:before="0"/>
             </w:pPr>
-            <w:hyperlink w:history="1" r:id="rIdahtg9whmje6umbaclzhe5">
+            <w:hyperlink w:history="1" r:id="rIdgcgfear1-pxwz1l_6zmwy">
               <w:r>
                 <w:rPr>
                   <w:rFonts w:ascii="Arial" w:cs="Arial" w:eastAsia="Arial" w:hAnsi="Arial"/>
@@ -9445,7 +9734,7 @@
               <w:spacing w:after="10" w:before="0"/>
               <w:ind w:left="120"/>
             </w:pPr>
-            <w:hyperlink w:history="1" r:id="rIdnev5h_y3tpfn7uvjrmpne">
+            <w:hyperlink w:history="1" r:id="rIdumjnslgnuhru-em3dyclp">
               <w:r>
                 <w:rPr>
                   <w:rFonts w:ascii="Arial" w:cs="Arial" w:eastAsia="Arial" w:hAnsi="Arial"/>
@@ -9490,7 +9779,7 @@
             <w:pPr>
               <w:spacing w:after="20" w:before="0"/>
             </w:pPr>
-            <w:hyperlink w:history="1" r:id="rIdwjuu8jhoq9swixajoojwq">
+            <w:hyperlink w:history="1" r:id="rIdsdymsk2nb1_t924kqwdpx">
               <w:r>
                 <w:rPr>
                   <w:rFonts w:ascii="Arial" w:cs="Arial" w:eastAsia="Arial" w:hAnsi="Arial"/>
@@ -9523,7 +9812,7 @@
               <w:spacing w:after="10" w:before="0"/>
               <w:ind w:left="120"/>
             </w:pPr>
-            <w:hyperlink w:history="1" r:id="rId_m6ezr7hx6dx-ib8lyecw">
+            <w:hyperlink w:history="1" r:id="rIdjoaecyllmg8vxpytgojne">
               <w:r>
                 <w:rPr>
                   <w:rFonts w:ascii="Arial" w:cs="Arial" w:eastAsia="Arial" w:hAnsi="Arial"/>
@@ -9718,7 +10007,7 @@
             <w:pPr>
               <w:spacing w:after="20" w:before="0"/>
             </w:pPr>
-            <w:hyperlink w:history="1" r:id="rIdpeli7rarvyomvnwhmzler">
+            <w:hyperlink w:history="1" r:id="rIdrwrtvzfu8kj4ixowaw6nd">
               <w:r>
                 <w:rPr>
                   <w:rFonts w:ascii="Arial" w:cs="Arial" w:eastAsia="Arial" w:hAnsi="Arial"/>
@@ -9751,7 +10040,7 @@
               <w:spacing w:after="10" w:before="0"/>
               <w:ind w:left="120"/>
             </w:pPr>
-            <w:hyperlink w:history="1" r:id="rIdhutkpjos5v791527pp5ux">
+            <w:hyperlink w:history="1" r:id="rIdtcpr7ivyv-ibyapumtxm1">
               <w:r>
                 <w:rPr>
                   <w:rFonts w:ascii="Arial" w:cs="Arial" w:eastAsia="Arial" w:hAnsi="Arial"/>
@@ -9796,7 +10085,7 @@
             <w:pPr>
               <w:spacing w:after="20" w:before="0"/>
             </w:pPr>
-            <w:hyperlink w:history="1" r:id="rIdgvamcmqltgj9hq3i4kwex">
+            <w:hyperlink w:history="1" r:id="rId4yt3jkzjesn1-gh5s0-a2">
               <w:r>
                 <w:rPr>
                   <w:rFonts w:ascii="Arial" w:cs="Arial" w:eastAsia="Arial" w:hAnsi="Arial"/>
@@ -9829,7 +10118,7 @@
               <w:spacing w:after="10" w:before="0"/>
               <w:ind w:left="120"/>
             </w:pPr>
-            <w:hyperlink w:history="1" r:id="rIdtzraeu8dd28dbnbcqe_-e">
+            <w:hyperlink w:history="1" r:id="rId9cycoq9_219u19zald0om">
               <w:r>
                 <w:rPr>
                   <w:rFonts w:ascii="Arial" w:cs="Arial" w:eastAsia="Arial" w:hAnsi="Arial"/>
@@ -10024,7 +10313,7 @@
             <w:pPr>
               <w:spacing w:after="20" w:before="0"/>
             </w:pPr>
-            <w:hyperlink w:history="1" r:id="rIds6gqba-adcgpr3gkxx20n">
+            <w:hyperlink w:history="1" r:id="rId41dchiuynq5fr0cm0h1ml">
               <w:r>
                 <w:rPr>
                   <w:rFonts w:ascii="Arial" w:cs="Arial" w:eastAsia="Arial" w:hAnsi="Arial"/>
@@ -10057,7 +10346,7 @@
               <w:spacing w:after="10" w:before="0"/>
               <w:ind w:left="120"/>
             </w:pPr>
-            <w:hyperlink w:history="1" r:id="rId6ojac9l5qou8mibbucutx">
+            <w:hyperlink w:history="1" r:id="rIdwzi2ryn54n8cb4ahsdezv">
               <w:r>
                 <w:rPr>
                   <w:rFonts w:ascii="Arial" w:cs="Arial" w:eastAsia="Arial" w:hAnsi="Arial"/>
@@ -10102,7 +10391,7 @@
             <w:pPr>
               <w:spacing w:after="20" w:before="0"/>
             </w:pPr>
-            <w:hyperlink w:history="1" r:id="rIdbcuqxatx5deg0ghxqoo7r">
+            <w:hyperlink w:history="1" r:id="rIdpghwqpd65_0wmauejfrvw">
               <w:r>
                 <w:rPr>
                   <w:rFonts w:ascii="Arial" w:cs="Arial" w:eastAsia="Arial" w:hAnsi="Arial"/>
@@ -10135,7 +10424,7 @@
               <w:spacing w:after="10" w:before="0"/>
               <w:ind w:left="120"/>
             </w:pPr>
-            <w:hyperlink w:history="1" r:id="rIdwubdgolglq2aa_jhy3d1l">
+            <w:hyperlink w:history="1" r:id="rIdzaxqhcafeceazkx79mqrj">
               <w:r>
                 <w:rPr>
                   <w:rFonts w:ascii="Arial" w:cs="Arial" w:eastAsia="Arial" w:hAnsi="Arial"/>
@@ -10631,6 +10920,65 @@
         </w:tc>
       </w:tr>
     </w:tbl>
+    <w:p>
+      <w:pPr>
+        <w:pBdr>
+          <w:top w:val="single" w:color="BBBBBB" w:sz="4" w:space="4"/>
+        </w:pBdr>
+        <w:spacing w:after="0" w:before="160"/>
+      </w:pPr>
+      <w:r>
+        <w:rPr>
+          <w:rFonts w:ascii="Arial" w:cs="Arial" w:eastAsia="Arial" w:hAnsi="Arial"/>
+          <w:color w:val="666666"/>
+          <w:sz w:val="14"/>
+          <w:szCs w:val="14"/>
+        </w:rPr>
+        <w:t xml:space="preserve">© 2026 SeaVuria and ARES. Aligned with KICD objectives. Developed by SeaVuria; technical implementation by ARES (with AI assistance from Claude). Licensed under </w:t>
+      </w:r>
+      <w:hyperlink w:history="1" r:id="rId9gucakpofbscbt_r2fcya">
+        <w:r>
+          <w:rPr>
+            <w:rFonts w:ascii="Arial" w:cs="Arial" w:eastAsia="Arial" w:hAnsi="Arial"/>
+            <w:color w:val="1F6B75"/>
+            <w:sz w:val="14"/>
+            <w:szCs w:val="14"/>
+            <w:u w:val="single" w:color="1F6B75"/>
+          </w:rPr>
+          <w:t xml:space="preserve">CC BY-NC 4.0</w:t>
+        </w:r>
+      </w:hyperlink>
+      <w:r>
+        <w:rPr>
+          <w:rFonts w:ascii="Arial" w:cs="Arial" w:eastAsia="Arial" w:hAnsi="Arial"/>
+          <w:color w:val="666666"/>
+          <w:sz w:val="14"/>
+          <w:szCs w:val="14"/>
+        </w:rPr>
+        <w:t xml:space="preserve"> (</w:t>
+      </w:r>
+      <w:hyperlink w:history="1" r:id="rIdqvxmbbgzbvllby-tpupky">
+        <w:r>
+          <w:rPr>
+            <w:rFonts w:ascii="Arial" w:cs="Arial" w:eastAsia="Arial" w:hAnsi="Arial"/>
+            <w:color w:val="1F6B75"/>
+            <w:sz w:val="14"/>
+            <w:szCs w:val="14"/>
+            <w:u w:val="single" w:color="1F6B75"/>
+          </w:rPr>
+          <w:t xml:space="preserve">https://creativecommons.org/licenses/by-nc/4.0/</w:t>
+        </w:r>
+      </w:hyperlink>
+      <w:r>
+        <w:rPr>
+          <w:rFonts w:ascii="Arial" w:cs="Arial" w:eastAsia="Arial" w:hAnsi="Arial"/>
+          <w:color w:val="666666"/>
+          <w:sz w:val="14"/>
+          <w:szCs w:val="14"/>
+        </w:rPr>
+        <w:t xml:space="preserve">).</w:t>
+      </w:r>
+    </w:p>
     <w:p>
       <w:r>
         <w:br w:type="page"/>
@@ -11639,7 +11987,7 @@
               <w:spacing w:after="10" w:before="0"/>
               <w:ind w:left="120"/>
             </w:pPr>
-            <w:hyperlink w:history="1" r:id="rId6ngr0wk_az2vlpsvcpjcu">
+            <w:hyperlink w:history="1" r:id="rId9plqpvboaruhjngaoh1s5">
               <w:r>
                 <w:rPr>
                   <w:rFonts w:ascii="Arial" w:cs="Arial" w:eastAsia="Arial" w:hAnsi="Arial"/>
@@ -11716,7 +12064,7 @@
               <w:spacing w:after="10" w:before="0"/>
               <w:ind w:left="120"/>
             </w:pPr>
-            <w:hyperlink w:history="1" r:id="rIdt2popoe_-agvd1kkztd17">
+            <w:hyperlink w:history="1" r:id="rIdpxxd-ujom_oznk-znmwtx">
               <w:r>
                 <w:rPr>
                   <w:rFonts w:ascii="Arial" w:cs="Arial" w:eastAsia="Arial" w:hAnsi="Arial"/>
@@ -11943,7 +12291,7 @@
               <w:spacing w:after="10" w:before="0"/>
               <w:ind w:left="120"/>
             </w:pPr>
-            <w:hyperlink w:history="1" r:id="rId9qzw30jeeh9til7lfynvm">
+            <w:hyperlink w:history="1" r:id="rIdxk2tgaydokxtcoxwkl0ty">
               <w:r>
                 <w:rPr>
                   <w:rFonts w:ascii="Arial" w:cs="Arial" w:eastAsia="Arial" w:hAnsi="Arial"/>
@@ -12020,7 +12368,7 @@
               <w:spacing w:after="10" w:before="0"/>
               <w:ind w:left="120"/>
             </w:pPr>
-            <w:hyperlink w:history="1" r:id="rId5eir08quznixvnapcfcoc">
+            <w:hyperlink w:history="1" r:id="rIdsdqzecy1yku5st0wlw5wn">
               <w:r>
                 <w:rPr>
                   <w:rFonts w:ascii="Arial" w:cs="Arial" w:eastAsia="Arial" w:hAnsi="Arial"/>
@@ -12402,7 +12750,7 @@
               <w:spacing w:after="10" w:before="0"/>
               <w:ind w:left="120"/>
             </w:pPr>
-            <w:hyperlink w:history="1" r:id="rIdgfov7_1l4mvetbj5lzf-6">
+            <w:hyperlink w:history="1" r:id="rIdwfgdeiudedxbnwaqglzyw">
               <w:r>
                 <w:rPr>
                   <w:rFonts w:ascii="Arial" w:cs="Arial" w:eastAsia="Arial" w:hAnsi="Arial"/>
@@ -12479,7 +12827,7 @@
               <w:spacing w:after="10" w:before="0"/>
               <w:ind w:left="120"/>
             </w:pPr>
-            <w:hyperlink w:history="1" r:id="rIdnfvrcxtorxjllnws03pjy">
+            <w:hyperlink w:history="1" r:id="rIdyqhtor1ketnkq4f5yoais">
               <w:r>
                 <w:rPr>
                   <w:rFonts w:ascii="Arial" w:cs="Arial" w:eastAsia="Arial" w:hAnsi="Arial"/>
@@ -12706,7 +13054,7 @@
               <w:spacing w:after="10" w:before="0"/>
               <w:ind w:left="120"/>
             </w:pPr>
-            <w:hyperlink w:history="1" r:id="rIdmh1qeozkqclrcyftgi-i0">
+            <w:hyperlink w:history="1" r:id="rIdzftovottuvghewe_wxnip">
               <w:r>
                 <w:rPr>
                   <w:rFonts w:ascii="Arial" w:cs="Arial" w:eastAsia="Arial" w:hAnsi="Arial"/>
@@ -12783,7 +13131,7 @@
               <w:spacing w:after="10" w:before="0"/>
               <w:ind w:left="120"/>
             </w:pPr>
-            <w:hyperlink w:history="1" r:id="rIdblo-vofieugyj0yu83xi1">
+            <w:hyperlink w:history="1" r:id="rIdapdou6xnlve8ihp1rb6n9">
               <w:r>
                 <w:rPr>
                   <w:rFonts w:ascii="Arial" w:cs="Arial" w:eastAsia="Arial" w:hAnsi="Arial"/>
@@ -13010,7 +13358,7 @@
               <w:spacing w:after="10" w:before="0"/>
               <w:ind w:left="120"/>
             </w:pPr>
-            <w:hyperlink w:history="1" r:id="rIdhu0wcigm9m6s2bxip-cn5">
+            <w:hyperlink w:history="1" r:id="rIdcnl11prpr86ldvi53eu9z">
               <w:r>
                 <w:rPr>
                   <w:rFonts w:ascii="Arial" w:cs="Arial" w:eastAsia="Arial" w:hAnsi="Arial"/>
@@ -13087,7 +13435,7 @@
               <w:spacing w:after="10" w:before="0"/>
               <w:ind w:left="120"/>
             </w:pPr>
-            <w:hyperlink w:history="1" r:id="rId1hbczm2vh_rv2z94nj3jm">
+            <w:hyperlink w:history="1" r:id="rId0j3fuduk7kctsglgreazg">
               <w:r>
                 <w:rPr>
                   <w:rFonts w:ascii="Arial" w:cs="Arial" w:eastAsia="Arial" w:hAnsi="Arial"/>
@@ -13598,6 +13946,65 @@
         </w:tc>
       </w:tr>
     </w:tbl>
+    <w:p>
+      <w:pPr>
+        <w:pBdr>
+          <w:top w:val="single" w:color="BBBBBB" w:sz="4" w:space="4"/>
+        </w:pBdr>
+        <w:spacing w:after="0" w:before="160"/>
+      </w:pPr>
+      <w:r>
+        <w:rPr>
+          <w:rFonts w:ascii="Arial" w:cs="Arial" w:eastAsia="Arial" w:hAnsi="Arial"/>
+          <w:color w:val="666666"/>
+          <w:sz w:val="14"/>
+          <w:szCs w:val="14"/>
+        </w:rPr>
+        <w:t xml:space="preserve">© 2026 SeaVuria and ARES. Aligned with KICD objectives. Developed by SeaVuria; technical implementation by ARES (with AI assistance from Claude). Licensed under </w:t>
+      </w:r>
+      <w:hyperlink w:history="1" r:id="rIdgh-wtlspvkm99uhsizhvo">
+        <w:r>
+          <w:rPr>
+            <w:rFonts w:ascii="Arial" w:cs="Arial" w:eastAsia="Arial" w:hAnsi="Arial"/>
+            <w:color w:val="1F6B75"/>
+            <w:sz w:val="14"/>
+            <w:szCs w:val="14"/>
+            <w:u w:val="single" w:color="1F6B75"/>
+          </w:rPr>
+          <w:t xml:space="preserve">CC BY-NC 4.0</w:t>
+        </w:r>
+      </w:hyperlink>
+      <w:r>
+        <w:rPr>
+          <w:rFonts w:ascii="Arial" w:cs="Arial" w:eastAsia="Arial" w:hAnsi="Arial"/>
+          <w:color w:val="666666"/>
+          <w:sz w:val="14"/>
+          <w:szCs w:val="14"/>
+        </w:rPr>
+        <w:t xml:space="preserve"> (</w:t>
+      </w:r>
+      <w:hyperlink w:history="1" r:id="rIdjs5bykt3slq_9fvowcjlu">
+        <w:r>
+          <w:rPr>
+            <w:rFonts w:ascii="Arial" w:cs="Arial" w:eastAsia="Arial" w:hAnsi="Arial"/>
+            <w:color w:val="1F6B75"/>
+            <w:sz w:val="14"/>
+            <w:szCs w:val="14"/>
+            <w:u w:val="single" w:color="1F6B75"/>
+          </w:rPr>
+          <w:t xml:space="preserve">https://creativecommons.org/licenses/by-nc/4.0/</w:t>
+        </w:r>
+      </w:hyperlink>
+      <w:r>
+        <w:rPr>
+          <w:rFonts w:ascii="Arial" w:cs="Arial" w:eastAsia="Arial" w:hAnsi="Arial"/>
+          <w:color w:val="666666"/>
+          <w:sz w:val="14"/>
+          <w:szCs w:val="14"/>
+        </w:rPr>
+        <w:t xml:space="preserve">).</w:t>
+      </w:r>
+    </w:p>
     <w:p>
       <w:r>
         <w:br w:type="page"/>
@@ -14589,7 +14996,7 @@
             <w:pPr>
               <w:spacing w:after="20" w:before="0"/>
             </w:pPr>
-            <w:hyperlink w:history="1" r:id="rIdsfs9mckovtg64v8jzisae">
+            <w:hyperlink w:history="1" r:id="rId9auzeimkmokcjhfy6b4t2">
               <w:r>
                 <w:rPr>
                   <w:rFonts w:ascii="Arial" w:cs="Arial" w:eastAsia="Arial" w:hAnsi="Arial"/>
@@ -14622,7 +15029,7 @@
               <w:spacing w:after="10" w:before="0"/>
               <w:ind w:left="120"/>
             </w:pPr>
-            <w:hyperlink w:history="1" r:id="rIdwk__0hk8p_aplq5warxtw">
+            <w:hyperlink w:history="1" r:id="rIdvum8vpbwdponn-pzeyh0j">
               <w:r>
                 <w:rPr>
                   <w:rFonts w:ascii="Arial" w:cs="Arial" w:eastAsia="Arial" w:hAnsi="Arial"/>
@@ -14667,7 +15074,7 @@
             <w:pPr>
               <w:spacing w:after="20" w:before="0"/>
             </w:pPr>
-            <w:hyperlink w:history="1" r:id="rId0-14dsszk6luxo4guzj6t">
+            <w:hyperlink w:history="1" r:id="rIdez0wd0fb391gzevuhrjzj">
               <w:r>
                 <w:rPr>
                   <w:rFonts w:ascii="Arial" w:cs="Arial" w:eastAsia="Arial" w:hAnsi="Arial"/>
@@ -14700,7 +15107,7 @@
               <w:spacing w:after="10" w:before="0"/>
               <w:ind w:left="120"/>
             </w:pPr>
-            <w:hyperlink w:history="1" r:id="rId0qw31gfonagv6ctkszzia">
+            <w:hyperlink w:history="1" r:id="rIdvymmtynn4nzd-8mlvcfgp">
               <w:r>
                 <w:rPr>
                   <w:rFonts w:ascii="Arial" w:cs="Arial" w:eastAsia="Arial" w:hAnsi="Arial"/>
@@ -14895,7 +15302,7 @@
             <w:pPr>
               <w:spacing w:after="20" w:before="0"/>
             </w:pPr>
-            <w:hyperlink w:history="1" r:id="rIdudlet9uiy02y0rekuscvj">
+            <w:hyperlink w:history="1" r:id="rId2xhnux7vezsxlwz86yvv-">
               <w:r>
                 <w:rPr>
                   <w:rFonts w:ascii="Arial" w:cs="Arial" w:eastAsia="Arial" w:hAnsi="Arial"/>
@@ -14928,7 +15335,7 @@
               <w:spacing w:after="10" w:before="0"/>
               <w:ind w:left="120"/>
             </w:pPr>
-            <w:hyperlink w:history="1" r:id="rIdvgsh2xtbjvmbm3knhy18x">
+            <w:hyperlink w:history="1" r:id="rIdyb1vhmbkzlmeynveqa7bp">
               <w:r>
                 <w:rPr>
                   <w:rFonts w:ascii="Arial" w:cs="Arial" w:eastAsia="Arial" w:hAnsi="Arial"/>
@@ -14973,7 +15380,7 @@
             <w:pPr>
               <w:spacing w:after="20" w:before="0"/>
             </w:pPr>
-            <w:hyperlink w:history="1" r:id="rIdytvhcrzbf7mqywgdmzvwy">
+            <w:hyperlink w:history="1" r:id="rIdgeg_-qaaoskupdyigssc0">
               <w:r>
                 <w:rPr>
                   <w:rFonts w:ascii="Arial" w:cs="Arial" w:eastAsia="Arial" w:hAnsi="Arial"/>
@@ -15006,7 +15413,7 @@
               <w:spacing w:after="10" w:before="0"/>
               <w:ind w:left="120"/>
             </w:pPr>
-            <w:hyperlink w:history="1" r:id="rIdzkd8nklgsogeygocd9zyp">
+            <w:hyperlink w:history="1" r:id="rIdsqnwje9ydguxnz2juyylf">
               <w:r>
                 <w:rPr>
                   <w:rFonts w:ascii="Arial" w:cs="Arial" w:eastAsia="Arial" w:hAnsi="Arial"/>
@@ -15201,7 +15608,7 @@
             <w:pPr>
               <w:spacing w:after="20" w:before="0"/>
             </w:pPr>
-            <w:hyperlink w:history="1" r:id="rIdvwlkcnlwuao-klgnmg3nf">
+            <w:hyperlink w:history="1" r:id="rIdfw1kvgpvxyadre5it1hxa">
               <w:r>
                 <w:rPr>
                   <w:rFonts w:ascii="Arial" w:cs="Arial" w:eastAsia="Arial" w:hAnsi="Arial"/>
@@ -15234,7 +15641,7 @@
               <w:spacing w:after="10" w:before="0"/>
               <w:ind w:left="120"/>
             </w:pPr>
-            <w:hyperlink w:history="1" r:id="rIdq3ewwlvszp_0lnv1kmdym">
+            <w:hyperlink w:history="1" r:id="rIdwrwwfqg6cfybjwnjie-qt">
               <w:r>
                 <w:rPr>
                   <w:rFonts w:ascii="Arial" w:cs="Arial" w:eastAsia="Arial" w:hAnsi="Arial"/>
@@ -15279,7 +15686,7 @@
             <w:pPr>
               <w:spacing w:after="20" w:before="0"/>
             </w:pPr>
-            <w:hyperlink w:history="1" r:id="rIdsgthhfum8cl7zbnug1uum">
+            <w:hyperlink w:history="1" r:id="rIdiilbskd48vs02wztzxaqm">
               <w:r>
                 <w:rPr>
                   <w:rFonts w:ascii="Arial" w:cs="Arial" w:eastAsia="Arial" w:hAnsi="Arial"/>
@@ -15312,7 +15719,7 @@
               <w:spacing w:after="10" w:before="0"/>
               <w:ind w:left="120"/>
             </w:pPr>
-            <w:hyperlink w:history="1" r:id="rId-agycdmlegfygvjrvvw1p">
+            <w:hyperlink w:history="1" r:id="rIdxxamomcyqqllrbdanutcr">
               <w:r>
                 <w:rPr>
                   <w:rFonts w:ascii="Arial" w:cs="Arial" w:eastAsia="Arial" w:hAnsi="Arial"/>
@@ -15507,7 +15914,7 @@
             <w:pPr>
               <w:spacing w:after="20" w:before="0"/>
             </w:pPr>
-            <w:hyperlink w:history="1" r:id="rIdmkphmrax_1iieaivihtko">
+            <w:hyperlink w:history="1" r:id="rIdmqe0b2nhbrkjri4nwhgrk">
               <w:r>
                 <w:rPr>
                   <w:rFonts w:ascii="Arial" w:cs="Arial" w:eastAsia="Arial" w:hAnsi="Arial"/>
@@ -15540,7 +15947,7 @@
               <w:spacing w:after="10" w:before="0"/>
               <w:ind w:left="120"/>
             </w:pPr>
-            <w:hyperlink w:history="1" r:id="rIdydbafrfvy6mqwljn5bugc">
+            <w:hyperlink w:history="1" r:id="rIdn6supiqtrzlhziz9y79vt">
               <w:r>
                 <w:rPr>
                   <w:rFonts w:ascii="Arial" w:cs="Arial" w:eastAsia="Arial" w:hAnsi="Arial"/>
@@ -15585,7 +15992,7 @@
             <w:pPr>
               <w:spacing w:after="20" w:before="0"/>
             </w:pPr>
-            <w:hyperlink w:history="1" r:id="rIdndhdclq8vvgcw9fy29obu">
+            <w:hyperlink w:history="1" r:id="rIdoxbkp68tqpofcg-rdrsig">
               <w:r>
                 <w:rPr>
                   <w:rFonts w:ascii="Arial" w:cs="Arial" w:eastAsia="Arial" w:hAnsi="Arial"/>
@@ -15618,7 +16025,7 @@
               <w:spacing w:after="10" w:before="0"/>
               <w:ind w:left="120"/>
             </w:pPr>
-            <w:hyperlink w:history="1" r:id="rIdpcxlv4eerxrf7ll-shmcb">
+            <w:hyperlink w:history="1" r:id="rIdjuteu3lbuibl3y9wtaan0">
               <w:r>
                 <w:rPr>
                   <w:rFonts w:ascii="Arial" w:cs="Arial" w:eastAsia="Arial" w:hAnsi="Arial"/>
@@ -15813,7 +16220,7 @@
             <w:pPr>
               <w:spacing w:after="20" w:before="0"/>
             </w:pPr>
-            <w:hyperlink w:history="1" r:id="rIdtcemrsddhnvfxu8jzui1p">
+            <w:hyperlink w:history="1" r:id="rId-d_am28qhutuwtfzers-m">
               <w:r>
                 <w:rPr>
                   <w:rFonts w:ascii="Arial" w:cs="Arial" w:eastAsia="Arial" w:hAnsi="Arial"/>
@@ -15846,7 +16253,7 @@
               <w:spacing w:after="10" w:before="0"/>
               <w:ind w:left="120"/>
             </w:pPr>
-            <w:hyperlink w:history="1" r:id="rIdzd1fxwznejmvkkegm_t7k">
+            <w:hyperlink w:history="1" r:id="rIdlu9df-rkzhn5gnmyfa7dv">
               <w:r>
                 <w:rPr>
                   <w:rFonts w:ascii="Arial" w:cs="Arial" w:eastAsia="Arial" w:hAnsi="Arial"/>
@@ -15891,7 +16298,7 @@
             <w:pPr>
               <w:spacing w:after="20" w:before="0"/>
             </w:pPr>
-            <w:hyperlink w:history="1" r:id="rIdwlpkydtu9aaiqu1oczvhj">
+            <w:hyperlink w:history="1" r:id="rIdjgygd6-pxs5_hobdwzsky">
               <w:r>
                 <w:rPr>
                   <w:rFonts w:ascii="Arial" w:cs="Arial" w:eastAsia="Arial" w:hAnsi="Arial"/>
@@ -15924,7 +16331,7 @@
               <w:spacing w:after="10" w:before="0"/>
               <w:ind w:left="120"/>
             </w:pPr>
-            <w:hyperlink w:history="1" r:id="rIdnmj5ed2fo8ifdeqzy33nj">
+            <w:hyperlink w:history="1" r:id="rIdz20gyilpkjxftvtgeb23z">
               <w:r>
                 <w:rPr>
                   <w:rFonts w:ascii="Arial" w:cs="Arial" w:eastAsia="Arial" w:hAnsi="Arial"/>
@@ -16515,6 +16922,65 @@
         </w:tc>
       </w:tr>
     </w:tbl>
+    <w:p>
+      <w:pPr>
+        <w:pBdr>
+          <w:top w:val="single" w:color="BBBBBB" w:sz="4" w:space="4"/>
+        </w:pBdr>
+        <w:spacing w:after="0" w:before="160"/>
+      </w:pPr>
+      <w:r>
+        <w:rPr>
+          <w:rFonts w:ascii="Arial" w:cs="Arial" w:eastAsia="Arial" w:hAnsi="Arial"/>
+          <w:color w:val="666666"/>
+          <w:sz w:val="14"/>
+          <w:szCs w:val="14"/>
+        </w:rPr>
+        <w:t xml:space="preserve">© 2026 SeaVuria and ARES. Aligned with KICD objectives. Developed by SeaVuria; technical implementation by ARES (with AI assistance from Claude). Licensed under </w:t>
+      </w:r>
+      <w:hyperlink w:history="1" r:id="rIdhzkktkv2tomerg7lqgrrv">
+        <w:r>
+          <w:rPr>
+            <w:rFonts w:ascii="Arial" w:cs="Arial" w:eastAsia="Arial" w:hAnsi="Arial"/>
+            <w:color w:val="1F6B75"/>
+            <w:sz w:val="14"/>
+            <w:szCs w:val="14"/>
+            <w:u w:val="single" w:color="1F6B75"/>
+          </w:rPr>
+          <w:t xml:space="preserve">CC BY-NC 4.0</w:t>
+        </w:r>
+      </w:hyperlink>
+      <w:r>
+        <w:rPr>
+          <w:rFonts w:ascii="Arial" w:cs="Arial" w:eastAsia="Arial" w:hAnsi="Arial"/>
+          <w:color w:val="666666"/>
+          <w:sz w:val="14"/>
+          <w:szCs w:val="14"/>
+        </w:rPr>
+        <w:t xml:space="preserve"> (</w:t>
+      </w:r>
+      <w:hyperlink w:history="1" r:id="rIdueciqa9x7cyktsnms--gt">
+        <w:r>
+          <w:rPr>
+            <w:rFonts w:ascii="Arial" w:cs="Arial" w:eastAsia="Arial" w:hAnsi="Arial"/>
+            <w:color w:val="1F6B75"/>
+            <w:sz w:val="14"/>
+            <w:szCs w:val="14"/>
+            <w:u w:val="single" w:color="1F6B75"/>
+          </w:rPr>
+          <w:t xml:space="preserve">https://creativecommons.org/licenses/by-nc/4.0/</w:t>
+        </w:r>
+      </w:hyperlink>
+      <w:r>
+        <w:rPr>
+          <w:rFonts w:ascii="Arial" w:cs="Arial" w:eastAsia="Arial" w:hAnsi="Arial"/>
+          <w:color w:val="666666"/>
+          <w:sz w:val="14"/>
+          <w:szCs w:val="14"/>
+        </w:rPr>
+        <w:t xml:space="preserve">).</w:t>
+      </w:r>
+    </w:p>
     <w:p>
       <w:r>
         <w:br w:type="page"/>
@@ -17506,7 +17972,7 @@
             <w:pPr>
               <w:spacing w:after="20" w:before="0"/>
             </w:pPr>
-            <w:hyperlink w:history="1" r:id="rIdaugrvoovdn6zr98axuien">
+            <w:hyperlink w:history="1" r:id="rIdra1reeci46ce7r2vzsn24">
               <w:r>
                 <w:rPr>
                   <w:rFonts w:ascii="Arial" w:cs="Arial" w:eastAsia="Arial" w:hAnsi="Arial"/>
@@ -17539,7 +18005,7 @@
               <w:spacing w:after="10" w:before="0"/>
               <w:ind w:left="120"/>
             </w:pPr>
-            <w:hyperlink w:history="1" r:id="rIdksxcqzjdymjx-iiy5s2k7">
+            <w:hyperlink w:history="1" r:id="rIdbn-sdvwjsmdbmc8zoa3d3">
               <w:r>
                 <w:rPr>
                   <w:rFonts w:ascii="Arial" w:cs="Arial" w:eastAsia="Arial" w:hAnsi="Arial"/>
@@ -17601,7 +18067,7 @@
               <w:spacing w:after="10" w:before="0"/>
               <w:ind w:left="120"/>
             </w:pPr>
-            <w:hyperlink w:history="1" r:id="rId-pxchjddqzwfc4jqrffbx">
+            <w:hyperlink w:history="1" r:id="rIdp_a6-kw6zp0r-ya3bs9wz">
               <w:r>
                 <w:rPr>
                   <w:rFonts w:ascii="Arial" w:cs="Arial" w:eastAsia="Arial" w:hAnsi="Arial"/>
@@ -17811,7 +18277,7 @@
             <w:pPr>
               <w:spacing w:after="20" w:before="0"/>
             </w:pPr>
-            <w:hyperlink w:history="1" r:id="rIdynijcwwwuxpmynx9uljf0">
+            <w:hyperlink w:history="1" r:id="rIdq-1o2n-pj1iusvknbzg-8">
               <w:r>
                 <w:rPr>
                   <w:rFonts w:ascii="Arial" w:cs="Arial" w:eastAsia="Arial" w:hAnsi="Arial"/>
@@ -17844,7 +18310,7 @@
               <w:spacing w:after="10" w:before="0"/>
               <w:ind w:left="120"/>
             </w:pPr>
-            <w:hyperlink w:history="1" r:id="rIdefufbh36ir8p8mnhparjk">
+            <w:hyperlink w:history="1" r:id="rIddl1inajpl6nark-md-sxl">
               <w:r>
                 <w:rPr>
                   <w:rFonts w:ascii="Arial" w:cs="Arial" w:eastAsia="Arial" w:hAnsi="Arial"/>
@@ -17906,7 +18372,7 @@
               <w:spacing w:after="10" w:before="0"/>
               <w:ind w:left="120"/>
             </w:pPr>
-            <w:hyperlink w:history="1" r:id="rIdxc9_g9auxwovzcbhbm4ke">
+            <w:hyperlink w:history="1" r:id="rIdt1zszlktlafvq5ma1_0-8">
               <w:r>
                 <w:rPr>
                   <w:rFonts w:ascii="Arial" w:cs="Arial" w:eastAsia="Arial" w:hAnsi="Arial"/>
@@ -18116,7 +18582,7 @@
             <w:pPr>
               <w:spacing w:after="20" w:before="0"/>
             </w:pPr>
-            <w:hyperlink w:history="1" r:id="rIdv9bqy636enzg4gvwvqvea">
+            <w:hyperlink w:history="1" r:id="rIduqy2rxzkv0zendeu33yy_">
               <w:r>
                 <w:rPr>
                   <w:rFonts w:ascii="Arial" w:cs="Arial" w:eastAsia="Arial" w:hAnsi="Arial"/>
@@ -18149,7 +18615,7 @@
               <w:spacing w:after="10" w:before="0"/>
               <w:ind w:left="120"/>
             </w:pPr>
-            <w:hyperlink w:history="1" r:id="rId_mkacqplkc7qdc81kan3e">
+            <w:hyperlink w:history="1" r:id="rIdrqmmwr50agldm-6yqmb19">
               <w:r>
                 <w:rPr>
                   <w:rFonts w:ascii="Arial" w:cs="Arial" w:eastAsia="Arial" w:hAnsi="Arial"/>
@@ -18211,7 +18677,7 @@
               <w:spacing w:after="10" w:before="0"/>
               <w:ind w:left="120"/>
             </w:pPr>
-            <w:hyperlink w:history="1" r:id="rId0mnjbopute1lvvtnxq0cy">
+            <w:hyperlink w:history="1" r:id="rIdsufed-frlhuio5w8y0t3p">
               <w:r>
                 <w:rPr>
                   <w:rFonts w:ascii="Arial" w:cs="Arial" w:eastAsia="Arial" w:hAnsi="Arial"/>
@@ -18421,7 +18887,7 @@
             <w:pPr>
               <w:spacing w:after="20" w:before="0"/>
             </w:pPr>
-            <w:hyperlink w:history="1" r:id="rIdxdzn8aqlrdvdc3vl3m3bc">
+            <w:hyperlink w:history="1" r:id="rId909t6airo0n9wvkw_v1xb">
               <w:r>
                 <w:rPr>
                   <w:rFonts w:ascii="Arial" w:cs="Arial" w:eastAsia="Arial" w:hAnsi="Arial"/>
@@ -18454,7 +18920,7 @@
               <w:spacing w:after="10" w:before="0"/>
               <w:ind w:left="120"/>
             </w:pPr>
-            <w:hyperlink w:history="1" r:id="rIde9fvdmlrtw9htw0xvblih">
+            <w:hyperlink w:history="1" r:id="rIdtdpynm7uidzkvt8pa5hcn">
               <w:r>
                 <w:rPr>
                   <w:rFonts w:ascii="Arial" w:cs="Arial" w:eastAsia="Arial" w:hAnsi="Arial"/>
@@ -18516,7 +18982,7 @@
               <w:spacing w:after="10" w:before="0"/>
               <w:ind w:left="120"/>
             </w:pPr>
-            <w:hyperlink w:history="1" r:id="rId9tfvmlur4ddpusvbennme">
+            <w:hyperlink w:history="1" r:id="rIdstyhfw-eualyz67gfeaoi">
               <w:r>
                 <w:rPr>
                   <w:rFonts w:ascii="Arial" w:cs="Arial" w:eastAsia="Arial" w:hAnsi="Arial"/>
@@ -18726,7 +19192,7 @@
             <w:pPr>
               <w:spacing w:after="20" w:before="0"/>
             </w:pPr>
-            <w:hyperlink w:history="1" r:id="rIdn5o24tawfsq_xtybhzs1d">
+            <w:hyperlink w:history="1" r:id="rIdug0ggdfszeworbyjqcsgl">
               <w:r>
                 <w:rPr>
                   <w:rFonts w:ascii="Arial" w:cs="Arial" w:eastAsia="Arial" w:hAnsi="Arial"/>
@@ -18759,7 +19225,7 @@
               <w:spacing w:after="10" w:before="0"/>
               <w:ind w:left="120"/>
             </w:pPr>
-            <w:hyperlink w:history="1" r:id="rIdbrbih1fctkjwndnda7dzn">
+            <w:hyperlink w:history="1" r:id="rIdeu5yhd9jkofgmcjgffisy">
               <w:r>
                 <w:rPr>
                   <w:rFonts w:ascii="Arial" w:cs="Arial" w:eastAsia="Arial" w:hAnsi="Arial"/>
@@ -18821,7 +19287,7 @@
               <w:spacing w:after="10" w:before="0"/>
               <w:ind w:left="120"/>
             </w:pPr>
-            <w:hyperlink w:history="1" r:id="rIddktymi2-wu7ub2ay-zk-6">
+            <w:hyperlink w:history="1" r:id="rIdmyfjlpfcxyl0_ph_7jfcc">
               <w:r>
                 <w:rPr>
                   <w:rFonts w:ascii="Arial" w:cs="Arial" w:eastAsia="Arial" w:hAnsi="Arial"/>
@@ -19427,6 +19893,65 @@
         </w:tc>
       </w:tr>
     </w:tbl>
+    <w:p>
+      <w:pPr>
+        <w:pBdr>
+          <w:top w:val="single" w:color="BBBBBB" w:sz="4" w:space="4"/>
+        </w:pBdr>
+        <w:spacing w:after="0" w:before="160"/>
+      </w:pPr>
+      <w:r>
+        <w:rPr>
+          <w:rFonts w:ascii="Arial" w:cs="Arial" w:eastAsia="Arial" w:hAnsi="Arial"/>
+          <w:color w:val="666666"/>
+          <w:sz w:val="14"/>
+          <w:szCs w:val="14"/>
+        </w:rPr>
+        <w:t xml:space="preserve">© 2026 SeaVuria and ARES. Aligned with KICD objectives. Developed by SeaVuria; technical implementation by ARES (with AI assistance from Claude). Licensed under </w:t>
+      </w:r>
+      <w:hyperlink w:history="1" r:id="rIdw5ubyt2lpcsge1g1g8pnw">
+        <w:r>
+          <w:rPr>
+            <w:rFonts w:ascii="Arial" w:cs="Arial" w:eastAsia="Arial" w:hAnsi="Arial"/>
+            <w:color w:val="1F6B75"/>
+            <w:sz w:val="14"/>
+            <w:szCs w:val="14"/>
+            <w:u w:val="single" w:color="1F6B75"/>
+          </w:rPr>
+          <w:t xml:space="preserve">CC BY-NC 4.0</w:t>
+        </w:r>
+      </w:hyperlink>
+      <w:r>
+        <w:rPr>
+          <w:rFonts w:ascii="Arial" w:cs="Arial" w:eastAsia="Arial" w:hAnsi="Arial"/>
+          <w:color w:val="666666"/>
+          <w:sz w:val="14"/>
+          <w:szCs w:val="14"/>
+        </w:rPr>
+        <w:t xml:space="preserve"> (</w:t>
+      </w:r>
+      <w:hyperlink w:history="1" r:id="rIdxrbbknivvjnue7uamlhg6">
+        <w:r>
+          <w:rPr>
+            <w:rFonts w:ascii="Arial" w:cs="Arial" w:eastAsia="Arial" w:hAnsi="Arial"/>
+            <w:color w:val="1F6B75"/>
+            <w:sz w:val="14"/>
+            <w:szCs w:val="14"/>
+            <w:u w:val="single" w:color="1F6B75"/>
+          </w:rPr>
+          <w:t xml:space="preserve">https://creativecommons.org/licenses/by-nc/4.0/</w:t>
+        </w:r>
+      </w:hyperlink>
+      <w:r>
+        <w:rPr>
+          <w:rFonts w:ascii="Arial" w:cs="Arial" w:eastAsia="Arial" w:hAnsi="Arial"/>
+          <w:color w:val="666666"/>
+          <w:sz w:val="14"/>
+          <w:szCs w:val="14"/>
+        </w:rPr>
+        <w:t xml:space="preserve">).</w:t>
+      </w:r>
+    </w:p>
     <w:p>
       <w:r>
         <w:br w:type="page"/>
@@ -20418,7 +20943,7 @@
             <w:pPr>
               <w:spacing w:after="20" w:before="0"/>
             </w:pPr>
-            <w:hyperlink w:history="1" r:id="rIdeqdyl06xdo6arxctarq2l">
+            <w:hyperlink w:history="1" r:id="rIdwx-r6yftpv3sqkycshgvv">
               <w:r>
                 <w:rPr>
                   <w:rFonts w:ascii="Arial" w:cs="Arial" w:eastAsia="Arial" w:hAnsi="Arial"/>
@@ -20451,7 +20976,7 @@
               <w:spacing w:after="10" w:before="0"/>
               <w:ind w:left="120"/>
             </w:pPr>
-            <w:hyperlink w:history="1" r:id="rIdpbedrov0o-kgkoy9p2jmw">
+            <w:hyperlink w:history="1" r:id="rIdhaqyoywiaj7h9rdu6lfxz">
               <w:r>
                 <w:rPr>
                   <w:rFonts w:ascii="Arial" w:cs="Arial" w:eastAsia="Arial" w:hAnsi="Arial"/>
@@ -20513,7 +21038,7 @@
               <w:spacing w:after="10" w:before="0"/>
               <w:ind w:left="120"/>
             </w:pPr>
-            <w:hyperlink w:history="1" r:id="rId1pwbeezklufivaow8e5i9">
+            <w:hyperlink w:history="1" r:id="rIdfrzbkwklkyzjtufslcehf">
               <w:r>
                 <w:rPr>
                   <w:rFonts w:ascii="Arial" w:cs="Arial" w:eastAsia="Arial" w:hAnsi="Arial"/>
@@ -20723,7 +21248,7 @@
             <w:pPr>
               <w:spacing w:after="20" w:before="0"/>
             </w:pPr>
-            <w:hyperlink w:history="1" r:id="rIdt8sz5ronnycd9aw9otyc6">
+            <w:hyperlink w:history="1" r:id="rIdhekp0ux-7xf_e4-ceetky">
               <w:r>
                 <w:rPr>
                   <w:rFonts w:ascii="Arial" w:cs="Arial" w:eastAsia="Arial" w:hAnsi="Arial"/>
@@ -20756,7 +21281,7 @@
               <w:spacing w:after="10" w:before="0"/>
               <w:ind w:left="120"/>
             </w:pPr>
-            <w:hyperlink w:history="1" r:id="rIdwxmma3ayoge87-dzdjmp0">
+            <w:hyperlink w:history="1" r:id="rIdzv00wihiczi6sb8ua4ybx">
               <w:r>
                 <w:rPr>
                   <w:rFonts w:ascii="Arial" w:cs="Arial" w:eastAsia="Arial" w:hAnsi="Arial"/>
@@ -20818,7 +21343,7 @@
               <w:spacing w:after="10" w:before="0"/>
               <w:ind w:left="120"/>
             </w:pPr>
-            <w:hyperlink w:history="1" r:id="rIdytjq3dikdsi7mrp8p5gbt">
+            <w:hyperlink w:history="1" r:id="rIdohalfasf44nz0whqkbym_">
               <w:r>
                 <w:rPr>
                   <w:rFonts w:ascii="Arial" w:cs="Arial" w:eastAsia="Arial" w:hAnsi="Arial"/>
@@ -21028,7 +21553,7 @@
             <w:pPr>
               <w:spacing w:after="20" w:before="0"/>
             </w:pPr>
-            <w:hyperlink w:history="1" r:id="rIddutzagfsdngk6fbfcyiuw">
+            <w:hyperlink w:history="1" r:id="rIdraeoue6rtgdzq3n1be-ep">
               <w:r>
                 <w:rPr>
                   <w:rFonts w:ascii="Arial" w:cs="Arial" w:eastAsia="Arial" w:hAnsi="Arial"/>
@@ -21061,7 +21586,7 @@
               <w:spacing w:after="10" w:before="0"/>
               <w:ind w:left="120"/>
             </w:pPr>
-            <w:hyperlink w:history="1" r:id="rIdjmoeg2l4bxiqcj7w--y51">
+            <w:hyperlink w:history="1" r:id="rId0namieg_jxsyipu6-2rfw">
               <w:r>
                 <w:rPr>
                   <w:rFonts w:ascii="Arial" w:cs="Arial" w:eastAsia="Arial" w:hAnsi="Arial"/>
@@ -21123,7 +21648,7 @@
               <w:spacing w:after="10" w:before="0"/>
               <w:ind w:left="120"/>
             </w:pPr>
-            <w:hyperlink w:history="1" r:id="rIdeu8dmxnvw8umz7fmzepsl">
+            <w:hyperlink w:history="1" r:id="rIdiohbjrvg_guxcn33md0ci">
               <w:r>
                 <w:rPr>
                   <w:rFonts w:ascii="Arial" w:cs="Arial" w:eastAsia="Arial" w:hAnsi="Arial"/>
@@ -21333,7 +21858,7 @@
             <w:pPr>
               <w:spacing w:after="20" w:before="0"/>
             </w:pPr>
-            <w:hyperlink w:history="1" r:id="rIdr9k0metvtpnmhyrcb1cas">
+            <w:hyperlink w:history="1" r:id="rIdjtatxlpyj7bgnzvxa0nfn">
               <w:r>
                 <w:rPr>
                   <w:rFonts w:ascii="Arial" w:cs="Arial" w:eastAsia="Arial" w:hAnsi="Arial"/>
@@ -21366,7 +21891,7 @@
               <w:spacing w:after="10" w:before="0"/>
               <w:ind w:left="120"/>
             </w:pPr>
-            <w:hyperlink w:history="1" r:id="rIdz2nq4xlzh7poz1vvig4tc">
+            <w:hyperlink w:history="1" r:id="rIdcs2y6vdh8nsjqz8eewhit">
               <w:r>
                 <w:rPr>
                   <w:rFonts w:ascii="Arial" w:cs="Arial" w:eastAsia="Arial" w:hAnsi="Arial"/>
@@ -21428,7 +21953,7 @@
               <w:spacing w:after="10" w:before="0"/>
               <w:ind w:left="120"/>
             </w:pPr>
-            <w:hyperlink w:history="1" r:id="rIdukc8vkyro_a6k-aiugn9u">
+            <w:hyperlink w:history="1" r:id="rId_rdoo2soqyqstm_u3vhqc">
               <w:r>
                 <w:rPr>
                   <w:rFonts w:ascii="Arial" w:cs="Arial" w:eastAsia="Arial" w:hAnsi="Arial"/>
@@ -21638,7 +22163,7 @@
             <w:pPr>
               <w:spacing w:after="20" w:before="0"/>
             </w:pPr>
-            <w:hyperlink w:history="1" r:id="rIdsrpynksd9usnxccqhbu4n">
+            <w:hyperlink w:history="1" r:id="rId-knmmeyxszj2crimphyvx">
               <w:r>
                 <w:rPr>
                   <w:rFonts w:ascii="Arial" w:cs="Arial" w:eastAsia="Arial" w:hAnsi="Arial"/>
@@ -21671,7 +22196,7 @@
               <w:spacing w:after="10" w:before="0"/>
               <w:ind w:left="120"/>
             </w:pPr>
-            <w:hyperlink w:history="1" r:id="rIdkjkl2_1higtcsdtyi2cps">
+            <w:hyperlink w:history="1" r:id="rIdvltus8hgyb-yi3qqkqulj">
               <w:r>
                 <w:rPr>
                   <w:rFonts w:ascii="Arial" w:cs="Arial" w:eastAsia="Arial" w:hAnsi="Arial"/>
@@ -21733,7 +22258,7 @@
               <w:spacing w:after="10" w:before="0"/>
               <w:ind w:left="120"/>
             </w:pPr>
-            <w:hyperlink w:history="1" r:id="rIdqbagcjutwf5bdw2z-2bez">
+            <w:hyperlink w:history="1" r:id="rId3uc5yo9ndkv9qh4i32u4t">
               <w:r>
                 <w:rPr>
                   <w:rFonts w:ascii="Arial" w:cs="Arial" w:eastAsia="Arial" w:hAnsi="Arial"/>
@@ -22244,6 +22769,65 @@
         </w:tc>
       </w:tr>
     </w:tbl>
+    <w:p>
+      <w:pPr>
+        <w:pBdr>
+          <w:top w:val="single" w:color="BBBBBB" w:sz="4" w:space="4"/>
+        </w:pBdr>
+        <w:spacing w:after="0" w:before="160"/>
+      </w:pPr>
+      <w:r>
+        <w:rPr>
+          <w:rFonts w:ascii="Arial" w:cs="Arial" w:eastAsia="Arial" w:hAnsi="Arial"/>
+          <w:color w:val="666666"/>
+          <w:sz w:val="14"/>
+          <w:szCs w:val="14"/>
+        </w:rPr>
+        <w:t xml:space="preserve">© 2026 SeaVuria and ARES. Aligned with KICD objectives. Developed by SeaVuria; technical implementation by ARES (with AI assistance from Claude). Licensed under </w:t>
+      </w:r>
+      <w:hyperlink w:history="1" r:id="rIdeh50iuslrfpf3h0wc9z-k">
+        <w:r>
+          <w:rPr>
+            <w:rFonts w:ascii="Arial" w:cs="Arial" w:eastAsia="Arial" w:hAnsi="Arial"/>
+            <w:color w:val="1F6B75"/>
+            <w:sz w:val="14"/>
+            <w:szCs w:val="14"/>
+            <w:u w:val="single" w:color="1F6B75"/>
+          </w:rPr>
+          <w:t xml:space="preserve">CC BY-NC 4.0</w:t>
+        </w:r>
+      </w:hyperlink>
+      <w:r>
+        <w:rPr>
+          <w:rFonts w:ascii="Arial" w:cs="Arial" w:eastAsia="Arial" w:hAnsi="Arial"/>
+          <w:color w:val="666666"/>
+          <w:sz w:val="14"/>
+          <w:szCs w:val="14"/>
+        </w:rPr>
+        <w:t xml:space="preserve"> (</w:t>
+      </w:r>
+      <w:hyperlink w:history="1" r:id="rIdynpzxpju4muhlhnuaq7bf">
+        <w:r>
+          <w:rPr>
+            <w:rFonts w:ascii="Arial" w:cs="Arial" w:eastAsia="Arial" w:hAnsi="Arial"/>
+            <w:color w:val="1F6B75"/>
+            <w:sz w:val="14"/>
+            <w:szCs w:val="14"/>
+            <w:u w:val="single" w:color="1F6B75"/>
+          </w:rPr>
+          <w:t xml:space="preserve">https://creativecommons.org/licenses/by-nc/4.0/</w:t>
+        </w:r>
+      </w:hyperlink>
+      <w:r>
+        <w:rPr>
+          <w:rFonts w:ascii="Arial" w:cs="Arial" w:eastAsia="Arial" w:hAnsi="Arial"/>
+          <w:color w:val="666666"/>
+          <w:sz w:val="14"/>
+          <w:szCs w:val="14"/>
+        </w:rPr>
+        <w:t xml:space="preserve">).</w:t>
+      </w:r>
+    </w:p>
     <w:p>
       <w:r>
         <w:br w:type="page"/>
@@ -23235,7 +23819,7 @@
             <w:pPr>
               <w:spacing w:after="20" w:before="0"/>
             </w:pPr>
-            <w:hyperlink w:history="1" r:id="rIdw3siflbnsrsp3i45qqacx">
+            <w:hyperlink w:history="1" r:id="rIdfra4arjvznnyi44ka_bml">
               <w:r>
                 <w:rPr>
                   <w:rFonts w:ascii="Arial" w:cs="Arial" w:eastAsia="Arial" w:hAnsi="Arial"/>
@@ -23268,7 +23852,7 @@
               <w:spacing w:after="10" w:before="0"/>
               <w:ind w:left="120"/>
             </w:pPr>
-            <w:hyperlink w:history="1" r:id="rIdwtfew3rowcitrkko4p5a0">
+            <w:hyperlink w:history="1" r:id="rIdbxawcgtjqoiulyplobv3x">
               <w:r>
                 <w:rPr>
                   <w:rFonts w:ascii="Arial" w:cs="Arial" w:eastAsia="Arial" w:hAnsi="Arial"/>
@@ -23313,7 +23897,7 @@
             <w:pPr>
               <w:spacing w:after="20" w:before="0"/>
             </w:pPr>
-            <w:hyperlink w:history="1" r:id="rIdeouj_k-lcwi9srkbasjgd">
+            <w:hyperlink w:history="1" r:id="rIdc7_wxg5ndq0f_wt790ox1">
               <w:r>
                 <w:rPr>
                   <w:rFonts w:ascii="Arial" w:cs="Arial" w:eastAsia="Arial" w:hAnsi="Arial"/>
@@ -23346,7 +23930,7 @@
               <w:spacing w:after="10" w:before="0"/>
               <w:ind w:left="120"/>
             </w:pPr>
-            <w:hyperlink w:history="1" r:id="rIdwod9jqwhujdbuyslnejbs">
+            <w:hyperlink w:history="1" r:id="rIdowc3ptpmem6vdk-jgqgsn">
               <w:r>
                 <w:rPr>
                   <w:rFonts w:ascii="Arial" w:cs="Arial" w:eastAsia="Arial" w:hAnsi="Arial"/>
@@ -23541,7 +24125,7 @@
             <w:pPr>
               <w:spacing w:after="20" w:before="0"/>
             </w:pPr>
-            <w:hyperlink w:history="1" r:id="rIdw2tzuvqpqzpiihpwxh9x9">
+            <w:hyperlink w:history="1" r:id="rId6m_fv--u4oslbr1w4tgxi">
               <w:r>
                 <w:rPr>
                   <w:rFonts w:ascii="Arial" w:cs="Arial" w:eastAsia="Arial" w:hAnsi="Arial"/>
@@ -23574,7 +24158,7 @@
               <w:spacing w:after="10" w:before="0"/>
               <w:ind w:left="120"/>
             </w:pPr>
-            <w:hyperlink w:history="1" r:id="rId-rq2uhqtxgbiih0guaph-">
+            <w:hyperlink w:history="1" r:id="rId_ngwybrxb8kechve-l8nu">
               <w:r>
                 <w:rPr>
                   <w:rFonts w:ascii="Arial" w:cs="Arial" w:eastAsia="Arial" w:hAnsi="Arial"/>
@@ -23619,7 +24203,7 @@
             <w:pPr>
               <w:spacing w:after="20" w:before="0"/>
             </w:pPr>
-            <w:hyperlink w:history="1" r:id="rId6wxw6iaqvjuaocmfiy6ny">
+            <w:hyperlink w:history="1" r:id="rIdnwvp0rfaaxfpp1mmatov1">
               <w:r>
                 <w:rPr>
                   <w:rFonts w:ascii="Arial" w:cs="Arial" w:eastAsia="Arial" w:hAnsi="Arial"/>
@@ -23652,7 +24236,7 @@
               <w:spacing w:after="10" w:before="0"/>
               <w:ind w:left="120"/>
             </w:pPr>
-            <w:hyperlink w:history="1" r:id="rId7cjz3_vc5ts_vhk2dnbnh">
+            <w:hyperlink w:history="1" r:id="rId7x1dviyakuq72aq0a94uv">
               <w:r>
                 <w:rPr>
                   <w:rFonts w:ascii="Arial" w:cs="Arial" w:eastAsia="Arial" w:hAnsi="Arial"/>
@@ -23847,7 +24431,7 @@
             <w:pPr>
               <w:spacing w:after="20" w:before="0"/>
             </w:pPr>
-            <w:hyperlink w:history="1" r:id="rIdb2bfuyk4st-_oysykdsyz">
+            <w:hyperlink w:history="1" r:id="rIdgeo-wizalsknqr08-lvu2">
               <w:r>
                 <w:rPr>
                   <w:rFonts w:ascii="Arial" w:cs="Arial" w:eastAsia="Arial" w:hAnsi="Arial"/>
@@ -23880,7 +24464,7 @@
               <w:spacing w:after="10" w:before="0"/>
               <w:ind w:left="120"/>
             </w:pPr>
-            <w:hyperlink w:history="1" r:id="rIdkwyccl2ij9db8cb9sqfh0">
+            <w:hyperlink w:history="1" r:id="rIdgikhaokvgnzkcvpxw3gzq">
               <w:r>
                 <w:rPr>
                   <w:rFonts w:ascii="Arial" w:cs="Arial" w:eastAsia="Arial" w:hAnsi="Arial"/>
@@ -23925,7 +24509,7 @@
             <w:pPr>
               <w:spacing w:after="20" w:before="0"/>
             </w:pPr>
-            <w:hyperlink w:history="1" r:id="rIdb4avqja3ndcjwrzgz1ygv">
+            <w:hyperlink w:history="1" r:id="rIdzxmex5211txuimv8dme-1">
               <w:r>
                 <w:rPr>
                   <w:rFonts w:ascii="Arial" w:cs="Arial" w:eastAsia="Arial" w:hAnsi="Arial"/>
@@ -23958,7 +24542,7 @@
               <w:spacing w:after="10" w:before="0"/>
               <w:ind w:left="120"/>
             </w:pPr>
-            <w:hyperlink w:history="1" r:id="rIdchrsavzxnaqdyh2q3eph_">
+            <w:hyperlink w:history="1" r:id="rIdydudtuob-lkikcixg6m18">
               <w:r>
                 <w:rPr>
                   <w:rFonts w:ascii="Arial" w:cs="Arial" w:eastAsia="Arial" w:hAnsi="Arial"/>
@@ -24153,7 +24737,7 @@
             <w:pPr>
               <w:spacing w:after="20" w:before="0"/>
             </w:pPr>
-            <w:hyperlink w:history="1" r:id="rIdmkeiubg8bhmcgggmwkqpk">
+            <w:hyperlink w:history="1" r:id="rId7tjj72ewe3l4jziruoew0">
               <w:r>
                 <w:rPr>
                   <w:rFonts w:ascii="Arial" w:cs="Arial" w:eastAsia="Arial" w:hAnsi="Arial"/>
@@ -24186,7 +24770,7 @@
               <w:spacing w:after="10" w:before="0"/>
               <w:ind w:left="120"/>
             </w:pPr>
-            <w:hyperlink w:history="1" r:id="rIdyvcz-tugvs9ucvm9keghn">
+            <w:hyperlink w:history="1" r:id="rIdxduax_zirb6j0x_yoak_v">
               <w:r>
                 <w:rPr>
                   <w:rFonts w:ascii="Arial" w:cs="Arial" w:eastAsia="Arial" w:hAnsi="Arial"/>
@@ -24231,7 +24815,7 @@
             <w:pPr>
               <w:spacing w:after="20" w:before="0"/>
             </w:pPr>
-            <w:hyperlink w:history="1" r:id="rIdoeeuyegr6rf4yy3iaqcbg">
+            <w:hyperlink w:history="1" r:id="rId5lf-qayh8hkkpv8pk9h6q">
               <w:r>
                 <w:rPr>
                   <w:rFonts w:ascii="Arial" w:cs="Arial" w:eastAsia="Arial" w:hAnsi="Arial"/>
@@ -24264,7 +24848,7 @@
               <w:spacing w:after="10" w:before="0"/>
               <w:ind w:left="120"/>
             </w:pPr>
-            <w:hyperlink w:history="1" r:id="rIdqptjbs5xzplwemk3xrpq1">
+            <w:hyperlink w:history="1" r:id="rId3gosgng9hsw2ux8sc6rxd">
               <w:r>
                 <w:rPr>
                   <w:rFonts w:ascii="Arial" w:cs="Arial" w:eastAsia="Arial" w:hAnsi="Arial"/>
@@ -24459,7 +25043,7 @@
             <w:pPr>
               <w:spacing w:after="20" w:before="0"/>
             </w:pPr>
-            <w:hyperlink w:history="1" r:id="rIdowxx6kfdgvy5wcybxy4bz">
+            <w:hyperlink w:history="1" r:id="rIdcp68h8mbc3lhrvddktehi">
               <w:r>
                 <w:rPr>
                   <w:rFonts w:ascii="Arial" w:cs="Arial" w:eastAsia="Arial" w:hAnsi="Arial"/>
@@ -24492,7 +25076,7 @@
               <w:spacing w:after="10" w:before="0"/>
               <w:ind w:left="120"/>
             </w:pPr>
-            <w:hyperlink w:history="1" r:id="rIdw2gq_tq6xj59pl6ziesns">
+            <w:hyperlink w:history="1" r:id="rIdwkkee-a_t8xumk9vrci2b">
               <w:r>
                 <w:rPr>
                   <w:rFonts w:ascii="Arial" w:cs="Arial" w:eastAsia="Arial" w:hAnsi="Arial"/>
@@ -24537,7 +25121,7 @@
             <w:pPr>
               <w:spacing w:after="20" w:before="0"/>
             </w:pPr>
-            <w:hyperlink w:history="1" r:id="rIdsyijvepkri_ox48x8vuv-">
+            <w:hyperlink w:history="1" r:id="rIdlxi3gd1yhnyyqlqmzaxnc">
               <w:r>
                 <w:rPr>
                   <w:rFonts w:ascii="Arial" w:cs="Arial" w:eastAsia="Arial" w:hAnsi="Arial"/>
@@ -24570,7 +25154,7 @@
               <w:spacing w:after="10" w:before="0"/>
               <w:ind w:left="120"/>
             </w:pPr>
-            <w:hyperlink w:history="1" r:id="rIdtyfk4qjjgfhbhaabp5hws">
+            <w:hyperlink w:history="1" r:id="rIdqhdgci9v4txm3gjywrkwa">
               <w:r>
                 <w:rPr>
                   <w:rFonts w:ascii="Arial" w:cs="Arial" w:eastAsia="Arial" w:hAnsi="Arial"/>
@@ -25066,6 +25650,65 @@
         </w:tc>
       </w:tr>
     </w:tbl>
+    <w:p>
+      <w:pPr>
+        <w:pBdr>
+          <w:top w:val="single" w:color="BBBBBB" w:sz="4" w:space="4"/>
+        </w:pBdr>
+        <w:spacing w:after="0" w:before="160"/>
+      </w:pPr>
+      <w:r>
+        <w:rPr>
+          <w:rFonts w:ascii="Arial" w:cs="Arial" w:eastAsia="Arial" w:hAnsi="Arial"/>
+          <w:color w:val="666666"/>
+          <w:sz w:val="14"/>
+          <w:szCs w:val="14"/>
+        </w:rPr>
+        <w:t xml:space="preserve">© 2026 SeaVuria and ARES. Aligned with KICD objectives. Developed by SeaVuria; technical implementation by ARES (with AI assistance from Claude). Licensed under </w:t>
+      </w:r>
+      <w:hyperlink w:history="1" r:id="rIdc90azqkv56xzwkmpuf9t0">
+        <w:r>
+          <w:rPr>
+            <w:rFonts w:ascii="Arial" w:cs="Arial" w:eastAsia="Arial" w:hAnsi="Arial"/>
+            <w:color w:val="1F6B75"/>
+            <w:sz w:val="14"/>
+            <w:szCs w:val="14"/>
+            <w:u w:val="single" w:color="1F6B75"/>
+          </w:rPr>
+          <w:t xml:space="preserve">CC BY-NC 4.0</w:t>
+        </w:r>
+      </w:hyperlink>
+      <w:r>
+        <w:rPr>
+          <w:rFonts w:ascii="Arial" w:cs="Arial" w:eastAsia="Arial" w:hAnsi="Arial"/>
+          <w:color w:val="666666"/>
+          <w:sz w:val="14"/>
+          <w:szCs w:val="14"/>
+        </w:rPr>
+        <w:t xml:space="preserve"> (</w:t>
+      </w:r>
+      <w:hyperlink w:history="1" r:id="rIdcxmddga7d3zdg6uaml0xl">
+        <w:r>
+          <w:rPr>
+            <w:rFonts w:ascii="Arial" w:cs="Arial" w:eastAsia="Arial" w:hAnsi="Arial"/>
+            <w:color w:val="1F6B75"/>
+            <w:sz w:val="14"/>
+            <w:szCs w:val="14"/>
+            <w:u w:val="single" w:color="1F6B75"/>
+          </w:rPr>
+          <w:t xml:space="preserve">https://creativecommons.org/licenses/by-nc/4.0/</w:t>
+        </w:r>
+      </w:hyperlink>
+      <w:r>
+        <w:rPr>
+          <w:rFonts w:ascii="Arial" w:cs="Arial" w:eastAsia="Arial" w:hAnsi="Arial"/>
+          <w:color w:val="666666"/>
+          <w:sz w:val="14"/>
+          <w:szCs w:val="14"/>
+        </w:rPr>
+        <w:t xml:space="preserve">).</w:t>
+      </w:r>
+    </w:p>
     <w:p>
       <w:r>
         <w:br w:type="page"/>

--- a/data/outputs/v2/General_Science/SS1.7_Microorganisms/General_Science_Microorganisms_CBE_LessonSequence.docx
+++ b/data/outputs/v2/General_Science/SS1.7_Microorganisms/General_Science_Microorganisms_CBE_LessonSequence.docx
@@ -38,6 +38,2141 @@
           <w:szCs w:val="22"/>
         </w:rPr>
         <w:t xml:space="preserve">CBE Phenomenon-Driven Lesson Sequence — Sub-Strand 1.7 (8 Lessons)</w:t>
+      </w:r>
+    </w:p>
+    <w:p>
+      <w:pPr>
+        <w:spacing w:after="120"/>
+      </w:pPr>
+      <w:r>
+        <w:t xml:space="preserve"/>
+      </w:r>
+    </w:p>
+    <w:tbl>
+      <w:tblPr>
+        <w:tblW w:type="dxa" w:w="13680"/>
+        <w:tblBorders>
+          <w:top w:val="single" w:color="AAAAAA" w:sz="4"/>
+          <w:left w:val="single" w:color="AAAAAA" w:sz="4"/>
+          <w:bottom w:val="single" w:color="AAAAAA" w:sz="4"/>
+          <w:right w:val="single" w:color="AAAAAA" w:sz="4"/>
+          <w:insideH w:val="single" w:color="auto" w:sz="4"/>
+          <w:insideV w:val="single" w:color="auto" w:sz="4"/>
+        </w:tblBorders>
+        <w:tblLayout w:type="fixed"/>
+      </w:tblPr>
+      <w:tblGrid>
+        <w:gridCol w:w="3000"/>
+        <w:gridCol w:w="10680"/>
+      </w:tblGrid>
+      <w:tr>
+        <w:tc>
+          <w:tcPr>
+            <w:tcW w:type="dxa" w:w="13680"/>
+            <w:gridSpan w:val="2"/>
+            <w:shd w:fill="1F3864" w:color="auto" w:val="clear"/>
+            <w:tcMar>
+              <w:top w:type="dxa" w:w="60"/>
+              <w:left w:type="dxa" w:w="120"/>
+              <w:bottom w:type="dxa" w:w="60"/>
+              <w:right w:type="dxa" w:w="120"/>
+            </w:tcMar>
+            <w:vAlign w:val="top"/>
+          </w:tcPr>
+          <w:p>
+            <w:pPr>
+              <w:spacing w:after="40" w:before="0"/>
+              <w:jc w:val="center"/>
+            </w:pPr>
+            <w:r>
+              <w:rPr>
+                <w:rFonts w:ascii="Arial" w:cs="Arial" w:eastAsia="Arial" w:hAnsi="Arial"/>
+                <w:b/>
+                <w:bCs/>
+                <w:i w:val="false"/>
+                <w:iCs w:val="false"/>
+                <w:color w:val="FFFFFF"/>
+                <w:sz w:val="22"/>
+                <w:szCs w:val="22"/>
+              </w:rPr>
+              <w:t xml:space="preserve">SUB-STRAND OVERVIEW</w:t>
+            </w:r>
+          </w:p>
+        </w:tc>
+      </w:tr>
+      <w:tr>
+        <w:tc>
+          <w:tcPr>
+            <w:tcW w:type="dxa" w:w="3000"/>
+            <w:shd w:fill="D5E8F0" w:color="auto" w:val="clear"/>
+            <w:tcMar>
+              <w:top w:type="dxa" w:w="60"/>
+              <w:left w:type="dxa" w:w="120"/>
+              <w:bottom w:type="dxa" w:w="60"/>
+              <w:right w:type="dxa" w:w="120"/>
+            </w:tcMar>
+            <w:vAlign w:val="top"/>
+          </w:tcPr>
+          <w:p>
+            <w:pPr>
+              <w:spacing w:after="40" w:before="0"/>
+              <w:jc w:val="left"/>
+            </w:pPr>
+            <w:r>
+              <w:rPr>
+                <w:rFonts w:ascii="Arial" w:cs="Arial" w:eastAsia="Arial" w:hAnsi="Arial"/>
+                <w:b/>
+                <w:bCs/>
+                <w:i w:val="false"/>
+                <w:iCs w:val="false"/>
+                <w:color w:val="000000"/>
+                <w:sz w:val="18"/>
+                <w:szCs w:val="18"/>
+              </w:rPr>
+              <w:t xml:space="preserve">Grade Level</w:t>
+            </w:r>
+          </w:p>
+        </w:tc>
+        <w:tc>
+          <w:tcPr>
+            <w:tcW w:type="dxa" w:w="10680"/>
+            <w:shd w:fill="FFFFFF" w:color="auto" w:val="clear"/>
+            <w:tcMar>
+              <w:top w:type="dxa" w:w="60"/>
+              <w:left w:type="dxa" w:w="120"/>
+              <w:bottom w:type="dxa" w:w="60"/>
+              <w:right w:type="dxa" w:w="120"/>
+            </w:tcMar>
+            <w:vAlign w:val="top"/>
+          </w:tcPr>
+          <w:p>
+            <w:pPr>
+              <w:spacing w:after="40" w:before="0"/>
+              <w:jc w:val="left"/>
+            </w:pPr>
+            <w:r>
+              <w:rPr>
+                <w:rFonts w:ascii="Arial" w:cs="Arial" w:eastAsia="Arial" w:hAnsi="Arial"/>
+                <w:b w:val="false"/>
+                <w:bCs w:val="false"/>
+                <w:i w:val="false"/>
+                <w:iCs w:val="false"/>
+                <w:color w:val="000000"/>
+                <w:sz w:val="18"/>
+                <w:szCs w:val="18"/>
+              </w:rPr>
+              <w:t xml:space="preserve">10</w:t>
+            </w:r>
+          </w:p>
+        </w:tc>
+      </w:tr>
+      <w:tr>
+        <w:tc>
+          <w:tcPr>
+            <w:tcW w:type="dxa" w:w="3000"/>
+            <w:shd w:fill="D5E8F0" w:color="auto" w:val="clear"/>
+            <w:tcMar>
+              <w:top w:type="dxa" w:w="60"/>
+              <w:left w:type="dxa" w:w="120"/>
+              <w:bottom w:type="dxa" w:w="60"/>
+              <w:right w:type="dxa" w:w="120"/>
+            </w:tcMar>
+            <w:vAlign w:val="top"/>
+          </w:tcPr>
+          <w:p>
+            <w:pPr>
+              <w:spacing w:after="40" w:before="0"/>
+              <w:jc w:val="left"/>
+            </w:pPr>
+            <w:r>
+              <w:rPr>
+                <w:rFonts w:ascii="Arial" w:cs="Arial" w:eastAsia="Arial" w:hAnsi="Arial"/>
+                <w:b/>
+                <w:bCs/>
+                <w:i w:val="false"/>
+                <w:iCs w:val="false"/>
+                <w:color w:val="000000"/>
+                <w:sz w:val="18"/>
+                <w:szCs w:val="18"/>
+              </w:rPr>
+              <w:t xml:space="preserve">Subject</w:t>
+            </w:r>
+          </w:p>
+        </w:tc>
+        <w:tc>
+          <w:tcPr>
+            <w:tcW w:type="dxa" w:w="10680"/>
+            <w:shd w:fill="FFFFFF" w:color="auto" w:val="clear"/>
+            <w:tcMar>
+              <w:top w:type="dxa" w:w="60"/>
+              <w:left w:type="dxa" w:w="120"/>
+              <w:bottom w:type="dxa" w:w="60"/>
+              <w:right w:type="dxa" w:w="120"/>
+            </w:tcMar>
+            <w:vAlign w:val="top"/>
+          </w:tcPr>
+          <w:p>
+            <w:pPr>
+              <w:spacing w:after="40" w:before="0"/>
+              <w:jc w:val="left"/>
+            </w:pPr>
+            <w:r>
+              <w:rPr>
+                <w:rFonts w:ascii="Arial" w:cs="Arial" w:eastAsia="Arial" w:hAnsi="Arial"/>
+                <w:b w:val="false"/>
+                <w:bCs w:val="false"/>
+                <w:i w:val="false"/>
+                <w:iCs w:val="false"/>
+                <w:color w:val="000000"/>
+                <w:sz w:val="18"/>
+                <w:szCs w:val="18"/>
+              </w:rPr>
+              <w:t xml:space="preserve">General Science</w:t>
+            </w:r>
+          </w:p>
+        </w:tc>
+      </w:tr>
+      <w:tr>
+        <w:tc>
+          <w:tcPr>
+            <w:tcW w:type="dxa" w:w="3000"/>
+            <w:shd w:fill="D5E8F0" w:color="auto" w:val="clear"/>
+            <w:tcMar>
+              <w:top w:type="dxa" w:w="60"/>
+              <w:left w:type="dxa" w:w="120"/>
+              <w:bottom w:type="dxa" w:w="60"/>
+              <w:right w:type="dxa" w:w="120"/>
+            </w:tcMar>
+            <w:vAlign w:val="top"/>
+          </w:tcPr>
+          <w:p>
+            <w:pPr>
+              <w:spacing w:after="40" w:before="0"/>
+              <w:jc w:val="left"/>
+            </w:pPr>
+            <w:r>
+              <w:rPr>
+                <w:rFonts w:ascii="Arial" w:cs="Arial" w:eastAsia="Arial" w:hAnsi="Arial"/>
+                <w:b/>
+                <w:bCs/>
+                <w:i w:val="false"/>
+                <w:iCs w:val="false"/>
+                <w:color w:val="000000"/>
+                <w:sz w:val="18"/>
+                <w:szCs w:val="18"/>
+              </w:rPr>
+              <w:t xml:space="preserve">Strand</w:t>
+            </w:r>
+          </w:p>
+        </w:tc>
+        <w:tc>
+          <w:tcPr>
+            <w:tcW w:type="dxa" w:w="10680"/>
+            <w:shd w:fill="FFFFFF" w:color="auto" w:val="clear"/>
+            <w:tcMar>
+              <w:top w:type="dxa" w:w="60"/>
+              <w:left w:type="dxa" w:w="120"/>
+              <w:bottom w:type="dxa" w:w="60"/>
+              <w:right w:type="dxa" w:w="120"/>
+            </w:tcMar>
+            <w:vAlign w:val="top"/>
+          </w:tcPr>
+          <w:p>
+            <w:pPr>
+              <w:spacing w:after="40" w:before="0"/>
+              <w:jc w:val="left"/>
+            </w:pPr>
+            <w:r>
+              <w:rPr>
+                <w:rFonts w:ascii="Arial" w:cs="Arial" w:eastAsia="Arial" w:hAnsi="Arial"/>
+                <w:b w:val="false"/>
+                <w:bCs w:val="false"/>
+                <w:i w:val="false"/>
+                <w:iCs w:val="false"/>
+                <w:color w:val="000000"/>
+                <w:sz w:val="18"/>
+                <w:szCs w:val="18"/>
+              </w:rPr>
+              <w:t xml:space="preserve">Strand 1.0: Life Science</w:t>
+            </w:r>
+          </w:p>
+        </w:tc>
+      </w:tr>
+      <w:tr>
+        <w:tc>
+          <w:tcPr>
+            <w:tcW w:type="dxa" w:w="3000"/>
+            <w:shd w:fill="D5E8F0" w:color="auto" w:val="clear"/>
+            <w:tcMar>
+              <w:top w:type="dxa" w:w="60"/>
+              <w:left w:type="dxa" w:w="120"/>
+              <w:bottom w:type="dxa" w:w="60"/>
+              <w:right w:type="dxa" w:w="120"/>
+            </w:tcMar>
+            <w:vAlign w:val="top"/>
+          </w:tcPr>
+          <w:p>
+            <w:pPr>
+              <w:spacing w:after="40" w:before="0"/>
+              <w:jc w:val="left"/>
+            </w:pPr>
+            <w:r>
+              <w:rPr>
+                <w:rFonts w:ascii="Arial" w:cs="Arial" w:eastAsia="Arial" w:hAnsi="Arial"/>
+                <w:b/>
+                <w:bCs/>
+                <w:i w:val="false"/>
+                <w:iCs w:val="false"/>
+                <w:color w:val="000000"/>
+                <w:sz w:val="18"/>
+                <w:szCs w:val="18"/>
+              </w:rPr>
+              <w:t xml:space="preserve">Sub-Strand</w:t>
+            </w:r>
+          </w:p>
+        </w:tc>
+        <w:tc>
+          <w:tcPr>
+            <w:tcW w:type="dxa" w:w="10680"/>
+            <w:shd w:fill="FFFFFF" w:color="auto" w:val="clear"/>
+            <w:tcMar>
+              <w:top w:type="dxa" w:w="60"/>
+              <w:left w:type="dxa" w:w="120"/>
+              <w:bottom w:type="dxa" w:w="60"/>
+              <w:right w:type="dxa" w:w="120"/>
+            </w:tcMar>
+            <w:vAlign w:val="top"/>
+          </w:tcPr>
+          <w:p>
+            <w:pPr>
+              <w:spacing w:after="40" w:before="0"/>
+              <w:jc w:val="left"/>
+            </w:pPr>
+            <w:r>
+              <w:rPr>
+                <w:rFonts w:ascii="Arial" w:cs="Arial" w:eastAsia="Arial" w:hAnsi="Arial"/>
+                <w:b w:val="false"/>
+                <w:bCs w:val="false"/>
+                <w:i w:val="false"/>
+                <w:iCs w:val="false"/>
+                <w:color w:val="000000"/>
+                <w:sz w:val="18"/>
+                <w:szCs w:val="18"/>
+              </w:rPr>
+              <w:t xml:space="preserve">Sub-Strand 1.7: Microorganisms</w:t>
+            </w:r>
+          </w:p>
+        </w:tc>
+      </w:tr>
+      <w:tr>
+        <w:tc>
+          <w:tcPr>
+            <w:tcW w:type="dxa" w:w="3000"/>
+            <w:shd w:fill="D5E8F0" w:color="auto" w:val="clear"/>
+            <w:tcMar>
+              <w:top w:type="dxa" w:w="60"/>
+              <w:left w:type="dxa" w:w="120"/>
+              <w:bottom w:type="dxa" w:w="60"/>
+              <w:right w:type="dxa" w:w="120"/>
+            </w:tcMar>
+            <w:vAlign w:val="top"/>
+          </w:tcPr>
+          <w:p>
+            <w:pPr>
+              <w:spacing w:after="40" w:before="0"/>
+              <w:jc w:val="left"/>
+            </w:pPr>
+            <w:r>
+              <w:rPr>
+                <w:rFonts w:ascii="Arial" w:cs="Arial" w:eastAsia="Arial" w:hAnsi="Arial"/>
+                <w:b/>
+                <w:bCs/>
+                <w:i w:val="false"/>
+                <w:iCs w:val="false"/>
+                <w:color w:val="000000"/>
+                <w:sz w:val="18"/>
+                <w:szCs w:val="18"/>
+              </w:rPr>
+              <w:t xml:space="preserve">Total Duration</w:t>
+            </w:r>
+          </w:p>
+        </w:tc>
+        <w:tc>
+          <w:tcPr>
+            <w:tcW w:type="dxa" w:w="10680"/>
+            <w:shd w:fill="FFFFFF" w:color="auto" w:val="clear"/>
+            <w:tcMar>
+              <w:top w:type="dxa" w:w="60"/>
+              <w:left w:type="dxa" w:w="120"/>
+              <w:bottom w:type="dxa" w:w="60"/>
+              <w:right w:type="dxa" w:w="120"/>
+            </w:tcMar>
+            <w:vAlign w:val="top"/>
+          </w:tcPr>
+          <w:p>
+            <w:pPr>
+              <w:spacing w:after="40" w:before="0"/>
+              <w:jc w:val="left"/>
+            </w:pPr>
+            <w:r>
+              <w:rPr>
+                <w:rFonts w:ascii="Arial" w:cs="Arial" w:eastAsia="Arial" w:hAnsi="Arial"/>
+                <w:b w:val="false"/>
+                <w:bCs w:val="false"/>
+                <w:i w:val="false"/>
+                <w:iCs w:val="false"/>
+                <w:color w:val="000000"/>
+                <w:sz w:val="18"/>
+                <w:szCs w:val="18"/>
+              </w:rPr>
+              <w:t xml:space="preserve">8 lessons × 40 minutes = 320 minutes total</w:t>
+            </w:r>
+          </w:p>
+        </w:tc>
+      </w:tr>
+      <w:tr>
+        <w:tc>
+          <w:tcPr>
+            <w:tcW w:type="dxa" w:w="3000"/>
+            <w:shd w:fill="D5E8F0" w:color="auto" w:val="clear"/>
+            <w:tcMar>
+              <w:top w:type="dxa" w:w="60"/>
+              <w:left w:type="dxa" w:w="120"/>
+              <w:bottom w:type="dxa" w:w="60"/>
+              <w:right w:type="dxa" w:w="120"/>
+            </w:tcMar>
+            <w:vAlign w:val="top"/>
+          </w:tcPr>
+          <w:p>
+            <w:pPr>
+              <w:spacing w:after="40" w:before="0"/>
+              <w:jc w:val="left"/>
+            </w:pPr>
+            <w:r>
+              <w:rPr>
+                <w:rFonts w:ascii="Arial" w:cs="Arial" w:eastAsia="Arial" w:hAnsi="Arial"/>
+                <w:b/>
+                <w:bCs/>
+                <w:i w:val="false"/>
+                <w:iCs w:val="false"/>
+                <w:color w:val="000000"/>
+                <w:sz w:val="18"/>
+                <w:szCs w:val="18"/>
+              </w:rPr>
+              <w:t xml:space="preserve">Sub-Strand Content</w:t>
+            </w:r>
+          </w:p>
+        </w:tc>
+        <w:tc>
+          <w:tcPr>
+            <w:tcW w:type="dxa" w:w="10680"/>
+            <w:shd w:fill="FFFFFF" w:color="auto" w:val="clear"/>
+            <w:tcMar>
+              <w:top w:type="dxa" w:w="60"/>
+              <w:left w:type="dxa" w:w="120"/>
+              <w:bottom w:type="dxa" w:w="60"/>
+              <w:right w:type="dxa" w:w="120"/>
+            </w:tcMar>
+            <w:vAlign w:val="top"/>
+          </w:tcPr>
+          <w:p>
+            <w:pPr>
+              <w:spacing w:after="30" w:before="0"/>
+              <w:ind w:left="360" w:hanging="180"/>
+              <w:jc w:val="left"/>
+            </w:pPr>
+            <w:r>
+              <w:rPr>
+                <w:rFonts w:ascii="Arial" w:cs="Arial" w:eastAsia="Arial" w:hAnsi="Arial"/>
+                <w:b w:val="false"/>
+                <w:bCs w:val="false"/>
+                <w:i w:val="false"/>
+                <w:iCs w:val="false"/>
+                <w:color w:val="000000"/>
+                <w:sz w:val="18"/>
+                <w:szCs w:val="18"/>
+              </w:rPr>
+              <w:t xml:space="preserve">–  Types of microorganisms that affect human beings (fungi, bacteria and viruses)</w:t>
+            </w:r>
+          </w:p>
+          <w:p>
+            <w:pPr>
+              <w:spacing w:after="30" w:before="0"/>
+              <w:ind w:left="360" w:hanging="180"/>
+              <w:jc w:val="left"/>
+            </w:pPr>
+            <w:r>
+              <w:rPr>
+                <w:rFonts w:ascii="Arial" w:cs="Arial" w:eastAsia="Arial" w:hAnsi="Arial"/>
+                <w:b w:val="false"/>
+                <w:bCs w:val="false"/>
+                <w:i w:val="false"/>
+                <w:iCs w:val="false"/>
+                <w:color w:val="000000"/>
+                <w:sz w:val="18"/>
+                <w:szCs w:val="18"/>
+              </w:rPr>
+              <w:t xml:space="preserve">–  Mode of transmission of microorganisms in human beings</w:t>
+            </w:r>
+          </w:p>
+          <w:p>
+            <w:pPr>
+              <w:spacing w:after="30" w:before="0"/>
+              <w:ind w:left="360" w:hanging="180"/>
+              <w:jc w:val="left"/>
+            </w:pPr>
+            <w:r>
+              <w:rPr>
+                <w:rFonts w:ascii="Arial" w:cs="Arial" w:eastAsia="Arial" w:hAnsi="Arial"/>
+                <w:b w:val="false"/>
+                <w:bCs w:val="false"/>
+                <w:i w:val="false"/>
+                <w:iCs w:val="false"/>
+                <w:color w:val="000000"/>
+                <w:sz w:val="18"/>
+                <w:szCs w:val="18"/>
+              </w:rPr>
+              <w:t xml:space="preserve">–  Infections caused by microorganisms in human beings (fungal, bacterial and viral infections)</w:t>
+            </w:r>
+          </w:p>
+          <w:p>
+            <w:pPr>
+              <w:spacing w:after="30" w:before="0"/>
+              <w:ind w:left="360" w:hanging="180"/>
+              <w:jc w:val="left"/>
+            </w:pPr>
+            <w:r>
+              <w:rPr>
+                <w:rFonts w:ascii="Arial" w:cs="Arial" w:eastAsia="Arial" w:hAnsi="Arial"/>
+                <w:b w:val="false"/>
+                <w:bCs w:val="false"/>
+                <w:i w:val="false"/>
+                <w:iCs w:val="false"/>
+                <w:color w:val="000000"/>
+                <w:sz w:val="18"/>
+                <w:szCs w:val="18"/>
+              </w:rPr>
+              <w:t xml:space="preserve">–  Methods of control and prevention of infections caused by microorganisms</w:t>
+            </w:r>
+          </w:p>
+          <w:p>
+            <w:pPr>
+              <w:spacing w:after="30" w:before="0"/>
+              <w:ind w:left="360" w:hanging="180"/>
+              <w:jc w:val="left"/>
+            </w:pPr>
+            <w:r>
+              <w:rPr>
+                <w:rFonts w:ascii="Arial" w:cs="Arial" w:eastAsia="Arial" w:hAnsi="Arial"/>
+                <w:b w:val="false"/>
+                <w:bCs w:val="false"/>
+                <w:i w:val="false"/>
+                <w:iCs w:val="false"/>
+                <w:color w:val="000000"/>
+                <w:sz w:val="18"/>
+                <w:szCs w:val="18"/>
+              </w:rPr>
+              <w:t xml:space="preserve">–  Economic importance of microorganisms</w:t>
+            </w:r>
+          </w:p>
+          <w:p>
+            <w:pPr>
+              <w:spacing w:after="30" w:before="0"/>
+              <w:ind w:left="360" w:hanging="180"/>
+              <w:jc w:val="left"/>
+            </w:pPr>
+            <w:r>
+              <w:rPr>
+                <w:rFonts w:ascii="Arial" w:cs="Arial" w:eastAsia="Arial" w:hAnsi="Arial"/>
+                <w:b w:val="false"/>
+                <w:bCs w:val="false"/>
+                <w:i w:val="false"/>
+                <w:iCs w:val="false"/>
+                <w:color w:val="000000"/>
+                <w:sz w:val="18"/>
+                <w:szCs w:val="18"/>
+              </w:rPr>
+              <w:t xml:space="preserve">–  Growth of microorganisms on food substrates (mould formation)</w:t>
+            </w:r>
+          </w:p>
+          <w:p>
+            <w:pPr>
+              <w:spacing w:after="30" w:before="0"/>
+              <w:ind w:left="360" w:hanging="180"/>
+              <w:jc w:val="left"/>
+            </w:pPr>
+            <w:r>
+              <w:rPr>
+                <w:rFonts w:ascii="Arial" w:cs="Arial" w:eastAsia="Arial" w:hAnsi="Arial"/>
+                <w:b w:val="false"/>
+                <w:bCs w:val="false"/>
+                <w:i w:val="false"/>
+                <w:iCs w:val="false"/>
+                <w:color w:val="000000"/>
+                <w:sz w:val="18"/>
+                <w:szCs w:val="18"/>
+              </w:rPr>
+              <w:t xml:space="preserve">–  Food preservation and its significance to the community</w:t>
+            </w:r>
+          </w:p>
+        </w:tc>
+      </w:tr>
+      <w:tr>
+        <w:tc>
+          <w:tcPr>
+            <w:tcW w:type="dxa" w:w="3000"/>
+            <w:shd w:fill="D5E8F0" w:color="auto" w:val="clear"/>
+            <w:tcMar>
+              <w:top w:type="dxa" w:w="60"/>
+              <w:left w:type="dxa" w:w="120"/>
+              <w:bottom w:type="dxa" w:w="60"/>
+              <w:right w:type="dxa" w:w="120"/>
+            </w:tcMar>
+            <w:vAlign w:val="top"/>
+          </w:tcPr>
+          <w:p>
+            <w:pPr>
+              <w:spacing w:after="40" w:before="0"/>
+              <w:jc w:val="left"/>
+            </w:pPr>
+            <w:r>
+              <w:rPr>
+                <w:rFonts w:ascii="Arial" w:cs="Arial" w:eastAsia="Arial" w:hAnsi="Arial"/>
+                <w:b/>
+                <w:bCs/>
+                <w:i w:val="false"/>
+                <w:iCs w:val="false"/>
+                <w:color w:val="000000"/>
+                <w:sz w:val="18"/>
+                <w:szCs w:val="18"/>
+              </w:rPr>
+              <w:t xml:space="preserve">Learning Outcomes</w:t>
+            </w:r>
+          </w:p>
+        </w:tc>
+        <w:tc>
+          <w:tcPr>
+            <w:tcW w:type="dxa" w:w="10680"/>
+            <w:shd w:fill="FFFFFF" w:color="auto" w:val="clear"/>
+            <w:tcMar>
+              <w:top w:type="dxa" w:w="60"/>
+              <w:left w:type="dxa" w:w="120"/>
+              <w:bottom w:type="dxa" w:w="60"/>
+              <w:right w:type="dxa" w:w="120"/>
+            </w:tcMar>
+            <w:vAlign w:val="top"/>
+          </w:tcPr>
+          <w:p>
+            <w:pPr>
+              <w:spacing w:after="40" w:before="0"/>
+              <w:jc w:val="left"/>
+            </w:pPr>
+            <w:r>
+              <w:rPr>
+                <w:rFonts w:ascii="Arial" w:cs="Arial" w:eastAsia="Arial" w:hAnsi="Arial"/>
+                <w:b w:val="false"/>
+                <w:bCs w:val="false"/>
+                <w:i w:val="false"/>
+                <w:iCs w:val="false"/>
+                <w:color w:val="000000"/>
+                <w:sz w:val="18"/>
+                <w:szCs w:val="18"/>
+              </w:rPr>
+              <w:t xml:space="preserve">By the end of the sub-strand, the learner should be able to:</w:t>
+            </w:r>
+          </w:p>
+          <w:p>
+            <w:pPr>
+              <w:spacing w:after="40" w:before="0"/>
+              <w:jc w:val="left"/>
+            </w:pPr>
+            <w:r>
+              <w:rPr>
+                <w:rFonts w:ascii="Arial" w:cs="Arial" w:eastAsia="Arial" w:hAnsi="Arial"/>
+                <w:b w:val="false"/>
+                <w:bCs w:val="false"/>
+                <w:i w:val="false"/>
+                <w:iCs w:val="false"/>
+                <w:color w:val="000000"/>
+                <w:sz w:val="18"/>
+                <w:szCs w:val="18"/>
+              </w:rPr>
+              <w:t xml:space="preserve">a) identify microorganisms that affect human beings,</w:t>
+            </w:r>
+          </w:p>
+          <w:p>
+            <w:pPr>
+              <w:spacing w:after="40" w:before="0"/>
+              <w:jc w:val="left"/>
+            </w:pPr>
+            <w:r>
+              <w:rPr>
+                <w:rFonts w:ascii="Arial" w:cs="Arial" w:eastAsia="Arial" w:hAnsi="Arial"/>
+                <w:b w:val="false"/>
+                <w:bCs w:val="false"/>
+                <w:i w:val="false"/>
+                <w:iCs w:val="false"/>
+                <w:color w:val="000000"/>
+                <w:sz w:val="18"/>
+                <w:szCs w:val="18"/>
+              </w:rPr>
+              <w:t xml:space="preserve">b) explain modes of transmission of microorganisms in human beings,</w:t>
+            </w:r>
+          </w:p>
+          <w:p>
+            <w:pPr>
+              <w:spacing w:after="40" w:before="0"/>
+              <w:jc w:val="left"/>
+            </w:pPr>
+            <w:r>
+              <w:rPr>
+                <w:rFonts w:ascii="Arial" w:cs="Arial" w:eastAsia="Arial" w:hAnsi="Arial"/>
+                <w:b w:val="false"/>
+                <w:bCs w:val="false"/>
+                <w:i w:val="false"/>
+                <w:iCs w:val="false"/>
+                <w:color w:val="000000"/>
+                <w:sz w:val="18"/>
+                <w:szCs w:val="18"/>
+              </w:rPr>
+              <w:t xml:space="preserve">c) identify types of infections caused by microorganisms in human beings,</w:t>
+            </w:r>
+          </w:p>
+          <w:p>
+            <w:pPr>
+              <w:spacing w:after="40" w:before="0"/>
+              <w:jc w:val="left"/>
+            </w:pPr>
+            <w:r>
+              <w:rPr>
+                <w:rFonts w:ascii="Arial" w:cs="Arial" w:eastAsia="Arial" w:hAnsi="Arial"/>
+                <w:b w:val="false"/>
+                <w:bCs w:val="false"/>
+                <w:i w:val="false"/>
+                <w:iCs w:val="false"/>
+                <w:color w:val="000000"/>
+                <w:sz w:val="18"/>
+                <w:szCs w:val="18"/>
+              </w:rPr>
+              <w:t xml:space="preserve">d) describe methods of control and prevention of infections caused by microorganisms,</w:t>
+            </w:r>
+          </w:p>
+          <w:p>
+            <w:pPr>
+              <w:spacing w:after="40" w:before="0"/>
+              <w:jc w:val="left"/>
+            </w:pPr>
+            <w:r>
+              <w:rPr>
+                <w:rFonts w:ascii="Arial" w:cs="Arial" w:eastAsia="Arial" w:hAnsi="Arial"/>
+                <w:b w:val="false"/>
+                <w:bCs w:val="false"/>
+                <w:i w:val="false"/>
+                <w:iCs w:val="false"/>
+                <w:color w:val="000000"/>
+                <w:sz w:val="18"/>
+                <w:szCs w:val="18"/>
+              </w:rPr>
+              <w:t xml:space="preserve">e) explain the economic importance of microorganisms,</w:t>
+            </w:r>
+          </w:p>
+          <w:p>
+            <w:pPr>
+              <w:spacing w:after="40" w:before="0"/>
+              <w:jc w:val="left"/>
+            </w:pPr>
+            <w:r>
+              <w:rPr>
+                <w:rFonts w:ascii="Arial" w:cs="Arial" w:eastAsia="Arial" w:hAnsi="Arial"/>
+                <w:b w:val="false"/>
+                <w:bCs w:val="false"/>
+                <w:i w:val="false"/>
+                <w:iCs w:val="false"/>
+                <w:color w:val="000000"/>
+                <w:sz w:val="18"/>
+                <w:szCs w:val="18"/>
+              </w:rPr>
+              <w:t xml:space="preserve">f) appreciate the effect of microorganisms in day-to-day life.</w:t>
+            </w:r>
+          </w:p>
+        </w:tc>
+      </w:tr>
+      <w:tr>
+        <w:tc>
+          <w:tcPr>
+            <w:tcW w:type="dxa" w:w="3000"/>
+            <w:shd w:fill="D5E8F0" w:color="auto" w:val="clear"/>
+            <w:tcMar>
+              <w:top w:type="dxa" w:w="60"/>
+              <w:left w:type="dxa" w:w="120"/>
+              <w:bottom w:type="dxa" w:w="60"/>
+              <w:right w:type="dxa" w:w="120"/>
+            </w:tcMar>
+            <w:vAlign w:val="top"/>
+          </w:tcPr>
+          <w:p>
+            <w:pPr>
+              <w:spacing w:after="40" w:before="0"/>
+              <w:jc w:val="left"/>
+            </w:pPr>
+            <w:r>
+              <w:rPr>
+                <w:rFonts w:ascii="Arial" w:cs="Arial" w:eastAsia="Arial" w:hAnsi="Arial"/>
+                <w:b/>
+                <w:bCs/>
+                <w:i w:val="false"/>
+                <w:iCs w:val="false"/>
+                <w:color w:val="000000"/>
+                <w:sz w:val="18"/>
+                <w:szCs w:val="18"/>
+              </w:rPr>
+              <w:t xml:space="preserve">Core Competencies</w:t>
+            </w:r>
+          </w:p>
+        </w:tc>
+        <w:tc>
+          <w:tcPr>
+            <w:tcW w:type="dxa" w:w="10680"/>
+            <w:shd w:fill="FFFFFF" w:color="auto" w:val="clear"/>
+            <w:tcMar>
+              <w:top w:type="dxa" w:w="60"/>
+              <w:left w:type="dxa" w:w="120"/>
+              <w:bottom w:type="dxa" w:w="60"/>
+              <w:right w:type="dxa" w:w="120"/>
+            </w:tcMar>
+            <w:vAlign w:val="top"/>
+          </w:tcPr>
+          <w:p>
+            <w:pPr>
+              <w:spacing w:after="30" w:before="0"/>
+              <w:ind w:left="360" w:hanging="180"/>
+              <w:jc w:val="left"/>
+            </w:pPr>
+            <w:r>
+              <w:rPr>
+                <w:rFonts w:ascii="Arial" w:cs="Arial" w:eastAsia="Arial" w:hAnsi="Arial"/>
+                <w:b w:val="false"/>
+                <w:bCs w:val="false"/>
+                <w:i w:val="false"/>
+                <w:iCs w:val="false"/>
+                <w:color w:val="000000"/>
+                <w:sz w:val="18"/>
+                <w:szCs w:val="18"/>
+              </w:rPr>
+              <w:t xml:space="preserve">–  Digital literacy: as the learner uses digital devices to research on infections caused by microorganisms as well as their control and prevention mechanisms.</w:t>
+            </w:r>
+          </w:p>
+          <w:p>
+            <w:pPr>
+              <w:spacing w:after="30" w:before="0"/>
+              <w:ind w:left="360" w:hanging="180"/>
+              <w:jc w:val="left"/>
+            </w:pPr>
+            <w:r>
+              <w:rPr>
+                <w:rFonts w:ascii="Arial" w:cs="Arial" w:eastAsia="Arial" w:hAnsi="Arial"/>
+                <w:b w:val="false"/>
+                <w:bCs w:val="false"/>
+                <w:i w:val="false"/>
+                <w:iCs w:val="false"/>
+                <w:color w:val="000000"/>
+                <w:sz w:val="18"/>
+                <w:szCs w:val="18"/>
+              </w:rPr>
+              <w:t xml:space="preserve">–  Communication and collaboration: as the learner shares information gathered on types of microorganism infections, control and prevention with peers in plenary discussions and group investigations.</w:t>
+            </w:r>
+          </w:p>
+          <w:p>
+            <w:pPr>
+              <w:spacing w:after="30" w:before="0"/>
+              <w:ind w:left="360" w:hanging="180"/>
+              <w:jc w:val="left"/>
+            </w:pPr>
+            <w:r>
+              <w:rPr>
+                <w:rFonts w:ascii="Arial" w:cs="Arial" w:eastAsia="Arial" w:hAnsi="Arial"/>
+                <w:b w:val="false"/>
+                <w:bCs w:val="false"/>
+                <w:i w:val="false"/>
+                <w:iCs w:val="false"/>
+                <w:color w:val="000000"/>
+                <w:sz w:val="18"/>
+                <w:szCs w:val="18"/>
+              </w:rPr>
+              <w:t xml:space="preserve">–  Critical thinking and problem solving: as the learner analyses how the mode of transmission of a microorganism determines the most effective control and prevention strategy.</w:t>
+            </w:r>
+          </w:p>
+          <w:p>
+            <w:pPr>
+              <w:spacing w:after="30" w:before="0"/>
+              <w:ind w:left="360" w:hanging="180"/>
+              <w:jc w:val="left"/>
+            </w:pPr>
+            <w:r>
+              <w:rPr>
+                <w:rFonts w:ascii="Arial" w:cs="Arial" w:eastAsia="Arial" w:hAnsi="Arial"/>
+                <w:b w:val="false"/>
+                <w:bCs w:val="false"/>
+                <w:i w:val="false"/>
+                <w:iCs w:val="false"/>
+                <w:color w:val="000000"/>
+                <w:sz w:val="18"/>
+                <w:szCs w:val="18"/>
+              </w:rPr>
+              <w:t xml:space="preserve">–  Self-efficacy: as the learner designs and carries out a project to investigate the growth of microorganisms (mould formation) on food substrates such as ugali, bread and maize flour.</w:t>
+            </w:r>
+          </w:p>
+        </w:tc>
+      </w:tr>
+      <w:tr>
+        <w:tc>
+          <w:tcPr>
+            <w:tcW w:type="dxa" w:w="3000"/>
+            <w:shd w:fill="E2EFDA" w:color="auto" w:val="clear"/>
+            <w:tcMar>
+              <w:top w:type="dxa" w:w="60"/>
+              <w:left w:type="dxa" w:w="120"/>
+              <w:bottom w:type="dxa" w:w="60"/>
+              <w:right w:type="dxa" w:w="120"/>
+            </w:tcMar>
+            <w:vAlign w:val="top"/>
+          </w:tcPr>
+          <w:p>
+            <w:pPr>
+              <w:spacing w:after="40" w:before="0"/>
+              <w:jc w:val="left"/>
+            </w:pPr>
+            <w:r>
+              <w:rPr>
+                <w:rFonts w:ascii="Arial" w:cs="Arial" w:eastAsia="Arial" w:hAnsi="Arial"/>
+                <w:b/>
+                <w:bCs/>
+                <w:i w:val="false"/>
+                <w:iCs w:val="false"/>
+                <w:color w:val="000000"/>
+                <w:sz w:val="18"/>
+                <w:szCs w:val="18"/>
+              </w:rPr>
+              <w:t xml:space="preserve">Core Values</w:t>
+            </w:r>
+          </w:p>
+        </w:tc>
+        <w:tc>
+          <w:tcPr>
+            <w:tcW w:type="dxa" w:w="10680"/>
+            <w:shd w:fill="FFFFFF" w:color="auto" w:val="clear"/>
+            <w:tcMar>
+              <w:top w:type="dxa" w:w="60"/>
+              <w:left w:type="dxa" w:w="120"/>
+              <w:bottom w:type="dxa" w:w="60"/>
+              <w:right w:type="dxa" w:w="120"/>
+            </w:tcMar>
+            <w:vAlign w:val="top"/>
+          </w:tcPr>
+          <w:p>
+            <w:pPr>
+              <w:spacing w:after="30" w:before="0"/>
+              <w:ind w:left="360" w:hanging="180"/>
+              <w:jc w:val="left"/>
+            </w:pPr>
+            <w:r>
+              <w:rPr>
+                <w:rFonts w:ascii="Arial" w:cs="Arial" w:eastAsia="Arial" w:hAnsi="Arial"/>
+                <w:b w:val="false"/>
+                <w:bCs w:val="false"/>
+                <w:i w:val="false"/>
+                <w:iCs w:val="false"/>
+                <w:color w:val="000000"/>
+                <w:sz w:val="18"/>
+                <w:szCs w:val="18"/>
+              </w:rPr>
+              <w:t xml:space="preserve">–  Respect: as the learner becomes considerate of others' opinions while discussing methods of controlling and preventing microorganism infections in group settings.</w:t>
+            </w:r>
+          </w:p>
+          <w:p>
+            <w:pPr>
+              <w:spacing w:after="30" w:before="0"/>
+              <w:ind w:left="360" w:hanging="180"/>
+              <w:jc w:val="left"/>
+            </w:pPr>
+            <w:r>
+              <w:rPr>
+                <w:rFonts w:ascii="Arial" w:cs="Arial" w:eastAsia="Arial" w:hAnsi="Arial"/>
+                <w:b w:val="false"/>
+                <w:bCs w:val="false"/>
+                <w:i w:val="false"/>
+                <w:iCs w:val="false"/>
+                <w:color w:val="000000"/>
+                <w:sz w:val="18"/>
+                <w:szCs w:val="18"/>
+              </w:rPr>
+              <w:t xml:space="preserve">–  Responsibility: as the learner handles food substrates and biological samples safely during the mould-growth investigation, disposing of materials appropriately to prevent environmental contamination.</w:t>
+            </w:r>
+          </w:p>
+          <w:p>
+            <w:pPr>
+              <w:spacing w:after="30" w:before="0"/>
+              <w:ind w:left="360" w:hanging="180"/>
+              <w:jc w:val="left"/>
+            </w:pPr>
+            <w:r>
+              <w:rPr>
+                <w:rFonts w:ascii="Arial" w:cs="Arial" w:eastAsia="Arial" w:hAnsi="Arial"/>
+                <w:b w:val="false"/>
+                <w:bCs w:val="false"/>
+                <w:i w:val="false"/>
+                <w:iCs w:val="false"/>
+                <w:color w:val="000000"/>
+                <w:sz w:val="18"/>
+                <w:szCs w:val="18"/>
+              </w:rPr>
+              <w:t xml:space="preserve">–  Integrity: as the learner records and reports observations honestly during the investigation of microorganism growth on food substrates.</w:t>
+            </w:r>
+          </w:p>
+          <w:p>
+            <w:pPr>
+              <w:spacing w:after="30" w:before="0"/>
+              <w:ind w:left="360" w:hanging="180"/>
+              <w:jc w:val="left"/>
+            </w:pPr>
+            <w:r>
+              <w:rPr>
+                <w:rFonts w:ascii="Arial" w:cs="Arial" w:eastAsia="Arial" w:hAnsi="Arial"/>
+                <w:b w:val="false"/>
+                <w:bCs w:val="false"/>
+                <w:i w:val="false"/>
+                <w:iCs w:val="false"/>
+                <w:color w:val="000000"/>
+                <w:sz w:val="18"/>
+                <w:szCs w:val="18"/>
+              </w:rPr>
+              <w:t xml:space="preserve">–  Unity: as the learner collaborates equitably with peers during group investigations and community sensitisation activities.</w:t>
+            </w:r>
+          </w:p>
+        </w:tc>
+      </w:tr>
+      <w:tr>
+        <w:tc>
+          <w:tcPr>
+            <w:tcW w:type="dxa" w:w="3000"/>
+            <w:shd w:fill="D5E8F0" w:color="auto" w:val="clear"/>
+            <w:tcMar>
+              <w:top w:type="dxa" w:w="60"/>
+              <w:left w:type="dxa" w:w="120"/>
+              <w:bottom w:type="dxa" w:w="60"/>
+              <w:right w:type="dxa" w:w="120"/>
+            </w:tcMar>
+            <w:vAlign w:val="top"/>
+          </w:tcPr>
+          <w:p>
+            <w:pPr>
+              <w:spacing w:after="40" w:before="0"/>
+              <w:jc w:val="left"/>
+            </w:pPr>
+            <w:r>
+              <w:rPr>
+                <w:rFonts w:ascii="Arial" w:cs="Arial" w:eastAsia="Arial" w:hAnsi="Arial"/>
+                <w:b/>
+                <w:bCs/>
+                <w:i w:val="false"/>
+                <w:iCs w:val="false"/>
+                <w:color w:val="000000"/>
+                <w:sz w:val="18"/>
+                <w:szCs w:val="18"/>
+              </w:rPr>
+              <w:t xml:space="preserve">Science &amp; Engineering Practices</w:t>
+            </w:r>
+          </w:p>
+        </w:tc>
+        <w:tc>
+          <w:tcPr>
+            <w:tcW w:type="dxa" w:w="10680"/>
+            <w:shd w:fill="FFFFFF" w:color="auto" w:val="clear"/>
+            <w:tcMar>
+              <w:top w:type="dxa" w:w="60"/>
+              <w:left w:type="dxa" w:w="120"/>
+              <w:bottom w:type="dxa" w:w="60"/>
+              <w:right w:type="dxa" w:w="120"/>
+            </w:tcMar>
+            <w:vAlign w:val="top"/>
+          </w:tcPr>
+          <w:p>
+            <w:pPr>
+              <w:spacing w:after="30" w:before="0"/>
+              <w:ind w:left="360" w:hanging="180"/>
+              <w:jc w:val="left"/>
+            </w:pPr>
+            <w:r>
+              <w:rPr>
+                <w:rFonts w:ascii="Arial" w:cs="Arial" w:eastAsia="Arial" w:hAnsi="Arial"/>
+                <w:b w:val="false"/>
+                <w:bCs w:val="false"/>
+                <w:i w:val="false"/>
+                <w:iCs w:val="false"/>
+                <w:color w:val="000000"/>
+                <w:sz w:val="18"/>
+                <w:szCs w:val="18"/>
+              </w:rPr>
+              <w:t xml:space="preserve">–  Asking Questions and Defining Problems: as the learner formulates investigable questions about why certain foods (e.g., ugali left overnight) spoil faster than others and what microorganisms are responsible.</w:t>
+            </w:r>
+          </w:p>
+          <w:p>
+            <w:pPr>
+              <w:spacing w:after="30" w:before="0"/>
+              <w:ind w:left="360" w:hanging="180"/>
+              <w:jc w:val="left"/>
+            </w:pPr>
+            <w:r>
+              <w:rPr>
+                <w:rFonts w:ascii="Arial" w:cs="Arial" w:eastAsia="Arial" w:hAnsi="Arial"/>
+                <w:b w:val="false"/>
+                <w:bCs w:val="false"/>
+                <w:i w:val="false"/>
+                <w:iCs w:val="false"/>
+                <w:color w:val="000000"/>
+                <w:sz w:val="18"/>
+                <w:szCs w:val="18"/>
+              </w:rPr>
+              <w:t xml:space="preserve">–  Planning and Carrying Out Investigations: as the learner designs and conducts an experiment to observe mould growth on different food substrates under varied conditions of moisture and temperature.</w:t>
+            </w:r>
+          </w:p>
+          <w:p>
+            <w:pPr>
+              <w:spacing w:after="30" w:before="0"/>
+              <w:ind w:left="360" w:hanging="180"/>
+              <w:jc w:val="left"/>
+            </w:pPr>
+            <w:r>
+              <w:rPr>
+                <w:rFonts w:ascii="Arial" w:cs="Arial" w:eastAsia="Arial" w:hAnsi="Arial"/>
+                <w:b w:val="false"/>
+                <w:bCs w:val="false"/>
+                <w:i w:val="false"/>
+                <w:iCs w:val="false"/>
+                <w:color w:val="000000"/>
+                <w:sz w:val="18"/>
+                <w:szCs w:val="18"/>
+              </w:rPr>
+              <w:t xml:space="preserve">–  Analysing and Interpreting Data: as the learner records, compares and draws conclusions from observations of microbial growth rates on different food substrates.</w:t>
+            </w:r>
+          </w:p>
+          <w:p>
+            <w:pPr>
+              <w:spacing w:after="30" w:before="0"/>
+              <w:ind w:left="360" w:hanging="180"/>
+              <w:jc w:val="left"/>
+            </w:pPr>
+            <w:r>
+              <w:rPr>
+                <w:rFonts w:ascii="Arial" w:cs="Arial" w:eastAsia="Arial" w:hAnsi="Arial"/>
+                <w:b w:val="false"/>
+                <w:bCs w:val="false"/>
+                <w:i w:val="false"/>
+                <w:iCs w:val="false"/>
+                <w:color w:val="000000"/>
+                <w:sz w:val="18"/>
+                <w:szCs w:val="18"/>
+              </w:rPr>
+              <w:t xml:space="preserve">–  Constructing Explanations: as the learner uses evidence from investigations and research to explain how transmission routes determine control methods for fungal, bacterial and viral infections.</w:t>
+            </w:r>
+          </w:p>
+          <w:p>
+            <w:pPr>
+              <w:spacing w:after="30" w:before="0"/>
+              <w:ind w:left="360" w:hanging="180"/>
+              <w:jc w:val="left"/>
+            </w:pPr>
+            <w:r>
+              <w:rPr>
+                <w:rFonts w:ascii="Arial" w:cs="Arial" w:eastAsia="Arial" w:hAnsi="Arial"/>
+                <w:b w:val="false"/>
+                <w:bCs w:val="false"/>
+                <w:i w:val="false"/>
+                <w:iCs w:val="false"/>
+                <w:color w:val="000000"/>
+                <w:sz w:val="18"/>
+                <w:szCs w:val="18"/>
+              </w:rPr>
+              <w:t xml:space="preserve">–  Obtaining, Evaluating and Communicating Information: as the learner uses digital and print media to research infections and then communicates findings to peers and the community on food preservation and microorganism significance.</w:t>
+            </w:r>
+          </w:p>
+        </w:tc>
+      </w:tr>
+      <w:tr>
+        <w:tc>
+          <w:tcPr>
+            <w:tcW w:type="dxa" w:w="3000"/>
+            <w:shd w:fill="FCE4D6" w:color="auto" w:val="clear"/>
+            <w:tcMar>
+              <w:top w:type="dxa" w:w="60"/>
+              <w:left w:type="dxa" w:w="120"/>
+              <w:bottom w:type="dxa" w:w="60"/>
+              <w:right w:type="dxa" w:w="120"/>
+            </w:tcMar>
+            <w:vAlign w:val="top"/>
+          </w:tcPr>
+          <w:p>
+            <w:pPr>
+              <w:spacing w:after="40" w:before="0"/>
+              <w:jc w:val="left"/>
+            </w:pPr>
+            <w:r>
+              <w:rPr>
+                <w:rFonts w:ascii="Arial" w:cs="Arial" w:eastAsia="Arial" w:hAnsi="Arial"/>
+                <w:b/>
+                <w:bCs/>
+                <w:i w:val="false"/>
+                <w:iCs w:val="false"/>
+                <w:color w:val="000000"/>
+                <w:sz w:val="18"/>
+                <w:szCs w:val="18"/>
+              </w:rPr>
+              <w:t xml:space="preserve">Pertinent &amp; Contemporary Issues (PCIs)</w:t>
+            </w:r>
+          </w:p>
+        </w:tc>
+        <w:tc>
+          <w:tcPr>
+            <w:tcW w:type="dxa" w:w="10680"/>
+            <w:shd w:fill="FFFFFF" w:color="auto" w:val="clear"/>
+            <w:tcMar>
+              <w:top w:type="dxa" w:w="60"/>
+              <w:left w:type="dxa" w:w="120"/>
+              <w:bottom w:type="dxa" w:w="60"/>
+              <w:right w:type="dxa" w:w="120"/>
+            </w:tcMar>
+            <w:vAlign w:val="top"/>
+          </w:tcPr>
+          <w:p>
+            <w:pPr>
+              <w:spacing w:after="30" w:before="0"/>
+              <w:ind w:left="360" w:hanging="180"/>
+              <w:jc w:val="left"/>
+            </w:pPr>
+            <w:r>
+              <w:rPr>
+                <w:rFonts w:ascii="Arial" w:cs="Arial" w:eastAsia="Arial" w:hAnsi="Arial"/>
+                <w:b w:val="false"/>
+                <w:bCs w:val="false"/>
+                <w:i w:val="false"/>
+                <w:iCs w:val="false"/>
+                <w:color w:val="000000"/>
+                <w:sz w:val="18"/>
+                <w:szCs w:val="18"/>
+              </w:rPr>
+              <w:t xml:space="preserve">–  Socio-economic issues (poverty eradication): as the learner sensitises the community on the significance of food preservation and the economic importance of microorganisms, linking microbial activity to livelihoods of Kenyan farmers and traders in markets such as Wakulima Market, Nairobi.</w:t>
+            </w:r>
+          </w:p>
+          <w:p>
+            <w:pPr>
+              <w:spacing w:after="30" w:before="0"/>
+              <w:ind w:left="360" w:hanging="180"/>
+              <w:jc w:val="left"/>
+            </w:pPr>
+            <w:r>
+              <w:rPr>
+                <w:rFonts w:ascii="Arial" w:cs="Arial" w:eastAsia="Arial" w:hAnsi="Arial"/>
+                <w:b w:val="false"/>
+                <w:bCs w:val="false"/>
+                <w:i w:val="false"/>
+                <w:iCs w:val="false"/>
+                <w:color w:val="000000"/>
+                <w:sz w:val="18"/>
+                <w:szCs w:val="18"/>
+              </w:rPr>
+              <w:t xml:space="preserve">–  Health education: as the learner discusses how modes of transmission of bacteria, viruses and fungi drive prevention measures relevant to everyday Kenyan household and school settings.</w:t>
+            </w:r>
+          </w:p>
+          <w:p>
+            <w:pPr>
+              <w:spacing w:after="30" w:before="0"/>
+              <w:ind w:left="360" w:hanging="180"/>
+              <w:jc w:val="left"/>
+            </w:pPr>
+            <w:r>
+              <w:rPr>
+                <w:rFonts w:ascii="Arial" w:cs="Arial" w:eastAsia="Arial" w:hAnsi="Arial"/>
+                <w:b w:val="false"/>
+                <w:bCs w:val="false"/>
+                <w:i w:val="false"/>
+                <w:iCs w:val="false"/>
+                <w:color w:val="000000"/>
+                <w:sz w:val="18"/>
+                <w:szCs w:val="18"/>
+              </w:rPr>
+              <w:t xml:space="preserve">–  Environmental conservation: as the learner responsibly manages biological waste from the mould-growth investigation to avoid pollution of the school compound and surrounding community.</w:t>
+            </w:r>
+          </w:p>
+        </w:tc>
+      </w:tr>
+      <w:tr>
+        <w:tc>
+          <w:tcPr>
+            <w:tcW w:type="dxa" w:w="3000"/>
+            <w:shd w:fill="D9EEF1" w:color="auto" w:val="clear"/>
+            <w:tcMar>
+              <w:top w:type="dxa" w:w="60"/>
+              <w:left w:type="dxa" w:w="120"/>
+              <w:bottom w:type="dxa" w:w="60"/>
+              <w:right w:type="dxa" w:w="120"/>
+            </w:tcMar>
+            <w:vAlign w:val="top"/>
+          </w:tcPr>
+          <w:p>
+            <w:pPr>
+              <w:spacing w:after="40" w:before="0"/>
+              <w:jc w:val="left"/>
+            </w:pPr>
+            <w:r>
+              <w:rPr>
+                <w:rFonts w:ascii="Arial" w:cs="Arial" w:eastAsia="Arial" w:hAnsi="Arial"/>
+                <w:b/>
+                <w:bCs/>
+                <w:i w:val="false"/>
+                <w:iCs w:val="false"/>
+                <w:color w:val="000000"/>
+                <w:sz w:val="18"/>
+                <w:szCs w:val="18"/>
+              </w:rPr>
+              <w:t xml:space="preserve">Career Connections</w:t>
+            </w:r>
+          </w:p>
+        </w:tc>
+        <w:tc>
+          <w:tcPr>
+            <w:tcW w:type="dxa" w:w="10680"/>
+            <w:shd w:fill="FFFFFF" w:color="auto" w:val="clear"/>
+            <w:tcMar>
+              <w:top w:type="dxa" w:w="60"/>
+              <w:left w:type="dxa" w:w="120"/>
+              <w:bottom w:type="dxa" w:w="60"/>
+              <w:right w:type="dxa" w:w="120"/>
+            </w:tcMar>
+            <w:vAlign w:val="top"/>
+          </w:tcPr>
+          <w:p>
+            <w:pPr>
+              <w:spacing w:after="30" w:before="0"/>
+              <w:ind w:left="360" w:hanging="180"/>
+              <w:jc w:val="left"/>
+            </w:pPr>
+            <w:r>
+              <w:rPr>
+                <w:rFonts w:ascii="Arial" w:cs="Arial" w:eastAsia="Arial" w:hAnsi="Arial"/>
+                <w:b w:val="false"/>
+                <w:bCs w:val="false"/>
+                <w:i w:val="false"/>
+                <w:iCs w:val="false"/>
+                <w:color w:val="000000"/>
+                <w:sz w:val="18"/>
+                <w:szCs w:val="18"/>
+              </w:rPr>
+              <w:t xml:space="preserve">–  Medical Laboratory Technologist: this sub-strand introduces identification and culturing of microorganisms, foundational to diagnostic laboratory work in Kenyan health facilities.</w:t>
+            </w:r>
+          </w:p>
+          <w:p>
+            <w:pPr>
+              <w:spacing w:after="30" w:before="0"/>
+              <w:ind w:left="360" w:hanging="180"/>
+              <w:jc w:val="left"/>
+            </w:pPr>
+            <w:r>
+              <w:rPr>
+                <w:rFonts w:ascii="Arial" w:cs="Arial" w:eastAsia="Arial" w:hAnsi="Arial"/>
+                <w:b w:val="false"/>
+                <w:bCs w:val="false"/>
+                <w:i w:val="false"/>
+                <w:iCs w:val="false"/>
+                <w:color w:val="000000"/>
+                <w:sz w:val="18"/>
+                <w:szCs w:val="18"/>
+              </w:rPr>
+              <w:t xml:space="preserve">–  Public Health Officer: understanding modes of transmission and prevention of microbial infections underpins community health campaigns and disease surveillance roles in Kenya.</w:t>
+            </w:r>
+          </w:p>
+          <w:p>
+            <w:pPr>
+              <w:spacing w:after="30" w:before="0"/>
+              <w:ind w:left="360" w:hanging="180"/>
+              <w:jc w:val="left"/>
+            </w:pPr>
+            <w:r>
+              <w:rPr>
+                <w:rFonts w:ascii="Arial" w:cs="Arial" w:eastAsia="Arial" w:hAnsi="Arial"/>
+                <w:b w:val="false"/>
+                <w:bCs w:val="false"/>
+                <w:i w:val="false"/>
+                <w:iCs w:val="false"/>
+                <w:color w:val="000000"/>
+                <w:sz w:val="18"/>
+                <w:szCs w:val="18"/>
+              </w:rPr>
+              <w:t xml:space="preserve">–  Food Scientist / Food Technologist: knowledge of microbial spoilage and food preservation connects directly to careers in Kenya's food processing and value-addition industry (e.g., Brookside Dairy, Unga Group).</w:t>
+            </w:r>
+          </w:p>
+          <w:p>
+            <w:pPr>
+              <w:spacing w:after="30" w:before="0"/>
+              <w:ind w:left="360" w:hanging="180"/>
+              <w:jc w:val="left"/>
+            </w:pPr>
+            <w:r>
+              <w:rPr>
+                <w:rFonts w:ascii="Arial" w:cs="Arial" w:eastAsia="Arial" w:hAnsi="Arial"/>
+                <w:b w:val="false"/>
+                <w:bCs w:val="false"/>
+                <w:i w:val="false"/>
+                <w:iCs w:val="false"/>
+                <w:color w:val="000000"/>
+                <w:sz w:val="18"/>
+                <w:szCs w:val="18"/>
+              </w:rPr>
+              <w:t xml:space="preserve">–  Microbiologist / Research Scientist: the investigation into mould growth and economic importance of microorganisms provides a foundation for academic and applied microbiology research.</w:t>
+            </w:r>
+          </w:p>
+          <w:p>
+            <w:pPr>
+              <w:spacing w:after="30" w:before="0"/>
+              <w:ind w:left="360" w:hanging="180"/>
+              <w:jc w:val="left"/>
+            </w:pPr>
+            <w:r>
+              <w:rPr>
+                <w:rFonts w:ascii="Arial" w:cs="Arial" w:eastAsia="Arial" w:hAnsi="Arial"/>
+                <w:b w:val="false"/>
+                <w:bCs w:val="false"/>
+                <w:i w:val="false"/>
+                <w:iCs w:val="false"/>
+                <w:color w:val="000000"/>
+                <w:sz w:val="18"/>
+                <w:szCs w:val="18"/>
+              </w:rPr>
+              <w:t xml:space="preserve">–  Agronomist / Agricultural Extension Officer: understanding beneficial microorganisms (e.g., nitrogen-fixing bacteria, fungi in composting) is essential for advising farmers in the Rift Valley and Central Kenya on soil health.</w:t>
+            </w:r>
+          </w:p>
+        </w:tc>
+      </w:tr>
+      <w:tr>
+        <w:tc>
+          <w:tcPr>
+            <w:tcW w:type="dxa" w:w="3000"/>
+            <w:shd w:fill="D5E8F0" w:color="auto" w:val="clear"/>
+            <w:tcMar>
+              <w:top w:type="dxa" w:w="60"/>
+              <w:left w:type="dxa" w:w="120"/>
+              <w:bottom w:type="dxa" w:w="60"/>
+              <w:right w:type="dxa" w:w="120"/>
+            </w:tcMar>
+            <w:vAlign w:val="top"/>
+          </w:tcPr>
+          <w:p>
+            <w:pPr>
+              <w:spacing w:after="40" w:before="0"/>
+              <w:jc w:val="left"/>
+            </w:pPr>
+            <w:r>
+              <w:rPr>
+                <w:rFonts w:ascii="Arial" w:cs="Arial" w:eastAsia="Arial" w:hAnsi="Arial"/>
+                <w:b/>
+                <w:bCs/>
+                <w:i w:val="false"/>
+                <w:iCs w:val="false"/>
+                <w:color w:val="000000"/>
+                <w:sz w:val="18"/>
+                <w:szCs w:val="18"/>
+              </w:rPr>
+              <w:t xml:space="preserve">Focus for Lessons</w:t>
+            </w:r>
+          </w:p>
+        </w:tc>
+        <w:tc>
+          <w:tcPr>
+            <w:tcW w:type="dxa" w:w="10680"/>
+            <w:shd w:fill="FFFFFF" w:color="auto" w:val="clear"/>
+            <w:tcMar>
+              <w:top w:type="dxa" w:w="60"/>
+              <w:left w:type="dxa" w:w="120"/>
+              <w:bottom w:type="dxa" w:w="60"/>
+              <w:right w:type="dxa" w:w="120"/>
+            </w:tcMar>
+            <w:vAlign w:val="top"/>
+          </w:tcPr>
+          <w:p>
+            <w:pPr>
+              <w:spacing w:after="40" w:before="0"/>
+              <w:jc w:val="left"/>
+            </w:pPr>
+            <w:r>
+              <w:rPr>
+                <w:rFonts w:ascii="Arial" w:cs="Arial" w:eastAsia="Arial" w:hAnsi="Arial"/>
+                <w:b w:val="false"/>
+                <w:bCs w:val="false"/>
+                <w:i w:val="false"/>
+                <w:iCs w:val="false"/>
+                <w:color w:val="000000"/>
+                <w:sz w:val="18"/>
+                <w:szCs w:val="18"/>
+              </w:rPr>
+              <w:t xml:space="preserve">This unit investigates the world of microorganisms — fungi, bacteria and viruses — through the lens of their interaction with human life in Kenya. Learners move from identifying microbial types and their transmission routes, to exploring infections, prevention strategies and the surprising economic value of microorganisms in food production, medicine and agriculture. A project-based investigation of mould growth on local food substrates (ugali, chapati, sukuma wiki) anchors the learning in observable, everyday phenomena, while a community sensitisation task on food preservation connects classroom science to household and economic relevance.</w:t>
+            </w:r>
+          </w:p>
+        </w:tc>
+      </w:tr>
+      <w:tr>
+        <w:tc>
+          <w:tcPr>
+            <w:tcW w:type="dxa" w:w="3000"/>
+            <w:shd w:fill="EAD1F5" w:color="auto" w:val="clear"/>
+            <w:tcMar>
+              <w:top w:type="dxa" w:w="60"/>
+              <w:left w:type="dxa" w:w="120"/>
+              <w:bottom w:type="dxa" w:w="60"/>
+              <w:right w:type="dxa" w:w="120"/>
+            </w:tcMar>
+            <w:vAlign w:val="top"/>
+          </w:tcPr>
+          <w:p>
+            <w:pPr>
+              <w:spacing w:after="40" w:before="0"/>
+              <w:jc w:val="left"/>
+            </w:pPr>
+            <w:r>
+              <w:rPr>
+                <w:rFonts w:ascii="Arial" w:cs="Arial" w:eastAsia="Arial" w:hAnsi="Arial"/>
+                <w:b/>
+                <w:bCs/>
+                <w:i w:val="false"/>
+                <w:iCs w:val="false"/>
+                <w:color w:val="000000"/>
+                <w:sz w:val="18"/>
+                <w:szCs w:val="18"/>
+              </w:rPr>
+              <w:t xml:space="preserve">Driving Question / Key Inquiry Questions</w:t>
+            </w:r>
+          </w:p>
+        </w:tc>
+        <w:tc>
+          <w:tcPr>
+            <w:tcW w:type="dxa" w:w="10680"/>
+            <w:shd w:fill="FFFFFF" w:color="auto" w:val="clear"/>
+            <w:tcMar>
+              <w:top w:type="dxa" w:w="60"/>
+              <w:left w:type="dxa" w:w="120"/>
+              <w:bottom w:type="dxa" w:w="60"/>
+              <w:right w:type="dxa" w:w="120"/>
+            </w:tcMar>
+            <w:vAlign w:val="top"/>
+          </w:tcPr>
+          <w:p>
+            <w:pPr>
+              <w:spacing w:after="40" w:before="0"/>
+              <w:jc w:val="left"/>
+            </w:pPr>
+            <w:r>
+              <w:rPr>
+                <w:rFonts w:ascii="Arial" w:cs="Arial" w:eastAsia="Arial" w:hAnsi="Arial"/>
+                <w:b w:val="false"/>
+                <w:bCs w:val="false"/>
+                <w:i w:val="false"/>
+                <w:iCs w:val="false"/>
+                <w:color w:val="000000"/>
+                <w:sz w:val="18"/>
+                <w:szCs w:val="18"/>
+              </w:rPr>
+              <w:t xml:space="preserve">DRIVING QUESTION: Why did the ugali and chapati grow fuzzy patches overnight — and how can understanding the invisible organisms responsible help us protect our health and our food in Kenya?</w:t>
+            </w:r>
+          </w:p>
+          <w:p>
+            <w:pPr>
+              <w:spacing w:after="40" w:before="0"/>
+              <w:jc w:val="left"/>
+            </w:pPr>
+            <w:r>
+              <w:rPr>
+                <w:rFonts w:ascii="Arial" w:cs="Arial" w:eastAsia="Arial" w:hAnsi="Arial"/>
+                <w:b w:val="false"/>
+                <w:bCs w:val="false"/>
+                <w:i w:val="false"/>
+                <w:iCs w:val="false"/>
+                <w:color w:val="000000"/>
+                <w:sz w:val="18"/>
+                <w:szCs w:val="18"/>
+              </w:rPr>
+              <w:t xml:space="preserve"/>
+            </w:r>
+          </w:p>
+          <w:p>
+            <w:pPr>
+              <w:spacing w:after="40" w:before="0"/>
+              <w:jc w:val="left"/>
+            </w:pPr>
+            <w:r>
+              <w:rPr>
+                <w:rFonts w:ascii="Arial" w:cs="Arial" w:eastAsia="Arial" w:hAnsi="Arial"/>
+                <w:b w:val="false"/>
+                <w:bCs w:val="false"/>
+                <w:i w:val="false"/>
+                <w:iCs w:val="false"/>
+                <w:color w:val="000000"/>
+                <w:sz w:val="18"/>
+                <w:szCs w:val="18"/>
+              </w:rPr>
+              <w:t xml:space="preserve">KICD KEY INQUIRY QUESTION:</w:t>
+            </w:r>
+          </w:p>
+          <w:p>
+            <w:pPr>
+              <w:spacing w:after="40" w:before="0"/>
+              <w:jc w:val="left"/>
+            </w:pPr>
+            <w:r>
+              <w:rPr>
+                <w:rFonts w:ascii="Arial" w:cs="Arial" w:eastAsia="Arial" w:hAnsi="Arial"/>
+                <w:b w:val="false"/>
+                <w:bCs w:val="false"/>
+                <w:i w:val="false"/>
+                <w:iCs w:val="false"/>
+                <w:color w:val="000000"/>
+                <w:sz w:val="18"/>
+                <w:szCs w:val="18"/>
+              </w:rPr>
+              <w:t xml:space="preserve">1. How are microorganisms important in day-to-day life?</w:t>
+            </w:r>
+          </w:p>
+        </w:tc>
+      </w:tr>
+      <w:tr>
+        <w:tc>
+          <w:tcPr>
+            <w:tcW w:type="dxa" w:w="3000"/>
+            <w:shd w:fill="EAD1F5" w:color="auto" w:val="clear"/>
+            <w:tcMar>
+              <w:top w:type="dxa" w:w="60"/>
+              <w:left w:type="dxa" w:w="120"/>
+              <w:bottom w:type="dxa" w:w="60"/>
+              <w:right w:type="dxa" w:w="120"/>
+            </w:tcMar>
+            <w:vAlign w:val="top"/>
+          </w:tcPr>
+          <w:p>
+            <w:pPr>
+              <w:spacing w:after="40" w:before="0"/>
+              <w:jc w:val="left"/>
+            </w:pPr>
+            <w:r>
+              <w:rPr>
+                <w:rFonts w:ascii="Arial" w:cs="Arial" w:eastAsia="Arial" w:hAnsi="Arial"/>
+                <w:b/>
+                <w:bCs/>
+                <w:i w:val="false"/>
+                <w:iCs w:val="false"/>
+                <w:color w:val="000000"/>
+                <w:sz w:val="18"/>
+                <w:szCs w:val="18"/>
+              </w:rPr>
+              <w:t xml:space="preserve">Anchoring Phenomenon</w:t>
+            </w:r>
+          </w:p>
+        </w:tc>
+        <w:tc>
+          <w:tcPr>
+            <w:tcW w:type="dxa" w:w="10680"/>
+            <w:shd w:fill="FFFFFF" w:color="auto" w:val="clear"/>
+            <w:tcMar>
+              <w:top w:type="dxa" w:w="60"/>
+              <w:left w:type="dxa" w:w="120"/>
+              <w:bottom w:type="dxa" w:w="60"/>
+              <w:right w:type="dxa" w:w="120"/>
+            </w:tcMar>
+            <w:vAlign w:val="top"/>
+          </w:tcPr>
+          <w:p>
+            <w:pPr>
+              <w:spacing w:after="40" w:before="0"/>
+              <w:jc w:val="left"/>
+            </w:pPr>
+            <w:r>
+              <w:rPr>
+                <w:rFonts w:ascii="Arial" w:cs="Arial" w:eastAsia="Arial" w:hAnsi="Arial"/>
+                <w:b w:val="false"/>
+                <w:bCs w:val="false"/>
+                <w:i w:val="false"/>
+                <w:iCs w:val="false"/>
+                <w:color w:val="000000"/>
+                <w:sz w:val="18"/>
+                <w:szCs w:val="18"/>
+              </w:rPr>
+              <w:t xml:space="preserve">A Standard stainless-steel sufuria of leftover ugali and a half-eaten chapati are stored uncovered on a kitchen counter in Kisumu overnight. By morning, the family notices white, green and black fuzzy patches growing on the food, an unpleasant sour smell, and some areas turning slimy. The ugali has not been touched by anyone, no insects are visible, and the kitchen appeared clean. Students are shown photographs of the spoiled food and asked: where did these patches come from, why did they appear overnight, are they alive, and are all of them the same kind of organism? The phenomenon is puzzling because the growth seems to arise from nothing, it happened fast, it varies in colour and texture across the same food surface, and students must grapple with the invisible world of microorganisms to explain what they are observing.</w:t>
+            </w:r>
+          </w:p>
+        </w:tc>
+      </w:tr>
+      <w:tr>
+        <w:tc>
+          <w:tcPr>
+            <w:tcW w:type="dxa" w:w="3000"/>
+            <w:shd w:fill="D9EEF1" w:color="auto" w:val="clear"/>
+            <w:tcMar>
+              <w:top w:type="dxa" w:w="60"/>
+              <w:left w:type="dxa" w:w="120"/>
+              <w:bottom w:type="dxa" w:w="60"/>
+              <w:right w:type="dxa" w:w="120"/>
+            </w:tcMar>
+            <w:vAlign w:val="top"/>
+          </w:tcPr>
+          <w:p>
+            <w:pPr>
+              <w:spacing w:after="40" w:before="0"/>
+              <w:jc w:val="left"/>
+            </w:pPr>
+            <w:r>
+              <w:rPr>
+                <w:rFonts w:ascii="Arial" w:cs="Arial" w:eastAsia="Arial" w:hAnsi="Arial"/>
+                <w:b/>
+                <w:bCs/>
+                <w:i w:val="false"/>
+                <w:iCs w:val="false"/>
+                <w:color w:val="000000"/>
+                <w:sz w:val="18"/>
+                <w:szCs w:val="18"/>
+              </w:rPr>
+              <w:t xml:space="preserve">Storyline Thread</w:t>
+            </w:r>
+          </w:p>
+        </w:tc>
+        <w:tc>
+          <w:tcPr>
+            <w:tcW w:type="dxa" w:w="10680"/>
+            <w:shd w:fill="FFFFFF" w:color="auto" w:val="clear"/>
+            <w:tcMar>
+              <w:top w:type="dxa" w:w="60"/>
+              <w:left w:type="dxa" w:w="120"/>
+              <w:bottom w:type="dxa" w:w="60"/>
+              <w:right w:type="dxa" w:w="120"/>
+            </w:tcMar>
+            <w:vAlign w:val="top"/>
+          </w:tcPr>
+          <w:p>
+            <w:pPr>
+              <w:spacing w:after="40" w:before="0"/>
+              <w:jc w:val="left"/>
+            </w:pPr>
+            <w:r>
+              <w:rPr>
+                <w:rFonts w:ascii="Arial" w:cs="Arial" w:eastAsia="Arial" w:hAnsi="Arial"/>
+                <w:b w:val="false"/>
+                <w:bCs w:val="false"/>
+                <w:i w:val="false"/>
+                <w:iCs w:val="false"/>
+                <w:color w:val="000000"/>
+                <w:sz w:val="18"/>
+                <w:szCs w:val="18"/>
+              </w:rPr>
+              <w:t xml:space="preserve">Lesson 1 — Noticing and Wondering (Predict Phase): Students are shown photographs of the spoiled ugali and chapati phenomenon. In pairs they write predictions about what the patches are, where they came from and whether they are alive. Class shares predictions; teacher records them on the Driving Question Board (DQB). Students brainstorm prior knowledge of "tiny organisms" and the class maps out what they already know and what they need to find out.</w:t>
+            </w:r>
+          </w:p>
+          <w:p>
+            <w:pPr>
+              <w:spacing w:after="40" w:before="0"/>
+              <w:jc w:val="left"/>
+            </w:pPr>
+            <w:r>
+              <w:rPr>
+                <w:rFonts w:ascii="Arial" w:cs="Arial" w:eastAsia="Arial" w:hAnsi="Arial"/>
+                <w:b w:val="false"/>
+                <w:bCs w:val="false"/>
+                <w:i w:val="false"/>
+                <w:iCs w:val="false"/>
+                <w:color w:val="000000"/>
+                <w:sz w:val="18"/>
+                <w:szCs w:val="18"/>
+              </w:rPr>
+              <w:t xml:space="preserve"/>
+            </w:r>
+          </w:p>
+          <w:p>
+            <w:pPr>
+              <w:spacing w:after="40" w:before="0"/>
+              <w:jc w:val="left"/>
+            </w:pPr>
+            <w:r>
+              <w:rPr>
+                <w:rFonts w:ascii="Arial" w:cs="Arial" w:eastAsia="Arial" w:hAnsi="Arial"/>
+                <w:b w:val="false"/>
+                <w:bCs w:val="false"/>
+                <w:i w:val="false"/>
+                <w:iCs w:val="false"/>
+                <w:color w:val="000000"/>
+                <w:sz w:val="18"/>
+                <w:szCs w:val="18"/>
+              </w:rPr>
+              <w:t xml:space="preserve">Lesson 2 — Types of Microorganisms (Observe Phase 1): Guided research using digital devices and/or print media to identify the three types of microorganisms affecting human beings — fungi, bacteria and viruses. Students observe photomicrographs and illustrations, classify the fuzzy patches from the phenomenon as fungal moulds, and create a comparison table of structural features. Teacher introduces size scale using Kenyan context analogies (e.g., if a maize grain were a bacterium, a football pitch represents a human cell).</w:t>
+            </w:r>
+          </w:p>
+          <w:p>
+            <w:pPr>
+              <w:spacing w:after="40" w:before="0"/>
+              <w:jc w:val="left"/>
+            </w:pPr>
+            <w:r>
+              <w:rPr>
+                <w:rFonts w:ascii="Arial" w:cs="Arial" w:eastAsia="Arial" w:hAnsi="Arial"/>
+                <w:b w:val="false"/>
+                <w:bCs w:val="false"/>
+                <w:i w:val="false"/>
+                <w:iCs w:val="false"/>
+                <w:color w:val="000000"/>
+                <w:sz w:val="18"/>
+                <w:szCs w:val="18"/>
+              </w:rPr>
+              <w:t xml:space="preserve"/>
+            </w:r>
+          </w:p>
+          <w:p>
+            <w:pPr>
+              <w:spacing w:after="40" w:before="0"/>
+              <w:jc w:val="left"/>
+            </w:pPr>
+            <w:r>
+              <w:rPr>
+                <w:rFonts w:ascii="Arial" w:cs="Arial" w:eastAsia="Arial" w:hAnsi="Arial"/>
+                <w:b w:val="false"/>
+                <w:bCs w:val="false"/>
+                <w:i w:val="false"/>
+                <w:iCs w:val="false"/>
+                <w:color w:val="000000"/>
+                <w:sz w:val="18"/>
+                <w:szCs w:val="18"/>
+              </w:rPr>
+              <w:t xml:space="preserve">Lesson 3 — Modes of Transmission (Observe Phase 2): Students use digital or print media to research modes of transmission of microorganisms (direct contact, droplets, contaminated water/food, vectors, airborne). Groups are assigned one transmission route each, research it and present findings. Class maps how the mould spores in the phenomenon were transmitted through the air onto the uncovered ugali, connecting back to the anchoring phenomenon on the DQB.</w:t>
+            </w:r>
+          </w:p>
+          <w:p>
+            <w:pPr>
+              <w:spacing w:after="40" w:before="0"/>
+              <w:jc w:val="left"/>
+            </w:pPr>
+            <w:r>
+              <w:rPr>
+                <w:rFonts w:ascii="Arial" w:cs="Arial" w:eastAsia="Arial" w:hAnsi="Arial"/>
+                <w:b w:val="false"/>
+                <w:bCs w:val="false"/>
+                <w:i w:val="false"/>
+                <w:iCs w:val="false"/>
+                <w:color w:val="000000"/>
+                <w:sz w:val="18"/>
+                <w:szCs w:val="18"/>
+              </w:rPr>
+              <w:t xml:space="preserve"/>
+            </w:r>
+          </w:p>
+          <w:p>
+            <w:pPr>
+              <w:spacing w:after="40" w:before="0"/>
+              <w:jc w:val="left"/>
+            </w:pPr>
+            <w:r>
+              <w:rPr>
+                <w:rFonts w:ascii="Arial" w:cs="Arial" w:eastAsia="Arial" w:hAnsi="Arial"/>
+                <w:b w:val="false"/>
+                <w:bCs w:val="false"/>
+                <w:i w:val="false"/>
+                <w:iCs w:val="false"/>
+                <w:color w:val="000000"/>
+                <w:sz w:val="18"/>
+                <w:szCs w:val="18"/>
+              </w:rPr>
+              <w:t xml:space="preserve">Lesson 4 — Infections Caused by Microorganisms (Explain Phase 1): Structured discussion and jigsaw activity on fungal infections (e.g., ringworm, oral thrush), bacterial infections (e.g., cholera, typhoid, tuberculosis — referencing Lake Victoria cholera context) and viral infections (e.g., influenza, HIV, COVID-19). Students link each infection to its mode of transmission identified in Lesson 3. DQB updated: students revise earlier predictions and add new sub-questions.</w:t>
+            </w:r>
+          </w:p>
+          <w:p>
+            <w:pPr>
+              <w:spacing w:after="40" w:before="0"/>
+              <w:jc w:val="left"/>
+            </w:pPr>
+            <w:r>
+              <w:rPr>
+                <w:rFonts w:ascii="Arial" w:cs="Arial" w:eastAsia="Arial" w:hAnsi="Arial"/>
+                <w:b w:val="false"/>
+                <w:bCs w:val="false"/>
+                <w:i w:val="false"/>
+                <w:iCs w:val="false"/>
+                <w:color w:val="000000"/>
+                <w:sz w:val="18"/>
+                <w:szCs w:val="18"/>
+              </w:rPr>
+              <w:t xml:space="preserve"/>
+            </w:r>
+          </w:p>
+          <w:p>
+            <w:pPr>
+              <w:spacing w:after="40" w:before="0"/>
+              <w:jc w:val="left"/>
+            </w:pPr>
+            <w:r>
+              <w:rPr>
+                <w:rFonts w:ascii="Arial" w:cs="Arial" w:eastAsia="Arial" w:hAnsi="Arial"/>
+                <w:b w:val="false"/>
+                <w:bCs w:val="false"/>
+                <w:i w:val="false"/>
+                <w:iCs w:val="false"/>
+                <w:color w:val="000000"/>
+                <w:sz w:val="18"/>
+                <w:szCs w:val="18"/>
+              </w:rPr>
+              <w:t xml:space="preserve">Lesson 5 — Prevention and Control (Explain Phase 2): Students discuss how mode of transmission determines control measures. Groups design a prevention poster for one infection category relevant to their local Kenyan community. Teacher facilitates analysis of the ugali phenomenon: covering food, refrigeration, and hygiene as practical prevention strategies. Students evaluate which control methods are accessible to low-income households in rural and urban Kenya.</w:t>
+            </w:r>
+          </w:p>
+          <w:p>
+            <w:pPr>
+              <w:spacing w:after="40" w:before="0"/>
+              <w:jc w:val="left"/>
+            </w:pPr>
+            <w:r>
+              <w:rPr>
+                <w:rFonts w:ascii="Arial" w:cs="Arial" w:eastAsia="Arial" w:hAnsi="Arial"/>
+                <w:b w:val="false"/>
+                <w:bCs w:val="false"/>
+                <w:i w:val="false"/>
+                <w:iCs w:val="false"/>
+                <w:color w:val="000000"/>
+                <w:sz w:val="18"/>
+                <w:szCs w:val="18"/>
+              </w:rPr>
+              <w:t xml:space="preserve"/>
+            </w:r>
+          </w:p>
+          <w:p>
+            <w:pPr>
+              <w:spacing w:after="40" w:before="0"/>
+              <w:jc w:val="left"/>
+            </w:pPr>
+            <w:r>
+              <w:rPr>
+                <w:rFonts w:ascii="Arial" w:cs="Arial" w:eastAsia="Arial" w:hAnsi="Arial"/>
+                <w:b w:val="false"/>
+                <w:bCs w:val="false"/>
+                <w:i w:val="false"/>
+                <w:iCs w:val="false"/>
+                <w:color w:val="000000"/>
+                <w:sz w:val="18"/>
+                <w:szCs w:val="18"/>
+              </w:rPr>
+              <w:t xml:space="preserve">Lesson 6 — Economic Importance of Microorganisms (Explain Phase 3): Class discussion and peer-sharing on the beneficial roles of microorganisms — yoghurt and fermented uji production (Lactobacillus), bread and mandazi leavening (yeast/Saccharomyces), biogas generation, nitrogen fixation for Kenyan farms, antibiotic production, and decomposition for soil fertility. Students contrast this with harmful economic impacts (crop diseases, food spoilage losses for market vendors). DQB updated to reflect the dual nature of microorganisms.</w:t>
+            </w:r>
+          </w:p>
+          <w:p>
+            <w:pPr>
+              <w:spacing w:after="40" w:before="0"/>
+              <w:jc w:val="left"/>
+            </w:pPr>
+            <w:r>
+              <w:rPr>
+                <w:rFonts w:ascii="Arial" w:cs="Arial" w:eastAsia="Arial" w:hAnsi="Arial"/>
+                <w:b w:val="false"/>
+                <w:bCs w:val="false"/>
+                <w:i w:val="false"/>
+                <w:iCs w:val="false"/>
+                <w:color w:val="000000"/>
+                <w:sz w:val="18"/>
+                <w:szCs w:val="18"/>
+              </w:rPr>
+              <w:t xml:space="preserve"/>
+            </w:r>
+          </w:p>
+          <w:p>
+            <w:pPr>
+              <w:spacing w:after="40" w:before="0"/>
+              <w:jc w:val="left"/>
+            </w:pPr>
+            <w:r>
+              <w:rPr>
+                <w:rFonts w:ascii="Arial" w:cs="Arial" w:eastAsia="Arial" w:hAnsi="Arial"/>
+                <w:b w:val="false"/>
+                <w:bCs w:val="false"/>
+                <w:i w:val="false"/>
+                <w:iCs w:val="false"/>
+                <w:color w:val="000000"/>
+                <w:sz w:val="18"/>
+                <w:szCs w:val="18"/>
+              </w:rPr>
+              <w:t xml:space="preserve">Lesson 7 — Project Investigation: Mould Growth on Food Substrates (Observe + Analyse Phase): Students set up an investigation placing small samples of ugali, bread, and a dry maize biscuit in labelled containers under different conditions (covered/uncovered, moist/dry, warm/cool). Variables are identified and controlled. Students record initial observations and predictions. Where real-time growth is not yet visible, teacher provides pre-prepared samples incubated over 2–3 days. Students observe, photograph, and record growth differences; analyse data to draw conclusions about conditions favouring microbial growth and connect to food preservation principles.</w:t>
+            </w:r>
+          </w:p>
+          <w:p>
+            <w:pPr>
+              <w:spacing w:after="40" w:before="0"/>
+              <w:jc w:val="left"/>
+            </w:pPr>
+            <w:r>
+              <w:rPr>
+                <w:rFonts w:ascii="Arial" w:cs="Arial" w:eastAsia="Arial" w:hAnsi="Arial"/>
+                <w:b w:val="false"/>
+                <w:bCs w:val="false"/>
+                <w:i w:val="false"/>
+                <w:iCs w:val="false"/>
+                <w:color w:val="000000"/>
+                <w:sz w:val="18"/>
+                <w:szCs w:val="18"/>
+              </w:rPr>
+              <w:t xml:space="preserve"/>
+            </w:r>
+          </w:p>
+          <w:p>
+            <w:pPr>
+              <w:spacing w:after="40" w:before="0"/>
+              <w:jc w:val="left"/>
+            </w:pPr>
+            <w:r>
+              <w:rPr>
+                <w:rFonts w:ascii="Arial" w:cs="Arial" w:eastAsia="Arial" w:hAnsi="Arial"/>
+                <w:b w:val="false"/>
+                <w:bCs w:val="false"/>
+                <w:i w:val="false"/>
+                <w:iCs w:val="false"/>
+                <w:color w:val="000000"/>
+                <w:sz w:val="18"/>
+                <w:szCs w:val="18"/>
+              </w:rPr>
+              <w:t xml:space="preserve">Lesson 8 — Model Building, DQB Synthesis and Community Sensitisation (Model Building + DQB Closure): Students revise their initial models of the phenomenon (drawn in Lesson 1) to include: microbial types, spore dispersal as transmission route, conditions for growth, infection pathways, and control/prevention strategies. Groups present their final models. Class revisits the full DQB, confirms or revises all questions and predictions. Students draft a short community sensitisation message on food preservation for households in their locality, completing the KICD project requirement. Lesson closes with reflection on how the driving question has been answered.</w:t>
+            </w:r>
+          </w:p>
+        </w:tc>
+      </w:tr>
+      <w:tr>
+        <w:tc>
+          <w:tcPr>
+            <w:tcW w:type="dxa" w:w="3000"/>
+            <w:shd w:fill="EAD1F5" w:color="auto" w:val="clear"/>
+            <w:tcMar>
+              <w:top w:type="dxa" w:w="60"/>
+              <w:left w:type="dxa" w:w="120"/>
+              <w:bottom w:type="dxa" w:w="60"/>
+              <w:right w:type="dxa" w:w="120"/>
+            </w:tcMar>
+            <w:vAlign w:val="top"/>
+          </w:tcPr>
+          <w:p>
+            <w:pPr>
+              <w:spacing w:after="40" w:before="0"/>
+              <w:jc w:val="left"/>
+            </w:pPr>
+            <w:r>
+              <w:rPr>
+                <w:rFonts w:ascii="Arial" w:cs="Arial" w:eastAsia="Arial" w:hAnsi="Arial"/>
+                <w:b/>
+                <w:bCs/>
+                <w:i w:val="false"/>
+                <w:iCs w:val="false"/>
+                <w:color w:val="000000"/>
+                <w:sz w:val="18"/>
+                <w:szCs w:val="18"/>
+              </w:rPr>
+              <w:t xml:space="preserve">Supporting Phenomena</w:t>
+            </w:r>
+          </w:p>
+        </w:tc>
+        <w:tc>
+          <w:tcPr>
+            <w:tcW w:type="dxa" w:w="10680"/>
+            <w:shd w:fill="FFFFFF" w:color="auto" w:val="clear"/>
+            <w:tcMar>
+              <w:top w:type="dxa" w:w="60"/>
+              <w:left w:type="dxa" w:w="120"/>
+              <w:bottom w:type="dxa" w:w="60"/>
+              <w:right w:type="dxa" w:w="120"/>
+            </w:tcMar>
+            <w:vAlign w:val="top"/>
+          </w:tcPr>
+          <w:p>
+            <w:pPr>
+              <w:spacing w:after="30" w:before="0"/>
+              <w:ind w:left="360" w:hanging="180"/>
+              <w:jc w:val="left"/>
+            </w:pPr>
+            <w:r>
+              <w:rPr>
+                <w:rFonts w:ascii="Arial" w:cs="Arial" w:eastAsia="Arial" w:hAnsi="Arial"/>
+                <w:b w:val="false"/>
+                <w:bCs w:val="false"/>
+                <w:i w:val="false"/>
+                <w:iCs w:val="false"/>
+                <w:color w:val="000000"/>
+                <w:sz w:val="18"/>
+                <w:szCs w:val="18"/>
+              </w:rPr>
+              <w:t xml:space="preserve">–  A child in a Nairobi primary school develops white patches inside the mouth (oral thrush) after a course of antibiotics — classmates observe photographs and ask why medicine itself seemed to cause a new infection, linking to fungal opportunistic infections.</w:t>
+            </w:r>
+          </w:p>
+          <w:p>
+            <w:pPr>
+              <w:spacing w:after="30" w:before="0"/>
+              <w:ind w:left="360" w:hanging="180"/>
+              <w:jc w:val="left"/>
+            </w:pPr>
+            <w:r>
+              <w:rPr>
+                <w:rFonts w:ascii="Arial" w:cs="Arial" w:eastAsia="Arial" w:hAnsi="Arial"/>
+                <w:b w:val="false"/>
+                <w:bCs w:val="false"/>
+                <w:i w:val="false"/>
+                <w:iCs w:val="false"/>
+                <w:color w:val="000000"/>
+                <w:sz w:val="18"/>
+                <w:szCs w:val="18"/>
+              </w:rPr>
+              <w:t xml:space="preserve">–  A Mombasa fishing community reports that fish left unrefrigerated for a few hours smell strongly of ammonia and become unsafe to eat far faster than fish stored on ice — linking bacterial decomposition rates to temperature and food safety.</w:t>
+            </w:r>
+          </w:p>
+          <w:p>
+            <w:pPr>
+              <w:spacing w:after="30" w:before="0"/>
+              <w:ind w:left="360" w:hanging="180"/>
+              <w:jc w:val="left"/>
+            </w:pPr>
+            <w:r>
+              <w:rPr>
+                <w:rFonts w:ascii="Arial" w:cs="Arial" w:eastAsia="Arial" w:hAnsi="Arial"/>
+                <w:b w:val="false"/>
+                <w:bCs w:val="false"/>
+                <w:i w:val="false"/>
+                <w:iCs w:val="false"/>
+                <w:color w:val="000000"/>
+                <w:sz w:val="18"/>
+                <w:szCs w:val="18"/>
+              </w:rPr>
+              <w:t xml:space="preserve">–  During the 2023 cholera outbreak along the shores of Lake Victoria, communities using untreated water fell ill while those boiling water did not — providing a real Kenyan context for bacterial transmission via contaminated water and prevention through simple heat treatment.</w:t>
+            </w:r>
+          </w:p>
+          <w:p>
+            <w:pPr>
+              <w:spacing w:after="30" w:before="0"/>
+              <w:ind w:left="360" w:hanging="180"/>
+              <w:jc w:val="left"/>
+            </w:pPr>
+            <w:r>
+              <w:rPr>
+                <w:rFonts w:ascii="Arial" w:cs="Arial" w:eastAsia="Arial" w:hAnsi="Arial"/>
+                <w:b w:val="false"/>
+                <w:bCs w:val="false"/>
+                <w:i w:val="false"/>
+                <w:iCs w:val="false"/>
+                <w:color w:val="000000"/>
+                <w:sz w:val="18"/>
+                <w:szCs w:val="18"/>
+              </w:rPr>
+              <w:t xml:space="preserve">–  Kenyan farmers in Kericho use yoghurt starter cultures and observe that fresh milk transforms into a thick, tangy product overnight — demonstrating the beneficial economic role of bacteria (Lactobacillus) and connecting to the dairy value chain.</w:t>
+            </w:r>
+          </w:p>
+        </w:tc>
+      </w:tr>
+    </w:tbl>
+    <w:p>
+      <w:pPr>
+        <w:spacing w:after="120"/>
+      </w:pPr>
+      <w:r>
+        <w:t xml:space="preserve"/>
       </w:r>
     </w:p>
     <w:p>
@@ -150,7 +2285,7 @@
         </w:rPr>
         <w:t xml:space="preserve">© 2026 SeaVuria and ARES. This work is licensed under a </w:t>
       </w:r>
-      <w:hyperlink w:history="1" r:id="rIdbthwovqtd3wfxur64qidv">
+      <w:hyperlink w:history="1" r:id="rIdosk4vemjltmmvorqf77gn">
         <w:r>
           <w:rPr>
             <w:rFonts w:ascii="Arial" w:cs="Arial" w:eastAsia="Arial" w:hAnsi="Arial"/>
@@ -170,7 +2305,7 @@
         </w:rPr>
         <w:t xml:space="preserve"> (</w:t>
       </w:r>
-      <w:hyperlink w:history="1" r:id="rIduewszfhojqlkdb6mjqwvs">
+      <w:hyperlink w:history="1" r:id="rIdcpcrq1yuupuk7c2-x6mgs">
         <w:r>
           <w:rPr>
             <w:rFonts w:ascii="Arial" w:cs="Arial" w:eastAsia="Arial" w:hAnsi="Arial"/>
@@ -190,7 +2325,7 @@
         </w:rPr>
         <w:t xml:space="preserve">). To view a copy of this license, visit </w:t>
       </w:r>
-      <w:hyperlink w:history="1" r:id="rIdp3djvr3nti4pa1qxtp0bn">
+      <w:hyperlink w:history="1" r:id="rIdspwn-if2wm3xsgs1wk5ls">
         <w:r>
           <w:rPr>
             <w:rFonts w:ascii="Arial" w:cs="Arial" w:eastAsia="Arial" w:hAnsi="Arial"/>
@@ -209,2141 +2344,6 @@
           <w:szCs w:val="17"/>
         </w:rPr>
         <w:t xml:space="preserve">. You are free to copy, redistribute, and adapt this material in any medium or format, provided appropriate credit is given and the material is not used for commercial purposes. KICD learning outcomes and curriculum designations reproduced here for alignment purposes remain the property of KICD and are not covered by this license. Linked external resources (e.g. CK-12, Khan Academy, PhET) are subject to their own licenses.</w:t>
-      </w:r>
-    </w:p>
-    <w:p>
-      <w:pPr>
-        <w:spacing w:after="120"/>
-      </w:pPr>
-      <w:r>
-        <w:t xml:space="preserve"/>
-      </w:r>
-    </w:p>
-    <w:tbl>
-      <w:tblPr>
-        <w:tblW w:type="dxa" w:w="13680"/>
-        <w:tblBorders>
-          <w:top w:val="single" w:color="AAAAAA" w:sz="4"/>
-          <w:left w:val="single" w:color="AAAAAA" w:sz="4"/>
-          <w:bottom w:val="single" w:color="AAAAAA" w:sz="4"/>
-          <w:right w:val="single" w:color="AAAAAA" w:sz="4"/>
-          <w:insideH w:val="single" w:color="auto" w:sz="4"/>
-          <w:insideV w:val="single" w:color="auto" w:sz="4"/>
-        </w:tblBorders>
-        <w:tblLayout w:type="fixed"/>
-      </w:tblPr>
-      <w:tblGrid>
-        <w:gridCol w:w="3000"/>
-        <w:gridCol w:w="10680"/>
-      </w:tblGrid>
-      <w:tr>
-        <w:tc>
-          <w:tcPr>
-            <w:tcW w:type="dxa" w:w="13680"/>
-            <w:gridSpan w:val="2"/>
-            <w:shd w:fill="1F3864" w:color="auto" w:val="clear"/>
-            <w:tcMar>
-              <w:top w:type="dxa" w:w="60"/>
-              <w:left w:type="dxa" w:w="120"/>
-              <w:bottom w:type="dxa" w:w="60"/>
-              <w:right w:type="dxa" w:w="120"/>
-            </w:tcMar>
-            <w:vAlign w:val="top"/>
-          </w:tcPr>
-          <w:p>
-            <w:pPr>
-              <w:spacing w:after="40" w:before="0"/>
-              <w:jc w:val="center"/>
-            </w:pPr>
-            <w:r>
-              <w:rPr>
-                <w:rFonts w:ascii="Arial" w:cs="Arial" w:eastAsia="Arial" w:hAnsi="Arial"/>
-                <w:b/>
-                <w:bCs/>
-                <w:i w:val="false"/>
-                <w:iCs w:val="false"/>
-                <w:color w:val="FFFFFF"/>
-                <w:sz w:val="22"/>
-                <w:szCs w:val="22"/>
-              </w:rPr>
-              <w:t xml:space="preserve">SUB-STRAND OVERVIEW</w:t>
-            </w:r>
-          </w:p>
-        </w:tc>
-      </w:tr>
-      <w:tr>
-        <w:tc>
-          <w:tcPr>
-            <w:tcW w:type="dxa" w:w="3000"/>
-            <w:shd w:fill="D5E8F0" w:color="auto" w:val="clear"/>
-            <w:tcMar>
-              <w:top w:type="dxa" w:w="60"/>
-              <w:left w:type="dxa" w:w="120"/>
-              <w:bottom w:type="dxa" w:w="60"/>
-              <w:right w:type="dxa" w:w="120"/>
-            </w:tcMar>
-            <w:vAlign w:val="top"/>
-          </w:tcPr>
-          <w:p>
-            <w:pPr>
-              <w:spacing w:after="40" w:before="0"/>
-              <w:jc w:val="left"/>
-            </w:pPr>
-            <w:r>
-              <w:rPr>
-                <w:rFonts w:ascii="Arial" w:cs="Arial" w:eastAsia="Arial" w:hAnsi="Arial"/>
-                <w:b/>
-                <w:bCs/>
-                <w:i w:val="false"/>
-                <w:iCs w:val="false"/>
-                <w:color w:val="000000"/>
-                <w:sz w:val="18"/>
-                <w:szCs w:val="18"/>
-              </w:rPr>
-              <w:t xml:space="preserve">Grade Level</w:t>
-            </w:r>
-          </w:p>
-        </w:tc>
-        <w:tc>
-          <w:tcPr>
-            <w:tcW w:type="dxa" w:w="10680"/>
-            <w:shd w:fill="FFFFFF" w:color="auto" w:val="clear"/>
-            <w:tcMar>
-              <w:top w:type="dxa" w:w="60"/>
-              <w:left w:type="dxa" w:w="120"/>
-              <w:bottom w:type="dxa" w:w="60"/>
-              <w:right w:type="dxa" w:w="120"/>
-            </w:tcMar>
-            <w:vAlign w:val="top"/>
-          </w:tcPr>
-          <w:p>
-            <w:pPr>
-              <w:spacing w:after="40" w:before="0"/>
-              <w:jc w:val="left"/>
-            </w:pPr>
-            <w:r>
-              <w:rPr>
-                <w:rFonts w:ascii="Arial" w:cs="Arial" w:eastAsia="Arial" w:hAnsi="Arial"/>
-                <w:b w:val="false"/>
-                <w:bCs w:val="false"/>
-                <w:i w:val="false"/>
-                <w:iCs w:val="false"/>
-                <w:color w:val="000000"/>
-                <w:sz w:val="18"/>
-                <w:szCs w:val="18"/>
-              </w:rPr>
-              <w:t xml:space="preserve">10</w:t>
-            </w:r>
-          </w:p>
-        </w:tc>
-      </w:tr>
-      <w:tr>
-        <w:tc>
-          <w:tcPr>
-            <w:tcW w:type="dxa" w:w="3000"/>
-            <w:shd w:fill="D5E8F0" w:color="auto" w:val="clear"/>
-            <w:tcMar>
-              <w:top w:type="dxa" w:w="60"/>
-              <w:left w:type="dxa" w:w="120"/>
-              <w:bottom w:type="dxa" w:w="60"/>
-              <w:right w:type="dxa" w:w="120"/>
-            </w:tcMar>
-            <w:vAlign w:val="top"/>
-          </w:tcPr>
-          <w:p>
-            <w:pPr>
-              <w:spacing w:after="40" w:before="0"/>
-              <w:jc w:val="left"/>
-            </w:pPr>
-            <w:r>
-              <w:rPr>
-                <w:rFonts w:ascii="Arial" w:cs="Arial" w:eastAsia="Arial" w:hAnsi="Arial"/>
-                <w:b/>
-                <w:bCs/>
-                <w:i w:val="false"/>
-                <w:iCs w:val="false"/>
-                <w:color w:val="000000"/>
-                <w:sz w:val="18"/>
-                <w:szCs w:val="18"/>
-              </w:rPr>
-              <w:t xml:space="preserve">Subject</w:t>
-            </w:r>
-          </w:p>
-        </w:tc>
-        <w:tc>
-          <w:tcPr>
-            <w:tcW w:type="dxa" w:w="10680"/>
-            <w:shd w:fill="FFFFFF" w:color="auto" w:val="clear"/>
-            <w:tcMar>
-              <w:top w:type="dxa" w:w="60"/>
-              <w:left w:type="dxa" w:w="120"/>
-              <w:bottom w:type="dxa" w:w="60"/>
-              <w:right w:type="dxa" w:w="120"/>
-            </w:tcMar>
-            <w:vAlign w:val="top"/>
-          </w:tcPr>
-          <w:p>
-            <w:pPr>
-              <w:spacing w:after="40" w:before="0"/>
-              <w:jc w:val="left"/>
-            </w:pPr>
-            <w:r>
-              <w:rPr>
-                <w:rFonts w:ascii="Arial" w:cs="Arial" w:eastAsia="Arial" w:hAnsi="Arial"/>
-                <w:b w:val="false"/>
-                <w:bCs w:val="false"/>
-                <w:i w:val="false"/>
-                <w:iCs w:val="false"/>
-                <w:color w:val="000000"/>
-                <w:sz w:val="18"/>
-                <w:szCs w:val="18"/>
-              </w:rPr>
-              <w:t xml:space="preserve">General Science</w:t>
-            </w:r>
-          </w:p>
-        </w:tc>
-      </w:tr>
-      <w:tr>
-        <w:tc>
-          <w:tcPr>
-            <w:tcW w:type="dxa" w:w="3000"/>
-            <w:shd w:fill="D5E8F0" w:color="auto" w:val="clear"/>
-            <w:tcMar>
-              <w:top w:type="dxa" w:w="60"/>
-              <w:left w:type="dxa" w:w="120"/>
-              <w:bottom w:type="dxa" w:w="60"/>
-              <w:right w:type="dxa" w:w="120"/>
-            </w:tcMar>
-            <w:vAlign w:val="top"/>
-          </w:tcPr>
-          <w:p>
-            <w:pPr>
-              <w:spacing w:after="40" w:before="0"/>
-              <w:jc w:val="left"/>
-            </w:pPr>
-            <w:r>
-              <w:rPr>
-                <w:rFonts w:ascii="Arial" w:cs="Arial" w:eastAsia="Arial" w:hAnsi="Arial"/>
-                <w:b/>
-                <w:bCs/>
-                <w:i w:val="false"/>
-                <w:iCs w:val="false"/>
-                <w:color w:val="000000"/>
-                <w:sz w:val="18"/>
-                <w:szCs w:val="18"/>
-              </w:rPr>
-              <w:t xml:space="preserve">Strand</w:t>
-            </w:r>
-          </w:p>
-        </w:tc>
-        <w:tc>
-          <w:tcPr>
-            <w:tcW w:type="dxa" w:w="10680"/>
-            <w:shd w:fill="FFFFFF" w:color="auto" w:val="clear"/>
-            <w:tcMar>
-              <w:top w:type="dxa" w:w="60"/>
-              <w:left w:type="dxa" w:w="120"/>
-              <w:bottom w:type="dxa" w:w="60"/>
-              <w:right w:type="dxa" w:w="120"/>
-            </w:tcMar>
-            <w:vAlign w:val="top"/>
-          </w:tcPr>
-          <w:p>
-            <w:pPr>
-              <w:spacing w:after="40" w:before="0"/>
-              <w:jc w:val="left"/>
-            </w:pPr>
-            <w:r>
-              <w:rPr>
-                <w:rFonts w:ascii="Arial" w:cs="Arial" w:eastAsia="Arial" w:hAnsi="Arial"/>
-                <w:b w:val="false"/>
-                <w:bCs w:val="false"/>
-                <w:i w:val="false"/>
-                <w:iCs w:val="false"/>
-                <w:color w:val="000000"/>
-                <w:sz w:val="18"/>
-                <w:szCs w:val="18"/>
-              </w:rPr>
-              <w:t xml:space="preserve">Strand 1.0: Life Science</w:t>
-            </w:r>
-          </w:p>
-        </w:tc>
-      </w:tr>
-      <w:tr>
-        <w:tc>
-          <w:tcPr>
-            <w:tcW w:type="dxa" w:w="3000"/>
-            <w:shd w:fill="D5E8F0" w:color="auto" w:val="clear"/>
-            <w:tcMar>
-              <w:top w:type="dxa" w:w="60"/>
-              <w:left w:type="dxa" w:w="120"/>
-              <w:bottom w:type="dxa" w:w="60"/>
-              <w:right w:type="dxa" w:w="120"/>
-            </w:tcMar>
-            <w:vAlign w:val="top"/>
-          </w:tcPr>
-          <w:p>
-            <w:pPr>
-              <w:spacing w:after="40" w:before="0"/>
-              <w:jc w:val="left"/>
-            </w:pPr>
-            <w:r>
-              <w:rPr>
-                <w:rFonts w:ascii="Arial" w:cs="Arial" w:eastAsia="Arial" w:hAnsi="Arial"/>
-                <w:b/>
-                <w:bCs/>
-                <w:i w:val="false"/>
-                <w:iCs w:val="false"/>
-                <w:color w:val="000000"/>
-                <w:sz w:val="18"/>
-                <w:szCs w:val="18"/>
-              </w:rPr>
-              <w:t xml:space="preserve">Sub-Strand</w:t>
-            </w:r>
-          </w:p>
-        </w:tc>
-        <w:tc>
-          <w:tcPr>
-            <w:tcW w:type="dxa" w:w="10680"/>
-            <w:shd w:fill="FFFFFF" w:color="auto" w:val="clear"/>
-            <w:tcMar>
-              <w:top w:type="dxa" w:w="60"/>
-              <w:left w:type="dxa" w:w="120"/>
-              <w:bottom w:type="dxa" w:w="60"/>
-              <w:right w:type="dxa" w:w="120"/>
-            </w:tcMar>
-            <w:vAlign w:val="top"/>
-          </w:tcPr>
-          <w:p>
-            <w:pPr>
-              <w:spacing w:after="40" w:before="0"/>
-              <w:jc w:val="left"/>
-            </w:pPr>
-            <w:r>
-              <w:rPr>
-                <w:rFonts w:ascii="Arial" w:cs="Arial" w:eastAsia="Arial" w:hAnsi="Arial"/>
-                <w:b w:val="false"/>
-                <w:bCs w:val="false"/>
-                <w:i w:val="false"/>
-                <w:iCs w:val="false"/>
-                <w:color w:val="000000"/>
-                <w:sz w:val="18"/>
-                <w:szCs w:val="18"/>
-              </w:rPr>
-              <w:t xml:space="preserve">Sub-Strand 1.7: Microorganisms</w:t>
-            </w:r>
-          </w:p>
-        </w:tc>
-      </w:tr>
-      <w:tr>
-        <w:tc>
-          <w:tcPr>
-            <w:tcW w:type="dxa" w:w="3000"/>
-            <w:shd w:fill="D5E8F0" w:color="auto" w:val="clear"/>
-            <w:tcMar>
-              <w:top w:type="dxa" w:w="60"/>
-              <w:left w:type="dxa" w:w="120"/>
-              <w:bottom w:type="dxa" w:w="60"/>
-              <w:right w:type="dxa" w:w="120"/>
-            </w:tcMar>
-            <w:vAlign w:val="top"/>
-          </w:tcPr>
-          <w:p>
-            <w:pPr>
-              <w:spacing w:after="40" w:before="0"/>
-              <w:jc w:val="left"/>
-            </w:pPr>
-            <w:r>
-              <w:rPr>
-                <w:rFonts w:ascii="Arial" w:cs="Arial" w:eastAsia="Arial" w:hAnsi="Arial"/>
-                <w:b/>
-                <w:bCs/>
-                <w:i w:val="false"/>
-                <w:iCs w:val="false"/>
-                <w:color w:val="000000"/>
-                <w:sz w:val="18"/>
-                <w:szCs w:val="18"/>
-              </w:rPr>
-              <w:t xml:space="preserve">Total Duration</w:t>
-            </w:r>
-          </w:p>
-        </w:tc>
-        <w:tc>
-          <w:tcPr>
-            <w:tcW w:type="dxa" w:w="10680"/>
-            <w:shd w:fill="FFFFFF" w:color="auto" w:val="clear"/>
-            <w:tcMar>
-              <w:top w:type="dxa" w:w="60"/>
-              <w:left w:type="dxa" w:w="120"/>
-              <w:bottom w:type="dxa" w:w="60"/>
-              <w:right w:type="dxa" w:w="120"/>
-            </w:tcMar>
-            <w:vAlign w:val="top"/>
-          </w:tcPr>
-          <w:p>
-            <w:pPr>
-              <w:spacing w:after="40" w:before="0"/>
-              <w:jc w:val="left"/>
-            </w:pPr>
-            <w:r>
-              <w:rPr>
-                <w:rFonts w:ascii="Arial" w:cs="Arial" w:eastAsia="Arial" w:hAnsi="Arial"/>
-                <w:b w:val="false"/>
-                <w:bCs w:val="false"/>
-                <w:i w:val="false"/>
-                <w:iCs w:val="false"/>
-                <w:color w:val="000000"/>
-                <w:sz w:val="18"/>
-                <w:szCs w:val="18"/>
-              </w:rPr>
-              <w:t xml:space="preserve">8 lessons × 40 minutes = 320 minutes total</w:t>
-            </w:r>
-          </w:p>
-        </w:tc>
-      </w:tr>
-      <w:tr>
-        <w:tc>
-          <w:tcPr>
-            <w:tcW w:type="dxa" w:w="3000"/>
-            <w:shd w:fill="D5E8F0" w:color="auto" w:val="clear"/>
-            <w:tcMar>
-              <w:top w:type="dxa" w:w="60"/>
-              <w:left w:type="dxa" w:w="120"/>
-              <w:bottom w:type="dxa" w:w="60"/>
-              <w:right w:type="dxa" w:w="120"/>
-            </w:tcMar>
-            <w:vAlign w:val="top"/>
-          </w:tcPr>
-          <w:p>
-            <w:pPr>
-              <w:spacing w:after="40" w:before="0"/>
-              <w:jc w:val="left"/>
-            </w:pPr>
-            <w:r>
-              <w:rPr>
-                <w:rFonts w:ascii="Arial" w:cs="Arial" w:eastAsia="Arial" w:hAnsi="Arial"/>
-                <w:b/>
-                <w:bCs/>
-                <w:i w:val="false"/>
-                <w:iCs w:val="false"/>
-                <w:color w:val="000000"/>
-                <w:sz w:val="18"/>
-                <w:szCs w:val="18"/>
-              </w:rPr>
-              <w:t xml:space="preserve">Sub-Strand Content</w:t>
-            </w:r>
-          </w:p>
-        </w:tc>
-        <w:tc>
-          <w:tcPr>
-            <w:tcW w:type="dxa" w:w="10680"/>
-            <w:shd w:fill="FFFFFF" w:color="auto" w:val="clear"/>
-            <w:tcMar>
-              <w:top w:type="dxa" w:w="60"/>
-              <w:left w:type="dxa" w:w="120"/>
-              <w:bottom w:type="dxa" w:w="60"/>
-              <w:right w:type="dxa" w:w="120"/>
-            </w:tcMar>
-            <w:vAlign w:val="top"/>
-          </w:tcPr>
-          <w:p>
-            <w:pPr>
-              <w:spacing w:after="30" w:before="0"/>
-              <w:ind w:left="360" w:hanging="180"/>
-              <w:jc w:val="left"/>
-            </w:pPr>
-            <w:r>
-              <w:rPr>
-                <w:rFonts w:ascii="Arial" w:cs="Arial" w:eastAsia="Arial" w:hAnsi="Arial"/>
-                <w:b w:val="false"/>
-                <w:bCs w:val="false"/>
-                <w:i w:val="false"/>
-                <w:iCs w:val="false"/>
-                <w:color w:val="000000"/>
-                <w:sz w:val="18"/>
-                <w:szCs w:val="18"/>
-              </w:rPr>
-              <w:t xml:space="preserve">–  Types of microorganisms that affect human beings (fungi, bacteria and viruses)</w:t>
-            </w:r>
-          </w:p>
-          <w:p>
-            <w:pPr>
-              <w:spacing w:after="30" w:before="0"/>
-              <w:ind w:left="360" w:hanging="180"/>
-              <w:jc w:val="left"/>
-            </w:pPr>
-            <w:r>
-              <w:rPr>
-                <w:rFonts w:ascii="Arial" w:cs="Arial" w:eastAsia="Arial" w:hAnsi="Arial"/>
-                <w:b w:val="false"/>
-                <w:bCs w:val="false"/>
-                <w:i w:val="false"/>
-                <w:iCs w:val="false"/>
-                <w:color w:val="000000"/>
-                <w:sz w:val="18"/>
-                <w:szCs w:val="18"/>
-              </w:rPr>
-              <w:t xml:space="preserve">–  Mode of transmission of microorganisms in human beings</w:t>
-            </w:r>
-          </w:p>
-          <w:p>
-            <w:pPr>
-              <w:spacing w:after="30" w:before="0"/>
-              <w:ind w:left="360" w:hanging="180"/>
-              <w:jc w:val="left"/>
-            </w:pPr>
-            <w:r>
-              <w:rPr>
-                <w:rFonts w:ascii="Arial" w:cs="Arial" w:eastAsia="Arial" w:hAnsi="Arial"/>
-                <w:b w:val="false"/>
-                <w:bCs w:val="false"/>
-                <w:i w:val="false"/>
-                <w:iCs w:val="false"/>
-                <w:color w:val="000000"/>
-                <w:sz w:val="18"/>
-                <w:szCs w:val="18"/>
-              </w:rPr>
-              <w:t xml:space="preserve">–  Infections caused by microorganisms in human beings (fungal, bacterial and viral infections)</w:t>
-            </w:r>
-          </w:p>
-          <w:p>
-            <w:pPr>
-              <w:spacing w:after="30" w:before="0"/>
-              <w:ind w:left="360" w:hanging="180"/>
-              <w:jc w:val="left"/>
-            </w:pPr>
-            <w:r>
-              <w:rPr>
-                <w:rFonts w:ascii="Arial" w:cs="Arial" w:eastAsia="Arial" w:hAnsi="Arial"/>
-                <w:b w:val="false"/>
-                <w:bCs w:val="false"/>
-                <w:i w:val="false"/>
-                <w:iCs w:val="false"/>
-                <w:color w:val="000000"/>
-                <w:sz w:val="18"/>
-                <w:szCs w:val="18"/>
-              </w:rPr>
-              <w:t xml:space="preserve">–  Methods of control and prevention of infections caused by microorganisms</w:t>
-            </w:r>
-          </w:p>
-          <w:p>
-            <w:pPr>
-              <w:spacing w:after="30" w:before="0"/>
-              <w:ind w:left="360" w:hanging="180"/>
-              <w:jc w:val="left"/>
-            </w:pPr>
-            <w:r>
-              <w:rPr>
-                <w:rFonts w:ascii="Arial" w:cs="Arial" w:eastAsia="Arial" w:hAnsi="Arial"/>
-                <w:b w:val="false"/>
-                <w:bCs w:val="false"/>
-                <w:i w:val="false"/>
-                <w:iCs w:val="false"/>
-                <w:color w:val="000000"/>
-                <w:sz w:val="18"/>
-                <w:szCs w:val="18"/>
-              </w:rPr>
-              <w:t xml:space="preserve">–  Economic importance of microorganisms</w:t>
-            </w:r>
-          </w:p>
-          <w:p>
-            <w:pPr>
-              <w:spacing w:after="30" w:before="0"/>
-              <w:ind w:left="360" w:hanging="180"/>
-              <w:jc w:val="left"/>
-            </w:pPr>
-            <w:r>
-              <w:rPr>
-                <w:rFonts w:ascii="Arial" w:cs="Arial" w:eastAsia="Arial" w:hAnsi="Arial"/>
-                <w:b w:val="false"/>
-                <w:bCs w:val="false"/>
-                <w:i w:val="false"/>
-                <w:iCs w:val="false"/>
-                <w:color w:val="000000"/>
-                <w:sz w:val="18"/>
-                <w:szCs w:val="18"/>
-              </w:rPr>
-              <w:t xml:space="preserve">–  Growth of microorganisms on food substrates (mould formation)</w:t>
-            </w:r>
-          </w:p>
-          <w:p>
-            <w:pPr>
-              <w:spacing w:after="30" w:before="0"/>
-              <w:ind w:left="360" w:hanging="180"/>
-              <w:jc w:val="left"/>
-            </w:pPr>
-            <w:r>
-              <w:rPr>
-                <w:rFonts w:ascii="Arial" w:cs="Arial" w:eastAsia="Arial" w:hAnsi="Arial"/>
-                <w:b w:val="false"/>
-                <w:bCs w:val="false"/>
-                <w:i w:val="false"/>
-                <w:iCs w:val="false"/>
-                <w:color w:val="000000"/>
-                <w:sz w:val="18"/>
-                <w:szCs w:val="18"/>
-              </w:rPr>
-              <w:t xml:space="preserve">–  Food preservation and its significance to the community</w:t>
-            </w:r>
-          </w:p>
-        </w:tc>
-      </w:tr>
-      <w:tr>
-        <w:tc>
-          <w:tcPr>
-            <w:tcW w:type="dxa" w:w="3000"/>
-            <w:shd w:fill="D5E8F0" w:color="auto" w:val="clear"/>
-            <w:tcMar>
-              <w:top w:type="dxa" w:w="60"/>
-              <w:left w:type="dxa" w:w="120"/>
-              <w:bottom w:type="dxa" w:w="60"/>
-              <w:right w:type="dxa" w:w="120"/>
-            </w:tcMar>
-            <w:vAlign w:val="top"/>
-          </w:tcPr>
-          <w:p>
-            <w:pPr>
-              <w:spacing w:after="40" w:before="0"/>
-              <w:jc w:val="left"/>
-            </w:pPr>
-            <w:r>
-              <w:rPr>
-                <w:rFonts w:ascii="Arial" w:cs="Arial" w:eastAsia="Arial" w:hAnsi="Arial"/>
-                <w:b/>
-                <w:bCs/>
-                <w:i w:val="false"/>
-                <w:iCs w:val="false"/>
-                <w:color w:val="000000"/>
-                <w:sz w:val="18"/>
-                <w:szCs w:val="18"/>
-              </w:rPr>
-              <w:t xml:space="preserve">Learning Outcomes</w:t>
-            </w:r>
-          </w:p>
-        </w:tc>
-        <w:tc>
-          <w:tcPr>
-            <w:tcW w:type="dxa" w:w="10680"/>
-            <w:shd w:fill="FFFFFF" w:color="auto" w:val="clear"/>
-            <w:tcMar>
-              <w:top w:type="dxa" w:w="60"/>
-              <w:left w:type="dxa" w:w="120"/>
-              <w:bottom w:type="dxa" w:w="60"/>
-              <w:right w:type="dxa" w:w="120"/>
-            </w:tcMar>
-            <w:vAlign w:val="top"/>
-          </w:tcPr>
-          <w:p>
-            <w:pPr>
-              <w:spacing w:after="40" w:before="0"/>
-              <w:jc w:val="left"/>
-            </w:pPr>
-            <w:r>
-              <w:rPr>
-                <w:rFonts w:ascii="Arial" w:cs="Arial" w:eastAsia="Arial" w:hAnsi="Arial"/>
-                <w:b w:val="false"/>
-                <w:bCs w:val="false"/>
-                <w:i w:val="false"/>
-                <w:iCs w:val="false"/>
-                <w:color w:val="000000"/>
-                <w:sz w:val="18"/>
-                <w:szCs w:val="18"/>
-              </w:rPr>
-              <w:t xml:space="preserve">By the end of the sub-strand, the learner should be able to:</w:t>
-            </w:r>
-          </w:p>
-          <w:p>
-            <w:pPr>
-              <w:spacing w:after="40" w:before="0"/>
-              <w:jc w:val="left"/>
-            </w:pPr>
-            <w:r>
-              <w:rPr>
-                <w:rFonts w:ascii="Arial" w:cs="Arial" w:eastAsia="Arial" w:hAnsi="Arial"/>
-                <w:b w:val="false"/>
-                <w:bCs w:val="false"/>
-                <w:i w:val="false"/>
-                <w:iCs w:val="false"/>
-                <w:color w:val="000000"/>
-                <w:sz w:val="18"/>
-                <w:szCs w:val="18"/>
-              </w:rPr>
-              <w:t xml:space="preserve">a) identify microorganisms that affect human beings,</w:t>
-            </w:r>
-          </w:p>
-          <w:p>
-            <w:pPr>
-              <w:spacing w:after="40" w:before="0"/>
-              <w:jc w:val="left"/>
-            </w:pPr>
-            <w:r>
-              <w:rPr>
-                <w:rFonts w:ascii="Arial" w:cs="Arial" w:eastAsia="Arial" w:hAnsi="Arial"/>
-                <w:b w:val="false"/>
-                <w:bCs w:val="false"/>
-                <w:i w:val="false"/>
-                <w:iCs w:val="false"/>
-                <w:color w:val="000000"/>
-                <w:sz w:val="18"/>
-                <w:szCs w:val="18"/>
-              </w:rPr>
-              <w:t xml:space="preserve">b) explain modes of transmission of microorganisms in human beings,</w:t>
-            </w:r>
-          </w:p>
-          <w:p>
-            <w:pPr>
-              <w:spacing w:after="40" w:before="0"/>
-              <w:jc w:val="left"/>
-            </w:pPr>
-            <w:r>
-              <w:rPr>
-                <w:rFonts w:ascii="Arial" w:cs="Arial" w:eastAsia="Arial" w:hAnsi="Arial"/>
-                <w:b w:val="false"/>
-                <w:bCs w:val="false"/>
-                <w:i w:val="false"/>
-                <w:iCs w:val="false"/>
-                <w:color w:val="000000"/>
-                <w:sz w:val="18"/>
-                <w:szCs w:val="18"/>
-              </w:rPr>
-              <w:t xml:space="preserve">c) identify types of infections caused by microorganisms in human beings,</w:t>
-            </w:r>
-          </w:p>
-          <w:p>
-            <w:pPr>
-              <w:spacing w:after="40" w:before="0"/>
-              <w:jc w:val="left"/>
-            </w:pPr>
-            <w:r>
-              <w:rPr>
-                <w:rFonts w:ascii="Arial" w:cs="Arial" w:eastAsia="Arial" w:hAnsi="Arial"/>
-                <w:b w:val="false"/>
-                <w:bCs w:val="false"/>
-                <w:i w:val="false"/>
-                <w:iCs w:val="false"/>
-                <w:color w:val="000000"/>
-                <w:sz w:val="18"/>
-                <w:szCs w:val="18"/>
-              </w:rPr>
-              <w:t xml:space="preserve">d) describe methods of control and prevention of infections caused by microorganisms,</w:t>
-            </w:r>
-          </w:p>
-          <w:p>
-            <w:pPr>
-              <w:spacing w:after="40" w:before="0"/>
-              <w:jc w:val="left"/>
-            </w:pPr>
-            <w:r>
-              <w:rPr>
-                <w:rFonts w:ascii="Arial" w:cs="Arial" w:eastAsia="Arial" w:hAnsi="Arial"/>
-                <w:b w:val="false"/>
-                <w:bCs w:val="false"/>
-                <w:i w:val="false"/>
-                <w:iCs w:val="false"/>
-                <w:color w:val="000000"/>
-                <w:sz w:val="18"/>
-                <w:szCs w:val="18"/>
-              </w:rPr>
-              <w:t xml:space="preserve">e) explain the economic importance of microorganisms,</w:t>
-            </w:r>
-          </w:p>
-          <w:p>
-            <w:pPr>
-              <w:spacing w:after="40" w:before="0"/>
-              <w:jc w:val="left"/>
-            </w:pPr>
-            <w:r>
-              <w:rPr>
-                <w:rFonts w:ascii="Arial" w:cs="Arial" w:eastAsia="Arial" w:hAnsi="Arial"/>
-                <w:b w:val="false"/>
-                <w:bCs w:val="false"/>
-                <w:i w:val="false"/>
-                <w:iCs w:val="false"/>
-                <w:color w:val="000000"/>
-                <w:sz w:val="18"/>
-                <w:szCs w:val="18"/>
-              </w:rPr>
-              <w:t xml:space="preserve">f) appreciate the effect of microorganisms in day-to-day life.</w:t>
-            </w:r>
-          </w:p>
-        </w:tc>
-      </w:tr>
-      <w:tr>
-        <w:tc>
-          <w:tcPr>
-            <w:tcW w:type="dxa" w:w="3000"/>
-            <w:shd w:fill="D5E8F0" w:color="auto" w:val="clear"/>
-            <w:tcMar>
-              <w:top w:type="dxa" w:w="60"/>
-              <w:left w:type="dxa" w:w="120"/>
-              <w:bottom w:type="dxa" w:w="60"/>
-              <w:right w:type="dxa" w:w="120"/>
-            </w:tcMar>
-            <w:vAlign w:val="top"/>
-          </w:tcPr>
-          <w:p>
-            <w:pPr>
-              <w:spacing w:after="40" w:before="0"/>
-              <w:jc w:val="left"/>
-            </w:pPr>
-            <w:r>
-              <w:rPr>
-                <w:rFonts w:ascii="Arial" w:cs="Arial" w:eastAsia="Arial" w:hAnsi="Arial"/>
-                <w:b/>
-                <w:bCs/>
-                <w:i w:val="false"/>
-                <w:iCs w:val="false"/>
-                <w:color w:val="000000"/>
-                <w:sz w:val="18"/>
-                <w:szCs w:val="18"/>
-              </w:rPr>
-              <w:t xml:space="preserve">Core Competencies</w:t>
-            </w:r>
-          </w:p>
-        </w:tc>
-        <w:tc>
-          <w:tcPr>
-            <w:tcW w:type="dxa" w:w="10680"/>
-            <w:shd w:fill="FFFFFF" w:color="auto" w:val="clear"/>
-            <w:tcMar>
-              <w:top w:type="dxa" w:w="60"/>
-              <w:left w:type="dxa" w:w="120"/>
-              <w:bottom w:type="dxa" w:w="60"/>
-              <w:right w:type="dxa" w:w="120"/>
-            </w:tcMar>
-            <w:vAlign w:val="top"/>
-          </w:tcPr>
-          <w:p>
-            <w:pPr>
-              <w:spacing w:after="30" w:before="0"/>
-              <w:ind w:left="360" w:hanging="180"/>
-              <w:jc w:val="left"/>
-            </w:pPr>
-            <w:r>
-              <w:rPr>
-                <w:rFonts w:ascii="Arial" w:cs="Arial" w:eastAsia="Arial" w:hAnsi="Arial"/>
-                <w:b w:val="false"/>
-                <w:bCs w:val="false"/>
-                <w:i w:val="false"/>
-                <w:iCs w:val="false"/>
-                <w:color w:val="000000"/>
-                <w:sz w:val="18"/>
-                <w:szCs w:val="18"/>
-              </w:rPr>
-              <w:t xml:space="preserve">–  Digital literacy: as the learner uses digital devices to research on infections caused by microorganisms as well as their control and prevention mechanisms.</w:t>
-            </w:r>
-          </w:p>
-          <w:p>
-            <w:pPr>
-              <w:spacing w:after="30" w:before="0"/>
-              <w:ind w:left="360" w:hanging="180"/>
-              <w:jc w:val="left"/>
-            </w:pPr>
-            <w:r>
-              <w:rPr>
-                <w:rFonts w:ascii="Arial" w:cs="Arial" w:eastAsia="Arial" w:hAnsi="Arial"/>
-                <w:b w:val="false"/>
-                <w:bCs w:val="false"/>
-                <w:i w:val="false"/>
-                <w:iCs w:val="false"/>
-                <w:color w:val="000000"/>
-                <w:sz w:val="18"/>
-                <w:szCs w:val="18"/>
-              </w:rPr>
-              <w:t xml:space="preserve">–  Communication and collaboration: as the learner shares information gathered on types of microorganism infections, control and prevention with peers in plenary discussions and group investigations.</w:t>
-            </w:r>
-          </w:p>
-          <w:p>
-            <w:pPr>
-              <w:spacing w:after="30" w:before="0"/>
-              <w:ind w:left="360" w:hanging="180"/>
-              <w:jc w:val="left"/>
-            </w:pPr>
-            <w:r>
-              <w:rPr>
-                <w:rFonts w:ascii="Arial" w:cs="Arial" w:eastAsia="Arial" w:hAnsi="Arial"/>
-                <w:b w:val="false"/>
-                <w:bCs w:val="false"/>
-                <w:i w:val="false"/>
-                <w:iCs w:val="false"/>
-                <w:color w:val="000000"/>
-                <w:sz w:val="18"/>
-                <w:szCs w:val="18"/>
-              </w:rPr>
-              <w:t xml:space="preserve">–  Critical thinking and problem solving: as the learner analyses how the mode of transmission of a microorganism determines the most effective control and prevention strategy.</w:t>
-            </w:r>
-          </w:p>
-          <w:p>
-            <w:pPr>
-              <w:spacing w:after="30" w:before="0"/>
-              <w:ind w:left="360" w:hanging="180"/>
-              <w:jc w:val="left"/>
-            </w:pPr>
-            <w:r>
-              <w:rPr>
-                <w:rFonts w:ascii="Arial" w:cs="Arial" w:eastAsia="Arial" w:hAnsi="Arial"/>
-                <w:b w:val="false"/>
-                <w:bCs w:val="false"/>
-                <w:i w:val="false"/>
-                <w:iCs w:val="false"/>
-                <w:color w:val="000000"/>
-                <w:sz w:val="18"/>
-                <w:szCs w:val="18"/>
-              </w:rPr>
-              <w:t xml:space="preserve">–  Self-efficacy: as the learner designs and carries out a project to investigate the growth of microorganisms (mould formation) on food substrates such as ugali, bread and maize flour.</w:t>
-            </w:r>
-          </w:p>
-        </w:tc>
-      </w:tr>
-      <w:tr>
-        <w:tc>
-          <w:tcPr>
-            <w:tcW w:type="dxa" w:w="3000"/>
-            <w:shd w:fill="E2EFDA" w:color="auto" w:val="clear"/>
-            <w:tcMar>
-              <w:top w:type="dxa" w:w="60"/>
-              <w:left w:type="dxa" w:w="120"/>
-              <w:bottom w:type="dxa" w:w="60"/>
-              <w:right w:type="dxa" w:w="120"/>
-            </w:tcMar>
-            <w:vAlign w:val="top"/>
-          </w:tcPr>
-          <w:p>
-            <w:pPr>
-              <w:spacing w:after="40" w:before="0"/>
-              <w:jc w:val="left"/>
-            </w:pPr>
-            <w:r>
-              <w:rPr>
-                <w:rFonts w:ascii="Arial" w:cs="Arial" w:eastAsia="Arial" w:hAnsi="Arial"/>
-                <w:b/>
-                <w:bCs/>
-                <w:i w:val="false"/>
-                <w:iCs w:val="false"/>
-                <w:color w:val="000000"/>
-                <w:sz w:val="18"/>
-                <w:szCs w:val="18"/>
-              </w:rPr>
-              <w:t xml:space="preserve">Core Values</w:t>
-            </w:r>
-          </w:p>
-        </w:tc>
-        <w:tc>
-          <w:tcPr>
-            <w:tcW w:type="dxa" w:w="10680"/>
-            <w:shd w:fill="FFFFFF" w:color="auto" w:val="clear"/>
-            <w:tcMar>
-              <w:top w:type="dxa" w:w="60"/>
-              <w:left w:type="dxa" w:w="120"/>
-              <w:bottom w:type="dxa" w:w="60"/>
-              <w:right w:type="dxa" w:w="120"/>
-            </w:tcMar>
-            <w:vAlign w:val="top"/>
-          </w:tcPr>
-          <w:p>
-            <w:pPr>
-              <w:spacing w:after="30" w:before="0"/>
-              <w:ind w:left="360" w:hanging="180"/>
-              <w:jc w:val="left"/>
-            </w:pPr>
-            <w:r>
-              <w:rPr>
-                <w:rFonts w:ascii="Arial" w:cs="Arial" w:eastAsia="Arial" w:hAnsi="Arial"/>
-                <w:b w:val="false"/>
-                <w:bCs w:val="false"/>
-                <w:i w:val="false"/>
-                <w:iCs w:val="false"/>
-                <w:color w:val="000000"/>
-                <w:sz w:val="18"/>
-                <w:szCs w:val="18"/>
-              </w:rPr>
-              <w:t xml:space="preserve">–  Respect: as the learner becomes considerate of others' opinions while discussing methods of controlling and preventing microorganism infections in group settings.</w:t>
-            </w:r>
-          </w:p>
-          <w:p>
-            <w:pPr>
-              <w:spacing w:after="30" w:before="0"/>
-              <w:ind w:left="360" w:hanging="180"/>
-              <w:jc w:val="left"/>
-            </w:pPr>
-            <w:r>
-              <w:rPr>
-                <w:rFonts w:ascii="Arial" w:cs="Arial" w:eastAsia="Arial" w:hAnsi="Arial"/>
-                <w:b w:val="false"/>
-                <w:bCs w:val="false"/>
-                <w:i w:val="false"/>
-                <w:iCs w:val="false"/>
-                <w:color w:val="000000"/>
-                <w:sz w:val="18"/>
-                <w:szCs w:val="18"/>
-              </w:rPr>
-              <w:t xml:space="preserve">–  Responsibility: as the learner handles food substrates and biological samples safely during the mould-growth investigation, disposing of materials appropriately to prevent environmental contamination.</w:t>
-            </w:r>
-          </w:p>
-          <w:p>
-            <w:pPr>
-              <w:spacing w:after="30" w:before="0"/>
-              <w:ind w:left="360" w:hanging="180"/>
-              <w:jc w:val="left"/>
-            </w:pPr>
-            <w:r>
-              <w:rPr>
-                <w:rFonts w:ascii="Arial" w:cs="Arial" w:eastAsia="Arial" w:hAnsi="Arial"/>
-                <w:b w:val="false"/>
-                <w:bCs w:val="false"/>
-                <w:i w:val="false"/>
-                <w:iCs w:val="false"/>
-                <w:color w:val="000000"/>
-                <w:sz w:val="18"/>
-                <w:szCs w:val="18"/>
-              </w:rPr>
-              <w:t xml:space="preserve">–  Integrity: as the learner records and reports observations honestly during the investigation of microorganism growth on food substrates.</w:t>
-            </w:r>
-          </w:p>
-          <w:p>
-            <w:pPr>
-              <w:spacing w:after="30" w:before="0"/>
-              <w:ind w:left="360" w:hanging="180"/>
-              <w:jc w:val="left"/>
-            </w:pPr>
-            <w:r>
-              <w:rPr>
-                <w:rFonts w:ascii="Arial" w:cs="Arial" w:eastAsia="Arial" w:hAnsi="Arial"/>
-                <w:b w:val="false"/>
-                <w:bCs w:val="false"/>
-                <w:i w:val="false"/>
-                <w:iCs w:val="false"/>
-                <w:color w:val="000000"/>
-                <w:sz w:val="18"/>
-                <w:szCs w:val="18"/>
-              </w:rPr>
-              <w:t xml:space="preserve">–  Unity: as the learner collaborates equitably with peers during group investigations and community sensitisation activities.</w:t>
-            </w:r>
-          </w:p>
-        </w:tc>
-      </w:tr>
-      <w:tr>
-        <w:tc>
-          <w:tcPr>
-            <w:tcW w:type="dxa" w:w="3000"/>
-            <w:shd w:fill="D5E8F0" w:color="auto" w:val="clear"/>
-            <w:tcMar>
-              <w:top w:type="dxa" w:w="60"/>
-              <w:left w:type="dxa" w:w="120"/>
-              <w:bottom w:type="dxa" w:w="60"/>
-              <w:right w:type="dxa" w:w="120"/>
-            </w:tcMar>
-            <w:vAlign w:val="top"/>
-          </w:tcPr>
-          <w:p>
-            <w:pPr>
-              <w:spacing w:after="40" w:before="0"/>
-              <w:jc w:val="left"/>
-            </w:pPr>
-            <w:r>
-              <w:rPr>
-                <w:rFonts w:ascii="Arial" w:cs="Arial" w:eastAsia="Arial" w:hAnsi="Arial"/>
-                <w:b/>
-                <w:bCs/>
-                <w:i w:val="false"/>
-                <w:iCs w:val="false"/>
-                <w:color w:val="000000"/>
-                <w:sz w:val="18"/>
-                <w:szCs w:val="18"/>
-              </w:rPr>
-              <w:t xml:space="preserve">Science &amp; Engineering Practices</w:t>
-            </w:r>
-          </w:p>
-        </w:tc>
-        <w:tc>
-          <w:tcPr>
-            <w:tcW w:type="dxa" w:w="10680"/>
-            <w:shd w:fill="FFFFFF" w:color="auto" w:val="clear"/>
-            <w:tcMar>
-              <w:top w:type="dxa" w:w="60"/>
-              <w:left w:type="dxa" w:w="120"/>
-              <w:bottom w:type="dxa" w:w="60"/>
-              <w:right w:type="dxa" w:w="120"/>
-            </w:tcMar>
-            <w:vAlign w:val="top"/>
-          </w:tcPr>
-          <w:p>
-            <w:pPr>
-              <w:spacing w:after="30" w:before="0"/>
-              <w:ind w:left="360" w:hanging="180"/>
-              <w:jc w:val="left"/>
-            </w:pPr>
-            <w:r>
-              <w:rPr>
-                <w:rFonts w:ascii="Arial" w:cs="Arial" w:eastAsia="Arial" w:hAnsi="Arial"/>
-                <w:b w:val="false"/>
-                <w:bCs w:val="false"/>
-                <w:i w:val="false"/>
-                <w:iCs w:val="false"/>
-                <w:color w:val="000000"/>
-                <w:sz w:val="18"/>
-                <w:szCs w:val="18"/>
-              </w:rPr>
-              <w:t xml:space="preserve">–  Asking Questions and Defining Problems: as the learner formulates investigable questions about why certain foods (e.g., ugali left overnight) spoil faster than others and what microorganisms are responsible.</w:t>
-            </w:r>
-          </w:p>
-          <w:p>
-            <w:pPr>
-              <w:spacing w:after="30" w:before="0"/>
-              <w:ind w:left="360" w:hanging="180"/>
-              <w:jc w:val="left"/>
-            </w:pPr>
-            <w:r>
-              <w:rPr>
-                <w:rFonts w:ascii="Arial" w:cs="Arial" w:eastAsia="Arial" w:hAnsi="Arial"/>
-                <w:b w:val="false"/>
-                <w:bCs w:val="false"/>
-                <w:i w:val="false"/>
-                <w:iCs w:val="false"/>
-                <w:color w:val="000000"/>
-                <w:sz w:val="18"/>
-                <w:szCs w:val="18"/>
-              </w:rPr>
-              <w:t xml:space="preserve">–  Planning and Carrying Out Investigations: as the learner designs and conducts an experiment to observe mould growth on different food substrates under varied conditions of moisture and temperature.</w:t>
-            </w:r>
-          </w:p>
-          <w:p>
-            <w:pPr>
-              <w:spacing w:after="30" w:before="0"/>
-              <w:ind w:left="360" w:hanging="180"/>
-              <w:jc w:val="left"/>
-            </w:pPr>
-            <w:r>
-              <w:rPr>
-                <w:rFonts w:ascii="Arial" w:cs="Arial" w:eastAsia="Arial" w:hAnsi="Arial"/>
-                <w:b w:val="false"/>
-                <w:bCs w:val="false"/>
-                <w:i w:val="false"/>
-                <w:iCs w:val="false"/>
-                <w:color w:val="000000"/>
-                <w:sz w:val="18"/>
-                <w:szCs w:val="18"/>
-              </w:rPr>
-              <w:t xml:space="preserve">–  Analysing and Interpreting Data: as the learner records, compares and draws conclusions from observations of microbial growth rates on different food substrates.</w:t>
-            </w:r>
-          </w:p>
-          <w:p>
-            <w:pPr>
-              <w:spacing w:after="30" w:before="0"/>
-              <w:ind w:left="360" w:hanging="180"/>
-              <w:jc w:val="left"/>
-            </w:pPr>
-            <w:r>
-              <w:rPr>
-                <w:rFonts w:ascii="Arial" w:cs="Arial" w:eastAsia="Arial" w:hAnsi="Arial"/>
-                <w:b w:val="false"/>
-                <w:bCs w:val="false"/>
-                <w:i w:val="false"/>
-                <w:iCs w:val="false"/>
-                <w:color w:val="000000"/>
-                <w:sz w:val="18"/>
-                <w:szCs w:val="18"/>
-              </w:rPr>
-              <w:t xml:space="preserve">–  Constructing Explanations: as the learner uses evidence from investigations and research to explain how transmission routes determine control methods for fungal, bacterial and viral infections.</w:t>
-            </w:r>
-          </w:p>
-          <w:p>
-            <w:pPr>
-              <w:spacing w:after="30" w:before="0"/>
-              <w:ind w:left="360" w:hanging="180"/>
-              <w:jc w:val="left"/>
-            </w:pPr>
-            <w:r>
-              <w:rPr>
-                <w:rFonts w:ascii="Arial" w:cs="Arial" w:eastAsia="Arial" w:hAnsi="Arial"/>
-                <w:b w:val="false"/>
-                <w:bCs w:val="false"/>
-                <w:i w:val="false"/>
-                <w:iCs w:val="false"/>
-                <w:color w:val="000000"/>
-                <w:sz w:val="18"/>
-                <w:szCs w:val="18"/>
-              </w:rPr>
-              <w:t xml:space="preserve">–  Obtaining, Evaluating and Communicating Information: as the learner uses digital and print media to research infections and then communicates findings to peers and the community on food preservation and microorganism significance.</w:t>
-            </w:r>
-          </w:p>
-        </w:tc>
-      </w:tr>
-      <w:tr>
-        <w:tc>
-          <w:tcPr>
-            <w:tcW w:type="dxa" w:w="3000"/>
-            <w:shd w:fill="FCE4D6" w:color="auto" w:val="clear"/>
-            <w:tcMar>
-              <w:top w:type="dxa" w:w="60"/>
-              <w:left w:type="dxa" w:w="120"/>
-              <w:bottom w:type="dxa" w:w="60"/>
-              <w:right w:type="dxa" w:w="120"/>
-            </w:tcMar>
-            <w:vAlign w:val="top"/>
-          </w:tcPr>
-          <w:p>
-            <w:pPr>
-              <w:spacing w:after="40" w:before="0"/>
-              <w:jc w:val="left"/>
-            </w:pPr>
-            <w:r>
-              <w:rPr>
-                <w:rFonts w:ascii="Arial" w:cs="Arial" w:eastAsia="Arial" w:hAnsi="Arial"/>
-                <w:b/>
-                <w:bCs/>
-                <w:i w:val="false"/>
-                <w:iCs w:val="false"/>
-                <w:color w:val="000000"/>
-                <w:sz w:val="18"/>
-                <w:szCs w:val="18"/>
-              </w:rPr>
-              <w:t xml:space="preserve">Pertinent &amp; Contemporary Issues (PCIs)</w:t>
-            </w:r>
-          </w:p>
-        </w:tc>
-        <w:tc>
-          <w:tcPr>
-            <w:tcW w:type="dxa" w:w="10680"/>
-            <w:shd w:fill="FFFFFF" w:color="auto" w:val="clear"/>
-            <w:tcMar>
-              <w:top w:type="dxa" w:w="60"/>
-              <w:left w:type="dxa" w:w="120"/>
-              <w:bottom w:type="dxa" w:w="60"/>
-              <w:right w:type="dxa" w:w="120"/>
-            </w:tcMar>
-            <w:vAlign w:val="top"/>
-          </w:tcPr>
-          <w:p>
-            <w:pPr>
-              <w:spacing w:after="30" w:before="0"/>
-              <w:ind w:left="360" w:hanging="180"/>
-              <w:jc w:val="left"/>
-            </w:pPr>
-            <w:r>
-              <w:rPr>
-                <w:rFonts w:ascii="Arial" w:cs="Arial" w:eastAsia="Arial" w:hAnsi="Arial"/>
-                <w:b w:val="false"/>
-                <w:bCs w:val="false"/>
-                <w:i w:val="false"/>
-                <w:iCs w:val="false"/>
-                <w:color w:val="000000"/>
-                <w:sz w:val="18"/>
-                <w:szCs w:val="18"/>
-              </w:rPr>
-              <w:t xml:space="preserve">–  Socio-economic issues (poverty eradication): as the learner sensitises the community on the significance of food preservation and the economic importance of microorganisms, linking microbial activity to livelihoods of Kenyan farmers and traders in markets such as Wakulima Market, Nairobi.</w:t>
-            </w:r>
-          </w:p>
-          <w:p>
-            <w:pPr>
-              <w:spacing w:after="30" w:before="0"/>
-              <w:ind w:left="360" w:hanging="180"/>
-              <w:jc w:val="left"/>
-            </w:pPr>
-            <w:r>
-              <w:rPr>
-                <w:rFonts w:ascii="Arial" w:cs="Arial" w:eastAsia="Arial" w:hAnsi="Arial"/>
-                <w:b w:val="false"/>
-                <w:bCs w:val="false"/>
-                <w:i w:val="false"/>
-                <w:iCs w:val="false"/>
-                <w:color w:val="000000"/>
-                <w:sz w:val="18"/>
-                <w:szCs w:val="18"/>
-              </w:rPr>
-              <w:t xml:space="preserve">–  Health education: as the learner discusses how modes of transmission of bacteria, viruses and fungi drive prevention measures relevant to everyday Kenyan household and school settings.</w:t>
-            </w:r>
-          </w:p>
-          <w:p>
-            <w:pPr>
-              <w:spacing w:after="30" w:before="0"/>
-              <w:ind w:left="360" w:hanging="180"/>
-              <w:jc w:val="left"/>
-            </w:pPr>
-            <w:r>
-              <w:rPr>
-                <w:rFonts w:ascii="Arial" w:cs="Arial" w:eastAsia="Arial" w:hAnsi="Arial"/>
-                <w:b w:val="false"/>
-                <w:bCs w:val="false"/>
-                <w:i w:val="false"/>
-                <w:iCs w:val="false"/>
-                <w:color w:val="000000"/>
-                <w:sz w:val="18"/>
-                <w:szCs w:val="18"/>
-              </w:rPr>
-              <w:t xml:space="preserve">–  Environmental conservation: as the learner responsibly manages biological waste from the mould-growth investigation to avoid pollution of the school compound and surrounding community.</w:t>
-            </w:r>
-          </w:p>
-        </w:tc>
-      </w:tr>
-      <w:tr>
-        <w:tc>
-          <w:tcPr>
-            <w:tcW w:type="dxa" w:w="3000"/>
-            <w:shd w:fill="D9EEF1" w:color="auto" w:val="clear"/>
-            <w:tcMar>
-              <w:top w:type="dxa" w:w="60"/>
-              <w:left w:type="dxa" w:w="120"/>
-              <w:bottom w:type="dxa" w:w="60"/>
-              <w:right w:type="dxa" w:w="120"/>
-            </w:tcMar>
-            <w:vAlign w:val="top"/>
-          </w:tcPr>
-          <w:p>
-            <w:pPr>
-              <w:spacing w:after="40" w:before="0"/>
-              <w:jc w:val="left"/>
-            </w:pPr>
-            <w:r>
-              <w:rPr>
-                <w:rFonts w:ascii="Arial" w:cs="Arial" w:eastAsia="Arial" w:hAnsi="Arial"/>
-                <w:b/>
-                <w:bCs/>
-                <w:i w:val="false"/>
-                <w:iCs w:val="false"/>
-                <w:color w:val="000000"/>
-                <w:sz w:val="18"/>
-                <w:szCs w:val="18"/>
-              </w:rPr>
-              <w:t xml:space="preserve">Career Connections</w:t>
-            </w:r>
-          </w:p>
-        </w:tc>
-        <w:tc>
-          <w:tcPr>
-            <w:tcW w:type="dxa" w:w="10680"/>
-            <w:shd w:fill="FFFFFF" w:color="auto" w:val="clear"/>
-            <w:tcMar>
-              <w:top w:type="dxa" w:w="60"/>
-              <w:left w:type="dxa" w:w="120"/>
-              <w:bottom w:type="dxa" w:w="60"/>
-              <w:right w:type="dxa" w:w="120"/>
-            </w:tcMar>
-            <w:vAlign w:val="top"/>
-          </w:tcPr>
-          <w:p>
-            <w:pPr>
-              <w:spacing w:after="30" w:before="0"/>
-              <w:ind w:left="360" w:hanging="180"/>
-              <w:jc w:val="left"/>
-            </w:pPr>
-            <w:r>
-              <w:rPr>
-                <w:rFonts w:ascii="Arial" w:cs="Arial" w:eastAsia="Arial" w:hAnsi="Arial"/>
-                <w:b w:val="false"/>
-                <w:bCs w:val="false"/>
-                <w:i w:val="false"/>
-                <w:iCs w:val="false"/>
-                <w:color w:val="000000"/>
-                <w:sz w:val="18"/>
-                <w:szCs w:val="18"/>
-              </w:rPr>
-              <w:t xml:space="preserve">–  Medical Laboratory Technologist: this sub-strand introduces identification and culturing of microorganisms, foundational to diagnostic laboratory work in Kenyan health facilities.</w:t>
-            </w:r>
-          </w:p>
-          <w:p>
-            <w:pPr>
-              <w:spacing w:after="30" w:before="0"/>
-              <w:ind w:left="360" w:hanging="180"/>
-              <w:jc w:val="left"/>
-            </w:pPr>
-            <w:r>
-              <w:rPr>
-                <w:rFonts w:ascii="Arial" w:cs="Arial" w:eastAsia="Arial" w:hAnsi="Arial"/>
-                <w:b w:val="false"/>
-                <w:bCs w:val="false"/>
-                <w:i w:val="false"/>
-                <w:iCs w:val="false"/>
-                <w:color w:val="000000"/>
-                <w:sz w:val="18"/>
-                <w:szCs w:val="18"/>
-              </w:rPr>
-              <w:t xml:space="preserve">–  Public Health Officer: understanding modes of transmission and prevention of microbial infections underpins community health campaigns and disease surveillance roles in Kenya.</w:t>
-            </w:r>
-          </w:p>
-          <w:p>
-            <w:pPr>
-              <w:spacing w:after="30" w:before="0"/>
-              <w:ind w:left="360" w:hanging="180"/>
-              <w:jc w:val="left"/>
-            </w:pPr>
-            <w:r>
-              <w:rPr>
-                <w:rFonts w:ascii="Arial" w:cs="Arial" w:eastAsia="Arial" w:hAnsi="Arial"/>
-                <w:b w:val="false"/>
-                <w:bCs w:val="false"/>
-                <w:i w:val="false"/>
-                <w:iCs w:val="false"/>
-                <w:color w:val="000000"/>
-                <w:sz w:val="18"/>
-                <w:szCs w:val="18"/>
-              </w:rPr>
-              <w:t xml:space="preserve">–  Food Scientist / Food Technologist: knowledge of microbial spoilage and food preservation connects directly to careers in Kenya's food processing and value-addition industry (e.g., Brookside Dairy, Unga Group).</w:t>
-            </w:r>
-          </w:p>
-          <w:p>
-            <w:pPr>
-              <w:spacing w:after="30" w:before="0"/>
-              <w:ind w:left="360" w:hanging="180"/>
-              <w:jc w:val="left"/>
-            </w:pPr>
-            <w:r>
-              <w:rPr>
-                <w:rFonts w:ascii="Arial" w:cs="Arial" w:eastAsia="Arial" w:hAnsi="Arial"/>
-                <w:b w:val="false"/>
-                <w:bCs w:val="false"/>
-                <w:i w:val="false"/>
-                <w:iCs w:val="false"/>
-                <w:color w:val="000000"/>
-                <w:sz w:val="18"/>
-                <w:szCs w:val="18"/>
-              </w:rPr>
-              <w:t xml:space="preserve">–  Microbiologist / Research Scientist: the investigation into mould growth and economic importance of microorganisms provides a foundation for academic and applied microbiology research.</w:t>
-            </w:r>
-          </w:p>
-          <w:p>
-            <w:pPr>
-              <w:spacing w:after="30" w:before="0"/>
-              <w:ind w:left="360" w:hanging="180"/>
-              <w:jc w:val="left"/>
-            </w:pPr>
-            <w:r>
-              <w:rPr>
-                <w:rFonts w:ascii="Arial" w:cs="Arial" w:eastAsia="Arial" w:hAnsi="Arial"/>
-                <w:b w:val="false"/>
-                <w:bCs w:val="false"/>
-                <w:i w:val="false"/>
-                <w:iCs w:val="false"/>
-                <w:color w:val="000000"/>
-                <w:sz w:val="18"/>
-                <w:szCs w:val="18"/>
-              </w:rPr>
-              <w:t xml:space="preserve">–  Agronomist / Agricultural Extension Officer: understanding beneficial microorganisms (e.g., nitrogen-fixing bacteria, fungi in composting) is essential for advising farmers in the Rift Valley and Central Kenya on soil health.</w:t>
-            </w:r>
-          </w:p>
-        </w:tc>
-      </w:tr>
-      <w:tr>
-        <w:tc>
-          <w:tcPr>
-            <w:tcW w:type="dxa" w:w="3000"/>
-            <w:shd w:fill="D5E8F0" w:color="auto" w:val="clear"/>
-            <w:tcMar>
-              <w:top w:type="dxa" w:w="60"/>
-              <w:left w:type="dxa" w:w="120"/>
-              <w:bottom w:type="dxa" w:w="60"/>
-              <w:right w:type="dxa" w:w="120"/>
-            </w:tcMar>
-            <w:vAlign w:val="top"/>
-          </w:tcPr>
-          <w:p>
-            <w:pPr>
-              <w:spacing w:after="40" w:before="0"/>
-              <w:jc w:val="left"/>
-            </w:pPr>
-            <w:r>
-              <w:rPr>
-                <w:rFonts w:ascii="Arial" w:cs="Arial" w:eastAsia="Arial" w:hAnsi="Arial"/>
-                <w:b/>
-                <w:bCs/>
-                <w:i w:val="false"/>
-                <w:iCs w:val="false"/>
-                <w:color w:val="000000"/>
-                <w:sz w:val="18"/>
-                <w:szCs w:val="18"/>
-              </w:rPr>
-              <w:t xml:space="preserve">Focus for Lessons</w:t>
-            </w:r>
-          </w:p>
-        </w:tc>
-        <w:tc>
-          <w:tcPr>
-            <w:tcW w:type="dxa" w:w="10680"/>
-            <w:shd w:fill="FFFFFF" w:color="auto" w:val="clear"/>
-            <w:tcMar>
-              <w:top w:type="dxa" w:w="60"/>
-              <w:left w:type="dxa" w:w="120"/>
-              <w:bottom w:type="dxa" w:w="60"/>
-              <w:right w:type="dxa" w:w="120"/>
-            </w:tcMar>
-            <w:vAlign w:val="top"/>
-          </w:tcPr>
-          <w:p>
-            <w:pPr>
-              <w:spacing w:after="40" w:before="0"/>
-              <w:jc w:val="left"/>
-            </w:pPr>
-            <w:r>
-              <w:rPr>
-                <w:rFonts w:ascii="Arial" w:cs="Arial" w:eastAsia="Arial" w:hAnsi="Arial"/>
-                <w:b w:val="false"/>
-                <w:bCs w:val="false"/>
-                <w:i w:val="false"/>
-                <w:iCs w:val="false"/>
-                <w:color w:val="000000"/>
-                <w:sz w:val="18"/>
-                <w:szCs w:val="18"/>
-              </w:rPr>
-              <w:t xml:space="preserve">This unit investigates the world of microorganisms — fungi, bacteria and viruses — through the lens of their interaction with human life in Kenya. Learners move from identifying microbial types and their transmission routes, to exploring infections, prevention strategies and the surprising economic value of microorganisms in food production, medicine and agriculture. A project-based investigation of mould growth on local food substrates (ugali, chapati, sukuma wiki) anchors the learning in observable, everyday phenomena, while a community sensitisation task on food preservation connects classroom science to household and economic relevance.</w:t>
-            </w:r>
-          </w:p>
-        </w:tc>
-      </w:tr>
-      <w:tr>
-        <w:tc>
-          <w:tcPr>
-            <w:tcW w:type="dxa" w:w="3000"/>
-            <w:shd w:fill="EAD1F5" w:color="auto" w:val="clear"/>
-            <w:tcMar>
-              <w:top w:type="dxa" w:w="60"/>
-              <w:left w:type="dxa" w:w="120"/>
-              <w:bottom w:type="dxa" w:w="60"/>
-              <w:right w:type="dxa" w:w="120"/>
-            </w:tcMar>
-            <w:vAlign w:val="top"/>
-          </w:tcPr>
-          <w:p>
-            <w:pPr>
-              <w:spacing w:after="40" w:before="0"/>
-              <w:jc w:val="left"/>
-            </w:pPr>
-            <w:r>
-              <w:rPr>
-                <w:rFonts w:ascii="Arial" w:cs="Arial" w:eastAsia="Arial" w:hAnsi="Arial"/>
-                <w:b/>
-                <w:bCs/>
-                <w:i w:val="false"/>
-                <w:iCs w:val="false"/>
-                <w:color w:val="000000"/>
-                <w:sz w:val="18"/>
-                <w:szCs w:val="18"/>
-              </w:rPr>
-              <w:t xml:space="preserve">Driving Question / Key Inquiry Questions</w:t>
-            </w:r>
-          </w:p>
-        </w:tc>
-        <w:tc>
-          <w:tcPr>
-            <w:tcW w:type="dxa" w:w="10680"/>
-            <w:shd w:fill="FFFFFF" w:color="auto" w:val="clear"/>
-            <w:tcMar>
-              <w:top w:type="dxa" w:w="60"/>
-              <w:left w:type="dxa" w:w="120"/>
-              <w:bottom w:type="dxa" w:w="60"/>
-              <w:right w:type="dxa" w:w="120"/>
-            </w:tcMar>
-            <w:vAlign w:val="top"/>
-          </w:tcPr>
-          <w:p>
-            <w:pPr>
-              <w:spacing w:after="40" w:before="0"/>
-              <w:jc w:val="left"/>
-            </w:pPr>
-            <w:r>
-              <w:rPr>
-                <w:rFonts w:ascii="Arial" w:cs="Arial" w:eastAsia="Arial" w:hAnsi="Arial"/>
-                <w:b w:val="false"/>
-                <w:bCs w:val="false"/>
-                <w:i w:val="false"/>
-                <w:iCs w:val="false"/>
-                <w:color w:val="000000"/>
-                <w:sz w:val="18"/>
-                <w:szCs w:val="18"/>
-              </w:rPr>
-              <w:t xml:space="preserve">DRIVING QUESTION: Why did the ugali and chapati grow fuzzy patches overnight — and how can understanding the invisible organisms responsible help us protect our health and our food in Kenya?</w:t>
-            </w:r>
-          </w:p>
-          <w:p>
-            <w:pPr>
-              <w:spacing w:after="40" w:before="0"/>
-              <w:jc w:val="left"/>
-            </w:pPr>
-            <w:r>
-              <w:rPr>
-                <w:rFonts w:ascii="Arial" w:cs="Arial" w:eastAsia="Arial" w:hAnsi="Arial"/>
-                <w:b w:val="false"/>
-                <w:bCs w:val="false"/>
-                <w:i w:val="false"/>
-                <w:iCs w:val="false"/>
-                <w:color w:val="000000"/>
-                <w:sz w:val="18"/>
-                <w:szCs w:val="18"/>
-              </w:rPr>
-              <w:t xml:space="preserve"/>
-            </w:r>
-          </w:p>
-          <w:p>
-            <w:pPr>
-              <w:spacing w:after="40" w:before="0"/>
-              <w:jc w:val="left"/>
-            </w:pPr>
-            <w:r>
-              <w:rPr>
-                <w:rFonts w:ascii="Arial" w:cs="Arial" w:eastAsia="Arial" w:hAnsi="Arial"/>
-                <w:b w:val="false"/>
-                <w:bCs w:val="false"/>
-                <w:i w:val="false"/>
-                <w:iCs w:val="false"/>
-                <w:color w:val="000000"/>
-                <w:sz w:val="18"/>
-                <w:szCs w:val="18"/>
-              </w:rPr>
-              <w:t xml:space="preserve">KICD KEY INQUIRY QUESTION:</w:t>
-            </w:r>
-          </w:p>
-          <w:p>
-            <w:pPr>
-              <w:spacing w:after="40" w:before="0"/>
-              <w:jc w:val="left"/>
-            </w:pPr>
-            <w:r>
-              <w:rPr>
-                <w:rFonts w:ascii="Arial" w:cs="Arial" w:eastAsia="Arial" w:hAnsi="Arial"/>
-                <w:b w:val="false"/>
-                <w:bCs w:val="false"/>
-                <w:i w:val="false"/>
-                <w:iCs w:val="false"/>
-                <w:color w:val="000000"/>
-                <w:sz w:val="18"/>
-                <w:szCs w:val="18"/>
-              </w:rPr>
-              <w:t xml:space="preserve">1. How are microorganisms important in day-to-day life?</w:t>
-            </w:r>
-          </w:p>
-        </w:tc>
-      </w:tr>
-      <w:tr>
-        <w:tc>
-          <w:tcPr>
-            <w:tcW w:type="dxa" w:w="3000"/>
-            <w:shd w:fill="EAD1F5" w:color="auto" w:val="clear"/>
-            <w:tcMar>
-              <w:top w:type="dxa" w:w="60"/>
-              <w:left w:type="dxa" w:w="120"/>
-              <w:bottom w:type="dxa" w:w="60"/>
-              <w:right w:type="dxa" w:w="120"/>
-            </w:tcMar>
-            <w:vAlign w:val="top"/>
-          </w:tcPr>
-          <w:p>
-            <w:pPr>
-              <w:spacing w:after="40" w:before="0"/>
-              <w:jc w:val="left"/>
-            </w:pPr>
-            <w:r>
-              <w:rPr>
-                <w:rFonts w:ascii="Arial" w:cs="Arial" w:eastAsia="Arial" w:hAnsi="Arial"/>
-                <w:b/>
-                <w:bCs/>
-                <w:i w:val="false"/>
-                <w:iCs w:val="false"/>
-                <w:color w:val="000000"/>
-                <w:sz w:val="18"/>
-                <w:szCs w:val="18"/>
-              </w:rPr>
-              <w:t xml:space="preserve">Anchoring Phenomenon</w:t>
-            </w:r>
-          </w:p>
-        </w:tc>
-        <w:tc>
-          <w:tcPr>
-            <w:tcW w:type="dxa" w:w="10680"/>
-            <w:shd w:fill="FFFFFF" w:color="auto" w:val="clear"/>
-            <w:tcMar>
-              <w:top w:type="dxa" w:w="60"/>
-              <w:left w:type="dxa" w:w="120"/>
-              <w:bottom w:type="dxa" w:w="60"/>
-              <w:right w:type="dxa" w:w="120"/>
-            </w:tcMar>
-            <w:vAlign w:val="top"/>
-          </w:tcPr>
-          <w:p>
-            <w:pPr>
-              <w:spacing w:after="40" w:before="0"/>
-              <w:jc w:val="left"/>
-            </w:pPr>
-            <w:r>
-              <w:rPr>
-                <w:rFonts w:ascii="Arial" w:cs="Arial" w:eastAsia="Arial" w:hAnsi="Arial"/>
-                <w:b w:val="false"/>
-                <w:bCs w:val="false"/>
-                <w:i w:val="false"/>
-                <w:iCs w:val="false"/>
-                <w:color w:val="000000"/>
-                <w:sz w:val="18"/>
-                <w:szCs w:val="18"/>
-              </w:rPr>
-              <w:t xml:space="preserve">A Standard stainless-steel sufuria of leftover ugali and a half-eaten chapati are stored uncovered on a kitchen counter in Kisumu overnight. By morning, the family notices white, green and black fuzzy patches growing on the food, an unpleasant sour smell, and some areas turning slimy. The ugali has not been touched by anyone, no insects are visible, and the kitchen appeared clean. Students are shown photographs of the spoiled food and asked: where did these patches come from, why did they appear overnight, are they alive, and are all of them the same kind of organism? The phenomenon is puzzling because the growth seems to arise from nothing, it happened fast, it varies in colour and texture across the same food surface, and students must grapple with the invisible world of microorganisms to explain what they are observing.</w:t>
-            </w:r>
-          </w:p>
-        </w:tc>
-      </w:tr>
-      <w:tr>
-        <w:tc>
-          <w:tcPr>
-            <w:tcW w:type="dxa" w:w="3000"/>
-            <w:shd w:fill="D9EEF1" w:color="auto" w:val="clear"/>
-            <w:tcMar>
-              <w:top w:type="dxa" w:w="60"/>
-              <w:left w:type="dxa" w:w="120"/>
-              <w:bottom w:type="dxa" w:w="60"/>
-              <w:right w:type="dxa" w:w="120"/>
-            </w:tcMar>
-            <w:vAlign w:val="top"/>
-          </w:tcPr>
-          <w:p>
-            <w:pPr>
-              <w:spacing w:after="40" w:before="0"/>
-              <w:jc w:val="left"/>
-            </w:pPr>
-            <w:r>
-              <w:rPr>
-                <w:rFonts w:ascii="Arial" w:cs="Arial" w:eastAsia="Arial" w:hAnsi="Arial"/>
-                <w:b/>
-                <w:bCs/>
-                <w:i w:val="false"/>
-                <w:iCs w:val="false"/>
-                <w:color w:val="000000"/>
-                <w:sz w:val="18"/>
-                <w:szCs w:val="18"/>
-              </w:rPr>
-              <w:t xml:space="preserve">Storyline Thread</w:t>
-            </w:r>
-          </w:p>
-        </w:tc>
-        <w:tc>
-          <w:tcPr>
-            <w:tcW w:type="dxa" w:w="10680"/>
-            <w:shd w:fill="FFFFFF" w:color="auto" w:val="clear"/>
-            <w:tcMar>
-              <w:top w:type="dxa" w:w="60"/>
-              <w:left w:type="dxa" w:w="120"/>
-              <w:bottom w:type="dxa" w:w="60"/>
-              <w:right w:type="dxa" w:w="120"/>
-            </w:tcMar>
-            <w:vAlign w:val="top"/>
-          </w:tcPr>
-          <w:p>
-            <w:pPr>
-              <w:spacing w:after="40" w:before="0"/>
-              <w:jc w:val="left"/>
-            </w:pPr>
-            <w:r>
-              <w:rPr>
-                <w:rFonts w:ascii="Arial" w:cs="Arial" w:eastAsia="Arial" w:hAnsi="Arial"/>
-                <w:b w:val="false"/>
-                <w:bCs w:val="false"/>
-                <w:i w:val="false"/>
-                <w:iCs w:val="false"/>
-                <w:color w:val="000000"/>
-                <w:sz w:val="18"/>
-                <w:szCs w:val="18"/>
-              </w:rPr>
-              <w:t xml:space="preserve">Lesson 1 — Noticing and Wondering (Predict Phase): Students are shown photographs of the spoiled ugali and chapati phenomenon. In pairs they write predictions about what the patches are, where they came from and whether they are alive. Class shares predictions; teacher records them on the Driving Question Board (DQB). Students brainstorm prior knowledge of "tiny organisms" and the class maps out what they already know and what they need to find out.</w:t>
-            </w:r>
-          </w:p>
-          <w:p>
-            <w:pPr>
-              <w:spacing w:after="40" w:before="0"/>
-              <w:jc w:val="left"/>
-            </w:pPr>
-            <w:r>
-              <w:rPr>
-                <w:rFonts w:ascii="Arial" w:cs="Arial" w:eastAsia="Arial" w:hAnsi="Arial"/>
-                <w:b w:val="false"/>
-                <w:bCs w:val="false"/>
-                <w:i w:val="false"/>
-                <w:iCs w:val="false"/>
-                <w:color w:val="000000"/>
-                <w:sz w:val="18"/>
-                <w:szCs w:val="18"/>
-              </w:rPr>
-              <w:t xml:space="preserve"/>
-            </w:r>
-          </w:p>
-          <w:p>
-            <w:pPr>
-              <w:spacing w:after="40" w:before="0"/>
-              <w:jc w:val="left"/>
-            </w:pPr>
-            <w:r>
-              <w:rPr>
-                <w:rFonts w:ascii="Arial" w:cs="Arial" w:eastAsia="Arial" w:hAnsi="Arial"/>
-                <w:b w:val="false"/>
-                <w:bCs w:val="false"/>
-                <w:i w:val="false"/>
-                <w:iCs w:val="false"/>
-                <w:color w:val="000000"/>
-                <w:sz w:val="18"/>
-                <w:szCs w:val="18"/>
-              </w:rPr>
-              <w:t xml:space="preserve">Lesson 2 — Types of Microorganisms (Observe Phase 1): Guided research using digital devices and/or print media to identify the three types of microorganisms affecting human beings — fungi, bacteria and viruses. Students observe photomicrographs and illustrations, classify the fuzzy patches from the phenomenon as fungal moulds, and create a comparison table of structural features. Teacher introduces size scale using Kenyan context analogies (e.g., if a maize grain were a bacterium, a football pitch represents a human cell).</w:t>
-            </w:r>
-          </w:p>
-          <w:p>
-            <w:pPr>
-              <w:spacing w:after="40" w:before="0"/>
-              <w:jc w:val="left"/>
-            </w:pPr>
-            <w:r>
-              <w:rPr>
-                <w:rFonts w:ascii="Arial" w:cs="Arial" w:eastAsia="Arial" w:hAnsi="Arial"/>
-                <w:b w:val="false"/>
-                <w:bCs w:val="false"/>
-                <w:i w:val="false"/>
-                <w:iCs w:val="false"/>
-                <w:color w:val="000000"/>
-                <w:sz w:val="18"/>
-                <w:szCs w:val="18"/>
-              </w:rPr>
-              <w:t xml:space="preserve"/>
-            </w:r>
-          </w:p>
-          <w:p>
-            <w:pPr>
-              <w:spacing w:after="40" w:before="0"/>
-              <w:jc w:val="left"/>
-            </w:pPr>
-            <w:r>
-              <w:rPr>
-                <w:rFonts w:ascii="Arial" w:cs="Arial" w:eastAsia="Arial" w:hAnsi="Arial"/>
-                <w:b w:val="false"/>
-                <w:bCs w:val="false"/>
-                <w:i w:val="false"/>
-                <w:iCs w:val="false"/>
-                <w:color w:val="000000"/>
-                <w:sz w:val="18"/>
-                <w:szCs w:val="18"/>
-              </w:rPr>
-              <w:t xml:space="preserve">Lesson 3 — Modes of Transmission (Observe Phase 2): Students use digital or print media to research modes of transmission of microorganisms (direct contact, droplets, contaminated water/food, vectors, airborne). Groups are assigned one transmission route each, research it and present findings. Class maps how the mould spores in the phenomenon were transmitted through the air onto the uncovered ugali, connecting back to the anchoring phenomenon on the DQB.</w:t>
-            </w:r>
-          </w:p>
-          <w:p>
-            <w:pPr>
-              <w:spacing w:after="40" w:before="0"/>
-              <w:jc w:val="left"/>
-            </w:pPr>
-            <w:r>
-              <w:rPr>
-                <w:rFonts w:ascii="Arial" w:cs="Arial" w:eastAsia="Arial" w:hAnsi="Arial"/>
-                <w:b w:val="false"/>
-                <w:bCs w:val="false"/>
-                <w:i w:val="false"/>
-                <w:iCs w:val="false"/>
-                <w:color w:val="000000"/>
-                <w:sz w:val="18"/>
-                <w:szCs w:val="18"/>
-              </w:rPr>
-              <w:t xml:space="preserve"/>
-            </w:r>
-          </w:p>
-          <w:p>
-            <w:pPr>
-              <w:spacing w:after="40" w:before="0"/>
-              <w:jc w:val="left"/>
-            </w:pPr>
-            <w:r>
-              <w:rPr>
-                <w:rFonts w:ascii="Arial" w:cs="Arial" w:eastAsia="Arial" w:hAnsi="Arial"/>
-                <w:b w:val="false"/>
-                <w:bCs w:val="false"/>
-                <w:i w:val="false"/>
-                <w:iCs w:val="false"/>
-                <w:color w:val="000000"/>
-                <w:sz w:val="18"/>
-                <w:szCs w:val="18"/>
-              </w:rPr>
-              <w:t xml:space="preserve">Lesson 4 — Infections Caused by Microorganisms (Explain Phase 1): Structured discussion and jigsaw activity on fungal infections (e.g., ringworm, oral thrush), bacterial infections (e.g., cholera, typhoid, tuberculosis — referencing Lake Victoria cholera context) and viral infections (e.g., influenza, HIV, COVID-19). Students link each infection to its mode of transmission identified in Lesson 3. DQB updated: students revise earlier predictions and add new sub-questions.</w:t>
-            </w:r>
-          </w:p>
-          <w:p>
-            <w:pPr>
-              <w:spacing w:after="40" w:before="0"/>
-              <w:jc w:val="left"/>
-            </w:pPr>
-            <w:r>
-              <w:rPr>
-                <w:rFonts w:ascii="Arial" w:cs="Arial" w:eastAsia="Arial" w:hAnsi="Arial"/>
-                <w:b w:val="false"/>
-                <w:bCs w:val="false"/>
-                <w:i w:val="false"/>
-                <w:iCs w:val="false"/>
-                <w:color w:val="000000"/>
-                <w:sz w:val="18"/>
-                <w:szCs w:val="18"/>
-              </w:rPr>
-              <w:t xml:space="preserve"/>
-            </w:r>
-          </w:p>
-          <w:p>
-            <w:pPr>
-              <w:spacing w:after="40" w:before="0"/>
-              <w:jc w:val="left"/>
-            </w:pPr>
-            <w:r>
-              <w:rPr>
-                <w:rFonts w:ascii="Arial" w:cs="Arial" w:eastAsia="Arial" w:hAnsi="Arial"/>
-                <w:b w:val="false"/>
-                <w:bCs w:val="false"/>
-                <w:i w:val="false"/>
-                <w:iCs w:val="false"/>
-                <w:color w:val="000000"/>
-                <w:sz w:val="18"/>
-                <w:szCs w:val="18"/>
-              </w:rPr>
-              <w:t xml:space="preserve">Lesson 5 — Prevention and Control (Explain Phase 2): Students discuss how mode of transmission determines control measures. Groups design a prevention poster for one infection category relevant to their local Kenyan community. Teacher facilitates analysis of the ugali phenomenon: covering food, refrigeration, and hygiene as practical prevention strategies. Students evaluate which control methods are accessible to low-income households in rural and urban Kenya.</w:t>
-            </w:r>
-          </w:p>
-          <w:p>
-            <w:pPr>
-              <w:spacing w:after="40" w:before="0"/>
-              <w:jc w:val="left"/>
-            </w:pPr>
-            <w:r>
-              <w:rPr>
-                <w:rFonts w:ascii="Arial" w:cs="Arial" w:eastAsia="Arial" w:hAnsi="Arial"/>
-                <w:b w:val="false"/>
-                <w:bCs w:val="false"/>
-                <w:i w:val="false"/>
-                <w:iCs w:val="false"/>
-                <w:color w:val="000000"/>
-                <w:sz w:val="18"/>
-                <w:szCs w:val="18"/>
-              </w:rPr>
-              <w:t xml:space="preserve"/>
-            </w:r>
-          </w:p>
-          <w:p>
-            <w:pPr>
-              <w:spacing w:after="40" w:before="0"/>
-              <w:jc w:val="left"/>
-            </w:pPr>
-            <w:r>
-              <w:rPr>
-                <w:rFonts w:ascii="Arial" w:cs="Arial" w:eastAsia="Arial" w:hAnsi="Arial"/>
-                <w:b w:val="false"/>
-                <w:bCs w:val="false"/>
-                <w:i w:val="false"/>
-                <w:iCs w:val="false"/>
-                <w:color w:val="000000"/>
-                <w:sz w:val="18"/>
-                <w:szCs w:val="18"/>
-              </w:rPr>
-              <w:t xml:space="preserve">Lesson 6 — Economic Importance of Microorganisms (Explain Phase 3): Class discussion and peer-sharing on the beneficial roles of microorganisms — yoghurt and fermented uji production (Lactobacillus), bread and mandazi leavening (yeast/Saccharomyces), biogas generation, nitrogen fixation for Kenyan farms, antibiotic production, and decomposition for soil fertility. Students contrast this with harmful economic impacts (crop diseases, food spoilage losses for market vendors). DQB updated to reflect the dual nature of microorganisms.</w:t>
-            </w:r>
-          </w:p>
-          <w:p>
-            <w:pPr>
-              <w:spacing w:after="40" w:before="0"/>
-              <w:jc w:val="left"/>
-            </w:pPr>
-            <w:r>
-              <w:rPr>
-                <w:rFonts w:ascii="Arial" w:cs="Arial" w:eastAsia="Arial" w:hAnsi="Arial"/>
-                <w:b w:val="false"/>
-                <w:bCs w:val="false"/>
-                <w:i w:val="false"/>
-                <w:iCs w:val="false"/>
-                <w:color w:val="000000"/>
-                <w:sz w:val="18"/>
-                <w:szCs w:val="18"/>
-              </w:rPr>
-              <w:t xml:space="preserve"/>
-            </w:r>
-          </w:p>
-          <w:p>
-            <w:pPr>
-              <w:spacing w:after="40" w:before="0"/>
-              <w:jc w:val="left"/>
-            </w:pPr>
-            <w:r>
-              <w:rPr>
-                <w:rFonts w:ascii="Arial" w:cs="Arial" w:eastAsia="Arial" w:hAnsi="Arial"/>
-                <w:b w:val="false"/>
-                <w:bCs w:val="false"/>
-                <w:i w:val="false"/>
-                <w:iCs w:val="false"/>
-                <w:color w:val="000000"/>
-                <w:sz w:val="18"/>
-                <w:szCs w:val="18"/>
-              </w:rPr>
-              <w:t xml:space="preserve">Lesson 7 — Project Investigation: Mould Growth on Food Substrates (Observe + Analyse Phase): Students set up an investigation placing small samples of ugali, bread, and a dry maize biscuit in labelled containers under different conditions (covered/uncovered, moist/dry, warm/cool). Variables are identified and controlled. Students record initial observations and predictions. Where real-time growth is not yet visible, teacher provides pre-prepared samples incubated over 2–3 days. Students observe, photograph, and record growth differences; analyse data to draw conclusions about conditions favouring microbial growth and connect to food preservation principles.</w:t>
-            </w:r>
-          </w:p>
-          <w:p>
-            <w:pPr>
-              <w:spacing w:after="40" w:before="0"/>
-              <w:jc w:val="left"/>
-            </w:pPr>
-            <w:r>
-              <w:rPr>
-                <w:rFonts w:ascii="Arial" w:cs="Arial" w:eastAsia="Arial" w:hAnsi="Arial"/>
-                <w:b w:val="false"/>
-                <w:bCs w:val="false"/>
-                <w:i w:val="false"/>
-                <w:iCs w:val="false"/>
-                <w:color w:val="000000"/>
-                <w:sz w:val="18"/>
-                <w:szCs w:val="18"/>
-              </w:rPr>
-              <w:t xml:space="preserve"/>
-            </w:r>
-          </w:p>
-          <w:p>
-            <w:pPr>
-              <w:spacing w:after="40" w:before="0"/>
-              <w:jc w:val="left"/>
-            </w:pPr>
-            <w:r>
-              <w:rPr>
-                <w:rFonts w:ascii="Arial" w:cs="Arial" w:eastAsia="Arial" w:hAnsi="Arial"/>
-                <w:b w:val="false"/>
-                <w:bCs w:val="false"/>
-                <w:i w:val="false"/>
-                <w:iCs w:val="false"/>
-                <w:color w:val="000000"/>
-                <w:sz w:val="18"/>
-                <w:szCs w:val="18"/>
-              </w:rPr>
-              <w:t xml:space="preserve">Lesson 8 — Model Building, DQB Synthesis and Community Sensitisation (Model Building + DQB Closure): Students revise their initial models of the phenomenon (drawn in Lesson 1) to include: microbial types, spore dispersal as transmission route, conditions for growth, infection pathways, and control/prevention strategies. Groups present their final models. Class revisits the full DQB, confirms or revises all questions and predictions. Students draft a short community sensitisation message on food preservation for households in their locality, completing the KICD project requirement. Lesson closes with reflection on how the driving question has been answered.</w:t>
-            </w:r>
-          </w:p>
-        </w:tc>
-      </w:tr>
-      <w:tr>
-        <w:tc>
-          <w:tcPr>
-            <w:tcW w:type="dxa" w:w="3000"/>
-            <w:shd w:fill="EAD1F5" w:color="auto" w:val="clear"/>
-            <w:tcMar>
-              <w:top w:type="dxa" w:w="60"/>
-              <w:left w:type="dxa" w:w="120"/>
-              <w:bottom w:type="dxa" w:w="60"/>
-              <w:right w:type="dxa" w:w="120"/>
-            </w:tcMar>
-            <w:vAlign w:val="top"/>
-          </w:tcPr>
-          <w:p>
-            <w:pPr>
-              <w:spacing w:after="40" w:before="0"/>
-              <w:jc w:val="left"/>
-            </w:pPr>
-            <w:r>
-              <w:rPr>
-                <w:rFonts w:ascii="Arial" w:cs="Arial" w:eastAsia="Arial" w:hAnsi="Arial"/>
-                <w:b/>
-                <w:bCs/>
-                <w:i w:val="false"/>
-                <w:iCs w:val="false"/>
-                <w:color w:val="000000"/>
-                <w:sz w:val="18"/>
-                <w:szCs w:val="18"/>
-              </w:rPr>
-              <w:t xml:space="preserve">Supporting Phenomena</w:t>
-            </w:r>
-          </w:p>
-        </w:tc>
-        <w:tc>
-          <w:tcPr>
-            <w:tcW w:type="dxa" w:w="10680"/>
-            <w:shd w:fill="FFFFFF" w:color="auto" w:val="clear"/>
-            <w:tcMar>
-              <w:top w:type="dxa" w:w="60"/>
-              <w:left w:type="dxa" w:w="120"/>
-              <w:bottom w:type="dxa" w:w="60"/>
-              <w:right w:type="dxa" w:w="120"/>
-            </w:tcMar>
-            <w:vAlign w:val="top"/>
-          </w:tcPr>
-          <w:p>
-            <w:pPr>
-              <w:spacing w:after="30" w:before="0"/>
-              <w:ind w:left="360" w:hanging="180"/>
-              <w:jc w:val="left"/>
-            </w:pPr>
-            <w:r>
-              <w:rPr>
-                <w:rFonts w:ascii="Arial" w:cs="Arial" w:eastAsia="Arial" w:hAnsi="Arial"/>
-                <w:b w:val="false"/>
-                <w:bCs w:val="false"/>
-                <w:i w:val="false"/>
-                <w:iCs w:val="false"/>
-                <w:color w:val="000000"/>
-                <w:sz w:val="18"/>
-                <w:szCs w:val="18"/>
-              </w:rPr>
-              <w:t xml:space="preserve">–  A child in a Nairobi primary school develops white patches inside the mouth (oral thrush) after a course of antibiotics — classmates observe photographs and ask why medicine itself seemed to cause a new infection, linking to fungal opportunistic infections.</w:t>
-            </w:r>
-          </w:p>
-          <w:p>
-            <w:pPr>
-              <w:spacing w:after="30" w:before="0"/>
-              <w:ind w:left="360" w:hanging="180"/>
-              <w:jc w:val="left"/>
-            </w:pPr>
-            <w:r>
-              <w:rPr>
-                <w:rFonts w:ascii="Arial" w:cs="Arial" w:eastAsia="Arial" w:hAnsi="Arial"/>
-                <w:b w:val="false"/>
-                <w:bCs w:val="false"/>
-                <w:i w:val="false"/>
-                <w:iCs w:val="false"/>
-                <w:color w:val="000000"/>
-                <w:sz w:val="18"/>
-                <w:szCs w:val="18"/>
-              </w:rPr>
-              <w:t xml:space="preserve">–  A Mombasa fishing community reports that fish left unrefrigerated for a few hours smell strongly of ammonia and become unsafe to eat far faster than fish stored on ice — linking bacterial decomposition rates to temperature and food safety.</w:t>
-            </w:r>
-          </w:p>
-          <w:p>
-            <w:pPr>
-              <w:spacing w:after="30" w:before="0"/>
-              <w:ind w:left="360" w:hanging="180"/>
-              <w:jc w:val="left"/>
-            </w:pPr>
-            <w:r>
-              <w:rPr>
-                <w:rFonts w:ascii="Arial" w:cs="Arial" w:eastAsia="Arial" w:hAnsi="Arial"/>
-                <w:b w:val="false"/>
-                <w:bCs w:val="false"/>
-                <w:i w:val="false"/>
-                <w:iCs w:val="false"/>
-                <w:color w:val="000000"/>
-                <w:sz w:val="18"/>
-                <w:szCs w:val="18"/>
-              </w:rPr>
-              <w:t xml:space="preserve">–  During the 2023 cholera outbreak along the shores of Lake Victoria, communities using untreated water fell ill while those boiling water did not — providing a real Kenyan context for bacterial transmission via contaminated water and prevention through simple heat treatment.</w:t>
-            </w:r>
-          </w:p>
-          <w:p>
-            <w:pPr>
-              <w:spacing w:after="30" w:before="0"/>
-              <w:ind w:left="360" w:hanging="180"/>
-              <w:jc w:val="left"/>
-            </w:pPr>
-            <w:r>
-              <w:rPr>
-                <w:rFonts w:ascii="Arial" w:cs="Arial" w:eastAsia="Arial" w:hAnsi="Arial"/>
-                <w:b w:val="false"/>
-                <w:bCs w:val="false"/>
-                <w:i w:val="false"/>
-                <w:iCs w:val="false"/>
-                <w:color w:val="000000"/>
-                <w:sz w:val="18"/>
-                <w:szCs w:val="18"/>
-              </w:rPr>
-              <w:t xml:space="preserve">–  Kenyan farmers in Kericho use yoghurt starter cultures and observe that fresh milk transforms into a thick, tangy product overnight — demonstrating the beneficial economic role of bacteria (Lactobacillus) and connecting to the dairy value chain.</w:t>
-            </w:r>
-          </w:p>
-        </w:tc>
-      </w:tr>
-    </w:tbl>
-    <w:p>
-      <w:pPr>
-        <w:spacing w:after="120"/>
-      </w:pPr>
-      <w:r>
-        <w:t xml:space="preserve"/>
       </w:r>
     </w:p>
     <w:p>
@@ -3354,7 +3354,7 @@
               <w:spacing w:after="10" w:before="0"/>
               <w:ind w:left="120"/>
             </w:pPr>
-            <w:hyperlink w:history="1" r:id="rId-nwpfo5d31q5obky6tovp">
+            <w:hyperlink w:history="1" r:id="rId3hdllar_tnwld20int3qk">
               <w:r>
                 <w:rPr>
                   <w:rFonts w:ascii="Arial" w:cs="Arial" w:eastAsia="Arial" w:hAnsi="Arial"/>
@@ -3431,7 +3431,7 @@
               <w:spacing w:after="10" w:before="0"/>
               <w:ind w:left="120"/>
             </w:pPr>
-            <w:hyperlink w:history="1" r:id="rIdnpmh1j6gpzz1lqkazduph">
+            <w:hyperlink w:history="1" r:id="rIdjtkogtfvl60ks68tr4jpm">
               <w:r>
                 <w:rPr>
                   <w:rFonts w:ascii="Arial" w:cs="Arial" w:eastAsia="Arial" w:hAnsi="Arial"/>
@@ -3658,7 +3658,7 @@
               <w:spacing w:after="10" w:before="0"/>
               <w:ind w:left="120"/>
             </w:pPr>
-            <w:hyperlink w:history="1" r:id="rId-dev2kfx3nzeg1a-prfvr">
+            <w:hyperlink w:history="1" r:id="rIdq4emwqf_u1wxiqcalbffg">
               <w:r>
                 <w:rPr>
                   <w:rFonts w:ascii="Arial" w:cs="Arial" w:eastAsia="Arial" w:hAnsi="Arial"/>
@@ -3735,7 +3735,7 @@
               <w:spacing w:after="10" w:before="0"/>
               <w:ind w:left="120"/>
             </w:pPr>
-            <w:hyperlink w:history="1" r:id="rIdejmsyzkdtvj8ipauspqba">
+            <w:hyperlink w:history="1" r:id="rIdip3b7wfl0rbgpre8cqdfn">
               <w:r>
                 <w:rPr>
                   <w:rFonts w:ascii="Arial" w:cs="Arial" w:eastAsia="Arial" w:hAnsi="Arial"/>
@@ -3962,7 +3962,7 @@
               <w:spacing w:after="10" w:before="0"/>
               <w:ind w:left="120"/>
             </w:pPr>
-            <w:hyperlink w:history="1" r:id="rIdo9h-kkpnlfabasb85jztq">
+            <w:hyperlink w:history="1" r:id="rIdwxhmpure2ycyk9oit8e-x">
               <w:r>
                 <w:rPr>
                   <w:rFonts w:ascii="Arial" w:cs="Arial" w:eastAsia="Arial" w:hAnsi="Arial"/>
@@ -4039,7 +4039,7 @@
               <w:spacing w:after="10" w:before="0"/>
               <w:ind w:left="120"/>
             </w:pPr>
-            <w:hyperlink w:history="1" r:id="rIdbiu-u8thqwruypgf_lvol">
+            <w:hyperlink w:history="1" r:id="rId4da4mbxcfiincwgewaknd">
               <w:r>
                 <w:rPr>
                   <w:rFonts w:ascii="Arial" w:cs="Arial" w:eastAsia="Arial" w:hAnsi="Arial"/>
@@ -4266,7 +4266,7 @@
               <w:spacing w:after="10" w:before="0"/>
               <w:ind w:left="120"/>
             </w:pPr>
-            <w:hyperlink w:history="1" r:id="rIdsq2nek7tcywm6mppwtdcv">
+            <w:hyperlink w:history="1" r:id="rIdfrsvd48hblbjuclbodxtc">
               <w:r>
                 <w:rPr>
                   <w:rFonts w:ascii="Arial" w:cs="Arial" w:eastAsia="Arial" w:hAnsi="Arial"/>
@@ -4343,7 +4343,7 @@
               <w:spacing w:after="10" w:before="0"/>
               <w:ind w:left="120"/>
             </w:pPr>
-            <w:hyperlink w:history="1" r:id="rIdvufhafilmjwchxbs2dkiw">
+            <w:hyperlink w:history="1" r:id="rIdtvy1foennyidkhaueg4vj">
               <w:r>
                 <w:rPr>
                   <w:rFonts w:ascii="Arial" w:cs="Arial" w:eastAsia="Arial" w:hAnsi="Arial"/>
@@ -4570,7 +4570,7 @@
               <w:spacing w:after="10" w:before="0"/>
               <w:ind w:left="120"/>
             </w:pPr>
-            <w:hyperlink w:history="1" r:id="rId9bqntev2nlk50ugeo3usj">
+            <w:hyperlink w:history="1" r:id="rIdj_-0kvngvmw20u8iaztmh">
               <w:r>
                 <w:rPr>
                   <w:rFonts w:ascii="Arial" w:cs="Arial" w:eastAsia="Arial" w:hAnsi="Arial"/>
@@ -4647,7 +4647,7 @@
               <w:spacing w:after="10" w:before="0"/>
               <w:ind w:left="120"/>
             </w:pPr>
-            <w:hyperlink w:history="1" r:id="rIduih3n68jq4nq9hkhbunup">
+            <w:hyperlink w:history="1" r:id="rIdzzjb_9xzphkylmfsdqegt">
               <w:r>
                 <w:rPr>
                   <w:rFonts w:ascii="Arial" w:cs="Arial" w:eastAsia="Arial" w:hAnsi="Arial"/>
@@ -5174,7 +5174,7 @@
         </w:rPr>
         <w:t xml:space="preserve">© 2026 SeaVuria and ARES. Aligned with KICD objectives. Developed by SeaVuria; technical implementation by ARES (with AI assistance from Claude). Licensed under </w:t>
       </w:r>
-      <w:hyperlink w:history="1" r:id="rIdteqplttqtqywa9hbn1z8z">
+      <w:hyperlink w:history="1" r:id="rIdabyjqha5k9ui38od1c_dl">
         <w:r>
           <w:rPr>
             <w:rFonts w:ascii="Arial" w:cs="Arial" w:eastAsia="Arial" w:hAnsi="Arial"/>
@@ -5195,7 +5195,7 @@
         </w:rPr>
         <w:t xml:space="preserve"> (</w:t>
       </w:r>
-      <w:hyperlink w:history="1" r:id="rIdmr6k2qhxwcxz-2d1rjcex">
+      <w:hyperlink w:history="1" r:id="rIdwkbqqrvq3orl1ixkirx8i">
         <w:r>
           <w:rPr>
             <w:rFonts w:ascii="Arial" w:cs="Arial" w:eastAsia="Arial" w:hAnsi="Arial"/>
@@ -6208,7 +6208,7 @@
             <w:pPr>
               <w:spacing w:after="20" w:before="0"/>
             </w:pPr>
-            <w:hyperlink w:history="1" r:id="rIdp1vta1xiixxg2igir1ecq">
+            <w:hyperlink w:history="1" r:id="rIdtu-v1el_wbwzls9k2cjhb">
               <w:r>
                 <w:rPr>
                   <w:rFonts w:ascii="Arial" w:cs="Arial" w:eastAsia="Arial" w:hAnsi="Arial"/>
@@ -6241,7 +6241,7 @@
               <w:spacing w:after="10" w:before="0"/>
               <w:ind w:left="120"/>
             </w:pPr>
-            <w:hyperlink w:history="1" r:id="rIdox-uop0qdaxrqpt_vad3e">
+            <w:hyperlink w:history="1" r:id="rIdg5z0dfpxfzt1kmaqlge0e">
               <w:r>
                 <w:rPr>
                   <w:rFonts w:ascii="Arial" w:cs="Arial" w:eastAsia="Arial" w:hAnsi="Arial"/>
@@ -6286,7 +6286,7 @@
             <w:pPr>
               <w:spacing w:after="20" w:before="0"/>
             </w:pPr>
-            <w:hyperlink w:history="1" r:id="rIdiqrzk5l6efe26rbf7kvrc">
+            <w:hyperlink w:history="1" r:id="rIdpxdyr6ujrmzzho8tvrwer">
               <w:r>
                 <w:rPr>
                   <w:rFonts w:ascii="Arial" w:cs="Arial" w:eastAsia="Arial" w:hAnsi="Arial"/>
@@ -6319,7 +6319,7 @@
               <w:spacing w:after="10" w:before="0"/>
               <w:ind w:left="120"/>
             </w:pPr>
-            <w:hyperlink w:history="1" r:id="rIdpp4hqp5ltvcossc975kji">
+            <w:hyperlink w:history="1" r:id="rIdyh-3upkrhaqv9xozidbgm">
               <w:r>
                 <w:rPr>
                   <w:rFonts w:ascii="Arial" w:cs="Arial" w:eastAsia="Arial" w:hAnsi="Arial"/>
@@ -6514,7 +6514,7 @@
             <w:pPr>
               <w:spacing w:after="20" w:before="0"/>
             </w:pPr>
-            <w:hyperlink w:history="1" r:id="rIdz86asolywl-jclevydf04">
+            <w:hyperlink w:history="1" r:id="rIdtw2scczjcdm_uuy0zr7w8">
               <w:r>
                 <w:rPr>
                   <w:rFonts w:ascii="Arial" w:cs="Arial" w:eastAsia="Arial" w:hAnsi="Arial"/>
@@ -6547,7 +6547,7 @@
               <w:spacing w:after="10" w:before="0"/>
               <w:ind w:left="120"/>
             </w:pPr>
-            <w:hyperlink w:history="1" r:id="rIdzfncrr0_k6ujj2oohatau">
+            <w:hyperlink w:history="1" r:id="rIdo-eaeefhapttpsvnzc9ia">
               <w:r>
                 <w:rPr>
                   <w:rFonts w:ascii="Arial" w:cs="Arial" w:eastAsia="Arial" w:hAnsi="Arial"/>
@@ -6592,7 +6592,7 @@
             <w:pPr>
               <w:spacing w:after="20" w:before="0"/>
             </w:pPr>
-            <w:hyperlink w:history="1" r:id="rIdpab-cldkmau1c1jok2jww">
+            <w:hyperlink w:history="1" r:id="rIdrvqfogyyxwlucjpeaxlur">
               <w:r>
                 <w:rPr>
                   <w:rFonts w:ascii="Arial" w:cs="Arial" w:eastAsia="Arial" w:hAnsi="Arial"/>
@@ -6625,7 +6625,7 @@
               <w:spacing w:after="10" w:before="0"/>
               <w:ind w:left="120"/>
             </w:pPr>
-            <w:hyperlink w:history="1" r:id="rIdozeonp9zmjgu1ealdpatk">
+            <w:hyperlink w:history="1" r:id="rId1pvrr9tvejbkh4aouzggu">
               <w:r>
                 <w:rPr>
                   <w:rFonts w:ascii="Arial" w:cs="Arial" w:eastAsia="Arial" w:hAnsi="Arial"/>
@@ -6820,7 +6820,7 @@
             <w:pPr>
               <w:spacing w:after="20" w:before="0"/>
             </w:pPr>
-            <w:hyperlink w:history="1" r:id="rIdileookhle10ockcuuafkk">
+            <w:hyperlink w:history="1" r:id="rIdeszxuzl0omwhd_bpulsbk">
               <w:r>
                 <w:rPr>
                   <w:rFonts w:ascii="Arial" w:cs="Arial" w:eastAsia="Arial" w:hAnsi="Arial"/>
@@ -6853,7 +6853,7 @@
               <w:spacing w:after="10" w:before="0"/>
               <w:ind w:left="120"/>
             </w:pPr>
-            <w:hyperlink w:history="1" r:id="rId7i8hxzghtwkrer8nsva-p">
+            <w:hyperlink w:history="1" r:id="rIdkjmsr5alnf8d_rbtnc9ia">
               <w:r>
                 <w:rPr>
                   <w:rFonts w:ascii="Arial" w:cs="Arial" w:eastAsia="Arial" w:hAnsi="Arial"/>
@@ -6898,7 +6898,7 @@
             <w:pPr>
               <w:spacing w:after="20" w:before="0"/>
             </w:pPr>
-            <w:hyperlink w:history="1" r:id="rId5q9dexck0vgojx-dowow5">
+            <w:hyperlink w:history="1" r:id="rIdfh3ezp8qqpk-19ptkjx2d">
               <w:r>
                 <w:rPr>
                   <w:rFonts w:ascii="Arial" w:cs="Arial" w:eastAsia="Arial" w:hAnsi="Arial"/>
@@ -6931,7 +6931,7 @@
               <w:spacing w:after="10" w:before="0"/>
               <w:ind w:left="120"/>
             </w:pPr>
-            <w:hyperlink w:history="1" r:id="rIdg5nx3h3mxx6pblhucihpp">
+            <w:hyperlink w:history="1" r:id="rIdhxg0iansl8ijraio6spil">
               <w:r>
                 <w:rPr>
                   <w:rFonts w:ascii="Arial" w:cs="Arial" w:eastAsia="Arial" w:hAnsi="Arial"/>
@@ -7126,7 +7126,7 @@
             <w:pPr>
               <w:spacing w:after="20" w:before="0"/>
             </w:pPr>
-            <w:hyperlink w:history="1" r:id="rIdtabbhwbaoilcsgxitcx0n">
+            <w:hyperlink w:history="1" r:id="rIdkz6ihdod_tufpf9lxlise">
               <w:r>
                 <w:rPr>
                   <w:rFonts w:ascii="Arial" w:cs="Arial" w:eastAsia="Arial" w:hAnsi="Arial"/>
@@ -7159,7 +7159,7 @@
               <w:spacing w:after="10" w:before="0"/>
               <w:ind w:left="120"/>
             </w:pPr>
-            <w:hyperlink w:history="1" r:id="rIdeowpbcfeurrvhzxrurw0y">
+            <w:hyperlink w:history="1" r:id="rIdsgay-s3cpl4wkywtibtuk">
               <w:r>
                 <w:rPr>
                   <w:rFonts w:ascii="Arial" w:cs="Arial" w:eastAsia="Arial" w:hAnsi="Arial"/>
@@ -7204,7 +7204,7 @@
             <w:pPr>
               <w:spacing w:after="20" w:before="0"/>
             </w:pPr>
-            <w:hyperlink w:history="1" r:id="rIdwezhv60p3wsbxnqoqf0bv">
+            <w:hyperlink w:history="1" r:id="rIdy1r6x8ggggddanzll8-vr">
               <w:r>
                 <w:rPr>
                   <w:rFonts w:ascii="Arial" w:cs="Arial" w:eastAsia="Arial" w:hAnsi="Arial"/>
@@ -7237,7 +7237,7 @@
               <w:spacing w:after="10" w:before="0"/>
               <w:ind w:left="120"/>
             </w:pPr>
-            <w:hyperlink w:history="1" r:id="rIdktf_htoxkznndh85gjrns">
+            <w:hyperlink w:history="1" r:id="rIdqy-7fax-cuvpvfrd-wsw_">
               <w:r>
                 <w:rPr>
                   <w:rFonts w:ascii="Arial" w:cs="Arial" w:eastAsia="Arial" w:hAnsi="Arial"/>
@@ -7432,7 +7432,7 @@
             <w:pPr>
               <w:spacing w:after="20" w:before="0"/>
             </w:pPr>
-            <w:hyperlink w:history="1" r:id="rIdlgdyw477eyjhkhtct4lob">
+            <w:hyperlink w:history="1" r:id="rIdsz2wqrpq2nlwbud00fkre">
               <w:r>
                 <w:rPr>
                   <w:rFonts w:ascii="Arial" w:cs="Arial" w:eastAsia="Arial" w:hAnsi="Arial"/>
@@ -7465,7 +7465,7 @@
               <w:spacing w:after="10" w:before="0"/>
               <w:ind w:left="120"/>
             </w:pPr>
-            <w:hyperlink w:history="1" r:id="rIdbj4mf_zmsgpxfbxajdp2s">
+            <w:hyperlink w:history="1" r:id="rIdebzjzj2guzgdr2ph9gjj9">
               <w:r>
                 <w:rPr>
                   <w:rFonts w:ascii="Arial" w:cs="Arial" w:eastAsia="Arial" w:hAnsi="Arial"/>
@@ -7510,7 +7510,7 @@
             <w:pPr>
               <w:spacing w:after="20" w:before="0"/>
             </w:pPr>
-            <w:hyperlink w:history="1" r:id="rIdsfzqszf3f5xpuohwciptr">
+            <w:hyperlink w:history="1" r:id="rIdboepyewjyqg3vkx2olm98">
               <w:r>
                 <w:rPr>
                   <w:rFonts w:ascii="Arial" w:cs="Arial" w:eastAsia="Arial" w:hAnsi="Arial"/>
@@ -7543,7 +7543,7 @@
               <w:spacing w:after="10" w:before="0"/>
               <w:ind w:left="120"/>
             </w:pPr>
-            <w:hyperlink w:history="1" r:id="rIdyzc7iu29klxgpnbioonyg">
+            <w:hyperlink w:history="1" r:id="rIdzvy3n06jzz2yzygtk3jwi">
               <w:r>
                 <w:rPr>
                   <w:rFonts w:ascii="Arial" w:cs="Arial" w:eastAsia="Arial" w:hAnsi="Arial"/>
@@ -8055,7 +8055,7 @@
         </w:rPr>
         <w:t xml:space="preserve">© 2026 SeaVuria and ARES. Aligned with KICD objectives. Developed by SeaVuria; technical implementation by ARES (with AI assistance from Claude). Licensed under </w:t>
       </w:r>
-      <w:hyperlink w:history="1" r:id="rIdwowxbncmm5l_tveo_meii">
+      <w:hyperlink w:history="1" r:id="rIdf5xakhm2mveq1hke95h_y">
         <w:r>
           <w:rPr>
             <w:rFonts w:ascii="Arial" w:cs="Arial" w:eastAsia="Arial" w:hAnsi="Arial"/>
@@ -8076,7 +8076,7 @@
         </w:rPr>
         <w:t xml:space="preserve"> (</w:t>
       </w:r>
-      <w:hyperlink w:history="1" r:id="rId_vef85zghbsypbomrbzvt">
+      <w:hyperlink w:history="1" r:id="rId3oicjei0_uhhd45lj6-9p">
         <w:r>
           <w:rPr>
             <w:rFonts w:ascii="Arial" w:cs="Arial" w:eastAsia="Arial" w:hAnsi="Arial"/>
@@ -9089,7 +9089,7 @@
             <w:pPr>
               <w:spacing w:after="20" w:before="0"/>
             </w:pPr>
-            <w:hyperlink w:history="1" r:id="rIdizt5uczgarq4w4mvfutbt">
+            <w:hyperlink w:history="1" r:id="rIdoyigxtatvqgpxyl8rmwjj">
               <w:r>
                 <w:rPr>
                   <w:rFonts w:ascii="Arial" w:cs="Arial" w:eastAsia="Arial" w:hAnsi="Arial"/>
@@ -9122,7 +9122,7 @@
               <w:spacing w:after="10" w:before="0"/>
               <w:ind w:left="120"/>
             </w:pPr>
-            <w:hyperlink w:history="1" r:id="rIdrbvv6soak1zva6wfocfxz">
+            <w:hyperlink w:history="1" r:id="rIdumbe0khpgvmyrfxtk6iac">
               <w:r>
                 <w:rPr>
                   <w:rFonts w:ascii="Arial" w:cs="Arial" w:eastAsia="Arial" w:hAnsi="Arial"/>
@@ -9167,7 +9167,7 @@
             <w:pPr>
               <w:spacing w:after="20" w:before="0"/>
             </w:pPr>
-            <w:hyperlink w:history="1" r:id="rIdvvk_j_jficzel-chh7ri9">
+            <w:hyperlink w:history="1" r:id="rIdb_x8qhugxjgqlznnbpiql">
               <w:r>
                 <w:rPr>
                   <w:rFonts w:ascii="Arial" w:cs="Arial" w:eastAsia="Arial" w:hAnsi="Arial"/>
@@ -9200,7 +9200,7 @@
               <w:spacing w:after="10" w:before="0"/>
               <w:ind w:left="120"/>
             </w:pPr>
-            <w:hyperlink w:history="1" r:id="rIde6nt2bikrg8bwzktczo5n">
+            <w:hyperlink w:history="1" r:id="rIdhm-wgk5helxdmlnsmfqv6">
               <w:r>
                 <w:rPr>
                   <w:rFonts w:ascii="Arial" w:cs="Arial" w:eastAsia="Arial" w:hAnsi="Arial"/>
@@ -9395,7 +9395,7 @@
             <w:pPr>
               <w:spacing w:after="20" w:before="0"/>
             </w:pPr>
-            <w:hyperlink w:history="1" r:id="rIdyoqvpjyo2ildeigoxcoox">
+            <w:hyperlink w:history="1" r:id="rIda9lqg4-sscd8b8osuay5a">
               <w:r>
                 <w:rPr>
                   <w:rFonts w:ascii="Arial" w:cs="Arial" w:eastAsia="Arial" w:hAnsi="Arial"/>
@@ -9428,7 +9428,7 @@
               <w:spacing w:after="10" w:before="0"/>
               <w:ind w:left="120"/>
             </w:pPr>
-            <w:hyperlink w:history="1" r:id="rIdnwqox9nnmactp0yrzjsxj">
+            <w:hyperlink w:history="1" r:id="rIdihynhp77uf0ys7s3tt1m9">
               <w:r>
                 <w:rPr>
                   <w:rFonts w:ascii="Arial" w:cs="Arial" w:eastAsia="Arial" w:hAnsi="Arial"/>
@@ -9473,7 +9473,7 @@
             <w:pPr>
               <w:spacing w:after="20" w:before="0"/>
             </w:pPr>
-            <w:hyperlink w:history="1" r:id="rIdyk92u5xlq_mxiq27-3zrl">
+            <w:hyperlink w:history="1" r:id="rIdbwmfnlwkh-onagwdnjaqe">
               <w:r>
                 <w:rPr>
                   <w:rFonts w:ascii="Arial" w:cs="Arial" w:eastAsia="Arial" w:hAnsi="Arial"/>
@@ -9506,7 +9506,7 @@
               <w:spacing w:after="10" w:before="0"/>
               <w:ind w:left="120"/>
             </w:pPr>
-            <w:hyperlink w:history="1" r:id="rIdqhohybtvzhizo5tow5igm">
+            <w:hyperlink w:history="1" r:id="rIdkfasexrsbtyktnbyu9lol">
               <w:r>
                 <w:rPr>
                   <w:rFonts w:ascii="Arial" w:cs="Arial" w:eastAsia="Arial" w:hAnsi="Arial"/>
@@ -9701,7 +9701,7 @@
             <w:pPr>
               <w:spacing w:after="20" w:before="0"/>
             </w:pPr>
-            <w:hyperlink w:history="1" r:id="rIdgcgfear1-pxwz1l_6zmwy">
+            <w:hyperlink w:history="1" r:id="rIdaftd7powvgla6yfdvayzm">
               <w:r>
                 <w:rPr>
                   <w:rFonts w:ascii="Arial" w:cs="Arial" w:eastAsia="Arial" w:hAnsi="Arial"/>
@@ -9734,7 +9734,7 @@
               <w:spacing w:after="10" w:before="0"/>
               <w:ind w:left="120"/>
             </w:pPr>
-            <w:hyperlink w:history="1" r:id="rIdumjnslgnuhru-em3dyclp">
+            <w:hyperlink w:history="1" r:id="rIdr2-peo-7h-gkou8akvp-u">
               <w:r>
                 <w:rPr>
                   <w:rFonts w:ascii="Arial" w:cs="Arial" w:eastAsia="Arial" w:hAnsi="Arial"/>
@@ -9779,7 +9779,7 @@
             <w:pPr>
               <w:spacing w:after="20" w:before="0"/>
             </w:pPr>
-            <w:hyperlink w:history="1" r:id="rIdsdymsk2nb1_t924kqwdpx">
+            <w:hyperlink w:history="1" r:id="rId0z5yumisnysw6kicxelks">
               <w:r>
                 <w:rPr>
                   <w:rFonts w:ascii="Arial" w:cs="Arial" w:eastAsia="Arial" w:hAnsi="Arial"/>
@@ -9812,7 +9812,7 @@
               <w:spacing w:after="10" w:before="0"/>
               <w:ind w:left="120"/>
             </w:pPr>
-            <w:hyperlink w:history="1" r:id="rIdjoaecyllmg8vxpytgojne">
+            <w:hyperlink w:history="1" r:id="rIdbbb7qfjdtp0szckzfek18">
               <w:r>
                 <w:rPr>
                   <w:rFonts w:ascii="Arial" w:cs="Arial" w:eastAsia="Arial" w:hAnsi="Arial"/>
@@ -10007,7 +10007,7 @@
             <w:pPr>
               <w:spacing w:after="20" w:before="0"/>
             </w:pPr>
-            <w:hyperlink w:history="1" r:id="rIdrwrtvzfu8kj4ixowaw6nd">
+            <w:hyperlink w:history="1" r:id="rIdhlwhx4xfbwr1dvkmmrgsm">
               <w:r>
                 <w:rPr>
                   <w:rFonts w:ascii="Arial" w:cs="Arial" w:eastAsia="Arial" w:hAnsi="Arial"/>
@@ -10040,7 +10040,7 @@
               <w:spacing w:after="10" w:before="0"/>
               <w:ind w:left="120"/>
             </w:pPr>
-            <w:hyperlink w:history="1" r:id="rIdtcpr7ivyv-ibyapumtxm1">
+            <w:hyperlink w:history="1" r:id="rIddh3fdnv8q94pylzmzdqiz">
               <w:r>
                 <w:rPr>
                   <w:rFonts w:ascii="Arial" w:cs="Arial" w:eastAsia="Arial" w:hAnsi="Arial"/>
@@ -10085,7 +10085,7 @@
             <w:pPr>
               <w:spacing w:after="20" w:before="0"/>
             </w:pPr>
-            <w:hyperlink w:history="1" r:id="rId4yt3jkzjesn1-gh5s0-a2">
+            <w:hyperlink w:history="1" r:id="rIdo-f6n-l1iqkhhgxnzm89a">
               <w:r>
                 <w:rPr>
                   <w:rFonts w:ascii="Arial" w:cs="Arial" w:eastAsia="Arial" w:hAnsi="Arial"/>
@@ -10118,7 +10118,7 @@
               <w:spacing w:after="10" w:before="0"/>
               <w:ind w:left="120"/>
             </w:pPr>
-            <w:hyperlink w:history="1" r:id="rId9cycoq9_219u19zald0om">
+            <w:hyperlink w:history="1" r:id="rIdmblxr9m7u42adrfnu5mh2">
               <w:r>
                 <w:rPr>
                   <w:rFonts w:ascii="Arial" w:cs="Arial" w:eastAsia="Arial" w:hAnsi="Arial"/>
@@ -10313,7 +10313,7 @@
             <w:pPr>
               <w:spacing w:after="20" w:before="0"/>
             </w:pPr>
-            <w:hyperlink w:history="1" r:id="rId41dchiuynq5fr0cm0h1ml">
+            <w:hyperlink w:history="1" r:id="rId7b7104uhtdd09beof6gvz">
               <w:r>
                 <w:rPr>
                   <w:rFonts w:ascii="Arial" w:cs="Arial" w:eastAsia="Arial" w:hAnsi="Arial"/>
@@ -10346,7 +10346,7 @@
               <w:spacing w:after="10" w:before="0"/>
               <w:ind w:left="120"/>
             </w:pPr>
-            <w:hyperlink w:history="1" r:id="rIdwzi2ryn54n8cb4ahsdezv">
+            <w:hyperlink w:history="1" r:id="rIdfmzasoqb84tfhnni_5w0y">
               <w:r>
                 <w:rPr>
                   <w:rFonts w:ascii="Arial" w:cs="Arial" w:eastAsia="Arial" w:hAnsi="Arial"/>
@@ -10391,7 +10391,7 @@
             <w:pPr>
               <w:spacing w:after="20" w:before="0"/>
             </w:pPr>
-            <w:hyperlink w:history="1" r:id="rIdpghwqpd65_0wmauejfrvw">
+            <w:hyperlink w:history="1" r:id="rIdgu4nhj38oxvv4aarfnggk">
               <w:r>
                 <w:rPr>
                   <w:rFonts w:ascii="Arial" w:cs="Arial" w:eastAsia="Arial" w:hAnsi="Arial"/>
@@ -10424,7 +10424,7 @@
               <w:spacing w:after="10" w:before="0"/>
               <w:ind w:left="120"/>
             </w:pPr>
-            <w:hyperlink w:history="1" r:id="rIdzaxqhcafeceazkx79mqrj">
+            <w:hyperlink w:history="1" r:id="rIdzi3scdivmgksb9qubbagj">
               <w:r>
                 <w:rPr>
                   <w:rFonts w:ascii="Arial" w:cs="Arial" w:eastAsia="Arial" w:hAnsi="Arial"/>
@@ -10936,7 +10936,7 @@
         </w:rPr>
         <w:t xml:space="preserve">© 2026 SeaVuria and ARES. Aligned with KICD objectives. Developed by SeaVuria; technical implementation by ARES (with AI assistance from Claude). Licensed under </w:t>
       </w:r>
-      <w:hyperlink w:history="1" r:id="rId9gucakpofbscbt_r2fcya">
+      <w:hyperlink w:history="1" r:id="rId4f1adrfny59w4ly_wodm-">
         <w:r>
           <w:rPr>
             <w:rFonts w:ascii="Arial" w:cs="Arial" w:eastAsia="Arial" w:hAnsi="Arial"/>
@@ -10957,7 +10957,7 @@
         </w:rPr>
         <w:t xml:space="preserve"> (</w:t>
       </w:r>
-      <w:hyperlink w:history="1" r:id="rIdqvxmbbgzbvllby-tpupky">
+      <w:hyperlink w:history="1" r:id="rIduixvr0ifanj5vm0gx-8vy">
         <w:r>
           <w:rPr>
             <w:rFonts w:ascii="Arial" w:cs="Arial" w:eastAsia="Arial" w:hAnsi="Arial"/>
@@ -11987,7 +11987,7 @@
               <w:spacing w:after="10" w:before="0"/>
               <w:ind w:left="120"/>
             </w:pPr>
-            <w:hyperlink w:history="1" r:id="rId9plqpvboaruhjngaoh1s5">
+            <w:hyperlink w:history="1" r:id="rId2dt_o6xve6ikrxaaeroyn">
               <w:r>
                 <w:rPr>
                   <w:rFonts w:ascii="Arial" w:cs="Arial" w:eastAsia="Arial" w:hAnsi="Arial"/>
@@ -12064,7 +12064,7 @@
               <w:spacing w:after="10" w:before="0"/>
               <w:ind w:left="120"/>
             </w:pPr>
-            <w:hyperlink w:history="1" r:id="rIdpxxd-ujom_oznk-znmwtx">
+            <w:hyperlink w:history="1" r:id="rIdgjdddadgbpl3swqs-o_i5">
               <w:r>
                 <w:rPr>
                   <w:rFonts w:ascii="Arial" w:cs="Arial" w:eastAsia="Arial" w:hAnsi="Arial"/>
@@ -12291,7 +12291,7 @@
               <w:spacing w:after="10" w:before="0"/>
               <w:ind w:left="120"/>
             </w:pPr>
-            <w:hyperlink w:history="1" r:id="rIdxk2tgaydokxtcoxwkl0ty">
+            <w:hyperlink w:history="1" r:id="rIdlnsgsiwl24g0_lxbvk8ng">
               <w:r>
                 <w:rPr>
                   <w:rFonts w:ascii="Arial" w:cs="Arial" w:eastAsia="Arial" w:hAnsi="Arial"/>
@@ -12368,7 +12368,7 @@
               <w:spacing w:after="10" w:before="0"/>
               <w:ind w:left="120"/>
             </w:pPr>
-            <w:hyperlink w:history="1" r:id="rIdsdqzecy1yku5st0wlw5wn">
+            <w:hyperlink w:history="1" r:id="rId6_awypbbksavocybjihdm">
               <w:r>
                 <w:rPr>
                   <w:rFonts w:ascii="Arial" w:cs="Arial" w:eastAsia="Arial" w:hAnsi="Arial"/>
@@ -12750,7 +12750,7 @@
               <w:spacing w:after="10" w:before="0"/>
               <w:ind w:left="120"/>
             </w:pPr>
-            <w:hyperlink w:history="1" r:id="rIdwfgdeiudedxbnwaqglzyw">
+            <w:hyperlink w:history="1" r:id="rIdurq-kn0rxifnso6nkq_qm">
               <w:r>
                 <w:rPr>
                   <w:rFonts w:ascii="Arial" w:cs="Arial" w:eastAsia="Arial" w:hAnsi="Arial"/>
@@ -12827,7 +12827,7 @@
               <w:spacing w:after="10" w:before="0"/>
               <w:ind w:left="120"/>
             </w:pPr>
-            <w:hyperlink w:history="1" r:id="rIdyqhtor1ketnkq4f5yoais">
+            <w:hyperlink w:history="1" r:id="rIdc0tqua-u74vzlfopgeu8q">
               <w:r>
                 <w:rPr>
                   <w:rFonts w:ascii="Arial" w:cs="Arial" w:eastAsia="Arial" w:hAnsi="Arial"/>
@@ -13054,7 +13054,7 @@
               <w:spacing w:after="10" w:before="0"/>
               <w:ind w:left="120"/>
             </w:pPr>
-            <w:hyperlink w:history="1" r:id="rIdzftovottuvghewe_wxnip">
+            <w:hyperlink w:history="1" r:id="rIdxxb_hhldvpp3_ycwca2qa">
               <w:r>
                 <w:rPr>
                   <w:rFonts w:ascii="Arial" w:cs="Arial" w:eastAsia="Arial" w:hAnsi="Arial"/>
@@ -13131,7 +13131,7 @@
               <w:spacing w:after="10" w:before="0"/>
               <w:ind w:left="120"/>
             </w:pPr>
-            <w:hyperlink w:history="1" r:id="rIdapdou6xnlve8ihp1rb6n9">
+            <w:hyperlink w:history="1" r:id="rIdi3moynvxqz9qod5idww1v">
               <w:r>
                 <w:rPr>
                   <w:rFonts w:ascii="Arial" w:cs="Arial" w:eastAsia="Arial" w:hAnsi="Arial"/>
@@ -13358,7 +13358,7 @@
               <w:spacing w:after="10" w:before="0"/>
               <w:ind w:left="120"/>
             </w:pPr>
-            <w:hyperlink w:history="1" r:id="rIdcnl11prpr86ldvi53eu9z">
+            <w:hyperlink w:history="1" r:id="rIdytctrwgugdzpi2zeihf1p">
               <w:r>
                 <w:rPr>
                   <w:rFonts w:ascii="Arial" w:cs="Arial" w:eastAsia="Arial" w:hAnsi="Arial"/>
@@ -13435,7 +13435,7 @@
               <w:spacing w:after="10" w:before="0"/>
               <w:ind w:left="120"/>
             </w:pPr>
-            <w:hyperlink w:history="1" r:id="rId0j3fuduk7kctsglgreazg">
+            <w:hyperlink w:history="1" r:id="rIdf387dsk_zv9ofowdr4skf">
               <w:r>
                 <w:rPr>
                   <w:rFonts w:ascii="Arial" w:cs="Arial" w:eastAsia="Arial" w:hAnsi="Arial"/>
@@ -13962,7 +13962,7 @@
         </w:rPr>
         <w:t xml:space="preserve">© 2026 SeaVuria and ARES. Aligned with KICD objectives. Developed by SeaVuria; technical implementation by ARES (with AI assistance from Claude). Licensed under </w:t>
       </w:r>
-      <w:hyperlink w:history="1" r:id="rIdgh-wtlspvkm99uhsizhvo">
+      <w:hyperlink w:history="1" r:id="rIdrnamyq9_od4xrlhrn5b7p">
         <w:r>
           <w:rPr>
             <w:rFonts w:ascii="Arial" w:cs="Arial" w:eastAsia="Arial" w:hAnsi="Arial"/>
@@ -13983,7 +13983,7 @@
         </w:rPr>
         <w:t xml:space="preserve"> (</w:t>
       </w:r>
-      <w:hyperlink w:history="1" r:id="rIdjs5bykt3slq_9fvowcjlu">
+      <w:hyperlink w:history="1" r:id="rIdqpsts2hfozfmq1aortcgn">
         <w:r>
           <w:rPr>
             <w:rFonts w:ascii="Arial" w:cs="Arial" w:eastAsia="Arial" w:hAnsi="Arial"/>
@@ -14996,7 +14996,7 @@
             <w:pPr>
               <w:spacing w:after="20" w:before="0"/>
             </w:pPr>
-            <w:hyperlink w:history="1" r:id="rId9auzeimkmokcjhfy6b4t2">
+            <w:hyperlink w:history="1" r:id="rIdgr0oconxsbqxcwof82lfc">
               <w:r>
                 <w:rPr>
                   <w:rFonts w:ascii="Arial" w:cs="Arial" w:eastAsia="Arial" w:hAnsi="Arial"/>
@@ -15029,7 +15029,7 @@
               <w:spacing w:after="10" w:before="0"/>
               <w:ind w:left="120"/>
             </w:pPr>
-            <w:hyperlink w:history="1" r:id="rIdvum8vpbwdponn-pzeyh0j">
+            <w:hyperlink w:history="1" r:id="rIdflx2esasxu8g-8qmv7wzh">
               <w:r>
                 <w:rPr>
                   <w:rFonts w:ascii="Arial" w:cs="Arial" w:eastAsia="Arial" w:hAnsi="Arial"/>
@@ -15074,7 +15074,7 @@
             <w:pPr>
               <w:spacing w:after="20" w:before="0"/>
             </w:pPr>
-            <w:hyperlink w:history="1" r:id="rIdez0wd0fb391gzevuhrjzj">
+            <w:hyperlink w:history="1" r:id="rIdu0f5nwlqqsvbt5yhs3vrz">
               <w:r>
                 <w:rPr>
                   <w:rFonts w:ascii="Arial" w:cs="Arial" w:eastAsia="Arial" w:hAnsi="Arial"/>
@@ -15107,7 +15107,7 @@
               <w:spacing w:after="10" w:before="0"/>
               <w:ind w:left="120"/>
             </w:pPr>
-            <w:hyperlink w:history="1" r:id="rIdvymmtynn4nzd-8mlvcfgp">
+            <w:hyperlink w:history="1" r:id="rIdz2dca_jr7evy0euc9fpul">
               <w:r>
                 <w:rPr>
                   <w:rFonts w:ascii="Arial" w:cs="Arial" w:eastAsia="Arial" w:hAnsi="Arial"/>
@@ -15302,7 +15302,7 @@
             <w:pPr>
               <w:spacing w:after="20" w:before="0"/>
             </w:pPr>
-            <w:hyperlink w:history="1" r:id="rId2xhnux7vezsxlwz86yvv-">
+            <w:hyperlink w:history="1" r:id="rId3imk-o0efix0x5gpye8vx">
               <w:r>
                 <w:rPr>
                   <w:rFonts w:ascii="Arial" w:cs="Arial" w:eastAsia="Arial" w:hAnsi="Arial"/>
@@ -15335,7 +15335,7 @@
               <w:spacing w:after="10" w:before="0"/>
               <w:ind w:left="120"/>
             </w:pPr>
-            <w:hyperlink w:history="1" r:id="rIdyb1vhmbkzlmeynveqa7bp">
+            <w:hyperlink w:history="1" r:id="rIdldg8mmmj-opznddkkvqh4">
               <w:r>
                 <w:rPr>
                   <w:rFonts w:ascii="Arial" w:cs="Arial" w:eastAsia="Arial" w:hAnsi="Arial"/>
@@ -15380,7 +15380,7 @@
             <w:pPr>
               <w:spacing w:after="20" w:before="0"/>
             </w:pPr>
-            <w:hyperlink w:history="1" r:id="rIdgeg_-qaaoskupdyigssc0">
+            <w:hyperlink w:history="1" r:id="rIdxzoxzo7ysms5zbkidaw7o">
               <w:r>
                 <w:rPr>
                   <w:rFonts w:ascii="Arial" w:cs="Arial" w:eastAsia="Arial" w:hAnsi="Arial"/>
@@ -15413,7 +15413,7 @@
               <w:spacing w:after="10" w:before="0"/>
               <w:ind w:left="120"/>
             </w:pPr>
-            <w:hyperlink w:history="1" r:id="rIdsqnwje9ydguxnz2juyylf">
+            <w:hyperlink w:history="1" r:id="rId-ejwm7m_nbiddcmxnd4eb">
               <w:r>
                 <w:rPr>
                   <w:rFonts w:ascii="Arial" w:cs="Arial" w:eastAsia="Arial" w:hAnsi="Arial"/>
@@ -15608,7 +15608,7 @@
             <w:pPr>
               <w:spacing w:after="20" w:before="0"/>
             </w:pPr>
-            <w:hyperlink w:history="1" r:id="rIdfw1kvgpvxyadre5it1hxa">
+            <w:hyperlink w:history="1" r:id="rIdaid7zvhemffk2px-nb3mr">
               <w:r>
                 <w:rPr>
                   <w:rFonts w:ascii="Arial" w:cs="Arial" w:eastAsia="Arial" w:hAnsi="Arial"/>
@@ -15641,7 +15641,7 @@
               <w:spacing w:after="10" w:before="0"/>
               <w:ind w:left="120"/>
             </w:pPr>
-            <w:hyperlink w:history="1" r:id="rIdwrwwfqg6cfybjwnjie-qt">
+            <w:hyperlink w:history="1" r:id="rIdchz-vhz7op_egeh4kifoc">
               <w:r>
                 <w:rPr>
                   <w:rFonts w:ascii="Arial" w:cs="Arial" w:eastAsia="Arial" w:hAnsi="Arial"/>
@@ -15686,7 +15686,7 @@
             <w:pPr>
               <w:spacing w:after="20" w:before="0"/>
             </w:pPr>
-            <w:hyperlink w:history="1" r:id="rIdiilbskd48vs02wztzxaqm">
+            <w:hyperlink w:history="1" r:id="rIdfq4ua8lm2v9simqk0z6wx">
               <w:r>
                 <w:rPr>
                   <w:rFonts w:ascii="Arial" w:cs="Arial" w:eastAsia="Arial" w:hAnsi="Arial"/>
@@ -15719,7 +15719,7 @@
               <w:spacing w:after="10" w:before="0"/>
               <w:ind w:left="120"/>
             </w:pPr>
-            <w:hyperlink w:history="1" r:id="rIdxxamomcyqqllrbdanutcr">
+            <w:hyperlink w:history="1" r:id="rId1yuf1a1uos6ofnn9ztnae">
               <w:r>
                 <w:rPr>
                   <w:rFonts w:ascii="Arial" w:cs="Arial" w:eastAsia="Arial" w:hAnsi="Arial"/>
@@ -15914,7 +15914,7 @@
             <w:pPr>
               <w:spacing w:after="20" w:before="0"/>
             </w:pPr>
-            <w:hyperlink w:history="1" r:id="rIdmqe0b2nhbrkjri4nwhgrk">
+            <w:hyperlink w:history="1" r:id="rIdithyjz8cv53rzkvs7bxwm">
               <w:r>
                 <w:rPr>
                   <w:rFonts w:ascii="Arial" w:cs="Arial" w:eastAsia="Arial" w:hAnsi="Arial"/>
@@ -15947,7 +15947,7 @@
               <w:spacing w:after="10" w:before="0"/>
               <w:ind w:left="120"/>
             </w:pPr>
-            <w:hyperlink w:history="1" r:id="rIdn6supiqtrzlhziz9y79vt">
+            <w:hyperlink w:history="1" r:id="rIdejdc1gr2uewuxaujgun3s">
               <w:r>
                 <w:rPr>
                   <w:rFonts w:ascii="Arial" w:cs="Arial" w:eastAsia="Arial" w:hAnsi="Arial"/>
@@ -15992,7 +15992,7 @@
             <w:pPr>
               <w:spacing w:after="20" w:before="0"/>
             </w:pPr>
-            <w:hyperlink w:history="1" r:id="rIdoxbkp68tqpofcg-rdrsig">
+            <w:hyperlink w:history="1" r:id="rIdw2pmlfbh_tsztnms6mfz8">
               <w:r>
                 <w:rPr>
                   <w:rFonts w:ascii="Arial" w:cs="Arial" w:eastAsia="Arial" w:hAnsi="Arial"/>
@@ -16025,7 +16025,7 @@
               <w:spacing w:after="10" w:before="0"/>
               <w:ind w:left="120"/>
             </w:pPr>
-            <w:hyperlink w:history="1" r:id="rIdjuteu3lbuibl3y9wtaan0">
+            <w:hyperlink w:history="1" r:id="rId_hpsne4ha04a3mmz7lx4l">
               <w:r>
                 <w:rPr>
                   <w:rFonts w:ascii="Arial" w:cs="Arial" w:eastAsia="Arial" w:hAnsi="Arial"/>
@@ -16220,7 +16220,7 @@
             <w:pPr>
               <w:spacing w:after="20" w:before="0"/>
             </w:pPr>
-            <w:hyperlink w:history="1" r:id="rId-d_am28qhutuwtfzers-m">
+            <w:hyperlink w:history="1" r:id="rIddzrsfb_i3zi8wjwqk15aa">
               <w:r>
                 <w:rPr>
                   <w:rFonts w:ascii="Arial" w:cs="Arial" w:eastAsia="Arial" w:hAnsi="Arial"/>
@@ -16253,7 +16253,7 @@
               <w:spacing w:after="10" w:before="0"/>
               <w:ind w:left="120"/>
             </w:pPr>
-            <w:hyperlink w:history="1" r:id="rIdlu9df-rkzhn5gnmyfa7dv">
+            <w:hyperlink w:history="1" r:id="rIdu3nyhmpyzwghlky2qcl5o">
               <w:r>
                 <w:rPr>
                   <w:rFonts w:ascii="Arial" w:cs="Arial" w:eastAsia="Arial" w:hAnsi="Arial"/>
@@ -16298,7 +16298,7 @@
             <w:pPr>
               <w:spacing w:after="20" w:before="0"/>
             </w:pPr>
-            <w:hyperlink w:history="1" r:id="rIdjgygd6-pxs5_hobdwzsky">
+            <w:hyperlink w:history="1" r:id="rIdp8mr71jhli3rbrk8_mat_">
               <w:r>
                 <w:rPr>
                   <w:rFonts w:ascii="Arial" w:cs="Arial" w:eastAsia="Arial" w:hAnsi="Arial"/>
@@ -16331,7 +16331,7 @@
               <w:spacing w:after="10" w:before="0"/>
               <w:ind w:left="120"/>
             </w:pPr>
-            <w:hyperlink w:history="1" r:id="rIdz20gyilpkjxftvtgeb23z">
+            <w:hyperlink w:history="1" r:id="rIdrlwe0prqsb-mulcvaogyb">
               <w:r>
                 <w:rPr>
                   <w:rFonts w:ascii="Arial" w:cs="Arial" w:eastAsia="Arial" w:hAnsi="Arial"/>
@@ -16938,7 +16938,7 @@
         </w:rPr>
         <w:t xml:space="preserve">© 2026 SeaVuria and ARES. Aligned with KICD objectives. Developed by SeaVuria; technical implementation by ARES (with AI assistance from Claude). Licensed under </w:t>
       </w:r>
-      <w:hyperlink w:history="1" r:id="rIdhzkktkv2tomerg7lqgrrv">
+      <w:hyperlink w:history="1" r:id="rIdegznff6y1y0btndsxlnwq">
         <w:r>
           <w:rPr>
             <w:rFonts w:ascii="Arial" w:cs="Arial" w:eastAsia="Arial" w:hAnsi="Arial"/>
@@ -16959,7 +16959,7 @@
         </w:rPr>
         <w:t xml:space="preserve"> (</w:t>
       </w:r>
-      <w:hyperlink w:history="1" r:id="rIdueciqa9x7cyktsnms--gt">
+      <w:hyperlink w:history="1" r:id="rIdsjb75kr28lpht-qwohmra">
         <w:r>
           <w:rPr>
             <w:rFonts w:ascii="Arial" w:cs="Arial" w:eastAsia="Arial" w:hAnsi="Arial"/>
@@ -17972,7 +17972,7 @@
             <w:pPr>
               <w:spacing w:after="20" w:before="0"/>
             </w:pPr>
-            <w:hyperlink w:history="1" r:id="rIdra1reeci46ce7r2vzsn24">
+            <w:hyperlink w:history="1" r:id="rId6uvmhqlyvo7cmr0in937s">
               <w:r>
                 <w:rPr>
                   <w:rFonts w:ascii="Arial" w:cs="Arial" w:eastAsia="Arial" w:hAnsi="Arial"/>
@@ -18005,7 +18005,7 @@
               <w:spacing w:after="10" w:before="0"/>
               <w:ind w:left="120"/>
             </w:pPr>
-            <w:hyperlink w:history="1" r:id="rIdbn-sdvwjsmdbmc8zoa3d3">
+            <w:hyperlink w:history="1" r:id="rIde2a_4gjujwlga_rclfwrp">
               <w:r>
                 <w:rPr>
                   <w:rFonts w:ascii="Arial" w:cs="Arial" w:eastAsia="Arial" w:hAnsi="Arial"/>
@@ -18067,7 +18067,7 @@
               <w:spacing w:after="10" w:before="0"/>
               <w:ind w:left="120"/>
             </w:pPr>
-            <w:hyperlink w:history="1" r:id="rIdp_a6-kw6zp0r-ya3bs9wz">
+            <w:hyperlink w:history="1" r:id="rIdt2pfkpsau0v23fskyaphw">
               <w:r>
                 <w:rPr>
                   <w:rFonts w:ascii="Arial" w:cs="Arial" w:eastAsia="Arial" w:hAnsi="Arial"/>
@@ -18277,7 +18277,7 @@
             <w:pPr>
               <w:spacing w:after="20" w:before="0"/>
             </w:pPr>
-            <w:hyperlink w:history="1" r:id="rIdq-1o2n-pj1iusvknbzg-8">
+            <w:hyperlink w:history="1" r:id="rIdkstmmlhpsf7svv9rqwhhf">
               <w:r>
                 <w:rPr>
                   <w:rFonts w:ascii="Arial" w:cs="Arial" w:eastAsia="Arial" w:hAnsi="Arial"/>
@@ -18310,7 +18310,7 @@
               <w:spacing w:after="10" w:before="0"/>
               <w:ind w:left="120"/>
             </w:pPr>
-            <w:hyperlink w:history="1" r:id="rIddl1inajpl6nark-md-sxl">
+            <w:hyperlink w:history="1" r:id="rIdefcvrxuuvob4eggtzym1z">
               <w:r>
                 <w:rPr>
                   <w:rFonts w:ascii="Arial" w:cs="Arial" w:eastAsia="Arial" w:hAnsi="Arial"/>
@@ -18372,7 +18372,7 @@
               <w:spacing w:after="10" w:before="0"/>
               <w:ind w:left="120"/>
             </w:pPr>
-            <w:hyperlink w:history="1" r:id="rIdt1zszlktlafvq5ma1_0-8">
+            <w:hyperlink w:history="1" r:id="rIdlv52kyqza5mtfkulc8avl">
               <w:r>
                 <w:rPr>
                   <w:rFonts w:ascii="Arial" w:cs="Arial" w:eastAsia="Arial" w:hAnsi="Arial"/>
@@ -18582,7 +18582,7 @@
             <w:pPr>
               <w:spacing w:after="20" w:before="0"/>
             </w:pPr>
-            <w:hyperlink w:history="1" r:id="rIduqy2rxzkv0zendeu33yy_">
+            <w:hyperlink w:history="1" r:id="rIdkoabbovbrt6i-s70s9trf">
               <w:r>
                 <w:rPr>
                   <w:rFonts w:ascii="Arial" w:cs="Arial" w:eastAsia="Arial" w:hAnsi="Arial"/>
@@ -18615,7 +18615,7 @@
               <w:spacing w:after="10" w:before="0"/>
               <w:ind w:left="120"/>
             </w:pPr>
-            <w:hyperlink w:history="1" r:id="rIdrqmmwr50agldm-6yqmb19">
+            <w:hyperlink w:history="1" r:id="rIdamz3a-klyxwnnitylj-hg">
               <w:r>
                 <w:rPr>
                   <w:rFonts w:ascii="Arial" w:cs="Arial" w:eastAsia="Arial" w:hAnsi="Arial"/>
@@ -18677,7 +18677,7 @@
               <w:spacing w:after="10" w:before="0"/>
               <w:ind w:left="120"/>
             </w:pPr>
-            <w:hyperlink w:history="1" r:id="rIdsufed-frlhuio5w8y0t3p">
+            <w:hyperlink w:history="1" r:id="rIdvisjyqp0jozzc8zplyhav">
               <w:r>
                 <w:rPr>
                   <w:rFonts w:ascii="Arial" w:cs="Arial" w:eastAsia="Arial" w:hAnsi="Arial"/>
@@ -18887,7 +18887,7 @@
             <w:pPr>
               <w:spacing w:after="20" w:before="0"/>
             </w:pPr>
-            <w:hyperlink w:history="1" r:id="rId909t6airo0n9wvkw_v1xb">
+            <w:hyperlink w:history="1" r:id="rIdnydfvrvv8wwygzlnsdmub">
               <w:r>
                 <w:rPr>
                   <w:rFonts w:ascii="Arial" w:cs="Arial" w:eastAsia="Arial" w:hAnsi="Arial"/>
@@ -18920,7 +18920,7 @@
               <w:spacing w:after="10" w:before="0"/>
               <w:ind w:left="120"/>
             </w:pPr>
-            <w:hyperlink w:history="1" r:id="rIdtdpynm7uidzkvt8pa5hcn">
+            <w:hyperlink w:history="1" r:id="rIdllf2-j1hkvmfljb5yzru9">
               <w:r>
                 <w:rPr>
                   <w:rFonts w:ascii="Arial" w:cs="Arial" w:eastAsia="Arial" w:hAnsi="Arial"/>
@@ -18982,7 +18982,7 @@
               <w:spacing w:after="10" w:before="0"/>
               <w:ind w:left="120"/>
             </w:pPr>
-            <w:hyperlink w:history="1" r:id="rIdstyhfw-eualyz67gfeaoi">
+            <w:hyperlink w:history="1" r:id="rIddxw2qw0yhdcxwwmkdkwdm">
               <w:r>
                 <w:rPr>
                   <w:rFonts w:ascii="Arial" w:cs="Arial" w:eastAsia="Arial" w:hAnsi="Arial"/>
@@ -19192,7 +19192,7 @@
             <w:pPr>
               <w:spacing w:after="20" w:before="0"/>
             </w:pPr>
-            <w:hyperlink w:history="1" r:id="rIdug0ggdfszeworbyjqcsgl">
+            <w:hyperlink w:history="1" r:id="rIdtf-y7isahn7b2_6w9v8td">
               <w:r>
                 <w:rPr>
                   <w:rFonts w:ascii="Arial" w:cs="Arial" w:eastAsia="Arial" w:hAnsi="Arial"/>
@@ -19225,7 +19225,7 @@
               <w:spacing w:after="10" w:before="0"/>
               <w:ind w:left="120"/>
             </w:pPr>
-            <w:hyperlink w:history="1" r:id="rIdeu5yhd9jkofgmcjgffisy">
+            <w:hyperlink w:history="1" r:id="rIdduqdptoojlgpt4iuprwte">
               <w:r>
                 <w:rPr>
                   <w:rFonts w:ascii="Arial" w:cs="Arial" w:eastAsia="Arial" w:hAnsi="Arial"/>
@@ -19287,7 +19287,7 @@
               <w:spacing w:after="10" w:before="0"/>
               <w:ind w:left="120"/>
             </w:pPr>
-            <w:hyperlink w:history="1" r:id="rIdmyfjlpfcxyl0_ph_7jfcc">
+            <w:hyperlink w:history="1" r:id="rIdjll2uw9vat9ucyvrmya-z">
               <w:r>
                 <w:rPr>
                   <w:rFonts w:ascii="Arial" w:cs="Arial" w:eastAsia="Arial" w:hAnsi="Arial"/>
@@ -19909,7 +19909,7 @@
         </w:rPr>
         <w:t xml:space="preserve">© 2026 SeaVuria and ARES. Aligned with KICD objectives. Developed by SeaVuria; technical implementation by ARES (with AI assistance from Claude). Licensed under </w:t>
       </w:r>
-      <w:hyperlink w:history="1" r:id="rIdw5ubyt2lpcsge1g1g8pnw">
+      <w:hyperlink w:history="1" r:id="rIdpxsjwg9fgewwve4xj1593">
         <w:r>
           <w:rPr>
             <w:rFonts w:ascii="Arial" w:cs="Arial" w:eastAsia="Arial" w:hAnsi="Arial"/>
@@ -19930,7 +19930,7 @@
         </w:rPr>
         <w:t xml:space="preserve"> (</w:t>
       </w:r>
-      <w:hyperlink w:history="1" r:id="rIdxrbbknivvjnue7uamlhg6">
+      <w:hyperlink w:history="1" r:id="rIdoyrh5iy4bmwxsyyaxnibb">
         <w:r>
           <w:rPr>
             <w:rFonts w:ascii="Arial" w:cs="Arial" w:eastAsia="Arial" w:hAnsi="Arial"/>
@@ -20943,7 +20943,7 @@
             <w:pPr>
               <w:spacing w:after="20" w:before="0"/>
             </w:pPr>
-            <w:hyperlink w:history="1" r:id="rIdwx-r6yftpv3sqkycshgvv">
+            <w:hyperlink w:history="1" r:id="rIdiodmrw3qdwlikfgvjsewi">
               <w:r>
                 <w:rPr>
                   <w:rFonts w:ascii="Arial" w:cs="Arial" w:eastAsia="Arial" w:hAnsi="Arial"/>
@@ -20976,7 +20976,7 @@
               <w:spacing w:after="10" w:before="0"/>
               <w:ind w:left="120"/>
             </w:pPr>
-            <w:hyperlink w:history="1" r:id="rIdhaqyoywiaj7h9rdu6lfxz">
+            <w:hyperlink w:history="1" r:id="rId4sstk1-nom7mtlwhut8ir">
               <w:r>
                 <w:rPr>
                   <w:rFonts w:ascii="Arial" w:cs="Arial" w:eastAsia="Arial" w:hAnsi="Arial"/>
@@ -21038,7 +21038,7 @@
               <w:spacing w:after="10" w:before="0"/>
               <w:ind w:left="120"/>
             </w:pPr>
-            <w:hyperlink w:history="1" r:id="rIdfrzbkwklkyzjtufslcehf">
+            <w:hyperlink w:history="1" r:id="rIdw5dudx5q1hvesvwhap8sz">
               <w:r>
                 <w:rPr>
                   <w:rFonts w:ascii="Arial" w:cs="Arial" w:eastAsia="Arial" w:hAnsi="Arial"/>
@@ -21248,7 +21248,7 @@
             <w:pPr>
               <w:spacing w:after="20" w:before="0"/>
             </w:pPr>
-            <w:hyperlink w:history="1" r:id="rIdhekp0ux-7xf_e4-ceetky">
+            <w:hyperlink w:history="1" r:id="rIdpdfy3yzswsry9jka4ogru">
               <w:r>
                 <w:rPr>
                   <w:rFonts w:ascii="Arial" w:cs="Arial" w:eastAsia="Arial" w:hAnsi="Arial"/>
@@ -21281,7 +21281,7 @@
               <w:spacing w:after="10" w:before="0"/>
               <w:ind w:left="120"/>
             </w:pPr>
-            <w:hyperlink w:history="1" r:id="rIdzv00wihiczi6sb8ua4ybx">
+            <w:hyperlink w:history="1" r:id="rIdgqgcj112ie6tkhe8qeczf">
               <w:r>
                 <w:rPr>
                   <w:rFonts w:ascii="Arial" w:cs="Arial" w:eastAsia="Arial" w:hAnsi="Arial"/>
@@ -21343,7 +21343,7 @@
               <w:spacing w:after="10" w:before="0"/>
               <w:ind w:left="120"/>
             </w:pPr>
-            <w:hyperlink w:history="1" r:id="rIdohalfasf44nz0whqkbym_">
+            <w:hyperlink w:history="1" r:id="rIdobncs_ixbju0te1skh3jh">
               <w:r>
                 <w:rPr>
                   <w:rFonts w:ascii="Arial" w:cs="Arial" w:eastAsia="Arial" w:hAnsi="Arial"/>
@@ -21553,7 +21553,7 @@
             <w:pPr>
               <w:spacing w:after="20" w:before="0"/>
             </w:pPr>
-            <w:hyperlink w:history="1" r:id="rIdraeoue6rtgdzq3n1be-ep">
+            <w:hyperlink w:history="1" r:id="rIduyz9iv-jjvtczld53314z">
               <w:r>
                 <w:rPr>
                   <w:rFonts w:ascii="Arial" w:cs="Arial" w:eastAsia="Arial" w:hAnsi="Arial"/>
@@ -21586,7 +21586,7 @@
               <w:spacing w:after="10" w:before="0"/>
               <w:ind w:left="120"/>
             </w:pPr>
-            <w:hyperlink w:history="1" r:id="rId0namieg_jxsyipu6-2rfw">
+            <w:hyperlink w:history="1" r:id="rIdu7foboeviims1wmd26783">
               <w:r>
                 <w:rPr>
                   <w:rFonts w:ascii="Arial" w:cs="Arial" w:eastAsia="Arial" w:hAnsi="Arial"/>
@@ -21648,7 +21648,7 @@
               <w:spacing w:after="10" w:before="0"/>
               <w:ind w:left="120"/>
             </w:pPr>
-            <w:hyperlink w:history="1" r:id="rIdiohbjrvg_guxcn33md0ci">
+            <w:hyperlink w:history="1" r:id="rIdd5g9kdi87thku0cjjsvoa">
               <w:r>
                 <w:rPr>
                   <w:rFonts w:ascii="Arial" w:cs="Arial" w:eastAsia="Arial" w:hAnsi="Arial"/>
@@ -21858,7 +21858,7 @@
             <w:pPr>
               <w:spacing w:after="20" w:before="0"/>
             </w:pPr>
-            <w:hyperlink w:history="1" r:id="rIdjtatxlpyj7bgnzvxa0nfn">
+            <w:hyperlink w:history="1" r:id="rIddclu7bxr1gfhvbuhpfx41">
               <w:r>
                 <w:rPr>
                   <w:rFonts w:ascii="Arial" w:cs="Arial" w:eastAsia="Arial" w:hAnsi="Arial"/>
@@ -21891,7 +21891,7 @@
               <w:spacing w:after="10" w:before="0"/>
               <w:ind w:left="120"/>
             </w:pPr>
-            <w:hyperlink w:history="1" r:id="rIdcs2y6vdh8nsjqz8eewhit">
+            <w:hyperlink w:history="1" r:id="rId9jchsy2bh46ta3ttjlnnp">
               <w:r>
                 <w:rPr>
                   <w:rFonts w:ascii="Arial" w:cs="Arial" w:eastAsia="Arial" w:hAnsi="Arial"/>
@@ -21953,7 +21953,7 @@
               <w:spacing w:after="10" w:before="0"/>
               <w:ind w:left="120"/>
             </w:pPr>
-            <w:hyperlink w:history="1" r:id="rId_rdoo2soqyqstm_u3vhqc">
+            <w:hyperlink w:history="1" r:id="rId2u08t5kui38wdvbqjjbgo">
               <w:r>
                 <w:rPr>
                   <w:rFonts w:ascii="Arial" w:cs="Arial" w:eastAsia="Arial" w:hAnsi="Arial"/>
@@ -22163,7 +22163,7 @@
             <w:pPr>
               <w:spacing w:after="20" w:before="0"/>
             </w:pPr>
-            <w:hyperlink w:history="1" r:id="rId-knmmeyxszj2crimphyvx">
+            <w:hyperlink w:history="1" r:id="rIdhjx_mwo9krs3_bwismgjb">
               <w:r>
                 <w:rPr>
                   <w:rFonts w:ascii="Arial" w:cs="Arial" w:eastAsia="Arial" w:hAnsi="Arial"/>
@@ -22196,7 +22196,7 @@
               <w:spacing w:after="10" w:before="0"/>
               <w:ind w:left="120"/>
             </w:pPr>
-            <w:hyperlink w:history="1" r:id="rIdvltus8hgyb-yi3qqkqulj">
+            <w:hyperlink w:history="1" r:id="rId8zmgdgwyj2jmwqcsd9z8r">
               <w:r>
                 <w:rPr>
                   <w:rFonts w:ascii="Arial" w:cs="Arial" w:eastAsia="Arial" w:hAnsi="Arial"/>
@@ -22258,7 +22258,7 @@
               <w:spacing w:after="10" w:before="0"/>
               <w:ind w:left="120"/>
             </w:pPr>
-            <w:hyperlink w:history="1" r:id="rId3uc5yo9ndkv9qh4i32u4t">
+            <w:hyperlink w:history="1" r:id="rIdm4nmh-lch2hlbr_qxhx8c">
               <w:r>
                 <w:rPr>
                   <w:rFonts w:ascii="Arial" w:cs="Arial" w:eastAsia="Arial" w:hAnsi="Arial"/>
@@ -22785,7 +22785,7 @@
         </w:rPr>
         <w:t xml:space="preserve">© 2026 SeaVuria and ARES. Aligned with KICD objectives. Developed by SeaVuria; technical implementation by ARES (with AI assistance from Claude). Licensed under </w:t>
       </w:r>
-      <w:hyperlink w:history="1" r:id="rIdeh50iuslrfpf3h0wc9z-k">
+      <w:hyperlink w:history="1" r:id="rIdvgrvp3tceqb-h3ukfku04">
         <w:r>
           <w:rPr>
             <w:rFonts w:ascii="Arial" w:cs="Arial" w:eastAsia="Arial" w:hAnsi="Arial"/>
@@ -22806,7 +22806,7 @@
         </w:rPr>
         <w:t xml:space="preserve"> (</w:t>
       </w:r>
-      <w:hyperlink w:history="1" r:id="rIdynpzxpju4muhlhnuaq7bf">
+      <w:hyperlink w:history="1" r:id="rIdq0-bw5y5drugbhxn68ko8">
         <w:r>
           <w:rPr>
             <w:rFonts w:ascii="Arial" w:cs="Arial" w:eastAsia="Arial" w:hAnsi="Arial"/>
@@ -23819,7 +23819,7 @@
             <w:pPr>
               <w:spacing w:after="20" w:before="0"/>
             </w:pPr>
-            <w:hyperlink w:history="1" r:id="rIdfra4arjvznnyi44ka_bml">
+            <w:hyperlink w:history="1" r:id="rId0zctsw7bmw5fgsktmutcg">
               <w:r>
                 <w:rPr>
                   <w:rFonts w:ascii="Arial" w:cs="Arial" w:eastAsia="Arial" w:hAnsi="Arial"/>
@@ -23852,7 +23852,7 @@
               <w:spacing w:after="10" w:before="0"/>
               <w:ind w:left="120"/>
             </w:pPr>
-            <w:hyperlink w:history="1" r:id="rIdbxawcgtjqoiulyplobv3x">
+            <w:hyperlink w:history="1" r:id="rIde0njzedsjftxrcrpgsrsg">
               <w:r>
                 <w:rPr>
                   <w:rFonts w:ascii="Arial" w:cs="Arial" w:eastAsia="Arial" w:hAnsi="Arial"/>
@@ -23897,7 +23897,7 @@
             <w:pPr>
               <w:spacing w:after="20" w:before="0"/>
             </w:pPr>
-            <w:hyperlink w:history="1" r:id="rIdc7_wxg5ndq0f_wt790ox1">
+            <w:hyperlink w:history="1" r:id="rIdkh5-hhytvcnabkhxtvtew">
               <w:r>
                 <w:rPr>
                   <w:rFonts w:ascii="Arial" w:cs="Arial" w:eastAsia="Arial" w:hAnsi="Arial"/>
@@ -23930,7 +23930,7 @@
               <w:spacing w:after="10" w:before="0"/>
               <w:ind w:left="120"/>
             </w:pPr>
-            <w:hyperlink w:history="1" r:id="rIdowc3ptpmem6vdk-jgqgsn">
+            <w:hyperlink w:history="1" r:id="rIdk4u_a0jucstw_sjw60fjd">
               <w:r>
                 <w:rPr>
                   <w:rFonts w:ascii="Arial" w:cs="Arial" w:eastAsia="Arial" w:hAnsi="Arial"/>
@@ -24125,7 +24125,7 @@
             <w:pPr>
               <w:spacing w:after="20" w:before="0"/>
             </w:pPr>
-            <w:hyperlink w:history="1" r:id="rId6m_fv--u4oslbr1w4tgxi">
+            <w:hyperlink w:history="1" r:id="rIdg3g57seb9mewjsh4s3svs">
               <w:r>
                 <w:rPr>
                   <w:rFonts w:ascii="Arial" w:cs="Arial" w:eastAsia="Arial" w:hAnsi="Arial"/>
@@ -24158,7 +24158,7 @@
               <w:spacing w:after="10" w:before="0"/>
               <w:ind w:left="120"/>
             </w:pPr>
-            <w:hyperlink w:history="1" r:id="rId_ngwybrxb8kechve-l8nu">
+            <w:hyperlink w:history="1" r:id="rId6s6bt1ip_1rxpiyiv-09r">
               <w:r>
                 <w:rPr>
                   <w:rFonts w:ascii="Arial" w:cs="Arial" w:eastAsia="Arial" w:hAnsi="Arial"/>
@@ -24203,7 +24203,7 @@
             <w:pPr>
               <w:spacing w:after="20" w:before="0"/>
             </w:pPr>
-            <w:hyperlink w:history="1" r:id="rIdnwvp0rfaaxfpp1mmatov1">
+            <w:hyperlink w:history="1" r:id="rIda8ftthdd7zdgnmlzmwsof">
               <w:r>
                 <w:rPr>
                   <w:rFonts w:ascii="Arial" w:cs="Arial" w:eastAsia="Arial" w:hAnsi="Arial"/>
@@ -24236,7 +24236,7 @@
               <w:spacing w:after="10" w:before="0"/>
               <w:ind w:left="120"/>
             </w:pPr>
-            <w:hyperlink w:history="1" r:id="rId7x1dviyakuq72aq0a94uv">
+            <w:hyperlink w:history="1" r:id="rId_q7szd0ii8dz_r2gw-ddz">
               <w:r>
                 <w:rPr>
                   <w:rFonts w:ascii="Arial" w:cs="Arial" w:eastAsia="Arial" w:hAnsi="Arial"/>
@@ -24431,7 +24431,7 @@
             <w:pPr>
               <w:spacing w:after="20" w:before="0"/>
             </w:pPr>
-            <w:hyperlink w:history="1" r:id="rIdgeo-wizalsknqr08-lvu2">
+            <w:hyperlink w:history="1" r:id="rId-_qswl7qoj6v_rf5ws-0c">
               <w:r>
                 <w:rPr>
                   <w:rFonts w:ascii="Arial" w:cs="Arial" w:eastAsia="Arial" w:hAnsi="Arial"/>
@@ -24464,7 +24464,7 @@
               <w:spacing w:after="10" w:before="0"/>
               <w:ind w:left="120"/>
             </w:pPr>
-            <w:hyperlink w:history="1" r:id="rIdgikhaokvgnzkcvpxw3gzq">
+            <w:hyperlink w:history="1" r:id="rIdcqrn-9n23t2tfmhtmwemt">
               <w:r>
                 <w:rPr>
                   <w:rFonts w:ascii="Arial" w:cs="Arial" w:eastAsia="Arial" w:hAnsi="Arial"/>
@@ -24509,7 +24509,7 @@
             <w:pPr>
               <w:spacing w:after="20" w:before="0"/>
             </w:pPr>
-            <w:hyperlink w:history="1" r:id="rIdzxmex5211txuimv8dme-1">
+            <w:hyperlink w:history="1" r:id="rIdjwtlv4qgvnx_xzvprdiyg">
               <w:r>
                 <w:rPr>
                   <w:rFonts w:ascii="Arial" w:cs="Arial" w:eastAsia="Arial" w:hAnsi="Arial"/>
@@ -24542,7 +24542,7 @@
               <w:spacing w:after="10" w:before="0"/>
               <w:ind w:left="120"/>
             </w:pPr>
-            <w:hyperlink w:history="1" r:id="rIdydudtuob-lkikcixg6m18">
+            <w:hyperlink w:history="1" r:id="rIdtpbift3abw_dpoom4-lfm">
               <w:r>
                 <w:rPr>
                   <w:rFonts w:ascii="Arial" w:cs="Arial" w:eastAsia="Arial" w:hAnsi="Arial"/>
@@ -24737,7 +24737,7 @@
             <w:pPr>
               <w:spacing w:after="20" w:before="0"/>
             </w:pPr>
-            <w:hyperlink w:history="1" r:id="rId7tjj72ewe3l4jziruoew0">
+            <w:hyperlink w:history="1" r:id="rId6-lf81b8fbo1h-dfdfbno">
               <w:r>
                 <w:rPr>
                   <w:rFonts w:ascii="Arial" w:cs="Arial" w:eastAsia="Arial" w:hAnsi="Arial"/>
@@ -24770,7 +24770,7 @@
               <w:spacing w:after="10" w:before="0"/>
               <w:ind w:left="120"/>
             </w:pPr>
-            <w:hyperlink w:history="1" r:id="rIdxduax_zirb6j0x_yoak_v">
+            <w:hyperlink w:history="1" r:id="rIdke3-ewboezubwenfbq-wt">
               <w:r>
                 <w:rPr>
                   <w:rFonts w:ascii="Arial" w:cs="Arial" w:eastAsia="Arial" w:hAnsi="Arial"/>
@@ -24815,7 +24815,7 @@
             <w:pPr>
               <w:spacing w:after="20" w:before="0"/>
             </w:pPr>
-            <w:hyperlink w:history="1" r:id="rId5lf-qayh8hkkpv8pk9h6q">
+            <w:hyperlink w:history="1" r:id="rIdz3aiht7nmoyazpby7guby">
               <w:r>
                 <w:rPr>
                   <w:rFonts w:ascii="Arial" w:cs="Arial" w:eastAsia="Arial" w:hAnsi="Arial"/>
@@ -24848,7 +24848,7 @@
               <w:spacing w:after="10" w:before="0"/>
               <w:ind w:left="120"/>
             </w:pPr>
-            <w:hyperlink w:history="1" r:id="rId3gosgng9hsw2ux8sc6rxd">
+            <w:hyperlink w:history="1" r:id="rIdvycng7bpas66vvcyly3ni">
               <w:r>
                 <w:rPr>
                   <w:rFonts w:ascii="Arial" w:cs="Arial" w:eastAsia="Arial" w:hAnsi="Arial"/>
@@ -25043,7 +25043,7 @@
             <w:pPr>
               <w:spacing w:after="20" w:before="0"/>
             </w:pPr>
-            <w:hyperlink w:history="1" r:id="rIdcp68h8mbc3lhrvddktehi">
+            <w:hyperlink w:history="1" r:id="rIdvwo7oykiawq5ds6xwoksd">
               <w:r>
                 <w:rPr>
                   <w:rFonts w:ascii="Arial" w:cs="Arial" w:eastAsia="Arial" w:hAnsi="Arial"/>
@@ -25076,7 +25076,7 @@
               <w:spacing w:after="10" w:before="0"/>
               <w:ind w:left="120"/>
             </w:pPr>
-            <w:hyperlink w:history="1" r:id="rIdwkkee-a_t8xumk9vrci2b">
+            <w:hyperlink w:history="1" r:id="rId6j5witz7cs8vron708dqi">
               <w:r>
                 <w:rPr>
                   <w:rFonts w:ascii="Arial" w:cs="Arial" w:eastAsia="Arial" w:hAnsi="Arial"/>
@@ -25121,7 +25121,7 @@
             <w:pPr>
               <w:spacing w:after="20" w:before="0"/>
             </w:pPr>
-            <w:hyperlink w:history="1" r:id="rIdlxi3gd1yhnyyqlqmzaxnc">
+            <w:hyperlink w:history="1" r:id="rIdc4guabelkxa2fssoillxn">
               <w:r>
                 <w:rPr>
                   <w:rFonts w:ascii="Arial" w:cs="Arial" w:eastAsia="Arial" w:hAnsi="Arial"/>
@@ -25154,7 +25154,7 @@
               <w:spacing w:after="10" w:before="0"/>
               <w:ind w:left="120"/>
             </w:pPr>
-            <w:hyperlink w:history="1" r:id="rIdqhdgci9v4txm3gjywrkwa">
+            <w:hyperlink w:history="1" r:id="rIdni49xvyvjvdzex2qrdqsx">
               <w:r>
                 <w:rPr>
                   <w:rFonts w:ascii="Arial" w:cs="Arial" w:eastAsia="Arial" w:hAnsi="Arial"/>
@@ -25666,7 +25666,7 @@
         </w:rPr>
         <w:t xml:space="preserve">© 2026 SeaVuria and ARES. Aligned with KICD objectives. Developed by SeaVuria; technical implementation by ARES (with AI assistance from Claude). Licensed under </w:t>
       </w:r>
-      <w:hyperlink w:history="1" r:id="rIdc90azqkv56xzwkmpuf9t0">
+      <w:hyperlink w:history="1" r:id="rIdjgcw3rpia0ecnegmzo6sy">
         <w:r>
           <w:rPr>
             <w:rFonts w:ascii="Arial" w:cs="Arial" w:eastAsia="Arial" w:hAnsi="Arial"/>
@@ -25687,7 +25687,7 @@
         </w:rPr>
         <w:t xml:space="preserve"> (</w:t>
       </w:r>
-      <w:hyperlink w:history="1" r:id="rIdcxmddga7d3zdg6uaml0xl">
+      <w:hyperlink w:history="1" r:id="rIdytvzbb4xl0mhexrigvigu">
         <w:r>
           <w:rPr>
             <w:rFonts w:ascii="Arial" w:cs="Arial" w:eastAsia="Arial" w:hAnsi="Arial"/>

--- a/data/outputs/v2/General_Science/SS1.7_Microorganisms/General_Science_Microorganisms_CBE_LessonSequence.docx
+++ b/data/outputs/v2/General_Science/SS1.7_Microorganisms/General_Science_Microorganisms_CBE_LessonSequence.docx
@@ -2285,7 +2285,7 @@
         </w:rPr>
         <w:t xml:space="preserve">© 2026 SeaVuria and ARES. This work is licensed under a </w:t>
       </w:r>
-      <w:hyperlink w:history="1" r:id="rIdosk4vemjltmmvorqf77gn">
+      <w:hyperlink w:history="1" r:id="rId_u8jtnq9anvwzuoskucx3">
         <w:r>
           <w:rPr>
             <w:rFonts w:ascii="Arial" w:cs="Arial" w:eastAsia="Arial" w:hAnsi="Arial"/>
@@ -2305,7 +2305,7 @@
         </w:rPr>
         <w:t xml:space="preserve"> (</w:t>
       </w:r>
-      <w:hyperlink w:history="1" r:id="rIdcpcrq1yuupuk7c2-x6mgs">
+      <w:hyperlink w:history="1" r:id="rIdvuexiotjtpiprml_ve_hh">
         <w:r>
           <w:rPr>
             <w:rFonts w:ascii="Arial" w:cs="Arial" w:eastAsia="Arial" w:hAnsi="Arial"/>
@@ -2325,7 +2325,7 @@
         </w:rPr>
         <w:t xml:space="preserve">). To view a copy of this license, visit </w:t>
       </w:r>
-      <w:hyperlink w:history="1" r:id="rIdspwn-if2wm3xsgs1wk5ls">
+      <w:hyperlink w:history="1" r:id="rIdoutiqzvngg_1zibvd2k4p">
         <w:r>
           <w:rPr>
             <w:rFonts w:ascii="Arial" w:cs="Arial" w:eastAsia="Arial" w:hAnsi="Arial"/>
@@ -3354,7 +3354,7 @@
               <w:spacing w:after="10" w:before="0"/>
               <w:ind w:left="120"/>
             </w:pPr>
-            <w:hyperlink w:history="1" r:id="rId3hdllar_tnwld20int3qk">
+            <w:hyperlink w:history="1" r:id="rIdm8g8ypnqrunehc_6pmt9a">
               <w:r>
                 <w:rPr>
                   <w:rFonts w:ascii="Arial" w:cs="Arial" w:eastAsia="Arial" w:hAnsi="Arial"/>
@@ -3431,7 +3431,7 @@
               <w:spacing w:after="10" w:before="0"/>
               <w:ind w:left="120"/>
             </w:pPr>
-            <w:hyperlink w:history="1" r:id="rIdjtkogtfvl60ks68tr4jpm">
+            <w:hyperlink w:history="1" r:id="rIdvszmx9m1jskusazyu-hiq">
               <w:r>
                 <w:rPr>
                   <w:rFonts w:ascii="Arial" w:cs="Arial" w:eastAsia="Arial" w:hAnsi="Arial"/>
@@ -3658,7 +3658,7 @@
               <w:spacing w:after="10" w:before="0"/>
               <w:ind w:left="120"/>
             </w:pPr>
-            <w:hyperlink w:history="1" r:id="rIdq4emwqf_u1wxiqcalbffg">
+            <w:hyperlink w:history="1" r:id="rIdrf0pwjrcoum6jx3sjsfrv">
               <w:r>
                 <w:rPr>
                   <w:rFonts w:ascii="Arial" w:cs="Arial" w:eastAsia="Arial" w:hAnsi="Arial"/>
@@ -3735,7 +3735,7 @@
               <w:spacing w:after="10" w:before="0"/>
               <w:ind w:left="120"/>
             </w:pPr>
-            <w:hyperlink w:history="1" r:id="rIdip3b7wfl0rbgpre8cqdfn">
+            <w:hyperlink w:history="1" r:id="rIdmrerigmou1mjv29ds7h8_">
               <w:r>
                 <w:rPr>
                   <w:rFonts w:ascii="Arial" w:cs="Arial" w:eastAsia="Arial" w:hAnsi="Arial"/>
@@ -3962,7 +3962,7 @@
               <w:spacing w:after="10" w:before="0"/>
               <w:ind w:left="120"/>
             </w:pPr>
-            <w:hyperlink w:history="1" r:id="rIdwxhmpure2ycyk9oit8e-x">
+            <w:hyperlink w:history="1" r:id="rIdtxpdvy_dmc0mfumcuyerc">
               <w:r>
                 <w:rPr>
                   <w:rFonts w:ascii="Arial" w:cs="Arial" w:eastAsia="Arial" w:hAnsi="Arial"/>
@@ -4039,7 +4039,7 @@
               <w:spacing w:after="10" w:before="0"/>
               <w:ind w:left="120"/>
             </w:pPr>
-            <w:hyperlink w:history="1" r:id="rId4da4mbxcfiincwgewaknd">
+            <w:hyperlink w:history="1" r:id="rIdzkly9egdbdt-buioywjbv">
               <w:r>
                 <w:rPr>
                   <w:rFonts w:ascii="Arial" w:cs="Arial" w:eastAsia="Arial" w:hAnsi="Arial"/>
@@ -4266,7 +4266,7 @@
               <w:spacing w:after="10" w:before="0"/>
               <w:ind w:left="120"/>
             </w:pPr>
-            <w:hyperlink w:history="1" r:id="rIdfrsvd48hblbjuclbodxtc">
+            <w:hyperlink w:history="1" r:id="rIdooo7v30z3gtuywyhwwhv2">
               <w:r>
                 <w:rPr>
                   <w:rFonts w:ascii="Arial" w:cs="Arial" w:eastAsia="Arial" w:hAnsi="Arial"/>
@@ -4343,7 +4343,7 @@
               <w:spacing w:after="10" w:before="0"/>
               <w:ind w:left="120"/>
             </w:pPr>
-            <w:hyperlink w:history="1" r:id="rIdtvy1foennyidkhaueg4vj">
+            <w:hyperlink w:history="1" r:id="rIduy9dg65oarzyc9hbh-ylv">
               <w:r>
                 <w:rPr>
                   <w:rFonts w:ascii="Arial" w:cs="Arial" w:eastAsia="Arial" w:hAnsi="Arial"/>
@@ -4570,7 +4570,7 @@
               <w:spacing w:after="10" w:before="0"/>
               <w:ind w:left="120"/>
             </w:pPr>
-            <w:hyperlink w:history="1" r:id="rIdj_-0kvngvmw20u8iaztmh">
+            <w:hyperlink w:history="1" r:id="rIdci3fgvhwssuvdxnks65xr">
               <w:r>
                 <w:rPr>
                   <w:rFonts w:ascii="Arial" w:cs="Arial" w:eastAsia="Arial" w:hAnsi="Arial"/>
@@ -4647,7 +4647,7 @@
               <w:spacing w:after="10" w:before="0"/>
               <w:ind w:left="120"/>
             </w:pPr>
-            <w:hyperlink w:history="1" r:id="rIdzzjb_9xzphkylmfsdqegt">
+            <w:hyperlink w:history="1" r:id="rIdt-yqsrntl1qmmo1-h8mbg">
               <w:r>
                 <w:rPr>
                   <w:rFonts w:ascii="Arial" w:cs="Arial" w:eastAsia="Arial" w:hAnsi="Arial"/>
@@ -5174,7 +5174,7 @@
         </w:rPr>
         <w:t xml:space="preserve">© 2026 SeaVuria and ARES. Aligned with KICD objectives. Developed by SeaVuria; technical implementation by ARES (with AI assistance from Claude). Licensed under </w:t>
       </w:r>
-      <w:hyperlink w:history="1" r:id="rIdabyjqha5k9ui38od1c_dl">
+      <w:hyperlink w:history="1" r:id="rIdlkw0amddjtcuoumna0ddw">
         <w:r>
           <w:rPr>
             <w:rFonts w:ascii="Arial" w:cs="Arial" w:eastAsia="Arial" w:hAnsi="Arial"/>
@@ -5195,7 +5195,7 @@
         </w:rPr>
         <w:t xml:space="preserve"> (</w:t>
       </w:r>
-      <w:hyperlink w:history="1" r:id="rIdwkbqqrvq3orl1ixkirx8i">
+      <w:hyperlink w:history="1" r:id="rIdowccg7mbla4y1dmz2u3jg">
         <w:r>
           <w:rPr>
             <w:rFonts w:ascii="Arial" w:cs="Arial" w:eastAsia="Arial" w:hAnsi="Arial"/>
@@ -6208,7 +6208,7 @@
             <w:pPr>
               <w:spacing w:after="20" w:before="0"/>
             </w:pPr>
-            <w:hyperlink w:history="1" r:id="rIdtu-v1el_wbwzls9k2cjhb">
+            <w:hyperlink w:history="1" r:id="rId-npswsjkcgd8tz-cygo2q">
               <w:r>
                 <w:rPr>
                   <w:rFonts w:ascii="Arial" w:cs="Arial" w:eastAsia="Arial" w:hAnsi="Arial"/>
@@ -6241,7 +6241,7 @@
               <w:spacing w:after="10" w:before="0"/>
               <w:ind w:left="120"/>
             </w:pPr>
-            <w:hyperlink w:history="1" r:id="rIdg5z0dfpxfzt1kmaqlge0e">
+            <w:hyperlink w:history="1" r:id="rId7zlsdf_awpejol-d1edk2">
               <w:r>
                 <w:rPr>
                   <w:rFonts w:ascii="Arial" w:cs="Arial" w:eastAsia="Arial" w:hAnsi="Arial"/>
@@ -6286,7 +6286,619 @@
             <w:pPr>
               <w:spacing w:after="20" w:before="0"/>
             </w:pPr>
-            <w:hyperlink w:history="1" r:id="rIdpxdyr6ujrmzzho8tvrwer">
+            <w:hyperlink w:history="1" r:id="rIdt_7p4oetbe6ezdkuqweyl">
+              <w:r>
+                <w:rPr>
+                  <w:rFonts w:ascii="Arial" w:cs="Arial" w:eastAsia="Arial" w:hAnsi="Arial"/>
+                  <w:color w:val="2E75B6"/>
+                  <w:sz w:val="16"/>
+                  <w:szCs w:val="16"/>
+                  <w:u w:val="single" w:color="2E75B6"/>
+                </w:rPr>
+                <w:t xml:space="preserve">Fungi (Flexbook)</w:t>
+              </w:r>
+            </w:hyperlink>
+          </w:p>
+          <w:p>
+            <w:pPr>
+              <w:spacing w:after="10" w:before="0"/>
+              <w:ind w:left="120"/>
+            </w:pPr>
+            <w:r>
+              <w:rPr>
+                <w:rFonts w:ascii="Arial" w:cs="Arial" w:eastAsia="Arial" w:hAnsi="Arial"/>
+                <w:color w:val="595959"/>
+                <w:sz w:val="14"/>
+                <w:szCs w:val="14"/>
+              </w:rPr>
+              <w:t xml:space="preserve">Source: CK-12</w:t>
+            </w:r>
+          </w:p>
+          <w:p>
+            <w:pPr>
+              <w:spacing w:after="10" w:before="0"/>
+              <w:ind w:left="120"/>
+            </w:pPr>
+            <w:hyperlink w:history="1" r:id="rIdto3qelhxk-jeydo87xev9">
+              <w:r>
+                <w:rPr>
+                  <w:rFonts w:ascii="Arial" w:cs="Arial" w:eastAsia="Arial" w:hAnsi="Arial"/>
+                  <w:color w:val="595959"/>
+                  <w:sz w:val="14"/>
+                  <w:szCs w:val="14"/>
+                  <w:u w:val="single" w:color="595959"/>
+                </w:rPr>
+                <w:t xml:space="preserve">🔍 Search ARES for similar readings</w:t>
+              </w:r>
+            </w:hyperlink>
+          </w:p>
+        </w:tc>
+        <w:tc>
+          <w:tcPr>
+            <w:tcW w:type="dxa" w:w="3040"/>
+            <w:shd w:fill="FFFFFF" w:color="auto" w:val="clear"/>
+            <w:tcMar>
+              <w:top w:type="dxa" w:w="60"/>
+              <w:left w:type="dxa" w:w="120"/>
+              <w:bottom w:type="dxa" w:w="60"/>
+              <w:right w:type="dxa" w:w="120"/>
+            </w:tcMar>
+            <w:vAlign w:val="top"/>
+          </w:tcPr>
+          <w:p>
+            <w:pPr>
+              <w:spacing w:after="40" w:before="0"/>
+              <w:jc w:val="left"/>
+            </w:pPr>
+            <w:r>
+              <w:rPr>
+                <w:rFonts w:ascii="Arial" w:cs="Arial" w:eastAsia="Arial" w:hAnsi="Arial"/>
+                <w:b w:val="false"/>
+                <w:bCs w:val="false"/>
+                <w:i w:val="false"/>
+                <w:iCs w:val="false"/>
+                <w:color w:val="000000"/>
+                <w:sz w:val="18"/>
+                <w:szCs w:val="18"/>
+              </w:rPr>
+              <w:t xml:space="preserve">Students spend 4 minutes revisiting their Lesson 1 predictions displayed on the DQB. Each pair re-reads their sticky note prediction about what the patches are and whether they are alive. The teacher poses a focused warm-up question: 'From your prediction last lesson, write down in one sentence — do you think the white patch and the green patch on the ugali are the same type of organism or different types?' Students write their answer in their science notebooks before any discussion begins.</w:t>
+            </w:r>
+          </w:p>
+        </w:tc>
+        <w:tc>
+          <w:tcPr>
+            <w:tcW w:type="dxa" w:w="3040"/>
+            <w:shd w:fill="F2F2F2" w:color="auto" w:val="clear"/>
+            <w:tcMar>
+              <w:top w:type="dxa" w:w="60"/>
+              <w:left w:type="dxa" w:w="120"/>
+              <w:bottom w:type="dxa" w:w="60"/>
+              <w:right w:type="dxa" w:w="120"/>
+            </w:tcMar>
+            <w:vAlign w:val="top"/>
+          </w:tcPr>
+          <w:p>
+            <w:pPr>
+              <w:spacing w:after="40" w:before="0"/>
+              <w:jc w:val="left"/>
+            </w:pPr>
+            <w:r>
+              <w:rPr>
+                <w:rFonts w:ascii="Arial" w:cs="Arial" w:eastAsia="Arial" w:hAnsi="Arial"/>
+                <w:b w:val="false"/>
+                <w:bCs w:val="false"/>
+                <w:i w:val="false"/>
+                <w:iCs w:val="false"/>
+                <w:color w:val="000000"/>
+                <w:sz w:val="18"/>
+                <w:szCs w:val="18"/>
+              </w:rPr>
+              <w:t xml:space="preserve">Teacher points to the DQB and says: 'Before we gather new evidence today, I want you to look at what we predicted in Lesson 1. Do not change anything yet — we will do that at the end once we have evidence.' Teacher then poses the warm-up question verbally and writes it on the board: 'Same type of organism or different types — what do you think, and why?' Teacher instructs: 'Write your answer silently for 90 seconds. Do not discuss yet.' [WAIT TIME: 90 seconds of silent individual writing.] After writing, teacher selects three pairs at random using lollipop sticks to share their reasoning briefly. Teacher does not confirm or correct answers yet, saying: 'Hold that thought — our research today will help us decide.'</w:t>
+            </w:r>
+          </w:p>
+        </w:tc>
+        <w:tc>
+          <w:tcPr>
+            <w:tcW w:type="dxa" w:w="3040"/>
+            <w:shd w:fill="FFFFFF" w:color="auto" w:val="clear"/>
+            <w:tcMar>
+              <w:top w:type="dxa" w:w="60"/>
+              <w:left w:type="dxa" w:w="120"/>
+              <w:bottom w:type="dxa" w:w="60"/>
+              <w:right w:type="dxa" w:w="120"/>
+            </w:tcMar>
+            <w:vAlign w:val="top"/>
+          </w:tcPr>
+          <w:p>
+            <w:pPr>
+              <w:spacing w:after="40" w:before="0"/>
+              <w:jc w:val="left"/>
+            </w:pPr>
+            <w:r>
+              <w:rPr>
+                <w:rFonts w:ascii="Arial" w:cs="Arial" w:eastAsia="Arial" w:hAnsi="Arial"/>
+                <w:b w:val="false"/>
+                <w:bCs w:val="false"/>
+                <w:i w:val="false"/>
+                <w:iCs w:val="false"/>
+                <w:color w:val="000000"/>
+                <w:sz w:val="18"/>
+                <w:szCs w:val="18"/>
+              </w:rPr>
+              <w:t xml:space="preserve">Activating prior knowledge through targeted prediction anchored to the phenomenon. The focused question narrows the cognitive entry point from the broad Lesson 1 predictions to a specific classification question, preparing students to look for structural differences during research.</w:t>
+            </w:r>
+          </w:p>
+        </w:tc>
+        <w:tc>
+          <w:tcPr>
+            <w:tcW w:type="dxa" w:w="3040"/>
+            <w:shd w:fill="F2F2F2" w:color="auto" w:val="clear"/>
+            <w:tcMar>
+              <w:top w:type="dxa" w:w="60"/>
+              <w:left w:type="dxa" w:w="120"/>
+              <w:bottom w:type="dxa" w:w="60"/>
+              <w:right w:type="dxa" w:w="120"/>
+            </w:tcMar>
+            <w:vAlign w:val="top"/>
+          </w:tcPr>
+          <w:p>
+            <w:pPr>
+              <w:spacing w:after="40" w:before="0"/>
+              <w:jc w:val="left"/>
+            </w:pPr>
+            <w:r>
+              <w:rPr>
+                <w:rFonts w:ascii="Arial" w:cs="Arial" w:eastAsia="Arial" w:hAnsi="Arial"/>
+                <w:b w:val="false"/>
+                <w:bCs w:val="false"/>
+                <w:i w:val="false"/>
+                <w:iCs w:val="false"/>
+                <w:color w:val="000000"/>
+                <w:sz w:val="18"/>
+                <w:szCs w:val="18"/>
+              </w:rPr>
+              <w:t xml:space="preserve">Teacher circulates during the 90-second writing phase and scans notebooks to gauge whether students are drawing on biological vocabulary (e.g., 'mould', 'bacteria', 'germs') or purely everyday language. This informs how much scaffolding to provide during the Observe Phase.</w:t>
+            </w:r>
+          </w:p>
+        </w:tc>
+      </w:tr>
+      <w:tr>
+        <w:tc>
+          <w:tcPr>
+            <w:tcW w:type="dxa" w:w="1520"/>
+            <w:shd w:fill="D9EEF1" w:color="auto" w:val="clear"/>
+            <w:tcMar>
+              <w:top w:type="dxa" w:w="60"/>
+              <w:left w:type="dxa" w:w="120"/>
+              <w:bottom w:type="dxa" w:w="60"/>
+              <w:right w:type="dxa" w:w="120"/>
+            </w:tcMar>
+            <w:vAlign w:val="top"/>
+          </w:tcPr>
+          <w:p>
+            <w:pPr>
+              <w:spacing w:after="40" w:before="0"/>
+              <w:jc w:val="left"/>
+            </w:pPr>
+            <w:r>
+              <w:rPr>
+                <w:rFonts w:ascii="Arial" w:cs="Arial" w:eastAsia="Arial" w:hAnsi="Arial"/>
+                <w:b/>
+                <w:bCs/>
+                <w:i w:val="false"/>
+                <w:iCs w:val="false"/>
+                <w:color w:val="000000"/>
+                <w:sz w:val="18"/>
+                <w:szCs w:val="18"/>
+              </w:rPr>
+              <w:t xml:space="preserve">Observe Phase</w:t>
+            </w:r>
+          </w:p>
+          <w:p>
+            <w:pPr>
+              <w:spacing w:after="20" w:before="0"/>
+            </w:pPr>
+            <w:r>
+              <w:rPr>
+                <w:rFonts w:ascii="Arial" w:cs="Arial" w:eastAsia="Arial" w:hAnsi="Arial"/>
+                <w:b/>
+                <w:bCs/>
+                <w:color w:val="1F3864"/>
+                <w:sz w:val="16"/>
+                <w:szCs w:val="16"/>
+              </w:rPr>
+              <w:t xml:space="preserve">📹 VIDEO:</w:t>
+            </w:r>
+          </w:p>
+          <w:p>
+            <w:pPr>
+              <w:spacing w:after="20" w:before="0"/>
+            </w:pPr>
+            <w:hyperlink w:history="1" r:id="rIdynnbnov7miljjbnsdlwym">
+              <w:r>
+                <w:rPr>
+                  <w:rFonts w:ascii="Arial" w:cs="Arial" w:eastAsia="Arial" w:hAnsi="Arial"/>
+                  <w:color w:val="2E75B6"/>
+                  <w:sz w:val="16"/>
+                  <w:szCs w:val="16"/>
+                  <w:u w:val="single" w:color="2E75B6"/>
+                </w:rPr>
+                <w:t xml:space="preserve">Scale of cells</w:t>
+              </w:r>
+            </w:hyperlink>
+          </w:p>
+          <w:p>
+            <w:pPr>
+              <w:spacing w:after="10" w:before="0"/>
+              <w:ind w:left="120"/>
+            </w:pPr>
+            <w:r>
+              <w:rPr>
+                <w:rFonts w:ascii="Arial" w:cs="Arial" w:eastAsia="Arial" w:hAnsi="Arial"/>
+                <w:color w:val="595959"/>
+                <w:sz w:val="14"/>
+                <w:szCs w:val="14"/>
+              </w:rPr>
+              <w:t xml:space="preserve">Source: Khan Academy (English - US curriculum)</w:t>
+            </w:r>
+          </w:p>
+          <w:p>
+            <w:pPr>
+              <w:spacing w:after="10" w:before="0"/>
+              <w:ind w:left="120"/>
+            </w:pPr>
+            <w:hyperlink w:history="1" r:id="rIdjruxk5mzgaq3_xdsxyuff">
+              <w:r>
+                <w:rPr>
+                  <w:rFonts w:ascii="Arial" w:cs="Arial" w:eastAsia="Arial" w:hAnsi="Arial"/>
+                  <w:color w:val="595959"/>
+                  <w:sz w:val="14"/>
+                  <w:szCs w:val="14"/>
+                  <w:u w:val="single" w:color="595959"/>
+                </w:rPr>
+                <w:t xml:space="preserve">🔍 Search ARES for similar videos</w:t>
+              </w:r>
+            </w:hyperlink>
+          </w:p>
+          <w:p>
+            <w:pPr>
+              <w:spacing w:after="40" w:before="0"/>
+            </w:pPr>
+            <w:r>
+              <w:rPr>
+                <w:sz w:val="14"/>
+                <w:szCs w:val="14"/>
+              </w:rPr>
+              <w:t xml:space="preserve"/>
+            </w:r>
+          </w:p>
+          <w:p>
+            <w:pPr>
+              <w:spacing w:after="20" w:before="0"/>
+            </w:pPr>
+            <w:r>
+              <w:rPr>
+                <w:rFonts w:ascii="Arial" w:cs="Arial" w:eastAsia="Arial" w:hAnsi="Arial"/>
+                <w:b/>
+                <w:bCs/>
+                <w:color w:val="1F3864"/>
+                <w:sz w:val="16"/>
+                <w:szCs w:val="16"/>
+              </w:rPr>
+              <w:t xml:space="preserve">📖 HTML:</w:t>
+            </w:r>
+          </w:p>
+          <w:p>
+            <w:pPr>
+              <w:spacing w:after="20" w:before="0"/>
+            </w:pPr>
+            <w:hyperlink w:history="1" r:id="rId789genmb1l9mn41z6zp54">
+              <w:r>
+                <w:rPr>
+                  <w:rFonts w:ascii="Arial" w:cs="Arial" w:eastAsia="Arial" w:hAnsi="Arial"/>
+                  <w:color w:val="2E75B6"/>
+                  <w:sz w:val="16"/>
+                  <w:szCs w:val="16"/>
+                  <w:u w:val="single" w:color="2E75B6"/>
+                </w:rPr>
+                <w:t xml:space="preserve">Fungi (Flexbook)</w:t>
+              </w:r>
+            </w:hyperlink>
+          </w:p>
+          <w:p>
+            <w:pPr>
+              <w:spacing w:after="10" w:before="0"/>
+              <w:ind w:left="120"/>
+            </w:pPr>
+            <w:r>
+              <w:rPr>
+                <w:rFonts w:ascii="Arial" w:cs="Arial" w:eastAsia="Arial" w:hAnsi="Arial"/>
+                <w:color w:val="595959"/>
+                <w:sz w:val="14"/>
+                <w:szCs w:val="14"/>
+              </w:rPr>
+              <w:t xml:space="preserve">Source: CK-12</w:t>
+            </w:r>
+          </w:p>
+          <w:p>
+            <w:pPr>
+              <w:spacing w:after="10" w:before="0"/>
+              <w:ind w:left="120"/>
+            </w:pPr>
+            <w:hyperlink w:history="1" r:id="rId7i1dsrp7sznzmsvuyqsoj">
+              <w:r>
+                <w:rPr>
+                  <w:rFonts w:ascii="Arial" w:cs="Arial" w:eastAsia="Arial" w:hAnsi="Arial"/>
+                  <w:color w:val="595959"/>
+                  <w:sz w:val="14"/>
+                  <w:szCs w:val="14"/>
+                  <w:u w:val="single" w:color="595959"/>
+                </w:rPr>
+                <w:t xml:space="preserve">🔍 Search ARES for similar readings</w:t>
+              </w:r>
+            </w:hyperlink>
+          </w:p>
+        </w:tc>
+        <w:tc>
+          <w:tcPr>
+            <w:tcW w:type="dxa" w:w="3040"/>
+            <w:shd w:fill="FFFFFF" w:color="auto" w:val="clear"/>
+            <w:tcMar>
+              <w:top w:type="dxa" w:w="60"/>
+              <w:left w:type="dxa" w:w="120"/>
+              <w:bottom w:type="dxa" w:w="60"/>
+              <w:right w:type="dxa" w:w="120"/>
+            </w:tcMar>
+            <w:vAlign w:val="top"/>
+          </w:tcPr>
+          <w:p>
+            <w:pPr>
+              <w:spacing w:after="40" w:before="0"/>
+              <w:jc w:val="left"/>
+            </w:pPr>
+            <w:r>
+              <w:rPr>
+                <w:rFonts w:ascii="Arial" w:cs="Arial" w:eastAsia="Arial" w:hAnsi="Arial"/>
+                <w:b w:val="false"/>
+                <w:bCs w:val="false"/>
+                <w:i w:val="false"/>
+                <w:iCs w:val="false"/>
+                <w:color w:val="000000"/>
+                <w:sz w:val="18"/>
+                <w:szCs w:val="18"/>
+              </w:rPr>
+              <w:t xml:space="preserve">Students work in pairs for approximately 18 minutes. Each pair receives a Guided Research Worksheet containing: (1) a photomicrograph sheet with labelled images of Rhizopus stolonifer mould, Escherichia coli bacteria, and an influenza virus; (2) a blank three-column comparison table with rows for: type of cell (eukaryote / prokaryote / non-cellular), approximate size, presence of nucleus, cell wall material, mode of reproduction, and visible to naked eye; (3) two to three short reference paragraphs from a KICD-approved Grade 10 textbook or a printed summary from a curated source. Where digital devices are available, pairs may also use them to view additional photomicrographs. Students read, observe, and complete the comparison table together. Midway through the activity the teacher pauses the class to deliver the size-scale analogy: 'If a single grain of dry maize were the size of a typical bacterium, then to match the size of a human cell you would need to walk the entire length of a standard football pitch — such as the ones at Kisumu Boys High School grounds. A virus is so much smaller still that on the same scale it would be a single sesame seed next to that maize grain.' Students record this analogy in their notebooks next to their table.</w:t>
+            </w:r>
+          </w:p>
+        </w:tc>
+        <w:tc>
+          <w:tcPr>
+            <w:tcW w:type="dxa" w:w="3040"/>
+            <w:shd w:fill="F2F2F2" w:color="auto" w:val="clear"/>
+            <w:tcMar>
+              <w:top w:type="dxa" w:w="60"/>
+              <w:left w:type="dxa" w:w="120"/>
+              <w:bottom w:type="dxa" w:w="60"/>
+              <w:right w:type="dxa" w:w="120"/>
+            </w:tcMar>
+            <w:vAlign w:val="top"/>
+          </w:tcPr>
+          <w:p>
+            <w:pPr>
+              <w:spacing w:after="40" w:before="0"/>
+              <w:jc w:val="left"/>
+            </w:pPr>
+            <w:r>
+              <w:rPr>
+                <w:rFonts w:ascii="Arial" w:cs="Arial" w:eastAsia="Arial" w:hAnsi="Arial"/>
+                <w:b w:val="false"/>
+                <w:bCs w:val="false"/>
+                <w:i w:val="false"/>
+                <w:iCs w:val="false"/>
+                <w:color w:val="000000"/>
+                <w:sz w:val="18"/>
+                <w:szCs w:val="18"/>
+              </w:rPr>
+              <w:t xml:space="preserve">Teacher distributes worksheets and says: 'Your job for the next 18 minutes is to become detectives. Use the photomicrographs and the reference text to fill in your comparison table. Focus on the evidence in front of you — not just what you think you remember.' Teacher circulates continuously, pausing at pairs to ask probing questions: 'What does the image tell you about whether this organism has a nucleus?', 'Where in the text did you find the size information — can you point to it?' At the 9-minute mark, teacher calls attention and delivers the Kisumu football pitch size-scale analogy as a 2-minute whole-class explanation with a quick sketch on the board showing the three organisms at relative scale. Teacher then says: 'Now go back to your table and make sure your size row reflects that scale.' [WAIT TIME after analogy: 30 seconds for students to process before returning to task.] Teacher uses targeted questioning for pairs who finish early: 'Look at the cell wall material row — fungi have chitin, plants have cellulose. Why might that difference matter for how we treat a fungal infection?'</w:t>
+            </w:r>
+          </w:p>
+        </w:tc>
+        <w:tc>
+          <w:tcPr>
+            <w:tcW w:type="dxa" w:w="3040"/>
+            <w:shd w:fill="FFFFFF" w:color="auto" w:val="clear"/>
+            <w:tcMar>
+              <w:top w:type="dxa" w:w="60"/>
+              <w:left w:type="dxa" w:w="120"/>
+              <w:bottom w:type="dxa" w:w="60"/>
+              <w:right w:type="dxa" w:w="120"/>
+            </w:tcMar>
+            <w:vAlign w:val="top"/>
+          </w:tcPr>
+          <w:p>
+            <w:pPr>
+              <w:spacing w:after="40" w:before="0"/>
+              <w:jc w:val="left"/>
+            </w:pPr>
+            <w:r>
+              <w:rPr>
+                <w:rFonts w:ascii="Arial" w:cs="Arial" w:eastAsia="Arial" w:hAnsi="Arial"/>
+                <w:b w:val="false"/>
+                <w:bCs w:val="false"/>
+                <w:i w:val="false"/>
+                <w:iCs w:val="false"/>
+                <w:color w:val="000000"/>
+                <w:sz w:val="18"/>
+                <w:szCs w:val="18"/>
+              </w:rPr>
+              <w:t xml:space="preserve">Guided inquiry with structured scaffolding — the comparison table prevents information overload and directs observation to scientifically significant structural features. The size-scale analogy uses a locally familiar landmark (a Kenyan school football pitch) to make abstract magnitude concrete and memorable. Pair work promotes collaborative sense-making and reduces anxiety about unfamiliar scientific vocabulary.</w:t>
+            </w:r>
+          </w:p>
+        </w:tc>
+        <w:tc>
+          <w:tcPr>
+            <w:tcW w:type="dxa" w:w="3040"/>
+            <w:shd w:fill="F2F2F2" w:color="auto" w:val="clear"/>
+            <w:tcMar>
+              <w:top w:type="dxa" w:w="60"/>
+              <w:left w:type="dxa" w:w="120"/>
+              <w:bottom w:type="dxa" w:w="60"/>
+              <w:right w:type="dxa" w:w="120"/>
+            </w:tcMar>
+            <w:vAlign w:val="top"/>
+          </w:tcPr>
+          <w:p>
+            <w:pPr>
+              <w:spacing w:after="40" w:before="0"/>
+              <w:jc w:val="left"/>
+            </w:pPr>
+            <w:r>
+              <w:rPr>
+                <w:rFonts w:ascii="Arial" w:cs="Arial" w:eastAsia="Arial" w:hAnsi="Arial"/>
+                <w:b w:val="false"/>
+                <w:bCs w:val="false"/>
+                <w:i w:val="false"/>
+                <w:iCs w:val="false"/>
+                <w:color w:val="000000"/>
+                <w:sz w:val="18"/>
+                <w:szCs w:val="18"/>
+              </w:rPr>
+              <w:t xml:space="preserve">Teacher collects a quick show of completed comparison tables at the 16-minute mark by asking pairs to hold up their worksheet. Teacher scans for common errors — particularly students confusing bacteria (prokaryote) with fungi (eukaryote) — and notes these for the Explain Phase discussion. Students who have conflated viruses with bacteria are identified for targeted questioning.</w:t>
+            </w:r>
+          </w:p>
+        </w:tc>
+      </w:tr>
+      <w:tr>
+        <w:tc>
+          <w:tcPr>
+            <w:tcW w:type="dxa" w:w="1520"/>
+            <w:shd w:fill="E2EFDA" w:color="auto" w:val="clear"/>
+            <w:tcMar>
+              <w:top w:type="dxa" w:w="60"/>
+              <w:left w:type="dxa" w:w="120"/>
+              <w:bottom w:type="dxa" w:w="60"/>
+              <w:right w:type="dxa" w:w="120"/>
+            </w:tcMar>
+            <w:vAlign w:val="top"/>
+          </w:tcPr>
+          <w:p>
+            <w:pPr>
+              <w:spacing w:after="40" w:before="0"/>
+              <w:jc w:val="left"/>
+            </w:pPr>
+            <w:r>
+              <w:rPr>
+                <w:rFonts w:ascii="Arial" w:cs="Arial" w:eastAsia="Arial" w:hAnsi="Arial"/>
+                <w:b/>
+                <w:bCs/>
+                <w:i w:val="false"/>
+                <w:iCs w:val="false"/>
+                <w:color w:val="000000"/>
+                <w:sz w:val="18"/>
+                <w:szCs w:val="18"/>
+              </w:rPr>
+              <w:t xml:space="preserve">Explain Phase</w:t>
+            </w:r>
+          </w:p>
+          <w:p>
+            <w:pPr>
+              <w:spacing w:after="20" w:before="0"/>
+            </w:pPr>
+            <w:r>
+              <w:rPr>
+                <w:rFonts w:ascii="Arial" w:cs="Arial" w:eastAsia="Arial" w:hAnsi="Arial"/>
+                <w:b/>
+                <w:bCs/>
+                <w:color w:val="1F3864"/>
+                <w:sz w:val="16"/>
+                <w:szCs w:val="16"/>
+              </w:rPr>
+              <w:t xml:space="preserve">📹 VIDEO:</w:t>
+            </w:r>
+          </w:p>
+          <w:p>
+            <w:pPr>
+              <w:spacing w:after="20" w:before="0"/>
+            </w:pPr>
+            <w:hyperlink w:history="1" r:id="rIdfnuepzc3mxmieuxvceh4g">
+              <w:r>
+                <w:rPr>
+                  <w:rFonts w:ascii="Arial" w:cs="Arial" w:eastAsia="Arial" w:hAnsi="Arial"/>
+                  <w:color w:val="2E75B6"/>
+                  <w:sz w:val="16"/>
+                  <w:szCs w:val="16"/>
+                  <w:u w:val="single" w:color="2E75B6"/>
+                </w:rPr>
+                <w:t xml:space="preserve">Scale of cells</w:t>
+              </w:r>
+            </w:hyperlink>
+          </w:p>
+          <w:p>
+            <w:pPr>
+              <w:spacing w:after="10" w:before="0"/>
+              <w:ind w:left="120"/>
+            </w:pPr>
+            <w:r>
+              <w:rPr>
+                <w:rFonts w:ascii="Arial" w:cs="Arial" w:eastAsia="Arial" w:hAnsi="Arial"/>
+                <w:color w:val="595959"/>
+                <w:sz w:val="14"/>
+                <w:szCs w:val="14"/>
+              </w:rPr>
+              <w:t xml:space="preserve">Source: Khan Academy (English - US curriculum)</w:t>
+            </w:r>
+          </w:p>
+          <w:p>
+            <w:pPr>
+              <w:spacing w:after="10" w:before="0"/>
+              <w:ind w:left="120"/>
+            </w:pPr>
+            <w:hyperlink w:history="1" r:id="rIdq4mqyaoq0gckzke-_dsu1">
+              <w:r>
+                <w:rPr>
+                  <w:rFonts w:ascii="Arial" w:cs="Arial" w:eastAsia="Arial" w:hAnsi="Arial"/>
+                  <w:color w:val="595959"/>
+                  <w:sz w:val="14"/>
+                  <w:szCs w:val="14"/>
+                  <w:u w:val="single" w:color="595959"/>
+                </w:rPr>
+                <w:t xml:space="preserve">🔍 Search ARES for similar videos</w:t>
+              </w:r>
+            </w:hyperlink>
+          </w:p>
+          <w:p>
+            <w:pPr>
+              <w:spacing w:after="40" w:before="0"/>
+            </w:pPr>
+            <w:r>
+              <w:rPr>
+                <w:sz w:val="14"/>
+                <w:szCs w:val="14"/>
+              </w:rPr>
+              <w:t xml:space="preserve"/>
+            </w:r>
+          </w:p>
+          <w:p>
+            <w:pPr>
+              <w:spacing w:after="20" w:before="0"/>
+            </w:pPr>
+            <w:r>
+              <w:rPr>
+                <w:rFonts w:ascii="Arial" w:cs="Arial" w:eastAsia="Arial" w:hAnsi="Arial"/>
+                <w:b/>
+                <w:bCs/>
+                <w:color w:val="1F3864"/>
+                <w:sz w:val="16"/>
+                <w:szCs w:val="16"/>
+              </w:rPr>
+              <w:t xml:space="preserve">📖 HTML:</w:t>
+            </w:r>
+          </w:p>
+          <w:p>
+            <w:pPr>
+              <w:spacing w:after="20" w:before="0"/>
+            </w:pPr>
+            <w:hyperlink w:history="1" r:id="rIdtfofszvkqi-wjhngnara0">
               <w:r>
                 <w:rPr>
                   <w:rFonts w:ascii="Arial" w:cs="Arial" w:eastAsia="Arial" w:hAnsi="Arial"/>
@@ -6301,6 +6913,22 @@
           </w:p>
           <w:p>
             <w:pPr>
+              <w:spacing w:after="20" w:before="0"/>
+            </w:pPr>
+            <w:r>
+              <w:rPr>
+                <w:rFonts w:ascii="Arial" w:cs="Arial" w:eastAsia="Arial" w:hAnsi="Arial"/>
+                <w:i/>
+                <w:iCs/>
+                <w:color w:val="595959"/>
+                <w:sz w:val="16"/>
+                <w:szCs w:val="16"/>
+              </w:rPr>
+              <w:t xml:space="preserve">Related topic: not an exact match for this lesson.</w:t>
+            </w:r>
+          </w:p>
+          <w:p>
+            <w:pPr>
               <w:spacing w:after="10" w:before="0"/>
               <w:ind w:left="120"/>
             </w:pPr>
@@ -6319,7 +6947,7 @@
               <w:spacing w:after="10" w:before="0"/>
               <w:ind w:left="120"/>
             </w:pPr>
-            <w:hyperlink w:history="1" r:id="rIdyh-3upkrhaqv9xozidbgm">
+            <w:hyperlink w:history="1" r:id="rIdzpg1zaswfvcw4vnrnhii1">
               <w:r>
                 <w:rPr>
                   <w:rFonts w:ascii="Arial" w:cs="Arial" w:eastAsia="Arial" w:hAnsi="Arial"/>
@@ -6361,7 +6989,7 @@
                 <w:sz w:val="18"/>
                 <w:szCs w:val="18"/>
               </w:rPr>
-              <w:t xml:space="preserve">Students spend 4 minutes revisiting their Lesson 1 predictions displayed on the DQB. Each pair re-reads their sticky note prediction about what the patches are and whether they are alive. The teacher poses a focused warm-up question: 'From your prediction last lesson, write down in one sentence — do you think the white patch and the green patch on the ugali are the same type of organism or different types?' Students write their answer in their science notebooks before any discussion begins.</w:t>
+              <w:t xml:space="preserve">Whole-class discussion for 10 minutes. Teacher projects or draws a master comparison table on the board and co-constructs it with student contributions. Students verify and correct their own tables. The class then applies the classification to the phenomenon: teacher re-displays the phenomenon photographs (spoiled ugali and chapati) and asks students to use their new comparison table to answer: 'Which type of microorganism — fungus, bacterium, or virus — best explains the white, green, and black fuzzy patches we see here?' Students discuss in pairs for 60 seconds then share. The class reaches a consensus that the fuzzy patches are fungal moulds based on visible structure (multicellular, fuzzy hyphae visible to the eye, growing on organic food substrate). Teacher introduces the terms mould and spores, explaining that fungal spores were already present in the air of the kitchen and settled on the uncovered, moist, warm ugali overnight — a direct link back to the mystery of how the growth appeared without anyone touching the food.</w:t>
             </w:r>
           </w:p>
         </w:tc>
@@ -6393,7 +7021,7 @@
                 <w:sz w:val="18"/>
                 <w:szCs w:val="18"/>
               </w:rPr>
-              <w:t xml:space="preserve">Teacher points to the DQB and says: 'Before we gather new evidence today, I want you to look at what we predicted in Lesson 1. Do not change anything yet — we will do that at the end once we have evidence.' Teacher then poses the warm-up question verbally and writes it on the board: 'Same type of organism or different types — what do you think, and why?' Teacher instructs: 'Write your answer silently for 90 seconds. Do not discuss yet.' [WAIT TIME: 90 seconds of silent individual writing.] After writing, teacher selects three pairs at random using lollipop sticks to share their reasoning briefly. Teacher does not confirm or correct answers yet, saying: 'Hold that thought — our research today will help us decide.'</w:t>
+              <w:t xml:space="preserve">Teacher opens the Explain Phase by saying: 'Let us build our class table together. I will not just give you the answers — I will ask you to justify each cell using evidence from your sources.' Teacher calls on different pairs for each row, asking: 'What is your evidence for that?' and 'Does anyone have a different answer — if so, show us where your source says that.' [WAIT TIME after each question: 10 seconds before accepting answers, to prevent the same fast responders from dominating.] When co-constructing the size row, teacher revisits the football pitch analogy: 'So if viruses are the smallest, why do you think we cannot see any viruses on the ugali photograph but we can see the fuzzy fungal patches?' After consensus on fungal mould classification, teacher says: 'Write this in your notebook as a scientific claim: The fuzzy patches on the ugali and chapati in the phenomenon are caused by fungal moulds. Your evidence is...' [WAIT TIME: 45 seconds for students to complete the evidence sentence themselves before teacher discusses it.] Teacher explicitly names the connection: 'This is new evidence. In Lesson 1 we did not know what the patches were. Now we have a classification. Later we will find out exactly how the spores got there.'</w:t>
             </w:r>
           </w:p>
         </w:tc>
@@ -6425,7 +7053,7 @@
                 <w:sz w:val="18"/>
                 <w:szCs w:val="18"/>
               </w:rPr>
-              <w:t xml:space="preserve">Activating prior knowledge through targeted prediction anchored to the phenomenon. The focused question narrows the cognitive entry point from the broad Lesson 1 predictions to a specific classification question, preparing students to look for structural differences during research.</w:t>
+              <w:t xml:space="preserve">Co-construction of the master table makes student reasoning visible and correctable in real time. The claim-evidence sentence structure (adapted from science writing heuristic) trains students to separate conclusions from evidence. Returning to the phenomenon photographs keeps the abstract classification grounded in the original observable puzzle.</w:t>
             </w:r>
           </w:p>
         </w:tc>
@@ -6457,7 +7085,7 @@
                 <w:sz w:val="18"/>
                 <w:szCs w:val="18"/>
               </w:rPr>
-              <w:t xml:space="preserve">Teacher circulates during the 90-second writing phase and scans notebooks to gauge whether students are drawing on biological vocabulary (e.g., 'mould', 'bacteria', 'germs') or purely everyday language. This informs how much scaffolding to provide during the Observe Phase.</w:t>
+              <w:t xml:space="preserve">Teacher checks the claim-evidence sentences in notebooks by circulating during the 45-second writing pause. Any student who writes a claim without identifying structural evidence (e.g., writes only 'it is mould because it is fuzzy' without referencing eukaryotic cell structure or hyphae) is prompted: 'What from your comparison table supports that claim?' This distinguishes surface pattern-matching from structural understanding.</w:t>
             </w:r>
           </w:p>
         </w:tc>
@@ -6466,32 +7094,32 @@
         <w:tc>
           <w:tcPr>
             <w:tcW w:type="dxa" w:w="1520"/>
-            <w:shd w:fill="D9EEF1" w:color="auto" w:val="clear"/>
-            <w:tcMar>
-              <w:top w:type="dxa" w:w="60"/>
-              <w:left w:type="dxa" w:w="120"/>
-              <w:bottom w:type="dxa" w:w="60"/>
-              <w:right w:type="dxa" w:w="120"/>
-            </w:tcMar>
-            <w:vAlign w:val="top"/>
-          </w:tcPr>
-          <w:p>
-            <w:pPr>
-              <w:spacing w:after="40" w:before="0"/>
-              <w:jc w:val="left"/>
-            </w:pPr>
-            <w:r>
-              <w:rPr>
-                <w:rFonts w:ascii="Arial" w:cs="Arial" w:eastAsia="Arial" w:hAnsi="Arial"/>
-                <w:b/>
-                <w:bCs/>
-                <w:i w:val="false"/>
-                <w:iCs w:val="false"/>
-                <w:color w:val="000000"/>
-                <w:sz w:val="18"/>
-                <w:szCs w:val="18"/>
-              </w:rPr>
-              <w:t xml:space="preserve">Observe Phase</w:t>
+            <w:shd w:fill="FCE4D6" w:color="auto" w:val="clear"/>
+            <w:tcMar>
+              <w:top w:type="dxa" w:w="60"/>
+              <w:left w:type="dxa" w:w="120"/>
+              <w:bottom w:type="dxa" w:w="60"/>
+              <w:right w:type="dxa" w:w="120"/>
+            </w:tcMar>
+            <w:vAlign w:val="top"/>
+          </w:tcPr>
+          <w:p>
+            <w:pPr>
+              <w:spacing w:after="40" w:before="0"/>
+              <w:jc w:val="left"/>
+            </w:pPr>
+            <w:r>
+              <w:rPr>
+                <w:rFonts w:ascii="Arial" w:cs="Arial" w:eastAsia="Arial" w:hAnsi="Arial"/>
+                <w:b/>
+                <w:bCs/>
+                <w:i w:val="false"/>
+                <w:iCs w:val="false"/>
+                <w:color w:val="000000"/>
+                <w:sz w:val="18"/>
+                <w:szCs w:val="18"/>
+              </w:rPr>
+              <w:t xml:space="preserve">Driving Question Board (DQB) Creation</w:t>
             </w:r>
           </w:p>
           <w:p>
@@ -6514,7 +7142,7 @@
             <w:pPr>
               <w:spacing w:after="20" w:before="0"/>
             </w:pPr>
-            <w:hyperlink w:history="1" r:id="rIdtw2scczjcdm_uuy0zr7w8">
+            <w:hyperlink w:history="1" r:id="rIdajw10cer1qbueql8fhhz-">
               <w:r>
                 <w:rPr>
                   <w:rFonts w:ascii="Arial" w:cs="Arial" w:eastAsia="Arial" w:hAnsi="Arial"/>
@@ -6547,7 +7175,7 @@
               <w:spacing w:after="10" w:before="0"/>
               <w:ind w:left="120"/>
             </w:pPr>
-            <w:hyperlink w:history="1" r:id="rIdo-eaeefhapttpsvnzc9ia">
+            <w:hyperlink w:history="1" r:id="rIdzqcl0w0bywnctk9ymja3l">
               <w:r>
                 <w:rPr>
                   <w:rFonts w:ascii="Arial" w:cs="Arial" w:eastAsia="Arial" w:hAnsi="Arial"/>
@@ -6592,7 +7220,7 @@
             <w:pPr>
               <w:spacing w:after="20" w:before="0"/>
             </w:pPr>
-            <w:hyperlink w:history="1" r:id="rIdrvqfogyyxwlucjpeaxlur">
+            <w:hyperlink w:history="1" r:id="rId_elcqkfgu2xxdwa-ktiyg">
               <w:r>
                 <w:rPr>
                   <w:rFonts w:ascii="Arial" w:cs="Arial" w:eastAsia="Arial" w:hAnsi="Arial"/>
@@ -6607,6 +7235,22 @@
           </w:p>
           <w:p>
             <w:pPr>
+              <w:spacing w:after="20" w:before="0"/>
+            </w:pPr>
+            <w:r>
+              <w:rPr>
+                <w:rFonts w:ascii="Arial" w:cs="Arial" w:eastAsia="Arial" w:hAnsi="Arial"/>
+                <w:i/>
+                <w:iCs/>
+                <w:color w:val="595959"/>
+                <w:sz w:val="16"/>
+                <w:szCs w:val="16"/>
+              </w:rPr>
+              <w:t xml:space="preserve">Related topic: not an exact match for this lesson.</w:t>
+            </w:r>
+          </w:p>
+          <w:p>
+            <w:pPr>
               <w:spacing w:after="10" w:before="0"/>
               <w:ind w:left="120"/>
             </w:pPr>
@@ -6625,7 +7269,7 @@
               <w:spacing w:after="10" w:before="0"/>
               <w:ind w:left="120"/>
             </w:pPr>
-            <w:hyperlink w:history="1" r:id="rId1pvrr9tvejbkh4aouzggu">
+            <w:hyperlink w:history="1" r:id="rIdk0hmcfz9g3zaaeltpqeie">
               <w:r>
                 <w:rPr>
                   <w:rFonts w:ascii="Arial" w:cs="Arial" w:eastAsia="Arial" w:hAnsi="Arial"/>
@@ -6667,7 +7311,7 @@
                 <w:sz w:val="18"/>
                 <w:szCs w:val="18"/>
               </w:rPr>
-              <w:t xml:space="preserve">Students work in pairs for approximately 18 minutes. Each pair receives a Guided Research Worksheet containing: (1) a photomicrograph sheet with labelled images of Rhizopus stolonifer mould, Escherichia coli bacteria, and an influenza virus; (2) a blank three-column comparison table with rows for: type of cell (eukaryote / prokaryote / non-cellular), approximate size, presence of nucleus, cell wall material, mode of reproduction, and visible to naked eye; (3) two to three short reference paragraphs from a KICD-approved Grade 10 textbook or a printed summary from a curated source. Where digital devices are available, pairs may also use them to view additional photomicrographs. Students read, observe, and complete the comparison table together. Midway through the activity the teacher pauses the class to deliver the size-scale analogy: 'If a single grain of dry maize were the size of a typical bacterium, then to match the size of a human cell you would need to walk the entire length of a standard football pitch — such as the ones at Kisumu Boys High School grounds. A virus is so much smaller still that on the same scale it would be a single sesame seed next to that maize grain.' Students record this analogy in their notebooks next to their table.</w:t>
+              <w:t xml:space="preserve">Students spend 4 minutes updating the DQB. Each pair receives one new sticky note in a different colour from Lesson 1. They write one of the following — their choice: (a) a revision to their original prediction that they can now correct with evidence (e.g., changing 'they are all bacteria' to 'the fuzzy patches are fungi called moulds'), or (b) a new sub-question generated by today's learning (e.g., 'How did the mould spores get onto the ugali if no one touched it?' or 'If viruses are not cells, are they really alive?'). Pairs place their sticky note on the DQB. Teacher reads three aloud and explicitly links them to the storyline ahead: the spore dispersal question points to Lesson 3 on transmission, and the virus-alive question points to deeper classification work.</w:t>
             </w:r>
           </w:p>
         </w:tc>
@@ -6699,7 +7343,7 @@
                 <w:sz w:val="18"/>
                 <w:szCs w:val="18"/>
               </w:rPr>
-              <w:t xml:space="preserve">Teacher distributes worksheets and says: 'Your job for the next 18 minutes is to become detectives. Use the photomicrographs and the reference text to fill in your comparison table. Focus on the evidence in front of you — not just what you think you remember.' Teacher circulates continuously, pausing at pairs to ask probing questions: 'What does the image tell you about whether this organism has a nucleus?', 'Where in the text did you find the size information — can you point to it?' At the 9-minute mark, teacher calls attention and delivers the Kisumu football pitch size-scale analogy as a 2-minute whole-class explanation with a quick sketch on the board showing the three organisms at relative scale. Teacher then says: 'Now go back to your table and make sure your size row reflects that scale.' [WAIT TIME after analogy: 30 seconds for students to process before returning to task.] Teacher uses targeted questioning for pairs who finish early: 'Look at the cell wall material row — fungi have chitin, plants have cellulose. Why might that difference matter for how we treat a fungal infection?'</w:t>
+              <w:t xml:space="preserve">Teacher says: 'Scientists do not just accumulate facts — they update their thinking when they get new evidence. Go back to your original prediction sticky note. Can you now revise it, or has today raised a new question you did not have before?' Teacher distributes the new-colour sticky notes and gives 2 minutes of silent writing time. [WAIT TIME: 2 full minutes of silence — teacher does not prompt or hint during this time.] After pairs place notes, teacher reads three selected notes aloud and says: 'Notice how our questions are getting more specific. In Lesson 1 we asked what the patches were. Now we are asking how the spores travelled. That is the direction good science moves — from broad wondering to precise questions.' Teacher draws a visible arrow on the DQB from the original driving question toward the new sub-questions, labelling it 'Evidence from Lesson 2'.</w:t>
             </w:r>
           </w:p>
         </w:tc>
@@ -6731,7 +7375,7 @@
                 <w:sz w:val="18"/>
                 <w:szCs w:val="18"/>
               </w:rPr>
-              <w:t xml:space="preserve">Guided inquiry with structured scaffolding — the comparison table prevents information overload and directs observation to scientifically significant structural features. The size-scale analogy uses a locally familiar landmark (a Kenyan school football pitch) to make abstract magnitude concrete and memorable. Pair work promotes collaborative sense-making and reduces anxiety about unfamiliar scientific vocabulary.</w:t>
+              <w:t xml:space="preserve">The DQB update makes metacognitive growth visible — students can literally see their thinking becoming more sophisticated. Using a different sticky-note colour creates a visual timeline of evidence accumulation across the unit, reinforcing the idea that science is an iterative process of revision rather than a single correct answer.</w:t>
             </w:r>
           </w:p>
         </w:tc>
@@ -6763,7 +7407,7 @@
                 <w:sz w:val="18"/>
                 <w:szCs w:val="18"/>
               </w:rPr>
-              <w:t xml:space="preserve">Teacher collects a quick show of completed comparison tables at the 16-minute mark by asking pairs to hold up their worksheet. Teacher scans for common errors — particularly students confusing bacteria (prokaryote) with fungi (eukaryote) — and notes these for the Explain Phase discussion. Students who have conflated viruses with bacteria are identified for targeted questioning.</w:t>
+              <w:t xml:space="preserve">The sticky notes are a written artefact of conceptual change. Teacher photographs the DQB after the lesson to track which students are revising predictions (evidence of knowledge integration) versus only adding new questions without revising earlier misconceptions. Students who have not revised a misconception (e.g., still claiming all patches are bacteria) are prioritised for a brief one-to-one check before Lesson 3.</w:t>
             </w:r>
           </w:p>
         </w:tc>
@@ -6772,32 +7416,32 @@
         <w:tc>
           <w:tcPr>
             <w:tcW w:type="dxa" w:w="1520"/>
-            <w:shd w:fill="E2EFDA" w:color="auto" w:val="clear"/>
-            <w:tcMar>
-              <w:top w:type="dxa" w:w="60"/>
-              <w:left w:type="dxa" w:w="120"/>
-              <w:bottom w:type="dxa" w:w="60"/>
-              <w:right w:type="dxa" w:w="120"/>
-            </w:tcMar>
-            <w:vAlign w:val="top"/>
-          </w:tcPr>
-          <w:p>
-            <w:pPr>
-              <w:spacing w:after="40" w:before="0"/>
-              <w:jc w:val="left"/>
-            </w:pPr>
-            <w:r>
-              <w:rPr>
-                <w:rFonts w:ascii="Arial" w:cs="Arial" w:eastAsia="Arial" w:hAnsi="Arial"/>
-                <w:b/>
-                <w:bCs/>
-                <w:i w:val="false"/>
-                <w:iCs w:val="false"/>
-                <w:color w:val="000000"/>
-                <w:sz w:val="18"/>
-                <w:szCs w:val="18"/>
-              </w:rPr>
-              <w:t xml:space="preserve">Explain Phase</w:t>
+            <w:shd w:fill="D5E8F0" w:color="auto" w:val="clear"/>
+            <w:tcMar>
+              <w:top w:type="dxa" w:w="60"/>
+              <w:left w:type="dxa" w:w="120"/>
+              <w:bottom w:type="dxa" w:w="60"/>
+              <w:right w:type="dxa" w:w="120"/>
+            </w:tcMar>
+            <w:vAlign w:val="top"/>
+          </w:tcPr>
+          <w:p>
+            <w:pPr>
+              <w:spacing w:after="40" w:before="0"/>
+              <w:jc w:val="left"/>
+            </w:pPr>
+            <w:r>
+              <w:rPr>
+                <w:rFonts w:ascii="Arial" w:cs="Arial" w:eastAsia="Arial" w:hAnsi="Arial"/>
+                <w:b/>
+                <w:bCs/>
+                <w:i w:val="false"/>
+                <w:iCs w:val="false"/>
+                <w:color w:val="000000"/>
+                <w:sz w:val="18"/>
+                <w:szCs w:val="18"/>
+              </w:rPr>
+              <w:t xml:space="preserve">Model Building Phase</w:t>
             </w:r>
           </w:p>
           <w:p>
@@ -6820,7 +7464,7 @@
             <w:pPr>
               <w:spacing w:after="20" w:before="0"/>
             </w:pPr>
-            <w:hyperlink w:history="1" r:id="rIdeszxuzl0omwhd_bpulsbk">
+            <w:hyperlink w:history="1" r:id="rId_w4mvf7p0_5q1_wxspopc">
               <w:r>
                 <w:rPr>
                   <w:rFonts w:ascii="Arial" w:cs="Arial" w:eastAsia="Arial" w:hAnsi="Arial"/>
@@ -6853,7 +7497,7 @@
               <w:spacing w:after="10" w:before="0"/>
               <w:ind w:left="120"/>
             </w:pPr>
-            <w:hyperlink w:history="1" r:id="rIdkjmsr5alnf8d_rbtnc9ia">
+            <w:hyperlink w:history="1" r:id="rIdryghcdvmwtu-zt34n3urr">
               <w:r>
                 <w:rPr>
                   <w:rFonts w:ascii="Arial" w:cs="Arial" w:eastAsia="Arial" w:hAnsi="Arial"/>
@@ -6891,14 +7535,14 @@
                 <w:sz w:val="16"/>
                 <w:szCs w:val="16"/>
               </w:rPr>
-              <w:t xml:space="preserve">📖 HTML:</w:t>
+              <w:t xml:space="preserve">📖 EXERCISE:</w:t>
             </w:r>
           </w:p>
           <w:p>
             <w:pPr>
               <w:spacing w:after="20" w:before="0"/>
             </w:pPr>
-            <w:hyperlink w:history="1" r:id="rIdfh3ezp8qqpk-19ptkjx2d">
+            <w:hyperlink w:history="1" r:id="rIdfnhijzwvxlvj_idpovv2d">
               <w:r>
                 <w:rPr>
                   <w:rFonts w:ascii="Arial" w:cs="Arial" w:eastAsia="Arial" w:hAnsi="Arial"/>
@@ -6907,9 +7551,25 @@
                   <w:szCs w:val="16"/>
                   <w:u w:val="single" w:color="2E75B6"/>
                 </w:rPr>
-                <w:t xml:space="preserve">Fungi Classification (Flexbook)</w:t>
+                <w:t xml:space="preserve">Fungi Structure Practice</w:t>
               </w:r>
             </w:hyperlink>
+          </w:p>
+          <w:p>
+            <w:pPr>
+              <w:spacing w:after="20" w:before="0"/>
+            </w:pPr>
+            <w:r>
+              <w:rPr>
+                <w:rFonts w:ascii="Arial" w:cs="Arial" w:eastAsia="Arial" w:hAnsi="Arial"/>
+                <w:i/>
+                <w:iCs/>
+                <w:color w:val="595959"/>
+                <w:sz w:val="16"/>
+                <w:szCs w:val="16"/>
+              </w:rPr>
+              <w:t xml:space="preserve">Related topic: not an exact match for this lesson.</w:t>
+            </w:r>
           </w:p>
           <w:p>
             <w:pPr>
@@ -6931,619 +7591,7 @@
               <w:spacing w:after="10" w:before="0"/>
               <w:ind w:left="120"/>
             </w:pPr>
-            <w:hyperlink w:history="1" r:id="rIdhxg0iansl8ijraio6spil">
-              <w:r>
-                <w:rPr>
-                  <w:rFonts w:ascii="Arial" w:cs="Arial" w:eastAsia="Arial" w:hAnsi="Arial"/>
-                  <w:color w:val="595959"/>
-                  <w:sz w:val="14"/>
-                  <w:szCs w:val="14"/>
-                  <w:u w:val="single" w:color="595959"/>
-                </w:rPr>
-                <w:t xml:space="preserve">🔍 Search ARES for similar readings</w:t>
-              </w:r>
-            </w:hyperlink>
-          </w:p>
-        </w:tc>
-        <w:tc>
-          <w:tcPr>
-            <w:tcW w:type="dxa" w:w="3040"/>
-            <w:shd w:fill="FFFFFF" w:color="auto" w:val="clear"/>
-            <w:tcMar>
-              <w:top w:type="dxa" w:w="60"/>
-              <w:left w:type="dxa" w:w="120"/>
-              <w:bottom w:type="dxa" w:w="60"/>
-              <w:right w:type="dxa" w:w="120"/>
-            </w:tcMar>
-            <w:vAlign w:val="top"/>
-          </w:tcPr>
-          <w:p>
-            <w:pPr>
-              <w:spacing w:after="40" w:before="0"/>
-              <w:jc w:val="left"/>
-            </w:pPr>
-            <w:r>
-              <w:rPr>
-                <w:rFonts w:ascii="Arial" w:cs="Arial" w:eastAsia="Arial" w:hAnsi="Arial"/>
-                <w:b w:val="false"/>
-                <w:bCs w:val="false"/>
-                <w:i w:val="false"/>
-                <w:iCs w:val="false"/>
-                <w:color w:val="000000"/>
-                <w:sz w:val="18"/>
-                <w:szCs w:val="18"/>
-              </w:rPr>
-              <w:t xml:space="preserve">Whole-class discussion for 10 minutes. Teacher projects or draws a master comparison table on the board and co-constructs it with student contributions. Students verify and correct their own tables. The class then applies the classification to the phenomenon: teacher re-displays the phenomenon photographs (spoiled ugali and chapati) and asks students to use their new comparison table to answer: 'Which type of microorganism — fungus, bacterium, or virus — best explains the white, green, and black fuzzy patches we see here?' Students discuss in pairs for 60 seconds then share. The class reaches a consensus that the fuzzy patches are fungal moulds based on visible structure (multicellular, fuzzy hyphae visible to the eye, growing on organic food substrate). Teacher introduces the terms mould and spores, explaining that fungal spores were already present in the air of the kitchen and settled on the uncovered, moist, warm ugali overnight — a direct link back to the mystery of how the growth appeared without anyone touching the food.</w:t>
-            </w:r>
-          </w:p>
-        </w:tc>
-        <w:tc>
-          <w:tcPr>
-            <w:tcW w:type="dxa" w:w="3040"/>
-            <w:shd w:fill="F2F2F2" w:color="auto" w:val="clear"/>
-            <w:tcMar>
-              <w:top w:type="dxa" w:w="60"/>
-              <w:left w:type="dxa" w:w="120"/>
-              <w:bottom w:type="dxa" w:w="60"/>
-              <w:right w:type="dxa" w:w="120"/>
-            </w:tcMar>
-            <w:vAlign w:val="top"/>
-          </w:tcPr>
-          <w:p>
-            <w:pPr>
-              <w:spacing w:after="40" w:before="0"/>
-              <w:jc w:val="left"/>
-            </w:pPr>
-            <w:r>
-              <w:rPr>
-                <w:rFonts w:ascii="Arial" w:cs="Arial" w:eastAsia="Arial" w:hAnsi="Arial"/>
-                <w:b w:val="false"/>
-                <w:bCs w:val="false"/>
-                <w:i w:val="false"/>
-                <w:iCs w:val="false"/>
-                <w:color w:val="000000"/>
-                <w:sz w:val="18"/>
-                <w:szCs w:val="18"/>
-              </w:rPr>
-              <w:t xml:space="preserve">Teacher opens the Explain Phase by saying: 'Let us build our class table together. I will not just give you the answers — I will ask you to justify each cell using evidence from your sources.' Teacher calls on different pairs for each row, asking: 'What is your evidence for that?' and 'Does anyone have a different answer — if so, show us where your source says that.' [WAIT TIME after each question: 10 seconds before accepting answers, to prevent the same fast responders from dominating.] When co-constructing the size row, teacher revisits the football pitch analogy: 'So if viruses are the smallest, why do you think we cannot see any viruses on the ugali photograph but we can see the fuzzy fungal patches?' After consensus on fungal mould classification, teacher says: 'Write this in your notebook as a scientific claim: The fuzzy patches on the ugali and chapati in the phenomenon are caused by fungal moulds. Your evidence is...' [WAIT TIME: 45 seconds for students to complete the evidence sentence themselves before teacher discusses it.] Teacher explicitly names the connection: 'This is new evidence. In Lesson 1 we did not know what the patches were. Now we have a classification. Later we will find out exactly how the spores got there.'</w:t>
-            </w:r>
-          </w:p>
-        </w:tc>
-        <w:tc>
-          <w:tcPr>
-            <w:tcW w:type="dxa" w:w="3040"/>
-            <w:shd w:fill="FFFFFF" w:color="auto" w:val="clear"/>
-            <w:tcMar>
-              <w:top w:type="dxa" w:w="60"/>
-              <w:left w:type="dxa" w:w="120"/>
-              <w:bottom w:type="dxa" w:w="60"/>
-              <w:right w:type="dxa" w:w="120"/>
-            </w:tcMar>
-            <w:vAlign w:val="top"/>
-          </w:tcPr>
-          <w:p>
-            <w:pPr>
-              <w:spacing w:after="40" w:before="0"/>
-              <w:jc w:val="left"/>
-            </w:pPr>
-            <w:r>
-              <w:rPr>
-                <w:rFonts w:ascii="Arial" w:cs="Arial" w:eastAsia="Arial" w:hAnsi="Arial"/>
-                <w:b w:val="false"/>
-                <w:bCs w:val="false"/>
-                <w:i w:val="false"/>
-                <w:iCs w:val="false"/>
-                <w:color w:val="000000"/>
-                <w:sz w:val="18"/>
-                <w:szCs w:val="18"/>
-              </w:rPr>
-              <w:t xml:space="preserve">Co-construction of the master table makes student reasoning visible and correctable in real time. The claim-evidence sentence structure (adapted from science writing heuristic) trains students to separate conclusions from evidence. Returning to the phenomenon photographs keeps the abstract classification grounded in the original observable puzzle.</w:t>
-            </w:r>
-          </w:p>
-        </w:tc>
-        <w:tc>
-          <w:tcPr>
-            <w:tcW w:type="dxa" w:w="3040"/>
-            <w:shd w:fill="F2F2F2" w:color="auto" w:val="clear"/>
-            <w:tcMar>
-              <w:top w:type="dxa" w:w="60"/>
-              <w:left w:type="dxa" w:w="120"/>
-              <w:bottom w:type="dxa" w:w="60"/>
-              <w:right w:type="dxa" w:w="120"/>
-            </w:tcMar>
-            <w:vAlign w:val="top"/>
-          </w:tcPr>
-          <w:p>
-            <w:pPr>
-              <w:spacing w:after="40" w:before="0"/>
-              <w:jc w:val="left"/>
-            </w:pPr>
-            <w:r>
-              <w:rPr>
-                <w:rFonts w:ascii="Arial" w:cs="Arial" w:eastAsia="Arial" w:hAnsi="Arial"/>
-                <w:b w:val="false"/>
-                <w:bCs w:val="false"/>
-                <w:i w:val="false"/>
-                <w:iCs w:val="false"/>
-                <w:color w:val="000000"/>
-                <w:sz w:val="18"/>
-                <w:szCs w:val="18"/>
-              </w:rPr>
-              <w:t xml:space="preserve">Teacher checks the claim-evidence sentences in notebooks by circulating during the 45-second writing pause. Any student who writes a claim without identifying structural evidence (e.g., writes only 'it is mould because it is fuzzy' without referencing eukaryotic cell structure or hyphae) is prompted: 'What from your comparison table supports that claim?' This distinguishes surface pattern-matching from structural understanding.</w:t>
-            </w:r>
-          </w:p>
-        </w:tc>
-      </w:tr>
-      <w:tr>
-        <w:tc>
-          <w:tcPr>
-            <w:tcW w:type="dxa" w:w="1520"/>
-            <w:shd w:fill="FCE4D6" w:color="auto" w:val="clear"/>
-            <w:tcMar>
-              <w:top w:type="dxa" w:w="60"/>
-              <w:left w:type="dxa" w:w="120"/>
-              <w:bottom w:type="dxa" w:w="60"/>
-              <w:right w:type="dxa" w:w="120"/>
-            </w:tcMar>
-            <w:vAlign w:val="top"/>
-          </w:tcPr>
-          <w:p>
-            <w:pPr>
-              <w:spacing w:after="40" w:before="0"/>
-              <w:jc w:val="left"/>
-            </w:pPr>
-            <w:r>
-              <w:rPr>
-                <w:rFonts w:ascii="Arial" w:cs="Arial" w:eastAsia="Arial" w:hAnsi="Arial"/>
-                <w:b/>
-                <w:bCs/>
-                <w:i w:val="false"/>
-                <w:iCs w:val="false"/>
-                <w:color w:val="000000"/>
-                <w:sz w:val="18"/>
-                <w:szCs w:val="18"/>
-              </w:rPr>
-              <w:t xml:space="preserve">Driving Question Board (DQB) Creation</w:t>
-            </w:r>
-          </w:p>
-          <w:p>
-            <w:pPr>
-              <w:spacing w:after="20" w:before="0"/>
-            </w:pPr>
-            <w:r>
-              <w:rPr>
-                <w:rFonts w:ascii="Arial" w:cs="Arial" w:eastAsia="Arial" w:hAnsi="Arial"/>
-                <w:b/>
-                <w:bCs/>
-                <w:color w:val="1F3864"/>
-                <w:sz w:val="16"/>
-                <w:szCs w:val="16"/>
-              </w:rPr>
-              <w:t xml:space="preserve">📹 VIDEO:</w:t>
-            </w:r>
-          </w:p>
-          <w:p>
-            <w:pPr>
-              <w:spacing w:after="20" w:before="0"/>
-            </w:pPr>
-            <w:hyperlink w:history="1" r:id="rIdkz6ihdod_tufpf9lxlise">
-              <w:r>
-                <w:rPr>
-                  <w:rFonts w:ascii="Arial" w:cs="Arial" w:eastAsia="Arial" w:hAnsi="Arial"/>
-                  <w:color w:val="2E75B6"/>
-                  <w:sz w:val="16"/>
-                  <w:szCs w:val="16"/>
-                  <w:u w:val="single" w:color="2E75B6"/>
-                </w:rPr>
-                <w:t xml:space="preserve">Scale of cells</w:t>
-              </w:r>
-            </w:hyperlink>
-          </w:p>
-          <w:p>
-            <w:pPr>
-              <w:spacing w:after="10" w:before="0"/>
-              <w:ind w:left="120"/>
-            </w:pPr>
-            <w:r>
-              <w:rPr>
-                <w:rFonts w:ascii="Arial" w:cs="Arial" w:eastAsia="Arial" w:hAnsi="Arial"/>
-                <w:color w:val="595959"/>
-                <w:sz w:val="14"/>
-                <w:szCs w:val="14"/>
-              </w:rPr>
-              <w:t xml:space="preserve">Source: Khan Academy (English - US curriculum)</w:t>
-            </w:r>
-          </w:p>
-          <w:p>
-            <w:pPr>
-              <w:spacing w:after="10" w:before="0"/>
-              <w:ind w:left="120"/>
-            </w:pPr>
-            <w:hyperlink w:history="1" r:id="rIdsgay-s3cpl4wkywtibtuk">
-              <w:r>
-                <w:rPr>
-                  <w:rFonts w:ascii="Arial" w:cs="Arial" w:eastAsia="Arial" w:hAnsi="Arial"/>
-                  <w:color w:val="595959"/>
-                  <w:sz w:val="14"/>
-                  <w:szCs w:val="14"/>
-                  <w:u w:val="single" w:color="595959"/>
-                </w:rPr>
-                <w:t xml:space="preserve">🔍 Search ARES for similar videos</w:t>
-              </w:r>
-            </w:hyperlink>
-          </w:p>
-          <w:p>
-            <w:pPr>
-              <w:spacing w:after="40" w:before="0"/>
-            </w:pPr>
-            <w:r>
-              <w:rPr>
-                <w:sz w:val="14"/>
-                <w:szCs w:val="14"/>
-              </w:rPr>
-              <w:t xml:space="preserve"/>
-            </w:r>
-          </w:p>
-          <w:p>
-            <w:pPr>
-              <w:spacing w:after="20" w:before="0"/>
-            </w:pPr>
-            <w:r>
-              <w:rPr>
-                <w:rFonts w:ascii="Arial" w:cs="Arial" w:eastAsia="Arial" w:hAnsi="Arial"/>
-                <w:b/>
-                <w:bCs/>
-                <w:color w:val="1F3864"/>
-                <w:sz w:val="16"/>
-                <w:szCs w:val="16"/>
-              </w:rPr>
-              <w:t xml:space="preserve">📖 HTML:</w:t>
-            </w:r>
-          </w:p>
-          <w:p>
-            <w:pPr>
-              <w:spacing w:after="20" w:before="0"/>
-            </w:pPr>
-            <w:hyperlink w:history="1" r:id="rIdy1r6x8ggggddanzll8-vr">
-              <w:r>
-                <w:rPr>
-                  <w:rFonts w:ascii="Arial" w:cs="Arial" w:eastAsia="Arial" w:hAnsi="Arial"/>
-                  <w:color w:val="2E75B6"/>
-                  <w:sz w:val="16"/>
-                  <w:szCs w:val="16"/>
-                  <w:u w:val="single" w:color="2E75B6"/>
-                </w:rPr>
-                <w:t xml:space="preserve">Fungi Classification (Flexbook)</w:t>
-              </w:r>
-            </w:hyperlink>
-          </w:p>
-          <w:p>
-            <w:pPr>
-              <w:spacing w:after="10" w:before="0"/>
-              <w:ind w:left="120"/>
-            </w:pPr>
-            <w:r>
-              <w:rPr>
-                <w:rFonts w:ascii="Arial" w:cs="Arial" w:eastAsia="Arial" w:hAnsi="Arial"/>
-                <w:color w:val="595959"/>
-                <w:sz w:val="14"/>
-                <w:szCs w:val="14"/>
-              </w:rPr>
-              <w:t xml:space="preserve">Source: CK-12</w:t>
-            </w:r>
-          </w:p>
-          <w:p>
-            <w:pPr>
-              <w:spacing w:after="10" w:before="0"/>
-              <w:ind w:left="120"/>
-            </w:pPr>
-            <w:hyperlink w:history="1" r:id="rIdqy-7fax-cuvpvfrd-wsw_">
-              <w:r>
-                <w:rPr>
-                  <w:rFonts w:ascii="Arial" w:cs="Arial" w:eastAsia="Arial" w:hAnsi="Arial"/>
-                  <w:color w:val="595959"/>
-                  <w:sz w:val="14"/>
-                  <w:szCs w:val="14"/>
-                  <w:u w:val="single" w:color="595959"/>
-                </w:rPr>
-                <w:t xml:space="preserve">🔍 Search ARES for similar readings</w:t>
-              </w:r>
-            </w:hyperlink>
-          </w:p>
-        </w:tc>
-        <w:tc>
-          <w:tcPr>
-            <w:tcW w:type="dxa" w:w="3040"/>
-            <w:shd w:fill="FFFFFF" w:color="auto" w:val="clear"/>
-            <w:tcMar>
-              <w:top w:type="dxa" w:w="60"/>
-              <w:left w:type="dxa" w:w="120"/>
-              <w:bottom w:type="dxa" w:w="60"/>
-              <w:right w:type="dxa" w:w="120"/>
-            </w:tcMar>
-            <w:vAlign w:val="top"/>
-          </w:tcPr>
-          <w:p>
-            <w:pPr>
-              <w:spacing w:after="40" w:before="0"/>
-              <w:jc w:val="left"/>
-            </w:pPr>
-            <w:r>
-              <w:rPr>
-                <w:rFonts w:ascii="Arial" w:cs="Arial" w:eastAsia="Arial" w:hAnsi="Arial"/>
-                <w:b w:val="false"/>
-                <w:bCs w:val="false"/>
-                <w:i w:val="false"/>
-                <w:iCs w:val="false"/>
-                <w:color w:val="000000"/>
-                <w:sz w:val="18"/>
-                <w:szCs w:val="18"/>
-              </w:rPr>
-              <w:t xml:space="preserve">Students spend 4 minutes updating the DQB. Each pair receives one new sticky note in a different colour from Lesson 1. They write one of the following — their choice: (a) a revision to their original prediction that they can now correct with evidence (e.g., changing 'they are all bacteria' to 'the fuzzy patches are fungi called moulds'), or (b) a new sub-question generated by today's learning (e.g., 'How did the mould spores get onto the ugali if no one touched it?' or 'If viruses are not cells, are they really alive?'). Pairs place their sticky note on the DQB. Teacher reads three aloud and explicitly links them to the storyline ahead: the spore dispersal question points to Lesson 3 on transmission, and the virus-alive question points to deeper classification work.</w:t>
-            </w:r>
-          </w:p>
-        </w:tc>
-        <w:tc>
-          <w:tcPr>
-            <w:tcW w:type="dxa" w:w="3040"/>
-            <w:shd w:fill="F2F2F2" w:color="auto" w:val="clear"/>
-            <w:tcMar>
-              <w:top w:type="dxa" w:w="60"/>
-              <w:left w:type="dxa" w:w="120"/>
-              <w:bottom w:type="dxa" w:w="60"/>
-              <w:right w:type="dxa" w:w="120"/>
-            </w:tcMar>
-            <w:vAlign w:val="top"/>
-          </w:tcPr>
-          <w:p>
-            <w:pPr>
-              <w:spacing w:after="40" w:before="0"/>
-              <w:jc w:val="left"/>
-            </w:pPr>
-            <w:r>
-              <w:rPr>
-                <w:rFonts w:ascii="Arial" w:cs="Arial" w:eastAsia="Arial" w:hAnsi="Arial"/>
-                <w:b w:val="false"/>
-                <w:bCs w:val="false"/>
-                <w:i w:val="false"/>
-                <w:iCs w:val="false"/>
-                <w:color w:val="000000"/>
-                <w:sz w:val="18"/>
-                <w:szCs w:val="18"/>
-              </w:rPr>
-              <w:t xml:space="preserve">Teacher says: 'Scientists do not just accumulate facts — they update their thinking when they get new evidence. Go back to your original prediction sticky note. Can you now revise it, or has today raised a new question you did not have before?' Teacher distributes the new-colour sticky notes and gives 2 minutes of silent writing time. [WAIT TIME: 2 full minutes of silence — teacher does not prompt or hint during this time.] After pairs place notes, teacher reads three selected notes aloud and says: 'Notice how our questions are getting more specific. In Lesson 1 we asked what the patches were. Now we are asking how the spores travelled. That is the direction good science moves — from broad wondering to precise questions.' Teacher draws a visible arrow on the DQB from the original driving question toward the new sub-questions, labelling it 'Evidence from Lesson 2'.</w:t>
-            </w:r>
-          </w:p>
-        </w:tc>
-        <w:tc>
-          <w:tcPr>
-            <w:tcW w:type="dxa" w:w="3040"/>
-            <w:shd w:fill="FFFFFF" w:color="auto" w:val="clear"/>
-            <w:tcMar>
-              <w:top w:type="dxa" w:w="60"/>
-              <w:left w:type="dxa" w:w="120"/>
-              <w:bottom w:type="dxa" w:w="60"/>
-              <w:right w:type="dxa" w:w="120"/>
-            </w:tcMar>
-            <w:vAlign w:val="top"/>
-          </w:tcPr>
-          <w:p>
-            <w:pPr>
-              <w:spacing w:after="40" w:before="0"/>
-              <w:jc w:val="left"/>
-            </w:pPr>
-            <w:r>
-              <w:rPr>
-                <w:rFonts w:ascii="Arial" w:cs="Arial" w:eastAsia="Arial" w:hAnsi="Arial"/>
-                <w:b w:val="false"/>
-                <w:bCs w:val="false"/>
-                <w:i w:val="false"/>
-                <w:iCs w:val="false"/>
-                <w:color w:val="000000"/>
-                <w:sz w:val="18"/>
-                <w:szCs w:val="18"/>
-              </w:rPr>
-              <w:t xml:space="preserve">The DQB update makes metacognitive growth visible — students can literally see their thinking becoming more sophisticated. Using a different sticky-note colour creates a visual timeline of evidence accumulation across the unit, reinforcing the idea that science is an iterative process of revision rather than a single correct answer.</w:t>
-            </w:r>
-          </w:p>
-        </w:tc>
-        <w:tc>
-          <w:tcPr>
-            <w:tcW w:type="dxa" w:w="3040"/>
-            <w:shd w:fill="F2F2F2" w:color="auto" w:val="clear"/>
-            <w:tcMar>
-              <w:top w:type="dxa" w:w="60"/>
-              <w:left w:type="dxa" w:w="120"/>
-              <w:bottom w:type="dxa" w:w="60"/>
-              <w:right w:type="dxa" w:w="120"/>
-            </w:tcMar>
-            <w:vAlign w:val="top"/>
-          </w:tcPr>
-          <w:p>
-            <w:pPr>
-              <w:spacing w:after="40" w:before="0"/>
-              <w:jc w:val="left"/>
-            </w:pPr>
-            <w:r>
-              <w:rPr>
-                <w:rFonts w:ascii="Arial" w:cs="Arial" w:eastAsia="Arial" w:hAnsi="Arial"/>
-                <w:b w:val="false"/>
-                <w:bCs w:val="false"/>
-                <w:i w:val="false"/>
-                <w:iCs w:val="false"/>
-                <w:color w:val="000000"/>
-                <w:sz w:val="18"/>
-                <w:szCs w:val="18"/>
-              </w:rPr>
-              <w:t xml:space="preserve">The sticky notes are a written artefact of conceptual change. Teacher photographs the DQB after the lesson to track which students are revising predictions (evidence of knowledge integration) versus only adding new questions without revising earlier misconceptions. Students who have not revised a misconception (e.g., still claiming all patches are bacteria) are prioritised for a brief one-to-one check before Lesson 3.</w:t>
-            </w:r>
-          </w:p>
-        </w:tc>
-      </w:tr>
-      <w:tr>
-        <w:tc>
-          <w:tcPr>
-            <w:tcW w:type="dxa" w:w="1520"/>
-            <w:shd w:fill="D5E8F0" w:color="auto" w:val="clear"/>
-            <w:tcMar>
-              <w:top w:type="dxa" w:w="60"/>
-              <w:left w:type="dxa" w:w="120"/>
-              <w:bottom w:type="dxa" w:w="60"/>
-              <w:right w:type="dxa" w:w="120"/>
-            </w:tcMar>
-            <w:vAlign w:val="top"/>
-          </w:tcPr>
-          <w:p>
-            <w:pPr>
-              <w:spacing w:after="40" w:before="0"/>
-              <w:jc w:val="left"/>
-            </w:pPr>
-            <w:r>
-              <w:rPr>
-                <w:rFonts w:ascii="Arial" w:cs="Arial" w:eastAsia="Arial" w:hAnsi="Arial"/>
-                <w:b/>
-                <w:bCs/>
-                <w:i w:val="false"/>
-                <w:iCs w:val="false"/>
-                <w:color w:val="000000"/>
-                <w:sz w:val="18"/>
-                <w:szCs w:val="18"/>
-              </w:rPr>
-              <w:t xml:space="preserve">Model Building Phase</w:t>
-            </w:r>
-          </w:p>
-          <w:p>
-            <w:pPr>
-              <w:spacing w:after="20" w:before="0"/>
-            </w:pPr>
-            <w:r>
-              <w:rPr>
-                <w:rFonts w:ascii="Arial" w:cs="Arial" w:eastAsia="Arial" w:hAnsi="Arial"/>
-                <w:b/>
-                <w:bCs/>
-                <w:color w:val="1F3864"/>
-                <w:sz w:val="16"/>
-                <w:szCs w:val="16"/>
-              </w:rPr>
-              <w:t xml:space="preserve">📹 VIDEO:</w:t>
-            </w:r>
-          </w:p>
-          <w:p>
-            <w:pPr>
-              <w:spacing w:after="20" w:before="0"/>
-            </w:pPr>
-            <w:hyperlink w:history="1" r:id="rIdsz2wqrpq2nlwbud00fkre">
-              <w:r>
-                <w:rPr>
-                  <w:rFonts w:ascii="Arial" w:cs="Arial" w:eastAsia="Arial" w:hAnsi="Arial"/>
-                  <w:color w:val="2E75B6"/>
-                  <w:sz w:val="16"/>
-                  <w:szCs w:val="16"/>
-                  <w:u w:val="single" w:color="2E75B6"/>
-                </w:rPr>
-                <w:t xml:space="preserve">Scale of cells</w:t>
-              </w:r>
-            </w:hyperlink>
-          </w:p>
-          <w:p>
-            <w:pPr>
-              <w:spacing w:after="10" w:before="0"/>
-              <w:ind w:left="120"/>
-            </w:pPr>
-            <w:r>
-              <w:rPr>
-                <w:rFonts w:ascii="Arial" w:cs="Arial" w:eastAsia="Arial" w:hAnsi="Arial"/>
-                <w:color w:val="595959"/>
-                <w:sz w:val="14"/>
-                <w:szCs w:val="14"/>
-              </w:rPr>
-              <w:t xml:space="preserve">Source: Khan Academy (English - US curriculum)</w:t>
-            </w:r>
-          </w:p>
-          <w:p>
-            <w:pPr>
-              <w:spacing w:after="10" w:before="0"/>
-              <w:ind w:left="120"/>
-            </w:pPr>
-            <w:hyperlink w:history="1" r:id="rIdebzjzj2guzgdr2ph9gjj9">
-              <w:r>
-                <w:rPr>
-                  <w:rFonts w:ascii="Arial" w:cs="Arial" w:eastAsia="Arial" w:hAnsi="Arial"/>
-                  <w:color w:val="595959"/>
-                  <w:sz w:val="14"/>
-                  <w:szCs w:val="14"/>
-                  <w:u w:val="single" w:color="595959"/>
-                </w:rPr>
-                <w:t xml:space="preserve">🔍 Search ARES for similar videos</w:t>
-              </w:r>
-            </w:hyperlink>
-          </w:p>
-          <w:p>
-            <w:pPr>
-              <w:spacing w:after="40" w:before="0"/>
-            </w:pPr>
-            <w:r>
-              <w:rPr>
-                <w:sz w:val="14"/>
-                <w:szCs w:val="14"/>
-              </w:rPr>
-              <w:t xml:space="preserve"/>
-            </w:r>
-          </w:p>
-          <w:p>
-            <w:pPr>
-              <w:spacing w:after="20" w:before="0"/>
-            </w:pPr>
-            <w:r>
-              <w:rPr>
-                <w:rFonts w:ascii="Arial" w:cs="Arial" w:eastAsia="Arial" w:hAnsi="Arial"/>
-                <w:b/>
-                <w:bCs/>
-                <w:color w:val="1F3864"/>
-                <w:sz w:val="16"/>
-                <w:szCs w:val="16"/>
-              </w:rPr>
-              <w:t xml:space="preserve">📖 HTML:</w:t>
-            </w:r>
-          </w:p>
-          <w:p>
-            <w:pPr>
-              <w:spacing w:after="20" w:before="0"/>
-            </w:pPr>
-            <w:hyperlink w:history="1" r:id="rIdboepyewjyqg3vkx2olm98">
-              <w:r>
-                <w:rPr>
-                  <w:rFonts w:ascii="Arial" w:cs="Arial" w:eastAsia="Arial" w:hAnsi="Arial"/>
-                  <w:color w:val="2E75B6"/>
-                  <w:sz w:val="16"/>
-                  <w:szCs w:val="16"/>
-                  <w:u w:val="single" w:color="2E75B6"/>
-                </w:rPr>
-                <w:t xml:space="preserve">Fungi Classification (Flexbook)</w:t>
-              </w:r>
-            </w:hyperlink>
-          </w:p>
-          <w:p>
-            <w:pPr>
-              <w:spacing w:after="10" w:before="0"/>
-              <w:ind w:left="120"/>
-            </w:pPr>
-            <w:r>
-              <w:rPr>
-                <w:rFonts w:ascii="Arial" w:cs="Arial" w:eastAsia="Arial" w:hAnsi="Arial"/>
-                <w:color w:val="595959"/>
-                <w:sz w:val="14"/>
-                <w:szCs w:val="14"/>
-              </w:rPr>
-              <w:t xml:space="preserve">Source: CK-12</w:t>
-            </w:r>
-          </w:p>
-          <w:p>
-            <w:pPr>
-              <w:spacing w:after="10" w:before="0"/>
-              <w:ind w:left="120"/>
-            </w:pPr>
-            <w:hyperlink w:history="1" r:id="rIdzvy3n06jzz2yzygtk3jwi">
+            <w:hyperlink w:history="1" r:id="rIdxmzsraei2tzqaftlh8ek2">
               <w:r>
                 <w:rPr>
                   <w:rFonts w:ascii="Arial" w:cs="Arial" w:eastAsia="Arial" w:hAnsi="Arial"/>
@@ -8055,7 +8103,7 @@
         </w:rPr>
         <w:t xml:space="preserve">© 2026 SeaVuria and ARES. Aligned with KICD objectives. Developed by SeaVuria; technical implementation by ARES (with AI assistance from Claude). Licensed under </w:t>
       </w:r>
-      <w:hyperlink w:history="1" r:id="rIdf5xakhm2mveq1hke95h_y">
+      <w:hyperlink w:history="1" r:id="rIdurhhh9uxxo6uc-uln4ngt">
         <w:r>
           <w:rPr>
             <w:rFonts w:ascii="Arial" w:cs="Arial" w:eastAsia="Arial" w:hAnsi="Arial"/>
@@ -8076,7 +8124,7 @@
         </w:rPr>
         <w:t xml:space="preserve"> (</w:t>
       </w:r>
-      <w:hyperlink w:history="1" r:id="rId3oicjei0_uhhd45lj6-9p">
+      <w:hyperlink w:history="1" r:id="rIddqufri3bd9aokh2ihtdl3">
         <w:r>
           <w:rPr>
             <w:rFonts w:ascii="Arial" w:cs="Arial" w:eastAsia="Arial" w:hAnsi="Arial"/>
@@ -9089,40 +9137,24 @@
             <w:pPr>
               <w:spacing w:after="20" w:before="0"/>
             </w:pPr>
-            <w:hyperlink w:history="1" r:id="rIdoyigxtatvqgpxyl8rmwjj">
-              <w:r>
-                <w:rPr>
-                  <w:rFonts w:ascii="Arial" w:cs="Arial" w:eastAsia="Arial" w:hAnsi="Arial"/>
-                  <w:color w:val="2E75B6"/>
-                  <w:sz w:val="16"/>
-                  <w:szCs w:val="16"/>
-                  <w:u w:val="single" w:color="2E75B6"/>
-                </w:rPr>
-                <w:t xml:space="preserve">Wave transmission</w:t>
-              </w:r>
-            </w:hyperlink>
+            <w:r>
+              <w:rPr>
+                <w:rFonts w:ascii="Arial" w:cs="Arial" w:eastAsia="Arial" w:hAnsi="Arial"/>
+                <w:i/>
+                <w:iCs/>
+                <w:color w:val="595959"/>
+                <w:sz w:val="16"/>
+                <w:szCs w:val="16"/>
+              </w:rPr>
+              <w:t xml:space="preserve">No closely matching video in the ARES library for this activity.</w:t>
+            </w:r>
           </w:p>
           <w:p>
             <w:pPr>
               <w:spacing w:after="10" w:before="0"/>
               <w:ind w:left="120"/>
             </w:pPr>
-            <w:r>
-              <w:rPr>
-                <w:rFonts w:ascii="Arial" w:cs="Arial" w:eastAsia="Arial" w:hAnsi="Arial"/>
-                <w:color w:val="595959"/>
-                <w:sz w:val="14"/>
-                <w:szCs w:val="14"/>
-              </w:rPr>
-              <w:t xml:space="preserve">Source: Khan Academy (English - US curriculum)</w:t>
-            </w:r>
-          </w:p>
-          <w:p>
-            <w:pPr>
-              <w:spacing w:after="10" w:before="0"/>
-              <w:ind w:left="120"/>
-            </w:pPr>
-            <w:hyperlink w:history="1" r:id="rIdumbe0khpgvmyrfxtk6iac">
+            <w:hyperlink w:history="1" r:id="rIdhxr0kivpzmzr5eyh31skg">
               <w:r>
                 <w:rPr>
                   <w:rFonts w:ascii="Arial" w:cs="Arial" w:eastAsia="Arial" w:hAnsi="Arial"/>
@@ -9131,9 +9163,24 @@
                   <w:szCs w:val="14"/>
                   <w:u w:val="single" w:color="595959"/>
                 </w:rPr>
-                <w:t xml:space="preserve">🔍 Search ARES for similar videos</w:t>
+                <w:t xml:space="preserve">🔍 Search ARES for videos</w:t>
               </w:r>
             </w:hyperlink>
+          </w:p>
+          <w:p>
+            <w:pPr>
+              <w:spacing w:after="10" w:before="0"/>
+              <w:ind w:left="120"/>
+            </w:pPr>
+            <w:r>
+              <w:rPr>
+                <w:rFonts w:ascii="Arial" w:cs="Arial" w:eastAsia="Arial" w:hAnsi="Arial"/>
+                <w:color w:val="595959"/>
+                <w:sz w:val="14"/>
+                <w:szCs w:val="14"/>
+              </w:rPr>
+              <w:t xml:space="preserve">Search terms: microorganisms transmission airborne fungal</w:t>
+            </w:r>
           </w:p>
           <w:p>
             <w:pPr>
@@ -9160,47 +9207,31 @@
                 <w:sz w:val="16"/>
                 <w:szCs w:val="16"/>
               </w:rPr>
-              <w:t xml:space="preserve">📖 H5P:</w:t>
+              <w:t xml:space="preserve">📖 READING:</w:t>
             </w:r>
           </w:p>
           <w:p>
             <w:pPr>
               <w:spacing w:after="20" w:before="0"/>
             </w:pPr>
-            <w:hyperlink w:history="1" r:id="rIdb_x8qhugxjgqlznnbpiql">
-              <w:r>
-                <w:rPr>
-                  <w:rFonts w:ascii="Arial" w:cs="Arial" w:eastAsia="Arial" w:hAnsi="Arial"/>
-                  <w:color w:val="2E75B6"/>
-                  <w:sz w:val="16"/>
-                  <w:szCs w:val="16"/>
-                  <w:u w:val="single" w:color="2E75B6"/>
-                </w:rPr>
-                <w:t xml:space="preserve">A Feast on Saturn</w:t>
-              </w:r>
-            </w:hyperlink>
+            <w:r>
+              <w:rPr>
+                <w:rFonts w:ascii="Arial" w:cs="Arial" w:eastAsia="Arial" w:hAnsi="Arial"/>
+                <w:i/>
+                <w:iCs/>
+                <w:color w:val="595959"/>
+                <w:sz w:val="16"/>
+                <w:szCs w:val="16"/>
+              </w:rPr>
+              <w:t xml:space="preserve">No closely matching reading in the ARES library for this activity.</w:t>
+            </w:r>
           </w:p>
           <w:p>
             <w:pPr>
               <w:spacing w:after="10" w:before="0"/>
               <w:ind w:left="120"/>
             </w:pPr>
-            <w:r>
-              <w:rPr>
-                <w:rFonts w:ascii="Arial" w:cs="Arial" w:eastAsia="Arial" w:hAnsi="Arial"/>
-                <w:color w:val="595959"/>
-                <w:sz w:val="14"/>
-                <w:szCs w:val="14"/>
-              </w:rPr>
-              <w:t xml:space="preserve">Source: Global Digital Library - Book Catalog</w:t>
-            </w:r>
-          </w:p>
-          <w:p>
-            <w:pPr>
-              <w:spacing w:after="10" w:before="0"/>
-              <w:ind w:left="120"/>
-            </w:pPr>
-            <w:hyperlink w:history="1" r:id="rIdhm-wgk5helxdmlnsmfqv6">
+            <w:hyperlink w:history="1" r:id="rIdau8owlupkqmpir_z7mee8">
               <w:r>
                 <w:rPr>
                   <w:rFonts w:ascii="Arial" w:cs="Arial" w:eastAsia="Arial" w:hAnsi="Arial"/>
@@ -9209,9 +9240,24 @@
                   <w:szCs w:val="14"/>
                   <w:u w:val="single" w:color="595959"/>
                 </w:rPr>
-                <w:t xml:space="preserve">🔍 Search ARES for similar readings</w:t>
+                <w:t xml:space="preserve">🔍 Search ARES for readings</w:t>
               </w:r>
             </w:hyperlink>
+          </w:p>
+          <w:p>
+            <w:pPr>
+              <w:spacing w:after="10" w:before="0"/>
+              <w:ind w:left="120"/>
+            </w:pPr>
+            <w:r>
+              <w:rPr>
+                <w:rFonts w:ascii="Arial" w:cs="Arial" w:eastAsia="Arial" w:hAnsi="Arial"/>
+                <w:color w:val="595959"/>
+                <w:sz w:val="14"/>
+                <w:szCs w:val="14"/>
+              </w:rPr>
+              <w:t xml:space="preserve">Search terms: microorganisms transmission airborne fungal</w:t>
+            </w:r>
           </w:p>
         </w:tc>
         <w:tc>
@@ -9395,40 +9441,24 @@
             <w:pPr>
               <w:spacing w:after="20" w:before="0"/>
             </w:pPr>
-            <w:hyperlink w:history="1" r:id="rIda9lqg4-sscd8b8osuay5a">
-              <w:r>
-                <w:rPr>
-                  <w:rFonts w:ascii="Arial" w:cs="Arial" w:eastAsia="Arial" w:hAnsi="Arial"/>
-                  <w:color w:val="2E75B6"/>
-                  <w:sz w:val="16"/>
-                  <w:szCs w:val="16"/>
-                  <w:u w:val="single" w:color="2E75B6"/>
-                </w:rPr>
-                <w:t xml:space="preserve">Wave transmission</w:t>
-              </w:r>
-            </w:hyperlink>
+            <w:r>
+              <w:rPr>
+                <w:rFonts w:ascii="Arial" w:cs="Arial" w:eastAsia="Arial" w:hAnsi="Arial"/>
+                <w:i/>
+                <w:iCs/>
+                <w:color w:val="595959"/>
+                <w:sz w:val="16"/>
+                <w:szCs w:val="16"/>
+              </w:rPr>
+              <w:t xml:space="preserve">No closely matching video in the ARES library for this activity.</w:t>
+            </w:r>
           </w:p>
           <w:p>
             <w:pPr>
               <w:spacing w:after="10" w:before="0"/>
               <w:ind w:left="120"/>
             </w:pPr>
-            <w:r>
-              <w:rPr>
-                <w:rFonts w:ascii="Arial" w:cs="Arial" w:eastAsia="Arial" w:hAnsi="Arial"/>
-                <w:color w:val="595959"/>
-                <w:sz w:val="14"/>
-                <w:szCs w:val="14"/>
-              </w:rPr>
-              <w:t xml:space="preserve">Source: Khan Academy (English - US curriculum)</w:t>
-            </w:r>
-          </w:p>
-          <w:p>
-            <w:pPr>
-              <w:spacing w:after="10" w:before="0"/>
-              <w:ind w:left="120"/>
-            </w:pPr>
-            <w:hyperlink w:history="1" r:id="rIdihynhp77uf0ys7s3tt1m9">
+            <w:hyperlink w:history="1" r:id="rIdvmnbm5n6asvjvixgwmjry">
               <w:r>
                 <w:rPr>
                   <w:rFonts w:ascii="Arial" w:cs="Arial" w:eastAsia="Arial" w:hAnsi="Arial"/>
@@ -9437,9 +9467,24 @@
                   <w:szCs w:val="14"/>
                   <w:u w:val="single" w:color="595959"/>
                 </w:rPr>
-                <w:t xml:space="preserve">🔍 Search ARES for similar videos</w:t>
+                <w:t xml:space="preserve">🔍 Search ARES for videos</w:t>
               </w:r>
             </w:hyperlink>
+          </w:p>
+          <w:p>
+            <w:pPr>
+              <w:spacing w:after="10" w:before="0"/>
+              <w:ind w:left="120"/>
+            </w:pPr>
+            <w:r>
+              <w:rPr>
+                <w:rFonts w:ascii="Arial" w:cs="Arial" w:eastAsia="Arial" w:hAnsi="Arial"/>
+                <w:color w:val="595959"/>
+                <w:sz w:val="14"/>
+                <w:szCs w:val="14"/>
+              </w:rPr>
+              <w:t xml:space="preserve">Search terms: microorganisms transmission airborne fungal</w:t>
+            </w:r>
           </w:p>
           <w:p>
             <w:pPr>
@@ -9466,47 +9511,31 @@
                 <w:sz w:val="16"/>
                 <w:szCs w:val="16"/>
               </w:rPr>
-              <w:t xml:space="preserve">📖 EXERCISE:</w:t>
+              <w:t xml:space="preserve">📖 READING:</w:t>
             </w:r>
           </w:p>
           <w:p>
             <w:pPr>
               <w:spacing w:after="20" w:before="0"/>
             </w:pPr>
-            <w:hyperlink w:history="1" r:id="rIdbwmfnlwkh-onagwdnjaqe">
-              <w:r>
-                <w:rPr>
-                  <w:rFonts w:ascii="Arial" w:cs="Arial" w:eastAsia="Arial" w:hAnsi="Arial"/>
-                  <w:color w:val="2E75B6"/>
-                  <w:sz w:val="16"/>
-                  <w:szCs w:val="16"/>
-                  <w:u w:val="single" w:color="2E75B6"/>
-                </w:rPr>
-                <w:t xml:space="preserve">Understand: transmission and refraction</w:t>
-              </w:r>
-            </w:hyperlink>
+            <w:r>
+              <w:rPr>
+                <w:rFonts w:ascii="Arial" w:cs="Arial" w:eastAsia="Arial" w:hAnsi="Arial"/>
+                <w:i/>
+                <w:iCs/>
+                <w:color w:val="595959"/>
+                <w:sz w:val="16"/>
+                <w:szCs w:val="16"/>
+              </w:rPr>
+              <w:t xml:space="preserve">No closely matching reading in the ARES library for this activity.</w:t>
+            </w:r>
           </w:p>
           <w:p>
             <w:pPr>
               <w:spacing w:after="10" w:before="0"/>
               <w:ind w:left="120"/>
             </w:pPr>
-            <w:r>
-              <w:rPr>
-                <w:rFonts w:ascii="Arial" w:cs="Arial" w:eastAsia="Arial" w:hAnsi="Arial"/>
-                <w:color w:val="595959"/>
-                <w:sz w:val="14"/>
-                <w:szCs w:val="14"/>
-              </w:rPr>
-              <w:t xml:space="preserve">Source: Khan Academy (English - US curriculum)</w:t>
-            </w:r>
-          </w:p>
-          <w:p>
-            <w:pPr>
-              <w:spacing w:after="10" w:before="0"/>
-              <w:ind w:left="120"/>
-            </w:pPr>
-            <w:hyperlink w:history="1" r:id="rIdkfasexrsbtyktnbyu9lol">
+            <w:hyperlink w:history="1" r:id="rIddk0y2l3ldp_p6-h4jjlkn">
               <w:r>
                 <w:rPr>
                   <w:rFonts w:ascii="Arial" w:cs="Arial" w:eastAsia="Arial" w:hAnsi="Arial"/>
@@ -9515,9 +9544,24 @@
                   <w:szCs w:val="14"/>
                   <w:u w:val="single" w:color="595959"/>
                 </w:rPr>
-                <w:t xml:space="preserve">🔍 Search ARES for similar readings</w:t>
+                <w:t xml:space="preserve">🔍 Search ARES for readings</w:t>
               </w:r>
             </w:hyperlink>
+          </w:p>
+          <w:p>
+            <w:pPr>
+              <w:spacing w:after="10" w:before="0"/>
+              <w:ind w:left="120"/>
+            </w:pPr>
+            <w:r>
+              <w:rPr>
+                <w:rFonts w:ascii="Arial" w:cs="Arial" w:eastAsia="Arial" w:hAnsi="Arial"/>
+                <w:color w:val="595959"/>
+                <w:sz w:val="14"/>
+                <w:szCs w:val="14"/>
+              </w:rPr>
+              <w:t xml:space="preserve">Search terms: microorganisms transmission airborne fungal</w:t>
+            </w:r>
           </w:p>
         </w:tc>
         <w:tc>
@@ -9701,40 +9745,24 @@
             <w:pPr>
               <w:spacing w:after="20" w:before="0"/>
             </w:pPr>
-            <w:hyperlink w:history="1" r:id="rIdaftd7powvgla6yfdvayzm">
-              <w:r>
-                <w:rPr>
-                  <w:rFonts w:ascii="Arial" w:cs="Arial" w:eastAsia="Arial" w:hAnsi="Arial"/>
-                  <w:color w:val="2E75B6"/>
-                  <w:sz w:val="16"/>
-                  <w:szCs w:val="16"/>
-                  <w:u w:val="single" w:color="2E75B6"/>
-                </w:rPr>
-                <w:t xml:space="preserve">Wave transmission</w:t>
-              </w:r>
-            </w:hyperlink>
+            <w:r>
+              <w:rPr>
+                <w:rFonts w:ascii="Arial" w:cs="Arial" w:eastAsia="Arial" w:hAnsi="Arial"/>
+                <w:i/>
+                <w:iCs/>
+                <w:color w:val="595959"/>
+                <w:sz w:val="16"/>
+                <w:szCs w:val="16"/>
+              </w:rPr>
+              <w:t xml:space="preserve">No closely matching video in the ARES library for this activity.</w:t>
+            </w:r>
           </w:p>
           <w:p>
             <w:pPr>
               <w:spacing w:after="10" w:before="0"/>
               <w:ind w:left="120"/>
             </w:pPr>
-            <w:r>
-              <w:rPr>
-                <w:rFonts w:ascii="Arial" w:cs="Arial" w:eastAsia="Arial" w:hAnsi="Arial"/>
-                <w:color w:val="595959"/>
-                <w:sz w:val="14"/>
-                <w:szCs w:val="14"/>
-              </w:rPr>
-              <w:t xml:space="preserve">Source: Khan Academy (English - US curriculum)</w:t>
-            </w:r>
-          </w:p>
-          <w:p>
-            <w:pPr>
-              <w:spacing w:after="10" w:before="0"/>
-              <w:ind w:left="120"/>
-            </w:pPr>
-            <w:hyperlink w:history="1" r:id="rIdr2-peo-7h-gkou8akvp-u">
+            <w:hyperlink w:history="1" r:id="rIdgyalbxwvh1-cytmvstxhj">
               <w:r>
                 <w:rPr>
                   <w:rFonts w:ascii="Arial" w:cs="Arial" w:eastAsia="Arial" w:hAnsi="Arial"/>
@@ -9743,9 +9771,24 @@
                   <w:szCs w:val="14"/>
                   <w:u w:val="single" w:color="595959"/>
                 </w:rPr>
-                <w:t xml:space="preserve">🔍 Search ARES for similar videos</w:t>
+                <w:t xml:space="preserve">🔍 Search ARES for videos</w:t>
               </w:r>
             </w:hyperlink>
+          </w:p>
+          <w:p>
+            <w:pPr>
+              <w:spacing w:after="10" w:before="0"/>
+              <w:ind w:left="120"/>
+            </w:pPr>
+            <w:r>
+              <w:rPr>
+                <w:rFonts w:ascii="Arial" w:cs="Arial" w:eastAsia="Arial" w:hAnsi="Arial"/>
+                <w:color w:val="595959"/>
+                <w:sz w:val="14"/>
+                <w:szCs w:val="14"/>
+              </w:rPr>
+              <w:t xml:space="preserve">Search terms: microorganisms transmission airborne fungal</w:t>
+            </w:r>
           </w:p>
           <w:p>
             <w:pPr>
@@ -9772,47 +9815,31 @@
                 <w:sz w:val="16"/>
                 <w:szCs w:val="16"/>
               </w:rPr>
-              <w:t xml:space="preserve">📖 H5P:</w:t>
+              <w:t xml:space="preserve">📖 READING:</w:t>
             </w:r>
           </w:p>
           <w:p>
             <w:pPr>
               <w:spacing w:after="20" w:before="0"/>
             </w:pPr>
-            <w:hyperlink w:history="1" r:id="rId0z5yumisnysw6kicxelks">
-              <w:r>
-                <w:rPr>
-                  <w:rFonts w:ascii="Arial" w:cs="Arial" w:eastAsia="Arial" w:hAnsi="Arial"/>
-                  <w:color w:val="2E75B6"/>
-                  <w:sz w:val="16"/>
-                  <w:szCs w:val="16"/>
-                  <w:u w:val="single" w:color="2E75B6"/>
-                </w:rPr>
-                <w:t xml:space="preserve">A Feast on Saturn</w:t>
-              </w:r>
-            </w:hyperlink>
+            <w:r>
+              <w:rPr>
+                <w:rFonts w:ascii="Arial" w:cs="Arial" w:eastAsia="Arial" w:hAnsi="Arial"/>
+                <w:i/>
+                <w:iCs/>
+                <w:color w:val="595959"/>
+                <w:sz w:val="16"/>
+                <w:szCs w:val="16"/>
+              </w:rPr>
+              <w:t xml:space="preserve">No closely matching reading in the ARES library for this activity.</w:t>
+            </w:r>
           </w:p>
           <w:p>
             <w:pPr>
               <w:spacing w:after="10" w:before="0"/>
               <w:ind w:left="120"/>
             </w:pPr>
-            <w:r>
-              <w:rPr>
-                <w:rFonts w:ascii="Arial" w:cs="Arial" w:eastAsia="Arial" w:hAnsi="Arial"/>
-                <w:color w:val="595959"/>
-                <w:sz w:val="14"/>
-                <w:szCs w:val="14"/>
-              </w:rPr>
-              <w:t xml:space="preserve">Source: Global Digital Library - Book Catalog</w:t>
-            </w:r>
-          </w:p>
-          <w:p>
-            <w:pPr>
-              <w:spacing w:after="10" w:before="0"/>
-              <w:ind w:left="120"/>
-            </w:pPr>
-            <w:hyperlink w:history="1" r:id="rIdbbb7qfjdtp0szckzfek18">
+            <w:hyperlink w:history="1" r:id="rIdqmczeifwhz7mejorf_mrq">
               <w:r>
                 <w:rPr>
                   <w:rFonts w:ascii="Arial" w:cs="Arial" w:eastAsia="Arial" w:hAnsi="Arial"/>
@@ -9821,9 +9848,24 @@
                   <w:szCs w:val="14"/>
                   <w:u w:val="single" w:color="595959"/>
                 </w:rPr>
-                <w:t xml:space="preserve">🔍 Search ARES for similar readings</w:t>
+                <w:t xml:space="preserve">🔍 Search ARES for readings</w:t>
               </w:r>
             </w:hyperlink>
+          </w:p>
+          <w:p>
+            <w:pPr>
+              <w:spacing w:after="10" w:before="0"/>
+              <w:ind w:left="120"/>
+            </w:pPr>
+            <w:r>
+              <w:rPr>
+                <w:rFonts w:ascii="Arial" w:cs="Arial" w:eastAsia="Arial" w:hAnsi="Arial"/>
+                <w:color w:val="595959"/>
+                <w:sz w:val="14"/>
+                <w:szCs w:val="14"/>
+              </w:rPr>
+              <w:t xml:space="preserve">Search terms: microorganisms transmission airborne fungal</w:t>
+            </w:r>
           </w:p>
         </w:tc>
         <w:tc>
@@ -10007,40 +10049,24 @@
             <w:pPr>
               <w:spacing w:after="20" w:before="0"/>
             </w:pPr>
-            <w:hyperlink w:history="1" r:id="rIdhlwhx4xfbwr1dvkmmrgsm">
-              <w:r>
-                <w:rPr>
-                  <w:rFonts w:ascii="Arial" w:cs="Arial" w:eastAsia="Arial" w:hAnsi="Arial"/>
-                  <w:color w:val="2E75B6"/>
-                  <w:sz w:val="16"/>
-                  <w:szCs w:val="16"/>
-                  <w:u w:val="single" w:color="2E75B6"/>
-                </w:rPr>
-                <w:t xml:space="preserve">Wave transmission</w:t>
-              </w:r>
-            </w:hyperlink>
+            <w:r>
+              <w:rPr>
+                <w:rFonts w:ascii="Arial" w:cs="Arial" w:eastAsia="Arial" w:hAnsi="Arial"/>
+                <w:i/>
+                <w:iCs/>
+                <w:color w:val="595959"/>
+                <w:sz w:val="16"/>
+                <w:szCs w:val="16"/>
+              </w:rPr>
+              <w:t xml:space="preserve">No closely matching video in the ARES library for this activity.</w:t>
+            </w:r>
           </w:p>
           <w:p>
             <w:pPr>
               <w:spacing w:after="10" w:before="0"/>
               <w:ind w:left="120"/>
             </w:pPr>
-            <w:r>
-              <w:rPr>
-                <w:rFonts w:ascii="Arial" w:cs="Arial" w:eastAsia="Arial" w:hAnsi="Arial"/>
-                <w:color w:val="595959"/>
-                <w:sz w:val="14"/>
-                <w:szCs w:val="14"/>
-              </w:rPr>
-              <w:t xml:space="preserve">Source: Khan Academy (English - US curriculum)</w:t>
-            </w:r>
-          </w:p>
-          <w:p>
-            <w:pPr>
-              <w:spacing w:after="10" w:before="0"/>
-              <w:ind w:left="120"/>
-            </w:pPr>
-            <w:hyperlink w:history="1" r:id="rIddh3fdnv8q94pylzmzdqiz">
+            <w:hyperlink w:history="1" r:id="rId1ifobtlzdma_egexcekiq">
               <w:r>
                 <w:rPr>
                   <w:rFonts w:ascii="Arial" w:cs="Arial" w:eastAsia="Arial" w:hAnsi="Arial"/>
@@ -10049,9 +10075,24 @@
                   <w:szCs w:val="14"/>
                   <w:u w:val="single" w:color="595959"/>
                 </w:rPr>
-                <w:t xml:space="preserve">🔍 Search ARES for similar videos</w:t>
+                <w:t xml:space="preserve">🔍 Search ARES for videos</w:t>
               </w:r>
             </w:hyperlink>
+          </w:p>
+          <w:p>
+            <w:pPr>
+              <w:spacing w:after="10" w:before="0"/>
+              <w:ind w:left="120"/>
+            </w:pPr>
+            <w:r>
+              <w:rPr>
+                <w:rFonts w:ascii="Arial" w:cs="Arial" w:eastAsia="Arial" w:hAnsi="Arial"/>
+                <w:color w:val="595959"/>
+                <w:sz w:val="14"/>
+                <w:szCs w:val="14"/>
+              </w:rPr>
+              <w:t xml:space="preserve">Search terms: microorganisms transmission airborne fungal</w:t>
+            </w:r>
           </w:p>
           <w:p>
             <w:pPr>
@@ -10078,47 +10119,31 @@
                 <w:sz w:val="16"/>
                 <w:szCs w:val="16"/>
               </w:rPr>
-              <w:t xml:space="preserve">📖 H5P:</w:t>
+              <w:t xml:space="preserve">📖 READING:</w:t>
             </w:r>
           </w:p>
           <w:p>
             <w:pPr>
               <w:spacing w:after="20" w:before="0"/>
             </w:pPr>
-            <w:hyperlink w:history="1" r:id="rIdo-f6n-l1iqkhhgxnzm89a">
-              <w:r>
-                <w:rPr>
-                  <w:rFonts w:ascii="Arial" w:cs="Arial" w:eastAsia="Arial" w:hAnsi="Arial"/>
-                  <w:color w:val="2E75B6"/>
-                  <w:sz w:val="16"/>
-                  <w:szCs w:val="16"/>
-                  <w:u w:val="single" w:color="2E75B6"/>
-                </w:rPr>
-                <w:t xml:space="preserve">A Feast on Saturn</w:t>
-              </w:r>
-            </w:hyperlink>
+            <w:r>
+              <w:rPr>
+                <w:rFonts w:ascii="Arial" w:cs="Arial" w:eastAsia="Arial" w:hAnsi="Arial"/>
+                <w:i/>
+                <w:iCs/>
+                <w:color w:val="595959"/>
+                <w:sz w:val="16"/>
+                <w:szCs w:val="16"/>
+              </w:rPr>
+              <w:t xml:space="preserve">No closely matching reading in the ARES library for this activity.</w:t>
+            </w:r>
           </w:p>
           <w:p>
             <w:pPr>
               <w:spacing w:after="10" w:before="0"/>
               <w:ind w:left="120"/>
             </w:pPr>
-            <w:r>
-              <w:rPr>
-                <w:rFonts w:ascii="Arial" w:cs="Arial" w:eastAsia="Arial" w:hAnsi="Arial"/>
-                <w:color w:val="595959"/>
-                <w:sz w:val="14"/>
-                <w:szCs w:val="14"/>
-              </w:rPr>
-              <w:t xml:space="preserve">Source: Global Digital Library - Book Catalog</w:t>
-            </w:r>
-          </w:p>
-          <w:p>
-            <w:pPr>
-              <w:spacing w:after="10" w:before="0"/>
-              <w:ind w:left="120"/>
-            </w:pPr>
-            <w:hyperlink w:history="1" r:id="rIdmblxr9m7u42adrfnu5mh2">
+            <w:hyperlink w:history="1" r:id="rIdtm_2dgacewllycqvxmkkt">
               <w:r>
                 <w:rPr>
                   <w:rFonts w:ascii="Arial" w:cs="Arial" w:eastAsia="Arial" w:hAnsi="Arial"/>
@@ -10127,9 +10152,24 @@
                   <w:szCs w:val="14"/>
                   <w:u w:val="single" w:color="595959"/>
                 </w:rPr>
-                <w:t xml:space="preserve">🔍 Search ARES for similar readings</w:t>
+                <w:t xml:space="preserve">🔍 Search ARES for readings</w:t>
               </w:r>
             </w:hyperlink>
+          </w:p>
+          <w:p>
+            <w:pPr>
+              <w:spacing w:after="10" w:before="0"/>
+              <w:ind w:left="120"/>
+            </w:pPr>
+            <w:r>
+              <w:rPr>
+                <w:rFonts w:ascii="Arial" w:cs="Arial" w:eastAsia="Arial" w:hAnsi="Arial"/>
+                <w:color w:val="595959"/>
+                <w:sz w:val="14"/>
+                <w:szCs w:val="14"/>
+              </w:rPr>
+              <w:t xml:space="preserve">Search terms: microorganisms transmission airborne fungal</w:t>
+            </w:r>
           </w:p>
         </w:tc>
         <w:tc>
@@ -10313,40 +10353,24 @@
             <w:pPr>
               <w:spacing w:after="20" w:before="0"/>
             </w:pPr>
-            <w:hyperlink w:history="1" r:id="rId7b7104uhtdd09beof6gvz">
-              <w:r>
-                <w:rPr>
-                  <w:rFonts w:ascii="Arial" w:cs="Arial" w:eastAsia="Arial" w:hAnsi="Arial"/>
-                  <w:color w:val="2E75B6"/>
-                  <w:sz w:val="16"/>
-                  <w:szCs w:val="16"/>
-                  <w:u w:val="single" w:color="2E75B6"/>
-                </w:rPr>
-                <w:t xml:space="preserve">Wave transmission</w:t>
-              </w:r>
-            </w:hyperlink>
+            <w:r>
+              <w:rPr>
+                <w:rFonts w:ascii="Arial" w:cs="Arial" w:eastAsia="Arial" w:hAnsi="Arial"/>
+                <w:i/>
+                <w:iCs/>
+                <w:color w:val="595959"/>
+                <w:sz w:val="16"/>
+                <w:szCs w:val="16"/>
+              </w:rPr>
+              <w:t xml:space="preserve">No closely matching video in the ARES library for this activity.</w:t>
+            </w:r>
           </w:p>
           <w:p>
             <w:pPr>
               <w:spacing w:after="10" w:before="0"/>
               <w:ind w:left="120"/>
             </w:pPr>
-            <w:r>
-              <w:rPr>
-                <w:rFonts w:ascii="Arial" w:cs="Arial" w:eastAsia="Arial" w:hAnsi="Arial"/>
-                <w:color w:val="595959"/>
-                <w:sz w:val="14"/>
-                <w:szCs w:val="14"/>
-              </w:rPr>
-              <w:t xml:space="preserve">Source: Khan Academy (English - US curriculum)</w:t>
-            </w:r>
-          </w:p>
-          <w:p>
-            <w:pPr>
-              <w:spacing w:after="10" w:before="0"/>
-              <w:ind w:left="120"/>
-            </w:pPr>
-            <w:hyperlink w:history="1" r:id="rIdfmzasoqb84tfhnni_5w0y">
+            <w:hyperlink w:history="1" r:id="rIdwumy31sngxdgih1oe5uqs">
               <w:r>
                 <w:rPr>
                   <w:rFonts w:ascii="Arial" w:cs="Arial" w:eastAsia="Arial" w:hAnsi="Arial"/>
@@ -10355,9 +10379,24 @@
                   <w:szCs w:val="14"/>
                   <w:u w:val="single" w:color="595959"/>
                 </w:rPr>
-                <w:t xml:space="preserve">🔍 Search ARES for similar videos</w:t>
+                <w:t xml:space="preserve">🔍 Search ARES for videos</w:t>
               </w:r>
             </w:hyperlink>
+          </w:p>
+          <w:p>
+            <w:pPr>
+              <w:spacing w:after="10" w:before="0"/>
+              <w:ind w:left="120"/>
+            </w:pPr>
+            <w:r>
+              <w:rPr>
+                <w:rFonts w:ascii="Arial" w:cs="Arial" w:eastAsia="Arial" w:hAnsi="Arial"/>
+                <w:color w:val="595959"/>
+                <w:sz w:val="14"/>
+                <w:szCs w:val="14"/>
+              </w:rPr>
+              <w:t xml:space="preserve">Search terms: microorganisms transmission airborne fungal</w:t>
+            </w:r>
           </w:p>
           <w:p>
             <w:pPr>
@@ -10384,47 +10423,31 @@
                 <w:sz w:val="16"/>
                 <w:szCs w:val="16"/>
               </w:rPr>
-              <w:t xml:space="preserve">📖 H5P:</w:t>
+              <w:t xml:space="preserve">📖 READING:</w:t>
             </w:r>
           </w:p>
           <w:p>
             <w:pPr>
               <w:spacing w:after="20" w:before="0"/>
             </w:pPr>
-            <w:hyperlink w:history="1" r:id="rIdgu4nhj38oxvv4aarfnggk">
-              <w:r>
-                <w:rPr>
-                  <w:rFonts w:ascii="Arial" w:cs="Arial" w:eastAsia="Arial" w:hAnsi="Arial"/>
-                  <w:color w:val="2E75B6"/>
-                  <w:sz w:val="16"/>
-                  <w:szCs w:val="16"/>
-                  <w:u w:val="single" w:color="2E75B6"/>
-                </w:rPr>
-                <w:t xml:space="preserve">A Feast on Saturn</w:t>
-              </w:r>
-            </w:hyperlink>
+            <w:r>
+              <w:rPr>
+                <w:rFonts w:ascii="Arial" w:cs="Arial" w:eastAsia="Arial" w:hAnsi="Arial"/>
+                <w:i/>
+                <w:iCs/>
+                <w:color w:val="595959"/>
+                <w:sz w:val="16"/>
+                <w:szCs w:val="16"/>
+              </w:rPr>
+              <w:t xml:space="preserve">No closely matching reading in the ARES library for this activity.</w:t>
+            </w:r>
           </w:p>
           <w:p>
             <w:pPr>
               <w:spacing w:after="10" w:before="0"/>
               <w:ind w:left="120"/>
             </w:pPr>
-            <w:r>
-              <w:rPr>
-                <w:rFonts w:ascii="Arial" w:cs="Arial" w:eastAsia="Arial" w:hAnsi="Arial"/>
-                <w:color w:val="595959"/>
-                <w:sz w:val="14"/>
-                <w:szCs w:val="14"/>
-              </w:rPr>
-              <w:t xml:space="preserve">Source: Global Digital Library - Book Catalog</w:t>
-            </w:r>
-          </w:p>
-          <w:p>
-            <w:pPr>
-              <w:spacing w:after="10" w:before="0"/>
-              <w:ind w:left="120"/>
-            </w:pPr>
-            <w:hyperlink w:history="1" r:id="rIdzi3scdivmgksb9qubbagj">
+            <w:hyperlink w:history="1" r:id="rId3yqxlxce9m9s5wp7gg2ki">
               <w:r>
                 <w:rPr>
                   <w:rFonts w:ascii="Arial" w:cs="Arial" w:eastAsia="Arial" w:hAnsi="Arial"/>
@@ -10433,9 +10456,24 @@
                   <w:szCs w:val="14"/>
                   <w:u w:val="single" w:color="595959"/>
                 </w:rPr>
-                <w:t xml:space="preserve">🔍 Search ARES for similar readings</w:t>
+                <w:t xml:space="preserve">🔍 Search ARES for readings</w:t>
               </w:r>
             </w:hyperlink>
+          </w:p>
+          <w:p>
+            <w:pPr>
+              <w:spacing w:after="10" w:before="0"/>
+              <w:ind w:left="120"/>
+            </w:pPr>
+            <w:r>
+              <w:rPr>
+                <w:rFonts w:ascii="Arial" w:cs="Arial" w:eastAsia="Arial" w:hAnsi="Arial"/>
+                <w:color w:val="595959"/>
+                <w:sz w:val="14"/>
+                <w:szCs w:val="14"/>
+              </w:rPr>
+              <w:t xml:space="preserve">Search terms: microorganisms transmission airborne fungal</w:t>
+            </w:r>
           </w:p>
         </w:tc>
         <w:tc>
@@ -10936,7 +10974,7 @@
         </w:rPr>
         <w:t xml:space="preserve">© 2026 SeaVuria and ARES. Aligned with KICD objectives. Developed by SeaVuria; technical implementation by ARES (with AI assistance from Claude). Licensed under </w:t>
       </w:r>
-      <w:hyperlink w:history="1" r:id="rId4f1adrfny59w4ly_wodm-">
+      <w:hyperlink w:history="1" r:id="rIdyh1eyf7hkoaasxyqydgqr">
         <w:r>
           <w:rPr>
             <w:rFonts w:ascii="Arial" w:cs="Arial" w:eastAsia="Arial" w:hAnsi="Arial"/>
@@ -10957,7 +10995,7 @@
         </w:rPr>
         <w:t xml:space="preserve"> (</w:t>
       </w:r>
-      <w:hyperlink w:history="1" r:id="rIduixvr0ifanj5vm0gx-8vy">
+      <w:hyperlink w:history="1" r:id="rIdzm-p2aerfk-hzw7viruho">
         <w:r>
           <w:rPr>
             <w:rFonts w:ascii="Arial" w:cs="Arial" w:eastAsia="Arial" w:hAnsi="Arial"/>
@@ -11987,7 +12025,7 @@
               <w:spacing w:after="10" w:before="0"/>
               <w:ind w:left="120"/>
             </w:pPr>
-            <w:hyperlink w:history="1" r:id="rId2dt_o6xve6ikrxaaeroyn">
+            <w:hyperlink w:history="1" r:id="rId0hv2qdbpk7hr3r02izxoc">
               <w:r>
                 <w:rPr>
                   <w:rFonts w:ascii="Arial" w:cs="Arial" w:eastAsia="Arial" w:hAnsi="Arial"/>
@@ -12064,7 +12102,7 @@
               <w:spacing w:after="10" w:before="0"/>
               <w:ind w:left="120"/>
             </w:pPr>
-            <w:hyperlink w:history="1" r:id="rIdgjdddadgbpl3swqs-o_i5">
+            <w:hyperlink w:history="1" r:id="rIdlyrjpmomoqpfrk5sjm5yi">
               <w:r>
                 <w:rPr>
                   <w:rFonts w:ascii="Arial" w:cs="Arial" w:eastAsia="Arial" w:hAnsi="Arial"/>
@@ -12291,7 +12329,7 @@
               <w:spacing w:after="10" w:before="0"/>
               <w:ind w:left="120"/>
             </w:pPr>
-            <w:hyperlink w:history="1" r:id="rIdlnsgsiwl24g0_lxbvk8ng">
+            <w:hyperlink w:history="1" r:id="rIdbrekejq-hsixexsmqwsfm">
               <w:r>
                 <w:rPr>
                   <w:rFonts w:ascii="Arial" w:cs="Arial" w:eastAsia="Arial" w:hAnsi="Arial"/>
@@ -12368,7 +12406,7 @@
               <w:spacing w:after="10" w:before="0"/>
               <w:ind w:left="120"/>
             </w:pPr>
-            <w:hyperlink w:history="1" r:id="rId6_awypbbksavocybjihdm">
+            <w:hyperlink w:history="1" r:id="rIdz9aothfya11u99db3vcmz">
               <w:r>
                 <w:rPr>
                   <w:rFonts w:ascii="Arial" w:cs="Arial" w:eastAsia="Arial" w:hAnsi="Arial"/>
@@ -12750,7 +12788,7 @@
               <w:spacing w:after="10" w:before="0"/>
               <w:ind w:left="120"/>
             </w:pPr>
-            <w:hyperlink w:history="1" r:id="rIdurq-kn0rxifnso6nkq_qm">
+            <w:hyperlink w:history="1" r:id="rIdsuayiwall-fb10iitfem3">
               <w:r>
                 <w:rPr>
                   <w:rFonts w:ascii="Arial" w:cs="Arial" w:eastAsia="Arial" w:hAnsi="Arial"/>
@@ -12827,7 +12865,7 @@
               <w:spacing w:after="10" w:before="0"/>
               <w:ind w:left="120"/>
             </w:pPr>
-            <w:hyperlink w:history="1" r:id="rIdc0tqua-u74vzlfopgeu8q">
+            <w:hyperlink w:history="1" r:id="rIdb029_9mscmxvkzoyqlmuh">
               <w:r>
                 <w:rPr>
                   <w:rFonts w:ascii="Arial" w:cs="Arial" w:eastAsia="Arial" w:hAnsi="Arial"/>
@@ -13054,7 +13092,7 @@
               <w:spacing w:after="10" w:before="0"/>
               <w:ind w:left="120"/>
             </w:pPr>
-            <w:hyperlink w:history="1" r:id="rIdxxb_hhldvpp3_ycwca2qa">
+            <w:hyperlink w:history="1" r:id="rIdtdb4fnnmi6is7deolkwrl">
               <w:r>
                 <w:rPr>
                   <w:rFonts w:ascii="Arial" w:cs="Arial" w:eastAsia="Arial" w:hAnsi="Arial"/>
@@ -13131,7 +13169,7 @@
               <w:spacing w:after="10" w:before="0"/>
               <w:ind w:left="120"/>
             </w:pPr>
-            <w:hyperlink w:history="1" r:id="rIdi3moynvxqz9qod5idww1v">
+            <w:hyperlink w:history="1" r:id="rIdubxsqvw9znm7c1crvcqlo">
               <w:r>
                 <w:rPr>
                   <w:rFonts w:ascii="Arial" w:cs="Arial" w:eastAsia="Arial" w:hAnsi="Arial"/>
@@ -13358,7 +13396,7 @@
               <w:spacing w:after="10" w:before="0"/>
               <w:ind w:left="120"/>
             </w:pPr>
-            <w:hyperlink w:history="1" r:id="rIdytctrwgugdzpi2zeihf1p">
+            <w:hyperlink w:history="1" r:id="rIdsjnvouyq784kehfkyte3h">
               <w:r>
                 <w:rPr>
                   <w:rFonts w:ascii="Arial" w:cs="Arial" w:eastAsia="Arial" w:hAnsi="Arial"/>
@@ -13435,7 +13473,7 @@
               <w:spacing w:after="10" w:before="0"/>
               <w:ind w:left="120"/>
             </w:pPr>
-            <w:hyperlink w:history="1" r:id="rIdf387dsk_zv9ofowdr4skf">
+            <w:hyperlink w:history="1" r:id="rIdn__z8kwoxa-jisfboatwr">
               <w:r>
                 <w:rPr>
                   <w:rFonts w:ascii="Arial" w:cs="Arial" w:eastAsia="Arial" w:hAnsi="Arial"/>
@@ -13962,7 +14000,7 @@
         </w:rPr>
         <w:t xml:space="preserve">© 2026 SeaVuria and ARES. Aligned with KICD objectives. Developed by SeaVuria; technical implementation by ARES (with AI assistance from Claude). Licensed under </w:t>
       </w:r>
-      <w:hyperlink w:history="1" r:id="rIdrnamyq9_od4xrlhrn5b7p">
+      <w:hyperlink w:history="1" r:id="rIdi4e6-lrfuhtxhykcom67n">
         <w:r>
           <w:rPr>
             <w:rFonts w:ascii="Arial" w:cs="Arial" w:eastAsia="Arial" w:hAnsi="Arial"/>
@@ -13983,7 +14021,7 @@
         </w:rPr>
         <w:t xml:space="preserve"> (</w:t>
       </w:r>
-      <w:hyperlink w:history="1" r:id="rIdqpsts2hfozfmq1aortcgn">
+      <w:hyperlink w:history="1" r:id="rId6lwstfvy4fr6-gfcdh9oe">
         <w:r>
           <w:rPr>
             <w:rFonts w:ascii="Arial" w:cs="Arial" w:eastAsia="Arial" w:hAnsi="Arial"/>
@@ -14996,7 +15034,84 @@
             <w:pPr>
               <w:spacing w:after="20" w:before="0"/>
             </w:pPr>
-            <w:hyperlink w:history="1" r:id="rIdgr0oconxsbqxcwof82lfc">
+            <w:r>
+              <w:rPr>
+                <w:rFonts w:ascii="Arial" w:cs="Arial" w:eastAsia="Arial" w:hAnsi="Arial"/>
+                <w:i/>
+                <w:iCs/>
+                <w:color w:val="595959"/>
+                <w:sz w:val="16"/>
+                <w:szCs w:val="16"/>
+              </w:rPr>
+              <w:t xml:space="preserve">No closely matching video in the ARES library for this activity.</w:t>
+            </w:r>
+          </w:p>
+          <w:p>
+            <w:pPr>
+              <w:spacing w:after="10" w:before="0"/>
+              <w:ind w:left="120"/>
+            </w:pPr>
+            <w:hyperlink w:history="1" r:id="rIdw_adj9vshbgoijlkgihfp">
+              <w:r>
+                <w:rPr>
+                  <w:rFonts w:ascii="Arial" w:cs="Arial" w:eastAsia="Arial" w:hAnsi="Arial"/>
+                  <w:color w:val="595959"/>
+                  <w:sz w:val="14"/>
+                  <w:szCs w:val="14"/>
+                  <w:u w:val="single" w:color="595959"/>
+                </w:rPr>
+                <w:t xml:space="preserve">🔍 Search ARES for videos</w:t>
+              </w:r>
+            </w:hyperlink>
+          </w:p>
+          <w:p>
+            <w:pPr>
+              <w:spacing w:after="10" w:before="0"/>
+              <w:ind w:left="120"/>
+            </w:pPr>
+            <w:r>
+              <w:rPr>
+                <w:rFonts w:ascii="Arial" w:cs="Arial" w:eastAsia="Arial" w:hAnsi="Arial"/>
+                <w:color w:val="595959"/>
+                <w:sz w:val="14"/>
+                <w:szCs w:val="14"/>
+              </w:rPr>
+              <w:t xml:space="preserve">Search terms: microorganisms prevention control transmission</w:t>
+            </w:r>
+          </w:p>
+          <w:p>
+            <w:pPr>
+              <w:spacing w:after="40" w:before="0"/>
+            </w:pPr>
+            <w:r>
+              <w:rPr>
+                <w:sz w:val="14"/>
+                <w:szCs w:val="14"/>
+              </w:rPr>
+              <w:t xml:space="preserve"/>
+            </w:r>
+          </w:p>
+          <w:p>
+            <w:pPr>
+              <w:spacing w:after="20" w:before="0"/>
+            </w:pPr>
+            <w:r>
+              <w:rPr>
+                <w:rFonts w:ascii="Arial" w:cs="Arial" w:eastAsia="Arial" w:hAnsi="Arial"/>
+                <w:b/>
+                <w:bCs/>
+                <w:color w:val="1F3864"/>
+                <w:sz w:val="16"/>
+                <w:szCs w:val="16"/>
+              </w:rPr>
+              <w:t xml:space="preserve">📖 PDF:</w:t>
+            </w:r>
+          </w:p>
+          <w:p>
+            <w:pPr>
+              <w:spacing w:after="20" w:before="0"/>
+            </w:pPr>
+            <w:hyperlink w:history="1" r:id="rIdubjn3c6fj6q60zf5tfjp7">
               <w:r>
                 <w:rPr>
                   <w:rFonts w:ascii="Arial" w:cs="Arial" w:eastAsia="Arial" w:hAnsi="Arial"/>
@@ -15005,7 +15120,7 @@
                   <w:szCs w:val="16"/>
                   <w:u w:val="single" w:color="2E75B6"/>
                 </w:rPr>
-                <w:t xml:space="preserve">Epidemic intelligence service officer: What I do and how much I make</w:t>
+                <w:t xml:space="preserve">Kno 100226 Food Poisoning And Prevention</w:t>
               </w:r>
             </w:hyperlink>
           </w:p>
@@ -15021,7 +15136,7 @@
                 <w:sz w:val="14"/>
                 <w:szCs w:val="14"/>
               </w:rPr>
-              <w:t xml:space="preserve">Source: Khan Academy (English - US curriculum)</w:t>
+              <w:t xml:space="preserve">Source: practical_action</w:t>
             </w:r>
           </w:p>
           <w:p>
@@ -15029,7 +15144,7 @@
               <w:spacing w:after="10" w:before="0"/>
               <w:ind w:left="120"/>
             </w:pPr>
-            <w:hyperlink w:history="1" r:id="rIdflx2esasxu8g-8qmv7wzh">
+            <w:hyperlink w:history="1" r:id="rIdyvjr6ilyrsze5tgoe_w1k">
               <w:r>
                 <w:rPr>
                   <w:rFonts w:ascii="Arial" w:cs="Arial" w:eastAsia="Arial" w:hAnsi="Arial"/>
@@ -15038,20 +15153,170 @@
                   <w:szCs w:val="14"/>
                   <w:u w:val="single" w:color="595959"/>
                 </w:rPr>
-                <w:t xml:space="preserve">🔍 Search ARES for similar videos</w:t>
+                <w:t xml:space="preserve">🔍 Search ARES for similar readings</w:t>
               </w:r>
             </w:hyperlink>
           </w:p>
-          <w:p>
-            <w:pPr>
-              <w:spacing w:after="40" w:before="0"/>
-            </w:pPr>
-            <w:r>
-              <w:rPr>
-                <w:sz w:val="14"/>
-                <w:szCs w:val="14"/>
-              </w:rPr>
-              <w:t xml:space="preserve"/>
+        </w:tc>
+        <w:tc>
+          <w:tcPr>
+            <w:tcW w:type="dxa" w:w="3040"/>
+            <w:shd w:fill="FFFFFF" w:color="auto" w:val="clear"/>
+            <w:tcMar>
+              <w:top w:type="dxa" w:w="60"/>
+              <w:left w:type="dxa" w:w="120"/>
+              <w:bottom w:type="dxa" w:w="60"/>
+              <w:right w:type="dxa" w:w="120"/>
+            </w:tcMar>
+            <w:vAlign w:val="top"/>
+          </w:tcPr>
+          <w:p>
+            <w:pPr>
+              <w:spacing w:after="40" w:before="0"/>
+              <w:jc w:val="left"/>
+            </w:pPr>
+            <w:r>
+              <w:rPr>
+                <w:rFonts w:ascii="Arial" w:cs="Arial" w:eastAsia="Arial" w:hAnsi="Arial"/>
+                <w:b w:val="false"/>
+                <w:bCs w:val="false"/>
+                <w:i w:val="false"/>
+                <w:iCs w:val="false"/>
+                <w:color w:val="000000"/>
+                <w:sz w:val="18"/>
+                <w:szCs w:val="18"/>
+              </w:rPr>
+              <w:t xml:space="preserve">Learners individually write a 2-sentence prediction in their science notebooks in response to the prompt displayed on the board: 'We now know the fuzzy patches on the ugali and chapati are fungi and bacteria spread by airborne spores and contact. Predict: which ONE prevention strategy would have MOST reliably stopped the growth overnight — and explain why using evidence from Lessons 1–4.' After 3 minutes of silent writing, learners do a Think-Pair-Share with their seat partner. Selected pairs share with the class. Learners are then shown three photographs side by side: (A) ugali left uncovered on a counter in a Kisumu rental flat, (B) ugali covered with a wire mesh food dome (a common Kenyan kitchen item), and (C) ugali stored in a sealed plastic container in a fridge. They vote by show of hands on which scenario they predict will show least microbial growth after 24 hours, and briefly justify their vote to a neighbour.</w:t>
+            </w:r>
+          </w:p>
+        </w:tc>
+        <w:tc>
+          <w:tcPr>
+            <w:tcW w:type="dxa" w:w="3040"/>
+            <w:shd w:fill="F2F2F2" w:color="auto" w:val="clear"/>
+            <w:tcMar>
+              <w:top w:type="dxa" w:w="60"/>
+              <w:left w:type="dxa" w:w="120"/>
+              <w:bottom w:type="dxa" w:w="60"/>
+              <w:right w:type="dxa" w:w="120"/>
+            </w:tcMar>
+            <w:vAlign w:val="top"/>
+          </w:tcPr>
+          <w:p>
+            <w:pPr>
+              <w:spacing w:after="40" w:before="0"/>
+              <w:jc w:val="left"/>
+            </w:pPr>
+            <w:r>
+              <w:rPr>
+                <w:rFonts w:ascii="Arial" w:cs="Arial" w:eastAsia="Arial" w:hAnsi="Arial"/>
+                <w:b w:val="false"/>
+                <w:bCs w:val="false"/>
+                <w:i w:val="false"/>
+                <w:iCs w:val="false"/>
+                <w:color w:val="000000"/>
+                <w:sz w:val="18"/>
+                <w:szCs w:val="18"/>
+              </w:rPr>
+              <w:t xml:space="preserve">Display the written prompt on the board or projector. SAY VERBATIM: 'Before we learn anything new today, I want you to use only what you already know. Write your prediction — two sentences, your best scientific thinking, right now. Silence for three minutes.' Set a visible timer for 3 minutes. After writing, SAY: 'Turn to your partner — share your prediction and listen to theirs. You have 90 seconds.' After pairs discuss, cold-call FOUR pairs (spread across the room; aim for gender balance and at least one learner from a rural background). For each response, probe with: 'What evidence from our earlier lessons supports that prediction?' Do NOT affirm or correct yet — record key prediction words on the board under the heading PREDICTIONS. Then display the three photographs. SAY: 'Raise your hand for A… for B… for C. Now turn and tell your neighbour in one sentence WHY you chose that option.' WAIT 15 seconds before taking three volunteers. Capture the reasoning in a T-chart on the board: STRATEGY | REASON. Leave predictions visible for the full lesson.</w:t>
+            </w:r>
+          </w:p>
+        </w:tc>
+        <w:tc>
+          <w:tcPr>
+            <w:tcW w:type="dxa" w:w="3040"/>
+            <w:shd w:fill="FFFFFF" w:color="auto" w:val="clear"/>
+            <w:tcMar>
+              <w:top w:type="dxa" w:w="60"/>
+              <w:left w:type="dxa" w:w="120"/>
+              <w:bottom w:type="dxa" w:w="60"/>
+              <w:right w:type="dxa" w:w="120"/>
+            </w:tcMar>
+            <w:vAlign w:val="top"/>
+          </w:tcPr>
+          <w:p>
+            <w:pPr>
+              <w:spacing w:after="40" w:before="0"/>
+              <w:jc w:val="left"/>
+            </w:pPr>
+            <w:r>
+              <w:rPr>
+                <w:rFonts w:ascii="Arial" w:cs="Arial" w:eastAsia="Arial" w:hAnsi="Arial"/>
+                <w:b w:val="false"/>
+                <w:bCs w:val="false"/>
+                <w:i w:val="false"/>
+                <w:iCs w:val="false"/>
+                <w:color w:val="000000"/>
+                <w:sz w:val="18"/>
+                <w:szCs w:val="18"/>
+              </w:rPr>
+              <w:t xml:space="preserve">Think-Pair-Share with Anchoring Phenomenon Re-entry. This strategy activates prior knowledge from Lessons 1–4 and creates a public record of pre-instruction thinking that learners will revise by lesson end, making conceptual change visible and personally meaningful.</w:t>
+            </w:r>
+          </w:p>
+        </w:tc>
+        <w:tc>
+          <w:tcPr>
+            <w:tcW w:type="dxa" w:w="3040"/>
+            <w:shd w:fill="F2F2F2" w:color="auto" w:val="clear"/>
+            <w:tcMar>
+              <w:top w:type="dxa" w:w="60"/>
+              <w:left w:type="dxa" w:w="120"/>
+              <w:bottom w:type="dxa" w:w="60"/>
+              <w:right w:type="dxa" w:w="120"/>
+            </w:tcMar>
+            <w:vAlign w:val="top"/>
+          </w:tcPr>
+          <w:p>
+            <w:pPr>
+              <w:spacing w:after="40" w:before="0"/>
+              <w:jc w:val="left"/>
+            </w:pPr>
+            <w:r>
+              <w:rPr>
+                <w:rFonts w:ascii="Arial" w:cs="Arial" w:eastAsia="Arial" w:hAnsi="Arial"/>
+                <w:b w:val="false"/>
+                <w:bCs w:val="false"/>
+                <w:i w:val="false"/>
+                <w:iCs w:val="false"/>
+                <w:color w:val="000000"/>
+                <w:sz w:val="18"/>
+                <w:szCs w:val="18"/>
+              </w:rPr>
+              <w:t xml:space="preserve">Observable indicator: learner written predictions name at least one specific transmission route (e.g., 'airborne spores') and link it to a prevention mechanism (e.g., 'covering stops spores settling'). Teacher scans notebooks during pair-share, noting learners who conflate transmission route with cause of spoilage — these learners will be targeted for guided questioning during the group activity.</w:t>
+            </w:r>
+          </w:p>
+        </w:tc>
+      </w:tr>
+      <w:tr>
+        <w:tc>
+          <w:tcPr>
+            <w:tcW w:type="dxa" w:w="1520"/>
+            <w:shd w:fill="D9EEF1" w:color="auto" w:val="clear"/>
+            <w:tcMar>
+              <w:top w:type="dxa" w:w="60"/>
+              <w:left w:type="dxa" w:w="120"/>
+              <w:bottom w:type="dxa" w:w="60"/>
+              <w:right w:type="dxa" w:w="120"/>
+            </w:tcMar>
+            <w:vAlign w:val="top"/>
+          </w:tcPr>
+          <w:p>
+            <w:pPr>
+              <w:spacing w:after="40" w:before="0"/>
+              <w:jc w:val="left"/>
+            </w:pPr>
+            <w:r>
+              <w:rPr>
+                <w:rFonts w:ascii="Arial" w:cs="Arial" w:eastAsia="Arial" w:hAnsi="Arial"/>
+                <w:b/>
+                <w:bCs/>
+                <w:i w:val="false"/>
+                <w:iCs w:val="false"/>
+                <w:color w:val="000000"/>
+                <w:sz w:val="18"/>
+                <w:szCs w:val="18"/>
+              </w:rPr>
+              <w:t xml:space="preserve">Observe Phase</w:t>
             </w:r>
           </w:p>
           <w:p>
@@ -15067,6 +15332,388 @@
                 <w:sz w:val="16"/>
                 <w:szCs w:val="16"/>
               </w:rPr>
+              <w:t xml:space="preserve">📹 VIDEO:</w:t>
+            </w:r>
+          </w:p>
+          <w:p>
+            <w:pPr>
+              <w:spacing w:after="20" w:before="0"/>
+            </w:pPr>
+            <w:r>
+              <w:rPr>
+                <w:rFonts w:ascii="Arial" w:cs="Arial" w:eastAsia="Arial" w:hAnsi="Arial"/>
+                <w:i/>
+                <w:iCs/>
+                <w:color w:val="595959"/>
+                <w:sz w:val="16"/>
+                <w:szCs w:val="16"/>
+              </w:rPr>
+              <w:t xml:space="preserve">No closely matching video in the ARES library for this activity.</w:t>
+            </w:r>
+          </w:p>
+          <w:p>
+            <w:pPr>
+              <w:spacing w:after="10" w:before="0"/>
+              <w:ind w:left="120"/>
+            </w:pPr>
+            <w:hyperlink w:history="1" r:id="rIdigliwjd24vld2ehgmobfm">
+              <w:r>
+                <w:rPr>
+                  <w:rFonts w:ascii="Arial" w:cs="Arial" w:eastAsia="Arial" w:hAnsi="Arial"/>
+                  <w:color w:val="595959"/>
+                  <w:sz w:val="14"/>
+                  <w:szCs w:val="14"/>
+                  <w:u w:val="single" w:color="595959"/>
+                </w:rPr>
+                <w:t xml:space="preserve">🔍 Search ARES for videos</w:t>
+              </w:r>
+            </w:hyperlink>
+          </w:p>
+          <w:p>
+            <w:pPr>
+              <w:spacing w:after="10" w:before="0"/>
+              <w:ind w:left="120"/>
+            </w:pPr>
+            <w:r>
+              <w:rPr>
+                <w:rFonts w:ascii="Arial" w:cs="Arial" w:eastAsia="Arial" w:hAnsi="Arial"/>
+                <w:color w:val="595959"/>
+                <w:sz w:val="14"/>
+                <w:szCs w:val="14"/>
+              </w:rPr>
+              <w:t xml:space="preserve">Search terms: microorganisms prevention control transmission</w:t>
+            </w:r>
+          </w:p>
+          <w:p>
+            <w:pPr>
+              <w:spacing w:after="40" w:before="0"/>
+            </w:pPr>
+            <w:r>
+              <w:rPr>
+                <w:sz w:val="14"/>
+                <w:szCs w:val="14"/>
+              </w:rPr>
+              <w:t xml:space="preserve"/>
+            </w:r>
+          </w:p>
+          <w:p>
+            <w:pPr>
+              <w:spacing w:after="20" w:before="0"/>
+            </w:pPr>
+            <w:r>
+              <w:rPr>
+                <w:rFonts w:ascii="Arial" w:cs="Arial" w:eastAsia="Arial" w:hAnsi="Arial"/>
+                <w:b/>
+                <w:bCs/>
+                <w:color w:val="1F3864"/>
+                <w:sz w:val="16"/>
+                <w:szCs w:val="16"/>
+              </w:rPr>
+              <w:t xml:space="preserve">📖 PDF:</w:t>
+            </w:r>
+          </w:p>
+          <w:p>
+            <w:pPr>
+              <w:spacing w:after="20" w:before="0"/>
+            </w:pPr>
+            <w:hyperlink w:history="1" r:id="rIdpxfae6ce2repucgogx2zs">
+              <w:r>
+                <w:rPr>
+                  <w:rFonts w:ascii="Arial" w:cs="Arial" w:eastAsia="Arial" w:hAnsi="Arial"/>
+                  <w:color w:val="2E75B6"/>
+                  <w:sz w:val="16"/>
+                  <w:szCs w:val="16"/>
+                  <w:u w:val="single" w:color="2E75B6"/>
+                </w:rPr>
+                <w:t xml:space="preserve">Kno 100226 Food Poisoning And Prevention</w:t>
+              </w:r>
+            </w:hyperlink>
+          </w:p>
+          <w:p>
+            <w:pPr>
+              <w:spacing w:after="10" w:before="0"/>
+              <w:ind w:left="120"/>
+            </w:pPr>
+            <w:r>
+              <w:rPr>
+                <w:rFonts w:ascii="Arial" w:cs="Arial" w:eastAsia="Arial" w:hAnsi="Arial"/>
+                <w:color w:val="595959"/>
+                <w:sz w:val="14"/>
+                <w:szCs w:val="14"/>
+              </w:rPr>
+              <w:t xml:space="preserve">Source: practical_action</w:t>
+            </w:r>
+          </w:p>
+          <w:p>
+            <w:pPr>
+              <w:spacing w:after="10" w:before="0"/>
+              <w:ind w:left="120"/>
+            </w:pPr>
+            <w:hyperlink w:history="1" r:id="rId8i8wl32zklkpfighzrkom">
+              <w:r>
+                <w:rPr>
+                  <w:rFonts w:ascii="Arial" w:cs="Arial" w:eastAsia="Arial" w:hAnsi="Arial"/>
+                  <w:color w:val="595959"/>
+                  <w:sz w:val="14"/>
+                  <w:szCs w:val="14"/>
+                  <w:u w:val="single" w:color="595959"/>
+                </w:rPr>
+                <w:t xml:space="preserve">🔍 Search ARES for similar readings</w:t>
+              </w:r>
+            </w:hyperlink>
+          </w:p>
+        </w:tc>
+        <w:tc>
+          <w:tcPr>
+            <w:tcW w:type="dxa" w:w="3040"/>
+            <w:shd w:fill="FFFFFF" w:color="auto" w:val="clear"/>
+            <w:tcMar>
+              <w:top w:type="dxa" w:w="60"/>
+              <w:left w:type="dxa" w:w="120"/>
+              <w:bottom w:type="dxa" w:w="60"/>
+              <w:right w:type="dxa" w:w="120"/>
+            </w:tcMar>
+            <w:vAlign w:val="top"/>
+          </w:tcPr>
+          <w:p>
+            <w:pPr>
+              <w:spacing w:after="40" w:before="0"/>
+              <w:jc w:val="left"/>
+            </w:pPr>
+            <w:r>
+              <w:rPr>
+                <w:rFonts w:ascii="Arial" w:cs="Arial" w:eastAsia="Arial" w:hAnsi="Arial"/>
+                <w:b w:val="false"/>
+                <w:bCs w:val="false"/>
+                <w:i w:val="false"/>
+                <w:iCs w:val="false"/>
+                <w:color w:val="000000"/>
+                <w:sz w:val="18"/>
+                <w:szCs w:val="18"/>
+              </w:rPr>
+              <w:t xml:space="preserve">Learners receive a printed or on-screen Kisumu Household Case Study Sheet. The sheet presents three household vignettes: (1) Mama Adhiambo's single-room rental in Nyalenda, Kisumu — no fridge, food stored on an open shelf, water fetched from a shared tap; (2) Mzee Otieno's farm homestead in Siaya County — earthen kitchen, grain stored in gunny sacks, meals cooked once daily; (3) The Kamau household in Milimani, Kisumu — fridge, running water, tiled kitchen surfaces. Each vignette lists the foods commonly stored overnight (ugali, sukuma wiki, leftover githeri, chapati, nyama choma) and common infections experienced by household members over the previous year (ringworm, cholera-like diarrhoea, typhoid, candidiasis, common colds). Alongside the vignettes is a Transmission-to-Control Matching Table with four rows (Direct Contact / Airborne &amp; Droplet / Contaminated Food &amp; Water / Vector-Borne) and four blank columns (Definition of Route, Example from the Phenomenon, Control Method, Why This Method Interrupts THIS Route). Learners work in groups of four to complete the table using the case study, their Lesson 1–4 notes, and a short reference card listing control vocabulary (refrigeration, boiling, hand-washing, covering food, vaccination, vector control, PPE, isolation, sterilisation). Groups annotate which controls are AVAILABLE to each household type using a traffic-light code: GREEN = readily available, AMBER = possible with effort or community support, RED = largely inaccessible.</w:t>
+            </w:r>
+          </w:p>
+        </w:tc>
+        <w:tc>
+          <w:tcPr>
+            <w:tcW w:type="dxa" w:w="3040"/>
+            <w:shd w:fill="F2F2F2" w:color="auto" w:val="clear"/>
+            <w:tcMar>
+              <w:top w:type="dxa" w:w="60"/>
+              <w:left w:type="dxa" w:w="120"/>
+              <w:bottom w:type="dxa" w:w="60"/>
+              <w:right w:type="dxa" w:w="120"/>
+            </w:tcMar>
+            <w:vAlign w:val="top"/>
+          </w:tcPr>
+          <w:p>
+            <w:pPr>
+              <w:spacing w:after="40" w:before="0"/>
+              <w:jc w:val="left"/>
+            </w:pPr>
+            <w:r>
+              <w:rPr>
+                <w:rFonts w:ascii="Arial" w:cs="Arial" w:eastAsia="Arial" w:hAnsi="Arial"/>
+                <w:b w:val="false"/>
+                <w:bCs w:val="false"/>
+                <w:i w:val="false"/>
+                <w:iCs w:val="false"/>
+                <w:color w:val="000000"/>
+                <w:sz w:val="18"/>
+                <w:szCs w:val="18"/>
+              </w:rPr>
+              <w:t xml:space="preserve">Distribute materials and SAY VERBATIM: 'You are scientists and community health advisors. Your job is not just to know the science — it is to apply it fairly. Read the three household vignettes carefully. Then complete the matching table as a group. You have 12 minutes.' Circulate continuously. At the 4-minute mark, pause the class: SAY: 'I am hearing some groups link refrigeration to airborne transmission — is that the right match? Think about WHICH part of the transmission chain refrigeration actually interrupts. 10 seconds of silence.' Resume group work. At the 8-minute mark, prompt groups that are stuck on the Red/Amber/Green coding: SAY: 'Think about what Mama Adhiambo actually has in her kitchen right now. Is a fridge a green option for her? What might be a green option instead?' At 12 minutes, bring the class together. Cold-call THREE groups to share ONE row of their table each (rotate so all four rows are covered across the three groups). After each share, ask the class: 'Does anyone want to add or respectfully challenge that answer?' WAIT 10 seconds before taking responses. Annotate a class version of the table on the board.</w:t>
+            </w:r>
+          </w:p>
+        </w:tc>
+        <w:tc>
+          <w:tcPr>
+            <w:tcW w:type="dxa" w:w="3040"/>
+            <w:shd w:fill="FFFFFF" w:color="auto" w:val="clear"/>
+            <w:tcMar>
+              <w:top w:type="dxa" w:w="60"/>
+              <w:left w:type="dxa" w:w="120"/>
+              <w:bottom w:type="dxa" w:w="60"/>
+              <w:right w:type="dxa" w:w="120"/>
+            </w:tcMar>
+            <w:vAlign w:val="top"/>
+          </w:tcPr>
+          <w:p>
+            <w:pPr>
+              <w:spacing w:after="40" w:before="0"/>
+              <w:jc w:val="left"/>
+            </w:pPr>
+            <w:r>
+              <w:rPr>
+                <w:rFonts w:ascii="Arial" w:cs="Arial" w:eastAsia="Arial" w:hAnsi="Arial"/>
+                <w:b w:val="false"/>
+                <w:bCs w:val="false"/>
+                <w:i w:val="false"/>
+                <w:iCs w:val="false"/>
+                <w:color w:val="000000"/>
+                <w:sz w:val="18"/>
+                <w:szCs w:val="18"/>
+              </w:rPr>
+              <w:t xml:space="preserve">Case Study Analysis with Traffic-Light Equity Coding. By grounding the transmission-control mapping in real Kenyan household contexts, learners move beyond abstract science into applied epidemiology, while the traffic-light coding makes socioeconomic constraints a legitimate and explicit part of scientific reasoning rather than an afterthought.</w:t>
+            </w:r>
+          </w:p>
+        </w:tc>
+        <w:tc>
+          <w:tcPr>
+            <w:tcW w:type="dxa" w:w="3040"/>
+            <w:shd w:fill="F2F2F2" w:color="auto" w:val="clear"/>
+            <w:tcMar>
+              <w:top w:type="dxa" w:w="60"/>
+              <w:left w:type="dxa" w:w="120"/>
+              <w:bottom w:type="dxa" w:w="60"/>
+              <w:right w:type="dxa" w:w="120"/>
+            </w:tcMar>
+            <w:vAlign w:val="top"/>
+          </w:tcPr>
+          <w:p>
+            <w:pPr>
+              <w:spacing w:after="40" w:before="0"/>
+              <w:jc w:val="left"/>
+            </w:pPr>
+            <w:r>
+              <w:rPr>
+                <w:rFonts w:ascii="Arial" w:cs="Arial" w:eastAsia="Arial" w:hAnsi="Arial"/>
+                <w:b w:val="false"/>
+                <w:bCs w:val="false"/>
+                <w:i w:val="false"/>
+                <w:iCs w:val="false"/>
+                <w:color w:val="000000"/>
+                <w:sz w:val="18"/>
+                <w:szCs w:val="18"/>
+              </w:rPr>
+              <w:t xml:space="preserve">Observable indicator: completed matching table rows correctly pair each transmission route with a mechanistically appropriate control method (e.g., covering food → interrupts airborne/droplet deposition of spores; hand-washing → interrupts direct contact route). Teacher checks that at least 3 of 4 rows are correctly completed before groups proceed to poster design. Equity coding accuracy is checked by teacher scan — a common error is marking ALL controls as RED for low-income households; probe these groups with: 'What low-cost alternatives exist?'</w:t>
+            </w:r>
+          </w:p>
+        </w:tc>
+      </w:tr>
+      <w:tr>
+        <w:tc>
+          <w:tcPr>
+            <w:tcW w:type="dxa" w:w="1520"/>
+            <w:shd w:fill="E2EFDA" w:color="auto" w:val="clear"/>
+            <w:tcMar>
+              <w:top w:type="dxa" w:w="60"/>
+              <w:left w:type="dxa" w:w="120"/>
+              <w:bottom w:type="dxa" w:w="60"/>
+              <w:right w:type="dxa" w:w="120"/>
+            </w:tcMar>
+            <w:vAlign w:val="top"/>
+          </w:tcPr>
+          <w:p>
+            <w:pPr>
+              <w:spacing w:after="40" w:before="0"/>
+              <w:jc w:val="left"/>
+            </w:pPr>
+            <w:r>
+              <w:rPr>
+                <w:rFonts w:ascii="Arial" w:cs="Arial" w:eastAsia="Arial" w:hAnsi="Arial"/>
+                <w:b/>
+                <w:bCs/>
+                <w:i w:val="false"/>
+                <w:iCs w:val="false"/>
+                <w:color w:val="000000"/>
+                <w:sz w:val="18"/>
+                <w:szCs w:val="18"/>
+              </w:rPr>
+              <w:t xml:space="preserve">Explain Phase</w:t>
+            </w:r>
+          </w:p>
+          <w:p>
+            <w:pPr>
+              <w:spacing w:after="20" w:before="0"/>
+            </w:pPr>
+            <w:r>
+              <w:rPr>
+                <w:rFonts w:ascii="Arial" w:cs="Arial" w:eastAsia="Arial" w:hAnsi="Arial"/>
+                <w:b/>
+                <w:bCs/>
+                <w:color w:val="1F3864"/>
+                <w:sz w:val="16"/>
+                <w:szCs w:val="16"/>
+              </w:rPr>
+              <w:t xml:space="preserve">📹 VIDEO:</w:t>
+            </w:r>
+          </w:p>
+          <w:p>
+            <w:pPr>
+              <w:spacing w:after="20" w:before="0"/>
+            </w:pPr>
+            <w:r>
+              <w:rPr>
+                <w:rFonts w:ascii="Arial" w:cs="Arial" w:eastAsia="Arial" w:hAnsi="Arial"/>
+                <w:i/>
+                <w:iCs/>
+                <w:color w:val="595959"/>
+                <w:sz w:val="16"/>
+                <w:szCs w:val="16"/>
+              </w:rPr>
+              <w:t xml:space="preserve">No closely matching video in the ARES library for this activity.</w:t>
+            </w:r>
+          </w:p>
+          <w:p>
+            <w:pPr>
+              <w:spacing w:after="10" w:before="0"/>
+              <w:ind w:left="120"/>
+            </w:pPr>
+            <w:hyperlink w:history="1" r:id="rId4odauvo3lofd7epwh6dhd">
+              <w:r>
+                <w:rPr>
+                  <w:rFonts w:ascii="Arial" w:cs="Arial" w:eastAsia="Arial" w:hAnsi="Arial"/>
+                  <w:color w:val="595959"/>
+                  <w:sz w:val="14"/>
+                  <w:szCs w:val="14"/>
+                  <w:u w:val="single" w:color="595959"/>
+                </w:rPr>
+                <w:t xml:space="preserve">🔍 Search ARES for videos</w:t>
+              </w:r>
+            </w:hyperlink>
+          </w:p>
+          <w:p>
+            <w:pPr>
+              <w:spacing w:after="10" w:before="0"/>
+              <w:ind w:left="120"/>
+            </w:pPr>
+            <w:r>
+              <w:rPr>
+                <w:rFonts w:ascii="Arial" w:cs="Arial" w:eastAsia="Arial" w:hAnsi="Arial"/>
+                <w:color w:val="595959"/>
+                <w:sz w:val="14"/>
+                <w:szCs w:val="14"/>
+              </w:rPr>
+              <w:t xml:space="preserve">Search terms: microorganisms prevention control transmission</w:t>
+            </w:r>
+          </w:p>
+          <w:p>
+            <w:pPr>
+              <w:spacing w:after="40" w:before="0"/>
+            </w:pPr>
+            <w:r>
+              <w:rPr>
+                <w:sz w:val="14"/>
+                <w:szCs w:val="14"/>
+              </w:rPr>
+              <w:t xml:space="preserve"/>
+            </w:r>
+          </w:p>
+          <w:p>
+            <w:pPr>
+              <w:spacing w:after="20" w:before="0"/>
+            </w:pPr>
+            <w:r>
+              <w:rPr>
+                <w:rFonts w:ascii="Arial" w:cs="Arial" w:eastAsia="Arial" w:hAnsi="Arial"/>
+                <w:b/>
+                <w:bCs/>
+                <w:color w:val="1F3864"/>
+                <w:sz w:val="16"/>
+                <w:szCs w:val="16"/>
+              </w:rPr>
               <w:t xml:space="preserve">📖 EXERCISE:</w:t>
             </w:r>
           </w:p>
@@ -15074,7 +15721,7 @@
             <w:pPr>
               <w:spacing w:after="20" w:before="0"/>
             </w:pPr>
-            <w:hyperlink w:history="1" r:id="rIdu0f5nwlqqsvbt5yhs3vrz">
+            <w:hyperlink w:history="1" r:id="rIdjonud2e0pctsjj--6iaz1">
               <w:r>
                 <w:rPr>
                   <w:rFonts w:ascii="Arial" w:cs="Arial" w:eastAsia="Arial" w:hAnsi="Arial"/>
@@ -15089,6 +15736,22 @@
           </w:p>
           <w:p>
             <w:pPr>
+              <w:spacing w:after="20" w:before="0"/>
+            </w:pPr>
+            <w:r>
+              <w:rPr>
+                <w:rFonts w:ascii="Arial" w:cs="Arial" w:eastAsia="Arial" w:hAnsi="Arial"/>
+                <w:i/>
+                <w:iCs/>
+                <w:color w:val="595959"/>
+                <w:sz w:val="16"/>
+                <w:szCs w:val="16"/>
+              </w:rPr>
+              <w:t xml:space="preserve">Related topic: not an exact match for this lesson.</w:t>
+            </w:r>
+          </w:p>
+          <w:p>
+            <w:pPr>
               <w:spacing w:after="10" w:before="0"/>
               <w:ind w:left="120"/>
             </w:pPr>
@@ -15107,7 +15770,7 @@
               <w:spacing w:after="10" w:before="0"/>
               <w:ind w:left="120"/>
             </w:pPr>
-            <w:hyperlink w:history="1" r:id="rIdz2dca_jr7evy0euc9fpul">
+            <w:hyperlink w:history="1" r:id="rIdlbtni3hy_efbq7mfzpb-s">
               <w:r>
                 <w:rPr>
                   <w:rFonts w:ascii="Arial" w:cs="Arial" w:eastAsia="Arial" w:hAnsi="Arial"/>
@@ -15149,7 +15812,7 @@
                 <w:sz w:val="18"/>
                 <w:szCs w:val="18"/>
               </w:rPr>
-              <w:t xml:space="preserve">Learners individually write a 2-sentence prediction in their science notebooks in response to the prompt displayed on the board: 'We now know the fuzzy patches on the ugali and chapati are fungi and bacteria spread by airborne spores and contact. Predict: which ONE prevention strategy would have MOST reliably stopped the growth overnight — and explain why using evidence from Lessons 1–4.' After 3 minutes of silent writing, learners do a Think-Pair-Share with their seat partner. Selected pairs share with the class. Learners are then shown three photographs side by side: (A) ugali left uncovered on a counter in a Kisumu rental flat, (B) ugali covered with a wire mesh food dome (a common Kenyan kitchen item), and (C) ugali stored in a sealed plastic container in a fridge. They vote by show of hands on which scenario they predict will show least microbial growth after 24 hours, and briefly justify their vote to a neighbour.</w:t>
+              <w:t xml:space="preserve">Each group is assigned ONE infection category from the matching table (fungal skin infections, bacterial foodborne illness, viral respiratory infections, or waterborne protozoal/bacterial infections) and ONE household type (Mama Adhiambo / Mzee Otieno / Kamau household). Groups design a bilingual (English and Kiswahili) A3 prevention poster targeted specifically at their assigned household. The poster must include: (a) the name and brief description of the infection category; (b) the specific mode of transmission; (c) at least THREE control/prevention measures ranked by accessibility (most accessible first); (d) one direct visual or caption connection to the ugali-and-chapati phenomenon; (e) a 'Did You Know?' fact box citing a Kenyan health statistic or referencing the Kenya Ministry of Health guidelines. Groups present their poster to the class in a 90-second pitch. After all presentations, the class participates in a structured whole-class equity analysis discussion led by the teacher: Which control measures appeared on EVERY poster (universal controls)? Which appeared only on the Kamau household poster (resource-dependent)? What community-level strategies — e.g., women's group food safety sensitisation in Siaya, school hygiene clubs in Nyalenda — could bridge the gap? The teacher draws a two-column summary on the board: INDIVIDUAL-LEVEL CONTROLS | COMMUNITY/SYSTEMS-LEVEL CONTROLS.</w:t>
             </w:r>
           </w:p>
         </w:tc>
@@ -15181,7 +15844,7 @@
                 <w:sz w:val="18"/>
                 <w:szCs w:val="18"/>
               </w:rPr>
-              <w:t xml:space="preserve">Display the written prompt on the board or projector. SAY VERBATIM: 'Before we learn anything new today, I want you to use only what you already know. Write your prediction — two sentences, your best scientific thinking, right now. Silence for three minutes.' Set a visible timer for 3 minutes. After writing, SAY: 'Turn to your partner — share your prediction and listen to theirs. You have 90 seconds.' After pairs discuss, cold-call FOUR pairs (spread across the room; aim for gender balance and at least one learner from a rural background). For each response, probe with: 'What evidence from our earlier lessons supports that prediction?' Do NOT affirm or correct yet — record key prediction words on the board under the heading PREDICTIONS. Then display the three photographs. SAY: 'Raise your hand for A… for B… for C. Now turn and tell your neighbour in one sentence WHY you chose that option.' WAIT 15 seconds before taking three volunteers. Capture the reasoning in a T-chart on the board: STRATEGY | REASON. Leave predictions visible for the full lesson.</w:t>
+              <w:t xml:space="preserve">Assign groups by calling out names — do NOT allow self-selection to prevent ability clustering. Distribute A3 paper, markers, and the reference card. SAY VERBATIM: 'Your poster must speak directly to the family you have been assigned. Mama Adhiambo should be able to read it, understand it, and act on it with what she has TODAY. You have 12 minutes to design, then 90 seconds each to present.' Circulate during design time. At the 6-minute mark, prompt groups not yet including the ugali connection: SAY: 'I do not yet see the ugali and chapati on your poster. How does YOUR infection category connect to what happened in that Kisumu kitchen overnight?' During presentations, enforce the 90-second limit with a visible timer. After each presentation, invite one peer question using the sentence stem displayed on the board: 'I notice your poster says ___ — can you explain how that specifically interrupts ___?' For the equity analysis discussion, SAY: 'Let us be honest scientists AND honest citizens. Put your hand up if you think Mama Adhiambo could realistically carry out EVERY control on the board right now.' WAIT 15 seconds. Then: 'What does science owe communities that cannot afford the textbook answer? What are the alternatives?' Cold-call FIVE learners across the room, including at least two who have been quiet. Capture responses in the two-column summary.</w:t>
             </w:r>
           </w:p>
         </w:tc>
@@ -15213,7 +15876,7 @@
                 <w:sz w:val="18"/>
                 <w:szCs w:val="18"/>
               </w:rPr>
-              <w:t xml:space="preserve">Think-Pair-Share with Anchoring Phenomenon Re-entry. This strategy activates prior knowledge from Lessons 1–4 and creates a public record of pre-instruction thinking that learners will revise by lesson end, making conceptual change visible and personally meaningful.</w:t>
+              <w:t xml:space="preserve">Poster Design as Argument Construction + Structured Equity Discussion. Poster design requires learners to synthesise transmission mechanism, control logic, and audience context into a single coherent argument — a high-order application of NGSS Science and Engineering Practice 6 (Constructing Explanations) and Practice 8 (Obtaining, Evaluating, and Communicating Information). The equity discussion enacts KICD values of social justice and responsibility.</w:t>
             </w:r>
           </w:p>
         </w:tc>
@@ -15245,7 +15908,7 @@
                 <w:sz w:val="18"/>
                 <w:szCs w:val="18"/>
               </w:rPr>
-              <w:t xml:space="preserve">Observable indicator: learner written predictions name at least one specific transmission route (e.g., 'airborne spores') and link it to a prevention mechanism (e.g., 'covering stops spores settling'). Teacher scans notebooks during pair-share, noting learners who conflate transmission route with cause of spoilage — these learners will be targeted for guided questioning during the group activity.</w:t>
+              <w:t xml:space="preserve">Observable indicator: poster includes a mechanistically correct transmission-to-control link (not just a list of hygiene tips) AND contains a visible connection to the ugali/chapati phenomenon. Teacher uses a rapid 3-point rubric during presentations: 3 = correct mechanism + equity ranking + phenomenon link; 2 = correct mechanism + phenomenon link but no equity ranking; 1 = list of controls with no mechanistic explanation. Groups scoring 1 are flagged for targeted support in Lesson 6.</w:t>
             </w:r>
           </w:p>
         </w:tc>
@@ -15254,32 +15917,32 @@
         <w:tc>
           <w:tcPr>
             <w:tcW w:type="dxa" w:w="1520"/>
-            <w:shd w:fill="D9EEF1" w:color="auto" w:val="clear"/>
-            <w:tcMar>
-              <w:top w:type="dxa" w:w="60"/>
-              <w:left w:type="dxa" w:w="120"/>
-              <w:bottom w:type="dxa" w:w="60"/>
-              <w:right w:type="dxa" w:w="120"/>
-            </w:tcMar>
-            <w:vAlign w:val="top"/>
-          </w:tcPr>
-          <w:p>
-            <w:pPr>
-              <w:spacing w:after="40" w:before="0"/>
-              <w:jc w:val="left"/>
-            </w:pPr>
-            <w:r>
-              <w:rPr>
-                <w:rFonts w:ascii="Arial" w:cs="Arial" w:eastAsia="Arial" w:hAnsi="Arial"/>
-                <w:b/>
-                <w:bCs/>
-                <w:i w:val="false"/>
-                <w:iCs w:val="false"/>
-                <w:color w:val="000000"/>
-                <w:sz w:val="18"/>
-                <w:szCs w:val="18"/>
-              </w:rPr>
-              <w:t xml:space="preserve">Observe Phase</w:t>
+            <w:shd w:fill="FCE4D6" w:color="auto" w:val="clear"/>
+            <w:tcMar>
+              <w:top w:type="dxa" w:w="60"/>
+              <w:left w:type="dxa" w:w="120"/>
+              <w:bottom w:type="dxa" w:w="60"/>
+              <w:right w:type="dxa" w:w="120"/>
+            </w:tcMar>
+            <w:vAlign w:val="top"/>
+          </w:tcPr>
+          <w:p>
+            <w:pPr>
+              <w:spacing w:after="40" w:before="0"/>
+              <w:jc w:val="left"/>
+            </w:pPr>
+            <w:r>
+              <w:rPr>
+                <w:rFonts w:ascii="Arial" w:cs="Arial" w:eastAsia="Arial" w:hAnsi="Arial"/>
+                <w:b/>
+                <w:bCs/>
+                <w:i w:val="false"/>
+                <w:iCs w:val="false"/>
+                <w:color w:val="000000"/>
+                <w:sz w:val="18"/>
+                <w:szCs w:val="18"/>
+              </w:rPr>
+              <w:t xml:space="preserve">Driving Question Board (DQB) Creation</w:t>
             </w:r>
           </w:p>
           <w:p>
@@ -15302,40 +15965,24 @@
             <w:pPr>
               <w:spacing w:after="20" w:before="0"/>
             </w:pPr>
-            <w:hyperlink w:history="1" r:id="rId3imk-o0efix0x5gpye8vx">
-              <w:r>
-                <w:rPr>
-                  <w:rFonts w:ascii="Arial" w:cs="Arial" w:eastAsia="Arial" w:hAnsi="Arial"/>
-                  <w:color w:val="2E75B6"/>
-                  <w:sz w:val="16"/>
-                  <w:szCs w:val="16"/>
-                  <w:u w:val="single" w:color="2E75B6"/>
-                </w:rPr>
-                <w:t xml:space="preserve">Epidemic intelligence service officer: How I got my job and where I'm going</w:t>
-              </w:r>
-            </w:hyperlink>
+            <w:r>
+              <w:rPr>
+                <w:rFonts w:ascii="Arial" w:cs="Arial" w:eastAsia="Arial" w:hAnsi="Arial"/>
+                <w:i/>
+                <w:iCs/>
+                <w:color w:val="595959"/>
+                <w:sz w:val="16"/>
+                <w:szCs w:val="16"/>
+              </w:rPr>
+              <w:t xml:space="preserve">No closely matching video in the ARES library for this activity.</w:t>
+            </w:r>
           </w:p>
           <w:p>
             <w:pPr>
               <w:spacing w:after="10" w:before="0"/>
               <w:ind w:left="120"/>
             </w:pPr>
-            <w:r>
-              <w:rPr>
-                <w:rFonts w:ascii="Arial" w:cs="Arial" w:eastAsia="Arial" w:hAnsi="Arial"/>
-                <w:color w:val="595959"/>
-                <w:sz w:val="14"/>
-                <w:szCs w:val="14"/>
-              </w:rPr>
-              <w:t xml:space="preserve">Source: Khan Academy (English - US curriculum)</w:t>
-            </w:r>
-          </w:p>
-          <w:p>
-            <w:pPr>
-              <w:spacing w:after="10" w:before="0"/>
-              <w:ind w:left="120"/>
-            </w:pPr>
-            <w:hyperlink w:history="1" r:id="rIdldg8mmmj-opznddkkvqh4">
+            <w:hyperlink w:history="1" r:id="rIdej4qwavcgvuvoxlevj3br">
               <w:r>
                 <w:rPr>
                   <w:rFonts w:ascii="Arial" w:cs="Arial" w:eastAsia="Arial" w:hAnsi="Arial"/>
@@ -15344,9 +15991,24 @@
                   <w:szCs w:val="14"/>
                   <w:u w:val="single" w:color="595959"/>
                 </w:rPr>
-                <w:t xml:space="preserve">🔍 Search ARES for similar videos</w:t>
+                <w:t xml:space="preserve">🔍 Search ARES for videos</w:t>
               </w:r>
             </w:hyperlink>
+          </w:p>
+          <w:p>
+            <w:pPr>
+              <w:spacing w:after="10" w:before="0"/>
+              <w:ind w:left="120"/>
+            </w:pPr>
+            <w:r>
+              <w:rPr>
+                <w:rFonts w:ascii="Arial" w:cs="Arial" w:eastAsia="Arial" w:hAnsi="Arial"/>
+                <w:color w:val="595959"/>
+                <w:sz w:val="14"/>
+                <w:szCs w:val="14"/>
+              </w:rPr>
+              <w:t xml:space="preserve">Search terms: microorganisms prevention control transmission</w:t>
+            </w:r>
           </w:p>
           <w:p>
             <w:pPr>
@@ -15380,7 +16042,7 @@
             <w:pPr>
               <w:spacing w:after="20" w:before="0"/>
             </w:pPr>
-            <w:hyperlink w:history="1" r:id="rIdxzoxzo7ysms5zbkidaw7o">
+            <w:hyperlink w:history="1" r:id="rId4ua7nhwioztrqfrbhljqg">
               <w:r>
                 <w:rPr>
                   <w:rFonts w:ascii="Arial" w:cs="Arial" w:eastAsia="Arial" w:hAnsi="Arial"/>
@@ -15395,6 +16057,22 @@
           </w:p>
           <w:p>
             <w:pPr>
+              <w:spacing w:after="20" w:before="0"/>
+            </w:pPr>
+            <w:r>
+              <w:rPr>
+                <w:rFonts w:ascii="Arial" w:cs="Arial" w:eastAsia="Arial" w:hAnsi="Arial"/>
+                <w:i/>
+                <w:iCs/>
+                <w:color w:val="595959"/>
+                <w:sz w:val="16"/>
+                <w:szCs w:val="16"/>
+              </w:rPr>
+              <w:t xml:space="preserve">Related topic: not an exact match for this lesson.</w:t>
+            </w:r>
+          </w:p>
+          <w:p>
+            <w:pPr>
               <w:spacing w:after="10" w:before="0"/>
               <w:ind w:left="120"/>
             </w:pPr>
@@ -15413,7 +16091,7 @@
               <w:spacing w:after="10" w:before="0"/>
               <w:ind w:left="120"/>
             </w:pPr>
-            <w:hyperlink w:history="1" r:id="rId-ejwm7m_nbiddcmxnd4eb">
+            <w:hyperlink w:history="1" r:id="rId9egkgqtrireqemx3lxqpr">
               <w:r>
                 <w:rPr>
                   <w:rFonts w:ascii="Arial" w:cs="Arial" w:eastAsia="Arial" w:hAnsi="Arial"/>
@@ -15455,7 +16133,7 @@
                 <w:sz w:val="18"/>
                 <w:szCs w:val="18"/>
               </w:rPr>
-              <w:t xml:space="preserve">Learners receive a printed or on-screen Kisumu Household Case Study Sheet. The sheet presents three household vignettes: (1) Mama Adhiambo's single-room rental in Nyalenda, Kisumu — no fridge, food stored on an open shelf, water fetched from a shared tap; (2) Mzee Otieno's farm homestead in Siaya County — earthen kitchen, grain stored in gunny sacks, meals cooked once daily; (3) The Kamau household in Milimani, Kisumu — fridge, running water, tiled kitchen surfaces. Each vignette lists the foods commonly stored overnight (ugali, sukuma wiki, leftover githeri, chapati, nyama choma) and common infections experienced by household members over the previous year (ringworm, cholera-like diarrhoea, typhoid, candidiasis, common colds). Alongside the vignettes is a Transmission-to-Control Matching Table with four rows (Direct Contact / Airborne &amp; Droplet / Contaminated Food &amp; Water / Vector-Borne) and four blank columns (Definition of Route, Example from the Phenomenon, Control Method, Why This Method Interrupts THIS Route). Learners work in groups of four to complete the table using the case study, their Lesson 1–4 notes, and a short reference card listing control vocabulary (refrigeration, boiling, hand-washing, covering food, vaccination, vector control, PPE, isolation, sterilisation). Groups annotate which controls are AVAILABLE to each household type using a traffic-light code: GREEN = readily available, AMBER = possible with effort or community support, RED = largely inaccessible.</w:t>
+              <w:t xml:space="preserve">Learners return to the class Driving Question Board (DQB) established in Lesson 1. Each learner receives two sticky notes of different colours: ORANGE = 'A question Lesson 5 has answered for me' and BLUE = 'A new question Lesson 5 has opened up'. Learners write one entry on each colour and place them on the DQB in the appropriate column. The class does a 3-minute silent gallery walk of the new additions. Then three volunteers read aloud one orange and one blue note each. The teacher uses the blue (new question) notes to preview Lesson 6: 'Several of you are now asking about the ECONOMIC importance of microorganisms — not just the harmful side. That is exactly where we go next.' The teacher also explicitly connects Lesson 5 back to the driving question by SAYing VERBATIM: 'We started this unit because ugali and chapati grew fuzzy patches overnight in a Kisumu kitchen. Today you designed science-based, equity-aware advice that family could actually use. That is applied microbiology. Write in your notebook: covering the sufuria and storing food away from warm surfaces interrupts the airborne and contact transmission routes that allowed the mould spores to settle and germinate overnight.'</w:t>
             </w:r>
           </w:p>
         </w:tc>
@@ -15487,7 +16165,7 @@
                 <w:sz w:val="18"/>
                 <w:szCs w:val="18"/>
               </w:rPr>
-              <w:t xml:space="preserve">Distribute materials and SAY VERBATIM: 'You are scientists and community health advisors. Your job is not just to know the science — it is to apply it fairly. Read the three household vignettes carefully. Then complete the matching table as a group. You have 12 minutes.' Circulate continuously. At the 4-minute mark, pause the class: SAY: 'I am hearing some groups link refrigeration to airborne transmission — is that the right match? Think about WHICH part of the transmission chain refrigeration actually interrupts. 10 seconds of silence.' Resume group work. At the 8-minute mark, prompt groups that are stuck on the Red/Amber/Green coding: SAY: 'Think about what Mama Adhiambo actually has in her kitchen right now. Is a fridge a green option for her? What might be a green option instead?' At 12 minutes, bring the class together. Cold-call THREE groups to share ONE row of their table each (rotate so all four rows are covered across the three groups). After each share, ask the class: 'Does anyone want to add or respectfully challenge that answer?' WAIT 10 seconds before taking responses. Annotate a class version of the table on the board.</w:t>
+              <w:t xml:space="preserve">Distribute sticky notes and SAY VERBATIM: 'Orange note: write one specific question that Lesson 5 has now answered for you — be precise, not vague. Blue note: write one new question this lesson has opened up. You have 3 minutes, working silently.' After placement on the DQB, SAY: 'Silent gallery walk — read what your classmates wrote. You have 3 minutes.' After the walk, cold-call three learners to read one of each colour. For each blue (new question) note, ask the class: 'Can anyone partially answer this right now — or do we need more evidence?' WAIT 10 seconds. Use the blue notes to draw an explicit arrow on the DQB toward the Lesson 6 column. End with the verbal summary statement connecting to the phenomenon, written by learners in their notebooks.</w:t>
             </w:r>
           </w:p>
         </w:tc>
@@ -15519,7 +16197,7 @@
                 <w:sz w:val="18"/>
                 <w:szCs w:val="18"/>
               </w:rPr>
-              <w:t xml:space="preserve">Case Study Analysis with Traffic-Light Equity Coding. By grounding the transmission-control mapping in real Kenyan household contexts, learners move beyond abstract science into applied epidemiology, while the traffic-light coding makes socioeconomic constraints a legitimate and explicit part of scientific reasoning rather than an afterthought.</w:t>
+              <w:t xml:space="preserve">Driving Question Board as Metacognitive Tracker. The two-colour system makes the distinction between resolved and emerging understanding visible to both learners and teacher, supporting NGSS Practice 1 (Asking Questions) and providing real-time formative data on conceptual gaps that should inform Lesson 6 planning.</w:t>
             </w:r>
           </w:p>
         </w:tc>
@@ -15551,7 +16229,7 @@
                 <w:sz w:val="18"/>
                 <w:szCs w:val="18"/>
               </w:rPr>
-              <w:t xml:space="preserve">Observable indicator: completed matching table rows correctly pair each transmission route with a mechanistically appropriate control method (e.g., covering food → interrupts airborne/droplet deposition of spores; hand-washing → interrupts direct contact route). Teacher checks that at least 3 of 4 rows are correctly completed before groups proceed to poster design. Equity coding accuracy is checked by teacher scan — a common error is marking ALL controls as RED for low-income households; probe these groups with: 'What low-cost alternatives exist?'</w:t>
+              <w:t xml:space="preserve">Observable indicator: orange notes name a specific scientific concept (e.g., 'I now understand why covering food interrupts airborne transmission of mould spores') rather than a vague statement ('I learned about germs'). Teacher collects all blue notes at the end of class, sorts them by theme overnight, and uses the most frequent themes to adjust the opening hook of Lesson 6.</w:t>
             </w:r>
           </w:p>
         </w:tc>
@@ -15560,32 +16238,32 @@
         <w:tc>
           <w:tcPr>
             <w:tcW w:type="dxa" w:w="1520"/>
-            <w:shd w:fill="E2EFDA" w:color="auto" w:val="clear"/>
-            <w:tcMar>
-              <w:top w:type="dxa" w:w="60"/>
-              <w:left w:type="dxa" w:w="120"/>
-              <w:bottom w:type="dxa" w:w="60"/>
-              <w:right w:type="dxa" w:w="120"/>
-            </w:tcMar>
-            <w:vAlign w:val="top"/>
-          </w:tcPr>
-          <w:p>
-            <w:pPr>
-              <w:spacing w:after="40" w:before="0"/>
-              <w:jc w:val="left"/>
-            </w:pPr>
-            <w:r>
-              <w:rPr>
-                <w:rFonts w:ascii="Arial" w:cs="Arial" w:eastAsia="Arial" w:hAnsi="Arial"/>
-                <w:b/>
-                <w:bCs/>
-                <w:i w:val="false"/>
-                <w:iCs w:val="false"/>
-                <w:color w:val="000000"/>
-                <w:sz w:val="18"/>
-                <w:szCs w:val="18"/>
-              </w:rPr>
-              <w:t xml:space="preserve">Explain Phase</w:t>
+            <w:shd w:fill="D5E8F0" w:color="auto" w:val="clear"/>
+            <w:tcMar>
+              <w:top w:type="dxa" w:w="60"/>
+              <w:left w:type="dxa" w:w="120"/>
+              <w:bottom w:type="dxa" w:w="60"/>
+              <w:right w:type="dxa" w:w="120"/>
+            </w:tcMar>
+            <w:vAlign w:val="top"/>
+          </w:tcPr>
+          <w:p>
+            <w:pPr>
+              <w:spacing w:after="40" w:before="0"/>
+              <w:jc w:val="left"/>
+            </w:pPr>
+            <w:r>
+              <w:rPr>
+                <w:rFonts w:ascii="Arial" w:cs="Arial" w:eastAsia="Arial" w:hAnsi="Arial"/>
+                <w:b/>
+                <w:bCs/>
+                <w:i w:val="false"/>
+                <w:iCs w:val="false"/>
+                <w:color w:val="000000"/>
+                <w:sz w:val="18"/>
+                <w:szCs w:val="18"/>
+              </w:rPr>
+              <w:t xml:space="preserve">Model Building Phase</w:t>
             </w:r>
           </w:p>
           <w:p>
@@ -15608,7 +16286,84 @@
             <w:pPr>
               <w:spacing w:after="20" w:before="0"/>
             </w:pPr>
-            <w:hyperlink w:history="1" r:id="rIdaid7zvhemffk2px-nb3mr">
+            <w:r>
+              <w:rPr>
+                <w:rFonts w:ascii="Arial" w:cs="Arial" w:eastAsia="Arial" w:hAnsi="Arial"/>
+                <w:i/>
+                <w:iCs/>
+                <w:color w:val="595959"/>
+                <w:sz w:val="16"/>
+                <w:szCs w:val="16"/>
+              </w:rPr>
+              <w:t xml:space="preserve">No closely matching video in the ARES library for this activity.</w:t>
+            </w:r>
+          </w:p>
+          <w:p>
+            <w:pPr>
+              <w:spacing w:after="10" w:before="0"/>
+              <w:ind w:left="120"/>
+            </w:pPr>
+            <w:hyperlink w:history="1" r:id="rIdfukvq_ry5phjwbwcn0yrm">
+              <w:r>
+                <w:rPr>
+                  <w:rFonts w:ascii="Arial" w:cs="Arial" w:eastAsia="Arial" w:hAnsi="Arial"/>
+                  <w:color w:val="595959"/>
+                  <w:sz w:val="14"/>
+                  <w:szCs w:val="14"/>
+                  <w:u w:val="single" w:color="595959"/>
+                </w:rPr>
+                <w:t xml:space="preserve">🔍 Search ARES for videos</w:t>
+              </w:r>
+            </w:hyperlink>
+          </w:p>
+          <w:p>
+            <w:pPr>
+              <w:spacing w:after="10" w:before="0"/>
+              <w:ind w:left="120"/>
+            </w:pPr>
+            <w:r>
+              <w:rPr>
+                <w:rFonts w:ascii="Arial" w:cs="Arial" w:eastAsia="Arial" w:hAnsi="Arial"/>
+                <w:color w:val="595959"/>
+                <w:sz w:val="14"/>
+                <w:szCs w:val="14"/>
+              </w:rPr>
+              <w:t xml:space="preserve">Search terms: microorganisms prevention control transmission</w:t>
+            </w:r>
+          </w:p>
+          <w:p>
+            <w:pPr>
+              <w:spacing w:after="40" w:before="0"/>
+            </w:pPr>
+            <w:r>
+              <w:rPr>
+                <w:sz w:val="14"/>
+                <w:szCs w:val="14"/>
+              </w:rPr>
+              <w:t xml:space="preserve"/>
+            </w:r>
+          </w:p>
+          <w:p>
+            <w:pPr>
+              <w:spacing w:after="20" w:before="0"/>
+            </w:pPr>
+            <w:r>
+              <w:rPr>
+                <w:rFonts w:ascii="Arial" w:cs="Arial" w:eastAsia="Arial" w:hAnsi="Arial"/>
+                <w:b/>
+                <w:bCs/>
+                <w:color w:val="1F3864"/>
+                <w:sz w:val="16"/>
+                <w:szCs w:val="16"/>
+              </w:rPr>
+              <w:t xml:space="preserve">📖 PDF:</w:t>
+            </w:r>
+          </w:p>
+          <w:p>
+            <w:pPr>
+              <w:spacing w:after="20" w:before="0"/>
+            </w:pPr>
+            <w:hyperlink w:history="1" r:id="rIdwutb7rqw_cpldcb9otpvn">
               <w:r>
                 <w:rPr>
                   <w:rFonts w:ascii="Arial" w:cs="Arial" w:eastAsia="Arial" w:hAnsi="Arial"/>
@@ -15617,9 +16372,25 @@
                   <w:szCs w:val="16"/>
                   <w:u w:val="single" w:color="2E75B6"/>
                 </w:rPr>
-                <w:t xml:space="preserve">HR management and program analyst: What I do and how much I make</w:t>
+                <w:t xml:space="preserve">Prevention</w:t>
               </w:r>
             </w:hyperlink>
+          </w:p>
+          <w:p>
+            <w:pPr>
+              <w:spacing w:after="20" w:before="0"/>
+            </w:pPr>
+            <w:r>
+              <w:rPr>
+                <w:rFonts w:ascii="Arial" w:cs="Arial" w:eastAsia="Arial" w:hAnsi="Arial"/>
+                <w:i/>
+                <w:iCs/>
+                <w:color w:val="595959"/>
+                <w:sz w:val="16"/>
+                <w:szCs w:val="16"/>
+              </w:rPr>
+              <w:t xml:space="preserve">Related topic: not an exact match for this lesson.</w:t>
+            </w:r>
           </w:p>
           <w:p>
             <w:pPr>
@@ -15633,7 +16404,7 @@
                 <w:sz w:val="14"/>
                 <w:szCs w:val="14"/>
               </w:rPr>
-              <w:t xml:space="preserve">Source: Khan Academy (English - US curriculum)</w:t>
+              <w:t xml:space="preserve">Source: iicba</w:t>
             </w:r>
           </w:p>
           <w:p>
@@ -15641,697 +16412,7 @@
               <w:spacing w:after="10" w:before="0"/>
               <w:ind w:left="120"/>
             </w:pPr>
-            <w:hyperlink w:history="1" r:id="rIdchz-vhz7op_egeh4kifoc">
-              <w:r>
-                <w:rPr>
-                  <w:rFonts w:ascii="Arial" w:cs="Arial" w:eastAsia="Arial" w:hAnsi="Arial"/>
-                  <w:color w:val="595959"/>
-                  <w:sz w:val="14"/>
-                  <w:szCs w:val="14"/>
-                  <w:u w:val="single" w:color="595959"/>
-                </w:rPr>
-                <w:t xml:space="preserve">🔍 Search ARES for similar videos</w:t>
-              </w:r>
-            </w:hyperlink>
-          </w:p>
-          <w:p>
-            <w:pPr>
-              <w:spacing w:after="40" w:before="0"/>
-            </w:pPr>
-            <w:r>
-              <w:rPr>
-                <w:sz w:val="14"/>
-                <w:szCs w:val="14"/>
-              </w:rPr>
-              <w:t xml:space="preserve"/>
-            </w:r>
-          </w:p>
-          <w:p>
-            <w:pPr>
-              <w:spacing w:after="20" w:before="0"/>
-            </w:pPr>
-            <w:r>
-              <w:rPr>
-                <w:rFonts w:ascii="Arial" w:cs="Arial" w:eastAsia="Arial" w:hAnsi="Arial"/>
-                <w:b/>
-                <w:bCs/>
-                <w:color w:val="1F3864"/>
-                <w:sz w:val="16"/>
-                <w:szCs w:val="16"/>
-              </w:rPr>
-              <w:t xml:space="preserve">📖 PDF:</w:t>
-            </w:r>
-          </w:p>
-          <w:p>
-            <w:pPr>
-              <w:spacing w:after="20" w:before="0"/>
-            </w:pPr>
-            <w:hyperlink w:history="1" r:id="rIdfq4ua8lm2v9simqk0z6wx">
-              <w:r>
-                <w:rPr>
-                  <w:rFonts w:ascii="Arial" w:cs="Arial" w:eastAsia="Arial" w:hAnsi="Arial"/>
-                  <w:color w:val="2E75B6"/>
-                  <w:sz w:val="16"/>
-                  <w:szCs w:val="16"/>
-                  <w:u w:val="single" w:color="2E75B6"/>
-                </w:rPr>
-                <w:t xml:space="preserve">Kno 100226 Food Poisoning And Prevention</w:t>
-              </w:r>
-            </w:hyperlink>
-          </w:p>
-          <w:p>
-            <w:pPr>
-              <w:spacing w:after="10" w:before="0"/>
-              <w:ind w:left="120"/>
-            </w:pPr>
-            <w:r>
-              <w:rPr>
-                <w:rFonts w:ascii="Arial" w:cs="Arial" w:eastAsia="Arial" w:hAnsi="Arial"/>
-                <w:color w:val="595959"/>
-                <w:sz w:val="14"/>
-                <w:szCs w:val="14"/>
-              </w:rPr>
-              <w:t xml:space="preserve">Source: practical_action</w:t>
-            </w:r>
-          </w:p>
-          <w:p>
-            <w:pPr>
-              <w:spacing w:after="10" w:before="0"/>
-              <w:ind w:left="120"/>
-            </w:pPr>
-            <w:hyperlink w:history="1" r:id="rId1yuf1a1uos6ofnn9ztnae">
-              <w:r>
-                <w:rPr>
-                  <w:rFonts w:ascii="Arial" w:cs="Arial" w:eastAsia="Arial" w:hAnsi="Arial"/>
-                  <w:color w:val="595959"/>
-                  <w:sz w:val="14"/>
-                  <w:szCs w:val="14"/>
-                  <w:u w:val="single" w:color="595959"/>
-                </w:rPr>
-                <w:t xml:space="preserve">🔍 Search ARES for similar readings</w:t>
-              </w:r>
-            </w:hyperlink>
-          </w:p>
-        </w:tc>
-        <w:tc>
-          <w:tcPr>
-            <w:tcW w:type="dxa" w:w="3040"/>
-            <w:shd w:fill="FFFFFF" w:color="auto" w:val="clear"/>
-            <w:tcMar>
-              <w:top w:type="dxa" w:w="60"/>
-              <w:left w:type="dxa" w:w="120"/>
-              <w:bottom w:type="dxa" w:w="60"/>
-              <w:right w:type="dxa" w:w="120"/>
-            </w:tcMar>
-            <w:vAlign w:val="top"/>
-          </w:tcPr>
-          <w:p>
-            <w:pPr>
-              <w:spacing w:after="40" w:before="0"/>
-              <w:jc w:val="left"/>
-            </w:pPr>
-            <w:r>
-              <w:rPr>
-                <w:rFonts w:ascii="Arial" w:cs="Arial" w:eastAsia="Arial" w:hAnsi="Arial"/>
-                <w:b w:val="false"/>
-                <w:bCs w:val="false"/>
-                <w:i w:val="false"/>
-                <w:iCs w:val="false"/>
-                <w:color w:val="000000"/>
-                <w:sz w:val="18"/>
-                <w:szCs w:val="18"/>
-              </w:rPr>
-              <w:t xml:space="preserve">Each group is assigned ONE infection category from the matching table (fungal skin infections, bacterial foodborne illness, viral respiratory infections, or waterborne protozoal/bacterial infections) and ONE household type (Mama Adhiambo / Mzee Otieno / Kamau household). Groups design a bilingual (English and Kiswahili) A3 prevention poster targeted specifically at their assigned household. The poster must include: (a) the name and brief description of the infection category; (b) the specific mode of transmission; (c) at least THREE control/prevention measures ranked by accessibility (most accessible first); (d) one direct visual or caption connection to the ugali-and-chapati phenomenon; (e) a 'Did You Know?' fact box citing a Kenyan health statistic or referencing the Kenya Ministry of Health guidelines. Groups present their poster to the class in a 90-second pitch. After all presentations, the class participates in a structured whole-class equity analysis discussion led by the teacher: Which control measures appeared on EVERY poster (universal controls)? Which appeared only on the Kamau household poster (resource-dependent)? What community-level strategies — e.g., women's group food safety sensitisation in Siaya, school hygiene clubs in Nyalenda — could bridge the gap? The teacher draws a two-column summary on the board: INDIVIDUAL-LEVEL CONTROLS | COMMUNITY/SYSTEMS-LEVEL CONTROLS.</w:t>
-            </w:r>
-          </w:p>
-        </w:tc>
-        <w:tc>
-          <w:tcPr>
-            <w:tcW w:type="dxa" w:w="3040"/>
-            <w:shd w:fill="F2F2F2" w:color="auto" w:val="clear"/>
-            <w:tcMar>
-              <w:top w:type="dxa" w:w="60"/>
-              <w:left w:type="dxa" w:w="120"/>
-              <w:bottom w:type="dxa" w:w="60"/>
-              <w:right w:type="dxa" w:w="120"/>
-            </w:tcMar>
-            <w:vAlign w:val="top"/>
-          </w:tcPr>
-          <w:p>
-            <w:pPr>
-              <w:spacing w:after="40" w:before="0"/>
-              <w:jc w:val="left"/>
-            </w:pPr>
-            <w:r>
-              <w:rPr>
-                <w:rFonts w:ascii="Arial" w:cs="Arial" w:eastAsia="Arial" w:hAnsi="Arial"/>
-                <w:b w:val="false"/>
-                <w:bCs w:val="false"/>
-                <w:i w:val="false"/>
-                <w:iCs w:val="false"/>
-                <w:color w:val="000000"/>
-                <w:sz w:val="18"/>
-                <w:szCs w:val="18"/>
-              </w:rPr>
-              <w:t xml:space="preserve">Assign groups by calling out names — do NOT allow self-selection to prevent ability clustering. Distribute A3 paper, markers, and the reference card. SAY VERBATIM: 'Your poster must speak directly to the family you have been assigned. Mama Adhiambo should be able to read it, understand it, and act on it with what she has TODAY. You have 12 minutes to design, then 90 seconds each to present.' Circulate during design time. At the 6-minute mark, prompt groups not yet including the ugali connection: SAY: 'I do not yet see the ugali and chapati on your poster. How does YOUR infection category connect to what happened in that Kisumu kitchen overnight?' During presentations, enforce the 90-second limit with a visible timer. After each presentation, invite one peer question using the sentence stem displayed on the board: 'I notice your poster says ___ — can you explain how that specifically interrupts ___?' For the equity analysis discussion, SAY: 'Let us be honest scientists AND honest citizens. Put your hand up if you think Mama Adhiambo could realistically carry out EVERY control on the board right now.' WAIT 15 seconds. Then: 'What does science owe communities that cannot afford the textbook answer? What are the alternatives?' Cold-call FIVE learners across the room, including at least two who have been quiet. Capture responses in the two-column summary.</w:t>
-            </w:r>
-          </w:p>
-        </w:tc>
-        <w:tc>
-          <w:tcPr>
-            <w:tcW w:type="dxa" w:w="3040"/>
-            <w:shd w:fill="FFFFFF" w:color="auto" w:val="clear"/>
-            <w:tcMar>
-              <w:top w:type="dxa" w:w="60"/>
-              <w:left w:type="dxa" w:w="120"/>
-              <w:bottom w:type="dxa" w:w="60"/>
-              <w:right w:type="dxa" w:w="120"/>
-            </w:tcMar>
-            <w:vAlign w:val="top"/>
-          </w:tcPr>
-          <w:p>
-            <w:pPr>
-              <w:spacing w:after="40" w:before="0"/>
-              <w:jc w:val="left"/>
-            </w:pPr>
-            <w:r>
-              <w:rPr>
-                <w:rFonts w:ascii="Arial" w:cs="Arial" w:eastAsia="Arial" w:hAnsi="Arial"/>
-                <w:b w:val="false"/>
-                <w:bCs w:val="false"/>
-                <w:i w:val="false"/>
-                <w:iCs w:val="false"/>
-                <w:color w:val="000000"/>
-                <w:sz w:val="18"/>
-                <w:szCs w:val="18"/>
-              </w:rPr>
-              <w:t xml:space="preserve">Poster Design as Argument Construction + Structured Equity Discussion. Poster design requires learners to synthesise transmission mechanism, control logic, and audience context into a single coherent argument — a high-order application of NGSS Science and Engineering Practice 6 (Constructing Explanations) and Practice 8 (Obtaining, Evaluating, and Communicating Information). The equity discussion enacts KICD values of social justice and responsibility.</w:t>
-            </w:r>
-          </w:p>
-        </w:tc>
-        <w:tc>
-          <w:tcPr>
-            <w:tcW w:type="dxa" w:w="3040"/>
-            <w:shd w:fill="F2F2F2" w:color="auto" w:val="clear"/>
-            <w:tcMar>
-              <w:top w:type="dxa" w:w="60"/>
-              <w:left w:type="dxa" w:w="120"/>
-              <w:bottom w:type="dxa" w:w="60"/>
-              <w:right w:type="dxa" w:w="120"/>
-            </w:tcMar>
-            <w:vAlign w:val="top"/>
-          </w:tcPr>
-          <w:p>
-            <w:pPr>
-              <w:spacing w:after="40" w:before="0"/>
-              <w:jc w:val="left"/>
-            </w:pPr>
-            <w:r>
-              <w:rPr>
-                <w:rFonts w:ascii="Arial" w:cs="Arial" w:eastAsia="Arial" w:hAnsi="Arial"/>
-                <w:b w:val="false"/>
-                <w:bCs w:val="false"/>
-                <w:i w:val="false"/>
-                <w:iCs w:val="false"/>
-                <w:color w:val="000000"/>
-                <w:sz w:val="18"/>
-                <w:szCs w:val="18"/>
-              </w:rPr>
-              <w:t xml:space="preserve">Observable indicator: poster includes a mechanistically correct transmission-to-control link (not just a list of hygiene tips) AND contains a visible connection to the ugali/chapati phenomenon. Teacher uses a rapid 3-point rubric during presentations: 3 = correct mechanism + equity ranking + phenomenon link; 2 = correct mechanism + phenomenon link but no equity ranking; 1 = list of controls with no mechanistic explanation. Groups scoring 1 are flagged for targeted support in Lesson 6.</w:t>
-            </w:r>
-          </w:p>
-        </w:tc>
-      </w:tr>
-      <w:tr>
-        <w:tc>
-          <w:tcPr>
-            <w:tcW w:type="dxa" w:w="1520"/>
-            <w:shd w:fill="FCE4D6" w:color="auto" w:val="clear"/>
-            <w:tcMar>
-              <w:top w:type="dxa" w:w="60"/>
-              <w:left w:type="dxa" w:w="120"/>
-              <w:bottom w:type="dxa" w:w="60"/>
-              <w:right w:type="dxa" w:w="120"/>
-            </w:tcMar>
-            <w:vAlign w:val="top"/>
-          </w:tcPr>
-          <w:p>
-            <w:pPr>
-              <w:spacing w:after="40" w:before="0"/>
-              <w:jc w:val="left"/>
-            </w:pPr>
-            <w:r>
-              <w:rPr>
-                <w:rFonts w:ascii="Arial" w:cs="Arial" w:eastAsia="Arial" w:hAnsi="Arial"/>
-                <w:b/>
-                <w:bCs/>
-                <w:i w:val="false"/>
-                <w:iCs w:val="false"/>
-                <w:color w:val="000000"/>
-                <w:sz w:val="18"/>
-                <w:szCs w:val="18"/>
-              </w:rPr>
-              <w:t xml:space="preserve">Driving Question Board (DQB) Creation</w:t>
-            </w:r>
-          </w:p>
-          <w:p>
-            <w:pPr>
-              <w:spacing w:after="20" w:before="0"/>
-            </w:pPr>
-            <w:r>
-              <w:rPr>
-                <w:rFonts w:ascii="Arial" w:cs="Arial" w:eastAsia="Arial" w:hAnsi="Arial"/>
-                <w:b/>
-                <w:bCs/>
-                <w:color w:val="1F3864"/>
-                <w:sz w:val="16"/>
-                <w:szCs w:val="16"/>
-              </w:rPr>
-              <w:t xml:space="preserve">📹 VIDEO:</w:t>
-            </w:r>
-          </w:p>
-          <w:p>
-            <w:pPr>
-              <w:spacing w:after="20" w:before="0"/>
-            </w:pPr>
-            <w:hyperlink w:history="1" r:id="rIdithyjz8cv53rzkvs7bxwm">
-              <w:r>
-                <w:rPr>
-                  <w:rFonts w:ascii="Arial" w:cs="Arial" w:eastAsia="Arial" w:hAnsi="Arial"/>
-                  <w:color w:val="2E75B6"/>
-                  <w:sz w:val="16"/>
-                  <w:szCs w:val="16"/>
-                  <w:u w:val="single" w:color="2E75B6"/>
-                </w:rPr>
-                <w:t xml:space="preserve">HR management and program analyst: How I got my job and where I'm going</w:t>
-              </w:r>
-            </w:hyperlink>
-          </w:p>
-          <w:p>
-            <w:pPr>
-              <w:spacing w:after="10" w:before="0"/>
-              <w:ind w:left="120"/>
-            </w:pPr>
-            <w:r>
-              <w:rPr>
-                <w:rFonts w:ascii="Arial" w:cs="Arial" w:eastAsia="Arial" w:hAnsi="Arial"/>
-                <w:color w:val="595959"/>
-                <w:sz w:val="14"/>
-                <w:szCs w:val="14"/>
-              </w:rPr>
-              <w:t xml:space="preserve">Source: Khan Academy (English - US curriculum)</w:t>
-            </w:r>
-          </w:p>
-          <w:p>
-            <w:pPr>
-              <w:spacing w:after="10" w:before="0"/>
-              <w:ind w:left="120"/>
-            </w:pPr>
-            <w:hyperlink w:history="1" r:id="rIdejdc1gr2uewuxaujgun3s">
-              <w:r>
-                <w:rPr>
-                  <w:rFonts w:ascii="Arial" w:cs="Arial" w:eastAsia="Arial" w:hAnsi="Arial"/>
-                  <w:color w:val="595959"/>
-                  <w:sz w:val="14"/>
-                  <w:szCs w:val="14"/>
-                  <w:u w:val="single" w:color="595959"/>
-                </w:rPr>
-                <w:t xml:space="preserve">🔍 Search ARES for similar videos</w:t>
-              </w:r>
-            </w:hyperlink>
-          </w:p>
-          <w:p>
-            <w:pPr>
-              <w:spacing w:after="40" w:before="0"/>
-            </w:pPr>
-            <w:r>
-              <w:rPr>
-                <w:sz w:val="14"/>
-                <w:szCs w:val="14"/>
-              </w:rPr>
-              <w:t xml:space="preserve"/>
-            </w:r>
-          </w:p>
-          <w:p>
-            <w:pPr>
-              <w:spacing w:after="20" w:before="0"/>
-            </w:pPr>
-            <w:r>
-              <w:rPr>
-                <w:rFonts w:ascii="Arial" w:cs="Arial" w:eastAsia="Arial" w:hAnsi="Arial"/>
-                <w:b/>
-                <w:bCs/>
-                <w:color w:val="1F3864"/>
-                <w:sz w:val="16"/>
-                <w:szCs w:val="16"/>
-              </w:rPr>
-              <w:t xml:space="preserve">📖 EXERCISE:</w:t>
-            </w:r>
-          </w:p>
-          <w:p>
-            <w:pPr>
-              <w:spacing w:after="20" w:before="0"/>
-            </w:pPr>
-            <w:hyperlink w:history="1" r:id="rIdw2pmlfbh_tsztnms6mfz8">
-              <w:r>
-                <w:rPr>
-                  <w:rFonts w:ascii="Arial" w:cs="Arial" w:eastAsia="Arial" w:hAnsi="Arial"/>
-                  <w:color w:val="2E75B6"/>
-                  <w:sz w:val="16"/>
-                  <w:szCs w:val="16"/>
-                  <w:u w:val="single" w:color="2E75B6"/>
-                </w:rPr>
-                <w:t xml:space="preserve">Preventions and Treatments for Bacterial Diseases Practice</w:t>
-              </w:r>
-            </w:hyperlink>
-          </w:p>
-          <w:p>
-            <w:pPr>
-              <w:spacing w:after="10" w:before="0"/>
-              <w:ind w:left="120"/>
-            </w:pPr>
-            <w:r>
-              <w:rPr>
-                <w:rFonts w:ascii="Arial" w:cs="Arial" w:eastAsia="Arial" w:hAnsi="Arial"/>
-                <w:color w:val="595959"/>
-                <w:sz w:val="14"/>
-                <w:szCs w:val="14"/>
-              </w:rPr>
-              <w:t xml:space="preserve">Source: CK-12</w:t>
-            </w:r>
-          </w:p>
-          <w:p>
-            <w:pPr>
-              <w:spacing w:after="10" w:before="0"/>
-              <w:ind w:left="120"/>
-            </w:pPr>
-            <w:hyperlink w:history="1" r:id="rId_hpsne4ha04a3mmz7lx4l">
-              <w:r>
-                <w:rPr>
-                  <w:rFonts w:ascii="Arial" w:cs="Arial" w:eastAsia="Arial" w:hAnsi="Arial"/>
-                  <w:color w:val="595959"/>
-                  <w:sz w:val="14"/>
-                  <w:szCs w:val="14"/>
-                  <w:u w:val="single" w:color="595959"/>
-                </w:rPr>
-                <w:t xml:space="preserve">🔍 Search ARES for similar readings</w:t>
-              </w:r>
-            </w:hyperlink>
-          </w:p>
-        </w:tc>
-        <w:tc>
-          <w:tcPr>
-            <w:tcW w:type="dxa" w:w="3040"/>
-            <w:shd w:fill="FFFFFF" w:color="auto" w:val="clear"/>
-            <w:tcMar>
-              <w:top w:type="dxa" w:w="60"/>
-              <w:left w:type="dxa" w:w="120"/>
-              <w:bottom w:type="dxa" w:w="60"/>
-              <w:right w:type="dxa" w:w="120"/>
-            </w:tcMar>
-            <w:vAlign w:val="top"/>
-          </w:tcPr>
-          <w:p>
-            <w:pPr>
-              <w:spacing w:after="40" w:before="0"/>
-              <w:jc w:val="left"/>
-            </w:pPr>
-            <w:r>
-              <w:rPr>
-                <w:rFonts w:ascii="Arial" w:cs="Arial" w:eastAsia="Arial" w:hAnsi="Arial"/>
-                <w:b w:val="false"/>
-                <w:bCs w:val="false"/>
-                <w:i w:val="false"/>
-                <w:iCs w:val="false"/>
-                <w:color w:val="000000"/>
-                <w:sz w:val="18"/>
-                <w:szCs w:val="18"/>
-              </w:rPr>
-              <w:t xml:space="preserve">Learners return to the class Driving Question Board (DQB) established in Lesson 1. Each learner receives two sticky notes of different colours: ORANGE = 'A question Lesson 5 has answered for me' and BLUE = 'A new question Lesson 5 has opened up'. Learners write one entry on each colour and place them on the DQB in the appropriate column. The class does a 3-minute silent gallery walk of the new additions. Then three volunteers read aloud one orange and one blue note each. The teacher uses the blue (new question) notes to preview Lesson 6: 'Several of you are now asking about the ECONOMIC importance of microorganisms — not just the harmful side. That is exactly where we go next.' The teacher also explicitly connects Lesson 5 back to the driving question by SAYing VERBATIM: 'We started this unit because ugali and chapati grew fuzzy patches overnight in a Kisumu kitchen. Today you designed science-based, equity-aware advice that family could actually use. That is applied microbiology. Write in your notebook: covering the sufuria and storing food away from warm surfaces interrupts the airborne and contact transmission routes that allowed the mould spores to settle and germinate overnight.'</w:t>
-            </w:r>
-          </w:p>
-        </w:tc>
-        <w:tc>
-          <w:tcPr>
-            <w:tcW w:type="dxa" w:w="3040"/>
-            <w:shd w:fill="F2F2F2" w:color="auto" w:val="clear"/>
-            <w:tcMar>
-              <w:top w:type="dxa" w:w="60"/>
-              <w:left w:type="dxa" w:w="120"/>
-              <w:bottom w:type="dxa" w:w="60"/>
-              <w:right w:type="dxa" w:w="120"/>
-            </w:tcMar>
-            <w:vAlign w:val="top"/>
-          </w:tcPr>
-          <w:p>
-            <w:pPr>
-              <w:spacing w:after="40" w:before="0"/>
-              <w:jc w:val="left"/>
-            </w:pPr>
-            <w:r>
-              <w:rPr>
-                <w:rFonts w:ascii="Arial" w:cs="Arial" w:eastAsia="Arial" w:hAnsi="Arial"/>
-                <w:b w:val="false"/>
-                <w:bCs w:val="false"/>
-                <w:i w:val="false"/>
-                <w:iCs w:val="false"/>
-                <w:color w:val="000000"/>
-                <w:sz w:val="18"/>
-                <w:szCs w:val="18"/>
-              </w:rPr>
-              <w:t xml:space="preserve">Distribute sticky notes and SAY VERBATIM: 'Orange note: write one specific question that Lesson 5 has now answered for you — be precise, not vague. Blue note: write one new question this lesson has opened up. You have 3 minutes, working silently.' After placement on the DQB, SAY: 'Silent gallery walk — read what your classmates wrote. You have 3 minutes.' After the walk, cold-call three learners to read one of each colour. For each blue (new question) note, ask the class: 'Can anyone partially answer this right now — or do we need more evidence?' WAIT 10 seconds. Use the blue notes to draw an explicit arrow on the DQB toward the Lesson 6 column. End with the verbal summary statement connecting to the phenomenon, written by learners in their notebooks.</w:t>
-            </w:r>
-          </w:p>
-        </w:tc>
-        <w:tc>
-          <w:tcPr>
-            <w:tcW w:type="dxa" w:w="3040"/>
-            <w:shd w:fill="FFFFFF" w:color="auto" w:val="clear"/>
-            <w:tcMar>
-              <w:top w:type="dxa" w:w="60"/>
-              <w:left w:type="dxa" w:w="120"/>
-              <w:bottom w:type="dxa" w:w="60"/>
-              <w:right w:type="dxa" w:w="120"/>
-            </w:tcMar>
-            <w:vAlign w:val="top"/>
-          </w:tcPr>
-          <w:p>
-            <w:pPr>
-              <w:spacing w:after="40" w:before="0"/>
-              <w:jc w:val="left"/>
-            </w:pPr>
-            <w:r>
-              <w:rPr>
-                <w:rFonts w:ascii="Arial" w:cs="Arial" w:eastAsia="Arial" w:hAnsi="Arial"/>
-                <w:b w:val="false"/>
-                <w:bCs w:val="false"/>
-                <w:i w:val="false"/>
-                <w:iCs w:val="false"/>
-                <w:color w:val="000000"/>
-                <w:sz w:val="18"/>
-                <w:szCs w:val="18"/>
-              </w:rPr>
-              <w:t xml:space="preserve">Driving Question Board as Metacognitive Tracker. The two-colour system makes the distinction between resolved and emerging understanding visible to both learners and teacher, supporting NGSS Practice 1 (Asking Questions) and providing real-time formative data on conceptual gaps that should inform Lesson 6 planning.</w:t>
-            </w:r>
-          </w:p>
-        </w:tc>
-        <w:tc>
-          <w:tcPr>
-            <w:tcW w:type="dxa" w:w="3040"/>
-            <w:shd w:fill="F2F2F2" w:color="auto" w:val="clear"/>
-            <w:tcMar>
-              <w:top w:type="dxa" w:w="60"/>
-              <w:left w:type="dxa" w:w="120"/>
-              <w:bottom w:type="dxa" w:w="60"/>
-              <w:right w:type="dxa" w:w="120"/>
-            </w:tcMar>
-            <w:vAlign w:val="top"/>
-          </w:tcPr>
-          <w:p>
-            <w:pPr>
-              <w:spacing w:after="40" w:before="0"/>
-              <w:jc w:val="left"/>
-            </w:pPr>
-            <w:r>
-              <w:rPr>
-                <w:rFonts w:ascii="Arial" w:cs="Arial" w:eastAsia="Arial" w:hAnsi="Arial"/>
-                <w:b w:val="false"/>
-                <w:bCs w:val="false"/>
-                <w:i w:val="false"/>
-                <w:iCs w:val="false"/>
-                <w:color w:val="000000"/>
-                <w:sz w:val="18"/>
-                <w:szCs w:val="18"/>
-              </w:rPr>
-              <w:t xml:space="preserve">Observable indicator: orange notes name a specific scientific concept (e.g., 'I now understand why covering food interrupts airborne transmission of mould spores') rather than a vague statement ('I learned about germs'). Teacher collects all blue notes at the end of class, sorts them by theme overnight, and uses the most frequent themes to adjust the opening hook of Lesson 6.</w:t>
-            </w:r>
-          </w:p>
-        </w:tc>
-      </w:tr>
-      <w:tr>
-        <w:tc>
-          <w:tcPr>
-            <w:tcW w:type="dxa" w:w="1520"/>
-            <w:shd w:fill="D5E8F0" w:color="auto" w:val="clear"/>
-            <w:tcMar>
-              <w:top w:type="dxa" w:w="60"/>
-              <w:left w:type="dxa" w:w="120"/>
-              <w:bottom w:type="dxa" w:w="60"/>
-              <w:right w:type="dxa" w:w="120"/>
-            </w:tcMar>
-            <w:vAlign w:val="top"/>
-          </w:tcPr>
-          <w:p>
-            <w:pPr>
-              <w:spacing w:after="40" w:before="0"/>
-              <w:jc w:val="left"/>
-            </w:pPr>
-            <w:r>
-              <w:rPr>
-                <w:rFonts w:ascii="Arial" w:cs="Arial" w:eastAsia="Arial" w:hAnsi="Arial"/>
-                <w:b/>
-                <w:bCs/>
-                <w:i w:val="false"/>
-                <w:iCs w:val="false"/>
-                <w:color w:val="000000"/>
-                <w:sz w:val="18"/>
-                <w:szCs w:val="18"/>
-              </w:rPr>
-              <w:t xml:space="preserve">Model Building Phase</w:t>
-            </w:r>
-          </w:p>
-          <w:p>
-            <w:pPr>
-              <w:spacing w:after="20" w:before="0"/>
-            </w:pPr>
-            <w:r>
-              <w:rPr>
-                <w:rFonts w:ascii="Arial" w:cs="Arial" w:eastAsia="Arial" w:hAnsi="Arial"/>
-                <w:b/>
-                <w:bCs/>
-                <w:color w:val="1F3864"/>
-                <w:sz w:val="16"/>
-                <w:szCs w:val="16"/>
-              </w:rPr>
-              <w:t xml:space="preserve">📹 VIDEO:</w:t>
-            </w:r>
-          </w:p>
-          <w:p>
-            <w:pPr>
-              <w:spacing w:after="20" w:before="0"/>
-            </w:pPr>
-            <w:hyperlink w:history="1" r:id="rIddzrsfb_i3zi8wjwqk15aa">
-              <w:r>
-                <w:rPr>
-                  <w:rFonts w:ascii="Arial" w:cs="Arial" w:eastAsia="Arial" w:hAnsi="Arial"/>
-                  <w:color w:val="2E75B6"/>
-                  <w:sz w:val="16"/>
-                  <w:szCs w:val="16"/>
-                  <w:u w:val="single" w:color="2E75B6"/>
-                </w:rPr>
-                <w:t xml:space="preserve">Epidemic intelligence service officer: What I do and how much I make</w:t>
-              </w:r>
-            </w:hyperlink>
-          </w:p>
-          <w:p>
-            <w:pPr>
-              <w:spacing w:after="10" w:before="0"/>
-              <w:ind w:left="120"/>
-            </w:pPr>
-            <w:r>
-              <w:rPr>
-                <w:rFonts w:ascii="Arial" w:cs="Arial" w:eastAsia="Arial" w:hAnsi="Arial"/>
-                <w:color w:val="595959"/>
-                <w:sz w:val="14"/>
-                <w:szCs w:val="14"/>
-              </w:rPr>
-              <w:t xml:space="preserve">Source: Khan Academy (English - US curriculum)</w:t>
-            </w:r>
-          </w:p>
-          <w:p>
-            <w:pPr>
-              <w:spacing w:after="10" w:before="0"/>
-              <w:ind w:left="120"/>
-            </w:pPr>
-            <w:hyperlink w:history="1" r:id="rIdu3nyhmpyzwghlky2qcl5o">
-              <w:r>
-                <w:rPr>
-                  <w:rFonts w:ascii="Arial" w:cs="Arial" w:eastAsia="Arial" w:hAnsi="Arial"/>
-                  <w:color w:val="595959"/>
-                  <w:sz w:val="14"/>
-                  <w:szCs w:val="14"/>
-                  <w:u w:val="single" w:color="595959"/>
-                </w:rPr>
-                <w:t xml:space="preserve">🔍 Search ARES for similar videos</w:t>
-              </w:r>
-            </w:hyperlink>
-          </w:p>
-          <w:p>
-            <w:pPr>
-              <w:spacing w:after="40" w:before="0"/>
-            </w:pPr>
-            <w:r>
-              <w:rPr>
-                <w:sz w:val="14"/>
-                <w:szCs w:val="14"/>
-              </w:rPr>
-              <w:t xml:space="preserve"/>
-            </w:r>
-          </w:p>
-          <w:p>
-            <w:pPr>
-              <w:spacing w:after="20" w:before="0"/>
-            </w:pPr>
-            <w:r>
-              <w:rPr>
-                <w:rFonts w:ascii="Arial" w:cs="Arial" w:eastAsia="Arial" w:hAnsi="Arial"/>
-                <w:b/>
-                <w:bCs/>
-                <w:color w:val="1F3864"/>
-                <w:sz w:val="16"/>
-                <w:szCs w:val="16"/>
-              </w:rPr>
-              <w:t xml:space="preserve">📖 EXERCISE:</w:t>
-            </w:r>
-          </w:p>
-          <w:p>
-            <w:pPr>
-              <w:spacing w:after="20" w:before="0"/>
-            </w:pPr>
-            <w:hyperlink w:history="1" r:id="rIdp8mr71jhli3rbrk8_mat_">
-              <w:r>
-                <w:rPr>
-                  <w:rFonts w:ascii="Arial" w:cs="Arial" w:eastAsia="Arial" w:hAnsi="Arial"/>
-                  <w:color w:val="2E75B6"/>
-                  <w:sz w:val="16"/>
-                  <w:szCs w:val="16"/>
-                  <w:u w:val="single" w:color="2E75B6"/>
-                </w:rPr>
-                <w:t xml:space="preserve">Preventions and Treatments for Bacterial Diseases Practice</w:t>
-              </w:r>
-            </w:hyperlink>
-          </w:p>
-          <w:p>
-            <w:pPr>
-              <w:spacing w:after="10" w:before="0"/>
-              <w:ind w:left="120"/>
-            </w:pPr>
-            <w:r>
-              <w:rPr>
-                <w:rFonts w:ascii="Arial" w:cs="Arial" w:eastAsia="Arial" w:hAnsi="Arial"/>
-                <w:color w:val="595959"/>
-                <w:sz w:val="14"/>
-                <w:szCs w:val="14"/>
-              </w:rPr>
-              <w:t xml:space="preserve">Source: CK-12</w:t>
-            </w:r>
-          </w:p>
-          <w:p>
-            <w:pPr>
-              <w:spacing w:after="10" w:before="0"/>
-              <w:ind w:left="120"/>
-            </w:pPr>
-            <w:hyperlink w:history="1" r:id="rIdrlwe0prqsb-mulcvaogyb">
+            <w:hyperlink w:history="1" r:id="rIdkkuu1pracctnqxqoexdtd">
               <w:r>
                 <w:rPr>
                   <w:rFonts w:ascii="Arial" w:cs="Arial" w:eastAsia="Arial" w:hAnsi="Arial"/>
@@ -16938,7 +17019,7 @@
         </w:rPr>
         <w:t xml:space="preserve">© 2026 SeaVuria and ARES. Aligned with KICD objectives. Developed by SeaVuria; technical implementation by ARES (with AI assistance from Claude). Licensed under </w:t>
       </w:r>
-      <w:hyperlink w:history="1" r:id="rIdegznff6y1y0btndsxlnwq">
+      <w:hyperlink w:history="1" r:id="rIdbdgfpifi-ice1zdpgucu7">
         <w:r>
           <w:rPr>
             <w:rFonts w:ascii="Arial" w:cs="Arial" w:eastAsia="Arial" w:hAnsi="Arial"/>
@@ -16959,7 +17040,7 @@
         </w:rPr>
         <w:t xml:space="preserve"> (</w:t>
       </w:r>
-      <w:hyperlink w:history="1" r:id="rIdsjb75kr28lpht-qwohmra">
+      <w:hyperlink w:history="1" r:id="rIdnb7lwgz65d7oal5tdoynn">
         <w:r>
           <w:rPr>
             <w:rFonts w:ascii="Arial" w:cs="Arial" w:eastAsia="Arial" w:hAnsi="Arial"/>
@@ -17972,7 +18053,312 @@
             <w:pPr>
               <w:spacing w:after="20" w:before="0"/>
             </w:pPr>
-            <w:hyperlink w:history="1" r:id="rId6uvmhqlyvo7cmr0in937s">
+            <w:hyperlink w:history="1" r:id="rIdyhnuh829gt6ih3chsjmea">
+              <w:r>
+                <w:rPr>
+                  <w:rFonts w:ascii="Arial" w:cs="Arial" w:eastAsia="Arial" w:hAnsi="Arial"/>
+                  <w:color w:val="2E75B6"/>
+                  <w:sz w:val="16"/>
+                  <w:szCs w:val="16"/>
+                  <w:u w:val="single" w:color="2E75B6"/>
+                </w:rPr>
+                <w:t xml:space="preserve">Alcohol or ethanol fermentation</w:t>
+              </w:r>
+            </w:hyperlink>
+          </w:p>
+          <w:p>
+            <w:pPr>
+              <w:spacing w:after="10" w:before="0"/>
+              <w:ind w:left="120"/>
+            </w:pPr>
+            <w:r>
+              <w:rPr>
+                <w:rFonts w:ascii="Arial" w:cs="Arial" w:eastAsia="Arial" w:hAnsi="Arial"/>
+                <w:color w:val="595959"/>
+                <w:sz w:val="14"/>
+                <w:szCs w:val="14"/>
+              </w:rPr>
+              <w:t xml:space="preserve">Source: Khan Academy (English - US curriculum)</w:t>
+            </w:r>
+          </w:p>
+          <w:p>
+            <w:pPr>
+              <w:spacing w:after="10" w:before="0"/>
+              <w:ind w:left="120"/>
+            </w:pPr>
+            <w:hyperlink w:history="1" r:id="rIdxtfp2ffvukaoc5wsdbb70">
+              <w:r>
+                <w:rPr>
+                  <w:rFonts w:ascii="Arial" w:cs="Arial" w:eastAsia="Arial" w:hAnsi="Arial"/>
+                  <w:color w:val="595959"/>
+                  <w:sz w:val="14"/>
+                  <w:szCs w:val="14"/>
+                  <w:u w:val="single" w:color="595959"/>
+                </w:rPr>
+                <w:t xml:space="preserve">🔍 Search ARES for similar videos</w:t>
+              </w:r>
+            </w:hyperlink>
+          </w:p>
+          <w:p>
+            <w:pPr>
+              <w:spacing w:after="40" w:before="0"/>
+            </w:pPr>
+            <w:r>
+              <w:rPr>
+                <w:sz w:val="14"/>
+                <w:szCs w:val="14"/>
+              </w:rPr>
+              <w:t xml:space="preserve"/>
+            </w:r>
+          </w:p>
+          <w:p>
+            <w:pPr>
+              <w:spacing w:after="20" w:before="0"/>
+            </w:pPr>
+            <w:r>
+              <w:rPr>
+                <w:rFonts w:ascii="Arial" w:cs="Arial" w:eastAsia="Arial" w:hAnsi="Arial"/>
+                <w:b/>
+                <w:bCs/>
+                <w:color w:val="1F3864"/>
+                <w:sz w:val="16"/>
+                <w:szCs w:val="16"/>
+              </w:rPr>
+              <w:t xml:space="preserve">📖 READING:</w:t>
+            </w:r>
+          </w:p>
+          <w:p>
+            <w:pPr>
+              <w:spacing w:after="20" w:before="0"/>
+            </w:pPr>
+            <w:r>
+              <w:rPr>
+                <w:rFonts w:ascii="Arial" w:cs="Arial" w:eastAsia="Arial" w:hAnsi="Arial"/>
+                <w:i/>
+                <w:iCs/>
+                <w:color w:val="595959"/>
+                <w:sz w:val="16"/>
+                <w:szCs w:val="16"/>
+              </w:rPr>
+              <w:t xml:space="preserve">No closely matching reading in the ARES library for this activity.</w:t>
+            </w:r>
+          </w:p>
+          <w:p>
+            <w:pPr>
+              <w:spacing w:after="10" w:before="0"/>
+              <w:ind w:left="120"/>
+            </w:pPr>
+            <w:hyperlink w:history="1" r:id="rIdr03vifdduaebcaz6pqnto">
+              <w:r>
+                <w:rPr>
+                  <w:rFonts w:ascii="Arial" w:cs="Arial" w:eastAsia="Arial" w:hAnsi="Arial"/>
+                  <w:color w:val="595959"/>
+                  <w:sz w:val="14"/>
+                  <w:szCs w:val="14"/>
+                  <w:u w:val="single" w:color="595959"/>
+                </w:rPr>
+                <w:t xml:space="preserve">🔍 Search ARES for readings</w:t>
+              </w:r>
+            </w:hyperlink>
+          </w:p>
+          <w:p>
+            <w:pPr>
+              <w:spacing w:after="10" w:before="0"/>
+              <w:ind w:left="120"/>
+            </w:pPr>
+            <w:r>
+              <w:rPr>
+                <w:rFonts w:ascii="Arial" w:cs="Arial" w:eastAsia="Arial" w:hAnsi="Arial"/>
+                <w:color w:val="595959"/>
+                <w:sz w:val="14"/>
+                <w:szCs w:val="14"/>
+              </w:rPr>
+              <w:t xml:space="preserve">Search terms: microorganisms economic importance fermentation</w:t>
+            </w:r>
+          </w:p>
+        </w:tc>
+        <w:tc>
+          <w:tcPr>
+            <w:tcW w:type="dxa" w:w="3040"/>
+            <w:shd w:fill="FFFFFF" w:color="auto" w:val="clear"/>
+            <w:tcMar>
+              <w:top w:type="dxa" w:w="60"/>
+              <w:left w:type="dxa" w:w="120"/>
+              <w:bottom w:type="dxa" w:w="60"/>
+              <w:right w:type="dxa" w:w="120"/>
+            </w:tcMar>
+            <w:vAlign w:val="top"/>
+          </w:tcPr>
+          <w:p>
+            <w:pPr>
+              <w:spacing w:after="40" w:before="0"/>
+              <w:jc w:val="left"/>
+            </w:pPr>
+            <w:r>
+              <w:rPr>
+                <w:rFonts w:ascii="Arial" w:cs="Arial" w:eastAsia="Arial" w:hAnsi="Arial"/>
+                <w:b w:val="false"/>
+                <w:bCs w:val="false"/>
+                <w:i w:val="false"/>
+                <w:iCs w:val="false"/>
+                <w:color w:val="000000"/>
+                <w:sz w:val="18"/>
+                <w:szCs w:val="18"/>
+              </w:rPr>
+              <w:t xml:space="preserve">Learners are shown the same projected photograph of the spoiled ugali and chapati from Lesson 1 — white, green, and black fuzzy patches visible on both foods. Teacher then projects a second image alongside it: a vibrant Kisumu market stall displaying sealed cups of commercial yoghurt, a tray of freshly baked mandazi, and a bag of Unga maize flour with a 'fortified' label. Learners are given 2 minutes of silent individual writing time to respond to the prompt written on the board: 'The organisms responsible for the fuzzy patches on the ugali belong to the same broad group as organisms used to make yoghurt, mandazi, and to fertilise Kenyan farmland. Do you believe this statement is true or false? Write three reasons for your position.' After writing, learners share predictions with a shoulder partner for 2 minutes. Selected pairs share with the class.</w:t>
+            </w:r>
+          </w:p>
+        </w:tc>
+        <w:tc>
+          <w:tcPr>
+            <w:tcW w:type="dxa" w:w="3040"/>
+            <w:shd w:fill="F2F2F2" w:color="auto" w:val="clear"/>
+            <w:tcMar>
+              <w:top w:type="dxa" w:w="60"/>
+              <w:left w:type="dxa" w:w="120"/>
+              <w:bottom w:type="dxa" w:w="60"/>
+              <w:right w:type="dxa" w:w="120"/>
+            </w:tcMar>
+            <w:vAlign w:val="top"/>
+          </w:tcPr>
+          <w:p>
+            <w:pPr>
+              <w:spacing w:after="40" w:before="0"/>
+              <w:jc w:val="left"/>
+            </w:pPr>
+            <w:r>
+              <w:rPr>
+                <w:rFonts w:ascii="Arial" w:cs="Arial" w:eastAsia="Arial" w:hAnsi="Arial"/>
+                <w:b w:val="false"/>
+                <w:bCs w:val="false"/>
+                <w:i w:val="false"/>
+                <w:iCs w:val="false"/>
+                <w:color w:val="000000"/>
+                <w:sz w:val="18"/>
+                <w:szCs w:val="18"/>
+              </w:rPr>
+              <w:t xml:space="preserve">Display both images side-by-side on the projector and say: 'Look carefully at both images. On the left — the spoiled ugali and chapati from our Kisumu family. On the right — products made with the help of microorganisms sold right here in Kenyan markets. I want you to think silently for 2 minutes and write your answer to this question on your jotter.' [Point to the board prompt.] After 2 minutes, say: 'Turn to your shoulder partner and share what you wrote. You have 90 seconds.' [Set a visible timer.] After partner share, cold-call 3 pairs: 'Pair at the front-left window — what did you predict and why?' [WAIT 10 seconds after each response before probing.] After 3 pairs, say: 'Interesting — we have some who say true and some who say false. By the end of today's lesson, you will have enough evidence to settle this question permanently and update our Driving Question Board.'</w:t>
+            </w:r>
+          </w:p>
+        </w:tc>
+        <w:tc>
+          <w:tcPr>
+            <w:tcW w:type="dxa" w:w="3040"/>
+            <w:shd w:fill="FFFFFF" w:color="auto" w:val="clear"/>
+            <w:tcMar>
+              <w:top w:type="dxa" w:w="60"/>
+              <w:left w:type="dxa" w:w="120"/>
+              <w:bottom w:type="dxa" w:w="60"/>
+              <w:right w:type="dxa" w:w="120"/>
+            </w:tcMar>
+            <w:vAlign w:val="top"/>
+          </w:tcPr>
+          <w:p>
+            <w:pPr>
+              <w:spacing w:after="40" w:before="0"/>
+              <w:jc w:val="left"/>
+            </w:pPr>
+            <w:r>
+              <w:rPr>
+                <w:rFonts w:ascii="Arial" w:cs="Arial" w:eastAsia="Arial" w:hAnsi="Arial"/>
+                <w:b w:val="false"/>
+                <w:bCs w:val="false"/>
+                <w:i w:val="false"/>
+                <w:iCs w:val="false"/>
+                <w:color w:val="000000"/>
+                <w:sz w:val="18"/>
+                <w:szCs w:val="18"/>
+              </w:rPr>
+              <w:t xml:space="preserve">Prediction with justification (Predict–Justify): By requiring three written reasons before discussion, this strategy activates prior knowledge from Lessons 1–5, surfaces misconceptions (e.g., 'beneficial organisms cannot be related to harmful ones'), and creates cognitive dissonance that motivates the evidence-gathering phases that follow. The side-by-side image juxtaposition anchors the economic lens directly to the phenomenon.</w:t>
+            </w:r>
+          </w:p>
+        </w:tc>
+        <w:tc>
+          <w:tcPr>
+            <w:tcW w:type="dxa" w:w="3040"/>
+            <w:shd w:fill="F2F2F2" w:color="auto" w:val="clear"/>
+            <w:tcMar>
+              <w:top w:type="dxa" w:w="60"/>
+              <w:left w:type="dxa" w:w="120"/>
+              <w:bottom w:type="dxa" w:w="60"/>
+              <w:right w:type="dxa" w:w="120"/>
+            </w:tcMar>
+            <w:vAlign w:val="top"/>
+          </w:tcPr>
+          <w:p>
+            <w:pPr>
+              <w:spacing w:after="40" w:before="0"/>
+              <w:jc w:val="left"/>
+            </w:pPr>
+            <w:r>
+              <w:rPr>
+                <w:rFonts w:ascii="Arial" w:cs="Arial" w:eastAsia="Arial" w:hAnsi="Arial"/>
+                <w:b w:val="false"/>
+                <w:bCs w:val="false"/>
+                <w:i w:val="false"/>
+                <w:iCs w:val="false"/>
+                <w:color w:val="000000"/>
+                <w:sz w:val="18"/>
+                <w:szCs w:val="18"/>
+              </w:rPr>
+              <w:t xml:space="preserve">Teacher circulates during silent writing and reads over shoulders, noting: (1) whether learners reference specific microorganism names from previous lessons (fungi, bacteria); (2) whether any learners spontaneously mention fermentation or decomposition (indicating prior knowledge); (3) whether misconceptions about spontaneous generation resurface. Teacher mentally flags 2–3 learners with strong predictions and 2–3 with misconceptions for targeted cold-calling in later phases.</w:t>
+            </w:r>
+          </w:p>
+        </w:tc>
+      </w:tr>
+      <w:tr>
+        <w:tc>
+          <w:tcPr>
+            <w:tcW w:type="dxa" w:w="1520"/>
+            <w:shd w:fill="D9EEF1" w:color="auto" w:val="clear"/>
+            <w:tcMar>
+              <w:top w:type="dxa" w:w="60"/>
+              <w:left w:type="dxa" w:w="120"/>
+              <w:bottom w:type="dxa" w:w="60"/>
+              <w:right w:type="dxa" w:w="120"/>
+            </w:tcMar>
+            <w:vAlign w:val="top"/>
+          </w:tcPr>
+          <w:p>
+            <w:pPr>
+              <w:spacing w:after="40" w:before="0"/>
+              <w:jc w:val="left"/>
+            </w:pPr>
+            <w:r>
+              <w:rPr>
+                <w:rFonts w:ascii="Arial" w:cs="Arial" w:eastAsia="Arial" w:hAnsi="Arial"/>
+                <w:b/>
+                <w:bCs/>
+                <w:i w:val="false"/>
+                <w:iCs w:val="false"/>
+                <w:color w:val="000000"/>
+                <w:sz w:val="18"/>
+                <w:szCs w:val="18"/>
+              </w:rPr>
+              <w:t xml:space="preserve">Observe Phase</w:t>
+            </w:r>
+          </w:p>
+          <w:p>
+            <w:pPr>
+              <w:spacing w:after="20" w:before="0"/>
+            </w:pPr>
+            <w:r>
+              <w:rPr>
+                <w:rFonts w:ascii="Arial" w:cs="Arial" w:eastAsia="Arial" w:hAnsi="Arial"/>
+                <w:b/>
+                <w:bCs/>
+                <w:color w:val="1F3864"/>
+                <w:sz w:val="16"/>
+                <w:szCs w:val="16"/>
+              </w:rPr>
+              <w:t xml:space="preserve">📹 VIDEO:</w:t>
+            </w:r>
+          </w:p>
+          <w:p>
+            <w:pPr>
+              <w:spacing w:after="20" w:before="0"/>
+            </w:pPr>
+            <w:hyperlink w:history="1" r:id="rIdgnexqsye41af-hbwma2lq">
               <w:r>
                 <w:rPr>
                   <w:rFonts w:ascii="Arial" w:cs="Arial" w:eastAsia="Arial" w:hAnsi="Arial"/>
@@ -18005,7 +18391,7 @@
               <w:spacing w:after="10" w:before="0"/>
               <w:ind w:left="120"/>
             </w:pPr>
-            <w:hyperlink w:history="1" r:id="rIde2a_4gjujwlga_rclfwrp">
+            <w:hyperlink w:history="1" r:id="rIdt5eaay0h63ei6ch_k8emu">
               <w:r>
                 <w:rPr>
                   <w:rFonts w:ascii="Arial" w:cs="Arial" w:eastAsia="Arial" w:hAnsi="Arial"/>
@@ -18067,7 +18453,7 @@
               <w:spacing w:after="10" w:before="0"/>
               <w:ind w:left="120"/>
             </w:pPr>
-            <w:hyperlink w:history="1" r:id="rIdt2pfkpsau0v23fskyaphw">
+            <w:hyperlink w:history="1" r:id="rId0mydv7e_su1k7zhdxvbov">
               <w:r>
                 <w:rPr>
                   <w:rFonts w:ascii="Arial" w:cs="Arial" w:eastAsia="Arial" w:hAnsi="Arial"/>
@@ -18124,7 +18510,7 @@
                 <w:sz w:val="18"/>
                 <w:szCs w:val="18"/>
               </w:rPr>
-              <w:t xml:space="preserve">Learners are shown the same projected photograph of the spoiled ugali and chapati from Lesson 1 — white, green, and black fuzzy patches visible on both foods. Teacher then projects a second image alongside it: a vibrant Kisumu market stall displaying sealed cups of commercial yoghurt, a tray of freshly baked mandazi, and a bag of Unga maize flour with a 'fortified' label. Learners are given 2 minutes of silent individual writing time to respond to the prompt written on the board: 'The organisms responsible for the fuzzy patches on the ugali belong to the same broad group as organisms used to make yoghurt, mandazi, and to fertilise Kenyan farmland. Do you believe this statement is true or false? Write three reasons for your position.' After writing, learners share predictions with a shoulder partner for 2 minutes. Selected pairs share with the class.</w:t>
+              <w:t xml:space="preserve">Learners are divided into 6 expert groups of approximately 5–6 learners each. Each group receives a laminated A3 Resource Card describing one specific economic role of microorganisms, written in accessible English with Kenyan contexts. The six topics are: (A) Fermentation — Lactobacillus in yoghurt and fermented uji; (B) Leavening — Saccharomyces cerevisiae in bread and mandazi; (C) Nitrogen Fixation — Rhizobium in bean and maize farms in the Rift Valley; (D) Antibiotic Production — Penicillium mould and the discovery of penicillin; (E) Biogas Generation — methane-producing bacteria and biogas digesters used by Kenyan rural households; (F) Decomposition and Soil Fertility — bacteria and fungi breaking down dead organic matter to return nutrients to Kenyan farm soil. Each group also receives a sticky-note pack and a section of the classroom Benefit–Harm wall chart (a large sheet of paper divided into two columns). Groups spend 15 minutes reading their resource card together, discussing it, and writing key facts on sticky notes to post on the wall chart. In the final 15 minutes, groups rotate in a Gallery Walk — each group visits every other group's wall-chart section, reads the sticky notes, and adds a 'question' sticky note (a different colour) if they have a query about that section.</w:t>
             </w:r>
           </w:p>
         </w:tc>
@@ -18156,7 +18542,7 @@
                 <w:sz w:val="18"/>
                 <w:szCs w:val="18"/>
               </w:rPr>
-              <w:t xml:space="preserve">Display both images side-by-side on the projector and say: 'Look carefully at both images. On the left — the spoiled ugali and chapati from our Kisumu family. On the right — products made with the help of microorganisms sold right here in Kenyan markets. I want you to think silently for 2 minutes and write your answer to this question on your jotter.' [Point to the board prompt.] After 2 minutes, say: 'Turn to your shoulder partner and share what you wrote. You have 90 seconds.' [Set a visible timer.] After partner share, cold-call 3 pairs: 'Pair at the front-left window — what did you predict and why?' [WAIT 10 seconds after each response before probing.] After 3 pairs, say: 'Interesting — we have some who say true and some who say false. By the end of today's lesson, you will have enough evidence to settle this question permanently and update our Driving Question Board.'</w:t>
+              <w:t xml:space="preserve">Before distributing cards, say: 'Each group is now an expert team. Your job is to read your card carefully, understand the economic role described, and post evidence on our Benefit–Harm wall chart. You will then teach the rest of the class what you found.' Distribute cards and say: 'You have 15 minutes. Every member of your group must be able to explain the key idea — not just the best reader.' [Set a 15-minute visible timer.] Circulate to each group during reading, crouching to eye level and asking: 'What is the name of the microorganism on your card?' [WAIT 10 seconds.] 'Where in Kenya would you see this happening?' [WAIT 12 seconds.] For Group C (nitrogen fixation), prompt if needed: 'Think about bean farming in Kakamega or the Rift Valley — what happens to the soil after beans are grown?' After 15 minutes, announce the Gallery Walk: 'Now you will spend 2 minutes at each other group's section. Read their sticky notes. If something surprises you or you have a question, write it on a red sticky note and add it to their section.' [Rotate groups every 2 minutes using a timer.] After the Gallery Walk, cold-call one learner from each group to read ONE surprising thing they learned from another group's section. [WAIT 10 seconds per response.]</w:t>
             </w:r>
           </w:p>
         </w:tc>
@@ -18188,7 +18574,7 @@
                 <w:sz w:val="18"/>
                 <w:szCs w:val="18"/>
               </w:rPr>
-              <w:t xml:space="preserve">Prediction with justification (Predict–Justify): By requiring three written reasons before discussion, this strategy activates prior knowledge from Lessons 1–5, surfaces misconceptions (e.g., 'beneficial organisms cannot be related to harmful ones'), and creates cognitive dissonance that motivates the evidence-gathering phases that follow. The side-by-side image juxtaposition anchors the economic lens directly to the phenomenon.</w:t>
+              <w:t xml:space="preserve">Jigsaw with Gallery Walk: The jigsaw structure ensures every learner develops deep familiarity with one economic role before encountering the others, distributing cognitive load across the class. The Gallery Walk then re-exposes all learners to all six roles through peer-generated notes rather than teacher transmission, building a shared evidentiary base. The question sticky notes (red) make visible the class's remaining uncertainties — these will feed directly into the DQB update in Phase 4.</w:t>
             </w:r>
           </w:p>
         </w:tc>
@@ -18220,7 +18606,7 @@
                 <w:sz w:val="18"/>
                 <w:szCs w:val="18"/>
               </w:rPr>
-              <w:t xml:space="preserve">Teacher circulates during silent writing and reads over shoulders, noting: (1) whether learners reference specific microorganism names from previous lessons (fungi, bacteria); (2) whether any learners spontaneously mention fermentation or decomposition (indicating prior knowledge); (3) whether misconceptions about spontaneous generation resurface. Teacher mentally flags 2–3 learners with strong predictions and 2–3 with misconceptions for targeted cold-calling in later phases.</w:t>
+              <w:t xml:space="preserve">Observable indicators during group work: (1) All group members can name the microorganism and at least one Kenyan context without referring to the card — teacher checks this by asking random non-readers in each group. (2) Sticky notes on the wall chart are specific (e.g., 'Lactobacillus converts milk sugars to lactic acid, making yoghurt') rather than vague ('bacteria are useful'). (3) During Gallery Walk, red question sticky notes are substantive (e.g., 'How does Rhizobium actually put nitrogen into the soil?') rather than off-topic. Teacher collects and reads all red sticky notes after the Gallery Walk and uses them to prioritise content in Phase 3.</w:t>
             </w:r>
           </w:p>
         </w:tc>
@@ -18229,32 +18615,32 @@
         <w:tc>
           <w:tcPr>
             <w:tcW w:type="dxa" w:w="1520"/>
-            <w:shd w:fill="D9EEF1" w:color="auto" w:val="clear"/>
-            <w:tcMar>
-              <w:top w:type="dxa" w:w="60"/>
-              <w:left w:type="dxa" w:w="120"/>
-              <w:bottom w:type="dxa" w:w="60"/>
-              <w:right w:type="dxa" w:w="120"/>
-            </w:tcMar>
-            <w:vAlign w:val="top"/>
-          </w:tcPr>
-          <w:p>
-            <w:pPr>
-              <w:spacing w:after="40" w:before="0"/>
-              <w:jc w:val="left"/>
-            </w:pPr>
-            <w:r>
-              <w:rPr>
-                <w:rFonts w:ascii="Arial" w:cs="Arial" w:eastAsia="Arial" w:hAnsi="Arial"/>
-                <w:b/>
-                <w:bCs/>
-                <w:i w:val="false"/>
-                <w:iCs w:val="false"/>
-                <w:color w:val="000000"/>
-                <w:sz w:val="18"/>
-                <w:szCs w:val="18"/>
-              </w:rPr>
-              <w:t xml:space="preserve">Observe Phase</w:t>
+            <w:shd w:fill="E2EFDA" w:color="auto" w:val="clear"/>
+            <w:tcMar>
+              <w:top w:type="dxa" w:w="60"/>
+              <w:left w:type="dxa" w:w="120"/>
+              <w:bottom w:type="dxa" w:w="60"/>
+              <w:right w:type="dxa" w:w="120"/>
+            </w:tcMar>
+            <w:vAlign w:val="top"/>
+          </w:tcPr>
+          <w:p>
+            <w:pPr>
+              <w:spacing w:after="40" w:before="0"/>
+              <w:jc w:val="left"/>
+            </w:pPr>
+            <w:r>
+              <w:rPr>
+                <w:rFonts w:ascii="Arial" w:cs="Arial" w:eastAsia="Arial" w:hAnsi="Arial"/>
+                <w:b/>
+                <w:bCs/>
+                <w:i w:val="false"/>
+                <w:iCs w:val="false"/>
+                <w:color w:val="000000"/>
+                <w:sz w:val="18"/>
+                <w:szCs w:val="18"/>
+              </w:rPr>
+              <w:t xml:space="preserve">Explain Phase</w:t>
             </w:r>
           </w:p>
           <w:p>
@@ -18277,7 +18663,7 @@
             <w:pPr>
               <w:spacing w:after="20" w:before="0"/>
             </w:pPr>
-            <w:hyperlink w:history="1" r:id="rIdkstmmlhpsf7svv9rqwhhf">
+            <w:hyperlink w:history="1" r:id="rIdohx7tmlvlknsssqz2uqot">
               <w:r>
                 <w:rPr>
                   <w:rFonts w:ascii="Arial" w:cs="Arial" w:eastAsia="Arial" w:hAnsi="Arial"/>
@@ -18310,7 +18696,7 @@
               <w:spacing w:after="10" w:before="0"/>
               <w:ind w:left="120"/>
             </w:pPr>
-            <w:hyperlink w:history="1" r:id="rIdefcvrxuuvob4eggtzym1z">
+            <w:hyperlink w:history="1" r:id="rIdu9klzf2o0ell4kxbeufnr">
               <w:r>
                 <w:rPr>
                   <w:rFonts w:ascii="Arial" w:cs="Arial" w:eastAsia="Arial" w:hAnsi="Arial"/>
@@ -18372,7 +18758,7 @@
               <w:spacing w:after="10" w:before="0"/>
               <w:ind w:left="120"/>
             </w:pPr>
-            <w:hyperlink w:history="1" r:id="rIdlv52kyqza5mtfkulc8avl">
+            <w:hyperlink w:history="1" r:id="rIdp-5gbtx2fou0ojh5u_dah">
               <w:r>
                 <w:rPr>
                   <w:rFonts w:ascii="Arial" w:cs="Arial" w:eastAsia="Arial" w:hAnsi="Arial"/>
@@ -18429,7 +18815,7 @@
                 <w:sz w:val="18"/>
                 <w:szCs w:val="18"/>
               </w:rPr>
-              <w:t xml:space="preserve">Learners are divided into 6 expert groups of approximately 5–6 learners each. Each group receives a laminated A3 Resource Card describing one specific economic role of microorganisms, written in accessible English with Kenyan contexts. The six topics are: (A) Fermentation — Lactobacillus in yoghurt and fermented uji; (B) Leavening — Saccharomyces cerevisiae in bread and mandazi; (C) Nitrogen Fixation — Rhizobium in bean and maize farms in the Rift Valley; (D) Antibiotic Production — Penicillium mould and the discovery of penicillin; (E) Biogas Generation — methane-producing bacteria and biogas digesters used by Kenyan rural households; (F) Decomposition and Soil Fertility — bacteria and fungi breaking down dead organic matter to return nutrients to Kenyan farm soil. Each group also receives a sticky-note pack and a section of the classroom Benefit–Harm wall chart (a large sheet of paper divided into two columns). Groups spend 15 minutes reading their resource card together, discussing it, and writing key facts on sticky notes to post on the wall chart. In the final 15 minutes, groups rotate in a Gallery Walk — each group visits every other group's wall-chart section, reads the sticky notes, and adds a 'question' sticky note (a different colour) if they have a query about that section.</w:t>
+              <w:t xml:space="preserve">Teacher leads a whole-class structured discussion to synthesise the evidence from the Gallery Walk, explicitly connecting each economic role back to the anchoring phenomenon. Teacher projects a blank Dual-Nature Concept Organiser (a T-chart with columns 'Beneficial Economic Role' and 'Harmful Economic Role') on the board and builds it live with learner contributions. After completing the Beneficial column from the six expert groups, teacher introduces the Harmful column: learners are guided through two harmful economic roles — (1) food spoilage and post-harvest losses (linking directly to the Kisumu ugali/chapati phenomenon, and extending to market vendors losing income from spoiled githeri and sukuma wiki); and (2) crop diseases such as maize rust caused by fungal pathogens and coffee berry disease affecting Kenyan highland farms in Kericho and Nyeri. Learners copy the completed organiser into their science notebooks. The class then engages in a Socratic discussion: 'Is the mould on the ugali in our photograph economically harmful? Could it ever be economically beneficial? What would need to change?' Learners write a 3-sentence 'Explain It to a Market Vendor' paragraph in their notebooks — imagining they are explaining to a Kisumu market vendor why the same organisms that spoil her mandazi are related to those that make her yoghurt sell.</w:t>
             </w:r>
           </w:p>
         </w:tc>
@@ -18461,7 +18847,7 @@
                 <w:sz w:val="18"/>
                 <w:szCs w:val="18"/>
               </w:rPr>
-              <w:t xml:space="preserve">Before distributing cards, say: 'Each group is now an expert team. Your job is to read your card carefully, understand the economic role described, and post evidence on our Benefit–Harm wall chart. You will then teach the rest of the class what you found.' Distribute cards and say: 'You have 15 minutes. Every member of your group must be able to explain the key idea — not just the best reader.' [Set a 15-minute visible timer.] Circulate to each group during reading, crouching to eye level and asking: 'What is the name of the microorganism on your card?' [WAIT 10 seconds.] 'Where in Kenya would you see this happening?' [WAIT 12 seconds.] For Group C (nitrogen fixation), prompt if needed: 'Think about bean farming in Kakamega or the Rift Valley — what happens to the soil after beans are grown?' After 15 minutes, announce the Gallery Walk: 'Now you will spend 2 minutes at each other group's section. Read their sticky notes. If something surprises you or you have a question, write it on a red sticky note and add it to their section.' [Rotate groups every 2 minutes using a timer.] After the Gallery Walk, cold-call one learner from each group to read ONE surprising thing they learned from another group's section. [WAIT 10 seconds per response.]</w:t>
+              <w:t xml:space="preserve">Open Phase 3 by saying: 'Let us now bring all the evidence together and answer the big question — are microorganisms economically good, bad, or both?' Draw the T-chart live on the board. Point to the wall chart and say: 'I will call on each expert group to give me their ONE most important economic benefit. Listen carefully because you will need this for your notebook.' Cold-call one spokesperson from each of the six groups in sequence. [WAIT 12 seconds after each before writing on the board.] After the Beneficial column is complete, say: 'Now let us look at the Harmful side — and here is where we return to the Kisumu family.' Project the spoiled ugali image again. Ask: 'Based on what we know about fungi and bacteria, what economic damage is the mould on this ugali causing — not just to this family, but to vendors across Kisumu market?' [WAIT 15 seconds. Cold-call 2 learners.] Then say: 'In Kenya, post-harvest food losses cost farmers and vendors billions of shillings annually. This is the same biology we are studying.' Introduce crop diseases: 'Has anyone seen rusty-orange patches on maize stalks in a shamba near your home? That is a fungal crop disease — same kingdom as the mould on our ugali.' After completing the organiser, say: 'Now, in your notebooks, write 3 sentences explaining the dual nature of microorganisms to a Kisumu mandazi vendor. Use the names of at least two microorganisms.' [Allow 5 minutes of silent writing.] Cold-call 3 learners to read their sentences. [WAIT 10 seconds before selecting next reader.]</w:t>
             </w:r>
           </w:p>
         </w:tc>
@@ -18493,7 +18879,7 @@
                 <w:sz w:val="18"/>
                 <w:szCs w:val="18"/>
               </w:rPr>
-              <w:t xml:space="preserve">Jigsaw with Gallery Walk: The jigsaw structure ensures every learner develops deep familiarity with one economic role before encountering the others, distributing cognitive load across the class. The Gallery Walk then re-exposes all learners to all six roles through peer-generated notes rather than teacher transmission, building a shared evidentiary base. The question sticky notes (red) make visible the class's remaining uncertainties — these will feed directly into the DQB update in Phase 4.</w:t>
+              <w:t xml:space="preserve">Live Concept Organiser Construction (Co-constructed T-chart): By building the organiser in real time with learner contributions rather than revealing a completed version, this strategy makes thinking visible, allows the teacher to correct misconceptions immediately, and gives learners ownership of the knowledge structure. The 'Explain It to a Market Vendor' paragraph is a disciplinary literacy move — translating scientific knowledge into a real-world communication task grounded in the Kenyan economic context of the phenomenon.</w:t>
             </w:r>
           </w:p>
         </w:tc>
@@ -18525,7 +18911,7 @@
                 <w:sz w:val="18"/>
                 <w:szCs w:val="18"/>
               </w:rPr>
-              <w:t xml:space="preserve">Observable indicators during group work: (1) All group members can name the microorganism and at least one Kenyan context without referring to the card — teacher checks this by asking random non-readers in each group. (2) Sticky notes on the wall chart are specific (e.g., 'Lactobacillus converts milk sugars to lactic acid, making yoghurt') rather than vague ('bacteria are useful'). (3) During Gallery Walk, red question sticky notes are substantive (e.g., 'How does Rhizobium actually put nitrogen into the soil?') rather than off-topic. Teacher collects and reads all red sticky notes after the Gallery Walk and uses them to prioritise content in Phase 3.</w:t>
+              <w:t xml:space="preserve">Teacher checks notebooks of at least 6 learners during the 5-minute writing time, specifically looking for: (1) correct use of at least two microorganism names (e.g., Lactobacillus, Saccharomyces, Penicillium, Rhizobium); (2) accurate distinction between beneficial and harmful roles; (3) a direct connection to the phenomenon (ugali/chapati spoilage or food vendor losses). Learners who cannot name two microorganisms are identified for additional support. The three cold-called readings provide whole-class formative data — teacher notes whether the class can articulate the dual-nature concept clearly.</w:t>
             </w:r>
           </w:p>
         </w:tc>
@@ -18534,32 +18920,32 @@
         <w:tc>
           <w:tcPr>
             <w:tcW w:type="dxa" w:w="1520"/>
-            <w:shd w:fill="E2EFDA" w:color="auto" w:val="clear"/>
-            <w:tcMar>
-              <w:top w:type="dxa" w:w="60"/>
-              <w:left w:type="dxa" w:w="120"/>
-              <w:bottom w:type="dxa" w:w="60"/>
-              <w:right w:type="dxa" w:w="120"/>
-            </w:tcMar>
-            <w:vAlign w:val="top"/>
-          </w:tcPr>
-          <w:p>
-            <w:pPr>
-              <w:spacing w:after="40" w:before="0"/>
-              <w:jc w:val="left"/>
-            </w:pPr>
-            <w:r>
-              <w:rPr>
-                <w:rFonts w:ascii="Arial" w:cs="Arial" w:eastAsia="Arial" w:hAnsi="Arial"/>
-                <w:b/>
-                <w:bCs/>
-                <w:i w:val="false"/>
-                <w:iCs w:val="false"/>
-                <w:color w:val="000000"/>
-                <w:sz w:val="18"/>
-                <w:szCs w:val="18"/>
-              </w:rPr>
-              <w:t xml:space="preserve">Explain Phase</w:t>
+            <w:shd w:fill="FCE4D6" w:color="auto" w:val="clear"/>
+            <w:tcMar>
+              <w:top w:type="dxa" w:w="60"/>
+              <w:left w:type="dxa" w:w="120"/>
+              <w:bottom w:type="dxa" w:w="60"/>
+              <w:right w:type="dxa" w:w="120"/>
+            </w:tcMar>
+            <w:vAlign w:val="top"/>
+          </w:tcPr>
+          <w:p>
+            <w:pPr>
+              <w:spacing w:after="40" w:before="0"/>
+              <w:jc w:val="left"/>
+            </w:pPr>
+            <w:r>
+              <w:rPr>
+                <w:rFonts w:ascii="Arial" w:cs="Arial" w:eastAsia="Arial" w:hAnsi="Arial"/>
+                <w:b/>
+                <w:bCs/>
+                <w:i w:val="false"/>
+                <w:iCs w:val="false"/>
+                <w:color w:val="000000"/>
+                <w:sz w:val="18"/>
+                <w:szCs w:val="18"/>
+              </w:rPr>
+              <w:t xml:space="preserve">Driving Question Board (DQB) Creation</w:t>
             </w:r>
           </w:p>
           <w:p>
@@ -18582,7 +18968,7 @@
             <w:pPr>
               <w:spacing w:after="20" w:before="0"/>
             </w:pPr>
-            <w:hyperlink w:history="1" r:id="rIdkoabbovbrt6i-s70s9trf">
+            <w:hyperlink w:history="1" r:id="rId3q6kgfhk1zb0lv9ompp5x">
               <w:r>
                 <w:rPr>
                   <w:rFonts w:ascii="Arial" w:cs="Arial" w:eastAsia="Arial" w:hAnsi="Arial"/>
@@ -18591,7 +18977,7 @@
                   <w:szCs w:val="16"/>
                   <w:u w:val="single" w:color="2E75B6"/>
                 </w:rPr>
-                <w:t xml:space="preserve">Economic models</w:t>
+                <w:t xml:space="preserve">Lactic acid fermentation</w:t>
               </w:r>
             </w:hyperlink>
           </w:p>
@@ -18615,7 +19001,7 @@
               <w:spacing w:after="10" w:before="0"/>
               <w:ind w:left="120"/>
             </w:pPr>
-            <w:hyperlink w:history="1" r:id="rIdamz3a-klyxwnnitylj-hg">
+            <w:hyperlink w:history="1" r:id="rIdnz0-ppaj8i67poviuhapu">
               <w:r>
                 <w:rPr>
                   <w:rFonts w:ascii="Arial" w:cs="Arial" w:eastAsia="Arial" w:hAnsi="Arial"/>
@@ -18677,7 +19063,7 @@
               <w:spacing w:after="10" w:before="0"/>
               <w:ind w:left="120"/>
             </w:pPr>
-            <w:hyperlink w:history="1" r:id="rIdvisjyqp0jozzc8zplyhav">
+            <w:hyperlink w:history="1" r:id="rIdkmydzrn6s0iso2c7rj2il">
               <w:r>
                 <w:rPr>
                   <w:rFonts w:ascii="Arial" w:cs="Arial" w:eastAsia="Arial" w:hAnsi="Arial"/>
@@ -18734,7 +19120,7 @@
                 <w:sz w:val="18"/>
                 <w:szCs w:val="18"/>
               </w:rPr>
-              <w:t xml:space="preserve">Teacher leads a whole-class structured discussion to synthesise the evidence from the Gallery Walk, explicitly connecting each economic role back to the anchoring phenomenon. Teacher projects a blank Dual-Nature Concept Organiser (a T-chart with columns 'Beneficial Economic Role' and 'Harmful Economic Role') on the board and builds it live with learner contributions. After completing the Beneficial column from the six expert groups, teacher introduces the Harmful column: learners are guided through two harmful economic roles — (1) food spoilage and post-harvest losses (linking directly to the Kisumu ugali/chapati phenomenon, and extending to market vendors losing income from spoiled githeri and sukuma wiki); and (2) crop diseases such as maize rust caused by fungal pathogens and coffee berry disease affecting Kenyan highland farms in Kericho and Nyeri. Learners copy the completed organiser into their science notebooks. The class then engages in a Socratic discussion: 'Is the mould on the ugali in our photograph economically harmful? Could it ever be economically beneficial? What would need to change?' Learners write a 3-sentence 'Explain It to a Market Vendor' paragraph in their notebooks — imagining they are explaining to a Kisumu market vendor why the same organisms that spoil her mandazi are related to those that make her yoghurt sell.</w:t>
+              <w:t xml:space="preserve">Learners return to the class Driving Question Board — a large display maintained since Lesson 1 that tracks the class's growing understanding of the phenomenon. Each learner receives two sticky notes: one green ('I now know…') and one orange ('I still wonder…'). Learners silently write one statement on each sticky note in response to the driving question: 'Why did the ugali and chapati grow fuzzy patches overnight — and how can understanding the invisible organisms responsible help us protect our health and our food in Kenya?' Learners post their sticky notes on the DQB. Teacher reads a selection aloud and facilitates a 4-minute discussion to identify what the class now collectively understands and what questions remain open for Lessons 7 and 8.</w:t>
             </w:r>
           </w:p>
         </w:tc>
@@ -18766,7 +19152,7 @@
                 <w:sz w:val="18"/>
                 <w:szCs w:val="18"/>
               </w:rPr>
-              <w:t xml:space="preserve">Open Phase 3 by saying: 'Let us now bring all the evidence together and answer the big question — are microorganisms economically good, bad, or both?' Draw the T-chart live on the board. Point to the wall chart and say: 'I will call on each expert group to give me their ONE most important economic benefit. Listen carefully because you will need this for your notebook.' Cold-call one spokesperson from each of the six groups in sequence. [WAIT 12 seconds after each before writing on the board.] After the Beneficial column is complete, say: 'Now let us look at the Harmful side — and here is where we return to the Kisumu family.' Project the spoiled ugali image again. Ask: 'Based on what we know about fungi and bacteria, what economic damage is the mould on this ugali causing — not just to this family, but to vendors across Kisumu market?' [WAIT 15 seconds. Cold-call 2 learners.] Then say: 'In Kenya, post-harvest food losses cost farmers and vendors billions of shillings annually. This is the same biology we are studying.' Introduce crop diseases: 'Has anyone seen rusty-orange patches on maize stalks in a shamba near your home? That is a fungal crop disease — same kingdom as the mould on our ugali.' After completing the organiser, say: 'Now, in your notebooks, write 3 sentences explaining the dual nature of microorganisms to a Kisumu mandazi vendor. Use the names of at least two microorganisms.' [Allow 5 minutes of silent writing.] Cold-call 3 learners to read their sentences. [WAIT 10 seconds before selecting next reader.]</w:t>
+              <w:t xml:space="preserve">Say: 'It is time to update our Driving Question Board. Think back to where we started in Lesson 1 — we were puzzled by fuzzy patches on ugali. Look at how much evidence we have gathered.' [Gesture to the full DQB.] 'Take your two sticky notes. On the GREEN one, write one thing you now KNOW that helps answer our driving question. Be specific — use a microorganism name or an economic role we discussed today. On the ORANGE one, write one thing you still WONDER about.' [Allow 3 minutes of silent writing. Set a timer.] 'Now come up and post them in the correct column.' [Give learners 1 minute to post.] Read 3 green notes aloud, pausing after each: 'This learner writes — [read note]. Does the class agree this answers part of our driving question? Thumbs up or thumbs sideways.' Then read 2 orange notes: 'This is a question we will address in Lesson 7 — prevention and control — and Lesson 8 — our final model.' Circle orange notes that relate to prevention/control and write 'L7' next to them, and those relating to model-building write 'L8'.</w:t>
             </w:r>
           </w:p>
         </w:tc>
@@ -18798,7 +19184,7 @@
                 <w:sz w:val="18"/>
                 <w:szCs w:val="18"/>
               </w:rPr>
-              <w:t xml:space="preserve">Live Concept Organiser Construction (Co-constructed T-chart): By building the organiser in real time with learner contributions rather than revealing a completed version, this strategy makes thinking visible, allows the teacher to correct misconceptions immediately, and gives learners ownership of the knowledge structure. The 'Explain It to a Market Vendor' paragraph is a disciplinary literacy move — translating scientific knowledge into a real-world communication task grounded in the Kenyan economic context of the phenomenon.</w:t>
+              <w:t xml:space="preserve">Driving Question Board Update (Metacognitive Anchoring): The DQB is a long-term sensemaking artefact that externalises the class's epistemic progress. By requiring learners to distinguish what they know from what they wonder, this strategy builds metacognitive awareness and maintains the driving question as the coherent thread across all 8 lessons. The teacher's act of labelling orange notes with 'L7' or 'L8' signals to learners that their questions are legitimate and will be answered, sustaining intellectual engagement.</w:t>
             </w:r>
           </w:p>
         </w:tc>
@@ -18830,7 +19216,7 @@
                 <w:sz w:val="18"/>
                 <w:szCs w:val="18"/>
               </w:rPr>
-              <w:t xml:space="preserve">Teacher checks notebooks of at least 6 learners during the 5-minute writing time, specifically looking for: (1) correct use of at least two microorganism names (e.g., Lactobacillus, Saccharomyces, Penicillium, Rhizobium); (2) accurate distinction between beneficial and harmful roles; (3) a direct connection to the phenomenon (ugali/chapati spoilage or food vendor losses). Learners who cannot name two microorganisms are identified for additional support. The three cold-called readings provide whole-class formative data — teacher notes whether the class can articulate the dual-nature concept clearly.</w:t>
+              <w:t xml:space="preserve">Teacher photographs the DQB after sticky notes are posted for later analysis. Observable indicators: (1) Green notes should reference specific microorganism names, economic roles, or the phenomenon — vague notes ('microorganisms are useful') indicate insufficient depth and those learners should be targeted in Lesson 7. (2) Orange notes reveal remaining misconceptions (e.g., 'Can you eat the mould on ugali if it is the same as the mould that makes penicillin?') — teacher notes these for explicit address in upcoming lessons. (3) The ratio of green to orange notes gives a class-level snapshot of conceptual progress at the lesson midpoint of the unit.</w:t>
             </w:r>
           </w:p>
         </w:tc>
@@ -18839,32 +19225,32 @@
         <w:tc>
           <w:tcPr>
             <w:tcW w:type="dxa" w:w="1520"/>
-            <w:shd w:fill="FCE4D6" w:color="auto" w:val="clear"/>
-            <w:tcMar>
-              <w:top w:type="dxa" w:w="60"/>
-              <w:left w:type="dxa" w:w="120"/>
-              <w:bottom w:type="dxa" w:w="60"/>
-              <w:right w:type="dxa" w:w="120"/>
-            </w:tcMar>
-            <w:vAlign w:val="top"/>
-          </w:tcPr>
-          <w:p>
-            <w:pPr>
-              <w:spacing w:after="40" w:before="0"/>
-              <w:jc w:val="left"/>
-            </w:pPr>
-            <w:r>
-              <w:rPr>
-                <w:rFonts w:ascii="Arial" w:cs="Arial" w:eastAsia="Arial" w:hAnsi="Arial"/>
-                <w:b/>
-                <w:bCs/>
-                <w:i w:val="false"/>
-                <w:iCs w:val="false"/>
-                <w:color w:val="000000"/>
-                <w:sz w:val="18"/>
-                <w:szCs w:val="18"/>
-              </w:rPr>
-              <w:t xml:space="preserve">Driving Question Board (DQB) Creation</w:t>
+            <w:shd w:fill="D5E8F0" w:color="auto" w:val="clear"/>
+            <w:tcMar>
+              <w:top w:type="dxa" w:w="60"/>
+              <w:left w:type="dxa" w:w="120"/>
+              <w:bottom w:type="dxa" w:w="60"/>
+              <w:right w:type="dxa" w:w="120"/>
+            </w:tcMar>
+            <w:vAlign w:val="top"/>
+          </w:tcPr>
+          <w:p>
+            <w:pPr>
+              <w:spacing w:after="40" w:before="0"/>
+              <w:jc w:val="left"/>
+            </w:pPr>
+            <w:r>
+              <w:rPr>
+                <w:rFonts w:ascii="Arial" w:cs="Arial" w:eastAsia="Arial" w:hAnsi="Arial"/>
+                <w:b/>
+                <w:bCs/>
+                <w:i w:val="false"/>
+                <w:iCs w:val="false"/>
+                <w:color w:val="000000"/>
+                <w:sz w:val="18"/>
+                <w:szCs w:val="18"/>
+              </w:rPr>
+              <w:t xml:space="preserve">Model Building Phase</w:t>
             </w:r>
           </w:p>
           <w:p>
@@ -18887,7 +19273,7 @@
             <w:pPr>
               <w:spacing w:after="20" w:before="0"/>
             </w:pPr>
-            <w:hyperlink w:history="1" r:id="rIdnydfvrvv8wwygzlnsdmub">
+            <w:hyperlink w:history="1" r:id="rIds2jig4ojc-ll88us7-fcz">
               <w:r>
                 <w:rPr>
                   <w:rFonts w:ascii="Arial" w:cs="Arial" w:eastAsia="Arial" w:hAnsi="Arial"/>
@@ -18896,7 +19282,7 @@
                   <w:szCs w:val="16"/>
                   <w:u w:val="single" w:color="2E75B6"/>
                 </w:rPr>
-                <w:t xml:space="preserve">Lactic acid fermentation</w:t>
+                <w:t xml:space="preserve">Alcohol or ethanol fermentation</w:t>
               </w:r>
             </w:hyperlink>
           </w:p>
@@ -18920,7 +19306,7 @@
               <w:spacing w:after="10" w:before="0"/>
               <w:ind w:left="120"/>
             </w:pPr>
-            <w:hyperlink w:history="1" r:id="rIdllf2-j1hkvmfljb5yzru9">
+            <w:hyperlink w:history="1" r:id="rIdbws2cryg2b9dovsngfsgr">
               <w:r>
                 <w:rPr>
                   <w:rFonts w:ascii="Arial" w:cs="Arial" w:eastAsia="Arial" w:hAnsi="Arial"/>
@@ -18982,312 +19368,7 @@
               <w:spacing w:after="10" w:before="0"/>
               <w:ind w:left="120"/>
             </w:pPr>
-            <w:hyperlink w:history="1" r:id="rIddxw2qw0yhdcxwwmkdkwdm">
-              <w:r>
-                <w:rPr>
-                  <w:rFonts w:ascii="Arial" w:cs="Arial" w:eastAsia="Arial" w:hAnsi="Arial"/>
-                  <w:color w:val="595959"/>
-                  <w:sz w:val="14"/>
-                  <w:szCs w:val="14"/>
-                  <w:u w:val="single" w:color="595959"/>
-                </w:rPr>
-                <w:t xml:space="preserve">🔍 Search ARES for readings</w:t>
-              </w:r>
-            </w:hyperlink>
-          </w:p>
-          <w:p>
-            <w:pPr>
-              <w:spacing w:after="10" w:before="0"/>
-              <w:ind w:left="120"/>
-            </w:pPr>
-            <w:r>
-              <w:rPr>
-                <w:rFonts w:ascii="Arial" w:cs="Arial" w:eastAsia="Arial" w:hAnsi="Arial"/>
-                <w:color w:val="595959"/>
-                <w:sz w:val="14"/>
-                <w:szCs w:val="14"/>
-              </w:rPr>
-              <w:t xml:space="preserve">Search terms: microorganisms economic importance fermentation</w:t>
-            </w:r>
-          </w:p>
-        </w:tc>
-        <w:tc>
-          <w:tcPr>
-            <w:tcW w:type="dxa" w:w="3040"/>
-            <w:shd w:fill="FFFFFF" w:color="auto" w:val="clear"/>
-            <w:tcMar>
-              <w:top w:type="dxa" w:w="60"/>
-              <w:left w:type="dxa" w:w="120"/>
-              <w:bottom w:type="dxa" w:w="60"/>
-              <w:right w:type="dxa" w:w="120"/>
-            </w:tcMar>
-            <w:vAlign w:val="top"/>
-          </w:tcPr>
-          <w:p>
-            <w:pPr>
-              <w:spacing w:after="40" w:before="0"/>
-              <w:jc w:val="left"/>
-            </w:pPr>
-            <w:r>
-              <w:rPr>
-                <w:rFonts w:ascii="Arial" w:cs="Arial" w:eastAsia="Arial" w:hAnsi="Arial"/>
-                <w:b w:val="false"/>
-                <w:bCs w:val="false"/>
-                <w:i w:val="false"/>
-                <w:iCs w:val="false"/>
-                <w:color w:val="000000"/>
-                <w:sz w:val="18"/>
-                <w:szCs w:val="18"/>
-              </w:rPr>
-              <w:t xml:space="preserve">Learners return to the class Driving Question Board — a large display maintained since Lesson 1 that tracks the class's growing understanding of the phenomenon. Each learner receives two sticky notes: one green ('I now know…') and one orange ('I still wonder…'). Learners silently write one statement on each sticky note in response to the driving question: 'Why did the ugali and chapati grow fuzzy patches overnight — and how can understanding the invisible organisms responsible help us protect our health and our food in Kenya?' Learners post their sticky notes on the DQB. Teacher reads a selection aloud and facilitates a 4-minute discussion to identify what the class now collectively understands and what questions remain open for Lessons 7 and 8.</w:t>
-            </w:r>
-          </w:p>
-        </w:tc>
-        <w:tc>
-          <w:tcPr>
-            <w:tcW w:type="dxa" w:w="3040"/>
-            <w:shd w:fill="F2F2F2" w:color="auto" w:val="clear"/>
-            <w:tcMar>
-              <w:top w:type="dxa" w:w="60"/>
-              <w:left w:type="dxa" w:w="120"/>
-              <w:bottom w:type="dxa" w:w="60"/>
-              <w:right w:type="dxa" w:w="120"/>
-            </w:tcMar>
-            <w:vAlign w:val="top"/>
-          </w:tcPr>
-          <w:p>
-            <w:pPr>
-              <w:spacing w:after="40" w:before="0"/>
-              <w:jc w:val="left"/>
-            </w:pPr>
-            <w:r>
-              <w:rPr>
-                <w:rFonts w:ascii="Arial" w:cs="Arial" w:eastAsia="Arial" w:hAnsi="Arial"/>
-                <w:b w:val="false"/>
-                <w:bCs w:val="false"/>
-                <w:i w:val="false"/>
-                <w:iCs w:val="false"/>
-                <w:color w:val="000000"/>
-                <w:sz w:val="18"/>
-                <w:szCs w:val="18"/>
-              </w:rPr>
-              <w:t xml:space="preserve">Say: 'It is time to update our Driving Question Board. Think back to where we started in Lesson 1 — we were puzzled by fuzzy patches on ugali. Look at how much evidence we have gathered.' [Gesture to the full DQB.] 'Take your two sticky notes. On the GREEN one, write one thing you now KNOW that helps answer our driving question. Be specific — use a microorganism name or an economic role we discussed today. On the ORANGE one, write one thing you still WONDER about.' [Allow 3 minutes of silent writing. Set a timer.] 'Now come up and post them in the correct column.' [Give learners 1 minute to post.] Read 3 green notes aloud, pausing after each: 'This learner writes — [read note]. Does the class agree this answers part of our driving question? Thumbs up or thumbs sideways.' Then read 2 orange notes: 'This is a question we will address in Lesson 7 — prevention and control — and Lesson 8 — our final model.' Circle orange notes that relate to prevention/control and write 'L7' next to them, and those relating to model-building write 'L8'.</w:t>
-            </w:r>
-          </w:p>
-        </w:tc>
-        <w:tc>
-          <w:tcPr>
-            <w:tcW w:type="dxa" w:w="3040"/>
-            <w:shd w:fill="FFFFFF" w:color="auto" w:val="clear"/>
-            <w:tcMar>
-              <w:top w:type="dxa" w:w="60"/>
-              <w:left w:type="dxa" w:w="120"/>
-              <w:bottom w:type="dxa" w:w="60"/>
-              <w:right w:type="dxa" w:w="120"/>
-            </w:tcMar>
-            <w:vAlign w:val="top"/>
-          </w:tcPr>
-          <w:p>
-            <w:pPr>
-              <w:spacing w:after="40" w:before="0"/>
-              <w:jc w:val="left"/>
-            </w:pPr>
-            <w:r>
-              <w:rPr>
-                <w:rFonts w:ascii="Arial" w:cs="Arial" w:eastAsia="Arial" w:hAnsi="Arial"/>
-                <w:b w:val="false"/>
-                <w:bCs w:val="false"/>
-                <w:i w:val="false"/>
-                <w:iCs w:val="false"/>
-                <w:color w:val="000000"/>
-                <w:sz w:val="18"/>
-                <w:szCs w:val="18"/>
-              </w:rPr>
-              <w:t xml:space="preserve">Driving Question Board Update (Metacognitive Anchoring): The DQB is a long-term sensemaking artefact that externalises the class's epistemic progress. By requiring learners to distinguish what they know from what they wonder, this strategy builds metacognitive awareness and maintains the driving question as the coherent thread across all 8 lessons. The teacher's act of labelling orange notes with 'L7' or 'L8' signals to learners that their questions are legitimate and will be answered, sustaining intellectual engagement.</w:t>
-            </w:r>
-          </w:p>
-        </w:tc>
-        <w:tc>
-          <w:tcPr>
-            <w:tcW w:type="dxa" w:w="3040"/>
-            <w:shd w:fill="F2F2F2" w:color="auto" w:val="clear"/>
-            <w:tcMar>
-              <w:top w:type="dxa" w:w="60"/>
-              <w:left w:type="dxa" w:w="120"/>
-              <w:bottom w:type="dxa" w:w="60"/>
-              <w:right w:type="dxa" w:w="120"/>
-            </w:tcMar>
-            <w:vAlign w:val="top"/>
-          </w:tcPr>
-          <w:p>
-            <w:pPr>
-              <w:spacing w:after="40" w:before="0"/>
-              <w:jc w:val="left"/>
-            </w:pPr>
-            <w:r>
-              <w:rPr>
-                <w:rFonts w:ascii="Arial" w:cs="Arial" w:eastAsia="Arial" w:hAnsi="Arial"/>
-                <w:b w:val="false"/>
-                <w:bCs w:val="false"/>
-                <w:i w:val="false"/>
-                <w:iCs w:val="false"/>
-                <w:color w:val="000000"/>
-                <w:sz w:val="18"/>
-                <w:szCs w:val="18"/>
-              </w:rPr>
-              <w:t xml:space="preserve">Teacher photographs the DQB after sticky notes are posted for later analysis. Observable indicators: (1) Green notes should reference specific microorganism names, economic roles, or the phenomenon — vague notes ('microorganisms are useful') indicate insufficient depth and those learners should be targeted in Lesson 7. (2) Orange notes reveal remaining misconceptions (e.g., 'Can you eat the mould on ugali if it is the same as the mould that makes penicillin?') — teacher notes these for explicit address in upcoming lessons. (3) The ratio of green to orange notes gives a class-level snapshot of conceptual progress at the lesson midpoint of the unit.</w:t>
-            </w:r>
-          </w:p>
-        </w:tc>
-      </w:tr>
-      <w:tr>
-        <w:tc>
-          <w:tcPr>
-            <w:tcW w:type="dxa" w:w="1520"/>
-            <w:shd w:fill="D5E8F0" w:color="auto" w:val="clear"/>
-            <w:tcMar>
-              <w:top w:type="dxa" w:w="60"/>
-              <w:left w:type="dxa" w:w="120"/>
-              <w:bottom w:type="dxa" w:w="60"/>
-              <w:right w:type="dxa" w:w="120"/>
-            </w:tcMar>
-            <w:vAlign w:val="top"/>
-          </w:tcPr>
-          <w:p>
-            <w:pPr>
-              <w:spacing w:after="40" w:before="0"/>
-              <w:jc w:val="left"/>
-            </w:pPr>
-            <w:r>
-              <w:rPr>
-                <w:rFonts w:ascii="Arial" w:cs="Arial" w:eastAsia="Arial" w:hAnsi="Arial"/>
-                <w:b/>
-                <w:bCs/>
-                <w:i w:val="false"/>
-                <w:iCs w:val="false"/>
-                <w:color w:val="000000"/>
-                <w:sz w:val="18"/>
-                <w:szCs w:val="18"/>
-              </w:rPr>
-              <w:t xml:space="preserve">Model Building Phase</w:t>
-            </w:r>
-          </w:p>
-          <w:p>
-            <w:pPr>
-              <w:spacing w:after="20" w:before="0"/>
-            </w:pPr>
-            <w:r>
-              <w:rPr>
-                <w:rFonts w:ascii="Arial" w:cs="Arial" w:eastAsia="Arial" w:hAnsi="Arial"/>
-                <w:b/>
-                <w:bCs/>
-                <w:color w:val="1F3864"/>
-                <w:sz w:val="16"/>
-                <w:szCs w:val="16"/>
-              </w:rPr>
-              <w:t xml:space="preserve">📹 VIDEO:</w:t>
-            </w:r>
-          </w:p>
-          <w:p>
-            <w:pPr>
-              <w:spacing w:after="20" w:before="0"/>
-            </w:pPr>
-            <w:hyperlink w:history="1" r:id="rIdtf-y7isahn7b2_6w9v8td">
-              <w:r>
-                <w:rPr>
-                  <w:rFonts w:ascii="Arial" w:cs="Arial" w:eastAsia="Arial" w:hAnsi="Arial"/>
-                  <w:color w:val="2E75B6"/>
-                  <w:sz w:val="16"/>
-                  <w:szCs w:val="16"/>
-                  <w:u w:val="single" w:color="2E75B6"/>
-                </w:rPr>
-                <w:t xml:space="preserve">Lactic acid fermentation</w:t>
-              </w:r>
-            </w:hyperlink>
-          </w:p>
-          <w:p>
-            <w:pPr>
-              <w:spacing w:after="10" w:before="0"/>
-              <w:ind w:left="120"/>
-            </w:pPr>
-            <w:r>
-              <w:rPr>
-                <w:rFonts w:ascii="Arial" w:cs="Arial" w:eastAsia="Arial" w:hAnsi="Arial"/>
-                <w:color w:val="595959"/>
-                <w:sz w:val="14"/>
-                <w:szCs w:val="14"/>
-              </w:rPr>
-              <w:t xml:space="preserve">Source: Khan Academy (English - US curriculum)</w:t>
-            </w:r>
-          </w:p>
-          <w:p>
-            <w:pPr>
-              <w:spacing w:after="10" w:before="0"/>
-              <w:ind w:left="120"/>
-            </w:pPr>
-            <w:hyperlink w:history="1" r:id="rIdduqdptoojlgpt4iuprwte">
-              <w:r>
-                <w:rPr>
-                  <w:rFonts w:ascii="Arial" w:cs="Arial" w:eastAsia="Arial" w:hAnsi="Arial"/>
-                  <w:color w:val="595959"/>
-                  <w:sz w:val="14"/>
-                  <w:szCs w:val="14"/>
-                  <w:u w:val="single" w:color="595959"/>
-                </w:rPr>
-                <w:t xml:space="preserve">🔍 Search ARES for similar videos</w:t>
-              </w:r>
-            </w:hyperlink>
-          </w:p>
-          <w:p>
-            <w:pPr>
-              <w:spacing w:after="40" w:before="0"/>
-            </w:pPr>
-            <w:r>
-              <w:rPr>
-                <w:sz w:val="14"/>
-                <w:szCs w:val="14"/>
-              </w:rPr>
-              <w:t xml:space="preserve"/>
-            </w:r>
-          </w:p>
-          <w:p>
-            <w:pPr>
-              <w:spacing w:after="20" w:before="0"/>
-            </w:pPr>
-            <w:r>
-              <w:rPr>
-                <w:rFonts w:ascii="Arial" w:cs="Arial" w:eastAsia="Arial" w:hAnsi="Arial"/>
-                <w:b/>
-                <w:bCs/>
-                <w:color w:val="1F3864"/>
-                <w:sz w:val="16"/>
-                <w:szCs w:val="16"/>
-              </w:rPr>
-              <w:t xml:space="preserve">📖 READING:</w:t>
-            </w:r>
-          </w:p>
-          <w:p>
-            <w:pPr>
-              <w:spacing w:after="20" w:before="0"/>
-            </w:pPr>
-            <w:r>
-              <w:rPr>
-                <w:rFonts w:ascii="Arial" w:cs="Arial" w:eastAsia="Arial" w:hAnsi="Arial"/>
-                <w:i/>
-                <w:iCs/>
-                <w:color w:val="595959"/>
-                <w:sz w:val="16"/>
-                <w:szCs w:val="16"/>
-              </w:rPr>
-              <w:t xml:space="preserve">No closely matching reading in the ARES library for this activity.</w:t>
-            </w:r>
-          </w:p>
-          <w:p>
-            <w:pPr>
-              <w:spacing w:after="10" w:before="0"/>
-              <w:ind w:left="120"/>
-            </w:pPr>
-            <w:hyperlink w:history="1" r:id="rIdjll2uw9vat9ucyvrmya-z">
+            <w:hyperlink w:history="1" r:id="rIdqt9p-vnwaocgtfnjfd9vl">
               <w:r>
                 <w:rPr>
                   <w:rFonts w:ascii="Arial" w:cs="Arial" w:eastAsia="Arial" w:hAnsi="Arial"/>
@@ -19909,7 +19990,7 @@
         </w:rPr>
         <w:t xml:space="preserve">© 2026 SeaVuria and ARES. Aligned with KICD objectives. Developed by SeaVuria; technical implementation by ARES (with AI assistance from Claude). Licensed under </w:t>
       </w:r>
-      <w:hyperlink w:history="1" r:id="rIdpxsjwg9fgewwve4xj1593">
+      <w:hyperlink w:history="1" r:id="rIdr3powtdogrmbvjr_prqaz">
         <w:r>
           <w:rPr>
             <w:rFonts w:ascii="Arial" w:cs="Arial" w:eastAsia="Arial" w:hAnsi="Arial"/>
@@ -19930,7 +20011,7 @@
         </w:rPr>
         <w:t xml:space="preserve"> (</w:t>
       </w:r>
-      <w:hyperlink w:history="1" r:id="rIdoyrh5iy4bmwxsyyaxnibb">
+      <w:hyperlink w:history="1" r:id="rIdbmkn7wrmikiudwgc3jmoz">
         <w:r>
           <w:rPr>
             <w:rFonts w:ascii="Arial" w:cs="Arial" w:eastAsia="Arial" w:hAnsi="Arial"/>
@@ -20943,40 +21024,24 @@
             <w:pPr>
               <w:spacing w:after="20" w:before="0"/>
             </w:pPr>
-            <w:hyperlink w:history="1" r:id="rIdiodmrw3qdwlikfgvjsewi">
-              <w:r>
-                <w:rPr>
-                  <w:rFonts w:ascii="Arial" w:cs="Arial" w:eastAsia="Arial" w:hAnsi="Arial"/>
-                  <w:color w:val="2E75B6"/>
-                  <w:sz w:val="16"/>
-                  <w:szCs w:val="16"/>
-                  <w:u w:val="single" w:color="2E75B6"/>
-                </w:rPr>
-                <w:t xml:space="preserve">Photosynthesis in organisms</w:t>
-              </w:r>
-            </w:hyperlink>
+            <w:r>
+              <w:rPr>
+                <w:rFonts w:ascii="Arial" w:cs="Arial" w:eastAsia="Arial" w:hAnsi="Arial"/>
+                <w:i/>
+                <w:iCs/>
+                <w:color w:val="595959"/>
+                <w:sz w:val="16"/>
+                <w:szCs w:val="16"/>
+              </w:rPr>
+              <w:t xml:space="preserve">No closely matching video in the ARES library for this activity.</w:t>
+            </w:r>
           </w:p>
           <w:p>
             <w:pPr>
               <w:spacing w:after="10" w:before="0"/>
               <w:ind w:left="120"/>
             </w:pPr>
-            <w:r>
-              <w:rPr>
-                <w:rFonts w:ascii="Arial" w:cs="Arial" w:eastAsia="Arial" w:hAnsi="Arial"/>
-                <w:color w:val="595959"/>
-                <w:sz w:val="14"/>
-                <w:szCs w:val="14"/>
-              </w:rPr>
-              <w:t xml:space="preserve">Source: Khan Academy (English - US curriculum)</w:t>
-            </w:r>
-          </w:p>
-          <w:p>
-            <w:pPr>
-              <w:spacing w:after="10" w:before="0"/>
-              <w:ind w:left="120"/>
-            </w:pPr>
-            <w:hyperlink w:history="1" r:id="rId4sstk1-nom7mtlwhut8ir">
+            <w:hyperlink w:history="1" r:id="rIdztw6eaxonaa4camvkyreg">
               <w:r>
                 <w:rPr>
                   <w:rFonts w:ascii="Arial" w:cs="Arial" w:eastAsia="Arial" w:hAnsi="Arial"/>
@@ -20985,9 +21050,24 @@
                   <w:szCs w:val="14"/>
                   <w:u w:val="single" w:color="595959"/>
                 </w:rPr>
-                <w:t xml:space="preserve">🔍 Search ARES for similar videos</w:t>
+                <w:t xml:space="preserve">🔍 Search ARES for videos</w:t>
               </w:r>
             </w:hyperlink>
+          </w:p>
+          <w:p>
+            <w:pPr>
+              <w:spacing w:after="10" w:before="0"/>
+              <w:ind w:left="120"/>
+            </w:pPr>
+            <w:r>
+              <w:rPr>
+                <w:rFonts w:ascii="Arial" w:cs="Arial" w:eastAsia="Arial" w:hAnsi="Arial"/>
+                <w:color w:val="595959"/>
+                <w:sz w:val="14"/>
+                <w:szCs w:val="14"/>
+              </w:rPr>
+              <w:t xml:space="preserve">Search terms: microorganisms mould growth food</w:t>
+            </w:r>
           </w:p>
           <w:p>
             <w:pPr>
@@ -21038,7 +21118,7 @@
               <w:spacing w:after="10" w:before="0"/>
               <w:ind w:left="120"/>
             </w:pPr>
-            <w:hyperlink w:history="1" r:id="rIdw5dudx5q1hvesvwhap8sz">
+            <w:hyperlink w:history="1" r:id="rId5gmmmvhofat4swqiybv-v">
               <w:r>
                 <w:rPr>
                   <w:rFonts w:ascii="Arial" w:cs="Arial" w:eastAsia="Arial" w:hAnsi="Arial"/>
@@ -21248,40 +21328,24 @@
             <w:pPr>
               <w:spacing w:after="20" w:before="0"/>
             </w:pPr>
-            <w:hyperlink w:history="1" r:id="rIdpdfy3yzswsry9jka4ogru">
-              <w:r>
-                <w:rPr>
-                  <w:rFonts w:ascii="Arial" w:cs="Arial" w:eastAsia="Arial" w:hAnsi="Arial"/>
-                  <w:color w:val="2E75B6"/>
-                  <w:sz w:val="16"/>
-                  <w:szCs w:val="16"/>
-                  <w:u w:val="single" w:color="2E75B6"/>
-                </w:rPr>
-                <w:t xml:space="preserve">Conservation: portrait miniatures</w:t>
-              </w:r>
-            </w:hyperlink>
+            <w:r>
+              <w:rPr>
+                <w:rFonts w:ascii="Arial" w:cs="Arial" w:eastAsia="Arial" w:hAnsi="Arial"/>
+                <w:i/>
+                <w:iCs/>
+                <w:color w:val="595959"/>
+                <w:sz w:val="16"/>
+                <w:szCs w:val="16"/>
+              </w:rPr>
+              <w:t xml:space="preserve">No closely matching video in the ARES library for this activity.</w:t>
+            </w:r>
           </w:p>
           <w:p>
             <w:pPr>
               <w:spacing w:after="10" w:before="0"/>
               <w:ind w:left="120"/>
             </w:pPr>
-            <w:r>
-              <w:rPr>
-                <w:rFonts w:ascii="Arial" w:cs="Arial" w:eastAsia="Arial" w:hAnsi="Arial"/>
-                <w:color w:val="595959"/>
-                <w:sz w:val="14"/>
-                <w:szCs w:val="14"/>
-              </w:rPr>
-              <w:t xml:space="preserve">Source: Khan Academy (English - US curriculum)</w:t>
-            </w:r>
-          </w:p>
-          <w:p>
-            <w:pPr>
-              <w:spacing w:after="10" w:before="0"/>
-              <w:ind w:left="120"/>
-            </w:pPr>
-            <w:hyperlink w:history="1" r:id="rIdgqgcj112ie6tkhe8qeczf">
+            <w:hyperlink w:history="1" r:id="rId3klb6detr9qbskvxkk6sp">
               <w:r>
                 <w:rPr>
                   <w:rFonts w:ascii="Arial" w:cs="Arial" w:eastAsia="Arial" w:hAnsi="Arial"/>
@@ -21290,9 +21354,24 @@
                   <w:szCs w:val="14"/>
                   <w:u w:val="single" w:color="595959"/>
                 </w:rPr>
-                <w:t xml:space="preserve">🔍 Search ARES for similar videos</w:t>
+                <w:t xml:space="preserve">🔍 Search ARES for videos</w:t>
               </w:r>
             </w:hyperlink>
+          </w:p>
+          <w:p>
+            <w:pPr>
+              <w:spacing w:after="10" w:before="0"/>
+              <w:ind w:left="120"/>
+            </w:pPr>
+            <w:r>
+              <w:rPr>
+                <w:rFonts w:ascii="Arial" w:cs="Arial" w:eastAsia="Arial" w:hAnsi="Arial"/>
+                <w:color w:val="595959"/>
+                <w:sz w:val="14"/>
+                <w:szCs w:val="14"/>
+              </w:rPr>
+              <w:t xml:space="preserve">Search terms: microorganisms mould growth food</w:t>
+            </w:r>
           </w:p>
           <w:p>
             <w:pPr>
@@ -21343,7 +21422,7 @@
               <w:spacing w:after="10" w:before="0"/>
               <w:ind w:left="120"/>
             </w:pPr>
-            <w:hyperlink w:history="1" r:id="rIdobncs_ixbju0te1skh3jh">
+            <w:hyperlink w:history="1" r:id="rIdcsovtuv7qar6jmp9famgo">
               <w:r>
                 <w:rPr>
                   <w:rFonts w:ascii="Arial" w:cs="Arial" w:eastAsia="Arial" w:hAnsi="Arial"/>
@@ -21553,40 +21632,24 @@
             <w:pPr>
               <w:spacing w:after="20" w:before="0"/>
             </w:pPr>
-            <w:hyperlink w:history="1" r:id="rIduyz9iv-jjvtczld53314z">
-              <w:r>
-                <w:rPr>
-                  <w:rFonts w:ascii="Arial" w:cs="Arial" w:eastAsia="Arial" w:hAnsi="Arial"/>
-                  <w:color w:val="2E75B6"/>
-                  <w:sz w:val="16"/>
-                  <w:szCs w:val="16"/>
-                  <w:u w:val="single" w:color="2E75B6"/>
-                </w:rPr>
-                <w:t xml:space="preserve">Dividing both sides of an equation</w:t>
-              </w:r>
-            </w:hyperlink>
+            <w:r>
+              <w:rPr>
+                <w:rFonts w:ascii="Arial" w:cs="Arial" w:eastAsia="Arial" w:hAnsi="Arial"/>
+                <w:i/>
+                <w:iCs/>
+                <w:color w:val="595959"/>
+                <w:sz w:val="16"/>
+                <w:szCs w:val="16"/>
+              </w:rPr>
+              <w:t xml:space="preserve">No closely matching video in the ARES library for this activity.</w:t>
+            </w:r>
           </w:p>
           <w:p>
             <w:pPr>
               <w:spacing w:after="10" w:before="0"/>
               <w:ind w:left="120"/>
             </w:pPr>
-            <w:r>
-              <w:rPr>
-                <w:rFonts w:ascii="Arial" w:cs="Arial" w:eastAsia="Arial" w:hAnsi="Arial"/>
-                <w:color w:val="595959"/>
-                <w:sz w:val="14"/>
-                <w:szCs w:val="14"/>
-              </w:rPr>
-              <w:t xml:space="preserve">Source: Khan Academy (English - US curriculum)</w:t>
-            </w:r>
-          </w:p>
-          <w:p>
-            <w:pPr>
-              <w:spacing w:after="10" w:before="0"/>
-              <w:ind w:left="120"/>
-            </w:pPr>
-            <w:hyperlink w:history="1" r:id="rIdu7foboeviims1wmd26783">
+            <w:hyperlink w:history="1" r:id="rIdy4npzq9idrbsw4yjsin0g">
               <w:r>
                 <w:rPr>
                   <w:rFonts w:ascii="Arial" w:cs="Arial" w:eastAsia="Arial" w:hAnsi="Arial"/>
@@ -21595,9 +21658,24 @@
                   <w:szCs w:val="14"/>
                   <w:u w:val="single" w:color="595959"/>
                 </w:rPr>
-                <w:t xml:space="preserve">🔍 Search ARES for similar videos</w:t>
+                <w:t xml:space="preserve">🔍 Search ARES for videos</w:t>
               </w:r>
             </w:hyperlink>
+          </w:p>
+          <w:p>
+            <w:pPr>
+              <w:spacing w:after="10" w:before="0"/>
+              <w:ind w:left="120"/>
+            </w:pPr>
+            <w:r>
+              <w:rPr>
+                <w:rFonts w:ascii="Arial" w:cs="Arial" w:eastAsia="Arial" w:hAnsi="Arial"/>
+                <w:color w:val="595959"/>
+                <w:sz w:val="14"/>
+                <w:szCs w:val="14"/>
+              </w:rPr>
+              <w:t xml:space="preserve">Search terms: microorganisms mould growth food</w:t>
+            </w:r>
           </w:p>
           <w:p>
             <w:pPr>
@@ -21648,7 +21726,7 @@
               <w:spacing w:after="10" w:before="0"/>
               <w:ind w:left="120"/>
             </w:pPr>
-            <w:hyperlink w:history="1" r:id="rIdd5g9kdi87thku0cjjsvoa">
+            <w:hyperlink w:history="1" r:id="rIdeddtboruulkojltr4vesn">
               <w:r>
                 <w:rPr>
                   <w:rFonts w:ascii="Arial" w:cs="Arial" w:eastAsia="Arial" w:hAnsi="Arial"/>
@@ -21858,40 +21936,24 @@
             <w:pPr>
               <w:spacing w:after="20" w:before="0"/>
             </w:pPr>
-            <w:hyperlink w:history="1" r:id="rIddclu7bxr1gfhvbuhpfx41">
-              <w:r>
-                <w:rPr>
-                  <w:rFonts w:ascii="Arial" w:cs="Arial" w:eastAsia="Arial" w:hAnsi="Arial"/>
-                  <w:color w:val="2E75B6"/>
-                  <w:sz w:val="16"/>
-                  <w:szCs w:val="16"/>
-                  <w:u w:val="single" w:color="2E75B6"/>
-                </w:rPr>
-                <w:t xml:space="preserve">Worked example: solutions to 2-variable equations</w:t>
-              </w:r>
-            </w:hyperlink>
+            <w:r>
+              <w:rPr>
+                <w:rFonts w:ascii="Arial" w:cs="Arial" w:eastAsia="Arial" w:hAnsi="Arial"/>
+                <w:i/>
+                <w:iCs/>
+                <w:color w:val="595959"/>
+                <w:sz w:val="16"/>
+                <w:szCs w:val="16"/>
+              </w:rPr>
+              <w:t xml:space="preserve">No closely matching video in the ARES library for this activity.</w:t>
+            </w:r>
           </w:p>
           <w:p>
             <w:pPr>
               <w:spacing w:after="10" w:before="0"/>
               <w:ind w:left="120"/>
             </w:pPr>
-            <w:r>
-              <w:rPr>
-                <w:rFonts w:ascii="Arial" w:cs="Arial" w:eastAsia="Arial" w:hAnsi="Arial"/>
-                <w:color w:val="595959"/>
-                <w:sz w:val="14"/>
-                <w:szCs w:val="14"/>
-              </w:rPr>
-              <w:t xml:space="preserve">Source: Khan Academy (English - US curriculum)</w:t>
-            </w:r>
-          </w:p>
-          <w:p>
-            <w:pPr>
-              <w:spacing w:after="10" w:before="0"/>
-              <w:ind w:left="120"/>
-            </w:pPr>
-            <w:hyperlink w:history="1" r:id="rId9jchsy2bh46ta3ttjlnnp">
+            <w:hyperlink w:history="1" r:id="rIdpvmdci-fvemuafkfzxsx9">
               <w:r>
                 <w:rPr>
                   <w:rFonts w:ascii="Arial" w:cs="Arial" w:eastAsia="Arial" w:hAnsi="Arial"/>
@@ -21900,9 +21962,24 @@
                   <w:szCs w:val="14"/>
                   <w:u w:val="single" w:color="595959"/>
                 </w:rPr>
-                <w:t xml:space="preserve">🔍 Search ARES for similar videos</w:t>
+                <w:t xml:space="preserve">🔍 Search ARES for videos</w:t>
               </w:r>
             </w:hyperlink>
+          </w:p>
+          <w:p>
+            <w:pPr>
+              <w:spacing w:after="10" w:before="0"/>
+              <w:ind w:left="120"/>
+            </w:pPr>
+            <w:r>
+              <w:rPr>
+                <w:rFonts w:ascii="Arial" w:cs="Arial" w:eastAsia="Arial" w:hAnsi="Arial"/>
+                <w:color w:val="595959"/>
+                <w:sz w:val="14"/>
+                <w:szCs w:val="14"/>
+              </w:rPr>
+              <w:t xml:space="preserve">Search terms: microorganisms mould growth food</w:t>
+            </w:r>
           </w:p>
           <w:p>
             <w:pPr>
@@ -21953,7 +22030,7 @@
               <w:spacing w:after="10" w:before="0"/>
               <w:ind w:left="120"/>
             </w:pPr>
-            <w:hyperlink w:history="1" r:id="rId2u08t5kui38wdvbqjjbgo">
+            <w:hyperlink w:history="1" r:id="rIdllsgrr12vqi0ojagiuih7">
               <w:r>
                 <w:rPr>
                   <w:rFonts w:ascii="Arial" w:cs="Arial" w:eastAsia="Arial" w:hAnsi="Arial"/>
@@ -22163,40 +22240,24 @@
             <w:pPr>
               <w:spacing w:after="20" w:before="0"/>
             </w:pPr>
-            <w:hyperlink w:history="1" r:id="rIdhjx_mwo9krs3_bwismgjb">
-              <w:r>
-                <w:rPr>
-                  <w:rFonts w:ascii="Arial" w:cs="Arial" w:eastAsia="Arial" w:hAnsi="Arial"/>
-                  <w:color w:val="2E75B6"/>
-                  <w:sz w:val="16"/>
-                  <w:szCs w:val="16"/>
-                  <w:u w:val="single" w:color="2E75B6"/>
-                </w:rPr>
-                <w:t xml:space="preserve">Intro to combining like terms</w:t>
-              </w:r>
-            </w:hyperlink>
+            <w:r>
+              <w:rPr>
+                <w:rFonts w:ascii="Arial" w:cs="Arial" w:eastAsia="Arial" w:hAnsi="Arial"/>
+                <w:i/>
+                <w:iCs/>
+                <w:color w:val="595959"/>
+                <w:sz w:val="16"/>
+                <w:szCs w:val="16"/>
+              </w:rPr>
+              <w:t xml:space="preserve">No closely matching video in the ARES library for this activity.</w:t>
+            </w:r>
           </w:p>
           <w:p>
             <w:pPr>
               <w:spacing w:after="10" w:before="0"/>
               <w:ind w:left="120"/>
             </w:pPr>
-            <w:r>
-              <w:rPr>
-                <w:rFonts w:ascii="Arial" w:cs="Arial" w:eastAsia="Arial" w:hAnsi="Arial"/>
-                <w:color w:val="595959"/>
-                <w:sz w:val="14"/>
-                <w:szCs w:val="14"/>
-              </w:rPr>
-              <w:t xml:space="preserve">Source: Khan Academy (English - US curriculum)</w:t>
-            </w:r>
-          </w:p>
-          <w:p>
-            <w:pPr>
-              <w:spacing w:after="10" w:before="0"/>
-              <w:ind w:left="120"/>
-            </w:pPr>
-            <w:hyperlink w:history="1" r:id="rId8zmgdgwyj2jmwqcsd9z8r">
+            <w:hyperlink w:history="1" r:id="rId6ze1n5yyhlik7siklgaau">
               <w:r>
                 <w:rPr>
                   <w:rFonts w:ascii="Arial" w:cs="Arial" w:eastAsia="Arial" w:hAnsi="Arial"/>
@@ -22205,9 +22266,24 @@
                   <w:szCs w:val="14"/>
                   <w:u w:val="single" w:color="595959"/>
                 </w:rPr>
-                <w:t xml:space="preserve">🔍 Search ARES for similar videos</w:t>
+                <w:t xml:space="preserve">🔍 Search ARES for videos</w:t>
               </w:r>
             </w:hyperlink>
+          </w:p>
+          <w:p>
+            <w:pPr>
+              <w:spacing w:after="10" w:before="0"/>
+              <w:ind w:left="120"/>
+            </w:pPr>
+            <w:r>
+              <w:rPr>
+                <w:rFonts w:ascii="Arial" w:cs="Arial" w:eastAsia="Arial" w:hAnsi="Arial"/>
+                <w:color w:val="595959"/>
+                <w:sz w:val="14"/>
+                <w:szCs w:val="14"/>
+              </w:rPr>
+              <w:t xml:space="preserve">Search terms: microorganisms mould growth food</w:t>
+            </w:r>
           </w:p>
           <w:p>
             <w:pPr>
@@ -22258,7 +22334,7 @@
               <w:spacing w:after="10" w:before="0"/>
               <w:ind w:left="120"/>
             </w:pPr>
-            <w:hyperlink w:history="1" r:id="rIdm4nmh-lch2hlbr_qxhx8c">
+            <w:hyperlink w:history="1" r:id="rIdg_75r5b1bqoi08g-jgbrz">
               <w:r>
                 <w:rPr>
                   <w:rFonts w:ascii="Arial" w:cs="Arial" w:eastAsia="Arial" w:hAnsi="Arial"/>
@@ -22785,7 +22861,7 @@
         </w:rPr>
         <w:t xml:space="preserve">© 2026 SeaVuria and ARES. Aligned with KICD objectives. Developed by SeaVuria; technical implementation by ARES (with AI assistance from Claude). Licensed under </w:t>
       </w:r>
-      <w:hyperlink w:history="1" r:id="rIdvgrvp3tceqb-h3ukfku04">
+      <w:hyperlink w:history="1" r:id="rIdjfgrmgwj9xfcv16vn7ewc">
         <w:r>
           <w:rPr>
             <w:rFonts w:ascii="Arial" w:cs="Arial" w:eastAsia="Arial" w:hAnsi="Arial"/>
@@ -22806,7 +22882,7 @@
         </w:rPr>
         <w:t xml:space="preserve"> (</w:t>
       </w:r>
-      <w:hyperlink w:history="1" r:id="rIdq0-bw5y5drugbhxn68ko8">
+      <w:hyperlink w:history="1" r:id="rIdg_0moiu3hjjazoo3dd8mx">
         <w:r>
           <w:rPr>
             <w:rFonts w:ascii="Arial" w:cs="Arial" w:eastAsia="Arial" w:hAnsi="Arial"/>
@@ -23819,40 +23895,24 @@
             <w:pPr>
               <w:spacing w:after="20" w:before="0"/>
             </w:pPr>
-            <w:hyperlink w:history="1" r:id="rId0zctsw7bmw5fgsktmutcg">
-              <w:r>
-                <w:rPr>
-                  <w:rFonts w:ascii="Arial" w:cs="Arial" w:eastAsia="Arial" w:hAnsi="Arial"/>
-                  <w:color w:val="2E75B6"/>
-                  <w:sz w:val="16"/>
-                  <w:szCs w:val="16"/>
-                  <w:u w:val="single" w:color="2E75B6"/>
-                </w:rPr>
-                <w:t xml:space="preserve">Combating MRSA with echinacea</w:t>
-              </w:r>
-            </w:hyperlink>
+            <w:r>
+              <w:rPr>
+                <w:rFonts w:ascii="Arial" w:cs="Arial" w:eastAsia="Arial" w:hAnsi="Arial"/>
+                <w:i/>
+                <w:iCs/>
+                <w:color w:val="595959"/>
+                <w:sz w:val="16"/>
+                <w:szCs w:val="16"/>
+              </w:rPr>
+              <w:t xml:space="preserve">No closely matching video in the ARES library for this activity.</w:t>
+            </w:r>
           </w:p>
           <w:p>
             <w:pPr>
               <w:spacing w:after="10" w:before="0"/>
               <w:ind w:left="120"/>
             </w:pPr>
-            <w:r>
-              <w:rPr>
-                <w:rFonts w:ascii="Arial" w:cs="Arial" w:eastAsia="Arial" w:hAnsi="Arial"/>
-                <w:color w:val="595959"/>
-                <w:sz w:val="14"/>
-                <w:szCs w:val="14"/>
-              </w:rPr>
-              <w:t xml:space="preserve">Source: Khan Academy (English - US curriculum)</w:t>
-            </w:r>
-          </w:p>
-          <w:p>
-            <w:pPr>
-              <w:spacing w:after="10" w:before="0"/>
-              <w:ind w:left="120"/>
-            </w:pPr>
-            <w:hyperlink w:history="1" r:id="rIde0njzedsjftxrcrpgsrsg">
+            <w:hyperlink w:history="1" r:id="rIdkz4mgainp8pbf1ibfnjuz">
               <w:r>
                 <w:rPr>
                   <w:rFonts w:ascii="Arial" w:cs="Arial" w:eastAsia="Arial" w:hAnsi="Arial"/>
@@ -23861,9 +23921,24 @@
                   <w:szCs w:val="14"/>
                   <w:u w:val="single" w:color="595959"/>
                 </w:rPr>
-                <w:t xml:space="preserve">🔍 Search ARES for similar videos</w:t>
+                <w:t xml:space="preserve">🔍 Search ARES for videos</w:t>
               </w:r>
             </w:hyperlink>
+          </w:p>
+          <w:p>
+            <w:pPr>
+              <w:spacing w:after="10" w:before="0"/>
+              <w:ind w:left="120"/>
+            </w:pPr>
+            <w:r>
+              <w:rPr>
+                <w:rFonts w:ascii="Arial" w:cs="Arial" w:eastAsia="Arial" w:hAnsi="Arial"/>
+                <w:color w:val="595959"/>
+                <w:sz w:val="14"/>
+                <w:szCs w:val="14"/>
+              </w:rPr>
+              <w:t xml:space="preserve">Search terms: microorganisms fungi bacteria viruses</w:t>
+            </w:r>
           </w:p>
           <w:p>
             <w:pPr>
@@ -23897,7 +23972,7 @@
             <w:pPr>
               <w:spacing w:after="20" w:before="0"/>
             </w:pPr>
-            <w:hyperlink w:history="1" r:id="rIdkh5-hhytvcnabkhxtvtew">
+            <w:hyperlink w:history="1" r:id="rIduxuvt-lptp8olh3ldfjx5">
               <w:r>
                 <w:rPr>
                   <w:rFonts w:ascii="Arial" w:cs="Arial" w:eastAsia="Arial" w:hAnsi="Arial"/>
@@ -23912,6 +23987,22 @@
           </w:p>
           <w:p>
             <w:pPr>
+              <w:spacing w:after="20" w:before="0"/>
+            </w:pPr>
+            <w:r>
+              <w:rPr>
+                <w:rFonts w:ascii="Arial" w:cs="Arial" w:eastAsia="Arial" w:hAnsi="Arial"/>
+                <w:i/>
+                <w:iCs/>
+                <w:color w:val="595959"/>
+                <w:sz w:val="16"/>
+                <w:szCs w:val="16"/>
+              </w:rPr>
+              <w:t xml:space="preserve">Related topic: not an exact match for this lesson.</w:t>
+            </w:r>
+          </w:p>
+          <w:p>
+            <w:pPr>
               <w:spacing w:after="10" w:before="0"/>
               <w:ind w:left="120"/>
             </w:pPr>
@@ -23930,7 +24021,7 @@
               <w:spacing w:after="10" w:before="0"/>
               <w:ind w:left="120"/>
             </w:pPr>
-            <w:hyperlink w:history="1" r:id="rIdk4u_a0jucstw_sjw60fjd">
+            <w:hyperlink w:history="1" r:id="rIdrwquqqxl2a7pnzd61g_za">
               <w:r>
                 <w:rPr>
                   <w:rFonts w:ascii="Arial" w:cs="Arial" w:eastAsia="Arial" w:hAnsi="Arial"/>
@@ -24125,40 +24216,24 @@
             <w:pPr>
               <w:spacing w:after="20" w:before="0"/>
             </w:pPr>
-            <w:hyperlink w:history="1" r:id="rIdg3g57seb9mewjsh4s3svs">
-              <w:r>
-                <w:rPr>
-                  <w:rFonts w:ascii="Arial" w:cs="Arial" w:eastAsia="Arial" w:hAnsi="Arial"/>
-                  <w:color w:val="2E75B6"/>
-                  <w:sz w:val="16"/>
-                  <w:szCs w:val="16"/>
-                  <w:u w:val="single" w:color="2E75B6"/>
-                </w:rPr>
-                <w:t xml:space="preserve">Combating MRSA with echinacea</w:t>
-              </w:r>
-            </w:hyperlink>
+            <w:r>
+              <w:rPr>
+                <w:rFonts w:ascii="Arial" w:cs="Arial" w:eastAsia="Arial" w:hAnsi="Arial"/>
+                <w:i/>
+                <w:iCs/>
+                <w:color w:val="595959"/>
+                <w:sz w:val="16"/>
+                <w:szCs w:val="16"/>
+              </w:rPr>
+              <w:t xml:space="preserve">No closely matching video in the ARES library for this activity.</w:t>
+            </w:r>
           </w:p>
           <w:p>
             <w:pPr>
               <w:spacing w:after="10" w:before="0"/>
               <w:ind w:left="120"/>
             </w:pPr>
-            <w:r>
-              <w:rPr>
-                <w:rFonts w:ascii="Arial" w:cs="Arial" w:eastAsia="Arial" w:hAnsi="Arial"/>
-                <w:color w:val="595959"/>
-                <w:sz w:val="14"/>
-                <w:szCs w:val="14"/>
-              </w:rPr>
-              <w:t xml:space="preserve">Source: Khan Academy (English - US curriculum)</w:t>
-            </w:r>
-          </w:p>
-          <w:p>
-            <w:pPr>
-              <w:spacing w:after="10" w:before="0"/>
-              <w:ind w:left="120"/>
-            </w:pPr>
-            <w:hyperlink w:history="1" r:id="rId6s6bt1ip_1rxpiyiv-09r">
+            <w:hyperlink w:history="1" r:id="rIddsk5kkzq3nkkc3tooedgz">
               <w:r>
                 <w:rPr>
                   <w:rFonts w:ascii="Arial" w:cs="Arial" w:eastAsia="Arial" w:hAnsi="Arial"/>
@@ -24167,9 +24242,24 @@
                   <w:szCs w:val="14"/>
                   <w:u w:val="single" w:color="595959"/>
                 </w:rPr>
-                <w:t xml:space="preserve">🔍 Search ARES for similar videos</w:t>
+                <w:t xml:space="preserve">🔍 Search ARES for videos</w:t>
               </w:r>
             </w:hyperlink>
+          </w:p>
+          <w:p>
+            <w:pPr>
+              <w:spacing w:after="10" w:before="0"/>
+              <w:ind w:left="120"/>
+            </w:pPr>
+            <w:r>
+              <w:rPr>
+                <w:rFonts w:ascii="Arial" w:cs="Arial" w:eastAsia="Arial" w:hAnsi="Arial"/>
+                <w:color w:val="595959"/>
+                <w:sz w:val="14"/>
+                <w:szCs w:val="14"/>
+              </w:rPr>
+              <w:t xml:space="preserve">Search terms: microorganisms fungi bacteria viruses</w:t>
+            </w:r>
           </w:p>
           <w:p>
             <w:pPr>
@@ -24203,7 +24293,7 @@
             <w:pPr>
               <w:spacing w:after="20" w:before="0"/>
             </w:pPr>
-            <w:hyperlink w:history="1" r:id="rIda8ftthdd7zdgnmlzmwsof">
+            <w:hyperlink w:history="1" r:id="rId3_1kz7nzknzdn32b7w6aa">
               <w:r>
                 <w:rPr>
                   <w:rFonts w:ascii="Arial" w:cs="Arial" w:eastAsia="Arial" w:hAnsi="Arial"/>
@@ -24218,6 +24308,22 @@
           </w:p>
           <w:p>
             <w:pPr>
+              <w:spacing w:after="20" w:before="0"/>
+            </w:pPr>
+            <w:r>
+              <w:rPr>
+                <w:rFonts w:ascii="Arial" w:cs="Arial" w:eastAsia="Arial" w:hAnsi="Arial"/>
+                <w:i/>
+                <w:iCs/>
+                <w:color w:val="595959"/>
+                <w:sz w:val="16"/>
+                <w:szCs w:val="16"/>
+              </w:rPr>
+              <w:t xml:space="preserve">Related topic: not an exact match for this lesson.</w:t>
+            </w:r>
+          </w:p>
+          <w:p>
+            <w:pPr>
               <w:spacing w:after="10" w:before="0"/>
               <w:ind w:left="120"/>
             </w:pPr>
@@ -24236,7 +24342,7 @@
               <w:spacing w:after="10" w:before="0"/>
               <w:ind w:left="120"/>
             </w:pPr>
-            <w:hyperlink w:history="1" r:id="rId_q7szd0ii8dz_r2gw-ddz">
+            <w:hyperlink w:history="1" r:id="rId0fodzrrf6j20ydbgm65-e">
               <w:r>
                 <w:rPr>
                   <w:rFonts w:ascii="Arial" w:cs="Arial" w:eastAsia="Arial" w:hAnsi="Arial"/>
@@ -24431,40 +24537,24 @@
             <w:pPr>
               <w:spacing w:after="20" w:before="0"/>
             </w:pPr>
-            <w:hyperlink w:history="1" r:id="rId-_qswl7qoj6v_rf5ws-0c">
-              <w:r>
-                <w:rPr>
-                  <w:rFonts w:ascii="Arial" w:cs="Arial" w:eastAsia="Arial" w:hAnsi="Arial"/>
-                  <w:color w:val="2E75B6"/>
-                  <w:sz w:val="16"/>
-                  <w:szCs w:val="16"/>
-                  <w:u w:val="single" w:color="2E75B6"/>
-                </w:rPr>
-                <w:t xml:space="preserve">Combating MRSA with echinacea</w:t>
-              </w:r>
-            </w:hyperlink>
+            <w:r>
+              <w:rPr>
+                <w:rFonts w:ascii="Arial" w:cs="Arial" w:eastAsia="Arial" w:hAnsi="Arial"/>
+                <w:i/>
+                <w:iCs/>
+                <w:color w:val="595959"/>
+                <w:sz w:val="16"/>
+                <w:szCs w:val="16"/>
+              </w:rPr>
+              <w:t xml:space="preserve">No closely matching video in the ARES library for this activity.</w:t>
+            </w:r>
           </w:p>
           <w:p>
             <w:pPr>
               <w:spacing w:after="10" w:before="0"/>
               <w:ind w:left="120"/>
             </w:pPr>
-            <w:r>
-              <w:rPr>
-                <w:rFonts w:ascii="Arial" w:cs="Arial" w:eastAsia="Arial" w:hAnsi="Arial"/>
-                <w:color w:val="595959"/>
-                <w:sz w:val="14"/>
-                <w:szCs w:val="14"/>
-              </w:rPr>
-              <w:t xml:space="preserve">Source: Khan Academy (English - US curriculum)</w:t>
-            </w:r>
-          </w:p>
-          <w:p>
-            <w:pPr>
-              <w:spacing w:after="10" w:before="0"/>
-              <w:ind w:left="120"/>
-            </w:pPr>
-            <w:hyperlink w:history="1" r:id="rIdcqrn-9n23t2tfmhtmwemt">
+            <w:hyperlink w:history="1" r:id="rIdtxldnk4wxgkiczrzcg8yz">
               <w:r>
                 <w:rPr>
                   <w:rFonts w:ascii="Arial" w:cs="Arial" w:eastAsia="Arial" w:hAnsi="Arial"/>
@@ -24473,9 +24563,24 @@
                   <w:szCs w:val="14"/>
                   <w:u w:val="single" w:color="595959"/>
                 </w:rPr>
-                <w:t xml:space="preserve">🔍 Search ARES for similar videos</w:t>
+                <w:t xml:space="preserve">🔍 Search ARES for videos</w:t>
               </w:r>
             </w:hyperlink>
+          </w:p>
+          <w:p>
+            <w:pPr>
+              <w:spacing w:after="10" w:before="0"/>
+              <w:ind w:left="120"/>
+            </w:pPr>
+            <w:r>
+              <w:rPr>
+                <w:rFonts w:ascii="Arial" w:cs="Arial" w:eastAsia="Arial" w:hAnsi="Arial"/>
+                <w:color w:val="595959"/>
+                <w:sz w:val="14"/>
+                <w:szCs w:val="14"/>
+              </w:rPr>
+              <w:t xml:space="preserve">Search terms: microorganisms fungi bacteria viruses</w:t>
+            </w:r>
           </w:p>
           <w:p>
             <w:pPr>
@@ -24509,7 +24614,7 @@
             <w:pPr>
               <w:spacing w:after="20" w:before="0"/>
             </w:pPr>
-            <w:hyperlink w:history="1" r:id="rIdjwtlv4qgvnx_xzvprdiyg">
+            <w:hyperlink w:history="1" r:id="rIdj7r51e3pcp3cis-h6y0ct">
               <w:r>
                 <w:rPr>
                   <w:rFonts w:ascii="Arial" w:cs="Arial" w:eastAsia="Arial" w:hAnsi="Arial"/>
@@ -24524,6 +24629,22 @@
           </w:p>
           <w:p>
             <w:pPr>
+              <w:spacing w:after="20" w:before="0"/>
+            </w:pPr>
+            <w:r>
+              <w:rPr>
+                <w:rFonts w:ascii="Arial" w:cs="Arial" w:eastAsia="Arial" w:hAnsi="Arial"/>
+                <w:i/>
+                <w:iCs/>
+                <w:color w:val="595959"/>
+                <w:sz w:val="16"/>
+                <w:szCs w:val="16"/>
+              </w:rPr>
+              <w:t xml:space="preserve">Related topic: not an exact match for this lesson.</w:t>
+            </w:r>
+          </w:p>
+          <w:p>
+            <w:pPr>
               <w:spacing w:after="10" w:before="0"/>
               <w:ind w:left="120"/>
             </w:pPr>
@@ -24542,7 +24663,7 @@
               <w:spacing w:after="10" w:before="0"/>
               <w:ind w:left="120"/>
             </w:pPr>
-            <w:hyperlink w:history="1" r:id="rIdtpbift3abw_dpoom4-lfm">
+            <w:hyperlink w:history="1" r:id="rIdh8spoozu1iy0kdf9diq7l">
               <w:r>
                 <w:rPr>
                   <w:rFonts w:ascii="Arial" w:cs="Arial" w:eastAsia="Arial" w:hAnsi="Arial"/>
@@ -24737,40 +24858,24 @@
             <w:pPr>
               <w:spacing w:after="20" w:before="0"/>
             </w:pPr>
-            <w:hyperlink w:history="1" r:id="rId6-lf81b8fbo1h-dfdfbno">
-              <w:r>
-                <w:rPr>
-                  <w:rFonts w:ascii="Arial" w:cs="Arial" w:eastAsia="Arial" w:hAnsi="Arial"/>
-                  <w:color w:val="2E75B6"/>
-                  <w:sz w:val="16"/>
-                  <w:szCs w:val="16"/>
-                  <w:u w:val="single" w:color="2E75B6"/>
-                </w:rPr>
-                <w:t xml:space="preserve">Combating MRSA with echinacea</w:t>
-              </w:r>
-            </w:hyperlink>
+            <w:r>
+              <w:rPr>
+                <w:rFonts w:ascii="Arial" w:cs="Arial" w:eastAsia="Arial" w:hAnsi="Arial"/>
+                <w:i/>
+                <w:iCs/>
+                <w:color w:val="595959"/>
+                <w:sz w:val="16"/>
+                <w:szCs w:val="16"/>
+              </w:rPr>
+              <w:t xml:space="preserve">No closely matching video in the ARES library for this activity.</w:t>
+            </w:r>
           </w:p>
           <w:p>
             <w:pPr>
               <w:spacing w:after="10" w:before="0"/>
               <w:ind w:left="120"/>
             </w:pPr>
-            <w:r>
-              <w:rPr>
-                <w:rFonts w:ascii="Arial" w:cs="Arial" w:eastAsia="Arial" w:hAnsi="Arial"/>
-                <w:color w:val="595959"/>
-                <w:sz w:val="14"/>
-                <w:szCs w:val="14"/>
-              </w:rPr>
-              <w:t xml:space="preserve">Source: Khan Academy (English - US curriculum)</w:t>
-            </w:r>
-          </w:p>
-          <w:p>
-            <w:pPr>
-              <w:spacing w:after="10" w:before="0"/>
-              <w:ind w:left="120"/>
-            </w:pPr>
-            <w:hyperlink w:history="1" r:id="rIdke3-ewboezubwenfbq-wt">
+            <w:hyperlink w:history="1" r:id="rIdu2tojxeyeurqj0oz02ekq">
               <w:r>
                 <w:rPr>
                   <w:rFonts w:ascii="Arial" w:cs="Arial" w:eastAsia="Arial" w:hAnsi="Arial"/>
@@ -24779,9 +24884,24 @@
                   <w:szCs w:val="14"/>
                   <w:u w:val="single" w:color="595959"/>
                 </w:rPr>
-                <w:t xml:space="preserve">🔍 Search ARES for similar videos</w:t>
+                <w:t xml:space="preserve">🔍 Search ARES for videos</w:t>
               </w:r>
             </w:hyperlink>
+          </w:p>
+          <w:p>
+            <w:pPr>
+              <w:spacing w:after="10" w:before="0"/>
+              <w:ind w:left="120"/>
+            </w:pPr>
+            <w:r>
+              <w:rPr>
+                <w:rFonts w:ascii="Arial" w:cs="Arial" w:eastAsia="Arial" w:hAnsi="Arial"/>
+                <w:color w:val="595959"/>
+                <w:sz w:val="14"/>
+                <w:szCs w:val="14"/>
+              </w:rPr>
+              <w:t xml:space="preserve">Search terms: microorganisms fungi bacteria viruses</w:t>
+            </w:r>
           </w:p>
           <w:p>
             <w:pPr>
@@ -24815,7 +24935,7 @@
             <w:pPr>
               <w:spacing w:after="20" w:before="0"/>
             </w:pPr>
-            <w:hyperlink w:history="1" r:id="rIdz3aiht7nmoyazpby7guby">
+            <w:hyperlink w:history="1" r:id="rIdfk5taynssxxdhjaiqd6op">
               <w:r>
                 <w:rPr>
                   <w:rFonts w:ascii="Arial" w:cs="Arial" w:eastAsia="Arial" w:hAnsi="Arial"/>
@@ -24830,6 +24950,22 @@
           </w:p>
           <w:p>
             <w:pPr>
+              <w:spacing w:after="20" w:before="0"/>
+            </w:pPr>
+            <w:r>
+              <w:rPr>
+                <w:rFonts w:ascii="Arial" w:cs="Arial" w:eastAsia="Arial" w:hAnsi="Arial"/>
+                <w:i/>
+                <w:iCs/>
+                <w:color w:val="595959"/>
+                <w:sz w:val="16"/>
+                <w:szCs w:val="16"/>
+              </w:rPr>
+              <w:t xml:space="preserve">Related topic: not an exact match for this lesson.</w:t>
+            </w:r>
+          </w:p>
+          <w:p>
+            <w:pPr>
               <w:spacing w:after="10" w:before="0"/>
               <w:ind w:left="120"/>
             </w:pPr>
@@ -24848,7 +24984,7 @@
               <w:spacing w:after="10" w:before="0"/>
               <w:ind w:left="120"/>
             </w:pPr>
-            <w:hyperlink w:history="1" r:id="rIdvycng7bpas66vvcyly3ni">
+            <w:hyperlink w:history="1" r:id="rIdbhjdj4wp-8psa2td7ekfl">
               <w:r>
                 <w:rPr>
                   <w:rFonts w:ascii="Arial" w:cs="Arial" w:eastAsia="Arial" w:hAnsi="Arial"/>
@@ -25043,40 +25179,24 @@
             <w:pPr>
               <w:spacing w:after="20" w:before="0"/>
             </w:pPr>
-            <w:hyperlink w:history="1" r:id="rIdvwo7oykiawq5ds6xwoksd">
-              <w:r>
-                <w:rPr>
-                  <w:rFonts w:ascii="Arial" w:cs="Arial" w:eastAsia="Arial" w:hAnsi="Arial"/>
-                  <w:color w:val="2E75B6"/>
-                  <w:sz w:val="16"/>
-                  <w:szCs w:val="16"/>
-                  <w:u w:val="single" w:color="2E75B6"/>
-                </w:rPr>
-                <w:t xml:space="preserve">Combating MRSA with echinacea</w:t>
-              </w:r>
-            </w:hyperlink>
+            <w:r>
+              <w:rPr>
+                <w:rFonts w:ascii="Arial" w:cs="Arial" w:eastAsia="Arial" w:hAnsi="Arial"/>
+                <w:i/>
+                <w:iCs/>
+                <w:color w:val="595959"/>
+                <w:sz w:val="16"/>
+                <w:szCs w:val="16"/>
+              </w:rPr>
+              <w:t xml:space="preserve">No closely matching video in the ARES library for this activity.</w:t>
+            </w:r>
           </w:p>
           <w:p>
             <w:pPr>
               <w:spacing w:after="10" w:before="0"/>
               <w:ind w:left="120"/>
             </w:pPr>
-            <w:r>
-              <w:rPr>
-                <w:rFonts w:ascii="Arial" w:cs="Arial" w:eastAsia="Arial" w:hAnsi="Arial"/>
-                <w:color w:val="595959"/>
-                <w:sz w:val="14"/>
-                <w:szCs w:val="14"/>
-              </w:rPr>
-              <w:t xml:space="preserve">Source: Khan Academy (English - US curriculum)</w:t>
-            </w:r>
-          </w:p>
-          <w:p>
-            <w:pPr>
-              <w:spacing w:after="10" w:before="0"/>
-              <w:ind w:left="120"/>
-            </w:pPr>
-            <w:hyperlink w:history="1" r:id="rId6j5witz7cs8vron708dqi">
+            <w:hyperlink w:history="1" r:id="rIdb0iox46fuu6aa47v-nlen">
               <w:r>
                 <w:rPr>
                   <w:rFonts w:ascii="Arial" w:cs="Arial" w:eastAsia="Arial" w:hAnsi="Arial"/>
@@ -25085,9 +25205,24 @@
                   <w:szCs w:val="14"/>
                   <w:u w:val="single" w:color="595959"/>
                 </w:rPr>
-                <w:t xml:space="preserve">🔍 Search ARES for similar videos</w:t>
+                <w:t xml:space="preserve">🔍 Search ARES for videos</w:t>
               </w:r>
             </w:hyperlink>
+          </w:p>
+          <w:p>
+            <w:pPr>
+              <w:spacing w:after="10" w:before="0"/>
+              <w:ind w:left="120"/>
+            </w:pPr>
+            <w:r>
+              <w:rPr>
+                <w:rFonts w:ascii="Arial" w:cs="Arial" w:eastAsia="Arial" w:hAnsi="Arial"/>
+                <w:color w:val="595959"/>
+                <w:sz w:val="14"/>
+                <w:szCs w:val="14"/>
+              </w:rPr>
+              <w:t xml:space="preserve">Search terms: microorganisms fungi bacteria viruses</w:t>
+            </w:r>
           </w:p>
           <w:p>
             <w:pPr>
@@ -25121,7 +25256,7 @@
             <w:pPr>
               <w:spacing w:after="20" w:before="0"/>
             </w:pPr>
-            <w:hyperlink w:history="1" r:id="rIdc4guabelkxa2fssoillxn">
+            <w:hyperlink w:history="1" r:id="rIdafl7p3moun2wusgf5kchb">
               <w:r>
                 <w:rPr>
                   <w:rFonts w:ascii="Arial" w:cs="Arial" w:eastAsia="Arial" w:hAnsi="Arial"/>
@@ -25136,6 +25271,22 @@
           </w:p>
           <w:p>
             <w:pPr>
+              <w:spacing w:after="20" w:before="0"/>
+            </w:pPr>
+            <w:r>
+              <w:rPr>
+                <w:rFonts w:ascii="Arial" w:cs="Arial" w:eastAsia="Arial" w:hAnsi="Arial"/>
+                <w:i/>
+                <w:iCs/>
+                <w:color w:val="595959"/>
+                <w:sz w:val="16"/>
+                <w:szCs w:val="16"/>
+              </w:rPr>
+              <w:t xml:space="preserve">Related topic: not an exact match for this lesson.</w:t>
+            </w:r>
+          </w:p>
+          <w:p>
+            <w:pPr>
               <w:spacing w:after="10" w:before="0"/>
               <w:ind w:left="120"/>
             </w:pPr>
@@ -25154,7 +25305,7 @@
               <w:spacing w:after="10" w:before="0"/>
               <w:ind w:left="120"/>
             </w:pPr>
-            <w:hyperlink w:history="1" r:id="rIdni49xvyvjvdzex2qrdqsx">
+            <w:hyperlink w:history="1" r:id="rIdwnafcksrl0vvgaxuh7py-">
               <w:r>
                 <w:rPr>
                   <w:rFonts w:ascii="Arial" w:cs="Arial" w:eastAsia="Arial" w:hAnsi="Arial"/>
@@ -25666,7 +25817,7 @@
         </w:rPr>
         <w:t xml:space="preserve">© 2026 SeaVuria and ARES. Aligned with KICD objectives. Developed by SeaVuria; technical implementation by ARES (with AI assistance from Claude). Licensed under </w:t>
       </w:r>
-      <w:hyperlink w:history="1" r:id="rIdjgcw3rpia0ecnegmzo6sy">
+      <w:hyperlink w:history="1" r:id="rIdohf8rt-kexm2jzycikuls">
         <w:r>
           <w:rPr>
             <w:rFonts w:ascii="Arial" w:cs="Arial" w:eastAsia="Arial" w:hAnsi="Arial"/>
@@ -25687,7 +25838,7 @@
         </w:rPr>
         <w:t xml:space="preserve"> (</w:t>
       </w:r>
-      <w:hyperlink w:history="1" r:id="rIdytvzbb4xl0mhexrigvigu">
+      <w:hyperlink w:history="1" r:id="rId36j7qj2gav9a7fta1xtaf">
         <w:r>
           <w:rPr>
             <w:rFonts w:ascii="Arial" w:cs="Arial" w:eastAsia="Arial" w:hAnsi="Arial"/>

--- a/data/outputs/v2/General_Science/SS1.7_Microorganisms/General_Science_Microorganisms_CBE_LessonSequence.docx
+++ b/data/outputs/v2/General_Science/SS1.7_Microorganisms/General_Science_Microorganisms_CBE_LessonSequence.docx
@@ -2285,7 +2285,7 @@
         </w:rPr>
         <w:t xml:space="preserve">© 2026 SeaVuria and ARES. This work is licensed under a </w:t>
       </w:r>
-      <w:hyperlink w:history="1" r:id="rId_u8jtnq9anvwzuoskucx3">
+      <w:hyperlink w:history="1" r:id="rIdb3biyq1azybov19bv6cey">
         <w:r>
           <w:rPr>
             <w:rFonts w:ascii="Arial" w:cs="Arial" w:eastAsia="Arial" w:hAnsi="Arial"/>
@@ -2305,7 +2305,7 @@
         </w:rPr>
         <w:t xml:space="preserve"> (</w:t>
       </w:r>
-      <w:hyperlink w:history="1" r:id="rIdvuexiotjtpiprml_ve_hh">
+      <w:hyperlink w:history="1" r:id="rIdgoxkfcs1hghgnuzmuturi">
         <w:r>
           <w:rPr>
             <w:rFonts w:ascii="Arial" w:cs="Arial" w:eastAsia="Arial" w:hAnsi="Arial"/>
@@ -2325,7 +2325,7 @@
         </w:rPr>
         <w:t xml:space="preserve">). To view a copy of this license, visit </w:t>
       </w:r>
-      <w:hyperlink w:history="1" r:id="rIdoutiqzvngg_1zibvd2k4p">
+      <w:hyperlink w:history="1" r:id="rIdmt_ugqxmj-ofxosu0bexn">
         <w:r>
           <w:rPr>
             <w:rFonts w:ascii="Arial" w:cs="Arial" w:eastAsia="Arial" w:hAnsi="Arial"/>
@@ -3354,7 +3354,7 @@
               <w:spacing w:after="10" w:before="0"/>
               <w:ind w:left="120"/>
             </w:pPr>
-            <w:hyperlink w:history="1" r:id="rIdm8g8ypnqrunehc_6pmt9a">
+            <w:hyperlink w:history="1" r:id="rIdybomi0womcelzi1ba_ge9">
               <w:r>
                 <w:rPr>
                   <w:rFonts w:ascii="Arial" w:cs="Arial" w:eastAsia="Arial" w:hAnsi="Arial"/>
@@ -3431,7 +3431,7 @@
               <w:spacing w:after="10" w:before="0"/>
               <w:ind w:left="120"/>
             </w:pPr>
-            <w:hyperlink w:history="1" r:id="rIdvszmx9m1jskusazyu-hiq">
+            <w:hyperlink w:history="1" r:id="rIdpaaiveuiemsxtusha3zuy">
               <w:r>
                 <w:rPr>
                   <w:rFonts w:ascii="Arial" w:cs="Arial" w:eastAsia="Arial" w:hAnsi="Arial"/>
@@ -3658,7 +3658,7 @@
               <w:spacing w:after="10" w:before="0"/>
               <w:ind w:left="120"/>
             </w:pPr>
-            <w:hyperlink w:history="1" r:id="rIdrf0pwjrcoum6jx3sjsfrv">
+            <w:hyperlink w:history="1" r:id="rIds-tr3hriixx4rkpx5uxyc">
               <w:r>
                 <w:rPr>
                   <w:rFonts w:ascii="Arial" w:cs="Arial" w:eastAsia="Arial" w:hAnsi="Arial"/>
@@ -3735,7 +3735,7 @@
               <w:spacing w:after="10" w:before="0"/>
               <w:ind w:left="120"/>
             </w:pPr>
-            <w:hyperlink w:history="1" r:id="rIdmrerigmou1mjv29ds7h8_">
+            <w:hyperlink w:history="1" r:id="rIdppgizawr9ujltyawwh1bu">
               <w:r>
                 <w:rPr>
                   <w:rFonts w:ascii="Arial" w:cs="Arial" w:eastAsia="Arial" w:hAnsi="Arial"/>
@@ -3962,7 +3962,7 @@
               <w:spacing w:after="10" w:before="0"/>
               <w:ind w:left="120"/>
             </w:pPr>
-            <w:hyperlink w:history="1" r:id="rIdtxpdvy_dmc0mfumcuyerc">
+            <w:hyperlink w:history="1" r:id="rIdokaxgxmgbnnunx3ulywhi">
               <w:r>
                 <w:rPr>
                   <w:rFonts w:ascii="Arial" w:cs="Arial" w:eastAsia="Arial" w:hAnsi="Arial"/>
@@ -4039,7 +4039,7 @@
               <w:spacing w:after="10" w:before="0"/>
               <w:ind w:left="120"/>
             </w:pPr>
-            <w:hyperlink w:history="1" r:id="rIdzkly9egdbdt-buioywjbv">
+            <w:hyperlink w:history="1" r:id="rIdvt9qst_8uuozc6cchjhjb">
               <w:r>
                 <w:rPr>
                   <w:rFonts w:ascii="Arial" w:cs="Arial" w:eastAsia="Arial" w:hAnsi="Arial"/>
@@ -4266,7 +4266,7 @@
               <w:spacing w:after="10" w:before="0"/>
               <w:ind w:left="120"/>
             </w:pPr>
-            <w:hyperlink w:history="1" r:id="rIdooo7v30z3gtuywyhwwhv2">
+            <w:hyperlink w:history="1" r:id="rIdufdb6xgenmrb9_jvxxnta">
               <w:r>
                 <w:rPr>
                   <w:rFonts w:ascii="Arial" w:cs="Arial" w:eastAsia="Arial" w:hAnsi="Arial"/>
@@ -4343,7 +4343,7 @@
               <w:spacing w:after="10" w:before="0"/>
               <w:ind w:left="120"/>
             </w:pPr>
-            <w:hyperlink w:history="1" r:id="rIduy9dg65oarzyc9hbh-ylv">
+            <w:hyperlink w:history="1" r:id="rIdtaeolmlftp2cd57b-mykb">
               <w:r>
                 <w:rPr>
                   <w:rFonts w:ascii="Arial" w:cs="Arial" w:eastAsia="Arial" w:hAnsi="Arial"/>
@@ -4570,7 +4570,7 @@
               <w:spacing w:after="10" w:before="0"/>
               <w:ind w:left="120"/>
             </w:pPr>
-            <w:hyperlink w:history="1" r:id="rIdci3fgvhwssuvdxnks65xr">
+            <w:hyperlink w:history="1" r:id="rId0_codzrvi-czdt8cwtwd0">
               <w:r>
                 <w:rPr>
                   <w:rFonts w:ascii="Arial" w:cs="Arial" w:eastAsia="Arial" w:hAnsi="Arial"/>
@@ -4647,7 +4647,7 @@
               <w:spacing w:after="10" w:before="0"/>
               <w:ind w:left="120"/>
             </w:pPr>
-            <w:hyperlink w:history="1" r:id="rIdt-yqsrntl1qmmo1-h8mbg">
+            <w:hyperlink w:history="1" r:id="rIdjuj942gz19nyla2yjwfml">
               <w:r>
                 <w:rPr>
                   <w:rFonts w:ascii="Arial" w:cs="Arial" w:eastAsia="Arial" w:hAnsi="Arial"/>
@@ -5174,7 +5174,7 @@
         </w:rPr>
         <w:t xml:space="preserve">© 2026 SeaVuria and ARES. Aligned with KICD objectives. Developed by SeaVuria; technical implementation by ARES (with AI assistance from Claude). Licensed under </w:t>
       </w:r>
-      <w:hyperlink w:history="1" r:id="rIdlkw0amddjtcuoumna0ddw">
+      <w:hyperlink w:history="1" r:id="rId6izsucekpxeoctq3wbdph">
         <w:r>
           <w:rPr>
             <w:rFonts w:ascii="Arial" w:cs="Arial" w:eastAsia="Arial" w:hAnsi="Arial"/>
@@ -5195,7 +5195,7 @@
         </w:rPr>
         <w:t xml:space="preserve"> (</w:t>
       </w:r>
-      <w:hyperlink w:history="1" r:id="rIdowccg7mbla4y1dmz2u3jg">
+      <w:hyperlink w:history="1" r:id="rIdq8qc6kn8ndmhkdnudz3og">
         <w:r>
           <w:rPr>
             <w:rFonts w:ascii="Arial" w:cs="Arial" w:eastAsia="Arial" w:hAnsi="Arial"/>
@@ -6208,7 +6208,7 @@
             <w:pPr>
               <w:spacing w:after="20" w:before="0"/>
             </w:pPr>
-            <w:hyperlink w:history="1" r:id="rId-npswsjkcgd8tz-cygo2q">
+            <w:hyperlink w:history="1" r:id="rId7my6dityenegslqxeeopn">
               <w:r>
                 <w:rPr>
                   <w:rFonts w:ascii="Arial" w:cs="Arial" w:eastAsia="Arial" w:hAnsi="Arial"/>
@@ -6241,7 +6241,7 @@
               <w:spacing w:after="10" w:before="0"/>
               <w:ind w:left="120"/>
             </w:pPr>
-            <w:hyperlink w:history="1" r:id="rId7zlsdf_awpejol-d1edk2">
+            <w:hyperlink w:history="1" r:id="rIdowflekew2sh4a-j8qdypw">
               <w:r>
                 <w:rPr>
                   <w:rFonts w:ascii="Arial" w:cs="Arial" w:eastAsia="Arial" w:hAnsi="Arial"/>
@@ -6286,7 +6286,7 @@
             <w:pPr>
               <w:spacing w:after="20" w:before="0"/>
             </w:pPr>
-            <w:hyperlink w:history="1" r:id="rIdt_7p4oetbe6ezdkuqweyl">
+            <w:hyperlink w:history="1" r:id="rId4uolmunkrqrsy91a3_oaj">
               <w:r>
                 <w:rPr>
                   <w:rFonts w:ascii="Arial" w:cs="Arial" w:eastAsia="Arial" w:hAnsi="Arial"/>
@@ -6319,7 +6319,7 @@
               <w:spacing w:after="10" w:before="0"/>
               <w:ind w:left="120"/>
             </w:pPr>
-            <w:hyperlink w:history="1" r:id="rIdto3qelhxk-jeydo87xev9">
+            <w:hyperlink w:history="1" r:id="rIdl_by9fdsvg04uxg4so1mh">
               <w:r>
                 <w:rPr>
                   <w:rFonts w:ascii="Arial" w:cs="Arial" w:eastAsia="Arial" w:hAnsi="Arial"/>
@@ -6514,7 +6514,7 @@
             <w:pPr>
               <w:spacing w:after="20" w:before="0"/>
             </w:pPr>
-            <w:hyperlink w:history="1" r:id="rIdynnbnov7miljjbnsdlwym">
+            <w:hyperlink w:history="1" r:id="rIdwmxtesmstj8dmxxippuvg">
               <w:r>
                 <w:rPr>
                   <w:rFonts w:ascii="Arial" w:cs="Arial" w:eastAsia="Arial" w:hAnsi="Arial"/>
@@ -6547,7 +6547,7 @@
               <w:spacing w:after="10" w:before="0"/>
               <w:ind w:left="120"/>
             </w:pPr>
-            <w:hyperlink w:history="1" r:id="rIdjruxk5mzgaq3_xdsxyuff">
+            <w:hyperlink w:history="1" r:id="rIdygkzrhpxfkelyzahjewpy">
               <w:r>
                 <w:rPr>
                   <w:rFonts w:ascii="Arial" w:cs="Arial" w:eastAsia="Arial" w:hAnsi="Arial"/>
@@ -6592,7 +6592,7 @@
             <w:pPr>
               <w:spacing w:after="20" w:before="0"/>
             </w:pPr>
-            <w:hyperlink w:history="1" r:id="rId789genmb1l9mn41z6zp54">
+            <w:hyperlink w:history="1" r:id="rIdovh_kjg0g61lwrn8nzmuk">
               <w:r>
                 <w:rPr>
                   <w:rFonts w:ascii="Arial" w:cs="Arial" w:eastAsia="Arial" w:hAnsi="Arial"/>
@@ -6625,7 +6625,7 @@
               <w:spacing w:after="10" w:before="0"/>
               <w:ind w:left="120"/>
             </w:pPr>
-            <w:hyperlink w:history="1" r:id="rId7i1dsrp7sznzmsvuyqsoj">
+            <w:hyperlink w:history="1" r:id="rIdubaxo-alxtlzeyxiaquyv">
               <w:r>
                 <w:rPr>
                   <w:rFonts w:ascii="Arial" w:cs="Arial" w:eastAsia="Arial" w:hAnsi="Arial"/>
@@ -6820,7 +6820,7 @@
             <w:pPr>
               <w:spacing w:after="20" w:before="0"/>
             </w:pPr>
-            <w:hyperlink w:history="1" r:id="rIdfnuepzc3mxmieuxvceh4g">
+            <w:hyperlink w:history="1" r:id="rIdfcdikb5zt5ihidrqcza7g">
               <w:r>
                 <w:rPr>
                   <w:rFonts w:ascii="Arial" w:cs="Arial" w:eastAsia="Arial" w:hAnsi="Arial"/>
@@ -6853,7 +6853,7 @@
               <w:spacing w:after="10" w:before="0"/>
               <w:ind w:left="120"/>
             </w:pPr>
-            <w:hyperlink w:history="1" r:id="rIdq4mqyaoq0gckzke-_dsu1">
+            <w:hyperlink w:history="1" r:id="rIdj7x_vqbiifbdtwy9oapm2">
               <w:r>
                 <w:rPr>
                   <w:rFonts w:ascii="Arial" w:cs="Arial" w:eastAsia="Arial" w:hAnsi="Arial"/>
@@ -6898,7 +6898,7 @@
             <w:pPr>
               <w:spacing w:after="20" w:before="0"/>
             </w:pPr>
-            <w:hyperlink w:history="1" r:id="rIdtfofszvkqi-wjhngnara0">
+            <w:hyperlink w:history="1" r:id="rIdwxbhnebn8qhfaye31bdto">
               <w:r>
                 <w:rPr>
                   <w:rFonts w:ascii="Arial" w:cs="Arial" w:eastAsia="Arial" w:hAnsi="Arial"/>
@@ -6947,7 +6947,7 @@
               <w:spacing w:after="10" w:before="0"/>
               <w:ind w:left="120"/>
             </w:pPr>
-            <w:hyperlink w:history="1" r:id="rIdzpg1zaswfvcw4vnrnhii1">
+            <w:hyperlink w:history="1" r:id="rIdzkdgbaobxdp3v_ekaf2n3">
               <w:r>
                 <w:rPr>
                   <w:rFonts w:ascii="Arial" w:cs="Arial" w:eastAsia="Arial" w:hAnsi="Arial"/>
@@ -7142,7 +7142,7 @@
             <w:pPr>
               <w:spacing w:after="20" w:before="0"/>
             </w:pPr>
-            <w:hyperlink w:history="1" r:id="rIdajw10cer1qbueql8fhhz-">
+            <w:hyperlink w:history="1" r:id="rIddhbgzf2zuwwxyusdyl26q">
               <w:r>
                 <w:rPr>
                   <w:rFonts w:ascii="Arial" w:cs="Arial" w:eastAsia="Arial" w:hAnsi="Arial"/>
@@ -7175,7 +7175,7 @@
               <w:spacing w:after="10" w:before="0"/>
               <w:ind w:left="120"/>
             </w:pPr>
-            <w:hyperlink w:history="1" r:id="rIdzqcl0w0bywnctk9ymja3l">
+            <w:hyperlink w:history="1" r:id="rId6tbgcg-oclqzdefsnwq_i">
               <w:r>
                 <w:rPr>
                   <w:rFonts w:ascii="Arial" w:cs="Arial" w:eastAsia="Arial" w:hAnsi="Arial"/>
@@ -7220,7 +7220,7 @@
             <w:pPr>
               <w:spacing w:after="20" w:before="0"/>
             </w:pPr>
-            <w:hyperlink w:history="1" r:id="rId_elcqkfgu2xxdwa-ktiyg">
+            <w:hyperlink w:history="1" r:id="rIdjiqxoue7imibixajwnhrl">
               <w:r>
                 <w:rPr>
                   <w:rFonts w:ascii="Arial" w:cs="Arial" w:eastAsia="Arial" w:hAnsi="Arial"/>
@@ -7269,7 +7269,7 @@
               <w:spacing w:after="10" w:before="0"/>
               <w:ind w:left="120"/>
             </w:pPr>
-            <w:hyperlink w:history="1" r:id="rIdk0hmcfz9g3zaaeltpqeie">
+            <w:hyperlink w:history="1" r:id="rId5vjkzehoo7utfeblaacwp">
               <w:r>
                 <w:rPr>
                   <w:rFonts w:ascii="Arial" w:cs="Arial" w:eastAsia="Arial" w:hAnsi="Arial"/>
@@ -7464,7 +7464,7 @@
             <w:pPr>
               <w:spacing w:after="20" w:before="0"/>
             </w:pPr>
-            <w:hyperlink w:history="1" r:id="rId_w4mvf7p0_5q1_wxspopc">
+            <w:hyperlink w:history="1" r:id="rIdtlqsapft23y6e70ilahsw">
               <w:r>
                 <w:rPr>
                   <w:rFonts w:ascii="Arial" w:cs="Arial" w:eastAsia="Arial" w:hAnsi="Arial"/>
@@ -7497,7 +7497,7 @@
               <w:spacing w:after="10" w:before="0"/>
               <w:ind w:left="120"/>
             </w:pPr>
-            <w:hyperlink w:history="1" r:id="rIdryghcdvmwtu-zt34n3urr">
+            <w:hyperlink w:history="1" r:id="rIdl_6lugl_pmfu-jz8pco-v">
               <w:r>
                 <w:rPr>
                   <w:rFonts w:ascii="Arial" w:cs="Arial" w:eastAsia="Arial" w:hAnsi="Arial"/>
@@ -7542,7 +7542,7 @@
             <w:pPr>
               <w:spacing w:after="20" w:before="0"/>
             </w:pPr>
-            <w:hyperlink w:history="1" r:id="rIdfnhijzwvxlvj_idpovv2d">
+            <w:hyperlink w:history="1" r:id="rIdj6bh7a0ziltrnvogmt8wt">
               <w:r>
                 <w:rPr>
                   <w:rFonts w:ascii="Arial" w:cs="Arial" w:eastAsia="Arial" w:hAnsi="Arial"/>
@@ -7591,7 +7591,7 @@
               <w:spacing w:after="10" w:before="0"/>
               <w:ind w:left="120"/>
             </w:pPr>
-            <w:hyperlink w:history="1" r:id="rIdxmzsraei2tzqaftlh8ek2">
+            <w:hyperlink w:history="1" r:id="rIdp8ykbrkuvcuc8rxqlxwxu">
               <w:r>
                 <w:rPr>
                   <w:rFonts w:ascii="Arial" w:cs="Arial" w:eastAsia="Arial" w:hAnsi="Arial"/>
@@ -8103,7 +8103,7 @@
         </w:rPr>
         <w:t xml:space="preserve">© 2026 SeaVuria and ARES. Aligned with KICD objectives. Developed by SeaVuria; technical implementation by ARES (with AI assistance from Claude). Licensed under </w:t>
       </w:r>
-      <w:hyperlink w:history="1" r:id="rIdurhhh9uxxo6uc-uln4ngt">
+      <w:hyperlink w:history="1" r:id="rId_aomby8zo8kffquxoqclk">
         <w:r>
           <w:rPr>
             <w:rFonts w:ascii="Arial" w:cs="Arial" w:eastAsia="Arial" w:hAnsi="Arial"/>
@@ -8124,7 +8124,7 @@
         </w:rPr>
         <w:t xml:space="preserve"> (</w:t>
       </w:r>
-      <w:hyperlink w:history="1" r:id="rIddqufri3bd9aokh2ihtdl3">
+      <w:hyperlink w:history="1" r:id="rIdvu5bb_hpntyojmt0xs6-b">
         <w:r>
           <w:rPr>
             <w:rFonts w:ascii="Arial" w:cs="Arial" w:eastAsia="Arial" w:hAnsi="Arial"/>
@@ -9154,7 +9154,7 @@
               <w:spacing w:after="10" w:before="0"/>
               <w:ind w:left="120"/>
             </w:pPr>
-            <w:hyperlink w:history="1" r:id="rIdhxr0kivpzmzr5eyh31skg">
+            <w:hyperlink w:history="1" r:id="rIdcoq9u_cegtxpghfbj9uex">
               <w:r>
                 <w:rPr>
                   <w:rFonts w:ascii="Arial" w:cs="Arial" w:eastAsia="Arial" w:hAnsi="Arial"/>
@@ -9231,7 +9231,7 @@
               <w:spacing w:after="10" w:before="0"/>
               <w:ind w:left="120"/>
             </w:pPr>
-            <w:hyperlink w:history="1" r:id="rIdau8owlupkqmpir_z7mee8">
+            <w:hyperlink w:history="1" r:id="rIdalojymwsqgc7onlkpybg1">
               <w:r>
                 <w:rPr>
                   <w:rFonts w:ascii="Arial" w:cs="Arial" w:eastAsia="Arial" w:hAnsi="Arial"/>
@@ -9458,7 +9458,7 @@
               <w:spacing w:after="10" w:before="0"/>
               <w:ind w:left="120"/>
             </w:pPr>
-            <w:hyperlink w:history="1" r:id="rIdvmnbm5n6asvjvixgwmjry">
+            <w:hyperlink w:history="1" r:id="rIdscf3ra2ev8_ojqiexpbcj">
               <w:r>
                 <w:rPr>
                   <w:rFonts w:ascii="Arial" w:cs="Arial" w:eastAsia="Arial" w:hAnsi="Arial"/>
@@ -9535,7 +9535,7 @@
               <w:spacing w:after="10" w:before="0"/>
               <w:ind w:left="120"/>
             </w:pPr>
-            <w:hyperlink w:history="1" r:id="rIddk0y2l3ldp_p6-h4jjlkn">
+            <w:hyperlink w:history="1" r:id="rIdcrb_6l-m6sgbtnimma9q6">
               <w:r>
                 <w:rPr>
                   <w:rFonts w:ascii="Arial" w:cs="Arial" w:eastAsia="Arial" w:hAnsi="Arial"/>
@@ -9762,7 +9762,7 @@
               <w:spacing w:after="10" w:before="0"/>
               <w:ind w:left="120"/>
             </w:pPr>
-            <w:hyperlink w:history="1" r:id="rIdgyalbxwvh1-cytmvstxhj">
+            <w:hyperlink w:history="1" r:id="rIdgbsmdqj0q8kgatp6iivly">
               <w:r>
                 <w:rPr>
                   <w:rFonts w:ascii="Arial" w:cs="Arial" w:eastAsia="Arial" w:hAnsi="Arial"/>
@@ -9839,7 +9839,7 @@
               <w:spacing w:after="10" w:before="0"/>
               <w:ind w:left="120"/>
             </w:pPr>
-            <w:hyperlink w:history="1" r:id="rIdqmczeifwhz7mejorf_mrq">
+            <w:hyperlink w:history="1" r:id="rIdpcd9po6y4i6f-mju90lp-">
               <w:r>
                 <w:rPr>
                   <w:rFonts w:ascii="Arial" w:cs="Arial" w:eastAsia="Arial" w:hAnsi="Arial"/>
@@ -10066,7 +10066,7 @@
               <w:spacing w:after="10" w:before="0"/>
               <w:ind w:left="120"/>
             </w:pPr>
-            <w:hyperlink w:history="1" r:id="rId1ifobtlzdma_egexcekiq">
+            <w:hyperlink w:history="1" r:id="rId3bc0imue-6xjiaat7htv2">
               <w:r>
                 <w:rPr>
                   <w:rFonts w:ascii="Arial" w:cs="Arial" w:eastAsia="Arial" w:hAnsi="Arial"/>
@@ -10143,7 +10143,7 @@
               <w:spacing w:after="10" w:before="0"/>
               <w:ind w:left="120"/>
             </w:pPr>
-            <w:hyperlink w:history="1" r:id="rIdtm_2dgacewllycqvxmkkt">
+            <w:hyperlink w:history="1" r:id="rIdsn_-w7vtzvsbztn2cqoh3">
               <w:r>
                 <w:rPr>
                   <w:rFonts w:ascii="Arial" w:cs="Arial" w:eastAsia="Arial" w:hAnsi="Arial"/>
@@ -10370,7 +10370,7 @@
               <w:spacing w:after="10" w:before="0"/>
               <w:ind w:left="120"/>
             </w:pPr>
-            <w:hyperlink w:history="1" r:id="rIdwumy31sngxdgih1oe5uqs">
+            <w:hyperlink w:history="1" r:id="rIddxyvmhyf0otdcmqdgs42j">
               <w:r>
                 <w:rPr>
                   <w:rFonts w:ascii="Arial" w:cs="Arial" w:eastAsia="Arial" w:hAnsi="Arial"/>
@@ -10447,7 +10447,7 @@
               <w:spacing w:after="10" w:before="0"/>
               <w:ind w:left="120"/>
             </w:pPr>
-            <w:hyperlink w:history="1" r:id="rId3yqxlxce9m9s5wp7gg2ki">
+            <w:hyperlink w:history="1" r:id="rIdiuh_qfa40d7hax7nwj8kc">
               <w:r>
                 <w:rPr>
                   <w:rFonts w:ascii="Arial" w:cs="Arial" w:eastAsia="Arial" w:hAnsi="Arial"/>
@@ -10974,7 +10974,7 @@
         </w:rPr>
         <w:t xml:space="preserve">© 2026 SeaVuria and ARES. Aligned with KICD objectives. Developed by SeaVuria; technical implementation by ARES (with AI assistance from Claude). Licensed under </w:t>
       </w:r>
-      <w:hyperlink w:history="1" r:id="rIdyh1eyf7hkoaasxyqydgqr">
+      <w:hyperlink w:history="1" r:id="rIdvm-67msgbjsezuow1cmk2">
         <w:r>
           <w:rPr>
             <w:rFonts w:ascii="Arial" w:cs="Arial" w:eastAsia="Arial" w:hAnsi="Arial"/>
@@ -10995,7 +10995,7 @@
         </w:rPr>
         <w:t xml:space="preserve"> (</w:t>
       </w:r>
-      <w:hyperlink w:history="1" r:id="rIdzm-p2aerfk-hzw7viruho">
+      <w:hyperlink w:history="1" r:id="rId90jac2j_gwbaqpaiwrxic">
         <w:r>
           <w:rPr>
             <w:rFonts w:ascii="Arial" w:cs="Arial" w:eastAsia="Arial" w:hAnsi="Arial"/>
@@ -12025,7 +12025,7 @@
               <w:spacing w:after="10" w:before="0"/>
               <w:ind w:left="120"/>
             </w:pPr>
-            <w:hyperlink w:history="1" r:id="rId0hv2qdbpk7hr3r02izxoc">
+            <w:hyperlink w:history="1" r:id="rIdnydv2ro61ku0w80kg4tai">
               <w:r>
                 <w:rPr>
                   <w:rFonts w:ascii="Arial" w:cs="Arial" w:eastAsia="Arial" w:hAnsi="Arial"/>
@@ -12102,7 +12102,7 @@
               <w:spacing w:after="10" w:before="0"/>
               <w:ind w:left="120"/>
             </w:pPr>
-            <w:hyperlink w:history="1" r:id="rIdlyrjpmomoqpfrk5sjm5yi">
+            <w:hyperlink w:history="1" r:id="rIdyk5e1x8hldoegfeoldj6f">
               <w:r>
                 <w:rPr>
                   <w:rFonts w:ascii="Arial" w:cs="Arial" w:eastAsia="Arial" w:hAnsi="Arial"/>
@@ -12329,7 +12329,7 @@
               <w:spacing w:after="10" w:before="0"/>
               <w:ind w:left="120"/>
             </w:pPr>
-            <w:hyperlink w:history="1" r:id="rIdbrekejq-hsixexsmqwsfm">
+            <w:hyperlink w:history="1" r:id="rId3mel0q5kzwwnxdsszhhfr">
               <w:r>
                 <w:rPr>
                   <w:rFonts w:ascii="Arial" w:cs="Arial" w:eastAsia="Arial" w:hAnsi="Arial"/>
@@ -12406,7 +12406,7 @@
               <w:spacing w:after="10" w:before="0"/>
               <w:ind w:left="120"/>
             </w:pPr>
-            <w:hyperlink w:history="1" r:id="rIdz9aothfya11u99db3vcmz">
+            <w:hyperlink w:history="1" r:id="rIdjenqho0zb3gbx1zx1fm0s">
               <w:r>
                 <w:rPr>
                   <w:rFonts w:ascii="Arial" w:cs="Arial" w:eastAsia="Arial" w:hAnsi="Arial"/>
@@ -12788,7 +12788,7 @@
               <w:spacing w:after="10" w:before="0"/>
               <w:ind w:left="120"/>
             </w:pPr>
-            <w:hyperlink w:history="1" r:id="rIdsuayiwall-fb10iitfem3">
+            <w:hyperlink w:history="1" r:id="rIdgfrchzyvg8l8uawpnubxi">
               <w:r>
                 <w:rPr>
                   <w:rFonts w:ascii="Arial" w:cs="Arial" w:eastAsia="Arial" w:hAnsi="Arial"/>
@@ -12865,7 +12865,7 @@
               <w:spacing w:after="10" w:before="0"/>
               <w:ind w:left="120"/>
             </w:pPr>
-            <w:hyperlink w:history="1" r:id="rIdb029_9mscmxvkzoyqlmuh">
+            <w:hyperlink w:history="1" r:id="rIdpmqt_rswmp8fmlaslejl_">
               <w:r>
                 <w:rPr>
                   <w:rFonts w:ascii="Arial" w:cs="Arial" w:eastAsia="Arial" w:hAnsi="Arial"/>
@@ -13092,7 +13092,7 @@
               <w:spacing w:after="10" w:before="0"/>
               <w:ind w:left="120"/>
             </w:pPr>
-            <w:hyperlink w:history="1" r:id="rIdtdb4fnnmi6is7deolkwrl">
+            <w:hyperlink w:history="1" r:id="rIdtvecuj40swpyeoxuhudjf">
               <w:r>
                 <w:rPr>
                   <w:rFonts w:ascii="Arial" w:cs="Arial" w:eastAsia="Arial" w:hAnsi="Arial"/>
@@ -13169,7 +13169,7 @@
               <w:spacing w:after="10" w:before="0"/>
               <w:ind w:left="120"/>
             </w:pPr>
-            <w:hyperlink w:history="1" r:id="rIdubxsqvw9znm7c1crvcqlo">
+            <w:hyperlink w:history="1" r:id="rId-k20b_vmvhvshbe8kig08">
               <w:r>
                 <w:rPr>
                   <w:rFonts w:ascii="Arial" w:cs="Arial" w:eastAsia="Arial" w:hAnsi="Arial"/>
@@ -13396,7 +13396,7 @@
               <w:spacing w:after="10" w:before="0"/>
               <w:ind w:left="120"/>
             </w:pPr>
-            <w:hyperlink w:history="1" r:id="rIdsjnvouyq784kehfkyte3h">
+            <w:hyperlink w:history="1" r:id="rIdyzezeie69v5hsjr0iglzl">
               <w:r>
                 <w:rPr>
                   <w:rFonts w:ascii="Arial" w:cs="Arial" w:eastAsia="Arial" w:hAnsi="Arial"/>
@@ -13473,7 +13473,7 @@
               <w:spacing w:after="10" w:before="0"/>
               <w:ind w:left="120"/>
             </w:pPr>
-            <w:hyperlink w:history="1" r:id="rIdn__z8kwoxa-jisfboatwr">
+            <w:hyperlink w:history="1" r:id="rIdupzb5vk_totnna6y692-b">
               <w:r>
                 <w:rPr>
                   <w:rFonts w:ascii="Arial" w:cs="Arial" w:eastAsia="Arial" w:hAnsi="Arial"/>
@@ -14000,7 +14000,7 @@
         </w:rPr>
         <w:t xml:space="preserve">© 2026 SeaVuria and ARES. Aligned with KICD objectives. Developed by SeaVuria; technical implementation by ARES (with AI assistance from Claude). Licensed under </w:t>
       </w:r>
-      <w:hyperlink w:history="1" r:id="rIdi4e6-lrfuhtxhykcom67n">
+      <w:hyperlink w:history="1" r:id="rIdss5vokd1kqwpdbygsxioj">
         <w:r>
           <w:rPr>
             <w:rFonts w:ascii="Arial" w:cs="Arial" w:eastAsia="Arial" w:hAnsi="Arial"/>
@@ -14021,7 +14021,7 @@
         </w:rPr>
         <w:t xml:space="preserve"> (</w:t>
       </w:r>
-      <w:hyperlink w:history="1" r:id="rId6lwstfvy4fr6-gfcdh9oe">
+      <w:hyperlink w:history="1" r:id="rIdcokpheatfciz-k-aox138">
         <w:r>
           <w:rPr>
             <w:rFonts w:ascii="Arial" w:cs="Arial" w:eastAsia="Arial" w:hAnsi="Arial"/>
@@ -15051,7 +15051,7 @@
               <w:spacing w:after="10" w:before="0"/>
               <w:ind w:left="120"/>
             </w:pPr>
-            <w:hyperlink w:history="1" r:id="rIdw_adj9vshbgoijlkgihfp">
+            <w:hyperlink w:history="1" r:id="rIdrmc6y16vkqzbpqgdr3it3">
               <w:r>
                 <w:rPr>
                   <w:rFonts w:ascii="Arial" w:cs="Arial" w:eastAsia="Arial" w:hAnsi="Arial"/>
@@ -15111,7 +15111,7 @@
             <w:pPr>
               <w:spacing w:after="20" w:before="0"/>
             </w:pPr>
-            <w:hyperlink w:history="1" r:id="rIdubjn3c6fj6q60zf5tfjp7">
+            <w:hyperlink w:history="1" r:id="rIdhsjj-j4astht4rncqxlr-">
               <w:r>
                 <w:rPr>
                   <w:rFonts w:ascii="Arial" w:cs="Arial" w:eastAsia="Arial" w:hAnsi="Arial"/>
@@ -15144,7 +15144,7 @@
               <w:spacing w:after="10" w:before="0"/>
               <w:ind w:left="120"/>
             </w:pPr>
-            <w:hyperlink w:history="1" r:id="rIdyvjr6ilyrsze5tgoe_w1k">
+            <w:hyperlink w:history="1" r:id="rIdld9wvsxmrdvbm6vpluqg-">
               <w:r>
                 <w:rPr>
                   <w:rFonts w:ascii="Arial" w:cs="Arial" w:eastAsia="Arial" w:hAnsi="Arial"/>
@@ -15356,7 +15356,7 @@
               <w:spacing w:after="10" w:before="0"/>
               <w:ind w:left="120"/>
             </w:pPr>
-            <w:hyperlink w:history="1" r:id="rIdigliwjd24vld2ehgmobfm">
+            <w:hyperlink w:history="1" r:id="rIdlj7pujy7rea8wj29sp_to">
               <w:r>
                 <w:rPr>
                   <w:rFonts w:ascii="Arial" w:cs="Arial" w:eastAsia="Arial" w:hAnsi="Arial"/>
@@ -15416,7 +15416,7 @@
             <w:pPr>
               <w:spacing w:after="20" w:before="0"/>
             </w:pPr>
-            <w:hyperlink w:history="1" r:id="rIdpxfae6ce2repucgogx2zs">
+            <w:hyperlink w:history="1" r:id="rIda32xo5m-dvlqrwiruarqr">
               <w:r>
                 <w:rPr>
                   <w:rFonts w:ascii="Arial" w:cs="Arial" w:eastAsia="Arial" w:hAnsi="Arial"/>
@@ -15449,7 +15449,7 @@
               <w:spacing w:after="10" w:before="0"/>
               <w:ind w:left="120"/>
             </w:pPr>
-            <w:hyperlink w:history="1" r:id="rId8i8wl32zklkpfighzrkom">
+            <w:hyperlink w:history="1" r:id="rIdgz5tkxoh8j_nae1hmi76r">
               <w:r>
                 <w:rPr>
                   <w:rFonts w:ascii="Arial" w:cs="Arial" w:eastAsia="Arial" w:hAnsi="Arial"/>
@@ -15661,7 +15661,7 @@
               <w:spacing w:after="10" w:before="0"/>
               <w:ind w:left="120"/>
             </w:pPr>
-            <w:hyperlink w:history="1" r:id="rId4odauvo3lofd7epwh6dhd">
+            <w:hyperlink w:history="1" r:id="rId-ue1ab1xvocfg2abrg5no">
               <w:r>
                 <w:rPr>
                   <w:rFonts w:ascii="Arial" w:cs="Arial" w:eastAsia="Arial" w:hAnsi="Arial"/>
@@ -15721,7 +15721,7 @@
             <w:pPr>
               <w:spacing w:after="20" w:before="0"/>
             </w:pPr>
-            <w:hyperlink w:history="1" r:id="rIdjonud2e0pctsjj--6iaz1">
+            <w:hyperlink w:history="1" r:id="rId5jwdf4-qcwmxpxikmp6s2">
               <w:r>
                 <w:rPr>
                   <w:rFonts w:ascii="Arial" w:cs="Arial" w:eastAsia="Arial" w:hAnsi="Arial"/>
@@ -15770,7 +15770,7 @@
               <w:spacing w:after="10" w:before="0"/>
               <w:ind w:left="120"/>
             </w:pPr>
-            <w:hyperlink w:history="1" r:id="rIdlbtni3hy_efbq7mfzpb-s">
+            <w:hyperlink w:history="1" r:id="rIdje6tlmf7zgsjfbc3qwwxc">
               <w:r>
                 <w:rPr>
                   <w:rFonts w:ascii="Arial" w:cs="Arial" w:eastAsia="Arial" w:hAnsi="Arial"/>
@@ -15982,7 +15982,7 @@
               <w:spacing w:after="10" w:before="0"/>
               <w:ind w:left="120"/>
             </w:pPr>
-            <w:hyperlink w:history="1" r:id="rIdej4qwavcgvuvoxlevj3br">
+            <w:hyperlink w:history="1" r:id="rIddc0jtyo7hg0chkhfsnqov">
               <w:r>
                 <w:rPr>
                   <w:rFonts w:ascii="Arial" w:cs="Arial" w:eastAsia="Arial" w:hAnsi="Arial"/>
@@ -16042,7 +16042,7 @@
             <w:pPr>
               <w:spacing w:after="20" w:before="0"/>
             </w:pPr>
-            <w:hyperlink w:history="1" r:id="rId4ua7nhwioztrqfrbhljqg">
+            <w:hyperlink w:history="1" r:id="rId4ltn_-sdubhdglpxrholv">
               <w:r>
                 <w:rPr>
                   <w:rFonts w:ascii="Arial" w:cs="Arial" w:eastAsia="Arial" w:hAnsi="Arial"/>
@@ -16091,7 +16091,7 @@
               <w:spacing w:after="10" w:before="0"/>
               <w:ind w:left="120"/>
             </w:pPr>
-            <w:hyperlink w:history="1" r:id="rId9egkgqtrireqemx3lxqpr">
+            <w:hyperlink w:history="1" r:id="rIdeywydxvgomsnttp3ix6vu">
               <w:r>
                 <w:rPr>
                   <w:rFonts w:ascii="Arial" w:cs="Arial" w:eastAsia="Arial" w:hAnsi="Arial"/>
@@ -16303,7 +16303,7 @@
               <w:spacing w:after="10" w:before="0"/>
               <w:ind w:left="120"/>
             </w:pPr>
-            <w:hyperlink w:history="1" r:id="rIdfukvq_ry5phjwbwcn0yrm">
+            <w:hyperlink w:history="1" r:id="rId9rnmgusi1juac3w8ywfvc">
               <w:r>
                 <w:rPr>
                   <w:rFonts w:ascii="Arial" w:cs="Arial" w:eastAsia="Arial" w:hAnsi="Arial"/>
@@ -16363,7 +16363,7 @@
             <w:pPr>
               <w:spacing w:after="20" w:before="0"/>
             </w:pPr>
-            <w:hyperlink w:history="1" r:id="rIdwutb7rqw_cpldcb9otpvn">
+            <w:hyperlink w:history="1" r:id="rIdsozemctvxscobxwdu3wfk">
               <w:r>
                 <w:rPr>
                   <w:rFonts w:ascii="Arial" w:cs="Arial" w:eastAsia="Arial" w:hAnsi="Arial"/>
@@ -16412,7 +16412,7 @@
               <w:spacing w:after="10" w:before="0"/>
               <w:ind w:left="120"/>
             </w:pPr>
-            <w:hyperlink w:history="1" r:id="rIdkkuu1pracctnqxqoexdtd">
+            <w:hyperlink w:history="1" r:id="rId2yfgbabim_az8ogrv_xs3">
               <w:r>
                 <w:rPr>
                   <w:rFonts w:ascii="Arial" w:cs="Arial" w:eastAsia="Arial" w:hAnsi="Arial"/>
@@ -17019,7 +17019,7 @@
         </w:rPr>
         <w:t xml:space="preserve">© 2026 SeaVuria and ARES. Aligned with KICD objectives. Developed by SeaVuria; technical implementation by ARES (with AI assistance from Claude). Licensed under </w:t>
       </w:r>
-      <w:hyperlink w:history="1" r:id="rIdbdgfpifi-ice1zdpgucu7">
+      <w:hyperlink w:history="1" r:id="rIdapitjj_fx71xxkdsctlyt">
         <w:r>
           <w:rPr>
             <w:rFonts w:ascii="Arial" w:cs="Arial" w:eastAsia="Arial" w:hAnsi="Arial"/>
@@ -17040,7 +17040,7 @@
         </w:rPr>
         <w:t xml:space="preserve"> (</w:t>
       </w:r>
-      <w:hyperlink w:history="1" r:id="rIdnb7lwgz65d7oal5tdoynn">
+      <w:hyperlink w:history="1" r:id="rIdmgqq9xavzdzaxyzyopr_t">
         <w:r>
           <w:rPr>
             <w:rFonts w:ascii="Arial" w:cs="Arial" w:eastAsia="Arial" w:hAnsi="Arial"/>
@@ -18053,7 +18053,7 @@
             <w:pPr>
               <w:spacing w:after="20" w:before="0"/>
             </w:pPr>
-            <w:hyperlink w:history="1" r:id="rIdyhnuh829gt6ih3chsjmea">
+            <w:hyperlink w:history="1" r:id="rId4tmemxvdrotb12didbgug">
               <w:r>
                 <w:rPr>
                   <w:rFonts w:ascii="Arial" w:cs="Arial" w:eastAsia="Arial" w:hAnsi="Arial"/>
@@ -18086,7 +18086,7 @@
               <w:spacing w:after="10" w:before="0"/>
               <w:ind w:left="120"/>
             </w:pPr>
-            <w:hyperlink w:history="1" r:id="rIdxtfp2ffvukaoc5wsdbb70">
+            <w:hyperlink w:history="1" r:id="rIdwmknb8othfafbunlou66-">
               <w:r>
                 <w:rPr>
                   <w:rFonts w:ascii="Arial" w:cs="Arial" w:eastAsia="Arial" w:hAnsi="Arial"/>
@@ -18148,7 +18148,7 @@
               <w:spacing w:after="10" w:before="0"/>
               <w:ind w:left="120"/>
             </w:pPr>
-            <w:hyperlink w:history="1" r:id="rIdr03vifdduaebcaz6pqnto">
+            <w:hyperlink w:history="1" r:id="rId8l1irbnuwjicjk1fglinf">
               <w:r>
                 <w:rPr>
                   <w:rFonts w:ascii="Arial" w:cs="Arial" w:eastAsia="Arial" w:hAnsi="Arial"/>
@@ -18358,7 +18358,7 @@
             <w:pPr>
               <w:spacing w:after="20" w:before="0"/>
             </w:pPr>
-            <w:hyperlink w:history="1" r:id="rIdgnexqsye41af-hbwma2lq">
+            <w:hyperlink w:history="1" r:id="rIdydhj7w2harxpsf2qmtrwz">
               <w:r>
                 <w:rPr>
                   <w:rFonts w:ascii="Arial" w:cs="Arial" w:eastAsia="Arial" w:hAnsi="Arial"/>
@@ -18391,7 +18391,7 @@
               <w:spacing w:after="10" w:before="0"/>
               <w:ind w:left="120"/>
             </w:pPr>
-            <w:hyperlink w:history="1" r:id="rIdt5eaay0h63ei6ch_k8emu">
+            <w:hyperlink w:history="1" r:id="rIdckzcnmza1a58ad4sg2zez">
               <w:r>
                 <w:rPr>
                   <w:rFonts w:ascii="Arial" w:cs="Arial" w:eastAsia="Arial" w:hAnsi="Arial"/>
@@ -18453,7 +18453,7 @@
               <w:spacing w:after="10" w:before="0"/>
               <w:ind w:left="120"/>
             </w:pPr>
-            <w:hyperlink w:history="1" r:id="rId0mydv7e_su1k7zhdxvbov">
+            <w:hyperlink w:history="1" r:id="rIdgrjxdauoticca-abhdpzz">
               <w:r>
                 <w:rPr>
                   <w:rFonts w:ascii="Arial" w:cs="Arial" w:eastAsia="Arial" w:hAnsi="Arial"/>
@@ -18663,7 +18663,7 @@
             <w:pPr>
               <w:spacing w:after="20" w:before="0"/>
             </w:pPr>
-            <w:hyperlink w:history="1" r:id="rIdohx7tmlvlknsssqz2uqot">
+            <w:hyperlink w:history="1" r:id="rIdk6bjtr0o1iajqydjf2wxv">
               <w:r>
                 <w:rPr>
                   <w:rFonts w:ascii="Arial" w:cs="Arial" w:eastAsia="Arial" w:hAnsi="Arial"/>
@@ -18696,7 +18696,7 @@
               <w:spacing w:after="10" w:before="0"/>
               <w:ind w:left="120"/>
             </w:pPr>
-            <w:hyperlink w:history="1" r:id="rIdu9klzf2o0ell4kxbeufnr">
+            <w:hyperlink w:history="1" r:id="rIdpurel-pqvzy7jmbnsj8ov">
               <w:r>
                 <w:rPr>
                   <w:rFonts w:ascii="Arial" w:cs="Arial" w:eastAsia="Arial" w:hAnsi="Arial"/>
@@ -18758,7 +18758,7 @@
               <w:spacing w:after="10" w:before="0"/>
               <w:ind w:left="120"/>
             </w:pPr>
-            <w:hyperlink w:history="1" r:id="rIdp-5gbtx2fou0ojh5u_dah">
+            <w:hyperlink w:history="1" r:id="rIdo8f6tpj_ko0wor09ousht">
               <w:r>
                 <w:rPr>
                   <w:rFonts w:ascii="Arial" w:cs="Arial" w:eastAsia="Arial" w:hAnsi="Arial"/>
@@ -18968,7 +18968,7 @@
             <w:pPr>
               <w:spacing w:after="20" w:before="0"/>
             </w:pPr>
-            <w:hyperlink w:history="1" r:id="rId3q6kgfhk1zb0lv9ompp5x">
+            <w:hyperlink w:history="1" r:id="rIdg63ovqogvrrammrjnoopk">
               <w:r>
                 <w:rPr>
                   <w:rFonts w:ascii="Arial" w:cs="Arial" w:eastAsia="Arial" w:hAnsi="Arial"/>
@@ -19001,7 +19001,7 @@
               <w:spacing w:after="10" w:before="0"/>
               <w:ind w:left="120"/>
             </w:pPr>
-            <w:hyperlink w:history="1" r:id="rIdnz0-ppaj8i67poviuhapu">
+            <w:hyperlink w:history="1" r:id="rIdmrgt0gc7-aedoy8fcbak1">
               <w:r>
                 <w:rPr>
                   <w:rFonts w:ascii="Arial" w:cs="Arial" w:eastAsia="Arial" w:hAnsi="Arial"/>
@@ -19063,7 +19063,7 @@
               <w:spacing w:after="10" w:before="0"/>
               <w:ind w:left="120"/>
             </w:pPr>
-            <w:hyperlink w:history="1" r:id="rIdkmydzrn6s0iso2c7rj2il">
+            <w:hyperlink w:history="1" r:id="rId9nvh7dpif2ufg_pcptfjq">
               <w:r>
                 <w:rPr>
                   <w:rFonts w:ascii="Arial" w:cs="Arial" w:eastAsia="Arial" w:hAnsi="Arial"/>
@@ -19152,7 +19152,7 @@
                 <w:sz w:val="18"/>
                 <w:szCs w:val="18"/>
               </w:rPr>
-              <w:t xml:space="preserve">Say: 'It is time to update our Driving Question Board. Think back to where we started in Lesson 1 — we were puzzled by fuzzy patches on ugali. Look at how much evidence we have gathered.' [Gesture to the full DQB.] 'Take your two sticky notes. On the GREEN one, write one thing you now KNOW that helps answer our driving question. Be specific — use a microorganism name or an economic role we discussed today. On the ORANGE one, write one thing you still WONDER about.' [Allow 3 minutes of silent writing. Set a timer.] 'Now come up and post them in the correct column.' [Give learners 1 minute to post.] Read 3 green notes aloud, pausing after each: 'This learner writes — [read note]. Does the class agree this answers part of our driving question? Thumbs up or thumbs sideways.' Then read 2 orange notes: 'This is a question we will address in Lesson 7 — prevention and control — and Lesson 8 — our final model.' Circle orange notes that relate to prevention/control and write 'L7' next to them, and those relating to model-building write 'L8'.</w:t>
+              <w:t xml:space="preserve">Say: 'It is time to update our Driving Question Board. Think back to where we started in Lesson 1 — we were puzzled by fuzzy patches on ugali. Look at how much evidence we have gathered.' [Gesture to the full DQB.] 'Take your two sticky notes. On the GREEN one, write one thing you now KNOW that helps answer our driving question. Be specific — use a microorganism name or an economic role we discussed today. On the ORANGE one, write one thing you still WONDER about.' [Allow 3 minutes of silent writing. Set a timer.] 'Now come up and post them in the correct column.' [Give learners 1 minute to post.] Read 3 green notes aloud, pausing after each: 'This learner writes — [read note]. Does the class agree this answers part of our driving question? Thumbs up or thumbs sideways.' Then read 2 orange notes: 'This is a question we will address in Lesson 7 — our mould-growth investigation — and Lesson 8 — our final model.' Circle orange notes that relate to prevention/control and write 'L7' next to them, and those relating to model-building write 'L8'.</w:t>
             </w:r>
           </w:p>
         </w:tc>
@@ -19273,7 +19273,7 @@
             <w:pPr>
               <w:spacing w:after="20" w:before="0"/>
             </w:pPr>
-            <w:hyperlink w:history="1" r:id="rIds2jig4ojc-ll88us7-fcz">
+            <w:hyperlink w:history="1" r:id="rIdpcgzr7np0peiynokrcy7i">
               <w:r>
                 <w:rPr>
                   <w:rFonts w:ascii="Arial" w:cs="Arial" w:eastAsia="Arial" w:hAnsi="Arial"/>
@@ -19306,7 +19306,7 @@
               <w:spacing w:after="10" w:before="0"/>
               <w:ind w:left="120"/>
             </w:pPr>
-            <w:hyperlink w:history="1" r:id="rIdbws2cryg2b9dovsngfsgr">
+            <w:hyperlink w:history="1" r:id="rId5kzyr9w1gj1zypjxqbqsg">
               <w:r>
                 <w:rPr>
                   <w:rFonts w:ascii="Arial" w:cs="Arial" w:eastAsia="Arial" w:hAnsi="Arial"/>
@@ -19368,7 +19368,7 @@
               <w:spacing w:after="10" w:before="0"/>
               <w:ind w:left="120"/>
             </w:pPr>
-            <w:hyperlink w:history="1" r:id="rIdqt9p-vnwaocgtfnjfd9vl">
+            <w:hyperlink w:history="1" r:id="rIdrjn-mqsdpfs2hqazt8x1b">
               <w:r>
                 <w:rPr>
                   <w:rFonts w:ascii="Arial" w:cs="Arial" w:eastAsia="Arial" w:hAnsi="Arial"/>
@@ -19990,7 +19990,7 @@
         </w:rPr>
         <w:t xml:space="preserve">© 2026 SeaVuria and ARES. Aligned with KICD objectives. Developed by SeaVuria; technical implementation by ARES (with AI assistance from Claude). Licensed under </w:t>
       </w:r>
-      <w:hyperlink w:history="1" r:id="rIdr3powtdogrmbvjr_prqaz">
+      <w:hyperlink w:history="1" r:id="rIdbdrsa-lmmqvt3is4u7xku">
         <w:r>
           <w:rPr>
             <w:rFonts w:ascii="Arial" w:cs="Arial" w:eastAsia="Arial" w:hAnsi="Arial"/>
@@ -20011,7 +20011,7 @@
         </w:rPr>
         <w:t xml:space="preserve"> (</w:t>
       </w:r>
-      <w:hyperlink w:history="1" r:id="rIdbmkn7wrmikiudwgc3jmoz">
+      <w:hyperlink w:history="1" r:id="rIdn9osbgccof491s-zyaem0">
         <w:r>
           <w:rPr>
             <w:rFonts w:ascii="Arial" w:cs="Arial" w:eastAsia="Arial" w:hAnsi="Arial"/>
@@ -21041,7 +21041,7 @@
               <w:spacing w:after="10" w:before="0"/>
               <w:ind w:left="120"/>
             </w:pPr>
-            <w:hyperlink w:history="1" r:id="rIdztw6eaxonaa4camvkyreg">
+            <w:hyperlink w:history="1" r:id="rIdmj2gynn86vz3twjynmc6r">
               <w:r>
                 <w:rPr>
                   <w:rFonts w:ascii="Arial" w:cs="Arial" w:eastAsia="Arial" w:hAnsi="Arial"/>
@@ -21118,7 +21118,7 @@
               <w:spacing w:after="10" w:before="0"/>
               <w:ind w:left="120"/>
             </w:pPr>
-            <w:hyperlink w:history="1" r:id="rId5gmmmvhofat4swqiybv-v">
+            <w:hyperlink w:history="1" r:id="rIdbnngx3nxljfewixls50xo">
               <w:r>
                 <w:rPr>
                   <w:rFonts w:ascii="Arial" w:cs="Arial" w:eastAsia="Arial" w:hAnsi="Arial"/>
@@ -21175,7 +21175,7 @@
                 <w:sz w:val="18"/>
                 <w:szCs w:val="18"/>
               </w:rPr>
-              <w:t xml:space="preserve">Students are reminded of the anchoring phenomenon by viewing the photograph of the spoiled ugali and chapati on the board. The teacher briefly recaps what students established in Lesson 6 — that fungi cause food spoilage and represent economic loss. The teacher then presents the investigation question written on the board: Which conditions cause mould to grow fastest on ugali, bread and a dry maize biscuit? Students examine a labelled diagram on the board showing eight sample containers set up across four conditions: Container A — ugali, uncovered, moist, warm; Container B — ugali, covered, moist, cool; Container C — bread, uncovered, moist, warm; Container D — bread, covered, dry, cool; Container E — dry maize biscuit, uncovered, warm; Container F — dry maize biscuit, covered, cool; plus two teacher pre-incubated versions of A and C labelled Pre-A and Pre-C for immediate observation. In their notebooks students write their predictions for each container using the sentence frame: I predict Container ___ will show the most mould because ___. They also identify the independent variable (the condition being changed), the dependent variable (amount and type of mould growth) and state two controlled variables (same amount of food, same room, same time period). Pairs share predictions with a neighbouring pair before sharing with the class. Teacher records a class prediction tally on the board noting how many students predict warm and uncovered will produce the most growth.</w:t>
+              <w:t xml:space="preserve">Students are reminded of the anchoring phenomenon by viewing the photograph of the spoiled ugali and chapati on the board. The teacher briefly recaps what students established in Lesson 6 — that fungi cause food spoilage and represent economic loss. The teacher then presents the investigation question written on the board: Which conditions cause mould to grow fastest on ugali, bread and a dry maize biscuit? Students examine a labelled diagram on the board showing eight sample containers set up across six conditions: Container A — ugali, uncovered, moist, warm; Container B — ugali, covered, moist, cool; Container C — bread, uncovered, moist, warm; Container D — bread, covered, dry, cool; Container E — dry maize biscuit, uncovered, warm; Container F — dry maize biscuit, covered, cool; plus two teacher pre-incubated versions of A and C labelled Pre-A and Pre-C for immediate observation. In their notebooks students write their predictions for each container using the sentence frame: I predict Container ___ will show the most mould because ___. They also identify the independent variable (the condition being changed), the dependent variable (amount and type of mould growth) and state two controlled variables (same amount of food, same room, same time period). Pairs share predictions with a neighbouring pair before sharing with the class. Teacher records a class prediction tally on the board noting how many students predict warm and uncovered will produce the most growth.</w:t>
             </w:r>
           </w:p>
         </w:tc>
@@ -21345,7 +21345,7 @@
               <w:spacing w:after="10" w:before="0"/>
               <w:ind w:left="120"/>
             </w:pPr>
-            <w:hyperlink w:history="1" r:id="rId3klb6detr9qbskvxkk6sp">
+            <w:hyperlink w:history="1" r:id="rId4tfugqyr5e4xqft_ls6sa">
               <w:r>
                 <w:rPr>
                   <w:rFonts w:ascii="Arial" w:cs="Arial" w:eastAsia="Arial" w:hAnsi="Arial"/>
@@ -21422,7 +21422,7 @@
               <w:spacing w:after="10" w:before="0"/>
               <w:ind w:left="120"/>
             </w:pPr>
-            <w:hyperlink w:history="1" r:id="rIdcsovtuv7qar6jmp9famgo">
+            <w:hyperlink w:history="1" r:id="rIdiyrlxcuxblnqndkrj4afz">
               <w:r>
                 <w:rPr>
                   <w:rFonts w:ascii="Arial" w:cs="Arial" w:eastAsia="Arial" w:hAnsi="Arial"/>
@@ -21649,7 +21649,7 @@
               <w:spacing w:after="10" w:before="0"/>
               <w:ind w:left="120"/>
             </w:pPr>
-            <w:hyperlink w:history="1" r:id="rIdy4npzq9idrbsw4yjsin0g">
+            <w:hyperlink w:history="1" r:id="rIdtsjbykl9pux3y0qinwhw5">
               <w:r>
                 <w:rPr>
                   <w:rFonts w:ascii="Arial" w:cs="Arial" w:eastAsia="Arial" w:hAnsi="Arial"/>
@@ -21726,7 +21726,7 @@
               <w:spacing w:after="10" w:before="0"/>
               <w:ind w:left="120"/>
             </w:pPr>
-            <w:hyperlink w:history="1" r:id="rIdeddtboruulkojltr4vesn">
+            <w:hyperlink w:history="1" r:id="rIdpj0r2p_aewm3ga1z-gss6">
               <w:r>
                 <w:rPr>
                   <w:rFonts w:ascii="Arial" w:cs="Arial" w:eastAsia="Arial" w:hAnsi="Arial"/>
@@ -21953,7 +21953,7 @@
               <w:spacing w:after="10" w:before="0"/>
               <w:ind w:left="120"/>
             </w:pPr>
-            <w:hyperlink w:history="1" r:id="rIdpvmdci-fvemuafkfzxsx9">
+            <w:hyperlink w:history="1" r:id="rIdjcn2gio_dgxuruft5axm4">
               <w:r>
                 <w:rPr>
                   <w:rFonts w:ascii="Arial" w:cs="Arial" w:eastAsia="Arial" w:hAnsi="Arial"/>
@@ -22030,7 +22030,7 @@
               <w:spacing w:after="10" w:before="0"/>
               <w:ind w:left="120"/>
             </w:pPr>
-            <w:hyperlink w:history="1" r:id="rIdllsgrr12vqi0ojagiuih7">
+            <w:hyperlink w:history="1" r:id="rIdvx8kta6bjucaxlvebs_cw">
               <w:r>
                 <w:rPr>
                   <w:rFonts w:ascii="Arial" w:cs="Arial" w:eastAsia="Arial" w:hAnsi="Arial"/>
@@ -22257,7 +22257,7 @@
               <w:spacing w:after="10" w:before="0"/>
               <w:ind w:left="120"/>
             </w:pPr>
-            <w:hyperlink w:history="1" r:id="rId6ze1n5yyhlik7siklgaau">
+            <w:hyperlink w:history="1" r:id="rId3bmdfinjm-0vritjqfqjf">
               <w:r>
                 <w:rPr>
                   <w:rFonts w:ascii="Arial" w:cs="Arial" w:eastAsia="Arial" w:hAnsi="Arial"/>
@@ -22334,7 +22334,7 @@
               <w:spacing w:after="10" w:before="0"/>
               <w:ind w:left="120"/>
             </w:pPr>
-            <w:hyperlink w:history="1" r:id="rIdg_75r5b1bqoi08g-jgbrz">
+            <w:hyperlink w:history="1" r:id="rIdslw7e6a5yaclpke5taej8">
               <w:r>
                 <w:rPr>
                   <w:rFonts w:ascii="Arial" w:cs="Arial" w:eastAsia="Arial" w:hAnsi="Arial"/>
@@ -22861,7 +22861,7 @@
         </w:rPr>
         <w:t xml:space="preserve">© 2026 SeaVuria and ARES. Aligned with KICD objectives. Developed by SeaVuria; technical implementation by ARES (with AI assistance from Claude). Licensed under </w:t>
       </w:r>
-      <w:hyperlink w:history="1" r:id="rIdjfgrmgwj9xfcv16vn7ewc">
+      <w:hyperlink w:history="1" r:id="rId_0owljvyrauuaxgbmym_o">
         <w:r>
           <w:rPr>
             <w:rFonts w:ascii="Arial" w:cs="Arial" w:eastAsia="Arial" w:hAnsi="Arial"/>
@@ -22882,7 +22882,7 @@
         </w:rPr>
         <w:t xml:space="preserve"> (</w:t>
       </w:r>
-      <w:hyperlink w:history="1" r:id="rIdg_0moiu3hjjazoo3dd8mx">
+      <w:hyperlink w:history="1" r:id="rId8suilcfq1d-c_pijdahrv">
         <w:r>
           <w:rPr>
             <w:rFonts w:ascii="Arial" w:cs="Arial" w:eastAsia="Arial" w:hAnsi="Arial"/>
@@ -23912,7 +23912,7 @@
               <w:spacing w:after="10" w:before="0"/>
               <w:ind w:left="120"/>
             </w:pPr>
-            <w:hyperlink w:history="1" r:id="rIdkz4mgainp8pbf1ibfnjuz">
+            <w:hyperlink w:history="1" r:id="rIdsemm2cfij5wkxbbzr5ojv">
               <w:r>
                 <w:rPr>
                   <w:rFonts w:ascii="Arial" w:cs="Arial" w:eastAsia="Arial" w:hAnsi="Arial"/>
@@ -23972,7 +23972,7 @@
             <w:pPr>
               <w:spacing w:after="20" w:before="0"/>
             </w:pPr>
-            <w:hyperlink w:history="1" r:id="rIduxuvt-lptp8olh3ldfjx5">
+            <w:hyperlink w:history="1" r:id="rIdk1ssghphdmkhjwmjyp16s">
               <w:r>
                 <w:rPr>
                   <w:rFonts w:ascii="Arial" w:cs="Arial" w:eastAsia="Arial" w:hAnsi="Arial"/>
@@ -24021,7 +24021,7 @@
               <w:spacing w:after="10" w:before="0"/>
               <w:ind w:left="120"/>
             </w:pPr>
-            <w:hyperlink w:history="1" r:id="rIdrwquqqxl2a7pnzd61g_za">
+            <w:hyperlink w:history="1" r:id="rIdhyewftg9b54atlejffprc">
               <w:r>
                 <w:rPr>
                   <w:rFonts w:ascii="Arial" w:cs="Arial" w:eastAsia="Arial" w:hAnsi="Arial"/>
@@ -24233,7 +24233,7 @@
               <w:spacing w:after="10" w:before="0"/>
               <w:ind w:left="120"/>
             </w:pPr>
-            <w:hyperlink w:history="1" r:id="rIddsk5kkzq3nkkc3tooedgz">
+            <w:hyperlink w:history="1" r:id="rIdz0h71uhmir9iopk9rjddj">
               <w:r>
                 <w:rPr>
                   <w:rFonts w:ascii="Arial" w:cs="Arial" w:eastAsia="Arial" w:hAnsi="Arial"/>
@@ -24293,7 +24293,7 @@
             <w:pPr>
               <w:spacing w:after="20" w:before="0"/>
             </w:pPr>
-            <w:hyperlink w:history="1" r:id="rId3_1kz7nzknzdn32b7w6aa">
+            <w:hyperlink w:history="1" r:id="rIdkenkwlucc35ufoaqjzn36">
               <w:r>
                 <w:rPr>
                   <w:rFonts w:ascii="Arial" w:cs="Arial" w:eastAsia="Arial" w:hAnsi="Arial"/>
@@ -24342,7 +24342,7 @@
               <w:spacing w:after="10" w:before="0"/>
               <w:ind w:left="120"/>
             </w:pPr>
-            <w:hyperlink w:history="1" r:id="rId0fodzrrf6j20ydbgm65-e">
+            <w:hyperlink w:history="1" r:id="rIdke8rhcwh7zeu0ccatirw6">
               <w:r>
                 <w:rPr>
                   <w:rFonts w:ascii="Arial" w:cs="Arial" w:eastAsia="Arial" w:hAnsi="Arial"/>
@@ -24554,7 +24554,7 @@
               <w:spacing w:after="10" w:before="0"/>
               <w:ind w:left="120"/>
             </w:pPr>
-            <w:hyperlink w:history="1" r:id="rIdtxldnk4wxgkiczrzcg8yz">
+            <w:hyperlink w:history="1" r:id="rId06ck36bf-hivj2zpjzvhd">
               <w:r>
                 <w:rPr>
                   <w:rFonts w:ascii="Arial" w:cs="Arial" w:eastAsia="Arial" w:hAnsi="Arial"/>
@@ -24614,7 +24614,7 @@
             <w:pPr>
               <w:spacing w:after="20" w:before="0"/>
             </w:pPr>
-            <w:hyperlink w:history="1" r:id="rIdj7r51e3pcp3cis-h6y0ct">
+            <w:hyperlink w:history="1" r:id="rIdqfkky5vplx0rng9kljhze">
               <w:r>
                 <w:rPr>
                   <w:rFonts w:ascii="Arial" w:cs="Arial" w:eastAsia="Arial" w:hAnsi="Arial"/>
@@ -24663,7 +24663,7 @@
               <w:spacing w:after="10" w:before="0"/>
               <w:ind w:left="120"/>
             </w:pPr>
-            <w:hyperlink w:history="1" r:id="rIdh8spoozu1iy0kdf9diq7l">
+            <w:hyperlink w:history="1" r:id="rIdhwb0fnztyeiu3qjozlju0">
               <w:r>
                 <w:rPr>
                   <w:rFonts w:ascii="Arial" w:cs="Arial" w:eastAsia="Arial" w:hAnsi="Arial"/>
@@ -24875,7 +24875,7 @@
               <w:spacing w:after="10" w:before="0"/>
               <w:ind w:left="120"/>
             </w:pPr>
-            <w:hyperlink w:history="1" r:id="rIdu2tojxeyeurqj0oz02ekq">
+            <w:hyperlink w:history="1" r:id="rIdiaohh7qo589hwp5tegfey">
               <w:r>
                 <w:rPr>
                   <w:rFonts w:ascii="Arial" w:cs="Arial" w:eastAsia="Arial" w:hAnsi="Arial"/>
@@ -24935,7 +24935,7 @@
             <w:pPr>
               <w:spacing w:after="20" w:before="0"/>
             </w:pPr>
-            <w:hyperlink w:history="1" r:id="rIdfk5taynssxxdhjaiqd6op">
+            <w:hyperlink w:history="1" r:id="rIddex8xodlwdbpi_qx2vpjy">
               <w:r>
                 <w:rPr>
                   <w:rFonts w:ascii="Arial" w:cs="Arial" w:eastAsia="Arial" w:hAnsi="Arial"/>
@@ -24984,7 +24984,7 @@
               <w:spacing w:after="10" w:before="0"/>
               <w:ind w:left="120"/>
             </w:pPr>
-            <w:hyperlink w:history="1" r:id="rIdbhjdj4wp-8psa2td7ekfl">
+            <w:hyperlink w:history="1" r:id="rIdapfgupqhuc7n88ziip32w">
               <w:r>
                 <w:rPr>
                   <w:rFonts w:ascii="Arial" w:cs="Arial" w:eastAsia="Arial" w:hAnsi="Arial"/>
@@ -25196,7 +25196,7 @@
               <w:spacing w:after="10" w:before="0"/>
               <w:ind w:left="120"/>
             </w:pPr>
-            <w:hyperlink w:history="1" r:id="rIdb0iox46fuu6aa47v-nlen">
+            <w:hyperlink w:history="1" r:id="rIdjngrqao9ivb2glmwqkmw9">
               <w:r>
                 <w:rPr>
                   <w:rFonts w:ascii="Arial" w:cs="Arial" w:eastAsia="Arial" w:hAnsi="Arial"/>
@@ -25256,7 +25256,7 @@
             <w:pPr>
               <w:spacing w:after="20" w:before="0"/>
             </w:pPr>
-            <w:hyperlink w:history="1" r:id="rIdafl7p3moun2wusgf5kchb">
+            <w:hyperlink w:history="1" r:id="rId0mf0brv9iucxzgvlz0lqm">
               <w:r>
                 <w:rPr>
                   <w:rFonts w:ascii="Arial" w:cs="Arial" w:eastAsia="Arial" w:hAnsi="Arial"/>
@@ -25305,7 +25305,7 @@
               <w:spacing w:after="10" w:before="0"/>
               <w:ind w:left="120"/>
             </w:pPr>
-            <w:hyperlink w:history="1" r:id="rIdwnafcksrl0vvgaxuh7py-">
+            <w:hyperlink w:history="1" r:id="rIdhulndap-tsnvwfn9cwaf_">
               <w:r>
                 <w:rPr>
                   <w:rFonts w:ascii="Arial" w:cs="Arial" w:eastAsia="Arial" w:hAnsi="Arial"/>
@@ -25817,7 +25817,7 @@
         </w:rPr>
         <w:t xml:space="preserve">© 2026 SeaVuria and ARES. Aligned with KICD objectives. Developed by SeaVuria; technical implementation by ARES (with AI assistance from Claude). Licensed under </w:t>
       </w:r>
-      <w:hyperlink w:history="1" r:id="rIdohf8rt-kexm2jzycikuls">
+      <w:hyperlink w:history="1" r:id="rIdjcsebtmbdbt-pjphag-j4">
         <w:r>
           <w:rPr>
             <w:rFonts w:ascii="Arial" w:cs="Arial" w:eastAsia="Arial" w:hAnsi="Arial"/>
@@ -25838,7 +25838,7 @@
         </w:rPr>
         <w:t xml:space="preserve"> (</w:t>
       </w:r>
-      <w:hyperlink w:history="1" r:id="rId36j7qj2gav9a7fta1xtaf">
+      <w:hyperlink w:history="1" r:id="rIdogvwzdog3atcvwtji7ysm">
         <w:r>
           <w:rPr>
             <w:rFonts w:ascii="Arial" w:cs="Arial" w:eastAsia="Arial" w:hAnsi="Arial"/>

--- a/data/outputs/v2/General_Science/SS1.7_Microorganisms/General_Science_Microorganisms_CBE_LessonSequence.docx
+++ b/data/outputs/v2/General_Science/SS1.7_Microorganisms/General_Science_Microorganisms_CBE_LessonSequence.docx
@@ -2285,7 +2285,7 @@
         </w:rPr>
         <w:t xml:space="preserve">© 2026 SeaVuria and ARES. This work is licensed under a </w:t>
       </w:r>
-      <w:hyperlink w:history="1" r:id="rIdb3biyq1azybov19bv6cey">
+      <w:hyperlink w:history="1" r:id="rIdvco4obe7k8rezbx45ghma">
         <w:r>
           <w:rPr>
             <w:rFonts w:ascii="Arial" w:cs="Arial" w:eastAsia="Arial" w:hAnsi="Arial"/>
@@ -2305,7 +2305,7 @@
         </w:rPr>
         <w:t xml:space="preserve"> (</w:t>
       </w:r>
-      <w:hyperlink w:history="1" r:id="rIdgoxkfcs1hghgnuzmuturi">
+      <w:hyperlink w:history="1" r:id="rId5kijwtnndxmxqeb6jlf2h">
         <w:r>
           <w:rPr>
             <w:rFonts w:ascii="Arial" w:cs="Arial" w:eastAsia="Arial" w:hAnsi="Arial"/>
@@ -2325,7 +2325,7 @@
         </w:rPr>
         <w:t xml:space="preserve">). To view a copy of this license, visit </w:t>
       </w:r>
-      <w:hyperlink w:history="1" r:id="rIdmt_ugqxmj-ofxosu0bexn">
+      <w:hyperlink w:history="1" r:id="rIdgrhgrpsullph72hvtdvsc">
         <w:r>
           <w:rPr>
             <w:rFonts w:ascii="Arial" w:cs="Arial" w:eastAsia="Arial" w:hAnsi="Arial"/>
@@ -3354,7 +3354,7 @@
               <w:spacing w:after="10" w:before="0"/>
               <w:ind w:left="120"/>
             </w:pPr>
-            <w:hyperlink w:history="1" r:id="rIdybomi0womcelzi1ba_ge9">
+            <w:hyperlink w:history="1" r:id="rIdagk7bb_w0rc7eyoiphvyq">
               <w:r>
                 <w:rPr>
                   <w:rFonts w:ascii="Arial" w:cs="Arial" w:eastAsia="Arial" w:hAnsi="Arial"/>
@@ -3431,7 +3431,7 @@
               <w:spacing w:after="10" w:before="0"/>
               <w:ind w:left="120"/>
             </w:pPr>
-            <w:hyperlink w:history="1" r:id="rIdpaaiveuiemsxtusha3zuy">
+            <w:hyperlink w:history="1" r:id="rIdks5kcrg8auhwtogna8roa">
               <w:r>
                 <w:rPr>
                   <w:rFonts w:ascii="Arial" w:cs="Arial" w:eastAsia="Arial" w:hAnsi="Arial"/>
@@ -3658,7 +3658,7 @@
               <w:spacing w:after="10" w:before="0"/>
               <w:ind w:left="120"/>
             </w:pPr>
-            <w:hyperlink w:history="1" r:id="rIds-tr3hriixx4rkpx5uxyc">
+            <w:hyperlink w:history="1" r:id="rIdh8mhcfponguwzr6dct4si">
               <w:r>
                 <w:rPr>
                   <w:rFonts w:ascii="Arial" w:cs="Arial" w:eastAsia="Arial" w:hAnsi="Arial"/>
@@ -3735,7 +3735,7 @@
               <w:spacing w:after="10" w:before="0"/>
               <w:ind w:left="120"/>
             </w:pPr>
-            <w:hyperlink w:history="1" r:id="rIdppgizawr9ujltyawwh1bu">
+            <w:hyperlink w:history="1" r:id="rIdjn_r5ut7gte5h8reyhhok">
               <w:r>
                 <w:rPr>
                   <w:rFonts w:ascii="Arial" w:cs="Arial" w:eastAsia="Arial" w:hAnsi="Arial"/>
@@ -3962,7 +3962,7 @@
               <w:spacing w:after="10" w:before="0"/>
               <w:ind w:left="120"/>
             </w:pPr>
-            <w:hyperlink w:history="1" r:id="rIdokaxgxmgbnnunx3ulywhi">
+            <w:hyperlink w:history="1" r:id="rIdtovk8ztut_9drm1k5g3rs">
               <w:r>
                 <w:rPr>
                   <w:rFonts w:ascii="Arial" w:cs="Arial" w:eastAsia="Arial" w:hAnsi="Arial"/>
@@ -4039,7 +4039,7 @@
               <w:spacing w:after="10" w:before="0"/>
               <w:ind w:left="120"/>
             </w:pPr>
-            <w:hyperlink w:history="1" r:id="rIdvt9qst_8uuozc6cchjhjb">
+            <w:hyperlink w:history="1" r:id="rIdwqvlpias6ialpi0rcihne">
               <w:r>
                 <w:rPr>
                   <w:rFonts w:ascii="Arial" w:cs="Arial" w:eastAsia="Arial" w:hAnsi="Arial"/>
@@ -4266,7 +4266,7 @@
               <w:spacing w:after="10" w:before="0"/>
               <w:ind w:left="120"/>
             </w:pPr>
-            <w:hyperlink w:history="1" r:id="rIdufdb6xgenmrb9_jvxxnta">
+            <w:hyperlink w:history="1" r:id="rId-ulwkprcahdzuw9lw9c5b">
               <w:r>
                 <w:rPr>
                   <w:rFonts w:ascii="Arial" w:cs="Arial" w:eastAsia="Arial" w:hAnsi="Arial"/>
@@ -4343,7 +4343,7 @@
               <w:spacing w:after="10" w:before="0"/>
               <w:ind w:left="120"/>
             </w:pPr>
-            <w:hyperlink w:history="1" r:id="rIdtaeolmlftp2cd57b-mykb">
+            <w:hyperlink w:history="1" r:id="rIdylntmxug-xqzcd3a-i1-l">
               <w:r>
                 <w:rPr>
                   <w:rFonts w:ascii="Arial" w:cs="Arial" w:eastAsia="Arial" w:hAnsi="Arial"/>
@@ -4570,7 +4570,7 @@
               <w:spacing w:after="10" w:before="0"/>
               <w:ind w:left="120"/>
             </w:pPr>
-            <w:hyperlink w:history="1" r:id="rId0_codzrvi-czdt8cwtwd0">
+            <w:hyperlink w:history="1" r:id="rId64mnlogr2kt6t7cqnykmt">
               <w:r>
                 <w:rPr>
                   <w:rFonts w:ascii="Arial" w:cs="Arial" w:eastAsia="Arial" w:hAnsi="Arial"/>
@@ -4647,7 +4647,7 @@
               <w:spacing w:after="10" w:before="0"/>
               <w:ind w:left="120"/>
             </w:pPr>
-            <w:hyperlink w:history="1" r:id="rIdjuj942gz19nyla2yjwfml">
+            <w:hyperlink w:history="1" r:id="rId3x5o0cwnsjvf6xokhln2t">
               <w:r>
                 <w:rPr>
                   <w:rFonts w:ascii="Arial" w:cs="Arial" w:eastAsia="Arial" w:hAnsi="Arial"/>
@@ -5174,7 +5174,7 @@
         </w:rPr>
         <w:t xml:space="preserve">© 2026 SeaVuria and ARES. Aligned with KICD objectives. Developed by SeaVuria; technical implementation by ARES (with AI assistance from Claude). Licensed under </w:t>
       </w:r>
-      <w:hyperlink w:history="1" r:id="rId6izsucekpxeoctq3wbdph">
+      <w:hyperlink w:history="1" r:id="rIdax1cls5s3slmbdjtratel">
         <w:r>
           <w:rPr>
             <w:rFonts w:ascii="Arial" w:cs="Arial" w:eastAsia="Arial" w:hAnsi="Arial"/>
@@ -5195,7 +5195,7 @@
         </w:rPr>
         <w:t xml:space="preserve"> (</w:t>
       </w:r>
-      <w:hyperlink w:history="1" r:id="rIdq8qc6kn8ndmhkdnudz3og">
+      <w:hyperlink w:history="1" r:id="rIdz9w9bcvwtps64h5pxovgk">
         <w:r>
           <w:rPr>
             <w:rFonts w:ascii="Arial" w:cs="Arial" w:eastAsia="Arial" w:hAnsi="Arial"/>
@@ -6208,7 +6208,7 @@
             <w:pPr>
               <w:spacing w:after="20" w:before="0"/>
             </w:pPr>
-            <w:hyperlink w:history="1" r:id="rId7my6dityenegslqxeeopn">
+            <w:hyperlink w:history="1" r:id="rIdqdx8qwaatwhjpm4kmntde">
               <w:r>
                 <w:rPr>
                   <w:rFonts w:ascii="Arial" w:cs="Arial" w:eastAsia="Arial" w:hAnsi="Arial"/>
@@ -6241,7 +6241,7 @@
               <w:spacing w:after="10" w:before="0"/>
               <w:ind w:left="120"/>
             </w:pPr>
-            <w:hyperlink w:history="1" r:id="rIdowflekew2sh4a-j8qdypw">
+            <w:hyperlink w:history="1" r:id="rIdyd2cfiumivym-uorndetu">
               <w:r>
                 <w:rPr>
                   <w:rFonts w:ascii="Arial" w:cs="Arial" w:eastAsia="Arial" w:hAnsi="Arial"/>
@@ -6286,7 +6286,7 @@
             <w:pPr>
               <w:spacing w:after="20" w:before="0"/>
             </w:pPr>
-            <w:hyperlink w:history="1" r:id="rId4uolmunkrqrsy91a3_oaj">
+            <w:hyperlink w:history="1" r:id="rIdsmtqkfan_fxjhnx7zd7gi">
               <w:r>
                 <w:rPr>
                   <w:rFonts w:ascii="Arial" w:cs="Arial" w:eastAsia="Arial" w:hAnsi="Arial"/>
@@ -6319,7 +6319,7 @@
               <w:spacing w:after="10" w:before="0"/>
               <w:ind w:left="120"/>
             </w:pPr>
-            <w:hyperlink w:history="1" r:id="rIdl_by9fdsvg04uxg4so1mh">
+            <w:hyperlink w:history="1" r:id="rIdof82xuefnd-ais_xp5fva">
               <w:r>
                 <w:rPr>
                   <w:rFonts w:ascii="Arial" w:cs="Arial" w:eastAsia="Arial" w:hAnsi="Arial"/>
@@ -6514,7 +6514,7 @@
             <w:pPr>
               <w:spacing w:after="20" w:before="0"/>
             </w:pPr>
-            <w:hyperlink w:history="1" r:id="rIdwmxtesmstj8dmxxippuvg">
+            <w:hyperlink w:history="1" r:id="rId3yhdsn9dakriyebkq1jne">
               <w:r>
                 <w:rPr>
                   <w:rFonts w:ascii="Arial" w:cs="Arial" w:eastAsia="Arial" w:hAnsi="Arial"/>
@@ -6547,7 +6547,7 @@
               <w:spacing w:after="10" w:before="0"/>
               <w:ind w:left="120"/>
             </w:pPr>
-            <w:hyperlink w:history="1" r:id="rIdygkzrhpxfkelyzahjewpy">
+            <w:hyperlink w:history="1" r:id="rIdkazmf8xo4v2ukx49oz4mm">
               <w:r>
                 <w:rPr>
                   <w:rFonts w:ascii="Arial" w:cs="Arial" w:eastAsia="Arial" w:hAnsi="Arial"/>
@@ -6592,7 +6592,7 @@
             <w:pPr>
               <w:spacing w:after="20" w:before="0"/>
             </w:pPr>
-            <w:hyperlink w:history="1" r:id="rIdovh_kjg0g61lwrn8nzmuk">
+            <w:hyperlink w:history="1" r:id="rIdyaqfpx63qedr1wiy32aty">
               <w:r>
                 <w:rPr>
                   <w:rFonts w:ascii="Arial" w:cs="Arial" w:eastAsia="Arial" w:hAnsi="Arial"/>
@@ -6625,7 +6625,7 @@
               <w:spacing w:after="10" w:before="0"/>
               <w:ind w:left="120"/>
             </w:pPr>
-            <w:hyperlink w:history="1" r:id="rIdubaxo-alxtlzeyxiaquyv">
+            <w:hyperlink w:history="1" r:id="rIdrjduy2csoobyghayo7p94">
               <w:r>
                 <w:rPr>
                   <w:rFonts w:ascii="Arial" w:cs="Arial" w:eastAsia="Arial" w:hAnsi="Arial"/>
@@ -6820,7 +6820,7 @@
             <w:pPr>
               <w:spacing w:after="20" w:before="0"/>
             </w:pPr>
-            <w:hyperlink w:history="1" r:id="rIdfcdikb5zt5ihidrqcza7g">
+            <w:hyperlink w:history="1" r:id="rIdggndknqvxcyf-sza87opr">
               <w:r>
                 <w:rPr>
                   <w:rFonts w:ascii="Arial" w:cs="Arial" w:eastAsia="Arial" w:hAnsi="Arial"/>
@@ -6853,7 +6853,7 @@
               <w:spacing w:after="10" w:before="0"/>
               <w:ind w:left="120"/>
             </w:pPr>
-            <w:hyperlink w:history="1" r:id="rIdj7x_vqbiifbdtwy9oapm2">
+            <w:hyperlink w:history="1" r:id="rIdh1ggyskrtzo19iepnnqyd">
               <w:r>
                 <w:rPr>
                   <w:rFonts w:ascii="Arial" w:cs="Arial" w:eastAsia="Arial" w:hAnsi="Arial"/>
@@ -6898,7 +6898,7 @@
             <w:pPr>
               <w:spacing w:after="20" w:before="0"/>
             </w:pPr>
-            <w:hyperlink w:history="1" r:id="rIdwxbhnebn8qhfaye31bdto">
+            <w:hyperlink w:history="1" r:id="rIdqmfvegcznayk-ptjhgy8h">
               <w:r>
                 <w:rPr>
                   <w:rFonts w:ascii="Arial" w:cs="Arial" w:eastAsia="Arial" w:hAnsi="Arial"/>
@@ -6947,7 +6947,7 @@
               <w:spacing w:after="10" w:before="0"/>
               <w:ind w:left="120"/>
             </w:pPr>
-            <w:hyperlink w:history="1" r:id="rIdzkdgbaobxdp3v_ekaf2n3">
+            <w:hyperlink w:history="1" r:id="rId9zz0_rl86hnqu4hzghyjf">
               <w:r>
                 <w:rPr>
                   <w:rFonts w:ascii="Arial" w:cs="Arial" w:eastAsia="Arial" w:hAnsi="Arial"/>
@@ -7142,7 +7142,7 @@
             <w:pPr>
               <w:spacing w:after="20" w:before="0"/>
             </w:pPr>
-            <w:hyperlink w:history="1" r:id="rIddhbgzf2zuwwxyusdyl26q">
+            <w:hyperlink w:history="1" r:id="rIdts-6ewk2qnff1_rgqvqi0">
               <w:r>
                 <w:rPr>
                   <w:rFonts w:ascii="Arial" w:cs="Arial" w:eastAsia="Arial" w:hAnsi="Arial"/>
@@ -7175,7 +7175,7 @@
               <w:spacing w:after="10" w:before="0"/>
               <w:ind w:left="120"/>
             </w:pPr>
-            <w:hyperlink w:history="1" r:id="rId6tbgcg-oclqzdefsnwq_i">
+            <w:hyperlink w:history="1" r:id="rIdsqbry-hhtshouleafb5-f">
               <w:r>
                 <w:rPr>
                   <w:rFonts w:ascii="Arial" w:cs="Arial" w:eastAsia="Arial" w:hAnsi="Arial"/>
@@ -7220,7 +7220,7 @@
             <w:pPr>
               <w:spacing w:after="20" w:before="0"/>
             </w:pPr>
-            <w:hyperlink w:history="1" r:id="rIdjiqxoue7imibixajwnhrl">
+            <w:hyperlink w:history="1" r:id="rId9adkqbbfn9_qfws0fxjm9">
               <w:r>
                 <w:rPr>
                   <w:rFonts w:ascii="Arial" w:cs="Arial" w:eastAsia="Arial" w:hAnsi="Arial"/>
@@ -7269,7 +7269,7 @@
               <w:spacing w:after="10" w:before="0"/>
               <w:ind w:left="120"/>
             </w:pPr>
-            <w:hyperlink w:history="1" r:id="rId5vjkzehoo7utfeblaacwp">
+            <w:hyperlink w:history="1" r:id="rId3scgtnkyhcouwd-zmiqwu">
               <w:r>
                 <w:rPr>
                   <w:rFonts w:ascii="Arial" w:cs="Arial" w:eastAsia="Arial" w:hAnsi="Arial"/>
@@ -7464,7 +7464,7 @@
             <w:pPr>
               <w:spacing w:after="20" w:before="0"/>
             </w:pPr>
-            <w:hyperlink w:history="1" r:id="rIdtlqsapft23y6e70ilahsw">
+            <w:hyperlink w:history="1" r:id="rIdhl21utxs8leqlunesgbt7">
               <w:r>
                 <w:rPr>
                   <w:rFonts w:ascii="Arial" w:cs="Arial" w:eastAsia="Arial" w:hAnsi="Arial"/>
@@ -7497,7 +7497,7 @@
               <w:spacing w:after="10" w:before="0"/>
               <w:ind w:left="120"/>
             </w:pPr>
-            <w:hyperlink w:history="1" r:id="rIdl_6lugl_pmfu-jz8pco-v">
+            <w:hyperlink w:history="1" r:id="rId9uynvupdeg_rez5x-jthg">
               <w:r>
                 <w:rPr>
                   <w:rFonts w:ascii="Arial" w:cs="Arial" w:eastAsia="Arial" w:hAnsi="Arial"/>
@@ -7542,7 +7542,7 @@
             <w:pPr>
               <w:spacing w:after="20" w:before="0"/>
             </w:pPr>
-            <w:hyperlink w:history="1" r:id="rIdj6bh7a0ziltrnvogmt8wt">
+            <w:hyperlink w:history="1" r:id="rIdhrjtlg8um8rvgd5152swo">
               <w:r>
                 <w:rPr>
                   <w:rFonts w:ascii="Arial" w:cs="Arial" w:eastAsia="Arial" w:hAnsi="Arial"/>
@@ -7591,7 +7591,7 @@
               <w:spacing w:after="10" w:before="0"/>
               <w:ind w:left="120"/>
             </w:pPr>
-            <w:hyperlink w:history="1" r:id="rIdp8ykbrkuvcuc8rxqlxwxu">
+            <w:hyperlink w:history="1" r:id="rIdaitii6ofiokoy5ao5nu35">
               <w:r>
                 <w:rPr>
                   <w:rFonts w:ascii="Arial" w:cs="Arial" w:eastAsia="Arial" w:hAnsi="Arial"/>
@@ -8103,7 +8103,7 @@
         </w:rPr>
         <w:t xml:space="preserve">© 2026 SeaVuria and ARES. Aligned with KICD objectives. Developed by SeaVuria; technical implementation by ARES (with AI assistance from Claude). Licensed under </w:t>
       </w:r>
-      <w:hyperlink w:history="1" r:id="rId_aomby8zo8kffquxoqclk">
+      <w:hyperlink w:history="1" r:id="rIdfgcptwrnpo8woxkyeqvbg">
         <w:r>
           <w:rPr>
             <w:rFonts w:ascii="Arial" w:cs="Arial" w:eastAsia="Arial" w:hAnsi="Arial"/>
@@ -8124,7 +8124,7 @@
         </w:rPr>
         <w:t xml:space="preserve"> (</w:t>
       </w:r>
-      <w:hyperlink w:history="1" r:id="rIdvu5bb_hpntyojmt0xs6-b">
+      <w:hyperlink w:history="1" r:id="rIdf2xlu4devus89_fsymsxx">
         <w:r>
           <w:rPr>
             <w:rFonts w:ascii="Arial" w:cs="Arial" w:eastAsia="Arial" w:hAnsi="Arial"/>
@@ -9154,7 +9154,7 @@
               <w:spacing w:after="10" w:before="0"/>
               <w:ind w:left="120"/>
             </w:pPr>
-            <w:hyperlink w:history="1" r:id="rIdcoq9u_cegtxpghfbj9uex">
+            <w:hyperlink w:history="1" r:id="rIdnhkohvwqp5njiy5fqdfv4">
               <w:r>
                 <w:rPr>
                   <w:rFonts w:ascii="Arial" w:cs="Arial" w:eastAsia="Arial" w:hAnsi="Arial"/>
@@ -9231,7 +9231,7 @@
               <w:spacing w:after="10" w:before="0"/>
               <w:ind w:left="120"/>
             </w:pPr>
-            <w:hyperlink w:history="1" r:id="rIdalojymwsqgc7onlkpybg1">
+            <w:hyperlink w:history="1" r:id="rId4if9wdwfrcy0kxw-j0weo">
               <w:r>
                 <w:rPr>
                   <w:rFonts w:ascii="Arial" w:cs="Arial" w:eastAsia="Arial" w:hAnsi="Arial"/>
@@ -9458,7 +9458,7 @@
               <w:spacing w:after="10" w:before="0"/>
               <w:ind w:left="120"/>
             </w:pPr>
-            <w:hyperlink w:history="1" r:id="rIdscf3ra2ev8_ojqiexpbcj">
+            <w:hyperlink w:history="1" r:id="rIdn8yvesmuj-urvdi_1gqul">
               <w:r>
                 <w:rPr>
                   <w:rFonts w:ascii="Arial" w:cs="Arial" w:eastAsia="Arial" w:hAnsi="Arial"/>
@@ -9535,7 +9535,7 @@
               <w:spacing w:after="10" w:before="0"/>
               <w:ind w:left="120"/>
             </w:pPr>
-            <w:hyperlink w:history="1" r:id="rIdcrb_6l-m6sgbtnimma9q6">
+            <w:hyperlink w:history="1" r:id="rIdsfh_9gq1lvepqe99v5gwp">
               <w:r>
                 <w:rPr>
                   <w:rFonts w:ascii="Arial" w:cs="Arial" w:eastAsia="Arial" w:hAnsi="Arial"/>
@@ -9762,7 +9762,7 @@
               <w:spacing w:after="10" w:before="0"/>
               <w:ind w:left="120"/>
             </w:pPr>
-            <w:hyperlink w:history="1" r:id="rIdgbsmdqj0q8kgatp6iivly">
+            <w:hyperlink w:history="1" r:id="rId8jimvdq1jit6tufdtuoiq">
               <w:r>
                 <w:rPr>
                   <w:rFonts w:ascii="Arial" w:cs="Arial" w:eastAsia="Arial" w:hAnsi="Arial"/>
@@ -9839,7 +9839,7 @@
               <w:spacing w:after="10" w:before="0"/>
               <w:ind w:left="120"/>
             </w:pPr>
-            <w:hyperlink w:history="1" r:id="rIdpcd9po6y4i6f-mju90lp-">
+            <w:hyperlink w:history="1" r:id="rIdqp8jnpevof3f953cldq1t">
               <w:r>
                 <w:rPr>
                   <w:rFonts w:ascii="Arial" w:cs="Arial" w:eastAsia="Arial" w:hAnsi="Arial"/>
@@ -10066,7 +10066,7 @@
               <w:spacing w:after="10" w:before="0"/>
               <w:ind w:left="120"/>
             </w:pPr>
-            <w:hyperlink w:history="1" r:id="rId3bc0imue-6xjiaat7htv2">
+            <w:hyperlink w:history="1" r:id="rIdzhok11wmamqfbrvkmk_a9">
               <w:r>
                 <w:rPr>
                   <w:rFonts w:ascii="Arial" w:cs="Arial" w:eastAsia="Arial" w:hAnsi="Arial"/>
@@ -10143,7 +10143,7 @@
               <w:spacing w:after="10" w:before="0"/>
               <w:ind w:left="120"/>
             </w:pPr>
-            <w:hyperlink w:history="1" r:id="rIdsn_-w7vtzvsbztn2cqoh3">
+            <w:hyperlink w:history="1" r:id="rIdrejftpzhff-itfoeqkmth">
               <w:r>
                 <w:rPr>
                   <w:rFonts w:ascii="Arial" w:cs="Arial" w:eastAsia="Arial" w:hAnsi="Arial"/>
@@ -10370,7 +10370,7 @@
               <w:spacing w:after="10" w:before="0"/>
               <w:ind w:left="120"/>
             </w:pPr>
-            <w:hyperlink w:history="1" r:id="rIddxyvmhyf0otdcmqdgs42j">
+            <w:hyperlink w:history="1" r:id="rIdymfxcx64jkjvgtkgt4jnh">
               <w:r>
                 <w:rPr>
                   <w:rFonts w:ascii="Arial" w:cs="Arial" w:eastAsia="Arial" w:hAnsi="Arial"/>
@@ -10447,7 +10447,7 @@
               <w:spacing w:after="10" w:before="0"/>
               <w:ind w:left="120"/>
             </w:pPr>
-            <w:hyperlink w:history="1" r:id="rIdiuh_qfa40d7hax7nwj8kc">
+            <w:hyperlink w:history="1" r:id="rIdhsm5n29_8iatuhyuhjpih">
               <w:r>
                 <w:rPr>
                   <w:rFonts w:ascii="Arial" w:cs="Arial" w:eastAsia="Arial" w:hAnsi="Arial"/>
@@ -10974,7 +10974,7 @@
         </w:rPr>
         <w:t xml:space="preserve">© 2026 SeaVuria and ARES. Aligned with KICD objectives. Developed by SeaVuria; technical implementation by ARES (with AI assistance from Claude). Licensed under </w:t>
       </w:r>
-      <w:hyperlink w:history="1" r:id="rIdvm-67msgbjsezuow1cmk2">
+      <w:hyperlink w:history="1" r:id="rId5lfqse_r9pbn4xdeni75w">
         <w:r>
           <w:rPr>
             <w:rFonts w:ascii="Arial" w:cs="Arial" w:eastAsia="Arial" w:hAnsi="Arial"/>
@@ -10995,7 +10995,7 @@
         </w:rPr>
         <w:t xml:space="preserve"> (</w:t>
       </w:r>
-      <w:hyperlink w:history="1" r:id="rId90jac2j_gwbaqpaiwrxic">
+      <w:hyperlink w:history="1" r:id="rIdxu3y8qypawxdux7agzntn">
         <w:r>
           <w:rPr>
             <w:rFonts w:ascii="Arial" w:cs="Arial" w:eastAsia="Arial" w:hAnsi="Arial"/>
@@ -12025,7 +12025,7 @@
               <w:spacing w:after="10" w:before="0"/>
               <w:ind w:left="120"/>
             </w:pPr>
-            <w:hyperlink w:history="1" r:id="rIdnydv2ro61ku0w80kg4tai">
+            <w:hyperlink w:history="1" r:id="rId3yublqixfezh7eemb8qi6">
               <w:r>
                 <w:rPr>
                   <w:rFonts w:ascii="Arial" w:cs="Arial" w:eastAsia="Arial" w:hAnsi="Arial"/>
@@ -12102,7 +12102,7 @@
               <w:spacing w:after="10" w:before="0"/>
               <w:ind w:left="120"/>
             </w:pPr>
-            <w:hyperlink w:history="1" r:id="rIdyk5e1x8hldoegfeoldj6f">
+            <w:hyperlink w:history="1" r:id="rIdelf4xlbrxxllgaahituit">
               <w:r>
                 <w:rPr>
                   <w:rFonts w:ascii="Arial" w:cs="Arial" w:eastAsia="Arial" w:hAnsi="Arial"/>
@@ -12329,7 +12329,7 @@
               <w:spacing w:after="10" w:before="0"/>
               <w:ind w:left="120"/>
             </w:pPr>
-            <w:hyperlink w:history="1" r:id="rId3mel0q5kzwwnxdsszhhfr">
+            <w:hyperlink w:history="1" r:id="rIdz9duejtw_dbl40me-7tt6">
               <w:r>
                 <w:rPr>
                   <w:rFonts w:ascii="Arial" w:cs="Arial" w:eastAsia="Arial" w:hAnsi="Arial"/>
@@ -12406,7 +12406,7 @@
               <w:spacing w:after="10" w:before="0"/>
               <w:ind w:left="120"/>
             </w:pPr>
-            <w:hyperlink w:history="1" r:id="rIdjenqho0zb3gbx1zx1fm0s">
+            <w:hyperlink w:history="1" r:id="rIdwdm15zr67qwt5qbppti-l">
               <w:r>
                 <w:rPr>
                   <w:rFonts w:ascii="Arial" w:cs="Arial" w:eastAsia="Arial" w:hAnsi="Arial"/>
@@ -12788,7 +12788,7 @@
               <w:spacing w:after="10" w:before="0"/>
               <w:ind w:left="120"/>
             </w:pPr>
-            <w:hyperlink w:history="1" r:id="rIdgfrchzyvg8l8uawpnubxi">
+            <w:hyperlink w:history="1" r:id="rIdfcpsgxzbxjv8a7i97ucpv">
               <w:r>
                 <w:rPr>
                   <w:rFonts w:ascii="Arial" w:cs="Arial" w:eastAsia="Arial" w:hAnsi="Arial"/>
@@ -12865,7 +12865,7 @@
               <w:spacing w:after="10" w:before="0"/>
               <w:ind w:left="120"/>
             </w:pPr>
-            <w:hyperlink w:history="1" r:id="rIdpmqt_rswmp8fmlaslejl_">
+            <w:hyperlink w:history="1" r:id="rIdfttrkeki5owith1yj5taj">
               <w:r>
                 <w:rPr>
                   <w:rFonts w:ascii="Arial" w:cs="Arial" w:eastAsia="Arial" w:hAnsi="Arial"/>
@@ -13092,7 +13092,7 @@
               <w:spacing w:after="10" w:before="0"/>
               <w:ind w:left="120"/>
             </w:pPr>
-            <w:hyperlink w:history="1" r:id="rIdtvecuj40swpyeoxuhudjf">
+            <w:hyperlink w:history="1" r:id="rIdzvrvftvc_gdrwtbpeo1nl">
               <w:r>
                 <w:rPr>
                   <w:rFonts w:ascii="Arial" w:cs="Arial" w:eastAsia="Arial" w:hAnsi="Arial"/>
@@ -13169,7 +13169,7 @@
               <w:spacing w:after="10" w:before="0"/>
               <w:ind w:left="120"/>
             </w:pPr>
-            <w:hyperlink w:history="1" r:id="rId-k20b_vmvhvshbe8kig08">
+            <w:hyperlink w:history="1" r:id="rIdfdfwdmex1roapzlu2anxn">
               <w:r>
                 <w:rPr>
                   <w:rFonts w:ascii="Arial" w:cs="Arial" w:eastAsia="Arial" w:hAnsi="Arial"/>
@@ -13396,7 +13396,7 @@
               <w:spacing w:after="10" w:before="0"/>
               <w:ind w:left="120"/>
             </w:pPr>
-            <w:hyperlink w:history="1" r:id="rIdyzezeie69v5hsjr0iglzl">
+            <w:hyperlink w:history="1" r:id="rIdl2vw0cmirieoq_k1ddouc">
               <w:r>
                 <w:rPr>
                   <w:rFonts w:ascii="Arial" w:cs="Arial" w:eastAsia="Arial" w:hAnsi="Arial"/>
@@ -13473,7 +13473,7 @@
               <w:spacing w:after="10" w:before="0"/>
               <w:ind w:left="120"/>
             </w:pPr>
-            <w:hyperlink w:history="1" r:id="rIdupzb5vk_totnna6y692-b">
+            <w:hyperlink w:history="1" r:id="rIdk5ytyhgsqumfpjztmwj_i">
               <w:r>
                 <w:rPr>
                   <w:rFonts w:ascii="Arial" w:cs="Arial" w:eastAsia="Arial" w:hAnsi="Arial"/>
@@ -14000,7 +14000,7 @@
         </w:rPr>
         <w:t xml:space="preserve">© 2026 SeaVuria and ARES. Aligned with KICD objectives. Developed by SeaVuria; technical implementation by ARES (with AI assistance from Claude). Licensed under </w:t>
       </w:r>
-      <w:hyperlink w:history="1" r:id="rIdss5vokd1kqwpdbygsxioj">
+      <w:hyperlink w:history="1" r:id="rIdrzueldeo8hjpwep6bgfrg">
         <w:r>
           <w:rPr>
             <w:rFonts w:ascii="Arial" w:cs="Arial" w:eastAsia="Arial" w:hAnsi="Arial"/>
@@ -14021,7 +14021,7 @@
         </w:rPr>
         <w:t xml:space="preserve"> (</w:t>
       </w:r>
-      <w:hyperlink w:history="1" r:id="rIdcokpheatfciz-k-aox138">
+      <w:hyperlink w:history="1" r:id="rIdg18lo-ivn0tymhiqt2atb">
         <w:r>
           <w:rPr>
             <w:rFonts w:ascii="Arial" w:cs="Arial" w:eastAsia="Arial" w:hAnsi="Arial"/>
@@ -15051,7 +15051,7 @@
               <w:spacing w:after="10" w:before="0"/>
               <w:ind w:left="120"/>
             </w:pPr>
-            <w:hyperlink w:history="1" r:id="rIdrmc6y16vkqzbpqgdr3it3">
+            <w:hyperlink w:history="1" r:id="rIdu2qkriaysnergygjq9ijd">
               <w:r>
                 <w:rPr>
                   <w:rFonts w:ascii="Arial" w:cs="Arial" w:eastAsia="Arial" w:hAnsi="Arial"/>
@@ -15111,7 +15111,7 @@
             <w:pPr>
               <w:spacing w:after="20" w:before="0"/>
             </w:pPr>
-            <w:hyperlink w:history="1" r:id="rIdhsjj-j4astht4rncqxlr-">
+            <w:hyperlink w:history="1" r:id="rIdxadusi99o7futj5gm7j9s">
               <w:r>
                 <w:rPr>
                   <w:rFonts w:ascii="Arial" w:cs="Arial" w:eastAsia="Arial" w:hAnsi="Arial"/>
@@ -15144,7 +15144,7 @@
               <w:spacing w:after="10" w:before="0"/>
               <w:ind w:left="120"/>
             </w:pPr>
-            <w:hyperlink w:history="1" r:id="rIdld9wvsxmrdvbm6vpluqg-">
+            <w:hyperlink w:history="1" r:id="rIdbmxzlvs0qq6xldwkz2oqh">
               <w:r>
                 <w:rPr>
                   <w:rFonts w:ascii="Arial" w:cs="Arial" w:eastAsia="Arial" w:hAnsi="Arial"/>
@@ -15356,7 +15356,7 @@
               <w:spacing w:after="10" w:before="0"/>
               <w:ind w:left="120"/>
             </w:pPr>
-            <w:hyperlink w:history="1" r:id="rIdlj7pujy7rea8wj29sp_to">
+            <w:hyperlink w:history="1" r:id="rId46q7lp0fsfaa7zr6vzsy5">
               <w:r>
                 <w:rPr>
                   <w:rFonts w:ascii="Arial" w:cs="Arial" w:eastAsia="Arial" w:hAnsi="Arial"/>
@@ -15416,7 +15416,7 @@
             <w:pPr>
               <w:spacing w:after="20" w:before="0"/>
             </w:pPr>
-            <w:hyperlink w:history="1" r:id="rIda32xo5m-dvlqrwiruarqr">
+            <w:hyperlink w:history="1" r:id="rId21awv2q8_c3rx58j7ze6e">
               <w:r>
                 <w:rPr>
                   <w:rFonts w:ascii="Arial" w:cs="Arial" w:eastAsia="Arial" w:hAnsi="Arial"/>
@@ -15449,7 +15449,7 @@
               <w:spacing w:after="10" w:before="0"/>
               <w:ind w:left="120"/>
             </w:pPr>
-            <w:hyperlink w:history="1" r:id="rIdgz5tkxoh8j_nae1hmi76r">
+            <w:hyperlink w:history="1" r:id="rIdoynlrgdzp-h5wtarwuw3z">
               <w:r>
                 <w:rPr>
                   <w:rFonts w:ascii="Arial" w:cs="Arial" w:eastAsia="Arial" w:hAnsi="Arial"/>
@@ -15661,7 +15661,7 @@
               <w:spacing w:after="10" w:before="0"/>
               <w:ind w:left="120"/>
             </w:pPr>
-            <w:hyperlink w:history="1" r:id="rId-ue1ab1xvocfg2abrg5no">
+            <w:hyperlink w:history="1" r:id="rIdv1ssvgamwnhgczjzdcf8w">
               <w:r>
                 <w:rPr>
                   <w:rFonts w:ascii="Arial" w:cs="Arial" w:eastAsia="Arial" w:hAnsi="Arial"/>
@@ -15721,7 +15721,7 @@
             <w:pPr>
               <w:spacing w:after="20" w:before="0"/>
             </w:pPr>
-            <w:hyperlink w:history="1" r:id="rId5jwdf4-qcwmxpxikmp6s2">
+            <w:hyperlink w:history="1" r:id="rIdabplvwevqlc9lezlxto1a">
               <w:r>
                 <w:rPr>
                   <w:rFonts w:ascii="Arial" w:cs="Arial" w:eastAsia="Arial" w:hAnsi="Arial"/>
@@ -15770,7 +15770,7 @@
               <w:spacing w:after="10" w:before="0"/>
               <w:ind w:left="120"/>
             </w:pPr>
-            <w:hyperlink w:history="1" r:id="rIdje6tlmf7zgsjfbc3qwwxc">
+            <w:hyperlink w:history="1" r:id="rIdb2kjghdri3zoyetudyyr6">
               <w:r>
                 <w:rPr>
                   <w:rFonts w:ascii="Arial" w:cs="Arial" w:eastAsia="Arial" w:hAnsi="Arial"/>
@@ -15982,7 +15982,7 @@
               <w:spacing w:after="10" w:before="0"/>
               <w:ind w:left="120"/>
             </w:pPr>
-            <w:hyperlink w:history="1" r:id="rIddc0jtyo7hg0chkhfsnqov">
+            <w:hyperlink w:history="1" r:id="rIdfychfvgisaawxirhie4am">
               <w:r>
                 <w:rPr>
                   <w:rFonts w:ascii="Arial" w:cs="Arial" w:eastAsia="Arial" w:hAnsi="Arial"/>
@@ -16042,7 +16042,7 @@
             <w:pPr>
               <w:spacing w:after="20" w:before="0"/>
             </w:pPr>
-            <w:hyperlink w:history="1" r:id="rId4ltn_-sdubhdglpxrholv">
+            <w:hyperlink w:history="1" r:id="rId5pk6sgzstynepnjkvjgpc">
               <w:r>
                 <w:rPr>
                   <w:rFonts w:ascii="Arial" w:cs="Arial" w:eastAsia="Arial" w:hAnsi="Arial"/>
@@ -16091,7 +16091,7 @@
               <w:spacing w:after="10" w:before="0"/>
               <w:ind w:left="120"/>
             </w:pPr>
-            <w:hyperlink w:history="1" r:id="rIdeywydxvgomsnttp3ix6vu">
+            <w:hyperlink w:history="1" r:id="rIdzsgsry4hkpqyqdapl-zyv">
               <w:r>
                 <w:rPr>
                   <w:rFonts w:ascii="Arial" w:cs="Arial" w:eastAsia="Arial" w:hAnsi="Arial"/>
@@ -16303,7 +16303,7 @@
               <w:spacing w:after="10" w:before="0"/>
               <w:ind w:left="120"/>
             </w:pPr>
-            <w:hyperlink w:history="1" r:id="rId9rnmgusi1juac3w8ywfvc">
+            <w:hyperlink w:history="1" r:id="rIdqwunnrmmq4tnmbjykz1ec">
               <w:r>
                 <w:rPr>
                   <w:rFonts w:ascii="Arial" w:cs="Arial" w:eastAsia="Arial" w:hAnsi="Arial"/>
@@ -16363,7 +16363,7 @@
             <w:pPr>
               <w:spacing w:after="20" w:before="0"/>
             </w:pPr>
-            <w:hyperlink w:history="1" r:id="rIdsozemctvxscobxwdu3wfk">
+            <w:hyperlink w:history="1" r:id="rIdk4crtydursjsivwghhk0k">
               <w:r>
                 <w:rPr>
                   <w:rFonts w:ascii="Arial" w:cs="Arial" w:eastAsia="Arial" w:hAnsi="Arial"/>
@@ -16412,7 +16412,7 @@
               <w:spacing w:after="10" w:before="0"/>
               <w:ind w:left="120"/>
             </w:pPr>
-            <w:hyperlink w:history="1" r:id="rId2yfgbabim_az8ogrv_xs3">
+            <w:hyperlink w:history="1" r:id="rIdpuersmwpc3_t42qzfzgvg">
               <w:r>
                 <w:rPr>
                   <w:rFonts w:ascii="Arial" w:cs="Arial" w:eastAsia="Arial" w:hAnsi="Arial"/>
@@ -17019,7 +17019,7 @@
         </w:rPr>
         <w:t xml:space="preserve">© 2026 SeaVuria and ARES. Aligned with KICD objectives. Developed by SeaVuria; technical implementation by ARES (with AI assistance from Claude). Licensed under </w:t>
       </w:r>
-      <w:hyperlink w:history="1" r:id="rIdapitjj_fx71xxkdsctlyt">
+      <w:hyperlink w:history="1" r:id="rIdd574k2cgcupmbbqsmqz1a">
         <w:r>
           <w:rPr>
             <w:rFonts w:ascii="Arial" w:cs="Arial" w:eastAsia="Arial" w:hAnsi="Arial"/>
@@ -17040,7 +17040,7 @@
         </w:rPr>
         <w:t xml:space="preserve"> (</w:t>
       </w:r>
-      <w:hyperlink w:history="1" r:id="rIdmgqq9xavzdzaxyzyopr_t">
+      <w:hyperlink w:history="1" r:id="rIdccfnpy2idjypmniwsh1bn">
         <w:r>
           <w:rPr>
             <w:rFonts w:ascii="Arial" w:cs="Arial" w:eastAsia="Arial" w:hAnsi="Arial"/>
@@ -18053,7 +18053,7 @@
             <w:pPr>
               <w:spacing w:after="20" w:before="0"/>
             </w:pPr>
-            <w:hyperlink w:history="1" r:id="rId4tmemxvdrotb12didbgug">
+            <w:hyperlink w:history="1" r:id="rIdc71_2lffz0cqkyntkrjwc">
               <w:r>
                 <w:rPr>
                   <w:rFonts w:ascii="Arial" w:cs="Arial" w:eastAsia="Arial" w:hAnsi="Arial"/>
@@ -18086,7 +18086,7 @@
               <w:spacing w:after="10" w:before="0"/>
               <w:ind w:left="120"/>
             </w:pPr>
-            <w:hyperlink w:history="1" r:id="rIdwmknb8othfafbunlou66-">
+            <w:hyperlink w:history="1" r:id="rIdpaoli8puj6ff0e7dxzfpk">
               <w:r>
                 <w:rPr>
                   <w:rFonts w:ascii="Arial" w:cs="Arial" w:eastAsia="Arial" w:hAnsi="Arial"/>
@@ -18148,7 +18148,7 @@
               <w:spacing w:after="10" w:before="0"/>
               <w:ind w:left="120"/>
             </w:pPr>
-            <w:hyperlink w:history="1" r:id="rId8l1irbnuwjicjk1fglinf">
+            <w:hyperlink w:history="1" r:id="rId3bwp0d3as4loscytj8doa">
               <w:r>
                 <w:rPr>
                   <w:rFonts w:ascii="Arial" w:cs="Arial" w:eastAsia="Arial" w:hAnsi="Arial"/>
@@ -18358,7 +18358,7 @@
             <w:pPr>
               <w:spacing w:after="20" w:before="0"/>
             </w:pPr>
-            <w:hyperlink w:history="1" r:id="rIdydhj7w2harxpsf2qmtrwz">
+            <w:hyperlink w:history="1" r:id="rIdpt9fvdgpmsvpncgqedfmp">
               <w:r>
                 <w:rPr>
                   <w:rFonts w:ascii="Arial" w:cs="Arial" w:eastAsia="Arial" w:hAnsi="Arial"/>
@@ -18391,7 +18391,7 @@
               <w:spacing w:after="10" w:before="0"/>
               <w:ind w:left="120"/>
             </w:pPr>
-            <w:hyperlink w:history="1" r:id="rIdckzcnmza1a58ad4sg2zez">
+            <w:hyperlink w:history="1" r:id="rId7_yc0xhjuvujzx5r0stqq">
               <w:r>
                 <w:rPr>
                   <w:rFonts w:ascii="Arial" w:cs="Arial" w:eastAsia="Arial" w:hAnsi="Arial"/>
@@ -18453,7 +18453,7 @@
               <w:spacing w:after="10" w:before="0"/>
               <w:ind w:left="120"/>
             </w:pPr>
-            <w:hyperlink w:history="1" r:id="rIdgrjxdauoticca-abhdpzz">
+            <w:hyperlink w:history="1" r:id="rIdp-ahgftme-_hop5ganq6u">
               <w:r>
                 <w:rPr>
                   <w:rFonts w:ascii="Arial" w:cs="Arial" w:eastAsia="Arial" w:hAnsi="Arial"/>
@@ -18663,7 +18663,7 @@
             <w:pPr>
               <w:spacing w:after="20" w:before="0"/>
             </w:pPr>
-            <w:hyperlink w:history="1" r:id="rIdk6bjtr0o1iajqydjf2wxv">
+            <w:hyperlink w:history="1" r:id="rIdeigtrvrpzkpyc_3fq1hx7">
               <w:r>
                 <w:rPr>
                   <w:rFonts w:ascii="Arial" w:cs="Arial" w:eastAsia="Arial" w:hAnsi="Arial"/>
@@ -18696,7 +18696,7 @@
               <w:spacing w:after="10" w:before="0"/>
               <w:ind w:left="120"/>
             </w:pPr>
-            <w:hyperlink w:history="1" r:id="rIdpurel-pqvzy7jmbnsj8ov">
+            <w:hyperlink w:history="1" r:id="rIdqkf4p6ystzk0aetvzzisi">
               <w:r>
                 <w:rPr>
                   <w:rFonts w:ascii="Arial" w:cs="Arial" w:eastAsia="Arial" w:hAnsi="Arial"/>
@@ -18758,7 +18758,7 @@
               <w:spacing w:after="10" w:before="0"/>
               <w:ind w:left="120"/>
             </w:pPr>
-            <w:hyperlink w:history="1" r:id="rIdo8f6tpj_ko0wor09ousht">
+            <w:hyperlink w:history="1" r:id="rIdortjzwatctfea2riuyrvk">
               <w:r>
                 <w:rPr>
                   <w:rFonts w:ascii="Arial" w:cs="Arial" w:eastAsia="Arial" w:hAnsi="Arial"/>
@@ -18968,7 +18968,7 @@
             <w:pPr>
               <w:spacing w:after="20" w:before="0"/>
             </w:pPr>
-            <w:hyperlink w:history="1" r:id="rIdg63ovqogvrrammrjnoopk">
+            <w:hyperlink w:history="1" r:id="rIdr3p4lfwmqq9_kfm53-lk2">
               <w:r>
                 <w:rPr>
                   <w:rFonts w:ascii="Arial" w:cs="Arial" w:eastAsia="Arial" w:hAnsi="Arial"/>
@@ -19001,7 +19001,7 @@
               <w:spacing w:after="10" w:before="0"/>
               <w:ind w:left="120"/>
             </w:pPr>
-            <w:hyperlink w:history="1" r:id="rIdmrgt0gc7-aedoy8fcbak1">
+            <w:hyperlink w:history="1" r:id="rIdmylv9lp-vx912-xc1fgna">
               <w:r>
                 <w:rPr>
                   <w:rFonts w:ascii="Arial" w:cs="Arial" w:eastAsia="Arial" w:hAnsi="Arial"/>
@@ -19063,7 +19063,7 @@
               <w:spacing w:after="10" w:before="0"/>
               <w:ind w:left="120"/>
             </w:pPr>
-            <w:hyperlink w:history="1" r:id="rId9nvh7dpif2ufg_pcptfjq">
+            <w:hyperlink w:history="1" r:id="rIduc3tuix1kinmkbu_qfqau">
               <w:r>
                 <w:rPr>
                   <w:rFonts w:ascii="Arial" w:cs="Arial" w:eastAsia="Arial" w:hAnsi="Arial"/>
@@ -19273,7 +19273,7 @@
             <w:pPr>
               <w:spacing w:after="20" w:before="0"/>
             </w:pPr>
-            <w:hyperlink w:history="1" r:id="rIdpcgzr7np0peiynokrcy7i">
+            <w:hyperlink w:history="1" r:id="rIdujra8v2rqr-zuhegtmzjk">
               <w:r>
                 <w:rPr>
                   <w:rFonts w:ascii="Arial" w:cs="Arial" w:eastAsia="Arial" w:hAnsi="Arial"/>
@@ -19306,7 +19306,7 @@
               <w:spacing w:after="10" w:before="0"/>
               <w:ind w:left="120"/>
             </w:pPr>
-            <w:hyperlink w:history="1" r:id="rId5kzyr9w1gj1zypjxqbqsg">
+            <w:hyperlink w:history="1" r:id="rId5ltghnhq5agk3i7tk2eyj">
               <w:r>
                 <w:rPr>
                   <w:rFonts w:ascii="Arial" w:cs="Arial" w:eastAsia="Arial" w:hAnsi="Arial"/>
@@ -19368,7 +19368,7 @@
               <w:spacing w:after="10" w:before="0"/>
               <w:ind w:left="120"/>
             </w:pPr>
-            <w:hyperlink w:history="1" r:id="rIdrjn-mqsdpfs2hqazt8x1b">
+            <w:hyperlink w:history="1" r:id="rIdp5psslz5fevyq4dflwiah">
               <w:r>
                 <w:rPr>
                   <w:rFonts w:ascii="Arial" w:cs="Arial" w:eastAsia="Arial" w:hAnsi="Arial"/>
@@ -19990,7 +19990,7 @@
         </w:rPr>
         <w:t xml:space="preserve">© 2026 SeaVuria and ARES. Aligned with KICD objectives. Developed by SeaVuria; technical implementation by ARES (with AI assistance from Claude). Licensed under </w:t>
       </w:r>
-      <w:hyperlink w:history="1" r:id="rIdbdrsa-lmmqvt3is4u7xku">
+      <w:hyperlink w:history="1" r:id="rIdqif8v2sbtbfih8hsrp4qc">
         <w:r>
           <w:rPr>
             <w:rFonts w:ascii="Arial" w:cs="Arial" w:eastAsia="Arial" w:hAnsi="Arial"/>
@@ -20011,7 +20011,7 @@
         </w:rPr>
         <w:t xml:space="preserve"> (</w:t>
       </w:r>
-      <w:hyperlink w:history="1" r:id="rIdn9osbgccof491s-zyaem0">
+      <w:hyperlink w:history="1" r:id="rId3iv_eipmqgnpmnxrtzbkv">
         <w:r>
           <w:rPr>
             <w:rFonts w:ascii="Arial" w:cs="Arial" w:eastAsia="Arial" w:hAnsi="Arial"/>
@@ -21041,7 +21041,7 @@
               <w:spacing w:after="10" w:before="0"/>
               <w:ind w:left="120"/>
             </w:pPr>
-            <w:hyperlink w:history="1" r:id="rIdmj2gynn86vz3twjynmc6r">
+            <w:hyperlink w:history="1" r:id="rId5bz1kro6j61mxu3dh_s51">
               <w:r>
                 <w:rPr>
                   <w:rFonts w:ascii="Arial" w:cs="Arial" w:eastAsia="Arial" w:hAnsi="Arial"/>
@@ -21118,7 +21118,7 @@
               <w:spacing w:after="10" w:before="0"/>
               <w:ind w:left="120"/>
             </w:pPr>
-            <w:hyperlink w:history="1" r:id="rIdbnngx3nxljfewixls50xo">
+            <w:hyperlink w:history="1" r:id="rIdmclyuolkbut9kyxmb88dl">
               <w:r>
                 <w:rPr>
                   <w:rFonts w:ascii="Arial" w:cs="Arial" w:eastAsia="Arial" w:hAnsi="Arial"/>
@@ -21345,7 +21345,7 @@
               <w:spacing w:after="10" w:before="0"/>
               <w:ind w:left="120"/>
             </w:pPr>
-            <w:hyperlink w:history="1" r:id="rId4tfugqyr5e4xqft_ls6sa">
+            <w:hyperlink w:history="1" r:id="rIdf6jrtbsdf2y3zg8z0ve5s">
               <w:r>
                 <w:rPr>
                   <w:rFonts w:ascii="Arial" w:cs="Arial" w:eastAsia="Arial" w:hAnsi="Arial"/>
@@ -21422,7 +21422,7 @@
               <w:spacing w:after="10" w:before="0"/>
               <w:ind w:left="120"/>
             </w:pPr>
-            <w:hyperlink w:history="1" r:id="rIdiyrlxcuxblnqndkrj4afz">
+            <w:hyperlink w:history="1" r:id="rId-wmu-1pmbaa9hisyydqpv">
               <w:r>
                 <w:rPr>
                   <w:rFonts w:ascii="Arial" w:cs="Arial" w:eastAsia="Arial" w:hAnsi="Arial"/>
@@ -21649,7 +21649,7 @@
               <w:spacing w:after="10" w:before="0"/>
               <w:ind w:left="120"/>
             </w:pPr>
-            <w:hyperlink w:history="1" r:id="rIdtsjbykl9pux3y0qinwhw5">
+            <w:hyperlink w:history="1" r:id="rIdjrn-dffixovkc8wzhjwxa">
               <w:r>
                 <w:rPr>
                   <w:rFonts w:ascii="Arial" w:cs="Arial" w:eastAsia="Arial" w:hAnsi="Arial"/>
@@ -21726,7 +21726,7 @@
               <w:spacing w:after="10" w:before="0"/>
               <w:ind w:left="120"/>
             </w:pPr>
-            <w:hyperlink w:history="1" r:id="rIdpj0r2p_aewm3ga1z-gss6">
+            <w:hyperlink w:history="1" r:id="rIdz_2h-rru0iz_97i3do-l2">
               <w:r>
                 <w:rPr>
                   <w:rFonts w:ascii="Arial" w:cs="Arial" w:eastAsia="Arial" w:hAnsi="Arial"/>
@@ -21953,7 +21953,7 @@
               <w:spacing w:after="10" w:before="0"/>
               <w:ind w:left="120"/>
             </w:pPr>
-            <w:hyperlink w:history="1" r:id="rIdjcn2gio_dgxuruft5axm4">
+            <w:hyperlink w:history="1" r:id="rIdd-t8qzwc7lj1dxzpqft_g">
               <w:r>
                 <w:rPr>
                   <w:rFonts w:ascii="Arial" w:cs="Arial" w:eastAsia="Arial" w:hAnsi="Arial"/>
@@ -22030,7 +22030,7 @@
               <w:spacing w:after="10" w:before="0"/>
               <w:ind w:left="120"/>
             </w:pPr>
-            <w:hyperlink w:history="1" r:id="rIdvx8kta6bjucaxlvebs_cw">
+            <w:hyperlink w:history="1" r:id="rIdline3byycueq03j0ugfch">
               <w:r>
                 <w:rPr>
                   <w:rFonts w:ascii="Arial" w:cs="Arial" w:eastAsia="Arial" w:hAnsi="Arial"/>
@@ -22257,7 +22257,7 @@
               <w:spacing w:after="10" w:before="0"/>
               <w:ind w:left="120"/>
             </w:pPr>
-            <w:hyperlink w:history="1" r:id="rId3bmdfinjm-0vritjqfqjf">
+            <w:hyperlink w:history="1" r:id="rIdlpcek_adslrawsdze7rh4">
               <w:r>
                 <w:rPr>
                   <w:rFonts w:ascii="Arial" w:cs="Arial" w:eastAsia="Arial" w:hAnsi="Arial"/>
@@ -22334,7 +22334,7 @@
               <w:spacing w:after="10" w:before="0"/>
               <w:ind w:left="120"/>
             </w:pPr>
-            <w:hyperlink w:history="1" r:id="rIdslw7e6a5yaclpke5taej8">
+            <w:hyperlink w:history="1" r:id="rIdk-u4j-ljsx7fx6nzac8wi">
               <w:r>
                 <w:rPr>
                   <w:rFonts w:ascii="Arial" w:cs="Arial" w:eastAsia="Arial" w:hAnsi="Arial"/>
@@ -22861,7 +22861,7 @@
         </w:rPr>
         <w:t xml:space="preserve">© 2026 SeaVuria and ARES. Aligned with KICD objectives. Developed by SeaVuria; technical implementation by ARES (with AI assistance from Claude). Licensed under </w:t>
       </w:r>
-      <w:hyperlink w:history="1" r:id="rId_0owljvyrauuaxgbmym_o">
+      <w:hyperlink w:history="1" r:id="rIdghfqezyhxzu0sq6op2ffd">
         <w:r>
           <w:rPr>
             <w:rFonts w:ascii="Arial" w:cs="Arial" w:eastAsia="Arial" w:hAnsi="Arial"/>
@@ -22882,7 +22882,7 @@
         </w:rPr>
         <w:t xml:space="preserve"> (</w:t>
       </w:r>
-      <w:hyperlink w:history="1" r:id="rId8suilcfq1d-c_pijdahrv">
+      <w:hyperlink w:history="1" r:id="rIdeqqmvuos1epuhlctoxc9n">
         <w:r>
           <w:rPr>
             <w:rFonts w:ascii="Arial" w:cs="Arial" w:eastAsia="Arial" w:hAnsi="Arial"/>
@@ -23912,7 +23912,7 @@
               <w:spacing w:after="10" w:before="0"/>
               <w:ind w:left="120"/>
             </w:pPr>
-            <w:hyperlink w:history="1" r:id="rIdsemm2cfij5wkxbbzr5ojv">
+            <w:hyperlink w:history="1" r:id="rId6lkondoqnkx7i56n5u88k">
               <w:r>
                 <w:rPr>
                   <w:rFonts w:ascii="Arial" w:cs="Arial" w:eastAsia="Arial" w:hAnsi="Arial"/>
@@ -23972,7 +23972,7 @@
             <w:pPr>
               <w:spacing w:after="20" w:before="0"/>
             </w:pPr>
-            <w:hyperlink w:history="1" r:id="rIdk1ssghphdmkhjwmjyp16s">
+            <w:hyperlink w:history="1" r:id="rId1dps8w9yk_vrsiszkx48e">
               <w:r>
                 <w:rPr>
                   <w:rFonts w:ascii="Arial" w:cs="Arial" w:eastAsia="Arial" w:hAnsi="Arial"/>
@@ -24021,7 +24021,7 @@
               <w:spacing w:after="10" w:before="0"/>
               <w:ind w:left="120"/>
             </w:pPr>
-            <w:hyperlink w:history="1" r:id="rIdhyewftg9b54atlejffprc">
+            <w:hyperlink w:history="1" r:id="rIdauja2onmy9rsh6occk3wv">
               <w:r>
                 <w:rPr>
                   <w:rFonts w:ascii="Arial" w:cs="Arial" w:eastAsia="Arial" w:hAnsi="Arial"/>
@@ -24233,7 +24233,7 @@
               <w:spacing w:after="10" w:before="0"/>
               <w:ind w:left="120"/>
             </w:pPr>
-            <w:hyperlink w:history="1" r:id="rIdz0h71uhmir9iopk9rjddj">
+            <w:hyperlink w:history="1" r:id="rId7dorzfdix8l_jrzzp4531">
               <w:r>
                 <w:rPr>
                   <w:rFonts w:ascii="Arial" w:cs="Arial" w:eastAsia="Arial" w:hAnsi="Arial"/>
@@ -24293,7 +24293,7 @@
             <w:pPr>
               <w:spacing w:after="20" w:before="0"/>
             </w:pPr>
-            <w:hyperlink w:history="1" r:id="rIdkenkwlucc35ufoaqjzn36">
+            <w:hyperlink w:history="1" r:id="rIdxyuvpdggnx2cpkjlrqsvh">
               <w:r>
                 <w:rPr>
                   <w:rFonts w:ascii="Arial" w:cs="Arial" w:eastAsia="Arial" w:hAnsi="Arial"/>
@@ -24342,7 +24342,7 @@
               <w:spacing w:after="10" w:before="0"/>
               <w:ind w:left="120"/>
             </w:pPr>
-            <w:hyperlink w:history="1" r:id="rIdke8rhcwh7zeu0ccatirw6">
+            <w:hyperlink w:history="1" r:id="rIdsvkzerc-gl0v4_qhiqdf6">
               <w:r>
                 <w:rPr>
                   <w:rFonts w:ascii="Arial" w:cs="Arial" w:eastAsia="Arial" w:hAnsi="Arial"/>
@@ -24554,7 +24554,7 @@
               <w:spacing w:after="10" w:before="0"/>
               <w:ind w:left="120"/>
             </w:pPr>
-            <w:hyperlink w:history="1" r:id="rId06ck36bf-hivj2zpjzvhd">
+            <w:hyperlink w:history="1" r:id="rIdtw6uqaw6hstueaedahela">
               <w:r>
                 <w:rPr>
                   <w:rFonts w:ascii="Arial" w:cs="Arial" w:eastAsia="Arial" w:hAnsi="Arial"/>
@@ -24614,7 +24614,7 @@
             <w:pPr>
               <w:spacing w:after="20" w:before="0"/>
             </w:pPr>
-            <w:hyperlink w:history="1" r:id="rIdqfkky5vplx0rng9kljhze">
+            <w:hyperlink w:history="1" r:id="rIdhtrkkun_di1qtqu1p15f1">
               <w:r>
                 <w:rPr>
                   <w:rFonts w:ascii="Arial" w:cs="Arial" w:eastAsia="Arial" w:hAnsi="Arial"/>
@@ -24663,7 +24663,7 @@
               <w:spacing w:after="10" w:before="0"/>
               <w:ind w:left="120"/>
             </w:pPr>
-            <w:hyperlink w:history="1" r:id="rIdhwb0fnztyeiu3qjozlju0">
+            <w:hyperlink w:history="1" r:id="rIdybsxpn1tmyijjt8gdehym">
               <w:r>
                 <w:rPr>
                   <w:rFonts w:ascii="Arial" w:cs="Arial" w:eastAsia="Arial" w:hAnsi="Arial"/>
@@ -24875,7 +24875,7 @@
               <w:spacing w:after="10" w:before="0"/>
               <w:ind w:left="120"/>
             </w:pPr>
-            <w:hyperlink w:history="1" r:id="rIdiaohh7qo589hwp5tegfey">
+            <w:hyperlink w:history="1" r:id="rIdutr0zbwhebw36r55aycpl">
               <w:r>
                 <w:rPr>
                   <w:rFonts w:ascii="Arial" w:cs="Arial" w:eastAsia="Arial" w:hAnsi="Arial"/>
@@ -24935,7 +24935,7 @@
             <w:pPr>
               <w:spacing w:after="20" w:before="0"/>
             </w:pPr>
-            <w:hyperlink w:history="1" r:id="rIddex8xodlwdbpi_qx2vpjy">
+            <w:hyperlink w:history="1" r:id="rId0mztkvs00pnlc-mq30b3e">
               <w:r>
                 <w:rPr>
                   <w:rFonts w:ascii="Arial" w:cs="Arial" w:eastAsia="Arial" w:hAnsi="Arial"/>
@@ -24984,7 +24984,7 @@
               <w:spacing w:after="10" w:before="0"/>
               <w:ind w:left="120"/>
             </w:pPr>
-            <w:hyperlink w:history="1" r:id="rIdapfgupqhuc7n88ziip32w">
+            <w:hyperlink w:history="1" r:id="rIdq9qgzciv226badz0r6wp2">
               <w:r>
                 <w:rPr>
                   <w:rFonts w:ascii="Arial" w:cs="Arial" w:eastAsia="Arial" w:hAnsi="Arial"/>
@@ -25196,7 +25196,7 @@
               <w:spacing w:after="10" w:before="0"/>
               <w:ind w:left="120"/>
             </w:pPr>
-            <w:hyperlink w:history="1" r:id="rIdjngrqao9ivb2glmwqkmw9">
+            <w:hyperlink w:history="1" r:id="rIdfqkjnttyt8lpw54_xrhvy">
               <w:r>
                 <w:rPr>
                   <w:rFonts w:ascii="Arial" w:cs="Arial" w:eastAsia="Arial" w:hAnsi="Arial"/>
@@ -25256,7 +25256,7 @@
             <w:pPr>
               <w:spacing w:after="20" w:before="0"/>
             </w:pPr>
-            <w:hyperlink w:history="1" r:id="rId0mf0brv9iucxzgvlz0lqm">
+            <w:hyperlink w:history="1" r:id="rIdrfk2w08dw1zwgegxwdwfw">
               <w:r>
                 <w:rPr>
                   <w:rFonts w:ascii="Arial" w:cs="Arial" w:eastAsia="Arial" w:hAnsi="Arial"/>
@@ -25305,7 +25305,7 @@
               <w:spacing w:after="10" w:before="0"/>
               <w:ind w:left="120"/>
             </w:pPr>
-            <w:hyperlink w:history="1" r:id="rIdhulndap-tsnvwfn9cwaf_">
+            <w:hyperlink w:history="1" r:id="rIdj4rxlqzgkaxesu9rpagcl">
               <w:r>
                 <w:rPr>
                   <w:rFonts w:ascii="Arial" w:cs="Arial" w:eastAsia="Arial" w:hAnsi="Arial"/>
@@ -25817,7 +25817,7 @@
         </w:rPr>
         <w:t xml:space="preserve">© 2026 SeaVuria and ARES. Aligned with KICD objectives. Developed by SeaVuria; technical implementation by ARES (with AI assistance from Claude). Licensed under </w:t>
       </w:r>
-      <w:hyperlink w:history="1" r:id="rIdjcsebtmbdbt-pjphag-j4">
+      <w:hyperlink w:history="1" r:id="rIdt5n8wbqntrm01xkf56r03">
         <w:r>
           <w:rPr>
             <w:rFonts w:ascii="Arial" w:cs="Arial" w:eastAsia="Arial" w:hAnsi="Arial"/>
@@ -25838,7 +25838,7 @@
         </w:rPr>
         <w:t xml:space="preserve"> (</w:t>
       </w:r>
-      <w:hyperlink w:history="1" r:id="rIdogvwzdog3atcvwtji7ysm">
+      <w:hyperlink w:history="1" r:id="rIdn3o9jqkhppr8xxnullwz2">
         <w:r>
           <w:rPr>
             <w:rFonts w:ascii="Arial" w:cs="Arial" w:eastAsia="Arial" w:hAnsi="Arial"/>

--- a/data/outputs/v2/General_Science/SS1.7_Microorganisms/General_Science_Microorganisms_CBE_LessonSequence.docx
+++ b/data/outputs/v2/General_Science/SS1.7_Microorganisms/General_Science_Microorganisms_CBE_LessonSequence.docx
@@ -2285,7 +2285,7 @@
         </w:rPr>
         <w:t xml:space="preserve">© 2026 SeaVuria and ARES. This work is licensed under a </w:t>
       </w:r>
-      <w:hyperlink w:history="1" r:id="rIdvco4obe7k8rezbx45ghma">
+      <w:hyperlink w:history="1" r:id="rIdqwpk1g-sqrsuqaerf1djn">
         <w:r>
           <w:rPr>
             <w:rFonts w:ascii="Arial" w:cs="Arial" w:eastAsia="Arial" w:hAnsi="Arial"/>
@@ -2305,7 +2305,7 @@
         </w:rPr>
         <w:t xml:space="preserve"> (</w:t>
       </w:r>
-      <w:hyperlink w:history="1" r:id="rId5kijwtnndxmxqeb6jlf2h">
+      <w:hyperlink w:history="1" r:id="rId_qg0aygahvevf9s7_ibpf">
         <w:r>
           <w:rPr>
             <w:rFonts w:ascii="Arial" w:cs="Arial" w:eastAsia="Arial" w:hAnsi="Arial"/>
@@ -2325,7 +2325,7 @@
         </w:rPr>
         <w:t xml:space="preserve">). To view a copy of this license, visit </w:t>
       </w:r>
-      <w:hyperlink w:history="1" r:id="rIdgrhgrpsullph72hvtdvsc">
+      <w:hyperlink w:history="1" r:id="rIdupql-nhut2iajybm-rxam">
         <w:r>
           <w:rPr>
             <w:rFonts w:ascii="Arial" w:cs="Arial" w:eastAsia="Arial" w:hAnsi="Arial"/>
@@ -3354,7 +3354,7 @@
               <w:spacing w:after="10" w:before="0"/>
               <w:ind w:left="120"/>
             </w:pPr>
-            <w:hyperlink w:history="1" r:id="rIdagk7bb_w0rc7eyoiphvyq">
+            <w:hyperlink w:history="1" r:id="rIdrq6mhfwqafa6umv7dwhla">
               <w:r>
                 <w:rPr>
                   <w:rFonts w:ascii="Arial" w:cs="Arial" w:eastAsia="Arial" w:hAnsi="Arial"/>
@@ -3431,7 +3431,7 @@
               <w:spacing w:after="10" w:before="0"/>
               <w:ind w:left="120"/>
             </w:pPr>
-            <w:hyperlink w:history="1" r:id="rIdks5kcrg8auhwtogna8roa">
+            <w:hyperlink w:history="1" r:id="rId0yhnduvvxae3llo9xgoov">
               <w:r>
                 <w:rPr>
                   <w:rFonts w:ascii="Arial" w:cs="Arial" w:eastAsia="Arial" w:hAnsi="Arial"/>
@@ -3658,7 +3658,7 @@
               <w:spacing w:after="10" w:before="0"/>
               <w:ind w:left="120"/>
             </w:pPr>
-            <w:hyperlink w:history="1" r:id="rIdh8mhcfponguwzr6dct4si">
+            <w:hyperlink w:history="1" r:id="rIdzncjvpdf6icju012mqvby">
               <w:r>
                 <w:rPr>
                   <w:rFonts w:ascii="Arial" w:cs="Arial" w:eastAsia="Arial" w:hAnsi="Arial"/>
@@ -3735,7 +3735,7 @@
               <w:spacing w:after="10" w:before="0"/>
               <w:ind w:left="120"/>
             </w:pPr>
-            <w:hyperlink w:history="1" r:id="rIdjn_r5ut7gte5h8reyhhok">
+            <w:hyperlink w:history="1" r:id="rId-9en-gv92whxbezyunhqj">
               <w:r>
                 <w:rPr>
                   <w:rFonts w:ascii="Arial" w:cs="Arial" w:eastAsia="Arial" w:hAnsi="Arial"/>
@@ -3962,7 +3962,7 @@
               <w:spacing w:after="10" w:before="0"/>
               <w:ind w:left="120"/>
             </w:pPr>
-            <w:hyperlink w:history="1" r:id="rIdtovk8ztut_9drm1k5g3rs">
+            <w:hyperlink w:history="1" r:id="rIdsz0ks4z6m8bjj0qu-2pvr">
               <w:r>
                 <w:rPr>
                   <w:rFonts w:ascii="Arial" w:cs="Arial" w:eastAsia="Arial" w:hAnsi="Arial"/>
@@ -4039,7 +4039,7 @@
               <w:spacing w:after="10" w:before="0"/>
               <w:ind w:left="120"/>
             </w:pPr>
-            <w:hyperlink w:history="1" r:id="rIdwqvlpias6ialpi0rcihne">
+            <w:hyperlink w:history="1" r:id="rIdsswydtpzyz_rhizzcgzp-">
               <w:r>
                 <w:rPr>
                   <w:rFonts w:ascii="Arial" w:cs="Arial" w:eastAsia="Arial" w:hAnsi="Arial"/>
@@ -4266,7 +4266,7 @@
               <w:spacing w:after="10" w:before="0"/>
               <w:ind w:left="120"/>
             </w:pPr>
-            <w:hyperlink w:history="1" r:id="rId-ulwkprcahdzuw9lw9c5b">
+            <w:hyperlink w:history="1" r:id="rIdnunixma30vtn16uw5ifve">
               <w:r>
                 <w:rPr>
                   <w:rFonts w:ascii="Arial" w:cs="Arial" w:eastAsia="Arial" w:hAnsi="Arial"/>
@@ -4343,7 +4343,7 @@
               <w:spacing w:after="10" w:before="0"/>
               <w:ind w:left="120"/>
             </w:pPr>
-            <w:hyperlink w:history="1" r:id="rIdylntmxug-xqzcd3a-i1-l">
+            <w:hyperlink w:history="1" r:id="rIdptatdiolpmhidlamy9tid">
               <w:r>
                 <w:rPr>
                   <w:rFonts w:ascii="Arial" w:cs="Arial" w:eastAsia="Arial" w:hAnsi="Arial"/>
@@ -4570,7 +4570,7 @@
               <w:spacing w:after="10" w:before="0"/>
               <w:ind w:left="120"/>
             </w:pPr>
-            <w:hyperlink w:history="1" r:id="rId64mnlogr2kt6t7cqnykmt">
+            <w:hyperlink w:history="1" r:id="rIdwru2wsxngxhfnfthzq-2p">
               <w:r>
                 <w:rPr>
                   <w:rFonts w:ascii="Arial" w:cs="Arial" w:eastAsia="Arial" w:hAnsi="Arial"/>
@@ -4647,7 +4647,7 @@
               <w:spacing w:after="10" w:before="0"/>
               <w:ind w:left="120"/>
             </w:pPr>
-            <w:hyperlink w:history="1" r:id="rId3x5o0cwnsjvf6xokhln2t">
+            <w:hyperlink w:history="1" r:id="rIdka67aqgwudxythinwun4i">
               <w:r>
                 <w:rPr>
                   <w:rFonts w:ascii="Arial" w:cs="Arial" w:eastAsia="Arial" w:hAnsi="Arial"/>
@@ -5174,7 +5174,7 @@
         </w:rPr>
         <w:t xml:space="preserve">© 2026 SeaVuria and ARES. Aligned with KICD objectives. Developed by SeaVuria; technical implementation by ARES (with AI assistance from Claude). Licensed under </w:t>
       </w:r>
-      <w:hyperlink w:history="1" r:id="rIdax1cls5s3slmbdjtratel">
+      <w:hyperlink w:history="1" r:id="rIdayf5u05omdq6ynmkyzdzu">
         <w:r>
           <w:rPr>
             <w:rFonts w:ascii="Arial" w:cs="Arial" w:eastAsia="Arial" w:hAnsi="Arial"/>
@@ -5195,7 +5195,7 @@
         </w:rPr>
         <w:t xml:space="preserve"> (</w:t>
       </w:r>
-      <w:hyperlink w:history="1" r:id="rIdz9w9bcvwtps64h5pxovgk">
+      <w:hyperlink w:history="1" r:id="rIdbrnd2r0x7txwt5kd7pnif">
         <w:r>
           <w:rPr>
             <w:rFonts w:ascii="Arial" w:cs="Arial" w:eastAsia="Arial" w:hAnsi="Arial"/>
@@ -6208,7 +6208,7 @@
             <w:pPr>
               <w:spacing w:after="20" w:before="0"/>
             </w:pPr>
-            <w:hyperlink w:history="1" r:id="rIdqdx8qwaatwhjpm4kmntde">
+            <w:hyperlink w:history="1" r:id="rIdx-slqhjo841fwgxtbtfo9">
               <w:r>
                 <w:rPr>
                   <w:rFonts w:ascii="Arial" w:cs="Arial" w:eastAsia="Arial" w:hAnsi="Arial"/>
@@ -6241,7 +6241,7 @@
               <w:spacing w:after="10" w:before="0"/>
               <w:ind w:left="120"/>
             </w:pPr>
-            <w:hyperlink w:history="1" r:id="rIdyd2cfiumivym-uorndetu">
+            <w:hyperlink w:history="1" r:id="rIdqhc0vo3zylbtlosbvpzcu">
               <w:r>
                 <w:rPr>
                   <w:rFonts w:ascii="Arial" w:cs="Arial" w:eastAsia="Arial" w:hAnsi="Arial"/>
@@ -6286,7 +6286,7 @@
             <w:pPr>
               <w:spacing w:after="20" w:before="0"/>
             </w:pPr>
-            <w:hyperlink w:history="1" r:id="rIdsmtqkfan_fxjhnx7zd7gi">
+            <w:hyperlink w:history="1" r:id="rIdriml6rmy5z6txildpl6vc">
               <w:r>
                 <w:rPr>
                   <w:rFonts w:ascii="Arial" w:cs="Arial" w:eastAsia="Arial" w:hAnsi="Arial"/>
@@ -6319,7 +6319,7 @@
               <w:spacing w:after="10" w:before="0"/>
               <w:ind w:left="120"/>
             </w:pPr>
-            <w:hyperlink w:history="1" r:id="rIdof82xuefnd-ais_xp5fva">
+            <w:hyperlink w:history="1" r:id="rIdn2i81fs7wdwynavpt9h4u">
               <w:r>
                 <w:rPr>
                   <w:rFonts w:ascii="Arial" w:cs="Arial" w:eastAsia="Arial" w:hAnsi="Arial"/>
@@ -6514,7 +6514,7 @@
             <w:pPr>
               <w:spacing w:after="20" w:before="0"/>
             </w:pPr>
-            <w:hyperlink w:history="1" r:id="rId3yhdsn9dakriyebkq1jne">
+            <w:hyperlink w:history="1" r:id="rIdv1qy3d83apfirsat7aeyt">
               <w:r>
                 <w:rPr>
                   <w:rFonts w:ascii="Arial" w:cs="Arial" w:eastAsia="Arial" w:hAnsi="Arial"/>
@@ -6547,7 +6547,7 @@
               <w:spacing w:after="10" w:before="0"/>
               <w:ind w:left="120"/>
             </w:pPr>
-            <w:hyperlink w:history="1" r:id="rIdkazmf8xo4v2ukx49oz4mm">
+            <w:hyperlink w:history="1" r:id="rIdijjvz-i6lxvj-tec1or3p">
               <w:r>
                 <w:rPr>
                   <w:rFonts w:ascii="Arial" w:cs="Arial" w:eastAsia="Arial" w:hAnsi="Arial"/>
@@ -6592,7 +6592,7 @@
             <w:pPr>
               <w:spacing w:after="20" w:before="0"/>
             </w:pPr>
-            <w:hyperlink w:history="1" r:id="rIdyaqfpx63qedr1wiy32aty">
+            <w:hyperlink w:history="1" r:id="rIdzwciseagvgnfwugniix1f">
               <w:r>
                 <w:rPr>
                   <w:rFonts w:ascii="Arial" w:cs="Arial" w:eastAsia="Arial" w:hAnsi="Arial"/>
@@ -6625,7 +6625,7 @@
               <w:spacing w:after="10" w:before="0"/>
               <w:ind w:left="120"/>
             </w:pPr>
-            <w:hyperlink w:history="1" r:id="rIdrjduy2csoobyghayo7p94">
+            <w:hyperlink w:history="1" r:id="rIdkigsniuqeqb7ortayk8q3">
               <w:r>
                 <w:rPr>
                   <w:rFonts w:ascii="Arial" w:cs="Arial" w:eastAsia="Arial" w:hAnsi="Arial"/>
@@ -6820,7 +6820,7 @@
             <w:pPr>
               <w:spacing w:after="20" w:before="0"/>
             </w:pPr>
-            <w:hyperlink w:history="1" r:id="rIdggndknqvxcyf-sza87opr">
+            <w:hyperlink w:history="1" r:id="rIdiygj1ph4pxvxrw2rwdw_x">
               <w:r>
                 <w:rPr>
                   <w:rFonts w:ascii="Arial" w:cs="Arial" w:eastAsia="Arial" w:hAnsi="Arial"/>
@@ -6853,7 +6853,7 @@
               <w:spacing w:after="10" w:before="0"/>
               <w:ind w:left="120"/>
             </w:pPr>
-            <w:hyperlink w:history="1" r:id="rIdh1ggyskrtzo19iepnnqyd">
+            <w:hyperlink w:history="1" r:id="rIdzr0xcozrn7liettspcu0t">
               <w:r>
                 <w:rPr>
                   <w:rFonts w:ascii="Arial" w:cs="Arial" w:eastAsia="Arial" w:hAnsi="Arial"/>
@@ -6898,7 +6898,7 @@
             <w:pPr>
               <w:spacing w:after="20" w:before="0"/>
             </w:pPr>
-            <w:hyperlink w:history="1" r:id="rIdqmfvegcznayk-ptjhgy8h">
+            <w:hyperlink w:history="1" r:id="rIdnqpy8zkirqjsjpk-lw27b">
               <w:r>
                 <w:rPr>
                   <w:rFonts w:ascii="Arial" w:cs="Arial" w:eastAsia="Arial" w:hAnsi="Arial"/>
@@ -6947,7 +6947,7 @@
               <w:spacing w:after="10" w:before="0"/>
               <w:ind w:left="120"/>
             </w:pPr>
-            <w:hyperlink w:history="1" r:id="rId9zz0_rl86hnqu4hzghyjf">
+            <w:hyperlink w:history="1" r:id="rIdfh8xvjkkj0aftimvwcsr5">
               <w:r>
                 <w:rPr>
                   <w:rFonts w:ascii="Arial" w:cs="Arial" w:eastAsia="Arial" w:hAnsi="Arial"/>
@@ -7142,7 +7142,7 @@
             <w:pPr>
               <w:spacing w:after="20" w:before="0"/>
             </w:pPr>
-            <w:hyperlink w:history="1" r:id="rIdts-6ewk2qnff1_rgqvqi0">
+            <w:hyperlink w:history="1" r:id="rIdrnpbqvh91d2kstmlrgakx">
               <w:r>
                 <w:rPr>
                   <w:rFonts w:ascii="Arial" w:cs="Arial" w:eastAsia="Arial" w:hAnsi="Arial"/>
@@ -7175,7 +7175,7 @@
               <w:spacing w:after="10" w:before="0"/>
               <w:ind w:left="120"/>
             </w:pPr>
-            <w:hyperlink w:history="1" r:id="rIdsqbry-hhtshouleafb5-f">
+            <w:hyperlink w:history="1" r:id="rId9rzbvekkdbayk8gzcmml4">
               <w:r>
                 <w:rPr>
                   <w:rFonts w:ascii="Arial" w:cs="Arial" w:eastAsia="Arial" w:hAnsi="Arial"/>
@@ -7220,7 +7220,7 @@
             <w:pPr>
               <w:spacing w:after="20" w:before="0"/>
             </w:pPr>
-            <w:hyperlink w:history="1" r:id="rId9adkqbbfn9_qfws0fxjm9">
+            <w:hyperlink w:history="1" r:id="rId97bok2axpnu1zozqw0heb">
               <w:r>
                 <w:rPr>
                   <w:rFonts w:ascii="Arial" w:cs="Arial" w:eastAsia="Arial" w:hAnsi="Arial"/>
@@ -7269,7 +7269,7 @@
               <w:spacing w:after="10" w:before="0"/>
               <w:ind w:left="120"/>
             </w:pPr>
-            <w:hyperlink w:history="1" r:id="rId3scgtnkyhcouwd-zmiqwu">
+            <w:hyperlink w:history="1" r:id="rIdlqmvkwpaznnncei9n6jbb">
               <w:r>
                 <w:rPr>
                   <w:rFonts w:ascii="Arial" w:cs="Arial" w:eastAsia="Arial" w:hAnsi="Arial"/>
@@ -7464,7 +7464,7 @@
             <w:pPr>
               <w:spacing w:after="20" w:before="0"/>
             </w:pPr>
-            <w:hyperlink w:history="1" r:id="rIdhl21utxs8leqlunesgbt7">
+            <w:hyperlink w:history="1" r:id="rIdcxt18-fq1snn8p5dcllwf">
               <w:r>
                 <w:rPr>
                   <w:rFonts w:ascii="Arial" w:cs="Arial" w:eastAsia="Arial" w:hAnsi="Arial"/>
@@ -7497,7 +7497,7 @@
               <w:spacing w:after="10" w:before="0"/>
               <w:ind w:left="120"/>
             </w:pPr>
-            <w:hyperlink w:history="1" r:id="rId9uynvupdeg_rez5x-jthg">
+            <w:hyperlink w:history="1" r:id="rIddb0mqaqca9dvrsmklwoww">
               <w:r>
                 <w:rPr>
                   <w:rFonts w:ascii="Arial" w:cs="Arial" w:eastAsia="Arial" w:hAnsi="Arial"/>
@@ -7542,7 +7542,7 @@
             <w:pPr>
               <w:spacing w:after="20" w:before="0"/>
             </w:pPr>
-            <w:hyperlink w:history="1" r:id="rIdhrjtlg8um8rvgd5152swo">
+            <w:hyperlink w:history="1" r:id="rIdc33ztadpczqwlfqo6wmwm">
               <w:r>
                 <w:rPr>
                   <w:rFonts w:ascii="Arial" w:cs="Arial" w:eastAsia="Arial" w:hAnsi="Arial"/>
@@ -7591,7 +7591,7 @@
               <w:spacing w:after="10" w:before="0"/>
               <w:ind w:left="120"/>
             </w:pPr>
-            <w:hyperlink w:history="1" r:id="rIdaitii6ofiokoy5ao5nu35">
+            <w:hyperlink w:history="1" r:id="rIdnsijxip0sk8b1bzh3nefn">
               <w:r>
                 <w:rPr>
                   <w:rFonts w:ascii="Arial" w:cs="Arial" w:eastAsia="Arial" w:hAnsi="Arial"/>
@@ -8103,7 +8103,7 @@
         </w:rPr>
         <w:t xml:space="preserve">© 2026 SeaVuria and ARES. Aligned with KICD objectives. Developed by SeaVuria; technical implementation by ARES (with AI assistance from Claude). Licensed under </w:t>
       </w:r>
-      <w:hyperlink w:history="1" r:id="rIdfgcptwrnpo8woxkyeqvbg">
+      <w:hyperlink w:history="1" r:id="rIdkhkug-gzbhaytbfqrwqyj">
         <w:r>
           <w:rPr>
             <w:rFonts w:ascii="Arial" w:cs="Arial" w:eastAsia="Arial" w:hAnsi="Arial"/>
@@ -8124,7 +8124,7 @@
         </w:rPr>
         <w:t xml:space="preserve"> (</w:t>
       </w:r>
-      <w:hyperlink w:history="1" r:id="rIdf2xlu4devus89_fsymsxx">
+      <w:hyperlink w:history="1" r:id="rIdrlrgickocbywjxs3jfjxl">
         <w:r>
           <w:rPr>
             <w:rFonts w:ascii="Arial" w:cs="Arial" w:eastAsia="Arial" w:hAnsi="Arial"/>
@@ -9154,7 +9154,7 @@
               <w:spacing w:after="10" w:before="0"/>
               <w:ind w:left="120"/>
             </w:pPr>
-            <w:hyperlink w:history="1" r:id="rIdnhkohvwqp5njiy5fqdfv4">
+            <w:hyperlink w:history="1" r:id="rIdflurjojpystpxp01vhlml">
               <w:r>
                 <w:rPr>
                   <w:rFonts w:ascii="Arial" w:cs="Arial" w:eastAsia="Arial" w:hAnsi="Arial"/>
@@ -9231,7 +9231,7 @@
               <w:spacing w:after="10" w:before="0"/>
               <w:ind w:left="120"/>
             </w:pPr>
-            <w:hyperlink w:history="1" r:id="rId4if9wdwfrcy0kxw-j0weo">
+            <w:hyperlink w:history="1" r:id="rIdbpnmxtfyz3vrm6wo4uiif">
               <w:r>
                 <w:rPr>
                   <w:rFonts w:ascii="Arial" w:cs="Arial" w:eastAsia="Arial" w:hAnsi="Arial"/>
@@ -9458,7 +9458,7 @@
               <w:spacing w:after="10" w:before="0"/>
               <w:ind w:left="120"/>
             </w:pPr>
-            <w:hyperlink w:history="1" r:id="rIdn8yvesmuj-urvdi_1gqul">
+            <w:hyperlink w:history="1" r:id="rIdxptrualf4didbc6pr5vck">
               <w:r>
                 <w:rPr>
                   <w:rFonts w:ascii="Arial" w:cs="Arial" w:eastAsia="Arial" w:hAnsi="Arial"/>
@@ -9535,7 +9535,7 @@
               <w:spacing w:after="10" w:before="0"/>
               <w:ind w:left="120"/>
             </w:pPr>
-            <w:hyperlink w:history="1" r:id="rIdsfh_9gq1lvepqe99v5gwp">
+            <w:hyperlink w:history="1" r:id="rIdxhvywrjk2n5aj_fxjkhqq">
               <w:r>
                 <w:rPr>
                   <w:rFonts w:ascii="Arial" w:cs="Arial" w:eastAsia="Arial" w:hAnsi="Arial"/>
@@ -9762,7 +9762,7 @@
               <w:spacing w:after="10" w:before="0"/>
               <w:ind w:left="120"/>
             </w:pPr>
-            <w:hyperlink w:history="1" r:id="rId8jimvdq1jit6tufdtuoiq">
+            <w:hyperlink w:history="1" r:id="rIdl3a9q6gfuq-tkm1syc50x">
               <w:r>
                 <w:rPr>
                   <w:rFonts w:ascii="Arial" w:cs="Arial" w:eastAsia="Arial" w:hAnsi="Arial"/>
@@ -9839,7 +9839,7 @@
               <w:spacing w:after="10" w:before="0"/>
               <w:ind w:left="120"/>
             </w:pPr>
-            <w:hyperlink w:history="1" r:id="rIdqp8jnpevof3f953cldq1t">
+            <w:hyperlink w:history="1" r:id="rIdbxr7gwhggkw91cl982l2o">
               <w:r>
                 <w:rPr>
                   <w:rFonts w:ascii="Arial" w:cs="Arial" w:eastAsia="Arial" w:hAnsi="Arial"/>
@@ -10066,7 +10066,7 @@
               <w:spacing w:after="10" w:before="0"/>
               <w:ind w:left="120"/>
             </w:pPr>
-            <w:hyperlink w:history="1" r:id="rIdzhok11wmamqfbrvkmk_a9">
+            <w:hyperlink w:history="1" r:id="rIdi2stfx8szmvosbcqysvre">
               <w:r>
                 <w:rPr>
                   <w:rFonts w:ascii="Arial" w:cs="Arial" w:eastAsia="Arial" w:hAnsi="Arial"/>
@@ -10143,7 +10143,7 @@
               <w:spacing w:after="10" w:before="0"/>
               <w:ind w:left="120"/>
             </w:pPr>
-            <w:hyperlink w:history="1" r:id="rIdrejftpzhff-itfoeqkmth">
+            <w:hyperlink w:history="1" r:id="rId5xlcli_-_r32lghe-ds1m">
               <w:r>
                 <w:rPr>
                   <w:rFonts w:ascii="Arial" w:cs="Arial" w:eastAsia="Arial" w:hAnsi="Arial"/>
@@ -10370,7 +10370,7 @@
               <w:spacing w:after="10" w:before="0"/>
               <w:ind w:left="120"/>
             </w:pPr>
-            <w:hyperlink w:history="1" r:id="rIdymfxcx64jkjvgtkgt4jnh">
+            <w:hyperlink w:history="1" r:id="rIdd5muht5fnqqndyhtm_kpw">
               <w:r>
                 <w:rPr>
                   <w:rFonts w:ascii="Arial" w:cs="Arial" w:eastAsia="Arial" w:hAnsi="Arial"/>
@@ -10447,7 +10447,7 @@
               <w:spacing w:after="10" w:before="0"/>
               <w:ind w:left="120"/>
             </w:pPr>
-            <w:hyperlink w:history="1" r:id="rIdhsm5n29_8iatuhyuhjpih">
+            <w:hyperlink w:history="1" r:id="rIde3t51ndxksoxnje_vt0tk">
               <w:r>
                 <w:rPr>
                   <w:rFonts w:ascii="Arial" w:cs="Arial" w:eastAsia="Arial" w:hAnsi="Arial"/>
@@ -10974,7 +10974,7 @@
         </w:rPr>
         <w:t xml:space="preserve">© 2026 SeaVuria and ARES. Aligned with KICD objectives. Developed by SeaVuria; technical implementation by ARES (with AI assistance from Claude). Licensed under </w:t>
       </w:r>
-      <w:hyperlink w:history="1" r:id="rId5lfqse_r9pbn4xdeni75w">
+      <w:hyperlink w:history="1" r:id="rIdo7w9jo4vxrqaocbs5yn5v">
         <w:r>
           <w:rPr>
             <w:rFonts w:ascii="Arial" w:cs="Arial" w:eastAsia="Arial" w:hAnsi="Arial"/>
@@ -10995,7 +10995,7 @@
         </w:rPr>
         <w:t xml:space="preserve"> (</w:t>
       </w:r>
-      <w:hyperlink w:history="1" r:id="rIdxu3y8qypawxdux7agzntn">
+      <w:hyperlink w:history="1" r:id="rIdfvibpa8cu7tfhybi5s5xm">
         <w:r>
           <w:rPr>
             <w:rFonts w:ascii="Arial" w:cs="Arial" w:eastAsia="Arial" w:hAnsi="Arial"/>
@@ -12025,7 +12025,7 @@
               <w:spacing w:after="10" w:before="0"/>
               <w:ind w:left="120"/>
             </w:pPr>
-            <w:hyperlink w:history="1" r:id="rId3yublqixfezh7eemb8qi6">
+            <w:hyperlink w:history="1" r:id="rIdmxgjze9h0xvlhef6poc83">
               <w:r>
                 <w:rPr>
                   <w:rFonts w:ascii="Arial" w:cs="Arial" w:eastAsia="Arial" w:hAnsi="Arial"/>
@@ -12102,7 +12102,7 @@
               <w:spacing w:after="10" w:before="0"/>
               <w:ind w:left="120"/>
             </w:pPr>
-            <w:hyperlink w:history="1" r:id="rIdelf4xlbrxxllgaahituit">
+            <w:hyperlink w:history="1" r:id="rIdcrqp0duroqrerdajhkc88">
               <w:r>
                 <w:rPr>
                   <w:rFonts w:ascii="Arial" w:cs="Arial" w:eastAsia="Arial" w:hAnsi="Arial"/>
@@ -12329,7 +12329,7 @@
               <w:spacing w:after="10" w:before="0"/>
               <w:ind w:left="120"/>
             </w:pPr>
-            <w:hyperlink w:history="1" r:id="rIdz9duejtw_dbl40me-7tt6">
+            <w:hyperlink w:history="1" r:id="rIdjs8gu1ftxs5poe_jl8qz2">
               <w:r>
                 <w:rPr>
                   <w:rFonts w:ascii="Arial" w:cs="Arial" w:eastAsia="Arial" w:hAnsi="Arial"/>
@@ -12406,7 +12406,7 @@
               <w:spacing w:after="10" w:before="0"/>
               <w:ind w:left="120"/>
             </w:pPr>
-            <w:hyperlink w:history="1" r:id="rIdwdm15zr67qwt5qbppti-l">
+            <w:hyperlink w:history="1" r:id="rIdwyfpfzlvtihremn9qipow">
               <w:r>
                 <w:rPr>
                   <w:rFonts w:ascii="Arial" w:cs="Arial" w:eastAsia="Arial" w:hAnsi="Arial"/>
@@ -12788,7 +12788,7 @@
               <w:spacing w:after="10" w:before="0"/>
               <w:ind w:left="120"/>
             </w:pPr>
-            <w:hyperlink w:history="1" r:id="rIdfcpsgxzbxjv8a7i97ucpv">
+            <w:hyperlink w:history="1" r:id="rIdgc7oyr1sosapnp17riu91">
               <w:r>
                 <w:rPr>
                   <w:rFonts w:ascii="Arial" w:cs="Arial" w:eastAsia="Arial" w:hAnsi="Arial"/>
@@ -12865,7 +12865,7 @@
               <w:spacing w:after="10" w:before="0"/>
               <w:ind w:left="120"/>
             </w:pPr>
-            <w:hyperlink w:history="1" r:id="rIdfttrkeki5owith1yj5taj">
+            <w:hyperlink w:history="1" r:id="rIdiflfqrxvsni3kpib54yol">
               <w:r>
                 <w:rPr>
                   <w:rFonts w:ascii="Arial" w:cs="Arial" w:eastAsia="Arial" w:hAnsi="Arial"/>
@@ -13092,7 +13092,7 @@
               <w:spacing w:after="10" w:before="0"/>
               <w:ind w:left="120"/>
             </w:pPr>
-            <w:hyperlink w:history="1" r:id="rIdzvrvftvc_gdrwtbpeo1nl">
+            <w:hyperlink w:history="1" r:id="rIddmz9uifbmvxtl9pig5ls9">
               <w:r>
                 <w:rPr>
                   <w:rFonts w:ascii="Arial" w:cs="Arial" w:eastAsia="Arial" w:hAnsi="Arial"/>
@@ -13169,7 +13169,7 @@
               <w:spacing w:after="10" w:before="0"/>
               <w:ind w:left="120"/>
             </w:pPr>
-            <w:hyperlink w:history="1" r:id="rIdfdfwdmex1roapzlu2anxn">
+            <w:hyperlink w:history="1" r:id="rIdgpqto76yh5tlowcogra5x">
               <w:r>
                 <w:rPr>
                   <w:rFonts w:ascii="Arial" w:cs="Arial" w:eastAsia="Arial" w:hAnsi="Arial"/>
@@ -13396,7 +13396,7 @@
               <w:spacing w:after="10" w:before="0"/>
               <w:ind w:left="120"/>
             </w:pPr>
-            <w:hyperlink w:history="1" r:id="rIdl2vw0cmirieoq_k1ddouc">
+            <w:hyperlink w:history="1" r:id="rIdcwiod-c5ocvj2p3m3ntvl">
               <w:r>
                 <w:rPr>
                   <w:rFonts w:ascii="Arial" w:cs="Arial" w:eastAsia="Arial" w:hAnsi="Arial"/>
@@ -13473,7 +13473,7 @@
               <w:spacing w:after="10" w:before="0"/>
               <w:ind w:left="120"/>
             </w:pPr>
-            <w:hyperlink w:history="1" r:id="rIdk5ytyhgsqumfpjztmwj_i">
+            <w:hyperlink w:history="1" r:id="rIdbm2kz8ioypzozkdfevph9">
               <w:r>
                 <w:rPr>
                   <w:rFonts w:ascii="Arial" w:cs="Arial" w:eastAsia="Arial" w:hAnsi="Arial"/>
@@ -14000,7 +14000,7 @@
         </w:rPr>
         <w:t xml:space="preserve">© 2026 SeaVuria and ARES. Aligned with KICD objectives. Developed by SeaVuria; technical implementation by ARES (with AI assistance from Claude). Licensed under </w:t>
       </w:r>
-      <w:hyperlink w:history="1" r:id="rIdrzueldeo8hjpwep6bgfrg">
+      <w:hyperlink w:history="1" r:id="rIdywepvpvuv8fhn9d8emaws">
         <w:r>
           <w:rPr>
             <w:rFonts w:ascii="Arial" w:cs="Arial" w:eastAsia="Arial" w:hAnsi="Arial"/>
@@ -14021,7 +14021,7 @@
         </w:rPr>
         <w:t xml:space="preserve"> (</w:t>
       </w:r>
-      <w:hyperlink w:history="1" r:id="rIdg18lo-ivn0tymhiqt2atb">
+      <w:hyperlink w:history="1" r:id="rIdoiju7ous2grgkyqzqzwfz">
         <w:r>
           <w:rPr>
             <w:rFonts w:ascii="Arial" w:cs="Arial" w:eastAsia="Arial" w:hAnsi="Arial"/>
@@ -15051,7 +15051,7 @@
               <w:spacing w:after="10" w:before="0"/>
               <w:ind w:left="120"/>
             </w:pPr>
-            <w:hyperlink w:history="1" r:id="rIdu2qkriaysnergygjq9ijd">
+            <w:hyperlink w:history="1" r:id="rIdhose8vetpsxexh-aua9ii">
               <w:r>
                 <w:rPr>
                   <w:rFonts w:ascii="Arial" w:cs="Arial" w:eastAsia="Arial" w:hAnsi="Arial"/>
@@ -15111,7 +15111,7 @@
             <w:pPr>
               <w:spacing w:after="20" w:before="0"/>
             </w:pPr>
-            <w:hyperlink w:history="1" r:id="rIdxadusi99o7futj5gm7j9s">
+            <w:hyperlink w:history="1" r:id="rIdrvnbhyyc2r55t9lam0tgj">
               <w:r>
                 <w:rPr>
                   <w:rFonts w:ascii="Arial" w:cs="Arial" w:eastAsia="Arial" w:hAnsi="Arial"/>
@@ -15144,7 +15144,7 @@
               <w:spacing w:after="10" w:before="0"/>
               <w:ind w:left="120"/>
             </w:pPr>
-            <w:hyperlink w:history="1" r:id="rIdbmxzlvs0qq6xldwkz2oqh">
+            <w:hyperlink w:history="1" r:id="rIdkbbnhgfdgzkipi-plwnom">
               <w:r>
                 <w:rPr>
                   <w:rFonts w:ascii="Arial" w:cs="Arial" w:eastAsia="Arial" w:hAnsi="Arial"/>
@@ -15356,7 +15356,7 @@
               <w:spacing w:after="10" w:before="0"/>
               <w:ind w:left="120"/>
             </w:pPr>
-            <w:hyperlink w:history="1" r:id="rId46q7lp0fsfaa7zr6vzsy5">
+            <w:hyperlink w:history="1" r:id="rId7_57zgib-ygywecguqjm_">
               <w:r>
                 <w:rPr>
                   <w:rFonts w:ascii="Arial" w:cs="Arial" w:eastAsia="Arial" w:hAnsi="Arial"/>
@@ -15416,7 +15416,7 @@
             <w:pPr>
               <w:spacing w:after="20" w:before="0"/>
             </w:pPr>
-            <w:hyperlink w:history="1" r:id="rId21awv2q8_c3rx58j7ze6e">
+            <w:hyperlink w:history="1" r:id="rIdyrb3j9mvowdecwgz_xw-9">
               <w:r>
                 <w:rPr>
                   <w:rFonts w:ascii="Arial" w:cs="Arial" w:eastAsia="Arial" w:hAnsi="Arial"/>
@@ -15449,7 +15449,7 @@
               <w:spacing w:after="10" w:before="0"/>
               <w:ind w:left="120"/>
             </w:pPr>
-            <w:hyperlink w:history="1" r:id="rIdoynlrgdzp-h5wtarwuw3z">
+            <w:hyperlink w:history="1" r:id="rIdhrznu28rlts56ns_t8cul">
               <w:r>
                 <w:rPr>
                   <w:rFonts w:ascii="Arial" w:cs="Arial" w:eastAsia="Arial" w:hAnsi="Arial"/>
@@ -15661,7 +15661,7 @@
               <w:spacing w:after="10" w:before="0"/>
               <w:ind w:left="120"/>
             </w:pPr>
-            <w:hyperlink w:history="1" r:id="rIdv1ssvgamwnhgczjzdcf8w">
+            <w:hyperlink w:history="1" r:id="rId0xpybmxgthfs8mzogbecj">
               <w:r>
                 <w:rPr>
                   <w:rFonts w:ascii="Arial" w:cs="Arial" w:eastAsia="Arial" w:hAnsi="Arial"/>
@@ -15721,7 +15721,7 @@
             <w:pPr>
               <w:spacing w:after="20" w:before="0"/>
             </w:pPr>
-            <w:hyperlink w:history="1" r:id="rIdabplvwevqlc9lezlxto1a">
+            <w:hyperlink w:history="1" r:id="rIdbj1htakqqmdkm2oor13he">
               <w:r>
                 <w:rPr>
                   <w:rFonts w:ascii="Arial" w:cs="Arial" w:eastAsia="Arial" w:hAnsi="Arial"/>
@@ -15770,7 +15770,7 @@
               <w:spacing w:after="10" w:before="0"/>
               <w:ind w:left="120"/>
             </w:pPr>
-            <w:hyperlink w:history="1" r:id="rIdb2kjghdri3zoyetudyyr6">
+            <w:hyperlink w:history="1" r:id="rIdar-xbgfhcwiy4cclxbhgr">
               <w:r>
                 <w:rPr>
                   <w:rFonts w:ascii="Arial" w:cs="Arial" w:eastAsia="Arial" w:hAnsi="Arial"/>
@@ -15982,7 +15982,7 @@
               <w:spacing w:after="10" w:before="0"/>
               <w:ind w:left="120"/>
             </w:pPr>
-            <w:hyperlink w:history="1" r:id="rIdfychfvgisaawxirhie4am">
+            <w:hyperlink w:history="1" r:id="rId1owstbauii8tqyve-3wug">
               <w:r>
                 <w:rPr>
                   <w:rFonts w:ascii="Arial" w:cs="Arial" w:eastAsia="Arial" w:hAnsi="Arial"/>
@@ -16042,7 +16042,7 @@
             <w:pPr>
               <w:spacing w:after="20" w:before="0"/>
             </w:pPr>
-            <w:hyperlink w:history="1" r:id="rId5pk6sgzstynepnjkvjgpc">
+            <w:hyperlink w:history="1" r:id="rIdmsszxbzhryjlaxhwgy1lu">
               <w:r>
                 <w:rPr>
                   <w:rFonts w:ascii="Arial" w:cs="Arial" w:eastAsia="Arial" w:hAnsi="Arial"/>
@@ -16091,7 +16091,7 @@
               <w:spacing w:after="10" w:before="0"/>
               <w:ind w:left="120"/>
             </w:pPr>
-            <w:hyperlink w:history="1" r:id="rIdzsgsry4hkpqyqdapl-zyv">
+            <w:hyperlink w:history="1" r:id="rIdc5936dn3dv-gmktf25pfw">
               <w:r>
                 <w:rPr>
                   <w:rFonts w:ascii="Arial" w:cs="Arial" w:eastAsia="Arial" w:hAnsi="Arial"/>
@@ -16303,7 +16303,7 @@
               <w:spacing w:after="10" w:before="0"/>
               <w:ind w:left="120"/>
             </w:pPr>
-            <w:hyperlink w:history="1" r:id="rIdqwunnrmmq4tnmbjykz1ec">
+            <w:hyperlink w:history="1" r:id="rIdew4p6wpc__nmvj8uhwv6s">
               <w:r>
                 <w:rPr>
                   <w:rFonts w:ascii="Arial" w:cs="Arial" w:eastAsia="Arial" w:hAnsi="Arial"/>
@@ -16363,7 +16363,7 @@
             <w:pPr>
               <w:spacing w:after="20" w:before="0"/>
             </w:pPr>
-            <w:hyperlink w:history="1" r:id="rIdk4crtydursjsivwghhk0k">
+            <w:hyperlink w:history="1" r:id="rId0yx33hjns4phreypjqe86">
               <w:r>
                 <w:rPr>
                   <w:rFonts w:ascii="Arial" w:cs="Arial" w:eastAsia="Arial" w:hAnsi="Arial"/>
@@ -16412,7 +16412,7 @@
               <w:spacing w:after="10" w:before="0"/>
               <w:ind w:left="120"/>
             </w:pPr>
-            <w:hyperlink w:history="1" r:id="rIdpuersmwpc3_t42qzfzgvg">
+            <w:hyperlink w:history="1" r:id="rId3plnno2zjzdho4iabjk4a">
               <w:r>
                 <w:rPr>
                   <w:rFonts w:ascii="Arial" w:cs="Arial" w:eastAsia="Arial" w:hAnsi="Arial"/>
@@ -17019,7 +17019,7 @@
         </w:rPr>
         <w:t xml:space="preserve">© 2026 SeaVuria and ARES. Aligned with KICD objectives. Developed by SeaVuria; technical implementation by ARES (with AI assistance from Claude). Licensed under </w:t>
       </w:r>
-      <w:hyperlink w:history="1" r:id="rIdd574k2cgcupmbbqsmqz1a">
+      <w:hyperlink w:history="1" r:id="rIdjd18jdg_tic85mdpjwqxy">
         <w:r>
           <w:rPr>
             <w:rFonts w:ascii="Arial" w:cs="Arial" w:eastAsia="Arial" w:hAnsi="Arial"/>
@@ -17040,7 +17040,7 @@
         </w:rPr>
         <w:t xml:space="preserve"> (</w:t>
       </w:r>
-      <w:hyperlink w:history="1" r:id="rIdccfnpy2idjypmniwsh1bn">
+      <w:hyperlink w:history="1" r:id="rId0dpoajo332wkikhtv6yrr">
         <w:r>
           <w:rPr>
             <w:rFonts w:ascii="Arial" w:cs="Arial" w:eastAsia="Arial" w:hAnsi="Arial"/>
@@ -18053,7 +18053,7 @@
             <w:pPr>
               <w:spacing w:after="20" w:before="0"/>
             </w:pPr>
-            <w:hyperlink w:history="1" r:id="rIdc71_2lffz0cqkyntkrjwc">
+            <w:hyperlink w:history="1" r:id="rIdxclbhqipbe4ki5v9fxiyv">
               <w:r>
                 <w:rPr>
                   <w:rFonts w:ascii="Arial" w:cs="Arial" w:eastAsia="Arial" w:hAnsi="Arial"/>
@@ -18086,7 +18086,7 @@
               <w:spacing w:after="10" w:before="0"/>
               <w:ind w:left="120"/>
             </w:pPr>
-            <w:hyperlink w:history="1" r:id="rIdpaoli8puj6ff0e7dxzfpk">
+            <w:hyperlink w:history="1" r:id="rId0koz8rq81yp0bhdk9csv9">
               <w:r>
                 <w:rPr>
                   <w:rFonts w:ascii="Arial" w:cs="Arial" w:eastAsia="Arial" w:hAnsi="Arial"/>
@@ -18148,7 +18148,7 @@
               <w:spacing w:after="10" w:before="0"/>
               <w:ind w:left="120"/>
             </w:pPr>
-            <w:hyperlink w:history="1" r:id="rId3bwp0d3as4loscytj8doa">
+            <w:hyperlink w:history="1" r:id="rIdrpexs3maedx0rjp-ixt1z">
               <w:r>
                 <w:rPr>
                   <w:rFonts w:ascii="Arial" w:cs="Arial" w:eastAsia="Arial" w:hAnsi="Arial"/>
@@ -18358,7 +18358,7 @@
             <w:pPr>
               <w:spacing w:after="20" w:before="0"/>
             </w:pPr>
-            <w:hyperlink w:history="1" r:id="rIdpt9fvdgpmsvpncgqedfmp">
+            <w:hyperlink w:history="1" r:id="rIdm81s9i33n4armwrgg768o">
               <w:r>
                 <w:rPr>
                   <w:rFonts w:ascii="Arial" w:cs="Arial" w:eastAsia="Arial" w:hAnsi="Arial"/>
@@ -18391,7 +18391,7 @@
               <w:spacing w:after="10" w:before="0"/>
               <w:ind w:left="120"/>
             </w:pPr>
-            <w:hyperlink w:history="1" r:id="rId7_yc0xhjuvujzx5r0stqq">
+            <w:hyperlink w:history="1" r:id="rIdgfxfbwkba1yob7s8y2jpa">
               <w:r>
                 <w:rPr>
                   <w:rFonts w:ascii="Arial" w:cs="Arial" w:eastAsia="Arial" w:hAnsi="Arial"/>
@@ -18453,7 +18453,7 @@
               <w:spacing w:after="10" w:before="0"/>
               <w:ind w:left="120"/>
             </w:pPr>
-            <w:hyperlink w:history="1" r:id="rIdp-ahgftme-_hop5ganq6u">
+            <w:hyperlink w:history="1" r:id="rId33n7khgqryks27h6c8mxq">
               <w:r>
                 <w:rPr>
                   <w:rFonts w:ascii="Arial" w:cs="Arial" w:eastAsia="Arial" w:hAnsi="Arial"/>
@@ -18663,7 +18663,7 @@
             <w:pPr>
               <w:spacing w:after="20" w:before="0"/>
             </w:pPr>
-            <w:hyperlink w:history="1" r:id="rIdeigtrvrpzkpyc_3fq1hx7">
+            <w:hyperlink w:history="1" r:id="rIdbmcdpea3j_9a4cb5si0xl">
               <w:r>
                 <w:rPr>
                   <w:rFonts w:ascii="Arial" w:cs="Arial" w:eastAsia="Arial" w:hAnsi="Arial"/>
@@ -18696,7 +18696,7 @@
               <w:spacing w:after="10" w:before="0"/>
               <w:ind w:left="120"/>
             </w:pPr>
-            <w:hyperlink w:history="1" r:id="rIdqkf4p6ystzk0aetvzzisi">
+            <w:hyperlink w:history="1" r:id="rId45p8anbdvs0czrciy--08">
               <w:r>
                 <w:rPr>
                   <w:rFonts w:ascii="Arial" w:cs="Arial" w:eastAsia="Arial" w:hAnsi="Arial"/>
@@ -18758,7 +18758,7 @@
               <w:spacing w:after="10" w:before="0"/>
               <w:ind w:left="120"/>
             </w:pPr>
-            <w:hyperlink w:history="1" r:id="rIdortjzwatctfea2riuyrvk">
+            <w:hyperlink w:history="1" r:id="rId30p3iixqmeivbqn0fgxkw">
               <w:r>
                 <w:rPr>
                   <w:rFonts w:ascii="Arial" w:cs="Arial" w:eastAsia="Arial" w:hAnsi="Arial"/>
@@ -18968,7 +18968,7 @@
             <w:pPr>
               <w:spacing w:after="20" w:before="0"/>
             </w:pPr>
-            <w:hyperlink w:history="1" r:id="rIdr3p4lfwmqq9_kfm53-lk2">
+            <w:hyperlink w:history="1" r:id="rIdced82nosquokfkeu_pjte">
               <w:r>
                 <w:rPr>
                   <w:rFonts w:ascii="Arial" w:cs="Arial" w:eastAsia="Arial" w:hAnsi="Arial"/>
@@ -19001,7 +19001,7 @@
               <w:spacing w:after="10" w:before="0"/>
               <w:ind w:left="120"/>
             </w:pPr>
-            <w:hyperlink w:history="1" r:id="rIdmylv9lp-vx912-xc1fgna">
+            <w:hyperlink w:history="1" r:id="rIdytdiog9u4kx9-ms3tqv9s">
               <w:r>
                 <w:rPr>
                   <w:rFonts w:ascii="Arial" w:cs="Arial" w:eastAsia="Arial" w:hAnsi="Arial"/>
@@ -19063,7 +19063,7 @@
               <w:spacing w:after="10" w:before="0"/>
               <w:ind w:left="120"/>
             </w:pPr>
-            <w:hyperlink w:history="1" r:id="rIduc3tuix1kinmkbu_qfqau">
+            <w:hyperlink w:history="1" r:id="rIdweuvzauvbrezttgo5oi5l">
               <w:r>
                 <w:rPr>
                   <w:rFonts w:ascii="Arial" w:cs="Arial" w:eastAsia="Arial" w:hAnsi="Arial"/>
@@ -19273,7 +19273,7 @@
             <w:pPr>
               <w:spacing w:after="20" w:before="0"/>
             </w:pPr>
-            <w:hyperlink w:history="1" r:id="rIdujra8v2rqr-zuhegtmzjk">
+            <w:hyperlink w:history="1" r:id="rIdf9nuvihcoxlnz8__hnukk">
               <w:r>
                 <w:rPr>
                   <w:rFonts w:ascii="Arial" w:cs="Arial" w:eastAsia="Arial" w:hAnsi="Arial"/>
@@ -19306,7 +19306,7 @@
               <w:spacing w:after="10" w:before="0"/>
               <w:ind w:left="120"/>
             </w:pPr>
-            <w:hyperlink w:history="1" r:id="rId5ltghnhq5agk3i7tk2eyj">
+            <w:hyperlink w:history="1" r:id="rIdhgzxfqg8bjcaperlecao3">
               <w:r>
                 <w:rPr>
                   <w:rFonts w:ascii="Arial" w:cs="Arial" w:eastAsia="Arial" w:hAnsi="Arial"/>
@@ -19368,7 +19368,7 @@
               <w:spacing w:after="10" w:before="0"/>
               <w:ind w:left="120"/>
             </w:pPr>
-            <w:hyperlink w:history="1" r:id="rIdp5psslz5fevyq4dflwiah">
+            <w:hyperlink w:history="1" r:id="rId3yuxgvagvquungzexbrln">
               <w:r>
                 <w:rPr>
                   <w:rFonts w:ascii="Arial" w:cs="Arial" w:eastAsia="Arial" w:hAnsi="Arial"/>
@@ -19990,7 +19990,7 @@
         </w:rPr>
         <w:t xml:space="preserve">© 2026 SeaVuria and ARES. Aligned with KICD objectives. Developed by SeaVuria; technical implementation by ARES (with AI assistance from Claude). Licensed under </w:t>
       </w:r>
-      <w:hyperlink w:history="1" r:id="rIdqif8v2sbtbfih8hsrp4qc">
+      <w:hyperlink w:history="1" r:id="rIdk003v4xzwwrvnvjon61z3">
         <w:r>
           <w:rPr>
             <w:rFonts w:ascii="Arial" w:cs="Arial" w:eastAsia="Arial" w:hAnsi="Arial"/>
@@ -20011,7 +20011,7 @@
         </w:rPr>
         <w:t xml:space="preserve"> (</w:t>
       </w:r>
-      <w:hyperlink w:history="1" r:id="rId3iv_eipmqgnpmnxrtzbkv">
+      <w:hyperlink w:history="1" r:id="rIdafxdarb-fvwgisupmroxk">
         <w:r>
           <w:rPr>
             <w:rFonts w:ascii="Arial" w:cs="Arial" w:eastAsia="Arial" w:hAnsi="Arial"/>
@@ -21041,7 +21041,7 @@
               <w:spacing w:after="10" w:before="0"/>
               <w:ind w:left="120"/>
             </w:pPr>
-            <w:hyperlink w:history="1" r:id="rId5bz1kro6j61mxu3dh_s51">
+            <w:hyperlink w:history="1" r:id="rIdjs9bvlrscl7s7ulktwcrd">
               <w:r>
                 <w:rPr>
                   <w:rFonts w:ascii="Arial" w:cs="Arial" w:eastAsia="Arial" w:hAnsi="Arial"/>
@@ -21118,7 +21118,7 @@
               <w:spacing w:after="10" w:before="0"/>
               <w:ind w:left="120"/>
             </w:pPr>
-            <w:hyperlink w:history="1" r:id="rIdmclyuolkbut9kyxmb88dl">
+            <w:hyperlink w:history="1" r:id="rIdoitoeafakarmyl-tlcmn6">
               <w:r>
                 <w:rPr>
                   <w:rFonts w:ascii="Arial" w:cs="Arial" w:eastAsia="Arial" w:hAnsi="Arial"/>
@@ -21345,7 +21345,7 @@
               <w:spacing w:after="10" w:before="0"/>
               <w:ind w:left="120"/>
             </w:pPr>
-            <w:hyperlink w:history="1" r:id="rIdf6jrtbsdf2y3zg8z0ve5s">
+            <w:hyperlink w:history="1" r:id="rIdjffcebotfms4s4pl8yfa9">
               <w:r>
                 <w:rPr>
                   <w:rFonts w:ascii="Arial" w:cs="Arial" w:eastAsia="Arial" w:hAnsi="Arial"/>
@@ -21422,7 +21422,7 @@
               <w:spacing w:after="10" w:before="0"/>
               <w:ind w:left="120"/>
             </w:pPr>
-            <w:hyperlink w:history="1" r:id="rId-wmu-1pmbaa9hisyydqpv">
+            <w:hyperlink w:history="1" r:id="rIdl1by5hqqqotinnvqhz3a3">
               <w:r>
                 <w:rPr>
                   <w:rFonts w:ascii="Arial" w:cs="Arial" w:eastAsia="Arial" w:hAnsi="Arial"/>
@@ -21649,7 +21649,7 @@
               <w:spacing w:after="10" w:before="0"/>
               <w:ind w:left="120"/>
             </w:pPr>
-            <w:hyperlink w:history="1" r:id="rIdjrn-dffixovkc8wzhjwxa">
+            <w:hyperlink w:history="1" r:id="rIde477_ymbiuqdyuyc0b5vl">
               <w:r>
                 <w:rPr>
                   <w:rFonts w:ascii="Arial" w:cs="Arial" w:eastAsia="Arial" w:hAnsi="Arial"/>
@@ -21726,7 +21726,7 @@
               <w:spacing w:after="10" w:before="0"/>
               <w:ind w:left="120"/>
             </w:pPr>
-            <w:hyperlink w:history="1" r:id="rIdz_2h-rru0iz_97i3do-l2">
+            <w:hyperlink w:history="1" r:id="rIdceuebuakehcucs4v9wugh">
               <w:r>
                 <w:rPr>
                   <w:rFonts w:ascii="Arial" w:cs="Arial" w:eastAsia="Arial" w:hAnsi="Arial"/>
@@ -21953,7 +21953,7 @@
               <w:spacing w:after="10" w:before="0"/>
               <w:ind w:left="120"/>
             </w:pPr>
-            <w:hyperlink w:history="1" r:id="rIdd-t8qzwc7lj1dxzpqft_g">
+            <w:hyperlink w:history="1" r:id="rIdj8-1rnss_lngkdmy9paw2">
               <w:r>
                 <w:rPr>
                   <w:rFonts w:ascii="Arial" w:cs="Arial" w:eastAsia="Arial" w:hAnsi="Arial"/>
@@ -22030,7 +22030,7 @@
               <w:spacing w:after="10" w:before="0"/>
               <w:ind w:left="120"/>
             </w:pPr>
-            <w:hyperlink w:history="1" r:id="rIdline3byycueq03j0ugfch">
+            <w:hyperlink w:history="1" r:id="rIdz1jjj04nf0djzfsfunmee">
               <w:r>
                 <w:rPr>
                   <w:rFonts w:ascii="Arial" w:cs="Arial" w:eastAsia="Arial" w:hAnsi="Arial"/>
@@ -22257,7 +22257,7 @@
               <w:spacing w:after="10" w:before="0"/>
               <w:ind w:left="120"/>
             </w:pPr>
-            <w:hyperlink w:history="1" r:id="rIdlpcek_adslrawsdze7rh4">
+            <w:hyperlink w:history="1" r:id="rId3gnzciwjxnn50y3ji01we">
               <w:r>
                 <w:rPr>
                   <w:rFonts w:ascii="Arial" w:cs="Arial" w:eastAsia="Arial" w:hAnsi="Arial"/>
@@ -22334,7 +22334,7 @@
               <w:spacing w:after="10" w:before="0"/>
               <w:ind w:left="120"/>
             </w:pPr>
-            <w:hyperlink w:history="1" r:id="rIdk-u4j-ljsx7fx6nzac8wi">
+            <w:hyperlink w:history="1" r:id="rIdsmxusj3i40igjhusqvzkw">
               <w:r>
                 <w:rPr>
                   <w:rFonts w:ascii="Arial" w:cs="Arial" w:eastAsia="Arial" w:hAnsi="Arial"/>
@@ -22839,7 +22839,7 @@
                 <w:sz w:val="18"/>
                 <w:szCs w:val="18"/>
               </w:rPr>
-              <w:t xml:space="preserve">The investigation explained the anchoring phenomenon directly: the ugali and chapati in Kisumu spoiled overnight because the kitchen was warm, the food was moist, and it was left uncovered — all three conditions that maximise mould spore germination and hyphal growth. It also explained traditional Kenyan food preservation practices such as drying omena and salting meat as empirically effective strategies that reduce water availability and temperature, thereby preventing microbial growth without requiring modern refrigeration.</w:t>
+              <w:t xml:space="preserve">The investigation explained the anchoring phenomenon directly: the ugali and chapati in Kisumu spoiled overnight because the kitchen was warm, the food was moist, and it was left uncovered — all three conditions that maximise mould spore germination and hyphal growth. It also explained traditional Kenyan food preservation practices such as drying omena and salting meat as empirically effective strategies that reduce the water available to microorganisms, thereby preventing microbial growth without requiring modern refrigeration.</w:t>
             </w:r>
           </w:p>
         </w:tc>
@@ -22861,7 +22861,7 @@
         </w:rPr>
         <w:t xml:space="preserve">© 2026 SeaVuria and ARES. Aligned with KICD objectives. Developed by SeaVuria; technical implementation by ARES (with AI assistance from Claude). Licensed under </w:t>
       </w:r>
-      <w:hyperlink w:history="1" r:id="rIdghfqezyhxzu0sq6op2ffd">
+      <w:hyperlink w:history="1" r:id="rIdgaxqioay3bhwpgwjvukcy">
         <w:r>
           <w:rPr>
             <w:rFonts w:ascii="Arial" w:cs="Arial" w:eastAsia="Arial" w:hAnsi="Arial"/>
@@ -22882,7 +22882,7 @@
         </w:rPr>
         <w:t xml:space="preserve"> (</w:t>
       </w:r>
-      <w:hyperlink w:history="1" r:id="rIdeqqmvuos1epuhlctoxc9n">
+      <w:hyperlink w:history="1" r:id="rIdgb38zqdkhs9kuqbdjxtkf">
         <w:r>
           <w:rPr>
             <w:rFonts w:ascii="Arial" w:cs="Arial" w:eastAsia="Arial" w:hAnsi="Arial"/>
@@ -23912,7 +23912,7 @@
               <w:spacing w:after="10" w:before="0"/>
               <w:ind w:left="120"/>
             </w:pPr>
-            <w:hyperlink w:history="1" r:id="rId6lkondoqnkx7i56n5u88k">
+            <w:hyperlink w:history="1" r:id="rIdagambrrebcu384nv-k08l">
               <w:r>
                 <w:rPr>
                   <w:rFonts w:ascii="Arial" w:cs="Arial" w:eastAsia="Arial" w:hAnsi="Arial"/>
@@ -23972,7 +23972,7 @@
             <w:pPr>
               <w:spacing w:after="20" w:before="0"/>
             </w:pPr>
-            <w:hyperlink w:history="1" r:id="rId1dps8w9yk_vrsiszkx48e">
+            <w:hyperlink w:history="1" r:id="rIdidnuq_js6ei70gqpok2aa">
               <w:r>
                 <w:rPr>
                   <w:rFonts w:ascii="Arial" w:cs="Arial" w:eastAsia="Arial" w:hAnsi="Arial"/>
@@ -24021,7 +24021,7 @@
               <w:spacing w:after="10" w:before="0"/>
               <w:ind w:left="120"/>
             </w:pPr>
-            <w:hyperlink w:history="1" r:id="rIdauja2onmy9rsh6occk3wv">
+            <w:hyperlink w:history="1" r:id="rIdfuiixaxfxhh7jsvz44hv1">
               <w:r>
                 <w:rPr>
                   <w:rFonts w:ascii="Arial" w:cs="Arial" w:eastAsia="Arial" w:hAnsi="Arial"/>
@@ -24233,7 +24233,7 @@
               <w:spacing w:after="10" w:before="0"/>
               <w:ind w:left="120"/>
             </w:pPr>
-            <w:hyperlink w:history="1" r:id="rId7dorzfdix8l_jrzzp4531">
+            <w:hyperlink w:history="1" r:id="rIdjzqoybes2w5k04146idvm">
               <w:r>
                 <w:rPr>
                   <w:rFonts w:ascii="Arial" w:cs="Arial" w:eastAsia="Arial" w:hAnsi="Arial"/>
@@ -24293,7 +24293,7 @@
             <w:pPr>
               <w:spacing w:after="20" w:before="0"/>
             </w:pPr>
-            <w:hyperlink w:history="1" r:id="rIdxyuvpdggnx2cpkjlrqsvh">
+            <w:hyperlink w:history="1" r:id="rId4ntq4gqq97jbxkzq8cwdu">
               <w:r>
                 <w:rPr>
                   <w:rFonts w:ascii="Arial" w:cs="Arial" w:eastAsia="Arial" w:hAnsi="Arial"/>
@@ -24342,7 +24342,7 @@
               <w:spacing w:after="10" w:before="0"/>
               <w:ind w:left="120"/>
             </w:pPr>
-            <w:hyperlink w:history="1" r:id="rIdsvkzerc-gl0v4_qhiqdf6">
+            <w:hyperlink w:history="1" r:id="rIduqleju5yh1ys1rgduczu6">
               <w:r>
                 <w:rPr>
                   <w:rFonts w:ascii="Arial" w:cs="Arial" w:eastAsia="Arial" w:hAnsi="Arial"/>
@@ -24554,7 +24554,7 @@
               <w:spacing w:after="10" w:before="0"/>
               <w:ind w:left="120"/>
             </w:pPr>
-            <w:hyperlink w:history="1" r:id="rIdtw6uqaw6hstueaedahela">
+            <w:hyperlink w:history="1" r:id="rIde61_l9hkhrsu9llqatmow">
               <w:r>
                 <w:rPr>
                   <w:rFonts w:ascii="Arial" w:cs="Arial" w:eastAsia="Arial" w:hAnsi="Arial"/>
@@ -24614,7 +24614,7 @@
             <w:pPr>
               <w:spacing w:after="20" w:before="0"/>
             </w:pPr>
-            <w:hyperlink w:history="1" r:id="rIdhtrkkun_di1qtqu1p15f1">
+            <w:hyperlink w:history="1" r:id="rIdpjotjcmhkzrpohrrxuf7f">
               <w:r>
                 <w:rPr>
                   <w:rFonts w:ascii="Arial" w:cs="Arial" w:eastAsia="Arial" w:hAnsi="Arial"/>
@@ -24663,7 +24663,7 @@
               <w:spacing w:after="10" w:before="0"/>
               <w:ind w:left="120"/>
             </w:pPr>
-            <w:hyperlink w:history="1" r:id="rIdybsxpn1tmyijjt8gdehym">
+            <w:hyperlink w:history="1" r:id="rIdv6xs-ep8txnuotub0r18w">
               <w:r>
                 <w:rPr>
                   <w:rFonts w:ascii="Arial" w:cs="Arial" w:eastAsia="Arial" w:hAnsi="Arial"/>
@@ -24875,7 +24875,7 @@
               <w:spacing w:after="10" w:before="0"/>
               <w:ind w:left="120"/>
             </w:pPr>
-            <w:hyperlink w:history="1" r:id="rIdutr0zbwhebw36r55aycpl">
+            <w:hyperlink w:history="1" r:id="rId2f54lqpzu8eoevtenetoq">
               <w:r>
                 <w:rPr>
                   <w:rFonts w:ascii="Arial" w:cs="Arial" w:eastAsia="Arial" w:hAnsi="Arial"/>
@@ -24935,7 +24935,7 @@
             <w:pPr>
               <w:spacing w:after="20" w:before="0"/>
             </w:pPr>
-            <w:hyperlink w:history="1" r:id="rId0mztkvs00pnlc-mq30b3e">
+            <w:hyperlink w:history="1" r:id="rIdomvawegyxoazfze2uz_ug">
               <w:r>
                 <w:rPr>
                   <w:rFonts w:ascii="Arial" w:cs="Arial" w:eastAsia="Arial" w:hAnsi="Arial"/>
@@ -24984,7 +24984,7 @@
               <w:spacing w:after="10" w:before="0"/>
               <w:ind w:left="120"/>
             </w:pPr>
-            <w:hyperlink w:history="1" r:id="rIdq9qgzciv226badz0r6wp2">
+            <w:hyperlink w:history="1" r:id="rIdhs9c37b2hfxk8bc0f-c5i">
               <w:r>
                 <w:rPr>
                   <w:rFonts w:ascii="Arial" w:cs="Arial" w:eastAsia="Arial" w:hAnsi="Arial"/>
@@ -25196,7 +25196,7 @@
               <w:spacing w:after="10" w:before="0"/>
               <w:ind w:left="120"/>
             </w:pPr>
-            <w:hyperlink w:history="1" r:id="rIdfqkjnttyt8lpw54_xrhvy">
+            <w:hyperlink w:history="1" r:id="rIdzzumuxsihqvhyvuebp6pg">
               <w:r>
                 <w:rPr>
                   <w:rFonts w:ascii="Arial" w:cs="Arial" w:eastAsia="Arial" w:hAnsi="Arial"/>
@@ -25256,7 +25256,7 @@
             <w:pPr>
               <w:spacing w:after="20" w:before="0"/>
             </w:pPr>
-            <w:hyperlink w:history="1" r:id="rIdrfk2w08dw1zwgegxwdwfw">
+            <w:hyperlink w:history="1" r:id="rIdjxawoptz5nxlpzehk5pe2">
               <w:r>
                 <w:rPr>
                   <w:rFonts w:ascii="Arial" w:cs="Arial" w:eastAsia="Arial" w:hAnsi="Arial"/>
@@ -25305,7 +25305,7 @@
               <w:spacing w:after="10" w:before="0"/>
               <w:ind w:left="120"/>
             </w:pPr>
-            <w:hyperlink w:history="1" r:id="rIdj4rxlqzgkaxesu9rpagcl">
+            <w:hyperlink w:history="1" r:id="rId2g8vhet13f9anbr12hzs6">
               <w:r>
                 <w:rPr>
                   <w:rFonts w:ascii="Arial" w:cs="Arial" w:eastAsia="Arial" w:hAnsi="Arial"/>
@@ -25817,7 +25817,7 @@
         </w:rPr>
         <w:t xml:space="preserve">© 2026 SeaVuria and ARES. Aligned with KICD objectives. Developed by SeaVuria; technical implementation by ARES (with AI assistance from Claude). Licensed under </w:t>
       </w:r>
-      <w:hyperlink w:history="1" r:id="rIdt5n8wbqntrm01xkf56r03">
+      <w:hyperlink w:history="1" r:id="rIdgt_3gl4gegovetzw8g8vx">
         <w:r>
           <w:rPr>
             <w:rFonts w:ascii="Arial" w:cs="Arial" w:eastAsia="Arial" w:hAnsi="Arial"/>
@@ -25838,7 +25838,7 @@
         </w:rPr>
         <w:t xml:space="preserve"> (</w:t>
       </w:r>
-      <w:hyperlink w:history="1" r:id="rIdn3o9jqkhppr8xxnullwz2">
+      <w:hyperlink w:history="1" r:id="rIdkoivhrytjzrwhqwooxezr">
         <w:r>
           <w:rPr>
             <w:rFonts w:ascii="Arial" w:cs="Arial" w:eastAsia="Arial" w:hAnsi="Arial"/>

--- a/data/outputs/v2/General_Science/SS1.7_Microorganisms/General_Science_Microorganisms_CBE_LessonSequence.docx
+++ b/data/outputs/v2/General_Science/SS1.7_Microorganisms/General_Science_Microorganisms_CBE_LessonSequence.docx
@@ -2285,7 +2285,7 @@
         </w:rPr>
         <w:t xml:space="preserve">© 2026 SeaVuria and ARES. This work is licensed under a </w:t>
       </w:r>
-      <w:hyperlink w:history="1" r:id="rIdqwpk1g-sqrsuqaerf1djn">
+      <w:hyperlink w:history="1" r:id="rIdpasfyho-xm4ongxr2iomx">
         <w:r>
           <w:rPr>
             <w:rFonts w:ascii="Arial" w:cs="Arial" w:eastAsia="Arial" w:hAnsi="Arial"/>
@@ -2305,7 +2305,7 @@
         </w:rPr>
         <w:t xml:space="preserve"> (</w:t>
       </w:r>
-      <w:hyperlink w:history="1" r:id="rId_qg0aygahvevf9s7_ibpf">
+      <w:hyperlink w:history="1" r:id="rId3htp6vhkc0v1qsifsnlnt">
         <w:r>
           <w:rPr>
             <w:rFonts w:ascii="Arial" w:cs="Arial" w:eastAsia="Arial" w:hAnsi="Arial"/>
@@ -2325,7 +2325,7 @@
         </w:rPr>
         <w:t xml:space="preserve">). To view a copy of this license, visit </w:t>
       </w:r>
-      <w:hyperlink w:history="1" r:id="rIdupql-nhut2iajybm-rxam">
+      <w:hyperlink w:history="1" r:id="rIdrtgxqbsdts7jozipbvtpj">
         <w:r>
           <w:rPr>
             <w:rFonts w:ascii="Arial" w:cs="Arial" w:eastAsia="Arial" w:hAnsi="Arial"/>
@@ -3354,7 +3354,7 @@
               <w:spacing w:after="10" w:before="0"/>
               <w:ind w:left="120"/>
             </w:pPr>
-            <w:hyperlink w:history="1" r:id="rIdrq6mhfwqafa6umv7dwhla">
+            <w:hyperlink w:history="1" r:id="rIdetwhprdm6mk7gimkbasva">
               <w:r>
                 <w:rPr>
                   <w:rFonts w:ascii="Arial" w:cs="Arial" w:eastAsia="Arial" w:hAnsi="Arial"/>
@@ -3431,7 +3431,7 @@
               <w:spacing w:after="10" w:before="0"/>
               <w:ind w:left="120"/>
             </w:pPr>
-            <w:hyperlink w:history="1" r:id="rId0yhnduvvxae3llo9xgoov">
+            <w:hyperlink w:history="1" r:id="rIdqpeskmbyev_2ro9yqgpty">
               <w:r>
                 <w:rPr>
                   <w:rFonts w:ascii="Arial" w:cs="Arial" w:eastAsia="Arial" w:hAnsi="Arial"/>
@@ -3658,7 +3658,7 @@
               <w:spacing w:after="10" w:before="0"/>
               <w:ind w:left="120"/>
             </w:pPr>
-            <w:hyperlink w:history="1" r:id="rIdzncjvpdf6icju012mqvby">
+            <w:hyperlink w:history="1" r:id="rIdxexl9lew3ztx3lm8ib5bq">
               <w:r>
                 <w:rPr>
                   <w:rFonts w:ascii="Arial" w:cs="Arial" w:eastAsia="Arial" w:hAnsi="Arial"/>
@@ -3735,7 +3735,7 @@
               <w:spacing w:after="10" w:before="0"/>
               <w:ind w:left="120"/>
             </w:pPr>
-            <w:hyperlink w:history="1" r:id="rId-9en-gv92whxbezyunhqj">
+            <w:hyperlink w:history="1" r:id="rIdlvzcur4goyn3vjytc8gdt">
               <w:r>
                 <w:rPr>
                   <w:rFonts w:ascii="Arial" w:cs="Arial" w:eastAsia="Arial" w:hAnsi="Arial"/>
@@ -3962,7 +3962,7 @@
               <w:spacing w:after="10" w:before="0"/>
               <w:ind w:left="120"/>
             </w:pPr>
-            <w:hyperlink w:history="1" r:id="rIdsz0ks4z6m8bjj0qu-2pvr">
+            <w:hyperlink w:history="1" r:id="rId1vwerty6fdj0y_3nh6mlp">
               <w:r>
                 <w:rPr>
                   <w:rFonts w:ascii="Arial" w:cs="Arial" w:eastAsia="Arial" w:hAnsi="Arial"/>
@@ -4039,7 +4039,7 @@
               <w:spacing w:after="10" w:before="0"/>
               <w:ind w:left="120"/>
             </w:pPr>
-            <w:hyperlink w:history="1" r:id="rIdsswydtpzyz_rhizzcgzp-">
+            <w:hyperlink w:history="1" r:id="rId8f9zb1kxcup0clsdnkmr9">
               <w:r>
                 <w:rPr>
                   <w:rFonts w:ascii="Arial" w:cs="Arial" w:eastAsia="Arial" w:hAnsi="Arial"/>
@@ -4266,7 +4266,7 @@
               <w:spacing w:after="10" w:before="0"/>
               <w:ind w:left="120"/>
             </w:pPr>
-            <w:hyperlink w:history="1" r:id="rIdnunixma30vtn16uw5ifve">
+            <w:hyperlink w:history="1" r:id="rIdqjci1mlwo9z4g6parzr0b">
               <w:r>
                 <w:rPr>
                   <w:rFonts w:ascii="Arial" w:cs="Arial" w:eastAsia="Arial" w:hAnsi="Arial"/>
@@ -4343,7 +4343,7 @@
               <w:spacing w:after="10" w:before="0"/>
               <w:ind w:left="120"/>
             </w:pPr>
-            <w:hyperlink w:history="1" r:id="rIdptatdiolpmhidlamy9tid">
+            <w:hyperlink w:history="1" r:id="rIdtrqfxc34qarjxmb1nh-ux">
               <w:r>
                 <w:rPr>
                   <w:rFonts w:ascii="Arial" w:cs="Arial" w:eastAsia="Arial" w:hAnsi="Arial"/>
@@ -4570,7 +4570,7 @@
               <w:spacing w:after="10" w:before="0"/>
               <w:ind w:left="120"/>
             </w:pPr>
-            <w:hyperlink w:history="1" r:id="rIdwru2wsxngxhfnfthzq-2p">
+            <w:hyperlink w:history="1" r:id="rId0rqssdyngfurmjfdel-yq">
               <w:r>
                 <w:rPr>
                   <w:rFonts w:ascii="Arial" w:cs="Arial" w:eastAsia="Arial" w:hAnsi="Arial"/>
@@ -4647,7 +4647,7 @@
               <w:spacing w:after="10" w:before="0"/>
               <w:ind w:left="120"/>
             </w:pPr>
-            <w:hyperlink w:history="1" r:id="rIdka67aqgwudxythinwun4i">
+            <w:hyperlink w:history="1" r:id="rId-ekd3vdol41xar6lu_s-z">
               <w:r>
                 <w:rPr>
                   <w:rFonts w:ascii="Arial" w:cs="Arial" w:eastAsia="Arial" w:hAnsi="Arial"/>
@@ -5174,7 +5174,7 @@
         </w:rPr>
         <w:t xml:space="preserve">© 2026 SeaVuria and ARES. Aligned with KICD objectives. Developed by SeaVuria; technical implementation by ARES (with AI assistance from Claude). Licensed under </w:t>
       </w:r>
-      <w:hyperlink w:history="1" r:id="rIdayf5u05omdq6ynmkyzdzu">
+      <w:hyperlink w:history="1" r:id="rIdaxb8vuhvvfktgx_sszvve">
         <w:r>
           <w:rPr>
             <w:rFonts w:ascii="Arial" w:cs="Arial" w:eastAsia="Arial" w:hAnsi="Arial"/>
@@ -5195,7 +5195,7 @@
         </w:rPr>
         <w:t xml:space="preserve"> (</w:t>
       </w:r>
-      <w:hyperlink w:history="1" r:id="rIdbrnd2r0x7txwt5kd7pnif">
+      <w:hyperlink w:history="1" r:id="rIdoqwhcxlcy3dg9dmzv2_g8">
         <w:r>
           <w:rPr>
             <w:rFonts w:ascii="Arial" w:cs="Arial" w:eastAsia="Arial" w:hAnsi="Arial"/>
@@ -6208,7 +6208,7 @@
             <w:pPr>
               <w:spacing w:after="20" w:before="0"/>
             </w:pPr>
-            <w:hyperlink w:history="1" r:id="rIdx-slqhjo841fwgxtbtfo9">
+            <w:hyperlink w:history="1" r:id="rId4srpj4dnpzkivvuibhopo">
               <w:r>
                 <w:rPr>
                   <w:rFonts w:ascii="Arial" w:cs="Arial" w:eastAsia="Arial" w:hAnsi="Arial"/>
@@ -6241,7 +6241,7 @@
               <w:spacing w:after="10" w:before="0"/>
               <w:ind w:left="120"/>
             </w:pPr>
-            <w:hyperlink w:history="1" r:id="rIdqhc0vo3zylbtlosbvpzcu">
+            <w:hyperlink w:history="1" r:id="rIdttnnfr8d4v07i9rqwqv74">
               <w:r>
                 <w:rPr>
                   <w:rFonts w:ascii="Arial" w:cs="Arial" w:eastAsia="Arial" w:hAnsi="Arial"/>
@@ -6286,7 +6286,7 @@
             <w:pPr>
               <w:spacing w:after="20" w:before="0"/>
             </w:pPr>
-            <w:hyperlink w:history="1" r:id="rIdriml6rmy5z6txildpl6vc">
+            <w:hyperlink w:history="1" r:id="rIdvbwxd-g8vhw0j3hm7k5pk">
               <w:r>
                 <w:rPr>
                   <w:rFonts w:ascii="Arial" w:cs="Arial" w:eastAsia="Arial" w:hAnsi="Arial"/>
@@ -6319,7 +6319,7 @@
               <w:spacing w:after="10" w:before="0"/>
               <w:ind w:left="120"/>
             </w:pPr>
-            <w:hyperlink w:history="1" r:id="rIdn2i81fs7wdwynavpt9h4u">
+            <w:hyperlink w:history="1" r:id="rIdjpyafxaqzz4aga6p2z3ak">
               <w:r>
                 <w:rPr>
                   <w:rFonts w:ascii="Arial" w:cs="Arial" w:eastAsia="Arial" w:hAnsi="Arial"/>
@@ -6514,7 +6514,7 @@
             <w:pPr>
               <w:spacing w:after="20" w:before="0"/>
             </w:pPr>
-            <w:hyperlink w:history="1" r:id="rIdv1qy3d83apfirsat7aeyt">
+            <w:hyperlink w:history="1" r:id="rIdod1ux5x9ch2sbx9es0jab">
               <w:r>
                 <w:rPr>
                   <w:rFonts w:ascii="Arial" w:cs="Arial" w:eastAsia="Arial" w:hAnsi="Arial"/>
@@ -6547,7 +6547,7 @@
               <w:spacing w:after="10" w:before="0"/>
               <w:ind w:left="120"/>
             </w:pPr>
-            <w:hyperlink w:history="1" r:id="rIdijjvz-i6lxvj-tec1or3p">
+            <w:hyperlink w:history="1" r:id="rIdb1ixdsimlaezantgsdtvb">
               <w:r>
                 <w:rPr>
                   <w:rFonts w:ascii="Arial" w:cs="Arial" w:eastAsia="Arial" w:hAnsi="Arial"/>
@@ -6592,7 +6592,7 @@
             <w:pPr>
               <w:spacing w:after="20" w:before="0"/>
             </w:pPr>
-            <w:hyperlink w:history="1" r:id="rIdzwciseagvgnfwugniix1f">
+            <w:hyperlink w:history="1" r:id="rIdvow7yttdeibt_kr6wnhfq">
               <w:r>
                 <w:rPr>
                   <w:rFonts w:ascii="Arial" w:cs="Arial" w:eastAsia="Arial" w:hAnsi="Arial"/>
@@ -6625,7 +6625,7 @@
               <w:spacing w:after="10" w:before="0"/>
               <w:ind w:left="120"/>
             </w:pPr>
-            <w:hyperlink w:history="1" r:id="rIdkigsniuqeqb7ortayk8q3">
+            <w:hyperlink w:history="1" r:id="rIdq3qtzxto1qozm5k_ojomm">
               <w:r>
                 <w:rPr>
                   <w:rFonts w:ascii="Arial" w:cs="Arial" w:eastAsia="Arial" w:hAnsi="Arial"/>
@@ -6820,7 +6820,7 @@
             <w:pPr>
               <w:spacing w:after="20" w:before="0"/>
             </w:pPr>
-            <w:hyperlink w:history="1" r:id="rIdiygj1ph4pxvxrw2rwdw_x">
+            <w:hyperlink w:history="1" r:id="rId1xbbjhxlzqjc4qgncigpq">
               <w:r>
                 <w:rPr>
                   <w:rFonts w:ascii="Arial" w:cs="Arial" w:eastAsia="Arial" w:hAnsi="Arial"/>
@@ -6853,7 +6853,7 @@
               <w:spacing w:after="10" w:before="0"/>
               <w:ind w:left="120"/>
             </w:pPr>
-            <w:hyperlink w:history="1" r:id="rIdzr0xcozrn7liettspcu0t">
+            <w:hyperlink w:history="1" r:id="rIdz8vad0sjxjvt4jhtpqr2g">
               <w:r>
                 <w:rPr>
                   <w:rFonts w:ascii="Arial" w:cs="Arial" w:eastAsia="Arial" w:hAnsi="Arial"/>
@@ -6898,7 +6898,7 @@
             <w:pPr>
               <w:spacing w:after="20" w:before="0"/>
             </w:pPr>
-            <w:hyperlink w:history="1" r:id="rIdnqpy8zkirqjsjpk-lw27b">
+            <w:hyperlink w:history="1" r:id="rIdeiw1vow-sm16fubrmjohz">
               <w:r>
                 <w:rPr>
                   <w:rFonts w:ascii="Arial" w:cs="Arial" w:eastAsia="Arial" w:hAnsi="Arial"/>
@@ -6947,7 +6947,7 @@
               <w:spacing w:after="10" w:before="0"/>
               <w:ind w:left="120"/>
             </w:pPr>
-            <w:hyperlink w:history="1" r:id="rIdfh8xvjkkj0aftimvwcsr5">
+            <w:hyperlink w:history="1" r:id="rIdnigdk2g04kc4pjb18no3x">
               <w:r>
                 <w:rPr>
                   <w:rFonts w:ascii="Arial" w:cs="Arial" w:eastAsia="Arial" w:hAnsi="Arial"/>
@@ -7142,7 +7142,7 @@
             <w:pPr>
               <w:spacing w:after="20" w:before="0"/>
             </w:pPr>
-            <w:hyperlink w:history="1" r:id="rIdrnpbqvh91d2kstmlrgakx">
+            <w:hyperlink w:history="1" r:id="rId94oleuusz1obrskoi_prc">
               <w:r>
                 <w:rPr>
                   <w:rFonts w:ascii="Arial" w:cs="Arial" w:eastAsia="Arial" w:hAnsi="Arial"/>
@@ -7175,7 +7175,7 @@
               <w:spacing w:after="10" w:before="0"/>
               <w:ind w:left="120"/>
             </w:pPr>
-            <w:hyperlink w:history="1" r:id="rId9rzbvekkdbayk8gzcmml4">
+            <w:hyperlink w:history="1" r:id="rIdvaemynlrnflldtz2_vvua">
               <w:r>
                 <w:rPr>
                   <w:rFonts w:ascii="Arial" w:cs="Arial" w:eastAsia="Arial" w:hAnsi="Arial"/>
@@ -7220,7 +7220,7 @@
             <w:pPr>
               <w:spacing w:after="20" w:before="0"/>
             </w:pPr>
-            <w:hyperlink w:history="1" r:id="rId97bok2axpnu1zozqw0heb">
+            <w:hyperlink w:history="1" r:id="rIdijbwapkj3ez3zmuwgdquc">
               <w:r>
                 <w:rPr>
                   <w:rFonts w:ascii="Arial" w:cs="Arial" w:eastAsia="Arial" w:hAnsi="Arial"/>
@@ -7269,7 +7269,7 @@
               <w:spacing w:after="10" w:before="0"/>
               <w:ind w:left="120"/>
             </w:pPr>
-            <w:hyperlink w:history="1" r:id="rIdlqmvkwpaznnncei9n6jbb">
+            <w:hyperlink w:history="1" r:id="rId6qclcowevu2jit5otklgu">
               <w:r>
                 <w:rPr>
                   <w:rFonts w:ascii="Arial" w:cs="Arial" w:eastAsia="Arial" w:hAnsi="Arial"/>
@@ -7464,7 +7464,7 @@
             <w:pPr>
               <w:spacing w:after="20" w:before="0"/>
             </w:pPr>
-            <w:hyperlink w:history="1" r:id="rIdcxt18-fq1snn8p5dcllwf">
+            <w:hyperlink w:history="1" r:id="rId5npj9ealfmc8tkiinivrb">
               <w:r>
                 <w:rPr>
                   <w:rFonts w:ascii="Arial" w:cs="Arial" w:eastAsia="Arial" w:hAnsi="Arial"/>
@@ -7497,7 +7497,7 @@
               <w:spacing w:after="10" w:before="0"/>
               <w:ind w:left="120"/>
             </w:pPr>
-            <w:hyperlink w:history="1" r:id="rIddb0mqaqca9dvrsmklwoww">
+            <w:hyperlink w:history="1" r:id="rId0dydrfyz6xqyoasko-gil">
               <w:r>
                 <w:rPr>
                   <w:rFonts w:ascii="Arial" w:cs="Arial" w:eastAsia="Arial" w:hAnsi="Arial"/>
@@ -7542,7 +7542,7 @@
             <w:pPr>
               <w:spacing w:after="20" w:before="0"/>
             </w:pPr>
-            <w:hyperlink w:history="1" r:id="rIdc33ztadpczqwlfqo6wmwm">
+            <w:hyperlink w:history="1" r:id="rIdvxamnrqvnbiywcqj7uovu">
               <w:r>
                 <w:rPr>
                   <w:rFonts w:ascii="Arial" w:cs="Arial" w:eastAsia="Arial" w:hAnsi="Arial"/>
@@ -7591,7 +7591,7 @@
               <w:spacing w:after="10" w:before="0"/>
               <w:ind w:left="120"/>
             </w:pPr>
-            <w:hyperlink w:history="1" r:id="rIdnsijxip0sk8b1bzh3nefn">
+            <w:hyperlink w:history="1" r:id="rIddfsmbjsuwzamczjklras9">
               <w:r>
                 <w:rPr>
                   <w:rFonts w:ascii="Arial" w:cs="Arial" w:eastAsia="Arial" w:hAnsi="Arial"/>
@@ -8103,7 +8103,7 @@
         </w:rPr>
         <w:t xml:space="preserve">© 2026 SeaVuria and ARES. Aligned with KICD objectives. Developed by SeaVuria; technical implementation by ARES (with AI assistance from Claude). Licensed under </w:t>
       </w:r>
-      <w:hyperlink w:history="1" r:id="rIdkhkug-gzbhaytbfqrwqyj">
+      <w:hyperlink w:history="1" r:id="rIdxpaemlvfjiuu0d_8bfqgs">
         <w:r>
           <w:rPr>
             <w:rFonts w:ascii="Arial" w:cs="Arial" w:eastAsia="Arial" w:hAnsi="Arial"/>
@@ -8124,7 +8124,7 @@
         </w:rPr>
         <w:t xml:space="preserve"> (</w:t>
       </w:r>
-      <w:hyperlink w:history="1" r:id="rIdrlrgickocbywjxs3jfjxl">
+      <w:hyperlink w:history="1" r:id="rId3oq9sr5okjgxtwml1c_50">
         <w:r>
           <w:rPr>
             <w:rFonts w:ascii="Arial" w:cs="Arial" w:eastAsia="Arial" w:hAnsi="Arial"/>
@@ -9154,7 +9154,7 @@
               <w:spacing w:after="10" w:before="0"/>
               <w:ind w:left="120"/>
             </w:pPr>
-            <w:hyperlink w:history="1" r:id="rIdflurjojpystpxp01vhlml">
+            <w:hyperlink w:history="1" r:id="rIddwozyllvntv3fb-ifjuxm">
               <w:r>
                 <w:rPr>
                   <w:rFonts w:ascii="Arial" w:cs="Arial" w:eastAsia="Arial" w:hAnsi="Arial"/>
@@ -9231,7 +9231,7 @@
               <w:spacing w:after="10" w:before="0"/>
               <w:ind w:left="120"/>
             </w:pPr>
-            <w:hyperlink w:history="1" r:id="rIdbpnmxtfyz3vrm6wo4uiif">
+            <w:hyperlink w:history="1" r:id="rIdfojq1cl8ctrtw5nglclpb">
               <w:r>
                 <w:rPr>
                   <w:rFonts w:ascii="Arial" w:cs="Arial" w:eastAsia="Arial" w:hAnsi="Arial"/>
@@ -9458,7 +9458,7 @@
               <w:spacing w:after="10" w:before="0"/>
               <w:ind w:left="120"/>
             </w:pPr>
-            <w:hyperlink w:history="1" r:id="rIdxptrualf4didbc6pr5vck">
+            <w:hyperlink w:history="1" r:id="rId2m4zc5e3gkkicorktshgs">
               <w:r>
                 <w:rPr>
                   <w:rFonts w:ascii="Arial" w:cs="Arial" w:eastAsia="Arial" w:hAnsi="Arial"/>
@@ -9535,7 +9535,7 @@
               <w:spacing w:after="10" w:before="0"/>
               <w:ind w:left="120"/>
             </w:pPr>
-            <w:hyperlink w:history="1" r:id="rIdxhvywrjk2n5aj_fxjkhqq">
+            <w:hyperlink w:history="1" r:id="rIdwqe8ewcnve6b6gjfwbgwr">
               <w:r>
                 <w:rPr>
                   <w:rFonts w:ascii="Arial" w:cs="Arial" w:eastAsia="Arial" w:hAnsi="Arial"/>
@@ -9762,7 +9762,7 @@
               <w:spacing w:after="10" w:before="0"/>
               <w:ind w:left="120"/>
             </w:pPr>
-            <w:hyperlink w:history="1" r:id="rIdl3a9q6gfuq-tkm1syc50x">
+            <w:hyperlink w:history="1" r:id="rIduarrnzom44y72o4iloevq">
               <w:r>
                 <w:rPr>
                   <w:rFonts w:ascii="Arial" w:cs="Arial" w:eastAsia="Arial" w:hAnsi="Arial"/>
@@ -9839,7 +9839,7 @@
               <w:spacing w:after="10" w:before="0"/>
               <w:ind w:left="120"/>
             </w:pPr>
-            <w:hyperlink w:history="1" r:id="rIdbxr7gwhggkw91cl982l2o">
+            <w:hyperlink w:history="1" r:id="rId1muqpf6mnauewltbmuemk">
               <w:r>
                 <w:rPr>
                   <w:rFonts w:ascii="Arial" w:cs="Arial" w:eastAsia="Arial" w:hAnsi="Arial"/>
@@ -10066,7 +10066,7 @@
               <w:spacing w:after="10" w:before="0"/>
               <w:ind w:left="120"/>
             </w:pPr>
-            <w:hyperlink w:history="1" r:id="rIdi2stfx8szmvosbcqysvre">
+            <w:hyperlink w:history="1" r:id="rIdjz5ey3ab-mhhgkbqykr5k">
               <w:r>
                 <w:rPr>
                   <w:rFonts w:ascii="Arial" w:cs="Arial" w:eastAsia="Arial" w:hAnsi="Arial"/>
@@ -10143,7 +10143,7 @@
               <w:spacing w:after="10" w:before="0"/>
               <w:ind w:left="120"/>
             </w:pPr>
-            <w:hyperlink w:history="1" r:id="rId5xlcli_-_r32lghe-ds1m">
+            <w:hyperlink w:history="1" r:id="rIdobhkcvgbflqk37rsbhds0">
               <w:r>
                 <w:rPr>
                   <w:rFonts w:ascii="Arial" w:cs="Arial" w:eastAsia="Arial" w:hAnsi="Arial"/>
@@ -10370,7 +10370,7 @@
               <w:spacing w:after="10" w:before="0"/>
               <w:ind w:left="120"/>
             </w:pPr>
-            <w:hyperlink w:history="1" r:id="rIdd5muht5fnqqndyhtm_kpw">
+            <w:hyperlink w:history="1" r:id="rIdqrxkm_rf-fa1snu6brziw">
               <w:r>
                 <w:rPr>
                   <w:rFonts w:ascii="Arial" w:cs="Arial" w:eastAsia="Arial" w:hAnsi="Arial"/>
@@ -10447,7 +10447,7 @@
               <w:spacing w:after="10" w:before="0"/>
               <w:ind w:left="120"/>
             </w:pPr>
-            <w:hyperlink w:history="1" r:id="rIde3t51ndxksoxnje_vt0tk">
+            <w:hyperlink w:history="1" r:id="rId_awlagl_bvzq3upkywrnl">
               <w:r>
                 <w:rPr>
                   <w:rFonts w:ascii="Arial" w:cs="Arial" w:eastAsia="Arial" w:hAnsi="Arial"/>
@@ -10974,7 +10974,7 @@
         </w:rPr>
         <w:t xml:space="preserve">© 2026 SeaVuria and ARES. Aligned with KICD objectives. Developed by SeaVuria; technical implementation by ARES (with AI assistance from Claude). Licensed under </w:t>
       </w:r>
-      <w:hyperlink w:history="1" r:id="rIdo7w9jo4vxrqaocbs5yn5v">
+      <w:hyperlink w:history="1" r:id="rId3s-tx9woqv4frka4het_v">
         <w:r>
           <w:rPr>
             <w:rFonts w:ascii="Arial" w:cs="Arial" w:eastAsia="Arial" w:hAnsi="Arial"/>
@@ -10995,7 +10995,7 @@
         </w:rPr>
         <w:t xml:space="preserve"> (</w:t>
       </w:r>
-      <w:hyperlink w:history="1" r:id="rIdfvibpa8cu7tfhybi5s5xm">
+      <w:hyperlink w:history="1" r:id="rIdofxpgq8jr8elvlwt89bzy">
         <w:r>
           <w:rPr>
             <w:rFonts w:ascii="Arial" w:cs="Arial" w:eastAsia="Arial" w:hAnsi="Arial"/>
@@ -12025,7 +12025,7 @@
               <w:spacing w:after="10" w:before="0"/>
               <w:ind w:left="120"/>
             </w:pPr>
-            <w:hyperlink w:history="1" r:id="rIdmxgjze9h0xvlhef6poc83">
+            <w:hyperlink w:history="1" r:id="rIdaezjgodg5g0pe2aximukb">
               <w:r>
                 <w:rPr>
                   <w:rFonts w:ascii="Arial" w:cs="Arial" w:eastAsia="Arial" w:hAnsi="Arial"/>
@@ -12102,7 +12102,7 @@
               <w:spacing w:after="10" w:before="0"/>
               <w:ind w:left="120"/>
             </w:pPr>
-            <w:hyperlink w:history="1" r:id="rIdcrqp0duroqrerdajhkc88">
+            <w:hyperlink w:history="1" r:id="rIdw8swtbbu7of2ej53_5tgz">
               <w:r>
                 <w:rPr>
                   <w:rFonts w:ascii="Arial" w:cs="Arial" w:eastAsia="Arial" w:hAnsi="Arial"/>
@@ -12329,7 +12329,7 @@
               <w:spacing w:after="10" w:before="0"/>
               <w:ind w:left="120"/>
             </w:pPr>
-            <w:hyperlink w:history="1" r:id="rIdjs8gu1ftxs5poe_jl8qz2">
+            <w:hyperlink w:history="1" r:id="rIdyv24qrxaj2x7y7vmshfhn">
               <w:r>
                 <w:rPr>
                   <w:rFonts w:ascii="Arial" w:cs="Arial" w:eastAsia="Arial" w:hAnsi="Arial"/>
@@ -12406,7 +12406,7 @@
               <w:spacing w:after="10" w:before="0"/>
               <w:ind w:left="120"/>
             </w:pPr>
-            <w:hyperlink w:history="1" r:id="rIdwyfpfzlvtihremn9qipow">
+            <w:hyperlink w:history="1" r:id="rIdfpt3ugd1tng5bidxjf4dn">
               <w:r>
                 <w:rPr>
                   <w:rFonts w:ascii="Arial" w:cs="Arial" w:eastAsia="Arial" w:hAnsi="Arial"/>
@@ -12788,7 +12788,7 @@
               <w:spacing w:after="10" w:before="0"/>
               <w:ind w:left="120"/>
             </w:pPr>
-            <w:hyperlink w:history="1" r:id="rIdgc7oyr1sosapnp17riu91">
+            <w:hyperlink w:history="1" r:id="rIdwnidjhmzhktpbtz3yxkbn">
               <w:r>
                 <w:rPr>
                   <w:rFonts w:ascii="Arial" w:cs="Arial" w:eastAsia="Arial" w:hAnsi="Arial"/>
@@ -12865,7 +12865,7 @@
               <w:spacing w:after="10" w:before="0"/>
               <w:ind w:left="120"/>
             </w:pPr>
-            <w:hyperlink w:history="1" r:id="rIdiflfqrxvsni3kpib54yol">
+            <w:hyperlink w:history="1" r:id="rIdd9lcurl-kkmrbgfgkkruo">
               <w:r>
                 <w:rPr>
                   <w:rFonts w:ascii="Arial" w:cs="Arial" w:eastAsia="Arial" w:hAnsi="Arial"/>
@@ -13092,7 +13092,7 @@
               <w:spacing w:after="10" w:before="0"/>
               <w:ind w:left="120"/>
             </w:pPr>
-            <w:hyperlink w:history="1" r:id="rIddmz9uifbmvxtl9pig5ls9">
+            <w:hyperlink w:history="1" r:id="rIdygx2kqrja6ou42vh67tqx">
               <w:r>
                 <w:rPr>
                   <w:rFonts w:ascii="Arial" w:cs="Arial" w:eastAsia="Arial" w:hAnsi="Arial"/>
@@ -13169,7 +13169,7 @@
               <w:spacing w:after="10" w:before="0"/>
               <w:ind w:left="120"/>
             </w:pPr>
-            <w:hyperlink w:history="1" r:id="rIdgpqto76yh5tlowcogra5x">
+            <w:hyperlink w:history="1" r:id="rId6_fasxl6-ewbgxvjwskq6">
               <w:r>
                 <w:rPr>
                   <w:rFonts w:ascii="Arial" w:cs="Arial" w:eastAsia="Arial" w:hAnsi="Arial"/>
@@ -13396,7 +13396,7 @@
               <w:spacing w:after="10" w:before="0"/>
               <w:ind w:left="120"/>
             </w:pPr>
-            <w:hyperlink w:history="1" r:id="rIdcwiod-c5ocvj2p3m3ntvl">
+            <w:hyperlink w:history="1" r:id="rIduoxux4nsg-lrqwoesprps">
               <w:r>
                 <w:rPr>
                   <w:rFonts w:ascii="Arial" w:cs="Arial" w:eastAsia="Arial" w:hAnsi="Arial"/>
@@ -13473,7 +13473,7 @@
               <w:spacing w:after="10" w:before="0"/>
               <w:ind w:left="120"/>
             </w:pPr>
-            <w:hyperlink w:history="1" r:id="rIdbm2kz8ioypzozkdfevph9">
+            <w:hyperlink w:history="1" r:id="rIdhg98y-6famqcykg7rix6a">
               <w:r>
                 <w:rPr>
                   <w:rFonts w:ascii="Arial" w:cs="Arial" w:eastAsia="Arial" w:hAnsi="Arial"/>
@@ -14000,7 +14000,7 @@
         </w:rPr>
         <w:t xml:space="preserve">© 2026 SeaVuria and ARES. Aligned with KICD objectives. Developed by SeaVuria; technical implementation by ARES (with AI assistance from Claude). Licensed under </w:t>
       </w:r>
-      <w:hyperlink w:history="1" r:id="rIdywepvpvuv8fhn9d8emaws">
+      <w:hyperlink w:history="1" r:id="rIdk7usqqwvquwykecjdcj0x">
         <w:r>
           <w:rPr>
             <w:rFonts w:ascii="Arial" w:cs="Arial" w:eastAsia="Arial" w:hAnsi="Arial"/>
@@ -14021,7 +14021,7 @@
         </w:rPr>
         <w:t xml:space="preserve"> (</w:t>
       </w:r>
-      <w:hyperlink w:history="1" r:id="rIdoiju7ous2grgkyqzqzwfz">
+      <w:hyperlink w:history="1" r:id="rIdi7ycf5p1wrlmau28xugmv">
         <w:r>
           <w:rPr>
             <w:rFonts w:ascii="Arial" w:cs="Arial" w:eastAsia="Arial" w:hAnsi="Arial"/>
@@ -15051,7 +15051,7 @@
               <w:spacing w:after="10" w:before="0"/>
               <w:ind w:left="120"/>
             </w:pPr>
-            <w:hyperlink w:history="1" r:id="rIdhose8vetpsxexh-aua9ii">
+            <w:hyperlink w:history="1" r:id="rIdbx_f2lph5p8mzx-dpi5xf">
               <w:r>
                 <w:rPr>
                   <w:rFonts w:ascii="Arial" w:cs="Arial" w:eastAsia="Arial" w:hAnsi="Arial"/>
@@ -15111,7 +15111,7 @@
             <w:pPr>
               <w:spacing w:after="20" w:before="0"/>
             </w:pPr>
-            <w:hyperlink w:history="1" r:id="rIdrvnbhyyc2r55t9lam0tgj">
+            <w:hyperlink w:history="1" r:id="rId353yfedfpw6p_djtynjbe">
               <w:r>
                 <w:rPr>
                   <w:rFonts w:ascii="Arial" w:cs="Arial" w:eastAsia="Arial" w:hAnsi="Arial"/>
@@ -15144,7 +15144,7 @@
               <w:spacing w:after="10" w:before="0"/>
               <w:ind w:left="120"/>
             </w:pPr>
-            <w:hyperlink w:history="1" r:id="rIdkbbnhgfdgzkipi-plwnom">
+            <w:hyperlink w:history="1" r:id="rIdvnslvxn42piuk8_1c4wdz">
               <w:r>
                 <w:rPr>
                   <w:rFonts w:ascii="Arial" w:cs="Arial" w:eastAsia="Arial" w:hAnsi="Arial"/>
@@ -15356,7 +15356,7 @@
               <w:spacing w:after="10" w:before="0"/>
               <w:ind w:left="120"/>
             </w:pPr>
-            <w:hyperlink w:history="1" r:id="rId7_57zgib-ygywecguqjm_">
+            <w:hyperlink w:history="1" r:id="rIdldoqawgm95qxo0hge0oay">
               <w:r>
                 <w:rPr>
                   <w:rFonts w:ascii="Arial" w:cs="Arial" w:eastAsia="Arial" w:hAnsi="Arial"/>
@@ -15416,7 +15416,7 @@
             <w:pPr>
               <w:spacing w:after="20" w:before="0"/>
             </w:pPr>
-            <w:hyperlink w:history="1" r:id="rIdyrb3j9mvowdecwgz_xw-9">
+            <w:hyperlink w:history="1" r:id="rIdfchjwjoey0lnu16eqzc9p">
               <w:r>
                 <w:rPr>
                   <w:rFonts w:ascii="Arial" w:cs="Arial" w:eastAsia="Arial" w:hAnsi="Arial"/>
@@ -15449,7 +15449,7 @@
               <w:spacing w:after="10" w:before="0"/>
               <w:ind w:left="120"/>
             </w:pPr>
-            <w:hyperlink w:history="1" r:id="rIdhrznu28rlts56ns_t8cul">
+            <w:hyperlink w:history="1" r:id="rIdavhgx0hjtdu7acvjxpc1s">
               <w:r>
                 <w:rPr>
                   <w:rFonts w:ascii="Arial" w:cs="Arial" w:eastAsia="Arial" w:hAnsi="Arial"/>
@@ -15661,7 +15661,7 @@
               <w:spacing w:after="10" w:before="0"/>
               <w:ind w:left="120"/>
             </w:pPr>
-            <w:hyperlink w:history="1" r:id="rId0xpybmxgthfs8mzogbecj">
+            <w:hyperlink w:history="1" r:id="rId1tyirbtvxhpllplbmzpaf">
               <w:r>
                 <w:rPr>
                   <w:rFonts w:ascii="Arial" w:cs="Arial" w:eastAsia="Arial" w:hAnsi="Arial"/>
@@ -15721,7 +15721,7 @@
             <w:pPr>
               <w:spacing w:after="20" w:before="0"/>
             </w:pPr>
-            <w:hyperlink w:history="1" r:id="rIdbj1htakqqmdkm2oor13he">
+            <w:hyperlink w:history="1" r:id="rId1qpy96d690mrasdmfsts2">
               <w:r>
                 <w:rPr>
                   <w:rFonts w:ascii="Arial" w:cs="Arial" w:eastAsia="Arial" w:hAnsi="Arial"/>
@@ -15770,7 +15770,7 @@
               <w:spacing w:after="10" w:before="0"/>
               <w:ind w:left="120"/>
             </w:pPr>
-            <w:hyperlink w:history="1" r:id="rIdar-xbgfhcwiy4cclxbhgr">
+            <w:hyperlink w:history="1" r:id="rIdhe-gjxxxldpfxert2uowc">
               <w:r>
                 <w:rPr>
                   <w:rFonts w:ascii="Arial" w:cs="Arial" w:eastAsia="Arial" w:hAnsi="Arial"/>
@@ -15982,7 +15982,7 @@
               <w:spacing w:after="10" w:before="0"/>
               <w:ind w:left="120"/>
             </w:pPr>
-            <w:hyperlink w:history="1" r:id="rId1owstbauii8tqyve-3wug">
+            <w:hyperlink w:history="1" r:id="rIdkjry0-ggusfzkiyfjyuda">
               <w:r>
                 <w:rPr>
                   <w:rFonts w:ascii="Arial" w:cs="Arial" w:eastAsia="Arial" w:hAnsi="Arial"/>
@@ -16042,7 +16042,7 @@
             <w:pPr>
               <w:spacing w:after="20" w:before="0"/>
             </w:pPr>
-            <w:hyperlink w:history="1" r:id="rIdmsszxbzhryjlaxhwgy1lu">
+            <w:hyperlink w:history="1" r:id="rId_h2g7nctuwofeysfasam2">
               <w:r>
                 <w:rPr>
                   <w:rFonts w:ascii="Arial" w:cs="Arial" w:eastAsia="Arial" w:hAnsi="Arial"/>
@@ -16091,7 +16091,7 @@
               <w:spacing w:after="10" w:before="0"/>
               <w:ind w:left="120"/>
             </w:pPr>
-            <w:hyperlink w:history="1" r:id="rIdc5936dn3dv-gmktf25pfw">
+            <w:hyperlink w:history="1" r:id="rId-oukjk46arsxi2wrec0fd">
               <w:r>
                 <w:rPr>
                   <w:rFonts w:ascii="Arial" w:cs="Arial" w:eastAsia="Arial" w:hAnsi="Arial"/>
@@ -16303,7 +16303,7 @@
               <w:spacing w:after="10" w:before="0"/>
               <w:ind w:left="120"/>
             </w:pPr>
-            <w:hyperlink w:history="1" r:id="rIdew4p6wpc__nmvj8uhwv6s">
+            <w:hyperlink w:history="1" r:id="rIddscognjwivszkvx1ptwww">
               <w:r>
                 <w:rPr>
                   <w:rFonts w:ascii="Arial" w:cs="Arial" w:eastAsia="Arial" w:hAnsi="Arial"/>
@@ -16363,7 +16363,7 @@
             <w:pPr>
               <w:spacing w:after="20" w:before="0"/>
             </w:pPr>
-            <w:hyperlink w:history="1" r:id="rId0yx33hjns4phreypjqe86">
+            <w:hyperlink w:history="1" r:id="rIdarayvrn1btmg3w9hvq4fb">
               <w:r>
                 <w:rPr>
                   <w:rFonts w:ascii="Arial" w:cs="Arial" w:eastAsia="Arial" w:hAnsi="Arial"/>
@@ -16412,7 +16412,7 @@
               <w:spacing w:after="10" w:before="0"/>
               <w:ind w:left="120"/>
             </w:pPr>
-            <w:hyperlink w:history="1" r:id="rId3plnno2zjzdho4iabjk4a">
+            <w:hyperlink w:history="1" r:id="rId153w0coucckt8qd7sftfm">
               <w:r>
                 <w:rPr>
                   <w:rFonts w:ascii="Arial" w:cs="Arial" w:eastAsia="Arial" w:hAnsi="Arial"/>
@@ -17019,7 +17019,7 @@
         </w:rPr>
         <w:t xml:space="preserve">© 2026 SeaVuria and ARES. Aligned with KICD objectives. Developed by SeaVuria; technical implementation by ARES (with AI assistance from Claude). Licensed under </w:t>
       </w:r>
-      <w:hyperlink w:history="1" r:id="rIdjd18jdg_tic85mdpjwqxy">
+      <w:hyperlink w:history="1" r:id="rIdct_q-rh52qi4usyaqnhfn">
         <w:r>
           <w:rPr>
             <w:rFonts w:ascii="Arial" w:cs="Arial" w:eastAsia="Arial" w:hAnsi="Arial"/>
@@ -17040,7 +17040,7 @@
         </w:rPr>
         <w:t xml:space="preserve"> (</w:t>
       </w:r>
-      <w:hyperlink w:history="1" r:id="rId0dpoajo332wkikhtv6yrr">
+      <w:hyperlink w:history="1" r:id="rIdoq3uzgx1kmgw41tnl4gbo">
         <w:r>
           <w:rPr>
             <w:rFonts w:ascii="Arial" w:cs="Arial" w:eastAsia="Arial" w:hAnsi="Arial"/>
@@ -18053,7 +18053,7 @@
             <w:pPr>
               <w:spacing w:after="20" w:before="0"/>
             </w:pPr>
-            <w:hyperlink w:history="1" r:id="rIdxclbhqipbe4ki5v9fxiyv">
+            <w:hyperlink w:history="1" r:id="rIde4ua5dnnqfyvslyvq77xr">
               <w:r>
                 <w:rPr>
                   <w:rFonts w:ascii="Arial" w:cs="Arial" w:eastAsia="Arial" w:hAnsi="Arial"/>
@@ -18086,7 +18086,7 @@
               <w:spacing w:after="10" w:before="0"/>
               <w:ind w:left="120"/>
             </w:pPr>
-            <w:hyperlink w:history="1" r:id="rId0koz8rq81yp0bhdk9csv9">
+            <w:hyperlink w:history="1" r:id="rIdwz510topggfjpth84erd6">
               <w:r>
                 <w:rPr>
                   <w:rFonts w:ascii="Arial" w:cs="Arial" w:eastAsia="Arial" w:hAnsi="Arial"/>
@@ -18148,7 +18148,7 @@
               <w:spacing w:after="10" w:before="0"/>
               <w:ind w:left="120"/>
             </w:pPr>
-            <w:hyperlink w:history="1" r:id="rIdrpexs3maedx0rjp-ixt1z">
+            <w:hyperlink w:history="1" r:id="rId4oczjuztskywspsqmy6xu">
               <w:r>
                 <w:rPr>
                   <w:rFonts w:ascii="Arial" w:cs="Arial" w:eastAsia="Arial" w:hAnsi="Arial"/>
@@ -18358,7 +18358,7 @@
             <w:pPr>
               <w:spacing w:after="20" w:before="0"/>
             </w:pPr>
-            <w:hyperlink w:history="1" r:id="rIdm81s9i33n4armwrgg768o">
+            <w:hyperlink w:history="1" r:id="rId4mplatykutnogna-rth2d">
               <w:r>
                 <w:rPr>
                   <w:rFonts w:ascii="Arial" w:cs="Arial" w:eastAsia="Arial" w:hAnsi="Arial"/>
@@ -18391,7 +18391,7 @@
               <w:spacing w:after="10" w:before="0"/>
               <w:ind w:left="120"/>
             </w:pPr>
-            <w:hyperlink w:history="1" r:id="rIdgfxfbwkba1yob7s8y2jpa">
+            <w:hyperlink w:history="1" r:id="rIdx2oiffmufmuczdusy6euf">
               <w:r>
                 <w:rPr>
                   <w:rFonts w:ascii="Arial" w:cs="Arial" w:eastAsia="Arial" w:hAnsi="Arial"/>
@@ -18453,7 +18453,7 @@
               <w:spacing w:after="10" w:before="0"/>
               <w:ind w:left="120"/>
             </w:pPr>
-            <w:hyperlink w:history="1" r:id="rId33n7khgqryks27h6c8mxq">
+            <w:hyperlink w:history="1" r:id="rIdvleqqhzgcg4ecl6dgfu_a">
               <w:r>
                 <w:rPr>
                   <w:rFonts w:ascii="Arial" w:cs="Arial" w:eastAsia="Arial" w:hAnsi="Arial"/>
@@ -18663,7 +18663,7 @@
             <w:pPr>
               <w:spacing w:after="20" w:before="0"/>
             </w:pPr>
-            <w:hyperlink w:history="1" r:id="rIdbmcdpea3j_9a4cb5si0xl">
+            <w:hyperlink w:history="1" r:id="rIdgpjpecxoeal2__3xl5lsn">
               <w:r>
                 <w:rPr>
                   <w:rFonts w:ascii="Arial" w:cs="Arial" w:eastAsia="Arial" w:hAnsi="Arial"/>
@@ -18696,7 +18696,7 @@
               <w:spacing w:after="10" w:before="0"/>
               <w:ind w:left="120"/>
             </w:pPr>
-            <w:hyperlink w:history="1" r:id="rId45p8anbdvs0czrciy--08">
+            <w:hyperlink w:history="1" r:id="rId1cgfh2cjmctk9d69hyncq">
               <w:r>
                 <w:rPr>
                   <w:rFonts w:ascii="Arial" w:cs="Arial" w:eastAsia="Arial" w:hAnsi="Arial"/>
@@ -18758,7 +18758,7 @@
               <w:spacing w:after="10" w:before="0"/>
               <w:ind w:left="120"/>
             </w:pPr>
-            <w:hyperlink w:history="1" r:id="rId30p3iixqmeivbqn0fgxkw">
+            <w:hyperlink w:history="1" r:id="rIdzwlhatn2nmflfgvpzjan6">
               <w:r>
                 <w:rPr>
                   <w:rFonts w:ascii="Arial" w:cs="Arial" w:eastAsia="Arial" w:hAnsi="Arial"/>
@@ -18968,7 +18968,7 @@
             <w:pPr>
               <w:spacing w:after="20" w:before="0"/>
             </w:pPr>
-            <w:hyperlink w:history="1" r:id="rIdced82nosquokfkeu_pjte">
+            <w:hyperlink w:history="1" r:id="rIdsg3mzbhrhxg5q4dd7i9l4">
               <w:r>
                 <w:rPr>
                   <w:rFonts w:ascii="Arial" w:cs="Arial" w:eastAsia="Arial" w:hAnsi="Arial"/>
@@ -19001,7 +19001,7 @@
               <w:spacing w:after="10" w:before="0"/>
               <w:ind w:left="120"/>
             </w:pPr>
-            <w:hyperlink w:history="1" r:id="rIdytdiog9u4kx9-ms3tqv9s">
+            <w:hyperlink w:history="1" r:id="rIdhzt1wygsmt4xfzhm9kar_">
               <w:r>
                 <w:rPr>
                   <w:rFonts w:ascii="Arial" w:cs="Arial" w:eastAsia="Arial" w:hAnsi="Arial"/>
@@ -19063,7 +19063,7 @@
               <w:spacing w:after="10" w:before="0"/>
               <w:ind w:left="120"/>
             </w:pPr>
-            <w:hyperlink w:history="1" r:id="rIdweuvzauvbrezttgo5oi5l">
+            <w:hyperlink w:history="1" r:id="rIdxvui9sfuk4zweczopyljz">
               <w:r>
                 <w:rPr>
                   <w:rFonts w:ascii="Arial" w:cs="Arial" w:eastAsia="Arial" w:hAnsi="Arial"/>
@@ -19273,7 +19273,7 @@
             <w:pPr>
               <w:spacing w:after="20" w:before="0"/>
             </w:pPr>
-            <w:hyperlink w:history="1" r:id="rIdf9nuvihcoxlnz8__hnukk">
+            <w:hyperlink w:history="1" r:id="rIdxq8olqfdlv6qi5nmcwycb">
               <w:r>
                 <w:rPr>
                   <w:rFonts w:ascii="Arial" w:cs="Arial" w:eastAsia="Arial" w:hAnsi="Arial"/>
@@ -19306,7 +19306,7 @@
               <w:spacing w:after="10" w:before="0"/>
               <w:ind w:left="120"/>
             </w:pPr>
-            <w:hyperlink w:history="1" r:id="rIdhgzxfqg8bjcaperlecao3">
+            <w:hyperlink w:history="1" r:id="rIdceykfmgwb4qxu4ck58-bu">
               <w:r>
                 <w:rPr>
                   <w:rFonts w:ascii="Arial" w:cs="Arial" w:eastAsia="Arial" w:hAnsi="Arial"/>
@@ -19368,7 +19368,7 @@
               <w:spacing w:after="10" w:before="0"/>
               <w:ind w:left="120"/>
             </w:pPr>
-            <w:hyperlink w:history="1" r:id="rId3yuxgvagvquungzexbrln">
+            <w:hyperlink w:history="1" r:id="rIdbtsgxb8gtncsdkegmvqws">
               <w:r>
                 <w:rPr>
                   <w:rFonts w:ascii="Arial" w:cs="Arial" w:eastAsia="Arial" w:hAnsi="Arial"/>
@@ -19990,7 +19990,7 @@
         </w:rPr>
         <w:t xml:space="preserve">© 2026 SeaVuria and ARES. Aligned with KICD objectives. Developed by SeaVuria; technical implementation by ARES (with AI assistance from Claude). Licensed under </w:t>
       </w:r>
-      <w:hyperlink w:history="1" r:id="rIdk003v4xzwwrvnvjon61z3">
+      <w:hyperlink w:history="1" r:id="rIdeeibmiwczwycin-iwayfb">
         <w:r>
           <w:rPr>
             <w:rFonts w:ascii="Arial" w:cs="Arial" w:eastAsia="Arial" w:hAnsi="Arial"/>
@@ -20011,7 +20011,7 @@
         </w:rPr>
         <w:t xml:space="preserve"> (</w:t>
       </w:r>
-      <w:hyperlink w:history="1" r:id="rIdafxdarb-fvwgisupmroxk">
+      <w:hyperlink w:history="1" r:id="rIdfbleqnktfqxje01dn88zd">
         <w:r>
           <w:rPr>
             <w:rFonts w:ascii="Arial" w:cs="Arial" w:eastAsia="Arial" w:hAnsi="Arial"/>
@@ -21041,7 +21041,7 @@
               <w:spacing w:after="10" w:before="0"/>
               <w:ind w:left="120"/>
             </w:pPr>
-            <w:hyperlink w:history="1" r:id="rIdjs9bvlrscl7s7ulktwcrd">
+            <w:hyperlink w:history="1" r:id="rIdth1hmurdr9m8g25xmolyw">
               <w:r>
                 <w:rPr>
                   <w:rFonts w:ascii="Arial" w:cs="Arial" w:eastAsia="Arial" w:hAnsi="Arial"/>
@@ -21118,7 +21118,7 @@
               <w:spacing w:after="10" w:before="0"/>
               <w:ind w:left="120"/>
             </w:pPr>
-            <w:hyperlink w:history="1" r:id="rIdoitoeafakarmyl-tlcmn6">
+            <w:hyperlink w:history="1" r:id="rIdn_ln9r19psykem-dkzzd6">
               <w:r>
                 <w:rPr>
                   <w:rFonts w:ascii="Arial" w:cs="Arial" w:eastAsia="Arial" w:hAnsi="Arial"/>
@@ -21345,7 +21345,7 @@
               <w:spacing w:after="10" w:before="0"/>
               <w:ind w:left="120"/>
             </w:pPr>
-            <w:hyperlink w:history="1" r:id="rIdjffcebotfms4s4pl8yfa9">
+            <w:hyperlink w:history="1" r:id="rIdea-ywckmhxgetr_rfowos">
               <w:r>
                 <w:rPr>
                   <w:rFonts w:ascii="Arial" w:cs="Arial" w:eastAsia="Arial" w:hAnsi="Arial"/>
@@ -21422,7 +21422,7 @@
               <w:spacing w:after="10" w:before="0"/>
               <w:ind w:left="120"/>
             </w:pPr>
-            <w:hyperlink w:history="1" r:id="rIdl1by5hqqqotinnvqhz3a3">
+            <w:hyperlink w:history="1" r:id="rIdm4y3mxu4aks16te15oswm">
               <w:r>
                 <w:rPr>
                   <w:rFonts w:ascii="Arial" w:cs="Arial" w:eastAsia="Arial" w:hAnsi="Arial"/>
@@ -21649,7 +21649,7 @@
               <w:spacing w:after="10" w:before="0"/>
               <w:ind w:left="120"/>
             </w:pPr>
-            <w:hyperlink w:history="1" r:id="rIde477_ymbiuqdyuyc0b5vl">
+            <w:hyperlink w:history="1" r:id="rIdpcrinn9tkjlwaxj9-trjm">
               <w:r>
                 <w:rPr>
                   <w:rFonts w:ascii="Arial" w:cs="Arial" w:eastAsia="Arial" w:hAnsi="Arial"/>
@@ -21726,7 +21726,7 @@
               <w:spacing w:after="10" w:before="0"/>
               <w:ind w:left="120"/>
             </w:pPr>
-            <w:hyperlink w:history="1" r:id="rIdceuebuakehcucs4v9wugh">
+            <w:hyperlink w:history="1" r:id="rIdrgrh7px1xh-nfgt6jajte">
               <w:r>
                 <w:rPr>
                   <w:rFonts w:ascii="Arial" w:cs="Arial" w:eastAsia="Arial" w:hAnsi="Arial"/>
@@ -21953,7 +21953,7 @@
               <w:spacing w:after="10" w:before="0"/>
               <w:ind w:left="120"/>
             </w:pPr>
-            <w:hyperlink w:history="1" r:id="rIdj8-1rnss_lngkdmy9paw2">
+            <w:hyperlink w:history="1" r:id="rId1klo4hyr74pacmgd-qui4">
               <w:r>
                 <w:rPr>
                   <w:rFonts w:ascii="Arial" w:cs="Arial" w:eastAsia="Arial" w:hAnsi="Arial"/>
@@ -22030,7 +22030,7 @@
               <w:spacing w:after="10" w:before="0"/>
               <w:ind w:left="120"/>
             </w:pPr>
-            <w:hyperlink w:history="1" r:id="rIdz1jjj04nf0djzfsfunmee">
+            <w:hyperlink w:history="1" r:id="rId34nfsvpwj35xj_nisjwyy">
               <w:r>
                 <w:rPr>
                   <w:rFonts w:ascii="Arial" w:cs="Arial" w:eastAsia="Arial" w:hAnsi="Arial"/>
@@ -22257,7 +22257,7 @@
               <w:spacing w:after="10" w:before="0"/>
               <w:ind w:left="120"/>
             </w:pPr>
-            <w:hyperlink w:history="1" r:id="rId3gnzciwjxnn50y3ji01we">
+            <w:hyperlink w:history="1" r:id="rIdikyozdd3xdi_3swzqzqbh">
               <w:r>
                 <w:rPr>
                   <w:rFonts w:ascii="Arial" w:cs="Arial" w:eastAsia="Arial" w:hAnsi="Arial"/>
@@ -22334,7 +22334,7 @@
               <w:spacing w:after="10" w:before="0"/>
               <w:ind w:left="120"/>
             </w:pPr>
-            <w:hyperlink w:history="1" r:id="rIdsmxusj3i40igjhusqvzkw">
+            <w:hyperlink w:history="1" r:id="rIdgw8wet6fggef9rwhlw-bv">
               <w:r>
                 <w:rPr>
                   <w:rFonts w:ascii="Arial" w:cs="Arial" w:eastAsia="Arial" w:hAnsi="Arial"/>
@@ -22861,7 +22861,7 @@
         </w:rPr>
         <w:t xml:space="preserve">© 2026 SeaVuria and ARES. Aligned with KICD objectives. Developed by SeaVuria; technical implementation by ARES (with AI assistance from Claude). Licensed under </w:t>
       </w:r>
-      <w:hyperlink w:history="1" r:id="rIdgaxqioay3bhwpgwjvukcy">
+      <w:hyperlink w:history="1" r:id="rId6pnqofi9vify1_cqds1k4">
         <w:r>
           <w:rPr>
             <w:rFonts w:ascii="Arial" w:cs="Arial" w:eastAsia="Arial" w:hAnsi="Arial"/>
@@ -22882,7 +22882,7 @@
         </w:rPr>
         <w:t xml:space="preserve"> (</w:t>
       </w:r>
-      <w:hyperlink w:history="1" r:id="rIdgb38zqdkhs9kuqbdjxtkf">
+      <w:hyperlink w:history="1" r:id="rId804sez_ma3drukdkfmqq8">
         <w:r>
           <w:rPr>
             <w:rFonts w:ascii="Arial" w:cs="Arial" w:eastAsia="Arial" w:hAnsi="Arial"/>
@@ -23912,7 +23912,7 @@
               <w:spacing w:after="10" w:before="0"/>
               <w:ind w:left="120"/>
             </w:pPr>
-            <w:hyperlink w:history="1" r:id="rIdagambrrebcu384nv-k08l">
+            <w:hyperlink w:history="1" r:id="rIdzar10b7o_rs_oyneerhtu">
               <w:r>
                 <w:rPr>
                   <w:rFonts w:ascii="Arial" w:cs="Arial" w:eastAsia="Arial" w:hAnsi="Arial"/>
@@ -23972,7 +23972,7 @@
             <w:pPr>
               <w:spacing w:after="20" w:before="0"/>
             </w:pPr>
-            <w:hyperlink w:history="1" r:id="rIdidnuq_js6ei70gqpok2aa">
+            <w:hyperlink w:history="1" r:id="rIdh-rhs0no5pzg8w543_emy">
               <w:r>
                 <w:rPr>
                   <w:rFonts w:ascii="Arial" w:cs="Arial" w:eastAsia="Arial" w:hAnsi="Arial"/>
@@ -24021,7 +24021,7 @@
               <w:spacing w:after="10" w:before="0"/>
               <w:ind w:left="120"/>
             </w:pPr>
-            <w:hyperlink w:history="1" r:id="rIdfuiixaxfxhh7jsvz44hv1">
+            <w:hyperlink w:history="1" r:id="rIdugzko7bwb1n85ghzi7baq">
               <w:r>
                 <w:rPr>
                   <w:rFonts w:ascii="Arial" w:cs="Arial" w:eastAsia="Arial" w:hAnsi="Arial"/>
@@ -24233,7 +24233,7 @@
               <w:spacing w:after="10" w:before="0"/>
               <w:ind w:left="120"/>
             </w:pPr>
-            <w:hyperlink w:history="1" r:id="rIdjzqoybes2w5k04146idvm">
+            <w:hyperlink w:history="1" r:id="rIdrm6fw_ptm_lxoov9gdej7">
               <w:r>
                 <w:rPr>
                   <w:rFonts w:ascii="Arial" w:cs="Arial" w:eastAsia="Arial" w:hAnsi="Arial"/>
@@ -24293,7 +24293,7 @@
             <w:pPr>
               <w:spacing w:after="20" w:before="0"/>
             </w:pPr>
-            <w:hyperlink w:history="1" r:id="rId4ntq4gqq97jbxkzq8cwdu">
+            <w:hyperlink w:history="1" r:id="rIdda21dftxpisfil2r9juke">
               <w:r>
                 <w:rPr>
                   <w:rFonts w:ascii="Arial" w:cs="Arial" w:eastAsia="Arial" w:hAnsi="Arial"/>
@@ -24342,7 +24342,7 @@
               <w:spacing w:after="10" w:before="0"/>
               <w:ind w:left="120"/>
             </w:pPr>
-            <w:hyperlink w:history="1" r:id="rIduqleju5yh1ys1rgduczu6">
+            <w:hyperlink w:history="1" r:id="rIdrilwydgxgplesmragwpbq">
               <w:r>
                 <w:rPr>
                   <w:rFonts w:ascii="Arial" w:cs="Arial" w:eastAsia="Arial" w:hAnsi="Arial"/>
@@ -24554,7 +24554,7 @@
               <w:spacing w:after="10" w:before="0"/>
               <w:ind w:left="120"/>
             </w:pPr>
-            <w:hyperlink w:history="1" r:id="rIde61_l9hkhrsu9llqatmow">
+            <w:hyperlink w:history="1" r:id="rIdgahi8coc5qj8iweeer2he">
               <w:r>
                 <w:rPr>
                   <w:rFonts w:ascii="Arial" w:cs="Arial" w:eastAsia="Arial" w:hAnsi="Arial"/>
@@ -24614,7 +24614,7 @@
             <w:pPr>
               <w:spacing w:after="20" w:before="0"/>
             </w:pPr>
-            <w:hyperlink w:history="1" r:id="rIdpjotjcmhkzrpohrrxuf7f">
+            <w:hyperlink w:history="1" r:id="rIdtr4cwxwkcc_lywcfdyau9">
               <w:r>
                 <w:rPr>
                   <w:rFonts w:ascii="Arial" w:cs="Arial" w:eastAsia="Arial" w:hAnsi="Arial"/>
@@ -24663,7 +24663,7 @@
               <w:spacing w:after="10" w:before="0"/>
               <w:ind w:left="120"/>
             </w:pPr>
-            <w:hyperlink w:history="1" r:id="rIdv6xs-ep8txnuotub0r18w">
+            <w:hyperlink w:history="1" r:id="rIdjjfxsdoaynrcugm-fqujs">
               <w:r>
                 <w:rPr>
                   <w:rFonts w:ascii="Arial" w:cs="Arial" w:eastAsia="Arial" w:hAnsi="Arial"/>
@@ -24875,7 +24875,7 @@
               <w:spacing w:after="10" w:before="0"/>
               <w:ind w:left="120"/>
             </w:pPr>
-            <w:hyperlink w:history="1" r:id="rId2f54lqpzu8eoevtenetoq">
+            <w:hyperlink w:history="1" r:id="rIdmgpj-gbou3hfr2rwpyugt">
               <w:r>
                 <w:rPr>
                   <w:rFonts w:ascii="Arial" w:cs="Arial" w:eastAsia="Arial" w:hAnsi="Arial"/>
@@ -24935,7 +24935,7 @@
             <w:pPr>
               <w:spacing w:after="20" w:before="0"/>
             </w:pPr>
-            <w:hyperlink w:history="1" r:id="rIdomvawegyxoazfze2uz_ug">
+            <w:hyperlink w:history="1" r:id="rId82udi993fgl6ohn0x8ywz">
               <w:r>
                 <w:rPr>
                   <w:rFonts w:ascii="Arial" w:cs="Arial" w:eastAsia="Arial" w:hAnsi="Arial"/>
@@ -24984,7 +24984,7 @@
               <w:spacing w:after="10" w:before="0"/>
               <w:ind w:left="120"/>
             </w:pPr>
-            <w:hyperlink w:history="1" r:id="rIdhs9c37b2hfxk8bc0f-c5i">
+            <w:hyperlink w:history="1" r:id="rIdc7paqtwsmdbw8v9p69epp">
               <w:r>
                 <w:rPr>
                   <w:rFonts w:ascii="Arial" w:cs="Arial" w:eastAsia="Arial" w:hAnsi="Arial"/>
@@ -25196,7 +25196,7 @@
               <w:spacing w:after="10" w:before="0"/>
               <w:ind w:left="120"/>
             </w:pPr>
-            <w:hyperlink w:history="1" r:id="rIdzzumuxsihqvhyvuebp6pg">
+            <w:hyperlink w:history="1" r:id="rIdxhnt4ktyp28gdvzj5vpax">
               <w:r>
                 <w:rPr>
                   <w:rFonts w:ascii="Arial" w:cs="Arial" w:eastAsia="Arial" w:hAnsi="Arial"/>
@@ -25256,7 +25256,7 @@
             <w:pPr>
               <w:spacing w:after="20" w:before="0"/>
             </w:pPr>
-            <w:hyperlink w:history="1" r:id="rIdjxawoptz5nxlpzehk5pe2">
+            <w:hyperlink w:history="1" r:id="rIdxvyckwm3b2tydqfc1tlsv">
               <w:r>
                 <w:rPr>
                   <w:rFonts w:ascii="Arial" w:cs="Arial" w:eastAsia="Arial" w:hAnsi="Arial"/>
@@ -25305,7 +25305,7 @@
               <w:spacing w:after="10" w:before="0"/>
               <w:ind w:left="120"/>
             </w:pPr>
-            <w:hyperlink w:history="1" r:id="rId2g8vhet13f9anbr12hzs6">
+            <w:hyperlink w:history="1" r:id="rIdohfmi20s7iwmtoyyegpw6">
               <w:r>
                 <w:rPr>
                   <w:rFonts w:ascii="Arial" w:cs="Arial" w:eastAsia="Arial" w:hAnsi="Arial"/>
@@ -25817,7 +25817,7 @@
         </w:rPr>
         <w:t xml:space="preserve">© 2026 SeaVuria and ARES. Aligned with KICD objectives. Developed by SeaVuria; technical implementation by ARES (with AI assistance from Claude). Licensed under </w:t>
       </w:r>
-      <w:hyperlink w:history="1" r:id="rIdgt_3gl4gegovetzw8g8vx">
+      <w:hyperlink w:history="1" r:id="rId-rwbnpgxllaplatewnyfw">
         <w:r>
           <w:rPr>
             <w:rFonts w:ascii="Arial" w:cs="Arial" w:eastAsia="Arial" w:hAnsi="Arial"/>
@@ -25838,7 +25838,7 @@
         </w:rPr>
         <w:t xml:space="preserve"> (</w:t>
       </w:r>
-      <w:hyperlink w:history="1" r:id="rIdkoivhrytjzrwhqwooxezr">
+      <w:hyperlink w:history="1" r:id="rIdn6cjwwsvysdtn9x8yuapp">
         <w:r>
           <w:rPr>
             <w:rFonts w:ascii="Arial" w:cs="Arial" w:eastAsia="Arial" w:hAnsi="Arial"/>

--- a/data/outputs/v2/General_Science/SS1.7_Microorganisms/General_Science_Microorganisms_CBE_LessonSequence.docx
+++ b/data/outputs/v2/General_Science/SS1.7_Microorganisms/General_Science_Microorganisms_CBE_LessonSequence.docx
@@ -4,6 +4,7 @@
   <w:body>
     <w:p>
       <w:pPr>
+        <w:keepNext w:val="false"/>
         <w:spacing w:after="30" w:before="0"/>
         <w:jc w:val="center"/>
       </w:pPr>
@@ -23,6 +24,7 @@
     </w:p>
     <w:p>
       <w:pPr>
+        <w:keepNext w:val="false"/>
         <w:spacing w:after="60" w:before="0"/>
         <w:jc w:val="center"/>
       </w:pPr>
@@ -81,6 +83,7 @@
           </w:tcPr>
           <w:p>
             <w:pPr>
+              <w:keepNext w:val="false"/>
               <w:spacing w:after="40" w:before="0"/>
               <w:jc w:val="center"/>
             </w:pPr>
@@ -115,6 +118,7 @@
           </w:tcPr>
           <w:p>
             <w:pPr>
+              <w:keepNext w:val="false"/>
               <w:spacing w:after="40" w:before="0"/>
               <w:jc w:val="left"/>
             </w:pPr>
@@ -147,6 +151,7 @@
           </w:tcPr>
           <w:p>
             <w:pPr>
+              <w:keepNext w:val="false"/>
               <w:spacing w:after="40" w:before="0"/>
               <w:jc w:val="left"/>
             </w:pPr>
@@ -181,6 +186,7 @@
           </w:tcPr>
           <w:p>
             <w:pPr>
+              <w:keepNext w:val="false"/>
               <w:spacing w:after="40" w:before="0"/>
               <w:jc w:val="left"/>
             </w:pPr>
@@ -213,6 +219,7 @@
           </w:tcPr>
           <w:p>
             <w:pPr>
+              <w:keepNext w:val="false"/>
               <w:spacing w:after="40" w:before="0"/>
               <w:jc w:val="left"/>
             </w:pPr>
@@ -247,6 +254,7 @@
           </w:tcPr>
           <w:p>
             <w:pPr>
+              <w:keepNext w:val="false"/>
               <w:spacing w:after="40" w:before="0"/>
               <w:jc w:val="left"/>
             </w:pPr>
@@ -279,6 +287,7 @@
           </w:tcPr>
           <w:p>
             <w:pPr>
+              <w:keepNext w:val="false"/>
               <w:spacing w:after="40" w:before="0"/>
               <w:jc w:val="left"/>
             </w:pPr>
@@ -313,6 +322,7 @@
           </w:tcPr>
           <w:p>
             <w:pPr>
+              <w:keepNext w:val="false"/>
               <w:spacing w:after="40" w:before="0"/>
               <w:jc w:val="left"/>
             </w:pPr>
@@ -345,6 +355,7 @@
           </w:tcPr>
           <w:p>
             <w:pPr>
+              <w:keepNext w:val="false"/>
               <w:spacing w:after="40" w:before="0"/>
               <w:jc w:val="left"/>
             </w:pPr>
@@ -379,6 +390,7 @@
           </w:tcPr>
           <w:p>
             <w:pPr>
+              <w:keepNext w:val="false"/>
               <w:spacing w:after="40" w:before="0"/>
               <w:jc w:val="left"/>
             </w:pPr>
@@ -411,6 +423,7 @@
           </w:tcPr>
           <w:p>
             <w:pPr>
+              <w:keepNext w:val="false"/>
               <w:spacing w:after="40" w:before="0"/>
               <w:jc w:val="left"/>
             </w:pPr>
@@ -445,6 +458,7 @@
           </w:tcPr>
           <w:p>
             <w:pPr>
+              <w:keepNext w:val="false"/>
               <w:spacing w:after="40" w:before="0"/>
               <w:jc w:val="left"/>
             </w:pPr>
@@ -632,6 +646,7 @@
           </w:tcPr>
           <w:p>
             <w:pPr>
+              <w:keepNext w:val="false"/>
               <w:spacing w:after="40" w:before="0"/>
               <w:jc w:val="left"/>
             </w:pPr>
@@ -664,6 +679,7 @@
           </w:tcPr>
           <w:p>
             <w:pPr>
+              <w:keepNext w:val="false"/>
               <w:spacing w:after="40" w:before="0"/>
               <w:jc w:val="left"/>
             </w:pPr>
@@ -683,6 +699,7 @@
           </w:p>
           <w:p>
             <w:pPr>
+              <w:keepNext w:val="false"/>
               <w:spacing w:after="40" w:before="0"/>
               <w:jc w:val="left"/>
             </w:pPr>
@@ -702,6 +719,7 @@
           </w:p>
           <w:p>
             <w:pPr>
+              <w:keepNext w:val="false"/>
               <w:spacing w:after="40" w:before="0"/>
               <w:jc w:val="left"/>
             </w:pPr>
@@ -721,6 +739,7 @@
           </w:p>
           <w:p>
             <w:pPr>
+              <w:keepNext w:val="false"/>
               <w:spacing w:after="40" w:before="0"/>
               <w:jc w:val="left"/>
             </w:pPr>
@@ -740,6 +759,7 @@
           </w:p>
           <w:p>
             <w:pPr>
+              <w:keepNext w:val="false"/>
               <w:spacing w:after="40" w:before="0"/>
               <w:jc w:val="left"/>
             </w:pPr>
@@ -759,6 +779,7 @@
           </w:p>
           <w:p>
             <w:pPr>
+              <w:keepNext w:val="false"/>
               <w:spacing w:after="40" w:before="0"/>
               <w:jc w:val="left"/>
             </w:pPr>
@@ -778,6 +799,7 @@
           </w:p>
           <w:p>
             <w:pPr>
+              <w:keepNext w:val="false"/>
               <w:spacing w:after="40" w:before="0"/>
               <w:jc w:val="left"/>
             </w:pPr>
@@ -812,6 +834,7 @@
           </w:tcPr>
           <w:p>
             <w:pPr>
+              <w:keepNext w:val="false"/>
               <w:spacing w:after="40" w:before="0"/>
               <w:jc w:val="left"/>
             </w:pPr>
@@ -939,6 +962,7 @@
           </w:tcPr>
           <w:p>
             <w:pPr>
+              <w:keepNext w:val="false"/>
               <w:spacing w:after="40" w:before="0"/>
               <w:jc w:val="left"/>
             </w:pPr>
@@ -1066,6 +1090,7 @@
           </w:tcPr>
           <w:p>
             <w:pPr>
+              <w:keepNext w:val="false"/>
               <w:spacing w:after="40" w:before="0"/>
               <w:jc w:val="left"/>
             </w:pPr>
@@ -1213,6 +1238,7 @@
           </w:tcPr>
           <w:p>
             <w:pPr>
+              <w:keepNext w:val="false"/>
               <w:spacing w:after="40" w:before="0"/>
               <w:jc w:val="left"/>
             </w:pPr>
@@ -1320,6 +1346,7 @@
           </w:tcPr>
           <w:p>
             <w:pPr>
+              <w:keepNext w:val="false"/>
               <w:spacing w:after="40" w:before="0"/>
               <w:jc w:val="left"/>
             </w:pPr>
@@ -1467,6 +1494,7 @@
           </w:tcPr>
           <w:p>
             <w:pPr>
+              <w:keepNext w:val="false"/>
               <w:spacing w:after="40" w:before="0"/>
               <w:jc w:val="left"/>
             </w:pPr>
@@ -1499,6 +1527,7 @@
           </w:tcPr>
           <w:p>
             <w:pPr>
+              <w:keepNext w:val="false"/>
               <w:spacing w:after="40" w:before="0"/>
               <w:jc w:val="left"/>
             </w:pPr>
@@ -1533,6 +1562,7 @@
           </w:tcPr>
           <w:p>
             <w:pPr>
+              <w:keepNext w:val="false"/>
               <w:spacing w:after="40" w:before="0"/>
               <w:jc w:val="left"/>
             </w:pPr>
@@ -1565,6 +1595,7 @@
           </w:tcPr>
           <w:p>
             <w:pPr>
+              <w:keepNext w:val="false"/>
               <w:spacing w:after="40" w:before="0"/>
               <w:jc w:val="left"/>
             </w:pPr>
@@ -1584,6 +1615,7 @@
           </w:p>
           <w:p>
             <w:pPr>
+              <w:keepNext w:val="false"/>
               <w:spacing w:after="40" w:before="0"/>
               <w:jc w:val="left"/>
             </w:pPr>
@@ -1603,6 +1635,7 @@
           </w:p>
           <w:p>
             <w:pPr>
+              <w:keepNext w:val="false"/>
               <w:spacing w:after="40" w:before="0"/>
               <w:jc w:val="left"/>
             </w:pPr>
@@ -1622,6 +1655,7 @@
           </w:p>
           <w:p>
             <w:pPr>
+              <w:keepNext w:val="false"/>
               <w:spacing w:after="40" w:before="0"/>
               <w:jc w:val="left"/>
             </w:pPr>
@@ -1656,6 +1690,7 @@
           </w:tcPr>
           <w:p>
             <w:pPr>
+              <w:keepNext w:val="false"/>
               <w:spacing w:after="40" w:before="0"/>
               <w:jc w:val="left"/>
             </w:pPr>
@@ -1688,6 +1723,7 @@
           </w:tcPr>
           <w:p>
             <w:pPr>
+              <w:keepNext w:val="false"/>
               <w:spacing w:after="40" w:before="0"/>
               <w:jc w:val="left"/>
             </w:pPr>
@@ -1722,6 +1758,7 @@
           </w:tcPr>
           <w:p>
             <w:pPr>
+              <w:keepNext w:val="false"/>
               <w:spacing w:after="40" w:before="0"/>
               <w:jc w:val="left"/>
             </w:pPr>
@@ -1754,6 +1791,7 @@
           </w:tcPr>
           <w:p>
             <w:pPr>
+              <w:keepNext w:val="false"/>
               <w:spacing w:after="40" w:before="0"/>
               <w:jc w:val="left"/>
             </w:pPr>
@@ -1773,6 +1811,7 @@
           </w:p>
           <w:p>
             <w:pPr>
+              <w:keepNext w:val="false"/>
               <w:spacing w:after="40" w:before="0"/>
               <w:jc w:val="left"/>
             </w:pPr>
@@ -1792,6 +1831,7 @@
           </w:p>
           <w:p>
             <w:pPr>
+              <w:keepNext w:val="false"/>
               <w:spacing w:after="40" w:before="0"/>
               <w:jc w:val="left"/>
             </w:pPr>
@@ -1811,6 +1851,7 @@
           </w:p>
           <w:p>
             <w:pPr>
+              <w:keepNext w:val="false"/>
               <w:spacing w:after="40" w:before="0"/>
               <w:jc w:val="left"/>
             </w:pPr>
@@ -1830,6 +1871,7 @@
           </w:p>
           <w:p>
             <w:pPr>
+              <w:keepNext w:val="false"/>
               <w:spacing w:after="40" w:before="0"/>
               <w:jc w:val="left"/>
             </w:pPr>
@@ -1849,6 +1891,7 @@
           </w:p>
           <w:p>
             <w:pPr>
+              <w:keepNext w:val="false"/>
               <w:spacing w:after="40" w:before="0"/>
               <w:jc w:val="left"/>
             </w:pPr>
@@ -1868,6 +1911,7 @@
           </w:p>
           <w:p>
             <w:pPr>
+              <w:keepNext w:val="false"/>
               <w:spacing w:after="40" w:before="0"/>
               <w:jc w:val="left"/>
             </w:pPr>
@@ -1887,6 +1931,7 @@
           </w:p>
           <w:p>
             <w:pPr>
+              <w:keepNext w:val="false"/>
               <w:spacing w:after="40" w:before="0"/>
               <w:jc w:val="left"/>
             </w:pPr>
@@ -1906,6 +1951,7 @@
           </w:p>
           <w:p>
             <w:pPr>
+              <w:keepNext w:val="false"/>
               <w:spacing w:after="40" w:before="0"/>
               <w:jc w:val="left"/>
             </w:pPr>
@@ -1925,6 +1971,7 @@
           </w:p>
           <w:p>
             <w:pPr>
+              <w:keepNext w:val="false"/>
               <w:spacing w:after="40" w:before="0"/>
               <w:jc w:val="left"/>
             </w:pPr>
@@ -1944,6 +1991,7 @@
           </w:p>
           <w:p>
             <w:pPr>
+              <w:keepNext w:val="false"/>
               <w:spacing w:after="40" w:before="0"/>
               <w:jc w:val="left"/>
             </w:pPr>
@@ -1963,6 +2011,7 @@
           </w:p>
           <w:p>
             <w:pPr>
+              <w:keepNext w:val="false"/>
               <w:spacing w:after="40" w:before="0"/>
               <w:jc w:val="left"/>
             </w:pPr>
@@ -1982,6 +2031,7 @@
           </w:p>
           <w:p>
             <w:pPr>
+              <w:keepNext w:val="false"/>
               <w:spacing w:after="40" w:before="0"/>
               <w:jc w:val="left"/>
             </w:pPr>
@@ -2001,6 +2051,7 @@
           </w:p>
           <w:p>
             <w:pPr>
+              <w:keepNext w:val="false"/>
               <w:spacing w:after="40" w:before="0"/>
               <w:jc w:val="left"/>
             </w:pPr>
@@ -2020,6 +2071,7 @@
           </w:p>
           <w:p>
             <w:pPr>
+              <w:keepNext w:val="false"/>
               <w:spacing w:after="40" w:before="0"/>
               <w:jc w:val="left"/>
             </w:pPr>
@@ -2054,6 +2106,7 @@
           </w:tcPr>
           <w:p>
             <w:pPr>
+              <w:keepNext w:val="false"/>
               <w:spacing w:after="40" w:before="0"/>
               <w:jc w:val="left"/>
             </w:pPr>
@@ -2285,7 +2338,7 @@
         </w:rPr>
         <w:t xml:space="preserve">© 2026 SeaVuria and ARES. This work is licensed under a </w:t>
       </w:r>
-      <w:hyperlink w:history="1" r:id="rIdpasfyho-xm4ongxr2iomx">
+      <w:hyperlink w:history="1" r:id="rIdlstjncpitnrgvfpaw0u-v">
         <w:r>
           <w:rPr>
             <w:rFonts w:ascii="Arial" w:cs="Arial" w:eastAsia="Arial" w:hAnsi="Arial"/>
@@ -2305,7 +2358,7 @@
         </w:rPr>
         <w:t xml:space="preserve"> (</w:t>
       </w:r>
-      <w:hyperlink w:history="1" r:id="rId3htp6vhkc0v1qsifsnlnt">
+      <w:hyperlink w:history="1" r:id="rIdbh-lve0e4zo803ms-_0bl">
         <w:r>
           <w:rPr>
             <w:rFonts w:ascii="Arial" w:cs="Arial" w:eastAsia="Arial" w:hAnsi="Arial"/>
@@ -2325,7 +2378,7 @@
         </w:rPr>
         <w:t xml:space="preserve">). To view a copy of this license, visit </w:t>
       </w:r>
-      <w:hyperlink w:history="1" r:id="rIdrtgxqbsdts7jozipbvtpj">
+      <w:hyperlink w:history="1" r:id="rIdzwhpfovll3fv1mrdp03lu">
         <w:r>
           <w:rPr>
             <w:rFonts w:ascii="Arial" w:cs="Arial" w:eastAsia="Arial" w:hAnsi="Arial"/>
@@ -2384,6 +2437,7 @@
           </w:tcPr>
           <w:p>
             <w:pPr>
+              <w:keepNext w:val="false"/>
               <w:spacing w:after="40" w:before="0"/>
               <w:jc w:val="center"/>
             </w:pPr>
@@ -2419,6 +2473,7 @@
           </w:tcPr>
           <w:p>
             <w:pPr>
+              <w:keepNext w:val="false"/>
               <w:spacing w:after="40" w:before="0"/>
               <w:jc w:val="center"/>
             </w:pPr>
@@ -2453,6 +2508,7 @@
           </w:tcPr>
           <w:p>
             <w:pPr>
+              <w:keepNext w:val="false"/>
               <w:spacing w:after="40" w:before="0"/>
               <w:jc w:val="left"/>
             </w:pPr>
@@ -2485,6 +2541,7 @@
           </w:tcPr>
           <w:p>
             <w:pPr>
+              <w:keepNext w:val="false"/>
               <w:spacing w:after="40" w:before="0"/>
               <w:jc w:val="left"/>
             </w:pPr>
@@ -2519,6 +2576,7 @@
           </w:tcPr>
           <w:p>
             <w:pPr>
+              <w:keepNext w:val="false"/>
               <w:spacing w:after="40" w:before="0"/>
               <w:jc w:val="left"/>
             </w:pPr>
@@ -2551,6 +2609,7 @@
           </w:tcPr>
           <w:p>
             <w:pPr>
+              <w:keepNext w:val="false"/>
               <w:spacing w:after="40" w:before="0"/>
               <w:jc w:val="left"/>
             </w:pPr>
@@ -2585,6 +2644,7 @@
           </w:tcPr>
           <w:p>
             <w:pPr>
+              <w:keepNext w:val="false"/>
               <w:spacing w:after="40" w:before="0"/>
               <w:jc w:val="left"/>
             </w:pPr>
@@ -2617,6 +2677,7 @@
           </w:tcPr>
           <w:p>
             <w:pPr>
+              <w:keepNext w:val="false"/>
               <w:spacing w:after="40" w:before="0"/>
               <w:jc w:val="left"/>
             </w:pPr>
@@ -2651,6 +2712,7 @@
           </w:tcPr>
           <w:p>
             <w:pPr>
+              <w:keepNext w:val="false"/>
               <w:spacing w:after="40" w:before="0"/>
               <w:jc w:val="left"/>
             </w:pPr>
@@ -2683,6 +2745,7 @@
           </w:tcPr>
           <w:p>
             <w:pPr>
+              <w:keepNext w:val="false"/>
               <w:spacing w:after="40" w:before="0"/>
               <w:jc w:val="left"/>
             </w:pPr>
@@ -2717,6 +2780,7 @@
           </w:tcPr>
           <w:p>
             <w:pPr>
+              <w:keepNext w:val="false"/>
               <w:spacing w:after="40" w:before="0"/>
               <w:jc w:val="left"/>
             </w:pPr>
@@ -2749,6 +2813,7 @@
           </w:tcPr>
           <w:p>
             <w:pPr>
+              <w:keepNext w:val="false"/>
               <w:spacing w:after="40" w:before="0"/>
               <w:jc w:val="left"/>
             </w:pPr>
@@ -2783,6 +2848,7 @@
           </w:tcPr>
           <w:p>
             <w:pPr>
+              <w:keepNext w:val="false"/>
               <w:spacing w:after="40" w:before="0"/>
               <w:jc w:val="left"/>
             </w:pPr>
@@ -2815,6 +2881,7 @@
           </w:tcPr>
           <w:p>
             <w:pPr>
+              <w:keepNext w:val="false"/>
               <w:spacing w:after="40" w:before="0"/>
               <w:jc w:val="left"/>
             </w:pPr>
@@ -2849,6 +2916,7 @@
           </w:tcPr>
           <w:p>
             <w:pPr>
+              <w:keepNext w:val="false"/>
               <w:spacing w:after="40" w:before="0"/>
               <w:jc w:val="left"/>
             </w:pPr>
@@ -2881,6 +2949,7 @@
           </w:tcPr>
           <w:p>
             <w:pPr>
+              <w:keepNext w:val="false"/>
               <w:spacing w:after="40" w:before="0"/>
               <w:jc w:val="left"/>
             </w:pPr>
@@ -2915,6 +2984,7 @@
           </w:tcPr>
           <w:p>
             <w:pPr>
+              <w:keepNext w:val="false"/>
               <w:spacing w:after="40" w:before="0"/>
               <w:jc w:val="left"/>
             </w:pPr>
@@ -2947,6 +3017,7 @@
           </w:tcPr>
           <w:p>
             <w:pPr>
+              <w:keepNext w:val="false"/>
               <w:spacing w:after="40" w:before="0"/>
               <w:jc w:val="left"/>
             </w:pPr>
@@ -3006,6 +3077,7 @@
           </w:tcPr>
           <w:p>
             <w:pPr>
+              <w:keepNext w:val="false"/>
               <w:spacing w:after="40" w:before="0"/>
               <w:jc w:val="center"/>
             </w:pPr>
@@ -3040,6 +3112,7 @@
           </w:tcPr>
           <w:p>
             <w:pPr>
+              <w:keepNext w:val="false"/>
               <w:spacing w:after="40" w:before="0"/>
               <w:jc w:val="left"/>
             </w:pPr>
@@ -3104,6 +3177,7 @@
           </w:tcPr>
           <w:p>
             <w:pPr>
+              <w:keepNext w:val="false"/>
               <w:spacing w:after="40" w:before="0"/>
               <w:jc w:val="center"/>
             </w:pPr>
@@ -3138,6 +3212,7 @@
           </w:tcPr>
           <w:p>
             <w:pPr>
+              <w:keepNext w:val="false"/>
               <w:spacing w:after="40" w:before="0"/>
               <w:jc w:val="left"/>
             </w:pPr>
@@ -3170,6 +3245,7 @@
           </w:tcPr>
           <w:p>
             <w:pPr>
+              <w:keepNext w:val="false"/>
               <w:spacing w:after="40" w:before="0"/>
               <w:jc w:val="left"/>
             </w:pPr>
@@ -3202,6 +3278,7 @@
           </w:tcPr>
           <w:p>
             <w:pPr>
+              <w:keepNext w:val="false"/>
               <w:spacing w:after="40" w:before="0"/>
               <w:jc w:val="left"/>
             </w:pPr>
@@ -3234,6 +3311,7 @@
           </w:tcPr>
           <w:p>
             <w:pPr>
+              <w:keepNext w:val="false"/>
               <w:spacing w:after="40" w:before="0"/>
               <w:jc w:val="left"/>
             </w:pPr>
@@ -3266,6 +3344,7 @@
           </w:tcPr>
           <w:p>
             <w:pPr>
+              <w:keepNext w:val="false"/>
               <w:spacing w:after="40" w:before="0"/>
               <w:jc w:val="left"/>
             </w:pPr>
@@ -3300,6 +3379,7 @@
           </w:tcPr>
           <w:p>
             <w:pPr>
+              <w:keepNext w:val="false"/>
               <w:spacing w:after="40" w:before="0"/>
               <w:jc w:val="left"/>
             </w:pPr>
@@ -3354,7 +3434,7 @@
               <w:spacing w:after="10" w:before="0"/>
               <w:ind w:left="120"/>
             </w:pPr>
-            <w:hyperlink w:history="1" r:id="rIdetwhprdm6mk7gimkbasva">
+            <w:hyperlink w:history="1" r:id="rId5ca5q_8sh70pv-g3ikxjr">
               <w:r>
                 <w:rPr>
                   <w:rFonts w:ascii="Arial" w:cs="Arial" w:eastAsia="Arial" w:hAnsi="Arial"/>
@@ -3431,7 +3511,7 @@
               <w:spacing w:after="10" w:before="0"/>
               <w:ind w:left="120"/>
             </w:pPr>
-            <w:hyperlink w:history="1" r:id="rIdqpeskmbyev_2ro9yqgpty">
+            <w:hyperlink w:history="1" r:id="rIdgazpkwceip0wd4t9wxo0z">
               <w:r>
                 <w:rPr>
                   <w:rFonts w:ascii="Arial" w:cs="Arial" w:eastAsia="Arial" w:hAnsi="Arial"/>
@@ -3474,6 +3554,7 @@
           </w:tcPr>
           <w:p>
             <w:pPr>
+              <w:keepNext w:val="false"/>
               <w:spacing w:after="40" w:before="0"/>
               <w:jc w:val="left"/>
             </w:pPr>
@@ -3506,6 +3587,7 @@
           </w:tcPr>
           <w:p>
             <w:pPr>
+              <w:keepNext w:val="false"/>
               <w:spacing w:after="40" w:before="0"/>
               <w:jc w:val="left"/>
             </w:pPr>
@@ -3538,6 +3620,7 @@
           </w:tcPr>
           <w:p>
             <w:pPr>
+              <w:keepNext w:val="false"/>
               <w:spacing w:after="40" w:before="0"/>
               <w:jc w:val="left"/>
             </w:pPr>
@@ -3570,6 +3653,7 @@
           </w:tcPr>
           <w:p>
             <w:pPr>
+              <w:keepNext w:val="false"/>
               <w:spacing w:after="40" w:before="0"/>
               <w:jc w:val="left"/>
             </w:pPr>
@@ -3604,6 +3688,7 @@
           </w:tcPr>
           <w:p>
             <w:pPr>
+              <w:keepNext w:val="false"/>
               <w:spacing w:after="40" w:before="0"/>
               <w:jc w:val="left"/>
             </w:pPr>
@@ -3658,7 +3743,7 @@
               <w:spacing w:after="10" w:before="0"/>
               <w:ind w:left="120"/>
             </w:pPr>
-            <w:hyperlink w:history="1" r:id="rIdxexl9lew3ztx3lm8ib5bq">
+            <w:hyperlink w:history="1" r:id="rId4pis7mfm0ny6augizwk6d">
               <w:r>
                 <w:rPr>
                   <w:rFonts w:ascii="Arial" w:cs="Arial" w:eastAsia="Arial" w:hAnsi="Arial"/>
@@ -3735,7 +3820,7 @@
               <w:spacing w:after="10" w:before="0"/>
               <w:ind w:left="120"/>
             </w:pPr>
-            <w:hyperlink w:history="1" r:id="rIdlvzcur4goyn3vjytc8gdt">
+            <w:hyperlink w:history="1" r:id="rIdhgragahj5q9b6og-txmqc">
               <w:r>
                 <w:rPr>
                   <w:rFonts w:ascii="Arial" w:cs="Arial" w:eastAsia="Arial" w:hAnsi="Arial"/>
@@ -3778,6 +3863,7 @@
           </w:tcPr>
           <w:p>
             <w:pPr>
+              <w:keepNext w:val="false"/>
               <w:spacing w:after="40" w:before="0"/>
               <w:jc w:val="left"/>
             </w:pPr>
@@ -3810,6 +3896,7 @@
           </w:tcPr>
           <w:p>
             <w:pPr>
+              <w:keepNext w:val="false"/>
               <w:spacing w:after="40" w:before="0"/>
               <w:jc w:val="left"/>
             </w:pPr>
@@ -3842,6 +3929,7 @@
           </w:tcPr>
           <w:p>
             <w:pPr>
+              <w:keepNext w:val="false"/>
               <w:spacing w:after="40" w:before="0"/>
               <w:jc w:val="left"/>
             </w:pPr>
@@ -3874,6 +3962,7 @@
           </w:tcPr>
           <w:p>
             <w:pPr>
+              <w:keepNext w:val="false"/>
               <w:spacing w:after="40" w:before="0"/>
               <w:jc w:val="left"/>
             </w:pPr>
@@ -3908,6 +3997,7 @@
           </w:tcPr>
           <w:p>
             <w:pPr>
+              <w:keepNext w:val="false"/>
               <w:spacing w:after="40" w:before="0"/>
               <w:jc w:val="left"/>
             </w:pPr>
@@ -3962,7 +4052,7 @@
               <w:spacing w:after="10" w:before="0"/>
               <w:ind w:left="120"/>
             </w:pPr>
-            <w:hyperlink w:history="1" r:id="rId1vwerty6fdj0y_3nh6mlp">
+            <w:hyperlink w:history="1" r:id="rId6y2efh3bj04z3xfatmrev">
               <w:r>
                 <w:rPr>
                   <w:rFonts w:ascii="Arial" w:cs="Arial" w:eastAsia="Arial" w:hAnsi="Arial"/>
@@ -4039,7 +4129,7 @@
               <w:spacing w:after="10" w:before="0"/>
               <w:ind w:left="120"/>
             </w:pPr>
-            <w:hyperlink w:history="1" r:id="rId8f9zb1kxcup0clsdnkmr9">
+            <w:hyperlink w:history="1" r:id="rIdbnpyyg2idgtkjldt9qsv1">
               <w:r>
                 <w:rPr>
                   <w:rFonts w:ascii="Arial" w:cs="Arial" w:eastAsia="Arial" w:hAnsi="Arial"/>
@@ -4082,6 +4172,7 @@
           </w:tcPr>
           <w:p>
             <w:pPr>
+              <w:keepNext w:val="false"/>
               <w:spacing w:after="40" w:before="0"/>
               <w:jc w:val="left"/>
             </w:pPr>
@@ -4114,6 +4205,7 @@
           </w:tcPr>
           <w:p>
             <w:pPr>
+              <w:keepNext w:val="false"/>
               <w:spacing w:after="40" w:before="0"/>
               <w:jc w:val="left"/>
             </w:pPr>
@@ -4146,6 +4238,7 @@
           </w:tcPr>
           <w:p>
             <w:pPr>
+              <w:keepNext w:val="false"/>
               <w:spacing w:after="40" w:before="0"/>
               <w:jc w:val="left"/>
             </w:pPr>
@@ -4178,6 +4271,7 @@
           </w:tcPr>
           <w:p>
             <w:pPr>
+              <w:keepNext w:val="false"/>
               <w:spacing w:after="40" w:before="0"/>
               <w:jc w:val="left"/>
             </w:pPr>
@@ -4212,6 +4306,7 @@
           </w:tcPr>
           <w:p>
             <w:pPr>
+              <w:keepNext w:val="false"/>
               <w:spacing w:after="40" w:before="0"/>
               <w:jc w:val="left"/>
             </w:pPr>
@@ -4266,7 +4361,7 @@
               <w:spacing w:after="10" w:before="0"/>
               <w:ind w:left="120"/>
             </w:pPr>
-            <w:hyperlink w:history="1" r:id="rIdqjci1mlwo9z4g6parzr0b">
+            <w:hyperlink w:history="1" r:id="rIdzsy8nngm_43ehg_vbnzzw">
               <w:r>
                 <w:rPr>
                   <w:rFonts w:ascii="Arial" w:cs="Arial" w:eastAsia="Arial" w:hAnsi="Arial"/>
@@ -4343,7 +4438,7 @@
               <w:spacing w:after="10" w:before="0"/>
               <w:ind w:left="120"/>
             </w:pPr>
-            <w:hyperlink w:history="1" r:id="rIdtrqfxc34qarjxmb1nh-ux">
+            <w:hyperlink w:history="1" r:id="rIdqivf0ar-na61fz57ywpmm">
               <w:r>
                 <w:rPr>
                   <w:rFonts w:ascii="Arial" w:cs="Arial" w:eastAsia="Arial" w:hAnsi="Arial"/>
@@ -4386,6 +4481,7 @@
           </w:tcPr>
           <w:p>
             <w:pPr>
+              <w:keepNext w:val="false"/>
               <w:spacing w:after="40" w:before="0"/>
               <w:jc w:val="left"/>
             </w:pPr>
@@ -4418,6 +4514,7 @@
           </w:tcPr>
           <w:p>
             <w:pPr>
+              <w:keepNext w:val="false"/>
               <w:spacing w:after="40" w:before="0"/>
               <w:jc w:val="left"/>
             </w:pPr>
@@ -4450,6 +4547,7 @@
           </w:tcPr>
           <w:p>
             <w:pPr>
+              <w:keepNext w:val="false"/>
               <w:spacing w:after="40" w:before="0"/>
               <w:jc w:val="left"/>
             </w:pPr>
@@ -4482,6 +4580,7 @@
           </w:tcPr>
           <w:p>
             <w:pPr>
+              <w:keepNext w:val="false"/>
               <w:spacing w:after="40" w:before="0"/>
               <w:jc w:val="left"/>
             </w:pPr>
@@ -4516,6 +4615,7 @@
           </w:tcPr>
           <w:p>
             <w:pPr>
+              <w:keepNext w:val="false"/>
               <w:spacing w:after="40" w:before="0"/>
               <w:jc w:val="left"/>
             </w:pPr>
@@ -4570,7 +4670,7 @@
               <w:spacing w:after="10" w:before="0"/>
               <w:ind w:left="120"/>
             </w:pPr>
-            <w:hyperlink w:history="1" r:id="rId0rqssdyngfurmjfdel-yq">
+            <w:hyperlink w:history="1" r:id="rIdgg58rfliabj7et45pkavn">
               <w:r>
                 <w:rPr>
                   <w:rFonts w:ascii="Arial" w:cs="Arial" w:eastAsia="Arial" w:hAnsi="Arial"/>
@@ -4647,7 +4747,7 @@
               <w:spacing w:after="10" w:before="0"/>
               <w:ind w:left="120"/>
             </w:pPr>
-            <w:hyperlink w:history="1" r:id="rId-ekd3vdol41xar6lu_s-z">
+            <w:hyperlink w:history="1" r:id="rIdzyjmbga4roisin6blm30v">
               <w:r>
                 <w:rPr>
                   <w:rFonts w:ascii="Arial" w:cs="Arial" w:eastAsia="Arial" w:hAnsi="Arial"/>
@@ -4690,6 +4790,7 @@
           </w:tcPr>
           <w:p>
             <w:pPr>
+              <w:keepNext w:val="false"/>
               <w:spacing w:after="40" w:before="0"/>
               <w:jc w:val="left"/>
             </w:pPr>
@@ -4722,6 +4823,7 @@
           </w:tcPr>
           <w:p>
             <w:pPr>
+              <w:keepNext w:val="false"/>
               <w:spacing w:after="40" w:before="0"/>
               <w:jc w:val="left"/>
             </w:pPr>
@@ -4754,6 +4856,7 @@
           </w:tcPr>
           <w:p>
             <w:pPr>
+              <w:keepNext w:val="false"/>
               <w:spacing w:after="40" w:before="0"/>
               <w:jc w:val="left"/>
             </w:pPr>
@@ -4786,6 +4889,7 @@
           </w:tcPr>
           <w:p>
             <w:pPr>
+              <w:keepNext w:val="false"/>
               <w:spacing w:after="40" w:before="0"/>
               <w:jc w:val="left"/>
             </w:pPr>
@@ -4845,6 +4949,7 @@
           </w:tcPr>
           <w:p>
             <w:pPr>
+              <w:keepNext w:val="false"/>
               <w:spacing w:after="40" w:before="0"/>
               <w:jc w:val="center"/>
             </w:pPr>
@@ -4879,6 +4984,7 @@
           </w:tcPr>
           <w:p>
             <w:pPr>
+              <w:keepNext w:val="false"/>
               <w:spacing w:after="40" w:before="0"/>
               <w:jc w:val="left"/>
             </w:pPr>
@@ -4940,6 +5046,7 @@
           </w:tcPr>
           <w:p>
             <w:pPr>
+              <w:keepNext w:val="false"/>
               <w:spacing w:after="40" w:before="0"/>
               <w:jc w:val="center"/>
             </w:pPr>
@@ -4974,6 +5081,7 @@
           </w:tcPr>
           <w:p>
             <w:pPr>
+              <w:keepNext w:val="false"/>
               <w:spacing w:after="40" w:before="0"/>
               <w:jc w:val="left"/>
             </w:pPr>
@@ -5006,6 +5114,7 @@
           </w:tcPr>
           <w:p>
             <w:pPr>
+              <w:keepNext w:val="false"/>
               <w:spacing w:after="40" w:before="0"/>
               <w:jc w:val="left"/>
             </w:pPr>
@@ -5040,6 +5149,7 @@
           </w:tcPr>
           <w:p>
             <w:pPr>
+              <w:keepNext w:val="false"/>
               <w:spacing w:after="40" w:before="0"/>
               <w:jc w:val="left"/>
             </w:pPr>
@@ -5072,6 +5182,7 @@
           </w:tcPr>
           <w:p>
             <w:pPr>
+              <w:keepNext w:val="false"/>
               <w:spacing w:after="40" w:before="0"/>
               <w:jc w:val="left"/>
             </w:pPr>
@@ -5106,6 +5217,7 @@
           </w:tcPr>
           <w:p>
             <w:pPr>
+              <w:keepNext w:val="false"/>
               <w:spacing w:after="40" w:before="0"/>
               <w:jc w:val="left"/>
             </w:pPr>
@@ -5138,6 +5250,7 @@
           </w:tcPr>
           <w:p>
             <w:pPr>
+              <w:keepNext w:val="false"/>
               <w:spacing w:after="40" w:before="0"/>
               <w:jc w:val="left"/>
             </w:pPr>
@@ -5174,7 +5287,7 @@
         </w:rPr>
         <w:t xml:space="preserve">© 2026 SeaVuria and ARES. Aligned with KICD objectives. Developed by SeaVuria; technical implementation by ARES (with AI assistance from Claude). Licensed under </w:t>
       </w:r>
-      <w:hyperlink w:history="1" r:id="rIdaxb8vuhvvfktgx_sszvve">
+      <w:hyperlink w:history="1" r:id="rIdmbyryxyj3q5bzgrvxr00w">
         <w:r>
           <w:rPr>
             <w:rFonts w:ascii="Arial" w:cs="Arial" w:eastAsia="Arial" w:hAnsi="Arial"/>
@@ -5195,7 +5308,7 @@
         </w:rPr>
         <w:t xml:space="preserve"> (</w:t>
       </w:r>
-      <w:hyperlink w:history="1" r:id="rIdoqwhcxlcy3dg9dmzv2_g8">
+      <w:hyperlink w:history="1" r:id="rIduoxbqxidqw0ibhey5alls">
         <w:r>
           <w:rPr>
             <w:rFonts w:ascii="Arial" w:cs="Arial" w:eastAsia="Arial" w:hAnsi="Arial"/>
@@ -5255,6 +5368,7 @@
           </w:tcPr>
           <w:p>
             <w:pPr>
+              <w:keepNext w:val="false"/>
               <w:spacing w:after="40" w:before="0"/>
               <w:jc w:val="center"/>
             </w:pPr>
@@ -5290,6 +5404,7 @@
           </w:tcPr>
           <w:p>
             <w:pPr>
+              <w:keepNext w:val="false"/>
               <w:spacing w:after="40" w:before="0"/>
               <w:jc w:val="center"/>
             </w:pPr>
@@ -5324,6 +5439,7 @@
           </w:tcPr>
           <w:p>
             <w:pPr>
+              <w:keepNext w:val="false"/>
               <w:spacing w:after="40" w:before="0"/>
               <w:jc w:val="left"/>
             </w:pPr>
@@ -5356,6 +5472,7 @@
           </w:tcPr>
           <w:p>
             <w:pPr>
+              <w:keepNext w:val="false"/>
               <w:spacing w:after="40" w:before="0"/>
               <w:jc w:val="left"/>
             </w:pPr>
@@ -5390,6 +5507,7 @@
           </w:tcPr>
           <w:p>
             <w:pPr>
+              <w:keepNext w:val="false"/>
               <w:spacing w:after="40" w:before="0"/>
               <w:jc w:val="left"/>
             </w:pPr>
@@ -5422,6 +5540,7 @@
           </w:tcPr>
           <w:p>
             <w:pPr>
+              <w:keepNext w:val="false"/>
               <w:spacing w:after="40" w:before="0"/>
               <w:jc w:val="left"/>
             </w:pPr>
@@ -5456,6 +5575,7 @@
           </w:tcPr>
           <w:p>
             <w:pPr>
+              <w:keepNext w:val="false"/>
               <w:spacing w:after="40" w:before="0"/>
               <w:jc w:val="left"/>
             </w:pPr>
@@ -5488,6 +5608,7 @@
           </w:tcPr>
           <w:p>
             <w:pPr>
+              <w:keepNext w:val="false"/>
               <w:spacing w:after="40" w:before="0"/>
               <w:jc w:val="left"/>
             </w:pPr>
@@ -5522,6 +5643,7 @@
           </w:tcPr>
           <w:p>
             <w:pPr>
+              <w:keepNext w:val="false"/>
               <w:spacing w:after="40" w:before="0"/>
               <w:jc w:val="left"/>
             </w:pPr>
@@ -5554,6 +5676,7 @@
           </w:tcPr>
           <w:p>
             <w:pPr>
+              <w:keepNext w:val="false"/>
               <w:spacing w:after="40" w:before="0"/>
               <w:jc w:val="left"/>
             </w:pPr>
@@ -5588,6 +5711,7 @@
           </w:tcPr>
           <w:p>
             <w:pPr>
+              <w:keepNext w:val="false"/>
               <w:spacing w:after="40" w:before="0"/>
               <w:jc w:val="left"/>
             </w:pPr>
@@ -5620,6 +5744,7 @@
           </w:tcPr>
           <w:p>
             <w:pPr>
+              <w:keepNext w:val="false"/>
               <w:spacing w:after="40" w:before="0"/>
               <w:jc w:val="left"/>
             </w:pPr>
@@ -5654,6 +5779,7 @@
           </w:tcPr>
           <w:p>
             <w:pPr>
+              <w:keepNext w:val="false"/>
               <w:spacing w:after="40" w:before="0"/>
               <w:jc w:val="left"/>
             </w:pPr>
@@ -5686,6 +5812,7 @@
           </w:tcPr>
           <w:p>
             <w:pPr>
+              <w:keepNext w:val="false"/>
               <w:spacing w:after="40" w:before="0"/>
               <w:jc w:val="left"/>
             </w:pPr>
@@ -5720,6 +5847,7 @@
           </w:tcPr>
           <w:p>
             <w:pPr>
+              <w:keepNext w:val="false"/>
               <w:spacing w:after="40" w:before="0"/>
               <w:jc w:val="left"/>
             </w:pPr>
@@ -5752,6 +5880,7 @@
           </w:tcPr>
           <w:p>
             <w:pPr>
+              <w:keepNext w:val="false"/>
               <w:spacing w:after="40" w:before="0"/>
               <w:jc w:val="left"/>
             </w:pPr>
@@ -5786,6 +5915,7 @@
           </w:tcPr>
           <w:p>
             <w:pPr>
+              <w:keepNext w:val="false"/>
               <w:spacing w:after="40" w:before="0"/>
               <w:jc w:val="left"/>
             </w:pPr>
@@ -5818,6 +5948,7 @@
           </w:tcPr>
           <w:p>
             <w:pPr>
+              <w:keepNext w:val="false"/>
               <w:spacing w:after="40" w:before="0"/>
               <w:jc w:val="left"/>
             </w:pPr>
@@ -5877,6 +6008,7 @@
           </w:tcPr>
           <w:p>
             <w:pPr>
+              <w:keepNext w:val="false"/>
               <w:spacing w:after="40" w:before="0"/>
               <w:jc w:val="center"/>
             </w:pPr>
@@ -5911,6 +6043,7 @@
           </w:tcPr>
           <w:p>
             <w:pPr>
+              <w:keepNext w:val="false"/>
               <w:spacing w:after="40" w:before="0"/>
               <w:jc w:val="left"/>
             </w:pPr>
@@ -5975,6 +6108,7 @@
           </w:tcPr>
           <w:p>
             <w:pPr>
+              <w:keepNext w:val="false"/>
               <w:spacing w:after="40" w:before="0"/>
               <w:jc w:val="center"/>
             </w:pPr>
@@ -6009,6 +6143,7 @@
           </w:tcPr>
           <w:p>
             <w:pPr>
+              <w:keepNext w:val="false"/>
               <w:spacing w:after="40" w:before="0"/>
               <w:jc w:val="left"/>
             </w:pPr>
@@ -6041,6 +6176,7 @@
           </w:tcPr>
           <w:p>
             <w:pPr>
+              <w:keepNext w:val="false"/>
               <w:spacing w:after="40" w:before="0"/>
               <w:jc w:val="left"/>
             </w:pPr>
@@ -6073,6 +6209,7 @@
           </w:tcPr>
           <w:p>
             <w:pPr>
+              <w:keepNext w:val="false"/>
               <w:spacing w:after="40" w:before="0"/>
               <w:jc w:val="left"/>
             </w:pPr>
@@ -6105,6 +6242,7 @@
           </w:tcPr>
           <w:p>
             <w:pPr>
+              <w:keepNext w:val="false"/>
               <w:spacing w:after="40" w:before="0"/>
               <w:jc w:val="left"/>
             </w:pPr>
@@ -6137,6 +6275,7 @@
           </w:tcPr>
           <w:p>
             <w:pPr>
+              <w:keepNext w:val="false"/>
               <w:spacing w:after="40" w:before="0"/>
               <w:jc w:val="left"/>
             </w:pPr>
@@ -6171,6 +6310,7 @@
           </w:tcPr>
           <w:p>
             <w:pPr>
+              <w:keepNext w:val="false"/>
               <w:spacing w:after="40" w:before="0"/>
               <w:jc w:val="left"/>
             </w:pPr>
@@ -6208,7 +6348,7 @@
             <w:pPr>
               <w:spacing w:after="20" w:before="0"/>
             </w:pPr>
-            <w:hyperlink w:history="1" r:id="rId4srpj4dnpzkivvuibhopo">
+            <w:hyperlink w:history="1" r:id="rIdqt0ivezd3xadsagnyuu6m">
               <w:r>
                 <w:rPr>
                   <w:rFonts w:ascii="Arial" w:cs="Arial" w:eastAsia="Arial" w:hAnsi="Arial"/>
@@ -6241,7 +6381,7 @@
               <w:spacing w:after="10" w:before="0"/>
               <w:ind w:left="120"/>
             </w:pPr>
-            <w:hyperlink w:history="1" r:id="rIdttnnfr8d4v07i9rqwqv74">
+            <w:hyperlink w:history="1" r:id="rIdzqhb3m3yr8_svfzzcxruc">
               <w:r>
                 <w:rPr>
                   <w:rFonts w:ascii="Arial" w:cs="Arial" w:eastAsia="Arial" w:hAnsi="Arial"/>
@@ -6286,7 +6426,7 @@
             <w:pPr>
               <w:spacing w:after="20" w:before="0"/>
             </w:pPr>
-            <w:hyperlink w:history="1" r:id="rIdvbwxd-g8vhw0j3hm7k5pk">
+            <w:hyperlink w:history="1" r:id="rIdi4mvptflf44ufuqeyzguj">
               <w:r>
                 <w:rPr>
                   <w:rFonts w:ascii="Arial" w:cs="Arial" w:eastAsia="Arial" w:hAnsi="Arial"/>
@@ -6319,7 +6459,7 @@
               <w:spacing w:after="10" w:before="0"/>
               <w:ind w:left="120"/>
             </w:pPr>
-            <w:hyperlink w:history="1" r:id="rIdjpyafxaqzz4aga6p2z3ak">
+            <w:hyperlink w:history="1" r:id="rIdgab96prwx8klop_akms9k">
               <w:r>
                 <w:rPr>
                   <w:rFonts w:ascii="Arial" w:cs="Arial" w:eastAsia="Arial" w:hAnsi="Arial"/>
@@ -6347,6 +6487,7 @@
           </w:tcPr>
           <w:p>
             <w:pPr>
+              <w:keepNext w:val="false"/>
               <w:spacing w:after="40" w:before="0"/>
               <w:jc w:val="left"/>
             </w:pPr>
@@ -6379,6 +6520,7 @@
           </w:tcPr>
           <w:p>
             <w:pPr>
+              <w:keepNext w:val="false"/>
               <w:spacing w:after="40" w:before="0"/>
               <w:jc w:val="left"/>
             </w:pPr>
@@ -6411,6 +6553,7 @@
           </w:tcPr>
           <w:p>
             <w:pPr>
+              <w:keepNext w:val="false"/>
               <w:spacing w:after="40" w:before="0"/>
               <w:jc w:val="left"/>
             </w:pPr>
@@ -6443,6 +6586,7 @@
           </w:tcPr>
           <w:p>
             <w:pPr>
+              <w:keepNext w:val="false"/>
               <w:spacing w:after="40" w:before="0"/>
               <w:jc w:val="left"/>
             </w:pPr>
@@ -6477,6 +6621,7 @@
           </w:tcPr>
           <w:p>
             <w:pPr>
+              <w:keepNext w:val="false"/>
               <w:spacing w:after="40" w:before="0"/>
               <w:jc w:val="left"/>
             </w:pPr>
@@ -6514,7 +6659,7 @@
             <w:pPr>
               <w:spacing w:after="20" w:before="0"/>
             </w:pPr>
-            <w:hyperlink w:history="1" r:id="rIdod1ux5x9ch2sbx9es0jab">
+            <w:hyperlink w:history="1" r:id="rIdnnkgtzznaci-m5vm1y6ji">
               <w:r>
                 <w:rPr>
                   <w:rFonts w:ascii="Arial" w:cs="Arial" w:eastAsia="Arial" w:hAnsi="Arial"/>
@@ -6547,7 +6692,7 @@
               <w:spacing w:after="10" w:before="0"/>
               <w:ind w:left="120"/>
             </w:pPr>
-            <w:hyperlink w:history="1" r:id="rIdb1ixdsimlaezantgsdtvb">
+            <w:hyperlink w:history="1" r:id="rIdfqfb5rks5e8defdsmhzuq">
               <w:r>
                 <w:rPr>
                   <w:rFonts w:ascii="Arial" w:cs="Arial" w:eastAsia="Arial" w:hAnsi="Arial"/>
@@ -6592,7 +6737,7 @@
             <w:pPr>
               <w:spacing w:after="20" w:before="0"/>
             </w:pPr>
-            <w:hyperlink w:history="1" r:id="rIdvow7yttdeibt_kr6wnhfq">
+            <w:hyperlink w:history="1" r:id="rId6t4cmj0vo9ssfxxdlndsg">
               <w:r>
                 <w:rPr>
                   <w:rFonts w:ascii="Arial" w:cs="Arial" w:eastAsia="Arial" w:hAnsi="Arial"/>
@@ -6625,7 +6770,7 @@
               <w:spacing w:after="10" w:before="0"/>
               <w:ind w:left="120"/>
             </w:pPr>
-            <w:hyperlink w:history="1" r:id="rIdq3qtzxto1qozm5k_ojomm">
+            <w:hyperlink w:history="1" r:id="rId_1jvg-np7mchyjldlvjnx">
               <w:r>
                 <w:rPr>
                   <w:rFonts w:ascii="Arial" w:cs="Arial" w:eastAsia="Arial" w:hAnsi="Arial"/>
@@ -6653,6 +6798,7 @@
           </w:tcPr>
           <w:p>
             <w:pPr>
+              <w:keepNext w:val="false"/>
               <w:spacing w:after="40" w:before="0"/>
               <w:jc w:val="left"/>
             </w:pPr>
@@ -6685,6 +6831,7 @@
           </w:tcPr>
           <w:p>
             <w:pPr>
+              <w:keepNext w:val="false"/>
               <w:spacing w:after="40" w:before="0"/>
               <w:jc w:val="left"/>
             </w:pPr>
@@ -6717,6 +6864,7 @@
           </w:tcPr>
           <w:p>
             <w:pPr>
+              <w:keepNext w:val="false"/>
               <w:spacing w:after="40" w:before="0"/>
               <w:jc w:val="left"/>
             </w:pPr>
@@ -6749,6 +6897,7 @@
           </w:tcPr>
           <w:p>
             <w:pPr>
+              <w:keepNext w:val="false"/>
               <w:spacing w:after="40" w:before="0"/>
               <w:jc w:val="left"/>
             </w:pPr>
@@ -6783,6 +6932,7 @@
           </w:tcPr>
           <w:p>
             <w:pPr>
+              <w:keepNext w:val="false"/>
               <w:spacing w:after="40" w:before="0"/>
               <w:jc w:val="left"/>
             </w:pPr>
@@ -6820,7 +6970,7 @@
             <w:pPr>
               <w:spacing w:after="20" w:before="0"/>
             </w:pPr>
-            <w:hyperlink w:history="1" r:id="rId1xbbjhxlzqjc4qgncigpq">
+            <w:hyperlink w:history="1" r:id="rIdbon8qqjuhpdsndodzgf9a">
               <w:r>
                 <w:rPr>
                   <w:rFonts w:ascii="Arial" w:cs="Arial" w:eastAsia="Arial" w:hAnsi="Arial"/>
@@ -6853,7 +7003,7 @@
               <w:spacing w:after="10" w:before="0"/>
               <w:ind w:left="120"/>
             </w:pPr>
-            <w:hyperlink w:history="1" r:id="rIdz8vad0sjxjvt4jhtpqr2g">
+            <w:hyperlink w:history="1" r:id="rIdhizc2w8devximyeeyf-uu">
               <w:r>
                 <w:rPr>
                   <w:rFonts w:ascii="Arial" w:cs="Arial" w:eastAsia="Arial" w:hAnsi="Arial"/>
@@ -6898,7 +7048,7 @@
             <w:pPr>
               <w:spacing w:after="20" w:before="0"/>
             </w:pPr>
-            <w:hyperlink w:history="1" r:id="rIdeiw1vow-sm16fubrmjohz">
+            <w:hyperlink w:history="1" r:id="rIdnlnbxgnlahph_v5-ygvss">
               <w:r>
                 <w:rPr>
                   <w:rFonts w:ascii="Arial" w:cs="Arial" w:eastAsia="Arial" w:hAnsi="Arial"/>
@@ -6947,7 +7097,7 @@
               <w:spacing w:after="10" w:before="0"/>
               <w:ind w:left="120"/>
             </w:pPr>
-            <w:hyperlink w:history="1" r:id="rIdnigdk2g04kc4pjb18no3x">
+            <w:hyperlink w:history="1" r:id="rIdhc4znemesokyu8m2dxhlq">
               <w:r>
                 <w:rPr>
                   <w:rFonts w:ascii="Arial" w:cs="Arial" w:eastAsia="Arial" w:hAnsi="Arial"/>
@@ -6975,6 +7125,7 @@
           </w:tcPr>
           <w:p>
             <w:pPr>
+              <w:keepNext w:val="false"/>
               <w:spacing w:after="40" w:before="0"/>
               <w:jc w:val="left"/>
             </w:pPr>
@@ -7007,6 +7158,7 @@
           </w:tcPr>
           <w:p>
             <w:pPr>
+              <w:keepNext w:val="false"/>
               <w:spacing w:after="40" w:before="0"/>
               <w:jc w:val="left"/>
             </w:pPr>
@@ -7039,6 +7191,7 @@
           </w:tcPr>
           <w:p>
             <w:pPr>
+              <w:keepNext w:val="false"/>
               <w:spacing w:after="40" w:before="0"/>
               <w:jc w:val="left"/>
             </w:pPr>
@@ -7071,6 +7224,7 @@
           </w:tcPr>
           <w:p>
             <w:pPr>
+              <w:keepNext w:val="false"/>
               <w:spacing w:after="40" w:before="0"/>
               <w:jc w:val="left"/>
             </w:pPr>
@@ -7105,6 +7259,7 @@
           </w:tcPr>
           <w:p>
             <w:pPr>
+              <w:keepNext w:val="false"/>
               <w:spacing w:after="40" w:before="0"/>
               <w:jc w:val="left"/>
             </w:pPr>
@@ -7142,7 +7297,7 @@
             <w:pPr>
               <w:spacing w:after="20" w:before="0"/>
             </w:pPr>
-            <w:hyperlink w:history="1" r:id="rId94oleuusz1obrskoi_prc">
+            <w:hyperlink w:history="1" r:id="rIdjpja2qqkzhal1g19ag3y2">
               <w:r>
                 <w:rPr>
                   <w:rFonts w:ascii="Arial" w:cs="Arial" w:eastAsia="Arial" w:hAnsi="Arial"/>
@@ -7175,7 +7330,7 @@
               <w:spacing w:after="10" w:before="0"/>
               <w:ind w:left="120"/>
             </w:pPr>
-            <w:hyperlink w:history="1" r:id="rIdvaemynlrnflldtz2_vvua">
+            <w:hyperlink w:history="1" r:id="rIdrbgk43yzpnug8kpp27jkc">
               <w:r>
                 <w:rPr>
                   <w:rFonts w:ascii="Arial" w:cs="Arial" w:eastAsia="Arial" w:hAnsi="Arial"/>
@@ -7220,7 +7375,7 @@
             <w:pPr>
               <w:spacing w:after="20" w:before="0"/>
             </w:pPr>
-            <w:hyperlink w:history="1" r:id="rIdijbwapkj3ez3zmuwgdquc">
+            <w:hyperlink w:history="1" r:id="rIdmrvoqwvvve1nserpv_ezr">
               <w:r>
                 <w:rPr>
                   <w:rFonts w:ascii="Arial" w:cs="Arial" w:eastAsia="Arial" w:hAnsi="Arial"/>
@@ -7269,7 +7424,7 @@
               <w:spacing w:after="10" w:before="0"/>
               <w:ind w:left="120"/>
             </w:pPr>
-            <w:hyperlink w:history="1" r:id="rId6qclcowevu2jit5otklgu">
+            <w:hyperlink w:history="1" r:id="rIdw_jpb6_8uhmzjnh7jr9mh">
               <w:r>
                 <w:rPr>
                   <w:rFonts w:ascii="Arial" w:cs="Arial" w:eastAsia="Arial" w:hAnsi="Arial"/>
@@ -7297,6 +7452,7 @@
           </w:tcPr>
           <w:p>
             <w:pPr>
+              <w:keepNext w:val="false"/>
               <w:spacing w:after="40" w:before="0"/>
               <w:jc w:val="left"/>
             </w:pPr>
@@ -7329,6 +7485,7 @@
           </w:tcPr>
           <w:p>
             <w:pPr>
+              <w:keepNext w:val="false"/>
               <w:spacing w:after="40" w:before="0"/>
               <w:jc w:val="left"/>
             </w:pPr>
@@ -7361,6 +7518,7 @@
           </w:tcPr>
           <w:p>
             <w:pPr>
+              <w:keepNext w:val="false"/>
               <w:spacing w:after="40" w:before="0"/>
               <w:jc w:val="left"/>
             </w:pPr>
@@ -7393,6 +7551,7 @@
           </w:tcPr>
           <w:p>
             <w:pPr>
+              <w:keepNext w:val="false"/>
               <w:spacing w:after="40" w:before="0"/>
               <w:jc w:val="left"/>
             </w:pPr>
@@ -7427,6 +7586,7 @@
           </w:tcPr>
           <w:p>
             <w:pPr>
+              <w:keepNext w:val="false"/>
               <w:spacing w:after="40" w:before="0"/>
               <w:jc w:val="left"/>
             </w:pPr>
@@ -7464,7 +7624,7 @@
             <w:pPr>
               <w:spacing w:after="20" w:before="0"/>
             </w:pPr>
-            <w:hyperlink w:history="1" r:id="rId5npj9ealfmc8tkiinivrb">
+            <w:hyperlink w:history="1" r:id="rIdswfx1dadkaz8tgzyle83o">
               <w:r>
                 <w:rPr>
                   <w:rFonts w:ascii="Arial" w:cs="Arial" w:eastAsia="Arial" w:hAnsi="Arial"/>
@@ -7497,7 +7657,7 @@
               <w:spacing w:after="10" w:before="0"/>
               <w:ind w:left="120"/>
             </w:pPr>
-            <w:hyperlink w:history="1" r:id="rId0dydrfyz6xqyoasko-gil">
+            <w:hyperlink w:history="1" r:id="rIddjy2omyu8bi_elgbmyswp">
               <w:r>
                 <w:rPr>
                   <w:rFonts w:ascii="Arial" w:cs="Arial" w:eastAsia="Arial" w:hAnsi="Arial"/>
@@ -7542,7 +7702,7 @@
             <w:pPr>
               <w:spacing w:after="20" w:before="0"/>
             </w:pPr>
-            <w:hyperlink w:history="1" r:id="rIdvxamnrqvnbiywcqj7uovu">
+            <w:hyperlink w:history="1" r:id="rIdp96uuf8-d3t_pzbnp_gwg">
               <w:r>
                 <w:rPr>
                   <w:rFonts w:ascii="Arial" w:cs="Arial" w:eastAsia="Arial" w:hAnsi="Arial"/>
@@ -7591,7 +7751,7 @@
               <w:spacing w:after="10" w:before="0"/>
               <w:ind w:left="120"/>
             </w:pPr>
-            <w:hyperlink w:history="1" r:id="rIddfsmbjsuwzamczjklras9">
+            <w:hyperlink w:history="1" r:id="rIdzigif-wyr0vm0imyn4ymn">
               <w:r>
                 <w:rPr>
                   <w:rFonts w:ascii="Arial" w:cs="Arial" w:eastAsia="Arial" w:hAnsi="Arial"/>
@@ -7619,6 +7779,7 @@
           </w:tcPr>
           <w:p>
             <w:pPr>
+              <w:keepNext w:val="false"/>
               <w:spacing w:after="40" w:before="0"/>
               <w:jc w:val="left"/>
             </w:pPr>
@@ -7651,6 +7812,7 @@
           </w:tcPr>
           <w:p>
             <w:pPr>
+              <w:keepNext w:val="false"/>
               <w:spacing w:after="40" w:before="0"/>
               <w:jc w:val="left"/>
             </w:pPr>
@@ -7683,6 +7845,7 @@
           </w:tcPr>
           <w:p>
             <w:pPr>
+              <w:keepNext w:val="false"/>
               <w:spacing w:after="40" w:before="0"/>
               <w:jc w:val="left"/>
             </w:pPr>
@@ -7715,6 +7878,7 @@
           </w:tcPr>
           <w:p>
             <w:pPr>
+              <w:keepNext w:val="false"/>
               <w:spacing w:after="40" w:before="0"/>
               <w:jc w:val="left"/>
             </w:pPr>
@@ -7774,6 +7938,7 @@
           </w:tcPr>
           <w:p>
             <w:pPr>
+              <w:keepNext w:val="false"/>
               <w:spacing w:after="40" w:before="0"/>
               <w:jc w:val="center"/>
             </w:pPr>
@@ -7808,6 +7973,7 @@
           </w:tcPr>
           <w:p>
             <w:pPr>
+              <w:keepNext w:val="false"/>
               <w:spacing w:after="40" w:before="0"/>
               <w:jc w:val="left"/>
             </w:pPr>
@@ -7869,6 +8035,7 @@
           </w:tcPr>
           <w:p>
             <w:pPr>
+              <w:keepNext w:val="false"/>
               <w:spacing w:after="40" w:before="0"/>
               <w:jc w:val="center"/>
             </w:pPr>
@@ -7903,6 +8070,7 @@
           </w:tcPr>
           <w:p>
             <w:pPr>
+              <w:keepNext w:val="false"/>
               <w:spacing w:after="40" w:before="0"/>
               <w:jc w:val="left"/>
             </w:pPr>
@@ -7935,6 +8103,7 @@
           </w:tcPr>
           <w:p>
             <w:pPr>
+              <w:keepNext w:val="false"/>
               <w:spacing w:after="40" w:before="0"/>
               <w:jc w:val="left"/>
             </w:pPr>
@@ -7969,6 +8138,7 @@
           </w:tcPr>
           <w:p>
             <w:pPr>
+              <w:keepNext w:val="false"/>
               <w:spacing w:after="40" w:before="0"/>
               <w:jc w:val="left"/>
             </w:pPr>
@@ -8001,6 +8171,7 @@
           </w:tcPr>
           <w:p>
             <w:pPr>
+              <w:keepNext w:val="false"/>
               <w:spacing w:after="40" w:before="0"/>
               <w:jc w:val="left"/>
             </w:pPr>
@@ -8035,6 +8206,7 @@
           </w:tcPr>
           <w:p>
             <w:pPr>
+              <w:keepNext w:val="false"/>
               <w:spacing w:after="40" w:before="0"/>
               <w:jc w:val="left"/>
             </w:pPr>
@@ -8067,6 +8239,7 @@
           </w:tcPr>
           <w:p>
             <w:pPr>
+              <w:keepNext w:val="false"/>
               <w:spacing w:after="40" w:before="0"/>
               <w:jc w:val="left"/>
             </w:pPr>
@@ -8103,7 +8276,7 @@
         </w:rPr>
         <w:t xml:space="preserve">© 2026 SeaVuria and ARES. Aligned with KICD objectives. Developed by SeaVuria; technical implementation by ARES (with AI assistance from Claude). Licensed under </w:t>
       </w:r>
-      <w:hyperlink w:history="1" r:id="rIdxpaemlvfjiuu0d_8bfqgs">
+      <w:hyperlink w:history="1" r:id="rId_n9kaw9o9drwrsvas7uv3">
         <w:r>
           <w:rPr>
             <w:rFonts w:ascii="Arial" w:cs="Arial" w:eastAsia="Arial" w:hAnsi="Arial"/>
@@ -8124,7 +8297,7 @@
         </w:rPr>
         <w:t xml:space="preserve"> (</w:t>
       </w:r>
-      <w:hyperlink w:history="1" r:id="rId3oq9sr5okjgxtwml1c_50">
+      <w:hyperlink w:history="1" r:id="rIdgx3nrifo3rsvhu5aebufs">
         <w:r>
           <w:rPr>
             <w:rFonts w:ascii="Arial" w:cs="Arial" w:eastAsia="Arial" w:hAnsi="Arial"/>
@@ -8184,6 +8357,7 @@
           </w:tcPr>
           <w:p>
             <w:pPr>
+              <w:keepNext w:val="false"/>
               <w:spacing w:after="40" w:before="0"/>
               <w:jc w:val="center"/>
             </w:pPr>
@@ -8219,6 +8393,7 @@
           </w:tcPr>
           <w:p>
             <w:pPr>
+              <w:keepNext w:val="false"/>
               <w:spacing w:after="40" w:before="0"/>
               <w:jc w:val="center"/>
             </w:pPr>
@@ -8253,6 +8428,7 @@
           </w:tcPr>
           <w:p>
             <w:pPr>
+              <w:keepNext w:val="false"/>
               <w:spacing w:after="40" w:before="0"/>
               <w:jc w:val="left"/>
             </w:pPr>
@@ -8285,6 +8461,7 @@
           </w:tcPr>
           <w:p>
             <w:pPr>
+              <w:keepNext w:val="false"/>
               <w:spacing w:after="40" w:before="0"/>
               <w:jc w:val="left"/>
             </w:pPr>
@@ -8319,6 +8496,7 @@
           </w:tcPr>
           <w:p>
             <w:pPr>
+              <w:keepNext w:val="false"/>
               <w:spacing w:after="40" w:before="0"/>
               <w:jc w:val="left"/>
             </w:pPr>
@@ -8351,6 +8529,7 @@
           </w:tcPr>
           <w:p>
             <w:pPr>
+              <w:keepNext w:val="false"/>
               <w:spacing w:after="40" w:before="0"/>
               <w:jc w:val="left"/>
             </w:pPr>
@@ -8385,6 +8564,7 @@
           </w:tcPr>
           <w:p>
             <w:pPr>
+              <w:keepNext w:val="false"/>
               <w:spacing w:after="40" w:before="0"/>
               <w:jc w:val="left"/>
             </w:pPr>
@@ -8417,6 +8597,7 @@
           </w:tcPr>
           <w:p>
             <w:pPr>
+              <w:keepNext w:val="false"/>
               <w:spacing w:after="40" w:before="0"/>
               <w:jc w:val="left"/>
             </w:pPr>
@@ -8451,6 +8632,7 @@
           </w:tcPr>
           <w:p>
             <w:pPr>
+              <w:keepNext w:val="false"/>
               <w:spacing w:after="40" w:before="0"/>
               <w:jc w:val="left"/>
             </w:pPr>
@@ -8483,6 +8665,7 @@
           </w:tcPr>
           <w:p>
             <w:pPr>
+              <w:keepNext w:val="false"/>
               <w:spacing w:after="40" w:before="0"/>
               <w:jc w:val="left"/>
             </w:pPr>
@@ -8517,6 +8700,7 @@
           </w:tcPr>
           <w:p>
             <w:pPr>
+              <w:keepNext w:val="false"/>
               <w:spacing w:after="40" w:before="0"/>
               <w:jc w:val="left"/>
             </w:pPr>
@@ -8549,6 +8733,7 @@
           </w:tcPr>
           <w:p>
             <w:pPr>
+              <w:keepNext w:val="false"/>
               <w:spacing w:after="40" w:before="0"/>
               <w:jc w:val="left"/>
             </w:pPr>
@@ -8583,6 +8768,7 @@
           </w:tcPr>
           <w:p>
             <w:pPr>
+              <w:keepNext w:val="false"/>
               <w:spacing w:after="40" w:before="0"/>
               <w:jc w:val="left"/>
             </w:pPr>
@@ -8615,6 +8801,7 @@
           </w:tcPr>
           <w:p>
             <w:pPr>
+              <w:keepNext w:val="false"/>
               <w:spacing w:after="40" w:before="0"/>
               <w:jc w:val="left"/>
             </w:pPr>
@@ -8649,6 +8836,7 @@
           </w:tcPr>
           <w:p>
             <w:pPr>
+              <w:keepNext w:val="false"/>
               <w:spacing w:after="40" w:before="0"/>
               <w:jc w:val="left"/>
             </w:pPr>
@@ -8681,6 +8869,7 @@
           </w:tcPr>
           <w:p>
             <w:pPr>
+              <w:keepNext w:val="false"/>
               <w:spacing w:after="40" w:before="0"/>
               <w:jc w:val="left"/>
             </w:pPr>
@@ -8715,6 +8904,7 @@
           </w:tcPr>
           <w:p>
             <w:pPr>
+              <w:keepNext w:val="false"/>
               <w:spacing w:after="40" w:before="0"/>
               <w:jc w:val="left"/>
             </w:pPr>
@@ -8747,6 +8937,7 @@
           </w:tcPr>
           <w:p>
             <w:pPr>
+              <w:keepNext w:val="false"/>
               <w:spacing w:after="40" w:before="0"/>
               <w:jc w:val="left"/>
             </w:pPr>
@@ -8806,6 +8997,7 @@
           </w:tcPr>
           <w:p>
             <w:pPr>
+              <w:keepNext w:val="false"/>
               <w:spacing w:after="40" w:before="0"/>
               <w:jc w:val="center"/>
             </w:pPr>
@@ -8840,6 +9032,7 @@
           </w:tcPr>
           <w:p>
             <w:pPr>
+              <w:keepNext w:val="false"/>
               <w:spacing w:after="40" w:before="0"/>
               <w:jc w:val="left"/>
             </w:pPr>
@@ -8904,6 +9097,7 @@
           </w:tcPr>
           <w:p>
             <w:pPr>
+              <w:keepNext w:val="false"/>
               <w:spacing w:after="40" w:before="0"/>
               <w:jc w:val="center"/>
             </w:pPr>
@@ -8938,6 +9132,7 @@
           </w:tcPr>
           <w:p>
             <w:pPr>
+              <w:keepNext w:val="false"/>
               <w:spacing w:after="40" w:before="0"/>
               <w:jc w:val="left"/>
             </w:pPr>
@@ -8970,6 +9165,7 @@
           </w:tcPr>
           <w:p>
             <w:pPr>
+              <w:keepNext w:val="false"/>
               <w:spacing w:after="40" w:before="0"/>
               <w:jc w:val="left"/>
             </w:pPr>
@@ -9002,6 +9198,7 @@
           </w:tcPr>
           <w:p>
             <w:pPr>
+              <w:keepNext w:val="false"/>
               <w:spacing w:after="40" w:before="0"/>
               <w:jc w:val="left"/>
             </w:pPr>
@@ -9034,6 +9231,7 @@
           </w:tcPr>
           <w:p>
             <w:pPr>
+              <w:keepNext w:val="false"/>
               <w:spacing w:after="40" w:before="0"/>
               <w:jc w:val="left"/>
             </w:pPr>
@@ -9066,6 +9264,7 @@
           </w:tcPr>
           <w:p>
             <w:pPr>
+              <w:keepNext w:val="false"/>
               <w:spacing w:after="40" w:before="0"/>
               <w:jc w:val="left"/>
             </w:pPr>
@@ -9100,6 +9299,7 @@
           </w:tcPr>
           <w:p>
             <w:pPr>
+              <w:keepNext w:val="false"/>
               <w:spacing w:after="40" w:before="0"/>
               <w:jc w:val="left"/>
             </w:pPr>
@@ -9154,7 +9354,7 @@
               <w:spacing w:after="10" w:before="0"/>
               <w:ind w:left="120"/>
             </w:pPr>
-            <w:hyperlink w:history="1" r:id="rIddwozyllvntv3fb-ifjuxm">
+            <w:hyperlink w:history="1" r:id="rIdnv5k-9mye5axqasp_zvvb">
               <w:r>
                 <w:rPr>
                   <w:rFonts w:ascii="Arial" w:cs="Arial" w:eastAsia="Arial" w:hAnsi="Arial"/>
@@ -9231,7 +9431,7 @@
               <w:spacing w:after="10" w:before="0"/>
               <w:ind w:left="120"/>
             </w:pPr>
-            <w:hyperlink w:history="1" r:id="rIdfojq1cl8ctrtw5nglclpb">
+            <w:hyperlink w:history="1" r:id="rIdrhpw1dmhmudiullfte8zb">
               <w:r>
                 <w:rPr>
                   <w:rFonts w:ascii="Arial" w:cs="Arial" w:eastAsia="Arial" w:hAnsi="Arial"/>
@@ -9274,6 +9474,7 @@
           </w:tcPr>
           <w:p>
             <w:pPr>
+              <w:keepNext w:val="false"/>
               <w:spacing w:after="40" w:before="0"/>
               <w:jc w:val="left"/>
             </w:pPr>
@@ -9306,6 +9507,7 @@
           </w:tcPr>
           <w:p>
             <w:pPr>
+              <w:keepNext w:val="false"/>
               <w:spacing w:after="40" w:before="0"/>
               <w:jc w:val="left"/>
             </w:pPr>
@@ -9338,6 +9540,7 @@
           </w:tcPr>
           <w:p>
             <w:pPr>
+              <w:keepNext w:val="false"/>
               <w:spacing w:after="40" w:before="0"/>
               <w:jc w:val="left"/>
             </w:pPr>
@@ -9370,6 +9573,7 @@
           </w:tcPr>
           <w:p>
             <w:pPr>
+              <w:keepNext w:val="false"/>
               <w:spacing w:after="40" w:before="0"/>
               <w:jc w:val="left"/>
             </w:pPr>
@@ -9404,6 +9608,7 @@
           </w:tcPr>
           <w:p>
             <w:pPr>
+              <w:keepNext w:val="false"/>
               <w:spacing w:after="40" w:before="0"/>
               <w:jc w:val="left"/>
             </w:pPr>
@@ -9458,7 +9663,7 @@
               <w:spacing w:after="10" w:before="0"/>
               <w:ind w:left="120"/>
             </w:pPr>
-            <w:hyperlink w:history="1" r:id="rId2m4zc5e3gkkicorktshgs">
+            <w:hyperlink w:history="1" r:id="rIdho-in72hm4wzx4zhukzk6">
               <w:r>
                 <w:rPr>
                   <w:rFonts w:ascii="Arial" w:cs="Arial" w:eastAsia="Arial" w:hAnsi="Arial"/>
@@ -9535,7 +9740,7 @@
               <w:spacing w:after="10" w:before="0"/>
               <w:ind w:left="120"/>
             </w:pPr>
-            <w:hyperlink w:history="1" r:id="rIdwqe8ewcnve6b6gjfwbgwr">
+            <w:hyperlink w:history="1" r:id="rId9iuok6eo_ug0mrv5xy_ue">
               <w:r>
                 <w:rPr>
                   <w:rFonts w:ascii="Arial" w:cs="Arial" w:eastAsia="Arial" w:hAnsi="Arial"/>
@@ -9578,6 +9783,7 @@
           </w:tcPr>
           <w:p>
             <w:pPr>
+              <w:keepNext w:val="false"/>
               <w:spacing w:after="40" w:before="0"/>
               <w:jc w:val="left"/>
             </w:pPr>
@@ -9610,6 +9816,7 @@
           </w:tcPr>
           <w:p>
             <w:pPr>
+              <w:keepNext w:val="false"/>
               <w:spacing w:after="40" w:before="0"/>
               <w:jc w:val="left"/>
             </w:pPr>
@@ -9642,6 +9849,7 @@
           </w:tcPr>
           <w:p>
             <w:pPr>
+              <w:keepNext w:val="false"/>
               <w:spacing w:after="40" w:before="0"/>
               <w:jc w:val="left"/>
             </w:pPr>
@@ -9674,6 +9882,7 @@
           </w:tcPr>
           <w:p>
             <w:pPr>
+              <w:keepNext w:val="false"/>
               <w:spacing w:after="40" w:before="0"/>
               <w:jc w:val="left"/>
             </w:pPr>
@@ -9708,6 +9917,7 @@
           </w:tcPr>
           <w:p>
             <w:pPr>
+              <w:keepNext w:val="false"/>
               <w:spacing w:after="40" w:before="0"/>
               <w:jc w:val="left"/>
             </w:pPr>
@@ -9762,7 +9972,7 @@
               <w:spacing w:after="10" w:before="0"/>
               <w:ind w:left="120"/>
             </w:pPr>
-            <w:hyperlink w:history="1" r:id="rIduarrnzom44y72o4iloevq">
+            <w:hyperlink w:history="1" r:id="rIdezgzd0ccyjgiuu6uqqozc">
               <w:r>
                 <w:rPr>
                   <w:rFonts w:ascii="Arial" w:cs="Arial" w:eastAsia="Arial" w:hAnsi="Arial"/>
@@ -9839,7 +10049,7 @@
               <w:spacing w:after="10" w:before="0"/>
               <w:ind w:left="120"/>
             </w:pPr>
-            <w:hyperlink w:history="1" r:id="rId1muqpf6mnauewltbmuemk">
+            <w:hyperlink w:history="1" r:id="rIdguyhv4ojdwdpovw5s3pmn">
               <w:r>
                 <w:rPr>
                   <w:rFonts w:ascii="Arial" w:cs="Arial" w:eastAsia="Arial" w:hAnsi="Arial"/>
@@ -9882,6 +10092,7 @@
           </w:tcPr>
           <w:p>
             <w:pPr>
+              <w:keepNext w:val="false"/>
               <w:spacing w:after="40" w:before="0"/>
               <w:jc w:val="left"/>
             </w:pPr>
@@ -9914,6 +10125,7 @@
           </w:tcPr>
           <w:p>
             <w:pPr>
+              <w:keepNext w:val="false"/>
               <w:spacing w:after="40" w:before="0"/>
               <w:jc w:val="left"/>
             </w:pPr>
@@ -9946,6 +10158,7 @@
           </w:tcPr>
           <w:p>
             <w:pPr>
+              <w:keepNext w:val="false"/>
               <w:spacing w:after="40" w:before="0"/>
               <w:jc w:val="left"/>
             </w:pPr>
@@ -9978,6 +10191,7 @@
           </w:tcPr>
           <w:p>
             <w:pPr>
+              <w:keepNext w:val="false"/>
               <w:spacing w:after="40" w:before="0"/>
               <w:jc w:val="left"/>
             </w:pPr>
@@ -10012,6 +10226,7 @@
           </w:tcPr>
           <w:p>
             <w:pPr>
+              <w:keepNext w:val="false"/>
               <w:spacing w:after="40" w:before="0"/>
               <w:jc w:val="left"/>
             </w:pPr>
@@ -10066,7 +10281,7 @@
               <w:spacing w:after="10" w:before="0"/>
               <w:ind w:left="120"/>
             </w:pPr>
-            <w:hyperlink w:history="1" r:id="rIdjz5ey3ab-mhhgkbqykr5k">
+            <w:hyperlink w:history="1" r:id="rIde1ubtgl3jjje0cuvnbu0b">
               <w:r>
                 <w:rPr>
                   <w:rFonts w:ascii="Arial" w:cs="Arial" w:eastAsia="Arial" w:hAnsi="Arial"/>
@@ -10143,7 +10358,7 @@
               <w:spacing w:after="10" w:before="0"/>
               <w:ind w:left="120"/>
             </w:pPr>
-            <w:hyperlink w:history="1" r:id="rIdobhkcvgbflqk37rsbhds0">
+            <w:hyperlink w:history="1" r:id="rIdkkou42m45jemdrcoyigt4">
               <w:r>
                 <w:rPr>
                   <w:rFonts w:ascii="Arial" w:cs="Arial" w:eastAsia="Arial" w:hAnsi="Arial"/>
@@ -10186,6 +10401,7 @@
           </w:tcPr>
           <w:p>
             <w:pPr>
+              <w:keepNext w:val="false"/>
               <w:spacing w:after="40" w:before="0"/>
               <w:jc w:val="left"/>
             </w:pPr>
@@ -10218,6 +10434,7 @@
           </w:tcPr>
           <w:p>
             <w:pPr>
+              <w:keepNext w:val="false"/>
               <w:spacing w:after="40" w:before="0"/>
               <w:jc w:val="left"/>
             </w:pPr>
@@ -10250,6 +10467,7 @@
           </w:tcPr>
           <w:p>
             <w:pPr>
+              <w:keepNext w:val="false"/>
               <w:spacing w:after="40" w:before="0"/>
               <w:jc w:val="left"/>
             </w:pPr>
@@ -10282,6 +10500,7 @@
           </w:tcPr>
           <w:p>
             <w:pPr>
+              <w:keepNext w:val="false"/>
               <w:spacing w:after="40" w:before="0"/>
               <w:jc w:val="left"/>
             </w:pPr>
@@ -10316,6 +10535,7 @@
           </w:tcPr>
           <w:p>
             <w:pPr>
+              <w:keepNext w:val="false"/>
               <w:spacing w:after="40" w:before="0"/>
               <w:jc w:val="left"/>
             </w:pPr>
@@ -10370,7 +10590,7 @@
               <w:spacing w:after="10" w:before="0"/>
               <w:ind w:left="120"/>
             </w:pPr>
-            <w:hyperlink w:history="1" r:id="rIdqrxkm_rf-fa1snu6brziw">
+            <w:hyperlink w:history="1" r:id="rIdnvbj3br1kpbt1qornn4mf">
               <w:r>
                 <w:rPr>
                   <w:rFonts w:ascii="Arial" w:cs="Arial" w:eastAsia="Arial" w:hAnsi="Arial"/>
@@ -10447,7 +10667,7 @@
               <w:spacing w:after="10" w:before="0"/>
               <w:ind w:left="120"/>
             </w:pPr>
-            <w:hyperlink w:history="1" r:id="rId_awlagl_bvzq3upkywrnl">
+            <w:hyperlink w:history="1" r:id="rIdncvp5kgpfqhcq9br48qma">
               <w:r>
                 <w:rPr>
                   <w:rFonts w:ascii="Arial" w:cs="Arial" w:eastAsia="Arial" w:hAnsi="Arial"/>
@@ -10490,6 +10710,7 @@
           </w:tcPr>
           <w:p>
             <w:pPr>
+              <w:keepNext w:val="false"/>
               <w:spacing w:after="40" w:before="0"/>
               <w:jc w:val="left"/>
             </w:pPr>
@@ -10522,6 +10743,7 @@
           </w:tcPr>
           <w:p>
             <w:pPr>
+              <w:keepNext w:val="false"/>
               <w:spacing w:after="40" w:before="0"/>
               <w:jc w:val="left"/>
             </w:pPr>
@@ -10554,6 +10776,7 @@
           </w:tcPr>
           <w:p>
             <w:pPr>
+              <w:keepNext w:val="false"/>
               <w:spacing w:after="40" w:before="0"/>
               <w:jc w:val="left"/>
             </w:pPr>
@@ -10586,6 +10809,7 @@
           </w:tcPr>
           <w:p>
             <w:pPr>
+              <w:keepNext w:val="false"/>
               <w:spacing w:after="40" w:before="0"/>
               <w:jc w:val="left"/>
             </w:pPr>
@@ -10645,6 +10869,7 @@
           </w:tcPr>
           <w:p>
             <w:pPr>
+              <w:keepNext w:val="false"/>
               <w:spacing w:after="40" w:before="0"/>
               <w:jc w:val="center"/>
             </w:pPr>
@@ -10679,6 +10904,7 @@
           </w:tcPr>
           <w:p>
             <w:pPr>
+              <w:keepNext w:val="false"/>
               <w:spacing w:after="40" w:before="0"/>
               <w:jc w:val="left"/>
             </w:pPr>
@@ -10740,6 +10966,7 @@
           </w:tcPr>
           <w:p>
             <w:pPr>
+              <w:keepNext w:val="false"/>
               <w:spacing w:after="40" w:before="0"/>
               <w:jc w:val="center"/>
             </w:pPr>
@@ -10774,6 +11001,7 @@
           </w:tcPr>
           <w:p>
             <w:pPr>
+              <w:keepNext w:val="false"/>
               <w:spacing w:after="40" w:before="0"/>
               <w:jc w:val="left"/>
             </w:pPr>
@@ -10806,6 +11034,7 @@
           </w:tcPr>
           <w:p>
             <w:pPr>
+              <w:keepNext w:val="false"/>
               <w:spacing w:after="40" w:before="0"/>
               <w:jc w:val="left"/>
             </w:pPr>
@@ -10840,6 +11069,7 @@
           </w:tcPr>
           <w:p>
             <w:pPr>
+              <w:keepNext w:val="false"/>
               <w:spacing w:after="40" w:before="0"/>
               <w:jc w:val="left"/>
             </w:pPr>
@@ -10872,6 +11102,7 @@
           </w:tcPr>
           <w:p>
             <w:pPr>
+              <w:keepNext w:val="false"/>
               <w:spacing w:after="40" w:before="0"/>
               <w:jc w:val="left"/>
             </w:pPr>
@@ -10906,6 +11137,7 @@
           </w:tcPr>
           <w:p>
             <w:pPr>
+              <w:keepNext w:val="false"/>
               <w:spacing w:after="40" w:before="0"/>
               <w:jc w:val="left"/>
             </w:pPr>
@@ -10938,6 +11170,7 @@
           </w:tcPr>
           <w:p>
             <w:pPr>
+              <w:keepNext w:val="false"/>
               <w:spacing w:after="40" w:before="0"/>
               <w:jc w:val="left"/>
             </w:pPr>
@@ -10974,7 +11207,7 @@
         </w:rPr>
         <w:t xml:space="preserve">© 2026 SeaVuria and ARES. Aligned with KICD objectives. Developed by SeaVuria; technical implementation by ARES (with AI assistance from Claude). Licensed under </w:t>
       </w:r>
-      <w:hyperlink w:history="1" r:id="rId3s-tx9woqv4frka4het_v">
+      <w:hyperlink w:history="1" r:id="rIdulicnguis-0zkythrfer7">
         <w:r>
           <w:rPr>
             <w:rFonts w:ascii="Arial" w:cs="Arial" w:eastAsia="Arial" w:hAnsi="Arial"/>
@@ -10995,7 +11228,7 @@
         </w:rPr>
         <w:t xml:space="preserve"> (</w:t>
       </w:r>
-      <w:hyperlink w:history="1" r:id="rIdofxpgq8jr8elvlwt89bzy">
+      <w:hyperlink w:history="1" r:id="rIdayu1gfwxwgls_8wyoa7g-">
         <w:r>
           <w:rPr>
             <w:rFonts w:ascii="Arial" w:cs="Arial" w:eastAsia="Arial" w:hAnsi="Arial"/>
@@ -11055,6 +11288,7 @@
           </w:tcPr>
           <w:p>
             <w:pPr>
+              <w:keepNext w:val="false"/>
               <w:spacing w:after="40" w:before="0"/>
               <w:jc w:val="center"/>
             </w:pPr>
@@ -11090,6 +11324,7 @@
           </w:tcPr>
           <w:p>
             <w:pPr>
+              <w:keepNext w:val="false"/>
               <w:spacing w:after="40" w:before="0"/>
               <w:jc w:val="center"/>
             </w:pPr>
@@ -11124,6 +11359,7 @@
           </w:tcPr>
           <w:p>
             <w:pPr>
+              <w:keepNext w:val="false"/>
               <w:spacing w:after="40" w:before="0"/>
               <w:jc w:val="left"/>
             </w:pPr>
@@ -11156,6 +11392,7 @@
           </w:tcPr>
           <w:p>
             <w:pPr>
+              <w:keepNext w:val="false"/>
               <w:spacing w:after="40" w:before="0"/>
               <w:jc w:val="left"/>
             </w:pPr>
@@ -11190,6 +11427,7 @@
           </w:tcPr>
           <w:p>
             <w:pPr>
+              <w:keepNext w:val="false"/>
               <w:spacing w:after="40" w:before="0"/>
               <w:jc w:val="left"/>
             </w:pPr>
@@ -11222,6 +11460,7 @@
           </w:tcPr>
           <w:p>
             <w:pPr>
+              <w:keepNext w:val="false"/>
               <w:spacing w:after="40" w:before="0"/>
               <w:jc w:val="left"/>
             </w:pPr>
@@ -11256,6 +11495,7 @@
           </w:tcPr>
           <w:p>
             <w:pPr>
+              <w:keepNext w:val="false"/>
               <w:spacing w:after="40" w:before="0"/>
               <w:jc w:val="left"/>
             </w:pPr>
@@ -11288,6 +11528,7 @@
           </w:tcPr>
           <w:p>
             <w:pPr>
+              <w:keepNext w:val="false"/>
               <w:spacing w:after="40" w:before="0"/>
               <w:jc w:val="left"/>
             </w:pPr>
@@ -11322,6 +11563,7 @@
           </w:tcPr>
           <w:p>
             <w:pPr>
+              <w:keepNext w:val="false"/>
               <w:spacing w:after="40" w:before="0"/>
               <w:jc w:val="left"/>
             </w:pPr>
@@ -11354,6 +11596,7 @@
           </w:tcPr>
           <w:p>
             <w:pPr>
+              <w:keepNext w:val="false"/>
               <w:spacing w:after="40" w:before="0"/>
               <w:jc w:val="left"/>
             </w:pPr>
@@ -11388,6 +11631,7 @@
           </w:tcPr>
           <w:p>
             <w:pPr>
+              <w:keepNext w:val="false"/>
               <w:spacing w:after="40" w:before="0"/>
               <w:jc w:val="left"/>
             </w:pPr>
@@ -11420,6 +11664,7 @@
           </w:tcPr>
           <w:p>
             <w:pPr>
+              <w:keepNext w:val="false"/>
               <w:spacing w:after="40" w:before="0"/>
               <w:jc w:val="left"/>
             </w:pPr>
@@ -11454,6 +11699,7 @@
           </w:tcPr>
           <w:p>
             <w:pPr>
+              <w:keepNext w:val="false"/>
               <w:spacing w:after="40" w:before="0"/>
               <w:jc w:val="left"/>
             </w:pPr>
@@ -11486,6 +11732,7 @@
           </w:tcPr>
           <w:p>
             <w:pPr>
+              <w:keepNext w:val="false"/>
               <w:spacing w:after="40" w:before="0"/>
               <w:jc w:val="left"/>
             </w:pPr>
@@ -11520,6 +11767,7 @@
           </w:tcPr>
           <w:p>
             <w:pPr>
+              <w:keepNext w:val="false"/>
               <w:spacing w:after="40" w:before="0"/>
               <w:jc w:val="left"/>
             </w:pPr>
@@ -11552,6 +11800,7 @@
           </w:tcPr>
           <w:p>
             <w:pPr>
+              <w:keepNext w:val="false"/>
               <w:spacing w:after="40" w:before="0"/>
               <w:jc w:val="left"/>
             </w:pPr>
@@ -11586,6 +11835,7 @@
           </w:tcPr>
           <w:p>
             <w:pPr>
+              <w:keepNext w:val="false"/>
               <w:spacing w:after="40" w:before="0"/>
               <w:jc w:val="left"/>
             </w:pPr>
@@ -11618,6 +11868,7 @@
           </w:tcPr>
           <w:p>
             <w:pPr>
+              <w:keepNext w:val="false"/>
               <w:spacing w:after="40" w:before="0"/>
               <w:jc w:val="left"/>
             </w:pPr>
@@ -11677,6 +11928,7 @@
           </w:tcPr>
           <w:p>
             <w:pPr>
+              <w:keepNext w:val="false"/>
               <w:spacing w:after="40" w:before="0"/>
               <w:jc w:val="center"/>
             </w:pPr>
@@ -11711,6 +11963,7 @@
           </w:tcPr>
           <w:p>
             <w:pPr>
+              <w:keepNext w:val="false"/>
               <w:spacing w:after="40" w:before="0"/>
               <w:jc w:val="left"/>
             </w:pPr>
@@ -11775,6 +12028,7 @@
           </w:tcPr>
           <w:p>
             <w:pPr>
+              <w:keepNext w:val="false"/>
               <w:spacing w:after="40" w:before="0"/>
               <w:jc w:val="center"/>
             </w:pPr>
@@ -11809,6 +12063,7 @@
           </w:tcPr>
           <w:p>
             <w:pPr>
+              <w:keepNext w:val="false"/>
               <w:spacing w:after="40" w:before="0"/>
               <w:jc w:val="left"/>
             </w:pPr>
@@ -11841,6 +12096,7 @@
           </w:tcPr>
           <w:p>
             <w:pPr>
+              <w:keepNext w:val="false"/>
               <w:spacing w:after="40" w:before="0"/>
               <w:jc w:val="left"/>
             </w:pPr>
@@ -11873,6 +12129,7 @@
           </w:tcPr>
           <w:p>
             <w:pPr>
+              <w:keepNext w:val="false"/>
               <w:spacing w:after="40" w:before="0"/>
               <w:jc w:val="left"/>
             </w:pPr>
@@ -11905,6 +12162,7 @@
           </w:tcPr>
           <w:p>
             <w:pPr>
+              <w:keepNext w:val="false"/>
               <w:spacing w:after="40" w:before="0"/>
               <w:jc w:val="left"/>
             </w:pPr>
@@ -11937,6 +12195,7 @@
           </w:tcPr>
           <w:p>
             <w:pPr>
+              <w:keepNext w:val="false"/>
               <w:spacing w:after="40" w:before="0"/>
               <w:jc w:val="left"/>
             </w:pPr>
@@ -11971,6 +12230,7 @@
           </w:tcPr>
           <w:p>
             <w:pPr>
+              <w:keepNext w:val="false"/>
               <w:spacing w:after="40" w:before="0"/>
               <w:jc w:val="left"/>
             </w:pPr>
@@ -12025,7 +12285,7 @@
               <w:spacing w:after="10" w:before="0"/>
               <w:ind w:left="120"/>
             </w:pPr>
-            <w:hyperlink w:history="1" r:id="rIdaezjgodg5g0pe2aximukb">
+            <w:hyperlink w:history="1" r:id="rIduuolid_sh9sc2wlyu5_ls">
               <w:r>
                 <w:rPr>
                   <w:rFonts w:ascii="Arial" w:cs="Arial" w:eastAsia="Arial" w:hAnsi="Arial"/>
@@ -12102,7 +12362,7 @@
               <w:spacing w:after="10" w:before="0"/>
               <w:ind w:left="120"/>
             </w:pPr>
-            <w:hyperlink w:history="1" r:id="rIdw8swtbbu7of2ej53_5tgz">
+            <w:hyperlink w:history="1" r:id="rIdtgzdsjgi1ifsssx6tesuq">
               <w:r>
                 <w:rPr>
                   <w:rFonts w:ascii="Arial" w:cs="Arial" w:eastAsia="Arial" w:hAnsi="Arial"/>
@@ -12145,6 +12405,7 @@
           </w:tcPr>
           <w:p>
             <w:pPr>
+              <w:keepNext w:val="false"/>
               <w:spacing w:after="40" w:before="0"/>
               <w:jc w:val="left"/>
             </w:pPr>
@@ -12177,6 +12438,7 @@
           </w:tcPr>
           <w:p>
             <w:pPr>
+              <w:keepNext w:val="false"/>
               <w:spacing w:after="40" w:before="0"/>
               <w:jc w:val="left"/>
             </w:pPr>
@@ -12209,6 +12471,7 @@
           </w:tcPr>
           <w:p>
             <w:pPr>
+              <w:keepNext w:val="false"/>
               <w:spacing w:after="40" w:before="0"/>
               <w:jc w:val="left"/>
             </w:pPr>
@@ -12241,6 +12504,7 @@
           </w:tcPr>
           <w:p>
             <w:pPr>
+              <w:keepNext w:val="false"/>
               <w:spacing w:after="40" w:before="0"/>
               <w:jc w:val="left"/>
             </w:pPr>
@@ -12275,6 +12539,7 @@
           </w:tcPr>
           <w:p>
             <w:pPr>
+              <w:keepNext w:val="false"/>
               <w:spacing w:after="40" w:before="0"/>
               <w:jc w:val="left"/>
             </w:pPr>
@@ -12329,7 +12594,7 @@
               <w:spacing w:after="10" w:before="0"/>
               <w:ind w:left="120"/>
             </w:pPr>
-            <w:hyperlink w:history="1" r:id="rIdyv24qrxaj2x7y7vmshfhn">
+            <w:hyperlink w:history="1" r:id="rIdu9fwbiwh77uwxelqdaam2">
               <w:r>
                 <w:rPr>
                   <w:rFonts w:ascii="Arial" w:cs="Arial" w:eastAsia="Arial" w:hAnsi="Arial"/>
@@ -12406,7 +12671,7 @@
               <w:spacing w:after="10" w:before="0"/>
               <w:ind w:left="120"/>
             </w:pPr>
-            <w:hyperlink w:history="1" r:id="rIdfpt3ugd1tng5bidxjf4dn">
+            <w:hyperlink w:history="1" r:id="rIdeibhftges119u-bdxlma-">
               <w:r>
                 <w:rPr>
                   <w:rFonts w:ascii="Arial" w:cs="Arial" w:eastAsia="Arial" w:hAnsi="Arial"/>
@@ -12449,6 +12714,7 @@
           </w:tcPr>
           <w:p>
             <w:pPr>
+              <w:keepNext w:val="false"/>
               <w:spacing w:after="40" w:before="0"/>
               <w:jc w:val="left"/>
             </w:pPr>
@@ -12468,6 +12734,7 @@
           </w:p>
           <w:p>
             <w:pPr>
+              <w:keepNext w:val="false"/>
               <w:spacing w:after="40" w:before="0"/>
               <w:jc w:val="left"/>
             </w:pPr>
@@ -12507,6 +12774,7 @@
           </w:p>
           <w:p>
             <w:pPr>
+              <w:keepNext w:val="false"/>
               <w:spacing w:after="40" w:before="0"/>
               <w:jc w:val="left"/>
             </w:pPr>
@@ -12546,6 +12814,7 @@
           </w:p>
           <w:p>
             <w:pPr>
+              <w:keepNext w:val="false"/>
               <w:spacing w:after="40" w:before="0"/>
               <w:jc w:val="left"/>
             </w:pPr>
@@ -12585,6 +12854,7 @@
           </w:p>
           <w:p>
             <w:pPr>
+              <w:keepNext w:val="false"/>
               <w:spacing w:after="40" w:before="0"/>
               <w:jc w:val="left"/>
             </w:pPr>
@@ -12604,6 +12874,7 @@
           </w:p>
           <w:p>
             <w:pPr>
+              <w:keepNext w:val="false"/>
               <w:spacing w:after="40" w:before="0"/>
               <w:jc w:val="left"/>
             </w:pPr>
@@ -12636,6 +12907,7 @@
           </w:tcPr>
           <w:p>
             <w:pPr>
+              <w:keepNext w:val="false"/>
               <w:spacing w:after="40" w:before="0"/>
               <w:jc w:val="left"/>
             </w:pPr>
@@ -12668,6 +12940,7 @@
           </w:tcPr>
           <w:p>
             <w:pPr>
+              <w:keepNext w:val="false"/>
               <w:spacing w:after="40" w:before="0"/>
               <w:jc w:val="left"/>
             </w:pPr>
@@ -12700,6 +12973,7 @@
           </w:tcPr>
           <w:p>
             <w:pPr>
+              <w:keepNext w:val="false"/>
               <w:spacing w:after="40" w:before="0"/>
               <w:jc w:val="left"/>
             </w:pPr>
@@ -12734,6 +13008,7 @@
           </w:tcPr>
           <w:p>
             <w:pPr>
+              <w:keepNext w:val="false"/>
               <w:spacing w:after="40" w:before="0"/>
               <w:jc w:val="left"/>
             </w:pPr>
@@ -12788,7 +13063,7 @@
               <w:spacing w:after="10" w:before="0"/>
               <w:ind w:left="120"/>
             </w:pPr>
-            <w:hyperlink w:history="1" r:id="rIdwnidjhmzhktpbtz3yxkbn">
+            <w:hyperlink w:history="1" r:id="rIdmry4dibwhbzifof6unep2">
               <w:r>
                 <w:rPr>
                   <w:rFonts w:ascii="Arial" w:cs="Arial" w:eastAsia="Arial" w:hAnsi="Arial"/>
@@ -12865,7 +13140,7 @@
               <w:spacing w:after="10" w:before="0"/>
               <w:ind w:left="120"/>
             </w:pPr>
-            <w:hyperlink w:history="1" r:id="rIdd9lcurl-kkmrbgfgkkruo">
+            <w:hyperlink w:history="1" r:id="rIdebp8v6roiixprv3e9l_qz">
               <w:r>
                 <w:rPr>
                   <w:rFonts w:ascii="Arial" w:cs="Arial" w:eastAsia="Arial" w:hAnsi="Arial"/>
@@ -12908,6 +13183,7 @@
           </w:tcPr>
           <w:p>
             <w:pPr>
+              <w:keepNext w:val="false"/>
               <w:spacing w:after="40" w:before="0"/>
               <w:jc w:val="left"/>
             </w:pPr>
@@ -12940,6 +13216,7 @@
           </w:tcPr>
           <w:p>
             <w:pPr>
+              <w:keepNext w:val="false"/>
               <w:spacing w:after="40" w:before="0"/>
               <w:jc w:val="left"/>
             </w:pPr>
@@ -12972,6 +13249,7 @@
           </w:tcPr>
           <w:p>
             <w:pPr>
+              <w:keepNext w:val="false"/>
               <w:spacing w:after="40" w:before="0"/>
               <w:jc w:val="left"/>
             </w:pPr>
@@ -13004,6 +13282,7 @@
           </w:tcPr>
           <w:p>
             <w:pPr>
+              <w:keepNext w:val="false"/>
               <w:spacing w:after="40" w:before="0"/>
               <w:jc w:val="left"/>
             </w:pPr>
@@ -13038,6 +13317,7 @@
           </w:tcPr>
           <w:p>
             <w:pPr>
+              <w:keepNext w:val="false"/>
               <w:spacing w:after="40" w:before="0"/>
               <w:jc w:val="left"/>
             </w:pPr>
@@ -13092,7 +13372,7 @@
               <w:spacing w:after="10" w:before="0"/>
               <w:ind w:left="120"/>
             </w:pPr>
-            <w:hyperlink w:history="1" r:id="rIdygx2kqrja6ou42vh67tqx">
+            <w:hyperlink w:history="1" r:id="rIdcdhfm5eyw6yrfo9fwb987">
               <w:r>
                 <w:rPr>
                   <w:rFonts w:ascii="Arial" w:cs="Arial" w:eastAsia="Arial" w:hAnsi="Arial"/>
@@ -13169,7 +13449,7 @@
               <w:spacing w:after="10" w:before="0"/>
               <w:ind w:left="120"/>
             </w:pPr>
-            <w:hyperlink w:history="1" r:id="rId6_fasxl6-ewbgxvjwskq6">
+            <w:hyperlink w:history="1" r:id="rIdp5vb1xqfvda3-xuustznn">
               <w:r>
                 <w:rPr>
                   <w:rFonts w:ascii="Arial" w:cs="Arial" w:eastAsia="Arial" w:hAnsi="Arial"/>
@@ -13212,6 +13492,7 @@
           </w:tcPr>
           <w:p>
             <w:pPr>
+              <w:keepNext w:val="false"/>
               <w:spacing w:after="40" w:before="0"/>
               <w:jc w:val="left"/>
             </w:pPr>
@@ -13244,6 +13525,7 @@
           </w:tcPr>
           <w:p>
             <w:pPr>
+              <w:keepNext w:val="false"/>
               <w:spacing w:after="40" w:before="0"/>
               <w:jc w:val="left"/>
             </w:pPr>
@@ -13276,6 +13558,7 @@
           </w:tcPr>
           <w:p>
             <w:pPr>
+              <w:keepNext w:val="false"/>
               <w:spacing w:after="40" w:before="0"/>
               <w:jc w:val="left"/>
             </w:pPr>
@@ -13308,6 +13591,7 @@
           </w:tcPr>
           <w:p>
             <w:pPr>
+              <w:keepNext w:val="false"/>
               <w:spacing w:after="40" w:before="0"/>
               <w:jc w:val="left"/>
             </w:pPr>
@@ -13342,6 +13626,7 @@
           </w:tcPr>
           <w:p>
             <w:pPr>
+              <w:keepNext w:val="false"/>
               <w:spacing w:after="40" w:before="0"/>
               <w:jc w:val="left"/>
             </w:pPr>
@@ -13396,7 +13681,7 @@
               <w:spacing w:after="10" w:before="0"/>
               <w:ind w:left="120"/>
             </w:pPr>
-            <w:hyperlink w:history="1" r:id="rIduoxux4nsg-lrqwoesprps">
+            <w:hyperlink w:history="1" r:id="rIdpwahozueef1_ocnugwbib">
               <w:r>
                 <w:rPr>
                   <w:rFonts w:ascii="Arial" w:cs="Arial" w:eastAsia="Arial" w:hAnsi="Arial"/>
@@ -13473,7 +13758,7 @@
               <w:spacing w:after="10" w:before="0"/>
               <w:ind w:left="120"/>
             </w:pPr>
-            <w:hyperlink w:history="1" r:id="rIdhg98y-6famqcykg7rix6a">
+            <w:hyperlink w:history="1" r:id="rIdmro2a2k1a0_f8exfjkeqq">
               <w:r>
                 <w:rPr>
                   <w:rFonts w:ascii="Arial" w:cs="Arial" w:eastAsia="Arial" w:hAnsi="Arial"/>
@@ -13516,6 +13801,7 @@
           </w:tcPr>
           <w:p>
             <w:pPr>
+              <w:keepNext w:val="false"/>
               <w:spacing w:after="40" w:before="0"/>
               <w:jc w:val="left"/>
             </w:pPr>
@@ -13548,6 +13834,7 @@
           </w:tcPr>
           <w:p>
             <w:pPr>
+              <w:keepNext w:val="false"/>
               <w:spacing w:after="40" w:before="0"/>
               <w:jc w:val="left"/>
             </w:pPr>
@@ -13580,6 +13867,7 @@
           </w:tcPr>
           <w:p>
             <w:pPr>
+              <w:keepNext w:val="false"/>
               <w:spacing w:after="40" w:before="0"/>
               <w:jc w:val="left"/>
             </w:pPr>
@@ -13612,6 +13900,7 @@
           </w:tcPr>
           <w:p>
             <w:pPr>
+              <w:keepNext w:val="false"/>
               <w:spacing w:after="40" w:before="0"/>
               <w:jc w:val="left"/>
             </w:pPr>
@@ -13671,6 +13960,7 @@
           </w:tcPr>
           <w:p>
             <w:pPr>
+              <w:keepNext w:val="false"/>
               <w:spacing w:after="40" w:before="0"/>
               <w:jc w:val="center"/>
             </w:pPr>
@@ -13705,6 +13995,7 @@
           </w:tcPr>
           <w:p>
             <w:pPr>
+              <w:keepNext w:val="false"/>
               <w:spacing w:after="40" w:before="0"/>
               <w:jc w:val="left"/>
             </w:pPr>
@@ -13766,6 +14057,7 @@
           </w:tcPr>
           <w:p>
             <w:pPr>
+              <w:keepNext w:val="false"/>
               <w:spacing w:after="40" w:before="0"/>
               <w:jc w:val="center"/>
             </w:pPr>
@@ -13800,6 +14092,7 @@
           </w:tcPr>
           <w:p>
             <w:pPr>
+              <w:keepNext w:val="false"/>
               <w:spacing w:after="40" w:before="0"/>
               <w:jc w:val="left"/>
             </w:pPr>
@@ -13832,6 +14125,7 @@
           </w:tcPr>
           <w:p>
             <w:pPr>
+              <w:keepNext w:val="false"/>
               <w:spacing w:after="40" w:before="0"/>
               <w:jc w:val="left"/>
             </w:pPr>
@@ -13866,6 +14160,7 @@
           </w:tcPr>
           <w:p>
             <w:pPr>
+              <w:keepNext w:val="false"/>
               <w:spacing w:after="40" w:before="0"/>
               <w:jc w:val="left"/>
             </w:pPr>
@@ -13898,6 +14193,7 @@
           </w:tcPr>
           <w:p>
             <w:pPr>
+              <w:keepNext w:val="false"/>
               <w:spacing w:after="40" w:before="0"/>
               <w:jc w:val="left"/>
             </w:pPr>
@@ -13932,6 +14228,7 @@
           </w:tcPr>
           <w:p>
             <w:pPr>
+              <w:keepNext w:val="false"/>
               <w:spacing w:after="40" w:before="0"/>
               <w:jc w:val="left"/>
             </w:pPr>
@@ -13964,6 +14261,7 @@
           </w:tcPr>
           <w:p>
             <w:pPr>
+              <w:keepNext w:val="false"/>
               <w:spacing w:after="40" w:before="0"/>
               <w:jc w:val="left"/>
             </w:pPr>
@@ -14000,7 +14298,7 @@
         </w:rPr>
         <w:t xml:space="preserve">© 2026 SeaVuria and ARES. Aligned with KICD objectives. Developed by SeaVuria; technical implementation by ARES (with AI assistance from Claude). Licensed under </w:t>
       </w:r>
-      <w:hyperlink w:history="1" r:id="rIdk7usqqwvquwykecjdcj0x">
+      <w:hyperlink w:history="1" r:id="rIdn_ihjycoizac4-ddlnteq">
         <w:r>
           <w:rPr>
             <w:rFonts w:ascii="Arial" w:cs="Arial" w:eastAsia="Arial" w:hAnsi="Arial"/>
@@ -14021,7 +14319,7 @@
         </w:rPr>
         <w:t xml:space="preserve"> (</w:t>
       </w:r>
-      <w:hyperlink w:history="1" r:id="rIdi7ycf5p1wrlmau28xugmv">
+      <w:hyperlink w:history="1" r:id="rIdymol8gyaishvletv4icp0">
         <w:r>
           <w:rPr>
             <w:rFonts w:ascii="Arial" w:cs="Arial" w:eastAsia="Arial" w:hAnsi="Arial"/>
@@ -14081,6 +14379,7 @@
           </w:tcPr>
           <w:p>
             <w:pPr>
+              <w:keepNext w:val="false"/>
               <w:spacing w:after="40" w:before="0"/>
               <w:jc w:val="center"/>
             </w:pPr>
@@ -14116,6 +14415,7 @@
           </w:tcPr>
           <w:p>
             <w:pPr>
+              <w:keepNext w:val="false"/>
               <w:spacing w:after="40" w:before="0"/>
               <w:jc w:val="center"/>
             </w:pPr>
@@ -14150,6 +14450,7 @@
           </w:tcPr>
           <w:p>
             <w:pPr>
+              <w:keepNext w:val="false"/>
               <w:spacing w:after="40" w:before="0"/>
               <w:jc w:val="left"/>
             </w:pPr>
@@ -14182,6 +14483,7 @@
           </w:tcPr>
           <w:p>
             <w:pPr>
+              <w:keepNext w:val="false"/>
               <w:spacing w:after="40" w:before="0"/>
               <w:jc w:val="left"/>
             </w:pPr>
@@ -14216,6 +14518,7 @@
           </w:tcPr>
           <w:p>
             <w:pPr>
+              <w:keepNext w:val="false"/>
               <w:spacing w:after="40" w:before="0"/>
               <w:jc w:val="left"/>
             </w:pPr>
@@ -14248,6 +14551,7 @@
           </w:tcPr>
           <w:p>
             <w:pPr>
+              <w:keepNext w:val="false"/>
               <w:spacing w:after="40" w:before="0"/>
               <w:jc w:val="left"/>
             </w:pPr>
@@ -14282,6 +14586,7 @@
           </w:tcPr>
           <w:p>
             <w:pPr>
+              <w:keepNext w:val="false"/>
               <w:spacing w:after="40" w:before="0"/>
               <w:jc w:val="left"/>
             </w:pPr>
@@ -14314,6 +14619,7 @@
           </w:tcPr>
           <w:p>
             <w:pPr>
+              <w:keepNext w:val="false"/>
               <w:spacing w:after="40" w:before="0"/>
               <w:jc w:val="left"/>
             </w:pPr>
@@ -14348,6 +14654,7 @@
           </w:tcPr>
           <w:p>
             <w:pPr>
+              <w:keepNext w:val="false"/>
               <w:spacing w:after="40" w:before="0"/>
               <w:jc w:val="left"/>
             </w:pPr>
@@ -14380,6 +14687,7 @@
           </w:tcPr>
           <w:p>
             <w:pPr>
+              <w:keepNext w:val="false"/>
               <w:spacing w:after="40" w:before="0"/>
               <w:jc w:val="left"/>
             </w:pPr>
@@ -14414,6 +14722,7 @@
           </w:tcPr>
           <w:p>
             <w:pPr>
+              <w:keepNext w:val="false"/>
               <w:spacing w:after="40" w:before="0"/>
               <w:jc w:val="left"/>
             </w:pPr>
@@ -14446,6 +14755,7 @@
           </w:tcPr>
           <w:p>
             <w:pPr>
+              <w:keepNext w:val="false"/>
               <w:spacing w:after="40" w:before="0"/>
               <w:jc w:val="left"/>
             </w:pPr>
@@ -14480,6 +14790,7 @@
           </w:tcPr>
           <w:p>
             <w:pPr>
+              <w:keepNext w:val="false"/>
               <w:spacing w:after="40" w:before="0"/>
               <w:jc w:val="left"/>
             </w:pPr>
@@ -14512,6 +14823,7 @@
           </w:tcPr>
           <w:p>
             <w:pPr>
+              <w:keepNext w:val="false"/>
               <w:spacing w:after="40" w:before="0"/>
               <w:jc w:val="left"/>
             </w:pPr>
@@ -14546,6 +14858,7 @@
           </w:tcPr>
           <w:p>
             <w:pPr>
+              <w:keepNext w:val="false"/>
               <w:spacing w:after="40" w:before="0"/>
               <w:jc w:val="left"/>
             </w:pPr>
@@ -14578,6 +14891,7 @@
           </w:tcPr>
           <w:p>
             <w:pPr>
+              <w:keepNext w:val="false"/>
               <w:spacing w:after="40" w:before="0"/>
               <w:jc w:val="left"/>
             </w:pPr>
@@ -14612,6 +14926,7 @@
           </w:tcPr>
           <w:p>
             <w:pPr>
+              <w:keepNext w:val="false"/>
               <w:spacing w:after="40" w:before="0"/>
               <w:jc w:val="left"/>
             </w:pPr>
@@ -14644,6 +14959,7 @@
           </w:tcPr>
           <w:p>
             <w:pPr>
+              <w:keepNext w:val="false"/>
               <w:spacing w:after="40" w:before="0"/>
               <w:jc w:val="left"/>
             </w:pPr>
@@ -14703,6 +15019,7 @@
           </w:tcPr>
           <w:p>
             <w:pPr>
+              <w:keepNext w:val="false"/>
               <w:spacing w:after="40" w:before="0"/>
               <w:jc w:val="center"/>
             </w:pPr>
@@ -14737,6 +15054,7 @@
           </w:tcPr>
           <w:p>
             <w:pPr>
+              <w:keepNext w:val="false"/>
               <w:spacing w:after="40" w:before="0"/>
               <w:jc w:val="left"/>
             </w:pPr>
@@ -14801,6 +15119,7 @@
           </w:tcPr>
           <w:p>
             <w:pPr>
+              <w:keepNext w:val="false"/>
               <w:spacing w:after="40" w:before="0"/>
               <w:jc w:val="center"/>
             </w:pPr>
@@ -14835,6 +15154,7 @@
           </w:tcPr>
           <w:p>
             <w:pPr>
+              <w:keepNext w:val="false"/>
               <w:spacing w:after="40" w:before="0"/>
               <w:jc w:val="left"/>
             </w:pPr>
@@ -14867,6 +15187,7 @@
           </w:tcPr>
           <w:p>
             <w:pPr>
+              <w:keepNext w:val="false"/>
               <w:spacing w:after="40" w:before="0"/>
               <w:jc w:val="left"/>
             </w:pPr>
@@ -14899,6 +15220,7 @@
           </w:tcPr>
           <w:p>
             <w:pPr>
+              <w:keepNext w:val="false"/>
               <w:spacing w:after="40" w:before="0"/>
               <w:jc w:val="left"/>
             </w:pPr>
@@ -14931,6 +15253,7 @@
           </w:tcPr>
           <w:p>
             <w:pPr>
+              <w:keepNext w:val="false"/>
               <w:spacing w:after="40" w:before="0"/>
               <w:jc w:val="left"/>
             </w:pPr>
@@ -14963,6 +15286,7 @@
           </w:tcPr>
           <w:p>
             <w:pPr>
+              <w:keepNext w:val="false"/>
               <w:spacing w:after="40" w:before="0"/>
               <w:jc w:val="left"/>
             </w:pPr>
@@ -14997,6 +15321,7 @@
           </w:tcPr>
           <w:p>
             <w:pPr>
+              <w:keepNext w:val="false"/>
               <w:spacing w:after="40" w:before="0"/>
               <w:jc w:val="left"/>
             </w:pPr>
@@ -15051,7 +15376,7 @@
               <w:spacing w:after="10" w:before="0"/>
               <w:ind w:left="120"/>
             </w:pPr>
-            <w:hyperlink w:history="1" r:id="rIdbx_f2lph5p8mzx-dpi5xf">
+            <w:hyperlink w:history="1" r:id="rIdij6k-ew_3wswmlls2wm-n">
               <w:r>
                 <w:rPr>
                   <w:rFonts w:ascii="Arial" w:cs="Arial" w:eastAsia="Arial" w:hAnsi="Arial"/>
@@ -15111,7 +15436,7 @@
             <w:pPr>
               <w:spacing w:after="20" w:before="0"/>
             </w:pPr>
-            <w:hyperlink w:history="1" r:id="rId353yfedfpw6p_djtynjbe">
+            <w:hyperlink w:history="1" r:id="rIdxhvlzvvnwoozwsrrt9l6e">
               <w:r>
                 <w:rPr>
                   <w:rFonts w:ascii="Arial" w:cs="Arial" w:eastAsia="Arial" w:hAnsi="Arial"/>
@@ -15144,7 +15469,7 @@
               <w:spacing w:after="10" w:before="0"/>
               <w:ind w:left="120"/>
             </w:pPr>
-            <w:hyperlink w:history="1" r:id="rIdvnslvxn42piuk8_1c4wdz">
+            <w:hyperlink w:history="1" r:id="rIdptertzu7wf0weignyol5c">
               <w:r>
                 <w:rPr>
                   <w:rFonts w:ascii="Arial" w:cs="Arial" w:eastAsia="Arial" w:hAnsi="Arial"/>
@@ -15172,6 +15497,7 @@
           </w:tcPr>
           <w:p>
             <w:pPr>
+              <w:keepNext w:val="false"/>
               <w:spacing w:after="40" w:before="0"/>
               <w:jc w:val="left"/>
             </w:pPr>
@@ -15204,6 +15530,7 @@
           </w:tcPr>
           <w:p>
             <w:pPr>
+              <w:keepNext w:val="false"/>
               <w:spacing w:after="40" w:before="0"/>
               <w:jc w:val="left"/>
             </w:pPr>
@@ -15236,6 +15563,7 @@
           </w:tcPr>
           <w:p>
             <w:pPr>
+              <w:keepNext w:val="false"/>
               <w:spacing w:after="40" w:before="0"/>
               <w:jc w:val="left"/>
             </w:pPr>
@@ -15268,6 +15596,7 @@
           </w:tcPr>
           <w:p>
             <w:pPr>
+              <w:keepNext w:val="false"/>
               <w:spacing w:after="40" w:before="0"/>
               <w:jc w:val="left"/>
             </w:pPr>
@@ -15302,6 +15631,7 @@
           </w:tcPr>
           <w:p>
             <w:pPr>
+              <w:keepNext w:val="false"/>
               <w:spacing w:after="40" w:before="0"/>
               <w:jc w:val="left"/>
             </w:pPr>
@@ -15356,7 +15686,7 @@
               <w:spacing w:after="10" w:before="0"/>
               <w:ind w:left="120"/>
             </w:pPr>
-            <w:hyperlink w:history="1" r:id="rIdldoqawgm95qxo0hge0oay">
+            <w:hyperlink w:history="1" r:id="rIdz1mrpyqfvbwh_nkbr4jtk">
               <w:r>
                 <w:rPr>
                   <w:rFonts w:ascii="Arial" w:cs="Arial" w:eastAsia="Arial" w:hAnsi="Arial"/>
@@ -15416,7 +15746,7 @@
             <w:pPr>
               <w:spacing w:after="20" w:before="0"/>
             </w:pPr>
-            <w:hyperlink w:history="1" r:id="rIdfchjwjoey0lnu16eqzc9p">
+            <w:hyperlink w:history="1" r:id="rIdb1-hyuytxc9itjyubshba">
               <w:r>
                 <w:rPr>
                   <w:rFonts w:ascii="Arial" w:cs="Arial" w:eastAsia="Arial" w:hAnsi="Arial"/>
@@ -15449,7 +15779,7 @@
               <w:spacing w:after="10" w:before="0"/>
               <w:ind w:left="120"/>
             </w:pPr>
-            <w:hyperlink w:history="1" r:id="rIdavhgx0hjtdu7acvjxpc1s">
+            <w:hyperlink w:history="1" r:id="rIdvxcqxlfczf_cm2uugujyh">
               <w:r>
                 <w:rPr>
                   <w:rFonts w:ascii="Arial" w:cs="Arial" w:eastAsia="Arial" w:hAnsi="Arial"/>
@@ -15477,6 +15807,7 @@
           </w:tcPr>
           <w:p>
             <w:pPr>
+              <w:keepNext w:val="false"/>
               <w:spacing w:after="40" w:before="0"/>
               <w:jc w:val="left"/>
             </w:pPr>
@@ -15509,6 +15840,7 @@
           </w:tcPr>
           <w:p>
             <w:pPr>
+              <w:keepNext w:val="false"/>
               <w:spacing w:after="40" w:before="0"/>
               <w:jc w:val="left"/>
             </w:pPr>
@@ -15541,6 +15873,7 @@
           </w:tcPr>
           <w:p>
             <w:pPr>
+              <w:keepNext w:val="false"/>
               <w:spacing w:after="40" w:before="0"/>
               <w:jc w:val="left"/>
             </w:pPr>
@@ -15573,6 +15906,7 @@
           </w:tcPr>
           <w:p>
             <w:pPr>
+              <w:keepNext w:val="false"/>
               <w:spacing w:after="40" w:before="0"/>
               <w:jc w:val="left"/>
             </w:pPr>
@@ -15607,6 +15941,7 @@
           </w:tcPr>
           <w:p>
             <w:pPr>
+              <w:keepNext w:val="false"/>
               <w:spacing w:after="40" w:before="0"/>
               <w:jc w:val="left"/>
             </w:pPr>
@@ -15661,7 +15996,7 @@
               <w:spacing w:after="10" w:before="0"/>
               <w:ind w:left="120"/>
             </w:pPr>
-            <w:hyperlink w:history="1" r:id="rId1tyirbtvxhpllplbmzpaf">
+            <w:hyperlink w:history="1" r:id="rIdaydoiwzzeln26luzppb8o">
               <w:r>
                 <w:rPr>
                   <w:rFonts w:ascii="Arial" w:cs="Arial" w:eastAsia="Arial" w:hAnsi="Arial"/>
@@ -15721,7 +16056,7 @@
             <w:pPr>
               <w:spacing w:after="20" w:before="0"/>
             </w:pPr>
-            <w:hyperlink w:history="1" r:id="rId1qpy96d690mrasdmfsts2">
+            <w:hyperlink w:history="1" r:id="rIdgagwurzn-umapujkv3tne">
               <w:r>
                 <w:rPr>
                   <w:rFonts w:ascii="Arial" w:cs="Arial" w:eastAsia="Arial" w:hAnsi="Arial"/>
@@ -15770,7 +16105,7 @@
               <w:spacing w:after="10" w:before="0"/>
               <w:ind w:left="120"/>
             </w:pPr>
-            <w:hyperlink w:history="1" r:id="rIdhe-gjxxxldpfxert2uowc">
+            <w:hyperlink w:history="1" r:id="rIdp2xfedge8k0cmfpng8exn">
               <w:r>
                 <w:rPr>
                   <w:rFonts w:ascii="Arial" w:cs="Arial" w:eastAsia="Arial" w:hAnsi="Arial"/>
@@ -15798,6 +16133,7 @@
           </w:tcPr>
           <w:p>
             <w:pPr>
+              <w:keepNext w:val="false"/>
               <w:spacing w:after="40" w:before="0"/>
               <w:jc w:val="left"/>
             </w:pPr>
@@ -15830,6 +16166,7 @@
           </w:tcPr>
           <w:p>
             <w:pPr>
+              <w:keepNext w:val="false"/>
               <w:spacing w:after="40" w:before="0"/>
               <w:jc w:val="left"/>
             </w:pPr>
@@ -15862,6 +16199,7 @@
           </w:tcPr>
           <w:p>
             <w:pPr>
+              <w:keepNext w:val="false"/>
               <w:spacing w:after="40" w:before="0"/>
               <w:jc w:val="left"/>
             </w:pPr>
@@ -15894,6 +16232,7 @@
           </w:tcPr>
           <w:p>
             <w:pPr>
+              <w:keepNext w:val="false"/>
               <w:spacing w:after="40" w:before="0"/>
               <w:jc w:val="left"/>
             </w:pPr>
@@ -15928,6 +16267,7 @@
           </w:tcPr>
           <w:p>
             <w:pPr>
+              <w:keepNext w:val="false"/>
               <w:spacing w:after="40" w:before="0"/>
               <w:jc w:val="left"/>
             </w:pPr>
@@ -15982,7 +16322,7 @@
               <w:spacing w:after="10" w:before="0"/>
               <w:ind w:left="120"/>
             </w:pPr>
-            <w:hyperlink w:history="1" r:id="rIdkjry0-ggusfzkiyfjyuda">
+            <w:hyperlink w:history="1" r:id="rIdgn2bf_pz8aoutkmaxaytw">
               <w:r>
                 <w:rPr>
                   <w:rFonts w:ascii="Arial" w:cs="Arial" w:eastAsia="Arial" w:hAnsi="Arial"/>
@@ -16042,7 +16382,7 @@
             <w:pPr>
               <w:spacing w:after="20" w:before="0"/>
             </w:pPr>
-            <w:hyperlink w:history="1" r:id="rId_h2g7nctuwofeysfasam2">
+            <w:hyperlink w:history="1" r:id="rIduacz0i8oxzztrkrspnmss">
               <w:r>
                 <w:rPr>
                   <w:rFonts w:ascii="Arial" w:cs="Arial" w:eastAsia="Arial" w:hAnsi="Arial"/>
@@ -16091,7 +16431,7 @@
               <w:spacing w:after="10" w:before="0"/>
               <w:ind w:left="120"/>
             </w:pPr>
-            <w:hyperlink w:history="1" r:id="rId-oukjk46arsxi2wrec0fd">
+            <w:hyperlink w:history="1" r:id="rIdrkhhup_fapomwzl5c1o0o">
               <w:r>
                 <w:rPr>
                   <w:rFonts w:ascii="Arial" w:cs="Arial" w:eastAsia="Arial" w:hAnsi="Arial"/>
@@ -16119,6 +16459,7 @@
           </w:tcPr>
           <w:p>
             <w:pPr>
+              <w:keepNext w:val="false"/>
               <w:spacing w:after="40" w:before="0"/>
               <w:jc w:val="left"/>
             </w:pPr>
@@ -16151,6 +16492,7 @@
           </w:tcPr>
           <w:p>
             <w:pPr>
+              <w:keepNext w:val="false"/>
               <w:spacing w:after="40" w:before="0"/>
               <w:jc w:val="left"/>
             </w:pPr>
@@ -16183,6 +16525,7 @@
           </w:tcPr>
           <w:p>
             <w:pPr>
+              <w:keepNext w:val="false"/>
               <w:spacing w:after="40" w:before="0"/>
               <w:jc w:val="left"/>
             </w:pPr>
@@ -16215,6 +16558,7 @@
           </w:tcPr>
           <w:p>
             <w:pPr>
+              <w:keepNext w:val="false"/>
               <w:spacing w:after="40" w:before="0"/>
               <w:jc w:val="left"/>
             </w:pPr>
@@ -16249,6 +16593,7 @@
           </w:tcPr>
           <w:p>
             <w:pPr>
+              <w:keepNext w:val="false"/>
               <w:spacing w:after="40" w:before="0"/>
               <w:jc w:val="left"/>
             </w:pPr>
@@ -16303,7 +16648,7 @@
               <w:spacing w:after="10" w:before="0"/>
               <w:ind w:left="120"/>
             </w:pPr>
-            <w:hyperlink w:history="1" r:id="rIddscognjwivszkvx1ptwww">
+            <w:hyperlink w:history="1" r:id="rIdfdrbtv1l8n8yvagj9btfn">
               <w:r>
                 <w:rPr>
                   <w:rFonts w:ascii="Arial" w:cs="Arial" w:eastAsia="Arial" w:hAnsi="Arial"/>
@@ -16363,7 +16708,7 @@
             <w:pPr>
               <w:spacing w:after="20" w:before="0"/>
             </w:pPr>
-            <w:hyperlink w:history="1" r:id="rIdarayvrn1btmg3w9hvq4fb">
+            <w:hyperlink w:history="1" r:id="rId6y3r_nl-d40jiz13mfikz">
               <w:r>
                 <w:rPr>
                   <w:rFonts w:ascii="Arial" w:cs="Arial" w:eastAsia="Arial" w:hAnsi="Arial"/>
@@ -16412,7 +16757,7 @@
               <w:spacing w:after="10" w:before="0"/>
               <w:ind w:left="120"/>
             </w:pPr>
-            <w:hyperlink w:history="1" r:id="rId153w0coucckt8qd7sftfm">
+            <w:hyperlink w:history="1" r:id="rIdbtooukwke6pujrvd1sa2d">
               <w:r>
                 <w:rPr>
                   <w:rFonts w:ascii="Arial" w:cs="Arial" w:eastAsia="Arial" w:hAnsi="Arial"/>
@@ -16440,6 +16785,7 @@
           </w:tcPr>
           <w:p>
             <w:pPr>
+              <w:keepNext w:val="false"/>
               <w:spacing w:after="40" w:before="0"/>
               <w:jc w:val="left"/>
             </w:pPr>
@@ -16472,6 +16818,7 @@
           </w:tcPr>
           <w:p>
             <w:pPr>
+              <w:keepNext w:val="false"/>
               <w:spacing w:after="40" w:before="0"/>
               <w:jc w:val="left"/>
             </w:pPr>
@@ -16504,6 +16851,7 @@
           </w:tcPr>
           <w:p>
             <w:pPr>
+              <w:keepNext w:val="false"/>
               <w:spacing w:after="40" w:before="0"/>
               <w:jc w:val="left"/>
             </w:pPr>
@@ -16536,6 +16884,7 @@
           </w:tcPr>
           <w:p>
             <w:pPr>
+              <w:keepNext w:val="false"/>
               <w:spacing w:after="40" w:before="0"/>
               <w:jc w:val="left"/>
             </w:pPr>
@@ -16595,6 +16944,7 @@
           </w:tcPr>
           <w:p>
             <w:pPr>
+              <w:keepNext w:val="false"/>
               <w:spacing w:after="40" w:before="0"/>
               <w:jc w:val="center"/>
             </w:pPr>
@@ -16629,6 +16979,7 @@
           </w:tcPr>
           <w:p>
             <w:pPr>
+              <w:keepNext w:val="false"/>
               <w:spacing w:after="40" w:before="0"/>
               <w:jc w:val="left"/>
             </w:pPr>
@@ -16648,6 +16999,7 @@
           </w:p>
           <w:p>
             <w:pPr>
+              <w:keepNext w:val="false"/>
               <w:spacing w:after="40" w:before="0"/>
               <w:jc w:val="left"/>
             </w:pPr>
@@ -16667,6 +17019,7 @@
           </w:p>
           <w:p>
             <w:pPr>
+              <w:keepNext w:val="false"/>
               <w:spacing w:after="40" w:before="0"/>
               <w:jc w:val="left"/>
             </w:pPr>
@@ -16686,6 +17039,7 @@
           </w:p>
           <w:p>
             <w:pPr>
+              <w:keepNext w:val="false"/>
               <w:spacing w:after="40" w:before="0"/>
               <w:jc w:val="left"/>
             </w:pPr>
@@ -16705,6 +17059,7 @@
           </w:p>
           <w:p>
             <w:pPr>
+              <w:keepNext w:val="false"/>
               <w:spacing w:after="40" w:before="0"/>
               <w:jc w:val="left"/>
             </w:pPr>
@@ -16724,6 +17079,7 @@
           </w:p>
           <w:p>
             <w:pPr>
+              <w:keepNext w:val="false"/>
               <w:spacing w:after="40" w:before="0"/>
               <w:jc w:val="left"/>
             </w:pPr>
@@ -16785,6 +17141,7 @@
           </w:tcPr>
           <w:p>
             <w:pPr>
+              <w:keepNext w:val="false"/>
               <w:spacing w:after="40" w:before="0"/>
               <w:jc w:val="center"/>
             </w:pPr>
@@ -16819,6 +17176,7 @@
           </w:tcPr>
           <w:p>
             <w:pPr>
+              <w:keepNext w:val="false"/>
               <w:spacing w:after="40" w:before="0"/>
               <w:jc w:val="left"/>
             </w:pPr>
@@ -16851,6 +17209,7 @@
           </w:tcPr>
           <w:p>
             <w:pPr>
+              <w:keepNext w:val="false"/>
               <w:spacing w:after="40" w:before="0"/>
               <w:jc w:val="left"/>
             </w:pPr>
@@ -16885,6 +17244,7 @@
           </w:tcPr>
           <w:p>
             <w:pPr>
+              <w:keepNext w:val="false"/>
               <w:spacing w:after="40" w:before="0"/>
               <w:jc w:val="left"/>
             </w:pPr>
@@ -16917,6 +17277,7 @@
           </w:tcPr>
           <w:p>
             <w:pPr>
+              <w:keepNext w:val="false"/>
               <w:spacing w:after="40" w:before="0"/>
               <w:jc w:val="left"/>
             </w:pPr>
@@ -16951,6 +17312,7 @@
           </w:tcPr>
           <w:p>
             <w:pPr>
+              <w:keepNext w:val="false"/>
               <w:spacing w:after="40" w:before="0"/>
               <w:jc w:val="left"/>
             </w:pPr>
@@ -16983,6 +17345,7 @@
           </w:tcPr>
           <w:p>
             <w:pPr>
+              <w:keepNext w:val="false"/>
               <w:spacing w:after="40" w:before="0"/>
               <w:jc w:val="left"/>
             </w:pPr>
@@ -17019,7 +17382,7 @@
         </w:rPr>
         <w:t xml:space="preserve">© 2026 SeaVuria and ARES. Aligned with KICD objectives. Developed by SeaVuria; technical implementation by ARES (with AI assistance from Claude). Licensed under </w:t>
       </w:r>
-      <w:hyperlink w:history="1" r:id="rIdct_q-rh52qi4usyaqnhfn">
+      <w:hyperlink w:history="1" r:id="rIdypgx4ivtwvmiwz5rp0hbh">
         <w:r>
           <w:rPr>
             <w:rFonts w:ascii="Arial" w:cs="Arial" w:eastAsia="Arial" w:hAnsi="Arial"/>
@@ -17040,7 +17403,7 @@
         </w:rPr>
         <w:t xml:space="preserve"> (</w:t>
       </w:r>
-      <w:hyperlink w:history="1" r:id="rIdoq3uzgx1kmgw41tnl4gbo">
+      <w:hyperlink w:history="1" r:id="rIdsah1fjqpibeyjz4wbmogt">
         <w:r>
           <w:rPr>
             <w:rFonts w:ascii="Arial" w:cs="Arial" w:eastAsia="Arial" w:hAnsi="Arial"/>
@@ -17100,6 +17463,7 @@
           </w:tcPr>
           <w:p>
             <w:pPr>
+              <w:keepNext w:val="false"/>
               <w:spacing w:after="40" w:before="0"/>
               <w:jc w:val="center"/>
             </w:pPr>
@@ -17135,6 +17499,7 @@
           </w:tcPr>
           <w:p>
             <w:pPr>
+              <w:keepNext w:val="false"/>
               <w:spacing w:after="40" w:before="0"/>
               <w:jc w:val="center"/>
             </w:pPr>
@@ -17169,6 +17534,7 @@
           </w:tcPr>
           <w:p>
             <w:pPr>
+              <w:keepNext w:val="false"/>
               <w:spacing w:after="40" w:before="0"/>
               <w:jc w:val="left"/>
             </w:pPr>
@@ -17201,6 +17567,7 @@
           </w:tcPr>
           <w:p>
             <w:pPr>
+              <w:keepNext w:val="false"/>
               <w:spacing w:after="40" w:before="0"/>
               <w:jc w:val="left"/>
             </w:pPr>
@@ -17235,6 +17602,7 @@
           </w:tcPr>
           <w:p>
             <w:pPr>
+              <w:keepNext w:val="false"/>
               <w:spacing w:after="40" w:before="0"/>
               <w:jc w:val="left"/>
             </w:pPr>
@@ -17267,6 +17635,7 @@
           </w:tcPr>
           <w:p>
             <w:pPr>
+              <w:keepNext w:val="false"/>
               <w:spacing w:after="40" w:before="0"/>
               <w:jc w:val="left"/>
             </w:pPr>
@@ -17301,6 +17670,7 @@
           </w:tcPr>
           <w:p>
             <w:pPr>
+              <w:keepNext w:val="false"/>
               <w:spacing w:after="40" w:before="0"/>
               <w:jc w:val="left"/>
             </w:pPr>
@@ -17333,6 +17703,7 @@
           </w:tcPr>
           <w:p>
             <w:pPr>
+              <w:keepNext w:val="false"/>
               <w:spacing w:after="40" w:before="0"/>
               <w:jc w:val="left"/>
             </w:pPr>
@@ -17367,6 +17738,7 @@
           </w:tcPr>
           <w:p>
             <w:pPr>
+              <w:keepNext w:val="false"/>
               <w:spacing w:after="40" w:before="0"/>
               <w:jc w:val="left"/>
             </w:pPr>
@@ -17399,6 +17771,7 @@
           </w:tcPr>
           <w:p>
             <w:pPr>
+              <w:keepNext w:val="false"/>
               <w:spacing w:after="40" w:before="0"/>
               <w:jc w:val="left"/>
             </w:pPr>
@@ -17433,6 +17806,7 @@
           </w:tcPr>
           <w:p>
             <w:pPr>
+              <w:keepNext w:val="false"/>
               <w:spacing w:after="40" w:before="0"/>
               <w:jc w:val="left"/>
             </w:pPr>
@@ -17465,6 +17839,7 @@
           </w:tcPr>
           <w:p>
             <w:pPr>
+              <w:keepNext w:val="false"/>
               <w:spacing w:after="40" w:before="0"/>
               <w:jc w:val="left"/>
             </w:pPr>
@@ -17499,6 +17874,7 @@
           </w:tcPr>
           <w:p>
             <w:pPr>
+              <w:keepNext w:val="false"/>
               <w:spacing w:after="40" w:before="0"/>
               <w:jc w:val="left"/>
             </w:pPr>
@@ -17531,6 +17907,7 @@
           </w:tcPr>
           <w:p>
             <w:pPr>
+              <w:keepNext w:val="false"/>
               <w:spacing w:after="40" w:before="0"/>
               <w:jc w:val="left"/>
             </w:pPr>
@@ -17565,6 +17942,7 @@
           </w:tcPr>
           <w:p>
             <w:pPr>
+              <w:keepNext w:val="false"/>
               <w:spacing w:after="40" w:before="0"/>
               <w:jc w:val="left"/>
             </w:pPr>
@@ -17597,6 +17975,7 @@
           </w:tcPr>
           <w:p>
             <w:pPr>
+              <w:keepNext w:val="false"/>
               <w:spacing w:after="40" w:before="0"/>
               <w:jc w:val="left"/>
             </w:pPr>
@@ -17631,6 +18010,7 @@
           </w:tcPr>
           <w:p>
             <w:pPr>
+              <w:keepNext w:val="false"/>
               <w:spacing w:after="40" w:before="0"/>
               <w:jc w:val="left"/>
             </w:pPr>
@@ -17663,6 +18043,7 @@
           </w:tcPr>
           <w:p>
             <w:pPr>
+              <w:keepNext w:val="false"/>
               <w:spacing w:after="40" w:before="0"/>
               <w:jc w:val="left"/>
             </w:pPr>
@@ -17722,6 +18103,7 @@
           </w:tcPr>
           <w:p>
             <w:pPr>
+              <w:keepNext w:val="false"/>
               <w:spacing w:after="40" w:before="0"/>
               <w:jc w:val="center"/>
             </w:pPr>
@@ -17756,6 +18138,7 @@
           </w:tcPr>
           <w:p>
             <w:pPr>
+              <w:keepNext w:val="false"/>
               <w:spacing w:after="40" w:before="0"/>
               <w:jc w:val="left"/>
             </w:pPr>
@@ -17820,6 +18203,7 @@
           </w:tcPr>
           <w:p>
             <w:pPr>
+              <w:keepNext w:val="false"/>
               <w:spacing w:after="40" w:before="0"/>
               <w:jc w:val="center"/>
             </w:pPr>
@@ -17854,6 +18238,7 @@
           </w:tcPr>
           <w:p>
             <w:pPr>
+              <w:keepNext w:val="false"/>
               <w:spacing w:after="40" w:before="0"/>
               <w:jc w:val="left"/>
             </w:pPr>
@@ -17886,6 +18271,7 @@
           </w:tcPr>
           <w:p>
             <w:pPr>
+              <w:keepNext w:val="false"/>
               <w:spacing w:after="40" w:before="0"/>
               <w:jc w:val="left"/>
             </w:pPr>
@@ -17918,6 +18304,7 @@
           </w:tcPr>
           <w:p>
             <w:pPr>
+              <w:keepNext w:val="false"/>
               <w:spacing w:after="40" w:before="0"/>
               <w:jc w:val="left"/>
             </w:pPr>
@@ -17950,6 +18337,7 @@
           </w:tcPr>
           <w:p>
             <w:pPr>
+              <w:keepNext w:val="false"/>
               <w:spacing w:after="40" w:before="0"/>
               <w:jc w:val="left"/>
             </w:pPr>
@@ -17982,6 +18370,7 @@
           </w:tcPr>
           <w:p>
             <w:pPr>
+              <w:keepNext w:val="false"/>
               <w:spacing w:after="40" w:before="0"/>
               <w:jc w:val="left"/>
             </w:pPr>
@@ -18016,6 +18405,7 @@
           </w:tcPr>
           <w:p>
             <w:pPr>
+              <w:keepNext w:val="false"/>
               <w:spacing w:after="40" w:before="0"/>
               <w:jc w:val="left"/>
             </w:pPr>
@@ -18053,7 +18443,7 @@
             <w:pPr>
               <w:spacing w:after="20" w:before="0"/>
             </w:pPr>
-            <w:hyperlink w:history="1" r:id="rIde4ua5dnnqfyvslyvq77xr">
+            <w:hyperlink w:history="1" r:id="rId1i2px3_fol-k7ssu__wsk">
               <w:r>
                 <w:rPr>
                   <w:rFonts w:ascii="Arial" w:cs="Arial" w:eastAsia="Arial" w:hAnsi="Arial"/>
@@ -18086,7 +18476,7 @@
               <w:spacing w:after="10" w:before="0"/>
               <w:ind w:left="120"/>
             </w:pPr>
-            <w:hyperlink w:history="1" r:id="rIdwz510topggfjpth84erd6">
+            <w:hyperlink w:history="1" r:id="rIde8gsjyhxrivei7f_krfr7">
               <w:r>
                 <w:rPr>
                   <w:rFonts w:ascii="Arial" w:cs="Arial" w:eastAsia="Arial" w:hAnsi="Arial"/>
@@ -18148,7 +18538,7 @@
               <w:spacing w:after="10" w:before="0"/>
               <w:ind w:left="120"/>
             </w:pPr>
-            <w:hyperlink w:history="1" r:id="rId4oczjuztskywspsqmy6xu">
+            <w:hyperlink w:history="1" r:id="rIdxratudvemgi4tsosyaddd">
               <w:r>
                 <w:rPr>
                   <w:rFonts w:ascii="Arial" w:cs="Arial" w:eastAsia="Arial" w:hAnsi="Arial"/>
@@ -18191,6 +18581,7 @@
           </w:tcPr>
           <w:p>
             <w:pPr>
+              <w:keepNext w:val="false"/>
               <w:spacing w:after="40" w:before="0"/>
               <w:jc w:val="left"/>
             </w:pPr>
@@ -18223,6 +18614,7 @@
           </w:tcPr>
           <w:p>
             <w:pPr>
+              <w:keepNext w:val="false"/>
               <w:spacing w:after="40" w:before="0"/>
               <w:jc w:val="left"/>
             </w:pPr>
@@ -18255,6 +18647,7 @@
           </w:tcPr>
           <w:p>
             <w:pPr>
+              <w:keepNext w:val="false"/>
               <w:spacing w:after="40" w:before="0"/>
               <w:jc w:val="left"/>
             </w:pPr>
@@ -18287,6 +18680,7 @@
           </w:tcPr>
           <w:p>
             <w:pPr>
+              <w:keepNext w:val="false"/>
               <w:spacing w:after="40" w:before="0"/>
               <w:jc w:val="left"/>
             </w:pPr>
@@ -18321,6 +18715,7 @@
           </w:tcPr>
           <w:p>
             <w:pPr>
+              <w:keepNext w:val="false"/>
               <w:spacing w:after="40" w:before="0"/>
               <w:jc w:val="left"/>
             </w:pPr>
@@ -18358,7 +18753,7 @@
             <w:pPr>
               <w:spacing w:after="20" w:before="0"/>
             </w:pPr>
-            <w:hyperlink w:history="1" r:id="rId4mplatykutnogna-rth2d">
+            <w:hyperlink w:history="1" r:id="rId5rudbqw0q3nzamwhr-s9d">
               <w:r>
                 <w:rPr>
                   <w:rFonts w:ascii="Arial" w:cs="Arial" w:eastAsia="Arial" w:hAnsi="Arial"/>
@@ -18391,7 +18786,7 @@
               <w:spacing w:after="10" w:before="0"/>
               <w:ind w:left="120"/>
             </w:pPr>
-            <w:hyperlink w:history="1" r:id="rIdx2oiffmufmuczdusy6euf">
+            <w:hyperlink w:history="1" r:id="rIdwsvoyjcnsobsll1wegrs-">
               <w:r>
                 <w:rPr>
                   <w:rFonts w:ascii="Arial" w:cs="Arial" w:eastAsia="Arial" w:hAnsi="Arial"/>
@@ -18453,7 +18848,7 @@
               <w:spacing w:after="10" w:before="0"/>
               <w:ind w:left="120"/>
             </w:pPr>
-            <w:hyperlink w:history="1" r:id="rIdvleqqhzgcg4ecl6dgfu_a">
+            <w:hyperlink w:history="1" r:id="rIdtx6jwq2osnl2gtlrrpvxu">
               <w:r>
                 <w:rPr>
                   <w:rFonts w:ascii="Arial" w:cs="Arial" w:eastAsia="Arial" w:hAnsi="Arial"/>
@@ -18496,6 +18891,7 @@
           </w:tcPr>
           <w:p>
             <w:pPr>
+              <w:keepNext w:val="false"/>
               <w:spacing w:after="40" w:before="0"/>
               <w:jc w:val="left"/>
             </w:pPr>
@@ -18528,6 +18924,7 @@
           </w:tcPr>
           <w:p>
             <w:pPr>
+              <w:keepNext w:val="false"/>
               <w:spacing w:after="40" w:before="0"/>
               <w:jc w:val="left"/>
             </w:pPr>
@@ -18560,6 +18957,7 @@
           </w:tcPr>
           <w:p>
             <w:pPr>
+              <w:keepNext w:val="false"/>
               <w:spacing w:after="40" w:before="0"/>
               <w:jc w:val="left"/>
             </w:pPr>
@@ -18592,6 +18990,7 @@
           </w:tcPr>
           <w:p>
             <w:pPr>
+              <w:keepNext w:val="false"/>
               <w:spacing w:after="40" w:before="0"/>
               <w:jc w:val="left"/>
             </w:pPr>
@@ -18626,6 +19025,7 @@
           </w:tcPr>
           <w:p>
             <w:pPr>
+              <w:keepNext w:val="false"/>
               <w:spacing w:after="40" w:before="0"/>
               <w:jc w:val="left"/>
             </w:pPr>
@@ -18663,7 +19063,7 @@
             <w:pPr>
               <w:spacing w:after="20" w:before="0"/>
             </w:pPr>
-            <w:hyperlink w:history="1" r:id="rIdgpjpecxoeal2__3xl5lsn">
+            <w:hyperlink w:history="1" r:id="rIdnlzjj-dclcrcwkenwduuz">
               <w:r>
                 <w:rPr>
                   <w:rFonts w:ascii="Arial" w:cs="Arial" w:eastAsia="Arial" w:hAnsi="Arial"/>
@@ -18696,7 +19096,7 @@
               <w:spacing w:after="10" w:before="0"/>
               <w:ind w:left="120"/>
             </w:pPr>
-            <w:hyperlink w:history="1" r:id="rId1cgfh2cjmctk9d69hyncq">
+            <w:hyperlink w:history="1" r:id="rIdwsuwtrn7ygtrygylspoa4">
               <w:r>
                 <w:rPr>
                   <w:rFonts w:ascii="Arial" w:cs="Arial" w:eastAsia="Arial" w:hAnsi="Arial"/>
@@ -18758,7 +19158,7 @@
               <w:spacing w:after="10" w:before="0"/>
               <w:ind w:left="120"/>
             </w:pPr>
-            <w:hyperlink w:history="1" r:id="rIdzwlhatn2nmflfgvpzjan6">
+            <w:hyperlink w:history="1" r:id="rIds8raryqi6pthz873syyit">
               <w:r>
                 <w:rPr>
                   <w:rFonts w:ascii="Arial" w:cs="Arial" w:eastAsia="Arial" w:hAnsi="Arial"/>
@@ -18801,6 +19201,7 @@
           </w:tcPr>
           <w:p>
             <w:pPr>
+              <w:keepNext w:val="false"/>
               <w:spacing w:after="40" w:before="0"/>
               <w:jc w:val="left"/>
             </w:pPr>
@@ -18833,6 +19234,7 @@
           </w:tcPr>
           <w:p>
             <w:pPr>
+              <w:keepNext w:val="false"/>
               <w:spacing w:after="40" w:before="0"/>
               <w:jc w:val="left"/>
             </w:pPr>
@@ -18865,6 +19267,7 @@
           </w:tcPr>
           <w:p>
             <w:pPr>
+              <w:keepNext w:val="false"/>
               <w:spacing w:after="40" w:before="0"/>
               <w:jc w:val="left"/>
             </w:pPr>
@@ -18897,6 +19300,7 @@
           </w:tcPr>
           <w:p>
             <w:pPr>
+              <w:keepNext w:val="false"/>
               <w:spacing w:after="40" w:before="0"/>
               <w:jc w:val="left"/>
             </w:pPr>
@@ -18931,6 +19335,7 @@
           </w:tcPr>
           <w:p>
             <w:pPr>
+              <w:keepNext w:val="false"/>
               <w:spacing w:after="40" w:before="0"/>
               <w:jc w:val="left"/>
             </w:pPr>
@@ -18968,7 +19373,7 @@
             <w:pPr>
               <w:spacing w:after="20" w:before="0"/>
             </w:pPr>
-            <w:hyperlink w:history="1" r:id="rIdsg3mzbhrhxg5q4dd7i9l4">
+            <w:hyperlink w:history="1" r:id="rIdx2galeqjj3g4pe5ja_zzh">
               <w:r>
                 <w:rPr>
                   <w:rFonts w:ascii="Arial" w:cs="Arial" w:eastAsia="Arial" w:hAnsi="Arial"/>
@@ -19001,7 +19406,7 @@
               <w:spacing w:after="10" w:before="0"/>
               <w:ind w:left="120"/>
             </w:pPr>
-            <w:hyperlink w:history="1" r:id="rIdhzt1wygsmt4xfzhm9kar_">
+            <w:hyperlink w:history="1" r:id="rIdfhjloblk6fnqjtvxtjxbr">
               <w:r>
                 <w:rPr>
                   <w:rFonts w:ascii="Arial" w:cs="Arial" w:eastAsia="Arial" w:hAnsi="Arial"/>
@@ -19063,7 +19468,7 @@
               <w:spacing w:after="10" w:before="0"/>
               <w:ind w:left="120"/>
             </w:pPr>
-            <w:hyperlink w:history="1" r:id="rIdxvui9sfuk4zweczopyljz">
+            <w:hyperlink w:history="1" r:id="rId4ogen6edw4f6kmiflrib1">
               <w:r>
                 <w:rPr>
                   <w:rFonts w:ascii="Arial" w:cs="Arial" w:eastAsia="Arial" w:hAnsi="Arial"/>
@@ -19106,6 +19511,7 @@
           </w:tcPr>
           <w:p>
             <w:pPr>
+              <w:keepNext w:val="false"/>
               <w:spacing w:after="40" w:before="0"/>
               <w:jc w:val="left"/>
             </w:pPr>
@@ -19138,6 +19544,7 @@
           </w:tcPr>
           <w:p>
             <w:pPr>
+              <w:keepNext w:val="false"/>
               <w:spacing w:after="40" w:before="0"/>
               <w:jc w:val="left"/>
             </w:pPr>
@@ -19170,6 +19577,7 @@
           </w:tcPr>
           <w:p>
             <w:pPr>
+              <w:keepNext w:val="false"/>
               <w:spacing w:after="40" w:before="0"/>
               <w:jc w:val="left"/>
             </w:pPr>
@@ -19202,6 +19610,7 @@
           </w:tcPr>
           <w:p>
             <w:pPr>
+              <w:keepNext w:val="false"/>
               <w:spacing w:after="40" w:before="0"/>
               <w:jc w:val="left"/>
             </w:pPr>
@@ -19236,6 +19645,7 @@
           </w:tcPr>
           <w:p>
             <w:pPr>
+              <w:keepNext w:val="false"/>
               <w:spacing w:after="40" w:before="0"/>
               <w:jc w:val="left"/>
             </w:pPr>
@@ -19273,7 +19683,7 @@
             <w:pPr>
               <w:spacing w:after="20" w:before="0"/>
             </w:pPr>
-            <w:hyperlink w:history="1" r:id="rIdxq8olqfdlv6qi5nmcwycb">
+            <w:hyperlink w:history="1" r:id="rIdvgjom6_pky2mxtjjwxmbn">
               <w:r>
                 <w:rPr>
                   <w:rFonts w:ascii="Arial" w:cs="Arial" w:eastAsia="Arial" w:hAnsi="Arial"/>
@@ -19306,7 +19716,7 @@
               <w:spacing w:after="10" w:before="0"/>
               <w:ind w:left="120"/>
             </w:pPr>
-            <w:hyperlink w:history="1" r:id="rIdceykfmgwb4qxu4ck58-bu">
+            <w:hyperlink w:history="1" r:id="rIdrnoetc6wglrdemvf0intv">
               <w:r>
                 <w:rPr>
                   <w:rFonts w:ascii="Arial" w:cs="Arial" w:eastAsia="Arial" w:hAnsi="Arial"/>
@@ -19368,7 +19778,7 @@
               <w:spacing w:after="10" w:before="0"/>
               <w:ind w:left="120"/>
             </w:pPr>
-            <w:hyperlink w:history="1" r:id="rIdbtsgxb8gtncsdkegmvqws">
+            <w:hyperlink w:history="1" r:id="rIdcwdy6dzfqjfzox3_5o_fw">
               <w:r>
                 <w:rPr>
                   <w:rFonts w:ascii="Arial" w:cs="Arial" w:eastAsia="Arial" w:hAnsi="Arial"/>
@@ -19411,6 +19821,7 @@
           </w:tcPr>
           <w:p>
             <w:pPr>
+              <w:keepNext w:val="false"/>
               <w:spacing w:after="40" w:before="0"/>
               <w:jc w:val="left"/>
             </w:pPr>
@@ -19443,6 +19854,7 @@
           </w:tcPr>
           <w:p>
             <w:pPr>
+              <w:keepNext w:val="false"/>
               <w:spacing w:after="40" w:before="0"/>
               <w:jc w:val="left"/>
             </w:pPr>
@@ -19475,6 +19887,7 @@
           </w:tcPr>
           <w:p>
             <w:pPr>
+              <w:keepNext w:val="false"/>
               <w:spacing w:after="40" w:before="0"/>
               <w:jc w:val="left"/>
             </w:pPr>
@@ -19507,6 +19920,7 @@
           </w:tcPr>
           <w:p>
             <w:pPr>
+              <w:keepNext w:val="false"/>
               <w:spacing w:after="40" w:before="0"/>
               <w:jc w:val="left"/>
             </w:pPr>
@@ -19566,6 +19980,7 @@
           </w:tcPr>
           <w:p>
             <w:pPr>
+              <w:keepNext w:val="false"/>
               <w:spacing w:after="40" w:before="0"/>
               <w:jc w:val="center"/>
             </w:pPr>
@@ -19600,6 +20015,7 @@
           </w:tcPr>
           <w:p>
             <w:pPr>
+              <w:keepNext w:val="false"/>
               <w:spacing w:after="40" w:before="0"/>
               <w:jc w:val="left"/>
             </w:pPr>
@@ -19619,6 +20035,7 @@
           </w:p>
           <w:p>
             <w:pPr>
+              <w:keepNext w:val="false"/>
               <w:spacing w:after="40" w:before="0"/>
               <w:jc w:val="left"/>
             </w:pPr>
@@ -19638,6 +20055,7 @@
           </w:p>
           <w:p>
             <w:pPr>
+              <w:keepNext w:val="false"/>
               <w:spacing w:after="40" w:before="0"/>
               <w:jc w:val="left"/>
             </w:pPr>
@@ -19657,6 +20075,7 @@
           </w:p>
           <w:p>
             <w:pPr>
+              <w:keepNext w:val="false"/>
               <w:spacing w:after="40" w:before="0"/>
               <w:jc w:val="left"/>
             </w:pPr>
@@ -19676,6 +20095,7 @@
           </w:p>
           <w:p>
             <w:pPr>
+              <w:keepNext w:val="false"/>
               <w:spacing w:after="40" w:before="0"/>
               <w:jc w:val="left"/>
             </w:pPr>
@@ -19695,6 +20115,7 @@
           </w:p>
           <w:p>
             <w:pPr>
+              <w:keepNext w:val="false"/>
               <w:spacing w:after="40" w:before="0"/>
               <w:jc w:val="left"/>
             </w:pPr>
@@ -19756,6 +20177,7 @@
           </w:tcPr>
           <w:p>
             <w:pPr>
+              <w:keepNext w:val="false"/>
               <w:spacing w:after="40" w:before="0"/>
               <w:jc w:val="center"/>
             </w:pPr>
@@ -19790,6 +20212,7 @@
           </w:tcPr>
           <w:p>
             <w:pPr>
+              <w:keepNext w:val="false"/>
               <w:spacing w:after="40" w:before="0"/>
               <w:jc w:val="left"/>
             </w:pPr>
@@ -19822,6 +20245,7 @@
           </w:tcPr>
           <w:p>
             <w:pPr>
+              <w:keepNext w:val="false"/>
               <w:spacing w:after="40" w:before="0"/>
               <w:jc w:val="left"/>
             </w:pPr>
@@ -19856,6 +20280,7 @@
           </w:tcPr>
           <w:p>
             <w:pPr>
+              <w:keepNext w:val="false"/>
               <w:spacing w:after="40" w:before="0"/>
               <w:jc w:val="left"/>
             </w:pPr>
@@ -19888,6 +20313,7 @@
           </w:tcPr>
           <w:p>
             <w:pPr>
+              <w:keepNext w:val="false"/>
               <w:spacing w:after="40" w:before="0"/>
               <w:jc w:val="left"/>
             </w:pPr>
@@ -19922,6 +20348,7 @@
           </w:tcPr>
           <w:p>
             <w:pPr>
+              <w:keepNext w:val="false"/>
               <w:spacing w:after="40" w:before="0"/>
               <w:jc w:val="left"/>
             </w:pPr>
@@ -19954,6 +20381,7 @@
           </w:tcPr>
           <w:p>
             <w:pPr>
+              <w:keepNext w:val="false"/>
               <w:spacing w:after="40" w:before="0"/>
               <w:jc w:val="left"/>
             </w:pPr>
@@ -19990,7 +20418,7 @@
         </w:rPr>
         <w:t xml:space="preserve">© 2026 SeaVuria and ARES. Aligned with KICD objectives. Developed by SeaVuria; technical implementation by ARES (with AI assistance from Claude). Licensed under </w:t>
       </w:r>
-      <w:hyperlink w:history="1" r:id="rIdeeibmiwczwycin-iwayfb">
+      <w:hyperlink w:history="1" r:id="rIdrlppcfyqskamtmiel73t-">
         <w:r>
           <w:rPr>
             <w:rFonts w:ascii="Arial" w:cs="Arial" w:eastAsia="Arial" w:hAnsi="Arial"/>
@@ -20011,7 +20439,7 @@
         </w:rPr>
         <w:t xml:space="preserve"> (</w:t>
       </w:r>
-      <w:hyperlink w:history="1" r:id="rIdfbleqnktfqxje01dn88zd">
+      <w:hyperlink w:history="1" r:id="rIdqro6hs5vu82i_wbjj9svi">
         <w:r>
           <w:rPr>
             <w:rFonts w:ascii="Arial" w:cs="Arial" w:eastAsia="Arial" w:hAnsi="Arial"/>
@@ -20071,6 +20499,7 @@
           </w:tcPr>
           <w:p>
             <w:pPr>
+              <w:keepNext w:val="false"/>
               <w:spacing w:after="40" w:before="0"/>
               <w:jc w:val="center"/>
             </w:pPr>
@@ -20106,6 +20535,7 @@
           </w:tcPr>
           <w:p>
             <w:pPr>
+              <w:keepNext w:val="false"/>
               <w:spacing w:after="40" w:before="0"/>
               <w:jc w:val="center"/>
             </w:pPr>
@@ -20140,6 +20570,7 @@
           </w:tcPr>
           <w:p>
             <w:pPr>
+              <w:keepNext w:val="false"/>
               <w:spacing w:after="40" w:before="0"/>
               <w:jc w:val="left"/>
             </w:pPr>
@@ -20172,6 +20603,7 @@
           </w:tcPr>
           <w:p>
             <w:pPr>
+              <w:keepNext w:val="false"/>
               <w:spacing w:after="40" w:before="0"/>
               <w:jc w:val="left"/>
             </w:pPr>
@@ -20206,6 +20638,7 @@
           </w:tcPr>
           <w:p>
             <w:pPr>
+              <w:keepNext w:val="false"/>
               <w:spacing w:after="40" w:before="0"/>
               <w:jc w:val="left"/>
             </w:pPr>
@@ -20238,6 +20671,7 @@
           </w:tcPr>
           <w:p>
             <w:pPr>
+              <w:keepNext w:val="false"/>
               <w:spacing w:after="40" w:before="0"/>
               <w:jc w:val="left"/>
             </w:pPr>
@@ -20272,6 +20706,7 @@
           </w:tcPr>
           <w:p>
             <w:pPr>
+              <w:keepNext w:val="false"/>
               <w:spacing w:after="40" w:before="0"/>
               <w:jc w:val="left"/>
             </w:pPr>
@@ -20304,6 +20739,7 @@
           </w:tcPr>
           <w:p>
             <w:pPr>
+              <w:keepNext w:val="false"/>
               <w:spacing w:after="40" w:before="0"/>
               <w:jc w:val="left"/>
             </w:pPr>
@@ -20338,6 +20774,7 @@
           </w:tcPr>
           <w:p>
             <w:pPr>
+              <w:keepNext w:val="false"/>
               <w:spacing w:after="40" w:before="0"/>
               <w:jc w:val="left"/>
             </w:pPr>
@@ -20370,6 +20807,7 @@
           </w:tcPr>
           <w:p>
             <w:pPr>
+              <w:keepNext w:val="false"/>
               <w:spacing w:after="40" w:before="0"/>
               <w:jc w:val="left"/>
             </w:pPr>
@@ -20404,6 +20842,7 @@
           </w:tcPr>
           <w:p>
             <w:pPr>
+              <w:keepNext w:val="false"/>
               <w:spacing w:after="40" w:before="0"/>
               <w:jc w:val="left"/>
             </w:pPr>
@@ -20436,6 +20875,7 @@
           </w:tcPr>
           <w:p>
             <w:pPr>
+              <w:keepNext w:val="false"/>
               <w:spacing w:after="40" w:before="0"/>
               <w:jc w:val="left"/>
             </w:pPr>
@@ -20470,6 +20910,7 @@
           </w:tcPr>
           <w:p>
             <w:pPr>
+              <w:keepNext w:val="false"/>
               <w:spacing w:after="40" w:before="0"/>
               <w:jc w:val="left"/>
             </w:pPr>
@@ -20502,6 +20943,7 @@
           </w:tcPr>
           <w:p>
             <w:pPr>
+              <w:keepNext w:val="false"/>
               <w:spacing w:after="40" w:before="0"/>
               <w:jc w:val="left"/>
             </w:pPr>
@@ -20536,6 +20978,7 @@
           </w:tcPr>
           <w:p>
             <w:pPr>
+              <w:keepNext w:val="false"/>
               <w:spacing w:after="40" w:before="0"/>
               <w:jc w:val="left"/>
             </w:pPr>
@@ -20568,6 +21011,7 @@
           </w:tcPr>
           <w:p>
             <w:pPr>
+              <w:keepNext w:val="false"/>
               <w:spacing w:after="40" w:before="0"/>
               <w:jc w:val="left"/>
             </w:pPr>
@@ -20602,6 +21046,7 @@
           </w:tcPr>
           <w:p>
             <w:pPr>
+              <w:keepNext w:val="false"/>
               <w:spacing w:after="40" w:before="0"/>
               <w:jc w:val="left"/>
             </w:pPr>
@@ -20634,6 +21079,7 @@
           </w:tcPr>
           <w:p>
             <w:pPr>
+              <w:keepNext w:val="false"/>
               <w:spacing w:after="40" w:before="0"/>
               <w:jc w:val="left"/>
             </w:pPr>
@@ -20693,6 +21139,7 @@
           </w:tcPr>
           <w:p>
             <w:pPr>
+              <w:keepNext w:val="false"/>
               <w:spacing w:after="40" w:before="0"/>
               <w:jc w:val="center"/>
             </w:pPr>
@@ -20727,6 +21174,7 @@
           </w:tcPr>
           <w:p>
             <w:pPr>
+              <w:keepNext w:val="false"/>
               <w:spacing w:after="40" w:before="0"/>
               <w:jc w:val="left"/>
             </w:pPr>
@@ -20791,6 +21239,7 @@
           </w:tcPr>
           <w:p>
             <w:pPr>
+              <w:keepNext w:val="false"/>
               <w:spacing w:after="40" w:before="0"/>
               <w:jc w:val="center"/>
             </w:pPr>
@@ -20825,6 +21274,7 @@
           </w:tcPr>
           <w:p>
             <w:pPr>
+              <w:keepNext w:val="false"/>
               <w:spacing w:after="40" w:before="0"/>
               <w:jc w:val="left"/>
             </w:pPr>
@@ -20857,6 +21307,7 @@
           </w:tcPr>
           <w:p>
             <w:pPr>
+              <w:keepNext w:val="false"/>
               <w:spacing w:after="40" w:before="0"/>
               <w:jc w:val="left"/>
             </w:pPr>
@@ -20889,6 +21340,7 @@
           </w:tcPr>
           <w:p>
             <w:pPr>
+              <w:keepNext w:val="false"/>
               <w:spacing w:after="40" w:before="0"/>
               <w:jc w:val="left"/>
             </w:pPr>
@@ -20921,6 +21373,7 @@
           </w:tcPr>
           <w:p>
             <w:pPr>
+              <w:keepNext w:val="false"/>
               <w:spacing w:after="40" w:before="0"/>
               <w:jc w:val="left"/>
             </w:pPr>
@@ -20953,6 +21406,7 @@
           </w:tcPr>
           <w:p>
             <w:pPr>
+              <w:keepNext w:val="false"/>
               <w:spacing w:after="40" w:before="0"/>
               <w:jc w:val="left"/>
             </w:pPr>
@@ -20987,6 +21441,7 @@
           </w:tcPr>
           <w:p>
             <w:pPr>
+              <w:keepNext w:val="false"/>
               <w:spacing w:after="40" w:before="0"/>
               <w:jc w:val="left"/>
             </w:pPr>
@@ -21041,7 +21496,7 @@
               <w:spacing w:after="10" w:before="0"/>
               <w:ind w:left="120"/>
             </w:pPr>
-            <w:hyperlink w:history="1" r:id="rIdth1hmurdr9m8g25xmolyw">
+            <w:hyperlink w:history="1" r:id="rIdsy-ufweh0fnfhel92-ezy">
               <w:r>
                 <w:rPr>
                   <w:rFonts w:ascii="Arial" w:cs="Arial" w:eastAsia="Arial" w:hAnsi="Arial"/>
@@ -21118,7 +21573,7 @@
               <w:spacing w:after="10" w:before="0"/>
               <w:ind w:left="120"/>
             </w:pPr>
-            <w:hyperlink w:history="1" r:id="rIdn_ln9r19psykem-dkzzd6">
+            <w:hyperlink w:history="1" r:id="rId4d1obrogzgjc3vqxdy_-o">
               <w:r>
                 <w:rPr>
                   <w:rFonts w:ascii="Arial" w:cs="Arial" w:eastAsia="Arial" w:hAnsi="Arial"/>
@@ -21161,6 +21616,7 @@
           </w:tcPr>
           <w:p>
             <w:pPr>
+              <w:keepNext w:val="false"/>
               <w:spacing w:after="40" w:before="0"/>
               <w:jc w:val="left"/>
             </w:pPr>
@@ -21193,6 +21649,7 @@
           </w:tcPr>
           <w:p>
             <w:pPr>
+              <w:keepNext w:val="false"/>
               <w:spacing w:after="40" w:before="0"/>
               <w:jc w:val="left"/>
             </w:pPr>
@@ -21225,6 +21682,7 @@
           </w:tcPr>
           <w:p>
             <w:pPr>
+              <w:keepNext w:val="false"/>
               <w:spacing w:after="40" w:before="0"/>
               <w:jc w:val="left"/>
             </w:pPr>
@@ -21257,6 +21715,7 @@
           </w:tcPr>
           <w:p>
             <w:pPr>
+              <w:keepNext w:val="false"/>
               <w:spacing w:after="40" w:before="0"/>
               <w:jc w:val="left"/>
             </w:pPr>
@@ -21291,6 +21750,7 @@
           </w:tcPr>
           <w:p>
             <w:pPr>
+              <w:keepNext w:val="false"/>
               <w:spacing w:after="40" w:before="0"/>
               <w:jc w:val="left"/>
             </w:pPr>
@@ -21345,7 +21805,7 @@
               <w:spacing w:after="10" w:before="0"/>
               <w:ind w:left="120"/>
             </w:pPr>
-            <w:hyperlink w:history="1" r:id="rIdea-ywckmhxgetr_rfowos">
+            <w:hyperlink w:history="1" r:id="rId3wb7p4zobx6qxyzhuiwke">
               <w:r>
                 <w:rPr>
                   <w:rFonts w:ascii="Arial" w:cs="Arial" w:eastAsia="Arial" w:hAnsi="Arial"/>
@@ -21422,7 +21882,7 @@
               <w:spacing w:after="10" w:before="0"/>
               <w:ind w:left="120"/>
             </w:pPr>
-            <w:hyperlink w:history="1" r:id="rIdm4y3mxu4aks16te15oswm">
+            <w:hyperlink w:history="1" r:id="rIdkinnkorz9koh8cp80wnjy">
               <w:r>
                 <w:rPr>
                   <w:rFonts w:ascii="Arial" w:cs="Arial" w:eastAsia="Arial" w:hAnsi="Arial"/>
@@ -21465,6 +21925,7 @@
           </w:tcPr>
           <w:p>
             <w:pPr>
+              <w:keepNext w:val="false"/>
               <w:spacing w:after="40" w:before="0"/>
               <w:jc w:val="left"/>
             </w:pPr>
@@ -21497,6 +21958,7 @@
           </w:tcPr>
           <w:p>
             <w:pPr>
+              <w:keepNext w:val="false"/>
               <w:spacing w:after="40" w:before="0"/>
               <w:jc w:val="left"/>
             </w:pPr>
@@ -21529,6 +21991,7 @@
           </w:tcPr>
           <w:p>
             <w:pPr>
+              <w:keepNext w:val="false"/>
               <w:spacing w:after="40" w:before="0"/>
               <w:jc w:val="left"/>
             </w:pPr>
@@ -21561,6 +22024,7 @@
           </w:tcPr>
           <w:p>
             <w:pPr>
+              <w:keepNext w:val="false"/>
               <w:spacing w:after="40" w:before="0"/>
               <w:jc w:val="left"/>
             </w:pPr>
@@ -21595,6 +22059,7 @@
           </w:tcPr>
           <w:p>
             <w:pPr>
+              <w:keepNext w:val="false"/>
               <w:spacing w:after="40" w:before="0"/>
               <w:jc w:val="left"/>
             </w:pPr>
@@ -21649,7 +22114,7 @@
               <w:spacing w:after="10" w:before="0"/>
               <w:ind w:left="120"/>
             </w:pPr>
-            <w:hyperlink w:history="1" r:id="rIdpcrinn9tkjlwaxj9-trjm">
+            <w:hyperlink w:history="1" r:id="rIdx7lzgryybi1ns_zmbtodm">
               <w:r>
                 <w:rPr>
                   <w:rFonts w:ascii="Arial" w:cs="Arial" w:eastAsia="Arial" w:hAnsi="Arial"/>
@@ -21726,7 +22191,7 @@
               <w:spacing w:after="10" w:before="0"/>
               <w:ind w:left="120"/>
             </w:pPr>
-            <w:hyperlink w:history="1" r:id="rIdrgrh7px1xh-nfgt6jajte">
+            <w:hyperlink w:history="1" r:id="rIdqw34q0ieqs_rts4o2docz">
               <w:r>
                 <w:rPr>
                   <w:rFonts w:ascii="Arial" w:cs="Arial" w:eastAsia="Arial" w:hAnsi="Arial"/>
@@ -21769,6 +22234,7 @@
           </w:tcPr>
           <w:p>
             <w:pPr>
+              <w:keepNext w:val="false"/>
               <w:spacing w:after="40" w:before="0"/>
               <w:jc w:val="left"/>
             </w:pPr>
@@ -21801,6 +22267,7 @@
           </w:tcPr>
           <w:p>
             <w:pPr>
+              <w:keepNext w:val="false"/>
               <w:spacing w:after="40" w:before="0"/>
               <w:jc w:val="left"/>
             </w:pPr>
@@ -21833,6 +22300,7 @@
           </w:tcPr>
           <w:p>
             <w:pPr>
+              <w:keepNext w:val="false"/>
               <w:spacing w:after="40" w:before="0"/>
               <w:jc w:val="left"/>
             </w:pPr>
@@ -21865,6 +22333,7 @@
           </w:tcPr>
           <w:p>
             <w:pPr>
+              <w:keepNext w:val="false"/>
               <w:spacing w:after="40" w:before="0"/>
               <w:jc w:val="left"/>
             </w:pPr>
@@ -21899,6 +22368,7 @@
           </w:tcPr>
           <w:p>
             <w:pPr>
+              <w:keepNext w:val="false"/>
               <w:spacing w:after="40" w:before="0"/>
               <w:jc w:val="left"/>
             </w:pPr>
@@ -21953,7 +22423,7 @@
               <w:spacing w:after="10" w:before="0"/>
               <w:ind w:left="120"/>
             </w:pPr>
-            <w:hyperlink w:history="1" r:id="rId1klo4hyr74pacmgd-qui4">
+            <w:hyperlink w:history="1" r:id="rIdglcru8jpgqqrn1fhwy5_5">
               <w:r>
                 <w:rPr>
                   <w:rFonts w:ascii="Arial" w:cs="Arial" w:eastAsia="Arial" w:hAnsi="Arial"/>
@@ -22030,7 +22500,7 @@
               <w:spacing w:after="10" w:before="0"/>
               <w:ind w:left="120"/>
             </w:pPr>
-            <w:hyperlink w:history="1" r:id="rId34nfsvpwj35xj_nisjwyy">
+            <w:hyperlink w:history="1" r:id="rIdvtnlovrgpsfus48kjvehj">
               <w:r>
                 <w:rPr>
                   <w:rFonts w:ascii="Arial" w:cs="Arial" w:eastAsia="Arial" w:hAnsi="Arial"/>
@@ -22073,6 +22543,7 @@
           </w:tcPr>
           <w:p>
             <w:pPr>
+              <w:keepNext w:val="false"/>
               <w:spacing w:after="40" w:before="0"/>
               <w:jc w:val="left"/>
             </w:pPr>
@@ -22105,6 +22576,7 @@
           </w:tcPr>
           <w:p>
             <w:pPr>
+              <w:keepNext w:val="false"/>
               <w:spacing w:after="40" w:before="0"/>
               <w:jc w:val="left"/>
             </w:pPr>
@@ -22137,6 +22609,7 @@
           </w:tcPr>
           <w:p>
             <w:pPr>
+              <w:keepNext w:val="false"/>
               <w:spacing w:after="40" w:before="0"/>
               <w:jc w:val="left"/>
             </w:pPr>
@@ -22169,6 +22642,7 @@
           </w:tcPr>
           <w:p>
             <w:pPr>
+              <w:keepNext w:val="false"/>
               <w:spacing w:after="40" w:before="0"/>
               <w:jc w:val="left"/>
             </w:pPr>
@@ -22203,6 +22677,7 @@
           </w:tcPr>
           <w:p>
             <w:pPr>
+              <w:keepNext w:val="false"/>
               <w:spacing w:after="40" w:before="0"/>
               <w:jc w:val="left"/>
             </w:pPr>
@@ -22257,7 +22732,7 @@
               <w:spacing w:after="10" w:before="0"/>
               <w:ind w:left="120"/>
             </w:pPr>
-            <w:hyperlink w:history="1" r:id="rIdikyozdd3xdi_3swzqzqbh">
+            <w:hyperlink w:history="1" r:id="rIdcgnue5smviceitlrgbusj">
               <w:r>
                 <w:rPr>
                   <w:rFonts w:ascii="Arial" w:cs="Arial" w:eastAsia="Arial" w:hAnsi="Arial"/>
@@ -22334,7 +22809,7 @@
               <w:spacing w:after="10" w:before="0"/>
               <w:ind w:left="120"/>
             </w:pPr>
-            <w:hyperlink w:history="1" r:id="rIdgw8wet6fggef9rwhlw-bv">
+            <w:hyperlink w:history="1" r:id="rIdlmbztfwuqvpss61hbmh0p">
               <w:r>
                 <w:rPr>
                   <w:rFonts w:ascii="Arial" w:cs="Arial" w:eastAsia="Arial" w:hAnsi="Arial"/>
@@ -22377,6 +22852,7 @@
           </w:tcPr>
           <w:p>
             <w:pPr>
+              <w:keepNext w:val="false"/>
               <w:spacing w:after="40" w:before="0"/>
               <w:jc w:val="left"/>
             </w:pPr>
@@ -22409,6 +22885,7 @@
           </w:tcPr>
           <w:p>
             <w:pPr>
+              <w:keepNext w:val="false"/>
               <w:spacing w:after="40" w:before="0"/>
               <w:jc w:val="left"/>
             </w:pPr>
@@ -22441,6 +22918,7 @@
           </w:tcPr>
           <w:p>
             <w:pPr>
+              <w:keepNext w:val="false"/>
               <w:spacing w:after="40" w:before="0"/>
               <w:jc w:val="left"/>
             </w:pPr>
@@ -22473,6 +22951,7 @@
           </w:tcPr>
           <w:p>
             <w:pPr>
+              <w:keepNext w:val="false"/>
               <w:spacing w:after="40" w:before="0"/>
               <w:jc w:val="left"/>
             </w:pPr>
@@ -22532,6 +23011,7 @@
           </w:tcPr>
           <w:p>
             <w:pPr>
+              <w:keepNext w:val="false"/>
               <w:spacing w:after="40" w:before="0"/>
               <w:jc w:val="center"/>
             </w:pPr>
@@ -22566,6 +23046,7 @@
           </w:tcPr>
           <w:p>
             <w:pPr>
+              <w:keepNext w:val="false"/>
               <w:spacing w:after="40" w:before="0"/>
               <w:jc w:val="left"/>
             </w:pPr>
@@ -22627,6 +23108,7 @@
           </w:tcPr>
           <w:p>
             <w:pPr>
+              <w:keepNext w:val="false"/>
               <w:spacing w:after="40" w:before="0"/>
               <w:jc w:val="center"/>
             </w:pPr>
@@ -22661,6 +23143,7 @@
           </w:tcPr>
           <w:p>
             <w:pPr>
+              <w:keepNext w:val="false"/>
               <w:spacing w:after="40" w:before="0"/>
               <w:jc w:val="left"/>
             </w:pPr>
@@ -22693,6 +23176,7 @@
           </w:tcPr>
           <w:p>
             <w:pPr>
+              <w:keepNext w:val="false"/>
               <w:spacing w:after="40" w:before="0"/>
               <w:jc w:val="left"/>
             </w:pPr>
@@ -22727,6 +23211,7 @@
           </w:tcPr>
           <w:p>
             <w:pPr>
+              <w:keepNext w:val="false"/>
               <w:spacing w:after="40" w:before="0"/>
               <w:jc w:val="left"/>
             </w:pPr>
@@ -22759,6 +23244,7 @@
           </w:tcPr>
           <w:p>
             <w:pPr>
+              <w:keepNext w:val="false"/>
               <w:spacing w:after="40" w:before="0"/>
               <w:jc w:val="left"/>
             </w:pPr>
@@ -22793,6 +23279,7 @@
           </w:tcPr>
           <w:p>
             <w:pPr>
+              <w:keepNext w:val="false"/>
               <w:spacing w:after="40" w:before="0"/>
               <w:jc w:val="left"/>
             </w:pPr>
@@ -22825,6 +23312,7 @@
           </w:tcPr>
           <w:p>
             <w:pPr>
+              <w:keepNext w:val="false"/>
               <w:spacing w:after="40" w:before="0"/>
               <w:jc w:val="left"/>
             </w:pPr>
@@ -22861,7 +23349,7 @@
         </w:rPr>
         <w:t xml:space="preserve">© 2026 SeaVuria and ARES. Aligned with KICD objectives. Developed by SeaVuria; technical implementation by ARES (with AI assistance from Claude). Licensed under </w:t>
       </w:r>
-      <w:hyperlink w:history="1" r:id="rId6pnqofi9vify1_cqds1k4">
+      <w:hyperlink w:history="1" r:id="rIdo162qj180q_6vjt6qrvdz">
         <w:r>
           <w:rPr>
             <w:rFonts w:ascii="Arial" w:cs="Arial" w:eastAsia="Arial" w:hAnsi="Arial"/>
@@ -22882,7 +23370,7 @@
         </w:rPr>
         <w:t xml:space="preserve"> (</w:t>
       </w:r>
-      <w:hyperlink w:history="1" r:id="rId804sez_ma3drukdkfmqq8">
+      <w:hyperlink w:history="1" r:id="rIdfhe_uxmrxu-dqg-1dqxjm">
         <w:r>
           <w:rPr>
             <w:rFonts w:ascii="Arial" w:cs="Arial" w:eastAsia="Arial" w:hAnsi="Arial"/>
@@ -22942,6 +23430,7 @@
           </w:tcPr>
           <w:p>
             <w:pPr>
+              <w:keepNext w:val="false"/>
               <w:spacing w:after="40" w:before="0"/>
               <w:jc w:val="center"/>
             </w:pPr>
@@ -22977,6 +23466,7 @@
           </w:tcPr>
           <w:p>
             <w:pPr>
+              <w:keepNext w:val="false"/>
               <w:spacing w:after="40" w:before="0"/>
               <w:jc w:val="center"/>
             </w:pPr>
@@ -23011,6 +23501,7 @@
           </w:tcPr>
           <w:p>
             <w:pPr>
+              <w:keepNext w:val="false"/>
               <w:spacing w:after="40" w:before="0"/>
               <w:jc w:val="left"/>
             </w:pPr>
@@ -23043,6 +23534,7 @@
           </w:tcPr>
           <w:p>
             <w:pPr>
+              <w:keepNext w:val="false"/>
               <w:spacing w:after="40" w:before="0"/>
               <w:jc w:val="left"/>
             </w:pPr>
@@ -23077,6 +23569,7 @@
           </w:tcPr>
           <w:p>
             <w:pPr>
+              <w:keepNext w:val="false"/>
               <w:spacing w:after="40" w:before="0"/>
               <w:jc w:val="left"/>
             </w:pPr>
@@ -23109,6 +23602,7 @@
           </w:tcPr>
           <w:p>
             <w:pPr>
+              <w:keepNext w:val="false"/>
               <w:spacing w:after="40" w:before="0"/>
               <w:jc w:val="left"/>
             </w:pPr>
@@ -23143,6 +23637,7 @@
           </w:tcPr>
           <w:p>
             <w:pPr>
+              <w:keepNext w:val="false"/>
               <w:spacing w:after="40" w:before="0"/>
               <w:jc w:val="left"/>
             </w:pPr>
@@ -23175,6 +23670,7 @@
           </w:tcPr>
           <w:p>
             <w:pPr>
+              <w:keepNext w:val="false"/>
               <w:spacing w:after="40" w:before="0"/>
               <w:jc w:val="left"/>
             </w:pPr>
@@ -23209,6 +23705,7 @@
           </w:tcPr>
           <w:p>
             <w:pPr>
+              <w:keepNext w:val="false"/>
               <w:spacing w:after="40" w:before="0"/>
               <w:jc w:val="left"/>
             </w:pPr>
@@ -23241,6 +23738,7 @@
           </w:tcPr>
           <w:p>
             <w:pPr>
+              <w:keepNext w:val="false"/>
               <w:spacing w:after="40" w:before="0"/>
               <w:jc w:val="left"/>
             </w:pPr>
@@ -23275,6 +23773,7 @@
           </w:tcPr>
           <w:p>
             <w:pPr>
+              <w:keepNext w:val="false"/>
               <w:spacing w:after="40" w:before="0"/>
               <w:jc w:val="left"/>
             </w:pPr>
@@ -23307,6 +23806,7 @@
           </w:tcPr>
           <w:p>
             <w:pPr>
+              <w:keepNext w:val="false"/>
               <w:spacing w:after="40" w:before="0"/>
               <w:jc w:val="left"/>
             </w:pPr>
@@ -23341,6 +23841,7 @@
           </w:tcPr>
           <w:p>
             <w:pPr>
+              <w:keepNext w:val="false"/>
               <w:spacing w:after="40" w:before="0"/>
               <w:jc w:val="left"/>
             </w:pPr>
@@ -23373,6 +23874,7 @@
           </w:tcPr>
           <w:p>
             <w:pPr>
+              <w:keepNext w:val="false"/>
               <w:spacing w:after="40" w:before="0"/>
               <w:jc w:val="left"/>
             </w:pPr>
@@ -23407,6 +23909,7 @@
           </w:tcPr>
           <w:p>
             <w:pPr>
+              <w:keepNext w:val="false"/>
               <w:spacing w:after="40" w:before="0"/>
               <w:jc w:val="left"/>
             </w:pPr>
@@ -23439,6 +23942,7 @@
           </w:tcPr>
           <w:p>
             <w:pPr>
+              <w:keepNext w:val="false"/>
               <w:spacing w:after="40" w:before="0"/>
               <w:jc w:val="left"/>
             </w:pPr>
@@ -23473,6 +23977,7 @@
           </w:tcPr>
           <w:p>
             <w:pPr>
+              <w:keepNext w:val="false"/>
               <w:spacing w:after="40" w:before="0"/>
               <w:jc w:val="left"/>
             </w:pPr>
@@ -23505,6 +24010,7 @@
           </w:tcPr>
           <w:p>
             <w:pPr>
+              <w:keepNext w:val="false"/>
               <w:spacing w:after="40" w:before="0"/>
               <w:jc w:val="left"/>
             </w:pPr>
@@ -23564,6 +24070,7 @@
           </w:tcPr>
           <w:p>
             <w:pPr>
+              <w:keepNext w:val="false"/>
               <w:spacing w:after="40" w:before="0"/>
               <w:jc w:val="center"/>
             </w:pPr>
@@ -23598,6 +24105,7 @@
           </w:tcPr>
           <w:p>
             <w:pPr>
+              <w:keepNext w:val="false"/>
               <w:spacing w:after="40" w:before="0"/>
               <w:jc w:val="left"/>
             </w:pPr>
@@ -23662,6 +24170,7 @@
           </w:tcPr>
           <w:p>
             <w:pPr>
+              <w:keepNext w:val="false"/>
               <w:spacing w:after="40" w:before="0"/>
               <w:jc w:val="center"/>
             </w:pPr>
@@ -23696,6 +24205,7 @@
           </w:tcPr>
           <w:p>
             <w:pPr>
+              <w:keepNext w:val="false"/>
               <w:spacing w:after="40" w:before="0"/>
               <w:jc w:val="left"/>
             </w:pPr>
@@ -23728,6 +24238,7 @@
           </w:tcPr>
           <w:p>
             <w:pPr>
+              <w:keepNext w:val="false"/>
               <w:spacing w:after="40" w:before="0"/>
               <w:jc w:val="left"/>
             </w:pPr>
@@ -23760,6 +24271,7 @@
           </w:tcPr>
           <w:p>
             <w:pPr>
+              <w:keepNext w:val="false"/>
               <w:spacing w:after="40" w:before="0"/>
               <w:jc w:val="left"/>
             </w:pPr>
@@ -23792,6 +24304,7 @@
           </w:tcPr>
           <w:p>
             <w:pPr>
+              <w:keepNext w:val="false"/>
               <w:spacing w:after="40" w:before="0"/>
               <w:jc w:val="left"/>
             </w:pPr>
@@ -23824,6 +24337,7 @@
           </w:tcPr>
           <w:p>
             <w:pPr>
+              <w:keepNext w:val="false"/>
               <w:spacing w:after="40" w:before="0"/>
               <w:jc w:val="left"/>
             </w:pPr>
@@ -23858,6 +24372,7 @@
           </w:tcPr>
           <w:p>
             <w:pPr>
+              <w:keepNext w:val="false"/>
               <w:spacing w:after="40" w:before="0"/>
               <w:jc w:val="left"/>
             </w:pPr>
@@ -23912,7 +24427,7 @@
               <w:spacing w:after="10" w:before="0"/>
               <w:ind w:left="120"/>
             </w:pPr>
-            <w:hyperlink w:history="1" r:id="rIdzar10b7o_rs_oyneerhtu">
+            <w:hyperlink w:history="1" r:id="rId3towg9ik9magbbs0d54yn">
               <w:r>
                 <w:rPr>
                   <w:rFonts w:ascii="Arial" w:cs="Arial" w:eastAsia="Arial" w:hAnsi="Arial"/>
@@ -23972,7 +24487,7 @@
             <w:pPr>
               <w:spacing w:after="20" w:before="0"/>
             </w:pPr>
-            <w:hyperlink w:history="1" r:id="rIdh-rhs0no5pzg8w543_emy">
+            <w:hyperlink w:history="1" r:id="rId6bsr393udyd4jqqemnm8d">
               <w:r>
                 <w:rPr>
                   <w:rFonts w:ascii="Arial" w:cs="Arial" w:eastAsia="Arial" w:hAnsi="Arial"/>
@@ -24021,7 +24536,7 @@
               <w:spacing w:after="10" w:before="0"/>
               <w:ind w:left="120"/>
             </w:pPr>
-            <w:hyperlink w:history="1" r:id="rIdugzko7bwb1n85ghzi7baq">
+            <w:hyperlink w:history="1" r:id="rId9wsswxhw3r87fcfjukazz">
               <w:r>
                 <w:rPr>
                   <w:rFonts w:ascii="Arial" w:cs="Arial" w:eastAsia="Arial" w:hAnsi="Arial"/>
@@ -24049,6 +24564,7 @@
           </w:tcPr>
           <w:p>
             <w:pPr>
+              <w:keepNext w:val="false"/>
               <w:spacing w:after="40" w:before="0"/>
               <w:jc w:val="left"/>
             </w:pPr>
@@ -24081,6 +24597,7 @@
           </w:tcPr>
           <w:p>
             <w:pPr>
+              <w:keepNext w:val="false"/>
               <w:spacing w:after="40" w:before="0"/>
               <w:jc w:val="left"/>
             </w:pPr>
@@ -24113,6 +24630,7 @@
           </w:tcPr>
           <w:p>
             <w:pPr>
+              <w:keepNext w:val="false"/>
               <w:spacing w:after="40" w:before="0"/>
               <w:jc w:val="left"/>
             </w:pPr>
@@ -24145,6 +24663,7 @@
           </w:tcPr>
           <w:p>
             <w:pPr>
+              <w:keepNext w:val="false"/>
               <w:spacing w:after="40" w:before="0"/>
               <w:jc w:val="left"/>
             </w:pPr>
@@ -24179,6 +24698,7 @@
           </w:tcPr>
           <w:p>
             <w:pPr>
+              <w:keepNext w:val="false"/>
               <w:spacing w:after="40" w:before="0"/>
               <w:jc w:val="left"/>
             </w:pPr>
@@ -24233,7 +24753,7 @@
               <w:spacing w:after="10" w:before="0"/>
               <w:ind w:left="120"/>
             </w:pPr>
-            <w:hyperlink w:history="1" r:id="rIdrm6fw_ptm_lxoov9gdej7">
+            <w:hyperlink w:history="1" r:id="rIdyivttm1fqdmxq4qj67kf1">
               <w:r>
                 <w:rPr>
                   <w:rFonts w:ascii="Arial" w:cs="Arial" w:eastAsia="Arial" w:hAnsi="Arial"/>
@@ -24293,7 +24813,7 @@
             <w:pPr>
               <w:spacing w:after="20" w:before="0"/>
             </w:pPr>
-            <w:hyperlink w:history="1" r:id="rIdda21dftxpisfil2r9juke">
+            <w:hyperlink w:history="1" r:id="rIdzsj0jwv6zhygqixfm3ln8">
               <w:r>
                 <w:rPr>
                   <w:rFonts w:ascii="Arial" w:cs="Arial" w:eastAsia="Arial" w:hAnsi="Arial"/>
@@ -24342,7 +24862,7 @@
               <w:spacing w:after="10" w:before="0"/>
               <w:ind w:left="120"/>
             </w:pPr>
-            <w:hyperlink w:history="1" r:id="rIdrilwydgxgplesmragwpbq">
+            <w:hyperlink w:history="1" r:id="rIddorvpqagdmatz3wagp6am">
               <w:r>
                 <w:rPr>
                   <w:rFonts w:ascii="Arial" w:cs="Arial" w:eastAsia="Arial" w:hAnsi="Arial"/>
@@ -24370,6 +24890,7 @@
           </w:tcPr>
           <w:p>
             <w:pPr>
+              <w:keepNext w:val="false"/>
               <w:spacing w:after="40" w:before="0"/>
               <w:jc w:val="left"/>
             </w:pPr>
@@ -24402,6 +24923,7 @@
           </w:tcPr>
           <w:p>
             <w:pPr>
+              <w:keepNext w:val="false"/>
               <w:spacing w:after="40" w:before="0"/>
               <w:jc w:val="left"/>
             </w:pPr>
@@ -24434,6 +24956,7 @@
           </w:tcPr>
           <w:p>
             <w:pPr>
+              <w:keepNext w:val="false"/>
               <w:spacing w:after="40" w:before="0"/>
               <w:jc w:val="left"/>
             </w:pPr>
@@ -24466,6 +24989,7 @@
           </w:tcPr>
           <w:p>
             <w:pPr>
+              <w:keepNext w:val="false"/>
               <w:spacing w:after="40" w:before="0"/>
               <w:jc w:val="left"/>
             </w:pPr>
@@ -24500,6 +25024,7 @@
           </w:tcPr>
           <w:p>
             <w:pPr>
+              <w:keepNext w:val="false"/>
               <w:spacing w:after="40" w:before="0"/>
               <w:jc w:val="left"/>
             </w:pPr>
@@ -24554,7 +25079,7 @@
               <w:spacing w:after="10" w:before="0"/>
               <w:ind w:left="120"/>
             </w:pPr>
-            <w:hyperlink w:history="1" r:id="rIdgahi8coc5qj8iweeer2he">
+            <w:hyperlink w:history="1" r:id="rIddvwlfez1_q7verfe2bhzq">
               <w:r>
                 <w:rPr>
                   <w:rFonts w:ascii="Arial" w:cs="Arial" w:eastAsia="Arial" w:hAnsi="Arial"/>
@@ -24614,7 +25139,7 @@
             <w:pPr>
               <w:spacing w:after="20" w:before="0"/>
             </w:pPr>
-            <w:hyperlink w:history="1" r:id="rIdtr4cwxwkcc_lywcfdyau9">
+            <w:hyperlink w:history="1" r:id="rIdopzsoynytfi5k929xt_q1">
               <w:r>
                 <w:rPr>
                   <w:rFonts w:ascii="Arial" w:cs="Arial" w:eastAsia="Arial" w:hAnsi="Arial"/>
@@ -24663,7 +25188,7 @@
               <w:spacing w:after="10" w:before="0"/>
               <w:ind w:left="120"/>
             </w:pPr>
-            <w:hyperlink w:history="1" r:id="rIdjjfxsdoaynrcugm-fqujs">
+            <w:hyperlink w:history="1" r:id="rId_6q19yyweyfpufutwjhab">
               <w:r>
                 <w:rPr>
                   <w:rFonts w:ascii="Arial" w:cs="Arial" w:eastAsia="Arial" w:hAnsi="Arial"/>
@@ -24691,6 +25216,7 @@
           </w:tcPr>
           <w:p>
             <w:pPr>
+              <w:keepNext w:val="false"/>
               <w:spacing w:after="40" w:before="0"/>
               <w:jc w:val="left"/>
             </w:pPr>
@@ -24723,6 +25249,7 @@
           </w:tcPr>
           <w:p>
             <w:pPr>
+              <w:keepNext w:val="false"/>
               <w:spacing w:after="40" w:before="0"/>
               <w:jc w:val="left"/>
             </w:pPr>
@@ -24755,6 +25282,7 @@
           </w:tcPr>
           <w:p>
             <w:pPr>
+              <w:keepNext w:val="false"/>
               <w:spacing w:after="40" w:before="0"/>
               <w:jc w:val="left"/>
             </w:pPr>
@@ -24787,6 +25315,7 @@
           </w:tcPr>
           <w:p>
             <w:pPr>
+              <w:keepNext w:val="false"/>
               <w:spacing w:after="40" w:before="0"/>
               <w:jc w:val="left"/>
             </w:pPr>
@@ -24821,6 +25350,7 @@
           </w:tcPr>
           <w:p>
             <w:pPr>
+              <w:keepNext w:val="false"/>
               <w:spacing w:after="40" w:before="0"/>
               <w:jc w:val="left"/>
             </w:pPr>
@@ -24875,7 +25405,7 @@
               <w:spacing w:after="10" w:before="0"/>
               <w:ind w:left="120"/>
             </w:pPr>
-            <w:hyperlink w:history="1" r:id="rIdmgpj-gbou3hfr2rwpyugt">
+            <w:hyperlink w:history="1" r:id="rId_6hkih2-uks8q0dnhzbsz">
               <w:r>
                 <w:rPr>
                   <w:rFonts w:ascii="Arial" w:cs="Arial" w:eastAsia="Arial" w:hAnsi="Arial"/>
@@ -24935,7 +25465,7 @@
             <w:pPr>
               <w:spacing w:after="20" w:before="0"/>
             </w:pPr>
-            <w:hyperlink w:history="1" r:id="rId82udi993fgl6ohn0x8ywz">
+            <w:hyperlink w:history="1" r:id="rIdxmu8qa-txob-lyoscihde">
               <w:r>
                 <w:rPr>
                   <w:rFonts w:ascii="Arial" w:cs="Arial" w:eastAsia="Arial" w:hAnsi="Arial"/>
@@ -24984,7 +25514,7 @@
               <w:spacing w:after="10" w:before="0"/>
               <w:ind w:left="120"/>
             </w:pPr>
-            <w:hyperlink w:history="1" r:id="rIdc7paqtwsmdbw8v9p69epp">
+            <w:hyperlink w:history="1" r:id="rIdxvpvvwakfmqsf7xhaokym">
               <w:r>
                 <w:rPr>
                   <w:rFonts w:ascii="Arial" w:cs="Arial" w:eastAsia="Arial" w:hAnsi="Arial"/>
@@ -25012,6 +25542,7 @@
           </w:tcPr>
           <w:p>
             <w:pPr>
+              <w:keepNext w:val="false"/>
               <w:spacing w:after="40" w:before="0"/>
               <w:jc w:val="left"/>
             </w:pPr>
@@ -25044,6 +25575,7 @@
           </w:tcPr>
           <w:p>
             <w:pPr>
+              <w:keepNext w:val="false"/>
               <w:spacing w:after="40" w:before="0"/>
               <w:jc w:val="left"/>
             </w:pPr>
@@ -25076,6 +25608,7 @@
           </w:tcPr>
           <w:p>
             <w:pPr>
+              <w:keepNext w:val="false"/>
               <w:spacing w:after="40" w:before="0"/>
               <w:jc w:val="left"/>
             </w:pPr>
@@ -25108,6 +25641,7 @@
           </w:tcPr>
           <w:p>
             <w:pPr>
+              <w:keepNext w:val="false"/>
               <w:spacing w:after="40" w:before="0"/>
               <w:jc w:val="left"/>
             </w:pPr>
@@ -25142,6 +25676,7 @@
           </w:tcPr>
           <w:p>
             <w:pPr>
+              <w:keepNext w:val="false"/>
               <w:spacing w:after="40" w:before="0"/>
               <w:jc w:val="left"/>
             </w:pPr>
@@ -25196,7 +25731,7 @@
               <w:spacing w:after="10" w:before="0"/>
               <w:ind w:left="120"/>
             </w:pPr>
-            <w:hyperlink w:history="1" r:id="rIdxhnt4ktyp28gdvzj5vpax">
+            <w:hyperlink w:history="1" r:id="rIdthya1x4ds0pbhb007y5ji">
               <w:r>
                 <w:rPr>
                   <w:rFonts w:ascii="Arial" w:cs="Arial" w:eastAsia="Arial" w:hAnsi="Arial"/>
@@ -25256,7 +25791,7 @@
             <w:pPr>
               <w:spacing w:after="20" w:before="0"/>
             </w:pPr>
-            <w:hyperlink w:history="1" r:id="rIdxvyckwm3b2tydqfc1tlsv">
+            <w:hyperlink w:history="1" r:id="rIdttygagdhjptpgege959cm">
               <w:r>
                 <w:rPr>
                   <w:rFonts w:ascii="Arial" w:cs="Arial" w:eastAsia="Arial" w:hAnsi="Arial"/>
@@ -25305,7 +25840,7 @@
               <w:spacing w:after="10" w:before="0"/>
               <w:ind w:left="120"/>
             </w:pPr>
-            <w:hyperlink w:history="1" r:id="rIdohfmi20s7iwmtoyyegpw6">
+            <w:hyperlink w:history="1" r:id="rIdttetoauuacd_rhhadw9y2">
               <w:r>
                 <w:rPr>
                   <w:rFonts w:ascii="Arial" w:cs="Arial" w:eastAsia="Arial" w:hAnsi="Arial"/>
@@ -25333,6 +25868,7 @@
           </w:tcPr>
           <w:p>
             <w:pPr>
+              <w:keepNext w:val="false"/>
               <w:spacing w:after="40" w:before="0"/>
               <w:jc w:val="left"/>
             </w:pPr>
@@ -25365,6 +25901,7 @@
           </w:tcPr>
           <w:p>
             <w:pPr>
+              <w:keepNext w:val="false"/>
               <w:spacing w:after="40" w:before="0"/>
               <w:jc w:val="left"/>
             </w:pPr>
@@ -25397,6 +25934,7 @@
           </w:tcPr>
           <w:p>
             <w:pPr>
+              <w:keepNext w:val="false"/>
               <w:spacing w:after="40" w:before="0"/>
               <w:jc w:val="left"/>
             </w:pPr>
@@ -25429,6 +25967,7 @@
           </w:tcPr>
           <w:p>
             <w:pPr>
+              <w:keepNext w:val="false"/>
               <w:spacing w:after="40" w:before="0"/>
               <w:jc w:val="left"/>
             </w:pPr>
@@ -25488,6 +26027,7 @@
           </w:tcPr>
           <w:p>
             <w:pPr>
+              <w:keepNext w:val="false"/>
               <w:spacing w:after="40" w:before="0"/>
               <w:jc w:val="center"/>
             </w:pPr>
@@ -25522,6 +26062,7 @@
           </w:tcPr>
           <w:p>
             <w:pPr>
+              <w:keepNext w:val="false"/>
               <w:spacing w:after="40" w:before="0"/>
               <w:jc w:val="left"/>
             </w:pPr>
@@ -25583,6 +26124,7 @@
           </w:tcPr>
           <w:p>
             <w:pPr>
+              <w:keepNext w:val="false"/>
               <w:spacing w:after="40" w:before="0"/>
               <w:jc w:val="center"/>
             </w:pPr>
@@ -25617,6 +26159,7 @@
           </w:tcPr>
           <w:p>
             <w:pPr>
+              <w:keepNext w:val="false"/>
               <w:spacing w:after="40" w:before="0"/>
               <w:jc w:val="left"/>
             </w:pPr>
@@ -25649,6 +26192,7 @@
           </w:tcPr>
           <w:p>
             <w:pPr>
+              <w:keepNext w:val="false"/>
               <w:spacing w:after="40" w:before="0"/>
               <w:jc w:val="left"/>
             </w:pPr>
@@ -25683,6 +26227,7 @@
           </w:tcPr>
           <w:p>
             <w:pPr>
+              <w:keepNext w:val="false"/>
               <w:spacing w:after="40" w:before="0"/>
               <w:jc w:val="left"/>
             </w:pPr>
@@ -25715,6 +26260,7 @@
           </w:tcPr>
           <w:p>
             <w:pPr>
+              <w:keepNext w:val="false"/>
               <w:spacing w:after="40" w:before="0"/>
               <w:jc w:val="left"/>
             </w:pPr>
@@ -25749,6 +26295,7 @@
           </w:tcPr>
           <w:p>
             <w:pPr>
+              <w:keepNext w:val="false"/>
               <w:spacing w:after="40" w:before="0"/>
               <w:jc w:val="left"/>
             </w:pPr>
@@ -25781,6 +26328,7 @@
           </w:tcPr>
           <w:p>
             <w:pPr>
+              <w:keepNext w:val="false"/>
               <w:spacing w:after="40" w:before="0"/>
               <w:jc w:val="left"/>
             </w:pPr>
@@ -25817,7 +26365,7 @@
         </w:rPr>
         <w:t xml:space="preserve">© 2026 SeaVuria and ARES. Aligned with KICD objectives. Developed by SeaVuria; technical implementation by ARES (with AI assistance from Claude). Licensed under </w:t>
       </w:r>
-      <w:hyperlink w:history="1" r:id="rId-rwbnpgxllaplatewnyfw">
+      <w:hyperlink w:history="1" r:id="rIdotfrm42mf59bdoyagfrvg">
         <w:r>
           <w:rPr>
             <w:rFonts w:ascii="Arial" w:cs="Arial" w:eastAsia="Arial" w:hAnsi="Arial"/>
@@ -25838,7 +26386,7 @@
         </w:rPr>
         <w:t xml:space="preserve"> (</w:t>
       </w:r>
-      <w:hyperlink w:history="1" r:id="rIdn6cjwwsvysdtn9x8yuapp">
+      <w:hyperlink w:history="1" r:id="rIdck9zkcbffqscklqo3v8td">
         <w:r>
           <w:rPr>
             <w:rFonts w:ascii="Arial" w:cs="Arial" w:eastAsia="Arial" w:hAnsi="Arial"/>
@@ -25899,6 +26447,7 @@
           </w:tcPr>
           <w:p>
             <w:pPr>
+              <w:keepNext w:val="false"/>
               <w:spacing w:after="40" w:before="0"/>
               <w:jc w:val="center"/>
             </w:pPr>
@@ -25933,6 +26482,7 @@
           </w:tcPr>
           <w:p>
             <w:pPr>
+              <w:keepNext w:val="false"/>
               <w:spacing w:after="40" w:before="0"/>
               <w:jc w:val="left"/>
             </w:pPr>
@@ -25965,6 +26515,7 @@
           </w:tcPr>
           <w:p>
             <w:pPr>
+              <w:keepNext w:val="false"/>
               <w:spacing w:after="40" w:before="0"/>
               <w:jc w:val="left"/>
             </w:pPr>
@@ -25997,6 +26548,7 @@
           </w:tcPr>
           <w:p>
             <w:pPr>
+              <w:keepNext w:val="false"/>
               <w:spacing w:after="40" w:before="0"/>
               <w:jc w:val="left"/>
             </w:pPr>
@@ -26031,6 +26583,7 @@
           </w:tcPr>
           <w:p>
             <w:pPr>
+              <w:keepNext w:val="false"/>
               <w:spacing w:after="40" w:before="0"/>
               <w:jc w:val="left"/>
             </w:pPr>
@@ -26063,6 +26616,7 @@
           </w:tcPr>
           <w:p>
             <w:pPr>
+              <w:keepNext w:val="false"/>
               <w:spacing w:after="40" w:before="0"/>
               <w:jc w:val="left"/>
             </w:pPr>
@@ -26095,6 +26649,7 @@
           </w:tcPr>
           <w:p>
             <w:pPr>
+              <w:keepNext w:val="false"/>
               <w:spacing w:after="40" w:before="0"/>
               <w:jc w:val="left"/>
             </w:pPr>
@@ -26129,6 +26684,7 @@
           </w:tcPr>
           <w:p>
             <w:pPr>
+              <w:keepNext w:val="false"/>
               <w:spacing w:after="40" w:before="0"/>
               <w:jc w:val="left"/>
             </w:pPr>
@@ -26161,6 +26717,7 @@
           </w:tcPr>
           <w:p>
             <w:pPr>
+              <w:keepNext w:val="false"/>
               <w:spacing w:after="40" w:before="0"/>
               <w:jc w:val="left"/>
             </w:pPr>
@@ -26193,6 +26750,7 @@
           </w:tcPr>
           <w:p>
             <w:pPr>
+              <w:keepNext w:val="false"/>
               <w:spacing w:after="40" w:before="0"/>
               <w:jc w:val="left"/>
             </w:pPr>
@@ -26227,6 +26785,7 @@
           </w:tcPr>
           <w:p>
             <w:pPr>
+              <w:keepNext w:val="false"/>
               <w:spacing w:after="40" w:before="0"/>
               <w:jc w:val="left"/>
             </w:pPr>
@@ -26259,6 +26818,7 @@
           </w:tcPr>
           <w:p>
             <w:pPr>
+              <w:keepNext w:val="false"/>
               <w:spacing w:after="40" w:before="0"/>
               <w:jc w:val="left"/>
             </w:pPr>
@@ -26291,6 +26851,7 @@
           </w:tcPr>
           <w:p>
             <w:pPr>
+              <w:keepNext w:val="false"/>
               <w:spacing w:after="40" w:before="0"/>
               <w:jc w:val="left"/>
             </w:pPr>

--- a/data/outputs/v2/General_Science/SS1.7_Microorganisms/General_Science_Microorganisms_CBE_LessonSequence.docx
+++ b/data/outputs/v2/General_Science/SS1.7_Microorganisms/General_Science_Microorganisms_CBE_LessonSequence.docx
@@ -2338,7 +2338,7 @@
         </w:rPr>
         <w:t xml:space="preserve">© 2026 SeaVuria and ARES. This work is licensed under a </w:t>
       </w:r>
-      <w:hyperlink w:history="1" r:id="rIdlstjncpitnrgvfpaw0u-v">
+      <w:hyperlink w:history="1" r:id="rIde8k5po1o9r73hhl8j05fx">
         <w:r>
           <w:rPr>
             <w:rFonts w:ascii="Arial" w:cs="Arial" w:eastAsia="Arial" w:hAnsi="Arial"/>
@@ -2358,7 +2358,7 @@
         </w:rPr>
         <w:t xml:space="preserve"> (</w:t>
       </w:r>
-      <w:hyperlink w:history="1" r:id="rIdbh-lve0e4zo803ms-_0bl">
+      <w:hyperlink w:history="1" r:id="rId1h7fth0izqgr09vobqhbs">
         <w:r>
           <w:rPr>
             <w:rFonts w:ascii="Arial" w:cs="Arial" w:eastAsia="Arial" w:hAnsi="Arial"/>
@@ -2378,7 +2378,7 @@
         </w:rPr>
         <w:t xml:space="preserve">). To view a copy of this license, visit </w:t>
       </w:r>
-      <w:hyperlink w:history="1" r:id="rIdzwhpfovll3fv1mrdp03lu">
+      <w:hyperlink w:history="1" r:id="rIdzebzwsekpwigd4erhwrne">
         <w:r>
           <w:rPr>
             <w:rFonts w:ascii="Arial" w:cs="Arial" w:eastAsia="Arial" w:hAnsi="Arial"/>
@@ -3434,7 +3434,7 @@
               <w:spacing w:after="10" w:before="0"/>
               <w:ind w:left="120"/>
             </w:pPr>
-            <w:hyperlink w:history="1" r:id="rId5ca5q_8sh70pv-g3ikxjr">
+            <w:hyperlink w:history="1" r:id="rIdhauguuuscpltgom1vgwvd">
               <w:r>
                 <w:rPr>
                   <w:rFonts w:ascii="Arial" w:cs="Arial" w:eastAsia="Arial" w:hAnsi="Arial"/>
@@ -3511,7 +3511,7 @@
               <w:spacing w:after="10" w:before="0"/>
               <w:ind w:left="120"/>
             </w:pPr>
-            <w:hyperlink w:history="1" r:id="rIdgazpkwceip0wd4t9wxo0z">
+            <w:hyperlink w:history="1" r:id="rIdmqhs0v5nehhafsp1bdbag">
               <w:r>
                 <w:rPr>
                   <w:rFonts w:ascii="Arial" w:cs="Arial" w:eastAsia="Arial" w:hAnsi="Arial"/>
@@ -3743,7 +3743,7 @@
               <w:spacing w:after="10" w:before="0"/>
               <w:ind w:left="120"/>
             </w:pPr>
-            <w:hyperlink w:history="1" r:id="rId4pis7mfm0ny6augizwk6d">
+            <w:hyperlink w:history="1" r:id="rId5piw04avbxviyxgdcnh0u">
               <w:r>
                 <w:rPr>
                   <w:rFonts w:ascii="Arial" w:cs="Arial" w:eastAsia="Arial" w:hAnsi="Arial"/>
@@ -3820,7 +3820,7 @@
               <w:spacing w:after="10" w:before="0"/>
               <w:ind w:left="120"/>
             </w:pPr>
-            <w:hyperlink w:history="1" r:id="rIdhgragahj5q9b6og-txmqc">
+            <w:hyperlink w:history="1" r:id="rIdbqajclcnr27achawy4o0y">
               <w:r>
                 <w:rPr>
                   <w:rFonts w:ascii="Arial" w:cs="Arial" w:eastAsia="Arial" w:hAnsi="Arial"/>
@@ -4052,7 +4052,7 @@
               <w:spacing w:after="10" w:before="0"/>
               <w:ind w:left="120"/>
             </w:pPr>
-            <w:hyperlink w:history="1" r:id="rId6y2efh3bj04z3xfatmrev">
+            <w:hyperlink w:history="1" r:id="rIdr_j-kjxdqacitehk6hrl9">
               <w:r>
                 <w:rPr>
                   <w:rFonts w:ascii="Arial" w:cs="Arial" w:eastAsia="Arial" w:hAnsi="Arial"/>
@@ -4129,7 +4129,7 @@
               <w:spacing w:after="10" w:before="0"/>
               <w:ind w:left="120"/>
             </w:pPr>
-            <w:hyperlink w:history="1" r:id="rIdbnpyyg2idgtkjldt9qsv1">
+            <w:hyperlink w:history="1" r:id="rIdjh6ty6wmmzae8aza_0xvx">
               <w:r>
                 <w:rPr>
                   <w:rFonts w:ascii="Arial" w:cs="Arial" w:eastAsia="Arial" w:hAnsi="Arial"/>
@@ -4361,7 +4361,7 @@
               <w:spacing w:after="10" w:before="0"/>
               <w:ind w:left="120"/>
             </w:pPr>
-            <w:hyperlink w:history="1" r:id="rIdzsy8nngm_43ehg_vbnzzw">
+            <w:hyperlink w:history="1" r:id="rIdcwfienhvltjdj8qmsbppw">
               <w:r>
                 <w:rPr>
                   <w:rFonts w:ascii="Arial" w:cs="Arial" w:eastAsia="Arial" w:hAnsi="Arial"/>
@@ -4438,7 +4438,7 @@
               <w:spacing w:after="10" w:before="0"/>
               <w:ind w:left="120"/>
             </w:pPr>
-            <w:hyperlink w:history="1" r:id="rIdqivf0ar-na61fz57ywpmm">
+            <w:hyperlink w:history="1" r:id="rIdvee2w8f-ohq5mzhvba3d8">
               <w:r>
                 <w:rPr>
                   <w:rFonts w:ascii="Arial" w:cs="Arial" w:eastAsia="Arial" w:hAnsi="Arial"/>
@@ -4670,7 +4670,7 @@
               <w:spacing w:after="10" w:before="0"/>
               <w:ind w:left="120"/>
             </w:pPr>
-            <w:hyperlink w:history="1" r:id="rIdgg58rfliabj7et45pkavn">
+            <w:hyperlink w:history="1" r:id="rIdxy1z-56b5flvwxh3nwtsh">
               <w:r>
                 <w:rPr>
                   <w:rFonts w:ascii="Arial" w:cs="Arial" w:eastAsia="Arial" w:hAnsi="Arial"/>
@@ -4747,7 +4747,7 @@
               <w:spacing w:after="10" w:before="0"/>
               <w:ind w:left="120"/>
             </w:pPr>
-            <w:hyperlink w:history="1" r:id="rIdzyjmbga4roisin6blm30v">
+            <w:hyperlink w:history="1" r:id="rIdkvjwx6gc6uxdgk995dzxf">
               <w:r>
                 <w:rPr>
                   <w:rFonts w:ascii="Arial" w:cs="Arial" w:eastAsia="Arial" w:hAnsi="Arial"/>
@@ -5287,7 +5287,7 @@
         </w:rPr>
         <w:t xml:space="preserve">© 2026 SeaVuria and ARES. Aligned with KICD objectives. Developed by SeaVuria; technical implementation by ARES (with AI assistance from Claude). Licensed under </w:t>
       </w:r>
-      <w:hyperlink w:history="1" r:id="rIdmbyryxyj3q5bzgrvxr00w">
+      <w:hyperlink w:history="1" r:id="rId_b9myiq5zdilgq7susy_v">
         <w:r>
           <w:rPr>
             <w:rFonts w:ascii="Arial" w:cs="Arial" w:eastAsia="Arial" w:hAnsi="Arial"/>
@@ -5308,7 +5308,7 @@
         </w:rPr>
         <w:t xml:space="preserve"> (</w:t>
       </w:r>
-      <w:hyperlink w:history="1" r:id="rIduoxbqxidqw0ibhey5alls">
+      <w:hyperlink w:history="1" r:id="rIdxszc28qmqsanyza8pjqj-">
         <w:r>
           <w:rPr>
             <w:rFonts w:ascii="Arial" w:cs="Arial" w:eastAsia="Arial" w:hAnsi="Arial"/>
@@ -6348,7 +6348,7 @@
             <w:pPr>
               <w:spacing w:after="20" w:before="0"/>
             </w:pPr>
-            <w:hyperlink w:history="1" r:id="rIdqt0ivezd3xadsagnyuu6m">
+            <w:hyperlink w:history="1" r:id="rIdjvdlh--nsvh5azjptmvsw">
               <w:r>
                 <w:rPr>
                   <w:rFonts w:ascii="Arial" w:cs="Arial" w:eastAsia="Arial" w:hAnsi="Arial"/>
@@ -6381,7 +6381,7 @@
               <w:spacing w:after="10" w:before="0"/>
               <w:ind w:left="120"/>
             </w:pPr>
-            <w:hyperlink w:history="1" r:id="rIdzqhb3m3yr8_svfzzcxruc">
+            <w:hyperlink w:history="1" r:id="rIdop2ygy3wxhzgkas0zpeh6">
               <w:r>
                 <w:rPr>
                   <w:rFonts w:ascii="Arial" w:cs="Arial" w:eastAsia="Arial" w:hAnsi="Arial"/>
@@ -6426,7 +6426,7 @@
             <w:pPr>
               <w:spacing w:after="20" w:before="0"/>
             </w:pPr>
-            <w:hyperlink w:history="1" r:id="rIdi4mvptflf44ufuqeyzguj">
+            <w:hyperlink w:history="1" r:id="rIdsv__mv2ffciwocldhtmxa">
               <w:r>
                 <w:rPr>
                   <w:rFonts w:ascii="Arial" w:cs="Arial" w:eastAsia="Arial" w:hAnsi="Arial"/>
@@ -6459,7 +6459,7 @@
               <w:spacing w:after="10" w:before="0"/>
               <w:ind w:left="120"/>
             </w:pPr>
-            <w:hyperlink w:history="1" r:id="rIdgab96prwx8klop_akms9k">
+            <w:hyperlink w:history="1" r:id="rIdhzpfpaaydotzubmskjp-1">
               <w:r>
                 <w:rPr>
                   <w:rFonts w:ascii="Arial" w:cs="Arial" w:eastAsia="Arial" w:hAnsi="Arial"/>
@@ -6659,7 +6659,7 @@
             <w:pPr>
               <w:spacing w:after="20" w:before="0"/>
             </w:pPr>
-            <w:hyperlink w:history="1" r:id="rIdnnkgtzznaci-m5vm1y6ji">
+            <w:hyperlink w:history="1" r:id="rIdsz_lt8ck7rljd6gdmmyg9">
               <w:r>
                 <w:rPr>
                   <w:rFonts w:ascii="Arial" w:cs="Arial" w:eastAsia="Arial" w:hAnsi="Arial"/>
@@ -6692,7 +6692,7 @@
               <w:spacing w:after="10" w:before="0"/>
               <w:ind w:left="120"/>
             </w:pPr>
-            <w:hyperlink w:history="1" r:id="rIdfqfb5rks5e8defdsmhzuq">
+            <w:hyperlink w:history="1" r:id="rIdekfjiuxhmbseogwjzuiek">
               <w:r>
                 <w:rPr>
                   <w:rFonts w:ascii="Arial" w:cs="Arial" w:eastAsia="Arial" w:hAnsi="Arial"/>
@@ -6737,7 +6737,7 @@
             <w:pPr>
               <w:spacing w:after="20" w:before="0"/>
             </w:pPr>
-            <w:hyperlink w:history="1" r:id="rId6t4cmj0vo9ssfxxdlndsg">
+            <w:hyperlink w:history="1" r:id="rIdxe0qdtgglravfbwoskiqe">
               <w:r>
                 <w:rPr>
                   <w:rFonts w:ascii="Arial" w:cs="Arial" w:eastAsia="Arial" w:hAnsi="Arial"/>
@@ -6770,7 +6770,7 @@
               <w:spacing w:after="10" w:before="0"/>
               <w:ind w:left="120"/>
             </w:pPr>
-            <w:hyperlink w:history="1" r:id="rId_1jvg-np7mchyjldlvjnx">
+            <w:hyperlink w:history="1" r:id="rId7syvcee6gzfsoujssyeef">
               <w:r>
                 <w:rPr>
                   <w:rFonts w:ascii="Arial" w:cs="Arial" w:eastAsia="Arial" w:hAnsi="Arial"/>
@@ -6970,7 +6970,7 @@
             <w:pPr>
               <w:spacing w:after="20" w:before="0"/>
             </w:pPr>
-            <w:hyperlink w:history="1" r:id="rIdbon8qqjuhpdsndodzgf9a">
+            <w:hyperlink w:history="1" r:id="rIdzxjotgpkkbnxqglc2xfzn">
               <w:r>
                 <w:rPr>
                   <w:rFonts w:ascii="Arial" w:cs="Arial" w:eastAsia="Arial" w:hAnsi="Arial"/>
@@ -7003,7 +7003,7 @@
               <w:spacing w:after="10" w:before="0"/>
               <w:ind w:left="120"/>
             </w:pPr>
-            <w:hyperlink w:history="1" r:id="rIdhizc2w8devximyeeyf-uu">
+            <w:hyperlink w:history="1" r:id="rId-todqin_9s3fscgxsty8v">
               <w:r>
                 <w:rPr>
                   <w:rFonts w:ascii="Arial" w:cs="Arial" w:eastAsia="Arial" w:hAnsi="Arial"/>
@@ -7048,7 +7048,7 @@
             <w:pPr>
               <w:spacing w:after="20" w:before="0"/>
             </w:pPr>
-            <w:hyperlink w:history="1" r:id="rIdnlnbxgnlahph_v5-ygvss">
+            <w:hyperlink w:history="1" r:id="rIdnkj50x1n-rqryc7ei4xye">
               <w:r>
                 <w:rPr>
                   <w:rFonts w:ascii="Arial" w:cs="Arial" w:eastAsia="Arial" w:hAnsi="Arial"/>
@@ -7097,7 +7097,7 @@
               <w:spacing w:after="10" w:before="0"/>
               <w:ind w:left="120"/>
             </w:pPr>
-            <w:hyperlink w:history="1" r:id="rIdhc4znemesokyu8m2dxhlq">
+            <w:hyperlink w:history="1" r:id="rIdiop8vrhiptzpyzwv7zsz2">
               <w:r>
                 <w:rPr>
                   <w:rFonts w:ascii="Arial" w:cs="Arial" w:eastAsia="Arial" w:hAnsi="Arial"/>
@@ -7297,7 +7297,7 @@
             <w:pPr>
               <w:spacing w:after="20" w:before="0"/>
             </w:pPr>
-            <w:hyperlink w:history="1" r:id="rIdjpja2qqkzhal1g19ag3y2">
+            <w:hyperlink w:history="1" r:id="rId0m_mjhn5ynqaurpvumpfm">
               <w:r>
                 <w:rPr>
                   <w:rFonts w:ascii="Arial" w:cs="Arial" w:eastAsia="Arial" w:hAnsi="Arial"/>
@@ -7330,7 +7330,7 @@
               <w:spacing w:after="10" w:before="0"/>
               <w:ind w:left="120"/>
             </w:pPr>
-            <w:hyperlink w:history="1" r:id="rIdrbgk43yzpnug8kpp27jkc">
+            <w:hyperlink w:history="1" r:id="rIdyof1vco9moqbw2xxpywdg">
               <w:r>
                 <w:rPr>
                   <w:rFonts w:ascii="Arial" w:cs="Arial" w:eastAsia="Arial" w:hAnsi="Arial"/>
@@ -7375,7 +7375,7 @@
             <w:pPr>
               <w:spacing w:after="20" w:before="0"/>
             </w:pPr>
-            <w:hyperlink w:history="1" r:id="rIdmrvoqwvvve1nserpv_ezr">
+            <w:hyperlink w:history="1" r:id="rIdmoae3r5synct8brsqfbzv">
               <w:r>
                 <w:rPr>
                   <w:rFonts w:ascii="Arial" w:cs="Arial" w:eastAsia="Arial" w:hAnsi="Arial"/>
@@ -7424,7 +7424,7 @@
               <w:spacing w:after="10" w:before="0"/>
               <w:ind w:left="120"/>
             </w:pPr>
-            <w:hyperlink w:history="1" r:id="rIdw_jpb6_8uhmzjnh7jr9mh">
+            <w:hyperlink w:history="1" r:id="rIditmtywmawc9o-zdjzyoc5">
               <w:r>
                 <w:rPr>
                   <w:rFonts w:ascii="Arial" w:cs="Arial" w:eastAsia="Arial" w:hAnsi="Arial"/>
@@ -7624,7 +7624,7 @@
             <w:pPr>
               <w:spacing w:after="20" w:before="0"/>
             </w:pPr>
-            <w:hyperlink w:history="1" r:id="rIdswfx1dadkaz8tgzyle83o">
+            <w:hyperlink w:history="1" r:id="rIdkde6aqujjqg3iru1ofkre">
               <w:r>
                 <w:rPr>
                   <w:rFonts w:ascii="Arial" w:cs="Arial" w:eastAsia="Arial" w:hAnsi="Arial"/>
@@ -7657,7 +7657,7 @@
               <w:spacing w:after="10" w:before="0"/>
               <w:ind w:left="120"/>
             </w:pPr>
-            <w:hyperlink w:history="1" r:id="rIddjy2omyu8bi_elgbmyswp">
+            <w:hyperlink w:history="1" r:id="rIdrtqd5fdmoglp-tzmtrb-r">
               <w:r>
                 <w:rPr>
                   <w:rFonts w:ascii="Arial" w:cs="Arial" w:eastAsia="Arial" w:hAnsi="Arial"/>
@@ -7702,7 +7702,7 @@
             <w:pPr>
               <w:spacing w:after="20" w:before="0"/>
             </w:pPr>
-            <w:hyperlink w:history="1" r:id="rIdp96uuf8-d3t_pzbnp_gwg">
+            <w:hyperlink w:history="1" r:id="rIdnlxsmnyysb-6qhtx4knxc">
               <w:r>
                 <w:rPr>
                   <w:rFonts w:ascii="Arial" w:cs="Arial" w:eastAsia="Arial" w:hAnsi="Arial"/>
@@ -7751,7 +7751,7 @@
               <w:spacing w:after="10" w:before="0"/>
               <w:ind w:left="120"/>
             </w:pPr>
-            <w:hyperlink w:history="1" r:id="rIdzigif-wyr0vm0imyn4ymn">
+            <w:hyperlink w:history="1" r:id="rIdeepoc2-fabijjpe6meo8p">
               <w:r>
                 <w:rPr>
                   <w:rFonts w:ascii="Arial" w:cs="Arial" w:eastAsia="Arial" w:hAnsi="Arial"/>
@@ -8276,7 +8276,7 @@
         </w:rPr>
         <w:t xml:space="preserve">© 2026 SeaVuria and ARES. Aligned with KICD objectives. Developed by SeaVuria; technical implementation by ARES (with AI assistance from Claude). Licensed under </w:t>
       </w:r>
-      <w:hyperlink w:history="1" r:id="rId_n9kaw9o9drwrsvas7uv3">
+      <w:hyperlink w:history="1" r:id="rId7ctcnwlkb3do_c98nuq8u">
         <w:r>
           <w:rPr>
             <w:rFonts w:ascii="Arial" w:cs="Arial" w:eastAsia="Arial" w:hAnsi="Arial"/>
@@ -8297,7 +8297,7 @@
         </w:rPr>
         <w:t xml:space="preserve"> (</w:t>
       </w:r>
-      <w:hyperlink w:history="1" r:id="rIdgx3nrifo3rsvhu5aebufs">
+      <w:hyperlink w:history="1" r:id="rIdw7dovwarwvsm30c4nqo2z">
         <w:r>
           <w:rPr>
             <w:rFonts w:ascii="Arial" w:cs="Arial" w:eastAsia="Arial" w:hAnsi="Arial"/>
@@ -9354,7 +9354,7 @@
               <w:spacing w:after="10" w:before="0"/>
               <w:ind w:left="120"/>
             </w:pPr>
-            <w:hyperlink w:history="1" r:id="rIdnv5k-9mye5axqasp_zvvb">
+            <w:hyperlink w:history="1" r:id="rId2t5ylj2ghwdzccupzceez">
               <w:r>
                 <w:rPr>
                   <w:rFonts w:ascii="Arial" w:cs="Arial" w:eastAsia="Arial" w:hAnsi="Arial"/>
@@ -9431,7 +9431,7 @@
               <w:spacing w:after="10" w:before="0"/>
               <w:ind w:left="120"/>
             </w:pPr>
-            <w:hyperlink w:history="1" r:id="rIdrhpw1dmhmudiullfte8zb">
+            <w:hyperlink w:history="1" r:id="rIdlqtn3tx7rtal0chiyq9rw">
               <w:r>
                 <w:rPr>
                   <w:rFonts w:ascii="Arial" w:cs="Arial" w:eastAsia="Arial" w:hAnsi="Arial"/>
@@ -9663,7 +9663,7 @@
               <w:spacing w:after="10" w:before="0"/>
               <w:ind w:left="120"/>
             </w:pPr>
-            <w:hyperlink w:history="1" r:id="rIdho-in72hm4wzx4zhukzk6">
+            <w:hyperlink w:history="1" r:id="rId4z1gnsj93encwfw5miqsq">
               <w:r>
                 <w:rPr>
                   <w:rFonts w:ascii="Arial" w:cs="Arial" w:eastAsia="Arial" w:hAnsi="Arial"/>
@@ -9740,7 +9740,7 @@
               <w:spacing w:after="10" w:before="0"/>
               <w:ind w:left="120"/>
             </w:pPr>
-            <w:hyperlink w:history="1" r:id="rId9iuok6eo_ug0mrv5xy_ue">
+            <w:hyperlink w:history="1" r:id="rIdbct-j5i_ex93vmuctl1rr">
               <w:r>
                 <w:rPr>
                   <w:rFonts w:ascii="Arial" w:cs="Arial" w:eastAsia="Arial" w:hAnsi="Arial"/>
@@ -9972,7 +9972,7 @@
               <w:spacing w:after="10" w:before="0"/>
               <w:ind w:left="120"/>
             </w:pPr>
-            <w:hyperlink w:history="1" r:id="rIdezgzd0ccyjgiuu6uqqozc">
+            <w:hyperlink w:history="1" r:id="rIdrdxlqzzcspjju7_uce5jr">
               <w:r>
                 <w:rPr>
                   <w:rFonts w:ascii="Arial" w:cs="Arial" w:eastAsia="Arial" w:hAnsi="Arial"/>
@@ -10049,7 +10049,7 @@
               <w:spacing w:after="10" w:before="0"/>
               <w:ind w:left="120"/>
             </w:pPr>
-            <w:hyperlink w:history="1" r:id="rIdguyhv4ojdwdpovw5s3pmn">
+            <w:hyperlink w:history="1" r:id="rIdh5r2nh5fqn8hsjc0h1yzq">
               <w:r>
                 <w:rPr>
                   <w:rFonts w:ascii="Arial" w:cs="Arial" w:eastAsia="Arial" w:hAnsi="Arial"/>
@@ -10281,7 +10281,7 @@
               <w:spacing w:after="10" w:before="0"/>
               <w:ind w:left="120"/>
             </w:pPr>
-            <w:hyperlink w:history="1" r:id="rIde1ubtgl3jjje0cuvnbu0b">
+            <w:hyperlink w:history="1" r:id="rId_vog5mgbhpkwafxoalvcf">
               <w:r>
                 <w:rPr>
                   <w:rFonts w:ascii="Arial" w:cs="Arial" w:eastAsia="Arial" w:hAnsi="Arial"/>
@@ -10358,7 +10358,7 @@
               <w:spacing w:after="10" w:before="0"/>
               <w:ind w:left="120"/>
             </w:pPr>
-            <w:hyperlink w:history="1" r:id="rIdkkou42m45jemdrcoyigt4">
+            <w:hyperlink w:history="1" r:id="rIdkvcxmrek1alaid55o7lit">
               <w:r>
                 <w:rPr>
                   <w:rFonts w:ascii="Arial" w:cs="Arial" w:eastAsia="Arial" w:hAnsi="Arial"/>
@@ -10590,7 +10590,7 @@
               <w:spacing w:after="10" w:before="0"/>
               <w:ind w:left="120"/>
             </w:pPr>
-            <w:hyperlink w:history="1" r:id="rIdnvbj3br1kpbt1qornn4mf">
+            <w:hyperlink w:history="1" r:id="rId_liltxa91hztcsz11cyg2">
               <w:r>
                 <w:rPr>
                   <w:rFonts w:ascii="Arial" w:cs="Arial" w:eastAsia="Arial" w:hAnsi="Arial"/>
@@ -10667,7 +10667,7 @@
               <w:spacing w:after="10" w:before="0"/>
               <w:ind w:left="120"/>
             </w:pPr>
-            <w:hyperlink w:history="1" r:id="rIdncvp5kgpfqhcq9br48qma">
+            <w:hyperlink w:history="1" r:id="rIdkbx73vdyzdjtc93eodeuz">
               <w:r>
                 <w:rPr>
                   <w:rFonts w:ascii="Arial" w:cs="Arial" w:eastAsia="Arial" w:hAnsi="Arial"/>
@@ -11207,7 +11207,7 @@
         </w:rPr>
         <w:t xml:space="preserve">© 2026 SeaVuria and ARES. Aligned with KICD objectives. Developed by SeaVuria; technical implementation by ARES (with AI assistance from Claude). Licensed under </w:t>
       </w:r>
-      <w:hyperlink w:history="1" r:id="rIdulicnguis-0zkythrfer7">
+      <w:hyperlink w:history="1" r:id="rId9hf4vjpk6dv7exogbc2sg">
         <w:r>
           <w:rPr>
             <w:rFonts w:ascii="Arial" w:cs="Arial" w:eastAsia="Arial" w:hAnsi="Arial"/>
@@ -11228,7 +11228,7 @@
         </w:rPr>
         <w:t xml:space="preserve"> (</w:t>
       </w:r>
-      <w:hyperlink w:history="1" r:id="rIdayu1gfwxwgls_8wyoa7g-">
+      <w:hyperlink w:history="1" r:id="rIdwuvy7rjdm0pwsjevuwoq4">
         <w:r>
           <w:rPr>
             <w:rFonts w:ascii="Arial" w:cs="Arial" w:eastAsia="Arial" w:hAnsi="Arial"/>
@@ -12285,7 +12285,7 @@
               <w:spacing w:after="10" w:before="0"/>
               <w:ind w:left="120"/>
             </w:pPr>
-            <w:hyperlink w:history="1" r:id="rIduuolid_sh9sc2wlyu5_ls">
+            <w:hyperlink w:history="1" r:id="rIdwvmhpg49lmzd6ysteype4">
               <w:r>
                 <w:rPr>
                   <w:rFonts w:ascii="Arial" w:cs="Arial" w:eastAsia="Arial" w:hAnsi="Arial"/>
@@ -12362,7 +12362,7 @@
               <w:spacing w:after="10" w:before="0"/>
               <w:ind w:left="120"/>
             </w:pPr>
-            <w:hyperlink w:history="1" r:id="rIdtgzdsjgi1ifsssx6tesuq">
+            <w:hyperlink w:history="1" r:id="rId_j0z6xbnoja9rl4j4genz">
               <w:r>
                 <w:rPr>
                   <w:rFonts w:ascii="Arial" w:cs="Arial" w:eastAsia="Arial" w:hAnsi="Arial"/>
@@ -12594,7 +12594,7 @@
               <w:spacing w:after="10" w:before="0"/>
               <w:ind w:left="120"/>
             </w:pPr>
-            <w:hyperlink w:history="1" r:id="rIdu9fwbiwh77uwxelqdaam2">
+            <w:hyperlink w:history="1" r:id="rIdwfmwwk57qcxrqntmwv4_o">
               <w:r>
                 <w:rPr>
                   <w:rFonts w:ascii="Arial" w:cs="Arial" w:eastAsia="Arial" w:hAnsi="Arial"/>
@@ -12671,7 +12671,7 @@
               <w:spacing w:after="10" w:before="0"/>
               <w:ind w:left="120"/>
             </w:pPr>
-            <w:hyperlink w:history="1" r:id="rIdeibhftges119u-bdxlma-">
+            <w:hyperlink w:history="1" r:id="rId0gnc_ehtywzblr3sqoob3">
               <w:r>
                 <w:rPr>
                   <w:rFonts w:ascii="Arial" w:cs="Arial" w:eastAsia="Arial" w:hAnsi="Arial"/>
@@ -13063,7 +13063,7 @@
               <w:spacing w:after="10" w:before="0"/>
               <w:ind w:left="120"/>
             </w:pPr>
-            <w:hyperlink w:history="1" r:id="rIdmry4dibwhbzifof6unep2">
+            <w:hyperlink w:history="1" r:id="rIdeag1f-kbuqnmoyzhcnowb">
               <w:r>
                 <w:rPr>
                   <w:rFonts w:ascii="Arial" w:cs="Arial" w:eastAsia="Arial" w:hAnsi="Arial"/>
@@ -13140,7 +13140,7 @@
               <w:spacing w:after="10" w:before="0"/>
               <w:ind w:left="120"/>
             </w:pPr>
-            <w:hyperlink w:history="1" r:id="rIdebp8v6roiixprv3e9l_qz">
+            <w:hyperlink w:history="1" r:id="rIdno8kgqbfuiuxs6wfu--6a">
               <w:r>
                 <w:rPr>
                   <w:rFonts w:ascii="Arial" w:cs="Arial" w:eastAsia="Arial" w:hAnsi="Arial"/>
@@ -13372,7 +13372,7 @@
               <w:spacing w:after="10" w:before="0"/>
               <w:ind w:left="120"/>
             </w:pPr>
-            <w:hyperlink w:history="1" r:id="rIdcdhfm5eyw6yrfo9fwb987">
+            <w:hyperlink w:history="1" r:id="rIdidnt5y_ankvyl_4wvuzqt">
               <w:r>
                 <w:rPr>
                   <w:rFonts w:ascii="Arial" w:cs="Arial" w:eastAsia="Arial" w:hAnsi="Arial"/>
@@ -13449,7 +13449,7 @@
               <w:spacing w:after="10" w:before="0"/>
               <w:ind w:left="120"/>
             </w:pPr>
-            <w:hyperlink w:history="1" r:id="rIdp5vb1xqfvda3-xuustznn">
+            <w:hyperlink w:history="1" r:id="rIdld0rpudr-1ney_bwakla6">
               <w:r>
                 <w:rPr>
                   <w:rFonts w:ascii="Arial" w:cs="Arial" w:eastAsia="Arial" w:hAnsi="Arial"/>
@@ -13681,7 +13681,7 @@
               <w:spacing w:after="10" w:before="0"/>
               <w:ind w:left="120"/>
             </w:pPr>
-            <w:hyperlink w:history="1" r:id="rIdpwahozueef1_ocnugwbib">
+            <w:hyperlink w:history="1" r:id="rIda7auggmrtkcvil3ld0lgv">
               <w:r>
                 <w:rPr>
                   <w:rFonts w:ascii="Arial" w:cs="Arial" w:eastAsia="Arial" w:hAnsi="Arial"/>
@@ -13758,7 +13758,7 @@
               <w:spacing w:after="10" w:before="0"/>
               <w:ind w:left="120"/>
             </w:pPr>
-            <w:hyperlink w:history="1" r:id="rIdmro2a2k1a0_f8exfjkeqq">
+            <w:hyperlink w:history="1" r:id="rIdajjqljvt55tghne9xjhqi">
               <w:r>
                 <w:rPr>
                   <w:rFonts w:ascii="Arial" w:cs="Arial" w:eastAsia="Arial" w:hAnsi="Arial"/>
@@ -14298,7 +14298,7 @@
         </w:rPr>
         <w:t xml:space="preserve">© 2026 SeaVuria and ARES. Aligned with KICD objectives. Developed by SeaVuria; technical implementation by ARES (with AI assistance from Claude). Licensed under </w:t>
       </w:r>
-      <w:hyperlink w:history="1" r:id="rIdn_ihjycoizac4-ddlnteq">
+      <w:hyperlink w:history="1" r:id="rIdfsrr7os287k8twqxkrtd8">
         <w:r>
           <w:rPr>
             <w:rFonts w:ascii="Arial" w:cs="Arial" w:eastAsia="Arial" w:hAnsi="Arial"/>
@@ -14319,7 +14319,7 @@
         </w:rPr>
         <w:t xml:space="preserve"> (</w:t>
       </w:r>
-      <w:hyperlink w:history="1" r:id="rIdymol8gyaishvletv4icp0">
+      <w:hyperlink w:history="1" r:id="rIdadvif9xgdc1yk_4r6xwtl">
         <w:r>
           <w:rPr>
             <w:rFonts w:ascii="Arial" w:cs="Arial" w:eastAsia="Arial" w:hAnsi="Arial"/>
@@ -15376,7 +15376,7 @@
               <w:spacing w:after="10" w:before="0"/>
               <w:ind w:left="120"/>
             </w:pPr>
-            <w:hyperlink w:history="1" r:id="rIdij6k-ew_3wswmlls2wm-n">
+            <w:hyperlink w:history="1" r:id="rIdyspsjv1sv96a3bypw1cf6">
               <w:r>
                 <w:rPr>
                   <w:rFonts w:ascii="Arial" w:cs="Arial" w:eastAsia="Arial" w:hAnsi="Arial"/>
@@ -15436,7 +15436,7 @@
             <w:pPr>
               <w:spacing w:after="20" w:before="0"/>
             </w:pPr>
-            <w:hyperlink w:history="1" r:id="rIdxhvlzvvnwoozwsrrt9l6e">
+            <w:hyperlink w:history="1" r:id="rIdvmymosjux7me-bufzehcy">
               <w:r>
                 <w:rPr>
                   <w:rFonts w:ascii="Arial" w:cs="Arial" w:eastAsia="Arial" w:hAnsi="Arial"/>
@@ -15469,7 +15469,7 @@
               <w:spacing w:after="10" w:before="0"/>
               <w:ind w:left="120"/>
             </w:pPr>
-            <w:hyperlink w:history="1" r:id="rIdptertzu7wf0weignyol5c">
+            <w:hyperlink w:history="1" r:id="rId2fb5g4ljg_ewxq2bi25cy">
               <w:r>
                 <w:rPr>
                   <w:rFonts w:ascii="Arial" w:cs="Arial" w:eastAsia="Arial" w:hAnsi="Arial"/>
@@ -15686,7 +15686,7 @@
               <w:spacing w:after="10" w:before="0"/>
               <w:ind w:left="120"/>
             </w:pPr>
-            <w:hyperlink w:history="1" r:id="rIdz1mrpyqfvbwh_nkbr4jtk">
+            <w:hyperlink w:history="1" r:id="rIdtwrqxe_vjmxakid2jyab-">
               <w:r>
                 <w:rPr>
                   <w:rFonts w:ascii="Arial" w:cs="Arial" w:eastAsia="Arial" w:hAnsi="Arial"/>
@@ -15746,7 +15746,7 @@
             <w:pPr>
               <w:spacing w:after="20" w:before="0"/>
             </w:pPr>
-            <w:hyperlink w:history="1" r:id="rIdb1-hyuytxc9itjyubshba">
+            <w:hyperlink w:history="1" r:id="rId05laxor9c7acynmwu9f1u">
               <w:r>
                 <w:rPr>
                   <w:rFonts w:ascii="Arial" w:cs="Arial" w:eastAsia="Arial" w:hAnsi="Arial"/>
@@ -15779,7 +15779,7 @@
               <w:spacing w:after="10" w:before="0"/>
               <w:ind w:left="120"/>
             </w:pPr>
-            <w:hyperlink w:history="1" r:id="rIdvxcqxlfczf_cm2uugujyh">
+            <w:hyperlink w:history="1" r:id="rIdqye5emcge-dihpc4lkhhg">
               <w:r>
                 <w:rPr>
                   <w:rFonts w:ascii="Arial" w:cs="Arial" w:eastAsia="Arial" w:hAnsi="Arial"/>
@@ -15996,7 +15996,7 @@
               <w:spacing w:after="10" w:before="0"/>
               <w:ind w:left="120"/>
             </w:pPr>
-            <w:hyperlink w:history="1" r:id="rIdaydoiwzzeln26luzppb8o">
+            <w:hyperlink w:history="1" r:id="rIdewog8bhfm7kvq3w6yuibd">
               <w:r>
                 <w:rPr>
                   <w:rFonts w:ascii="Arial" w:cs="Arial" w:eastAsia="Arial" w:hAnsi="Arial"/>
@@ -16056,7 +16056,7 @@
             <w:pPr>
               <w:spacing w:after="20" w:before="0"/>
             </w:pPr>
-            <w:hyperlink w:history="1" r:id="rIdgagwurzn-umapujkv3tne">
+            <w:hyperlink w:history="1" r:id="rIdqgeqqzk9imkrt1bghvfcw">
               <w:r>
                 <w:rPr>
                   <w:rFonts w:ascii="Arial" w:cs="Arial" w:eastAsia="Arial" w:hAnsi="Arial"/>
@@ -16105,7 +16105,7 @@
               <w:spacing w:after="10" w:before="0"/>
               <w:ind w:left="120"/>
             </w:pPr>
-            <w:hyperlink w:history="1" r:id="rIdp2xfedge8k0cmfpng8exn">
+            <w:hyperlink w:history="1" r:id="rIdjtpt0xqufaprxwwcgpoxo">
               <w:r>
                 <w:rPr>
                   <w:rFonts w:ascii="Arial" w:cs="Arial" w:eastAsia="Arial" w:hAnsi="Arial"/>
@@ -16322,7 +16322,7 @@
               <w:spacing w:after="10" w:before="0"/>
               <w:ind w:left="120"/>
             </w:pPr>
-            <w:hyperlink w:history="1" r:id="rIdgn2bf_pz8aoutkmaxaytw">
+            <w:hyperlink w:history="1" r:id="rId0xlg7wguteacjhunfabva">
               <w:r>
                 <w:rPr>
                   <w:rFonts w:ascii="Arial" w:cs="Arial" w:eastAsia="Arial" w:hAnsi="Arial"/>
@@ -16382,7 +16382,7 @@
             <w:pPr>
               <w:spacing w:after="20" w:before="0"/>
             </w:pPr>
-            <w:hyperlink w:history="1" r:id="rIduacz0i8oxzztrkrspnmss">
+            <w:hyperlink w:history="1" r:id="rIdhkn6y39bprkobji60cacn">
               <w:r>
                 <w:rPr>
                   <w:rFonts w:ascii="Arial" w:cs="Arial" w:eastAsia="Arial" w:hAnsi="Arial"/>
@@ -16431,7 +16431,7 @@
               <w:spacing w:after="10" w:before="0"/>
               <w:ind w:left="120"/>
             </w:pPr>
-            <w:hyperlink w:history="1" r:id="rIdrkhhup_fapomwzl5c1o0o">
+            <w:hyperlink w:history="1" r:id="rIdd6uqc0zq5evpito6mdwrs">
               <w:r>
                 <w:rPr>
                   <w:rFonts w:ascii="Arial" w:cs="Arial" w:eastAsia="Arial" w:hAnsi="Arial"/>
@@ -16648,7 +16648,7 @@
               <w:spacing w:after="10" w:before="0"/>
               <w:ind w:left="120"/>
             </w:pPr>
-            <w:hyperlink w:history="1" r:id="rIdfdrbtv1l8n8yvagj9btfn">
+            <w:hyperlink w:history="1" r:id="rIdcqyn49ur68wllslf1jgub">
               <w:r>
                 <w:rPr>
                   <w:rFonts w:ascii="Arial" w:cs="Arial" w:eastAsia="Arial" w:hAnsi="Arial"/>
@@ -16708,7 +16708,7 @@
             <w:pPr>
               <w:spacing w:after="20" w:before="0"/>
             </w:pPr>
-            <w:hyperlink w:history="1" r:id="rId6y3r_nl-d40jiz13mfikz">
+            <w:hyperlink w:history="1" r:id="rIdwmus9cm50s1makbboe2bx">
               <w:r>
                 <w:rPr>
                   <w:rFonts w:ascii="Arial" w:cs="Arial" w:eastAsia="Arial" w:hAnsi="Arial"/>
@@ -16757,7 +16757,7 @@
               <w:spacing w:after="10" w:before="0"/>
               <w:ind w:left="120"/>
             </w:pPr>
-            <w:hyperlink w:history="1" r:id="rIdbtooukwke6pujrvd1sa2d">
+            <w:hyperlink w:history="1" r:id="rIdzciagnpifhwu6byl0jltl">
               <w:r>
                 <w:rPr>
                   <w:rFonts w:ascii="Arial" w:cs="Arial" w:eastAsia="Arial" w:hAnsi="Arial"/>
@@ -17382,7 +17382,7 @@
         </w:rPr>
         <w:t xml:space="preserve">© 2026 SeaVuria and ARES. Aligned with KICD objectives. Developed by SeaVuria; technical implementation by ARES (with AI assistance from Claude). Licensed under </w:t>
       </w:r>
-      <w:hyperlink w:history="1" r:id="rIdypgx4ivtwvmiwz5rp0hbh">
+      <w:hyperlink w:history="1" r:id="rIdiik0wufspqrwwivyqfxga">
         <w:r>
           <w:rPr>
             <w:rFonts w:ascii="Arial" w:cs="Arial" w:eastAsia="Arial" w:hAnsi="Arial"/>
@@ -17403,7 +17403,7 @@
         </w:rPr>
         <w:t xml:space="preserve"> (</w:t>
       </w:r>
-      <w:hyperlink w:history="1" r:id="rIdsah1fjqpibeyjz4wbmogt">
+      <w:hyperlink w:history="1" r:id="rIdmyf9qezem2nu_qfpj9hkx">
         <w:r>
           <w:rPr>
             <w:rFonts w:ascii="Arial" w:cs="Arial" w:eastAsia="Arial" w:hAnsi="Arial"/>
@@ -18443,7 +18443,7 @@
             <w:pPr>
               <w:spacing w:after="20" w:before="0"/>
             </w:pPr>
-            <w:hyperlink w:history="1" r:id="rId1i2px3_fol-k7ssu__wsk">
+            <w:hyperlink w:history="1" r:id="rId1rcsnnpf2v-smibsrjvhs">
               <w:r>
                 <w:rPr>
                   <w:rFonts w:ascii="Arial" w:cs="Arial" w:eastAsia="Arial" w:hAnsi="Arial"/>
@@ -18476,7 +18476,7 @@
               <w:spacing w:after="10" w:before="0"/>
               <w:ind w:left="120"/>
             </w:pPr>
-            <w:hyperlink w:history="1" r:id="rIde8gsjyhxrivei7f_krfr7">
+            <w:hyperlink w:history="1" r:id="rIdx5a2uska953oflkzzc3fq">
               <w:r>
                 <w:rPr>
                   <w:rFonts w:ascii="Arial" w:cs="Arial" w:eastAsia="Arial" w:hAnsi="Arial"/>
@@ -18538,7 +18538,7 @@
               <w:spacing w:after="10" w:before="0"/>
               <w:ind w:left="120"/>
             </w:pPr>
-            <w:hyperlink w:history="1" r:id="rIdxratudvemgi4tsosyaddd">
+            <w:hyperlink w:history="1" r:id="rIduhdrmtoieimcginm3ciy5">
               <w:r>
                 <w:rPr>
                   <w:rFonts w:ascii="Arial" w:cs="Arial" w:eastAsia="Arial" w:hAnsi="Arial"/>
@@ -18753,7 +18753,7 @@
             <w:pPr>
               <w:spacing w:after="20" w:before="0"/>
             </w:pPr>
-            <w:hyperlink w:history="1" r:id="rId5rudbqw0q3nzamwhr-s9d">
+            <w:hyperlink w:history="1" r:id="rId9-wszxgpakcs4gbdp-vuq">
               <w:r>
                 <w:rPr>
                   <w:rFonts w:ascii="Arial" w:cs="Arial" w:eastAsia="Arial" w:hAnsi="Arial"/>
@@ -18786,7 +18786,7 @@
               <w:spacing w:after="10" w:before="0"/>
               <w:ind w:left="120"/>
             </w:pPr>
-            <w:hyperlink w:history="1" r:id="rIdwsvoyjcnsobsll1wegrs-">
+            <w:hyperlink w:history="1" r:id="rIdxafi-35l-e3uuwamip6ml">
               <w:r>
                 <w:rPr>
                   <w:rFonts w:ascii="Arial" w:cs="Arial" w:eastAsia="Arial" w:hAnsi="Arial"/>
@@ -18848,7 +18848,7 @@
               <w:spacing w:after="10" w:before="0"/>
               <w:ind w:left="120"/>
             </w:pPr>
-            <w:hyperlink w:history="1" r:id="rIdtx6jwq2osnl2gtlrrpvxu">
+            <w:hyperlink w:history="1" r:id="rIdtblfxvwlh7lm0a94b3yno">
               <w:r>
                 <w:rPr>
                   <w:rFonts w:ascii="Arial" w:cs="Arial" w:eastAsia="Arial" w:hAnsi="Arial"/>
@@ -19063,7 +19063,7 @@
             <w:pPr>
               <w:spacing w:after="20" w:before="0"/>
             </w:pPr>
-            <w:hyperlink w:history="1" r:id="rIdnlzjj-dclcrcwkenwduuz">
+            <w:hyperlink w:history="1" r:id="rIdgvyihotmtxgsjq7uxc72v">
               <w:r>
                 <w:rPr>
                   <w:rFonts w:ascii="Arial" w:cs="Arial" w:eastAsia="Arial" w:hAnsi="Arial"/>
@@ -19096,7 +19096,7 @@
               <w:spacing w:after="10" w:before="0"/>
               <w:ind w:left="120"/>
             </w:pPr>
-            <w:hyperlink w:history="1" r:id="rIdwsuwtrn7ygtrygylspoa4">
+            <w:hyperlink w:history="1" r:id="rId9vspnb4bwc-9qkvzxwb0i">
               <w:r>
                 <w:rPr>
                   <w:rFonts w:ascii="Arial" w:cs="Arial" w:eastAsia="Arial" w:hAnsi="Arial"/>
@@ -19158,7 +19158,7 @@
               <w:spacing w:after="10" w:before="0"/>
               <w:ind w:left="120"/>
             </w:pPr>
-            <w:hyperlink w:history="1" r:id="rIds8raryqi6pthz873syyit">
+            <w:hyperlink w:history="1" r:id="rIdiugzg7a5eyjo6_5-xunsc">
               <w:r>
                 <w:rPr>
                   <w:rFonts w:ascii="Arial" w:cs="Arial" w:eastAsia="Arial" w:hAnsi="Arial"/>
@@ -19373,7 +19373,7 @@
             <w:pPr>
               <w:spacing w:after="20" w:before="0"/>
             </w:pPr>
-            <w:hyperlink w:history="1" r:id="rIdx2galeqjj3g4pe5ja_zzh">
+            <w:hyperlink w:history="1" r:id="rIddsnoep5rr_lus7sqslbsi">
               <w:r>
                 <w:rPr>
                   <w:rFonts w:ascii="Arial" w:cs="Arial" w:eastAsia="Arial" w:hAnsi="Arial"/>
@@ -19406,7 +19406,7 @@
               <w:spacing w:after="10" w:before="0"/>
               <w:ind w:left="120"/>
             </w:pPr>
-            <w:hyperlink w:history="1" r:id="rIdfhjloblk6fnqjtvxtjxbr">
+            <w:hyperlink w:history="1" r:id="rIdfkpb5a2f9hxglxn5_iyw_">
               <w:r>
                 <w:rPr>
                   <w:rFonts w:ascii="Arial" w:cs="Arial" w:eastAsia="Arial" w:hAnsi="Arial"/>
@@ -19468,7 +19468,7 @@
               <w:spacing w:after="10" w:before="0"/>
               <w:ind w:left="120"/>
             </w:pPr>
-            <w:hyperlink w:history="1" r:id="rId4ogen6edw4f6kmiflrib1">
+            <w:hyperlink w:history="1" r:id="rIdvdcbsfnshcnvj-ju8zllk">
               <w:r>
                 <w:rPr>
                   <w:rFonts w:ascii="Arial" w:cs="Arial" w:eastAsia="Arial" w:hAnsi="Arial"/>
@@ -19683,7 +19683,7 @@
             <w:pPr>
               <w:spacing w:after="20" w:before="0"/>
             </w:pPr>
-            <w:hyperlink w:history="1" r:id="rIdvgjom6_pky2mxtjjwxmbn">
+            <w:hyperlink w:history="1" r:id="rIdweoarjodfjzvkuq2tt9m5">
               <w:r>
                 <w:rPr>
                   <w:rFonts w:ascii="Arial" w:cs="Arial" w:eastAsia="Arial" w:hAnsi="Arial"/>
@@ -19716,7 +19716,7 @@
               <w:spacing w:after="10" w:before="0"/>
               <w:ind w:left="120"/>
             </w:pPr>
-            <w:hyperlink w:history="1" r:id="rIdrnoetc6wglrdemvf0intv">
+            <w:hyperlink w:history="1" r:id="rId0vg-km5ljraxl2ctts5rr">
               <w:r>
                 <w:rPr>
                   <w:rFonts w:ascii="Arial" w:cs="Arial" w:eastAsia="Arial" w:hAnsi="Arial"/>
@@ -19778,7 +19778,7 @@
               <w:spacing w:after="10" w:before="0"/>
               <w:ind w:left="120"/>
             </w:pPr>
-            <w:hyperlink w:history="1" r:id="rIdcwdy6dzfqjfzox3_5o_fw">
+            <w:hyperlink w:history="1" r:id="rId0g-pwxnvbwinmcgzizog3">
               <w:r>
                 <w:rPr>
                   <w:rFonts w:ascii="Arial" w:cs="Arial" w:eastAsia="Arial" w:hAnsi="Arial"/>
@@ -20418,7 +20418,7 @@
         </w:rPr>
         <w:t xml:space="preserve">© 2026 SeaVuria and ARES. Aligned with KICD objectives. Developed by SeaVuria; technical implementation by ARES (with AI assistance from Claude). Licensed under </w:t>
       </w:r>
-      <w:hyperlink w:history="1" r:id="rIdrlppcfyqskamtmiel73t-">
+      <w:hyperlink w:history="1" r:id="rIdn2izcpbgwrnzmyxgluumg">
         <w:r>
           <w:rPr>
             <w:rFonts w:ascii="Arial" w:cs="Arial" w:eastAsia="Arial" w:hAnsi="Arial"/>
@@ -20439,7 +20439,7 @@
         </w:rPr>
         <w:t xml:space="preserve"> (</w:t>
       </w:r>
-      <w:hyperlink w:history="1" r:id="rIdqro6hs5vu82i_wbjj9svi">
+      <w:hyperlink w:history="1" r:id="rIdbueb0bebi1htf0crtcigz">
         <w:r>
           <w:rPr>
             <w:rFonts w:ascii="Arial" w:cs="Arial" w:eastAsia="Arial" w:hAnsi="Arial"/>
@@ -21496,7 +21496,7 @@
               <w:spacing w:after="10" w:before="0"/>
               <w:ind w:left="120"/>
             </w:pPr>
-            <w:hyperlink w:history="1" r:id="rIdsy-ufweh0fnfhel92-ezy">
+            <w:hyperlink w:history="1" r:id="rIdmzcfqid0tyoc0qplade_n">
               <w:r>
                 <w:rPr>
                   <w:rFonts w:ascii="Arial" w:cs="Arial" w:eastAsia="Arial" w:hAnsi="Arial"/>
@@ -21573,7 +21573,7 @@
               <w:spacing w:after="10" w:before="0"/>
               <w:ind w:left="120"/>
             </w:pPr>
-            <w:hyperlink w:history="1" r:id="rId4d1obrogzgjc3vqxdy_-o">
+            <w:hyperlink w:history="1" r:id="rIdpg39rfj0onoqqrytyksb3">
               <w:r>
                 <w:rPr>
                   <w:rFonts w:ascii="Arial" w:cs="Arial" w:eastAsia="Arial" w:hAnsi="Arial"/>
@@ -21805,7 +21805,7 @@
               <w:spacing w:after="10" w:before="0"/>
               <w:ind w:left="120"/>
             </w:pPr>
-            <w:hyperlink w:history="1" r:id="rId3wb7p4zobx6qxyzhuiwke">
+            <w:hyperlink w:history="1" r:id="rIdnivdgvz_d_vinead1ugtj">
               <w:r>
                 <w:rPr>
                   <w:rFonts w:ascii="Arial" w:cs="Arial" w:eastAsia="Arial" w:hAnsi="Arial"/>
@@ -21882,7 +21882,7 @@
               <w:spacing w:after="10" w:before="0"/>
               <w:ind w:left="120"/>
             </w:pPr>
-            <w:hyperlink w:history="1" r:id="rIdkinnkorz9koh8cp80wnjy">
+            <w:hyperlink w:history="1" r:id="rIdehf-6v30dqa0z4m3zqowz">
               <w:r>
                 <w:rPr>
                   <w:rFonts w:ascii="Arial" w:cs="Arial" w:eastAsia="Arial" w:hAnsi="Arial"/>
@@ -22114,7 +22114,7 @@
               <w:spacing w:after="10" w:before="0"/>
               <w:ind w:left="120"/>
             </w:pPr>
-            <w:hyperlink w:history="1" r:id="rIdx7lzgryybi1ns_zmbtodm">
+            <w:hyperlink w:history="1" r:id="rIdpwarl2gmjrnsjstiyaybk">
               <w:r>
                 <w:rPr>
                   <w:rFonts w:ascii="Arial" w:cs="Arial" w:eastAsia="Arial" w:hAnsi="Arial"/>
@@ -22191,7 +22191,7 @@
               <w:spacing w:after="10" w:before="0"/>
               <w:ind w:left="120"/>
             </w:pPr>
-            <w:hyperlink w:history="1" r:id="rIdqw34q0ieqs_rts4o2docz">
+            <w:hyperlink w:history="1" r:id="rId9rh4cjltfkxm3hlwmcp4m">
               <w:r>
                 <w:rPr>
                   <w:rFonts w:ascii="Arial" w:cs="Arial" w:eastAsia="Arial" w:hAnsi="Arial"/>
@@ -22423,7 +22423,7 @@
               <w:spacing w:after="10" w:before="0"/>
               <w:ind w:left="120"/>
             </w:pPr>
-            <w:hyperlink w:history="1" r:id="rIdglcru8jpgqqrn1fhwy5_5">
+            <w:hyperlink w:history="1" r:id="rIdptfzdk_v6-btdeckmbjfs">
               <w:r>
                 <w:rPr>
                   <w:rFonts w:ascii="Arial" w:cs="Arial" w:eastAsia="Arial" w:hAnsi="Arial"/>
@@ -22500,7 +22500,7 @@
               <w:spacing w:after="10" w:before="0"/>
               <w:ind w:left="120"/>
             </w:pPr>
-            <w:hyperlink w:history="1" r:id="rIdvtnlovrgpsfus48kjvehj">
+            <w:hyperlink w:history="1" r:id="rIdhjykrjwcyzp7_pytsali8">
               <w:r>
                 <w:rPr>
                   <w:rFonts w:ascii="Arial" w:cs="Arial" w:eastAsia="Arial" w:hAnsi="Arial"/>
@@ -22732,7 +22732,7 @@
               <w:spacing w:after="10" w:before="0"/>
               <w:ind w:left="120"/>
             </w:pPr>
-            <w:hyperlink w:history="1" r:id="rIdcgnue5smviceitlrgbusj">
+            <w:hyperlink w:history="1" r:id="rId7ajxyqbix-db2tcvpeqdx">
               <w:r>
                 <w:rPr>
                   <w:rFonts w:ascii="Arial" w:cs="Arial" w:eastAsia="Arial" w:hAnsi="Arial"/>
@@ -22809,7 +22809,7 @@
               <w:spacing w:after="10" w:before="0"/>
               <w:ind w:left="120"/>
             </w:pPr>
-            <w:hyperlink w:history="1" r:id="rIdlmbztfwuqvpss61hbmh0p">
+            <w:hyperlink w:history="1" r:id="rIdewqz-tf--xrsa3qo59t6g">
               <w:r>
                 <w:rPr>
                   <w:rFonts w:ascii="Arial" w:cs="Arial" w:eastAsia="Arial" w:hAnsi="Arial"/>
@@ -23349,7 +23349,7 @@
         </w:rPr>
         <w:t xml:space="preserve">© 2026 SeaVuria and ARES. Aligned with KICD objectives. Developed by SeaVuria; technical implementation by ARES (with AI assistance from Claude). Licensed under </w:t>
       </w:r>
-      <w:hyperlink w:history="1" r:id="rIdo162qj180q_6vjt6qrvdz">
+      <w:hyperlink w:history="1" r:id="rId7dhwhelivuc8nlntrk8nw">
         <w:r>
           <w:rPr>
             <w:rFonts w:ascii="Arial" w:cs="Arial" w:eastAsia="Arial" w:hAnsi="Arial"/>
@@ -23370,7 +23370,7 @@
         </w:rPr>
         <w:t xml:space="preserve"> (</w:t>
       </w:r>
-      <w:hyperlink w:history="1" r:id="rIdfhe_uxmrxu-dqg-1dqxjm">
+      <w:hyperlink w:history="1" r:id="rIdmr7sdwz1puldjfvieprxh">
         <w:r>
           <w:rPr>
             <w:rFonts w:ascii="Arial" w:cs="Arial" w:eastAsia="Arial" w:hAnsi="Arial"/>
@@ -24427,7 +24427,7 @@
               <w:spacing w:after="10" w:before="0"/>
               <w:ind w:left="120"/>
             </w:pPr>
-            <w:hyperlink w:history="1" r:id="rId3towg9ik9magbbs0d54yn">
+            <w:hyperlink w:history="1" r:id="rId3cu7lgqatifylzs6h54i8">
               <w:r>
                 <w:rPr>
                   <w:rFonts w:ascii="Arial" w:cs="Arial" w:eastAsia="Arial" w:hAnsi="Arial"/>
@@ -24487,7 +24487,7 @@
             <w:pPr>
               <w:spacing w:after="20" w:before="0"/>
             </w:pPr>
-            <w:hyperlink w:history="1" r:id="rId6bsr393udyd4jqqemnm8d">
+            <w:hyperlink w:history="1" r:id="rIdivewx6fqnaxcerpcy6r3d">
               <w:r>
                 <w:rPr>
                   <w:rFonts w:ascii="Arial" w:cs="Arial" w:eastAsia="Arial" w:hAnsi="Arial"/>
@@ -24536,7 +24536,7 @@
               <w:spacing w:after="10" w:before="0"/>
               <w:ind w:left="120"/>
             </w:pPr>
-            <w:hyperlink w:history="1" r:id="rId9wsswxhw3r87fcfjukazz">
+            <w:hyperlink w:history="1" r:id="rIdhqcuppjtcde2pafv-dnkh">
               <w:r>
                 <w:rPr>
                   <w:rFonts w:ascii="Arial" w:cs="Arial" w:eastAsia="Arial" w:hAnsi="Arial"/>
@@ -24753,7 +24753,7 @@
               <w:spacing w:after="10" w:before="0"/>
               <w:ind w:left="120"/>
             </w:pPr>
-            <w:hyperlink w:history="1" r:id="rIdyivttm1fqdmxq4qj67kf1">
+            <w:hyperlink w:history="1" r:id="rIdf8h0i331s29hkeqeuwyrn">
               <w:r>
                 <w:rPr>
                   <w:rFonts w:ascii="Arial" w:cs="Arial" w:eastAsia="Arial" w:hAnsi="Arial"/>
@@ -24813,7 +24813,7 @@
             <w:pPr>
               <w:spacing w:after="20" w:before="0"/>
             </w:pPr>
-            <w:hyperlink w:history="1" r:id="rIdzsj0jwv6zhygqixfm3ln8">
+            <w:hyperlink w:history="1" r:id="rIdlooksb-qzsu0fyomnwi0g">
               <w:r>
                 <w:rPr>
                   <w:rFonts w:ascii="Arial" w:cs="Arial" w:eastAsia="Arial" w:hAnsi="Arial"/>
@@ -24862,7 +24862,7 @@
               <w:spacing w:after="10" w:before="0"/>
               <w:ind w:left="120"/>
             </w:pPr>
-            <w:hyperlink w:history="1" r:id="rIddorvpqagdmatz3wagp6am">
+            <w:hyperlink w:history="1" r:id="rIdtlklq1syk6ykaiplfefis">
               <w:r>
                 <w:rPr>
                   <w:rFonts w:ascii="Arial" w:cs="Arial" w:eastAsia="Arial" w:hAnsi="Arial"/>
@@ -25079,7 +25079,7 @@
               <w:spacing w:after="10" w:before="0"/>
               <w:ind w:left="120"/>
             </w:pPr>
-            <w:hyperlink w:history="1" r:id="rIddvwlfez1_q7verfe2bhzq">
+            <w:hyperlink w:history="1" r:id="rIdsj_yq0d7k0hqnitvwjwrk">
               <w:r>
                 <w:rPr>
                   <w:rFonts w:ascii="Arial" w:cs="Arial" w:eastAsia="Arial" w:hAnsi="Arial"/>
@@ -25139,7 +25139,7 @@
             <w:pPr>
               <w:spacing w:after="20" w:before="0"/>
             </w:pPr>
-            <w:hyperlink w:history="1" r:id="rIdopzsoynytfi5k929xt_q1">
+            <w:hyperlink w:history="1" r:id="rIde0zjila4sxn3b8hgradcp">
               <w:r>
                 <w:rPr>
                   <w:rFonts w:ascii="Arial" w:cs="Arial" w:eastAsia="Arial" w:hAnsi="Arial"/>
@@ -25188,7 +25188,7 @@
               <w:spacing w:after="10" w:before="0"/>
               <w:ind w:left="120"/>
             </w:pPr>
-            <w:hyperlink w:history="1" r:id="rId_6q19yyweyfpufutwjhab">
+            <w:hyperlink w:history="1" r:id="rIdlnshpoyx1o_y74qjdj3nf">
               <w:r>
                 <w:rPr>
                   <w:rFonts w:ascii="Arial" w:cs="Arial" w:eastAsia="Arial" w:hAnsi="Arial"/>
@@ -25405,7 +25405,7 @@
               <w:spacing w:after="10" w:before="0"/>
               <w:ind w:left="120"/>
             </w:pPr>
-            <w:hyperlink w:history="1" r:id="rId_6hkih2-uks8q0dnhzbsz">
+            <w:hyperlink w:history="1" r:id="rId3u2z7kmepdbuz4b7lptb5">
               <w:r>
                 <w:rPr>
                   <w:rFonts w:ascii="Arial" w:cs="Arial" w:eastAsia="Arial" w:hAnsi="Arial"/>
@@ -25465,7 +25465,7 @@
             <w:pPr>
               <w:spacing w:after="20" w:before="0"/>
             </w:pPr>
-            <w:hyperlink w:history="1" r:id="rIdxmu8qa-txob-lyoscihde">
+            <w:hyperlink w:history="1" r:id="rIdwnv1crfkyiiqavped0iri">
               <w:r>
                 <w:rPr>
                   <w:rFonts w:ascii="Arial" w:cs="Arial" w:eastAsia="Arial" w:hAnsi="Arial"/>
@@ -25514,7 +25514,7 @@
               <w:spacing w:after="10" w:before="0"/>
               <w:ind w:left="120"/>
             </w:pPr>
-            <w:hyperlink w:history="1" r:id="rIdxvpvvwakfmqsf7xhaokym">
+            <w:hyperlink w:history="1" r:id="rIdjieaokar8jtnj7ktzicea">
               <w:r>
                 <w:rPr>
                   <w:rFonts w:ascii="Arial" w:cs="Arial" w:eastAsia="Arial" w:hAnsi="Arial"/>
@@ -25731,7 +25731,7 @@
               <w:spacing w:after="10" w:before="0"/>
               <w:ind w:left="120"/>
             </w:pPr>
-            <w:hyperlink w:history="1" r:id="rIdthya1x4ds0pbhb007y5ji">
+            <w:hyperlink w:history="1" r:id="rId6hq2mhzbf7j1ww4oi62el">
               <w:r>
                 <w:rPr>
                   <w:rFonts w:ascii="Arial" w:cs="Arial" w:eastAsia="Arial" w:hAnsi="Arial"/>
@@ -25791,7 +25791,7 @@
             <w:pPr>
               <w:spacing w:after="20" w:before="0"/>
             </w:pPr>
-            <w:hyperlink w:history="1" r:id="rIdttygagdhjptpgege959cm">
+            <w:hyperlink w:history="1" r:id="rIdcagoswu9lbt2iwbeaktok">
               <w:r>
                 <w:rPr>
                   <w:rFonts w:ascii="Arial" w:cs="Arial" w:eastAsia="Arial" w:hAnsi="Arial"/>
@@ -25840,7 +25840,7 @@
               <w:spacing w:after="10" w:before="0"/>
               <w:ind w:left="120"/>
             </w:pPr>
-            <w:hyperlink w:history="1" r:id="rIdttetoauuacd_rhhadw9y2">
+            <w:hyperlink w:history="1" r:id="rIdsdg9gugrekquoldsk9o-c">
               <w:r>
                 <w:rPr>
                   <w:rFonts w:ascii="Arial" w:cs="Arial" w:eastAsia="Arial" w:hAnsi="Arial"/>
@@ -26365,7 +26365,7 @@
         </w:rPr>
         <w:t xml:space="preserve">© 2026 SeaVuria and ARES. Aligned with KICD objectives. Developed by SeaVuria; technical implementation by ARES (with AI assistance from Claude). Licensed under </w:t>
       </w:r>
-      <w:hyperlink w:history="1" r:id="rIdotfrm42mf59bdoyagfrvg">
+      <w:hyperlink w:history="1" r:id="rIdkolyptnvehoirkhmjoynn">
         <w:r>
           <w:rPr>
             <w:rFonts w:ascii="Arial" w:cs="Arial" w:eastAsia="Arial" w:hAnsi="Arial"/>
@@ -26386,7 +26386,7 @@
         </w:rPr>
         <w:t xml:space="preserve"> (</w:t>
       </w:r>
-      <w:hyperlink w:history="1" r:id="rIdck9zkcbffqscklqo3v8td">
+      <w:hyperlink w:history="1" r:id="rIdtxnewkr43ao5sfbc32b2z">
         <w:r>
           <w:rPr>
             <w:rFonts w:ascii="Arial" w:cs="Arial" w:eastAsia="Arial" w:hAnsi="Arial"/>
